--- a/docs/treinamento/Manual-de-Treinamento-riSZon.docx
+++ b/docs/treinamento/Manual-de-Treinamento-riSZon.docx
@@ -180,7 +180,7 @@
           <w:sz w:val="20"/>
           <w:szCs w:val="20"/>
         </w:rPr>
-        <w:t xml:space="preserve">11 de setembro de 2026</w:t>
+        <w:t xml:space="preserve">14 de setembro de 2026</w:t>
       </w:r>
     </w:p>
     <w:p>
@@ -7937,6 +7937,24 @@
                 <w:szCs w:val="20"/>
               </w:rPr>
               <w:t xml:space="preserve">Convênio com empresas parceiras; </w:t>
+            </w:r>
+            <w:r>
+              <w:rPr>
+                <w:b/>
+                <w:bCs/>
+                <w:color w:val="23293D"/>
+                <w:sz w:val="20"/>
+                <w:szCs w:val="20"/>
+              </w:rPr>
+              <w:t xml:space="preserve">Funil</w:t>
+            </w:r>
+            <w:r>
+              <w:rPr>
+                <w:color w:val="23293D"/>
+                <w:sz w:val="20"/>
+                <w:szCs w:val="20"/>
+              </w:rPr>
+              <w:t xml:space="preserve"> é o quadro comercial de 8 fases (da captação à implantação), </w:t>
             </w:r>
             <w:r>
               <w:rPr>

--- a/docs/treinamento/Manual-de-Treinamento-riSZon.docx
+++ b/docs/treinamento/Manual-de-Treinamento-riSZon.docx
@@ -7964,6 +7964,24 @@
                 <w:sz w:val="20"/>
                 <w:szCs w:val="20"/>
               </w:rPr>
+              <w:t xml:space="preserve">Agenda</w:t>
+            </w:r>
+            <w:r>
+              <w:rPr>
+                <w:color w:val="23293D"/>
+                <w:sz w:val="20"/>
+                <w:szCs w:val="20"/>
+              </w:rPr>
+              <w:t xml:space="preserve"> reúne as reuniões do programa, </w:t>
+            </w:r>
+            <w:r>
+              <w:rPr>
+                <w:b/>
+                <w:bCs/>
+                <w:color w:val="23293D"/>
+                <w:sz w:val="20"/>
+                <w:szCs w:val="20"/>
+              </w:rPr>
               <w:t xml:space="preserve">Cobranças</w:t>
             </w:r>
             <w:r>
@@ -7972,7 +7990,7 @@
                 <w:sz w:val="20"/>
                 <w:szCs w:val="20"/>
               </w:rPr>
-              <w:t xml:space="preserve"> reúne as de todas as empresas, e </w:t>
+              <w:t xml:space="preserve"> as de todas as empresas, e </w:t>
             </w:r>
             <w:r>
               <w:rPr>

--- a/docs/treinamento/Manual-de-Treinamento-riSZon.docx
+++ b/docs/treinamento/Manual-de-Treinamento-riSZon.docx
@@ -7954,7 +7954,25 @@
                 <w:sz w:val="20"/>
                 <w:szCs w:val="20"/>
               </w:rPr>
-              <w:t xml:space="preserve"> é o quadro comercial de 8 fases (da captação à implantação), </w:t>
+              <w:t xml:space="preserve"> é o quadro comercial de 8 fases (da captação à implantação) — clicar no nome da empresa abre o </w:t>
+            </w:r>
+            <w:r>
+              <w:rPr>
+                <w:b/>
+                <w:bCs/>
+                <w:color w:val="23293D"/>
+                <w:sz w:val="20"/>
+                <w:szCs w:val="20"/>
+              </w:rPr>
+              <w:t xml:space="preserve">levantamento e a simulação da proposta</w:t>
+            </w:r>
+            <w:r>
+              <w:rPr>
+                <w:color w:val="23293D"/>
+                <w:sz w:val="20"/>
+                <w:szCs w:val="20"/>
+              </w:rPr>
+              <w:t xml:space="preserve"> —, </w:t>
             </w:r>
             <w:r>
               <w:rPr>

--- a/docs/treinamento/Manual-de-Treinamento-riSZon.docx
+++ b/docs/treinamento/Manual-de-Treinamento-riSZon.docx
@@ -7964,7 +7964,7 @@
                 <w:sz w:val="20"/>
                 <w:szCs w:val="20"/>
               </w:rPr>
-              <w:t xml:space="preserve">levantamento e a simulação da proposta</w:t>
+              <w:t xml:space="preserve">levantamento, a simulação da proposta, a apresentação em PDF e o registro do envio</w:t>
             </w:r>
             <w:r>
               <w:rPr>

--- a/docs/treinamento/Manual-de-Treinamento-riSZon.docx
+++ b/docs/treinamento/Manual-de-Treinamento-riSZon.docx
@@ -7964,7 +7964,7 @@
                 <w:sz w:val="20"/>
                 <w:szCs w:val="20"/>
               </w:rPr>
-              <w:t xml:space="preserve">levantamento, a simulação da proposta, a apresentação em PDF e o registro do envio</w:t>
+              <w:t xml:space="preserve">levantamento, a simulação da proposta, a apresentação em PDF, o registro do envio e, no fechamento, a conferência do consultor e os passos da implantação</w:t>
             </w:r>
             <w:r>
               <w:rPr>

--- a/docs/treinamento/Manual-de-Treinamento-riSZon.docx
+++ b/docs/treinamento/Manual-de-Treinamento-riSZon.docx
@@ -7936,7 +7936,7 @@
                 <w:sz w:val="20"/>
                 <w:szCs w:val="20"/>
               </w:rPr>
-              <w:t xml:space="preserve">Convênio com empresas parceiras; </w:t>
+              <w:t xml:space="preserve">Convênio com empresas parceiras. </w:t>
             </w:r>
             <w:r>
               <w:rPr>
@@ -7954,7 +7954,7 @@
                 <w:sz w:val="20"/>
                 <w:szCs w:val="20"/>
               </w:rPr>
-              <w:t xml:space="preserve"> é o quadro comercial de 8 fases (da captação à implantação) — clicar no nome da empresa abre o </w:t>
+              <w:t xml:space="preserve">: o quadro comercial de 8 fases, da captação à implantação — clicar no nome da empresa abre o levantamento, a simulação da proposta, a apresentação em PDF, o registro do envio e, no fechamento, a conferência do consultor e os passos da implantação. </w:t>
             </w:r>
             <w:r>
               <w:rPr>
@@ -7964,15 +7964,15 @@
                 <w:sz w:val="20"/>
                 <w:szCs w:val="20"/>
               </w:rPr>
-              <w:t xml:space="preserve">levantamento, a simulação da proposta, a apresentação em PDF, o registro do envio e, no fechamento, a conferência do consultor e os passos da implantação</w:t>
-            </w:r>
-            <w:r>
-              <w:rPr>
-                <w:color w:val="23293D"/>
-                <w:sz w:val="20"/>
-                <w:szCs w:val="20"/>
-              </w:rPr>
-              <w:t xml:space="preserve"> —, </w:t>
+              <w:t xml:space="preserve">Painel</w:t>
+            </w:r>
+            <w:r>
+              <w:rPr>
+                <w:color w:val="23293D"/>
+                <w:sz w:val="20"/>
+                <w:szCs w:val="20"/>
+              </w:rPr>
+              <w:t xml:space="preserve">: conversão fase a fase, tempo em cada fase, quem está parado e o desempenho por consultor e por canal. </w:t>
             </w:r>
             <w:r>
               <w:rPr>
@@ -7990,7 +7990,7 @@
                 <w:sz w:val="20"/>
                 <w:szCs w:val="20"/>
               </w:rPr>
-              <w:t xml:space="preserve"> reúne as reuniões do programa, </w:t>
+              <w:t xml:space="preserve">: as reuniões do programa. </w:t>
             </w:r>
             <w:r>
               <w:rPr>
@@ -8008,7 +8008,7 @@
                 <w:sz w:val="20"/>
                 <w:szCs w:val="20"/>
               </w:rPr>
-              <w:t xml:space="preserve"> as de todas as empresas, e </w:t>
+              <w:t xml:space="preserve">: as de todas as empresas. </w:t>
             </w:r>
             <w:r>
               <w:rPr>
@@ -8026,7 +8026,7 @@
                 <w:sz w:val="20"/>
                 <w:szCs w:val="20"/>
               </w:rPr>
-              <w:t xml:space="preserve"> é a fila de ligação da recepção/SDR em cada empresa</w:t>
+              <w:t xml:space="preserve">: a fila de ligação da recepção/SDR em cada empresa</w:t>
             </w:r>
           </w:p>
         </w:tc>

--- a/docs/treinamento/Manual-de-Treinamento-riSZon.docx
+++ b/docs/treinamento/Manual-de-Treinamento-riSZon.docx
@@ -180,7 +180,7 @@
           <w:sz w:val="20"/>
           <w:szCs w:val="20"/>
         </w:rPr>
-        <w:t xml:space="preserve">14 de setembro de 2026</w:t>
+        <w:t xml:space="preserve">15 de setembro de 2026</w:t>
       </w:r>
     </w:p>
     <w:p>
@@ -3663,21 +3663,335 @@
       </w:pPr>
       <w:r>
         <w:rPr>
-          <w:b/>
-          <w:bCs/>
-          <w:color w:val="23293D"/>
-          <w:sz w:val="21"/>
-          <w:szCs w:val="21"/>
-        </w:rPr>
-        <w:t xml:space="preserve">No alto:</w:t>
-      </w:r>
-      <w:r>
-        <w:rPr>
-          <w:color w:val="23293D"/>
-          <w:sz w:val="21"/>
-          <w:szCs w:val="21"/>
-        </w:rPr>
-        <w:t xml:space="preserve"> quanto há a receber, quanto já venceu (com multa e juros), a </w:t>
+          <w:color w:val="23293D"/>
+          <w:sz w:val="21"/>
+          <w:szCs w:val="21"/>
+        </w:rPr>
+        <w:t xml:space="preserve">Ela tem </w:t>
+      </w:r>
+      <w:r>
+        <w:rPr>
+          <w:b/>
+          <w:bCs/>
+          <w:color w:val="23293D"/>
+          <w:sz w:val="21"/>
+          <w:szCs w:val="21"/>
+        </w:rPr>
+        <w:t xml:space="preserve">duas abas</w:t>
+      </w:r>
+      <w:r>
+        <w:rPr>
+          <w:color w:val="23293D"/>
+          <w:sz w:val="21"/>
+          <w:szCs w:val="21"/>
+        </w:rPr>
+        <w:t xml:space="preserve">, e elas respondem perguntas diferentes:</w:t>
+      </w:r>
+    </w:p>
+    <w:tbl>
+      <w:tblPr>
+        <w:tblW w:type="dxa" w:w="9638"/>
+        <w:tblBorders>
+          <w:top w:val="single" w:color="D8D4C8" w:sz="2"/>
+          <w:left w:val="single" w:color="D8D4C8" w:sz="2"/>
+          <w:bottom w:val="single" w:color="D8D4C8" w:sz="2"/>
+          <w:right w:val="single" w:color="D8D4C8" w:sz="2"/>
+          <w:insideH w:val="single" w:color="D8D4C8" w:sz="2"/>
+          <w:insideV w:val="single" w:color="D8D4C8" w:sz="2"/>
+        </w:tblBorders>
+        <w:tblLayout w:type="fixed"/>
+      </w:tblPr>
+      <w:tblGrid>
+        <w:gridCol w:w="3178"/>
+        <w:gridCol w:w="2653"/>
+        <w:gridCol w:w="3807"/>
+      </w:tblGrid>
+      <w:tr>
+        <w:trPr>
+          <w:tblHeader/>
+        </w:trPr>
+        <w:tc>
+          <w:tcPr>
+            <w:tcW w:type="dxa" w:w="3178"/>
+            <w:shd w:fill="1F3253" w:color="auto" w:val="clear"/>
+            <w:tcMar>
+              <w:top w:type="dxa" w:w="90"/>
+              <w:left w:type="dxa" w:w="110"/>
+              <w:bottom w:type="dxa" w:w="90"/>
+              <w:right w:type="dxa" w:w="110"/>
+            </w:tcMar>
+            <w:vAlign w:val="center"/>
+          </w:tcPr>
+          <w:p>
+            <w:pPr>
+              <w:spacing w:after="0" w:line="250"/>
+            </w:pPr>
+            <w:r>
+              <w:rPr>
+                <w:b/>
+                <w:bCs/>
+                <w:color w:val="FFFFFF"/>
+                <w:sz w:val="19"/>
+                <w:szCs w:val="19"/>
+              </w:rPr>
+              <w:t xml:space="preserve">Aba</w:t>
+            </w:r>
+          </w:p>
+        </w:tc>
+        <w:tc>
+          <w:tcPr>
+            <w:tcW w:type="dxa" w:w="2653"/>
+            <w:shd w:fill="1F3253" w:color="auto" w:val="clear"/>
+            <w:tcMar>
+              <w:top w:type="dxa" w:w="90"/>
+              <w:left w:type="dxa" w:w="110"/>
+              <w:bottom w:type="dxa" w:w="90"/>
+              <w:right w:type="dxa" w:w="110"/>
+            </w:tcMar>
+            <w:vAlign w:val="center"/>
+          </w:tcPr>
+          <w:p>
+            <w:pPr>
+              <w:spacing w:after="0" w:line="250"/>
+            </w:pPr>
+            <w:r>
+              <w:rPr>
+                <w:b/>
+                <w:bCs/>
+                <w:color w:val="FFFFFF"/>
+                <w:sz w:val="19"/>
+                <w:szCs w:val="19"/>
+              </w:rPr>
+              <w:t xml:space="preserve">Uma linha por</w:t>
+            </w:r>
+          </w:p>
+        </w:tc>
+        <w:tc>
+          <w:tcPr>
+            <w:tcW w:type="dxa" w:w="3807"/>
+            <w:shd w:fill="1F3253" w:color="auto" w:val="clear"/>
+            <w:tcMar>
+              <w:top w:type="dxa" w:w="90"/>
+              <w:left w:type="dxa" w:w="110"/>
+              <w:bottom w:type="dxa" w:w="90"/>
+              <w:right w:type="dxa" w:w="110"/>
+            </w:tcMar>
+            <w:vAlign w:val="center"/>
+          </w:tcPr>
+          <w:p>
+            <w:pPr>
+              <w:spacing w:after="0" w:line="250"/>
+            </w:pPr>
+            <w:r>
+              <w:rPr>
+                <w:b/>
+                <w:bCs/>
+                <w:color w:val="FFFFFF"/>
+                <w:sz w:val="19"/>
+                <w:szCs w:val="19"/>
+              </w:rPr>
+              <w:t xml:space="preserve">Serve para</w:t>
+            </w:r>
+          </w:p>
+        </w:tc>
+      </w:tr>
+      <w:tr>
+        <w:tc>
+          <w:tcPr>
+            <w:tcW w:type="dxa" w:w="3178"/>
+            <w:tcMar>
+              <w:top w:type="dxa" w:w="90"/>
+              <w:left w:type="dxa" w:w="110"/>
+              <w:bottom w:type="dxa" w:w="90"/>
+              <w:right w:type="dxa" w:w="110"/>
+            </w:tcMar>
+            <w:vAlign w:val="center"/>
+          </w:tcPr>
+          <w:p>
+            <w:pPr>
+              <w:spacing w:after="0" w:line="250"/>
+            </w:pPr>
+            <w:r>
+              <w:rPr>
+                <w:b/>
+                <w:bCs/>
+                <w:color w:val="23293D"/>
+                <w:sz w:val="20"/>
+                <w:szCs w:val="20"/>
+              </w:rPr>
+              <w:t xml:space="preserve">Visão geral</w:t>
+            </w:r>
+          </w:p>
+        </w:tc>
+        <w:tc>
+          <w:tcPr>
+            <w:tcW w:type="dxa" w:w="2653"/>
+            <w:tcMar>
+              <w:top w:type="dxa" w:w="90"/>
+              <w:left w:type="dxa" w:w="110"/>
+              <w:bottom w:type="dxa" w:w="90"/>
+              <w:right w:type="dxa" w:w="110"/>
+            </w:tcMar>
+            <w:vAlign w:val="center"/>
+          </w:tcPr>
+          <w:p>
+            <w:pPr>
+              <w:spacing w:after="0" w:line="250"/>
+            </w:pPr>
+            <w:r>
+              <w:rPr>
+                <w:color w:val="23293D"/>
+                <w:sz w:val="20"/>
+                <w:szCs w:val="20"/>
+              </w:rPr>
+              <w:t xml:space="preserve">cobrança</w:t>
+            </w:r>
+          </w:p>
+        </w:tc>
+        <w:tc>
+          <w:tcPr>
+            <w:tcW w:type="dxa" w:w="3807"/>
+            <w:tcMar>
+              <w:top w:type="dxa" w:w="90"/>
+              <w:left w:type="dxa" w:w="110"/>
+              <w:bottom w:type="dxa" w:w="90"/>
+              <w:right w:type="dxa" w:w="110"/>
+            </w:tcMar>
+            <w:vAlign w:val="center"/>
+          </w:tcPr>
+          <w:p>
+            <w:pPr>
+              <w:spacing w:after="0" w:line="250"/>
+            </w:pPr>
+            <w:r>
+              <w:rPr>
+                <w:color w:val="23293D"/>
+                <w:sz w:val="20"/>
+                <w:szCs w:val="20"/>
+              </w:rPr>
+              <w:t xml:space="preserve">conferir o financeiro</w:t>
+            </w:r>
+          </w:p>
+        </w:tc>
+      </w:tr>
+      <w:tr>
+        <w:tc>
+          <w:tcPr>
+            <w:tcW w:type="dxa" w:w="3178"/>
+            <w:shd w:fill="F7F6F2" w:color="auto" w:val="clear"/>
+            <w:tcMar>
+              <w:top w:type="dxa" w:w="90"/>
+              <w:left w:type="dxa" w:w="110"/>
+              <w:bottom w:type="dxa" w:w="90"/>
+              <w:right w:type="dxa" w:w="110"/>
+            </w:tcMar>
+            <w:vAlign w:val="center"/>
+          </w:tcPr>
+          <w:p>
+            <w:pPr>
+              <w:spacing w:after="0" w:line="250"/>
+            </w:pPr>
+            <w:r>
+              <w:rPr>
+                <w:b/>
+                <w:bCs/>
+                <w:color w:val="23293D"/>
+                <w:sz w:val="20"/>
+                <w:szCs w:val="20"/>
+              </w:rPr>
+              <w:t xml:space="preserve">Inadimplentes</w:t>
+            </w:r>
+          </w:p>
+        </w:tc>
+        <w:tc>
+          <w:tcPr>
+            <w:tcW w:type="dxa" w:w="2653"/>
+            <w:shd w:fill="F7F6F2" w:color="auto" w:val="clear"/>
+            <w:tcMar>
+              <w:top w:type="dxa" w:w="90"/>
+              <w:left w:type="dxa" w:w="110"/>
+              <w:bottom w:type="dxa" w:w="90"/>
+              <w:right w:type="dxa" w:w="110"/>
+            </w:tcMar>
+            <w:vAlign w:val="center"/>
+          </w:tcPr>
+          <w:p>
+            <w:pPr>
+              <w:spacing w:after="0" w:line="250"/>
+            </w:pPr>
+            <w:r>
+              <w:rPr>
+                <w:color w:val="23293D"/>
+                <w:sz w:val="20"/>
+                <w:szCs w:val="20"/>
+              </w:rPr>
+              <w:t xml:space="preserve">pessoa</w:t>
+            </w:r>
+          </w:p>
+        </w:tc>
+        <w:tc>
+          <w:tcPr>
+            <w:tcW w:type="dxa" w:w="3807"/>
+            <w:shd w:fill="F7F6F2" w:color="auto" w:val="clear"/>
+            <w:tcMar>
+              <w:top w:type="dxa" w:w="90"/>
+              <w:left w:type="dxa" w:w="110"/>
+              <w:bottom w:type="dxa" w:w="90"/>
+              <w:right w:type="dxa" w:w="110"/>
+            </w:tcMar>
+            <w:vAlign w:val="center"/>
+          </w:tcPr>
+          <w:p>
+            <w:pPr>
+              <w:spacing w:after="0" w:line="250"/>
+            </w:pPr>
+            <w:r>
+              <w:rPr>
+                <w:b/>
+                <w:bCs/>
+                <w:color w:val="23293D"/>
+                <w:sz w:val="20"/>
+                <w:szCs w:val="20"/>
+              </w:rPr>
+              <w:t xml:space="preserve">ligar e cobrar</w:t>
+            </w:r>
+          </w:p>
+        </w:tc>
+      </w:tr>
+    </w:tbl>
+    <w:p>
+      <w:pPr>
+        <w:spacing w:after="140" w:line="120"/>
+      </w:pPr>
+      <w:r>
+        <w:rPr>
+          <w:sz w:val="2"/>
+          <w:szCs w:val="2"/>
+        </w:rPr>
+        <w:t xml:space="preserve"/>
+      </w:r>
+    </w:p>
+    <w:p>
+      <w:pPr>
+        <w:spacing w:after="140" w:line="280"/>
+      </w:pPr>
+      <w:r>
+        <w:rPr>
+          <w:b/>
+          <w:bCs/>
+          <w:color w:val="23293D"/>
+          <w:sz w:val="21"/>
+          <w:szCs w:val="21"/>
+        </w:rPr>
+        <w:t xml:space="preserve">No alto da visão geral:</w:t>
+      </w:r>
+      <w:r>
+        <w:rPr>
+          <w:color w:val="23293D"/>
+          <w:sz w:val="21"/>
+          <w:szCs w:val="21"/>
+        </w:rPr>
+        <w:t xml:space="preserve"> quanto há a receber, quanto já venceu, a </w:t>
       </w:r>
       <w:r>
         <w:rPr>
@@ -3696,6 +4010,133 @@
           <w:szCs w:val="21"/>
         </w:rPr>
         <w:t xml:space="preserve"> e quanto foi recebido no mês.</w:t>
+      </w:r>
+    </w:p>
+    <w:tbl>
+      <w:tblPr>
+        <w:tblW w:type="dxa" w:w="9638"/>
+        <w:tblBorders>
+          <w:top w:val="single" w:color="F5F3EC" w:sz="2"/>
+          <w:left w:val="single" w:color="B98B2E" w:sz="18"/>
+          <w:bottom w:val="single" w:color="F5F3EC" w:sz="2"/>
+          <w:right w:val="single" w:color="F5F3EC" w:sz="2"/>
+          <w:insideH w:val="none" w:color="auto" w:sz="0"/>
+          <w:insideV w:val="none" w:color="auto" w:sz="0"/>
+        </w:tblBorders>
+      </w:tblPr>
+      <w:tblGrid>
+        <w:gridCol w:w="9638"/>
+      </w:tblGrid>
+      <w:tr>
+        <w:tc>
+          <w:tcPr>
+            <w:tcW w:type="dxa" w:w="9638"/>
+            <w:shd w:fill="F5F3EC" w:color="auto" w:val="clear"/>
+            <w:tcMar>
+              <w:top w:type="dxa" w:w="160"/>
+              <w:left w:type="dxa" w:w="220"/>
+              <w:bottom w:type="dxa" w:w="160"/>
+              <w:right w:type="dxa" w:w="200"/>
+            </w:tcMar>
+          </w:tcPr>
+          <w:p>
+            <w:pPr>
+              <w:spacing w:after="140" w:line="280"/>
+            </w:pPr>
+            <w:r>
+              <w:rPr>
+                <w:color w:val="23293D"/>
+                <w:sz w:val="21"/>
+                <w:szCs w:val="21"/>
+              </w:rPr>
+              <w:t xml:space="preserve">⚠️ </w:t>
+            </w:r>
+            <w:r>
+              <w:rPr>
+                <w:b/>
+                <w:bCs/>
+                <w:color w:val="23293D"/>
+                <w:sz w:val="21"/>
+                <w:szCs w:val="21"/>
+              </w:rPr>
+              <w:t xml:space="preserve">O quadro "Vencido" mostra só o principal</w:t>
+            </w:r>
+            <w:r>
+              <w:rPr>
+                <w:color w:val="23293D"/>
+                <w:sz w:val="21"/>
+                <w:szCs w:val="21"/>
+              </w:rPr>
+              <w:t xml:space="preserve">, sem multa e juros. É de propósito: a taxa de inadimplência divide o vencido pelo que há a receber, e os dois lados precisam ser a mesma coisa — somar encargos só em cima faria a unidade parecer pior a cada dia que a dívida ficasse parada, mesmo sem nenhuma cobrança nova atrasando. </w:t>
+            </w:r>
+            <w:r>
+              <w:rPr>
+                <w:b/>
+                <w:bCs/>
+                <w:color w:val="23293D"/>
+                <w:sz w:val="21"/>
+                <w:szCs w:val="21"/>
+              </w:rPr>
+              <w:t xml:space="preserve">O valor que se cobra da pessoa</w:t>
+            </w:r>
+            <w:r>
+              <w:rPr>
+                <w:color w:val="23293D"/>
+                <w:sz w:val="21"/>
+                <w:szCs w:val="21"/>
+              </w:rPr>
+              <w:t xml:space="preserve">, esse sim com multa e juros, está na aba </w:t>
+            </w:r>
+            <w:r>
+              <w:rPr>
+                <w:b/>
+                <w:bCs/>
+                <w:color w:val="23293D"/>
+                <w:sz w:val="21"/>
+                <w:szCs w:val="21"/>
+              </w:rPr>
+              <w:t xml:space="preserve">Inadimplentes</w:t>
+            </w:r>
+            <w:r>
+              <w:rPr>
+                <w:color w:val="23293D"/>
+                <w:sz w:val="21"/>
+                <w:szCs w:val="21"/>
+              </w:rPr>
+              <w:t xml:space="preserve"> e na coluna </w:t>
+            </w:r>
+            <w:r>
+              <w:rPr>
+                <w:i/>
+                <w:iCs/>
+                <w:color w:val="23293D"/>
+                <w:sz w:val="21"/>
+                <w:szCs w:val="21"/>
+              </w:rPr>
+              <w:t xml:space="preserve">Com multa e juros</w:t>
+            </w:r>
+            <w:r>
+              <w:rPr>
+                <w:color w:val="23293D"/>
+                <w:sz w:val="21"/>
+                <w:szCs w:val="21"/>
+              </w:rPr>
+              <w:t xml:space="preserve"> da tabela.</w:t>
+            </w:r>
+          </w:p>
+        </w:tc>
+      </w:tr>
+    </w:tbl>
+    <w:p>
+      <w:pPr>
+        <w:spacing w:after="140" w:line="120"/>
+      </w:pPr>
+      <w:r>
+        <w:rPr>
+          <w:sz w:val="2"/>
+          <w:szCs w:val="2"/>
+        </w:rPr>
+        <w:t xml:space="preserve"/>
       </w:r>
     </w:p>
     <w:p>
@@ -4371,6 +4812,788 @@
           <w:szCs w:val="21"/>
         </w:rPr>
         <w:t xml:space="preserve">: a adquirente paga em D+30, e cobrar antes disso acusaria de inadimplência o que é só prazo combinado.</w:t>
+      </w:r>
+    </w:p>
+    <w:p>
+      <w:pPr>
+        <w:pStyle w:val="Heading3"/>
+      </w:pPr>
+      <w:r>
+        <w:rPr>
+          <w:color w:val="B98B2E"/>
+        </w:rPr>
+        <w:t xml:space="preserve">A aba Inadimplentes — a fila de ligação</w:t>
+      </w:r>
+    </w:p>
+    <w:p>
+      <w:pPr>
+        <w:spacing w:after="140" w:line="280"/>
+      </w:pPr>
+      <w:r>
+        <w:rPr>
+          <w:color w:val="23293D"/>
+          <w:sz w:val="21"/>
+          <w:szCs w:val="21"/>
+        </w:rPr>
+        <w:t xml:space="preserve">É a lista de quem cobrar hoje. </w:t>
+      </w:r>
+      <w:r>
+        <w:rPr>
+          <w:b/>
+          <w:bCs/>
+          <w:color w:val="23293D"/>
+          <w:sz w:val="21"/>
+          <w:szCs w:val="21"/>
+        </w:rPr>
+        <w:t xml:space="preserve">Uma linha por pessoa</w:t>
+      </w:r>
+      <w:r>
+        <w:rPr>
+          <w:color w:val="23293D"/>
+          <w:sz w:val="21"/>
+          <w:szCs w:val="21"/>
+        </w:rPr>
+        <w:t xml:space="preserve">: quem deve cinco parcelas aparece </w:t>
+      </w:r>
+      <w:r>
+        <w:rPr>
+          <w:b/>
+          <w:bCs/>
+          <w:color w:val="23293D"/>
+          <w:sz w:val="21"/>
+          <w:szCs w:val="21"/>
+        </w:rPr>
+        <w:t xml:space="preserve">uma vez</w:t>
+      </w:r>
+      <w:r>
+        <w:rPr>
+          <w:color w:val="23293D"/>
+          <w:sz w:val="21"/>
+          <w:szCs w:val="21"/>
+        </w:rPr>
+        <w:t xml:space="preserve">, com a soma — ninguém liga cinco vezes para a mesma pessoa.</w:t>
+      </w:r>
+    </w:p>
+    <w:p>
+      <w:pPr>
+        <w:spacing w:after="140" w:line="280"/>
+      </w:pPr>
+      <w:r>
+        <w:rPr>
+          <w:color w:val="23293D"/>
+          <w:sz w:val="21"/>
+          <w:szCs w:val="21"/>
+        </w:rPr>
+        <w:t xml:space="preserve">Cada linha traz o </w:t>
+      </w:r>
+      <w:r>
+        <w:rPr>
+          <w:b/>
+          <w:bCs/>
+          <w:color w:val="23293D"/>
+          <w:sz w:val="21"/>
+          <w:szCs w:val="21"/>
+        </w:rPr>
+        <w:t xml:space="preserve">nome</w:t>
+      </w:r>
+      <w:r>
+        <w:rPr>
+          <w:color w:val="23293D"/>
+          <w:sz w:val="21"/>
+          <w:szCs w:val="21"/>
+        </w:rPr>
+        <w:t xml:space="preserve">, o </w:t>
+      </w:r>
+      <w:r>
+        <w:rPr>
+          <w:b/>
+          <w:bCs/>
+          <w:color w:val="23293D"/>
+          <w:sz w:val="21"/>
+          <w:szCs w:val="21"/>
+        </w:rPr>
+        <w:t xml:space="preserve">telefone</w:t>
+      </w:r>
+      <w:r>
+        <w:rPr>
+          <w:color w:val="23293D"/>
+          <w:sz w:val="21"/>
+          <w:szCs w:val="21"/>
+        </w:rPr>
+        <w:t xml:space="preserve"> (clicar disca; o ícone ao lado abre o WhatsApp), o </w:t>
+      </w:r>
+      <w:r>
+        <w:rPr>
+          <w:b/>
+          <w:bCs/>
+          <w:color w:val="23293D"/>
+          <w:sz w:val="21"/>
+          <w:szCs w:val="21"/>
+        </w:rPr>
+        <w:t xml:space="preserve">valor devedor com multa e juros</w:t>
+      </w:r>
+      <w:r>
+        <w:rPr>
+          <w:color w:val="23293D"/>
+          <w:sz w:val="21"/>
+          <w:szCs w:val="21"/>
+        </w:rPr>
+        <w:t xml:space="preserve">, há quantos dias está o </w:t>
+      </w:r>
+      <w:r>
+        <w:rPr>
+          <w:b/>
+          <w:bCs/>
+          <w:color w:val="23293D"/>
+          <w:sz w:val="21"/>
+          <w:szCs w:val="21"/>
+        </w:rPr>
+        <w:t xml:space="preserve">atraso mais antigo</w:t>
+      </w:r>
+      <w:r>
+        <w:rPr>
+          <w:color w:val="23293D"/>
+          <w:sz w:val="21"/>
+          <w:szCs w:val="21"/>
+        </w:rPr>
+        <w:t xml:space="preserve"> e o </w:t>
+      </w:r>
+      <w:r>
+        <w:rPr>
+          <w:b/>
+          <w:bCs/>
+          <w:color w:val="23293D"/>
+          <w:sz w:val="21"/>
+          <w:szCs w:val="21"/>
+        </w:rPr>
+        <w:t xml:space="preserve">último contato</w:t>
+      </w:r>
+      <w:r>
+        <w:rPr>
+          <w:color w:val="23293D"/>
+          <w:sz w:val="21"/>
+          <w:szCs w:val="21"/>
+        </w:rPr>
+        <w:t xml:space="preserve">. Quem tem parcela ainda a vencer mostra isso ao lado, para dar a dívida inteira na mesma conversa.</w:t>
+      </w:r>
+    </w:p>
+    <w:p>
+      <w:pPr>
+        <w:spacing w:after="140" w:line="280"/>
+      </w:pPr>
+      <w:r>
+        <w:rPr>
+          <w:b/>
+          <w:bCs/>
+          <w:color w:val="23293D"/>
+          <w:sz w:val="21"/>
+          <w:szCs w:val="21"/>
+        </w:rPr>
+        <w:t xml:space="preserve">Quatro quadros no alto:</w:t>
+      </w:r>
+      <w:r>
+        <w:rPr>
+          <w:color w:val="23293D"/>
+          <w:sz w:val="21"/>
+          <w:szCs w:val="21"/>
+        </w:rPr>
+        <w:t xml:space="preserve"> pessoas a cobrar, quantas ainda </w:t>
+      </w:r>
+      <w:r>
+        <w:rPr>
+          <w:b/>
+          <w:bCs/>
+          <w:color w:val="23293D"/>
+          <w:sz w:val="21"/>
+          <w:szCs w:val="21"/>
+        </w:rPr>
+        <w:t xml:space="preserve">não foram contatadas</w:t>
+      </w:r>
+      <w:r>
+        <w:rPr>
+          <w:color w:val="23293D"/>
+          <w:sz w:val="21"/>
+          <w:szCs w:val="21"/>
+        </w:rPr>
+        <w:t xml:space="preserve">, quantas </w:t>
+      </w:r>
+      <w:r>
+        <w:rPr>
+          <w:b/>
+          <w:bCs/>
+          <w:color w:val="23293D"/>
+          <w:sz w:val="21"/>
+          <w:szCs w:val="21"/>
+        </w:rPr>
+        <w:t xml:space="preserve">prometeram e não pagaram</w:t>
+      </w:r>
+      <w:r>
+        <w:rPr>
+          <w:color w:val="23293D"/>
+          <w:sz w:val="21"/>
+          <w:szCs w:val="21"/>
+        </w:rPr>
+        <w:t xml:space="preserve">, e quantas estão </w:t>
+      </w:r>
+      <w:r>
+        <w:rPr>
+          <w:b/>
+          <w:bCs/>
+          <w:color w:val="23293D"/>
+          <w:sz w:val="21"/>
+          <w:szCs w:val="21"/>
+        </w:rPr>
+        <w:t xml:space="preserve">sem telefone no cadastro</w:t>
+      </w:r>
+      <w:r>
+        <w:rPr>
+          <w:color w:val="23293D"/>
+          <w:sz w:val="21"/>
+          <w:szCs w:val="21"/>
+        </w:rPr>
+        <w:t xml:space="preserve">.</w:t>
+      </w:r>
+    </w:p>
+    <w:p>
+      <w:pPr>
+        <w:spacing w:after="140" w:line="280"/>
+      </w:pPr>
+      <w:r>
+        <w:rPr>
+          <w:b/>
+          <w:bCs/>
+          <w:color w:val="23293D"/>
+          <w:sz w:val="21"/>
+          <w:szCs w:val="21"/>
+        </w:rPr>
+        <w:t xml:space="preserve">Registrar contato</w:t>
+      </w:r>
+      <w:r>
+        <w:rPr>
+          <w:color w:val="23293D"/>
+          <w:sz w:val="21"/>
+          <w:szCs w:val="21"/>
+        </w:rPr>
+        <w:t xml:space="preserve"> abre a janela do retorno. Escolha o que aconteceu:</w:t>
+      </w:r>
+    </w:p>
+    <w:tbl>
+      <w:tblPr>
+        <w:tblW w:type="dxa" w:w="9638"/>
+        <w:tblBorders>
+          <w:top w:val="single" w:color="D8D4C8" w:sz="2"/>
+          <w:left w:val="single" w:color="D8D4C8" w:sz="2"/>
+          <w:bottom w:val="single" w:color="D8D4C8" w:sz="2"/>
+          <w:right w:val="single" w:color="D8D4C8" w:sz="2"/>
+          <w:insideH w:val="single" w:color="D8D4C8" w:sz="2"/>
+          <w:insideV w:val="single" w:color="D8D4C8" w:sz="2"/>
+        </w:tblBorders>
+        <w:tblLayout w:type="fixed"/>
+      </w:tblPr>
+      <w:tblGrid>
+        <w:gridCol w:w="4662"/>
+        <w:gridCol w:w="4976"/>
+      </w:tblGrid>
+      <w:tr>
+        <w:trPr>
+          <w:tblHeader/>
+        </w:trPr>
+        <w:tc>
+          <w:tcPr>
+            <w:tcW w:type="dxa" w:w="4662"/>
+            <w:shd w:fill="1F3253" w:color="auto" w:val="clear"/>
+            <w:tcMar>
+              <w:top w:type="dxa" w:w="90"/>
+              <w:left w:type="dxa" w:w="110"/>
+              <w:bottom w:type="dxa" w:w="90"/>
+              <w:right w:type="dxa" w:w="110"/>
+            </w:tcMar>
+            <w:vAlign w:val="center"/>
+          </w:tcPr>
+          <w:p>
+            <w:pPr>
+              <w:spacing w:after="0" w:line="250"/>
+            </w:pPr>
+            <w:r>
+              <w:rPr>
+                <w:b/>
+                <w:bCs/>
+                <w:color w:val="FFFFFF"/>
+                <w:sz w:val="19"/>
+                <w:szCs w:val="19"/>
+              </w:rPr>
+              <w:t xml:space="preserve">Resposta</w:t>
+            </w:r>
+          </w:p>
+        </w:tc>
+        <w:tc>
+          <w:tcPr>
+            <w:tcW w:type="dxa" w:w="4976"/>
+            <w:shd w:fill="1F3253" w:color="auto" w:val="clear"/>
+            <w:tcMar>
+              <w:top w:type="dxa" w:w="90"/>
+              <w:left w:type="dxa" w:w="110"/>
+              <w:bottom w:type="dxa" w:w="90"/>
+              <w:right w:type="dxa" w:w="110"/>
+            </w:tcMar>
+            <w:vAlign w:val="center"/>
+          </w:tcPr>
+          <w:p>
+            <w:pPr>
+              <w:spacing w:after="0" w:line="250"/>
+            </w:pPr>
+            <w:r>
+              <w:rPr>
+                <w:b/>
+                <w:bCs/>
+                <w:color w:val="FFFFFF"/>
+                <w:sz w:val="19"/>
+                <w:szCs w:val="19"/>
+              </w:rPr>
+              <w:t xml:space="preserve">O que acontece</w:t>
+            </w:r>
+          </w:p>
+        </w:tc>
+      </w:tr>
+      <w:tr>
+        <w:tc>
+          <w:tcPr>
+            <w:tcW w:type="dxa" w:w="4662"/>
+            <w:tcMar>
+              <w:top w:type="dxa" w:w="90"/>
+              <w:left w:type="dxa" w:w="110"/>
+              <w:bottom w:type="dxa" w:w="90"/>
+              <w:right w:type="dxa" w:w="110"/>
+            </w:tcMar>
+            <w:vAlign w:val="center"/>
+          </w:tcPr>
+          <w:p>
+            <w:pPr>
+              <w:spacing w:after="0" w:line="250"/>
+            </w:pPr>
+            <w:r>
+              <w:rPr>
+                <w:color w:val="23293D"/>
+                <w:sz w:val="20"/>
+                <w:szCs w:val="20"/>
+              </w:rPr>
+              <w:t xml:space="preserve">Não atendeu · Falei com a pessoa · Sem condições agora · Número errado</w:t>
+            </w:r>
+          </w:p>
+        </w:tc>
+        <w:tc>
+          <w:tcPr>
+            <w:tcW w:type="dxa" w:w="4976"/>
+            <w:tcMar>
+              <w:top w:type="dxa" w:w="90"/>
+              <w:left w:type="dxa" w:w="110"/>
+              <w:bottom w:type="dxa" w:w="90"/>
+              <w:right w:type="dxa" w:w="110"/>
+            </w:tcMar>
+            <w:vAlign w:val="center"/>
+          </w:tcPr>
+          <w:p>
+            <w:pPr>
+              <w:spacing w:after="0" w:line="250"/>
+            </w:pPr>
+            <w:r>
+              <w:rPr>
+                <w:color w:val="23293D"/>
+                <w:sz w:val="20"/>
+                <w:szCs w:val="20"/>
+              </w:rPr>
+              <w:t xml:space="preserve">fica registrado</w:t>
+            </w:r>
+          </w:p>
+        </w:tc>
+      </w:tr>
+      <w:tr>
+        <w:tc>
+          <w:tcPr>
+            <w:tcW w:type="dxa" w:w="4662"/>
+            <w:shd w:fill="F7F6F2" w:color="auto" w:val="clear"/>
+            <w:tcMar>
+              <w:top w:type="dxa" w:w="90"/>
+              <w:left w:type="dxa" w:w="110"/>
+              <w:bottom w:type="dxa" w:w="90"/>
+              <w:right w:type="dxa" w:w="110"/>
+            </w:tcMar>
+            <w:vAlign w:val="center"/>
+          </w:tcPr>
+          <w:p>
+            <w:pPr>
+              <w:spacing w:after="0" w:line="250"/>
+            </w:pPr>
+            <w:r>
+              <w:rPr>
+                <w:b/>
+                <w:bCs/>
+                <w:color w:val="23293D"/>
+                <w:sz w:val="20"/>
+                <w:szCs w:val="20"/>
+              </w:rPr>
+              <w:t xml:space="preserve">Prometeu pagar</w:t>
+            </w:r>
+          </w:p>
+        </w:tc>
+        <w:tc>
+          <w:tcPr>
+            <w:tcW w:type="dxa" w:w="4976"/>
+            <w:shd w:fill="F7F6F2" w:color="auto" w:val="clear"/>
+            <w:tcMar>
+              <w:top w:type="dxa" w:w="90"/>
+              <w:left w:type="dxa" w:w="110"/>
+              <w:bottom w:type="dxa" w:w="90"/>
+              <w:right w:type="dxa" w:w="110"/>
+            </w:tcMar>
+            <w:vAlign w:val="center"/>
+          </w:tcPr>
+          <w:p>
+            <w:pPr>
+              <w:spacing w:after="0" w:line="250"/>
+            </w:pPr>
+            <w:r>
+              <w:rPr>
+                <w:color w:val="23293D"/>
+                <w:sz w:val="20"/>
+                <w:szCs w:val="20"/>
+              </w:rPr>
+              <w:t xml:space="preserve">pede a </w:t>
+            </w:r>
+            <w:r>
+              <w:rPr>
+                <w:b/>
+                <w:bCs/>
+                <w:color w:val="23293D"/>
+                <w:sz w:val="20"/>
+                <w:szCs w:val="20"/>
+              </w:rPr>
+              <w:t xml:space="preserve">data</w:t>
+            </w:r>
+            <w:r>
+              <w:rPr>
+                <w:color w:val="23293D"/>
+                <w:sz w:val="20"/>
+                <w:szCs w:val="20"/>
+              </w:rPr>
+              <w:t xml:space="preserve">; passado o dia sem pagamento, a pessoa volta </w:t>
+            </w:r>
+            <w:r>
+              <w:rPr>
+                <w:b/>
+                <w:bCs/>
+                <w:color w:val="23293D"/>
+                <w:sz w:val="20"/>
+                <w:szCs w:val="20"/>
+              </w:rPr>
+              <w:t xml:space="preserve">destacada em vermelho</w:t>
+            </w:r>
+          </w:p>
+        </w:tc>
+      </w:tr>
+      <w:tr>
+        <w:tc>
+          <w:tcPr>
+            <w:tcW w:type="dxa" w:w="4662"/>
+            <w:tcMar>
+              <w:top w:type="dxa" w:w="90"/>
+              <w:left w:type="dxa" w:w="110"/>
+              <w:bottom w:type="dxa" w:w="90"/>
+              <w:right w:type="dxa" w:w="110"/>
+            </w:tcMar>
+            <w:vAlign w:val="center"/>
+          </w:tcPr>
+          <w:p>
+            <w:pPr>
+              <w:spacing w:after="0" w:line="250"/>
+            </w:pPr>
+            <w:r>
+              <w:rPr>
+                <w:color w:val="23293D"/>
+                <w:sz w:val="20"/>
+                <w:szCs w:val="20"/>
+              </w:rPr>
+              <w:t xml:space="preserve">Diz que já pagou</w:t>
+            </w:r>
+          </w:p>
+        </w:tc>
+        <w:tc>
+          <w:tcPr>
+            <w:tcW w:type="dxa" w:w="4976"/>
+            <w:tcMar>
+              <w:top w:type="dxa" w:w="90"/>
+              <w:left w:type="dxa" w:w="110"/>
+              <w:bottom w:type="dxa" w:w="90"/>
+              <w:right w:type="dxa" w:w="110"/>
+            </w:tcMar>
+            <w:vAlign w:val="center"/>
+          </w:tcPr>
+          <w:p>
+            <w:pPr>
+              <w:spacing w:after="0" w:line="250"/>
+            </w:pPr>
+            <w:r>
+              <w:rPr>
+                <w:color w:val="23293D"/>
+                <w:sz w:val="20"/>
+                <w:szCs w:val="20"/>
+              </w:rPr>
+              <w:t xml:space="preserve">a tela lembra de conferir na </w:t>
+            </w:r>
+            <w:r>
+              <w:rPr>
+                <w:b/>
+                <w:bCs/>
+                <w:color w:val="23293D"/>
+                <w:sz w:val="20"/>
+                <w:szCs w:val="20"/>
+              </w:rPr>
+              <w:t xml:space="preserve">Conciliação</w:t>
+            </w:r>
+            <w:r>
+              <w:rPr>
+                <w:color w:val="23293D"/>
+                <w:sz w:val="20"/>
+                <w:szCs w:val="20"/>
+              </w:rPr>
+              <w:t xml:space="preserve"> antes de cobrar de novo</w:t>
+            </w:r>
+          </w:p>
+        </w:tc>
+      </w:tr>
+      <w:tr>
+        <w:tc>
+          <w:tcPr>
+            <w:tcW w:type="dxa" w:w="4662"/>
+            <w:shd w:fill="F7F6F2" w:color="auto" w:val="clear"/>
+            <w:tcMar>
+              <w:top w:type="dxa" w:w="90"/>
+              <w:left w:type="dxa" w:w="110"/>
+              <w:bottom w:type="dxa" w:w="90"/>
+              <w:right w:type="dxa" w:w="110"/>
+            </w:tcMar>
+            <w:vAlign w:val="center"/>
+          </w:tcPr>
+          <w:p>
+            <w:pPr>
+              <w:spacing w:after="0" w:line="250"/>
+            </w:pPr>
+            <w:r>
+              <w:rPr>
+                <w:color w:val="23293D"/>
+                <w:sz w:val="20"/>
+                <w:szCs w:val="20"/>
+              </w:rPr>
+              <w:t xml:space="preserve">Contesta a dívida · Pediu para renegociar</w:t>
+            </w:r>
+          </w:p>
+        </w:tc>
+        <w:tc>
+          <w:tcPr>
+            <w:tcW w:type="dxa" w:w="4976"/>
+            <w:shd w:fill="F7F6F2" w:color="auto" w:val="clear"/>
+            <w:tcMar>
+              <w:top w:type="dxa" w:w="90"/>
+              <w:left w:type="dxa" w:w="110"/>
+              <w:bottom w:type="dxa" w:w="90"/>
+              <w:right w:type="dxa" w:w="110"/>
+            </w:tcMar>
+            <w:vAlign w:val="center"/>
+          </w:tcPr>
+          <w:p>
+            <w:pPr>
+              <w:spacing w:after="0" w:line="250"/>
+            </w:pPr>
+            <w:r>
+              <w:rPr>
+                <w:color w:val="23293D"/>
+                <w:sz w:val="20"/>
+                <w:szCs w:val="20"/>
+              </w:rPr>
+              <w:t xml:space="preserve">acordo não se fecha no telefone: quem decide é o </w:t>
+            </w:r>
+            <w:r>
+              <w:rPr>
+                <w:b/>
+                <w:bCs/>
+                <w:color w:val="23293D"/>
+                <w:sz w:val="20"/>
+                <w:szCs w:val="20"/>
+              </w:rPr>
+              <w:t xml:space="preserve">Gerente</w:t>
+            </w:r>
+            <w:r>
+              <w:rPr>
+                <w:color w:val="23293D"/>
+                <w:sz w:val="20"/>
+                <w:szCs w:val="20"/>
+              </w:rPr>
+              <w:t xml:space="preserve">, em Renegociações</w:t>
+            </w:r>
+          </w:p>
+        </w:tc>
+      </w:tr>
+    </w:tbl>
+    <w:p>
+      <w:pPr>
+        <w:spacing w:after="140" w:line="120"/>
+      </w:pPr>
+      <w:r>
+        <w:rPr>
+          <w:sz w:val="2"/>
+          <w:szCs w:val="2"/>
+        </w:rPr>
+        <w:t xml:space="preserve"/>
+      </w:r>
+    </w:p>
+    <w:tbl>
+      <w:tblPr>
+        <w:tblW w:type="dxa" w:w="9638"/>
+        <w:tblBorders>
+          <w:top w:val="single" w:color="F5F3EC" w:sz="2"/>
+          <w:left w:val="single" w:color="B98B2E" w:sz="18"/>
+          <w:bottom w:val="single" w:color="F5F3EC" w:sz="2"/>
+          <w:right w:val="single" w:color="F5F3EC" w:sz="2"/>
+          <w:insideH w:val="none" w:color="auto" w:sz="0"/>
+          <w:insideV w:val="none" w:color="auto" w:sz="0"/>
+        </w:tblBorders>
+      </w:tblPr>
+      <w:tblGrid>
+        <w:gridCol w:w="9638"/>
+      </w:tblGrid>
+      <w:tr>
+        <w:tc>
+          <w:tcPr>
+            <w:tcW w:type="dxa" w:w="9638"/>
+            <w:shd w:fill="F5F3EC" w:color="auto" w:val="clear"/>
+            <w:tcMar>
+              <w:top w:type="dxa" w:w="160"/>
+              <w:left w:type="dxa" w:w="220"/>
+              <w:bottom w:type="dxa" w:w="160"/>
+              <w:right w:type="dxa" w:w="200"/>
+            </w:tcMar>
+          </w:tcPr>
+          <w:p>
+            <w:pPr>
+              <w:spacing w:after="140" w:line="280"/>
+            </w:pPr>
+            <w:r>
+              <w:rPr>
+                <w:color w:val="23293D"/>
+                <w:sz w:val="21"/>
+                <w:szCs w:val="21"/>
+              </w:rPr>
+              <w:t xml:space="preserve">⚠️ </w:t>
+            </w:r>
+            <w:r>
+              <w:rPr>
+                <w:b/>
+                <w:bCs/>
+                <w:color w:val="23293D"/>
+                <w:sz w:val="21"/>
+                <w:szCs w:val="21"/>
+              </w:rPr>
+              <w:t xml:space="preserve">O registro não se edita nem se apaga.</w:t>
+            </w:r>
+            <w:r>
+              <w:rPr>
+                <w:color w:val="23293D"/>
+                <w:sz w:val="21"/>
+                <w:szCs w:val="21"/>
+              </w:rPr>
+              <w:t xml:space="preserve"> É a sequência de tentativas que prova que a unidade cobrou. Errou ao digitar? </w:t>
+            </w:r>
+            <w:r>
+              <w:rPr>
+                <w:b/>
+                <w:bCs/>
+                <w:color w:val="23293D"/>
+                <w:sz w:val="21"/>
+                <w:szCs w:val="21"/>
+              </w:rPr>
+              <w:t xml:space="preserve">Registre de novo</w:t>
+            </w:r>
+            <w:r>
+              <w:rPr>
+                <w:color w:val="23293D"/>
+                <w:sz w:val="21"/>
+                <w:szCs w:val="21"/>
+              </w:rPr>
+              <w:t xml:space="preserve"> — a correção também entra no histórico, e a tela sempre mostra o último.</w:t>
+            </w:r>
+          </w:p>
+        </w:tc>
+      </w:tr>
+    </w:tbl>
+    <w:p>
+      <w:pPr>
+        <w:spacing w:after="140" w:line="120"/>
+      </w:pPr>
+      <w:r>
+        <w:rPr>
+          <w:sz w:val="2"/>
+          <w:szCs w:val="2"/>
+        </w:rPr>
+        <w:t xml:space="preserve"/>
+      </w:r>
+    </w:p>
+    <w:p>
+      <w:pPr>
+        <w:spacing w:after="140" w:line="280"/>
+      </w:pPr>
+      <w:r>
+        <w:rPr>
+          <w:b/>
+          <w:bCs/>
+          <w:color w:val="23293D"/>
+          <w:sz w:val="21"/>
+          <w:szCs w:val="21"/>
+        </w:rPr>
+        <w:t xml:space="preserve">Quem não aparece na lista:</w:t>
+      </w:r>
+      <w:r>
+        <w:rPr>
+          <w:color w:val="23293D"/>
+          <w:sz w:val="21"/>
+          <w:szCs w:val="21"/>
+        </w:rPr>
+        <w:t xml:space="preserve"> quem só tem parcela </w:t>
+      </w:r>
+      <w:r>
+        <w:rPr>
+          <w:b/>
+          <w:bCs/>
+          <w:color w:val="23293D"/>
+          <w:sz w:val="21"/>
+          <w:szCs w:val="21"/>
+        </w:rPr>
+        <w:t xml:space="preserve">a vencer</w:t>
+      </w:r>
+      <w:r>
+        <w:rPr>
+          <w:color w:val="23293D"/>
+          <w:sz w:val="21"/>
+          <w:szCs w:val="21"/>
+        </w:rPr>
+        <w:t xml:space="preserve"> (a vencer não é atraso) e as cobranças </w:t>
+      </w:r>
+      <w:r>
+        <w:rPr>
+          <w:b/>
+          <w:bCs/>
+          <w:color w:val="23293D"/>
+          <w:sz w:val="21"/>
+          <w:szCs w:val="21"/>
+        </w:rPr>
+        <w:t xml:space="preserve">sem paciente vinculado</w:t>
+      </w:r>
+      <w:r>
+        <w:rPr>
+          <w:color w:val="23293D"/>
+          <w:sz w:val="21"/>
+          <w:szCs w:val="21"/>
+        </w:rPr>
+        <w:t xml:space="preserve"> — sem pessoa não há para quem ligar. Essas últimas aparecem contadas num aviso, para não sumirem em silêncio.</w:t>
       </w:r>
     </w:p>
     <w:p>

--- a/docs/treinamento/Manual-de-Treinamento-riSZon.docx
+++ b/docs/treinamento/Manual-de-Treinamento-riSZon.docx
@@ -5598,6 +5598,571 @@
     </w:p>
     <w:p>
       <w:pPr>
+        <w:pStyle w:val="Heading3"/>
+      </w:pPr>
+      <w:r>
+        <w:rPr>
+          <w:color w:val="B98B2E"/>
+        </w:rPr>
+        <w:t xml:space="preserve">Relatórios: PDF e planilha</w:t>
+      </w:r>
+    </w:p>
+    <w:p>
+      <w:pPr>
+        <w:spacing w:after="140" w:line="280"/>
+      </w:pPr>
+      <w:r>
+        <w:rPr>
+          <w:color w:val="23293D"/>
+          <w:sz w:val="21"/>
+          <w:szCs w:val="21"/>
+        </w:rPr>
+        <w:t xml:space="preserve">As duas abas têm os botões </w:t>
+      </w:r>
+      <w:r>
+        <w:rPr>
+          <w:b/>
+          <w:bCs/>
+          <w:color w:val="23293D"/>
+          <w:sz w:val="21"/>
+          <w:szCs w:val="21"/>
+        </w:rPr>
+        <w:t xml:space="preserve">PDF</w:t>
+      </w:r>
+      <w:r>
+        <w:rPr>
+          <w:color w:val="23293D"/>
+          <w:sz w:val="21"/>
+          <w:szCs w:val="21"/>
+        </w:rPr>
+        <w:t xml:space="preserve"> e </w:t>
+      </w:r>
+      <w:r>
+        <w:rPr>
+          <w:b/>
+          <w:bCs/>
+          <w:color w:val="23293D"/>
+          <w:sz w:val="21"/>
+          <w:szCs w:val="21"/>
+        </w:rPr>
+        <w:t xml:space="preserve">Planilha</w:t>
+      </w:r>
+      <w:r>
+        <w:rPr>
+          <w:color w:val="23293D"/>
+          <w:sz w:val="21"/>
+          <w:szCs w:val="21"/>
+        </w:rPr>
+        <w:t xml:space="preserve">, no alto à direita.</w:t>
+      </w:r>
+    </w:p>
+    <w:p>
+      <w:pPr>
+        <w:pStyle w:val="ListParagraph"/>
+        <w:numPr>
+          <w:ilvl w:val="0"/>
+          <w:numId w:val="4"/>
+        </w:numPr>
+        <w:spacing w:after="80" w:line="270"/>
+      </w:pPr>
+      <w:r>
+        <w:rPr>
+          <w:b/>
+          <w:bCs/>
+          <w:color w:val="23293D"/>
+          <w:sz w:val="21"/>
+          <w:szCs w:val="21"/>
+        </w:rPr>
+        <w:t xml:space="preserve">PDF</w:t>
+      </w:r>
+      <w:r>
+        <w:rPr>
+          <w:color w:val="23293D"/>
+          <w:sz w:val="21"/>
+          <w:szCs w:val="21"/>
+        </w:rPr>
+        <w:t xml:space="preserve"> é a impressão do navegador (</w:t>
+      </w:r>
+      <w:r>
+        <w:rPr>
+          <w:i/>
+          <w:iCs/>
+          <w:color w:val="23293D"/>
+          <w:sz w:val="21"/>
+          <w:szCs w:val="21"/>
+        </w:rPr>
+        <w:t xml:space="preserve">Salvar como PDF</w:t>
+      </w:r>
+      <w:r>
+        <w:rPr>
+          <w:color w:val="23293D"/>
+          <w:sz w:val="21"/>
+          <w:szCs w:val="21"/>
+        </w:rPr>
+        <w:t xml:space="preserve"> na janela de impressão). Sai o que está na tela, sem os botões e sem os filtros, com um cabeçalho que diz a unidade, o período e quando foi gerado.</w:t>
+      </w:r>
+    </w:p>
+    <w:p>
+      <w:pPr>
+        <w:pStyle w:val="ListParagraph"/>
+        <w:numPr>
+          <w:ilvl w:val="0"/>
+          <w:numId w:val="4"/>
+        </w:numPr>
+        <w:spacing w:after="80" w:line="270"/>
+      </w:pPr>
+      <w:r>
+        <w:rPr>
+          <w:b/>
+          <w:bCs/>
+          <w:color w:val="23293D"/>
+          <w:sz w:val="21"/>
+          <w:szCs w:val="21"/>
+        </w:rPr>
+        <w:t xml:space="preserve">Planilha</w:t>
+      </w:r>
+      <w:r>
+        <w:rPr>
+          <w:color w:val="23293D"/>
+          <w:sz w:val="21"/>
+          <w:szCs w:val="21"/>
+        </w:rPr>
+        <w:t xml:space="preserve"> baixa um </w:t>
+      </w:r>
+      <w:r>
+        <w:rPr>
+          <w:rFonts w:ascii="Consolas" w:cs="Consolas" w:eastAsia="Consolas" w:hAnsi="Consolas"/>
+          <w:color w:val="1F3253"/>
+          <w:sz w:val="19"/>
+          <w:szCs w:val="19"/>
+          <w:shd w:fill="EFEDE6" w:color="auto" w:val="clear"/>
+        </w:rPr>
+        <w:t xml:space="preserve">.xlsx</w:t>
+      </w:r>
+      <w:r>
+        <w:rPr>
+          <w:color w:val="23293D"/>
+          <w:sz w:val="21"/>
+          <w:szCs w:val="21"/>
+        </w:rPr>
+        <w:t xml:space="preserve"> com os </w:t>
+      </w:r>
+      <w:r>
+        <w:rPr>
+          <w:b/>
+          <w:bCs/>
+          <w:color w:val="23293D"/>
+          <w:sz w:val="21"/>
+          <w:szCs w:val="21"/>
+        </w:rPr>
+        <w:t xml:space="preserve">valores individuais e os totais</w:t>
+      </w:r>
+      <w:r>
+        <w:rPr>
+          <w:color w:val="23293D"/>
+          <w:sz w:val="21"/>
+          <w:szCs w:val="21"/>
+        </w:rPr>
+        <w:t xml:space="preserve">. O dinheiro vai como </w:t>
+      </w:r>
+      <w:r>
+        <w:rPr>
+          <w:b/>
+          <w:bCs/>
+          <w:color w:val="23293D"/>
+          <w:sz w:val="21"/>
+          <w:szCs w:val="21"/>
+        </w:rPr>
+        <w:t xml:space="preserve">número</w:t>
+      </w:r>
+      <w:r>
+        <w:rPr>
+          <w:color w:val="23293D"/>
+          <w:sz w:val="21"/>
+          <w:szCs w:val="21"/>
+        </w:rPr>
+        <w:t xml:space="preserve">, não como texto — dá para somar e filtrar no Excel sem redigitar nada.</w:t>
+      </w:r>
+    </w:p>
+    <w:p>
+      <w:pPr>
+        <w:spacing w:after="140" w:line="280"/>
+      </w:pPr>
+      <w:r>
+        <w:rPr>
+          <w:b/>
+          <w:bCs/>
+          <w:color w:val="23293D"/>
+          <w:sz w:val="21"/>
+          <w:szCs w:val="21"/>
+        </w:rPr>
+        <w:t xml:space="preserve">Filtro por período</w:t>
+      </w:r>
+      <w:r>
+        <w:rPr>
+          <w:color w:val="23293D"/>
+          <w:sz w:val="21"/>
+          <w:szCs w:val="21"/>
+        </w:rPr>
+        <w:t xml:space="preserve">, nas duas abas: escolha </w:t>
+      </w:r>
+      <w:r>
+        <w:rPr>
+          <w:i/>
+          <w:iCs/>
+          <w:color w:val="23293D"/>
+          <w:sz w:val="21"/>
+          <w:szCs w:val="21"/>
+        </w:rPr>
+        <w:t xml:space="preserve">vencimento de</w:t>
+      </w:r>
+      <w:r>
+        <w:rPr>
+          <w:color w:val="23293D"/>
+          <w:sz w:val="21"/>
+          <w:szCs w:val="21"/>
+        </w:rPr>
+        <w:t xml:space="preserve"> e </w:t>
+      </w:r>
+      <w:r>
+        <w:rPr>
+          <w:i/>
+          <w:iCs/>
+          <w:color w:val="23293D"/>
+          <w:sz w:val="21"/>
+          <w:szCs w:val="21"/>
+        </w:rPr>
+        <w:t xml:space="preserve">até</w:t>
+      </w:r>
+      <w:r>
+        <w:rPr>
+          <w:color w:val="23293D"/>
+          <w:sz w:val="21"/>
+          <w:szCs w:val="21"/>
+        </w:rPr>
+        <w:t xml:space="preserve">. Quando há filtro, aparece um aviso de que aquilo é </w:t>
+      </w:r>
+      <w:r>
+        <w:rPr>
+          <w:b/>
+          <w:bCs/>
+          <w:color w:val="23293D"/>
+          <w:sz w:val="21"/>
+          <w:szCs w:val="21"/>
+        </w:rPr>
+        <w:t xml:space="preserve">um recorte</w:t>
+      </w:r>
+      <w:r>
+        <w:rPr>
+          <w:color w:val="23293D"/>
+          <w:sz w:val="21"/>
+          <w:szCs w:val="21"/>
+        </w:rPr>
+        <w:t xml:space="preserve">.</w:t>
+      </w:r>
+    </w:p>
+    <w:tbl>
+      <w:tblPr>
+        <w:tblW w:type="dxa" w:w="9638"/>
+        <w:tblBorders>
+          <w:top w:val="single" w:color="F5F3EC" w:sz="2"/>
+          <w:left w:val="single" w:color="B98B2E" w:sz="18"/>
+          <w:bottom w:val="single" w:color="F5F3EC" w:sz="2"/>
+          <w:right w:val="single" w:color="F5F3EC" w:sz="2"/>
+          <w:insideH w:val="none" w:color="auto" w:sz="0"/>
+          <w:insideV w:val="none" w:color="auto" w:sz="0"/>
+        </w:tblBorders>
+      </w:tblPr>
+      <w:tblGrid>
+        <w:gridCol w:w="9638"/>
+      </w:tblGrid>
+      <w:tr>
+        <w:tc>
+          <w:tcPr>
+            <w:tcW w:type="dxa" w:w="9638"/>
+            <w:shd w:fill="F5F3EC" w:color="auto" w:val="clear"/>
+            <w:tcMar>
+              <w:top w:type="dxa" w:w="160"/>
+              <w:left w:type="dxa" w:w="220"/>
+              <w:bottom w:type="dxa" w:w="160"/>
+              <w:right w:type="dxa" w:w="200"/>
+            </w:tcMar>
+          </w:tcPr>
+          <w:p>
+            <w:pPr>
+              <w:spacing w:after="140" w:line="280"/>
+            </w:pPr>
+            <w:r>
+              <w:rPr>
+                <w:color w:val="23293D"/>
+                <w:sz w:val="21"/>
+                <w:szCs w:val="21"/>
+              </w:rPr>
+              <w:t xml:space="preserve">⚠️ </w:t>
+            </w:r>
+            <w:r>
+              <w:rPr>
+                <w:b/>
+                <w:bCs/>
+                <w:color w:val="23293D"/>
+                <w:sz w:val="21"/>
+                <w:szCs w:val="21"/>
+              </w:rPr>
+              <w:t xml:space="preserve">O recorte não é o total da unidade.</w:t>
+            </w:r>
+            <w:r>
+              <w:rPr>
+                <w:color w:val="23293D"/>
+                <w:sz w:val="21"/>
+                <w:szCs w:val="21"/>
+              </w:rPr>
+              <w:t xml:space="preserve"> Os quadros do alto e a </w:t>
+            </w:r>
+            <w:r>
+              <w:rPr>
+                <w:b/>
+                <w:bCs/>
+                <w:color w:val="23293D"/>
+                <w:sz w:val="21"/>
+                <w:szCs w:val="21"/>
+              </w:rPr>
+              <w:t xml:space="preserve">taxa de inadimplência</w:t>
+            </w:r>
+            <w:r>
+              <w:rPr>
+                <w:color w:val="23293D"/>
+                <w:sz w:val="21"/>
+                <w:szCs w:val="21"/>
+              </w:rPr>
+              <w:t xml:space="preserve"> continuam sendo da unidade inteira, sempre. Taxa de um pedaço de calendário não é taxa de ninguém — e um relatório de março lido como se fosse a inadimplência toda leva a decisão errada.</w:t>
+            </w:r>
+          </w:p>
+        </w:tc>
+      </w:tr>
+    </w:tbl>
+    <w:p>
+      <w:pPr>
+        <w:spacing w:after="140" w:line="120"/>
+      </w:pPr>
+      <w:r>
+        <w:rPr>
+          <w:sz w:val="2"/>
+          <w:szCs w:val="2"/>
+        </w:rPr>
+        <w:t xml:space="preserve"/>
+      </w:r>
+    </w:p>
+    <w:p>
+      <w:pPr>
+        <w:spacing w:after="140" w:line="280"/>
+      </w:pPr>
+      <w:r>
+        <w:rPr>
+          <w:b/>
+          <w:bCs/>
+          <w:color w:val="23293D"/>
+          <w:sz w:val="21"/>
+          <w:szCs w:val="21"/>
+        </w:rPr>
+        <w:t xml:space="preserve">Todo relatório traz a linha da margem:</w:t>
+      </w:r>
+      <w:r>
+        <w:rPr>
+          <w:color w:val="23293D"/>
+          <w:sz w:val="21"/>
+          <w:szCs w:val="21"/>
+        </w:rPr>
+        <w:t xml:space="preserve"> </w:t>
+      </w:r>
+      <w:r>
+        <w:rPr>
+          <w:i/>
+          <w:iCs/>
+          <w:color w:val="23293D"/>
+          <w:sz w:val="21"/>
+          <w:szCs w:val="21"/>
+        </w:rPr>
+        <w:t xml:space="preserve">"Dentro do limite de 7% definido pela rede"</w:t>
+      </w:r>
+      <w:r>
+        <w:rPr>
+          <w:color w:val="23293D"/>
+          <w:sz w:val="21"/>
+          <w:szCs w:val="21"/>
+        </w:rPr>
+        <w:t xml:space="preserve"> ou </w:t>
+      </w:r>
+      <w:r>
+        <w:rPr>
+          <w:i/>
+          <w:iCs/>
+          <w:color w:val="23293D"/>
+          <w:sz w:val="21"/>
+          <w:szCs w:val="21"/>
+        </w:rPr>
+        <w:t xml:space="preserve">"ACIMA do limite…"</w:t>
+      </w:r>
+      <w:r>
+        <w:rPr>
+          <w:color w:val="23293D"/>
+          <w:sz w:val="21"/>
+          <w:szCs w:val="21"/>
+        </w:rPr>
+        <w:t xml:space="preserve">.</w:t>
+      </w:r>
+    </w:p>
+    <w:tbl>
+      <w:tblPr>
+        <w:tblW w:type="dxa" w:w="9638"/>
+        <w:tblBorders>
+          <w:top w:val="single" w:color="F5F3EC" w:sz="2"/>
+          <w:left w:val="single" w:color="B98B2E" w:sz="18"/>
+          <w:bottom w:val="single" w:color="F5F3EC" w:sz="2"/>
+          <w:right w:val="single" w:color="F5F3EC" w:sz="2"/>
+          <w:insideH w:val="none" w:color="auto" w:sz="0"/>
+          <w:insideV w:val="none" w:color="auto" w:sz="0"/>
+        </w:tblBorders>
+      </w:tblPr>
+      <w:tblGrid>
+        <w:gridCol w:w="9638"/>
+      </w:tblGrid>
+      <w:tr>
+        <w:tc>
+          <w:tcPr>
+            <w:tcW w:type="dxa" w:w="9638"/>
+            <w:shd w:fill="F5F3EC" w:color="auto" w:val="clear"/>
+            <w:tcMar>
+              <w:top w:type="dxa" w:w="160"/>
+              <w:left w:type="dxa" w:w="220"/>
+              <w:bottom w:type="dxa" w:w="160"/>
+              <w:right w:type="dxa" w:w="200"/>
+            </w:tcMar>
+          </w:tcPr>
+          <w:p>
+            <w:pPr>
+              <w:spacing w:after="140" w:line="280"/>
+            </w:pPr>
+            <w:r>
+              <w:rPr>
+                <w:color w:val="23293D"/>
+                <w:sz w:val="21"/>
+                <w:szCs w:val="21"/>
+              </w:rPr>
+              <w:t xml:space="preserve">⚠️ Ele diz </w:t>
+            </w:r>
+            <w:r>
+              <w:rPr>
+                <w:b/>
+                <w:bCs/>
+                <w:color w:val="23293D"/>
+                <w:sz w:val="21"/>
+                <w:szCs w:val="21"/>
+              </w:rPr>
+              <w:t xml:space="preserve">"dentro do limite"</w:t>
+            </w:r>
+            <w:r>
+              <w:rPr>
+                <w:color w:val="23293D"/>
+                <w:sz w:val="21"/>
+                <w:szCs w:val="21"/>
+              </w:rPr>
+              <w:t xml:space="preserve">, nunca </w:t>
+            </w:r>
+            <w:r>
+              <w:rPr>
+                <w:b/>
+                <w:bCs/>
+                <w:color w:val="23293D"/>
+                <w:sz w:val="21"/>
+                <w:szCs w:val="21"/>
+              </w:rPr>
+              <w:t xml:space="preserve">"saudável"</w:t>
+            </w:r>
+            <w:r>
+              <w:rPr>
+                <w:color w:val="23293D"/>
+                <w:sz w:val="21"/>
+                <w:szCs w:val="21"/>
+              </w:rPr>
+              <w:t xml:space="preserve">. O número é a decisão que a rede tomou, não uma referência de mercado — um relatório que se dá nota não ajuda a decidir nada.</w:t>
+            </w:r>
+          </w:p>
+        </w:tc>
+      </w:tr>
+    </w:tbl>
+    <w:p>
+      <w:pPr>
+        <w:spacing w:after="140" w:line="120"/>
+      </w:pPr>
+      <w:r>
+        <w:rPr>
+          <w:sz w:val="2"/>
+          <w:szCs w:val="2"/>
+        </w:rPr>
+        <w:t xml:space="preserve"/>
+      </w:r>
+    </w:p>
+    <w:p>
+      <w:pPr>
+        <w:spacing w:after="140" w:line="280"/>
+      </w:pPr>
+      <w:r>
+        <w:rPr>
+          <w:b/>
+          <w:bCs/>
+          <w:color w:val="23293D"/>
+          <w:sz w:val="21"/>
+          <w:szCs w:val="21"/>
+        </w:rPr>
+        <w:t xml:space="preserve">Na Franqueadora há um seletor de unidade</w:t>
+      </w:r>
+      <w:r>
+        <w:rPr>
+          <w:color w:val="23293D"/>
+          <w:sz w:val="21"/>
+          <w:szCs w:val="21"/>
+        </w:rPr>
+        <w:t xml:space="preserve"> na aba Inadimplentes: dá para abrir a fila de cobrança de qualquer unidade </w:t>
+      </w:r>
+      <w:r>
+        <w:rPr>
+          <w:b/>
+          <w:bCs/>
+          <w:color w:val="23293D"/>
+          <w:sz w:val="21"/>
+          <w:szCs w:val="21"/>
+        </w:rPr>
+        <w:t xml:space="preserve">sem trocar a unidade ativa</w:t>
+      </w:r>
+      <w:r>
+        <w:rPr>
+          <w:color w:val="23293D"/>
+          <w:sz w:val="21"/>
+          <w:szCs w:val="21"/>
+        </w:rPr>
+        <w:t xml:space="preserve">. E em </w:t>
+      </w:r>
+      <w:r>
+        <w:rPr>
+          <w:b/>
+          <w:bCs/>
+          <w:color w:val="23293D"/>
+          <w:sz w:val="21"/>
+          <w:szCs w:val="21"/>
+        </w:rPr>
+        <w:t xml:space="preserve">Rede → Recebíveis da rede</w:t>
+      </w:r>
+      <w:r>
+        <w:rPr>
+          <w:color w:val="23293D"/>
+          <w:sz w:val="21"/>
+          <w:szCs w:val="21"/>
+        </w:rPr>
+        <w:t xml:space="preserve"> os mesmos dois botões exportam o quadro de todas as unidades, com quem passou do próprio limite.</w:t>
+      </w:r>
+    </w:p>
+    <w:p>
+      <w:pPr>
         <w:spacing w:after="140" w:line="280"/>
       </w:pPr>
       <w:r>
@@ -9811,7 +10376,7 @@
         <w:pStyle w:val="ListParagraph"/>
         <w:numPr>
           <w:ilvl w:val="0"/>
-          <w:numId w:val="4"/>
+          <w:numId w:val="5"/>
         </w:numPr>
         <w:spacing w:after="80" w:line="270"/>
       </w:pPr>
@@ -9875,7 +10440,7 @@
         <w:pStyle w:val="ListParagraph"/>
         <w:numPr>
           <w:ilvl w:val="0"/>
-          <w:numId w:val="4"/>
+          <w:numId w:val="5"/>
         </w:numPr>
         <w:spacing w:after="80" w:line="270"/>
       </w:pPr>
@@ -9939,7 +10504,7 @@
         <w:pStyle w:val="ListParagraph"/>
         <w:numPr>
           <w:ilvl w:val="0"/>
-          <w:numId w:val="4"/>
+          <w:numId w:val="5"/>
         </w:numPr>
         <w:spacing w:after="80" w:line="270"/>
       </w:pPr>
@@ -9985,7 +10550,7 @@
         <w:pStyle w:val="ListParagraph"/>
         <w:numPr>
           <w:ilvl w:val="0"/>
-          <w:numId w:val="4"/>
+          <w:numId w:val="5"/>
         </w:numPr>
         <w:spacing w:after="80" w:line="270"/>
       </w:pPr>
@@ -10013,7 +10578,7 @@
         <w:pStyle w:val="ListParagraph"/>
         <w:numPr>
           <w:ilvl w:val="0"/>
-          <w:numId w:val="4"/>
+          <w:numId w:val="5"/>
         </w:numPr>
         <w:spacing w:after="80" w:line="270"/>
       </w:pPr>
@@ -11781,7 +12346,7 @@
         <w:pStyle w:val="ListParagraph"/>
         <w:numPr>
           <w:ilvl w:val="0"/>
-          <w:numId w:val="5"/>
+          <w:numId w:val="6"/>
         </w:numPr>
         <w:spacing w:after="80" w:line="270"/>
       </w:pPr>
@@ -11802,219 +12367,6 @@
           <w:szCs w:val="21"/>
         </w:rPr>
         <w:t xml:space="preserve"> marca global no perfil, não um papel de clínica.</w:t>
-      </w:r>
-    </w:p>
-    <w:p>
-      <w:pPr>
-        <w:pStyle w:val="ListParagraph"/>
-        <w:numPr>
-          <w:ilvl w:val="0"/>
-          <w:numId w:val="5"/>
-        </w:numPr>
-        <w:spacing w:after="80" w:line="270"/>
-      </w:pPr>
-      <w:r>
-        <w:rPr>
-          <w:b/>
-          <w:bCs/>
-          <w:color w:val="23293D"/>
-          <w:sz w:val="21"/>
-          <w:szCs w:val="21"/>
-        </w:rPr>
-        <w:t xml:space="preserve">Usa quem:</w:t>
-      </w:r>
-      <w:r>
-        <w:rPr>
-          <w:color w:val="23293D"/>
-          <w:sz w:val="21"/>
-          <w:szCs w:val="21"/>
-        </w:rPr>
-        <w:t xml:space="preserve"> o responsável pelo sistema (hoje, o proprietário).</w:t>
-      </w:r>
-    </w:p>
-    <w:p>
-      <w:pPr>
-        <w:pStyle w:val="ListParagraph"/>
-        <w:numPr>
-          <w:ilvl w:val="0"/>
-          <w:numId w:val="5"/>
-        </w:numPr>
-        <w:spacing w:after="80" w:line="270"/>
-      </w:pPr>
-      <w:r>
-        <w:rPr>
-          <w:b/>
-          <w:bCs/>
-          <w:color w:val="23293D"/>
-          <w:sz w:val="21"/>
-          <w:szCs w:val="21"/>
-        </w:rPr>
-        <w:t xml:space="preserve">Vê:</w:t>
-      </w:r>
-      <w:r>
-        <w:rPr>
-          <w:color w:val="23293D"/>
-          <w:sz w:val="21"/>
-          <w:szCs w:val="21"/>
-        </w:rPr>
-        <w:t xml:space="preserve"> todos os itens do menu, incluindo o bloco </w:t>
-      </w:r>
-      <w:r>
-        <w:rPr>
-          <w:b/>
-          <w:bCs/>
-          <w:color w:val="23293D"/>
-          <w:sz w:val="21"/>
-          <w:szCs w:val="21"/>
-        </w:rPr>
-        <w:t xml:space="preserve">Administração</w:t>
-      </w:r>
-      <w:r>
-        <w:rPr>
-          <w:color w:val="23293D"/>
-          <w:sz w:val="21"/>
-          <w:szCs w:val="21"/>
-        </w:rPr>
-        <w:t xml:space="preserve"> — que é exclusivo dele (✅ </w:t>
-      </w:r>
-      <w:r>
-        <w:rPr>
-          <w:rFonts w:ascii="Consolas" w:cs="Consolas" w:eastAsia="Consolas" w:hAnsi="Consolas"/>
-          <w:color w:val="1F3253"/>
-          <w:sz w:val="19"/>
-          <w:szCs w:val="19"/>
-          <w:shd w:fill="EFEDE6" w:color="auto" w:val="clear"/>
-        </w:rPr>
-        <w:t xml:space="preserve">app-sidebar.tsx</w:t>
-      </w:r>
-      <w:r>
-        <w:rPr>
-          <w:color w:val="23293D"/>
-          <w:sz w:val="21"/>
-          <w:szCs w:val="21"/>
-        </w:rPr>
-        <w:t xml:space="preserve">: </w:t>
-      </w:r>
-      <w:r>
-        <w:rPr>
-          <w:rFonts w:ascii="Consolas" w:cs="Consolas" w:eastAsia="Consolas" w:hAnsi="Consolas"/>
-          <w:color w:val="1F3253"/>
-          <w:sz w:val="19"/>
-          <w:szCs w:val="19"/>
-          <w:shd w:fill="EFEDE6" w:color="auto" w:val="clear"/>
-        </w:rPr>
-        <w:t xml:space="preserve">{isAdminMaster &amp;&amp; (…)}</w:t>
-      </w:r>
-      <w:r>
-        <w:rPr>
-          <w:color w:val="23293D"/>
-          <w:sz w:val="21"/>
-          <w:szCs w:val="21"/>
-        </w:rPr>
-        <w:t xml:space="preserve">).</w:t>
-      </w:r>
-    </w:p>
-    <w:p>
-      <w:pPr>
-        <w:pStyle w:val="ListParagraph"/>
-        <w:numPr>
-          <w:ilvl w:val="0"/>
-          <w:numId w:val="5"/>
-        </w:numPr>
-        <w:spacing w:after="80" w:line="270"/>
-      </w:pPr>
-      <w:r>
-        <w:rPr>
-          <w:b/>
-          <w:bCs/>
-          <w:color w:val="23293D"/>
-          <w:sz w:val="21"/>
-          <w:szCs w:val="21"/>
-        </w:rPr>
-        <w:t xml:space="preserve">Pode:</w:t>
-      </w:r>
-      <w:r>
-        <w:rPr>
-          <w:color w:val="23293D"/>
-          <w:sz w:val="21"/>
-          <w:szCs w:val="21"/>
-        </w:rPr>
-        <w:t xml:space="preserve"> criar clínicas, criar usuários, redefinir senha, configurar prazos, regras comerciais, agenda, fichas de anamnese, modelos de documento e ver a auditoria.</w:t>
-      </w:r>
-    </w:p>
-    <w:p>
-      <w:pPr>
-        <w:pStyle w:val="ListParagraph"/>
-        <w:numPr>
-          <w:ilvl w:val="0"/>
-          <w:numId w:val="5"/>
-        </w:numPr>
-        <w:spacing w:after="80" w:line="270"/>
-      </w:pPr>
-      <w:r>
-        <w:rPr>
-          <w:b/>
-          <w:bCs/>
-          <w:color w:val="23293D"/>
-          <w:sz w:val="21"/>
-          <w:szCs w:val="21"/>
-        </w:rPr>
-        <w:t xml:space="preserve">Riscos:</w:t>
-      </w:r>
-      <w:r>
-        <w:rPr>
-          <w:color w:val="23293D"/>
-          <w:sz w:val="21"/>
-          <w:szCs w:val="21"/>
-        </w:rPr>
-        <w:t xml:space="preserve"> é o único que pode apagar configuração da rede inteira. Um engano aqui atinge todas as unidades.</w:t>
-      </w:r>
-    </w:p>
-    <w:p>
-      <w:pPr>
-        <w:pStyle w:val="ListParagraph"/>
-        <w:numPr>
-          <w:ilvl w:val="0"/>
-          <w:numId w:val="5"/>
-        </w:numPr>
-        <w:spacing w:after="80" w:line="270"/>
-      </w:pPr>
-      <w:r>
-        <w:rPr>
-          <w:b/>
-          <w:bCs/>
-          <w:color w:val="23293D"/>
-          <w:sz w:val="21"/>
-          <w:szCs w:val="21"/>
-        </w:rPr>
-        <w:t xml:space="preserve">Depende de:</w:t>
-      </w:r>
-      <w:r>
-        <w:rPr>
-          <w:color w:val="23293D"/>
-          <w:sz w:val="21"/>
-          <w:szCs w:val="21"/>
-        </w:rPr>
-        <w:t xml:space="preserve"> ninguém.</w:t>
-      </w:r>
-    </w:p>
-    <w:p>
-      <w:pPr>
-        <w:pStyle w:val="Heading3"/>
-      </w:pPr>
-      <w:r>
-        <w:rPr>
-          <w:color w:val="B98B2E"/>
-        </w:rPr>
-        <w:t xml:space="preserve">Recepcionista </w:t>
-      </w:r>
-      <w:r>
-        <w:rPr>
-          <w:i/>
-          <w:iCs/>
-          <w:color w:val="B98B2E"/>
-        </w:rPr>
-        <w:t xml:space="preserve">(unidade)</w:t>
       </w:r>
     </w:p>
     <w:p>
@@ -12034,15 +12386,15 @@
           <w:sz w:val="21"/>
           <w:szCs w:val="21"/>
         </w:rPr>
-        <w:t xml:space="preserve">Objetivo:</w:t>
-      </w:r>
-      <w:r>
-        <w:rPr>
-          <w:color w:val="23293D"/>
-          <w:sz w:val="21"/>
-          <w:szCs w:val="21"/>
-        </w:rPr>
-        <w:t xml:space="preserve"> porta de entrada e organização do dia.</w:t>
+        <w:t xml:space="preserve">Usa quem:</w:t>
+      </w:r>
+      <w:r>
+        <w:rPr>
+          <w:color w:val="23293D"/>
+          <w:sz w:val="21"/>
+          <w:szCs w:val="21"/>
+        </w:rPr>
+        <w:t xml:space="preserve"> o responsável pelo sistema (hoje, o proprietário).</w:t>
       </w:r>
     </w:p>
     <w:p>
@@ -12062,15 +12414,69 @@
           <w:sz w:val="21"/>
           <w:szCs w:val="21"/>
         </w:rPr>
-        <w:t xml:space="preserve">Pode:</w:t>
-      </w:r>
-      <w:r>
-        <w:rPr>
-          <w:color w:val="23293D"/>
-          <w:sz w:val="21"/>
-          <w:szCs w:val="21"/>
-        </w:rPr>
-        <w:t xml:space="preserve"> cadastrar paciente, agendar, registrar chegada, chamar, solicitar anamnese, receber o aviso de fechamento para agendar o início do tratamento.</w:t>
+        <w:t xml:space="preserve">Vê:</w:t>
+      </w:r>
+      <w:r>
+        <w:rPr>
+          <w:color w:val="23293D"/>
+          <w:sz w:val="21"/>
+          <w:szCs w:val="21"/>
+        </w:rPr>
+        <w:t xml:space="preserve"> todos os itens do menu, incluindo o bloco </w:t>
+      </w:r>
+      <w:r>
+        <w:rPr>
+          <w:b/>
+          <w:bCs/>
+          <w:color w:val="23293D"/>
+          <w:sz w:val="21"/>
+          <w:szCs w:val="21"/>
+        </w:rPr>
+        <w:t xml:space="preserve">Administração</w:t>
+      </w:r>
+      <w:r>
+        <w:rPr>
+          <w:color w:val="23293D"/>
+          <w:sz w:val="21"/>
+          <w:szCs w:val="21"/>
+        </w:rPr>
+        <w:t xml:space="preserve"> — que é exclusivo dele (✅ </w:t>
+      </w:r>
+      <w:r>
+        <w:rPr>
+          <w:rFonts w:ascii="Consolas" w:cs="Consolas" w:eastAsia="Consolas" w:hAnsi="Consolas"/>
+          <w:color w:val="1F3253"/>
+          <w:sz w:val="19"/>
+          <w:szCs w:val="19"/>
+          <w:shd w:fill="EFEDE6" w:color="auto" w:val="clear"/>
+        </w:rPr>
+        <w:t xml:space="preserve">app-sidebar.tsx</w:t>
+      </w:r>
+      <w:r>
+        <w:rPr>
+          <w:color w:val="23293D"/>
+          <w:sz w:val="21"/>
+          <w:szCs w:val="21"/>
+        </w:rPr>
+        <w:t xml:space="preserve">: </w:t>
+      </w:r>
+      <w:r>
+        <w:rPr>
+          <w:rFonts w:ascii="Consolas" w:cs="Consolas" w:eastAsia="Consolas" w:hAnsi="Consolas"/>
+          <w:color w:val="1F3253"/>
+          <w:sz w:val="19"/>
+          <w:szCs w:val="19"/>
+          <w:shd w:fill="EFEDE6" w:color="auto" w:val="clear"/>
+        </w:rPr>
+        <w:t xml:space="preserve">{isAdminMaster &amp;&amp; (…)}</w:t>
+      </w:r>
+      <w:r>
+        <w:rPr>
+          <w:color w:val="23293D"/>
+          <w:sz w:val="21"/>
+          <w:szCs w:val="21"/>
+        </w:rPr>
+        <w:t xml:space="preserve">).</w:t>
       </w:r>
     </w:p>
     <w:p>
@@ -12090,69 +12496,15 @@
           <w:sz w:val="21"/>
           <w:szCs w:val="21"/>
         </w:rPr>
-        <w:t xml:space="preserve">Não vê:</w:t>
-      </w:r>
-      <w:r>
-        <w:rPr>
-          <w:color w:val="23293D"/>
-          <w:sz w:val="21"/>
-          <w:szCs w:val="21"/>
-        </w:rPr>
-        <w:t xml:space="preserve"> Financeiro, Compras (✅ </w:t>
-      </w:r>
-      <w:r>
-        <w:rPr>
-          <w:rFonts w:ascii="Consolas" w:cs="Consolas" w:eastAsia="Consolas" w:hAnsi="Consolas"/>
-          <w:color w:val="1F3253"/>
-          <w:sz w:val="19"/>
-          <w:szCs w:val="19"/>
-          <w:shd w:fill="EFEDE6" w:color="auto" w:val="clear"/>
-        </w:rPr>
-        <w:t xml:space="preserve">canViewFinance</w:t>
-      </w:r>
-      <w:r>
-        <w:rPr>
-          <w:color w:val="23293D"/>
-          <w:sz w:val="21"/>
-          <w:szCs w:val="21"/>
-        </w:rPr>
-        <w:t xml:space="preserve"> não inclui </w:t>
-      </w:r>
-      <w:r>
-        <w:rPr>
-          <w:rFonts w:ascii="Consolas" w:cs="Consolas" w:eastAsia="Consolas" w:hAnsi="Consolas"/>
-          <w:color w:val="1F3253"/>
-          <w:sz w:val="19"/>
-          <w:szCs w:val="19"/>
-          <w:shd w:fill="EFEDE6" w:color="auto" w:val="clear"/>
-        </w:rPr>
-        <w:t xml:space="preserve">receptionist</w:t>
-      </w:r>
-      <w:r>
-        <w:rPr>
-          <w:color w:val="23293D"/>
-          <w:sz w:val="21"/>
-          <w:szCs w:val="21"/>
-        </w:rPr>
-        <w:t xml:space="preserve">; </w:t>
-      </w:r>
-      <w:r>
-        <w:rPr>
-          <w:rFonts w:ascii="Consolas" w:cs="Consolas" w:eastAsia="Consolas" w:hAnsi="Consolas"/>
-          <w:color w:val="1F3253"/>
-          <w:sz w:val="19"/>
-          <w:szCs w:val="19"/>
-          <w:shd w:fill="EFEDE6" w:color="auto" w:val="clear"/>
-        </w:rPr>
-        <w:t xml:space="preserve">canViewPurchases</w:t>
-      </w:r>
-      <w:r>
-        <w:rPr>
-          <w:color w:val="23293D"/>
-          <w:sz w:val="21"/>
-          <w:szCs w:val="21"/>
-        </w:rPr>
-        <w:t xml:space="preserve"> também não).</w:t>
+        <w:t xml:space="preserve">Pode:</w:t>
+      </w:r>
+      <w:r>
+        <w:rPr>
+          <w:color w:val="23293D"/>
+          <w:sz w:val="21"/>
+          <w:szCs w:val="21"/>
+        </w:rPr>
+        <w:t xml:space="preserve"> criar clínicas, criar usuários, redefinir senha, configurar prazos, regras comerciais, agenda, fichas de anamnese, modelos de documento e ver a auditoria.</w:t>
       </w:r>
     </w:p>
     <w:p>
@@ -12172,31 +12524,15 @@
           <w:sz w:val="21"/>
           <w:szCs w:val="21"/>
         </w:rPr>
-        <w:t xml:space="preserve">Não vê no menu, mas o item aparece:</w:t>
-      </w:r>
-      <w:r>
-        <w:rPr>
-          <w:color w:val="23293D"/>
-          <w:sz w:val="21"/>
-          <w:szCs w:val="21"/>
-        </w:rPr>
-        <w:t xml:space="preserve"> Centro de Planejamento e Procedimentos (⚠️ ver </w:t>
-      </w:r>
-      <w:r>
-        <w:rPr>
-          <w:color w:val="1F3253"/>
-          <w:sz w:val="21"/>
-          <w:szCs w:val="21"/>
-        </w:rPr>
-        <w:t xml:space="preserve">4.2</w:t>
-      </w:r>
-      <w:r>
-        <w:rPr>
-          <w:color w:val="23293D"/>
-          <w:sz w:val="21"/>
-          <w:szCs w:val="21"/>
-        </w:rPr>
-        <w:t xml:space="preserve">).</w:t>
+        <w:t xml:space="preserve">Riscos:</w:t>
+      </w:r>
+      <w:r>
+        <w:rPr>
+          <w:color w:val="23293D"/>
+          <w:sz w:val="21"/>
+          <w:szCs w:val="21"/>
+        </w:rPr>
+        <w:t xml:space="preserve"> é o único que pode apagar configuração da rede inteira. Um engano aqui atinge todas as unidades.</w:t>
       </w:r>
     </w:p>
     <w:p>
@@ -12216,34 +12552,6 @@
           <w:sz w:val="21"/>
           <w:szCs w:val="21"/>
         </w:rPr>
-        <w:t xml:space="preserve">Riscos:</w:t>
-      </w:r>
-      <w:r>
-        <w:rPr>
-          <w:color w:val="23293D"/>
-          <w:sz w:val="21"/>
-          <w:szCs w:val="21"/>
-        </w:rPr>
-        <w:t xml:space="preserve"> cadastrar paciente duplicado — mitigado pelo sistema, que reconhece o CPF já existente e autopreenche.</w:t>
-      </w:r>
-    </w:p>
-    <w:p>
-      <w:pPr>
-        <w:pStyle w:val="ListParagraph"/>
-        <w:numPr>
-          <w:ilvl w:val="0"/>
-          <w:numId w:val="6"/>
-        </w:numPr>
-        <w:spacing w:after="80" w:line="270"/>
-      </w:pPr>
-      <w:r>
-        <w:rPr>
-          <w:b/>
-          <w:bCs/>
-          <w:color w:val="23293D"/>
-          <w:sz w:val="21"/>
-          <w:szCs w:val="21"/>
-        </w:rPr>
         <w:t xml:space="preserve">Depende de:</w:t>
       </w:r>
       <w:r>
@@ -12252,7 +12560,7 @@
           <w:sz w:val="21"/>
           <w:szCs w:val="21"/>
         </w:rPr>
-        <w:t xml:space="preserve"> Coordenador (avaliação) e Consultor (fechamento).</w:t>
+        <w:t xml:space="preserve"> ninguém.</w:t>
       </w:r>
     </w:p>
     <w:p>
@@ -12263,7 +12571,7 @@
         <w:rPr>
           <w:color w:val="B98B2E"/>
         </w:rPr>
-        <w:t xml:space="preserve">Coordenador Clínico </w:t>
+        <w:t xml:space="preserve">Recepcionista </w:t>
       </w:r>
       <w:r>
         <w:rPr>
@@ -12299,7 +12607,7 @@
           <w:sz w:val="21"/>
           <w:szCs w:val="21"/>
         </w:rPr>
-        <w:t xml:space="preserve"> avaliar o paciente e preparar o caso para o planejamento.</w:t>
+        <w:t xml:space="preserve"> porta de entrada e organização do dia.</w:t>
       </w:r>
     </w:p>
     <w:p>
@@ -12327,25 +12635,7 @@
           <w:sz w:val="21"/>
           <w:szCs w:val="21"/>
         </w:rPr>
-        <w:t xml:space="preserve"> registrar consentimento (obrigatório antes de qualquer coleta), subir fotos/exames, gravar áudio, enviar ao Centro de Planejamento, e </w:t>
-      </w:r>
-      <w:r>
-        <w:rPr>
-          <w:b/>
-          <w:bCs/>
-          <w:color w:val="23293D"/>
-          <w:sz w:val="21"/>
-          <w:szCs w:val="21"/>
-        </w:rPr>
-        <w:t xml:space="preserve">aprovar ou reprovar</w:t>
-      </w:r>
-      <w:r>
-        <w:rPr>
-          <w:color w:val="23293D"/>
-          <w:sz w:val="21"/>
-          <w:szCs w:val="21"/>
-        </w:rPr>
-        <w:t xml:space="preserve"> cada opção do plano.</w:t>
+        <w:t xml:space="preserve"> cadastrar paciente, agendar, registrar chegada, chamar, solicitar anamnese, receber o aviso de fechamento para agendar o início do tratamento.</w:t>
       </w:r>
     </w:p>
     <w:p>
@@ -12365,15 +12655,15 @@
           <w:sz w:val="21"/>
           <w:szCs w:val="21"/>
         </w:rPr>
-        <w:t xml:space="preserve">Vê também:</w:t>
-      </w:r>
-      <w:r>
-        <w:rPr>
-          <w:color w:val="23293D"/>
-          <w:sz w:val="21"/>
-          <w:szCs w:val="21"/>
-        </w:rPr>
-        <w:t xml:space="preserve"> Planos de Tratamento (✅ </w:t>
+        <w:t xml:space="preserve">Não vê:</w:t>
+      </w:r>
+      <w:r>
+        <w:rPr>
+          <w:color w:val="23293D"/>
+          <w:sz w:val="21"/>
+          <w:szCs w:val="21"/>
+        </w:rPr>
+        <w:t xml:space="preserve"> Financeiro, Compras (✅ </w:t>
       </w:r>
       <w:r>
         <w:rPr>
@@ -12383,15 +12673,15 @@
           <w:szCs w:val="19"/>
           <w:shd w:fill="EFEDE6" w:color="auto" w:val="clear"/>
         </w:rPr>
-        <w:t xml:space="preserve">planRoles</w:t>
-      </w:r>
-      <w:r>
-        <w:rPr>
-          <w:color w:val="23293D"/>
-          <w:sz w:val="21"/>
-          <w:szCs w:val="21"/>
-        </w:rPr>
-        <w:t xml:space="preserve"> inclui </w:t>
+        <w:t xml:space="preserve">canViewFinance</w:t>
+      </w:r>
+      <w:r>
+        <w:rPr>
+          <w:color w:val="23293D"/>
+          <w:sz w:val="21"/>
+          <w:szCs w:val="21"/>
+        </w:rPr>
+        <w:t xml:space="preserve"> não inclui </w:t>
       </w:r>
       <w:r>
         <w:rPr>
@@ -12401,15 +12691,33 @@
           <w:szCs w:val="19"/>
           <w:shd w:fill="EFEDE6" w:color="auto" w:val="clear"/>
         </w:rPr>
-        <w:t xml:space="preserve">clinical_coordinator</w:t>
-      </w:r>
-      <w:r>
-        <w:rPr>
-          <w:color w:val="23293D"/>
-          <w:sz w:val="21"/>
-          <w:szCs w:val="21"/>
-        </w:rPr>
-        <w:t xml:space="preserve"> na unidade), Estoque (✅ é papel clínico).</w:t>
+        <w:t xml:space="preserve">receptionist</w:t>
+      </w:r>
+      <w:r>
+        <w:rPr>
+          <w:color w:val="23293D"/>
+          <w:sz w:val="21"/>
+          <w:szCs w:val="21"/>
+        </w:rPr>
+        <w:t xml:space="preserve">; </w:t>
+      </w:r>
+      <w:r>
+        <w:rPr>
+          <w:rFonts w:ascii="Consolas" w:cs="Consolas" w:eastAsia="Consolas" w:hAnsi="Consolas"/>
+          <w:color w:val="1F3253"/>
+          <w:sz w:val="19"/>
+          <w:szCs w:val="19"/>
+          <w:shd w:fill="EFEDE6" w:color="auto" w:val="clear"/>
+        </w:rPr>
+        <w:t xml:space="preserve">canViewPurchases</w:t>
+      </w:r>
+      <w:r>
+        <w:rPr>
+          <w:color w:val="23293D"/>
+          <w:sz w:val="21"/>
+          <w:szCs w:val="21"/>
+        </w:rPr>
+        <w:t xml:space="preserve"> também não).</w:t>
       </w:r>
     </w:p>
     <w:p>
@@ -12429,15 +12737,31 @@
           <w:sz w:val="21"/>
           <w:szCs w:val="21"/>
         </w:rPr>
-        <w:t xml:space="preserve">Não vê:</w:t>
-      </w:r>
-      <w:r>
-        <w:rPr>
-          <w:color w:val="23293D"/>
-          <w:sz w:val="21"/>
-          <w:szCs w:val="21"/>
-        </w:rPr>
-        <w:t xml:space="preserve"> Financeiro, Compras, Comercial.</w:t>
+        <w:t xml:space="preserve">Não vê no menu, mas o item aparece:</w:t>
+      </w:r>
+      <w:r>
+        <w:rPr>
+          <w:color w:val="23293D"/>
+          <w:sz w:val="21"/>
+          <w:szCs w:val="21"/>
+        </w:rPr>
+        <w:t xml:space="preserve"> Centro de Planejamento e Procedimentos (⚠️ ver </w:t>
+      </w:r>
+      <w:r>
+        <w:rPr>
+          <w:color w:val="1F3253"/>
+          <w:sz w:val="21"/>
+          <w:szCs w:val="21"/>
+        </w:rPr>
+        <w:t xml:space="preserve">4.2</w:t>
+      </w:r>
+      <w:r>
+        <w:rPr>
+          <w:color w:val="23293D"/>
+          <w:sz w:val="21"/>
+          <w:szCs w:val="21"/>
+        </w:rPr>
+        <w:t xml:space="preserve">).</w:t>
       </w:r>
     </w:p>
     <w:p>
@@ -12465,25 +12789,7 @@
           <w:sz w:val="21"/>
           <w:szCs w:val="21"/>
         </w:rPr>
-        <w:t xml:space="preserve"> aprovar plano sem ler o orçamento. Ele vê </w:t>
-      </w:r>
-      <w:r>
-        <w:rPr>
-          <w:b/>
-          <w:bCs/>
-          <w:color w:val="23293D"/>
-          <w:sz w:val="21"/>
-          <w:szCs w:val="21"/>
-        </w:rPr>
-        <w:t xml:space="preserve">o total</w:t>
-      </w:r>
-      <w:r>
-        <w:rPr>
-          <w:color w:val="23293D"/>
-          <w:sz w:val="21"/>
-          <w:szCs w:val="21"/>
-        </w:rPr>
-        <w:t xml:space="preserve"> de cada opção, não o preço item a item (✅ regra do LOTE F4).</w:t>
+        <w:t xml:space="preserve"> cadastrar paciente duplicado — mitigado pelo sistema, que reconhece o CPF já existente e autopreenche.</w:t>
       </w:r>
     </w:p>
     <w:p>
@@ -12511,7 +12817,7 @@
           <w:sz w:val="21"/>
           <w:szCs w:val="21"/>
         </w:rPr>
-        <w:t xml:space="preserve"> Dentista Planner (que monta o plano).</w:t>
+        <w:t xml:space="preserve"> Coordenador (avaliação) e Consultor (fechamento).</w:t>
       </w:r>
     </w:p>
     <w:p>
@@ -12522,7 +12828,7 @@
         <w:rPr>
           <w:color w:val="B98B2E"/>
         </w:rPr>
-        <w:t xml:space="preserve">Dentista Planner </w:t>
+        <w:t xml:space="preserve">Coordenador Clínico </w:t>
       </w:r>
       <w:r>
         <w:rPr>
@@ -12530,7 +12836,7 @@
           <w:iCs/>
           <w:color w:val="B98B2E"/>
         </w:rPr>
-        <w:t xml:space="preserve">(franqueadora)</w:t>
+        <w:t xml:space="preserve">(unidade)</w:t>
       </w:r>
     </w:p>
     <w:p>
@@ -12558,7 +12864,7 @@
           <w:sz w:val="21"/>
           <w:szCs w:val="21"/>
         </w:rPr>
-        <w:t xml:space="preserve"> transformar o caso em diagnóstico, plano e orçamento.</w:t>
+        <w:t xml:space="preserve"> avaliar o paciente e preparar o caso para o planejamento.</w:t>
       </w:r>
     </w:p>
     <w:p>
@@ -12586,7 +12892,25 @@
           <w:sz w:val="21"/>
           <w:szCs w:val="21"/>
         </w:rPr>
-        <w:t xml:space="preserve"> criar plano com opções, lançar procedimentos, classificar o pilar, pedir aprovação, enviar ao Comercial.</w:t>
+        <w:t xml:space="preserve"> registrar consentimento (obrigatório antes de qualquer coleta), subir fotos/exames, gravar áudio, enviar ao Centro de Planejamento, e </w:t>
+      </w:r>
+      <w:r>
+        <w:rPr>
+          <w:b/>
+          <w:bCs/>
+          <w:color w:val="23293D"/>
+          <w:sz w:val="21"/>
+          <w:szCs w:val="21"/>
+        </w:rPr>
+        <w:t xml:space="preserve">aprovar ou reprovar</w:t>
+      </w:r>
+      <w:r>
+        <w:rPr>
+          <w:color w:val="23293D"/>
+          <w:sz w:val="21"/>
+          <w:szCs w:val="21"/>
+        </w:rPr>
+        <w:t xml:space="preserve"> cada opção do plano.</w:t>
       </w:r>
     </w:p>
     <w:p>
@@ -12614,7 +12938,43 @@
           <w:sz w:val="21"/>
           <w:szCs w:val="21"/>
         </w:rPr>
-        <w:t xml:space="preserve"> Procedimentos (catálogo), Relatórios, Planos de Tratamento, Estoque (papel clínico).</w:t>
+        <w:t xml:space="preserve"> Planos de Tratamento (✅ </w:t>
+      </w:r>
+      <w:r>
+        <w:rPr>
+          <w:rFonts w:ascii="Consolas" w:cs="Consolas" w:eastAsia="Consolas" w:hAnsi="Consolas"/>
+          <w:color w:val="1F3253"/>
+          <w:sz w:val="19"/>
+          <w:szCs w:val="19"/>
+          <w:shd w:fill="EFEDE6" w:color="auto" w:val="clear"/>
+        </w:rPr>
+        <w:t xml:space="preserve">planRoles</w:t>
+      </w:r>
+      <w:r>
+        <w:rPr>
+          <w:color w:val="23293D"/>
+          <w:sz w:val="21"/>
+          <w:szCs w:val="21"/>
+        </w:rPr>
+        <w:t xml:space="preserve"> inclui </w:t>
+      </w:r>
+      <w:r>
+        <w:rPr>
+          <w:rFonts w:ascii="Consolas" w:cs="Consolas" w:eastAsia="Consolas" w:hAnsi="Consolas"/>
+          <w:color w:val="1F3253"/>
+          <w:sz w:val="19"/>
+          <w:szCs w:val="19"/>
+          <w:shd w:fill="EFEDE6" w:color="auto" w:val="clear"/>
+        </w:rPr>
+        <w:t xml:space="preserve">clinical_coordinator</w:t>
+      </w:r>
+      <w:r>
+        <w:rPr>
+          <w:color w:val="23293D"/>
+          <w:sz w:val="21"/>
+          <w:szCs w:val="21"/>
+        </w:rPr>
+        <w:t xml:space="preserve"> na unidade), Estoque (✅ é papel clínico).</w:t>
       </w:r>
     </w:p>
     <w:p>
@@ -12634,15 +12994,15 @@
           <w:sz w:val="21"/>
           <w:szCs w:val="21"/>
         </w:rPr>
-        <w:t xml:space="preserve">Não pode:</w:t>
-      </w:r>
-      <w:r>
-        <w:rPr>
-          <w:color w:val="23293D"/>
-          <w:sz w:val="21"/>
-          <w:szCs w:val="21"/>
-        </w:rPr>
-        <w:t xml:space="preserve"> avaliar paciente, agendar, negociar.</w:t>
+        <w:t xml:space="preserve">Não vê:</w:t>
+      </w:r>
+      <w:r>
+        <w:rPr>
+          <w:color w:val="23293D"/>
+          <w:sz w:val="21"/>
+          <w:szCs w:val="21"/>
+        </w:rPr>
+        <w:t xml:space="preserve"> Financeiro, Compras, Comercial.</w:t>
       </w:r>
     </w:p>
     <w:p>
@@ -12670,7 +13030,25 @@
           <w:sz w:val="21"/>
           <w:szCs w:val="21"/>
         </w:rPr>
-        <w:t xml:space="preserve"> enviar ao Comercial sem aprovação — o sistema barra.</w:t>
+        <w:t xml:space="preserve"> aprovar plano sem ler o orçamento. Ele vê </w:t>
+      </w:r>
+      <w:r>
+        <w:rPr>
+          <w:b/>
+          <w:bCs/>
+          <w:color w:val="23293D"/>
+          <w:sz w:val="21"/>
+          <w:szCs w:val="21"/>
+        </w:rPr>
+        <w:t xml:space="preserve">o total</w:t>
+      </w:r>
+      <w:r>
+        <w:rPr>
+          <w:color w:val="23293D"/>
+          <w:sz w:val="21"/>
+          <w:szCs w:val="21"/>
+        </w:rPr>
+        <w:t xml:space="preserve"> de cada opção, não o preço item a item (✅ regra do LOTE F4).</w:t>
       </w:r>
     </w:p>
     <w:p>
@@ -12698,7 +13076,7 @@
           <w:sz w:val="21"/>
           <w:szCs w:val="21"/>
         </w:rPr>
-        <w:t xml:space="preserve"> Coordenador (aprovação).</w:t>
+        <w:t xml:space="preserve"> Dentista Planner (que monta o plano).</w:t>
       </w:r>
     </w:p>
     <w:p>
@@ -12709,7 +13087,7 @@
         <w:rPr>
           <w:color w:val="B98B2E"/>
         </w:rPr>
-        <w:t xml:space="preserve">Dentista (executor) </w:t>
+        <w:t xml:space="preserve">Dentista Planner </w:t>
       </w:r>
       <w:r>
         <w:rPr>
@@ -12717,7 +13095,7 @@
           <w:iCs/>
           <w:color w:val="B98B2E"/>
         </w:rPr>
-        <w:t xml:space="preserve">(unidade)</w:t>
+        <w:t xml:space="preserve">(franqueadora)</w:t>
       </w:r>
     </w:p>
     <w:p>
@@ -12745,7 +13123,7 @@
           <w:sz w:val="21"/>
           <w:szCs w:val="21"/>
         </w:rPr>
-        <w:t xml:space="preserve"> executar o plano aprovado.</w:t>
+        <w:t xml:space="preserve"> transformar o caso em diagnóstico, plano e orçamento.</w:t>
       </w:r>
     </w:p>
     <w:p>
@@ -12765,69 +13143,15 @@
           <w:sz w:val="21"/>
           <w:szCs w:val="21"/>
         </w:rPr>
-        <w:t xml:space="preserve">Menu diferente dos outros:</w:t>
-      </w:r>
-      <w:r>
-        <w:rPr>
-          <w:color w:val="23293D"/>
-          <w:sz w:val="21"/>
-          <w:szCs w:val="21"/>
-        </w:rPr>
-        <w:t xml:space="preserve"> ✅ </w:t>
-      </w:r>
-      <w:r>
-        <w:rPr>
-          <w:b/>
-          <w:bCs/>
-          <w:color w:val="23293D"/>
-          <w:sz w:val="21"/>
-          <w:szCs w:val="21"/>
-        </w:rPr>
-        <w:t xml:space="preserve">não tem "Jornada"</w:t>
-      </w:r>
-      <w:r>
-        <w:rPr>
-          <w:color w:val="23293D"/>
-          <w:sz w:val="21"/>
-          <w:szCs w:val="21"/>
-        </w:rPr>
-        <w:t xml:space="preserve">, e ganha </w:t>
-      </w:r>
-      <w:r>
-        <w:rPr>
-          <w:b/>
-          <w:bCs/>
-          <w:color w:val="23293D"/>
-          <w:sz w:val="21"/>
-          <w:szCs w:val="21"/>
-        </w:rPr>
-        <w:t xml:space="preserve">Meu Dia</w:t>
-      </w:r>
-      <w:r>
-        <w:rPr>
-          <w:color w:val="23293D"/>
-          <w:sz w:val="21"/>
-          <w:szCs w:val="21"/>
-        </w:rPr>
-        <w:t xml:space="preserve"> e </w:t>
-      </w:r>
-      <w:r>
-        <w:rPr>
-          <w:b/>
-          <w:bCs/>
-          <w:color w:val="23293D"/>
-          <w:sz w:val="21"/>
-          <w:szCs w:val="21"/>
-        </w:rPr>
-        <w:t xml:space="preserve">Minha Agenda</w:t>
-      </w:r>
-      <w:r>
-        <w:rPr>
-          <w:color w:val="23293D"/>
-          <w:sz w:val="21"/>
-          <w:szCs w:val="21"/>
-        </w:rPr>
-        <w:t xml:space="preserve">.</w:t>
+        <w:t xml:space="preserve">Pode:</w:t>
+      </w:r>
+      <w:r>
+        <w:rPr>
+          <w:color w:val="23293D"/>
+          <w:sz w:val="21"/>
+          <w:szCs w:val="21"/>
+        </w:rPr>
+        <w:t xml:space="preserve"> criar plano com opções, lançar procedimentos, classificar o pilar, pedir aprovação, enviar ao Comercial.</w:t>
       </w:r>
     </w:p>
     <w:p>
@@ -12847,15 +13171,15 @@
           <w:sz w:val="21"/>
           <w:szCs w:val="21"/>
         </w:rPr>
-        <w:t xml:space="preserve">Pode:</w:t>
-      </w:r>
-      <w:r>
-        <w:rPr>
-          <w:color w:val="23293D"/>
-          <w:sz w:val="21"/>
-          <w:szCs w:val="21"/>
-        </w:rPr>
-        <w:t xml:space="preserve"> ver a agenda dele, chamar o paciente, escrever o Desenvolvimento Clínico e concluir o atendimento; consumo avulso de estoque.</w:t>
+        <w:t xml:space="preserve">Vê também:</w:t>
+      </w:r>
+      <w:r>
+        <w:rPr>
+          <w:color w:val="23293D"/>
+          <w:sz w:val="21"/>
+          <w:szCs w:val="21"/>
+        </w:rPr>
+        <w:t xml:space="preserve"> Procedimentos (catálogo), Relatórios, Planos de Tratamento, Estoque (papel clínico).</w:t>
       </w:r>
     </w:p>
     <w:p>
@@ -12875,15 +13199,15 @@
           <w:sz w:val="21"/>
           <w:szCs w:val="21"/>
         </w:rPr>
-        <w:t xml:space="preserve">Não vê:</w:t>
-      </w:r>
-      <w:r>
-        <w:rPr>
-          <w:color w:val="23293D"/>
-          <w:sz w:val="21"/>
-          <w:szCs w:val="21"/>
-        </w:rPr>
-        <w:t xml:space="preserve"> Financeiro, Comercial, Compras, Relatórios.</w:t>
+        <w:t xml:space="preserve">Não pode:</w:t>
+      </w:r>
+      <w:r>
+        <w:rPr>
+          <w:color w:val="23293D"/>
+          <w:sz w:val="21"/>
+          <w:szCs w:val="21"/>
+        </w:rPr>
+        <w:t xml:space="preserve"> avaliar paciente, agendar, negociar.</w:t>
       </w:r>
     </w:p>
     <w:p>
@@ -12911,25 +13235,7 @@
           <w:sz w:val="21"/>
           <w:szCs w:val="21"/>
         </w:rPr>
-        <w:t xml:space="preserve"> concluir atendimento sem escrever o Desenvolvimento Clínico — o sistema </w:t>
-      </w:r>
-      <w:r>
-        <w:rPr>
-          <w:b/>
-          <w:bCs/>
-          <w:color w:val="23293D"/>
-          <w:sz w:val="21"/>
-          <w:szCs w:val="21"/>
-        </w:rPr>
-        <w:t xml:space="preserve">não deixa</w:t>
-      </w:r>
-      <w:r>
-        <w:rPr>
-          <w:color w:val="23293D"/>
-          <w:sz w:val="21"/>
-          <w:szCs w:val="21"/>
-        </w:rPr>
-        <w:t xml:space="preserve"> (✅ regra I7b).</w:t>
+        <w:t xml:space="preserve"> enviar ao Comercial sem aprovação — o sistema barra.</w:t>
       </w:r>
     </w:p>
     <w:p>
@@ -12957,7 +13263,7 @@
           <w:sz w:val="21"/>
           <w:szCs w:val="21"/>
         </w:rPr>
-        <w:t xml:space="preserve"> Recepção (que registra a chegada).</w:t>
+        <w:t xml:space="preserve"> Coordenador (aprovação).</w:t>
       </w:r>
     </w:p>
     <w:p>
@@ -12968,7 +13274,7 @@
         <w:rPr>
           <w:color w:val="B98B2E"/>
         </w:rPr>
-        <w:t xml:space="preserve">Consultor Comercial </w:t>
+        <w:t xml:space="preserve">Dentista (executor) </w:t>
       </w:r>
       <w:r>
         <w:rPr>
@@ -12976,7 +13282,7 @@
           <w:iCs/>
           <w:color w:val="B98B2E"/>
         </w:rPr>
-        <w:t xml:space="preserve">(franqueadora)</w:t>
+        <w:t xml:space="preserve">(unidade)</w:t>
       </w:r>
     </w:p>
     <w:p>
@@ -13004,7 +13310,7 @@
           <w:sz w:val="21"/>
           <w:szCs w:val="21"/>
         </w:rPr>
-        <w:t xml:space="preserve"> apresentar o plano e fechar a venda.</w:t>
+        <w:t xml:space="preserve"> executar o plano aprovado.</w:t>
       </w:r>
     </w:p>
     <w:p>
@@ -13024,15 +13330,69 @@
           <w:sz w:val="21"/>
           <w:szCs w:val="21"/>
         </w:rPr>
-        <w:t xml:space="preserve">Pode:</w:t>
-      </w:r>
-      <w:r>
-        <w:rPr>
-          <w:color w:val="23293D"/>
-          <w:sz w:val="21"/>
-          <w:szCs w:val="21"/>
-        </w:rPr>
-        <w:t xml:space="preserve"> negociar, aplicar desconto dentro do teto, definir forma de pagamento, marcar contrato assinado e pagamento confirmado.</w:t>
+        <w:t xml:space="preserve">Menu diferente dos outros:</w:t>
+      </w:r>
+      <w:r>
+        <w:rPr>
+          <w:color w:val="23293D"/>
+          <w:sz w:val="21"/>
+          <w:szCs w:val="21"/>
+        </w:rPr>
+        <w:t xml:space="preserve"> ✅ </w:t>
+      </w:r>
+      <w:r>
+        <w:rPr>
+          <w:b/>
+          <w:bCs/>
+          <w:color w:val="23293D"/>
+          <w:sz w:val="21"/>
+          <w:szCs w:val="21"/>
+        </w:rPr>
+        <w:t xml:space="preserve">não tem "Jornada"</w:t>
+      </w:r>
+      <w:r>
+        <w:rPr>
+          <w:color w:val="23293D"/>
+          <w:sz w:val="21"/>
+          <w:szCs w:val="21"/>
+        </w:rPr>
+        <w:t xml:space="preserve">, e ganha </w:t>
+      </w:r>
+      <w:r>
+        <w:rPr>
+          <w:b/>
+          <w:bCs/>
+          <w:color w:val="23293D"/>
+          <w:sz w:val="21"/>
+          <w:szCs w:val="21"/>
+        </w:rPr>
+        <w:t xml:space="preserve">Meu Dia</w:t>
+      </w:r>
+      <w:r>
+        <w:rPr>
+          <w:color w:val="23293D"/>
+          <w:sz w:val="21"/>
+          <w:szCs w:val="21"/>
+        </w:rPr>
+        <w:t xml:space="preserve"> e </w:t>
+      </w:r>
+      <w:r>
+        <w:rPr>
+          <w:b/>
+          <w:bCs/>
+          <w:color w:val="23293D"/>
+          <w:sz w:val="21"/>
+          <w:szCs w:val="21"/>
+        </w:rPr>
+        <w:t xml:space="preserve">Minha Agenda</w:t>
+      </w:r>
+      <w:r>
+        <w:rPr>
+          <w:color w:val="23293D"/>
+          <w:sz w:val="21"/>
+          <w:szCs w:val="21"/>
+        </w:rPr>
+        <w:t xml:space="preserve">.</w:t>
       </w:r>
     </w:p>
     <w:p>
@@ -13052,15 +13412,15 @@
           <w:sz w:val="21"/>
           <w:szCs w:val="21"/>
         </w:rPr>
-        <w:t xml:space="preserve">Vê também:</w:t>
-      </w:r>
-      <w:r>
-        <w:rPr>
-          <w:color w:val="23293D"/>
-          <w:sz w:val="21"/>
-          <w:szCs w:val="21"/>
-        </w:rPr>
-        <w:t xml:space="preserve"> Comercial, Relatórios, Planos de Tratamento.</w:t>
+        <w:t xml:space="preserve">Pode:</w:t>
+      </w:r>
+      <w:r>
+        <w:rPr>
+          <w:color w:val="23293D"/>
+          <w:sz w:val="21"/>
+          <w:szCs w:val="21"/>
+        </w:rPr>
+        <w:t xml:space="preserve"> ver a agenda dele, chamar o paciente, escrever o Desenvolvimento Clínico e concluir o atendimento; consumo avulso de estoque.</w:t>
       </w:r>
     </w:p>
     <w:p>
@@ -13088,7 +13448,7 @@
           <w:sz w:val="21"/>
           <w:szCs w:val="21"/>
         </w:rPr>
-        <w:t xml:space="preserve"> Financeiro, Estoque, Compras.</w:t>
+        <w:t xml:space="preserve"> Financeiro, Comercial, Compras, Relatórios.</w:t>
       </w:r>
     </w:p>
     <w:p>
@@ -13116,7 +13476,25 @@
           <w:sz w:val="21"/>
           <w:szCs w:val="21"/>
         </w:rPr>
-        <w:t xml:space="preserve"> desconto acima do teto — o sistema avisa e, acima do limite, exige autorização.</w:t>
+        <w:t xml:space="preserve"> concluir atendimento sem escrever o Desenvolvimento Clínico — o sistema </w:t>
+      </w:r>
+      <w:r>
+        <w:rPr>
+          <w:b/>
+          <w:bCs/>
+          <w:color w:val="23293D"/>
+          <w:sz w:val="21"/>
+          <w:szCs w:val="21"/>
+        </w:rPr>
+        <w:t xml:space="preserve">não deixa</w:t>
+      </w:r>
+      <w:r>
+        <w:rPr>
+          <w:color w:val="23293D"/>
+          <w:sz w:val="21"/>
+          <w:szCs w:val="21"/>
+        </w:rPr>
+        <w:t xml:space="preserve"> (✅ regra I7b).</w:t>
       </w:r>
     </w:p>
     <w:p>
@@ -13144,7 +13522,7 @@
           <w:sz w:val="21"/>
           <w:szCs w:val="21"/>
         </w:rPr>
-        <w:t xml:space="preserve"> Planner (plano aprovado).</w:t>
+        <w:t xml:space="preserve"> Recepção (que registra a chegada).</w:t>
       </w:r>
     </w:p>
     <w:p>
@@ -13155,7 +13533,7 @@
         <w:rPr>
           <w:color w:val="B98B2E"/>
         </w:rPr>
-        <w:t xml:space="preserve">Gerente de Unidade </w:t>
+        <w:t xml:space="preserve">Consultor Comercial </w:t>
       </w:r>
       <w:r>
         <w:rPr>
@@ -13163,7 +13541,7 @@
           <w:iCs/>
           <w:color w:val="B98B2E"/>
         </w:rPr>
-        <w:t xml:space="preserve">(unidade)</w:t>
+        <w:t xml:space="preserve">(franqueadora)</w:t>
       </w:r>
     </w:p>
     <w:p>
@@ -13191,7 +13569,7 @@
           <w:sz w:val="21"/>
           <w:szCs w:val="21"/>
         </w:rPr>
-        <w:t xml:space="preserve"> enxergar e responder pela unidade.</w:t>
+        <w:t xml:space="preserve"> apresentar o plano e fechar a venda.</w:t>
       </w:r>
     </w:p>
     <w:p>
@@ -13211,15 +13589,15 @@
           <w:sz w:val="21"/>
           <w:szCs w:val="21"/>
         </w:rPr>
-        <w:t xml:space="preserve">Vê praticamente tudo da unidade:</w:t>
-      </w:r>
-      <w:r>
-        <w:rPr>
-          <w:color w:val="23293D"/>
-          <w:sz w:val="21"/>
-          <w:szCs w:val="21"/>
-        </w:rPr>
-        <w:t xml:space="preserve"> Financeiro ✅, Estoque ✅, Compras ✅, Comercial ✅, Relatórios ✅, Planos ✅, Risartanos ✅, Empresarial ✅.</w:t>
+        <w:t xml:space="preserve">Pode:</w:t>
+      </w:r>
+      <w:r>
+        <w:rPr>
+          <w:color w:val="23293D"/>
+          <w:sz w:val="21"/>
+          <w:szCs w:val="21"/>
+        </w:rPr>
+        <w:t xml:space="preserve"> negociar, aplicar desconto dentro do teto, definir forma de pagamento, marcar contrato assinado e pagamento confirmado.</w:t>
       </w:r>
     </w:p>
     <w:p>
@@ -13239,69 +13617,15 @@
           <w:sz w:val="21"/>
           <w:szCs w:val="21"/>
         </w:rPr>
-        <w:t xml:space="preserve">Pode:</w:t>
-      </w:r>
-      <w:r>
-        <w:rPr>
-          <w:color w:val="23293D"/>
-          <w:sz w:val="21"/>
-          <w:szCs w:val="21"/>
-        </w:rPr>
-        <w:t xml:space="preserve"> lançar dinheiro (</w:t>
-      </w:r>
-      <w:r>
-        <w:rPr>
-          <w:rFonts w:ascii="Consolas" w:cs="Consolas" w:eastAsia="Consolas" w:hAnsi="Consolas"/>
-          <w:color w:val="1F3253"/>
-          <w:sz w:val="19"/>
-          <w:szCs w:val="19"/>
-          <w:shd w:fill="EFEDE6" w:color="auto" w:val="clear"/>
-        </w:rPr>
-        <w:t xml:space="preserve">canPostFinance</w:t>
-      </w:r>
-      <w:r>
-        <w:rPr>
-          <w:color w:val="23293D"/>
-          <w:sz w:val="21"/>
-          <w:szCs w:val="21"/>
-        </w:rPr>
-        <w:t xml:space="preserve">), dar entrada e fazer inventário de estoque (</w:t>
-      </w:r>
-      <w:r>
-        <w:rPr>
-          <w:rFonts w:ascii="Consolas" w:cs="Consolas" w:eastAsia="Consolas" w:hAnsi="Consolas"/>
-          <w:color w:val="1F3253"/>
-          <w:sz w:val="19"/>
-          <w:szCs w:val="19"/>
-          <w:shd w:fill="EFEDE6" w:color="auto" w:val="clear"/>
-        </w:rPr>
-        <w:t xml:space="preserve">canManageStock</w:t>
-      </w:r>
-      <w:r>
-        <w:rPr>
-          <w:color w:val="23293D"/>
-          <w:sz w:val="21"/>
-          <w:szCs w:val="21"/>
-        </w:rPr>
-        <w:t xml:space="preserve">), criar requisição de compra (</w:t>
-      </w:r>
-      <w:r>
-        <w:rPr>
-          <w:rFonts w:ascii="Consolas" w:cs="Consolas" w:eastAsia="Consolas" w:hAnsi="Consolas"/>
-          <w:color w:val="1F3253"/>
-          <w:sz w:val="19"/>
-          <w:szCs w:val="19"/>
-          <w:shd w:fill="EFEDE6" w:color="auto" w:val="clear"/>
-        </w:rPr>
-        <w:t xml:space="preserve">canManagePurchaseRequests</w:t>
-      </w:r>
-      <w:r>
-        <w:rPr>
-          <w:color w:val="23293D"/>
-          <w:sz w:val="21"/>
-          <w:szCs w:val="21"/>
-        </w:rPr>
-        <w:t xml:space="preserve">), autorizar contas dentro da alçada.</w:t>
+        <w:t xml:space="preserve">Vê também:</w:t>
+      </w:r>
+      <w:r>
+        <w:rPr>
+          <w:color w:val="23293D"/>
+          <w:sz w:val="21"/>
+          <w:szCs w:val="21"/>
+        </w:rPr>
+        <w:t xml:space="preserve"> Comercial, Relatórios, Planos de Tratamento.</w:t>
       </w:r>
     </w:p>
     <w:p>
@@ -13321,51 +13645,15 @@
           <w:sz w:val="21"/>
           <w:szCs w:val="21"/>
         </w:rPr>
-        <w:t xml:space="preserve">Não pode:</w:t>
-      </w:r>
-      <w:r>
-        <w:rPr>
-          <w:color w:val="23293D"/>
-          <w:sz w:val="21"/>
-          <w:szCs w:val="21"/>
-        </w:rPr>
-        <w:t xml:space="preserve"> configurar o que vale para a rede inteira (</w:t>
-      </w:r>
-      <w:r>
-        <w:rPr>
-          <w:rFonts w:ascii="Consolas" w:cs="Consolas" w:eastAsia="Consolas" w:hAnsi="Consolas"/>
-          <w:color w:val="1F3253"/>
-          <w:sz w:val="19"/>
-          <w:szCs w:val="19"/>
-          <w:shd w:fill="EFEDE6" w:color="auto" w:val="clear"/>
-        </w:rPr>
-        <w:t xml:space="preserve">canConfigureFinanceNetwork</w:t>
-      </w:r>
-      <w:r>
-        <w:rPr>
-          <w:color w:val="23293D"/>
-          <w:sz w:val="21"/>
-          <w:szCs w:val="21"/>
-        </w:rPr>
-        <w:t xml:space="preserve"> exclui o gerente) nem cadastrar item no catálogo de estoque (</w:t>
-      </w:r>
-      <w:r>
-        <w:rPr>
-          <w:rFonts w:ascii="Consolas" w:cs="Consolas" w:eastAsia="Consolas" w:hAnsi="Consolas"/>
-          <w:color w:val="1F3253"/>
-          <w:sz w:val="19"/>
-          <w:szCs w:val="19"/>
-          <w:shd w:fill="EFEDE6" w:color="auto" w:val="clear"/>
-        </w:rPr>
-        <w:t xml:space="preserve">canManageStockCatalog</w:t>
-      </w:r>
-      <w:r>
-        <w:rPr>
-          <w:color w:val="23293D"/>
-          <w:sz w:val="21"/>
-          <w:szCs w:val="21"/>
-        </w:rPr>
-        <w:t xml:space="preserve">).</w:t>
+        <w:t xml:space="preserve">Não vê:</w:t>
+      </w:r>
+      <w:r>
+        <w:rPr>
+          <w:color w:val="23293D"/>
+          <w:sz w:val="21"/>
+          <w:szCs w:val="21"/>
+        </w:rPr>
+        <w:t xml:space="preserve"> Financeiro, Estoque, Compras.</w:t>
       </w:r>
     </w:p>
     <w:p>
@@ -13393,7 +13681,35 @@
           <w:sz w:val="21"/>
           <w:szCs w:val="21"/>
         </w:rPr>
-        <w:t xml:space="preserve"> é quem mais executa ação irreversível no financeiro.</w:t>
+        <w:t xml:space="preserve"> desconto acima do teto — o sistema avisa e, acima do limite, exige autorização.</w:t>
+      </w:r>
+    </w:p>
+    <w:p>
+      <w:pPr>
+        <w:pStyle w:val="ListParagraph"/>
+        <w:numPr>
+          <w:ilvl w:val="0"/>
+          <w:numId w:val="11"/>
+        </w:numPr>
+        <w:spacing w:after="80" w:line="270"/>
+      </w:pPr>
+      <w:r>
+        <w:rPr>
+          <w:b/>
+          <w:bCs/>
+          <w:color w:val="23293D"/>
+          <w:sz w:val="21"/>
+          <w:szCs w:val="21"/>
+        </w:rPr>
+        <w:t xml:space="preserve">Depende de:</w:t>
+      </w:r>
+      <w:r>
+        <w:rPr>
+          <w:color w:val="23293D"/>
+          <w:sz w:val="21"/>
+          <w:szCs w:val="21"/>
+        </w:rPr>
+        <w:t xml:space="preserve"> Planner (plano aprovado).</w:t>
       </w:r>
     </w:p>
     <w:p>
@@ -13404,7 +13720,7 @@
         <w:rPr>
           <w:color w:val="B98B2E"/>
         </w:rPr>
-        <w:t xml:space="preserve">Franqueado </w:t>
+        <w:t xml:space="preserve">Gerente de Unidade </w:t>
       </w:r>
       <w:r>
         <w:rPr>
@@ -13440,7 +13756,7 @@
           <w:sz w:val="21"/>
           <w:szCs w:val="21"/>
         </w:rPr>
-        <w:t xml:space="preserve"> acompanhar a unidade que possui.</w:t>
+        <w:t xml:space="preserve"> enxergar e responder pela unidade.</w:t>
       </w:r>
     </w:p>
     <w:p>
@@ -13460,15 +13776,15 @@
           <w:sz w:val="21"/>
           <w:szCs w:val="21"/>
         </w:rPr>
-        <w:t xml:space="preserve">Vê:</w:t>
-      </w:r>
-      <w:r>
-        <w:rPr>
-          <w:color w:val="23293D"/>
-          <w:sz w:val="21"/>
-          <w:szCs w:val="21"/>
-        </w:rPr>
-        <w:t xml:space="preserve"> Financeiro ✅, Estoque ✅, Compras ✅, Comercial ✅, Relatórios ✅.</w:t>
+        <w:t xml:space="preserve">Vê praticamente tudo da unidade:</w:t>
+      </w:r>
+      <w:r>
+        <w:rPr>
+          <w:color w:val="23293D"/>
+          <w:sz w:val="21"/>
+          <w:szCs w:val="21"/>
+        </w:rPr>
+        <w:t xml:space="preserve"> Financeiro ✅, Estoque ✅, Compras ✅, Comercial ✅, Relatórios ✅, Planos ✅, Risartanos ✅, Empresarial ✅.</w:t>
       </w:r>
     </w:p>
     <w:p>
@@ -13488,15 +13804,15 @@
           <w:sz w:val="21"/>
           <w:szCs w:val="21"/>
         </w:rPr>
-        <w:t xml:space="preserve">Não pode lançar dinheiro:</w:t>
-      </w:r>
-      <w:r>
-        <w:rPr>
-          <w:color w:val="23293D"/>
-          <w:sz w:val="21"/>
-          <w:szCs w:val="21"/>
-        </w:rPr>
-        <w:t xml:space="preserve"> ⚠️ </w:t>
+        <w:t xml:space="preserve">Pode:</w:t>
+      </w:r>
+      <w:r>
+        <w:rPr>
+          <w:color w:val="23293D"/>
+          <w:sz w:val="21"/>
+          <w:szCs w:val="21"/>
+        </w:rPr>
+        <w:t xml:space="preserve"> lançar dinheiro (</w:t>
       </w:r>
       <w:r>
         <w:rPr>
@@ -13514,25 +13830,7 @@
           <w:sz w:val="21"/>
           <w:szCs w:val="21"/>
         </w:rPr>
-        <w:t xml:space="preserve"> </w:t>
-      </w:r>
-      <w:r>
-        <w:rPr>
-          <w:b/>
-          <w:bCs/>
-          <w:color w:val="23293D"/>
-          <w:sz w:val="21"/>
-          <w:szCs w:val="21"/>
-        </w:rPr>
-        <w:t xml:space="preserve">não</w:t>
-      </w:r>
-      <w:r>
-        <w:rPr>
-          <w:color w:val="23293D"/>
-          <w:sz w:val="21"/>
-          <w:szCs w:val="21"/>
-        </w:rPr>
-        <w:t xml:space="preserve"> inclui </w:t>
+        <w:t xml:space="preserve">), dar entrada e fazer inventário de estoque (</w:t>
       </w:r>
       <w:r>
         <w:rPr>
@@ -13542,33 +13840,125 @@
           <w:szCs w:val="19"/>
           <w:shd w:fill="EFEDE6" w:color="auto" w:val="clear"/>
         </w:rPr>
-        <w:t xml:space="preserve">franchisee</w:t>
-      </w:r>
-      <w:r>
-        <w:rPr>
-          <w:color w:val="23293D"/>
-          <w:sz w:val="21"/>
-          <w:szCs w:val="21"/>
-        </w:rPr>
-        <w:t xml:space="preserve"> — o comentário no código diz </w:t>
-      </w:r>
-      <w:r>
-        <w:rPr>
-          <w:i/>
-          <w:iCs/>
-          <w:color w:val="23293D"/>
-          <w:sz w:val="21"/>
-          <w:szCs w:val="21"/>
-        </w:rPr>
-        <w:t xml:space="preserve">"franqueado é somente leitura"</w:t>
-      </w:r>
-      <w:r>
-        <w:rPr>
-          <w:color w:val="23293D"/>
-          <w:sz w:val="21"/>
-          <w:szCs w:val="21"/>
-        </w:rPr>
-        <w:t xml:space="preserve">.</w:t>
+        <w:t xml:space="preserve">canManageStock</w:t>
+      </w:r>
+      <w:r>
+        <w:rPr>
+          <w:color w:val="23293D"/>
+          <w:sz w:val="21"/>
+          <w:szCs w:val="21"/>
+        </w:rPr>
+        <w:t xml:space="preserve">), criar requisição de compra (</w:t>
+      </w:r>
+      <w:r>
+        <w:rPr>
+          <w:rFonts w:ascii="Consolas" w:cs="Consolas" w:eastAsia="Consolas" w:hAnsi="Consolas"/>
+          <w:color w:val="1F3253"/>
+          <w:sz w:val="19"/>
+          <w:szCs w:val="19"/>
+          <w:shd w:fill="EFEDE6" w:color="auto" w:val="clear"/>
+        </w:rPr>
+        <w:t xml:space="preserve">canManagePurchaseRequests</w:t>
+      </w:r>
+      <w:r>
+        <w:rPr>
+          <w:color w:val="23293D"/>
+          <w:sz w:val="21"/>
+          <w:szCs w:val="21"/>
+        </w:rPr>
+        <w:t xml:space="preserve">), autorizar contas dentro da alçada.</w:t>
+      </w:r>
+    </w:p>
+    <w:p>
+      <w:pPr>
+        <w:pStyle w:val="ListParagraph"/>
+        <w:numPr>
+          <w:ilvl w:val="0"/>
+          <w:numId w:val="12"/>
+        </w:numPr>
+        <w:spacing w:after="80" w:line="270"/>
+      </w:pPr>
+      <w:r>
+        <w:rPr>
+          <w:b/>
+          <w:bCs/>
+          <w:color w:val="23293D"/>
+          <w:sz w:val="21"/>
+          <w:szCs w:val="21"/>
+        </w:rPr>
+        <w:t xml:space="preserve">Não pode:</w:t>
+      </w:r>
+      <w:r>
+        <w:rPr>
+          <w:color w:val="23293D"/>
+          <w:sz w:val="21"/>
+          <w:szCs w:val="21"/>
+        </w:rPr>
+        <w:t xml:space="preserve"> configurar o que vale para a rede inteira (</w:t>
+      </w:r>
+      <w:r>
+        <w:rPr>
+          <w:rFonts w:ascii="Consolas" w:cs="Consolas" w:eastAsia="Consolas" w:hAnsi="Consolas"/>
+          <w:color w:val="1F3253"/>
+          <w:sz w:val="19"/>
+          <w:szCs w:val="19"/>
+          <w:shd w:fill="EFEDE6" w:color="auto" w:val="clear"/>
+        </w:rPr>
+        <w:t xml:space="preserve">canConfigureFinanceNetwork</w:t>
+      </w:r>
+      <w:r>
+        <w:rPr>
+          <w:color w:val="23293D"/>
+          <w:sz w:val="21"/>
+          <w:szCs w:val="21"/>
+        </w:rPr>
+        <w:t xml:space="preserve"> exclui o gerente) nem cadastrar item no catálogo de estoque (</w:t>
+      </w:r>
+      <w:r>
+        <w:rPr>
+          <w:rFonts w:ascii="Consolas" w:cs="Consolas" w:eastAsia="Consolas" w:hAnsi="Consolas"/>
+          <w:color w:val="1F3253"/>
+          <w:sz w:val="19"/>
+          <w:szCs w:val="19"/>
+          <w:shd w:fill="EFEDE6" w:color="auto" w:val="clear"/>
+        </w:rPr>
+        <w:t xml:space="preserve">canManageStockCatalog</w:t>
+      </w:r>
+      <w:r>
+        <w:rPr>
+          <w:color w:val="23293D"/>
+          <w:sz w:val="21"/>
+          <w:szCs w:val="21"/>
+        </w:rPr>
+        <w:t xml:space="preserve">).</w:t>
+      </w:r>
+    </w:p>
+    <w:p>
+      <w:pPr>
+        <w:pStyle w:val="ListParagraph"/>
+        <w:numPr>
+          <w:ilvl w:val="0"/>
+          <w:numId w:val="12"/>
+        </w:numPr>
+        <w:spacing w:after="80" w:line="270"/>
+      </w:pPr>
+      <w:r>
+        <w:rPr>
+          <w:b/>
+          <w:bCs/>
+          <w:color w:val="23293D"/>
+          <w:sz w:val="21"/>
+          <w:szCs w:val="21"/>
+        </w:rPr>
+        <w:t xml:space="preserve">Riscos:</w:t>
+      </w:r>
+      <w:r>
+        <w:rPr>
+          <w:color w:val="23293D"/>
+          <w:sz w:val="21"/>
+          <w:szCs w:val="21"/>
+        </w:rPr>
+        <w:t xml:space="preserve"> é quem mais executa ação irreversível no financeiro.</w:t>
       </w:r>
     </w:p>
     <w:p>
@@ -13579,7 +13969,7 @@
         <w:rPr>
           <w:color w:val="B98B2E"/>
         </w:rPr>
-        <w:t xml:space="preserve">Financeiro da Franqueadora </w:t>
+        <w:t xml:space="preserve">Franqueado </w:t>
       </w:r>
       <w:r>
         <w:rPr>
@@ -13587,7 +13977,7 @@
           <w:iCs/>
           <w:color w:val="B98B2E"/>
         </w:rPr>
-        <w:t xml:space="preserve">(franqueadora)</w:t>
+        <w:t xml:space="preserve">(unidade)</w:t>
       </w:r>
     </w:p>
     <w:p>
@@ -13607,69 +13997,15 @@
           <w:sz w:val="21"/>
           <w:szCs w:val="21"/>
         </w:rPr>
-        <w:t xml:space="preserve">Pode:</w:t>
-      </w:r>
-      <w:r>
-        <w:rPr>
-          <w:color w:val="23293D"/>
-          <w:sz w:val="21"/>
-          <w:szCs w:val="21"/>
-        </w:rPr>
-        <w:t xml:space="preserve"> tudo do financeiro, inclusive </w:t>
-      </w:r>
-      <w:r>
-        <w:rPr>
-          <w:b/>
-          <w:bCs/>
-          <w:color w:val="23293D"/>
-          <w:sz w:val="21"/>
-          <w:szCs w:val="21"/>
-        </w:rPr>
-        <w:t xml:space="preserve">configurar a rede</w:t>
-      </w:r>
-      <w:r>
-        <w:rPr>
-          <w:color w:val="23293D"/>
-          <w:sz w:val="21"/>
-          <w:szCs w:val="21"/>
-        </w:rPr>
-        <w:t xml:space="preserve"> (</w:t>
-      </w:r>
-      <w:r>
-        <w:rPr>
-          <w:rFonts w:ascii="Consolas" w:cs="Consolas" w:eastAsia="Consolas" w:hAnsi="Consolas"/>
-          <w:color w:val="1F3253"/>
-          <w:sz w:val="19"/>
-          <w:szCs w:val="19"/>
-          <w:shd w:fill="EFEDE6" w:color="auto" w:val="clear"/>
-        </w:rPr>
-        <w:t xml:space="preserve">canConfigureFinanceNetwork</w:t>
-      </w:r>
-      <w:r>
-        <w:rPr>
-          <w:color w:val="23293D"/>
-          <w:sz w:val="21"/>
-          <w:szCs w:val="21"/>
-        </w:rPr>
-        <w:t xml:space="preserve"> ✅), o catálogo de estoque (</w:t>
-      </w:r>
-      <w:r>
-        <w:rPr>
-          <w:rFonts w:ascii="Consolas" w:cs="Consolas" w:eastAsia="Consolas" w:hAnsi="Consolas"/>
-          <w:color w:val="1F3253"/>
-          <w:sz w:val="19"/>
-          <w:szCs w:val="19"/>
-          <w:shd w:fill="EFEDE6" w:color="auto" w:val="clear"/>
-        </w:rPr>
-        <w:t xml:space="preserve">canManageStockCatalog</w:t>
-      </w:r>
-      <w:r>
-        <w:rPr>
-          <w:color w:val="23293D"/>
-          <w:sz w:val="21"/>
-          <w:szCs w:val="21"/>
-        </w:rPr>
-        <w:t xml:space="preserve"> ✅) e ver Compras.</w:t>
+        <w:t xml:space="preserve">Objetivo:</w:t>
+      </w:r>
+      <w:r>
+        <w:rPr>
+          <w:color w:val="23293D"/>
+          <w:sz w:val="21"/>
+          <w:szCs w:val="21"/>
+        </w:rPr>
+        <w:t xml:space="preserve"> acompanhar a unidade que possui.</w:t>
       </w:r>
     </w:p>
     <w:p>
@@ -13689,15 +14025,115 @@
           <w:sz w:val="21"/>
           <w:szCs w:val="21"/>
         </w:rPr>
-        <w:t xml:space="preserve">Não pode:</w:t>
-      </w:r>
-      <w:r>
-        <w:rPr>
-          <w:color w:val="23293D"/>
-          <w:sz w:val="21"/>
-          <w:szCs w:val="21"/>
-        </w:rPr>
-        <w:t xml:space="preserve"> aprovar a própria conta lançada (regra de alçada, FIN3).</w:t>
+        <w:t xml:space="preserve">Vê:</w:t>
+      </w:r>
+      <w:r>
+        <w:rPr>
+          <w:color w:val="23293D"/>
+          <w:sz w:val="21"/>
+          <w:szCs w:val="21"/>
+        </w:rPr>
+        <w:t xml:space="preserve"> Financeiro ✅, Estoque ✅, Compras ✅, Comercial ✅, Relatórios ✅.</w:t>
+      </w:r>
+    </w:p>
+    <w:p>
+      <w:pPr>
+        <w:pStyle w:val="ListParagraph"/>
+        <w:numPr>
+          <w:ilvl w:val="0"/>
+          <w:numId w:val="13"/>
+        </w:numPr>
+        <w:spacing w:after="80" w:line="270"/>
+      </w:pPr>
+      <w:r>
+        <w:rPr>
+          <w:b/>
+          <w:bCs/>
+          <w:color w:val="23293D"/>
+          <w:sz w:val="21"/>
+          <w:szCs w:val="21"/>
+        </w:rPr>
+        <w:t xml:space="preserve">Não pode lançar dinheiro:</w:t>
+      </w:r>
+      <w:r>
+        <w:rPr>
+          <w:color w:val="23293D"/>
+          <w:sz w:val="21"/>
+          <w:szCs w:val="21"/>
+        </w:rPr>
+        <w:t xml:space="preserve"> ⚠️ </w:t>
+      </w:r>
+      <w:r>
+        <w:rPr>
+          <w:rFonts w:ascii="Consolas" w:cs="Consolas" w:eastAsia="Consolas" w:hAnsi="Consolas"/>
+          <w:color w:val="1F3253"/>
+          <w:sz w:val="19"/>
+          <w:szCs w:val="19"/>
+          <w:shd w:fill="EFEDE6" w:color="auto" w:val="clear"/>
+        </w:rPr>
+        <w:t xml:space="preserve">canPostFinance</w:t>
+      </w:r>
+      <w:r>
+        <w:rPr>
+          <w:color w:val="23293D"/>
+          <w:sz w:val="21"/>
+          <w:szCs w:val="21"/>
+        </w:rPr>
+        <w:t xml:space="preserve"> </w:t>
+      </w:r>
+      <w:r>
+        <w:rPr>
+          <w:b/>
+          <w:bCs/>
+          <w:color w:val="23293D"/>
+          <w:sz w:val="21"/>
+          <w:szCs w:val="21"/>
+        </w:rPr>
+        <w:t xml:space="preserve">não</w:t>
+      </w:r>
+      <w:r>
+        <w:rPr>
+          <w:color w:val="23293D"/>
+          <w:sz w:val="21"/>
+          <w:szCs w:val="21"/>
+        </w:rPr>
+        <w:t xml:space="preserve"> inclui </w:t>
+      </w:r>
+      <w:r>
+        <w:rPr>
+          <w:rFonts w:ascii="Consolas" w:cs="Consolas" w:eastAsia="Consolas" w:hAnsi="Consolas"/>
+          <w:color w:val="1F3253"/>
+          <w:sz w:val="19"/>
+          <w:szCs w:val="19"/>
+          <w:shd w:fill="EFEDE6" w:color="auto" w:val="clear"/>
+        </w:rPr>
+        <w:t xml:space="preserve">franchisee</w:t>
+      </w:r>
+      <w:r>
+        <w:rPr>
+          <w:color w:val="23293D"/>
+          <w:sz w:val="21"/>
+          <w:szCs w:val="21"/>
+        </w:rPr>
+        <w:t xml:space="preserve"> — o comentário no código diz </w:t>
+      </w:r>
+      <w:r>
+        <w:rPr>
+          <w:i/>
+          <w:iCs/>
+          <w:color w:val="23293D"/>
+          <w:sz w:val="21"/>
+          <w:szCs w:val="21"/>
+        </w:rPr>
+        <w:t xml:space="preserve">"franqueado é somente leitura"</w:t>
+      </w:r>
+      <w:r>
+        <w:rPr>
+          <w:color w:val="23293D"/>
+          <w:sz w:val="21"/>
+          <w:szCs w:val="21"/>
+        </w:rPr>
+        <w:t xml:space="preserve">.</w:t>
       </w:r>
     </w:p>
     <w:p>
@@ -13708,7 +14144,7 @@
         <w:rPr>
           <w:color w:val="B98B2E"/>
         </w:rPr>
-        <w:t xml:space="preserve">Comprador da Franqueadora </w:t>
+        <w:t xml:space="preserve">Financeiro da Franqueadora </w:t>
       </w:r>
       <w:r>
         <w:rPr>
@@ -13736,15 +14172,69 @@
           <w:sz w:val="21"/>
           <w:szCs w:val="21"/>
         </w:rPr>
-        <w:t xml:space="preserve">Objetivo:</w:t>
-      </w:r>
-      <w:r>
-        <w:rPr>
-          <w:color w:val="23293D"/>
-          <w:sz w:val="21"/>
-          <w:szCs w:val="21"/>
-        </w:rPr>
-        <w:t xml:space="preserve"> negociar compras pela rede.</w:t>
+        <w:t xml:space="preserve">Pode:</w:t>
+      </w:r>
+      <w:r>
+        <w:rPr>
+          <w:color w:val="23293D"/>
+          <w:sz w:val="21"/>
+          <w:szCs w:val="21"/>
+        </w:rPr>
+        <w:t xml:space="preserve"> tudo do financeiro, inclusive </w:t>
+      </w:r>
+      <w:r>
+        <w:rPr>
+          <w:b/>
+          <w:bCs/>
+          <w:color w:val="23293D"/>
+          <w:sz w:val="21"/>
+          <w:szCs w:val="21"/>
+        </w:rPr>
+        <w:t xml:space="preserve">configurar a rede</w:t>
+      </w:r>
+      <w:r>
+        <w:rPr>
+          <w:color w:val="23293D"/>
+          <w:sz w:val="21"/>
+          <w:szCs w:val="21"/>
+        </w:rPr>
+        <w:t xml:space="preserve"> (</w:t>
+      </w:r>
+      <w:r>
+        <w:rPr>
+          <w:rFonts w:ascii="Consolas" w:cs="Consolas" w:eastAsia="Consolas" w:hAnsi="Consolas"/>
+          <w:color w:val="1F3253"/>
+          <w:sz w:val="19"/>
+          <w:szCs w:val="19"/>
+          <w:shd w:fill="EFEDE6" w:color="auto" w:val="clear"/>
+        </w:rPr>
+        <w:t xml:space="preserve">canConfigureFinanceNetwork</w:t>
+      </w:r>
+      <w:r>
+        <w:rPr>
+          <w:color w:val="23293D"/>
+          <w:sz w:val="21"/>
+          <w:szCs w:val="21"/>
+        </w:rPr>
+        <w:t xml:space="preserve"> ✅), o catálogo de estoque (</w:t>
+      </w:r>
+      <w:r>
+        <w:rPr>
+          <w:rFonts w:ascii="Consolas" w:cs="Consolas" w:eastAsia="Consolas" w:hAnsi="Consolas"/>
+          <w:color w:val="1F3253"/>
+          <w:sz w:val="19"/>
+          <w:szCs w:val="19"/>
+          <w:shd w:fill="EFEDE6" w:color="auto" w:val="clear"/>
+        </w:rPr>
+        <w:t xml:space="preserve">canManageStockCatalog</w:t>
+      </w:r>
+      <w:r>
+        <w:rPr>
+          <w:color w:val="23293D"/>
+          <w:sz w:val="21"/>
+          <w:szCs w:val="21"/>
+        </w:rPr>
+        <w:t xml:space="preserve"> ✅) e ver Compras.</w:t>
       </w:r>
     </w:p>
     <w:p>
@@ -13764,115 +14254,15 @@
           <w:sz w:val="21"/>
           <w:szCs w:val="21"/>
         </w:rPr>
-        <w:t xml:space="preserve">Vê:</w:t>
-      </w:r>
-      <w:r>
-        <w:rPr>
-          <w:color w:val="23293D"/>
-          <w:sz w:val="21"/>
-          <w:szCs w:val="21"/>
-        </w:rPr>
-        <w:t xml:space="preserve"> Compras ✅ (é o único, além do Admin, que entra na mesa de negociação — </w:t>
-      </w:r>
-      <w:r>
-        <w:rPr>
-          <w:rFonts w:ascii="Consolas" w:cs="Consolas" w:eastAsia="Consolas" w:hAnsi="Consolas"/>
-          <w:color w:val="1F3253"/>
-          <w:sz w:val="19"/>
-          <w:szCs w:val="19"/>
-          <w:shd w:fill="EFEDE6" w:color="auto" w:val="clear"/>
-        </w:rPr>
-        <w:t xml:space="preserve">isPurchaser</w:t>
-      </w:r>
-      <w:r>
-        <w:rPr>
-          <w:color w:val="23293D"/>
-          <w:sz w:val="21"/>
-          <w:szCs w:val="21"/>
-        </w:rPr>
-        <w:t xml:space="preserve">).</w:t>
-      </w:r>
-    </w:p>
-    <w:p>
-      <w:pPr>
-        <w:pStyle w:val="ListParagraph"/>
-        <w:numPr>
-          <w:ilvl w:val="0"/>
-          <w:numId w:val="14"/>
-        </w:numPr>
-        <w:spacing w:after="80" w:line="270"/>
-      </w:pPr>
-      <w:r>
-        <w:rPr>
-          <w:b/>
-          <w:bCs/>
-          <w:color w:val="23293D"/>
-          <w:sz w:val="21"/>
-          <w:szCs w:val="21"/>
-        </w:rPr>
-        <w:t xml:space="preserve">Regra estrutural:</w:t>
-      </w:r>
-      <w:r>
-        <w:rPr>
-          <w:color w:val="23293D"/>
-          <w:sz w:val="21"/>
-          <w:szCs w:val="21"/>
-        </w:rPr>
-        <w:t xml:space="preserve"> </w:t>
-      </w:r>
-      <w:r>
-        <w:rPr>
-          <w:i/>
-          <w:iCs/>
-          <w:color w:val="23293D"/>
-          <w:sz w:val="21"/>
-          <w:szCs w:val="21"/>
-        </w:rPr>
-        <w:t xml:space="preserve">quem compra não é quem paga</w:t>
-      </w:r>
-      <w:r>
-        <w:rPr>
-          <w:color w:val="23293D"/>
-          <w:sz w:val="21"/>
-          <w:szCs w:val="21"/>
-        </w:rPr>
-        <w:t xml:space="preserve">. Ele </w:t>
-      </w:r>
-      <w:r>
-        <w:rPr>
-          <w:b/>
-          <w:bCs/>
-          <w:color w:val="23293D"/>
-          <w:sz w:val="21"/>
-          <w:szCs w:val="21"/>
-        </w:rPr>
-        <w:t xml:space="preserve">não</w:t>
-      </w:r>
-      <w:r>
-        <w:rPr>
-          <w:color w:val="23293D"/>
-          <w:sz w:val="21"/>
-          <w:szCs w:val="21"/>
-        </w:rPr>
-        <w:t xml:space="preserve"> tem acesso ao Financeiro (✅ </w:t>
-      </w:r>
-      <w:r>
-        <w:rPr>
-          <w:rFonts w:ascii="Consolas" w:cs="Consolas" w:eastAsia="Consolas" w:hAnsi="Consolas"/>
-          <w:color w:val="1F3253"/>
-          <w:sz w:val="19"/>
-          <w:szCs w:val="19"/>
-          <w:shd w:fill="EFEDE6" w:color="auto" w:val="clear"/>
-        </w:rPr>
-        <w:t xml:space="preserve">canViewFinance</w:t>
-      </w:r>
-      <w:r>
-        <w:rPr>
-          <w:color w:val="23293D"/>
-          <w:sz w:val="21"/>
-          <w:szCs w:val="21"/>
-        </w:rPr>
-        <w:t xml:space="preserve"> não o inclui).</w:t>
+        <w:t xml:space="preserve">Não pode:</w:t>
+      </w:r>
+      <w:r>
+        <w:rPr>
+          <w:color w:val="23293D"/>
+          <w:sz w:val="21"/>
+          <w:szCs w:val="21"/>
+        </w:rPr>
+        <w:t xml:space="preserve"> aprovar a própria conta lançada (regra de alçada, FIN3).</w:t>
       </w:r>
     </w:p>
     <w:p>
@@ -13883,7 +14273,7 @@
         <w:rPr>
           <w:color w:val="B98B2E"/>
         </w:rPr>
-        <w:t xml:space="preserve">SDR (Encantador) </w:t>
+        <w:t xml:space="preserve">Comprador da Franqueadora </w:t>
       </w:r>
       <w:r>
         <w:rPr>
@@ -13911,15 +14301,15 @@
           <w:sz w:val="21"/>
           <w:szCs w:val="21"/>
         </w:rPr>
-        <w:t xml:space="preserve">Pode:</w:t>
-      </w:r>
-      <w:r>
-        <w:rPr>
-          <w:color w:val="23293D"/>
-          <w:sz w:val="21"/>
-          <w:szCs w:val="21"/>
-        </w:rPr>
-        <w:t xml:space="preserve"> cadastrar clientes e agendar, inclusive em outra unidade; vê os clientes que cadastrou.</w:t>
+        <w:t xml:space="preserve">Objetivo:</w:t>
+      </w:r>
+      <w:r>
+        <w:rPr>
+          <w:color w:val="23293D"/>
+          <w:sz w:val="21"/>
+          <w:szCs w:val="21"/>
+        </w:rPr>
+        <w:t xml:space="preserve"> negociar compras pela rede.</w:t>
       </w:r>
     </w:p>
     <w:p>
@@ -13939,15 +14329,33 @@
           <w:sz w:val="21"/>
           <w:szCs w:val="21"/>
         </w:rPr>
-        <w:t xml:space="preserve">Não pode:</w:t>
-      </w:r>
-      <w:r>
-        <w:rPr>
-          <w:color w:val="23293D"/>
-          <w:sz w:val="21"/>
-          <w:szCs w:val="21"/>
-        </w:rPr>
-        <w:t xml:space="preserve"> mover fases (botões removidos), atos clínicos ou comerciais.</w:t>
+        <w:t xml:space="preserve">Vê:</w:t>
+      </w:r>
+      <w:r>
+        <w:rPr>
+          <w:color w:val="23293D"/>
+          <w:sz w:val="21"/>
+          <w:szCs w:val="21"/>
+        </w:rPr>
+        <w:t xml:space="preserve"> Compras ✅ (é o único, além do Admin, que entra na mesa de negociação — </w:t>
+      </w:r>
+      <w:r>
+        <w:rPr>
+          <w:rFonts w:ascii="Consolas" w:cs="Consolas" w:eastAsia="Consolas" w:hAnsi="Consolas"/>
+          <w:color w:val="1F3253"/>
+          <w:sz w:val="19"/>
+          <w:szCs w:val="19"/>
+          <w:shd w:fill="EFEDE6" w:color="auto" w:val="clear"/>
+        </w:rPr>
+        <w:t xml:space="preserve">isPurchaser</w:t>
+      </w:r>
+      <w:r>
+        <w:rPr>
+          <w:color w:val="23293D"/>
+          <w:sz w:val="21"/>
+          <w:szCs w:val="21"/>
+        </w:rPr>
+        <w:t xml:space="preserve">).</w:t>
       </w:r>
     </w:p>
     <w:p>
@@ -13967,15 +14375,51 @@
           <w:sz w:val="21"/>
           <w:szCs w:val="21"/>
         </w:rPr>
-        <w:t xml:space="preserve">Vê:</w:t>
-      </w:r>
-      <w:r>
-        <w:rPr>
-          <w:color w:val="23293D"/>
-          <w:sz w:val="21"/>
-          <w:szCs w:val="21"/>
-        </w:rPr>
-        <w:t xml:space="preserve"> Empresarial ✅ (</w:t>
+        <w:t xml:space="preserve">Regra estrutural:</w:t>
+      </w:r>
+      <w:r>
+        <w:rPr>
+          <w:color w:val="23293D"/>
+          <w:sz w:val="21"/>
+          <w:szCs w:val="21"/>
+        </w:rPr>
+        <w:t xml:space="preserve"> </w:t>
+      </w:r>
+      <w:r>
+        <w:rPr>
+          <w:i/>
+          <w:iCs/>
+          <w:color w:val="23293D"/>
+          <w:sz w:val="21"/>
+          <w:szCs w:val="21"/>
+        </w:rPr>
+        <w:t xml:space="preserve">quem compra não é quem paga</w:t>
+      </w:r>
+      <w:r>
+        <w:rPr>
+          <w:color w:val="23293D"/>
+          <w:sz w:val="21"/>
+          <w:szCs w:val="21"/>
+        </w:rPr>
+        <w:t xml:space="preserve">. Ele </w:t>
+      </w:r>
+      <w:r>
+        <w:rPr>
+          <w:b/>
+          <w:bCs/>
+          <w:color w:val="23293D"/>
+          <w:sz w:val="21"/>
+          <w:szCs w:val="21"/>
+        </w:rPr>
+        <w:t xml:space="preserve">não</w:t>
+      </w:r>
+      <w:r>
+        <w:rPr>
+          <w:color w:val="23293D"/>
+          <w:sz w:val="21"/>
+          <w:szCs w:val="21"/>
+        </w:rPr>
+        <w:t xml:space="preserve"> tem acesso ao Financeiro (✅ </w:t>
       </w:r>
       <w:r>
         <w:rPr>
@@ -13985,33 +14429,15 @@
           <w:szCs w:val="19"/>
           <w:shd w:fill="EFEDE6" w:color="auto" w:val="clear"/>
         </w:rPr>
-        <w:t xml:space="preserve">canViewEmpresarial</w:t>
-      </w:r>
-      <w:r>
-        <w:rPr>
-          <w:color w:val="23293D"/>
-          <w:sz w:val="21"/>
-          <w:szCs w:val="21"/>
-        </w:rPr>
-        <w:t xml:space="preserve"> inclui </w:t>
-      </w:r>
-      <w:r>
-        <w:rPr>
-          <w:rFonts w:ascii="Consolas" w:cs="Consolas" w:eastAsia="Consolas" w:hAnsi="Consolas"/>
-          <w:color w:val="1F3253"/>
-          <w:sz w:val="19"/>
-          <w:szCs w:val="19"/>
-          <w:shd w:fill="EFEDE6" w:color="auto" w:val="clear"/>
-        </w:rPr>
-        <w:t xml:space="preserve">sdr</w:t>
-      </w:r>
-      <w:r>
-        <w:rPr>
-          <w:color w:val="23293D"/>
-          <w:sz w:val="21"/>
-          <w:szCs w:val="21"/>
-        </w:rPr>
-        <w:t xml:space="preserve">).</w:t>
+        <w:t xml:space="preserve">canViewFinance</w:t>
+      </w:r>
+      <w:r>
+        <w:rPr>
+          <w:color w:val="23293D"/>
+          <w:sz w:val="21"/>
+          <w:szCs w:val="21"/>
+        </w:rPr>
+        <w:t xml:space="preserve"> não o inclui).</w:t>
       </w:r>
     </w:p>
     <w:p>
@@ -14022,7 +14448,7 @@
         <w:rPr>
           <w:color w:val="B98B2E"/>
         </w:rPr>
-        <w:t xml:space="preserve">Assistente Comercial </w:t>
+        <w:t xml:space="preserve">SDR (Encantador) </w:t>
       </w:r>
       <w:r>
         <w:rPr>
@@ -14058,7 +14484,7 @@
           <w:sz w:val="21"/>
           <w:szCs w:val="21"/>
         </w:rPr>
-        <w:t xml:space="preserve"> enviar documentos e link de pagamento, acompanhar status.</w:t>
+        <w:t xml:space="preserve"> cadastrar clientes e agendar, inclusive em outra unidade; vê os clientes que cadastrou.</w:t>
       </w:r>
     </w:p>
     <w:p>
@@ -14078,6 +14504,34 @@
           <w:sz w:val="21"/>
           <w:szCs w:val="21"/>
         </w:rPr>
+        <w:t xml:space="preserve">Não pode:</w:t>
+      </w:r>
+      <w:r>
+        <w:rPr>
+          <w:color w:val="23293D"/>
+          <w:sz w:val="21"/>
+          <w:szCs w:val="21"/>
+        </w:rPr>
+        <w:t xml:space="preserve"> mover fases (botões removidos), atos clínicos ou comerciais.</w:t>
+      </w:r>
+    </w:p>
+    <w:p>
+      <w:pPr>
+        <w:pStyle w:val="ListParagraph"/>
+        <w:numPr>
+          <w:ilvl w:val="0"/>
+          <w:numId w:val="16"/>
+        </w:numPr>
+        <w:spacing w:after="80" w:line="270"/>
+      </w:pPr>
+      <w:r>
+        <w:rPr>
+          <w:b/>
+          <w:bCs/>
+          <w:color w:val="23293D"/>
+          <w:sz w:val="21"/>
+          <w:szCs w:val="21"/>
+        </w:rPr>
         <w:t xml:space="preserve">Vê:</w:t>
       </w:r>
       <w:r>
@@ -14086,25 +14540,7 @@
           <w:sz w:val="21"/>
           <w:szCs w:val="21"/>
         </w:rPr>
-        <w:t xml:space="preserve"> Comercial ✅. </w:t>
-      </w:r>
-      <w:r>
-        <w:rPr>
-          <w:b/>
-          <w:bCs/>
-          <w:color w:val="23293D"/>
-          <w:sz w:val="21"/>
-          <w:szCs w:val="21"/>
-        </w:rPr>
-        <w:t xml:space="preserve">Não vê</w:t>
-      </w:r>
-      <w:r>
-        <w:rPr>
-          <w:color w:val="23293D"/>
-          <w:sz w:val="21"/>
-          <w:szCs w:val="21"/>
-        </w:rPr>
-        <w:t xml:space="preserve"> Relatórios nem Planos (⚠️ não está em </w:t>
+        <w:t xml:space="preserve"> Empresarial ✅ (</w:t>
       </w:r>
       <w:r>
         <w:rPr>
@@ -14114,15 +14550,15 @@
           <w:szCs w:val="19"/>
           <w:shd w:fill="EFEDE6" w:color="auto" w:val="clear"/>
         </w:rPr>
-        <w:t xml:space="preserve">reportRoles</w:t>
-      </w:r>
-      <w:r>
-        <w:rPr>
-          <w:color w:val="23293D"/>
-          <w:sz w:val="21"/>
-          <w:szCs w:val="21"/>
-        </w:rPr>
-        <w:t xml:space="preserve"> nem em </w:t>
+        <w:t xml:space="preserve">canViewEmpresarial</w:t>
+      </w:r>
+      <w:r>
+        <w:rPr>
+          <w:color w:val="23293D"/>
+          <w:sz w:val="21"/>
+          <w:szCs w:val="21"/>
+        </w:rPr>
+        <w:t xml:space="preserve"> inclui </w:t>
       </w:r>
       <w:r>
         <w:rPr>
@@ -14132,7 +14568,7 @@
           <w:szCs w:val="19"/>
           <w:shd w:fill="EFEDE6" w:color="auto" w:val="clear"/>
         </w:rPr>
-        <w:t xml:space="preserve">planRoles</w:t>
+        <w:t xml:space="preserve">sdr</w:t>
       </w:r>
       <w:r>
         <w:rPr>
@@ -14151,7 +14587,7 @@
         <w:rPr>
           <w:color w:val="B98B2E"/>
         </w:rPr>
-        <w:t xml:space="preserve">Franqueadora/Rede </w:t>
+        <w:t xml:space="preserve">Assistente Comercial </w:t>
       </w:r>
       <w:r>
         <w:rPr>
@@ -14179,15 +14615,15 @@
           <w:sz w:val="21"/>
           <w:szCs w:val="21"/>
         </w:rPr>
-        <w:t xml:space="preserve">Vê:</w:t>
-      </w:r>
-      <w:r>
-        <w:rPr>
-          <w:color w:val="23293D"/>
-          <w:sz w:val="21"/>
-          <w:szCs w:val="21"/>
-        </w:rPr>
-        <w:t xml:space="preserve"> Relatórios ✅, Planos ✅, Risartanos ✅, Empresarial ✅.</w:t>
+        <w:t xml:space="preserve">Pode:</w:t>
+      </w:r>
+      <w:r>
+        <w:rPr>
+          <w:color w:val="23293D"/>
+          <w:sz w:val="21"/>
+          <w:szCs w:val="21"/>
+        </w:rPr>
+        <w:t xml:space="preserve"> enviar documentos e link de pagamento, acompanhar status.</w:t>
       </w:r>
     </w:p>
     <w:p>
@@ -14207,15 +14643,33 @@
           <w:sz w:val="21"/>
           <w:szCs w:val="21"/>
         </w:rPr>
-        <w:t xml:space="preserve">Não vê:</w:t>
-      </w:r>
-      <w:r>
-        <w:rPr>
-          <w:color w:val="23293D"/>
-          <w:sz w:val="21"/>
-          <w:szCs w:val="21"/>
-        </w:rPr>
-        <w:t xml:space="preserve"> Financeiro ⚠️ — </w:t>
+        <w:t xml:space="preserve">Vê:</w:t>
+      </w:r>
+      <w:r>
+        <w:rPr>
+          <w:color w:val="23293D"/>
+          <w:sz w:val="21"/>
+          <w:szCs w:val="21"/>
+        </w:rPr>
+        <w:t xml:space="preserve"> Comercial ✅. </w:t>
+      </w:r>
+      <w:r>
+        <w:rPr>
+          <w:b/>
+          <w:bCs/>
+          <w:color w:val="23293D"/>
+          <w:sz w:val="21"/>
+          <w:szCs w:val="21"/>
+        </w:rPr>
+        <w:t xml:space="preserve">Não vê</w:t>
+      </w:r>
+      <w:r>
+        <w:rPr>
+          <w:color w:val="23293D"/>
+          <w:sz w:val="21"/>
+          <w:szCs w:val="21"/>
+        </w:rPr>
+        <w:t xml:space="preserve"> Relatórios nem Planos (⚠️ não está em </w:t>
       </w:r>
       <w:r>
         <w:rPr>
@@ -14225,33 +14679,15 @@
           <w:szCs w:val="19"/>
           <w:shd w:fill="EFEDE6" w:color="auto" w:val="clear"/>
         </w:rPr>
-        <w:t xml:space="preserve">canViewFinance</w:t>
-      </w:r>
-      <w:r>
-        <w:rPr>
-          <w:color w:val="23293D"/>
-          <w:sz w:val="21"/>
-          <w:szCs w:val="21"/>
-        </w:rPr>
-        <w:t xml:space="preserve"> </w:t>
-      </w:r>
-      <w:r>
-        <w:rPr>
-          <w:b/>
-          <w:bCs/>
-          <w:color w:val="23293D"/>
-          <w:sz w:val="21"/>
-          <w:szCs w:val="21"/>
-        </w:rPr>
-        <w:t xml:space="preserve">não</w:t>
-      </w:r>
-      <w:r>
-        <w:rPr>
-          <w:color w:val="23293D"/>
-          <w:sz w:val="21"/>
-          <w:szCs w:val="21"/>
-        </w:rPr>
-        <w:t xml:space="preserve"> inclui </w:t>
+        <w:t xml:space="preserve">reportRoles</w:t>
+      </w:r>
+      <w:r>
+        <w:rPr>
+          <w:color w:val="23293D"/>
+          <w:sz w:val="21"/>
+          <w:szCs w:val="21"/>
+        </w:rPr>
+        <w:t xml:space="preserve"> nem em </w:t>
       </w:r>
       <w:r>
         <w:rPr>
@@ -14261,33 +14697,15 @@
           <w:szCs w:val="19"/>
           <w:shd w:fill="EFEDE6" w:color="auto" w:val="clear"/>
         </w:rPr>
-        <w:t xml:space="preserve">franchisor_staff</w:t>
-      </w:r>
-      <w:r>
-        <w:rPr>
-          <w:color w:val="23293D"/>
-          <w:sz w:val="21"/>
-          <w:szCs w:val="21"/>
-        </w:rPr>
-        <w:t xml:space="preserve">. </w:t>
-      </w:r>
-      <w:r>
-        <w:rPr>
-          <w:b/>
-          <w:bCs/>
-          <w:color w:val="23293D"/>
-          <w:sz w:val="21"/>
-          <w:szCs w:val="21"/>
-        </w:rPr>
-        <w:t xml:space="preserve">Ponto que merece validação</w:t>
-      </w:r>
-      <w:r>
-        <w:rPr>
-          <w:color w:val="23293D"/>
-          <w:sz w:val="21"/>
-          <w:szCs w:val="21"/>
-        </w:rPr>
-        <w:t xml:space="preserve"> (ver lacunas).</w:t>
+        <w:t xml:space="preserve">planRoles</w:t>
+      </w:r>
+      <w:r>
+        <w:rPr>
+          <w:color w:val="23293D"/>
+          <w:sz w:val="21"/>
+          <w:szCs w:val="21"/>
+        </w:rPr>
+        <w:t xml:space="preserve">).</w:t>
       </w:r>
     </w:p>
     <w:p>
@@ -14298,7 +14716,7 @@
         <w:rPr>
           <w:color w:val="B98B2E"/>
         </w:rPr>
-        <w:t xml:space="preserve">Consultor RisLife </w:t>
+        <w:t xml:space="preserve">Franqueadora/Rede </w:t>
       </w:r>
       <w:r>
         <w:rPr>
@@ -14326,15 +14744,15 @@
           <w:sz w:val="21"/>
           <w:szCs w:val="21"/>
         </w:rPr>
-        <w:t xml:space="preserve">Objetivo:</w:t>
-      </w:r>
-      <w:r>
-        <w:rPr>
-          <w:color w:val="23293D"/>
-          <w:sz w:val="21"/>
-          <w:szCs w:val="21"/>
-        </w:rPr>
-        <w:t xml:space="preserve"> gerir o programa Empresarial (B2B).</w:t>
+        <w:t xml:space="preserve">Vê:</w:t>
+      </w:r>
+      <w:r>
+        <w:rPr>
+          <w:color w:val="23293D"/>
+          <w:sz w:val="21"/>
+          <w:szCs w:val="21"/>
+        </w:rPr>
+        <w:t xml:space="preserve"> Relatórios ✅, Planos ✅, Risartanos ✅, Empresarial ✅.</w:t>
       </w:r>
     </w:p>
     <w:p>
@@ -14354,15 +14772,87 @@
           <w:sz w:val="21"/>
           <w:szCs w:val="21"/>
         </w:rPr>
-        <w:t xml:space="preserve">Vê:</w:t>
-      </w:r>
-      <w:r>
-        <w:rPr>
-          <w:color w:val="23293D"/>
-          <w:sz w:val="21"/>
-          <w:szCs w:val="21"/>
-        </w:rPr>
-        <w:t xml:space="preserve"> Empresarial ✅ (é gestor do programa).</w:t>
+        <w:t xml:space="preserve">Não vê:</w:t>
+      </w:r>
+      <w:r>
+        <w:rPr>
+          <w:color w:val="23293D"/>
+          <w:sz w:val="21"/>
+          <w:szCs w:val="21"/>
+        </w:rPr>
+        <w:t xml:space="preserve"> Financeiro ⚠️ — </w:t>
+      </w:r>
+      <w:r>
+        <w:rPr>
+          <w:rFonts w:ascii="Consolas" w:cs="Consolas" w:eastAsia="Consolas" w:hAnsi="Consolas"/>
+          <w:color w:val="1F3253"/>
+          <w:sz w:val="19"/>
+          <w:szCs w:val="19"/>
+          <w:shd w:fill="EFEDE6" w:color="auto" w:val="clear"/>
+        </w:rPr>
+        <w:t xml:space="preserve">canViewFinance</w:t>
+      </w:r>
+      <w:r>
+        <w:rPr>
+          <w:color w:val="23293D"/>
+          <w:sz w:val="21"/>
+          <w:szCs w:val="21"/>
+        </w:rPr>
+        <w:t xml:space="preserve"> </w:t>
+      </w:r>
+      <w:r>
+        <w:rPr>
+          <w:b/>
+          <w:bCs/>
+          <w:color w:val="23293D"/>
+          <w:sz w:val="21"/>
+          <w:szCs w:val="21"/>
+        </w:rPr>
+        <w:t xml:space="preserve">não</w:t>
+      </w:r>
+      <w:r>
+        <w:rPr>
+          <w:color w:val="23293D"/>
+          <w:sz w:val="21"/>
+          <w:szCs w:val="21"/>
+        </w:rPr>
+        <w:t xml:space="preserve"> inclui </w:t>
+      </w:r>
+      <w:r>
+        <w:rPr>
+          <w:rFonts w:ascii="Consolas" w:cs="Consolas" w:eastAsia="Consolas" w:hAnsi="Consolas"/>
+          <w:color w:val="1F3253"/>
+          <w:sz w:val="19"/>
+          <w:szCs w:val="19"/>
+          <w:shd w:fill="EFEDE6" w:color="auto" w:val="clear"/>
+        </w:rPr>
+        <w:t xml:space="preserve">franchisor_staff</w:t>
+      </w:r>
+      <w:r>
+        <w:rPr>
+          <w:color w:val="23293D"/>
+          <w:sz w:val="21"/>
+          <w:szCs w:val="21"/>
+        </w:rPr>
+        <w:t xml:space="preserve">. </w:t>
+      </w:r>
+      <w:r>
+        <w:rPr>
+          <w:b/>
+          <w:bCs/>
+          <w:color w:val="23293D"/>
+          <w:sz w:val="21"/>
+          <w:szCs w:val="21"/>
+        </w:rPr>
+        <w:t xml:space="preserve">Ponto que merece validação</w:t>
+      </w:r>
+      <w:r>
+        <w:rPr>
+          <w:color w:val="23293D"/>
+          <w:sz w:val="21"/>
+          <w:szCs w:val="21"/>
+        </w:rPr>
+        <w:t xml:space="preserve"> (ver lacunas).</w:t>
       </w:r>
     </w:p>
     <w:p>
@@ -14373,7 +14863,7 @@
         <w:rPr>
           <w:color w:val="B98B2E"/>
         </w:rPr>
-        <w:t xml:space="preserve">TSB e ASB </w:t>
+        <w:t xml:space="preserve">Consultor RisLife </w:t>
       </w:r>
       <w:r>
         <w:rPr>
@@ -14381,7 +14871,7 @@
           <w:iCs/>
           <w:color w:val="B98B2E"/>
         </w:rPr>
-        <w:t xml:space="preserve">(unidade)</w:t>
+        <w:t xml:space="preserve">(franqueadora)</w:t>
       </w:r>
     </w:p>
     <w:p>
@@ -14401,15 +14891,15 @@
           <w:sz w:val="21"/>
           <w:szCs w:val="21"/>
         </w:rPr>
-        <w:t xml:space="preserve">Pode:</w:t>
-      </w:r>
-      <w:r>
-        <w:rPr>
-          <w:color w:val="23293D"/>
-          <w:sz w:val="21"/>
-          <w:szCs w:val="21"/>
-        </w:rPr>
-        <w:t xml:space="preserve"> consumo avulso de estoque ✅ (são papéis clínicos).</w:t>
+        <w:t xml:space="preserve">Objetivo:</w:t>
+      </w:r>
+      <w:r>
+        <w:rPr>
+          <w:color w:val="23293D"/>
+          <w:sz w:val="21"/>
+          <w:szCs w:val="21"/>
+        </w:rPr>
+        <w:t xml:space="preserve"> gerir o programa Empresarial (B2B).</w:t>
       </w:r>
     </w:p>
     <w:p>
@@ -14418,6 +14908,81 @@
         <w:numPr>
           <w:ilvl w:val="0"/>
           <w:numId w:val="19"/>
+        </w:numPr>
+        <w:spacing w:after="80" w:line="270"/>
+      </w:pPr>
+      <w:r>
+        <w:rPr>
+          <w:b/>
+          <w:bCs/>
+          <w:color w:val="23293D"/>
+          <w:sz w:val="21"/>
+          <w:szCs w:val="21"/>
+        </w:rPr>
+        <w:t xml:space="preserve">Vê:</w:t>
+      </w:r>
+      <w:r>
+        <w:rPr>
+          <w:color w:val="23293D"/>
+          <w:sz w:val="21"/>
+          <w:szCs w:val="21"/>
+        </w:rPr>
+        <w:t xml:space="preserve"> Empresarial ✅ (é gestor do programa).</w:t>
+      </w:r>
+    </w:p>
+    <w:p>
+      <w:pPr>
+        <w:pStyle w:val="Heading3"/>
+      </w:pPr>
+      <w:r>
+        <w:rPr>
+          <w:color w:val="B98B2E"/>
+        </w:rPr>
+        <w:t xml:space="preserve">TSB e ASB </w:t>
+      </w:r>
+      <w:r>
+        <w:rPr>
+          <w:i/>
+          <w:iCs/>
+          <w:color w:val="B98B2E"/>
+        </w:rPr>
+        <w:t xml:space="preserve">(unidade)</w:t>
+      </w:r>
+    </w:p>
+    <w:p>
+      <w:pPr>
+        <w:pStyle w:val="ListParagraph"/>
+        <w:numPr>
+          <w:ilvl w:val="0"/>
+          <w:numId w:val="20"/>
+        </w:numPr>
+        <w:spacing w:after="80" w:line="270"/>
+      </w:pPr>
+      <w:r>
+        <w:rPr>
+          <w:b/>
+          <w:bCs/>
+          <w:color w:val="23293D"/>
+          <w:sz w:val="21"/>
+          <w:szCs w:val="21"/>
+        </w:rPr>
+        <w:t xml:space="preserve">Pode:</w:t>
+      </w:r>
+      <w:r>
+        <w:rPr>
+          <w:color w:val="23293D"/>
+          <w:sz w:val="21"/>
+          <w:szCs w:val="21"/>
+        </w:rPr>
+        <w:t xml:space="preserve"> consumo avulso de estoque ✅ (são papéis clínicos).</w:t>
+      </w:r>
+    </w:p>
+    <w:p>
+      <w:pPr>
+        <w:pStyle w:val="ListParagraph"/>
+        <w:numPr>
+          <w:ilvl w:val="0"/>
+          <w:numId w:val="20"/>
         </w:numPr>
         <w:spacing w:after="80" w:line="270"/>
       </w:pPr>
@@ -19815,7 +20380,7 @@
               <w:pStyle w:val="ListParagraph"/>
               <w:numPr>
                 <w:ilvl w:val="0"/>
-                <w:numId w:val="20"/>
+                <w:numId w:val="21"/>
               </w:numPr>
               <w:spacing w:after="80" w:line="270"/>
             </w:pPr>
@@ -19843,7 +20408,7 @@
               <w:pStyle w:val="ListParagraph"/>
               <w:numPr>
                 <w:ilvl w:val="0"/>
-                <w:numId w:val="20"/>
+                <w:numId w:val="21"/>
               </w:numPr>
               <w:spacing w:after="80" w:line="270"/>
             </w:pPr>
@@ -19871,7 +20436,7 @@
               <w:pStyle w:val="ListParagraph"/>
               <w:numPr>
                 <w:ilvl w:val="0"/>
-                <w:numId w:val="20"/>
+                <w:numId w:val="21"/>
               </w:numPr>
               <w:spacing w:after="80" w:line="270"/>
             </w:pPr>
@@ -19917,7 +20482,7 @@
               <w:pStyle w:val="ListParagraph"/>
               <w:numPr>
                 <w:ilvl w:val="0"/>
-                <w:numId w:val="20"/>
+                <w:numId w:val="21"/>
               </w:numPr>
               <w:spacing w:after="80" w:line="270"/>
             </w:pPr>
@@ -19945,7 +20510,7 @@
               <w:pStyle w:val="ListParagraph"/>
               <w:numPr>
                 <w:ilvl w:val="0"/>
-                <w:numId w:val="20"/>
+                <w:numId w:val="21"/>
               </w:numPr>
               <w:spacing w:after="80" w:line="270"/>
             </w:pPr>
@@ -20174,7 +20739,7 @@
         <w:pStyle w:val="ListParagraph"/>
         <w:numPr>
           <w:ilvl w:val="0"/>
-          <w:numId w:val="21"/>
+          <w:numId w:val="22"/>
         </w:numPr>
         <w:spacing w:after="80" w:line="270"/>
       </w:pPr>
@@ -20228,7 +20793,7 @@
         <w:pStyle w:val="ListParagraph"/>
         <w:numPr>
           <w:ilvl w:val="0"/>
-          <w:numId w:val="21"/>
+          <w:numId w:val="22"/>
         </w:numPr>
         <w:spacing w:after="80" w:line="270"/>
       </w:pPr>
@@ -20274,7 +20839,7 @@
         <w:pStyle w:val="ListParagraph"/>
         <w:numPr>
           <w:ilvl w:val="0"/>
-          <w:numId w:val="21"/>
+          <w:numId w:val="22"/>
         </w:numPr>
         <w:spacing w:after="80" w:line="270"/>
       </w:pPr>
@@ -20292,7 +20857,7 @@
         <w:pStyle w:val="ListParagraph"/>
         <w:numPr>
           <w:ilvl w:val="0"/>
-          <w:numId w:val="21"/>
+          <w:numId w:val="22"/>
         </w:numPr>
         <w:spacing w:after="80" w:line="270"/>
       </w:pPr>
@@ -20328,7 +20893,7 @@
         <w:pStyle w:val="ListParagraph"/>
         <w:numPr>
           <w:ilvl w:val="0"/>
-          <w:numId w:val="21"/>
+          <w:numId w:val="22"/>
         </w:numPr>
         <w:spacing w:after="80" w:line="270"/>
       </w:pPr>
@@ -20472,7 +21037,7 @@
         <w:pStyle w:val="ListParagraph"/>
         <w:numPr>
           <w:ilvl w:val="0"/>
-          <w:numId w:val="22"/>
+          <w:numId w:val="23"/>
         </w:numPr>
         <w:spacing w:after="80" w:line="270"/>
       </w:pPr>
@@ -20526,7 +21091,7 @@
         <w:pStyle w:val="ListParagraph"/>
         <w:numPr>
           <w:ilvl w:val="0"/>
-          <w:numId w:val="22"/>
+          <w:numId w:val="23"/>
         </w:numPr>
         <w:spacing w:after="80" w:line="270"/>
       </w:pPr>
@@ -20544,7 +21109,7 @@
         <w:pStyle w:val="ListParagraph"/>
         <w:numPr>
           <w:ilvl w:val="0"/>
-          <w:numId w:val="22"/>
+          <w:numId w:val="23"/>
         </w:numPr>
         <w:spacing w:after="80" w:line="270"/>
       </w:pPr>
@@ -20572,7 +21137,7 @@
         <w:pStyle w:val="ListParagraph"/>
         <w:numPr>
           <w:ilvl w:val="0"/>
-          <w:numId w:val="22"/>
+          <w:numId w:val="23"/>
         </w:numPr>
         <w:spacing w:after="80" w:line="270"/>
       </w:pPr>
@@ -20680,7 +21245,7 @@
         <w:pStyle w:val="ListParagraph"/>
         <w:numPr>
           <w:ilvl w:val="0"/>
-          <w:numId w:val="23"/>
+          <w:numId w:val="24"/>
         </w:numPr>
         <w:spacing w:after="80" w:line="270"/>
       </w:pPr>
@@ -20709,314 +21274,6 @@
           <w:szCs w:val="21"/>
         </w:rPr>
         <w:t xml:space="preserve">.</w:t>
-      </w:r>
-    </w:p>
-    <w:p>
-      <w:pPr>
-        <w:pStyle w:val="ListParagraph"/>
-        <w:numPr>
-          <w:ilvl w:val="0"/>
-          <w:numId w:val="23"/>
-        </w:numPr>
-        <w:spacing w:after="80" w:line="270"/>
-      </w:pPr>
-      <w:r>
-        <w:rPr>
-          <w:color w:val="23293D"/>
-          <w:sz w:val="21"/>
-          <w:szCs w:val="21"/>
-        </w:rPr>
-        <w:t xml:space="preserve">Botão </w:t>
-      </w:r>
-      <w:r>
-        <w:rPr>
-          <w:b/>
-          <w:bCs/>
-          <w:color w:val="23293D"/>
-          <w:sz w:val="21"/>
-          <w:szCs w:val="21"/>
-        </w:rPr>
-        <w:t xml:space="preserve">Registrar chegada</w:t>
-      </w:r>
-      <w:r>
-        <w:rPr>
-          <w:color w:val="23293D"/>
-          <w:sz w:val="21"/>
-          <w:szCs w:val="21"/>
-        </w:rPr>
-        <w:t xml:space="preserve"> → confira profissional, horário e sala com o paciente na frente → </w:t>
-      </w:r>
-      <w:r>
-        <w:rPr>
-          <w:b/>
-          <w:bCs/>
-          <w:color w:val="23293D"/>
-          <w:sz w:val="21"/>
-          <w:szCs w:val="21"/>
-        </w:rPr>
-        <w:t xml:space="preserve">Confirmar chegada</w:t>
-      </w:r>
-      <w:r>
-        <w:rPr>
-          <w:color w:val="23293D"/>
-          <w:sz w:val="21"/>
-          <w:szCs w:val="21"/>
-        </w:rPr>
-        <w:t xml:space="preserve">.</w:t>
-      </w:r>
-    </w:p>
-    <w:p>
-      <w:pPr>
-        <w:pStyle w:val="ListParagraph"/>
-        <w:numPr>
-          <w:ilvl w:val="0"/>
-          <w:numId w:val="23"/>
-        </w:numPr>
-        <w:spacing w:after="80" w:line="270"/>
-      </w:pPr>
-      <w:r>
-        <w:rPr>
-          <w:b/>
-          <w:bCs/>
-          <w:color w:val="23293D"/>
-          <w:sz w:val="21"/>
-          <w:szCs w:val="21"/>
-        </w:rPr>
-        <w:t xml:space="preserve">Quem chama é o profissional</w:t>
-      </w:r>
-      <w:r>
-        <w:rPr>
-          <w:color w:val="23293D"/>
-          <w:sz w:val="21"/>
-          <w:szCs w:val="21"/>
-        </w:rPr>
-        <w:t xml:space="preserve">, não a recepção.</w:t>
-      </w:r>
-    </w:p>
-    <w:p>
-      <w:pPr>
-        <w:spacing w:after="140" w:line="280"/>
-      </w:pPr>
-      <w:r>
-        <w:rPr>
-          <w:b/>
-          <w:bCs/>
-          <w:color w:val="23293D"/>
-          <w:sz w:val="21"/>
-          <w:szCs w:val="21"/>
-        </w:rPr>
-        <w:t xml:space="preserve">Tarefa 4 — Atender o pedido do Comercial</w:t>
-      </w:r>
-    </w:p>
-    <w:p>
-      <w:pPr>
-        <w:spacing w:after="140" w:line="280"/>
-      </w:pPr>
-      <w:r>
-        <w:rPr>
-          <w:color w:val="23293D"/>
-          <w:sz w:val="21"/>
-          <w:szCs w:val="21"/>
-        </w:rPr>
-        <w:t xml:space="preserve">Quando o Consultor não consegue realizar a apresentação (o cliente não compareceu, pediu para remarcar), ele envia um pedido que chega no </w:t>
-      </w:r>
-      <w:r>
-        <w:rPr>
-          <w:b/>
-          <w:bCs/>
-          <w:color w:val="23293D"/>
-          <w:sz w:val="21"/>
-          <w:szCs w:val="21"/>
-        </w:rPr>
-        <w:t xml:space="preserve">seu sino de avisos</w:t>
-      </w:r>
-      <w:r>
-        <w:rPr>
-          <w:color w:val="23293D"/>
-          <w:sz w:val="21"/>
-          <w:szCs w:val="21"/>
-        </w:rPr>
-        <w:t xml:space="preserve">: </w:t>
-      </w:r>
-      <w:r>
-        <w:rPr>
-          <w:i/>
-          <w:iCs/>
-          <w:color w:val="23293D"/>
-          <w:sz w:val="21"/>
-          <w:szCs w:val="21"/>
-        </w:rPr>
-        <w:t xml:space="preserve">"Agendar apresentação: «nome do cliente»"</w:t>
-      </w:r>
-      <w:r>
-        <w:rPr>
-          <w:color w:val="23293D"/>
-          <w:sz w:val="21"/>
-          <w:szCs w:val="21"/>
-        </w:rPr>
-        <w:t xml:space="preserve">, com o motivo. Clique no aviso, abra a ficha e agende — o Comercial vê a nova data no cartão dele automaticamente, e não precisa ser avisado de volta.</w:t>
-      </w:r>
-    </w:p>
-    <w:p>
-      <w:pPr>
-        <w:spacing w:after="140" w:line="280"/>
-      </w:pPr>
-      <w:r>
-        <w:rPr>
-          <w:b/>
-          <w:bCs/>
-          <w:color w:val="23293D"/>
-          <w:sz w:val="21"/>
-          <w:szCs w:val="21"/>
-        </w:rPr>
-        <w:t xml:space="preserve">Erros frequentes:</w:t>
-      </w:r>
-      <w:r>
-        <w:rPr>
-          <w:color w:val="23293D"/>
-          <w:sz w:val="21"/>
-          <w:szCs w:val="21"/>
-        </w:rPr>
-        <w:t xml:space="preserve"> tentar cadastrar sem CPF; agendar fora do horário da unidade; fechar o aviso modal de "agendar apresentação" clicando em </w:t>
-      </w:r>
-      <w:r>
-        <w:rPr>
-          <w:i/>
-          <w:iCs/>
-          <w:color w:val="23293D"/>
-          <w:sz w:val="21"/>
-          <w:szCs w:val="21"/>
-        </w:rPr>
-        <w:t xml:space="preserve">"Já agendei"</w:t>
-      </w:r>
-      <w:r>
-        <w:rPr>
-          <w:color w:val="23293D"/>
-          <w:sz w:val="21"/>
-          <w:szCs w:val="21"/>
-        </w:rPr>
-        <w:t xml:space="preserve"> sem ter agendado — isso afirma um fato que não aconteceu.</w:t>
-      </w:r>
-    </w:p>
-    <w:p>
-      <w:pPr>
-        <w:spacing w:after="140" w:line="280"/>
-      </w:pPr>
-      <w:r>
-        <w:rPr>
-          <w:b/>
-          <w:bCs/>
-          <w:color w:val="23293D"/>
-          <w:sz w:val="21"/>
-          <w:szCs w:val="21"/>
-        </w:rPr>
-        <w:t xml:space="preserve">Como confirmar que deu certo:</w:t>
-      </w:r>
-      <w:r>
-        <w:rPr>
-          <w:color w:val="23293D"/>
-          <w:sz w:val="21"/>
-          <w:szCs w:val="21"/>
-        </w:rPr>
-        <w:t xml:space="preserve"> o paciente aparece na lista de Prontuários com a fase correta, e o horário aparece na Agenda.</w:t>
-      </w:r>
-    </w:p>
-    <w:p>
-      <w:pPr>
-        <w:spacing w:after="140" w:line="280"/>
-      </w:pPr>
-      <w:r>
-        <w:rPr>
-          <w:b/>
-          <w:bCs/>
-          <w:color w:val="23293D"/>
-          <w:sz w:val="21"/>
-          <w:szCs w:val="21"/>
-        </w:rPr>
-        <w:t xml:space="preserve">Exercício sugerido (no ambiente de treino):</w:t>
-      </w:r>
-      <w:r>
-        <w:rPr>
-          <w:color w:val="23293D"/>
-          <w:sz w:val="21"/>
-          <w:szCs w:val="21"/>
-        </w:rPr>
-        <w:t xml:space="preserve"> cadastre um paciente fictício, agende uma avaliação para hoje e registre a chegada.</w:t>
-      </w:r>
-    </w:p>
-    <w:p>
-      <w:pPr>
-        <w:spacing w:after="140" w:line="280"/>
-      </w:pPr>
-      <w:r>
-        <w:rPr>
-          <w:b/>
-          <w:bCs/>
-          <w:color w:val="23293D"/>
-          <w:sz w:val="21"/>
-          <w:szCs w:val="21"/>
-        </w:rPr>
-        <w:t xml:space="preserve">Checklist final:</w:t>
-      </w:r>
-      <w:r>
-        <w:rPr>
-          <w:color w:val="23293D"/>
-          <w:sz w:val="21"/>
-          <w:szCs w:val="21"/>
-        </w:rPr>
-        <w:t xml:space="preserve"> ☐ cadastrei ☐ agendei ☐ registrei chegada ☐ sei onde ver a fase do paciente ☐ sei que não sou eu quem chama</w:t>
-      </w:r>
-    </w:p>
-    <w:p>
-      <w:pPr>
-        <w:pStyle w:val="Heading2"/>
-      </w:pPr>
-      <w:r>
-        <w:rPr>
-          <w:color w:val="1F3253"/>
-        </w:rPr>
-        <w:t xml:space="preserve">6.2. Coordenador Clínico</w:t>
-      </w:r>
-    </w:p>
-    <w:p>
-      <w:pPr>
-        <w:spacing w:after="140" w:line="280"/>
-      </w:pPr>
-      <w:r>
-        <w:rPr>
-          <w:b/>
-          <w:bCs/>
-          <w:color w:val="23293D"/>
-          <w:sz w:val="21"/>
-          <w:szCs w:val="21"/>
-        </w:rPr>
-        <w:t xml:space="preserve">Objetivo:</w:t>
-      </w:r>
-      <w:r>
-        <w:rPr>
-          <w:color w:val="23293D"/>
-          <w:sz w:val="21"/>
-          <w:szCs w:val="21"/>
-        </w:rPr>
-        <w:t xml:space="preserve"> avaliar e preparar o caso. </w:t>
-      </w:r>
-      <w:r>
-        <w:rPr>
-          <w:b/>
-          <w:bCs/>
-          <w:color w:val="23293D"/>
-          <w:sz w:val="21"/>
-          <w:szCs w:val="21"/>
-        </w:rPr>
-        <w:t xml:space="preserve">Duração:</w:t>
-      </w:r>
-      <w:r>
-        <w:rPr>
-          <w:color w:val="23293D"/>
-          <w:sz w:val="21"/>
-          <w:szCs w:val="21"/>
-        </w:rPr>
-        <w:t xml:space="preserve"> 60 minutos.</w:t>
       </w:r>
     </w:p>
     <w:p>
@@ -21034,43 +21291,43 @@
           <w:sz w:val="21"/>
           <w:szCs w:val="21"/>
         </w:rPr>
-        <w:t xml:space="preserve">Menu </w:t>
-      </w:r>
-      <w:r>
-        <w:rPr>
-          <w:b/>
-          <w:bCs/>
-          <w:color w:val="23293D"/>
-          <w:sz w:val="21"/>
-          <w:szCs w:val="21"/>
-        </w:rPr>
-        <w:t xml:space="preserve">Atendimento</w:t>
-      </w:r>
-      <w:r>
-        <w:rPr>
-          <w:color w:val="23293D"/>
-          <w:sz w:val="21"/>
-          <w:szCs w:val="21"/>
-        </w:rPr>
-        <w:t xml:space="preserve"> → </w:t>
-      </w:r>
-      <w:r>
-        <w:rPr>
-          <w:b/>
-          <w:bCs/>
-          <w:color w:val="23293D"/>
-          <w:sz w:val="21"/>
-          <w:szCs w:val="21"/>
-        </w:rPr>
-        <w:t xml:space="preserve">Chamar</w:t>
-      </w:r>
-      <w:r>
-        <w:rPr>
-          <w:color w:val="23293D"/>
-          <w:sz w:val="21"/>
-          <w:szCs w:val="21"/>
-        </w:rPr>
-        <w:t xml:space="preserve"> o paciente (é você quem chama numa avaliação).</w:t>
+        <w:t xml:space="preserve">Botão </w:t>
+      </w:r>
+      <w:r>
+        <w:rPr>
+          <w:b/>
+          <w:bCs/>
+          <w:color w:val="23293D"/>
+          <w:sz w:val="21"/>
+          <w:szCs w:val="21"/>
+        </w:rPr>
+        <w:t xml:space="preserve">Registrar chegada</w:t>
+      </w:r>
+      <w:r>
+        <w:rPr>
+          <w:color w:val="23293D"/>
+          <w:sz w:val="21"/>
+          <w:szCs w:val="21"/>
+        </w:rPr>
+        <w:t xml:space="preserve"> → confira profissional, horário e sala com o paciente na frente → </w:t>
+      </w:r>
+      <w:r>
+        <w:rPr>
+          <w:b/>
+          <w:bCs/>
+          <w:color w:val="23293D"/>
+          <w:sz w:val="21"/>
+          <w:szCs w:val="21"/>
+        </w:rPr>
+        <w:t xml:space="preserve">Confirmar chegada</w:t>
+      </w:r>
+      <w:r>
+        <w:rPr>
+          <w:color w:val="23293D"/>
+          <w:sz w:val="21"/>
+          <w:szCs w:val="21"/>
+        </w:rPr>
+        <w:t xml:space="preserve">.</w:t>
       </w:r>
     </w:p>
     <w:p>
@@ -21084,6 +21341,314 @@
       </w:pPr>
       <w:r>
         <w:rPr>
+          <w:b/>
+          <w:bCs/>
+          <w:color w:val="23293D"/>
+          <w:sz w:val="21"/>
+          <w:szCs w:val="21"/>
+        </w:rPr>
+        <w:t xml:space="preserve">Quem chama é o profissional</w:t>
+      </w:r>
+      <w:r>
+        <w:rPr>
+          <w:color w:val="23293D"/>
+          <w:sz w:val="21"/>
+          <w:szCs w:val="21"/>
+        </w:rPr>
+        <w:t xml:space="preserve">, não a recepção.</w:t>
+      </w:r>
+    </w:p>
+    <w:p>
+      <w:pPr>
+        <w:spacing w:after="140" w:line="280"/>
+      </w:pPr>
+      <w:r>
+        <w:rPr>
+          <w:b/>
+          <w:bCs/>
+          <w:color w:val="23293D"/>
+          <w:sz w:val="21"/>
+          <w:szCs w:val="21"/>
+        </w:rPr>
+        <w:t xml:space="preserve">Tarefa 4 — Atender o pedido do Comercial</w:t>
+      </w:r>
+    </w:p>
+    <w:p>
+      <w:pPr>
+        <w:spacing w:after="140" w:line="280"/>
+      </w:pPr>
+      <w:r>
+        <w:rPr>
+          <w:color w:val="23293D"/>
+          <w:sz w:val="21"/>
+          <w:szCs w:val="21"/>
+        </w:rPr>
+        <w:t xml:space="preserve">Quando o Consultor não consegue realizar a apresentação (o cliente não compareceu, pediu para remarcar), ele envia um pedido que chega no </w:t>
+      </w:r>
+      <w:r>
+        <w:rPr>
+          <w:b/>
+          <w:bCs/>
+          <w:color w:val="23293D"/>
+          <w:sz w:val="21"/>
+          <w:szCs w:val="21"/>
+        </w:rPr>
+        <w:t xml:space="preserve">seu sino de avisos</w:t>
+      </w:r>
+      <w:r>
+        <w:rPr>
+          <w:color w:val="23293D"/>
+          <w:sz w:val="21"/>
+          <w:szCs w:val="21"/>
+        </w:rPr>
+        <w:t xml:space="preserve">: </w:t>
+      </w:r>
+      <w:r>
+        <w:rPr>
+          <w:i/>
+          <w:iCs/>
+          <w:color w:val="23293D"/>
+          <w:sz w:val="21"/>
+          <w:szCs w:val="21"/>
+        </w:rPr>
+        <w:t xml:space="preserve">"Agendar apresentação: «nome do cliente»"</w:t>
+      </w:r>
+      <w:r>
+        <w:rPr>
+          <w:color w:val="23293D"/>
+          <w:sz w:val="21"/>
+          <w:szCs w:val="21"/>
+        </w:rPr>
+        <w:t xml:space="preserve">, com o motivo. Clique no aviso, abra a ficha e agende — o Comercial vê a nova data no cartão dele automaticamente, e não precisa ser avisado de volta.</w:t>
+      </w:r>
+    </w:p>
+    <w:p>
+      <w:pPr>
+        <w:spacing w:after="140" w:line="280"/>
+      </w:pPr>
+      <w:r>
+        <w:rPr>
+          <w:b/>
+          <w:bCs/>
+          <w:color w:val="23293D"/>
+          <w:sz w:val="21"/>
+          <w:szCs w:val="21"/>
+        </w:rPr>
+        <w:t xml:space="preserve">Erros frequentes:</w:t>
+      </w:r>
+      <w:r>
+        <w:rPr>
+          <w:color w:val="23293D"/>
+          <w:sz w:val="21"/>
+          <w:szCs w:val="21"/>
+        </w:rPr>
+        <w:t xml:space="preserve"> tentar cadastrar sem CPF; agendar fora do horário da unidade; fechar o aviso modal de "agendar apresentação" clicando em </w:t>
+      </w:r>
+      <w:r>
+        <w:rPr>
+          <w:i/>
+          <w:iCs/>
+          <w:color w:val="23293D"/>
+          <w:sz w:val="21"/>
+          <w:szCs w:val="21"/>
+        </w:rPr>
+        <w:t xml:space="preserve">"Já agendei"</w:t>
+      </w:r>
+      <w:r>
+        <w:rPr>
+          <w:color w:val="23293D"/>
+          <w:sz w:val="21"/>
+          <w:szCs w:val="21"/>
+        </w:rPr>
+        <w:t xml:space="preserve"> sem ter agendado — isso afirma um fato que não aconteceu.</w:t>
+      </w:r>
+    </w:p>
+    <w:p>
+      <w:pPr>
+        <w:spacing w:after="140" w:line="280"/>
+      </w:pPr>
+      <w:r>
+        <w:rPr>
+          <w:b/>
+          <w:bCs/>
+          <w:color w:val="23293D"/>
+          <w:sz w:val="21"/>
+          <w:szCs w:val="21"/>
+        </w:rPr>
+        <w:t xml:space="preserve">Como confirmar que deu certo:</w:t>
+      </w:r>
+      <w:r>
+        <w:rPr>
+          <w:color w:val="23293D"/>
+          <w:sz w:val="21"/>
+          <w:szCs w:val="21"/>
+        </w:rPr>
+        <w:t xml:space="preserve"> o paciente aparece na lista de Prontuários com a fase correta, e o horário aparece na Agenda.</w:t>
+      </w:r>
+    </w:p>
+    <w:p>
+      <w:pPr>
+        <w:spacing w:after="140" w:line="280"/>
+      </w:pPr>
+      <w:r>
+        <w:rPr>
+          <w:b/>
+          <w:bCs/>
+          <w:color w:val="23293D"/>
+          <w:sz w:val="21"/>
+          <w:szCs w:val="21"/>
+        </w:rPr>
+        <w:t xml:space="preserve">Exercício sugerido (no ambiente de treino):</w:t>
+      </w:r>
+      <w:r>
+        <w:rPr>
+          <w:color w:val="23293D"/>
+          <w:sz w:val="21"/>
+          <w:szCs w:val="21"/>
+        </w:rPr>
+        <w:t xml:space="preserve"> cadastre um paciente fictício, agende uma avaliação para hoje e registre a chegada.</w:t>
+      </w:r>
+    </w:p>
+    <w:p>
+      <w:pPr>
+        <w:spacing w:after="140" w:line="280"/>
+      </w:pPr>
+      <w:r>
+        <w:rPr>
+          <w:b/>
+          <w:bCs/>
+          <w:color w:val="23293D"/>
+          <w:sz w:val="21"/>
+          <w:szCs w:val="21"/>
+        </w:rPr>
+        <w:t xml:space="preserve">Checklist final:</w:t>
+      </w:r>
+      <w:r>
+        <w:rPr>
+          <w:color w:val="23293D"/>
+          <w:sz w:val="21"/>
+          <w:szCs w:val="21"/>
+        </w:rPr>
+        <w:t xml:space="preserve"> ☐ cadastrei ☐ agendei ☐ registrei chegada ☐ sei onde ver a fase do paciente ☐ sei que não sou eu quem chama</w:t>
+      </w:r>
+    </w:p>
+    <w:p>
+      <w:pPr>
+        <w:pStyle w:val="Heading2"/>
+      </w:pPr>
+      <w:r>
+        <w:rPr>
+          <w:color w:val="1F3253"/>
+        </w:rPr>
+        <w:t xml:space="preserve">6.2. Coordenador Clínico</w:t>
+      </w:r>
+    </w:p>
+    <w:p>
+      <w:pPr>
+        <w:spacing w:after="140" w:line="280"/>
+      </w:pPr>
+      <w:r>
+        <w:rPr>
+          <w:b/>
+          <w:bCs/>
+          <w:color w:val="23293D"/>
+          <w:sz w:val="21"/>
+          <w:szCs w:val="21"/>
+        </w:rPr>
+        <w:t xml:space="preserve">Objetivo:</w:t>
+      </w:r>
+      <w:r>
+        <w:rPr>
+          <w:color w:val="23293D"/>
+          <w:sz w:val="21"/>
+          <w:szCs w:val="21"/>
+        </w:rPr>
+        <w:t xml:space="preserve"> avaliar e preparar o caso. </w:t>
+      </w:r>
+      <w:r>
+        <w:rPr>
+          <w:b/>
+          <w:bCs/>
+          <w:color w:val="23293D"/>
+          <w:sz w:val="21"/>
+          <w:szCs w:val="21"/>
+        </w:rPr>
+        <w:t xml:space="preserve">Duração:</w:t>
+      </w:r>
+      <w:r>
+        <w:rPr>
+          <w:color w:val="23293D"/>
+          <w:sz w:val="21"/>
+          <w:szCs w:val="21"/>
+        </w:rPr>
+        <w:t xml:space="preserve"> 60 minutos.</w:t>
+      </w:r>
+    </w:p>
+    <w:p>
+      <w:pPr>
+        <w:pStyle w:val="ListParagraph"/>
+        <w:numPr>
+          <w:ilvl w:val="0"/>
+          <w:numId w:val="25"/>
+        </w:numPr>
+        <w:spacing w:after="80" w:line="270"/>
+      </w:pPr>
+      <w:r>
+        <w:rPr>
+          <w:color w:val="23293D"/>
+          <w:sz w:val="21"/>
+          <w:szCs w:val="21"/>
+        </w:rPr>
+        <w:t xml:space="preserve">Menu </w:t>
+      </w:r>
+      <w:r>
+        <w:rPr>
+          <w:b/>
+          <w:bCs/>
+          <w:color w:val="23293D"/>
+          <w:sz w:val="21"/>
+          <w:szCs w:val="21"/>
+        </w:rPr>
+        <w:t xml:space="preserve">Atendimento</w:t>
+      </w:r>
+      <w:r>
+        <w:rPr>
+          <w:color w:val="23293D"/>
+          <w:sz w:val="21"/>
+          <w:szCs w:val="21"/>
+        </w:rPr>
+        <w:t xml:space="preserve"> → </w:t>
+      </w:r>
+      <w:r>
+        <w:rPr>
+          <w:b/>
+          <w:bCs/>
+          <w:color w:val="23293D"/>
+          <w:sz w:val="21"/>
+          <w:szCs w:val="21"/>
+        </w:rPr>
+        <w:t xml:space="preserve">Chamar</w:t>
+      </w:r>
+      <w:r>
+        <w:rPr>
+          <w:color w:val="23293D"/>
+          <w:sz w:val="21"/>
+          <w:szCs w:val="21"/>
+        </w:rPr>
+        <w:t xml:space="preserve"> o paciente (é você quem chama numa avaliação).</w:t>
+      </w:r>
+    </w:p>
+    <w:p>
+      <w:pPr>
+        <w:pStyle w:val="ListParagraph"/>
+        <w:numPr>
+          <w:ilvl w:val="0"/>
+          <w:numId w:val="25"/>
+        </w:numPr>
+        <w:spacing w:after="80" w:line="270"/>
+      </w:pPr>
+      <w:r>
+        <w:rPr>
           <w:color w:val="23293D"/>
           <w:sz w:val="21"/>
           <w:szCs w:val="21"/>
@@ -21114,7 +21679,7 @@
         <w:pStyle w:val="ListParagraph"/>
         <w:numPr>
           <w:ilvl w:val="0"/>
-          <w:numId w:val="24"/>
+          <w:numId w:val="25"/>
         </w:numPr>
         <w:spacing w:after="80" w:line="270"/>
       </w:pPr>
@@ -21160,7 +21725,7 @@
         <w:pStyle w:val="ListParagraph"/>
         <w:numPr>
           <w:ilvl w:val="0"/>
-          <w:numId w:val="24"/>
+          <w:numId w:val="25"/>
         </w:numPr>
         <w:spacing w:after="80" w:line="270"/>
       </w:pPr>
@@ -21206,7 +21771,7 @@
         <w:pStyle w:val="ListParagraph"/>
         <w:numPr>
           <w:ilvl w:val="0"/>
-          <w:numId w:val="24"/>
+          <w:numId w:val="25"/>
         </w:numPr>
         <w:spacing w:after="80" w:line="270"/>
       </w:pPr>
@@ -21224,7 +21789,7 @@
         <w:pStyle w:val="ListParagraph"/>
         <w:numPr>
           <w:ilvl w:val="0"/>
-          <w:numId w:val="24"/>
+          <w:numId w:val="25"/>
         </w:numPr>
         <w:spacing w:after="80" w:line="270"/>
       </w:pPr>
@@ -21487,7 +22052,7 @@
         <w:pStyle w:val="ListParagraph"/>
         <w:numPr>
           <w:ilvl w:val="0"/>
-          <w:numId w:val="25"/>
+          <w:numId w:val="26"/>
         </w:numPr>
         <w:spacing w:after="80" w:line="270"/>
       </w:pPr>
@@ -21534,448 +22099,6 @@
           <w:szCs w:val="21"/>
         </w:rPr>
         <w:t xml:space="preserve"> (apresentação comercial mais próxima primeiro).</w:t>
-      </w:r>
-    </w:p>
-    <w:p>
-      <w:pPr>
-        <w:pStyle w:val="ListParagraph"/>
-        <w:numPr>
-          <w:ilvl w:val="0"/>
-          <w:numId w:val="25"/>
-        </w:numPr>
-        <w:spacing w:after="80" w:line="270"/>
-      </w:pPr>
-      <w:r>
-        <w:rPr>
-          <w:color w:val="23293D"/>
-          <w:sz w:val="21"/>
-          <w:szCs w:val="21"/>
-        </w:rPr>
-        <w:t xml:space="preserve">Abra o caso → cockpit em duas colunas: evidências à esquerda, plano à direita.</w:t>
-      </w:r>
-    </w:p>
-    <w:p>
-      <w:pPr>
-        <w:pStyle w:val="ListParagraph"/>
-        <w:numPr>
-          <w:ilvl w:val="0"/>
-          <w:numId w:val="25"/>
-        </w:numPr>
-        <w:spacing w:after="80" w:line="270"/>
-      </w:pPr>
-      <w:r>
-        <w:rPr>
-          <w:b/>
-          <w:bCs/>
-          <w:color w:val="23293D"/>
-          <w:sz w:val="21"/>
-          <w:szCs w:val="21"/>
-        </w:rPr>
-        <w:t xml:space="preserve">Iniciar plano de tratamento</w:t>
-      </w:r>
-      <w:r>
-        <w:rPr>
-          <w:color w:val="23293D"/>
-          <w:sz w:val="21"/>
-          <w:szCs w:val="21"/>
-        </w:rPr>
-        <w:t xml:space="preserve"> → escreva o </w:t>
-      </w:r>
-      <w:r>
-        <w:rPr>
-          <w:b/>
-          <w:bCs/>
-          <w:color w:val="23293D"/>
-          <w:sz w:val="21"/>
-          <w:szCs w:val="21"/>
-        </w:rPr>
-        <w:t xml:space="preserve">Diagnóstico</w:t>
-      </w:r>
-      <w:r>
-        <w:rPr>
-          <w:color w:val="23293D"/>
-          <w:sz w:val="21"/>
-          <w:szCs w:val="21"/>
-        </w:rPr>
-        <w:t xml:space="preserve">.</w:t>
-      </w:r>
-    </w:p>
-    <w:p>
-      <w:pPr>
-        <w:pStyle w:val="ListParagraph"/>
-        <w:numPr>
-          <w:ilvl w:val="0"/>
-          <w:numId w:val="25"/>
-        </w:numPr>
-        <w:spacing w:after="80" w:line="270"/>
-      </w:pPr>
-      <w:r>
-        <w:rPr>
-          <w:b/>
-          <w:bCs/>
-          <w:color w:val="23293D"/>
-          <w:sz w:val="21"/>
-          <w:szCs w:val="21"/>
-        </w:rPr>
-        <w:t xml:space="preserve">Adicionar opção de tratamento</w:t>
-      </w:r>
-      <w:r>
-        <w:rPr>
-          <w:color w:val="23293D"/>
-          <w:sz w:val="21"/>
-          <w:szCs w:val="21"/>
-        </w:rPr>
-        <w:t xml:space="preserve"> (marque uma como principal).</w:t>
-      </w:r>
-    </w:p>
-    <w:p>
-      <w:pPr>
-        <w:pStyle w:val="ListParagraph"/>
-        <w:numPr>
-          <w:ilvl w:val="0"/>
-          <w:numId w:val="25"/>
-        </w:numPr>
-        <w:spacing w:after="80" w:line="270"/>
-      </w:pPr>
-      <w:r>
-        <w:rPr>
-          <w:color w:val="23293D"/>
-          <w:sz w:val="21"/>
-          <w:szCs w:val="21"/>
-        </w:rPr>
-        <w:t xml:space="preserve">Dentro da opção, </w:t>
-      </w:r>
-      <w:r>
-        <w:rPr>
-          <w:b/>
-          <w:bCs/>
-          <w:color w:val="23293D"/>
-          <w:sz w:val="21"/>
-          <w:szCs w:val="21"/>
-        </w:rPr>
-        <w:t xml:space="preserve">Procedimento</w:t>
-      </w:r>
-      <w:r>
-        <w:rPr>
-          <w:color w:val="23293D"/>
-          <w:sz w:val="21"/>
-          <w:szCs w:val="21"/>
-        </w:rPr>
-        <w:t xml:space="preserve"> → escolha do catálogo → </w:t>
-      </w:r>
-      <w:r>
-        <w:rPr>
-          <w:b/>
-          <w:bCs/>
-          <w:color w:val="23293D"/>
-          <w:sz w:val="21"/>
-          <w:szCs w:val="21"/>
-        </w:rPr>
-        <w:t xml:space="preserve">Item</w:t>
-      </w:r>
-      <w:r>
-        <w:rPr>
-          <w:color w:val="23293D"/>
-          <w:sz w:val="21"/>
-          <w:szCs w:val="21"/>
-        </w:rPr>
-        <w:t xml:space="preserve">.</w:t>
-      </w:r>
-    </w:p>
-    <w:p>
-      <w:pPr>
-        <w:pStyle w:val="ListParagraph"/>
-        <w:numPr>
-          <w:ilvl w:val="0"/>
-          <w:numId w:val="25"/>
-        </w:numPr>
-        <w:spacing w:after="80" w:line="270"/>
-      </w:pPr>
-      <w:r>
-        <w:rPr>
-          <w:color w:val="23293D"/>
-          <w:sz w:val="21"/>
-          <w:szCs w:val="21"/>
-        </w:rPr>
-        <w:t xml:space="preserve">Classifique o </w:t>
-      </w:r>
-      <w:r>
-        <w:rPr>
-          <w:b/>
-          <w:bCs/>
-          <w:color w:val="23293D"/>
-          <w:sz w:val="21"/>
-          <w:szCs w:val="21"/>
-        </w:rPr>
-        <w:t xml:space="preserve">pilar</w:t>
-      </w:r>
-      <w:r>
-        <w:rPr>
-          <w:color w:val="23293D"/>
-          <w:sz w:val="21"/>
-          <w:szCs w:val="21"/>
-        </w:rPr>
-        <w:t xml:space="preserve"> (1 dos 6) → </w:t>
-      </w:r>
-      <w:r>
-        <w:rPr>
-          <w:b/>
-          <w:bCs/>
-          <w:color w:val="23293D"/>
-          <w:sz w:val="21"/>
-          <w:szCs w:val="21"/>
-        </w:rPr>
-        <w:t xml:space="preserve">Salvar pilar</w:t>
-      </w:r>
-      <w:r>
-        <w:rPr>
-          <w:color w:val="23293D"/>
-          <w:sz w:val="21"/>
-          <w:szCs w:val="21"/>
-        </w:rPr>
-        <w:t xml:space="preserve">.</w:t>
-      </w:r>
-    </w:p>
-    <w:p>
-      <w:pPr>
-        <w:pStyle w:val="ListParagraph"/>
-        <w:numPr>
-          <w:ilvl w:val="0"/>
-          <w:numId w:val="25"/>
-        </w:numPr>
-        <w:spacing w:after="80" w:line="270"/>
-      </w:pPr>
-      <w:r>
-        <w:rPr>
-          <w:b/>
-          <w:bCs/>
-          <w:color w:val="23293D"/>
-          <w:sz w:val="21"/>
-          <w:szCs w:val="21"/>
-        </w:rPr>
-        <w:t xml:space="preserve">Enviar para aprovação do Coordenador</w:t>
-      </w:r>
-      <w:r>
-        <w:rPr>
-          <w:color w:val="23293D"/>
-          <w:sz w:val="21"/>
-          <w:szCs w:val="21"/>
-        </w:rPr>
-        <w:t xml:space="preserve">.</w:t>
-      </w:r>
-    </w:p>
-    <w:p>
-      <w:pPr>
-        <w:pStyle w:val="ListParagraph"/>
-        <w:numPr>
-          <w:ilvl w:val="0"/>
-          <w:numId w:val="25"/>
-        </w:numPr>
-        <w:spacing w:after="80" w:line="270"/>
-      </w:pPr>
-      <w:r>
-        <w:rPr>
-          <w:color w:val="23293D"/>
-          <w:sz w:val="21"/>
-          <w:szCs w:val="21"/>
-        </w:rPr>
-        <w:t xml:space="preserve">Aprovado, </w:t>
-      </w:r>
-      <w:r>
-        <w:rPr>
-          <w:b/>
-          <w:bCs/>
-          <w:color w:val="23293D"/>
-          <w:sz w:val="21"/>
-          <w:szCs w:val="21"/>
-        </w:rPr>
-        <w:t xml:space="preserve">Enviar ao Comercial</w:t>
-      </w:r>
-      <w:r>
-        <w:rPr>
-          <w:color w:val="23293D"/>
-          <w:sz w:val="21"/>
-          <w:szCs w:val="21"/>
-        </w:rPr>
-        <w:t xml:space="preserve">.</w:t>
-      </w:r>
-    </w:p>
-    <w:p>
-      <w:pPr>
-        <w:spacing w:after="140" w:line="280"/>
-      </w:pPr>
-      <w:r>
-        <w:rPr>
-          <w:b/>
-          <w:bCs/>
-          <w:color w:val="23293D"/>
-          <w:sz w:val="21"/>
-          <w:szCs w:val="21"/>
-        </w:rPr>
-        <w:t xml:space="preserve">Cuidados:</w:t>
-      </w:r>
-      <w:r>
-        <w:rPr>
-          <w:color w:val="23293D"/>
-          <w:sz w:val="21"/>
-          <w:szCs w:val="21"/>
-        </w:rPr>
-        <w:t xml:space="preserve"> o sistema exige procedimentos lançados em cada opção para enviar; plano de tratamento </w:t>
-      </w:r>
-      <w:r>
-        <w:rPr>
-          <w:b/>
-          <w:bCs/>
-          <w:color w:val="23293D"/>
-          <w:sz w:val="21"/>
-          <w:szCs w:val="21"/>
-        </w:rPr>
-        <w:t xml:space="preserve">não tem acréscimo</w:t>
-      </w:r>
-      <w:r>
-        <w:rPr>
-          <w:color w:val="23293D"/>
-          <w:sz w:val="21"/>
-          <w:szCs w:val="21"/>
-        </w:rPr>
-        <w:t xml:space="preserve"> (o preço vem do orçamento aprovado); depois de aprovado o plano fica em leitura — há </w:t>
-      </w:r>
-      <w:r>
-        <w:rPr>
-          <w:b/>
-          <w:bCs/>
-          <w:color w:val="23293D"/>
-          <w:sz w:val="21"/>
-          <w:szCs w:val="21"/>
-        </w:rPr>
-        <w:t xml:space="preserve">Reabrir para edição</w:t>
-      </w:r>
-      <w:r>
-        <w:rPr>
-          <w:color w:val="23293D"/>
-          <w:sz w:val="21"/>
-          <w:szCs w:val="21"/>
-        </w:rPr>
-        <w:t xml:space="preserve">, que exige nova aprovação.</w:t>
-      </w:r>
-    </w:p>
-    <w:p>
-      <w:pPr>
-        <w:pStyle w:val="Heading2"/>
-      </w:pPr>
-      <w:r>
-        <w:rPr>
-          <w:color w:val="1F3253"/>
-        </w:rPr>
-        <w:t xml:space="preserve">6.4. Dentista (executor)</w:t>
-      </w:r>
-    </w:p>
-    <w:p>
-      <w:pPr>
-        <w:spacing w:after="140" w:line="280"/>
-      </w:pPr>
-      <w:r>
-        <w:rPr>
-          <w:b/>
-          <w:bCs/>
-          <w:color w:val="23293D"/>
-          <w:sz w:val="21"/>
-          <w:szCs w:val="21"/>
-        </w:rPr>
-        <w:t xml:space="preserve">Objetivo:</w:t>
-      </w:r>
-      <w:r>
-        <w:rPr>
-          <w:color w:val="23293D"/>
-          <w:sz w:val="21"/>
-          <w:szCs w:val="21"/>
-        </w:rPr>
-        <w:t xml:space="preserve"> executar e registrar. </w:t>
-      </w:r>
-      <w:r>
-        <w:rPr>
-          <w:b/>
-          <w:bCs/>
-          <w:color w:val="23293D"/>
-          <w:sz w:val="21"/>
-          <w:szCs w:val="21"/>
-        </w:rPr>
-        <w:t xml:space="preserve">Duração:</w:t>
-      </w:r>
-      <w:r>
-        <w:rPr>
-          <w:color w:val="23293D"/>
-          <w:sz w:val="21"/>
-          <w:szCs w:val="21"/>
-        </w:rPr>
-        <w:t xml:space="preserve"> 40 minutos.</w:t>
-      </w:r>
-    </w:p>
-    <w:p>
-      <w:pPr>
-        <w:spacing w:after="140" w:line="280"/>
-      </w:pPr>
-      <w:r>
-        <w:rPr>
-          <w:color w:val="23293D"/>
-          <w:sz w:val="21"/>
-          <w:szCs w:val="21"/>
-        </w:rPr>
-        <w:t xml:space="preserve">Seu menu é diferente: </w:t>
-      </w:r>
-      <w:r>
-        <w:rPr>
-          <w:b/>
-          <w:bCs/>
-          <w:color w:val="23293D"/>
-          <w:sz w:val="21"/>
-          <w:szCs w:val="21"/>
-        </w:rPr>
-        <w:t xml:space="preserve">não tem Jornada</w:t>
-      </w:r>
-      <w:r>
-        <w:rPr>
-          <w:color w:val="23293D"/>
-          <w:sz w:val="21"/>
-          <w:szCs w:val="21"/>
-        </w:rPr>
-        <w:t xml:space="preserve">, e tem </w:t>
-      </w:r>
-      <w:r>
-        <w:rPr>
-          <w:b/>
-          <w:bCs/>
-          <w:color w:val="23293D"/>
-          <w:sz w:val="21"/>
-          <w:szCs w:val="21"/>
-        </w:rPr>
-        <w:t xml:space="preserve">Meu Dia</w:t>
-      </w:r>
-      <w:r>
-        <w:rPr>
-          <w:color w:val="23293D"/>
-          <w:sz w:val="21"/>
-          <w:szCs w:val="21"/>
-        </w:rPr>
-        <w:t xml:space="preserve"> e </w:t>
-      </w:r>
-      <w:r>
-        <w:rPr>
-          <w:b/>
-          <w:bCs/>
-          <w:color w:val="23293D"/>
-          <w:sz w:val="21"/>
-          <w:szCs w:val="21"/>
-        </w:rPr>
-        <w:t xml:space="preserve">Minha Agenda</w:t>
-      </w:r>
-      <w:r>
-        <w:rPr>
-          <w:color w:val="23293D"/>
-          <w:sz w:val="21"/>
-          <w:szCs w:val="21"/>
-        </w:rPr>
-        <w:t xml:space="preserve">.</w:t>
       </w:r>
     </w:p>
     <w:p>
@@ -21989,21 +22112,11 @@
       </w:pPr>
       <w:r>
         <w:rPr>
-          <w:b/>
-          <w:bCs/>
-          <w:color w:val="23293D"/>
-          <w:sz w:val="21"/>
-          <w:szCs w:val="21"/>
-        </w:rPr>
-        <w:t xml:space="preserve">Meu Dia</w:t>
-      </w:r>
-      <w:r>
-        <w:rPr>
-          <w:color w:val="23293D"/>
-          <w:sz w:val="21"/>
-          <w:szCs w:val="21"/>
-        </w:rPr>
-        <w:t xml:space="preserve"> → seus atendimentos.</w:t>
+          <w:color w:val="23293D"/>
+          <w:sz w:val="21"/>
+          <w:szCs w:val="21"/>
+        </w:rPr>
+        <w:t xml:space="preserve">Abra o caso → cockpit em duas colunas: evidências à esquerda, plano à direita.</w:t>
       </w:r>
     </w:p>
     <w:p>
@@ -22023,25 +22136,25 @@
           <w:sz w:val="21"/>
           <w:szCs w:val="21"/>
         </w:rPr>
-        <w:t xml:space="preserve">Atendimento</w:t>
-      </w:r>
-      <w:r>
-        <w:rPr>
-          <w:color w:val="23293D"/>
-          <w:sz w:val="21"/>
-          <w:szCs w:val="21"/>
-        </w:rPr>
-        <w:t xml:space="preserve"> → </w:t>
-      </w:r>
-      <w:r>
-        <w:rPr>
-          <w:b/>
-          <w:bCs/>
-          <w:color w:val="23293D"/>
-          <w:sz w:val="21"/>
-          <w:szCs w:val="21"/>
-        </w:rPr>
-        <w:t xml:space="preserve">Chamar</w:t>
+        <w:t xml:space="preserve">Iniciar plano de tratamento</w:t>
+      </w:r>
+      <w:r>
+        <w:rPr>
+          <w:color w:val="23293D"/>
+          <w:sz w:val="21"/>
+          <w:szCs w:val="21"/>
+        </w:rPr>
+        <w:t xml:space="preserve"> → escreva o </w:t>
+      </w:r>
+      <w:r>
+        <w:rPr>
+          <w:b/>
+          <w:bCs/>
+          <w:color w:val="23293D"/>
+          <w:sz w:val="21"/>
+          <w:szCs w:val="21"/>
+        </w:rPr>
+        <w:t xml:space="preserve">Diagnóstico</w:t>
       </w:r>
       <w:r>
         <w:rPr>
@@ -22063,47 +22176,21 @@
       </w:pPr>
       <w:r>
         <w:rPr>
-          <w:color w:val="23293D"/>
-          <w:sz w:val="21"/>
-          <w:szCs w:val="21"/>
-        </w:rPr>
-        <w:t xml:space="preserve">Ficha do paciente → aba </w:t>
-      </w:r>
-      <w:r>
-        <w:rPr>
-          <w:b/>
-          <w:bCs/>
-          <w:color w:val="23293D"/>
-          <w:sz w:val="21"/>
-          <w:szCs w:val="21"/>
-        </w:rPr>
-        <w:t xml:space="preserve">Desenvolvimento Clínico</w:t>
-      </w:r>
-      <w:r>
-        <w:rPr>
-          <w:color w:val="23293D"/>
-          <w:sz w:val="21"/>
-          <w:szCs w:val="21"/>
-        </w:rPr>
-        <w:t xml:space="preserve"> → descreva o que foi feito. </w:t>
-      </w:r>
-      <w:r>
-        <w:rPr>
-          <w:b/>
-          <w:bCs/>
-          <w:color w:val="23293D"/>
-          <w:sz w:val="21"/>
-          <w:szCs w:val="21"/>
-        </w:rPr>
-        <w:t xml:space="preserve">Espere aparecer "Salvo às…"</w:t>
-      </w:r>
-      <w:r>
-        <w:rPr>
-          <w:color w:val="23293D"/>
-          <w:sz w:val="21"/>
-          <w:szCs w:val="21"/>
-        </w:rPr>
-        <w:t xml:space="preserve">.</w:t>
+          <w:b/>
+          <w:bCs/>
+          <w:color w:val="23293D"/>
+          <w:sz w:val="21"/>
+          <w:szCs w:val="21"/>
+        </w:rPr>
+        <w:t xml:space="preserve">Adicionar opção de tratamento</w:t>
+      </w:r>
+      <w:r>
+        <w:rPr>
+          <w:color w:val="23293D"/>
+          <w:sz w:val="21"/>
+          <w:szCs w:val="21"/>
+        </w:rPr>
+        <w:t xml:space="preserve"> (marque uma como principal).</w:t>
       </w:r>
     </w:p>
     <w:p>
@@ -22112,6 +22199,484 @@
         <w:numPr>
           <w:ilvl w:val="0"/>
           <w:numId w:val="26"/>
+        </w:numPr>
+        <w:spacing w:after="80" w:line="270"/>
+      </w:pPr>
+      <w:r>
+        <w:rPr>
+          <w:color w:val="23293D"/>
+          <w:sz w:val="21"/>
+          <w:szCs w:val="21"/>
+        </w:rPr>
+        <w:t xml:space="preserve">Dentro da opção, </w:t>
+      </w:r>
+      <w:r>
+        <w:rPr>
+          <w:b/>
+          <w:bCs/>
+          <w:color w:val="23293D"/>
+          <w:sz w:val="21"/>
+          <w:szCs w:val="21"/>
+        </w:rPr>
+        <w:t xml:space="preserve">Procedimento</w:t>
+      </w:r>
+      <w:r>
+        <w:rPr>
+          <w:color w:val="23293D"/>
+          <w:sz w:val="21"/>
+          <w:szCs w:val="21"/>
+        </w:rPr>
+        <w:t xml:space="preserve"> → escolha do catálogo → </w:t>
+      </w:r>
+      <w:r>
+        <w:rPr>
+          <w:b/>
+          <w:bCs/>
+          <w:color w:val="23293D"/>
+          <w:sz w:val="21"/>
+          <w:szCs w:val="21"/>
+        </w:rPr>
+        <w:t xml:space="preserve">Item</w:t>
+      </w:r>
+      <w:r>
+        <w:rPr>
+          <w:color w:val="23293D"/>
+          <w:sz w:val="21"/>
+          <w:szCs w:val="21"/>
+        </w:rPr>
+        <w:t xml:space="preserve">.</w:t>
+      </w:r>
+    </w:p>
+    <w:p>
+      <w:pPr>
+        <w:pStyle w:val="ListParagraph"/>
+        <w:numPr>
+          <w:ilvl w:val="0"/>
+          <w:numId w:val="26"/>
+        </w:numPr>
+        <w:spacing w:after="80" w:line="270"/>
+      </w:pPr>
+      <w:r>
+        <w:rPr>
+          <w:color w:val="23293D"/>
+          <w:sz w:val="21"/>
+          <w:szCs w:val="21"/>
+        </w:rPr>
+        <w:t xml:space="preserve">Classifique o </w:t>
+      </w:r>
+      <w:r>
+        <w:rPr>
+          <w:b/>
+          <w:bCs/>
+          <w:color w:val="23293D"/>
+          <w:sz w:val="21"/>
+          <w:szCs w:val="21"/>
+        </w:rPr>
+        <w:t xml:space="preserve">pilar</w:t>
+      </w:r>
+      <w:r>
+        <w:rPr>
+          <w:color w:val="23293D"/>
+          <w:sz w:val="21"/>
+          <w:szCs w:val="21"/>
+        </w:rPr>
+        <w:t xml:space="preserve"> (1 dos 6) → </w:t>
+      </w:r>
+      <w:r>
+        <w:rPr>
+          <w:b/>
+          <w:bCs/>
+          <w:color w:val="23293D"/>
+          <w:sz w:val="21"/>
+          <w:szCs w:val="21"/>
+        </w:rPr>
+        <w:t xml:space="preserve">Salvar pilar</w:t>
+      </w:r>
+      <w:r>
+        <w:rPr>
+          <w:color w:val="23293D"/>
+          <w:sz w:val="21"/>
+          <w:szCs w:val="21"/>
+        </w:rPr>
+        <w:t xml:space="preserve">.</w:t>
+      </w:r>
+    </w:p>
+    <w:p>
+      <w:pPr>
+        <w:pStyle w:val="ListParagraph"/>
+        <w:numPr>
+          <w:ilvl w:val="0"/>
+          <w:numId w:val="26"/>
+        </w:numPr>
+        <w:spacing w:after="80" w:line="270"/>
+      </w:pPr>
+      <w:r>
+        <w:rPr>
+          <w:b/>
+          <w:bCs/>
+          <w:color w:val="23293D"/>
+          <w:sz w:val="21"/>
+          <w:szCs w:val="21"/>
+        </w:rPr>
+        <w:t xml:space="preserve">Enviar para aprovação do Coordenador</w:t>
+      </w:r>
+      <w:r>
+        <w:rPr>
+          <w:color w:val="23293D"/>
+          <w:sz w:val="21"/>
+          <w:szCs w:val="21"/>
+        </w:rPr>
+        <w:t xml:space="preserve">.</w:t>
+      </w:r>
+    </w:p>
+    <w:p>
+      <w:pPr>
+        <w:pStyle w:val="ListParagraph"/>
+        <w:numPr>
+          <w:ilvl w:val="0"/>
+          <w:numId w:val="26"/>
+        </w:numPr>
+        <w:spacing w:after="80" w:line="270"/>
+      </w:pPr>
+      <w:r>
+        <w:rPr>
+          <w:color w:val="23293D"/>
+          <w:sz w:val="21"/>
+          <w:szCs w:val="21"/>
+        </w:rPr>
+        <w:t xml:space="preserve">Aprovado, </w:t>
+      </w:r>
+      <w:r>
+        <w:rPr>
+          <w:b/>
+          <w:bCs/>
+          <w:color w:val="23293D"/>
+          <w:sz w:val="21"/>
+          <w:szCs w:val="21"/>
+        </w:rPr>
+        <w:t xml:space="preserve">Enviar ao Comercial</w:t>
+      </w:r>
+      <w:r>
+        <w:rPr>
+          <w:color w:val="23293D"/>
+          <w:sz w:val="21"/>
+          <w:szCs w:val="21"/>
+        </w:rPr>
+        <w:t xml:space="preserve">.</w:t>
+      </w:r>
+    </w:p>
+    <w:p>
+      <w:pPr>
+        <w:spacing w:after="140" w:line="280"/>
+      </w:pPr>
+      <w:r>
+        <w:rPr>
+          <w:b/>
+          <w:bCs/>
+          <w:color w:val="23293D"/>
+          <w:sz w:val="21"/>
+          <w:szCs w:val="21"/>
+        </w:rPr>
+        <w:t xml:space="preserve">Cuidados:</w:t>
+      </w:r>
+      <w:r>
+        <w:rPr>
+          <w:color w:val="23293D"/>
+          <w:sz w:val="21"/>
+          <w:szCs w:val="21"/>
+        </w:rPr>
+        <w:t xml:space="preserve"> o sistema exige procedimentos lançados em cada opção para enviar; plano de tratamento </w:t>
+      </w:r>
+      <w:r>
+        <w:rPr>
+          <w:b/>
+          <w:bCs/>
+          <w:color w:val="23293D"/>
+          <w:sz w:val="21"/>
+          <w:szCs w:val="21"/>
+        </w:rPr>
+        <w:t xml:space="preserve">não tem acréscimo</w:t>
+      </w:r>
+      <w:r>
+        <w:rPr>
+          <w:color w:val="23293D"/>
+          <w:sz w:val="21"/>
+          <w:szCs w:val="21"/>
+        </w:rPr>
+        <w:t xml:space="preserve"> (o preço vem do orçamento aprovado); depois de aprovado o plano fica em leitura — há </w:t>
+      </w:r>
+      <w:r>
+        <w:rPr>
+          <w:b/>
+          <w:bCs/>
+          <w:color w:val="23293D"/>
+          <w:sz w:val="21"/>
+          <w:szCs w:val="21"/>
+        </w:rPr>
+        <w:t xml:space="preserve">Reabrir para edição</w:t>
+      </w:r>
+      <w:r>
+        <w:rPr>
+          <w:color w:val="23293D"/>
+          <w:sz w:val="21"/>
+          <w:szCs w:val="21"/>
+        </w:rPr>
+        <w:t xml:space="preserve">, que exige nova aprovação.</w:t>
+      </w:r>
+    </w:p>
+    <w:p>
+      <w:pPr>
+        <w:pStyle w:val="Heading2"/>
+      </w:pPr>
+      <w:r>
+        <w:rPr>
+          <w:color w:val="1F3253"/>
+        </w:rPr>
+        <w:t xml:space="preserve">6.4. Dentista (executor)</w:t>
+      </w:r>
+    </w:p>
+    <w:p>
+      <w:pPr>
+        <w:spacing w:after="140" w:line="280"/>
+      </w:pPr>
+      <w:r>
+        <w:rPr>
+          <w:b/>
+          <w:bCs/>
+          <w:color w:val="23293D"/>
+          <w:sz w:val="21"/>
+          <w:szCs w:val="21"/>
+        </w:rPr>
+        <w:t xml:space="preserve">Objetivo:</w:t>
+      </w:r>
+      <w:r>
+        <w:rPr>
+          <w:color w:val="23293D"/>
+          <w:sz w:val="21"/>
+          <w:szCs w:val="21"/>
+        </w:rPr>
+        <w:t xml:space="preserve"> executar e registrar. </w:t>
+      </w:r>
+      <w:r>
+        <w:rPr>
+          <w:b/>
+          <w:bCs/>
+          <w:color w:val="23293D"/>
+          <w:sz w:val="21"/>
+          <w:szCs w:val="21"/>
+        </w:rPr>
+        <w:t xml:space="preserve">Duração:</w:t>
+      </w:r>
+      <w:r>
+        <w:rPr>
+          <w:color w:val="23293D"/>
+          <w:sz w:val="21"/>
+          <w:szCs w:val="21"/>
+        </w:rPr>
+        <w:t xml:space="preserve"> 40 minutos.</w:t>
+      </w:r>
+    </w:p>
+    <w:p>
+      <w:pPr>
+        <w:spacing w:after="140" w:line="280"/>
+      </w:pPr>
+      <w:r>
+        <w:rPr>
+          <w:color w:val="23293D"/>
+          <w:sz w:val="21"/>
+          <w:szCs w:val="21"/>
+        </w:rPr>
+        <w:t xml:space="preserve">Seu menu é diferente: </w:t>
+      </w:r>
+      <w:r>
+        <w:rPr>
+          <w:b/>
+          <w:bCs/>
+          <w:color w:val="23293D"/>
+          <w:sz w:val="21"/>
+          <w:szCs w:val="21"/>
+        </w:rPr>
+        <w:t xml:space="preserve">não tem Jornada</w:t>
+      </w:r>
+      <w:r>
+        <w:rPr>
+          <w:color w:val="23293D"/>
+          <w:sz w:val="21"/>
+          <w:szCs w:val="21"/>
+        </w:rPr>
+        <w:t xml:space="preserve">, e tem </w:t>
+      </w:r>
+      <w:r>
+        <w:rPr>
+          <w:b/>
+          <w:bCs/>
+          <w:color w:val="23293D"/>
+          <w:sz w:val="21"/>
+          <w:szCs w:val="21"/>
+        </w:rPr>
+        <w:t xml:space="preserve">Meu Dia</w:t>
+      </w:r>
+      <w:r>
+        <w:rPr>
+          <w:color w:val="23293D"/>
+          <w:sz w:val="21"/>
+          <w:szCs w:val="21"/>
+        </w:rPr>
+        <w:t xml:space="preserve"> e </w:t>
+      </w:r>
+      <w:r>
+        <w:rPr>
+          <w:b/>
+          <w:bCs/>
+          <w:color w:val="23293D"/>
+          <w:sz w:val="21"/>
+          <w:szCs w:val="21"/>
+        </w:rPr>
+        <w:t xml:space="preserve">Minha Agenda</w:t>
+      </w:r>
+      <w:r>
+        <w:rPr>
+          <w:color w:val="23293D"/>
+          <w:sz w:val="21"/>
+          <w:szCs w:val="21"/>
+        </w:rPr>
+        <w:t xml:space="preserve">.</w:t>
+      </w:r>
+    </w:p>
+    <w:p>
+      <w:pPr>
+        <w:pStyle w:val="ListParagraph"/>
+        <w:numPr>
+          <w:ilvl w:val="0"/>
+          <w:numId w:val="27"/>
+        </w:numPr>
+        <w:spacing w:after="80" w:line="270"/>
+      </w:pPr>
+      <w:r>
+        <w:rPr>
+          <w:b/>
+          <w:bCs/>
+          <w:color w:val="23293D"/>
+          <w:sz w:val="21"/>
+          <w:szCs w:val="21"/>
+        </w:rPr>
+        <w:t xml:space="preserve">Meu Dia</w:t>
+      </w:r>
+      <w:r>
+        <w:rPr>
+          <w:color w:val="23293D"/>
+          <w:sz w:val="21"/>
+          <w:szCs w:val="21"/>
+        </w:rPr>
+        <w:t xml:space="preserve"> → seus atendimentos.</w:t>
+      </w:r>
+    </w:p>
+    <w:p>
+      <w:pPr>
+        <w:pStyle w:val="ListParagraph"/>
+        <w:numPr>
+          <w:ilvl w:val="0"/>
+          <w:numId w:val="27"/>
+        </w:numPr>
+        <w:spacing w:after="80" w:line="270"/>
+      </w:pPr>
+      <w:r>
+        <w:rPr>
+          <w:b/>
+          <w:bCs/>
+          <w:color w:val="23293D"/>
+          <w:sz w:val="21"/>
+          <w:szCs w:val="21"/>
+        </w:rPr>
+        <w:t xml:space="preserve">Atendimento</w:t>
+      </w:r>
+      <w:r>
+        <w:rPr>
+          <w:color w:val="23293D"/>
+          <w:sz w:val="21"/>
+          <w:szCs w:val="21"/>
+        </w:rPr>
+        <w:t xml:space="preserve"> → </w:t>
+      </w:r>
+      <w:r>
+        <w:rPr>
+          <w:b/>
+          <w:bCs/>
+          <w:color w:val="23293D"/>
+          <w:sz w:val="21"/>
+          <w:szCs w:val="21"/>
+        </w:rPr>
+        <w:t xml:space="preserve">Chamar</w:t>
+      </w:r>
+      <w:r>
+        <w:rPr>
+          <w:color w:val="23293D"/>
+          <w:sz w:val="21"/>
+          <w:szCs w:val="21"/>
+        </w:rPr>
+        <w:t xml:space="preserve">.</w:t>
+      </w:r>
+    </w:p>
+    <w:p>
+      <w:pPr>
+        <w:pStyle w:val="ListParagraph"/>
+        <w:numPr>
+          <w:ilvl w:val="0"/>
+          <w:numId w:val="27"/>
+        </w:numPr>
+        <w:spacing w:after="80" w:line="270"/>
+      </w:pPr>
+      <w:r>
+        <w:rPr>
+          <w:color w:val="23293D"/>
+          <w:sz w:val="21"/>
+          <w:szCs w:val="21"/>
+        </w:rPr>
+        <w:t xml:space="preserve">Ficha do paciente → aba </w:t>
+      </w:r>
+      <w:r>
+        <w:rPr>
+          <w:b/>
+          <w:bCs/>
+          <w:color w:val="23293D"/>
+          <w:sz w:val="21"/>
+          <w:szCs w:val="21"/>
+        </w:rPr>
+        <w:t xml:space="preserve">Desenvolvimento Clínico</w:t>
+      </w:r>
+      <w:r>
+        <w:rPr>
+          <w:color w:val="23293D"/>
+          <w:sz w:val="21"/>
+          <w:szCs w:val="21"/>
+        </w:rPr>
+        <w:t xml:space="preserve"> → descreva o que foi feito. </w:t>
+      </w:r>
+      <w:r>
+        <w:rPr>
+          <w:b/>
+          <w:bCs/>
+          <w:color w:val="23293D"/>
+          <w:sz w:val="21"/>
+          <w:szCs w:val="21"/>
+        </w:rPr>
+        <w:t xml:space="preserve">Espere aparecer "Salvo às…"</w:t>
+      </w:r>
+      <w:r>
+        <w:rPr>
+          <w:color w:val="23293D"/>
+          <w:sz w:val="21"/>
+          <w:szCs w:val="21"/>
+        </w:rPr>
+        <w:t xml:space="preserve">.</w:t>
+      </w:r>
+    </w:p>
+    <w:p>
+      <w:pPr>
+        <w:pStyle w:val="ListParagraph"/>
+        <w:numPr>
+          <w:ilvl w:val="0"/>
+          <w:numId w:val="27"/>
         </w:numPr>
         <w:spacing w:after="80" w:line="270"/>
       </w:pPr>
@@ -22343,7 +22908,7 @@
         <w:pStyle w:val="ListParagraph"/>
         <w:numPr>
           <w:ilvl w:val="0"/>
-          <w:numId w:val="27"/>
+          <w:numId w:val="28"/>
         </w:numPr>
         <w:spacing w:after="80" w:line="270"/>
       </w:pPr>
@@ -22407,7 +22972,7 @@
         <w:pStyle w:val="ListParagraph"/>
         <w:numPr>
           <w:ilvl w:val="0"/>
-          <w:numId w:val="27"/>
+          <w:numId w:val="28"/>
         </w:numPr>
         <w:spacing w:after="80" w:line="270"/>
       </w:pPr>
@@ -22987,7 +23552,7 @@
         <w:pStyle w:val="ListParagraph"/>
         <w:numPr>
           <w:ilvl w:val="0"/>
-          <w:numId w:val="28"/>
+          <w:numId w:val="29"/>
         </w:numPr>
         <w:spacing w:after="80" w:line="270"/>
       </w:pPr>
@@ -23023,7 +23588,7 @@
         <w:pStyle w:val="ListParagraph"/>
         <w:numPr>
           <w:ilvl w:val="0"/>
-          <w:numId w:val="28"/>
+          <w:numId w:val="29"/>
         </w:numPr>
         <w:spacing w:after="80" w:line="270"/>
       </w:pPr>
@@ -23095,7 +23660,7 @@
         <w:pStyle w:val="ListParagraph"/>
         <w:numPr>
           <w:ilvl w:val="0"/>
-          <w:numId w:val="28"/>
+          <w:numId w:val="29"/>
         </w:numPr>
         <w:spacing w:after="80" w:line="270"/>
       </w:pPr>
@@ -23123,7 +23688,7 @@
         <w:pStyle w:val="ListParagraph"/>
         <w:numPr>
           <w:ilvl w:val="0"/>
-          <w:numId w:val="28"/>
+          <w:numId w:val="29"/>
         </w:numPr>
         <w:spacing w:after="80" w:line="270"/>
       </w:pPr>
@@ -23381,7 +23946,7 @@
         <w:pStyle w:val="ListParagraph"/>
         <w:numPr>
           <w:ilvl w:val="0"/>
-          <w:numId w:val="29"/>
+          <w:numId w:val="30"/>
         </w:numPr>
         <w:spacing w:after="80" w:line="270"/>
       </w:pPr>
@@ -23463,7 +24028,7 @@
         <w:pStyle w:val="ListParagraph"/>
         <w:numPr>
           <w:ilvl w:val="0"/>
-          <w:numId w:val="29"/>
+          <w:numId w:val="30"/>
         </w:numPr>
         <w:spacing w:after="80" w:line="270"/>
       </w:pPr>
@@ -23509,7 +24074,7 @@
         <w:pStyle w:val="ListParagraph"/>
         <w:numPr>
           <w:ilvl w:val="0"/>
-          <w:numId w:val="29"/>
+          <w:numId w:val="30"/>
         </w:numPr>
         <w:spacing w:after="80" w:line="270"/>
       </w:pPr>
@@ -26126,7 +26691,7 @@
         <w:pStyle w:val="ListParagraph"/>
         <w:numPr>
           <w:ilvl w:val="0"/>
-          <w:numId w:val="30"/>
+          <w:numId w:val="31"/>
         </w:numPr>
         <w:spacing w:after="80" w:line="270"/>
       </w:pPr>
@@ -26137,217 +26702,6 @@
           <w:szCs w:val="21"/>
         </w:rPr>
         <w:t xml:space="preserve">Abra o endereço do sistema.</w:t>
-      </w:r>
-    </w:p>
-    <w:p>
-      <w:pPr>
-        <w:pStyle w:val="ListParagraph"/>
-        <w:numPr>
-          <w:ilvl w:val="0"/>
-          <w:numId w:val="30"/>
-        </w:numPr>
-        <w:spacing w:after="80" w:line="270"/>
-      </w:pPr>
-      <w:r>
-        <w:rPr>
-          <w:color w:val="23293D"/>
-          <w:sz w:val="21"/>
-          <w:szCs w:val="21"/>
-        </w:rPr>
-        <w:t xml:space="preserve">Informe e-mail e senha.</w:t>
-      </w:r>
-    </w:p>
-    <w:p>
-      <w:pPr>
-        <w:pStyle w:val="ListParagraph"/>
-        <w:numPr>
-          <w:ilvl w:val="0"/>
-          <w:numId w:val="30"/>
-        </w:numPr>
-        <w:spacing w:after="80" w:line="270"/>
-      </w:pPr>
-      <w:r>
-        <w:rPr>
-          <w:b/>
-          <w:bCs/>
-          <w:color w:val="23293D"/>
-          <w:sz w:val="21"/>
-          <w:szCs w:val="21"/>
-        </w:rPr>
-        <w:t xml:space="preserve">Se você tem acesso a mais de uma unidade</w:t>
-      </w:r>
-      <w:r>
-        <w:rPr>
-          <w:color w:val="23293D"/>
-          <w:sz w:val="21"/>
-          <w:szCs w:val="21"/>
-        </w:rPr>
-        <w:t xml:space="preserve"> e não é da Franqueadora, o sistema pede para escolher a unidade </w:t>
-      </w:r>
-      <w:r>
-        <w:rPr>
-          <w:b/>
-          <w:bCs/>
-          <w:color w:val="23293D"/>
-          <w:sz w:val="21"/>
-          <w:szCs w:val="21"/>
-        </w:rPr>
-        <w:t xml:space="preserve">antes</w:t>
-      </w:r>
-      <w:r>
-        <w:rPr>
-          <w:color w:val="23293D"/>
-          <w:sz w:val="21"/>
-          <w:szCs w:val="21"/>
-        </w:rPr>
-        <w:t xml:space="preserve"> de mostrar qualquer tela (evidência: </w:t>
-      </w:r>
-      <w:r>
-        <w:rPr>
-          <w:rFonts w:ascii="Consolas" w:cs="Consolas" w:eastAsia="Consolas" w:hAnsi="Consolas"/>
-          <w:color w:val="1F3253"/>
-          <w:sz w:val="19"/>
-          <w:szCs w:val="19"/>
-          <w:shd w:fill="EFEDE6" w:color="auto" w:val="clear"/>
-        </w:rPr>
-        <w:t xml:space="preserve">layout.tsx</w:t>
-      </w:r>
-      <w:r>
-        <w:rPr>
-          <w:color w:val="23293D"/>
-          <w:sz w:val="21"/>
-          <w:szCs w:val="21"/>
-        </w:rPr>
-        <w:t xml:space="preserve">, </w:t>
-      </w:r>
-      <w:r>
-        <w:rPr>
-          <w:rFonts w:ascii="Consolas" w:cs="Consolas" w:eastAsia="Consolas" w:hAnsi="Consolas"/>
-          <w:color w:val="1F3253"/>
-          <w:sz w:val="19"/>
-          <w:szCs w:val="19"/>
-          <w:shd w:fill="EFEDE6" w:color="auto" w:val="clear"/>
-        </w:rPr>
-        <w:t xml:space="preserve">ChooseClinicWelcome</w:t>
-      </w:r>
-      <w:r>
-        <w:rPr>
-          <w:color w:val="23293D"/>
-          <w:sz w:val="21"/>
-          <w:szCs w:val="21"/>
-        </w:rPr>
-        <w:t xml:space="preserve">).</w:t>
-      </w:r>
-    </w:p>
-    <w:p>
-      <w:pPr>
-        <w:pStyle w:val="ListParagraph"/>
-        <w:numPr>
-          <w:ilvl w:val="0"/>
-          <w:numId w:val="30"/>
-        </w:numPr>
-        <w:spacing w:after="80" w:line="270"/>
-      </w:pPr>
-      <w:r>
-        <w:rPr>
-          <w:b/>
-          <w:bCs/>
-          <w:color w:val="23293D"/>
-          <w:sz w:val="21"/>
-          <w:szCs w:val="21"/>
-        </w:rPr>
-        <w:t xml:space="preserve">Resultado:</w:t>
-      </w:r>
-      <w:r>
-        <w:rPr>
-          <w:color w:val="23293D"/>
-          <w:sz w:val="21"/>
-          <w:szCs w:val="21"/>
-        </w:rPr>
-        <w:t xml:space="preserve"> você cai na tela Início.</w:t>
-      </w:r>
-    </w:p>
-    <w:p>
-      <w:pPr>
-        <w:spacing w:after="140" w:line="280"/>
-      </w:pPr>
-      <w:r>
-        <w:rPr>
-          <w:b/>
-          <w:bCs/>
-          <w:color w:val="23293D"/>
-          <w:sz w:val="21"/>
-          <w:szCs w:val="21"/>
-        </w:rPr>
-        <w:t xml:space="preserve">Erros possíveis:</w:t>
-      </w:r>
-      <w:r>
-        <w:rPr>
-          <w:color w:val="23293D"/>
-          <w:sz w:val="21"/>
-          <w:szCs w:val="21"/>
-        </w:rPr>
-        <w:t xml:space="preserve"> ver </w:t>
-      </w:r>
-      <w:r>
-        <w:rPr>
-          <w:color w:val="1F3253"/>
-          <w:sz w:val="21"/>
-          <w:szCs w:val="21"/>
-        </w:rPr>
-        <w:t xml:space="preserve">seção 9</w:t>
-      </w:r>
-      <w:r>
-        <w:rPr>
-          <w:color w:val="23293D"/>
-          <w:sz w:val="21"/>
-          <w:szCs w:val="21"/>
-        </w:rPr>
-        <w:t xml:space="preserve">.</w:t>
-      </w:r>
-    </w:p>
-    <w:p>
-      <w:pPr>
-        <w:pStyle w:val="Heading2"/>
-      </w:pPr>
-      <w:r>
-        <w:rPr>
-          <w:color w:val="1F3253"/>
-        </w:rPr>
-        <w:t xml:space="preserve">Fluxo 2 — Do cadastro ao fechamento (a jornada completa)</w:t>
-      </w:r>
-    </w:p>
-    <w:p>
-      <w:pPr>
-        <w:spacing w:after="140" w:line="280"/>
-      </w:pPr>
-      <w:r>
-        <w:rPr>
-          <w:b/>
-          <w:bCs/>
-          <w:color w:val="23293D"/>
-          <w:sz w:val="21"/>
-          <w:szCs w:val="21"/>
-        </w:rPr>
-        <w:t xml:space="preserve">Papéis:</w:t>
-      </w:r>
-      <w:r>
-        <w:rPr>
-          <w:color w:val="23293D"/>
-          <w:sz w:val="21"/>
-          <w:szCs w:val="21"/>
-        </w:rPr>
-        <w:t xml:space="preserve"> cinco pessoas diferentes. </w:t>
-      </w:r>
-      <w:r>
-        <w:rPr>
-          <w:b/>
-          <w:bCs/>
-          <w:color w:val="23293D"/>
-          <w:sz w:val="21"/>
-          <w:szCs w:val="21"/>
-        </w:rPr>
-        <w:t xml:space="preserve">Este é o fluxo central do sistema.</w:t>
       </w:r>
     </w:p>
     <w:p>
@@ -26361,39 +26715,11 @@
       </w:pPr>
       <w:r>
         <w:rPr>
-          <w:b/>
-          <w:bCs/>
-          <w:color w:val="23293D"/>
-          <w:sz w:val="21"/>
-          <w:szCs w:val="21"/>
-        </w:rPr>
-        <w:t xml:space="preserve">Recepção</w:t>
-      </w:r>
-      <w:r>
-        <w:rPr>
-          <w:color w:val="23293D"/>
-          <w:sz w:val="21"/>
-          <w:szCs w:val="21"/>
-        </w:rPr>
-        <w:t xml:space="preserve"> cadastra o paciente → nasce na </w:t>
-      </w:r>
-      <w:r>
-        <w:rPr>
-          <w:b/>
-          <w:bCs/>
-          <w:color w:val="23293D"/>
-          <w:sz w:val="21"/>
-          <w:szCs w:val="21"/>
-        </w:rPr>
-        <w:t xml:space="preserve">Aquisição</w:t>
-      </w:r>
-      <w:r>
-        <w:rPr>
-          <w:color w:val="23293D"/>
-          <w:sz w:val="21"/>
-          <w:szCs w:val="21"/>
-        </w:rPr>
-        <w:t xml:space="preserve">.</w:t>
+          <w:color w:val="23293D"/>
+          <w:sz w:val="21"/>
+          <w:szCs w:val="21"/>
+        </w:rPr>
+        <w:t xml:space="preserve">Informe e-mail e senha.</w:t>
       </w:r>
     </w:p>
     <w:p>
@@ -26413,33 +26739,69 @@
           <w:sz w:val="21"/>
           <w:szCs w:val="21"/>
         </w:rPr>
-        <w:t xml:space="preserve">Recepção</w:t>
-      </w:r>
-      <w:r>
-        <w:rPr>
-          <w:color w:val="23293D"/>
-          <w:sz w:val="21"/>
-          <w:szCs w:val="21"/>
-        </w:rPr>
-        <w:t xml:space="preserve"> move para </w:t>
-      </w:r>
-      <w:r>
-        <w:rPr>
-          <w:b/>
-          <w:bCs/>
-          <w:color w:val="23293D"/>
-          <w:sz w:val="21"/>
-          <w:szCs w:val="21"/>
-        </w:rPr>
-        <w:t xml:space="preserve">Conversão Clínica</w:t>
-      </w:r>
-      <w:r>
-        <w:rPr>
-          <w:color w:val="23293D"/>
-          <w:sz w:val="21"/>
-          <w:szCs w:val="21"/>
-        </w:rPr>
-        <w:t xml:space="preserve">.</w:t>
+        <w:t xml:space="preserve">Se você tem acesso a mais de uma unidade</w:t>
+      </w:r>
+      <w:r>
+        <w:rPr>
+          <w:color w:val="23293D"/>
+          <w:sz w:val="21"/>
+          <w:szCs w:val="21"/>
+        </w:rPr>
+        <w:t xml:space="preserve"> e não é da Franqueadora, o sistema pede para escolher a unidade </w:t>
+      </w:r>
+      <w:r>
+        <w:rPr>
+          <w:b/>
+          <w:bCs/>
+          <w:color w:val="23293D"/>
+          <w:sz w:val="21"/>
+          <w:szCs w:val="21"/>
+        </w:rPr>
+        <w:t xml:space="preserve">antes</w:t>
+      </w:r>
+      <w:r>
+        <w:rPr>
+          <w:color w:val="23293D"/>
+          <w:sz w:val="21"/>
+          <w:szCs w:val="21"/>
+        </w:rPr>
+        <w:t xml:space="preserve"> de mostrar qualquer tela (evidência: </w:t>
+      </w:r>
+      <w:r>
+        <w:rPr>
+          <w:rFonts w:ascii="Consolas" w:cs="Consolas" w:eastAsia="Consolas" w:hAnsi="Consolas"/>
+          <w:color w:val="1F3253"/>
+          <w:sz w:val="19"/>
+          <w:szCs w:val="19"/>
+          <w:shd w:fill="EFEDE6" w:color="auto" w:val="clear"/>
+        </w:rPr>
+        <w:t xml:space="preserve">layout.tsx</w:t>
+      </w:r>
+      <w:r>
+        <w:rPr>
+          <w:color w:val="23293D"/>
+          <w:sz w:val="21"/>
+          <w:szCs w:val="21"/>
+        </w:rPr>
+        <w:t xml:space="preserve">, </w:t>
+      </w:r>
+      <w:r>
+        <w:rPr>
+          <w:rFonts w:ascii="Consolas" w:cs="Consolas" w:eastAsia="Consolas" w:hAnsi="Consolas"/>
+          <w:color w:val="1F3253"/>
+          <w:sz w:val="19"/>
+          <w:szCs w:val="19"/>
+          <w:shd w:fill="EFEDE6" w:color="auto" w:val="clear"/>
+        </w:rPr>
+        <w:t xml:space="preserve">ChooseClinicWelcome</w:t>
+      </w:r>
+      <w:r>
+        <w:rPr>
+          <w:color w:val="23293D"/>
+          <w:sz w:val="21"/>
+          <w:szCs w:val="21"/>
+        </w:rPr>
+        <w:t xml:space="preserve">).</w:t>
       </w:r>
     </w:p>
     <w:p>
@@ -26459,43 +26821,46 @@
           <w:sz w:val="21"/>
           <w:szCs w:val="21"/>
         </w:rPr>
-        <w:t xml:space="preserve">Coordenador</w:t>
-      </w:r>
-      <w:r>
-        <w:rPr>
-          <w:color w:val="23293D"/>
-          <w:sz w:val="21"/>
-          <w:szCs w:val="21"/>
-        </w:rPr>
-        <w:t xml:space="preserve"> registra consentimento → anamnese → fotos → </w:t>
-      </w:r>
-      <w:r>
-        <w:rPr>
-          <w:b/>
-          <w:bCs/>
-          <w:color w:val="23293D"/>
-          <w:sz w:val="21"/>
-          <w:szCs w:val="21"/>
-        </w:rPr>
-        <w:t xml:space="preserve">Enviar ao Centro de Planejamento</w:t>
-      </w:r>
-      <w:r>
-        <w:rPr>
-          <w:color w:val="23293D"/>
-          <w:sz w:val="21"/>
-          <w:szCs w:val="21"/>
-        </w:rPr>
-        <w:t xml:space="preserve"> → paciente vai para a </w:t>
-      </w:r>
-      <w:r>
-        <w:rPr>
-          <w:b/>
-          <w:bCs/>
-          <w:color w:val="23293D"/>
-          <w:sz w:val="21"/>
-          <w:szCs w:val="21"/>
-        </w:rPr>
-        <w:t xml:space="preserve">Fase 3</w:t>
+        <w:t xml:space="preserve">Resultado:</w:t>
+      </w:r>
+      <w:r>
+        <w:rPr>
+          <w:color w:val="23293D"/>
+          <w:sz w:val="21"/>
+          <w:szCs w:val="21"/>
+        </w:rPr>
+        <w:t xml:space="preserve"> você cai na tela Início.</w:t>
+      </w:r>
+    </w:p>
+    <w:p>
+      <w:pPr>
+        <w:spacing w:after="140" w:line="280"/>
+      </w:pPr>
+      <w:r>
+        <w:rPr>
+          <w:b/>
+          <w:bCs/>
+          <w:color w:val="23293D"/>
+          <w:sz w:val="21"/>
+          <w:szCs w:val="21"/>
+        </w:rPr>
+        <w:t xml:space="preserve">Erros possíveis:</w:t>
+      </w:r>
+      <w:r>
+        <w:rPr>
+          <w:color w:val="23293D"/>
+          <w:sz w:val="21"/>
+          <w:szCs w:val="21"/>
+        </w:rPr>
+        <w:t xml:space="preserve"> ver </w:t>
+      </w:r>
+      <w:r>
+        <w:rPr>
+          <w:color w:val="1F3253"/>
+          <w:sz w:val="21"/>
+          <w:szCs w:val="21"/>
+        </w:rPr>
+        <w:t xml:space="preserve">seção 9</w:t>
       </w:r>
       <w:r>
         <w:rPr>
@@ -26508,314 +26873,13 @@
     </w:p>
     <w:p>
       <w:pPr>
-        <w:pStyle w:val="ListParagraph"/>
-        <w:numPr>
-          <w:ilvl w:val="0"/>
-          <w:numId w:val="31"/>
-        </w:numPr>
-        <w:spacing w:after="80" w:line="270"/>
-      </w:pPr>
-      <w:r>
-        <w:rPr>
-          <w:b/>
-          <w:bCs/>
-          <w:color w:val="23293D"/>
-          <w:sz w:val="21"/>
-          <w:szCs w:val="21"/>
-        </w:rPr>
-        <w:t xml:space="preserve">Planner</w:t>
-      </w:r>
-      <w:r>
-        <w:rPr>
-          <w:color w:val="23293D"/>
-          <w:sz w:val="21"/>
-          <w:szCs w:val="21"/>
-        </w:rPr>
-        <w:t xml:space="preserve"> monta plano + orçamento + pilar → </w:t>
-      </w:r>
-      <w:r>
-        <w:rPr>
-          <w:b/>
-          <w:bCs/>
-          <w:color w:val="23293D"/>
-          <w:sz w:val="21"/>
-          <w:szCs w:val="21"/>
-        </w:rPr>
-        <w:t xml:space="preserve">Enviar para aprovação</w:t>
-      </w:r>
-      <w:r>
-        <w:rPr>
-          <w:color w:val="23293D"/>
-          <w:sz w:val="21"/>
-          <w:szCs w:val="21"/>
-        </w:rPr>
-        <w:t xml:space="preserve">.</w:t>
-      </w:r>
-    </w:p>
-    <w:p>
-      <w:pPr>
-        <w:pStyle w:val="ListParagraph"/>
-        <w:numPr>
-          <w:ilvl w:val="0"/>
-          <w:numId w:val="31"/>
-        </w:numPr>
-        <w:spacing w:after="80" w:line="270"/>
-      </w:pPr>
-      <w:r>
-        <w:rPr>
-          <w:b/>
-          <w:bCs/>
-          <w:color w:val="23293D"/>
-          <w:sz w:val="21"/>
-          <w:szCs w:val="21"/>
-        </w:rPr>
-        <w:t xml:space="preserve">Coordenador</w:t>
-      </w:r>
-      <w:r>
-        <w:rPr>
-          <w:color w:val="23293D"/>
-          <w:sz w:val="21"/>
-          <w:szCs w:val="21"/>
-        </w:rPr>
-        <w:t xml:space="preserve"> aprova a opção.</w:t>
-      </w:r>
-    </w:p>
-    <w:p>
-      <w:pPr>
-        <w:pStyle w:val="ListParagraph"/>
-        <w:numPr>
-          <w:ilvl w:val="0"/>
-          <w:numId w:val="31"/>
-        </w:numPr>
-        <w:spacing w:after="80" w:line="270"/>
-      </w:pPr>
-      <w:r>
-        <w:rPr>
-          <w:b/>
-          <w:bCs/>
-          <w:color w:val="23293D"/>
-          <w:sz w:val="21"/>
-          <w:szCs w:val="21"/>
-        </w:rPr>
-        <w:t xml:space="preserve">Planner</w:t>
-      </w:r>
-      <w:r>
-        <w:rPr>
-          <w:color w:val="23293D"/>
-          <w:sz w:val="21"/>
-          <w:szCs w:val="21"/>
-        </w:rPr>
-        <w:t xml:space="preserve"> </w:t>
-      </w:r>
-      <w:r>
-        <w:rPr>
-          <w:b/>
-          <w:bCs/>
-          <w:color w:val="23293D"/>
-          <w:sz w:val="21"/>
-          <w:szCs w:val="21"/>
-        </w:rPr>
-        <w:t xml:space="preserve">Envia ao Comercial</w:t>
-      </w:r>
-      <w:r>
-        <w:rPr>
-          <w:color w:val="23293D"/>
-          <w:sz w:val="21"/>
-          <w:szCs w:val="21"/>
-        </w:rPr>
-        <w:t xml:space="preserve"> → </w:t>
-      </w:r>
-      <w:r>
-        <w:rPr>
-          <w:b/>
-          <w:bCs/>
-          <w:color w:val="23293D"/>
-          <w:sz w:val="21"/>
-          <w:szCs w:val="21"/>
-        </w:rPr>
-        <w:t xml:space="preserve">Fase 4</w:t>
-      </w:r>
-      <w:r>
-        <w:rPr>
-          <w:color w:val="23293D"/>
-          <w:sz w:val="21"/>
-          <w:szCs w:val="21"/>
-        </w:rPr>
-        <w:t xml:space="preserve">.</w:t>
-      </w:r>
-    </w:p>
-    <w:p>
-      <w:pPr>
-        <w:pStyle w:val="ListParagraph"/>
-        <w:numPr>
-          <w:ilvl w:val="0"/>
-          <w:numId w:val="31"/>
-        </w:numPr>
-        <w:spacing w:after="80" w:line="270"/>
-      </w:pPr>
-      <w:r>
-        <w:rPr>
-          <w:b/>
-          <w:bCs/>
-          <w:color w:val="23293D"/>
-          <w:sz w:val="21"/>
-          <w:szCs w:val="21"/>
-        </w:rPr>
-        <w:t xml:space="preserve">Consultor</w:t>
-      </w:r>
-      <w:r>
-        <w:rPr>
-          <w:color w:val="23293D"/>
-          <w:sz w:val="21"/>
-          <w:szCs w:val="21"/>
-        </w:rPr>
-        <w:t xml:space="preserve"> negocia → </w:t>
-      </w:r>
-      <w:r>
-        <w:rPr>
-          <w:b/>
-          <w:bCs/>
-          <w:color w:val="23293D"/>
-          <w:sz w:val="21"/>
-          <w:szCs w:val="21"/>
-        </w:rPr>
-        <w:t xml:space="preserve">Cliente aceitou</w:t>
-      </w:r>
-      <w:r>
-        <w:rPr>
-          <w:color w:val="23293D"/>
-          <w:sz w:val="21"/>
-          <w:szCs w:val="21"/>
-        </w:rPr>
-        <w:t xml:space="preserve"> → marca </w:t>
-      </w:r>
-      <w:r>
-        <w:rPr>
-          <w:b/>
-          <w:bCs/>
-          <w:color w:val="23293D"/>
-          <w:sz w:val="21"/>
-          <w:szCs w:val="21"/>
-        </w:rPr>
-        <w:t xml:space="preserve">Contrato assinado</w:t>
-      </w:r>
-      <w:r>
-        <w:rPr>
-          <w:color w:val="23293D"/>
-          <w:sz w:val="21"/>
-          <w:szCs w:val="21"/>
-        </w:rPr>
-        <w:t xml:space="preserve"> e </w:t>
-      </w:r>
-      <w:r>
-        <w:rPr>
-          <w:b/>
-          <w:bCs/>
-          <w:color w:val="23293D"/>
-          <w:sz w:val="21"/>
-          <w:szCs w:val="21"/>
-        </w:rPr>
-        <w:t xml:space="preserve">Pagamento confirmado</w:t>
-      </w:r>
-      <w:r>
-        <w:rPr>
-          <w:color w:val="23293D"/>
-          <w:sz w:val="21"/>
-          <w:szCs w:val="21"/>
-        </w:rPr>
-        <w:t xml:space="preserve"> → venda fechada → </w:t>
-      </w:r>
-      <w:r>
-        <w:rPr>
-          <w:b/>
-          <w:bCs/>
-          <w:color w:val="23293D"/>
-          <w:sz w:val="21"/>
-          <w:szCs w:val="21"/>
-        </w:rPr>
-        <w:t xml:space="preserve">Fase 5</w:t>
-      </w:r>
-      <w:r>
-        <w:rPr>
-          <w:color w:val="23293D"/>
-          <w:sz w:val="21"/>
-          <w:szCs w:val="21"/>
-        </w:rPr>
-        <w:t xml:space="preserve">.</w:t>
-      </w:r>
-    </w:p>
-    <w:p>
-      <w:pPr>
-        <w:pStyle w:val="ListParagraph"/>
-        <w:numPr>
-          <w:ilvl w:val="0"/>
-          <w:numId w:val="31"/>
-        </w:numPr>
-        <w:spacing w:after="80" w:line="270"/>
-      </w:pPr>
-      <w:r>
-        <w:rPr>
-          <w:b/>
-          <w:bCs/>
-          <w:color w:val="23293D"/>
-          <w:sz w:val="21"/>
-          <w:szCs w:val="21"/>
-        </w:rPr>
-        <w:t xml:space="preserve">Recepção</w:t>
-      </w:r>
-      <w:r>
-        <w:rPr>
-          <w:color w:val="23293D"/>
-          <w:sz w:val="21"/>
-          <w:szCs w:val="21"/>
-        </w:rPr>
-        <w:t xml:space="preserve"> recebe aviso e agenda o início do tratamento.</w:t>
-      </w:r>
-    </w:p>
-    <w:p>
-      <w:pPr>
-        <w:pStyle w:val="ListParagraph"/>
-        <w:numPr>
-          <w:ilvl w:val="0"/>
-          <w:numId w:val="31"/>
-        </w:numPr>
-        <w:spacing w:after="80" w:line="270"/>
-      </w:pPr>
-      <w:r>
-        <w:rPr>
-          <w:b/>
-          <w:bCs/>
-          <w:color w:val="23293D"/>
-          <w:sz w:val="21"/>
-          <w:szCs w:val="21"/>
-        </w:rPr>
-        <w:t xml:space="preserve">Dentista</w:t>
-      </w:r>
-      <w:r>
-        <w:rPr>
-          <w:color w:val="23293D"/>
-          <w:sz w:val="21"/>
-          <w:szCs w:val="21"/>
-        </w:rPr>
-        <w:t xml:space="preserve"> executa, escreve o Desenvolvimento Clínico e conclui → </w:t>
-      </w:r>
-      <w:r>
-        <w:rPr>
-          <w:b/>
-          <w:bCs/>
-          <w:color w:val="23293D"/>
-          <w:sz w:val="21"/>
-          <w:szCs w:val="21"/>
-        </w:rPr>
-        <w:t xml:space="preserve">estoque baixa e repasse é apurado automaticamente</w:t>
-      </w:r>
-      <w:r>
-        <w:rPr>
-          <w:color w:val="23293D"/>
-          <w:sz w:val="21"/>
-          <w:szCs w:val="21"/>
-        </w:rPr>
-        <w:t xml:space="preserve">.</w:t>
+        <w:pStyle w:val="Heading2"/>
+      </w:pPr>
+      <w:r>
+        <w:rPr>
+          <w:color w:val="1F3253"/>
+        </w:rPr>
+        <w:t xml:space="preserve">Fluxo 2 — Do cadastro ao fechamento (a jornada completa)</w:t>
       </w:r>
     </w:p>
     <w:p>
@@ -26830,177 +26894,6 @@
           <w:sz w:val="21"/>
           <w:szCs w:val="21"/>
         </w:rPr>
-        <w:t xml:space="preserve">Evidência:</w:t>
-      </w:r>
-      <w:r>
-        <w:rPr>
-          <w:color w:val="23293D"/>
-          <w:sz w:val="21"/>
-          <w:szCs w:val="21"/>
-        </w:rPr>
-        <w:t xml:space="preserve"> este fluxo está coberto por teste automatizado ponta a ponta (</w:t>
-      </w:r>
-      <w:r>
-        <w:rPr>
-          <w:rFonts w:ascii="Consolas" w:cs="Consolas" w:eastAsia="Consolas" w:hAnsi="Consolas"/>
-          <w:color w:val="1F3253"/>
-          <w:sz w:val="19"/>
-          <w:szCs w:val="19"/>
-          <w:shd w:fill="EFEDE6" w:color="auto" w:val="clear"/>
-        </w:rPr>
-        <w:t xml:space="preserve">e2e/01-jornada.spec.ts</w:t>
-      </w:r>
-      <w:r>
-        <w:rPr>
-          <w:color w:val="23293D"/>
-          <w:sz w:val="21"/>
-          <w:szCs w:val="21"/>
-        </w:rPr>
-        <w:t xml:space="preserve"> a </w:t>
-      </w:r>
-      <w:r>
-        <w:rPr>
-          <w:rFonts w:ascii="Consolas" w:cs="Consolas" w:eastAsia="Consolas" w:hAnsi="Consolas"/>
-          <w:color w:val="1F3253"/>
-          <w:sz w:val="19"/>
-          <w:szCs w:val="19"/>
-          <w:shd w:fill="EFEDE6" w:color="auto" w:val="clear"/>
-        </w:rPr>
-        <w:t xml:space="preserve">e2e/10-estoque.spec.ts</w:t>
-      </w:r>
-      <w:r>
-        <w:rPr>
-          <w:color w:val="23293D"/>
-          <w:sz w:val="21"/>
-          <w:szCs w:val="21"/>
-        </w:rPr>
-        <w:t xml:space="preserve">), o que confirma que cada passo funciona como descrito.</w:t>
-      </w:r>
-    </w:p>
-    <w:p>
-      <w:pPr>
-        <w:spacing w:after="140" w:line="280"/>
-      </w:pPr>
-      <w:r>
-        <w:rPr>
-          <w:b/>
-          <w:bCs/>
-          <w:color w:val="23293D"/>
-          <w:sz w:val="21"/>
-          <w:szCs w:val="21"/>
-        </w:rPr>
-        <w:t xml:space="preserve">Pontos de decisão:</w:t>
-      </w:r>
-      <w:r>
-        <w:rPr>
-          <w:color w:val="23293D"/>
-          <w:sz w:val="21"/>
-          <w:szCs w:val="21"/>
-        </w:rPr>
-        <w:t xml:space="preserve"> o Coordenador pode </w:t>
-      </w:r>
-      <w:r>
-        <w:rPr>
-          <w:b/>
-          <w:bCs/>
-          <w:color w:val="23293D"/>
-          <w:sz w:val="21"/>
-          <w:szCs w:val="21"/>
-        </w:rPr>
-        <w:t xml:space="preserve">reprovar</w:t>
-      </w:r>
-      <w:r>
-        <w:rPr>
-          <w:color w:val="23293D"/>
-          <w:sz w:val="21"/>
-          <w:szCs w:val="21"/>
-        </w:rPr>
-        <w:t xml:space="preserve"> (volta ao Planner com orientações); o cliente pode </w:t>
-      </w:r>
-      <w:r>
-        <w:rPr>
-          <w:b/>
-          <w:bCs/>
-          <w:color w:val="23293D"/>
-          <w:sz w:val="21"/>
-          <w:szCs w:val="21"/>
-        </w:rPr>
-        <w:t xml:space="preserve">não aceitar</w:t>
-      </w:r>
-      <w:r>
-        <w:rPr>
-          <w:color w:val="23293D"/>
-          <w:sz w:val="21"/>
-          <w:szCs w:val="21"/>
-        </w:rPr>
-        <w:t xml:space="preserve"> (vai para follow-up).</w:t>
-      </w:r>
-    </w:p>
-    <w:p>
-      <w:pPr>
-        <w:pStyle w:val="Heading2"/>
-      </w:pPr>
-      <w:r>
-        <w:rPr>
-          <w:color w:val="1F3253"/>
-        </w:rPr>
-        <w:t xml:space="preserve">Fluxo 3 — Encerrar a sessão</w:t>
-      </w:r>
-    </w:p>
-    <w:p>
-      <w:pPr>
-        <w:spacing w:after="140" w:line="280"/>
-      </w:pPr>
-      <w:r>
-        <w:rPr>
-          <w:color w:val="23293D"/>
-          <w:sz w:val="21"/>
-          <w:szCs w:val="21"/>
-        </w:rPr>
-        <w:t xml:space="preserve">Botão </w:t>
-      </w:r>
-      <w:r>
-        <w:rPr>
-          <w:b/>
-          <w:bCs/>
-          <w:color w:val="23293D"/>
-          <w:sz w:val="21"/>
-          <w:szCs w:val="21"/>
-        </w:rPr>
-        <w:t xml:space="preserve">Sair</w:t>
-      </w:r>
-      <w:r>
-        <w:rPr>
-          <w:color w:val="23293D"/>
-          <w:sz w:val="21"/>
-          <w:szCs w:val="21"/>
-        </w:rPr>
-        <w:t xml:space="preserve"> no rodapé da barra lateral.</w:t>
-      </w:r>
-    </w:p>
-    <w:p>
-      <w:pPr>
-        <w:pStyle w:val="Heading2"/>
-      </w:pPr>
-      <w:r>
-        <w:rPr>
-          <w:color w:val="1F3253"/>
-        </w:rPr>
-        <w:t xml:space="preserve">Fluxo 4 — O cliente que volta depois de perdido</w:t>
-      </w:r>
-    </w:p>
-    <w:p>
-      <w:pPr>
-        <w:spacing w:after="140" w:line="280"/>
-      </w:pPr>
-      <w:r>
-        <w:rPr>
-          <w:b/>
-          <w:bCs/>
-          <w:color w:val="23293D"/>
-          <w:sz w:val="21"/>
-          <w:szCs w:val="21"/>
-        </w:rPr>
         <w:t xml:space="preserve">Papéis:</w:t>
       </w:r>
       <w:r>
@@ -27009,20 +26902,17 @@
           <w:sz w:val="21"/>
           <w:szCs w:val="21"/>
         </w:rPr>
-        <w:t xml:space="preserve"> Consultor Comercial, Recepção, Coordenador Clínico.</w:t>
-      </w:r>
-    </w:p>
-    <w:p>
-      <w:pPr>
-        <w:spacing w:after="140" w:line="280"/>
-      </w:pPr>
-      <w:r>
-        <w:rPr>
-          <w:color w:val="23293D"/>
-          <w:sz w:val="21"/>
-          <w:szCs w:val="21"/>
-        </w:rPr>
-        <w:t xml:space="preserve">Nem todo cliente que some some para sempre. Este é o caminho de volta.</w:t>
+        <w:t xml:space="preserve"> cinco pessoas diferentes. </w:t>
+      </w:r>
+      <w:r>
+        <w:rPr>
+          <w:b/>
+          <w:bCs/>
+          <w:color w:val="23293D"/>
+          <w:sz w:val="21"/>
+          <w:szCs w:val="21"/>
+        </w:rPr>
+        <w:t xml:space="preserve">Este é o fluxo central do sistema.</w:t>
       </w:r>
     </w:p>
     <w:p>
@@ -27042,61 +26932,25 @@
           <w:sz w:val="21"/>
           <w:szCs w:val="21"/>
         </w:rPr>
-        <w:t xml:space="preserve">Consultor</w:t>
-      </w:r>
-      <w:r>
-        <w:rPr>
-          <w:color w:val="23293D"/>
-          <w:sz w:val="21"/>
-          <w:szCs w:val="21"/>
-        </w:rPr>
-        <w:t xml:space="preserve"> marca </w:t>
-      </w:r>
-      <w:r>
-        <w:rPr>
-          <w:b/>
-          <w:bCs/>
-          <w:color w:val="23293D"/>
-          <w:sz w:val="21"/>
-          <w:szCs w:val="21"/>
-        </w:rPr>
-        <w:t xml:space="preserve">perdido</w:t>
-      </w:r>
-      <w:r>
-        <w:rPr>
-          <w:color w:val="23293D"/>
-          <w:sz w:val="21"/>
-          <w:szCs w:val="21"/>
-        </w:rPr>
-        <w:t xml:space="preserve"> (ou cancelado), com o motivo. O sistema move o cliente para o </w:t>
-      </w:r>
-      <w:r>
-        <w:rPr>
-          <w:b/>
-          <w:bCs/>
-          <w:color w:val="23293D"/>
-          <w:sz w:val="21"/>
-          <w:szCs w:val="21"/>
-        </w:rPr>
-        <w:t xml:space="preserve">Acompanhamento (Fase 7)</w:t>
-      </w:r>
-      <w:r>
-        <w:rPr>
-          <w:color w:val="23293D"/>
-          <w:sz w:val="21"/>
-          <w:szCs w:val="21"/>
-        </w:rPr>
-        <w:t xml:space="preserve"> e o marca como </w:t>
-      </w:r>
-      <w:r>
-        <w:rPr>
-          <w:b/>
-          <w:bCs/>
-          <w:color w:val="23293D"/>
-          <w:sz w:val="21"/>
-          <w:szCs w:val="21"/>
-        </w:rPr>
-        <w:t xml:space="preserve">inativo</w:t>
+        <w:t xml:space="preserve">Recepção</w:t>
+      </w:r>
+      <w:r>
+        <w:rPr>
+          <w:color w:val="23293D"/>
+          <w:sz w:val="21"/>
+          <w:szCs w:val="21"/>
+        </w:rPr>
+        <w:t xml:space="preserve"> cadastra o paciente → nasce na </w:t>
+      </w:r>
+      <w:r>
+        <w:rPr>
+          <w:b/>
+          <w:bCs/>
+          <w:color w:val="23293D"/>
+          <w:sz w:val="21"/>
+          <w:szCs w:val="21"/>
+        </w:rPr>
+        <w:t xml:space="preserve">Aquisição</w:t>
       </w:r>
       <w:r>
         <w:rPr>
@@ -27118,65 +26972,39 @@
       </w:pPr>
       <w:r>
         <w:rPr>
-          <w:color w:val="23293D"/>
-          <w:sz w:val="21"/>
-          <w:szCs w:val="21"/>
-        </w:rPr>
-        <w:t xml:space="preserve">Meses depois, </w:t>
-      </w:r>
-      <w:r>
-        <w:rPr>
-          <w:b/>
-          <w:bCs/>
-          <w:color w:val="23293D"/>
-          <w:sz w:val="21"/>
-          <w:szCs w:val="21"/>
-        </w:rPr>
-        <w:t xml:space="preserve">o cliente liga</w:t>
-      </w:r>
-      <w:r>
-        <w:rPr>
-          <w:color w:val="23293D"/>
-          <w:sz w:val="21"/>
-          <w:szCs w:val="21"/>
-        </w:rPr>
-        <w:t xml:space="preserve">. A </w:t>
-      </w:r>
-      <w:r>
-        <w:rPr>
-          <w:b/>
-          <w:bCs/>
-          <w:color w:val="23293D"/>
-          <w:sz w:val="21"/>
-          <w:szCs w:val="21"/>
-        </w:rPr>
-        <w:t xml:space="preserve">recepção</w:t>
-      </w:r>
-      <w:r>
-        <w:rPr>
-          <w:color w:val="23293D"/>
-          <w:sz w:val="21"/>
-          <w:szCs w:val="21"/>
-        </w:rPr>
-        <w:t xml:space="preserve"> agenda uma </w:t>
-      </w:r>
-      <w:r>
-        <w:rPr>
-          <w:b/>
-          <w:bCs/>
-          <w:color w:val="23293D"/>
-          <w:sz w:val="21"/>
-          <w:szCs w:val="21"/>
-        </w:rPr>
-        <w:t xml:space="preserve">Reavaliação</w:t>
-      </w:r>
-      <w:r>
-        <w:rPr>
-          <w:color w:val="23293D"/>
-          <w:sz w:val="21"/>
-          <w:szCs w:val="21"/>
-        </w:rPr>
-        <w:t xml:space="preserve"> — que é um tipo disponível na Fase 7.</w:t>
+          <w:b/>
+          <w:bCs/>
+          <w:color w:val="23293D"/>
+          <w:sz w:val="21"/>
+          <w:szCs w:val="21"/>
+        </w:rPr>
+        <w:t xml:space="preserve">Recepção</w:t>
+      </w:r>
+      <w:r>
+        <w:rPr>
+          <w:color w:val="23293D"/>
+          <w:sz w:val="21"/>
+          <w:szCs w:val="21"/>
+        </w:rPr>
+        <w:t xml:space="preserve"> move para </w:t>
+      </w:r>
+      <w:r>
+        <w:rPr>
+          <w:b/>
+          <w:bCs/>
+          <w:color w:val="23293D"/>
+          <w:sz w:val="21"/>
+          <w:szCs w:val="21"/>
+        </w:rPr>
+        <w:t xml:space="preserve">Conversão Clínica</w:t>
+      </w:r>
+      <w:r>
+        <w:rPr>
+          <w:color w:val="23293D"/>
+          <w:sz w:val="21"/>
+          <w:szCs w:val="21"/>
+        </w:rPr>
+        <w:t xml:space="preserve">.</w:t>
       </w:r>
     </w:p>
     <w:p>
@@ -27190,75 +27018,49 @@
       </w:pPr>
       <w:r>
         <w:rPr>
-          <w:color w:val="23293D"/>
-          <w:sz w:val="21"/>
-          <w:szCs w:val="21"/>
-        </w:rPr>
-        <w:t xml:space="preserve">O cliente </w:t>
-      </w:r>
-      <w:r>
-        <w:rPr>
-          <w:b/>
-          <w:bCs/>
-          <w:color w:val="23293D"/>
-          <w:sz w:val="21"/>
-          <w:szCs w:val="21"/>
-        </w:rPr>
-        <w:t xml:space="preserve">comparece</w:t>
-      </w:r>
-      <w:r>
-        <w:rPr>
-          <w:color w:val="23293D"/>
-          <w:sz w:val="21"/>
-          <w:szCs w:val="21"/>
-        </w:rPr>
-        <w:t xml:space="preserve">, e o </w:t>
-      </w:r>
-      <w:r>
-        <w:rPr>
-          <w:b/>
-          <w:bCs/>
-          <w:color w:val="23293D"/>
-          <w:sz w:val="21"/>
-          <w:szCs w:val="21"/>
-        </w:rPr>
-        <w:t xml:space="preserve">check-in sozinho</w:t>
-      </w:r>
-      <w:r>
-        <w:rPr>
-          <w:color w:val="23293D"/>
-          <w:sz w:val="21"/>
-          <w:szCs w:val="21"/>
-        </w:rPr>
-        <w:t xml:space="preserve"> o leva para a </w:t>
-      </w:r>
-      <w:r>
-        <w:rPr>
-          <w:b/>
-          <w:bCs/>
-          <w:color w:val="23293D"/>
-          <w:sz w:val="21"/>
-          <w:szCs w:val="21"/>
-        </w:rPr>
-        <w:t xml:space="preserve">Reavaliação (Fase 6)</w:t>
-      </w:r>
-      <w:r>
-        <w:rPr>
-          <w:color w:val="23293D"/>
-          <w:sz w:val="21"/>
-          <w:szCs w:val="21"/>
-        </w:rPr>
-        <w:t xml:space="preserve">. No mesmo instante ele volta a ser </w:t>
-      </w:r>
-      <w:r>
-        <w:rPr>
-          <w:b/>
-          <w:bCs/>
-          <w:color w:val="23293D"/>
-          <w:sz w:val="21"/>
-          <w:szCs w:val="21"/>
-        </w:rPr>
-        <w:t xml:space="preserve">ativo</w:t>
+          <w:b/>
+          <w:bCs/>
+          <w:color w:val="23293D"/>
+          <w:sz w:val="21"/>
+          <w:szCs w:val="21"/>
+        </w:rPr>
+        <w:t xml:space="preserve">Coordenador</w:t>
+      </w:r>
+      <w:r>
+        <w:rPr>
+          <w:color w:val="23293D"/>
+          <w:sz w:val="21"/>
+          <w:szCs w:val="21"/>
+        </w:rPr>
+        <w:t xml:space="preserve"> registra consentimento → anamnese → fotos → </w:t>
+      </w:r>
+      <w:r>
+        <w:rPr>
+          <w:b/>
+          <w:bCs/>
+          <w:color w:val="23293D"/>
+          <w:sz w:val="21"/>
+          <w:szCs w:val="21"/>
+        </w:rPr>
+        <w:t xml:space="preserve">Enviar ao Centro de Planejamento</w:t>
+      </w:r>
+      <w:r>
+        <w:rPr>
+          <w:color w:val="23293D"/>
+          <w:sz w:val="21"/>
+          <w:szCs w:val="21"/>
+        </w:rPr>
+        <w:t xml:space="preserve"> → paciente vai para a </w:t>
+      </w:r>
+      <w:r>
+        <w:rPr>
+          <w:b/>
+          <w:bCs/>
+          <w:color w:val="23293D"/>
+          <w:sz w:val="21"/>
+          <w:szCs w:val="21"/>
+        </w:rPr>
+        <w:t xml:space="preserve">Fase 3</w:t>
       </w:r>
       <w:r>
         <w:rPr>
@@ -27286,25 +27088,25 @@
           <w:sz w:val="21"/>
           <w:szCs w:val="21"/>
         </w:rPr>
-        <w:t xml:space="preserve">Coordenador</w:t>
-      </w:r>
-      <w:r>
-        <w:rPr>
-          <w:color w:val="23293D"/>
-          <w:sz w:val="21"/>
-          <w:szCs w:val="21"/>
-        </w:rPr>
-        <w:t xml:space="preserve"> reavalia e envia ao </w:t>
-      </w:r>
-      <w:r>
-        <w:rPr>
-          <w:b/>
-          <w:bCs/>
-          <w:color w:val="23293D"/>
-          <w:sz w:val="21"/>
-          <w:szCs w:val="21"/>
-        </w:rPr>
-        <w:t xml:space="preserve">Centro de Planejamento</w:t>
+        <w:t xml:space="preserve">Planner</w:t>
+      </w:r>
+      <w:r>
+        <w:rPr>
+          <w:color w:val="23293D"/>
+          <w:sz w:val="21"/>
+          <w:szCs w:val="21"/>
+        </w:rPr>
+        <w:t xml:space="preserve"> monta plano + orçamento + pilar → </w:t>
+      </w:r>
+      <w:r>
+        <w:rPr>
+          <w:b/>
+          <w:bCs/>
+          <w:color w:val="23293D"/>
+          <w:sz w:val="21"/>
+          <w:szCs w:val="21"/>
+        </w:rPr>
+        <w:t xml:space="preserve">Enviar para aprovação</w:t>
       </w:r>
       <w:r>
         <w:rPr>
@@ -27326,29 +27128,21 @@
       </w:pPr>
       <w:r>
         <w:rPr>
-          <w:color w:val="23293D"/>
-          <w:sz w:val="21"/>
-          <w:szCs w:val="21"/>
-        </w:rPr>
-        <w:t xml:space="preserve">Novo plano, nova aprovação, e o cliente </w:t>
-      </w:r>
-      <w:r>
-        <w:rPr>
-          <w:b/>
-          <w:bCs/>
-          <w:color w:val="23293D"/>
-          <w:sz w:val="21"/>
-          <w:szCs w:val="21"/>
-        </w:rPr>
-        <w:t xml:space="preserve">volta ao Comercial</w:t>
-      </w:r>
-      <w:r>
-        <w:rPr>
-          <w:color w:val="23293D"/>
-          <w:sz w:val="21"/>
-          <w:szCs w:val="21"/>
-        </w:rPr>
-        <w:t xml:space="preserve"> — agora com um orçamento que reflete a boca dele hoje, não a de um ano atrás.</w:t>
+          <w:b/>
+          <w:bCs/>
+          <w:color w:val="23293D"/>
+          <w:sz w:val="21"/>
+          <w:szCs w:val="21"/>
+        </w:rPr>
+        <w:t xml:space="preserve">Coordenador</w:t>
+      </w:r>
+      <w:r>
+        <w:rPr>
+          <w:color w:val="23293D"/>
+          <w:sz w:val="21"/>
+          <w:szCs w:val="21"/>
+        </w:rPr>
+        <w:t xml:space="preserve"> aprova a opção.</w:t>
       </w:r>
     </w:p>
     <w:p>
@@ -27357,6 +27151,777 @@
         <w:numPr>
           <w:ilvl w:val="0"/>
           <w:numId w:val="32"/>
+        </w:numPr>
+        <w:spacing w:after="80" w:line="270"/>
+      </w:pPr>
+      <w:r>
+        <w:rPr>
+          <w:b/>
+          <w:bCs/>
+          <w:color w:val="23293D"/>
+          <w:sz w:val="21"/>
+          <w:szCs w:val="21"/>
+        </w:rPr>
+        <w:t xml:space="preserve">Planner</w:t>
+      </w:r>
+      <w:r>
+        <w:rPr>
+          <w:color w:val="23293D"/>
+          <w:sz w:val="21"/>
+          <w:szCs w:val="21"/>
+        </w:rPr>
+        <w:t xml:space="preserve"> </w:t>
+      </w:r>
+      <w:r>
+        <w:rPr>
+          <w:b/>
+          <w:bCs/>
+          <w:color w:val="23293D"/>
+          <w:sz w:val="21"/>
+          <w:szCs w:val="21"/>
+        </w:rPr>
+        <w:t xml:space="preserve">Envia ao Comercial</w:t>
+      </w:r>
+      <w:r>
+        <w:rPr>
+          <w:color w:val="23293D"/>
+          <w:sz w:val="21"/>
+          <w:szCs w:val="21"/>
+        </w:rPr>
+        <w:t xml:space="preserve"> → </w:t>
+      </w:r>
+      <w:r>
+        <w:rPr>
+          <w:b/>
+          <w:bCs/>
+          <w:color w:val="23293D"/>
+          <w:sz w:val="21"/>
+          <w:szCs w:val="21"/>
+        </w:rPr>
+        <w:t xml:space="preserve">Fase 4</w:t>
+      </w:r>
+      <w:r>
+        <w:rPr>
+          <w:color w:val="23293D"/>
+          <w:sz w:val="21"/>
+          <w:szCs w:val="21"/>
+        </w:rPr>
+        <w:t xml:space="preserve">.</w:t>
+      </w:r>
+    </w:p>
+    <w:p>
+      <w:pPr>
+        <w:pStyle w:val="ListParagraph"/>
+        <w:numPr>
+          <w:ilvl w:val="0"/>
+          <w:numId w:val="32"/>
+        </w:numPr>
+        <w:spacing w:after="80" w:line="270"/>
+      </w:pPr>
+      <w:r>
+        <w:rPr>
+          <w:b/>
+          <w:bCs/>
+          <w:color w:val="23293D"/>
+          <w:sz w:val="21"/>
+          <w:szCs w:val="21"/>
+        </w:rPr>
+        <w:t xml:space="preserve">Consultor</w:t>
+      </w:r>
+      <w:r>
+        <w:rPr>
+          <w:color w:val="23293D"/>
+          <w:sz w:val="21"/>
+          <w:szCs w:val="21"/>
+        </w:rPr>
+        <w:t xml:space="preserve"> negocia → </w:t>
+      </w:r>
+      <w:r>
+        <w:rPr>
+          <w:b/>
+          <w:bCs/>
+          <w:color w:val="23293D"/>
+          <w:sz w:val="21"/>
+          <w:szCs w:val="21"/>
+        </w:rPr>
+        <w:t xml:space="preserve">Cliente aceitou</w:t>
+      </w:r>
+      <w:r>
+        <w:rPr>
+          <w:color w:val="23293D"/>
+          <w:sz w:val="21"/>
+          <w:szCs w:val="21"/>
+        </w:rPr>
+        <w:t xml:space="preserve"> → marca </w:t>
+      </w:r>
+      <w:r>
+        <w:rPr>
+          <w:b/>
+          <w:bCs/>
+          <w:color w:val="23293D"/>
+          <w:sz w:val="21"/>
+          <w:szCs w:val="21"/>
+        </w:rPr>
+        <w:t xml:space="preserve">Contrato assinado</w:t>
+      </w:r>
+      <w:r>
+        <w:rPr>
+          <w:color w:val="23293D"/>
+          <w:sz w:val="21"/>
+          <w:szCs w:val="21"/>
+        </w:rPr>
+        <w:t xml:space="preserve"> e </w:t>
+      </w:r>
+      <w:r>
+        <w:rPr>
+          <w:b/>
+          <w:bCs/>
+          <w:color w:val="23293D"/>
+          <w:sz w:val="21"/>
+          <w:szCs w:val="21"/>
+        </w:rPr>
+        <w:t xml:space="preserve">Pagamento confirmado</w:t>
+      </w:r>
+      <w:r>
+        <w:rPr>
+          <w:color w:val="23293D"/>
+          <w:sz w:val="21"/>
+          <w:szCs w:val="21"/>
+        </w:rPr>
+        <w:t xml:space="preserve"> → venda fechada → </w:t>
+      </w:r>
+      <w:r>
+        <w:rPr>
+          <w:b/>
+          <w:bCs/>
+          <w:color w:val="23293D"/>
+          <w:sz w:val="21"/>
+          <w:szCs w:val="21"/>
+        </w:rPr>
+        <w:t xml:space="preserve">Fase 5</w:t>
+      </w:r>
+      <w:r>
+        <w:rPr>
+          <w:color w:val="23293D"/>
+          <w:sz w:val="21"/>
+          <w:szCs w:val="21"/>
+        </w:rPr>
+        <w:t xml:space="preserve">.</w:t>
+      </w:r>
+    </w:p>
+    <w:p>
+      <w:pPr>
+        <w:pStyle w:val="ListParagraph"/>
+        <w:numPr>
+          <w:ilvl w:val="0"/>
+          <w:numId w:val="32"/>
+        </w:numPr>
+        <w:spacing w:after="80" w:line="270"/>
+      </w:pPr>
+      <w:r>
+        <w:rPr>
+          <w:b/>
+          <w:bCs/>
+          <w:color w:val="23293D"/>
+          <w:sz w:val="21"/>
+          <w:szCs w:val="21"/>
+        </w:rPr>
+        <w:t xml:space="preserve">Recepção</w:t>
+      </w:r>
+      <w:r>
+        <w:rPr>
+          <w:color w:val="23293D"/>
+          <w:sz w:val="21"/>
+          <w:szCs w:val="21"/>
+        </w:rPr>
+        <w:t xml:space="preserve"> recebe aviso e agenda o início do tratamento.</w:t>
+      </w:r>
+    </w:p>
+    <w:p>
+      <w:pPr>
+        <w:pStyle w:val="ListParagraph"/>
+        <w:numPr>
+          <w:ilvl w:val="0"/>
+          <w:numId w:val="32"/>
+        </w:numPr>
+        <w:spacing w:after="80" w:line="270"/>
+      </w:pPr>
+      <w:r>
+        <w:rPr>
+          <w:b/>
+          <w:bCs/>
+          <w:color w:val="23293D"/>
+          <w:sz w:val="21"/>
+          <w:szCs w:val="21"/>
+        </w:rPr>
+        <w:t xml:space="preserve">Dentista</w:t>
+      </w:r>
+      <w:r>
+        <w:rPr>
+          <w:color w:val="23293D"/>
+          <w:sz w:val="21"/>
+          <w:szCs w:val="21"/>
+        </w:rPr>
+        <w:t xml:space="preserve"> executa, escreve o Desenvolvimento Clínico e conclui → </w:t>
+      </w:r>
+      <w:r>
+        <w:rPr>
+          <w:b/>
+          <w:bCs/>
+          <w:color w:val="23293D"/>
+          <w:sz w:val="21"/>
+          <w:szCs w:val="21"/>
+        </w:rPr>
+        <w:t xml:space="preserve">estoque baixa e repasse é apurado automaticamente</w:t>
+      </w:r>
+      <w:r>
+        <w:rPr>
+          <w:color w:val="23293D"/>
+          <w:sz w:val="21"/>
+          <w:szCs w:val="21"/>
+        </w:rPr>
+        <w:t xml:space="preserve">.</w:t>
+      </w:r>
+    </w:p>
+    <w:p>
+      <w:pPr>
+        <w:spacing w:after="140" w:line="280"/>
+      </w:pPr>
+      <w:r>
+        <w:rPr>
+          <w:b/>
+          <w:bCs/>
+          <w:color w:val="23293D"/>
+          <w:sz w:val="21"/>
+          <w:szCs w:val="21"/>
+        </w:rPr>
+        <w:t xml:space="preserve">Evidência:</w:t>
+      </w:r>
+      <w:r>
+        <w:rPr>
+          <w:color w:val="23293D"/>
+          <w:sz w:val="21"/>
+          <w:szCs w:val="21"/>
+        </w:rPr>
+        <w:t xml:space="preserve"> este fluxo está coberto por teste automatizado ponta a ponta (</w:t>
+      </w:r>
+      <w:r>
+        <w:rPr>
+          <w:rFonts w:ascii="Consolas" w:cs="Consolas" w:eastAsia="Consolas" w:hAnsi="Consolas"/>
+          <w:color w:val="1F3253"/>
+          <w:sz w:val="19"/>
+          <w:szCs w:val="19"/>
+          <w:shd w:fill="EFEDE6" w:color="auto" w:val="clear"/>
+        </w:rPr>
+        <w:t xml:space="preserve">e2e/01-jornada.spec.ts</w:t>
+      </w:r>
+      <w:r>
+        <w:rPr>
+          <w:color w:val="23293D"/>
+          <w:sz w:val="21"/>
+          <w:szCs w:val="21"/>
+        </w:rPr>
+        <w:t xml:space="preserve"> a </w:t>
+      </w:r>
+      <w:r>
+        <w:rPr>
+          <w:rFonts w:ascii="Consolas" w:cs="Consolas" w:eastAsia="Consolas" w:hAnsi="Consolas"/>
+          <w:color w:val="1F3253"/>
+          <w:sz w:val="19"/>
+          <w:szCs w:val="19"/>
+          <w:shd w:fill="EFEDE6" w:color="auto" w:val="clear"/>
+        </w:rPr>
+        <w:t xml:space="preserve">e2e/10-estoque.spec.ts</w:t>
+      </w:r>
+      <w:r>
+        <w:rPr>
+          <w:color w:val="23293D"/>
+          <w:sz w:val="21"/>
+          <w:szCs w:val="21"/>
+        </w:rPr>
+        <w:t xml:space="preserve">), o que confirma que cada passo funciona como descrito.</w:t>
+      </w:r>
+    </w:p>
+    <w:p>
+      <w:pPr>
+        <w:spacing w:after="140" w:line="280"/>
+      </w:pPr>
+      <w:r>
+        <w:rPr>
+          <w:b/>
+          <w:bCs/>
+          <w:color w:val="23293D"/>
+          <w:sz w:val="21"/>
+          <w:szCs w:val="21"/>
+        </w:rPr>
+        <w:t xml:space="preserve">Pontos de decisão:</w:t>
+      </w:r>
+      <w:r>
+        <w:rPr>
+          <w:color w:val="23293D"/>
+          <w:sz w:val="21"/>
+          <w:szCs w:val="21"/>
+        </w:rPr>
+        <w:t xml:space="preserve"> o Coordenador pode </w:t>
+      </w:r>
+      <w:r>
+        <w:rPr>
+          <w:b/>
+          <w:bCs/>
+          <w:color w:val="23293D"/>
+          <w:sz w:val="21"/>
+          <w:szCs w:val="21"/>
+        </w:rPr>
+        <w:t xml:space="preserve">reprovar</w:t>
+      </w:r>
+      <w:r>
+        <w:rPr>
+          <w:color w:val="23293D"/>
+          <w:sz w:val="21"/>
+          <w:szCs w:val="21"/>
+        </w:rPr>
+        <w:t xml:space="preserve"> (volta ao Planner com orientações); o cliente pode </w:t>
+      </w:r>
+      <w:r>
+        <w:rPr>
+          <w:b/>
+          <w:bCs/>
+          <w:color w:val="23293D"/>
+          <w:sz w:val="21"/>
+          <w:szCs w:val="21"/>
+        </w:rPr>
+        <w:t xml:space="preserve">não aceitar</w:t>
+      </w:r>
+      <w:r>
+        <w:rPr>
+          <w:color w:val="23293D"/>
+          <w:sz w:val="21"/>
+          <w:szCs w:val="21"/>
+        </w:rPr>
+        <w:t xml:space="preserve"> (vai para follow-up).</w:t>
+      </w:r>
+    </w:p>
+    <w:p>
+      <w:pPr>
+        <w:pStyle w:val="Heading2"/>
+      </w:pPr>
+      <w:r>
+        <w:rPr>
+          <w:color w:val="1F3253"/>
+        </w:rPr>
+        <w:t xml:space="preserve">Fluxo 3 — Encerrar a sessão</w:t>
+      </w:r>
+    </w:p>
+    <w:p>
+      <w:pPr>
+        <w:spacing w:after="140" w:line="280"/>
+      </w:pPr>
+      <w:r>
+        <w:rPr>
+          <w:color w:val="23293D"/>
+          <w:sz w:val="21"/>
+          <w:szCs w:val="21"/>
+        </w:rPr>
+        <w:t xml:space="preserve">Botão </w:t>
+      </w:r>
+      <w:r>
+        <w:rPr>
+          <w:b/>
+          <w:bCs/>
+          <w:color w:val="23293D"/>
+          <w:sz w:val="21"/>
+          <w:szCs w:val="21"/>
+        </w:rPr>
+        <w:t xml:space="preserve">Sair</w:t>
+      </w:r>
+      <w:r>
+        <w:rPr>
+          <w:color w:val="23293D"/>
+          <w:sz w:val="21"/>
+          <w:szCs w:val="21"/>
+        </w:rPr>
+        <w:t xml:space="preserve"> no rodapé da barra lateral.</w:t>
+      </w:r>
+    </w:p>
+    <w:p>
+      <w:pPr>
+        <w:pStyle w:val="Heading2"/>
+      </w:pPr>
+      <w:r>
+        <w:rPr>
+          <w:color w:val="1F3253"/>
+        </w:rPr>
+        <w:t xml:space="preserve">Fluxo 4 — O cliente que volta depois de perdido</w:t>
+      </w:r>
+    </w:p>
+    <w:p>
+      <w:pPr>
+        <w:spacing w:after="140" w:line="280"/>
+      </w:pPr>
+      <w:r>
+        <w:rPr>
+          <w:b/>
+          <w:bCs/>
+          <w:color w:val="23293D"/>
+          <w:sz w:val="21"/>
+          <w:szCs w:val="21"/>
+        </w:rPr>
+        <w:t xml:space="preserve">Papéis:</w:t>
+      </w:r>
+      <w:r>
+        <w:rPr>
+          <w:color w:val="23293D"/>
+          <w:sz w:val="21"/>
+          <w:szCs w:val="21"/>
+        </w:rPr>
+        <w:t xml:space="preserve"> Consultor Comercial, Recepção, Coordenador Clínico.</w:t>
+      </w:r>
+    </w:p>
+    <w:p>
+      <w:pPr>
+        <w:spacing w:after="140" w:line="280"/>
+      </w:pPr>
+      <w:r>
+        <w:rPr>
+          <w:color w:val="23293D"/>
+          <w:sz w:val="21"/>
+          <w:szCs w:val="21"/>
+        </w:rPr>
+        <w:t xml:space="preserve">Nem todo cliente que some some para sempre. Este é o caminho de volta.</w:t>
+      </w:r>
+    </w:p>
+    <w:p>
+      <w:pPr>
+        <w:pStyle w:val="ListParagraph"/>
+        <w:numPr>
+          <w:ilvl w:val="0"/>
+          <w:numId w:val="33"/>
+        </w:numPr>
+        <w:spacing w:after="80" w:line="270"/>
+      </w:pPr>
+      <w:r>
+        <w:rPr>
+          <w:b/>
+          <w:bCs/>
+          <w:color w:val="23293D"/>
+          <w:sz w:val="21"/>
+          <w:szCs w:val="21"/>
+        </w:rPr>
+        <w:t xml:space="preserve">Consultor</w:t>
+      </w:r>
+      <w:r>
+        <w:rPr>
+          <w:color w:val="23293D"/>
+          <w:sz w:val="21"/>
+          <w:szCs w:val="21"/>
+        </w:rPr>
+        <w:t xml:space="preserve"> marca </w:t>
+      </w:r>
+      <w:r>
+        <w:rPr>
+          <w:b/>
+          <w:bCs/>
+          <w:color w:val="23293D"/>
+          <w:sz w:val="21"/>
+          <w:szCs w:val="21"/>
+        </w:rPr>
+        <w:t xml:space="preserve">perdido</w:t>
+      </w:r>
+      <w:r>
+        <w:rPr>
+          <w:color w:val="23293D"/>
+          <w:sz w:val="21"/>
+          <w:szCs w:val="21"/>
+        </w:rPr>
+        <w:t xml:space="preserve"> (ou cancelado), com o motivo. O sistema move o cliente para o </w:t>
+      </w:r>
+      <w:r>
+        <w:rPr>
+          <w:b/>
+          <w:bCs/>
+          <w:color w:val="23293D"/>
+          <w:sz w:val="21"/>
+          <w:szCs w:val="21"/>
+        </w:rPr>
+        <w:t xml:space="preserve">Acompanhamento (Fase 7)</w:t>
+      </w:r>
+      <w:r>
+        <w:rPr>
+          <w:color w:val="23293D"/>
+          <w:sz w:val="21"/>
+          <w:szCs w:val="21"/>
+        </w:rPr>
+        <w:t xml:space="preserve"> e o marca como </w:t>
+      </w:r>
+      <w:r>
+        <w:rPr>
+          <w:b/>
+          <w:bCs/>
+          <w:color w:val="23293D"/>
+          <w:sz w:val="21"/>
+          <w:szCs w:val="21"/>
+        </w:rPr>
+        <w:t xml:space="preserve">inativo</w:t>
+      </w:r>
+      <w:r>
+        <w:rPr>
+          <w:color w:val="23293D"/>
+          <w:sz w:val="21"/>
+          <w:szCs w:val="21"/>
+        </w:rPr>
+        <w:t xml:space="preserve">.</w:t>
+      </w:r>
+    </w:p>
+    <w:p>
+      <w:pPr>
+        <w:pStyle w:val="ListParagraph"/>
+        <w:numPr>
+          <w:ilvl w:val="0"/>
+          <w:numId w:val="33"/>
+        </w:numPr>
+        <w:spacing w:after="80" w:line="270"/>
+      </w:pPr>
+      <w:r>
+        <w:rPr>
+          <w:color w:val="23293D"/>
+          <w:sz w:val="21"/>
+          <w:szCs w:val="21"/>
+        </w:rPr>
+        <w:t xml:space="preserve">Meses depois, </w:t>
+      </w:r>
+      <w:r>
+        <w:rPr>
+          <w:b/>
+          <w:bCs/>
+          <w:color w:val="23293D"/>
+          <w:sz w:val="21"/>
+          <w:szCs w:val="21"/>
+        </w:rPr>
+        <w:t xml:space="preserve">o cliente liga</w:t>
+      </w:r>
+      <w:r>
+        <w:rPr>
+          <w:color w:val="23293D"/>
+          <w:sz w:val="21"/>
+          <w:szCs w:val="21"/>
+        </w:rPr>
+        <w:t xml:space="preserve">. A </w:t>
+      </w:r>
+      <w:r>
+        <w:rPr>
+          <w:b/>
+          <w:bCs/>
+          <w:color w:val="23293D"/>
+          <w:sz w:val="21"/>
+          <w:szCs w:val="21"/>
+        </w:rPr>
+        <w:t xml:space="preserve">recepção</w:t>
+      </w:r>
+      <w:r>
+        <w:rPr>
+          <w:color w:val="23293D"/>
+          <w:sz w:val="21"/>
+          <w:szCs w:val="21"/>
+        </w:rPr>
+        <w:t xml:space="preserve"> agenda uma </w:t>
+      </w:r>
+      <w:r>
+        <w:rPr>
+          <w:b/>
+          <w:bCs/>
+          <w:color w:val="23293D"/>
+          <w:sz w:val="21"/>
+          <w:szCs w:val="21"/>
+        </w:rPr>
+        <w:t xml:space="preserve">Reavaliação</w:t>
+      </w:r>
+      <w:r>
+        <w:rPr>
+          <w:color w:val="23293D"/>
+          <w:sz w:val="21"/>
+          <w:szCs w:val="21"/>
+        </w:rPr>
+        <w:t xml:space="preserve"> — que é um tipo disponível na Fase 7.</w:t>
+      </w:r>
+    </w:p>
+    <w:p>
+      <w:pPr>
+        <w:pStyle w:val="ListParagraph"/>
+        <w:numPr>
+          <w:ilvl w:val="0"/>
+          <w:numId w:val="33"/>
+        </w:numPr>
+        <w:spacing w:after="80" w:line="270"/>
+      </w:pPr>
+      <w:r>
+        <w:rPr>
+          <w:color w:val="23293D"/>
+          <w:sz w:val="21"/>
+          <w:szCs w:val="21"/>
+        </w:rPr>
+        <w:t xml:space="preserve">O cliente </w:t>
+      </w:r>
+      <w:r>
+        <w:rPr>
+          <w:b/>
+          <w:bCs/>
+          <w:color w:val="23293D"/>
+          <w:sz w:val="21"/>
+          <w:szCs w:val="21"/>
+        </w:rPr>
+        <w:t xml:space="preserve">comparece</w:t>
+      </w:r>
+      <w:r>
+        <w:rPr>
+          <w:color w:val="23293D"/>
+          <w:sz w:val="21"/>
+          <w:szCs w:val="21"/>
+        </w:rPr>
+        <w:t xml:space="preserve">, e o </w:t>
+      </w:r>
+      <w:r>
+        <w:rPr>
+          <w:b/>
+          <w:bCs/>
+          <w:color w:val="23293D"/>
+          <w:sz w:val="21"/>
+          <w:szCs w:val="21"/>
+        </w:rPr>
+        <w:t xml:space="preserve">check-in sozinho</w:t>
+      </w:r>
+      <w:r>
+        <w:rPr>
+          <w:color w:val="23293D"/>
+          <w:sz w:val="21"/>
+          <w:szCs w:val="21"/>
+        </w:rPr>
+        <w:t xml:space="preserve"> o leva para a </w:t>
+      </w:r>
+      <w:r>
+        <w:rPr>
+          <w:b/>
+          <w:bCs/>
+          <w:color w:val="23293D"/>
+          <w:sz w:val="21"/>
+          <w:szCs w:val="21"/>
+        </w:rPr>
+        <w:t xml:space="preserve">Reavaliação (Fase 6)</w:t>
+      </w:r>
+      <w:r>
+        <w:rPr>
+          <w:color w:val="23293D"/>
+          <w:sz w:val="21"/>
+          <w:szCs w:val="21"/>
+        </w:rPr>
+        <w:t xml:space="preserve">. No mesmo instante ele volta a ser </w:t>
+      </w:r>
+      <w:r>
+        <w:rPr>
+          <w:b/>
+          <w:bCs/>
+          <w:color w:val="23293D"/>
+          <w:sz w:val="21"/>
+          <w:szCs w:val="21"/>
+        </w:rPr>
+        <w:t xml:space="preserve">ativo</w:t>
+      </w:r>
+      <w:r>
+        <w:rPr>
+          <w:color w:val="23293D"/>
+          <w:sz w:val="21"/>
+          <w:szCs w:val="21"/>
+        </w:rPr>
+        <w:t xml:space="preserve">.</w:t>
+      </w:r>
+    </w:p>
+    <w:p>
+      <w:pPr>
+        <w:pStyle w:val="ListParagraph"/>
+        <w:numPr>
+          <w:ilvl w:val="0"/>
+          <w:numId w:val="33"/>
+        </w:numPr>
+        <w:spacing w:after="80" w:line="270"/>
+      </w:pPr>
+      <w:r>
+        <w:rPr>
+          <w:b/>
+          <w:bCs/>
+          <w:color w:val="23293D"/>
+          <w:sz w:val="21"/>
+          <w:szCs w:val="21"/>
+        </w:rPr>
+        <w:t xml:space="preserve">Coordenador</w:t>
+      </w:r>
+      <w:r>
+        <w:rPr>
+          <w:color w:val="23293D"/>
+          <w:sz w:val="21"/>
+          <w:szCs w:val="21"/>
+        </w:rPr>
+        <w:t xml:space="preserve"> reavalia e envia ao </w:t>
+      </w:r>
+      <w:r>
+        <w:rPr>
+          <w:b/>
+          <w:bCs/>
+          <w:color w:val="23293D"/>
+          <w:sz w:val="21"/>
+          <w:szCs w:val="21"/>
+        </w:rPr>
+        <w:t xml:space="preserve">Centro de Planejamento</w:t>
+      </w:r>
+      <w:r>
+        <w:rPr>
+          <w:color w:val="23293D"/>
+          <w:sz w:val="21"/>
+          <w:szCs w:val="21"/>
+        </w:rPr>
+        <w:t xml:space="preserve">.</w:t>
+      </w:r>
+    </w:p>
+    <w:p>
+      <w:pPr>
+        <w:pStyle w:val="ListParagraph"/>
+        <w:numPr>
+          <w:ilvl w:val="0"/>
+          <w:numId w:val="33"/>
+        </w:numPr>
+        <w:spacing w:after="80" w:line="270"/>
+      </w:pPr>
+      <w:r>
+        <w:rPr>
+          <w:color w:val="23293D"/>
+          <w:sz w:val="21"/>
+          <w:szCs w:val="21"/>
+        </w:rPr>
+        <w:t xml:space="preserve">Novo plano, nova aprovação, e o cliente </w:t>
+      </w:r>
+      <w:r>
+        <w:rPr>
+          <w:b/>
+          <w:bCs/>
+          <w:color w:val="23293D"/>
+          <w:sz w:val="21"/>
+          <w:szCs w:val="21"/>
+        </w:rPr>
+        <w:t xml:space="preserve">volta ao Comercial</w:t>
+      </w:r>
+      <w:r>
+        <w:rPr>
+          <w:color w:val="23293D"/>
+          <w:sz w:val="21"/>
+          <w:szCs w:val="21"/>
+        </w:rPr>
+        <w:t xml:space="preserve"> — agora com um orçamento que reflete a boca dele hoje, não a de um ano atrás.</w:t>
+      </w:r>
+    </w:p>
+    <w:p>
+      <w:pPr>
+        <w:pStyle w:val="ListParagraph"/>
+        <w:numPr>
+          <w:ilvl w:val="0"/>
+          <w:numId w:val="33"/>
         </w:numPr>
         <w:spacing w:after="80" w:line="270"/>
       </w:pPr>
@@ -28000,7 +28565,7 @@
         <w:pStyle w:val="ListParagraph"/>
         <w:numPr>
           <w:ilvl w:val="0"/>
-          <w:numId w:val="33"/>
+          <w:numId w:val="34"/>
         </w:numPr>
         <w:spacing w:after="80" w:line="270"/>
       </w:pPr>
@@ -28028,7 +28593,7 @@
         <w:pStyle w:val="ListParagraph"/>
         <w:numPr>
           <w:ilvl w:val="0"/>
-          <w:numId w:val="33"/>
+          <w:numId w:val="34"/>
         </w:numPr>
         <w:spacing w:after="80" w:line="270"/>
       </w:pPr>
@@ -28072,7 +28637,7 @@
         <w:pStyle w:val="ListParagraph"/>
         <w:numPr>
           <w:ilvl w:val="0"/>
-          <w:numId w:val="33"/>
+          <w:numId w:val="34"/>
         </w:numPr>
         <w:spacing w:after="80" w:line="270"/>
       </w:pPr>
@@ -28100,7 +28665,7 @@
         <w:pStyle w:val="ListParagraph"/>
         <w:numPr>
           <w:ilvl w:val="0"/>
-          <w:numId w:val="33"/>
+          <w:numId w:val="34"/>
         </w:numPr>
         <w:spacing w:after="80" w:line="270"/>
       </w:pPr>
@@ -28128,7 +28693,7 @@
         <w:pStyle w:val="ListParagraph"/>
         <w:numPr>
           <w:ilvl w:val="0"/>
-          <w:numId w:val="33"/>
+          <w:numId w:val="34"/>
         </w:numPr>
         <w:spacing w:after="80" w:line="270"/>
       </w:pPr>
@@ -28174,7 +28739,7 @@
         <w:pStyle w:val="ListParagraph"/>
         <w:numPr>
           <w:ilvl w:val="0"/>
-          <w:numId w:val="33"/>
+          <w:numId w:val="34"/>
         </w:numPr>
         <w:spacing w:after="80" w:line="270"/>
       </w:pPr>
@@ -28435,7 +29000,7 @@
         <w:pStyle w:val="ListParagraph"/>
         <w:numPr>
           <w:ilvl w:val="0"/>
-          <w:numId w:val="34"/>
+          <w:numId w:val="35"/>
         </w:numPr>
         <w:spacing w:after="80" w:line="270"/>
       </w:pPr>
@@ -28481,7 +29046,7 @@
         <w:pStyle w:val="ListParagraph"/>
         <w:numPr>
           <w:ilvl w:val="0"/>
-          <w:numId w:val="34"/>
+          <w:numId w:val="35"/>
         </w:numPr>
         <w:spacing w:after="80" w:line="270"/>
       </w:pPr>
@@ -28519,7 +29084,7 @@
         <w:pStyle w:val="ListParagraph"/>
         <w:numPr>
           <w:ilvl w:val="0"/>
-          <w:numId w:val="34"/>
+          <w:numId w:val="35"/>
         </w:numPr>
         <w:spacing w:after="80" w:line="270"/>
       </w:pPr>
@@ -31587,7 +32152,7 @@
         <w:pStyle w:val="ListParagraph"/>
         <w:numPr>
           <w:ilvl w:val="0"/>
-          <w:numId w:val="35"/>
+          <w:numId w:val="36"/>
         </w:numPr>
         <w:spacing w:after="80" w:line="270"/>
       </w:pPr>
@@ -31615,7 +32180,7 @@
         <w:pStyle w:val="ListParagraph"/>
         <w:numPr>
           <w:ilvl w:val="0"/>
-          <w:numId w:val="35"/>
+          <w:numId w:val="36"/>
         </w:numPr>
         <w:spacing w:after="80" w:line="270"/>
       </w:pPr>
@@ -31643,7 +32208,7 @@
         <w:pStyle w:val="ListParagraph"/>
         <w:numPr>
           <w:ilvl w:val="0"/>
-          <w:numId w:val="35"/>
+          <w:numId w:val="36"/>
         </w:numPr>
         <w:spacing w:after="80" w:line="270"/>
       </w:pPr>
@@ -31671,7 +32236,7 @@
         <w:pStyle w:val="ListParagraph"/>
         <w:numPr>
           <w:ilvl w:val="0"/>
-          <w:numId w:val="35"/>
+          <w:numId w:val="36"/>
         </w:numPr>
         <w:spacing w:after="80" w:line="270"/>
       </w:pPr>
@@ -31699,7 +32264,7 @@
         <w:pStyle w:val="ListParagraph"/>
         <w:numPr>
           <w:ilvl w:val="0"/>
-          <w:numId w:val="35"/>
+          <w:numId w:val="36"/>
         </w:numPr>
         <w:spacing w:after="80" w:line="270"/>
       </w:pPr>
@@ -31727,7 +32292,7 @@
         <w:pStyle w:val="ListParagraph"/>
         <w:numPr>
           <w:ilvl w:val="0"/>
-          <w:numId w:val="35"/>
+          <w:numId w:val="36"/>
         </w:numPr>
         <w:spacing w:after="80" w:line="270"/>
       </w:pPr>
@@ -31755,7 +32320,7 @@
         <w:pStyle w:val="ListParagraph"/>
         <w:numPr>
           <w:ilvl w:val="0"/>
-          <w:numId w:val="35"/>
+          <w:numId w:val="36"/>
         </w:numPr>
         <w:spacing w:after="80" w:line="270"/>
       </w:pPr>
@@ -31783,7 +32348,7 @@
         <w:pStyle w:val="ListParagraph"/>
         <w:numPr>
           <w:ilvl w:val="0"/>
-          <w:numId w:val="35"/>
+          <w:numId w:val="36"/>
         </w:numPr>
         <w:spacing w:after="80" w:line="270"/>
       </w:pPr>
@@ -31869,7 +32434,7 @@
         <w:pStyle w:val="ListParagraph"/>
         <w:numPr>
           <w:ilvl w:val="0"/>
-          <w:numId w:val="36"/>
+          <w:numId w:val="37"/>
         </w:numPr>
         <w:spacing w:after="80" w:line="270"/>
       </w:pPr>
@@ -31905,7 +32470,7 @@
         <w:pStyle w:val="ListParagraph"/>
         <w:numPr>
           <w:ilvl w:val="0"/>
-          <w:numId w:val="36"/>
+          <w:numId w:val="37"/>
         </w:numPr>
         <w:spacing w:after="80" w:line="270"/>
       </w:pPr>
@@ -31923,7 +32488,7 @@
         <w:pStyle w:val="ListParagraph"/>
         <w:numPr>
           <w:ilvl w:val="0"/>
-          <w:numId w:val="36"/>
+          <w:numId w:val="37"/>
         </w:numPr>
         <w:spacing w:after="80" w:line="270"/>
       </w:pPr>
@@ -31959,7 +32524,7 @@
         <w:pStyle w:val="ListParagraph"/>
         <w:numPr>
           <w:ilvl w:val="0"/>
-          <w:numId w:val="36"/>
+          <w:numId w:val="37"/>
         </w:numPr>
         <w:spacing w:after="80" w:line="270"/>
       </w:pPr>
@@ -31977,7 +32542,7 @@
         <w:pStyle w:val="ListParagraph"/>
         <w:numPr>
           <w:ilvl w:val="0"/>
-          <w:numId w:val="36"/>
+          <w:numId w:val="37"/>
         </w:numPr>
         <w:spacing w:after="80" w:line="270"/>
       </w:pPr>
@@ -34129,7 +34694,7 @@
         <w:pStyle w:val="ListParagraph"/>
         <w:numPr>
           <w:ilvl w:val="0"/>
-          <w:numId w:val="37"/>
+          <w:numId w:val="38"/>
         </w:numPr>
         <w:spacing w:after="80" w:line="270"/>
       </w:pPr>
@@ -34157,7 +34722,7 @@
         <w:pStyle w:val="ListParagraph"/>
         <w:numPr>
           <w:ilvl w:val="0"/>
-          <w:numId w:val="37"/>
+          <w:numId w:val="38"/>
         </w:numPr>
         <w:spacing w:after="80" w:line="270"/>
       </w:pPr>
@@ -34185,7 +34750,7 @@
         <w:pStyle w:val="ListParagraph"/>
         <w:numPr>
           <w:ilvl w:val="0"/>
-          <w:numId w:val="37"/>
+          <w:numId w:val="38"/>
         </w:numPr>
         <w:spacing w:after="80" w:line="270"/>
       </w:pPr>
@@ -37013,7 +37578,7 @@
         <w:pStyle w:val="ListParagraph"/>
         <w:numPr>
           <w:ilvl w:val="0"/>
-          <w:numId w:val="38"/>
+          <w:numId w:val="39"/>
         </w:numPr>
         <w:spacing w:after="80" w:line="270"/>
       </w:pPr>
@@ -37041,7 +37606,7 @@
         <w:pStyle w:val="ListParagraph"/>
         <w:numPr>
           <w:ilvl w:val="0"/>
-          <w:numId w:val="38"/>
+          <w:numId w:val="39"/>
         </w:numPr>
         <w:spacing w:after="80" w:line="270"/>
       </w:pPr>
@@ -37069,7 +37634,7 @@
         <w:pStyle w:val="ListParagraph"/>
         <w:numPr>
           <w:ilvl w:val="0"/>
-          <w:numId w:val="38"/>
+          <w:numId w:val="39"/>
         </w:numPr>
         <w:spacing w:after="80" w:line="270"/>
       </w:pPr>
@@ -37097,7 +37662,7 @@
         <w:pStyle w:val="ListParagraph"/>
         <w:numPr>
           <w:ilvl w:val="0"/>
-          <w:numId w:val="38"/>
+          <w:numId w:val="39"/>
         </w:numPr>
         <w:spacing w:after="80" w:line="270"/>
       </w:pPr>
@@ -37543,7 +38108,7 @@
     </w:lvlOverride>
   </w:num>
   <w:num w:numId="21">
-    <w:abstractNumId w:val="2"/>
+    <w:abstractNumId w:val="3"/>
     <w:lvlOverride w:ilvl="0">
       <w:startOverride w:val="1"/>
     </w:lvlOverride>
@@ -37579,13 +38144,13 @@
     </w:lvlOverride>
   </w:num>
   <w:num w:numId="27">
-    <w:abstractNumId w:val="3"/>
+    <w:abstractNumId w:val="2"/>
     <w:lvlOverride w:ilvl="0">
       <w:startOverride w:val="1"/>
     </w:lvlOverride>
   </w:num>
   <w:num w:numId="28">
-    <w:abstractNumId w:val="2"/>
+    <w:abstractNumId w:val="3"/>
     <w:lvlOverride w:ilvl="0">
       <w:startOverride w:val="1"/>
     </w:lvlOverride>
@@ -37627,7 +38192,7 @@
     </w:lvlOverride>
   </w:num>
   <w:num w:numId="35">
-    <w:abstractNumId w:val="3"/>
+    <w:abstractNumId w:val="2"/>
     <w:lvlOverride w:ilvl="0">
       <w:startOverride w:val="1"/>
     </w:lvlOverride>
@@ -37639,12 +38204,18 @@
     </w:lvlOverride>
   </w:num>
   <w:num w:numId="37">
+    <w:abstractNumId w:val="3"/>
+    <w:lvlOverride w:ilvl="0">
+      <w:startOverride w:val="1"/>
+    </w:lvlOverride>
+  </w:num>
+  <w:num w:numId="38">
     <w:abstractNumId w:val="2"/>
     <w:lvlOverride w:ilvl="0">
       <w:startOverride w:val="1"/>
     </w:lvlOverride>
   </w:num>
-  <w:num w:numId="38">
+  <w:num w:numId="39">
     <w:abstractNumId w:val="3"/>
     <w:lvlOverride w:ilvl="0">
       <w:startOverride w:val="1"/>

--- a/docs/treinamento/Manual-de-Treinamento-riSZon.docx
+++ b/docs/treinamento/Manual-de-Treinamento-riSZon.docx
@@ -3667,25 +3667,25 @@
           <w:sz w:val="21"/>
           <w:szCs w:val="21"/>
         </w:rPr>
-        <w:t xml:space="preserve">Ela tem </w:t>
-      </w:r>
-      <w:r>
-        <w:rPr>
-          <w:b/>
-          <w:bCs/>
-          <w:color w:val="23293D"/>
-          <w:sz w:val="21"/>
-          <w:szCs w:val="21"/>
-        </w:rPr>
-        <w:t xml:space="preserve">duas abas</w:t>
-      </w:r>
-      <w:r>
-        <w:rPr>
-          <w:color w:val="23293D"/>
-          <w:sz w:val="21"/>
-          <w:szCs w:val="21"/>
-        </w:rPr>
-        <w:t xml:space="preserve">, e elas respondem perguntas diferentes:</w:t>
+        <w:t xml:space="preserve">Ela tem uma </w:t>
+      </w:r>
+      <w:r>
+        <w:rPr>
+          <w:b/>
+          <w:bCs/>
+          <w:color w:val="23293D"/>
+          <w:sz w:val="21"/>
+          <w:szCs w:val="21"/>
+        </w:rPr>
+        <w:t xml:space="preserve">barra de abas</w:t>
+      </w:r>
+      <w:r>
+        <w:rPr>
+          <w:color w:val="23293D"/>
+          <w:sz w:val="21"/>
+          <w:szCs w:val="21"/>
+        </w:rPr>
+        <w:t xml:space="preserve">, e cada aba responde uma pergunta diferente:</w:t>
       </w:r>
     </w:p>
     <w:tbl>
@@ -3702,9 +3702,9 @@
         <w:tblLayout w:type="fixed"/>
       </w:tblPr>
       <w:tblGrid>
-        <w:gridCol w:w="3178"/>
-        <w:gridCol w:w="2653"/>
-        <w:gridCol w:w="3807"/>
+        <w:gridCol w:w="2659"/>
+        <w:gridCol w:w="2134"/>
+        <w:gridCol w:w="4845"/>
       </w:tblGrid>
       <w:tr>
         <w:trPr>
@@ -3712,7 +3712,7 @@
         </w:trPr>
         <w:tc>
           <w:tcPr>
-            <w:tcW w:type="dxa" w:w="3178"/>
+            <w:tcW w:type="dxa" w:w="2659"/>
             <w:shd w:fill="1F3253" w:color="auto" w:val="clear"/>
             <w:tcMar>
               <w:top w:type="dxa" w:w="90"/>
@@ -3740,7 +3740,7 @@
         </w:tc>
         <w:tc>
           <w:tcPr>
-            <w:tcW w:type="dxa" w:w="2653"/>
+            <w:tcW w:type="dxa" w:w="2134"/>
             <w:shd w:fill="1F3253" w:color="auto" w:val="clear"/>
             <w:tcMar>
               <w:top w:type="dxa" w:w="90"/>
@@ -3768,7 +3768,7 @@
         </w:tc>
         <w:tc>
           <w:tcPr>
-            <w:tcW w:type="dxa" w:w="3807"/>
+            <w:tcW w:type="dxa" w:w="4845"/>
             <w:shd w:fill="1F3253" w:color="auto" w:val="clear"/>
             <w:tcMar>
               <w:top w:type="dxa" w:w="90"/>
@@ -3798,7 +3798,7 @@
       <w:tr>
         <w:tc>
           <w:tcPr>
-            <w:tcW w:type="dxa" w:w="3178"/>
+            <w:tcW w:type="dxa" w:w="2659"/>
             <w:tcMar>
               <w:top w:type="dxa" w:w="90"/>
               <w:left w:type="dxa" w:w="110"/>
@@ -3825,7 +3825,7 @@
         </w:tc>
         <w:tc>
           <w:tcPr>
-            <w:tcW w:type="dxa" w:w="2653"/>
+            <w:tcW w:type="dxa" w:w="2134"/>
             <w:tcMar>
               <w:top w:type="dxa" w:w="90"/>
               <w:left w:type="dxa" w:w="110"/>
@@ -3850,7 +3850,7 @@
         </w:tc>
         <w:tc>
           <w:tcPr>
-            <w:tcW w:type="dxa" w:w="3807"/>
+            <w:tcW w:type="dxa" w:w="4845"/>
             <w:tcMar>
               <w:top w:type="dxa" w:w="90"/>
               <w:left w:type="dxa" w:w="110"/>
@@ -3877,7 +3877,7 @@
       <w:tr>
         <w:tc>
           <w:tcPr>
-            <w:tcW w:type="dxa" w:w="3178"/>
+            <w:tcW w:type="dxa" w:w="2659"/>
             <w:shd w:fill="F7F6F2" w:color="auto" w:val="clear"/>
             <w:tcMar>
               <w:top w:type="dxa" w:w="90"/>
@@ -3905,7 +3905,7 @@
         </w:tc>
         <w:tc>
           <w:tcPr>
-            <w:tcW w:type="dxa" w:w="2653"/>
+            <w:tcW w:type="dxa" w:w="2134"/>
             <w:shd w:fill="F7F6F2" w:color="auto" w:val="clear"/>
             <w:tcMar>
               <w:top w:type="dxa" w:w="90"/>
@@ -3931,7 +3931,7 @@
         </w:tc>
         <w:tc>
           <w:tcPr>
-            <w:tcW w:type="dxa" w:w="3807"/>
+            <w:tcW w:type="dxa" w:w="4845"/>
             <w:shd w:fill="F7F6F2" w:color="auto" w:val="clear"/>
             <w:tcMar>
               <w:top w:type="dxa" w:w="90"/>
@@ -3958,6 +3958,85 @@
           </w:p>
         </w:tc>
       </w:tr>
+      <w:tr>
+        <w:tc>
+          <w:tcPr>
+            <w:tcW w:type="dxa" w:w="2659"/>
+            <w:tcMar>
+              <w:top w:type="dxa" w:w="90"/>
+              <w:left w:type="dxa" w:w="110"/>
+              <w:bottom w:type="dxa" w:w="90"/>
+              <w:right w:type="dxa" w:w="110"/>
+            </w:tcMar>
+            <w:vAlign w:val="center"/>
+          </w:tcPr>
+          <w:p>
+            <w:pPr>
+              <w:spacing w:after="0" w:line="250"/>
+            </w:pPr>
+            <w:r>
+              <w:rPr>
+                <w:b/>
+                <w:bCs/>
+                <w:color w:val="23293D"/>
+                <w:sz w:val="20"/>
+                <w:szCs w:val="20"/>
+              </w:rPr>
+              <w:t xml:space="preserve">Rede inteira</w:t>
+            </w:r>
+          </w:p>
+        </w:tc>
+        <w:tc>
+          <w:tcPr>
+            <w:tcW w:type="dxa" w:w="2134"/>
+            <w:tcMar>
+              <w:top w:type="dxa" w:w="90"/>
+              <w:left w:type="dxa" w:w="110"/>
+              <w:bottom w:type="dxa" w:w="90"/>
+              <w:right w:type="dxa" w:w="110"/>
+            </w:tcMar>
+            <w:vAlign w:val="center"/>
+          </w:tcPr>
+          <w:p>
+            <w:pPr>
+              <w:spacing w:after="0" w:line="250"/>
+            </w:pPr>
+            <w:r>
+              <w:rPr>
+                <w:color w:val="23293D"/>
+                <w:sz w:val="20"/>
+                <w:szCs w:val="20"/>
+              </w:rPr>
+              <w:t xml:space="preserve">unidade</w:t>
+            </w:r>
+          </w:p>
+        </w:tc>
+        <w:tc>
+          <w:tcPr>
+            <w:tcW w:type="dxa" w:w="4845"/>
+            <w:tcMar>
+              <w:top w:type="dxa" w:w="90"/>
+              <w:left w:type="dxa" w:w="110"/>
+              <w:bottom w:type="dxa" w:w="90"/>
+              <w:right w:type="dxa" w:w="110"/>
+            </w:tcMar>
+            <w:vAlign w:val="center"/>
+          </w:tcPr>
+          <w:p>
+            <w:pPr>
+              <w:spacing w:after="0" w:line="250"/>
+            </w:pPr>
+            <w:r>
+              <w:rPr>
+                <w:color w:val="23293D"/>
+                <w:sz w:val="20"/>
+                <w:szCs w:val="20"/>
+              </w:rPr>
+              <w:t xml:space="preserve">comparar as unidades (só na Franqueadora)</w:t>
+            </w:r>
+          </w:p>
+        </w:tc>
+      </w:tr>
     </w:tbl>
     <w:p>
       <w:pPr>
@@ -3969,6 +4048,37 @@
           <w:szCs w:val="2"/>
         </w:rPr>
         <w:t xml:space="preserve"/>
+      </w:r>
+    </w:p>
+    <w:p>
+      <w:pPr>
+        <w:spacing w:after="140" w:line="280"/>
+      </w:pPr>
+      <w:r>
+        <w:rPr>
+          <w:color w:val="23293D"/>
+          <w:sz w:val="21"/>
+          <w:szCs w:val="21"/>
+        </w:rPr>
+        <w:t xml:space="preserve">A terceira aba é a mesma tela que fica em </w:t>
+      </w:r>
+      <w:r>
+        <w:rPr>
+          <w:b/>
+          <w:bCs/>
+          <w:color w:val="23293D"/>
+          <w:sz w:val="21"/>
+          <w:szCs w:val="21"/>
+        </w:rPr>
+        <w:t xml:space="preserve">Rede → Recebíveis da rede</w:t>
+      </w:r>
+      <w:r>
+        <w:rPr>
+          <w:color w:val="23293D"/>
+          <w:sz w:val="21"/>
+          <w:szCs w:val="21"/>
+        </w:rPr>
+        <w:t xml:space="preserve">; ela ganhou um atalho aqui porque é aqui que a pergunta aparece.</w:t>
       </w:r>
     </w:p>
     <w:p>
@@ -5617,17 +5727,17 @@
           <w:sz w:val="21"/>
           <w:szCs w:val="21"/>
         </w:rPr>
-        <w:t xml:space="preserve">As duas abas têm os botões </w:t>
-      </w:r>
-      <w:r>
-        <w:rPr>
-          <w:b/>
-          <w:bCs/>
-          <w:color w:val="23293D"/>
-          <w:sz w:val="21"/>
-          <w:szCs w:val="21"/>
-        </w:rPr>
-        <w:t xml:space="preserve">PDF</w:t>
+        <w:t xml:space="preserve">As abas têm os botões </w:t>
+      </w:r>
+      <w:r>
+        <w:rPr>
+          <w:b/>
+          <w:bCs/>
+          <w:color w:val="23293D"/>
+          <w:sz w:val="21"/>
+          <w:szCs w:val="21"/>
+        </w:rPr>
+        <w:t xml:space="preserve">Relatório (PDF)</w:t>
       </w:r>
       <w:r>
         <w:rPr>
@@ -5653,7 +5763,7 @@
           <w:sz w:val="21"/>
           <w:szCs w:val="21"/>
         </w:rPr>
-        <w:t xml:space="preserve">, no alto à direita.</w:t>
+        <w:t xml:space="preserve">, no alto à direita. Os dois levam junto o filtro que estiver na tela: o relatório é sempre o que você está vendo.</w:t>
       </w:r>
     </w:p>
     <w:p>
@@ -5673,33 +5783,69 @@
           <w:sz w:val="21"/>
           <w:szCs w:val="21"/>
         </w:rPr>
-        <w:t xml:space="preserve">PDF</w:t>
-      </w:r>
-      <w:r>
-        <w:rPr>
-          <w:color w:val="23293D"/>
-          <w:sz w:val="21"/>
-          <w:szCs w:val="21"/>
-        </w:rPr>
-        <w:t xml:space="preserve"> é a impressão do navegador (</w:t>
-      </w:r>
-      <w:r>
-        <w:rPr>
-          <w:i/>
-          <w:iCs/>
-          <w:color w:val="23293D"/>
-          <w:sz w:val="21"/>
-          <w:szCs w:val="21"/>
-        </w:rPr>
-        <w:t xml:space="preserve">Salvar como PDF</w:t>
-      </w:r>
-      <w:r>
-        <w:rPr>
-          <w:color w:val="23293D"/>
-          <w:sz w:val="21"/>
-          <w:szCs w:val="21"/>
-        </w:rPr>
-        <w:t xml:space="preserve"> na janela de impressão). Sai o que está na tela, sem os botões e sem os filtros, com um cabeçalho que diz a unidade, o período e quando foi gerado.</w:t>
+        <w:t xml:space="preserve">Relatório (PDF)</w:t>
+      </w:r>
+      <w:r>
+        <w:rPr>
+          <w:color w:val="23293D"/>
+          <w:sz w:val="21"/>
+          <w:szCs w:val="21"/>
+        </w:rPr>
+        <w:t xml:space="preserve"> abre uma </w:t>
+      </w:r>
+      <w:r>
+        <w:rPr>
+          <w:b/>
+          <w:bCs/>
+          <w:color w:val="23293D"/>
+          <w:sz w:val="21"/>
+          <w:szCs w:val="21"/>
+        </w:rPr>
+        <w:t xml:space="preserve">página de relatório</w:t>
+      </w:r>
+      <w:r>
+        <w:rPr>
+          <w:color w:val="23293D"/>
+          <w:sz w:val="21"/>
+          <w:szCs w:val="21"/>
+        </w:rPr>
+        <w:t xml:space="preserve"> — um documento, não a tela. No alto vêm a marca, a unidade, o período, quem gerou e quando; depois a linha da margem, os números de destaque, a tabela com a linha de </w:t>
+      </w:r>
+      <w:r>
+        <w:rPr>
+          <w:b/>
+          <w:bCs/>
+          <w:color w:val="23293D"/>
+          <w:sz w:val="21"/>
+          <w:szCs w:val="21"/>
+        </w:rPr>
+        <w:t xml:space="preserve">TOTAL</w:t>
+      </w:r>
+      <w:r>
+        <w:rPr>
+          <w:color w:val="23293D"/>
+          <w:sz w:val="21"/>
+          <w:szCs w:val="21"/>
+        </w:rPr>
+        <w:t xml:space="preserve"> e as notas de rodapé. Nessa página há o botão </w:t>
+      </w:r>
+      <w:r>
+        <w:rPr>
+          <w:b/>
+          <w:bCs/>
+          <w:color w:val="23293D"/>
+          <w:sz w:val="21"/>
+          <w:szCs w:val="21"/>
+        </w:rPr>
+        <w:t xml:space="preserve">Salvar em PDF</w:t>
+      </w:r>
+      <w:r>
+        <w:rPr>
+          <w:color w:val="23293D"/>
+          <w:sz w:val="21"/>
+          <w:szCs w:val="21"/>
+        </w:rPr>
+        <w:t xml:space="preserve">, que chama a janela de impressão do navegador.</w:t>
       </w:r>
     </w:p>
     <w:p>
@@ -5745,120 +5891,25 @@
           <w:sz w:val="21"/>
           <w:szCs w:val="21"/>
         </w:rPr>
-        <w:t xml:space="preserve"> com os </w:t>
-      </w:r>
-      <w:r>
-        <w:rPr>
-          <w:b/>
-          <w:bCs/>
-          <w:color w:val="23293D"/>
-          <w:sz w:val="21"/>
-          <w:szCs w:val="21"/>
-        </w:rPr>
-        <w:t xml:space="preserve">valores individuais e os totais</w:t>
-      </w:r>
-      <w:r>
-        <w:rPr>
-          <w:color w:val="23293D"/>
-          <w:sz w:val="21"/>
-          <w:szCs w:val="21"/>
-        </w:rPr>
-        <w:t xml:space="preserve">. O dinheiro vai como </w:t>
-      </w:r>
-      <w:r>
-        <w:rPr>
-          <w:b/>
-          <w:bCs/>
-          <w:color w:val="23293D"/>
-          <w:sz w:val="21"/>
-          <w:szCs w:val="21"/>
-        </w:rPr>
-        <w:t xml:space="preserve">número</w:t>
-      </w:r>
-      <w:r>
-        <w:rPr>
-          <w:color w:val="23293D"/>
-          <w:sz w:val="21"/>
-          <w:szCs w:val="21"/>
-        </w:rPr>
-        <w:t xml:space="preserve">, não como texto — dá para somar e filtrar no Excel sem redigitar nada.</w:t>
-      </w:r>
-    </w:p>
-    <w:p>
-      <w:pPr>
-        <w:spacing w:after="140" w:line="280"/>
-      </w:pPr>
-      <w:r>
-        <w:rPr>
-          <w:b/>
-          <w:bCs/>
-          <w:color w:val="23293D"/>
-          <w:sz w:val="21"/>
-          <w:szCs w:val="21"/>
-        </w:rPr>
-        <w:t xml:space="preserve">Filtro por período</w:t>
-      </w:r>
-      <w:r>
-        <w:rPr>
-          <w:color w:val="23293D"/>
-          <w:sz w:val="21"/>
-          <w:szCs w:val="21"/>
-        </w:rPr>
-        <w:t xml:space="preserve">, nas duas abas: escolha </w:t>
-      </w:r>
-      <w:r>
-        <w:rPr>
-          <w:i/>
-          <w:iCs/>
-          <w:color w:val="23293D"/>
-          <w:sz w:val="21"/>
-          <w:szCs w:val="21"/>
-        </w:rPr>
-        <w:t xml:space="preserve">vencimento de</w:t>
-      </w:r>
-      <w:r>
-        <w:rPr>
-          <w:color w:val="23293D"/>
-          <w:sz w:val="21"/>
-          <w:szCs w:val="21"/>
-        </w:rPr>
-        <w:t xml:space="preserve"> e </w:t>
-      </w:r>
-      <w:r>
-        <w:rPr>
-          <w:i/>
-          <w:iCs/>
-          <w:color w:val="23293D"/>
-          <w:sz w:val="21"/>
-          <w:szCs w:val="21"/>
-        </w:rPr>
-        <w:t xml:space="preserve">até</w:t>
-      </w:r>
-      <w:r>
-        <w:rPr>
-          <w:color w:val="23293D"/>
-          <w:sz w:val="21"/>
-          <w:szCs w:val="21"/>
-        </w:rPr>
-        <w:t xml:space="preserve">. Quando há filtro, aparece um aviso de que aquilo é </w:t>
-      </w:r>
-      <w:r>
-        <w:rPr>
-          <w:b/>
-          <w:bCs/>
-          <w:color w:val="23293D"/>
-          <w:sz w:val="21"/>
-          <w:szCs w:val="21"/>
-        </w:rPr>
-        <w:t xml:space="preserve">um recorte</w:t>
-      </w:r>
-      <w:r>
-        <w:rPr>
-          <w:color w:val="23293D"/>
-          <w:sz w:val="21"/>
-          <w:szCs w:val="21"/>
-        </w:rPr>
-        <w:t xml:space="preserve">.</w:t>
+        <w:t xml:space="preserve"> formatado: cabeçalho fixo ao rolar, filtro nas colunas, larguras certas e a linha de total. O dinheiro e as datas vão como </w:t>
+      </w:r>
+      <w:r>
+        <w:rPr>
+          <w:b/>
+          <w:bCs/>
+          <w:color w:val="23293D"/>
+          <w:sz w:val="21"/>
+          <w:szCs w:val="21"/>
+        </w:rPr>
+        <w:t xml:space="preserve">número e data de verdade</w:t>
+      </w:r>
+      <w:r>
+        <w:rPr>
+          <w:color w:val="23293D"/>
+          <w:sz w:val="21"/>
+          <w:szCs w:val="21"/>
+        </w:rPr>
+        <w:t xml:space="preserve">, não como texto — dá para somar, ordenar e filtrar no Excel sem redigitar nada.</w:t>
       </w:r>
     </w:p>
     <w:tbl>
@@ -5894,47 +5945,41 @@
             </w:pPr>
             <w:r>
               <w:rPr>
+                <w:b/>
+                <w:bCs/>
                 <w:color w:val="23293D"/>
                 <w:sz w:val="21"/>
                 <w:szCs w:val="21"/>
               </w:rPr>
-              <w:t xml:space="preserve">⚠️ </w:t>
-            </w:r>
-            <w:r>
-              <w:rPr>
-                <w:b/>
-                <w:bCs/>
+              <w:t xml:space="preserve">Na janela de impressão, marque *Gráficos de fundo</w:t>
+            </w:r>
+            <w:r>
+              <w:rPr>
+                <w:i/>
+                <w:iCs/>
                 <w:color w:val="23293D"/>
                 <w:sz w:val="21"/>
                 <w:szCs w:val="21"/>
               </w:rPr>
-              <w:t xml:space="preserve">O recorte não é o total da unidade.</w:t>
-            </w:r>
-            <w:r>
-              <w:rPr>
+              <w:t xml:space="preserve">. Sem isso o navegador imprime só o texto e o cabeçalho da tabela sai sem a faixa azul. A barra do Financeiro e o menu lateral </w:t>
+            </w:r>
+            <w:r>
+              <w:rPr>
+                <w:i/>
+                <w:iCs/>
                 <w:color w:val="23293D"/>
                 <w:sz w:val="21"/>
                 <w:szCs w:val="21"/>
               </w:rPr>
-              <w:t xml:space="preserve"> Os quadros do alto e a </w:t>
-            </w:r>
-            <w:r>
-              <w:rPr>
-                <w:b/>
-                <w:bCs/>
+              <w:t xml:space="preserve">nunca</w:t>
+            </w:r>
+            <w:r>
+              <w:rPr>
                 <w:color w:val="23293D"/>
                 <w:sz w:val="21"/>
                 <w:szCs w:val="21"/>
               </w:rPr>
-              <w:t xml:space="preserve">taxa de inadimplência</w:t>
-            </w:r>
-            <w:r>
-              <w:rPr>
-                <w:color w:val="23293D"/>
-                <w:sz w:val="21"/>
-                <w:szCs w:val="21"/>
-              </w:rPr>
-              <w:t xml:space="preserve"> continuam sendo da unidade inteira, sempre. Taxa de um pedaço de calendário não é taxa de ninguém — e um relatório de março lido como se fosse a inadimplência toda leva a decisão errada.</w:t>
+              <w:t xml:space="preserve">* saem no papel.</w:t>
             </w:r>
           </w:p>
         </w:tc>
@@ -5964,15 +6009,15 @@
           <w:sz w:val="21"/>
           <w:szCs w:val="21"/>
         </w:rPr>
-        <w:t xml:space="preserve">Todo relatório traz a linha da margem:</w:t>
-      </w:r>
-      <w:r>
-        <w:rPr>
-          <w:color w:val="23293D"/>
-          <w:sz w:val="21"/>
-          <w:szCs w:val="21"/>
-        </w:rPr>
-        <w:t xml:space="preserve"> </w:t>
+        <w:t xml:space="preserve">Filtro por período</w:t>
+      </w:r>
+      <w:r>
+        <w:rPr>
+          <w:color w:val="23293D"/>
+          <w:sz w:val="21"/>
+          <w:szCs w:val="21"/>
+        </w:rPr>
+        <w:t xml:space="preserve">, nas duas abas: escolha </w:t>
       </w:r>
       <w:r>
         <w:rPr>
@@ -5982,15 +6027,15 @@
           <w:sz w:val="21"/>
           <w:szCs w:val="21"/>
         </w:rPr>
-        <w:t xml:space="preserve">"Dentro do limite de 7% definido pela rede"</w:t>
-      </w:r>
-      <w:r>
-        <w:rPr>
-          <w:color w:val="23293D"/>
-          <w:sz w:val="21"/>
-          <w:szCs w:val="21"/>
-        </w:rPr>
-        <w:t xml:space="preserve"> ou </w:t>
+        <w:t xml:space="preserve">vencimento de</w:t>
+      </w:r>
+      <w:r>
+        <w:rPr>
+          <w:color w:val="23293D"/>
+          <w:sz w:val="21"/>
+          <w:szCs w:val="21"/>
+        </w:rPr>
+        <w:t xml:space="preserve"> e </w:t>
       </w:r>
       <w:r>
         <w:rPr>
@@ -6000,7 +6045,25 @@
           <w:sz w:val="21"/>
           <w:szCs w:val="21"/>
         </w:rPr>
-        <w:t xml:space="preserve">"ACIMA do limite…"</w:t>
+        <w:t xml:space="preserve">até</w:t>
+      </w:r>
+      <w:r>
+        <w:rPr>
+          <w:color w:val="23293D"/>
+          <w:sz w:val="21"/>
+          <w:szCs w:val="21"/>
+        </w:rPr>
+        <w:t xml:space="preserve">. Quando há filtro, aparece um aviso de que aquilo é </w:t>
+      </w:r>
+      <w:r>
+        <w:rPr>
+          <w:b/>
+          <w:bCs/>
+          <w:color w:val="23293D"/>
+          <w:sz w:val="21"/>
+          <w:szCs w:val="21"/>
+        </w:rPr>
+        <w:t xml:space="preserve">um recorte</w:t>
       </w:r>
       <w:r>
         <w:rPr>
@@ -6048,7 +6111,7 @@
                 <w:sz w:val="21"/>
                 <w:szCs w:val="21"/>
               </w:rPr>
-              <w:t xml:space="preserve">⚠️ Ele diz </w:t>
+              <w:t xml:space="preserve">⚠️ </w:t>
             </w:r>
             <w:r>
               <w:rPr>
@@ -6058,7 +6121,7 @@
                 <w:sz w:val="21"/>
                 <w:szCs w:val="21"/>
               </w:rPr>
-              <w:t xml:space="preserve">"dentro do limite"</w:t>
+              <w:t xml:space="preserve">O recorte não é o total da unidade.</w:t>
             </w:r>
             <w:r>
               <w:rPr>
@@ -6066,7 +6129,7 @@
                 <w:sz w:val="21"/>
                 <w:szCs w:val="21"/>
               </w:rPr>
-              <w:t xml:space="preserve">, nunca </w:t>
+              <w:t xml:space="preserve"> Os quadros do alto e a </w:t>
             </w:r>
             <w:r>
               <w:rPr>
@@ -6076,7 +6139,7 @@
                 <w:sz w:val="21"/>
                 <w:szCs w:val="21"/>
               </w:rPr>
-              <w:t xml:space="preserve">"saudável"</w:t>
+              <w:t xml:space="preserve">taxa de inadimplência</w:t>
             </w:r>
             <w:r>
               <w:rPr>
@@ -6084,7 +6147,7 @@
                 <w:sz w:val="21"/>
                 <w:szCs w:val="21"/>
               </w:rPr>
-              <w:t xml:space="preserve">. O número é a decisão que a rede tomou, não uma referência de mercado — um relatório que se dá nota não ajuda a decidir nada.</w:t>
+              <w:t xml:space="preserve"> continuam sendo da unidade inteira, sempre. Taxa de um pedaço de calendário não é taxa de ninguém — e um relatório de março lido como se fosse a inadimplência toda leva a decisão errada.</w:t>
             </w:r>
           </w:p>
         </w:tc>
@@ -6114,6 +6177,156 @@
           <w:sz w:val="21"/>
           <w:szCs w:val="21"/>
         </w:rPr>
+        <w:t xml:space="preserve">Todo relatório traz a linha da margem:</w:t>
+      </w:r>
+      <w:r>
+        <w:rPr>
+          <w:color w:val="23293D"/>
+          <w:sz w:val="21"/>
+          <w:szCs w:val="21"/>
+        </w:rPr>
+        <w:t xml:space="preserve"> </w:t>
+      </w:r>
+      <w:r>
+        <w:rPr>
+          <w:i/>
+          <w:iCs/>
+          <w:color w:val="23293D"/>
+          <w:sz w:val="21"/>
+          <w:szCs w:val="21"/>
+        </w:rPr>
+        <w:t xml:space="preserve">"Dentro do limite de 7% definido pela rede"</w:t>
+      </w:r>
+      <w:r>
+        <w:rPr>
+          <w:color w:val="23293D"/>
+          <w:sz w:val="21"/>
+          <w:szCs w:val="21"/>
+        </w:rPr>
+        <w:t xml:space="preserve"> ou </w:t>
+      </w:r>
+      <w:r>
+        <w:rPr>
+          <w:i/>
+          <w:iCs/>
+          <w:color w:val="23293D"/>
+          <w:sz w:val="21"/>
+          <w:szCs w:val="21"/>
+        </w:rPr>
+        <w:t xml:space="preserve">"ACIMA do limite…"</w:t>
+      </w:r>
+      <w:r>
+        <w:rPr>
+          <w:color w:val="23293D"/>
+          <w:sz w:val="21"/>
+          <w:szCs w:val="21"/>
+        </w:rPr>
+        <w:t xml:space="preserve">.</w:t>
+      </w:r>
+    </w:p>
+    <w:tbl>
+      <w:tblPr>
+        <w:tblW w:type="dxa" w:w="9638"/>
+        <w:tblBorders>
+          <w:top w:val="single" w:color="F5F3EC" w:sz="2"/>
+          <w:left w:val="single" w:color="B98B2E" w:sz="18"/>
+          <w:bottom w:val="single" w:color="F5F3EC" w:sz="2"/>
+          <w:right w:val="single" w:color="F5F3EC" w:sz="2"/>
+          <w:insideH w:val="none" w:color="auto" w:sz="0"/>
+          <w:insideV w:val="none" w:color="auto" w:sz="0"/>
+        </w:tblBorders>
+      </w:tblPr>
+      <w:tblGrid>
+        <w:gridCol w:w="9638"/>
+      </w:tblGrid>
+      <w:tr>
+        <w:tc>
+          <w:tcPr>
+            <w:tcW w:type="dxa" w:w="9638"/>
+            <w:shd w:fill="F5F3EC" w:color="auto" w:val="clear"/>
+            <w:tcMar>
+              <w:top w:type="dxa" w:w="160"/>
+              <w:left w:type="dxa" w:w="220"/>
+              <w:bottom w:type="dxa" w:w="160"/>
+              <w:right w:type="dxa" w:w="200"/>
+            </w:tcMar>
+          </w:tcPr>
+          <w:p>
+            <w:pPr>
+              <w:spacing w:after="140" w:line="280"/>
+            </w:pPr>
+            <w:r>
+              <w:rPr>
+                <w:color w:val="23293D"/>
+                <w:sz w:val="21"/>
+                <w:szCs w:val="21"/>
+              </w:rPr>
+              <w:t xml:space="preserve">⚠️ Ele diz </w:t>
+            </w:r>
+            <w:r>
+              <w:rPr>
+                <w:b/>
+                <w:bCs/>
+                <w:color w:val="23293D"/>
+                <w:sz w:val="21"/>
+                <w:szCs w:val="21"/>
+              </w:rPr>
+              <w:t xml:space="preserve">"dentro do limite"</w:t>
+            </w:r>
+            <w:r>
+              <w:rPr>
+                <w:color w:val="23293D"/>
+                <w:sz w:val="21"/>
+                <w:szCs w:val="21"/>
+              </w:rPr>
+              <w:t xml:space="preserve">, nunca </w:t>
+            </w:r>
+            <w:r>
+              <w:rPr>
+                <w:b/>
+                <w:bCs/>
+                <w:color w:val="23293D"/>
+                <w:sz w:val="21"/>
+                <w:szCs w:val="21"/>
+              </w:rPr>
+              <w:t xml:space="preserve">"saudável"</w:t>
+            </w:r>
+            <w:r>
+              <w:rPr>
+                <w:color w:val="23293D"/>
+                <w:sz w:val="21"/>
+                <w:szCs w:val="21"/>
+              </w:rPr>
+              <w:t xml:space="preserve">. O número é a decisão que a rede tomou, não uma referência de mercado — um relatório que se dá nota não ajuda a decidir nada.</w:t>
+            </w:r>
+          </w:p>
+        </w:tc>
+      </w:tr>
+    </w:tbl>
+    <w:p>
+      <w:pPr>
+        <w:spacing w:after="140" w:line="120"/>
+      </w:pPr>
+      <w:r>
+        <w:rPr>
+          <w:sz w:val="2"/>
+          <w:szCs w:val="2"/>
+        </w:rPr>
+        <w:t xml:space="preserve"/>
+      </w:r>
+    </w:p>
+    <w:p>
+      <w:pPr>
+        <w:spacing w:after="140" w:line="280"/>
+      </w:pPr>
+      <w:r>
+        <w:rPr>
+          <w:b/>
+          <w:bCs/>
+          <w:color w:val="23293D"/>
+          <w:sz w:val="21"/>
+          <w:szCs w:val="21"/>
+        </w:rPr>
         <w:t xml:space="preserve">Na Franqueadora há um seletor de unidade</w:t>
       </w:r>
       <w:r>
@@ -6140,17 +6353,17 @@
           <w:sz w:val="21"/>
           <w:szCs w:val="21"/>
         </w:rPr>
-        <w:t xml:space="preserve">. E em </w:t>
-      </w:r>
-      <w:r>
-        <w:rPr>
-          <w:b/>
-          <w:bCs/>
-          <w:color w:val="23293D"/>
-          <w:sz w:val="21"/>
-          <w:szCs w:val="21"/>
-        </w:rPr>
-        <w:t xml:space="preserve">Rede → Recebíveis da rede</w:t>
+        <w:t xml:space="preserve">. E na aba </w:t>
+      </w:r>
+      <w:r>
+        <w:rPr>
+          <w:b/>
+          <w:bCs/>
+          <w:color w:val="23293D"/>
+          <w:sz w:val="21"/>
+          <w:szCs w:val="21"/>
+        </w:rPr>
+        <w:t xml:space="preserve">Rede inteira</w:t>
       </w:r>
       <w:r>
         <w:rPr>

--- a/docs/treinamento/Manual-de-Treinamento-riSZon.docx
+++ b/docs/treinamento/Manual-de-Treinamento-riSZon.docx
@@ -180,7 +180,7 @@
           <w:sz w:val="20"/>
           <w:szCs w:val="20"/>
         </w:rPr>
-        <w:t xml:space="preserve">15 de setembro de 2026</w:t>
+        <w:t xml:space="preserve">16 de setembro de 2026</w:t>
       </w:r>
     </w:p>
     <w:p>
@@ -7236,7 +7236,7 @@
                 <w:sz w:val="20"/>
                 <w:szCs w:val="20"/>
               </w:rPr>
-              <w:t xml:space="preserve"> — relatar e acompanhar; abre o formulário direto. </w:t>
+              <w:t xml:space="preserve"> — relatar e acompanhar a resposta. </w:t>
             </w:r>
             <w:r>
               <w:rPr>
@@ -7468,7 +7468,25 @@
                 <w:sz w:val="21"/>
                 <w:szCs w:val="21"/>
               </w:rPr>
-              <w:t xml:space="preserve"> abriu — e some assim que você abre a tela de Problemas. Contar a fila inteira para quem não responde seria pendurar no seu ícone um número sobre o qual você não pode fazer nada.</w:t>
+              <w:t xml:space="preserve"> abriu. Cada uma deixa de contar quando você abre </w:t>
+            </w:r>
+            <w:r>
+              <w:rPr>
+                <w:b/>
+                <w:bCs/>
+                <w:color w:val="23293D"/>
+                <w:sz w:val="21"/>
+                <w:szCs w:val="21"/>
+              </w:rPr>
+              <w:t xml:space="preserve">aquele relato</w:t>
+            </w:r>
+            <w:r>
+              <w:rPr>
+                <w:color w:val="23293D"/>
+                <w:sz w:val="21"/>
+                <w:szCs w:val="21"/>
+              </w:rPr>
+              <w:t xml:space="preserve"> — não basta entrar na lista. Contar a fila inteira para quem não responde seria pendurar no seu ícone um número sobre o qual você não pode fazer nada.</w:t>
             </w:r>
           </w:p>
         </w:tc>
@@ -29384,7 +29402,25 @@
           <w:sz w:val="21"/>
           <w:szCs w:val="21"/>
         </w:rPr>
-        <w:t xml:space="preserve"> (algo deu errado / dúvida / sugestão) e </w:t>
+        <w:t xml:space="preserve"> (algo deu errado / dúvida / sugestão), </w:t>
+      </w:r>
+      <w:r>
+        <w:rPr>
+          <w:b/>
+          <w:bCs/>
+          <w:color w:val="23293D"/>
+          <w:sz w:val="21"/>
+          <w:szCs w:val="21"/>
+        </w:rPr>
+        <w:t xml:space="preserve">em que parte do sistema</w:t>
+      </w:r>
+      <w:r>
+        <w:rPr>
+          <w:color w:val="23293D"/>
+          <w:sz w:val="21"/>
+          <w:szCs w:val="21"/>
+        </w:rPr>
+        <w:t xml:space="preserve"> aconteceu e </w:t>
       </w:r>
       <w:r>
         <w:rPr>
@@ -29403,6 +29439,89 @@
           <w:szCs w:val="21"/>
         </w:rPr>
         <w:t xml:space="preserve"> (atrapalha pouco / atrapalha o trabalho / impede de trabalhar).</w:t>
+      </w:r>
+    </w:p>
+    <w:tbl>
+      <w:tblPr>
+        <w:tblW w:type="dxa" w:w="9638"/>
+        <w:tblBorders>
+          <w:top w:val="single" w:color="F5F3EC" w:sz="2"/>
+          <w:left w:val="single" w:color="B98B2E" w:sz="18"/>
+          <w:bottom w:val="single" w:color="F5F3EC" w:sz="2"/>
+          <w:right w:val="single" w:color="F5F3EC" w:sz="2"/>
+          <w:insideH w:val="none" w:color="auto" w:sz="0"/>
+          <w:insideV w:val="none" w:color="auto" w:sz="0"/>
+        </w:tblBorders>
+      </w:tblPr>
+      <w:tblGrid>
+        <w:gridCol w:w="9638"/>
+      </w:tblGrid>
+      <w:tr>
+        <w:tc>
+          <w:tcPr>
+            <w:tcW w:type="dxa" w:w="9638"/>
+            <w:shd w:fill="F5F3EC" w:color="auto" w:val="clear"/>
+            <w:tcMar>
+              <w:top w:type="dxa" w:w="160"/>
+              <w:left w:type="dxa" w:w="220"/>
+              <w:bottom w:type="dxa" w:w="160"/>
+              <w:right w:type="dxa" w:w="200"/>
+            </w:tcMar>
+          </w:tcPr>
+          <w:p>
+            <w:pPr>
+              <w:spacing w:after="140" w:line="280"/>
+            </w:pPr>
+            <w:r>
+              <w:rPr>
+                <w:b/>
+                <w:bCs/>
+                <w:color w:val="23293D"/>
+                <w:sz w:val="21"/>
+                <w:szCs w:val="21"/>
+              </w:rPr>
+              <w:t xml:space="preserve">A parte do sistema já vem sugerida</w:t>
+            </w:r>
+            <w:r>
+              <w:rPr>
+                <w:color w:val="23293D"/>
+                <w:sz w:val="21"/>
+                <w:szCs w:val="21"/>
+              </w:rPr>
+              <w:t xml:space="preserve"> quando você chega pelo botão </w:t>
+            </w:r>
+            <w:r>
+              <w:rPr>
+                <w:i/>
+                <w:iCs/>
+                <w:color w:val="23293D"/>
+                <w:sz w:val="21"/>
+                <w:szCs w:val="21"/>
+              </w:rPr>
+              <w:t xml:space="preserve">Registrar este problema</w:t>
+            </w:r>
+            <w:r>
+              <w:rPr>
+                <w:color w:val="23293D"/>
+                <w:sz w:val="21"/>
+                <w:szCs w:val="21"/>
+              </w:rPr>
+              <w:t xml:space="preserve"> da tela de erro — o sistema sabe de que tela você veio. Confira mesmo assim: às vezes o problema é da tela anterior. Essa escolha é obrigatória porque é ela que permite contar, por exemplo, quantas sugestões a Agenda recebeu.</w:t>
+            </w:r>
+          </w:p>
+        </w:tc>
+      </w:tr>
+    </w:tbl>
+    <w:p>
+      <w:pPr>
+        <w:spacing w:after="140" w:line="120"/>
+      </w:pPr>
+      <w:r>
+        <w:rPr>
+          <w:sz w:val="2"/>
+          <w:szCs w:val="2"/>
+        </w:rPr>
+        <w:t xml:space="preserve"/>
       </w:r>
     </w:p>
     <w:p>
@@ -29443,7 +29562,25 @@
           <w:sz w:val="21"/>
           <w:szCs w:val="21"/>
         </w:rPr>
-        <w:t xml:space="preserve">). É por ele que se fala do caso depois, sem recontar tudo.</w:t>
+        <w:t xml:space="preserve">) e o sistema abre a página dele. É por esse código que se fala do caso depois, sem recontar tudo — e a página tem endereço próprio (</w:t>
+      </w:r>
+      <w:r>
+        <w:rPr>
+          <w:rFonts w:ascii="Consolas" w:cs="Consolas" w:eastAsia="Consolas" w:hAnsi="Consolas"/>
+          <w:color w:val="1F3253"/>
+          <w:sz w:val="19"/>
+          <w:szCs w:val="19"/>
+          <w:shd w:fill="EFEDE6" w:color="auto" w:val="clear"/>
+        </w:rPr>
+        <w:t xml:space="preserve">/problemas/OC-00012</w:t>
+      </w:r>
+      <w:r>
+        <w:rPr>
+          <w:color w:val="23293D"/>
+          <w:sz w:val="21"/>
+          <w:szCs w:val="21"/>
+        </w:rPr>
+        <w:t xml:space="preserve">), que pode ser enviado a quem precisa ver.</w:t>
       </w:r>
     </w:p>
     <w:p>
@@ -36380,7 +36517,7 @@
           <w:sz w:val="21"/>
           <w:szCs w:val="21"/>
         </w:rPr>
-        <w:t xml:space="preserve"> Se você relatou e foi respondido, a boia mostra um número até você abrir esta tela. Se você é Admin Master, ela mostra quantos relatos ainda dependem de você.</w:t>
+        <w:t xml:space="preserve"> Se você relatou e foi respondido, a boia mostra um número até você abrir aquele relato. Se você é Admin Master, ela mostra quantos relatos ainda dependem de você.</w:t>
       </w:r>
     </w:p>
     <w:p>
@@ -36421,7 +36558,1043 @@
           <w:sz w:val="21"/>
           <w:szCs w:val="21"/>
         </w:rPr>
-        <w:t xml:space="preserve">. Assim ninguém abre cinco vezes o mesmo, e quem chegar depois já lê a resposta que foi dada ao primeiro. Três filtros: </w:t>
+        <w:t xml:space="preserve">. Assim ninguém abre cinco vezes o mesmo, e quem chegar depois já lê a resposta que foi dada ao primeiro.</w:t>
+      </w:r>
+    </w:p>
+    <w:p>
+      <w:pPr>
+        <w:pStyle w:val="Heading3"/>
+      </w:pPr>
+      <w:r>
+        <w:rPr>
+          <w:color w:val="B98B2E"/>
+        </w:rPr>
+        <w:t xml:space="preserve">A lista</w:t>
+      </w:r>
+    </w:p>
+    <w:p>
+      <w:pPr>
+        <w:spacing w:after="140" w:line="280"/>
+      </w:pPr>
+      <w:r>
+        <w:rPr>
+          <w:color w:val="23293D"/>
+          <w:sz w:val="21"/>
+          <w:szCs w:val="21"/>
+        </w:rPr>
+        <w:t xml:space="preserve">Cinco abas, cada uma com a quantidade ao lado:</w:t>
+      </w:r>
+    </w:p>
+    <w:tbl>
+      <w:tblPr>
+        <w:tblW w:type="dxa" w:w="9638"/>
+        <w:tblBorders>
+          <w:top w:val="single" w:color="D8D4C8" w:sz="2"/>
+          <w:left w:val="single" w:color="D8D4C8" w:sz="2"/>
+          <w:bottom w:val="single" w:color="D8D4C8" w:sz="2"/>
+          <w:right w:val="single" w:color="D8D4C8" w:sz="2"/>
+          <w:insideH w:val="single" w:color="D8D4C8" w:sz="2"/>
+          <w:insideV w:val="single" w:color="D8D4C8" w:sz="2"/>
+        </w:tblBorders>
+        <w:tblLayout w:type="fixed"/>
+      </w:tblPr>
+      <w:tblGrid>
+        <w:gridCol w:w="2038"/>
+        <w:gridCol w:w="4617"/>
+        <w:gridCol w:w="2983"/>
+      </w:tblGrid>
+      <w:tr>
+        <w:trPr>
+          <w:tblHeader/>
+        </w:trPr>
+        <w:tc>
+          <w:tcPr>
+            <w:tcW w:type="dxa" w:w="2038"/>
+            <w:shd w:fill="1F3253" w:color="auto" w:val="clear"/>
+            <w:tcMar>
+              <w:top w:type="dxa" w:w="90"/>
+              <w:left w:type="dxa" w:w="110"/>
+              <w:bottom w:type="dxa" w:w="90"/>
+              <w:right w:type="dxa" w:w="110"/>
+            </w:tcMar>
+            <w:vAlign w:val="center"/>
+          </w:tcPr>
+          <w:p>
+            <w:pPr>
+              <w:spacing w:after="0" w:line="250"/>
+            </w:pPr>
+            <w:r>
+              <w:rPr>
+                <w:b/>
+                <w:bCs/>
+                <w:color w:val="FFFFFF"/>
+                <w:sz w:val="19"/>
+                <w:szCs w:val="19"/>
+              </w:rPr>
+              <w:t xml:space="preserve">Aba</w:t>
+            </w:r>
+          </w:p>
+        </w:tc>
+        <w:tc>
+          <w:tcPr>
+            <w:tcW w:type="dxa" w:w="4617"/>
+            <w:shd w:fill="1F3253" w:color="auto" w:val="clear"/>
+            <w:tcMar>
+              <w:top w:type="dxa" w:w="90"/>
+              <w:left w:type="dxa" w:w="110"/>
+              <w:bottom w:type="dxa" w:w="90"/>
+              <w:right w:type="dxa" w:w="110"/>
+            </w:tcMar>
+            <w:vAlign w:val="center"/>
+          </w:tcPr>
+          <w:p>
+            <w:pPr>
+              <w:spacing w:after="0" w:line="250"/>
+            </w:pPr>
+            <w:r>
+              <w:rPr>
+                <w:b/>
+                <w:bCs/>
+                <w:color w:val="FFFFFF"/>
+                <w:sz w:val="19"/>
+                <w:szCs w:val="19"/>
+              </w:rPr>
+              <w:t xml:space="preserve">O que mostra</w:t>
+            </w:r>
+          </w:p>
+        </w:tc>
+        <w:tc>
+          <w:tcPr>
+            <w:tcW w:type="dxa" w:w="2983"/>
+            <w:shd w:fill="1F3253" w:color="auto" w:val="clear"/>
+            <w:tcMar>
+              <w:top w:type="dxa" w:w="90"/>
+              <w:left w:type="dxa" w:w="110"/>
+              <w:bottom w:type="dxa" w:w="90"/>
+              <w:right w:type="dxa" w:w="110"/>
+            </w:tcMar>
+            <w:vAlign w:val="center"/>
+          </w:tcPr>
+          <w:p>
+            <w:pPr>
+              <w:spacing w:after="0" w:line="250"/>
+            </w:pPr>
+            <w:r>
+              <w:rPr>
+                <w:b/>
+                <w:bCs/>
+                <w:color w:val="FFFFFF"/>
+                <w:sz w:val="19"/>
+                <w:szCs w:val="19"/>
+              </w:rPr>
+              <w:t xml:space="preserve">Ordem</w:t>
+            </w:r>
+          </w:p>
+        </w:tc>
+      </w:tr>
+      <w:tr>
+        <w:tc>
+          <w:tcPr>
+            <w:tcW w:type="dxa" w:w="2038"/>
+            <w:tcMar>
+              <w:top w:type="dxa" w:w="90"/>
+              <w:left w:type="dxa" w:w="110"/>
+              <w:bottom w:type="dxa" w:w="90"/>
+              <w:right w:type="dxa" w:w="110"/>
+            </w:tcMar>
+            <w:vAlign w:val="center"/>
+          </w:tcPr>
+          <w:p>
+            <w:pPr>
+              <w:spacing w:after="0" w:line="250"/>
+            </w:pPr>
+            <w:r>
+              <w:rPr>
+                <w:b/>
+                <w:bCs/>
+                <w:color w:val="23293D"/>
+                <w:sz w:val="20"/>
+                <w:szCs w:val="20"/>
+              </w:rPr>
+              <w:t xml:space="preserve">Fila</w:t>
+            </w:r>
+          </w:p>
+        </w:tc>
+        <w:tc>
+          <w:tcPr>
+            <w:tcW w:type="dxa" w:w="4617"/>
+            <w:tcMar>
+              <w:top w:type="dxa" w:w="90"/>
+              <w:left w:type="dxa" w:w="110"/>
+              <w:bottom w:type="dxa" w:w="90"/>
+              <w:right w:type="dxa" w:w="110"/>
+            </w:tcMar>
+            <w:vAlign w:val="center"/>
+          </w:tcPr>
+          <w:p>
+            <w:pPr>
+              <w:spacing w:after="0" w:line="250"/>
+            </w:pPr>
+            <w:r>
+              <w:rPr>
+                <w:color w:val="23293D"/>
+                <w:sz w:val="20"/>
+                <w:szCs w:val="20"/>
+              </w:rPr>
+              <w:t xml:space="preserve">Abertos e em análise</w:t>
+            </w:r>
+          </w:p>
+        </w:tc>
+        <w:tc>
+          <w:tcPr>
+            <w:tcW w:type="dxa" w:w="2983"/>
+            <w:tcMar>
+              <w:top w:type="dxa" w:w="90"/>
+              <w:left w:type="dxa" w:w="110"/>
+              <w:bottom w:type="dxa" w:w="90"/>
+              <w:right w:type="dxa" w:w="110"/>
+            </w:tcMar>
+            <w:vAlign w:val="center"/>
+          </w:tcPr>
+          <w:p>
+            <w:pPr>
+              <w:spacing w:after="0" w:line="250"/>
+            </w:pPr>
+            <w:r>
+              <w:rPr>
+                <w:color w:val="23293D"/>
+                <w:sz w:val="20"/>
+                <w:szCs w:val="20"/>
+              </w:rPr>
+              <w:t xml:space="preserve">Quem espera há mais tempo primeiro</w:t>
+            </w:r>
+          </w:p>
+        </w:tc>
+      </w:tr>
+      <w:tr>
+        <w:tc>
+          <w:tcPr>
+            <w:tcW w:type="dxa" w:w="2038"/>
+            <w:shd w:fill="F7F6F2" w:color="auto" w:val="clear"/>
+            <w:tcMar>
+              <w:top w:type="dxa" w:w="90"/>
+              <w:left w:type="dxa" w:w="110"/>
+              <w:bottom w:type="dxa" w:w="90"/>
+              <w:right w:type="dxa" w:w="110"/>
+            </w:tcMar>
+            <w:vAlign w:val="center"/>
+          </w:tcPr>
+          <w:p>
+            <w:pPr>
+              <w:spacing w:after="0" w:line="250"/>
+            </w:pPr>
+            <w:r>
+              <w:rPr>
+                <w:b/>
+                <w:bCs/>
+                <w:color w:val="23293D"/>
+                <w:sz w:val="20"/>
+                <w:szCs w:val="20"/>
+              </w:rPr>
+              <w:t xml:space="preserve">Os meus</w:t>
+            </w:r>
+          </w:p>
+        </w:tc>
+        <w:tc>
+          <w:tcPr>
+            <w:tcW w:type="dxa" w:w="4617"/>
+            <w:shd w:fill="F7F6F2" w:color="auto" w:val="clear"/>
+            <w:tcMar>
+              <w:top w:type="dxa" w:w="90"/>
+              <w:left w:type="dxa" w:w="110"/>
+              <w:bottom w:type="dxa" w:w="90"/>
+              <w:right w:type="dxa" w:w="110"/>
+            </w:tcMar>
+            <w:vAlign w:val="center"/>
+          </w:tcPr>
+          <w:p>
+            <w:pPr>
+              <w:spacing w:after="0" w:line="250"/>
+            </w:pPr>
+            <w:r>
+              <w:rPr>
+                <w:color w:val="23293D"/>
+                <w:sz w:val="20"/>
+                <w:szCs w:val="20"/>
+              </w:rPr>
+              <w:t xml:space="preserve">Os que </w:t>
+            </w:r>
+            <w:r>
+              <w:rPr>
+                <w:b/>
+                <w:bCs/>
+                <w:color w:val="23293D"/>
+                <w:sz w:val="20"/>
+                <w:szCs w:val="20"/>
+              </w:rPr>
+              <w:t xml:space="preserve">você</w:t>
+            </w:r>
+            <w:r>
+              <w:rPr>
+                <w:color w:val="23293D"/>
+                <w:sz w:val="20"/>
+                <w:szCs w:val="20"/>
+              </w:rPr>
+              <w:t xml:space="preserve"> relatou</w:t>
+            </w:r>
+          </w:p>
+        </w:tc>
+        <w:tc>
+          <w:tcPr>
+            <w:tcW w:type="dxa" w:w="2983"/>
+            <w:shd w:fill="F7F6F2" w:color="auto" w:val="clear"/>
+            <w:tcMar>
+              <w:top w:type="dxa" w:w="90"/>
+              <w:left w:type="dxa" w:w="110"/>
+              <w:bottom w:type="dxa" w:w="90"/>
+              <w:right w:type="dxa" w:w="110"/>
+            </w:tcMar>
+            <w:vAlign w:val="center"/>
+          </w:tcPr>
+          <w:p>
+            <w:pPr>
+              <w:spacing w:after="0" w:line="250"/>
+            </w:pPr>
+            <w:r>
+              <w:rPr>
+                <w:color w:val="23293D"/>
+                <w:sz w:val="20"/>
+                <w:szCs w:val="20"/>
+              </w:rPr>
+              <w:t xml:space="preserve">Mais recente primeiro</w:t>
+            </w:r>
+          </w:p>
+        </w:tc>
+      </w:tr>
+      <w:tr>
+        <w:tc>
+          <w:tcPr>
+            <w:tcW w:type="dxa" w:w="2038"/>
+            <w:tcMar>
+              <w:top w:type="dxa" w:w="90"/>
+              <w:left w:type="dxa" w:w="110"/>
+              <w:bottom w:type="dxa" w:w="90"/>
+              <w:right w:type="dxa" w:w="110"/>
+            </w:tcMar>
+            <w:vAlign w:val="center"/>
+          </w:tcPr>
+          <w:p>
+            <w:pPr>
+              <w:spacing w:after="0" w:line="250"/>
+            </w:pPr>
+            <w:r>
+              <w:rPr>
+                <w:b/>
+                <w:bCs/>
+                <w:color w:val="23293D"/>
+                <w:sz w:val="20"/>
+                <w:szCs w:val="20"/>
+              </w:rPr>
+              <w:t xml:space="preserve">Respondidos</w:t>
+            </w:r>
+          </w:p>
+        </w:tc>
+        <w:tc>
+          <w:tcPr>
+            <w:tcW w:type="dxa" w:w="4617"/>
+            <w:tcMar>
+              <w:top w:type="dxa" w:w="90"/>
+              <w:left w:type="dxa" w:w="110"/>
+              <w:bottom w:type="dxa" w:w="90"/>
+              <w:right w:type="dxa" w:w="110"/>
+            </w:tcMar>
+            <w:vAlign w:val="center"/>
+          </w:tcPr>
+          <w:p>
+            <w:pPr>
+              <w:spacing w:after="0" w:line="250"/>
+            </w:pPr>
+            <w:r>
+              <w:rPr>
+                <w:color w:val="23293D"/>
+                <w:sz w:val="20"/>
+                <w:szCs w:val="20"/>
+              </w:rPr>
+              <w:t xml:space="preserve">Os que já receberam resposta — </w:t>
+            </w:r>
+            <w:r>
+              <w:rPr>
+                <w:b/>
+                <w:bCs/>
+                <w:color w:val="23293D"/>
+                <w:sz w:val="20"/>
+                <w:szCs w:val="20"/>
+              </w:rPr>
+              <w:t xml:space="preserve">é aqui que se acham as respostas</w:t>
+            </w:r>
+          </w:p>
+        </w:tc>
+        <w:tc>
+          <w:tcPr>
+            <w:tcW w:type="dxa" w:w="2983"/>
+            <w:tcMar>
+              <w:top w:type="dxa" w:w="90"/>
+              <w:left w:type="dxa" w:w="110"/>
+              <w:bottom w:type="dxa" w:w="90"/>
+              <w:right w:type="dxa" w:w="110"/>
+            </w:tcMar>
+            <w:vAlign w:val="center"/>
+          </w:tcPr>
+          <w:p>
+            <w:pPr>
+              <w:spacing w:after="0" w:line="250"/>
+            </w:pPr>
+            <w:r>
+              <w:rPr>
+                <w:color w:val="23293D"/>
+                <w:sz w:val="20"/>
+                <w:szCs w:val="20"/>
+              </w:rPr>
+              <w:t xml:space="preserve">Resposta mais recente primeiro</w:t>
+            </w:r>
+          </w:p>
+        </w:tc>
+      </w:tr>
+      <w:tr>
+        <w:tc>
+          <w:tcPr>
+            <w:tcW w:type="dxa" w:w="2038"/>
+            <w:shd w:fill="F7F6F2" w:color="auto" w:val="clear"/>
+            <w:tcMar>
+              <w:top w:type="dxa" w:w="90"/>
+              <w:left w:type="dxa" w:w="110"/>
+              <w:bottom w:type="dxa" w:w="90"/>
+              <w:right w:type="dxa" w:w="110"/>
+            </w:tcMar>
+            <w:vAlign w:val="center"/>
+          </w:tcPr>
+          <w:p>
+            <w:pPr>
+              <w:spacing w:after="0" w:line="250"/>
+            </w:pPr>
+            <w:r>
+              <w:rPr>
+                <w:b/>
+                <w:bCs/>
+                <w:color w:val="23293D"/>
+                <w:sz w:val="20"/>
+                <w:szCs w:val="20"/>
+              </w:rPr>
+              <w:t xml:space="preserve">Encerrados</w:t>
+            </w:r>
+          </w:p>
+        </w:tc>
+        <w:tc>
+          <w:tcPr>
+            <w:tcW w:type="dxa" w:w="4617"/>
+            <w:shd w:fill="F7F6F2" w:color="auto" w:val="clear"/>
+            <w:tcMar>
+              <w:top w:type="dxa" w:w="90"/>
+              <w:left w:type="dxa" w:w="110"/>
+              <w:bottom w:type="dxa" w:w="90"/>
+              <w:right w:type="dxa" w:w="110"/>
+            </w:tcMar>
+            <w:vAlign w:val="center"/>
+          </w:tcPr>
+          <w:p>
+            <w:pPr>
+              <w:spacing w:after="0" w:line="250"/>
+            </w:pPr>
+            <w:r>
+              <w:rPr>
+                <w:color w:val="23293D"/>
+                <w:sz w:val="20"/>
+                <w:szCs w:val="20"/>
+              </w:rPr>
+              <w:t xml:space="preserve">Resolvidos e "não é defeito"</w:t>
+            </w:r>
+          </w:p>
+        </w:tc>
+        <w:tc>
+          <w:tcPr>
+            <w:tcW w:type="dxa" w:w="2983"/>
+            <w:shd w:fill="F7F6F2" w:color="auto" w:val="clear"/>
+            <w:tcMar>
+              <w:top w:type="dxa" w:w="90"/>
+              <w:left w:type="dxa" w:w="110"/>
+              <w:bottom w:type="dxa" w:w="90"/>
+              <w:right w:type="dxa" w:w="110"/>
+            </w:tcMar>
+            <w:vAlign w:val="center"/>
+          </w:tcPr>
+          <w:p>
+            <w:pPr>
+              <w:spacing w:after="0" w:line="250"/>
+            </w:pPr>
+            <w:r>
+              <w:rPr>
+                <w:color w:val="23293D"/>
+                <w:sz w:val="20"/>
+                <w:szCs w:val="20"/>
+              </w:rPr>
+              <w:t xml:space="preserve">Mais recente primeiro</w:t>
+            </w:r>
+          </w:p>
+        </w:tc>
+      </w:tr>
+      <w:tr>
+        <w:tc>
+          <w:tcPr>
+            <w:tcW w:type="dxa" w:w="2038"/>
+            <w:tcMar>
+              <w:top w:type="dxa" w:w="90"/>
+              <w:left w:type="dxa" w:w="110"/>
+              <w:bottom w:type="dxa" w:w="90"/>
+              <w:right w:type="dxa" w:w="110"/>
+            </w:tcMar>
+            <w:vAlign w:val="center"/>
+          </w:tcPr>
+          <w:p>
+            <w:pPr>
+              <w:spacing w:after="0" w:line="250"/>
+            </w:pPr>
+            <w:r>
+              <w:rPr>
+                <w:b/>
+                <w:bCs/>
+                <w:color w:val="23293D"/>
+                <w:sz w:val="20"/>
+                <w:szCs w:val="20"/>
+              </w:rPr>
+              <w:t xml:space="preserve">Todos</w:t>
+            </w:r>
+          </w:p>
+        </w:tc>
+        <w:tc>
+          <w:tcPr>
+            <w:tcW w:type="dxa" w:w="4617"/>
+            <w:tcMar>
+              <w:top w:type="dxa" w:w="90"/>
+              <w:left w:type="dxa" w:w="110"/>
+              <w:bottom w:type="dxa" w:w="90"/>
+              <w:right w:type="dxa" w:w="110"/>
+            </w:tcMar>
+            <w:vAlign w:val="center"/>
+          </w:tcPr>
+          <w:p>
+            <w:pPr>
+              <w:spacing w:after="0" w:line="250"/>
+            </w:pPr>
+            <w:r>
+              <w:rPr>
+                <w:color w:val="23293D"/>
+                <w:sz w:val="20"/>
+                <w:szCs w:val="20"/>
+              </w:rPr>
+              <w:t xml:space="preserve">Tudo</w:t>
+            </w:r>
+          </w:p>
+        </w:tc>
+        <w:tc>
+          <w:tcPr>
+            <w:tcW w:type="dxa" w:w="2983"/>
+            <w:tcMar>
+              <w:top w:type="dxa" w:w="90"/>
+              <w:left w:type="dxa" w:w="110"/>
+              <w:bottom w:type="dxa" w:w="90"/>
+              <w:right w:type="dxa" w:w="110"/>
+            </w:tcMar>
+            <w:vAlign w:val="center"/>
+          </w:tcPr>
+          <w:p>
+            <w:pPr>
+              <w:spacing w:after="0" w:line="250"/>
+            </w:pPr>
+            <w:r>
+              <w:rPr>
+                <w:color w:val="23293D"/>
+                <w:sz w:val="20"/>
+                <w:szCs w:val="20"/>
+              </w:rPr>
+              <w:t xml:space="preserve">Mais recente primeiro</w:t>
+            </w:r>
+          </w:p>
+        </w:tc>
+      </w:tr>
+    </w:tbl>
+    <w:p>
+      <w:pPr>
+        <w:spacing w:after="140" w:line="120"/>
+      </w:pPr>
+      <w:r>
+        <w:rPr>
+          <w:sz w:val="2"/>
+          <w:szCs w:val="2"/>
+        </w:rPr>
+        <w:t xml:space="preserve"/>
+      </w:r>
+    </w:p>
+    <w:p>
+      <w:pPr>
+        <w:spacing w:after="140" w:line="280"/>
+      </w:pPr>
+      <w:r>
+        <w:rPr>
+          <w:color w:val="23293D"/>
+          <w:sz w:val="21"/>
+          <w:szCs w:val="21"/>
+        </w:rPr>
+        <w:t xml:space="preserve">A tela abre em </w:t>
+      </w:r>
+      <w:r>
+        <w:rPr>
+          <w:b/>
+          <w:bCs/>
+          <w:color w:val="23293D"/>
+          <w:sz w:val="21"/>
+          <w:szCs w:val="21"/>
+        </w:rPr>
+        <w:t xml:space="preserve">Os meus</w:t>
+      </w:r>
+      <w:r>
+        <w:rPr>
+          <w:color w:val="23293D"/>
+          <w:sz w:val="21"/>
+          <w:szCs w:val="21"/>
+        </w:rPr>
+        <w:t xml:space="preserve"> para quem já relatou alguma coisa, e na </w:t>
+      </w:r>
+      <w:r>
+        <w:rPr>
+          <w:b/>
+          <w:bCs/>
+          <w:color w:val="23293D"/>
+          <w:sz w:val="21"/>
+          <w:szCs w:val="21"/>
+        </w:rPr>
+        <w:t xml:space="preserve">Fila</w:t>
+      </w:r>
+      <w:r>
+        <w:rPr>
+          <w:color w:val="23293D"/>
+          <w:sz w:val="21"/>
+          <w:szCs w:val="21"/>
+        </w:rPr>
+        <w:t xml:space="preserve"> para o Admin Master.</w:t>
+      </w:r>
+    </w:p>
+    <w:p>
+      <w:pPr>
+        <w:spacing w:after="140" w:line="280"/>
+      </w:pPr>
+      <w:r>
+        <w:rPr>
+          <w:b/>
+          <w:bCs/>
+          <w:color w:val="23293D"/>
+          <w:sz w:val="21"/>
+          <w:szCs w:val="21"/>
+        </w:rPr>
+        <w:t xml:space="preserve">Busca:</w:t>
+      </w:r>
+      <w:r>
+        <w:rPr>
+          <w:color w:val="23293D"/>
+          <w:sz w:val="21"/>
+          <w:szCs w:val="21"/>
+        </w:rPr>
+        <w:t xml:space="preserve"> pelo código (</w:t>
+      </w:r>
+      <w:r>
+        <w:rPr>
+          <w:rFonts w:ascii="Consolas" w:cs="Consolas" w:eastAsia="Consolas" w:hAnsi="Consolas"/>
+          <w:color w:val="1F3253"/>
+          <w:sz w:val="19"/>
+          <w:szCs w:val="19"/>
+          <w:shd w:fill="EFEDE6" w:color="auto" w:val="clear"/>
+        </w:rPr>
+        <w:t xml:space="preserve">OC-00012</w:t>
+      </w:r>
+      <w:r>
+        <w:rPr>
+          <w:color w:val="23293D"/>
+          <w:sz w:val="21"/>
+          <w:szCs w:val="21"/>
+        </w:rPr>
+        <w:t xml:space="preserve">, </w:t>
+      </w:r>
+      <w:r>
+        <w:rPr>
+          <w:rFonts w:ascii="Consolas" w:cs="Consolas" w:eastAsia="Consolas" w:hAnsi="Consolas"/>
+          <w:color w:val="1F3253"/>
+          <w:sz w:val="19"/>
+          <w:szCs w:val="19"/>
+          <w:shd w:fill="EFEDE6" w:color="auto" w:val="clear"/>
+        </w:rPr>
+        <w:t xml:space="preserve">oc-12</w:t>
+      </w:r>
+      <w:r>
+        <w:rPr>
+          <w:color w:val="23293D"/>
+          <w:sz w:val="21"/>
+          <w:szCs w:val="21"/>
+        </w:rPr>
+        <w:t xml:space="preserve"> ou só </w:t>
+      </w:r>
+      <w:r>
+        <w:rPr>
+          <w:rFonts w:ascii="Consolas" w:cs="Consolas" w:eastAsia="Consolas" w:hAnsi="Consolas"/>
+          <w:color w:val="1F3253"/>
+          <w:sz w:val="19"/>
+          <w:szCs w:val="19"/>
+          <w:shd w:fill="EFEDE6" w:color="auto" w:val="clear"/>
+        </w:rPr>
+        <w:t xml:space="preserve">12</w:t>
+      </w:r>
+      <w:r>
+        <w:rPr>
+          <w:color w:val="23293D"/>
+          <w:sz w:val="21"/>
+          <w:szCs w:val="21"/>
+        </w:rPr>
+        <w:t xml:space="preserve">), pelo resumo, pelo texto ou pelo nome de quem relatou. Acentos e maiúsculas não importam. </w:t>
+      </w:r>
+      <w:r>
+        <w:rPr>
+          <w:b/>
+          <w:bCs/>
+          <w:color w:val="23293D"/>
+          <w:sz w:val="21"/>
+          <w:szCs w:val="21"/>
+        </w:rPr>
+        <w:t xml:space="preserve">Filtros:</w:t>
+      </w:r>
+      <w:r>
+        <w:rPr>
+          <w:color w:val="23293D"/>
+          <w:sz w:val="21"/>
+          <w:szCs w:val="21"/>
+        </w:rPr>
+        <w:t xml:space="preserve"> tipo, parte do sistema e unidade. Os números das abas passam a contar só o que o filtro deixou.</w:t>
+      </w:r>
+    </w:p>
+    <w:p>
+      <w:pPr>
+        <w:spacing w:after="140" w:line="280"/>
+      </w:pPr>
+      <w:r>
+        <w:rPr>
+          <w:b/>
+          <w:bCs/>
+          <w:color w:val="23293D"/>
+          <w:sz w:val="21"/>
+          <w:szCs w:val="21"/>
+        </w:rPr>
+        <w:t xml:space="preserve">Etiquetas na linha:</w:t>
+      </w:r>
+    </w:p>
+    <w:tbl>
+      <w:tblPr>
+        <w:tblW w:type="dxa" w:w="9638"/>
+        <w:tblBorders>
+          <w:top w:val="single" w:color="D8D4C8" w:sz="2"/>
+          <w:left w:val="single" w:color="D8D4C8" w:sz="2"/>
+          <w:bottom w:val="single" w:color="D8D4C8" w:sz="2"/>
+          <w:right w:val="single" w:color="D8D4C8" w:sz="2"/>
+          <w:insideH w:val="single" w:color="D8D4C8" w:sz="2"/>
+          <w:insideV w:val="single" w:color="D8D4C8" w:sz="2"/>
+        </w:tblBorders>
+        <w:tblLayout w:type="fixed"/>
+      </w:tblPr>
+      <w:tblGrid>
+        <w:gridCol w:w="3456"/>
+        <w:gridCol w:w="6182"/>
+      </w:tblGrid>
+      <w:tr>
+        <w:trPr>
+          <w:tblHeader/>
+        </w:trPr>
+        <w:tc>
+          <w:tcPr>
+            <w:tcW w:type="dxa" w:w="3456"/>
+            <w:shd w:fill="1F3253" w:color="auto" w:val="clear"/>
+            <w:tcMar>
+              <w:top w:type="dxa" w:w="90"/>
+              <w:left w:type="dxa" w:w="110"/>
+              <w:bottom w:type="dxa" w:w="90"/>
+              <w:right w:type="dxa" w:w="110"/>
+            </w:tcMar>
+            <w:vAlign w:val="center"/>
+          </w:tcPr>
+          <w:p>
+            <w:pPr>
+              <w:spacing w:after="0" w:line="250"/>
+            </w:pPr>
+            <w:r>
+              <w:rPr>
+                <w:b/>
+                <w:bCs/>
+                <w:color w:val="FFFFFF"/>
+                <w:sz w:val="19"/>
+                <w:szCs w:val="19"/>
+              </w:rPr>
+              <w:t xml:space="preserve">Etiqueta</w:t>
+            </w:r>
+          </w:p>
+        </w:tc>
+        <w:tc>
+          <w:tcPr>
+            <w:tcW w:type="dxa" w:w="6182"/>
+            <w:shd w:fill="1F3253" w:color="auto" w:val="clear"/>
+            <w:tcMar>
+              <w:top w:type="dxa" w:w="90"/>
+              <w:left w:type="dxa" w:w="110"/>
+              <w:bottom w:type="dxa" w:w="90"/>
+              <w:right w:type="dxa" w:w="110"/>
+            </w:tcMar>
+            <w:vAlign w:val="center"/>
+          </w:tcPr>
+          <w:p>
+            <w:pPr>
+              <w:spacing w:after="0" w:line="250"/>
+            </w:pPr>
+            <w:r>
+              <w:rPr>
+                <w:b/>
+                <w:bCs/>
+                <w:color w:val="FFFFFF"/>
+                <w:sz w:val="19"/>
+                <w:szCs w:val="19"/>
+              </w:rPr>
+              <w:t xml:space="preserve">Quer dizer</w:t>
+            </w:r>
+          </w:p>
+        </w:tc>
+      </w:tr>
+      <w:tr>
+        <w:tc>
+          <w:tcPr>
+            <w:tcW w:type="dxa" w:w="3456"/>
+            <w:tcMar>
+              <w:top w:type="dxa" w:w="90"/>
+              <w:left w:type="dxa" w:w="110"/>
+              <w:bottom w:type="dxa" w:w="90"/>
+              <w:right w:type="dxa" w:w="110"/>
+            </w:tcMar>
+            <w:vAlign w:val="center"/>
+          </w:tcPr>
+          <w:p>
+            <w:pPr>
+              <w:spacing w:after="0" w:line="250"/>
+            </w:pPr>
+            <w:r>
+              <w:rPr>
+                <w:b/>
+                <w:bCs/>
+                <w:color w:val="23293D"/>
+                <w:sz w:val="20"/>
+                <w:szCs w:val="20"/>
+              </w:rPr>
+              <w:t xml:space="preserve">Resposta nova</w:t>
+            </w:r>
+            <w:r>
+              <w:rPr>
+                <w:color w:val="23293D"/>
+                <w:sz w:val="20"/>
+                <w:szCs w:val="20"/>
+              </w:rPr>
+              <w:t xml:space="preserve"> (dourada)</w:t>
+            </w:r>
+          </w:p>
+        </w:tc>
+        <w:tc>
+          <w:tcPr>
+            <w:tcW w:type="dxa" w:w="6182"/>
+            <w:tcMar>
+              <w:top w:type="dxa" w:w="90"/>
+              <w:left w:type="dxa" w:w="110"/>
+              <w:bottom w:type="dxa" w:w="90"/>
+              <w:right w:type="dxa" w:w="110"/>
+            </w:tcMar>
+            <w:vAlign w:val="center"/>
+          </w:tcPr>
+          <w:p>
+            <w:pPr>
+              <w:spacing w:after="0" w:line="250"/>
+            </w:pPr>
+            <w:r>
+              <w:rPr>
+                <w:color w:val="23293D"/>
+                <w:sz w:val="20"/>
+                <w:szCs w:val="20"/>
+              </w:rPr>
+              <w:t xml:space="preserve">Há resposta que você ainda não leu. Some quando você abre o relato</w:t>
+            </w:r>
+          </w:p>
+        </w:tc>
+      </w:tr>
+      <w:tr>
+        <w:tc>
+          <w:tcPr>
+            <w:tcW w:type="dxa" w:w="3456"/>
+            <w:shd w:fill="F7F6F2" w:color="auto" w:val="clear"/>
+            <w:tcMar>
+              <w:top w:type="dxa" w:w="90"/>
+              <w:left w:type="dxa" w:w="110"/>
+              <w:bottom w:type="dxa" w:w="90"/>
+              <w:right w:type="dxa" w:w="110"/>
+            </w:tcMar>
+            <w:vAlign w:val="center"/>
+          </w:tcPr>
+          <w:p>
+            <w:pPr>
+              <w:spacing w:after="0" w:line="250"/>
+            </w:pPr>
+            <w:r>
+              <w:rPr>
+                <w:b/>
+                <w:bCs/>
+                <w:color w:val="23293D"/>
+                <w:sz w:val="20"/>
+                <w:szCs w:val="20"/>
+              </w:rPr>
+              <w:t xml:space="preserve">Reaberto</w:t>
+            </w:r>
+          </w:p>
+        </w:tc>
+        <w:tc>
+          <w:tcPr>
+            <w:tcW w:type="dxa" w:w="6182"/>
+            <w:shd w:fill="F7F6F2" w:color="auto" w:val="clear"/>
+            <w:tcMar>
+              <w:top w:type="dxa" w:w="90"/>
+              <w:left w:type="dxa" w:w="110"/>
+              <w:bottom w:type="dxa" w:w="90"/>
+              <w:right w:type="dxa" w:w="110"/>
+            </w:tcMar>
+            <w:vAlign w:val="center"/>
+          </w:tcPr>
+          <w:p>
+            <w:pPr>
+              <w:spacing w:after="0" w:line="250"/>
+            </w:pPr>
+            <w:r>
+              <w:rPr>
+                <w:color w:val="23293D"/>
+                <w:sz w:val="20"/>
+                <w:szCs w:val="20"/>
+              </w:rPr>
+              <w:t xml:space="preserve">Quem relatou disse que a solução não funcionou</w:t>
+            </w:r>
+          </w:p>
+        </w:tc>
+      </w:tr>
+      <w:tr>
+        <w:tc>
+          <w:tcPr>
+            <w:tcW w:type="dxa" w:w="3456"/>
+            <w:tcMar>
+              <w:top w:type="dxa" w:w="90"/>
+              <w:left w:type="dxa" w:w="110"/>
+              <w:bottom w:type="dxa" w:w="90"/>
+              <w:right w:type="dxa" w:w="110"/>
+            </w:tcMar>
+            <w:vAlign w:val="center"/>
+          </w:tcPr>
+          <w:p>
+            <w:pPr>
+              <w:spacing w:after="0" w:line="250"/>
+            </w:pPr>
+            <w:r>
+              <w:rPr>
+                <w:b/>
+                <w:bCs/>
+                <w:color w:val="23293D"/>
+                <w:sz w:val="20"/>
+                <w:szCs w:val="20"/>
+              </w:rPr>
+              <w:t xml:space="preserve">Sem resposta</w:t>
+            </w:r>
+            <w:r>
+              <w:rPr>
+                <w:color w:val="23293D"/>
+                <w:sz w:val="20"/>
+                <w:szCs w:val="20"/>
+              </w:rPr>
+              <w:t xml:space="preserve"> / </w:t>
+            </w:r>
+            <w:r>
+              <w:rPr>
+                <w:b/>
+                <w:bCs/>
+                <w:color w:val="23293D"/>
+                <w:sz w:val="20"/>
+                <w:szCs w:val="20"/>
+              </w:rPr>
+              <w:t xml:space="preserve">Aguarda você</w:t>
+            </w:r>
+          </w:p>
+        </w:tc>
+        <w:tc>
+          <w:tcPr>
+            <w:tcW w:type="dxa" w:w="6182"/>
+            <w:tcMar>
+              <w:top w:type="dxa" w:w="90"/>
+              <w:left w:type="dxa" w:w="110"/>
+              <w:bottom w:type="dxa" w:w="90"/>
+              <w:right w:type="dxa" w:w="110"/>
+            </w:tcMar>
+            <w:vAlign w:val="center"/>
+          </w:tcPr>
+          <w:p>
+            <w:pPr>
+              <w:spacing w:after="0" w:line="250"/>
+            </w:pPr>
+            <w:r>
+              <w:rPr>
+                <w:color w:val="23293D"/>
+                <w:sz w:val="20"/>
+                <w:szCs w:val="20"/>
+              </w:rPr>
+              <w:t xml:space="preserve">Só o Admin Master vê: ninguém respondeu ainda, ou a última palavra é de quem relatou</w:t>
+            </w:r>
+          </w:p>
+        </w:tc>
+      </w:tr>
+    </w:tbl>
+    <w:p>
+      <w:pPr>
+        <w:spacing w:after="140" w:line="120"/>
+      </w:pPr>
+      <w:r>
+        <w:rPr>
+          <w:sz w:val="2"/>
+          <w:szCs w:val="2"/>
+        </w:rPr>
+        <w:t xml:space="preserve"/>
+      </w:r>
+    </w:p>
+    <w:p>
+      <w:pPr>
+        <w:spacing w:after="140" w:line="280"/>
+      </w:pPr>
+      <w:r>
+        <w:rPr>
+          <w:b/>
+          <w:bCs/>
+          <w:color w:val="23293D"/>
+          <w:sz w:val="21"/>
+          <w:szCs w:val="21"/>
+        </w:rPr>
+        <w:t xml:space="preserve">Há quanto tempo está parado.</w:t>
+      </w:r>
+      <w:r>
+        <w:rPr>
+          <w:color w:val="23293D"/>
+          <w:sz w:val="21"/>
+          <w:szCs w:val="21"/>
+        </w:rPr>
+        <w:t xml:space="preserve"> Todo relato em aberto mostra </w:t>
       </w:r>
       <w:r>
         <w:rPr>
@@ -36431,15 +37604,404 @@
           <w:sz w:val="21"/>
           <w:szCs w:val="21"/>
         </w:rPr>
-        <w:t xml:space="preserve">Em aberto</w:t>
-      </w:r>
-      <w:r>
-        <w:rPr>
-          <w:color w:val="23293D"/>
-          <w:sz w:val="21"/>
-          <w:szCs w:val="21"/>
-        </w:rPr>
-        <w:t xml:space="preserve">, </w:t>
+        <w:t xml:space="preserve">"aberto há 4 dias"</w:t>
+      </w:r>
+      <w:r>
+        <w:rPr>
+          <w:color w:val="23293D"/>
+          <w:sz w:val="21"/>
+          <w:szCs w:val="21"/>
+        </w:rPr>
+        <w:t xml:space="preserve">. A cor muda com a idade:</w:t>
+      </w:r>
+    </w:p>
+    <w:tbl>
+      <w:tblPr>
+        <w:tblW w:type="dxa" w:w="9638"/>
+        <w:tblBorders>
+          <w:top w:val="single" w:color="D8D4C8" w:sz="2"/>
+          <w:left w:val="single" w:color="D8D4C8" w:sz="2"/>
+          <w:bottom w:val="single" w:color="D8D4C8" w:sz="2"/>
+          <w:right w:val="single" w:color="D8D4C8" w:sz="2"/>
+          <w:insideH w:val="single" w:color="D8D4C8" w:sz="2"/>
+          <w:insideV w:val="single" w:color="D8D4C8" w:sz="2"/>
+        </w:tblBorders>
+        <w:tblLayout w:type="fixed"/>
+      </w:tblPr>
+      <w:tblGrid>
+        <w:gridCol w:w="5713"/>
+        <w:gridCol w:w="3925"/>
+      </w:tblGrid>
+      <w:tr>
+        <w:trPr>
+          <w:tblHeader/>
+        </w:trPr>
+        <w:tc>
+          <w:tcPr>
+            <w:tcW w:type="dxa" w:w="5713"/>
+            <w:shd w:fill="1F3253" w:color="auto" w:val="clear"/>
+            <w:tcMar>
+              <w:top w:type="dxa" w:w="90"/>
+              <w:left w:type="dxa" w:w="110"/>
+              <w:bottom w:type="dxa" w:w="90"/>
+              <w:right w:type="dxa" w:w="110"/>
+            </w:tcMar>
+            <w:vAlign w:val="center"/>
+          </w:tcPr>
+          <w:p>
+            <w:pPr>
+              <w:spacing w:after="0" w:line="250"/>
+            </w:pPr>
+            <w:r>
+              <w:rPr>
+                <w:b/>
+                <w:bCs/>
+                <w:color w:val="FFFFFF"/>
+                <w:sz w:val="19"/>
+                <w:szCs w:val="19"/>
+              </w:rPr>
+              <w:t xml:space="preserve">Idade</w:t>
+            </w:r>
+          </w:p>
+        </w:tc>
+        <w:tc>
+          <w:tcPr>
+            <w:tcW w:type="dxa" w:w="3925"/>
+            <w:shd w:fill="1F3253" w:color="auto" w:val="clear"/>
+            <w:tcMar>
+              <w:top w:type="dxa" w:w="90"/>
+              <w:left w:type="dxa" w:w="110"/>
+              <w:bottom w:type="dxa" w:w="90"/>
+              <w:right w:type="dxa" w:w="110"/>
+            </w:tcMar>
+            <w:vAlign w:val="center"/>
+          </w:tcPr>
+          <w:p>
+            <w:pPr>
+              <w:spacing w:after="0" w:line="250"/>
+            </w:pPr>
+            <w:r>
+              <w:rPr>
+                <w:b/>
+                <w:bCs/>
+                <w:color w:val="FFFFFF"/>
+                <w:sz w:val="19"/>
+                <w:szCs w:val="19"/>
+              </w:rPr>
+              <w:t xml:space="preserve">Cor</w:t>
+            </w:r>
+          </w:p>
+        </w:tc>
+      </w:tr>
+      <w:tr>
+        <w:tc>
+          <w:tcPr>
+            <w:tcW w:type="dxa" w:w="5713"/>
+            <w:tcMar>
+              <w:top w:type="dxa" w:w="90"/>
+              <w:left w:type="dxa" w:w="110"/>
+              <w:bottom w:type="dxa" w:w="90"/>
+              <w:right w:type="dxa" w:w="110"/>
+            </w:tcMar>
+            <w:vAlign w:val="center"/>
+          </w:tcPr>
+          <w:p>
+            <w:pPr>
+              <w:spacing w:after="0" w:line="250"/>
+            </w:pPr>
+            <w:r>
+              <w:rPr>
+                <w:color w:val="23293D"/>
+                <w:sz w:val="20"/>
+                <w:szCs w:val="20"/>
+              </w:rPr>
+              <w:t xml:space="preserve">Até 2 dias</w:t>
+            </w:r>
+          </w:p>
+        </w:tc>
+        <w:tc>
+          <w:tcPr>
+            <w:tcW w:type="dxa" w:w="3925"/>
+            <w:tcMar>
+              <w:top w:type="dxa" w:w="90"/>
+              <w:left w:type="dxa" w:w="110"/>
+              <w:bottom w:type="dxa" w:w="90"/>
+              <w:right w:type="dxa" w:w="110"/>
+            </w:tcMar>
+            <w:vAlign w:val="center"/>
+          </w:tcPr>
+          <w:p>
+            <w:pPr>
+              <w:spacing w:after="0" w:line="250"/>
+            </w:pPr>
+            <w:r>
+              <w:rPr>
+                <w:color w:val="23293D"/>
+                <w:sz w:val="20"/>
+                <w:szCs w:val="20"/>
+              </w:rPr>
+              <w:t xml:space="preserve">Normal</w:t>
+            </w:r>
+          </w:p>
+        </w:tc>
+      </w:tr>
+      <w:tr>
+        <w:tc>
+          <w:tcPr>
+            <w:tcW w:type="dxa" w:w="5713"/>
+            <w:shd w:fill="F7F6F2" w:color="auto" w:val="clear"/>
+            <w:tcMar>
+              <w:top w:type="dxa" w:w="90"/>
+              <w:left w:type="dxa" w:w="110"/>
+              <w:bottom w:type="dxa" w:w="90"/>
+              <w:right w:type="dxa" w:w="110"/>
+            </w:tcMar>
+            <w:vAlign w:val="center"/>
+          </w:tcPr>
+          <w:p>
+            <w:pPr>
+              <w:spacing w:after="0" w:line="250"/>
+            </w:pPr>
+            <w:r>
+              <w:rPr>
+                <w:color w:val="23293D"/>
+                <w:sz w:val="20"/>
+                <w:szCs w:val="20"/>
+              </w:rPr>
+              <w:t xml:space="preserve">De 3 a 7 dias</w:t>
+            </w:r>
+          </w:p>
+        </w:tc>
+        <w:tc>
+          <w:tcPr>
+            <w:tcW w:type="dxa" w:w="3925"/>
+            <w:shd w:fill="F7F6F2" w:color="auto" w:val="clear"/>
+            <w:tcMar>
+              <w:top w:type="dxa" w:w="90"/>
+              <w:left w:type="dxa" w:w="110"/>
+              <w:bottom w:type="dxa" w:w="90"/>
+              <w:right w:type="dxa" w:w="110"/>
+            </w:tcMar>
+            <w:vAlign w:val="center"/>
+          </w:tcPr>
+          <w:p>
+            <w:pPr>
+              <w:spacing w:after="0" w:line="250"/>
+            </w:pPr>
+            <w:r>
+              <w:rPr>
+                <w:color w:val="23293D"/>
+                <w:sz w:val="20"/>
+                <w:szCs w:val="20"/>
+              </w:rPr>
+              <w:t xml:space="preserve">Amarelo</w:t>
+            </w:r>
+          </w:p>
+        </w:tc>
+      </w:tr>
+      <w:tr>
+        <w:tc>
+          <w:tcPr>
+            <w:tcW w:type="dxa" w:w="5713"/>
+            <w:tcMar>
+              <w:top w:type="dxa" w:w="90"/>
+              <w:left w:type="dxa" w:w="110"/>
+              <w:bottom w:type="dxa" w:w="90"/>
+              <w:right w:type="dxa" w:w="110"/>
+            </w:tcMar>
+            <w:vAlign w:val="center"/>
+          </w:tcPr>
+          <w:p>
+            <w:pPr>
+              <w:spacing w:after="0" w:line="250"/>
+            </w:pPr>
+            <w:r>
+              <w:rPr>
+                <w:color w:val="23293D"/>
+                <w:sz w:val="20"/>
+                <w:szCs w:val="20"/>
+              </w:rPr>
+              <w:t xml:space="preserve">Mais de 7 dias</w:t>
+            </w:r>
+          </w:p>
+        </w:tc>
+        <w:tc>
+          <w:tcPr>
+            <w:tcW w:type="dxa" w:w="3925"/>
+            <w:tcMar>
+              <w:top w:type="dxa" w:w="90"/>
+              <w:left w:type="dxa" w:w="110"/>
+              <w:bottom w:type="dxa" w:w="90"/>
+              <w:right w:type="dxa" w:w="110"/>
+            </w:tcMar>
+            <w:vAlign w:val="center"/>
+          </w:tcPr>
+          <w:p>
+            <w:pPr>
+              <w:spacing w:after="0" w:line="250"/>
+            </w:pPr>
+            <w:r>
+              <w:rPr>
+                <w:color w:val="23293D"/>
+                <w:sz w:val="20"/>
+                <w:szCs w:val="20"/>
+              </w:rPr>
+              <w:t xml:space="preserve">Vermelho</w:t>
+            </w:r>
+          </w:p>
+        </w:tc>
+      </w:tr>
+    </w:tbl>
+    <w:p>
+      <w:pPr>
+        <w:spacing w:after="140" w:line="120"/>
+      </w:pPr>
+      <w:r>
+        <w:rPr>
+          <w:sz w:val="2"/>
+          <w:szCs w:val="2"/>
+        </w:rPr>
+        <w:t xml:space="preserve"/>
+      </w:r>
+    </w:p>
+    <w:tbl>
+      <w:tblPr>
+        <w:tblW w:type="dxa" w:w="9638"/>
+        <w:tblBorders>
+          <w:top w:val="single" w:color="F5F3EC" w:sz="2"/>
+          <w:left w:val="single" w:color="B98B2E" w:sz="18"/>
+          <w:bottom w:val="single" w:color="F5F3EC" w:sz="2"/>
+          <w:right w:val="single" w:color="F5F3EC" w:sz="2"/>
+          <w:insideH w:val="none" w:color="auto" w:sz="0"/>
+          <w:insideV w:val="none" w:color="auto" w:sz="0"/>
+        </w:tblBorders>
+      </w:tblPr>
+      <w:tblGrid>
+        <w:gridCol w:w="9638"/>
+      </w:tblGrid>
+      <w:tr>
+        <w:tc>
+          <w:tcPr>
+            <w:tcW w:type="dxa" w:w="9638"/>
+            <w:shd w:fill="F5F3EC" w:color="auto" w:val="clear"/>
+            <w:tcMar>
+              <w:top w:type="dxa" w:w="160"/>
+              <w:left w:type="dxa" w:w="220"/>
+              <w:bottom w:type="dxa" w:w="160"/>
+              <w:right w:type="dxa" w:w="200"/>
+            </w:tcMar>
+          </w:tcPr>
+          <w:p>
+            <w:pPr>
+              <w:spacing w:after="140" w:line="280"/>
+            </w:pPr>
+            <w:r>
+              <w:rPr>
+                <w:color w:val="23293D"/>
+                <w:sz w:val="21"/>
+                <w:szCs w:val="21"/>
+              </w:rPr>
+              <w:t xml:space="preserve">A cor segue o tempo </w:t>
+            </w:r>
+            <w:r>
+              <w:rPr>
+                <w:b/>
+                <w:bCs/>
+                <w:color w:val="23293D"/>
+                <w:sz w:val="21"/>
+                <w:szCs w:val="21"/>
+              </w:rPr>
+              <w:t xml:space="preserve">total</w:t>
+            </w:r>
+            <w:r>
+              <w:rPr>
+                <w:color w:val="23293D"/>
+                <w:sz w:val="21"/>
+                <w:szCs w:val="21"/>
+              </w:rPr>
+              <w:t xml:space="preserve"> desde o registro. Passar para </w:t>
+            </w:r>
+            <w:r>
+              <w:rPr>
+                <w:i/>
+                <w:iCs/>
+                <w:color w:val="23293D"/>
+                <w:sz w:val="21"/>
+                <w:szCs w:val="21"/>
+              </w:rPr>
+              <w:t xml:space="preserve">Em análise</w:t>
+            </w:r>
+            <w:r>
+              <w:rPr>
+                <w:color w:val="23293D"/>
+                <w:sz w:val="21"/>
+                <w:szCs w:val="21"/>
+              </w:rPr>
+              <w:t xml:space="preserve"> não zera a conta — senão bastaria mudar a situação para um relato de dez dias parecer novo. Em análise aparece também </w:t>
+            </w:r>
+            <w:r>
+              <w:rPr>
+                <w:i/>
+                <w:iCs/>
+                <w:color w:val="23293D"/>
+                <w:sz w:val="21"/>
+                <w:szCs w:val="21"/>
+              </w:rPr>
+              <w:t xml:space="preserve">"em análise há 2 dias"</w:t>
+            </w:r>
+            <w:r>
+              <w:rPr>
+                <w:color w:val="23293D"/>
+                <w:sz w:val="21"/>
+                <w:szCs w:val="21"/>
+              </w:rPr>
+              <w:t xml:space="preserve">, embaixo.</w:t>
+            </w:r>
+          </w:p>
+        </w:tc>
+      </w:tr>
+    </w:tbl>
+    <w:p>
+      <w:pPr>
+        <w:spacing w:after="140" w:line="120"/>
+      </w:pPr>
+      <w:r>
+        <w:rPr>
+          <w:sz w:val="2"/>
+          <w:szCs w:val="2"/>
+        </w:rPr>
+        <w:t xml:space="preserve"/>
+      </w:r>
+    </w:p>
+    <w:p>
+      <w:pPr>
+        <w:spacing w:after="140" w:line="280"/>
+      </w:pPr>
+      <w:r>
+        <w:rPr>
+          <w:color w:val="23293D"/>
+          <w:sz w:val="21"/>
+          <w:szCs w:val="21"/>
+        </w:rPr>
+        <w:t xml:space="preserve">Encerrado mostra </w:t>
+      </w:r>
+      <w:r>
+        <w:rPr>
+          <w:b/>
+          <w:bCs/>
+          <w:color w:val="23293D"/>
+          <w:sz w:val="21"/>
+          <w:szCs w:val="21"/>
+        </w:rPr>
+        <w:t xml:space="preserve">quanto levou</w:t>
+      </w:r>
+      <w:r>
+        <w:rPr>
+          <w:color w:val="23293D"/>
+          <w:sz w:val="21"/>
+          <w:szCs w:val="21"/>
+        </w:rPr>
+        <w:t xml:space="preserve"> (</w:t>
       </w:r>
       <w:r>
         <w:rPr>
@@ -36449,15 +38011,141 @@
           <w:sz w:val="21"/>
           <w:szCs w:val="21"/>
         </w:rPr>
-        <w:t xml:space="preserve">Os meus</w:t>
-      </w:r>
-      <w:r>
-        <w:rPr>
-          <w:color w:val="23293D"/>
-          <w:sz w:val="21"/>
-          <w:szCs w:val="21"/>
-        </w:rPr>
-        <w:t xml:space="preserve"> e </w:t>
+        <w:t xml:space="preserve">"resolvido em 3 dias"</w:t>
+      </w:r>
+      <w:r>
+        <w:rPr>
+          <w:color w:val="23293D"/>
+          <w:sz w:val="21"/>
+          <w:szCs w:val="21"/>
+        </w:rPr>
+        <w:t xml:space="preserve">), sem cor.</w:t>
+      </w:r>
+    </w:p>
+    <w:p>
+      <w:pPr>
+        <w:pStyle w:val="Heading3"/>
+      </w:pPr>
+      <w:r>
+        <w:rPr>
+          <w:color w:val="B98B2E"/>
+        </w:rPr>
+        <w:t xml:space="preserve">A página do relato — a conversa</w:t>
+      </w:r>
+    </w:p>
+    <w:p>
+      <w:pPr>
+        <w:spacing w:after="140" w:line="280"/>
+      </w:pPr>
+      <w:r>
+        <w:rPr>
+          <w:color w:val="23293D"/>
+          <w:sz w:val="21"/>
+          <w:szCs w:val="21"/>
+        </w:rPr>
+        <w:t xml:space="preserve">Clique numa linha para abrir. Em cima ficam o relato e os dados que o sistema coletou; embaixo, a </w:t>
+      </w:r>
+      <w:r>
+        <w:rPr>
+          <w:b/>
+          <w:bCs/>
+          <w:color w:val="23293D"/>
+          <w:sz w:val="21"/>
+          <w:szCs w:val="21"/>
+        </w:rPr>
+        <w:t xml:space="preserve">conversa</w:t>
+      </w:r>
+      <w:r>
+        <w:rPr>
+          <w:color w:val="23293D"/>
+          <w:sz w:val="21"/>
+          <w:szCs w:val="21"/>
+        </w:rPr>
+        <w:t xml:space="preserve">:</w:t>
+      </w:r>
+    </w:p>
+    <w:p>
+      <w:pPr>
+        <w:pStyle w:val="ListParagraph"/>
+        <w:numPr>
+          <w:ilvl w:val="0"/>
+          <w:numId w:val="39"/>
+        </w:numPr>
+        <w:spacing w:after="80" w:line="270"/>
+      </w:pPr>
+      <w:r>
+        <w:rPr>
+          <w:b/>
+          <w:bCs/>
+          <w:color w:val="23293D"/>
+          <w:sz w:val="21"/>
+          <w:szCs w:val="21"/>
+        </w:rPr>
+        <w:t xml:space="preserve">Respostas do suporte</w:t>
+      </w:r>
+      <w:r>
+        <w:rPr>
+          <w:color w:val="23293D"/>
+          <w:sz w:val="21"/>
+          <w:szCs w:val="21"/>
+        </w:rPr>
+        <w:t xml:space="preserve"> à esquerda, com a borda dourada;</w:t>
+      </w:r>
+    </w:p>
+    <w:p>
+      <w:pPr>
+        <w:pStyle w:val="ListParagraph"/>
+        <w:numPr>
+          <w:ilvl w:val="0"/>
+          <w:numId w:val="39"/>
+        </w:numPr>
+        <w:spacing w:after="80" w:line="270"/>
+      </w:pPr>
+      <w:r>
+        <w:rPr>
+          <w:b/>
+          <w:bCs/>
+          <w:color w:val="23293D"/>
+          <w:sz w:val="21"/>
+          <w:szCs w:val="21"/>
+        </w:rPr>
+        <w:t xml:space="preserve">o que quem relatou acrescentou</w:t>
+      </w:r>
+      <w:r>
+        <w:rPr>
+          <w:color w:val="23293D"/>
+          <w:sz w:val="21"/>
+          <w:szCs w:val="21"/>
+        </w:rPr>
+        <w:t xml:space="preserve"> à direita;</w:t>
+      </w:r>
+    </w:p>
+    <w:p>
+      <w:pPr>
+        <w:pStyle w:val="ListParagraph"/>
+        <w:numPr>
+          <w:ilvl w:val="0"/>
+          <w:numId w:val="39"/>
+        </w:numPr>
+        <w:spacing w:after="80" w:line="270"/>
+      </w:pPr>
+      <w:r>
+        <w:rPr>
+          <w:b/>
+          <w:bCs/>
+          <w:color w:val="23293D"/>
+          <w:sz w:val="21"/>
+          <w:szCs w:val="21"/>
+        </w:rPr>
+        <w:t xml:space="preserve">as mudanças de situação</w:t>
+      </w:r>
+      <w:r>
+        <w:rPr>
+          <w:color w:val="23293D"/>
+          <w:sz w:val="21"/>
+          <w:szCs w:val="21"/>
+        </w:rPr>
+        <w:t xml:space="preserve"> como uma linha fina no meio (</w:t>
       </w:r>
       <w:r>
         <w:rPr>
@@ -36467,7 +38155,246 @@
           <w:sz w:val="21"/>
           <w:szCs w:val="21"/>
         </w:rPr>
-        <w:t xml:space="preserve">Todos</w:t>
+        <w:t xml:space="preserve">"mudou para Em análise"</w:t>
+      </w:r>
+      <w:r>
+        <w:rPr>
+          <w:color w:val="23293D"/>
+          <w:sz w:val="21"/>
+          <w:szCs w:val="21"/>
+        </w:rPr>
+        <w:t xml:space="preserve">), com quem mudou e quando.</w:t>
+      </w:r>
+    </w:p>
+    <w:tbl>
+      <w:tblPr>
+        <w:tblW w:type="dxa" w:w="9638"/>
+        <w:tblBorders>
+          <w:top w:val="single" w:color="F5F3EC" w:sz="2"/>
+          <w:left w:val="single" w:color="B98B2E" w:sz="18"/>
+          <w:bottom w:val="single" w:color="F5F3EC" w:sz="2"/>
+          <w:right w:val="single" w:color="F5F3EC" w:sz="2"/>
+          <w:insideH w:val="none" w:color="auto" w:sz="0"/>
+          <w:insideV w:val="none" w:color="auto" w:sz="0"/>
+        </w:tblBorders>
+      </w:tblPr>
+      <w:tblGrid>
+        <w:gridCol w:w="9638"/>
+      </w:tblGrid>
+      <w:tr>
+        <w:tc>
+          <w:tcPr>
+            <w:tcW w:type="dxa" w:w="9638"/>
+            <w:shd w:fill="F5F3EC" w:color="auto" w:val="clear"/>
+            <w:tcMar>
+              <w:top w:type="dxa" w:w="160"/>
+              <w:left w:type="dxa" w:w="220"/>
+              <w:bottom w:type="dxa" w:w="160"/>
+              <w:right w:type="dxa" w:w="200"/>
+            </w:tcMar>
+          </w:tcPr>
+          <w:p>
+            <w:pPr>
+              <w:spacing w:after="140" w:line="280"/>
+            </w:pPr>
+            <w:r>
+              <w:rPr>
+                <w:b/>
+                <w:bCs/>
+                <w:color w:val="23293D"/>
+                <w:sz w:val="21"/>
+                <w:szCs w:val="21"/>
+              </w:rPr>
+              <w:t xml:space="preserve">Nada da conversa se apaga nem se edita.</w:t>
+            </w:r>
+            <w:r>
+              <w:rPr>
+                <w:color w:val="23293D"/>
+                <w:sz w:val="21"/>
+                <w:szCs w:val="21"/>
+              </w:rPr>
+              <w:t xml:space="preserve"> A resposta de ontem continua embaixo da de hoje. Até a versão 0.246.0 cada relato guardava uma resposta só, e responder de novo apagava a anterior.</w:t>
+            </w:r>
+          </w:p>
+        </w:tc>
+      </w:tr>
+    </w:tbl>
+    <w:p>
+      <w:pPr>
+        <w:spacing w:after="140" w:line="120"/>
+      </w:pPr>
+      <w:r>
+        <w:rPr>
+          <w:sz w:val="2"/>
+          <w:szCs w:val="2"/>
+        </w:rPr>
+        <w:t xml:space="preserve"/>
+      </w:r>
+    </w:p>
+    <w:p>
+      <w:pPr>
+        <w:spacing w:after="140" w:line="280"/>
+      </w:pPr>
+      <w:r>
+        <w:rPr>
+          <w:color w:val="23293D"/>
+          <w:sz w:val="21"/>
+          <w:szCs w:val="21"/>
+        </w:rPr>
+        <w:t xml:space="preserve">No rodapé do relato: quando foi aberto, </w:t>
+      </w:r>
+      <w:r>
+        <w:rPr>
+          <w:b/>
+          <w:bCs/>
+          <w:color w:val="23293D"/>
+          <w:sz w:val="21"/>
+          <w:szCs w:val="21"/>
+        </w:rPr>
+        <w:t xml:space="preserve">quando veio a primeira resposta</w:t>
+      </w:r>
+      <w:r>
+        <w:rPr>
+          <w:color w:val="23293D"/>
+          <w:sz w:val="21"/>
+          <w:szCs w:val="21"/>
+        </w:rPr>
+        <w:t xml:space="preserve"> (e quanto tempo depois), quando foi encerrado e em que versão saiu a correção.</w:t>
+      </w:r>
+    </w:p>
+    <w:p>
+      <w:pPr>
+        <w:spacing w:after="140" w:line="280"/>
+      </w:pPr>
+      <w:r>
+        <w:rPr>
+          <w:b/>
+          <w:bCs/>
+          <w:color w:val="23293D"/>
+          <w:sz w:val="21"/>
+          <w:szCs w:val="21"/>
+        </w:rPr>
+        <w:t xml:space="preserve">Quem relatou pode:</w:t>
+      </w:r>
+    </w:p>
+    <w:p>
+      <w:pPr>
+        <w:pStyle w:val="ListParagraph"/>
+        <w:numPr>
+          <w:ilvl w:val="0"/>
+          <w:numId w:val="40"/>
+        </w:numPr>
+        <w:spacing w:after="80" w:line="270"/>
+      </w:pPr>
+      <w:r>
+        <w:rPr>
+          <w:b/>
+          <w:bCs/>
+          <w:color w:val="23293D"/>
+          <w:sz w:val="21"/>
+          <w:szCs w:val="21"/>
+        </w:rPr>
+        <w:t xml:space="preserve">Acrescentar informação</w:t>
+      </w:r>
+      <w:r>
+        <w:rPr>
+          <w:color w:val="23293D"/>
+          <w:sz w:val="21"/>
+          <w:szCs w:val="21"/>
+        </w:rPr>
+        <w:t xml:space="preserve"> enquanto o relato está aberto ou em análise (</w:t>
+      </w:r>
+      <w:r>
+        <w:rPr>
+          <w:i/>
+          <w:iCs/>
+          <w:color w:val="23293D"/>
+          <w:sz w:val="21"/>
+          <w:szCs w:val="21"/>
+        </w:rPr>
+        <w:t xml:space="preserve">"aconteceu de novo agora"</w:t>
+      </w:r>
+      <w:r>
+        <w:rPr>
+          <w:color w:val="23293D"/>
+          <w:sz w:val="21"/>
+          <w:szCs w:val="21"/>
+        </w:rPr>
+        <w:t xml:space="preserve">);</w:t>
+      </w:r>
+    </w:p>
+    <w:p>
+      <w:pPr>
+        <w:pStyle w:val="ListParagraph"/>
+        <w:numPr>
+          <w:ilvl w:val="0"/>
+          <w:numId w:val="40"/>
+        </w:numPr>
+        <w:spacing w:after="80" w:line="270"/>
+      </w:pPr>
+      <w:r>
+        <w:rPr>
+          <w:b/>
+          <w:bCs/>
+          <w:color w:val="23293D"/>
+          <w:sz w:val="21"/>
+          <w:szCs w:val="21"/>
+        </w:rPr>
+        <w:t xml:space="preserve">Reabrir</w:t>
+      </w:r>
+      <w:r>
+        <w:rPr>
+          <w:color w:val="23293D"/>
+          <w:sz w:val="21"/>
+          <w:szCs w:val="21"/>
+        </w:rPr>
+        <w:t xml:space="preserve"> um relato encerrado pelo botão </w:t>
+      </w:r>
+      <w:r>
+        <w:rPr>
+          <w:b/>
+          <w:bCs/>
+          <w:color w:val="23293D"/>
+          <w:sz w:val="21"/>
+          <w:szCs w:val="21"/>
+        </w:rPr>
+        <w:t xml:space="preserve">Não resolveu</w:t>
+      </w:r>
+      <w:r>
+        <w:rPr>
+          <w:color w:val="23293D"/>
+          <w:sz w:val="21"/>
+          <w:szCs w:val="21"/>
+        </w:rPr>
+        <w:t xml:space="preserve"> — com a obrigação de contar o que não funcionou. O relato volta para </w:t>
+      </w:r>
+      <w:r>
+        <w:rPr>
+          <w:b/>
+          <w:bCs/>
+          <w:color w:val="23293D"/>
+          <w:sz w:val="21"/>
+          <w:szCs w:val="21"/>
+        </w:rPr>
+        <w:t xml:space="preserve">Aberto</w:t>
+      </w:r>
+      <w:r>
+        <w:rPr>
+          <w:color w:val="23293D"/>
+          <w:sz w:val="21"/>
+          <w:szCs w:val="21"/>
+        </w:rPr>
+        <w:t xml:space="preserve"> e para a fila, marcado como </w:t>
+      </w:r>
+      <w:r>
+        <w:rPr>
+          <w:i/>
+          <w:iCs/>
+          <w:color w:val="23293D"/>
+          <w:sz w:val="21"/>
+          <w:szCs w:val="21"/>
+        </w:rPr>
+        <w:t xml:space="preserve">Reaberto</w:t>
       </w:r>
       <w:r>
         <w:rPr>
@@ -36476,6 +38403,97 @@
           <w:szCs w:val="21"/>
         </w:rPr>
         <w:t xml:space="preserve">.</w:t>
+      </w:r>
+    </w:p>
+    <w:tbl>
+      <w:tblPr>
+        <w:tblW w:type="dxa" w:w="9638"/>
+        <w:tblBorders>
+          <w:top w:val="single" w:color="F5F3EC" w:sz="2"/>
+          <w:left w:val="single" w:color="B98B2E" w:sz="18"/>
+          <w:bottom w:val="single" w:color="F5F3EC" w:sz="2"/>
+          <w:right w:val="single" w:color="F5F3EC" w:sz="2"/>
+          <w:insideH w:val="none" w:color="auto" w:sz="0"/>
+          <w:insideV w:val="none" w:color="auto" w:sz="0"/>
+        </w:tblBorders>
+      </w:tblPr>
+      <w:tblGrid>
+        <w:gridCol w:w="9638"/>
+      </w:tblGrid>
+      <w:tr>
+        <w:tc>
+          <w:tcPr>
+            <w:tcW w:type="dxa" w:w="9638"/>
+            <w:shd w:fill="F5F3EC" w:color="auto" w:val="clear"/>
+            <w:tcMar>
+              <w:top w:type="dxa" w:w="160"/>
+              <w:left w:type="dxa" w:w="220"/>
+              <w:bottom w:type="dxa" w:w="160"/>
+              <w:right w:type="dxa" w:w="200"/>
+            </w:tcMar>
+          </w:tcPr>
+          <w:p>
+            <w:pPr>
+              <w:spacing w:after="140" w:line="280"/>
+            </w:pPr>
+            <w:r>
+              <w:rPr>
+                <w:color w:val="23293D"/>
+                <w:sz w:val="21"/>
+                <w:szCs w:val="21"/>
+              </w:rPr>
+              <w:t xml:space="preserve">Reabrir exige motivo porque sem ele quem vai corrigir recebe de volta o mesmo problema que achava ter resolvido, sem pista do que faltou. E quem relatou </w:t>
+            </w:r>
+            <w:r>
+              <w:rPr>
+                <w:b/>
+                <w:bCs/>
+                <w:color w:val="23293D"/>
+                <w:sz w:val="21"/>
+                <w:szCs w:val="21"/>
+              </w:rPr>
+              <w:t xml:space="preserve">não consegue encerrar</w:t>
+            </w:r>
+            <w:r>
+              <w:rPr>
+                <w:color w:val="23293D"/>
+                <w:sz w:val="21"/>
+                <w:szCs w:val="21"/>
+              </w:rPr>
+              <w:t xml:space="preserve"> — só reabrir. Depois de uma reabertura, a versão informada passa a aparecer como </w:t>
+            </w:r>
+            <w:r>
+              <w:rPr>
+                <w:i/>
+                <w:iCs/>
+                <w:color w:val="23293D"/>
+                <w:sz w:val="21"/>
+                <w:szCs w:val="21"/>
+              </w:rPr>
+              <w:t xml:space="preserve">"Correção tentada na versão"</w:t>
+            </w:r>
+            <w:r>
+              <w:rPr>
+                <w:color w:val="23293D"/>
+                <w:sz w:val="21"/>
+                <w:szCs w:val="21"/>
+              </w:rPr>
+              <w:t xml:space="preserve">.</w:t>
+            </w:r>
+          </w:p>
+        </w:tc>
+      </w:tr>
+    </w:tbl>
+    <w:p>
+      <w:pPr>
+        <w:spacing w:after="140" w:line="120"/>
+      </w:pPr>
+      <w:r>
+        <w:rPr>
+          <w:sz w:val="2"/>
+          <w:szCs w:val="2"/>
+        </w:rPr>
+        <w:t xml:space="preserve"/>
       </w:r>
     </w:p>
     <w:p>
@@ -36907,7 +38925,25 @@
           <w:sz w:val="21"/>
           <w:szCs w:val="21"/>
         </w:rPr>
-        <w:t xml:space="preserve"> — o sistema recusa. Encerrar em silêncio é o que faz uma equipe parar de relatar.</w:t>
+        <w:t xml:space="preserve"> — o sistema recusa. Encerrar em silêncio é o que faz uma equipe parar de relatar. Cada resposta entra </w:t>
+      </w:r>
+      <w:r>
+        <w:rPr>
+          <w:b/>
+          <w:bCs/>
+          <w:color w:val="23293D"/>
+          <w:sz w:val="21"/>
+          <w:szCs w:val="21"/>
+        </w:rPr>
+        <w:t xml:space="preserve">como mensagem nova</w:t>
+      </w:r>
+      <w:r>
+        <w:rPr>
+          <w:color w:val="23293D"/>
+          <w:sz w:val="21"/>
+          <w:szCs w:val="21"/>
+        </w:rPr>
+        <w:t xml:space="preserve"> na conversa; o campo vem vazio de propósito, para escrever só o que é novo. Mudar apenas a situação, sem texto, também fica registrado na conversa.</w:t>
       </w:r>
     </w:p>
     <w:p>
@@ -36972,7 +39008,7 @@
           <w:sz w:val="21"/>
           <w:szCs w:val="21"/>
         </w:rPr>
-        <w:t xml:space="preserve">Ao lado de </w:t>
+        <w:t xml:space="preserve">Na página do relato, ao lado do título </w:t>
       </w:r>
       <w:r>
         <w:rPr>
@@ -36982,15 +39018,15 @@
           <w:sz w:val="21"/>
           <w:szCs w:val="21"/>
         </w:rPr>
-        <w:t xml:space="preserve">Responder</w:t>
-      </w:r>
-      <w:r>
-        <w:rPr>
-          <w:color w:val="23293D"/>
-          <w:sz w:val="21"/>
-          <w:szCs w:val="21"/>
-        </w:rPr>
-        <w:t xml:space="preserve"> existe </w:t>
+        <w:t xml:space="preserve">Conversa</w:t>
+      </w:r>
+      <w:r>
+        <w:rPr>
+          <w:color w:val="23293D"/>
+          <w:sz w:val="21"/>
+          <w:szCs w:val="21"/>
+        </w:rPr>
+        <w:t xml:space="preserve">, existe </w:t>
       </w:r>
       <w:r>
         <w:rPr>
@@ -37008,7 +39044,25 @@
           <w:sz w:val="21"/>
           <w:szCs w:val="21"/>
         </w:rPr>
-        <w:t xml:space="preserve">. Ele reúne o relato e todo o contexto que o sistema coletou num texto pronto para pedir o conserto — sem ninguém reescrever o caso à mão, que é onde a informação se perde.</w:t>
+        <w:t xml:space="preserve">. Ele reúne o relato e todo o contexto que o sistema coletou num texto pronto para pedir o conserto — sem ninguém reescrever o caso à mão, que é onde a informação se perde. </w:t>
+      </w:r>
+      <w:r>
+        <w:rPr>
+          <w:b/>
+          <w:bCs/>
+          <w:color w:val="23293D"/>
+          <w:sz w:val="21"/>
+          <w:szCs w:val="21"/>
+        </w:rPr>
+        <w:t xml:space="preserve">A conversa vai junto</w:t>
+      </w:r>
+      <w:r>
+        <w:rPr>
+          <w:color w:val="23293D"/>
+          <w:sz w:val="21"/>
+          <w:szCs w:val="21"/>
+        </w:rPr>
+        <w:t xml:space="preserve">, na ordem, sem nomes: o complemento de quem relatou e o motivo de uma reabertura costumam ser justamente a parte que faltava.</w:t>
       </w:r>
     </w:p>
     <w:p>
@@ -37791,7 +39845,7 @@
         <w:pStyle w:val="ListParagraph"/>
         <w:numPr>
           <w:ilvl w:val="0"/>
-          <w:numId w:val="39"/>
+          <w:numId w:val="41"/>
         </w:numPr>
         <w:spacing w:after="80" w:line="270"/>
       </w:pPr>
@@ -37819,7 +39873,7 @@
         <w:pStyle w:val="ListParagraph"/>
         <w:numPr>
           <w:ilvl w:val="0"/>
-          <w:numId w:val="39"/>
+          <w:numId w:val="41"/>
         </w:numPr>
         <w:spacing w:after="80" w:line="270"/>
       </w:pPr>
@@ -37847,7 +39901,7 @@
         <w:pStyle w:val="ListParagraph"/>
         <w:numPr>
           <w:ilvl w:val="0"/>
-          <w:numId w:val="39"/>
+          <w:numId w:val="41"/>
         </w:numPr>
         <w:spacing w:after="80" w:line="270"/>
       </w:pPr>
@@ -37875,7 +39929,7 @@
         <w:pStyle w:val="ListParagraph"/>
         <w:numPr>
           <w:ilvl w:val="0"/>
-          <w:numId w:val="39"/>
+          <w:numId w:val="41"/>
         </w:numPr>
         <w:spacing w:after="80" w:line="270"/>
       </w:pPr>
@@ -38434,6 +40488,18 @@
       <w:startOverride w:val="1"/>
     </w:lvlOverride>
   </w:num>
+  <w:num w:numId="40">
+    <w:abstractNumId w:val="3"/>
+    <w:lvlOverride w:ilvl="0">
+      <w:startOverride w:val="1"/>
+    </w:lvlOverride>
+  </w:num>
+  <w:num w:numId="41">
+    <w:abstractNumId w:val="3"/>
+    <w:lvlOverride w:ilvl="0">
+      <w:startOverride w:val="1"/>
+    </w:lvlOverride>
+  </w:num>
 </w:numbering>
 </file>
 

--- a/docs/treinamento/Manual-de-Treinamento-riSZon.docx
+++ b/docs/treinamento/Manual-de-Treinamento-riSZon.docx
@@ -180,7 +180,7 @@
           <w:sz w:val="20"/>
           <w:szCs w:val="20"/>
         </w:rPr>
-        <w:t xml:space="preserve">16 de setembro de 2026</w:t>
+        <w:t xml:space="preserve">17 de setembro de 2026</w:t>
       </w:r>
     </w:p>
     <w:p>
@@ -7228,15 +7228,15 @@
                 <w:sz w:val="20"/>
                 <w:szCs w:val="20"/>
               </w:rPr>
-              <w:t xml:space="preserve">Problemas</w:t>
-            </w:r>
-            <w:r>
-              <w:rPr>
-                <w:color w:val="23293D"/>
-                <w:sz w:val="20"/>
-                <w:szCs w:val="20"/>
-              </w:rPr>
-              <w:t xml:space="preserve"> — relatar e acompanhar a resposta. </w:t>
+              <w:t xml:space="preserve">Relatar um problema</w:t>
+            </w:r>
+            <w:r>
+              <w:rPr>
+                <w:color w:val="23293D"/>
+                <w:sz w:val="20"/>
+                <w:szCs w:val="20"/>
+              </w:rPr>
+              <w:t xml:space="preserve"> — abre um painel ao lado da tela em que você está. Dali também se chega aos relatos e respostas. </w:t>
             </w:r>
             <w:r>
               <w:rPr>
@@ -29143,7 +29143,51 @@
           <w:sz w:val="21"/>
           <w:szCs w:val="21"/>
         </w:rPr>
-        <w:t xml:space="preserve">Barra de cima → a boia (Problemas) → botão "Relatar um problema".</w:t>
+        <w:t xml:space="preserve">Barra de cima → a boia.</w:t>
+      </w:r>
+      <w:r>
+        <w:rPr>
+          <w:color w:val="23293D"/>
+          <w:sz w:val="21"/>
+          <w:szCs w:val="21"/>
+        </w:rPr>
+        <w:t xml:space="preserve"> Abre um painel </w:t>
+      </w:r>
+      <w:r>
+        <w:rPr>
+          <w:b/>
+          <w:bCs/>
+          <w:color w:val="23293D"/>
+          <w:sz w:val="21"/>
+          <w:szCs w:val="21"/>
+        </w:rPr>
+        <w:t xml:space="preserve">ao lado</w:t>
+      </w:r>
+      <w:r>
+        <w:rPr>
+          <w:color w:val="23293D"/>
+          <w:sz w:val="21"/>
+          <w:szCs w:val="21"/>
+        </w:rPr>
+        <w:t xml:space="preserve"> da tela em que você está — ela continua à vista, e é ela que a captura de tela vai fotografar. O painel já traz a tela e a parte do sistema preenchidas. Na própria tela de Problemas, o botão é </w:t>
+      </w:r>
+      <w:r>
+        <w:rPr>
+          <w:b/>
+          <w:bCs/>
+          <w:color w:val="23293D"/>
+          <w:sz w:val="21"/>
+          <w:szCs w:val="21"/>
+        </w:rPr>
+        <w:t xml:space="preserve">"Relatar um problema"</w:t>
+      </w:r>
+      <w:r>
+        <w:rPr>
+          <w:color w:val="23293D"/>
+          <w:sz w:val="21"/>
+          <w:szCs w:val="21"/>
+        </w:rPr>
+        <w:t xml:space="preserve">.</w:t>
       </w:r>
     </w:p>
     <w:tbl>
@@ -29536,6 +29580,617 @@
           <w:sz w:val="21"/>
           <w:szCs w:val="21"/>
         </w:rPr>
+        <w:t xml:space="preserve">Mostrar o problema — anexos e captura de tela.</w:t>
+      </w:r>
+      <w:r>
+        <w:rPr>
+          <w:color w:val="23293D"/>
+          <w:sz w:val="21"/>
+          <w:szCs w:val="21"/>
+        </w:rPr>
+        <w:t xml:space="preserve"> No fim do formulário:</w:t>
+      </w:r>
+    </w:p>
+    <w:tbl>
+      <w:tblPr>
+        <w:tblW w:type="dxa" w:w="9638"/>
+        <w:tblBorders>
+          <w:top w:val="single" w:color="D8D4C8" w:sz="2"/>
+          <w:left w:val="single" w:color="D8D4C8" w:sz="2"/>
+          <w:bottom w:val="single" w:color="D8D4C8" w:sz="2"/>
+          <w:right w:val="single" w:color="D8D4C8" w:sz="2"/>
+          <w:insideH w:val="single" w:color="D8D4C8" w:sz="2"/>
+          <w:insideV w:val="single" w:color="D8D4C8" w:sz="2"/>
+        </w:tblBorders>
+        <w:tblLayout w:type="fixed"/>
+      </w:tblPr>
+      <w:tblGrid>
+        <w:gridCol w:w="2558"/>
+        <w:gridCol w:w="7080"/>
+      </w:tblGrid>
+      <w:tr>
+        <w:trPr>
+          <w:tblHeader/>
+        </w:trPr>
+        <w:tc>
+          <w:tcPr>
+            <w:tcW w:type="dxa" w:w="2558"/>
+            <w:shd w:fill="1F3253" w:color="auto" w:val="clear"/>
+            <w:tcMar>
+              <w:top w:type="dxa" w:w="90"/>
+              <w:left w:type="dxa" w:w="110"/>
+              <w:bottom w:type="dxa" w:w="90"/>
+              <w:right w:type="dxa" w:w="110"/>
+            </w:tcMar>
+            <w:vAlign w:val="center"/>
+          </w:tcPr>
+          <w:p>
+            <w:pPr>
+              <w:spacing w:after="0" w:line="250"/>
+            </w:pPr>
+            <w:r>
+              <w:rPr>
+                <w:b/>
+                <w:bCs/>
+                <w:color w:val="FFFFFF"/>
+                <w:sz w:val="19"/>
+                <w:szCs w:val="19"/>
+              </w:rPr>
+              <w:t xml:space="preserve">Botão / gesto</w:t>
+            </w:r>
+          </w:p>
+        </w:tc>
+        <w:tc>
+          <w:tcPr>
+            <w:tcW w:type="dxa" w:w="7080"/>
+            <w:shd w:fill="1F3253" w:color="auto" w:val="clear"/>
+            <w:tcMar>
+              <w:top w:type="dxa" w:w="90"/>
+              <w:left w:type="dxa" w:w="110"/>
+              <w:bottom w:type="dxa" w:w="90"/>
+              <w:right w:type="dxa" w:w="110"/>
+            </w:tcMar>
+            <w:vAlign w:val="center"/>
+          </w:tcPr>
+          <w:p>
+            <w:pPr>
+              <w:spacing w:after="0" w:line="250"/>
+            </w:pPr>
+            <w:r>
+              <w:rPr>
+                <w:b/>
+                <w:bCs/>
+                <w:color w:val="FFFFFF"/>
+                <w:sz w:val="19"/>
+                <w:szCs w:val="19"/>
+              </w:rPr>
+              <w:t xml:space="preserve">O que faz</w:t>
+            </w:r>
+          </w:p>
+        </w:tc>
+      </w:tr>
+      <w:tr>
+        <w:tc>
+          <w:tcPr>
+            <w:tcW w:type="dxa" w:w="2558"/>
+            <w:tcMar>
+              <w:top w:type="dxa" w:w="90"/>
+              <w:left w:type="dxa" w:w="110"/>
+              <w:bottom w:type="dxa" w:w="90"/>
+              <w:right w:type="dxa" w:w="110"/>
+            </w:tcMar>
+            <w:vAlign w:val="center"/>
+          </w:tcPr>
+          <w:p>
+            <w:pPr>
+              <w:spacing w:after="0" w:line="250"/>
+            </w:pPr>
+            <w:r>
+              <w:rPr>
+                <w:b/>
+                <w:bCs/>
+                <w:color w:val="23293D"/>
+                <w:sz w:val="20"/>
+                <w:szCs w:val="20"/>
+              </w:rPr>
+              <w:t xml:space="preserve">Capturar a tela</w:t>
+            </w:r>
+          </w:p>
+        </w:tc>
+        <w:tc>
+          <w:tcPr>
+            <w:tcW w:type="dxa" w:w="7080"/>
+            <w:tcMar>
+              <w:top w:type="dxa" w:w="90"/>
+              <w:left w:type="dxa" w:w="110"/>
+              <w:bottom w:type="dxa" w:w="90"/>
+              <w:right w:type="dxa" w:w="110"/>
+            </w:tcMar>
+            <w:vAlign w:val="center"/>
+          </w:tcPr>
+          <w:p>
+            <w:pPr>
+              <w:spacing w:after="0" w:line="250"/>
+            </w:pPr>
+            <w:r>
+              <w:rPr>
+                <w:color w:val="23293D"/>
+                <w:sz w:val="20"/>
+                <w:szCs w:val="20"/>
+              </w:rPr>
+              <w:t xml:space="preserve">O navegador pergunta se o sistema pode ver a aba. Ao permitir, o painel sai da frente por um instante e a tela vira imagem, do jeito que estava</w:t>
+            </w:r>
+          </w:p>
+        </w:tc>
+      </w:tr>
+      <w:tr>
+        <w:tc>
+          <w:tcPr>
+            <w:tcW w:type="dxa" w:w="2558"/>
+            <w:shd w:fill="F7F6F2" w:color="auto" w:val="clear"/>
+            <w:tcMar>
+              <w:top w:type="dxa" w:w="90"/>
+              <w:left w:type="dxa" w:w="110"/>
+              <w:bottom w:type="dxa" w:w="90"/>
+              <w:right w:type="dxa" w:w="110"/>
+            </w:tcMar>
+            <w:vAlign w:val="center"/>
+          </w:tcPr>
+          <w:p>
+            <w:pPr>
+              <w:spacing w:after="0" w:line="250"/>
+            </w:pPr>
+            <w:r>
+              <w:rPr>
+                <w:b/>
+                <w:bCs/>
+                <w:color w:val="23293D"/>
+                <w:sz w:val="20"/>
+                <w:szCs w:val="20"/>
+              </w:rPr>
+              <w:t xml:space="preserve">Anexar arquivo</w:t>
+            </w:r>
+          </w:p>
+        </w:tc>
+        <w:tc>
+          <w:tcPr>
+            <w:tcW w:type="dxa" w:w="7080"/>
+            <w:shd w:fill="F7F6F2" w:color="auto" w:val="clear"/>
+            <w:tcMar>
+              <w:top w:type="dxa" w:w="90"/>
+              <w:left w:type="dxa" w:w="110"/>
+              <w:bottom w:type="dxa" w:w="90"/>
+              <w:right w:type="dxa" w:w="110"/>
+            </w:tcMar>
+            <w:vAlign w:val="center"/>
+          </w:tcPr>
+          <w:p>
+            <w:pPr>
+              <w:spacing w:after="0" w:line="250"/>
+            </w:pPr>
+            <w:r>
+              <w:rPr>
+                <w:color w:val="23293D"/>
+                <w:sz w:val="20"/>
+                <w:szCs w:val="20"/>
+              </w:rPr>
+              <w:t xml:space="preserve">Escolhe imagem, PDF ou vídeo (MP4/WebM) do computador ou do celular</w:t>
+            </w:r>
+          </w:p>
+        </w:tc>
+      </w:tr>
+      <w:tr>
+        <w:tc>
+          <w:tcPr>
+            <w:tcW w:type="dxa" w:w="2558"/>
+            <w:tcMar>
+              <w:top w:type="dxa" w:w="90"/>
+              <w:left w:type="dxa" w:w="110"/>
+              <w:bottom w:type="dxa" w:w="90"/>
+              <w:right w:type="dxa" w:w="110"/>
+            </w:tcMar>
+            <w:vAlign w:val="center"/>
+          </w:tcPr>
+          <w:p>
+            <w:pPr>
+              <w:spacing w:after="0" w:line="250"/>
+            </w:pPr>
+            <w:r>
+              <w:rPr>
+                <w:b/>
+                <w:bCs/>
+                <w:color w:val="23293D"/>
+                <w:sz w:val="20"/>
+                <w:szCs w:val="20"/>
+              </w:rPr>
+              <w:t xml:space="preserve">Ctrl+V</w:t>
+            </w:r>
+          </w:p>
+        </w:tc>
+        <w:tc>
+          <w:tcPr>
+            <w:tcW w:type="dxa" w:w="7080"/>
+            <w:tcMar>
+              <w:top w:type="dxa" w:w="90"/>
+              <w:left w:type="dxa" w:w="110"/>
+              <w:bottom w:type="dxa" w:w="90"/>
+              <w:right w:type="dxa" w:w="110"/>
+            </w:tcMar>
+            <w:vAlign w:val="center"/>
+          </w:tcPr>
+          <w:p>
+            <w:pPr>
+              <w:spacing w:after="0" w:line="250"/>
+            </w:pPr>
+            <w:r>
+              <w:rPr>
+                <w:color w:val="23293D"/>
+                <w:sz w:val="20"/>
+                <w:szCs w:val="20"/>
+              </w:rPr>
+              <w:t xml:space="preserve">Cola um print que você já tirou (tecla Print Screen, ferramenta de recorte)</w:t>
+            </w:r>
+          </w:p>
+        </w:tc>
+      </w:tr>
+      <w:tr>
+        <w:tc>
+          <w:tcPr>
+            <w:tcW w:type="dxa" w:w="2558"/>
+            <w:shd w:fill="F7F6F2" w:color="auto" w:val="clear"/>
+            <w:tcMar>
+              <w:top w:type="dxa" w:w="90"/>
+              <w:left w:type="dxa" w:w="110"/>
+              <w:bottom w:type="dxa" w:w="90"/>
+              <w:right w:type="dxa" w:w="110"/>
+            </w:tcMar>
+            <w:vAlign w:val="center"/>
+          </w:tcPr>
+          <w:p>
+            <w:pPr>
+              <w:spacing w:after="0" w:line="250"/>
+            </w:pPr>
+            <w:r>
+              <w:rPr>
+                <w:b/>
+                <w:bCs/>
+                <w:color w:val="23293D"/>
+                <w:sz w:val="20"/>
+                <w:szCs w:val="20"/>
+              </w:rPr>
+              <w:t xml:space="preserve">Arrastar</w:t>
+            </w:r>
+          </w:p>
+        </w:tc>
+        <w:tc>
+          <w:tcPr>
+            <w:tcW w:type="dxa" w:w="7080"/>
+            <w:shd w:fill="F7F6F2" w:color="auto" w:val="clear"/>
+            <w:tcMar>
+              <w:top w:type="dxa" w:w="90"/>
+              <w:left w:type="dxa" w:w="110"/>
+              <w:bottom w:type="dxa" w:w="90"/>
+              <w:right w:type="dxa" w:w="110"/>
+            </w:tcMar>
+            <w:vAlign w:val="center"/>
+          </w:tcPr>
+          <w:p>
+            <w:pPr>
+              <w:spacing w:after="0" w:line="250"/>
+            </w:pPr>
+            <w:r>
+              <w:rPr>
+                <w:color w:val="23293D"/>
+                <w:sz w:val="20"/>
+                <w:szCs w:val="20"/>
+              </w:rPr>
+              <w:t xml:space="preserve">Solta o arquivo em cima da área dos anexos</w:t>
+            </w:r>
+          </w:p>
+        </w:tc>
+      </w:tr>
+    </w:tbl>
+    <w:p>
+      <w:pPr>
+        <w:spacing w:after="140" w:line="120"/>
+      </w:pPr>
+      <w:r>
+        <w:rPr>
+          <w:sz w:val="2"/>
+          <w:szCs w:val="2"/>
+        </w:rPr>
+        <w:t xml:space="preserve"/>
+      </w:r>
+    </w:p>
+    <w:p>
+      <w:pPr>
+        <w:spacing w:after="140" w:line="280"/>
+      </w:pPr>
+      <w:r>
+        <w:rPr>
+          <w:color w:val="23293D"/>
+          <w:sz w:val="21"/>
+          <w:szCs w:val="21"/>
+        </w:rPr>
+        <w:t xml:space="preserve">Até </w:t>
+      </w:r>
+      <w:r>
+        <w:rPr>
+          <w:b/>
+          <w:bCs/>
+          <w:color w:val="23293D"/>
+          <w:sz w:val="21"/>
+          <w:szCs w:val="21"/>
+        </w:rPr>
+        <w:t xml:space="preserve">5 por envio</w:t>
+      </w:r>
+      <w:r>
+        <w:rPr>
+          <w:color w:val="23293D"/>
+          <w:sz w:val="21"/>
+          <w:szCs w:val="21"/>
+        </w:rPr>
+        <w:t xml:space="preserve">, </w:t>
+      </w:r>
+      <w:r>
+        <w:rPr>
+          <w:b/>
+          <w:bCs/>
+          <w:color w:val="23293D"/>
+          <w:sz w:val="21"/>
+          <w:szCs w:val="21"/>
+        </w:rPr>
+        <w:t xml:space="preserve">10 MB cada</w:t>
+      </w:r>
+      <w:r>
+        <w:rPr>
+          <w:color w:val="23293D"/>
+          <w:sz w:val="21"/>
+          <w:szCs w:val="21"/>
+        </w:rPr>
+        <w:t xml:space="preserve">, e no máximo </w:t>
+      </w:r>
+      <w:r>
+        <w:rPr>
+          <w:b/>
+          <w:bCs/>
+          <w:color w:val="23293D"/>
+          <w:sz w:val="21"/>
+          <w:szCs w:val="21"/>
+        </w:rPr>
+        <w:t xml:space="preserve">10 por relato</w:t>
+      </w:r>
+      <w:r>
+        <w:rPr>
+          <w:color w:val="23293D"/>
+          <w:sz w:val="21"/>
+          <w:szCs w:val="21"/>
+        </w:rPr>
+        <w:t xml:space="preserve">. Cada anexo aparece como miniatura antes de enviar, com um </w:t>
+      </w:r>
+      <w:r>
+        <w:rPr>
+          <w:b/>
+          <w:bCs/>
+          <w:color w:val="23293D"/>
+          <w:sz w:val="21"/>
+          <w:szCs w:val="21"/>
+        </w:rPr>
+        <w:t xml:space="preserve">X</w:t>
+      </w:r>
+      <w:r>
+        <w:rPr>
+          <w:color w:val="23293D"/>
+          <w:sz w:val="21"/>
+          <w:szCs w:val="21"/>
+        </w:rPr>
+        <w:t xml:space="preserve"> para tirar da lista. O que não pode entrar é recusado </w:t>
+      </w:r>
+      <w:r>
+        <w:rPr>
+          <w:b/>
+          <w:bCs/>
+          <w:color w:val="23293D"/>
+          <w:sz w:val="21"/>
+          <w:szCs w:val="21"/>
+        </w:rPr>
+        <w:t xml:space="preserve">com o motivo</w:t>
+      </w:r>
+      <w:r>
+        <w:rPr>
+          <w:color w:val="23293D"/>
+          <w:sz w:val="21"/>
+          <w:szCs w:val="21"/>
+        </w:rPr>
+        <w:t xml:space="preserve"> (tipo ou tamanho).</w:t>
+      </w:r>
+    </w:p>
+    <w:tbl>
+      <w:tblPr>
+        <w:tblW w:type="dxa" w:w="9638"/>
+        <w:tblBorders>
+          <w:top w:val="single" w:color="F5F3EC" w:sz="2"/>
+          <w:left w:val="single" w:color="B98B2E" w:sz="18"/>
+          <w:bottom w:val="single" w:color="F5F3EC" w:sz="2"/>
+          <w:right w:val="single" w:color="F5F3EC" w:sz="2"/>
+          <w:insideH w:val="none" w:color="auto" w:sz="0"/>
+          <w:insideV w:val="none" w:color="auto" w:sz="0"/>
+        </w:tblBorders>
+      </w:tblPr>
+      <w:tblGrid>
+        <w:gridCol w:w="9638"/>
+      </w:tblGrid>
+      <w:tr>
+        <w:tc>
+          <w:tcPr>
+            <w:tcW w:type="dxa" w:w="9638"/>
+            <w:shd w:fill="F5F3EC" w:color="auto" w:val="clear"/>
+            <w:tcMar>
+              <w:top w:type="dxa" w:w="160"/>
+              <w:left w:type="dxa" w:w="220"/>
+              <w:bottom w:type="dxa" w:w="160"/>
+              <w:right w:type="dxa" w:w="200"/>
+            </w:tcMar>
+          </w:tcPr>
+          <w:p>
+            <w:pPr>
+              <w:spacing w:after="140" w:line="280"/>
+            </w:pPr>
+            <w:r>
+              <w:rPr>
+                <w:b/>
+                <w:bCs/>
+                <w:color w:val="23293D"/>
+                <w:sz w:val="21"/>
+                <w:szCs w:val="21"/>
+              </w:rPr>
+              <w:t xml:space="preserve">No celular não existe "Capturar a tela"</w:t>
+            </w:r>
+            <w:r>
+              <w:rPr>
+                <w:color w:val="23293D"/>
+                <w:sz w:val="21"/>
+                <w:szCs w:val="21"/>
+              </w:rPr>
+              <w:t xml:space="preserve"> — o navegador do telefone não oferece isso para páginas. Tire o print pelo próprio aparelho e use </w:t>
+            </w:r>
+            <w:r>
+              <w:rPr>
+                <w:b/>
+                <w:bCs/>
+                <w:color w:val="23293D"/>
+                <w:sz w:val="21"/>
+                <w:szCs w:val="21"/>
+              </w:rPr>
+              <w:t xml:space="preserve">Anexar arquivo</w:t>
+            </w:r>
+            <w:r>
+              <w:rPr>
+                <w:color w:val="23293D"/>
+                <w:sz w:val="21"/>
+                <w:szCs w:val="21"/>
+              </w:rPr>
+              <w:t xml:space="preserve">.</w:t>
+            </w:r>
+          </w:p>
+        </w:tc>
+      </w:tr>
+    </w:tbl>
+    <w:p>
+      <w:pPr>
+        <w:spacing w:after="140" w:line="120"/>
+      </w:pPr>
+      <w:r>
+        <w:rPr>
+          <w:sz w:val="2"/>
+          <w:szCs w:val="2"/>
+        </w:rPr>
+        <w:t xml:space="preserve"/>
+      </w:r>
+    </w:p>
+    <w:tbl>
+      <w:tblPr>
+        <w:tblW w:type="dxa" w:w="9638"/>
+        <w:tblBorders>
+          <w:top w:val="single" w:color="F5F3EC" w:sz="2"/>
+          <w:left w:val="single" w:color="B98B2E" w:sz="18"/>
+          <w:bottom w:val="single" w:color="F5F3EC" w:sz="2"/>
+          <w:right w:val="single" w:color="F5F3EC" w:sz="2"/>
+          <w:insideH w:val="none" w:color="auto" w:sz="0"/>
+          <w:insideV w:val="none" w:color="auto" w:sz="0"/>
+        </w:tblBorders>
+      </w:tblPr>
+      <w:tblGrid>
+        <w:gridCol w:w="9638"/>
+      </w:tblGrid>
+      <w:tr>
+        <w:tc>
+          <w:tcPr>
+            <w:tcW w:type="dxa" w:w="9638"/>
+            <w:shd w:fill="F5F3EC" w:color="auto" w:val="clear"/>
+            <w:tcMar>
+              <w:top w:type="dxa" w:w="160"/>
+              <w:left w:type="dxa" w:w="220"/>
+              <w:bottom w:type="dxa" w:w="160"/>
+              <w:right w:type="dxa" w:w="200"/>
+            </w:tcMar>
+          </w:tcPr>
+          <w:p>
+            <w:pPr>
+              <w:spacing w:after="140" w:line="280"/>
+            </w:pPr>
+            <w:r>
+              <w:rPr>
+                <w:color w:val="23293D"/>
+                <w:sz w:val="21"/>
+                <w:szCs w:val="21"/>
+              </w:rPr>
+              <w:t xml:space="preserve">⚠️ </w:t>
+            </w:r>
+            <w:r>
+              <w:rPr>
+                <w:b/>
+                <w:bCs/>
+                <w:color w:val="23293D"/>
+                <w:sz w:val="21"/>
+                <w:szCs w:val="21"/>
+              </w:rPr>
+              <w:t xml:space="preserve">O print mostra o que estava na tela, inclusive dado de paciente.</w:t>
+            </w:r>
+            <w:r>
+              <w:rPr>
+                <w:color w:val="23293D"/>
+                <w:sz w:val="21"/>
+                <w:szCs w:val="21"/>
+              </w:rPr>
+              <w:t xml:space="preserve"> Quem vê o relato vê os anexos (a sua unidade e o suporte). Se aparecer paciente que não tem a ver com o problema, tire da lista antes de enviar. Enviou por engano? </w:t>
+            </w:r>
+            <w:r>
+              <w:rPr>
+                <w:b/>
+                <w:bCs/>
+                <w:color w:val="23293D"/>
+                <w:sz w:val="21"/>
+                <w:szCs w:val="21"/>
+              </w:rPr>
+              <w:t xml:space="preserve">Remover</w:t>
+            </w:r>
+            <w:r>
+              <w:rPr>
+                <w:color w:val="23293D"/>
+                <w:sz w:val="21"/>
+                <w:szCs w:val="21"/>
+              </w:rPr>
+              <w:t xml:space="preserve"> tira o anexo — veja a seção 15.2.</w:t>
+            </w:r>
+          </w:p>
+        </w:tc>
+      </w:tr>
+    </w:tbl>
+    <w:p>
+      <w:pPr>
+        <w:spacing w:after="140" w:line="120"/>
+      </w:pPr>
+      <w:r>
+        <w:rPr>
+          <w:sz w:val="2"/>
+          <w:szCs w:val="2"/>
+        </w:rPr>
+        <w:t xml:space="preserve"/>
+      </w:r>
+    </w:p>
+    <w:p>
+      <w:pPr>
+        <w:spacing w:after="140" w:line="280"/>
+      </w:pPr>
+      <w:r>
+        <w:rPr>
+          <w:b/>
+          <w:bCs/>
+          <w:color w:val="23293D"/>
+          <w:sz w:val="21"/>
+          <w:szCs w:val="21"/>
+        </w:rPr>
         <w:t xml:space="preserve">Ao salvar, o relato ganha um código</w:t>
       </w:r>
       <w:r>
@@ -29562,7 +30217,25 @@
           <w:sz w:val="21"/>
           <w:szCs w:val="21"/>
         </w:rPr>
-        <w:t xml:space="preserve">) e o sistema abre a página dele. É por esse código que se fala do caso depois, sem recontar tudo — e a página tem endereço próprio (</w:t>
+        <w:t xml:space="preserve">). Pela boia, você continua na tela em que estava e o aviso traz o botão </w:t>
+      </w:r>
+      <w:r>
+        <w:rPr>
+          <w:b/>
+          <w:bCs/>
+          <w:color w:val="23293D"/>
+          <w:sz w:val="21"/>
+          <w:szCs w:val="21"/>
+        </w:rPr>
+        <w:t xml:space="preserve">Abrir</w:t>
+      </w:r>
+      <w:r>
+        <w:rPr>
+          <w:color w:val="23293D"/>
+          <w:sz w:val="21"/>
+          <w:szCs w:val="21"/>
+        </w:rPr>
+        <w:t xml:space="preserve">; pela tela de Problemas, o sistema abre a página do relato. É por esse código que se fala do caso depois, sem recontar tudo — e a página tem endereço próprio (</w:t>
       </w:r>
       <w:r>
         <w:rPr>
@@ -29581,29 +30254,6 @@
           <w:szCs w:val="21"/>
         </w:rPr>
         <w:t xml:space="preserve">), que pode ser enviado a quem precisa ver.</w:t>
-      </w:r>
-    </w:p>
-    <w:p>
-      <w:pPr>
-        <w:spacing w:after="140" w:line="280"/>
-      </w:pPr>
-      <w:r>
-        <w:rPr>
-          <w:b/>
-          <w:bCs/>
-          <w:color w:val="23293D"/>
-          <w:sz w:val="21"/>
-          <w:szCs w:val="21"/>
-        </w:rPr>
-        <w:t xml:space="preserve">Print da tela:</w:t>
-      </w:r>
-      <w:r>
-        <w:rPr>
-          <w:color w:val="23293D"/>
-          <w:sz w:val="21"/>
-          <w:szCs w:val="21"/>
-        </w:rPr>
-        <w:t xml:space="preserve"> ainda não é possível anexar — guarde o seu e informe no relato que você tem.</w:t>
       </w:r>
     </w:p>
     <w:p>
@@ -38237,6 +38887,70 @@
       </w:pPr>
       <w:r>
         <w:rPr>
+          <w:b/>
+          <w:bCs/>
+          <w:color w:val="23293D"/>
+          <w:sz w:val="21"/>
+          <w:szCs w:val="21"/>
+        </w:rPr>
+        <w:t xml:space="preserve">Anexos na página:</w:t>
+      </w:r>
+      <w:r>
+        <w:rPr>
+          <w:color w:val="23293D"/>
+          <w:sz w:val="21"/>
+          <w:szCs w:val="21"/>
+        </w:rPr>
+        <w:t xml:space="preserve"> os que vieram com o relato ficam no quadro dele; os que vieram com uma mensagem ficam dentro da mensagem. Imagem abre em tamanho real ao clicar; vídeo toca ali mesmo; PDF abre em outra aba. Os links valem por uma hora — se a página ficou aberta muito tempo, recarregue.</w:t>
+      </w:r>
+    </w:p>
+    <w:p>
+      <w:pPr>
+        <w:spacing w:after="140" w:line="280"/>
+      </w:pPr>
+      <w:r>
+        <w:rPr>
+          <w:b/>
+          <w:bCs/>
+          <w:color w:val="23293D"/>
+          <w:sz w:val="21"/>
+          <w:szCs w:val="21"/>
+        </w:rPr>
+        <w:t xml:space="preserve">Remover um anexo:</w:t>
+      </w:r>
+      <w:r>
+        <w:rPr>
+          <w:color w:val="23293D"/>
+          <w:sz w:val="21"/>
+          <w:szCs w:val="21"/>
+        </w:rPr>
+        <w:t xml:space="preserve"> quem enviou, ou o suporte. No lugar dele fica </w:t>
+      </w:r>
+      <w:r>
+        <w:rPr>
+          <w:i/>
+          <w:iCs/>
+          <w:color w:val="23293D"/>
+          <w:sz w:val="21"/>
+          <w:szCs w:val="21"/>
+        </w:rPr>
+        <w:t xml:space="preserve">"Anexo removido por … em …"</w:t>
+      </w:r>
+      <w:r>
+        <w:rPr>
+          <w:color w:val="23293D"/>
+          <w:sz w:val="21"/>
+          <w:szCs w:val="21"/>
+        </w:rPr>
+        <w:t xml:space="preserve"> — o arquivo é apagado do servidor, a lápide fica para a conversa continuar fazendo sentido. Quem só enxerga o relato (colegas da unidade) vê os anexos, mas não anexa nem remove.</w:t>
+      </w:r>
+    </w:p>
+    <w:p>
+      <w:pPr>
+        <w:spacing w:after="140" w:line="280"/>
+      </w:pPr>
+      <w:r>
+        <w:rPr>
           <w:color w:val="23293D"/>
           <w:sz w:val="21"/>
           <w:szCs w:val="21"/>
@@ -38320,7 +39034,25 @@
           <w:sz w:val="21"/>
           <w:szCs w:val="21"/>
         </w:rPr>
-        <w:t xml:space="preserve">);</w:t>
+        <w:t xml:space="preserve">), </w:t>
+      </w:r>
+      <w:r>
+        <w:rPr>
+          <w:b/>
+          <w:bCs/>
+          <w:color w:val="23293D"/>
+          <w:sz w:val="21"/>
+          <w:szCs w:val="21"/>
+        </w:rPr>
+        <w:t xml:space="preserve">com anexos</w:t>
+      </w:r>
+      <w:r>
+        <w:rPr>
+          <w:color w:val="23293D"/>
+          <w:sz w:val="21"/>
+          <w:szCs w:val="21"/>
+        </w:rPr>
+        <w:t xml:space="preserve">, que ficam presos àquela mensagem;</w:t>
       </w:r>
     </w:p>
     <w:p>
@@ -38943,7 +39675,7 @@
           <w:sz w:val="21"/>
           <w:szCs w:val="21"/>
         </w:rPr>
-        <w:t xml:space="preserve"> na conversa; o campo vem vazio de propósito, para escrever só o que é novo. Mudar apenas a situação, sem texto, também fica registrado na conversa.</w:t>
+        <w:t xml:space="preserve"> na conversa; o campo vem vazio de propósito, para escrever só o que é novo. A resposta também aceita anexos (um print mostrando onde fica a configuração, por exemplo) — mas só junto com texto: mudar apenas a situação não cria mensagem para prendê-los. Mudar apenas a situação, sem texto, também fica registrado na conversa.</w:t>
       </w:r>
     </w:p>
     <w:p>

--- a/docs/treinamento/Manual-de-Treinamento-riSZon.docx
+++ b/docs/treinamento/Manual-de-Treinamento-riSZon.docx
@@ -29588,7 +29588,7 @@
           <w:sz w:val="21"/>
           <w:szCs w:val="21"/>
         </w:rPr>
-        <w:t xml:space="preserve"> No fim do formulário:</w:t>
+        <w:t xml:space="preserve"> No fim do formulário há três jeitos de capturar, porque o problema nem sempre está na tela atrás do painel:</w:t>
       </w:r>
     </w:p>
     <w:tbl>
@@ -29605,8 +29605,9 @@
         <w:tblLayout w:type="fixed"/>
       </w:tblPr>
       <w:tblGrid>
-        <w:gridCol w:w="2558"/>
-        <w:gridCol w:w="7080"/>
+        <w:gridCol w:w="2112"/>
+        <w:gridCol w:w="3606"/>
+        <w:gridCol w:w="3920"/>
       </w:tblGrid>
       <w:tr>
         <w:trPr>
@@ -29614,7 +29615,7 @@
         </w:trPr>
         <w:tc>
           <w:tcPr>
-            <w:tcW w:type="dxa" w:w="2558"/>
+            <w:tcW w:type="dxa" w:w="2112"/>
             <w:shd w:fill="1F3253" w:color="auto" w:val="clear"/>
             <w:tcMar>
               <w:top w:type="dxa" w:w="90"/>
@@ -29642,7 +29643,7 @@
         </w:tc>
         <w:tc>
           <w:tcPr>
-            <w:tcW w:type="dxa" w:w="7080"/>
+            <w:tcW w:type="dxa" w:w="3606"/>
             <w:shd w:fill="1F3253" w:color="auto" w:val="clear"/>
             <w:tcMar>
               <w:top w:type="dxa" w:w="90"/>
@@ -29664,6 +29665,34 @@
                 <w:sz w:val="19"/>
                 <w:szCs w:val="19"/>
               </w:rPr>
+              <w:t xml:space="preserve">Quando usar</w:t>
+            </w:r>
+          </w:p>
+        </w:tc>
+        <w:tc>
+          <w:tcPr>
+            <w:tcW w:type="dxa" w:w="3920"/>
+            <w:shd w:fill="1F3253" w:color="auto" w:val="clear"/>
+            <w:tcMar>
+              <w:top w:type="dxa" w:w="90"/>
+              <w:left w:type="dxa" w:w="110"/>
+              <w:bottom w:type="dxa" w:w="90"/>
+              <w:right w:type="dxa" w:w="110"/>
+            </w:tcMar>
+            <w:vAlign w:val="center"/>
+          </w:tcPr>
+          <w:p>
+            <w:pPr>
+              <w:spacing w:after="0" w:line="250"/>
+            </w:pPr>
+            <w:r>
+              <w:rPr>
+                <w:b/>
+                <w:bCs/>
+                <w:color w:val="FFFFFF"/>
+                <w:sz w:val="19"/>
+                <w:szCs w:val="19"/>
+              </w:rPr>
               <w:t xml:space="preserve">O que faz</w:t>
             </w:r>
           </w:p>
@@ -29672,7 +29701,7 @@
       <w:tr>
         <w:tc>
           <w:tcPr>
-            <w:tcW w:type="dxa" w:w="2558"/>
+            <w:tcW w:type="dxa" w:w="2112"/>
             <w:tcMar>
               <w:top w:type="dxa" w:w="90"/>
               <w:left w:type="dxa" w:w="110"/>
@@ -29693,32 +29722,57 @@
                 <w:sz w:val="20"/>
                 <w:szCs w:val="20"/>
               </w:rPr>
-              <w:t xml:space="preserve">Capturar a tela</w:t>
-            </w:r>
-          </w:p>
-        </w:tc>
-        <w:tc>
-          <w:tcPr>
-            <w:tcW w:type="dxa" w:w="7080"/>
-            <w:tcMar>
-              <w:top w:type="dxa" w:w="90"/>
-              <w:left w:type="dxa" w:w="110"/>
-              <w:bottom w:type="dxa" w:w="90"/>
-              <w:right w:type="dxa" w:w="110"/>
-            </w:tcMar>
-            <w:vAlign w:val="center"/>
-          </w:tcPr>
-          <w:p>
-            <w:pPr>
-              <w:spacing w:after="0" w:line="250"/>
-            </w:pPr>
-            <w:r>
-              <w:rPr>
-                <w:color w:val="23293D"/>
-                <w:sz w:val="20"/>
-                <w:szCs w:val="20"/>
-              </w:rPr>
-              <w:t xml:space="preserve">O navegador pergunta se o sistema pode ver a aba. Ao permitir, o painel sai da frente por um instante e a tela vira imagem, do jeito que estava</w:t>
+              <w:t xml:space="preserve">Capturar esta tela</w:t>
+            </w:r>
+          </w:p>
+        </w:tc>
+        <w:tc>
+          <w:tcPr>
+            <w:tcW w:type="dxa" w:w="3606"/>
+            <w:tcMar>
+              <w:top w:type="dxa" w:w="90"/>
+              <w:left w:type="dxa" w:w="110"/>
+              <w:bottom w:type="dxa" w:w="90"/>
+              <w:right w:type="dxa" w:w="110"/>
+            </w:tcMar>
+            <w:vAlign w:val="center"/>
+          </w:tcPr>
+          <w:p>
+            <w:pPr>
+              <w:spacing w:after="0" w:line="250"/>
+            </w:pPr>
+            <w:r>
+              <w:rPr>
+                <w:color w:val="23293D"/>
+                <w:sz w:val="20"/>
+                <w:szCs w:val="20"/>
+              </w:rPr>
+              <w:t xml:space="preserve">O problema está na tela atrás do painel</w:t>
+            </w:r>
+          </w:p>
+        </w:tc>
+        <w:tc>
+          <w:tcPr>
+            <w:tcW w:type="dxa" w:w="3920"/>
+            <w:tcMar>
+              <w:top w:type="dxa" w:w="90"/>
+              <w:left w:type="dxa" w:w="110"/>
+              <w:bottom w:type="dxa" w:w="90"/>
+              <w:right w:type="dxa" w:w="110"/>
+            </w:tcMar>
+            <w:vAlign w:val="center"/>
+          </w:tcPr>
+          <w:p>
+            <w:pPr>
+              <w:spacing w:after="0" w:line="250"/>
+            </w:pPr>
+            <w:r>
+              <w:rPr>
+                <w:color w:val="23293D"/>
+                <w:sz w:val="20"/>
+                <w:szCs w:val="20"/>
+              </w:rPr>
+              <w:t xml:space="preserve">O painel sai da frente por um instante e a tela vira imagem, do jeito que estava</w:t>
             </w:r>
           </w:p>
         </w:tc>
@@ -29726,7 +29780,7 @@
       <w:tr>
         <w:tc>
           <w:tcPr>
-            <w:tcW w:type="dxa" w:w="2558"/>
+            <w:tcW w:type="dxa" w:w="2112"/>
             <w:shd w:fill="F7F6F2" w:color="auto" w:val="clear"/>
             <w:tcMar>
               <w:top w:type="dxa" w:w="90"/>
@@ -29748,13 +29802,13 @@
                 <w:sz w:val="20"/>
                 <w:szCs w:val="20"/>
               </w:rPr>
-              <w:t xml:space="preserve">Anexar arquivo</w:t>
-            </w:r>
-          </w:p>
-        </w:tc>
-        <w:tc>
-          <w:tcPr>
-            <w:tcW w:type="dxa" w:w="7080"/>
+              <w:t xml:space="preserve">Ir até a tela do problema</w:t>
+            </w:r>
+          </w:p>
+        </w:tc>
+        <w:tc>
+          <w:tcPr>
+            <w:tcW w:type="dxa" w:w="3606"/>
             <w:shd w:fill="F7F6F2" w:color="auto" w:val="clear"/>
             <w:tcMar>
               <w:top w:type="dxa" w:w="90"/>
@@ -29774,7 +29828,89 @@
                 <w:sz w:val="20"/>
                 <w:szCs w:val="20"/>
               </w:rPr>
-              <w:t xml:space="preserve">Escolhe imagem, PDF ou vídeo (MP4/WebM) do computador ou do celular</w:t>
+              <w:t xml:space="preserve">O problema está em </w:t>
+            </w:r>
+            <w:r>
+              <w:rPr>
+                <w:b/>
+                <w:bCs/>
+                <w:color w:val="23293D"/>
+                <w:sz w:val="20"/>
+                <w:szCs w:val="20"/>
+              </w:rPr>
+              <w:t xml:space="preserve">outra tela do sistema</w:t>
+            </w:r>
+          </w:p>
+        </w:tc>
+        <w:tc>
+          <w:tcPr>
+            <w:tcW w:type="dxa" w:w="3920"/>
+            <w:shd w:fill="F7F6F2" w:color="auto" w:val="clear"/>
+            <w:tcMar>
+              <w:top w:type="dxa" w:w="90"/>
+              <w:left w:type="dxa" w:w="110"/>
+              <w:bottom w:type="dxa" w:w="90"/>
+              <w:right w:type="dxa" w:w="110"/>
+            </w:tcMar>
+            <w:vAlign w:val="center"/>
+          </w:tcPr>
+          <w:p>
+            <w:pPr>
+              <w:spacing w:after="0" w:line="250"/>
+            </w:pPr>
+            <w:r>
+              <w:rPr>
+                <w:color w:val="23293D"/>
+                <w:sz w:val="20"/>
+                <w:szCs w:val="20"/>
+              </w:rPr>
+              <w:t xml:space="preserve">O painel vira uma </w:t>
+            </w:r>
+            <w:r>
+              <w:rPr>
+                <w:b/>
+                <w:bCs/>
+                <w:color w:val="23293D"/>
+                <w:sz w:val="20"/>
+                <w:szCs w:val="20"/>
+              </w:rPr>
+              <w:t xml:space="preserve">barra no rodapé</w:t>
+            </w:r>
+            <w:r>
+              <w:rPr>
+                <w:color w:val="23293D"/>
+                <w:sz w:val="20"/>
+                <w:szCs w:val="20"/>
+              </w:rPr>
+              <w:t xml:space="preserve">. Navegue pelo menu até a tela do problema e clique em </w:t>
+            </w:r>
+            <w:r>
+              <w:rPr>
+                <w:b/>
+                <w:bCs/>
+                <w:color w:val="23293D"/>
+                <w:sz w:val="20"/>
+                <w:szCs w:val="20"/>
+              </w:rPr>
+              <w:t xml:space="preserve">Capturar</w:t>
+            </w:r>
+            <w:r>
+              <w:rPr>
+                <w:color w:val="23293D"/>
+                <w:sz w:val="20"/>
+                <w:szCs w:val="20"/>
+              </w:rPr>
+              <w:t xml:space="preserve"> (pode tirar vários prints, de telas diferentes). Depois, </w:t>
+            </w:r>
+            <w:r>
+              <w:rPr>
+                <w:b/>
+                <w:bCs/>
+                <w:color w:val="23293D"/>
+                <w:sz w:val="20"/>
+                <w:szCs w:val="20"/>
+              </w:rPr>
+              <w:t xml:space="preserve">Voltar ao relato</w:t>
             </w:r>
           </w:p>
         </w:tc>
@@ -29782,7 +29918,7 @@
       <w:tr>
         <w:tc>
           <w:tcPr>
-            <w:tcW w:type="dxa" w:w="2558"/>
+            <w:tcW w:type="dxa" w:w="2112"/>
             <w:tcMar>
               <w:top w:type="dxa" w:w="90"/>
               <w:left w:type="dxa" w:w="110"/>
@@ -29803,32 +29939,95 @@
                 <w:sz w:val="20"/>
                 <w:szCs w:val="20"/>
               </w:rPr>
-              <w:t xml:space="preserve">Ctrl+V</w:t>
-            </w:r>
-          </w:p>
-        </w:tc>
-        <w:tc>
-          <w:tcPr>
-            <w:tcW w:type="dxa" w:w="7080"/>
-            <w:tcMar>
-              <w:top w:type="dxa" w:w="90"/>
-              <w:left w:type="dxa" w:w="110"/>
-              <w:bottom w:type="dxa" w:w="90"/>
-              <w:right w:type="dxa" w:w="110"/>
-            </w:tcMar>
-            <w:vAlign w:val="center"/>
-          </w:tcPr>
-          <w:p>
-            <w:pPr>
-              <w:spacing w:after="0" w:line="250"/>
-            </w:pPr>
-            <w:r>
-              <w:rPr>
-                <w:color w:val="23293D"/>
-                <w:sz w:val="20"/>
-                <w:szCs w:val="20"/>
-              </w:rPr>
-              <w:t xml:space="preserve">Cola um print que você já tirou (tecla Print Screen, ferramenta de recorte)</w:t>
+              <w:t xml:space="preserve">Outra aba ou janela</w:t>
+            </w:r>
+          </w:p>
+        </w:tc>
+        <w:tc>
+          <w:tcPr>
+            <w:tcW w:type="dxa" w:w="3606"/>
+            <w:tcMar>
+              <w:top w:type="dxa" w:w="90"/>
+              <w:left w:type="dxa" w:w="110"/>
+              <w:bottom w:type="dxa" w:w="90"/>
+              <w:right w:type="dxa" w:w="110"/>
+            </w:tcMar>
+            <w:vAlign w:val="center"/>
+          </w:tcPr>
+          <w:p>
+            <w:pPr>
+              <w:spacing w:after="0" w:line="250"/>
+            </w:pPr>
+            <w:r>
+              <w:rPr>
+                <w:color w:val="23293D"/>
+                <w:sz w:val="20"/>
+                <w:szCs w:val="20"/>
+              </w:rPr>
+              <w:t xml:space="preserve">O problema está aberto em </w:t>
+            </w:r>
+            <w:r>
+              <w:rPr>
+                <w:b/>
+                <w:bCs/>
+                <w:color w:val="23293D"/>
+                <w:sz w:val="20"/>
+                <w:szCs w:val="20"/>
+              </w:rPr>
+              <w:t xml:space="preserve">outra aba</w:t>
+            </w:r>
+            <w:r>
+              <w:rPr>
+                <w:color w:val="23293D"/>
+                <w:sz w:val="20"/>
+                <w:szCs w:val="20"/>
+              </w:rPr>
+              <w:t xml:space="preserve"> do navegador ou em </w:t>
+            </w:r>
+            <w:r>
+              <w:rPr>
+                <w:b/>
+                <w:bCs/>
+                <w:color w:val="23293D"/>
+                <w:sz w:val="20"/>
+                <w:szCs w:val="20"/>
+              </w:rPr>
+              <w:t xml:space="preserve">outro programa</w:t>
+            </w:r>
+          </w:p>
+        </w:tc>
+        <w:tc>
+          <w:tcPr>
+            <w:tcW w:type="dxa" w:w="3920"/>
+            <w:tcMar>
+              <w:top w:type="dxa" w:w="90"/>
+              <w:left w:type="dxa" w:w="110"/>
+              <w:bottom w:type="dxa" w:w="90"/>
+              <w:right w:type="dxa" w:w="110"/>
+            </w:tcMar>
+            <w:vAlign w:val="center"/>
+          </w:tcPr>
+          <w:p>
+            <w:pPr>
+              <w:spacing w:after="0" w:line="250"/>
+            </w:pPr>
+            <w:r>
+              <w:rPr>
+                <w:color w:val="23293D"/>
+                <w:sz w:val="20"/>
+                <w:szCs w:val="20"/>
+              </w:rPr>
+              <w:t xml:space="preserve">O navegador mostra a lista do que está aberto; escolha e clique em </w:t>
+            </w:r>
+            <w:r>
+              <w:rPr>
+                <w:b/>
+                <w:bCs/>
+                <w:color w:val="23293D"/>
+                <w:sz w:val="20"/>
+                <w:szCs w:val="20"/>
+              </w:rPr>
+              <w:t xml:space="preserve">Compartilhar</w:t>
             </w:r>
           </w:p>
         </w:tc>
@@ -29836,7 +30035,7 @@
       <w:tr>
         <w:tc>
           <w:tcPr>
-            <w:tcW w:type="dxa" w:w="2558"/>
+            <w:tcW w:type="dxa" w:w="2112"/>
             <w:shd w:fill="F7F6F2" w:color="auto" w:val="clear"/>
             <w:tcMar>
               <w:top w:type="dxa" w:w="90"/>
@@ -29858,13 +30057,236 @@
                 <w:sz w:val="20"/>
                 <w:szCs w:val="20"/>
               </w:rPr>
+              <w:t xml:space="preserve">Anexar arquivo</w:t>
+            </w:r>
+          </w:p>
+        </w:tc>
+        <w:tc>
+          <w:tcPr>
+            <w:tcW w:type="dxa" w:w="3606"/>
+            <w:shd w:fill="F7F6F2" w:color="auto" w:val="clear"/>
+            <w:tcMar>
+              <w:top w:type="dxa" w:w="90"/>
+              <w:left w:type="dxa" w:w="110"/>
+              <w:bottom w:type="dxa" w:w="90"/>
+              <w:right w:type="dxa" w:w="110"/>
+            </w:tcMar>
+            <w:vAlign w:val="center"/>
+          </w:tcPr>
+          <w:p>
+            <w:pPr>
+              <w:spacing w:after="0" w:line="250"/>
+            </w:pPr>
+            <w:r>
+              <w:rPr>
+                <w:color w:val="23293D"/>
+                <w:sz w:val="20"/>
+                <w:szCs w:val="20"/>
+              </w:rPr>
+              <w:t xml:space="preserve">Você já tem o arquivo</w:t>
+            </w:r>
+          </w:p>
+        </w:tc>
+        <w:tc>
+          <w:tcPr>
+            <w:tcW w:type="dxa" w:w="3920"/>
+            <w:shd w:fill="F7F6F2" w:color="auto" w:val="clear"/>
+            <w:tcMar>
+              <w:top w:type="dxa" w:w="90"/>
+              <w:left w:type="dxa" w:w="110"/>
+              <w:bottom w:type="dxa" w:w="90"/>
+              <w:right w:type="dxa" w:w="110"/>
+            </w:tcMar>
+            <w:vAlign w:val="center"/>
+          </w:tcPr>
+          <w:p>
+            <w:pPr>
+              <w:spacing w:after="0" w:line="250"/>
+            </w:pPr>
+            <w:r>
+              <w:rPr>
+                <w:color w:val="23293D"/>
+                <w:sz w:val="20"/>
+                <w:szCs w:val="20"/>
+              </w:rPr>
+              <w:t xml:space="preserve">Imagem, PDF ou vídeo (MP4/WebM), do computador ou do celular</w:t>
+            </w:r>
+          </w:p>
+        </w:tc>
+      </w:tr>
+      <w:tr>
+        <w:tc>
+          <w:tcPr>
+            <w:tcW w:type="dxa" w:w="2112"/>
+            <w:tcMar>
+              <w:top w:type="dxa" w:w="90"/>
+              <w:left w:type="dxa" w:w="110"/>
+              <w:bottom w:type="dxa" w:w="90"/>
+              <w:right w:type="dxa" w:w="110"/>
+            </w:tcMar>
+            <w:vAlign w:val="center"/>
+          </w:tcPr>
+          <w:p>
+            <w:pPr>
+              <w:spacing w:after="0" w:line="250"/>
+            </w:pPr>
+            <w:r>
+              <w:rPr>
+                <w:b/>
+                <w:bCs/>
+                <w:color w:val="23293D"/>
+                <w:sz w:val="20"/>
+                <w:szCs w:val="20"/>
+              </w:rPr>
+              <w:t xml:space="preserve">Ctrl+V</w:t>
+            </w:r>
+          </w:p>
+        </w:tc>
+        <w:tc>
+          <w:tcPr>
+            <w:tcW w:type="dxa" w:w="3606"/>
+            <w:tcMar>
+              <w:top w:type="dxa" w:w="90"/>
+              <w:left w:type="dxa" w:w="110"/>
+              <w:bottom w:type="dxa" w:w="90"/>
+              <w:right w:type="dxa" w:w="110"/>
+            </w:tcMar>
+            <w:vAlign w:val="center"/>
+          </w:tcPr>
+          <w:p>
+            <w:pPr>
+              <w:spacing w:after="0" w:line="250"/>
+            </w:pPr>
+            <w:r>
+              <w:rPr>
+                <w:color w:val="23293D"/>
+                <w:sz w:val="20"/>
+                <w:szCs w:val="20"/>
+              </w:rPr>
+              <w:t xml:space="preserve">Você já tirou o print</w:t>
+            </w:r>
+          </w:p>
+        </w:tc>
+        <w:tc>
+          <w:tcPr>
+            <w:tcW w:type="dxa" w:w="3920"/>
+            <w:tcMar>
+              <w:top w:type="dxa" w:w="90"/>
+              <w:left w:type="dxa" w:w="110"/>
+              <w:bottom w:type="dxa" w:w="90"/>
+              <w:right w:type="dxa" w:w="110"/>
+            </w:tcMar>
+            <w:vAlign w:val="center"/>
+          </w:tcPr>
+          <w:p>
+            <w:pPr>
+              <w:spacing w:after="0" w:line="250"/>
+            </w:pPr>
+            <w:r>
+              <w:rPr>
+                <w:color w:val="23293D"/>
+                <w:sz w:val="20"/>
+                <w:szCs w:val="20"/>
+              </w:rPr>
+              <w:t xml:space="preserve">Cola em qualquer campo do formulário (tecla </w:t>
+            </w:r>
+            <w:r>
+              <w:rPr>
+                <w:b/>
+                <w:bCs/>
+                <w:color w:val="23293D"/>
+                <w:sz w:val="20"/>
+                <w:szCs w:val="20"/>
+              </w:rPr>
+              <w:t xml:space="preserve">Print Screen</w:t>
+            </w:r>
+            <w:r>
+              <w:rPr>
+                <w:color w:val="23293D"/>
+                <w:sz w:val="20"/>
+                <w:szCs w:val="20"/>
+              </w:rPr>
+              <w:t xml:space="preserve">, ou </w:t>
+            </w:r>
+            <w:r>
+              <w:rPr>
+                <w:b/>
+                <w:bCs/>
+                <w:color w:val="23293D"/>
+                <w:sz w:val="20"/>
+                <w:szCs w:val="20"/>
+              </w:rPr>
+              <w:t xml:space="preserve">Win+Shift+S</w:t>
+            </w:r>
+            <w:r>
+              <w:rPr>
+                <w:color w:val="23293D"/>
+                <w:sz w:val="20"/>
+                <w:szCs w:val="20"/>
+              </w:rPr>
+              <w:t xml:space="preserve"> para recortar um pedaço)</w:t>
+            </w:r>
+          </w:p>
+        </w:tc>
+      </w:tr>
+      <w:tr>
+        <w:tc>
+          <w:tcPr>
+            <w:tcW w:type="dxa" w:w="2112"/>
+            <w:shd w:fill="F7F6F2" w:color="auto" w:val="clear"/>
+            <w:tcMar>
+              <w:top w:type="dxa" w:w="90"/>
+              <w:left w:type="dxa" w:w="110"/>
+              <w:bottom w:type="dxa" w:w="90"/>
+              <w:right w:type="dxa" w:w="110"/>
+            </w:tcMar>
+            <w:vAlign w:val="center"/>
+          </w:tcPr>
+          <w:p>
+            <w:pPr>
+              <w:spacing w:after="0" w:line="250"/>
+            </w:pPr>
+            <w:r>
+              <w:rPr>
+                <w:b/>
+                <w:bCs/>
+                <w:color w:val="23293D"/>
+                <w:sz w:val="20"/>
+                <w:szCs w:val="20"/>
+              </w:rPr>
               <w:t xml:space="preserve">Arrastar</w:t>
             </w:r>
           </w:p>
         </w:tc>
         <w:tc>
           <w:tcPr>
-            <w:tcW w:type="dxa" w:w="7080"/>
+            <w:tcW w:type="dxa" w:w="3606"/>
+            <w:shd w:fill="F7F6F2" w:color="auto" w:val="clear"/>
+            <w:tcMar>
+              <w:top w:type="dxa" w:w="90"/>
+              <w:left w:type="dxa" w:w="110"/>
+              <w:bottom w:type="dxa" w:w="90"/>
+              <w:right w:type="dxa" w:w="110"/>
+            </w:tcMar>
+            <w:vAlign w:val="center"/>
+          </w:tcPr>
+          <w:p>
+            <w:pPr>
+              <w:spacing w:after="0" w:line="250"/>
+            </w:pPr>
+            <w:r>
+              <w:rPr>
+                <w:color w:val="23293D"/>
+                <w:sz w:val="20"/>
+                <w:szCs w:val="20"/>
+              </w:rPr>
+              <w:t xml:space="preserve">—</w:t>
+            </w:r>
+          </w:p>
+        </w:tc>
+        <w:tc>
+          <w:tcPr>
+            <w:tcW w:type="dxa" w:w="3920"/>
             <w:shd w:fill="F7F6F2" w:color="auto" w:val="clear"/>
             <w:tcMar>
               <w:top w:type="dxa" w:w="90"/>
@@ -29900,109 +30322,6 @@
           <w:szCs w:val="2"/>
         </w:rPr>
         <w:t xml:space="preserve"/>
-      </w:r>
-    </w:p>
-    <w:p>
-      <w:pPr>
-        <w:spacing w:after="140" w:line="280"/>
-      </w:pPr>
-      <w:r>
-        <w:rPr>
-          <w:color w:val="23293D"/>
-          <w:sz w:val="21"/>
-          <w:szCs w:val="21"/>
-        </w:rPr>
-        <w:t xml:space="preserve">Até </w:t>
-      </w:r>
-      <w:r>
-        <w:rPr>
-          <w:b/>
-          <w:bCs/>
-          <w:color w:val="23293D"/>
-          <w:sz w:val="21"/>
-          <w:szCs w:val="21"/>
-        </w:rPr>
-        <w:t xml:space="preserve">5 por envio</w:t>
-      </w:r>
-      <w:r>
-        <w:rPr>
-          <w:color w:val="23293D"/>
-          <w:sz w:val="21"/>
-          <w:szCs w:val="21"/>
-        </w:rPr>
-        <w:t xml:space="preserve">, </w:t>
-      </w:r>
-      <w:r>
-        <w:rPr>
-          <w:b/>
-          <w:bCs/>
-          <w:color w:val="23293D"/>
-          <w:sz w:val="21"/>
-          <w:szCs w:val="21"/>
-        </w:rPr>
-        <w:t xml:space="preserve">10 MB cada</w:t>
-      </w:r>
-      <w:r>
-        <w:rPr>
-          <w:color w:val="23293D"/>
-          <w:sz w:val="21"/>
-          <w:szCs w:val="21"/>
-        </w:rPr>
-        <w:t xml:space="preserve">, e no máximo </w:t>
-      </w:r>
-      <w:r>
-        <w:rPr>
-          <w:b/>
-          <w:bCs/>
-          <w:color w:val="23293D"/>
-          <w:sz w:val="21"/>
-          <w:szCs w:val="21"/>
-        </w:rPr>
-        <w:t xml:space="preserve">10 por relato</w:t>
-      </w:r>
-      <w:r>
-        <w:rPr>
-          <w:color w:val="23293D"/>
-          <w:sz w:val="21"/>
-          <w:szCs w:val="21"/>
-        </w:rPr>
-        <w:t xml:space="preserve">. Cada anexo aparece como miniatura antes de enviar, com um </w:t>
-      </w:r>
-      <w:r>
-        <w:rPr>
-          <w:b/>
-          <w:bCs/>
-          <w:color w:val="23293D"/>
-          <w:sz w:val="21"/>
-          <w:szCs w:val="21"/>
-        </w:rPr>
-        <w:t xml:space="preserve">X</w:t>
-      </w:r>
-      <w:r>
-        <w:rPr>
-          <w:color w:val="23293D"/>
-          <w:sz w:val="21"/>
-          <w:szCs w:val="21"/>
-        </w:rPr>
-        <w:t xml:space="preserve"> para tirar da lista. O que não pode entrar é recusado </w:t>
-      </w:r>
-      <w:r>
-        <w:rPr>
-          <w:b/>
-          <w:bCs/>
-          <w:color w:val="23293D"/>
-          <w:sz w:val="21"/>
-          <w:szCs w:val="21"/>
-        </w:rPr>
-        <w:t xml:space="preserve">com o motivo</w:t>
-      </w:r>
-      <w:r>
-        <w:rPr>
-          <w:color w:val="23293D"/>
-          <w:sz w:val="21"/>
-          <w:szCs w:val="21"/>
-        </w:rPr>
-        <w:t xml:space="preserve"> (tipo ou tamanho).</w:t>
       </w:r>
     </w:p>
     <w:tbl>
@@ -30044,7 +30363,453 @@
                 <w:sz w:val="21"/>
                 <w:szCs w:val="21"/>
               </w:rPr>
-              <w:t xml:space="preserve">No celular não existe "Capturar a tela"</w:t>
+              <w:t xml:space="preserve">No modo "Ir até a tela do problema" nada se perde.</w:t>
+            </w:r>
+            <w:r>
+              <w:rPr>
+                <w:color w:val="23293D"/>
+                <w:sz w:val="21"/>
+                <w:szCs w:val="21"/>
+              </w:rPr>
+              <w:t xml:space="preserve"> O que você escreveu e os prints ficam guardados enquanto você navega. E, se você não tiver mudado à mão os campos </w:t>
+            </w:r>
+            <w:r>
+              <w:rPr>
+                <w:i/>
+                <w:iCs/>
+                <w:color w:val="23293D"/>
+                <w:sz w:val="21"/>
+                <w:szCs w:val="21"/>
+              </w:rPr>
+              <w:t xml:space="preserve">Em que tela</w:t>
+            </w:r>
+            <w:r>
+              <w:rPr>
+                <w:color w:val="23293D"/>
+                <w:sz w:val="21"/>
+                <w:szCs w:val="21"/>
+              </w:rPr>
+              <w:t xml:space="preserve"> e </w:t>
+            </w:r>
+            <w:r>
+              <w:rPr>
+                <w:i/>
+                <w:iCs/>
+                <w:color w:val="23293D"/>
+                <w:sz w:val="21"/>
+                <w:szCs w:val="21"/>
+              </w:rPr>
+              <w:t xml:space="preserve">Parte do sistema</w:t>
+            </w:r>
+            <w:r>
+              <w:rPr>
+                <w:color w:val="23293D"/>
+                <w:sz w:val="21"/>
+                <w:szCs w:val="21"/>
+              </w:rPr>
+              <w:t xml:space="preserve">, eles passam a ser os da tela onde você capturou — é lá que o problema está.</w:t>
+            </w:r>
+          </w:p>
+        </w:tc>
+      </w:tr>
+    </w:tbl>
+    <w:p>
+      <w:pPr>
+        <w:spacing w:after="140" w:line="120"/>
+      </w:pPr>
+      <w:r>
+        <w:rPr>
+          <w:sz w:val="2"/>
+          <w:szCs w:val="2"/>
+        </w:rPr>
+        <w:t xml:space="preserve"/>
+      </w:r>
+    </w:p>
+    <w:tbl>
+      <w:tblPr>
+        <w:tblW w:type="dxa" w:w="9638"/>
+        <w:tblBorders>
+          <w:top w:val="single" w:color="F5F3EC" w:sz="2"/>
+          <w:left w:val="single" w:color="B98B2E" w:sz="18"/>
+          <w:bottom w:val="single" w:color="F5F3EC" w:sz="2"/>
+          <w:right w:val="single" w:color="F5F3EC" w:sz="2"/>
+          <w:insideH w:val="none" w:color="auto" w:sz="0"/>
+          <w:insideV w:val="none" w:color="auto" w:sz="0"/>
+        </w:tblBorders>
+      </w:tblPr>
+      <w:tblGrid>
+        <w:gridCol w:w="9638"/>
+      </w:tblGrid>
+      <w:tr>
+        <w:tc>
+          <w:tcPr>
+            <w:tcW w:type="dxa" w:w="9638"/>
+            <w:shd w:fill="F5F3EC" w:color="auto" w:val="clear"/>
+            <w:tcMar>
+              <w:top w:type="dxa" w:w="160"/>
+              <w:left w:type="dxa" w:w="220"/>
+              <w:bottom w:type="dxa" w:w="160"/>
+              <w:right w:type="dxa" w:w="200"/>
+            </w:tcMar>
+          </w:tcPr>
+          <w:p>
+            <w:pPr>
+              <w:spacing w:after="140" w:line="280"/>
+            </w:pPr>
+            <w:r>
+              <w:rPr>
+                <w:b/>
+                <w:bCs/>
+                <w:color w:val="23293D"/>
+                <w:sz w:val="21"/>
+                <w:szCs w:val="21"/>
+              </w:rPr>
+              <w:t xml:space="preserve">Fechar o painel no X não apaga o relato</w:t>
+            </w:r>
+            <w:r>
+              <w:rPr>
+                <w:color w:val="23293D"/>
+                <w:sz w:val="21"/>
+                <w:szCs w:val="21"/>
+              </w:rPr>
+              <w:t xml:space="preserve">: ao abrir a boia de novo, ele está lá (o painel avisa </w:t>
+            </w:r>
+            <w:r>
+              <w:rPr>
+                <w:i/>
+                <w:iCs/>
+                <w:color w:val="23293D"/>
+                <w:sz w:val="21"/>
+                <w:szCs w:val="21"/>
+              </w:rPr>
+              <w:t xml:space="preserve">"Relato começado em …"</w:t>
+            </w:r>
+            <w:r>
+              <w:rPr>
+                <w:color w:val="23293D"/>
+                <w:sz w:val="21"/>
+                <w:szCs w:val="21"/>
+              </w:rPr>
+              <w:t xml:space="preserve">). Para desistir de vez, use </w:t>
+            </w:r>
+            <w:r>
+              <w:rPr>
+                <w:b/>
+                <w:bCs/>
+                <w:color w:val="23293D"/>
+                <w:sz w:val="21"/>
+                <w:szCs w:val="21"/>
+              </w:rPr>
+              <w:t xml:space="preserve">Cancelar</w:t>
+            </w:r>
+            <w:r>
+              <w:rPr>
+                <w:color w:val="23293D"/>
+                <w:sz w:val="21"/>
+                <w:szCs w:val="21"/>
+              </w:rPr>
+              <w:t xml:space="preserve">.</w:t>
+            </w:r>
+          </w:p>
+        </w:tc>
+      </w:tr>
+    </w:tbl>
+    <w:p>
+      <w:pPr>
+        <w:spacing w:after="140" w:line="120"/>
+      </w:pPr>
+      <w:r>
+        <w:rPr>
+          <w:sz w:val="2"/>
+          <w:szCs w:val="2"/>
+        </w:rPr>
+        <w:t xml:space="preserve"/>
+      </w:r>
+    </w:p>
+    <w:p>
+      <w:pPr>
+        <w:spacing w:after="140" w:line="280"/>
+      </w:pPr>
+      <w:r>
+        <w:rPr>
+          <w:b/>
+          <w:bCs/>
+          <w:color w:val="23293D"/>
+          <w:sz w:val="21"/>
+          <w:szCs w:val="21"/>
+        </w:rPr>
+        <w:t xml:space="preserve">Na primeira captura o navegador pede permissão</w:t>
+      </w:r>
+      <w:r>
+        <w:rPr>
+          <w:color w:val="23293D"/>
+          <w:sz w:val="21"/>
+          <w:szCs w:val="21"/>
+        </w:rPr>
+        <w:t xml:space="preserve"> para ver a tela. É só permitir: o sistema tira uma única foto e para de ver na mesma hora. O arquivo recebe o nome da tela de onde veio (ex.: </w:t>
+      </w:r>
+      <w:r>
+        <w:rPr>
+          <w:i/>
+          <w:iCs/>
+          <w:color w:val="23293D"/>
+          <w:sz w:val="21"/>
+          <w:szCs w:val="21"/>
+        </w:rPr>
+        <w:t xml:space="preserve">captura-agenda-20260917-0930.png</w:t>
+      </w:r>
+      <w:r>
+        <w:rPr>
+          <w:color w:val="23293D"/>
+          <w:sz w:val="21"/>
+          <w:szCs w:val="21"/>
+        </w:rPr>
+        <w:t xml:space="preserve">).</w:t>
+      </w:r>
+    </w:p>
+    <w:p>
+      <w:pPr>
+        <w:spacing w:after="140" w:line="280"/>
+      </w:pPr>
+      <w:r>
+        <w:rPr>
+          <w:b/>
+          <w:bCs/>
+          <w:color w:val="23293D"/>
+          <w:sz w:val="21"/>
+          <w:szCs w:val="21"/>
+        </w:rPr>
+        <w:t xml:space="preserve">Não sabe por onde começar?</w:t>
+      </w:r>
+      <w:r>
+        <w:rPr>
+          <w:color w:val="23293D"/>
+          <w:sz w:val="21"/>
+          <w:szCs w:val="21"/>
+        </w:rPr>
+        <w:t xml:space="preserve"> Clique em </w:t>
+      </w:r>
+      <w:r>
+        <w:rPr>
+          <w:b/>
+          <w:bCs/>
+          <w:color w:val="23293D"/>
+          <w:sz w:val="21"/>
+          <w:szCs w:val="21"/>
+        </w:rPr>
+        <w:t xml:space="preserve">Como usar o print</w:t>
+      </w:r>
+      <w:r>
+        <w:rPr>
+          <w:color w:val="23293D"/>
+          <w:sz w:val="21"/>
+          <w:szCs w:val="21"/>
+        </w:rPr>
+        <w:t xml:space="preserve">, logo abaixo dos botões — o passo a passo está ali.</w:t>
+      </w:r>
+    </w:p>
+    <w:p>
+      <w:pPr>
+        <w:spacing w:after="140" w:line="280"/>
+      </w:pPr>
+      <w:r>
+        <w:rPr>
+          <w:b/>
+          <w:bCs/>
+          <w:color w:val="23293D"/>
+          <w:sz w:val="21"/>
+          <w:szCs w:val="21"/>
+        </w:rPr>
+        <w:t xml:space="preserve">Na página de um relato</w:t>
+      </w:r>
+      <w:r>
+        <w:rPr>
+          <w:color w:val="23293D"/>
+          <w:sz w:val="21"/>
+          <w:szCs w:val="21"/>
+        </w:rPr>
+        <w:t xml:space="preserve"> (para acrescentar informação ou responder), o botão é </w:t>
+      </w:r>
+      <w:r>
+        <w:rPr>
+          <w:b/>
+          <w:bCs/>
+          <w:color w:val="23293D"/>
+          <w:sz w:val="21"/>
+          <w:szCs w:val="21"/>
+        </w:rPr>
+        <w:t xml:space="preserve">Capturar de outra aba ou janela</w:t>
+      </w:r>
+      <w:r>
+        <w:rPr>
+          <w:color w:val="23293D"/>
+          <w:sz w:val="21"/>
+          <w:szCs w:val="21"/>
+        </w:rPr>
+        <w:t xml:space="preserve">: "esta tela" ali seria a própria página do relato. Abra a tela do problema numa aba nova antes (botão direito no menu → </w:t>
+      </w:r>
+      <w:r>
+        <w:rPr>
+          <w:i/>
+          <w:iCs/>
+          <w:color w:val="23293D"/>
+          <w:sz w:val="21"/>
+          <w:szCs w:val="21"/>
+        </w:rPr>
+        <w:t xml:space="preserve">Abrir em nova aba</w:t>
+      </w:r>
+      <w:r>
+        <w:rPr>
+          <w:color w:val="23293D"/>
+          <w:sz w:val="21"/>
+          <w:szCs w:val="21"/>
+        </w:rPr>
+        <w:t xml:space="preserve">) e escolha essa aba na lista do navegador.</w:t>
+      </w:r>
+    </w:p>
+    <w:p>
+      <w:pPr>
+        <w:spacing w:after="140" w:line="280"/>
+      </w:pPr>
+      <w:r>
+        <w:rPr>
+          <w:color w:val="23293D"/>
+          <w:sz w:val="21"/>
+          <w:szCs w:val="21"/>
+        </w:rPr>
+        <w:t xml:space="preserve">Até </w:t>
+      </w:r>
+      <w:r>
+        <w:rPr>
+          <w:b/>
+          <w:bCs/>
+          <w:color w:val="23293D"/>
+          <w:sz w:val="21"/>
+          <w:szCs w:val="21"/>
+        </w:rPr>
+        <w:t xml:space="preserve">5 por envio</w:t>
+      </w:r>
+      <w:r>
+        <w:rPr>
+          <w:color w:val="23293D"/>
+          <w:sz w:val="21"/>
+          <w:szCs w:val="21"/>
+        </w:rPr>
+        <w:t xml:space="preserve">, </w:t>
+      </w:r>
+      <w:r>
+        <w:rPr>
+          <w:b/>
+          <w:bCs/>
+          <w:color w:val="23293D"/>
+          <w:sz w:val="21"/>
+          <w:szCs w:val="21"/>
+        </w:rPr>
+        <w:t xml:space="preserve">10 MB cada</w:t>
+      </w:r>
+      <w:r>
+        <w:rPr>
+          <w:color w:val="23293D"/>
+          <w:sz w:val="21"/>
+          <w:szCs w:val="21"/>
+        </w:rPr>
+        <w:t xml:space="preserve">, e no máximo </w:t>
+      </w:r>
+      <w:r>
+        <w:rPr>
+          <w:b/>
+          <w:bCs/>
+          <w:color w:val="23293D"/>
+          <w:sz w:val="21"/>
+          <w:szCs w:val="21"/>
+        </w:rPr>
+        <w:t xml:space="preserve">10 por relato</w:t>
+      </w:r>
+      <w:r>
+        <w:rPr>
+          <w:color w:val="23293D"/>
+          <w:sz w:val="21"/>
+          <w:szCs w:val="21"/>
+        </w:rPr>
+        <w:t xml:space="preserve">. Cada anexo aparece como miniatura antes de enviar, com um </w:t>
+      </w:r>
+      <w:r>
+        <w:rPr>
+          <w:b/>
+          <w:bCs/>
+          <w:color w:val="23293D"/>
+          <w:sz w:val="21"/>
+          <w:szCs w:val="21"/>
+        </w:rPr>
+        <w:t xml:space="preserve">X</w:t>
+      </w:r>
+      <w:r>
+        <w:rPr>
+          <w:color w:val="23293D"/>
+          <w:sz w:val="21"/>
+          <w:szCs w:val="21"/>
+        </w:rPr>
+        <w:t xml:space="preserve"> para tirar da lista. O que não pode entrar é recusado </w:t>
+      </w:r>
+      <w:r>
+        <w:rPr>
+          <w:b/>
+          <w:bCs/>
+          <w:color w:val="23293D"/>
+          <w:sz w:val="21"/>
+          <w:szCs w:val="21"/>
+        </w:rPr>
+        <w:t xml:space="preserve">com o motivo</w:t>
+      </w:r>
+      <w:r>
+        <w:rPr>
+          <w:color w:val="23293D"/>
+          <w:sz w:val="21"/>
+          <w:szCs w:val="21"/>
+        </w:rPr>
+        <w:t xml:space="preserve"> (tipo ou tamanho).</w:t>
+      </w:r>
+    </w:p>
+    <w:tbl>
+      <w:tblPr>
+        <w:tblW w:type="dxa" w:w="9638"/>
+        <w:tblBorders>
+          <w:top w:val="single" w:color="F5F3EC" w:sz="2"/>
+          <w:left w:val="single" w:color="B98B2E" w:sz="18"/>
+          <w:bottom w:val="single" w:color="F5F3EC" w:sz="2"/>
+          <w:right w:val="single" w:color="F5F3EC" w:sz="2"/>
+          <w:insideH w:val="none" w:color="auto" w:sz="0"/>
+          <w:insideV w:val="none" w:color="auto" w:sz="0"/>
+        </w:tblBorders>
+      </w:tblPr>
+      <w:tblGrid>
+        <w:gridCol w:w="9638"/>
+      </w:tblGrid>
+      <w:tr>
+        <w:tc>
+          <w:tcPr>
+            <w:tcW w:type="dxa" w:w="9638"/>
+            <w:shd w:fill="F5F3EC" w:color="auto" w:val="clear"/>
+            <w:tcMar>
+              <w:top w:type="dxa" w:w="160"/>
+              <w:left w:type="dxa" w:w="220"/>
+              <w:bottom w:type="dxa" w:w="160"/>
+              <w:right w:type="dxa" w:w="200"/>
+            </w:tcMar>
+          </w:tcPr>
+          <w:p>
+            <w:pPr>
+              <w:spacing w:after="140" w:line="280"/>
+            </w:pPr>
+            <w:r>
+              <w:rPr>
+                <w:b/>
+                <w:bCs/>
+                <w:color w:val="23293D"/>
+                <w:sz w:val="21"/>
+                <w:szCs w:val="21"/>
+              </w:rPr>
+              <w:t xml:space="preserve">No celular não existem os botões de captura</w:t>
             </w:r>
             <w:r>
               <w:rPr>

--- a/docs/treinamento/Manual-de-Treinamento-riSZon.docx
+++ b/docs/treinamento/Manual-de-Treinamento-riSZon.docx
@@ -40492,6 +40492,1576 @@
         <w:rPr>
           <w:color w:val="B98B2E"/>
         </w:rPr>
+        <w:t xml:space="preserve">O painel de indicadores</w:t>
+      </w:r>
+    </w:p>
+    <w:p>
+      <w:pPr>
+        <w:spacing w:after="140" w:line="280"/>
+      </w:pPr>
+      <w:r>
+        <w:rPr>
+          <w:i/>
+          <w:iCs/>
+          <w:color w:val="23293D"/>
+          <w:sz w:val="21"/>
+          <w:szCs w:val="21"/>
+        </w:rPr>
+        <w:t xml:space="preserve">Tela </w:t>
+      </w:r>
+      <w:r>
+        <w:rPr>
+          <w:rFonts w:ascii="Consolas" w:cs="Consolas" w:eastAsia="Consolas" w:hAnsi="Consolas"/>
+          <w:i/>
+          <w:iCs/>
+          <w:color w:val="1F3253"/>
+          <w:sz w:val="19"/>
+          <w:szCs w:val="19"/>
+          <w:shd w:fill="EFEDE6" w:color="auto" w:val="clear"/>
+        </w:rPr>
+        <w:t xml:space="preserve">/problemas/painel</w:t>
+      </w:r>
+      <w:r>
+        <w:rPr>
+          <w:i/>
+          <w:iCs/>
+          <w:color w:val="23293D"/>
+          <w:sz w:val="21"/>
+          <w:szCs w:val="21"/>
+        </w:rPr>
+        <w:t xml:space="preserve"> — botão </w:t>
+      </w:r>
+      <w:r>
+        <w:rPr>
+          <w:i/>
+          <w:iCs/>
+          <w:color w:val="23293D"/>
+          <w:sz w:val="21"/>
+          <w:szCs w:val="21"/>
+        </w:rPr>
+        <w:t xml:space="preserve">Painel de indicadores</w:t>
+      </w:r>
+      <w:r>
+        <w:rPr>
+          <w:i/>
+          <w:iCs/>
+          <w:color w:val="23293D"/>
+          <w:sz w:val="21"/>
+          <w:szCs w:val="21"/>
+        </w:rPr>
+        <w:t xml:space="preserve">, no alto da tela de Problemas.</w:t>
+      </w:r>
+    </w:p>
+    <w:p>
+      <w:pPr>
+        <w:spacing w:after="140" w:line="280"/>
+      </w:pPr>
+      <w:r>
+        <w:rPr>
+          <w:b/>
+          <w:bCs/>
+          <w:color w:val="23293D"/>
+          <w:sz w:val="21"/>
+          <w:szCs w:val="21"/>
+        </w:rPr>
+        <w:t xml:space="preserve">Quem vê:</w:t>
+      </w:r>
+    </w:p>
+    <w:tbl>
+      <w:tblPr>
+        <w:tblW w:type="dxa" w:w="9638"/>
+        <w:tblBorders>
+          <w:top w:val="single" w:color="D8D4C8" w:sz="2"/>
+          <w:left w:val="single" w:color="D8D4C8" w:sz="2"/>
+          <w:bottom w:val="single" w:color="D8D4C8" w:sz="2"/>
+          <w:right w:val="single" w:color="D8D4C8" w:sz="2"/>
+          <w:insideH w:val="single" w:color="D8D4C8" w:sz="2"/>
+          <w:insideV w:val="single" w:color="D8D4C8" w:sz="2"/>
+        </w:tblBorders>
+        <w:tblLayout w:type="fixed"/>
+      </w:tblPr>
+      <w:tblGrid>
+        <w:gridCol w:w="4082"/>
+        <w:gridCol w:w="5556"/>
+      </w:tblGrid>
+      <w:tr>
+        <w:trPr>
+          <w:tblHeader/>
+        </w:trPr>
+        <w:tc>
+          <w:tcPr>
+            <w:tcW w:type="dxa" w:w="4082"/>
+            <w:shd w:fill="1F3253" w:color="auto" w:val="clear"/>
+            <w:tcMar>
+              <w:top w:type="dxa" w:w="90"/>
+              <w:left w:type="dxa" w:w="110"/>
+              <w:bottom w:type="dxa" w:w="90"/>
+              <w:right w:type="dxa" w:w="110"/>
+            </w:tcMar>
+            <w:vAlign w:val="center"/>
+          </w:tcPr>
+          <w:p>
+            <w:pPr>
+              <w:spacing w:after="0" w:line="250"/>
+            </w:pPr>
+            <w:r>
+              <w:rPr>
+                <w:b/>
+                <w:bCs/>
+                <w:color w:val="FFFFFF"/>
+                <w:sz w:val="19"/>
+                <w:szCs w:val="19"/>
+              </w:rPr>
+              <w:t xml:space="preserve">Quem</w:t>
+            </w:r>
+          </w:p>
+        </w:tc>
+        <w:tc>
+          <w:tcPr>
+            <w:tcW w:type="dxa" w:w="5556"/>
+            <w:shd w:fill="1F3253" w:color="auto" w:val="clear"/>
+            <w:tcMar>
+              <w:top w:type="dxa" w:w="90"/>
+              <w:left w:type="dxa" w:w="110"/>
+              <w:bottom w:type="dxa" w:w="90"/>
+              <w:right w:type="dxa" w:w="110"/>
+            </w:tcMar>
+            <w:vAlign w:val="center"/>
+          </w:tcPr>
+          <w:p>
+            <w:pPr>
+              <w:spacing w:after="0" w:line="250"/>
+            </w:pPr>
+            <w:r>
+              <w:rPr>
+                <w:b/>
+                <w:bCs/>
+                <w:color w:val="FFFFFF"/>
+                <w:sz w:val="19"/>
+                <w:szCs w:val="19"/>
+              </w:rPr>
+              <w:t xml:space="preserve">O que vê</w:t>
+            </w:r>
+          </w:p>
+        </w:tc>
+      </w:tr>
+      <w:tr>
+        <w:tc>
+          <w:tcPr>
+            <w:tcW w:type="dxa" w:w="4082"/>
+            <w:tcMar>
+              <w:top w:type="dxa" w:w="90"/>
+              <w:left w:type="dxa" w:w="110"/>
+              <w:bottom w:type="dxa" w:w="90"/>
+              <w:right w:type="dxa" w:w="110"/>
+            </w:tcMar>
+            <w:vAlign w:val="center"/>
+          </w:tcPr>
+          <w:p>
+            <w:pPr>
+              <w:spacing w:after="0" w:line="250"/>
+            </w:pPr>
+            <w:r>
+              <w:rPr>
+                <w:b/>
+                <w:bCs/>
+                <w:color w:val="23293D"/>
+                <w:sz w:val="20"/>
+                <w:szCs w:val="20"/>
+              </w:rPr>
+              <w:t xml:space="preserve">Admin Master</w:t>
+            </w:r>
+            <w:r>
+              <w:rPr>
+                <w:color w:val="23293D"/>
+                <w:sz w:val="20"/>
+                <w:szCs w:val="20"/>
+              </w:rPr>
+              <w:t xml:space="preserve"> e </w:t>
+            </w:r>
+            <w:r>
+              <w:rPr>
+                <w:b/>
+                <w:bCs/>
+                <w:color w:val="23293D"/>
+                <w:sz w:val="20"/>
+                <w:szCs w:val="20"/>
+              </w:rPr>
+              <w:t xml:space="preserve">equipe da Franqueadora</w:t>
+            </w:r>
+          </w:p>
+        </w:tc>
+        <w:tc>
+          <w:tcPr>
+            <w:tcW w:type="dxa" w:w="5556"/>
+            <w:tcMar>
+              <w:top w:type="dxa" w:w="90"/>
+              <w:left w:type="dxa" w:w="110"/>
+              <w:bottom w:type="dxa" w:w="90"/>
+              <w:right w:type="dxa" w:w="110"/>
+            </w:tcMar>
+            <w:vAlign w:val="center"/>
+          </w:tcPr>
+          <w:p>
+            <w:pPr>
+              <w:spacing w:after="0" w:line="250"/>
+            </w:pPr>
+            <w:r>
+              <w:rPr>
+                <w:color w:val="23293D"/>
+                <w:sz w:val="20"/>
+                <w:szCs w:val="20"/>
+              </w:rPr>
+              <w:t xml:space="preserve">A rede inteira (ou uma unidade escolhida), com o ranking de </w:t>
+            </w:r>
+            <w:r>
+              <w:rPr>
+                <w:b/>
+                <w:bCs/>
+                <w:color w:val="23293D"/>
+                <w:sz w:val="20"/>
+                <w:szCs w:val="20"/>
+              </w:rPr>
+              <w:t xml:space="preserve">unidades</w:t>
+            </w:r>
+            <w:r>
+              <w:rPr>
+                <w:color w:val="23293D"/>
+                <w:sz w:val="20"/>
+                <w:szCs w:val="20"/>
+              </w:rPr>
+              <w:t xml:space="preserve"> e de </w:t>
+            </w:r>
+            <w:r>
+              <w:rPr>
+                <w:b/>
+                <w:bCs/>
+                <w:color w:val="23293D"/>
+                <w:sz w:val="20"/>
+                <w:szCs w:val="20"/>
+              </w:rPr>
+              <w:t xml:space="preserve">pessoas</w:t>
+            </w:r>
+          </w:p>
+        </w:tc>
+      </w:tr>
+      <w:tr>
+        <w:tc>
+          <w:tcPr>
+            <w:tcW w:type="dxa" w:w="4082"/>
+            <w:shd w:fill="F7F6F2" w:color="auto" w:val="clear"/>
+            <w:tcMar>
+              <w:top w:type="dxa" w:w="90"/>
+              <w:left w:type="dxa" w:w="110"/>
+              <w:bottom w:type="dxa" w:w="90"/>
+              <w:right w:type="dxa" w:w="110"/>
+            </w:tcMar>
+            <w:vAlign w:val="center"/>
+          </w:tcPr>
+          <w:p>
+            <w:pPr>
+              <w:spacing w:after="0" w:line="250"/>
+            </w:pPr>
+            <w:r>
+              <w:rPr>
+                <w:b/>
+                <w:bCs/>
+                <w:color w:val="23293D"/>
+                <w:sz w:val="20"/>
+                <w:szCs w:val="20"/>
+              </w:rPr>
+              <w:t xml:space="preserve">Gerente de unidade</w:t>
+            </w:r>
+            <w:r>
+              <w:rPr>
+                <w:color w:val="23293D"/>
+                <w:sz w:val="20"/>
+                <w:szCs w:val="20"/>
+              </w:rPr>
+              <w:t xml:space="preserve"> e </w:t>
+            </w:r>
+            <w:r>
+              <w:rPr>
+                <w:b/>
+                <w:bCs/>
+                <w:color w:val="23293D"/>
+                <w:sz w:val="20"/>
+                <w:szCs w:val="20"/>
+              </w:rPr>
+              <w:t xml:space="preserve">Franqueado</w:t>
+            </w:r>
+          </w:p>
+        </w:tc>
+        <w:tc>
+          <w:tcPr>
+            <w:tcW w:type="dxa" w:w="5556"/>
+            <w:shd w:fill="F7F6F2" w:color="auto" w:val="clear"/>
+            <w:tcMar>
+              <w:top w:type="dxa" w:w="90"/>
+              <w:left w:type="dxa" w:w="110"/>
+              <w:bottom w:type="dxa" w:w="90"/>
+              <w:right w:type="dxa" w:w="110"/>
+            </w:tcMar>
+            <w:vAlign w:val="center"/>
+          </w:tcPr>
+          <w:p>
+            <w:pPr>
+              <w:spacing w:after="0" w:line="250"/>
+            </w:pPr>
+            <w:r>
+              <w:rPr>
+                <w:color w:val="23293D"/>
+                <w:sz w:val="20"/>
+                <w:szCs w:val="20"/>
+              </w:rPr>
+              <w:t xml:space="preserve">Só a(s) própria(s) unidade(s). </w:t>
+            </w:r>
+            <w:r>
+              <w:rPr>
+                <w:b/>
+                <w:bCs/>
+                <w:color w:val="23293D"/>
+                <w:sz w:val="20"/>
+                <w:szCs w:val="20"/>
+              </w:rPr>
+              <w:t xml:space="preserve">Sem ranking de pessoas</w:t>
+            </w:r>
+          </w:p>
+        </w:tc>
+      </w:tr>
+      <w:tr>
+        <w:tc>
+          <w:tcPr>
+            <w:tcW w:type="dxa" w:w="4082"/>
+            <w:tcMar>
+              <w:top w:type="dxa" w:w="90"/>
+              <w:left w:type="dxa" w:w="110"/>
+              <w:bottom w:type="dxa" w:w="90"/>
+              <w:right w:type="dxa" w:w="110"/>
+            </w:tcMar>
+            <w:vAlign w:val="center"/>
+          </w:tcPr>
+          <w:p>
+            <w:pPr>
+              <w:spacing w:after="0" w:line="250"/>
+            </w:pPr>
+            <w:r>
+              <w:rPr>
+                <w:color w:val="23293D"/>
+                <w:sz w:val="20"/>
+                <w:szCs w:val="20"/>
+              </w:rPr>
+              <w:t xml:space="preserve">O resto da operação</w:t>
+            </w:r>
+          </w:p>
+        </w:tc>
+        <w:tc>
+          <w:tcPr>
+            <w:tcW w:type="dxa" w:w="5556"/>
+            <w:tcMar>
+              <w:top w:type="dxa" w:w="90"/>
+              <w:left w:type="dxa" w:w="110"/>
+              <w:bottom w:type="dxa" w:w="90"/>
+              <w:right w:type="dxa" w:w="110"/>
+            </w:tcMar>
+            <w:vAlign w:val="center"/>
+          </w:tcPr>
+          <w:p>
+            <w:pPr>
+              <w:spacing w:after="0" w:line="250"/>
+            </w:pPr>
+            <w:r>
+              <w:rPr>
+                <w:color w:val="23293D"/>
+                <w:sz w:val="20"/>
+                <w:szCs w:val="20"/>
+              </w:rPr>
+              <w:t xml:space="preserve">Não abre o painel (o botão não aparece)</w:t>
+            </w:r>
+          </w:p>
+        </w:tc>
+      </w:tr>
+    </w:tbl>
+    <w:p>
+      <w:pPr>
+        <w:spacing w:after="140" w:line="120"/>
+      </w:pPr>
+      <w:r>
+        <w:rPr>
+          <w:sz w:val="2"/>
+          <w:szCs w:val="2"/>
+        </w:rPr>
+        <w:t xml:space="preserve"/>
+      </w:r>
+    </w:p>
+    <w:p>
+      <w:pPr>
+        <w:spacing w:after="140" w:line="280"/>
+      </w:pPr>
+      <w:r>
+        <w:rPr>
+          <w:b/>
+          <w:bCs/>
+          <w:color w:val="23293D"/>
+          <w:sz w:val="21"/>
+          <w:szCs w:val="21"/>
+        </w:rPr>
+        <w:t xml:space="preserve">Período:</w:t>
+      </w:r>
+      <w:r>
+        <w:rPr>
+          <w:color w:val="23293D"/>
+          <w:sz w:val="21"/>
+          <w:szCs w:val="21"/>
+        </w:rPr>
+        <w:t xml:space="preserve"> </w:t>
+      </w:r>
+      <w:r>
+        <w:rPr>
+          <w:i/>
+          <w:iCs/>
+          <w:color w:val="23293D"/>
+          <w:sz w:val="21"/>
+          <w:szCs w:val="21"/>
+        </w:rPr>
+        <w:t xml:space="preserve">Últimos 30 dias</w:t>
+      </w:r>
+      <w:r>
+        <w:rPr>
+          <w:color w:val="23293D"/>
+          <w:sz w:val="21"/>
+          <w:szCs w:val="21"/>
+        </w:rPr>
+        <w:t xml:space="preserve">, </w:t>
+      </w:r>
+      <w:r>
+        <w:rPr>
+          <w:i/>
+          <w:iCs/>
+          <w:color w:val="23293D"/>
+          <w:sz w:val="21"/>
+          <w:szCs w:val="21"/>
+        </w:rPr>
+        <w:t xml:space="preserve">Últimos 90 dias</w:t>
+      </w:r>
+      <w:r>
+        <w:rPr>
+          <w:color w:val="23293D"/>
+          <w:sz w:val="21"/>
+          <w:szCs w:val="21"/>
+        </w:rPr>
+        <w:t xml:space="preserve"> (o padrão), </w:t>
+      </w:r>
+      <w:r>
+        <w:rPr>
+          <w:i/>
+          <w:iCs/>
+          <w:color w:val="23293D"/>
+          <w:sz w:val="21"/>
+          <w:szCs w:val="21"/>
+        </w:rPr>
+        <w:t xml:space="preserve">Este mês</w:t>
+      </w:r>
+      <w:r>
+        <w:rPr>
+          <w:color w:val="23293D"/>
+          <w:sz w:val="21"/>
+          <w:szCs w:val="21"/>
+        </w:rPr>
+        <w:t xml:space="preserve">, </w:t>
+      </w:r>
+      <w:r>
+        <w:rPr>
+          <w:i/>
+          <w:iCs/>
+          <w:color w:val="23293D"/>
+          <w:sz w:val="21"/>
+          <w:szCs w:val="21"/>
+        </w:rPr>
+        <w:t xml:space="preserve">Este ano</w:t>
+      </w:r>
+      <w:r>
+        <w:rPr>
+          <w:color w:val="23293D"/>
+          <w:sz w:val="21"/>
+          <w:szCs w:val="21"/>
+        </w:rPr>
+        <w:t xml:space="preserve">, ou datas escolhidas em </w:t>
+      </w:r>
+      <w:r>
+        <w:rPr>
+          <w:b/>
+          <w:bCs/>
+          <w:color w:val="23293D"/>
+          <w:sz w:val="21"/>
+          <w:szCs w:val="21"/>
+        </w:rPr>
+        <w:t xml:space="preserve">De</w:t>
+      </w:r>
+      <w:r>
+        <w:rPr>
+          <w:color w:val="23293D"/>
+          <w:sz w:val="21"/>
+          <w:szCs w:val="21"/>
+        </w:rPr>
+        <w:t xml:space="preserve"> e </w:t>
+      </w:r>
+      <w:r>
+        <w:rPr>
+          <w:b/>
+          <w:bCs/>
+          <w:color w:val="23293D"/>
+          <w:sz w:val="21"/>
+          <w:szCs w:val="21"/>
+        </w:rPr>
+        <w:t xml:space="preserve">Até</w:t>
+      </w:r>
+      <w:r>
+        <w:rPr>
+          <w:color w:val="23293D"/>
+          <w:sz w:val="21"/>
+          <w:szCs w:val="21"/>
+        </w:rPr>
+        <w:t xml:space="preserve">.</w:t>
+      </w:r>
+    </w:p>
+    <w:p>
+      <w:pPr>
+        <w:spacing w:after="140" w:line="280"/>
+      </w:pPr>
+      <w:r>
+        <w:rPr>
+          <w:b/>
+          <w:bCs/>
+          <w:color w:val="23293D"/>
+          <w:sz w:val="21"/>
+          <w:szCs w:val="21"/>
+        </w:rPr>
+        <w:t xml:space="preserve">Os quadros:</w:t>
+      </w:r>
+    </w:p>
+    <w:tbl>
+      <w:tblPr>
+        <w:tblW w:type="dxa" w:w="9638"/>
+        <w:tblBorders>
+          <w:top w:val="single" w:color="D8D4C8" w:sz="2"/>
+          <w:left w:val="single" w:color="D8D4C8" w:sz="2"/>
+          <w:bottom w:val="single" w:color="D8D4C8" w:sz="2"/>
+          <w:right w:val="single" w:color="D8D4C8" w:sz="2"/>
+          <w:insideH w:val="single" w:color="D8D4C8" w:sz="2"/>
+          <w:insideV w:val="single" w:color="D8D4C8" w:sz="2"/>
+        </w:tblBorders>
+        <w:tblLayout w:type="fixed"/>
+      </w:tblPr>
+      <w:tblGrid>
+        <w:gridCol w:w="3357"/>
+        <w:gridCol w:w="6281"/>
+      </w:tblGrid>
+      <w:tr>
+        <w:trPr>
+          <w:tblHeader/>
+        </w:trPr>
+        <w:tc>
+          <w:tcPr>
+            <w:tcW w:type="dxa" w:w="3357"/>
+            <w:shd w:fill="1F3253" w:color="auto" w:val="clear"/>
+            <w:tcMar>
+              <w:top w:type="dxa" w:w="90"/>
+              <w:left w:type="dxa" w:w="110"/>
+              <w:bottom w:type="dxa" w:w="90"/>
+              <w:right w:type="dxa" w:w="110"/>
+            </w:tcMar>
+            <w:vAlign w:val="center"/>
+          </w:tcPr>
+          <w:p>
+            <w:pPr>
+              <w:spacing w:after="0" w:line="250"/>
+            </w:pPr>
+            <w:r>
+              <w:rPr>
+                <w:b/>
+                <w:bCs/>
+                <w:color w:val="FFFFFF"/>
+                <w:sz w:val="19"/>
+                <w:szCs w:val="19"/>
+              </w:rPr>
+              <w:t xml:space="preserve">Quadro</w:t>
+            </w:r>
+          </w:p>
+        </w:tc>
+        <w:tc>
+          <w:tcPr>
+            <w:tcW w:type="dxa" w:w="6281"/>
+            <w:shd w:fill="1F3253" w:color="auto" w:val="clear"/>
+            <w:tcMar>
+              <w:top w:type="dxa" w:w="90"/>
+              <w:left w:type="dxa" w:w="110"/>
+              <w:bottom w:type="dxa" w:w="90"/>
+              <w:right w:type="dxa" w:w="110"/>
+            </w:tcMar>
+            <w:vAlign w:val="center"/>
+          </w:tcPr>
+          <w:p>
+            <w:pPr>
+              <w:spacing w:after="0" w:line="250"/>
+            </w:pPr>
+            <w:r>
+              <w:rPr>
+                <w:b/>
+                <w:bCs/>
+                <w:color w:val="FFFFFF"/>
+                <w:sz w:val="19"/>
+                <w:szCs w:val="19"/>
+              </w:rPr>
+              <w:t xml:space="preserve">O que mostra</w:t>
+            </w:r>
+          </w:p>
+        </w:tc>
+      </w:tr>
+      <w:tr>
+        <w:tc>
+          <w:tcPr>
+            <w:tcW w:type="dxa" w:w="3357"/>
+            <w:tcMar>
+              <w:top w:type="dxa" w:w="90"/>
+              <w:left w:type="dxa" w:w="110"/>
+              <w:bottom w:type="dxa" w:w="90"/>
+              <w:right w:type="dxa" w:w="110"/>
+            </w:tcMar>
+            <w:vAlign w:val="center"/>
+          </w:tcPr>
+          <w:p>
+            <w:pPr>
+              <w:spacing w:after="0" w:line="250"/>
+            </w:pPr>
+            <w:r>
+              <w:rPr>
+                <w:b/>
+                <w:bCs/>
+                <w:color w:val="23293D"/>
+                <w:sz w:val="20"/>
+                <w:szCs w:val="20"/>
+              </w:rPr>
+              <w:t xml:space="preserve">Relatados</w:t>
+            </w:r>
+          </w:p>
+        </w:tc>
+        <w:tc>
+          <w:tcPr>
+            <w:tcW w:type="dxa" w:w="6281"/>
+            <w:tcMar>
+              <w:top w:type="dxa" w:w="90"/>
+              <w:left w:type="dxa" w:w="110"/>
+              <w:bottom w:type="dxa" w:w="90"/>
+              <w:right w:type="dxa" w:w="110"/>
+            </w:tcMar>
+            <w:vAlign w:val="center"/>
+          </w:tcPr>
+          <w:p>
+            <w:pPr>
+              <w:spacing w:after="0" w:line="250"/>
+            </w:pPr>
+            <w:r>
+              <w:rPr>
+                <w:color w:val="23293D"/>
+                <w:sz w:val="20"/>
+                <w:szCs w:val="20"/>
+              </w:rPr>
+              <w:t xml:space="preserve">Quantos relatos foram registrados, separados em problemas, dúvidas e sugestões</w:t>
+            </w:r>
+          </w:p>
+        </w:tc>
+      </w:tr>
+      <w:tr>
+        <w:tc>
+          <w:tcPr>
+            <w:tcW w:type="dxa" w:w="3357"/>
+            <w:shd w:fill="F7F6F2" w:color="auto" w:val="clear"/>
+            <w:tcMar>
+              <w:top w:type="dxa" w:w="90"/>
+              <w:left w:type="dxa" w:w="110"/>
+              <w:bottom w:type="dxa" w:w="90"/>
+              <w:right w:type="dxa" w:w="110"/>
+            </w:tcMar>
+            <w:vAlign w:val="center"/>
+          </w:tcPr>
+          <w:p>
+            <w:pPr>
+              <w:spacing w:after="0" w:line="250"/>
+            </w:pPr>
+            <w:r>
+              <w:rPr>
+                <w:b/>
+                <w:bCs/>
+                <w:color w:val="23293D"/>
+                <w:sz w:val="20"/>
+                <w:szCs w:val="20"/>
+              </w:rPr>
+              <w:t xml:space="preserve">Problemas solucionados</w:t>
+            </w:r>
+          </w:p>
+        </w:tc>
+        <w:tc>
+          <w:tcPr>
+            <w:tcW w:type="dxa" w:w="6281"/>
+            <w:shd w:fill="F7F6F2" w:color="auto" w:val="clear"/>
+            <w:tcMar>
+              <w:top w:type="dxa" w:w="90"/>
+              <w:left w:type="dxa" w:w="110"/>
+              <w:bottom w:type="dxa" w:w="90"/>
+              <w:right w:type="dxa" w:w="110"/>
+            </w:tcMar>
+            <w:vAlign w:val="center"/>
+          </w:tcPr>
+          <w:p>
+            <w:pPr>
+              <w:spacing w:after="0" w:line="250"/>
+            </w:pPr>
+            <w:r>
+              <w:rPr>
+                <w:color w:val="23293D"/>
+                <w:sz w:val="20"/>
+                <w:szCs w:val="20"/>
+              </w:rPr>
+              <w:t xml:space="preserve">Dos problemas relatados no período, quantos já estão resolvidos (e quantos não eram defeito)</w:t>
+            </w:r>
+          </w:p>
+        </w:tc>
+      </w:tr>
+      <w:tr>
+        <w:tc>
+          <w:tcPr>
+            <w:tcW w:type="dxa" w:w="3357"/>
+            <w:tcMar>
+              <w:top w:type="dxa" w:w="90"/>
+              <w:left w:type="dxa" w:w="110"/>
+              <w:bottom w:type="dxa" w:w="90"/>
+              <w:right w:type="dxa" w:w="110"/>
+            </w:tcMar>
+            <w:vAlign w:val="center"/>
+          </w:tcPr>
+          <w:p>
+            <w:pPr>
+              <w:spacing w:after="0" w:line="250"/>
+            </w:pPr>
+            <w:r>
+              <w:rPr>
+                <w:b/>
+                <w:bCs/>
+                <w:color w:val="23293D"/>
+                <w:sz w:val="20"/>
+                <w:szCs w:val="20"/>
+              </w:rPr>
+              <w:t xml:space="preserve">Sugestões implantadas</w:t>
+            </w:r>
+          </w:p>
+        </w:tc>
+        <w:tc>
+          <w:tcPr>
+            <w:tcW w:type="dxa" w:w="6281"/>
+            <w:tcMar>
+              <w:top w:type="dxa" w:w="90"/>
+              <w:left w:type="dxa" w:w="110"/>
+              <w:bottom w:type="dxa" w:w="90"/>
+              <w:right w:type="dxa" w:w="110"/>
+            </w:tcMar>
+            <w:vAlign w:val="center"/>
+          </w:tcPr>
+          <w:p>
+            <w:pPr>
+              <w:spacing w:after="0" w:line="250"/>
+            </w:pPr>
+            <w:r>
+              <w:rPr>
+                <w:color w:val="23293D"/>
+                <w:sz w:val="20"/>
+                <w:szCs w:val="20"/>
+              </w:rPr>
+              <w:t xml:space="preserve">Das sugestões do período, quantas viraram melhoria (e quantas não seguiram adiante)</w:t>
+            </w:r>
+          </w:p>
+        </w:tc>
+      </w:tr>
+      <w:tr>
+        <w:tc>
+          <w:tcPr>
+            <w:tcW w:type="dxa" w:w="3357"/>
+            <w:shd w:fill="F7F6F2" w:color="auto" w:val="clear"/>
+            <w:tcMar>
+              <w:top w:type="dxa" w:w="90"/>
+              <w:left w:type="dxa" w:w="110"/>
+              <w:bottom w:type="dxa" w:w="90"/>
+              <w:right w:type="dxa" w:w="110"/>
+            </w:tcMar>
+            <w:vAlign w:val="center"/>
+          </w:tcPr>
+          <w:p>
+            <w:pPr>
+              <w:spacing w:after="0" w:line="250"/>
+            </w:pPr>
+            <w:r>
+              <w:rPr>
+                <w:b/>
+                <w:bCs/>
+                <w:color w:val="23293D"/>
+                <w:sz w:val="20"/>
+                <w:szCs w:val="20"/>
+              </w:rPr>
+              <w:t xml:space="preserve">Respostas enviadas</w:t>
+            </w:r>
+          </w:p>
+        </w:tc>
+        <w:tc>
+          <w:tcPr>
+            <w:tcW w:type="dxa" w:w="6281"/>
+            <w:shd w:fill="F7F6F2" w:color="auto" w:val="clear"/>
+            <w:tcMar>
+              <w:top w:type="dxa" w:w="90"/>
+              <w:left w:type="dxa" w:w="110"/>
+              <w:bottom w:type="dxa" w:w="90"/>
+              <w:right w:type="dxa" w:w="110"/>
+            </w:tcMar>
+            <w:vAlign w:val="center"/>
+          </w:tcPr>
+          <w:p>
+            <w:pPr>
+              <w:spacing w:after="0" w:line="250"/>
+            </w:pPr>
+            <w:r>
+              <w:rPr>
+                <w:color w:val="23293D"/>
+                <w:sz w:val="20"/>
+                <w:szCs w:val="20"/>
+              </w:rPr>
+              <w:t xml:space="preserve">Quantas mensagens do suporte foram escritas no período</w:t>
+            </w:r>
+          </w:p>
+        </w:tc>
+      </w:tr>
+      <w:tr>
+        <w:tc>
+          <w:tcPr>
+            <w:tcW w:type="dxa" w:w="3357"/>
+            <w:tcMar>
+              <w:top w:type="dxa" w:w="90"/>
+              <w:left w:type="dxa" w:w="110"/>
+              <w:bottom w:type="dxa" w:w="90"/>
+              <w:right w:type="dxa" w:w="110"/>
+            </w:tcMar>
+            <w:vAlign w:val="center"/>
+          </w:tcPr>
+          <w:p>
+            <w:pPr>
+              <w:spacing w:after="0" w:line="250"/>
+            </w:pPr>
+            <w:r>
+              <w:rPr>
+                <w:b/>
+                <w:bCs/>
+                <w:color w:val="23293D"/>
+                <w:sz w:val="20"/>
+                <w:szCs w:val="20"/>
+              </w:rPr>
+              <w:t xml:space="preserve">Tempo até a 1ª resposta</w:t>
+            </w:r>
+          </w:p>
+        </w:tc>
+        <w:tc>
+          <w:tcPr>
+            <w:tcW w:type="dxa" w:w="6281"/>
+            <w:tcMar>
+              <w:top w:type="dxa" w:w="90"/>
+              <w:left w:type="dxa" w:w="110"/>
+              <w:bottom w:type="dxa" w:w="90"/>
+              <w:right w:type="dxa" w:w="110"/>
+            </w:tcMar>
+            <w:vAlign w:val="center"/>
+          </w:tcPr>
+          <w:p>
+            <w:pPr>
+              <w:spacing w:after="0" w:line="250"/>
+            </w:pPr>
+            <w:r>
+              <w:rPr>
+                <w:color w:val="23293D"/>
+                <w:sz w:val="20"/>
+                <w:szCs w:val="20"/>
+              </w:rPr>
+              <w:t xml:space="preserve">A </w:t>
+            </w:r>
+            <w:r>
+              <w:rPr>
+                <w:b/>
+                <w:bCs/>
+                <w:color w:val="23293D"/>
+                <w:sz w:val="20"/>
+                <w:szCs w:val="20"/>
+              </w:rPr>
+              <w:t xml:space="preserve">mediana</w:t>
+            </w:r>
+            <w:r>
+              <w:rPr>
+                <w:color w:val="23293D"/>
+                <w:sz w:val="20"/>
+                <w:szCs w:val="20"/>
+              </w:rPr>
+              <w:t xml:space="preserve">: metade dos relatos foi respondida em até esse tempo. A média aparece embaixo</w:t>
+            </w:r>
+          </w:p>
+        </w:tc>
+      </w:tr>
+      <w:tr>
+        <w:tc>
+          <w:tcPr>
+            <w:tcW w:type="dxa" w:w="3357"/>
+            <w:shd w:fill="F7F6F2" w:color="auto" w:val="clear"/>
+            <w:tcMar>
+              <w:top w:type="dxa" w:w="90"/>
+              <w:left w:type="dxa" w:w="110"/>
+              <w:bottom w:type="dxa" w:w="90"/>
+              <w:right w:type="dxa" w:w="110"/>
+            </w:tcMar>
+            <w:vAlign w:val="center"/>
+          </w:tcPr>
+          <w:p>
+            <w:pPr>
+              <w:spacing w:after="0" w:line="250"/>
+            </w:pPr>
+            <w:r>
+              <w:rPr>
+                <w:b/>
+                <w:bCs/>
+                <w:color w:val="23293D"/>
+                <w:sz w:val="20"/>
+                <w:szCs w:val="20"/>
+              </w:rPr>
+              <w:t xml:space="preserve">Tempo até concluir</w:t>
+            </w:r>
+          </w:p>
+        </w:tc>
+        <w:tc>
+          <w:tcPr>
+            <w:tcW w:type="dxa" w:w="6281"/>
+            <w:shd w:fill="F7F6F2" w:color="auto" w:val="clear"/>
+            <w:tcMar>
+              <w:top w:type="dxa" w:w="90"/>
+              <w:left w:type="dxa" w:w="110"/>
+              <w:bottom w:type="dxa" w:w="90"/>
+              <w:right w:type="dxa" w:w="110"/>
+            </w:tcMar>
+            <w:vAlign w:val="center"/>
+          </w:tcPr>
+          <w:p>
+            <w:pPr>
+              <w:spacing w:after="0" w:line="250"/>
+            </w:pPr>
+            <w:r>
+              <w:rPr>
+                <w:color w:val="23293D"/>
+                <w:sz w:val="20"/>
+                <w:szCs w:val="20"/>
+              </w:rPr>
+              <w:t xml:space="preserve">O mesmo, até o relato ser encerrado</w:t>
+            </w:r>
+          </w:p>
+        </w:tc>
+      </w:tr>
+      <w:tr>
+        <w:tc>
+          <w:tcPr>
+            <w:tcW w:type="dxa" w:w="3357"/>
+            <w:tcMar>
+              <w:top w:type="dxa" w:w="90"/>
+              <w:left w:type="dxa" w:w="110"/>
+              <w:bottom w:type="dxa" w:w="90"/>
+              <w:right w:type="dxa" w:w="110"/>
+            </w:tcMar>
+            <w:vAlign w:val="center"/>
+          </w:tcPr>
+          <w:p>
+            <w:pPr>
+              <w:spacing w:after="0" w:line="250"/>
+            </w:pPr>
+            <w:r>
+              <w:rPr>
+                <w:b/>
+                <w:bCs/>
+                <w:color w:val="23293D"/>
+                <w:sz w:val="20"/>
+                <w:szCs w:val="20"/>
+              </w:rPr>
+              <w:t xml:space="preserve">Ainda em aberto</w:t>
+            </w:r>
+          </w:p>
+        </w:tc>
+        <w:tc>
+          <w:tcPr>
+            <w:tcW w:type="dxa" w:w="6281"/>
+            <w:tcMar>
+              <w:top w:type="dxa" w:w="90"/>
+              <w:left w:type="dxa" w:w="110"/>
+              <w:bottom w:type="dxa" w:w="90"/>
+              <w:right w:type="dxa" w:w="110"/>
+            </w:tcMar>
+            <w:vAlign w:val="center"/>
+          </w:tcPr>
+          <w:p>
+            <w:pPr>
+              <w:spacing w:after="0" w:line="250"/>
+            </w:pPr>
+            <w:r>
+              <w:rPr>
+                <w:color w:val="23293D"/>
+                <w:sz w:val="20"/>
+                <w:szCs w:val="20"/>
+              </w:rPr>
+              <w:t xml:space="preserve">Dos relatados no período, quantos continuam abertos — e quantos nem resposta tiveram</w:t>
+            </w:r>
+          </w:p>
+        </w:tc>
+      </w:tr>
+      <w:tr>
+        <w:tc>
+          <w:tcPr>
+            <w:tcW w:type="dxa" w:w="3357"/>
+            <w:shd w:fill="F7F6F2" w:color="auto" w:val="clear"/>
+            <w:tcMar>
+              <w:top w:type="dxa" w:w="90"/>
+              <w:left w:type="dxa" w:w="110"/>
+              <w:bottom w:type="dxa" w:w="90"/>
+              <w:right w:type="dxa" w:w="110"/>
+            </w:tcMar>
+            <w:vAlign w:val="center"/>
+          </w:tcPr>
+          <w:p>
+            <w:pPr>
+              <w:spacing w:after="0" w:line="250"/>
+            </w:pPr>
+            <w:r>
+              <w:rPr>
+                <w:b/>
+                <w:bCs/>
+                <w:color w:val="23293D"/>
+                <w:sz w:val="20"/>
+                <w:szCs w:val="20"/>
+              </w:rPr>
+              <w:t xml:space="preserve">Reabertos</w:t>
+            </w:r>
+          </w:p>
+        </w:tc>
+        <w:tc>
+          <w:tcPr>
+            <w:tcW w:type="dxa" w:w="6281"/>
+            <w:shd w:fill="F7F6F2" w:color="auto" w:val="clear"/>
+            <w:tcMar>
+              <w:top w:type="dxa" w:w="90"/>
+              <w:left w:type="dxa" w:w="110"/>
+              <w:bottom w:type="dxa" w:w="90"/>
+              <w:right w:type="dxa" w:w="110"/>
+            </w:tcMar>
+            <w:vAlign w:val="center"/>
+          </w:tcPr>
+          <w:p>
+            <w:pPr>
+              <w:spacing w:after="0" w:line="250"/>
+            </w:pPr>
+            <w:r>
+              <w:rPr>
+                <w:color w:val="23293D"/>
+                <w:sz w:val="20"/>
+                <w:szCs w:val="20"/>
+              </w:rPr>
+              <w:t xml:space="preserve">Quantos voltaram porque a solução não funcionou</w:t>
+            </w:r>
+          </w:p>
+        </w:tc>
+      </w:tr>
+    </w:tbl>
+    <w:p>
+      <w:pPr>
+        <w:spacing w:after="140" w:line="120"/>
+      </w:pPr>
+      <w:r>
+        <w:rPr>
+          <w:sz w:val="2"/>
+          <w:szCs w:val="2"/>
+        </w:rPr>
+        <w:t xml:space="preserve"/>
+      </w:r>
+    </w:p>
+    <w:p>
+      <w:pPr>
+        <w:spacing w:after="140" w:line="280"/>
+      </w:pPr>
+      <w:r>
+        <w:rPr>
+          <w:color w:val="23293D"/>
+          <w:sz w:val="21"/>
+          <w:szCs w:val="21"/>
+        </w:rPr>
+        <w:t xml:space="preserve">Abaixo vêm:</w:t>
+      </w:r>
+    </w:p>
+    <w:p>
+      <w:pPr>
+        <w:pStyle w:val="ListParagraph"/>
+        <w:numPr>
+          <w:ilvl w:val="0"/>
+          <w:numId w:val="41"/>
+        </w:numPr>
+        <w:spacing w:after="80" w:line="270"/>
+      </w:pPr>
+      <w:r>
+        <w:rPr>
+          <w:color w:val="23293D"/>
+          <w:sz w:val="21"/>
+          <w:szCs w:val="21"/>
+        </w:rPr>
+        <w:t xml:space="preserve">o gráfico </w:t>
+      </w:r>
+      <w:r>
+        <w:rPr>
+          <w:b/>
+          <w:bCs/>
+          <w:color w:val="23293D"/>
+          <w:sz w:val="21"/>
+          <w:szCs w:val="21"/>
+        </w:rPr>
+        <w:t xml:space="preserve">Relatados × concluídos</w:t>
+      </w:r>
+      <w:r>
+        <w:rPr>
+          <w:color w:val="23293D"/>
+          <w:sz w:val="21"/>
+          <w:szCs w:val="21"/>
+        </w:rPr>
+        <w:t xml:space="preserve"> (por semana; por mês em períodos longos);</w:t>
+      </w:r>
+    </w:p>
+    <w:p>
+      <w:pPr>
+        <w:pStyle w:val="ListParagraph"/>
+        <w:numPr>
+          <w:ilvl w:val="0"/>
+          <w:numId w:val="41"/>
+        </w:numPr>
+        <w:spacing w:after="80" w:line="270"/>
+      </w:pPr>
+      <w:r>
+        <w:rPr>
+          <w:color w:val="23293D"/>
+          <w:sz w:val="21"/>
+          <w:szCs w:val="21"/>
+        </w:rPr>
+        <w:t xml:space="preserve">a tabela </w:t>
+      </w:r>
+      <w:r>
+        <w:rPr>
+          <w:b/>
+          <w:bCs/>
+          <w:color w:val="23293D"/>
+          <w:sz w:val="21"/>
+          <w:szCs w:val="21"/>
+        </w:rPr>
+        <w:t xml:space="preserve">Por parte do sistema</w:t>
+      </w:r>
+      <w:r>
+        <w:rPr>
+          <w:color w:val="23293D"/>
+          <w:sz w:val="21"/>
+          <w:szCs w:val="21"/>
+        </w:rPr>
+        <w:t xml:space="preserve"> — onde estão os problemas e quantas sugestões de cada parte viraram melhoria;</w:t>
+      </w:r>
+    </w:p>
+    <w:p>
+      <w:pPr>
+        <w:pStyle w:val="ListParagraph"/>
+        <w:numPr>
+          <w:ilvl w:val="0"/>
+          <w:numId w:val="41"/>
+        </w:numPr>
+        <w:spacing w:after="80" w:line="270"/>
+      </w:pPr>
+      <w:r>
+        <w:rPr>
+          <w:b/>
+          <w:bCs/>
+          <w:color w:val="23293D"/>
+          <w:sz w:val="21"/>
+          <w:szCs w:val="21"/>
+        </w:rPr>
+        <w:t xml:space="preserve">Unidades que mais contribuem</w:t>
+      </w:r>
+      <w:r>
+        <w:rPr>
+          <w:color w:val="23293D"/>
+          <w:sz w:val="21"/>
+          <w:szCs w:val="21"/>
+        </w:rPr>
+        <w:t xml:space="preserve"> e </w:t>
+      </w:r>
+      <w:r>
+        <w:rPr>
+          <w:b/>
+          <w:bCs/>
+          <w:color w:val="23293D"/>
+          <w:sz w:val="21"/>
+          <w:szCs w:val="21"/>
+        </w:rPr>
+        <w:t xml:space="preserve">Pessoas mais colaborativas</w:t>
+      </w:r>
+      <w:r>
+        <w:rPr>
+          <w:color w:val="23293D"/>
+          <w:sz w:val="21"/>
+          <w:szCs w:val="21"/>
+        </w:rPr>
+        <w:t xml:space="preserve">;</w:t>
+      </w:r>
+    </w:p>
+    <w:p>
+      <w:pPr>
+        <w:pStyle w:val="ListParagraph"/>
+        <w:numPr>
+          <w:ilvl w:val="0"/>
+          <w:numId w:val="41"/>
+        </w:numPr>
+        <w:spacing w:after="80" w:line="270"/>
+      </w:pPr>
+      <w:r>
+        <w:rPr>
+          <w:b/>
+          <w:bCs/>
+          <w:color w:val="23293D"/>
+          <w:sz w:val="21"/>
+          <w:szCs w:val="21"/>
+        </w:rPr>
+        <w:t xml:space="preserve">Esperando há mais tempo</w:t>
+      </w:r>
+      <w:r>
+        <w:rPr>
+          <w:color w:val="23293D"/>
+          <w:sz w:val="21"/>
+          <w:szCs w:val="21"/>
+        </w:rPr>
+        <w:t xml:space="preserve">: o que está aberto </w:t>
+      </w:r>
+      <w:r>
+        <w:rPr>
+          <w:b/>
+          <w:bCs/>
+          <w:color w:val="23293D"/>
+          <w:sz w:val="21"/>
+          <w:szCs w:val="21"/>
+        </w:rPr>
+        <w:t xml:space="preserve">agora</w:t>
+      </w:r>
+      <w:r>
+        <w:rPr>
+          <w:color w:val="23293D"/>
+          <w:sz w:val="21"/>
+          <w:szCs w:val="21"/>
+        </w:rPr>
+        <w:t xml:space="preserve">, de qualquer data, com a mesma cor de idade da lista (amarelo a partir de 3 dias, vermelho depois de 7).</w:t>
+      </w:r>
+    </w:p>
+    <w:tbl>
+      <w:tblPr>
+        <w:tblW w:type="dxa" w:w="9638"/>
+        <w:tblBorders>
+          <w:top w:val="single" w:color="F5F3EC" w:sz="2"/>
+          <w:left w:val="single" w:color="B98B2E" w:sz="18"/>
+          <w:bottom w:val="single" w:color="F5F3EC" w:sz="2"/>
+          <w:right w:val="single" w:color="F5F3EC" w:sz="2"/>
+          <w:insideH w:val="none" w:color="auto" w:sz="0"/>
+          <w:insideV w:val="none" w:color="auto" w:sz="0"/>
+        </w:tblBorders>
+      </w:tblPr>
+      <w:tblGrid>
+        <w:gridCol w:w="9638"/>
+      </w:tblGrid>
+      <w:tr>
+        <w:tc>
+          <w:tcPr>
+            <w:tcW w:type="dxa" w:w="9638"/>
+            <w:shd w:fill="F5F3EC" w:color="auto" w:val="clear"/>
+            <w:tcMar>
+              <w:top w:type="dxa" w:w="160"/>
+              <w:left w:type="dxa" w:w="220"/>
+              <w:bottom w:type="dxa" w:w="160"/>
+              <w:right w:type="dxa" w:w="200"/>
+            </w:tcMar>
+          </w:tcPr>
+          <w:p>
+            <w:pPr>
+              <w:spacing w:after="140" w:line="280"/>
+            </w:pPr>
+            <w:r>
+              <w:rPr>
+                <w:b/>
+                <w:bCs/>
+                <w:color w:val="23293D"/>
+                <w:sz w:val="21"/>
+                <w:szCs w:val="21"/>
+              </w:rPr>
+              <w:t xml:space="preserve">Como o ranking conta.</w:t>
+            </w:r>
+            <w:r>
+              <w:rPr>
+                <w:color w:val="23293D"/>
+                <w:sz w:val="21"/>
+                <w:szCs w:val="21"/>
+              </w:rPr>
+              <w:t xml:space="preserve"> Vem primeiro quem teve mais relatos </w:t>
+            </w:r>
+            <w:r>
+              <w:rPr>
+                <w:b/>
+                <w:bCs/>
+                <w:color w:val="23293D"/>
+                <w:sz w:val="21"/>
+                <w:szCs w:val="21"/>
+              </w:rPr>
+              <w:t xml:space="preserve">aproveitados</w:t>
+            </w:r>
+            <w:r>
+              <w:rPr>
+                <w:color w:val="23293D"/>
+                <w:sz w:val="21"/>
+                <w:szCs w:val="21"/>
+              </w:rPr>
+              <w:t xml:space="preserve"> — problema corrigido, sugestão implantada ou dúvida esclarecida. "Não é defeito" conta como participação, mas não como aproveitado: o ranking premia o relato que melhorou o sistema, não a quantidade. Os relatos do próprio Admin Master ficam de fora (é quem corrige). Unidade maior tende a relatar mais — por isso a tabela mostra quantas pessoas relataram em cada uma.</w:t>
+            </w:r>
+          </w:p>
+        </w:tc>
+      </w:tr>
+    </w:tbl>
+    <w:p>
+      <w:pPr>
+        <w:spacing w:after="140" w:line="120"/>
+      </w:pPr>
+      <w:r>
+        <w:rPr>
+          <w:sz w:val="2"/>
+          <w:szCs w:val="2"/>
+        </w:rPr>
+        <w:t xml:space="preserve"/>
+      </w:r>
+    </w:p>
+    <w:tbl>
+      <w:tblPr>
+        <w:tblW w:type="dxa" w:w="9638"/>
+        <w:tblBorders>
+          <w:top w:val="single" w:color="F5F3EC" w:sz="2"/>
+          <w:left w:val="single" w:color="B98B2E" w:sz="18"/>
+          <w:bottom w:val="single" w:color="F5F3EC" w:sz="2"/>
+          <w:right w:val="single" w:color="F5F3EC" w:sz="2"/>
+          <w:insideH w:val="none" w:color="auto" w:sz="0"/>
+          <w:insideV w:val="none" w:color="auto" w:sz="0"/>
+        </w:tblBorders>
+      </w:tblPr>
+      <w:tblGrid>
+        <w:gridCol w:w="9638"/>
+      </w:tblGrid>
+      <w:tr>
+        <w:tc>
+          <w:tcPr>
+            <w:tcW w:type="dxa" w:w="9638"/>
+            <w:shd w:fill="F5F3EC" w:color="auto" w:val="clear"/>
+            <w:tcMar>
+              <w:top w:type="dxa" w:w="160"/>
+              <w:left w:type="dxa" w:w="220"/>
+              <w:bottom w:type="dxa" w:w="160"/>
+              <w:right w:type="dxa" w:w="200"/>
+            </w:tcMar>
+          </w:tcPr>
+          <w:p>
+            <w:pPr>
+              <w:spacing w:after="140" w:line="280"/>
+            </w:pPr>
+            <w:r>
+              <w:rPr>
+                <w:b/>
+                <w:bCs/>
+                <w:color w:val="23293D"/>
+                <w:sz w:val="21"/>
+                <w:szCs w:val="21"/>
+              </w:rPr>
+              <w:t xml:space="preserve">Por que mediana e não só média?</w:t>
+            </w:r>
+            <w:r>
+              <w:rPr>
+                <w:color w:val="23293D"/>
+                <w:sz w:val="21"/>
+                <w:szCs w:val="21"/>
+              </w:rPr>
+              <w:t xml:space="preserve"> Um relato esquecido por um mês puxa a média para cima e esconde que o resto foi respondido no mesmo dia. A mediana diz o que aconteceu com a maioria. E relato ainda sem resposta </w:t>
+            </w:r>
+            <w:r>
+              <w:rPr>
+                <w:b/>
+                <w:bCs/>
+                <w:color w:val="23293D"/>
+                <w:sz w:val="21"/>
+                <w:szCs w:val="21"/>
+              </w:rPr>
+              <w:t xml:space="preserve">não entra</w:t>
+            </w:r>
+            <w:r>
+              <w:rPr>
+                <w:color w:val="23293D"/>
+                <w:sz w:val="21"/>
+                <w:szCs w:val="21"/>
+              </w:rPr>
+              <w:t xml:space="preserve"> na conta — contá-lo como zero o faria parecer o mais rápido de todos.</w:t>
+            </w:r>
+          </w:p>
+        </w:tc>
+      </w:tr>
+    </w:tbl>
+    <w:p>
+      <w:pPr>
+        <w:spacing w:after="140" w:line="120"/>
+      </w:pPr>
+      <w:r>
+        <w:rPr>
+          <w:sz w:val="2"/>
+          <w:szCs w:val="2"/>
+        </w:rPr>
+        <w:t xml:space="preserve"/>
+      </w:r>
+    </w:p>
+    <w:tbl>
+      <w:tblPr>
+        <w:tblW w:type="dxa" w:w="9638"/>
+        <w:tblBorders>
+          <w:top w:val="single" w:color="F5F3EC" w:sz="2"/>
+          <w:left w:val="single" w:color="B98B2E" w:sz="18"/>
+          <w:bottom w:val="single" w:color="F5F3EC" w:sz="2"/>
+          <w:right w:val="single" w:color="F5F3EC" w:sz="2"/>
+          <w:insideH w:val="none" w:color="auto" w:sz="0"/>
+          <w:insideV w:val="none" w:color="auto" w:sz="0"/>
+        </w:tblBorders>
+      </w:tblPr>
+      <w:tblGrid>
+        <w:gridCol w:w="9638"/>
+      </w:tblGrid>
+      <w:tr>
+        <w:tc>
+          <w:tcPr>
+            <w:tcW w:type="dxa" w:w="9638"/>
+            <w:shd w:fill="F5F3EC" w:color="auto" w:val="clear"/>
+            <w:tcMar>
+              <w:top w:type="dxa" w:w="160"/>
+              <w:left w:type="dxa" w:w="220"/>
+              <w:bottom w:type="dxa" w:w="160"/>
+              <w:right w:type="dxa" w:w="200"/>
+            </w:tcMar>
+          </w:tcPr>
+          <w:p>
+            <w:pPr>
+              <w:spacing w:after="140" w:line="280"/>
+            </w:pPr>
+            <w:r>
+              <w:rPr>
+                <w:color w:val="23293D"/>
+                <w:sz w:val="21"/>
+                <w:szCs w:val="21"/>
+              </w:rPr>
+              <w:t xml:space="preserve">A lista </w:t>
+            </w:r>
+            <w:r>
+              <w:rPr>
+                <w:i/>
+                <w:iCs/>
+                <w:color w:val="23293D"/>
+                <w:sz w:val="21"/>
+                <w:szCs w:val="21"/>
+              </w:rPr>
+              <w:t xml:space="preserve">Esperando há mais tempo</w:t>
+            </w:r>
+            <w:r>
+              <w:rPr>
+                <w:color w:val="23293D"/>
+                <w:sz w:val="21"/>
+                <w:szCs w:val="21"/>
+              </w:rPr>
+              <w:t xml:space="preserve"> </w:t>
+            </w:r>
+            <w:r>
+              <w:rPr>
+                <w:b/>
+                <w:bCs/>
+                <w:color w:val="23293D"/>
+                <w:sz w:val="21"/>
+                <w:szCs w:val="21"/>
+              </w:rPr>
+              <w:t xml:space="preserve">não mostra o título</w:t>
+            </w:r>
+            <w:r>
+              <w:rPr>
+                <w:color w:val="23293D"/>
+                <w:sz w:val="21"/>
+                <w:szCs w:val="21"/>
+              </w:rPr>
+              <w:t xml:space="preserve"> do relato: ele é texto livre e pode citar paciente. Mostra o código, que abre o relato para quem tem acesso a ele.</w:t>
+            </w:r>
+          </w:p>
+        </w:tc>
+      </w:tr>
+    </w:tbl>
+    <w:p>
+      <w:pPr>
+        <w:spacing w:after="140" w:line="120"/>
+      </w:pPr>
+      <w:r>
+        <w:rPr>
+          <w:sz w:val="2"/>
+          <w:szCs w:val="2"/>
+        </w:rPr>
+        <w:t xml:space="preserve"/>
+      </w:r>
+    </w:p>
+    <w:p>
+      <w:pPr>
+        <w:spacing w:after="140" w:line="280"/>
+      </w:pPr>
+      <w:r>
+        <w:rPr>
+          <w:color w:val="23293D"/>
+          <w:sz w:val="21"/>
+          <w:szCs w:val="21"/>
+        </w:rPr>
+        <w:t xml:space="preserve">O painel tem, no fim, o quadro </w:t>
+      </w:r>
+      <w:r>
+        <w:rPr>
+          <w:b/>
+          <w:bCs/>
+          <w:color w:val="23293D"/>
+          <w:sz w:val="21"/>
+          <w:szCs w:val="21"/>
+        </w:rPr>
+        <w:t xml:space="preserve">Como ler este painel</w:t>
+      </w:r>
+      <w:r>
+        <w:rPr>
+          <w:color w:val="23293D"/>
+          <w:sz w:val="21"/>
+          <w:szCs w:val="21"/>
+        </w:rPr>
+        <w:t xml:space="preserve"> com essas regras.</w:t>
+      </w:r>
+    </w:p>
+    <w:p>
+      <w:pPr>
+        <w:pStyle w:val="Heading3"/>
+      </w:pPr>
+      <w:r>
+        <w:rPr>
+          <w:color w:val="B98B2E"/>
+        </w:rPr>
         <w:t xml:space="preserve">Só para o Admin Master: preparar para correção</w:t>
       </w:r>
     </w:p>
@@ -41342,7 +42912,7 @@
         <w:pStyle w:val="ListParagraph"/>
         <w:numPr>
           <w:ilvl w:val="0"/>
-          <w:numId w:val="41"/>
+          <w:numId w:val="42"/>
         </w:numPr>
         <w:spacing w:after="80" w:line="270"/>
       </w:pPr>
@@ -41370,7 +42940,7 @@
         <w:pStyle w:val="ListParagraph"/>
         <w:numPr>
           <w:ilvl w:val="0"/>
-          <w:numId w:val="41"/>
+          <w:numId w:val="42"/>
         </w:numPr>
         <w:spacing w:after="80" w:line="270"/>
       </w:pPr>
@@ -41398,7 +42968,7 @@
         <w:pStyle w:val="ListParagraph"/>
         <w:numPr>
           <w:ilvl w:val="0"/>
-          <w:numId w:val="41"/>
+          <w:numId w:val="42"/>
         </w:numPr>
         <w:spacing w:after="80" w:line="270"/>
       </w:pPr>
@@ -41426,7 +42996,7 @@
         <w:pStyle w:val="ListParagraph"/>
         <w:numPr>
           <w:ilvl w:val="0"/>
-          <w:numId w:val="41"/>
+          <w:numId w:val="42"/>
         </w:numPr>
         <w:spacing w:after="80" w:line="270"/>
       </w:pPr>
@@ -41997,6 +43567,12 @@
       <w:startOverride w:val="1"/>
     </w:lvlOverride>
   </w:num>
+  <w:num w:numId="42">
+    <w:abstractNumId w:val="3"/>
+    <w:lvlOverride w:ilvl="0">
+      <w:startOverride w:val="1"/>
+    </w:lvlOverride>
+  </w:num>
 </w:numbering>
 </file>
 

--- a/docs/treinamento/Manual-de-Treinamento-riSZon.docx
+++ b/docs/treinamento/Manual-de-Treinamento-riSZon.docx
@@ -7242,7 +7242,66 @@
           <w:sz w:val="21"/>
           <w:szCs w:val="21"/>
         </w:rPr>
-        <w:t xml:space="preserve"> (clique em qualquer linha) tem três partes, nesta ordem:</w:t>
+        <w:t xml:space="preserve"> (clique em qualquer linha) tem </w:t>
+      </w:r>
+      <w:r>
+        <w:rPr>
+          <w:b/>
+          <w:bCs/>
+          <w:color w:val="23293D"/>
+          <w:sz w:val="21"/>
+          <w:szCs w:val="21"/>
+        </w:rPr>
+        <w:t xml:space="preserve">duas abas</w:t>
+      </w:r>
+      <w:r>
+        <w:rPr>
+          <w:color w:val="23293D"/>
+          <w:sz w:val="21"/>
+          <w:szCs w:val="21"/>
+        </w:rPr>
+        <w:t xml:space="preserve">:</w:t>
+      </w:r>
+    </w:p>
+    <w:p>
+      <w:pPr>
+        <w:spacing w:after="140" w:line="280"/>
+      </w:pPr>
+      <w:r>
+        <w:rPr>
+          <w:b/>
+          <w:bCs/>
+          <w:color w:val="23293D"/>
+          <w:sz w:val="21"/>
+          <w:szCs w:val="21"/>
+        </w:rPr>
+        <w:t xml:space="preserve">Aba Cadastro</w:t>
+      </w:r>
+      <w:r>
+        <w:rPr>
+          <w:color w:val="23293D"/>
+          <w:sz w:val="21"/>
+          <w:szCs w:val="21"/>
+        </w:rPr>
+        <w:t xml:space="preserve"> — dados pessoais, contato, endereço, contrato e a </w:t>
+      </w:r>
+      <w:r>
+        <w:rPr>
+          <w:b/>
+          <w:bCs/>
+          <w:color w:val="23293D"/>
+          <w:sz w:val="21"/>
+          <w:szCs w:val="21"/>
+        </w:rPr>
+        <w:t xml:space="preserve">função na unidade</w:t>
+      </w:r>
+      <w:r>
+        <w:rPr>
+          <w:color w:val="23293D"/>
+          <w:sz w:val="21"/>
+          <w:szCs w:val="21"/>
+        </w:rPr>
+        <w:t xml:space="preserve">. Três coisas ajudam a errar menos:</w:t>
       </w:r>
     </w:p>
     <w:p>
@@ -7262,33 +7321,15 @@
           <w:sz w:val="21"/>
           <w:szCs w:val="21"/>
         </w:rPr>
-        <w:t xml:space="preserve">Acesso ao sistema</w:t>
-      </w:r>
-      <w:r>
-        <w:rPr>
-          <w:color w:val="23293D"/>
-          <w:sz w:val="21"/>
-          <w:szCs w:val="21"/>
-        </w:rPr>
-        <w:t xml:space="preserve"> — o e-mail de entrada, as funções por unidade, a senha provisória e os botões de ativar/desativar. </w:t>
-      </w:r>
-      <w:r>
-        <w:rPr>
-          <w:b/>
-          <w:bCs/>
-          <w:color w:val="23293D"/>
-          <w:sz w:val="21"/>
-          <w:szCs w:val="21"/>
-        </w:rPr>
-        <w:t xml:space="preserve">Só o Admin Master mexe aqui</w:t>
-      </w:r>
-      <w:r>
-        <w:rPr>
-          <w:color w:val="23293D"/>
-          <w:sz w:val="21"/>
-          <w:szCs w:val="21"/>
-        </w:rPr>
-        <w:t xml:space="preserve">; Gerente, Franqueado e Franqueadora/RH veem para saber o que está valendo.</w:t>
+        <w:t xml:space="preserve">CPF, CEP e WhatsApp mostram a máscara enquanto você digita.</w:t>
+      </w:r>
+      <w:r>
+        <w:rPr>
+          <w:color w:val="23293D"/>
+          <w:sz w:val="21"/>
+          <w:szCs w:val="21"/>
+        </w:rPr>
+        <w:t xml:space="preserve"> Os pontos e traços aparecem sozinhos; dígito a mais ou a menos fica visível na hora.</w:t>
       </w:r>
     </w:p>
     <w:p>
@@ -7308,51 +7349,15 @@
           <w:sz w:val="21"/>
           <w:szCs w:val="21"/>
         </w:rPr>
-        <w:t xml:space="preserve">Unidades e situação</w:t>
-      </w:r>
-      <w:r>
-        <w:rPr>
-          <w:color w:val="23293D"/>
-          <w:sz w:val="21"/>
-          <w:szCs w:val="21"/>
-        </w:rPr>
-        <w:t xml:space="preserve"> — ativar ou inativar a pessoa </w:t>
-      </w:r>
-      <w:r>
-        <w:rPr>
-          <w:b/>
-          <w:bCs/>
-          <w:color w:val="23293D"/>
-          <w:sz w:val="21"/>
-          <w:szCs w:val="21"/>
-        </w:rPr>
-        <w:t xml:space="preserve">em cada unidade</w:t>
-      </w:r>
-      <w:r>
-        <w:rPr>
-          <w:color w:val="23293D"/>
-          <w:sz w:val="21"/>
-          <w:szCs w:val="21"/>
-        </w:rPr>
-        <w:t xml:space="preserve"> (ela pode ter parado em Londrina e continuar em Cambé) e </w:t>
-      </w:r>
-      <w:r>
-        <w:rPr>
-          <w:b/>
-          <w:bCs/>
-          <w:color w:val="23293D"/>
-          <w:sz w:val="21"/>
-          <w:szCs w:val="21"/>
-        </w:rPr>
-        <w:t xml:space="preserve">desligar da equipe</w:t>
-      </w:r>
-      <w:r>
-        <w:rPr>
-          <w:color w:val="23293D"/>
-          <w:sz w:val="21"/>
-          <w:szCs w:val="21"/>
-        </w:rPr>
-        <w:t xml:space="preserve">, que é o cadastro inteiro.</w:t>
+        <w:t xml:space="preserve">A função é obrigatória</w:t>
+      </w:r>
+      <w:r>
+        <w:rPr>
+          <w:color w:val="23293D"/>
+          <w:sz w:val="21"/>
+          <w:szCs w:val="21"/>
+        </w:rPr>
+        <w:t xml:space="preserve"> e é ela que vai preencher o acesso depois.</w:t>
       </w:r>
     </w:p>
     <w:p>
@@ -7372,15 +7377,15 @@
           <w:sz w:val="21"/>
           <w:szCs w:val="21"/>
         </w:rPr>
-        <w:t xml:space="preserve">Cadastro</w:t>
-      </w:r>
-      <w:r>
-        <w:rPr>
-          <w:color w:val="23293D"/>
-          <w:sz w:val="21"/>
-          <w:szCs w:val="21"/>
-        </w:rPr>
-        <w:t xml:space="preserve"> — dados pessoais, contato, endereço, contrato e especialidades.</w:t>
+        <w:t xml:space="preserve">As especialidades só aparecem para Dentista.</w:t>
+      </w:r>
+      <w:r>
+        <w:rPr>
+          <w:color w:val="23293D"/>
+          <w:sz w:val="21"/>
+          <w:szCs w:val="21"/>
+        </w:rPr>
+        <w:t xml:space="preserve"> Para recepção, TSB ou gerente a lista nem é mostrada — e quem deixa de ser dentista perde as marcações (senão continuaria sendo sugerido para uma sessão de Endodontia).</w:t>
       </w:r>
     </w:p>
     <w:p>
@@ -7395,6 +7400,142 @@
           <w:sz w:val="21"/>
           <w:szCs w:val="21"/>
         </w:rPr>
+        <w:t xml:space="preserve">Aba Acesso</w:t>
+      </w:r>
+      <w:r>
+        <w:rPr>
+          <w:color w:val="23293D"/>
+          <w:sz w:val="21"/>
+          <w:szCs w:val="21"/>
+        </w:rPr>
+        <w:t xml:space="preserve"> — o e-mail de entrada, as funções por unidade, a senha provisória, os botões de ativar/desativar e as </w:t>
+      </w:r>
+      <w:r>
+        <w:rPr>
+          <w:b/>
+          <w:bCs/>
+          <w:color w:val="23293D"/>
+          <w:sz w:val="21"/>
+          <w:szCs w:val="21"/>
+        </w:rPr>
+        <w:t xml:space="preserve">unidades e situação</w:t>
+      </w:r>
+      <w:r>
+        <w:rPr>
+          <w:color w:val="23293D"/>
+          <w:sz w:val="21"/>
+          <w:szCs w:val="21"/>
+        </w:rPr>
+        <w:t xml:space="preserve"> (ativar ou inativar a pessoa </w:t>
+      </w:r>
+      <w:r>
+        <w:rPr>
+          <w:b/>
+          <w:bCs/>
+          <w:color w:val="23293D"/>
+          <w:sz w:val="21"/>
+          <w:szCs w:val="21"/>
+        </w:rPr>
+        <w:t xml:space="preserve">em cada unidade</w:t>
+      </w:r>
+      <w:r>
+        <w:rPr>
+          <w:color w:val="23293D"/>
+          <w:sz w:val="21"/>
+          <w:szCs w:val="21"/>
+        </w:rPr>
+        <w:t xml:space="preserve"> — ela pode ter parado em Londrina e continuar em Cambé — e </w:t>
+      </w:r>
+      <w:r>
+        <w:rPr>
+          <w:b/>
+          <w:bCs/>
+          <w:color w:val="23293D"/>
+          <w:sz w:val="21"/>
+          <w:szCs w:val="21"/>
+        </w:rPr>
+        <w:t xml:space="preserve">desligar da equipe</w:t>
+      </w:r>
+      <w:r>
+        <w:rPr>
+          <w:color w:val="23293D"/>
+          <w:sz w:val="21"/>
+          <w:szCs w:val="21"/>
+        </w:rPr>
+        <w:t xml:space="preserve">, que é o cadastro inteiro). </w:t>
+      </w:r>
+      <w:r>
+        <w:rPr>
+          <w:b/>
+          <w:bCs/>
+          <w:color w:val="23293D"/>
+          <w:sz w:val="21"/>
+          <w:szCs w:val="21"/>
+        </w:rPr>
+        <w:t xml:space="preserve">Só o Admin Master mexe no acesso</w:t>
+      </w:r>
+      <w:r>
+        <w:rPr>
+          <w:color w:val="23293D"/>
+          <w:sz w:val="21"/>
+          <w:szCs w:val="21"/>
+        </w:rPr>
+        <w:t xml:space="preserve">; Gerente, Franqueado e Franqueadora/RH veem para saber o que está valendo.</w:t>
+      </w:r>
+    </w:p>
+    <w:p>
+      <w:pPr>
+        <w:spacing w:after="140" w:line="280"/>
+      </w:pPr>
+      <w:r>
+        <w:rPr>
+          <w:b/>
+          <w:bCs/>
+          <w:color w:val="23293D"/>
+          <w:sz w:val="21"/>
+          <w:szCs w:val="21"/>
+        </w:rPr>
+        <w:t xml:space="preserve">Primeiro o cadastro, depois o acesso.</w:t>
+      </w:r>
+      <w:r>
+        <w:rPr>
+          <w:color w:val="23293D"/>
+          <w:sz w:val="21"/>
+          <w:szCs w:val="21"/>
+        </w:rPr>
+        <w:t xml:space="preserve"> Enquanto faltar dado no cadastro, a aba Acesso diz </w:t>
+      </w:r>
+      <w:r>
+        <w:rPr>
+          <w:b/>
+          <w:bCs/>
+          <w:color w:val="23293D"/>
+          <w:sz w:val="21"/>
+          <w:szCs w:val="21"/>
+        </w:rPr>
+        <w:t xml:space="preserve">o que falta</w:t>
+      </w:r>
+      <w:r>
+        <w:rPr>
+          <w:color w:val="23293D"/>
+          <w:sz w:val="21"/>
+          <w:szCs w:val="21"/>
+        </w:rPr>
+        <w:t xml:space="preserve"> em vez de oferecer um login — e não existe outro caminho para criar acesso sem a ficha completa.</w:t>
+      </w:r>
+    </w:p>
+    <w:p>
+      <w:pPr>
+        <w:spacing w:after="140" w:line="280"/>
+      </w:pPr>
+      <w:r>
+        <w:rPr>
+          <w:b/>
+          <w:bCs/>
+          <w:color w:val="23293D"/>
+          <w:sz w:val="21"/>
+          <w:szCs w:val="21"/>
+        </w:rPr>
         <w:t xml:space="preserve">Cadastrar alguém novo:</w:t>
       </w:r>
       <w:r>
@@ -7421,7 +7562,43 @@
           <w:sz w:val="21"/>
           <w:szCs w:val="21"/>
         </w:rPr>
-        <w:t xml:space="preserve">. O acesso não é pedido aí — depois de salvar, a ficha abre com o botão </w:t>
+        <w:t xml:space="preserve">. Ao salvar, a ficha já abre na aba </w:t>
+      </w:r>
+      <w:r>
+        <w:rPr>
+          <w:b/>
+          <w:bCs/>
+          <w:color w:val="23293D"/>
+          <w:sz w:val="21"/>
+          <w:szCs w:val="21"/>
+        </w:rPr>
+        <w:t xml:space="preserve">Acesso</w:t>
+      </w:r>
+      <w:r>
+        <w:rPr>
+          <w:color w:val="23293D"/>
+          <w:sz w:val="21"/>
+          <w:szCs w:val="21"/>
+        </w:rPr>
+        <w:t xml:space="preserve">, com tudo preenchido a partir do cadastro: e-mail, a unidade, a função escolhida e uma </w:t>
+      </w:r>
+      <w:r>
+        <w:rPr>
+          <w:b/>
+          <w:bCs/>
+          <w:color w:val="23293D"/>
+          <w:sz w:val="21"/>
+          <w:szCs w:val="21"/>
+        </w:rPr>
+        <w:t xml:space="preserve">senha provisória sugerida</w:t>
+      </w:r>
+      <w:r>
+        <w:rPr>
+          <w:color w:val="23293D"/>
+          <w:sz w:val="21"/>
+          <w:szCs w:val="21"/>
+        </w:rPr>
+        <w:t xml:space="preserve"> pelo sistema (sem letras e números que se confundem ao ditar por telefone). Ao Admin sobra conferir e clicar em </w:t>
       </w:r>
       <w:r>
         <w:rPr>
@@ -7439,7 +7616,80 @@
           <w:sz w:val="21"/>
           <w:szCs w:val="21"/>
         </w:rPr>
-        <w:t xml:space="preserve"> (do Admin). Assim o cadastro nunca fica esperando um login.</w:t>
+        <w:t xml:space="preserve">.</w:t>
+      </w:r>
+    </w:p>
+    <w:tbl>
+      <w:tblPr>
+        <w:tblW w:type="dxa" w:w="9638"/>
+        <w:tblBorders>
+          <w:top w:val="single" w:color="F5F3EC" w:sz="2"/>
+          <w:left w:val="single" w:color="B98B2E" w:sz="18"/>
+          <w:bottom w:val="single" w:color="F5F3EC" w:sz="2"/>
+          <w:right w:val="single" w:color="F5F3EC" w:sz="2"/>
+          <w:insideH w:val="none" w:color="auto" w:sz="0"/>
+          <w:insideV w:val="none" w:color="auto" w:sz="0"/>
+        </w:tblBorders>
+      </w:tblPr>
+      <w:tblGrid>
+        <w:gridCol w:w="9638"/>
+      </w:tblGrid>
+      <w:tr>
+        <w:tc>
+          <w:tcPr>
+            <w:tcW w:type="dxa" w:w="9638"/>
+            <w:shd w:fill="F5F3EC" w:color="auto" w:val="clear"/>
+            <w:tcMar>
+              <w:top w:type="dxa" w:w="160"/>
+              <w:left w:type="dxa" w:w="220"/>
+              <w:bottom w:type="dxa" w:w="160"/>
+              <w:right w:type="dxa" w:w="200"/>
+            </w:tcMar>
+          </w:tcPr>
+          <w:p>
+            <w:pPr>
+              <w:spacing w:after="140" w:line="280"/>
+            </w:pPr>
+            <w:r>
+              <w:rPr>
+                <w:color w:val="23293D"/>
+                <w:sz w:val="21"/>
+                <w:szCs w:val="21"/>
+              </w:rPr>
+              <w:t xml:space="preserve">⚠️ </w:t>
+            </w:r>
+            <w:r>
+              <w:rPr>
+                <w:b/>
+                <w:bCs/>
+                <w:color w:val="23293D"/>
+                <w:sz w:val="21"/>
+                <w:szCs w:val="21"/>
+              </w:rPr>
+              <w:t xml:space="preserve">Acesso em outra unidade pede autorização.</w:t>
+            </w:r>
+            <w:r>
+              <w:rPr>
+                <w:color w:val="23293D"/>
+                <w:sz w:val="21"/>
+                <w:szCs w:val="21"/>
+              </w:rPr>
+              <w:t xml:space="preserve"> Dar função numa unidade diferente da unidade do cadastro exige que o Admin autorize no ato — a pessoa passa a ver os dados daquela unidade, e o registro vai para a Auditoria.</w:t>
+            </w:r>
+          </w:p>
+        </w:tc>
+      </w:tr>
+    </w:tbl>
+    <w:p>
+      <w:pPr>
+        <w:spacing w:after="140" w:line="120"/>
+      </w:pPr>
+      <w:r>
+        <w:rPr>
+          <w:sz w:val="2"/>
+          <w:szCs w:val="2"/>
+        </w:rPr>
+        <w:t xml:space="preserve"/>
       </w:r>
     </w:p>
     <w:tbl>
@@ -44473,7 +44723,7 @@
     </w:lvlOverride>
   </w:num>
   <w:num w:numId="5">
-    <w:abstractNumId w:val="2"/>
+    <w:abstractNumId w:val="3"/>
     <w:lvlOverride w:ilvl="0">
       <w:startOverride w:val="1"/>
     </w:lvlOverride>

--- a/docs/treinamento/Manual-de-Treinamento-riSZon.docx
+++ b/docs/treinamento/Manual-de-Treinamento-riSZon.docx
@@ -7818,6 +7818,765 @@
     </w:p>
     <w:p>
       <w:pPr>
+        <w:pStyle w:val="Heading2"/>
+      </w:pPr>
+      <w:r>
+        <w:rPr>
+          <w:color w:val="1F3253"/>
+        </w:rPr>
+        <w:t xml:space="preserve">2.6. Os três ambientes</w:t>
+      </w:r>
+    </w:p>
+    <w:p>
+      <w:pPr>
+        <w:spacing w:after="140" w:line="280"/>
+      </w:pPr>
+      <w:r>
+        <w:rPr>
+          <w:color w:val="23293D"/>
+          <w:sz w:val="21"/>
+          <w:szCs w:val="21"/>
+        </w:rPr>
+        <w:t xml:space="preserve">O Risartano usa </w:t>
+      </w:r>
+      <w:r>
+        <w:rPr>
+          <w:b/>
+          <w:bCs/>
+          <w:color w:val="23293D"/>
+          <w:sz w:val="21"/>
+          <w:szCs w:val="21"/>
+        </w:rPr>
+        <w:t xml:space="preserve">um login só</w:t>
+      </w:r>
+      <w:r>
+        <w:rPr>
+          <w:color w:val="23293D"/>
+          <w:sz w:val="21"/>
+          <w:szCs w:val="21"/>
+        </w:rPr>
+        <w:t xml:space="preserve"> em três lugares:</w:t>
+      </w:r>
+    </w:p>
+    <w:tbl>
+      <w:tblPr>
+        <w:tblW w:type="dxa" w:w="9638"/>
+        <w:tblBorders>
+          <w:top w:val="single" w:color="D8D4C8" w:sz="2"/>
+          <w:left w:val="single" w:color="D8D4C8" w:sz="2"/>
+          <w:bottom w:val="single" w:color="D8D4C8" w:sz="2"/>
+          <w:right w:val="single" w:color="D8D4C8" w:sz="2"/>
+          <w:insideH w:val="single" w:color="D8D4C8" w:sz="2"/>
+          <w:insideV w:val="single" w:color="D8D4C8" w:sz="2"/>
+        </w:tblBorders>
+        <w:tblLayout w:type="fixed"/>
+      </w:tblPr>
+      <w:tblGrid>
+        <w:gridCol w:w="2516"/>
+        <w:gridCol w:w="7122"/>
+      </w:tblGrid>
+      <w:tr>
+        <w:trPr>
+          <w:tblHeader/>
+        </w:trPr>
+        <w:tc>
+          <w:tcPr>
+            <w:tcW w:type="dxa" w:w="2516"/>
+            <w:shd w:fill="1F3253" w:color="auto" w:val="clear"/>
+            <w:tcMar>
+              <w:top w:type="dxa" w:w="90"/>
+              <w:left w:type="dxa" w:w="110"/>
+              <w:bottom w:type="dxa" w:w="90"/>
+              <w:right w:type="dxa" w:w="110"/>
+            </w:tcMar>
+            <w:vAlign w:val="center"/>
+          </w:tcPr>
+          <w:p>
+            <w:pPr>
+              <w:spacing w:after="0" w:line="250"/>
+            </w:pPr>
+            <w:r>
+              <w:rPr>
+                <w:b/>
+                <w:bCs/>
+                <w:color w:val="FFFFFF"/>
+                <w:sz w:val="19"/>
+                <w:szCs w:val="19"/>
+              </w:rPr>
+              <w:t xml:space="preserve">Ambiente</w:t>
+            </w:r>
+          </w:p>
+        </w:tc>
+        <w:tc>
+          <w:tcPr>
+            <w:tcW w:type="dxa" w:w="7122"/>
+            <w:shd w:fill="1F3253" w:color="auto" w:val="clear"/>
+            <w:tcMar>
+              <w:top w:type="dxa" w:w="90"/>
+              <w:left w:type="dxa" w:w="110"/>
+              <w:bottom w:type="dxa" w:w="90"/>
+              <w:right w:type="dxa" w:w="110"/>
+            </w:tcMar>
+            <w:vAlign w:val="center"/>
+          </w:tcPr>
+          <w:p>
+            <w:pPr>
+              <w:spacing w:after="0" w:line="250"/>
+            </w:pPr>
+            <w:r>
+              <w:rPr>
+                <w:b/>
+                <w:bCs/>
+                <w:color w:val="FFFFFF"/>
+                <w:sz w:val="19"/>
+                <w:szCs w:val="19"/>
+              </w:rPr>
+              <w:t xml:space="preserve">O que é</w:t>
+            </w:r>
+          </w:p>
+        </w:tc>
+      </w:tr>
+      <w:tr>
+        <w:tc>
+          <w:tcPr>
+            <w:tcW w:type="dxa" w:w="2516"/>
+            <w:tcMar>
+              <w:top w:type="dxa" w:w="90"/>
+              <w:left w:type="dxa" w:w="110"/>
+              <w:bottom w:type="dxa" w:w="90"/>
+              <w:right w:type="dxa" w:w="110"/>
+            </w:tcMar>
+            <w:vAlign w:val="center"/>
+          </w:tcPr>
+          <w:p>
+            <w:pPr>
+              <w:spacing w:after="0" w:line="250"/>
+            </w:pPr>
+            <w:r>
+              <w:rPr>
+                <w:b/>
+                <w:bCs/>
+                <w:color w:val="23293D"/>
+                <w:sz w:val="20"/>
+                <w:szCs w:val="20"/>
+              </w:rPr>
+              <w:t xml:space="preserve">riSZon</w:t>
+            </w:r>
+          </w:p>
+        </w:tc>
+        <w:tc>
+          <w:tcPr>
+            <w:tcW w:type="dxa" w:w="7122"/>
+            <w:tcMar>
+              <w:top w:type="dxa" w:w="90"/>
+              <w:left w:type="dxa" w:w="110"/>
+              <w:bottom w:type="dxa" w:w="90"/>
+              <w:right w:type="dxa" w:w="110"/>
+            </w:tcMar>
+            <w:vAlign w:val="center"/>
+          </w:tcPr>
+          <w:p>
+            <w:pPr>
+              <w:spacing w:after="0" w:line="250"/>
+            </w:pPr>
+            <w:r>
+              <w:rPr>
+                <w:color w:val="23293D"/>
+                <w:sz w:val="20"/>
+                <w:szCs w:val="20"/>
+              </w:rPr>
+              <w:t xml:space="preserve">o sistema do dia a dia — agenda, prontuário, jornada, financeiro</w:t>
+            </w:r>
+          </w:p>
+        </w:tc>
+      </w:tr>
+      <w:tr>
+        <w:tc>
+          <w:tcPr>
+            <w:tcW w:type="dxa" w:w="2516"/>
+            <w:shd w:fill="F7F6F2" w:color="auto" w:val="clear"/>
+            <w:tcMar>
+              <w:top w:type="dxa" w:w="90"/>
+              <w:left w:type="dxa" w:w="110"/>
+              <w:bottom w:type="dxa" w:w="90"/>
+              <w:right w:type="dxa" w:w="110"/>
+            </w:tcMar>
+            <w:vAlign w:val="center"/>
+          </w:tcPr>
+          <w:p>
+            <w:pPr>
+              <w:spacing w:after="0" w:line="250"/>
+            </w:pPr>
+            <w:r>
+              <w:rPr>
+                <w:b/>
+                <w:bCs/>
+                <w:color w:val="23293D"/>
+                <w:sz w:val="20"/>
+                <w:szCs w:val="20"/>
+              </w:rPr>
+              <w:t xml:space="preserve">riSZon Treino</w:t>
+            </w:r>
+          </w:p>
+        </w:tc>
+        <w:tc>
+          <w:tcPr>
+            <w:tcW w:type="dxa" w:w="7122"/>
+            <w:shd w:fill="F7F6F2" w:color="auto" w:val="clear"/>
+            <w:tcMar>
+              <w:top w:type="dxa" w:w="90"/>
+              <w:left w:type="dxa" w:w="110"/>
+              <w:bottom w:type="dxa" w:w="90"/>
+              <w:right w:type="dxa" w:w="110"/>
+            </w:tcMar>
+            <w:vAlign w:val="center"/>
+          </w:tcPr>
+          <w:p>
+            <w:pPr>
+              <w:spacing w:after="0" w:line="250"/>
+            </w:pPr>
+            <w:r>
+              <w:rPr>
+                <w:color w:val="23293D"/>
+                <w:sz w:val="20"/>
+                <w:szCs w:val="20"/>
+              </w:rPr>
+              <w:t xml:space="preserve">o mesmo sistema com </w:t>
+            </w:r>
+            <w:r>
+              <w:rPr>
+                <w:b/>
+                <w:bCs/>
+                <w:color w:val="23293D"/>
+                <w:sz w:val="20"/>
+                <w:szCs w:val="20"/>
+              </w:rPr>
+              <w:t xml:space="preserve">dados de mentira</w:t>
+            </w:r>
+            <w:r>
+              <w:rPr>
+                <w:color w:val="23293D"/>
+                <w:sz w:val="20"/>
+                <w:szCs w:val="20"/>
+              </w:rPr>
+              <w:t xml:space="preserve">, para aprender sem medo</w:t>
+            </w:r>
+          </w:p>
+        </w:tc>
+      </w:tr>
+      <w:tr>
+        <w:tc>
+          <w:tcPr>
+            <w:tcW w:type="dxa" w:w="2516"/>
+            <w:tcMar>
+              <w:top w:type="dxa" w:w="90"/>
+              <w:left w:type="dxa" w:w="110"/>
+              <w:bottom w:type="dxa" w:w="90"/>
+              <w:right w:type="dxa" w:w="110"/>
+            </w:tcMar>
+            <w:vAlign w:val="center"/>
+          </w:tcPr>
+          <w:p>
+            <w:pPr>
+              <w:spacing w:after="0" w:line="250"/>
+            </w:pPr>
+            <w:r>
+              <w:rPr>
+                <w:b/>
+                <w:bCs/>
+                <w:color w:val="23293D"/>
+                <w:sz w:val="20"/>
+                <w:szCs w:val="20"/>
+              </w:rPr>
+              <w:t xml:space="preserve">Risarte Academy</w:t>
+            </w:r>
+          </w:p>
+        </w:tc>
+        <w:tc>
+          <w:tcPr>
+            <w:tcW w:type="dxa" w:w="7122"/>
+            <w:tcMar>
+              <w:top w:type="dxa" w:w="90"/>
+              <w:left w:type="dxa" w:w="110"/>
+              <w:bottom w:type="dxa" w:w="90"/>
+              <w:right w:type="dxa" w:w="110"/>
+            </w:tcMar>
+            <w:vAlign w:val="center"/>
+          </w:tcPr>
+          <w:p>
+            <w:pPr>
+              <w:spacing w:after="0" w:line="250"/>
+            </w:pPr>
+            <w:r>
+              <w:rPr>
+                <w:color w:val="23293D"/>
+                <w:sz w:val="20"/>
+                <w:szCs w:val="20"/>
+              </w:rPr>
+              <w:t xml:space="preserve">cursos, vídeos, provas e certificados</w:t>
+            </w:r>
+          </w:p>
+        </w:tc>
+      </w:tr>
+    </w:tbl>
+    <w:p>
+      <w:pPr>
+        <w:spacing w:after="140" w:line="120"/>
+      </w:pPr>
+      <w:r>
+        <w:rPr>
+          <w:sz w:val="2"/>
+          <w:szCs w:val="2"/>
+        </w:rPr>
+        <w:t xml:space="preserve"/>
+      </w:r>
+    </w:p>
+    <w:p>
+      <w:pPr>
+        <w:spacing w:after="140" w:line="280"/>
+      </w:pPr>
+      <w:r>
+        <w:rPr>
+          <w:b/>
+          <w:bCs/>
+          <w:color w:val="23293D"/>
+          <w:sz w:val="21"/>
+          <w:szCs w:val="21"/>
+        </w:rPr>
+        <w:t xml:space="preserve">O ponto de partida é sempre a tela de Início do riSZon.</w:t>
+      </w:r>
+      <w:r>
+        <w:rPr>
+          <w:color w:val="23293D"/>
+          <w:sz w:val="21"/>
+          <w:szCs w:val="21"/>
+        </w:rPr>
+        <w:t xml:space="preserve"> Lá aparecem os atalhos para o treino e para o Academy — eles abrem em outra aba.</w:t>
+      </w:r>
+    </w:p>
+    <w:p>
+      <w:pPr>
+        <w:spacing w:after="140" w:line="280"/>
+      </w:pPr>
+      <w:r>
+        <w:rPr>
+          <w:b/>
+          <w:bCs/>
+          <w:color w:val="23293D"/>
+          <w:sz w:val="21"/>
+          <w:szCs w:val="21"/>
+        </w:rPr>
+        <w:t xml:space="preserve">Quem chega novo entra antes de ser liberado no sistema de verdade.</w:t>
+      </w:r>
+      <w:r>
+        <w:rPr>
+          <w:color w:val="23293D"/>
+          <w:sz w:val="21"/>
+          <w:szCs w:val="21"/>
+        </w:rPr>
+        <w:t xml:space="preserve"> Nesse período ele vê </w:t>
+      </w:r>
+      <w:r>
+        <w:rPr>
+          <w:b/>
+          <w:bCs/>
+          <w:color w:val="23293D"/>
+          <w:sz w:val="21"/>
+          <w:szCs w:val="21"/>
+        </w:rPr>
+        <w:t xml:space="preserve">só a tela de Início</w:t>
+      </w:r>
+      <w:r>
+        <w:rPr>
+          <w:color w:val="23293D"/>
+          <w:sz w:val="21"/>
+          <w:szCs w:val="21"/>
+        </w:rPr>
+        <w:t xml:space="preserve">, com os atalhos: o menu dos módulos nem aparece, e digitar o endereço de outra tela devolve para o Início. É assim que o treinamento começa: primeiro o treino, depois o sistema real.</w:t>
+      </w:r>
+    </w:p>
+    <w:p>
+      <w:pPr>
+        <w:spacing w:after="140" w:line="280"/>
+      </w:pPr>
+      <w:r>
+        <w:rPr>
+          <w:b/>
+          <w:bCs/>
+          <w:color w:val="23293D"/>
+          <w:sz w:val="21"/>
+          <w:szCs w:val="21"/>
+        </w:rPr>
+        <w:t xml:space="preserve">Para quem libera (Admin Master):</w:t>
+      </w:r>
+      <w:r>
+        <w:rPr>
+          <w:color w:val="23293D"/>
+          <w:sz w:val="21"/>
+          <w:szCs w:val="21"/>
+        </w:rPr>
+        <w:t xml:space="preserve"> na ficha do Risartano, aba </w:t>
+      </w:r>
+      <w:r>
+        <w:rPr>
+          <w:b/>
+          <w:bCs/>
+          <w:color w:val="23293D"/>
+          <w:sz w:val="21"/>
+          <w:szCs w:val="21"/>
+        </w:rPr>
+        <w:t xml:space="preserve">Acesso</w:t>
+      </w:r>
+      <w:r>
+        <w:rPr>
+          <w:color w:val="23293D"/>
+          <w:sz w:val="21"/>
+          <w:szCs w:val="21"/>
+        </w:rPr>
+        <w:t xml:space="preserve">, há os três ambientes com </w:t>
+      </w:r>
+      <w:r>
+        <w:rPr>
+          <w:b/>
+          <w:bCs/>
+          <w:color w:val="23293D"/>
+          <w:sz w:val="21"/>
+          <w:szCs w:val="21"/>
+        </w:rPr>
+        <w:t xml:space="preserve">Liberar</w:t>
+      </w:r>
+      <w:r>
+        <w:rPr>
+          <w:color w:val="23293D"/>
+          <w:sz w:val="21"/>
+          <w:szCs w:val="21"/>
+        </w:rPr>
+        <w:t xml:space="preserve"> / </w:t>
+      </w:r>
+      <w:r>
+        <w:rPr>
+          <w:b/>
+          <w:bCs/>
+          <w:color w:val="23293D"/>
+          <w:sz w:val="21"/>
+          <w:szCs w:val="21"/>
+        </w:rPr>
+        <w:t xml:space="preserve">Retirar</w:t>
+      </w:r>
+      <w:r>
+        <w:rPr>
+          <w:color w:val="23293D"/>
+          <w:sz w:val="21"/>
+          <w:szCs w:val="21"/>
+        </w:rPr>
+        <w:t xml:space="preserve">.</w:t>
+      </w:r>
+    </w:p>
+    <w:p>
+      <w:pPr>
+        <w:pStyle w:val="ListParagraph"/>
+        <w:numPr>
+          <w:ilvl w:val="0"/>
+          <w:numId w:val="6"/>
+        </w:numPr>
+        <w:spacing w:after="80" w:line="270"/>
+      </w:pPr>
+      <w:r>
+        <w:rPr>
+          <w:b/>
+          <w:bCs/>
+          <w:color w:val="23293D"/>
+          <w:sz w:val="21"/>
+          <w:szCs w:val="21"/>
+        </w:rPr>
+        <w:t xml:space="preserve">riSZon</w:t>
+      </w:r>
+      <w:r>
+        <w:rPr>
+          <w:color w:val="23293D"/>
+          <w:sz w:val="21"/>
+          <w:szCs w:val="21"/>
+        </w:rPr>
+        <w:t xml:space="preserve"> — sem ele, a pessoa fica só no Início.</w:t>
+      </w:r>
+    </w:p>
+    <w:p>
+      <w:pPr>
+        <w:pStyle w:val="ListParagraph"/>
+        <w:numPr>
+          <w:ilvl w:val="0"/>
+          <w:numId w:val="6"/>
+        </w:numPr>
+        <w:spacing w:after="80" w:line="270"/>
+      </w:pPr>
+      <w:r>
+        <w:rPr>
+          <w:b/>
+          <w:bCs/>
+          <w:color w:val="23293D"/>
+          <w:sz w:val="21"/>
+          <w:szCs w:val="21"/>
+        </w:rPr>
+        <w:t xml:space="preserve">riSZon Treino</w:t>
+      </w:r>
+      <w:r>
+        <w:rPr>
+          <w:color w:val="23293D"/>
+          <w:sz w:val="21"/>
+          <w:szCs w:val="21"/>
+        </w:rPr>
+        <w:t xml:space="preserve"> — liberar </w:t>
+      </w:r>
+      <w:r>
+        <w:rPr>
+          <w:b/>
+          <w:bCs/>
+          <w:color w:val="23293D"/>
+          <w:sz w:val="21"/>
+          <w:szCs w:val="21"/>
+        </w:rPr>
+        <w:t xml:space="preserve">cria o login dela no treino</w:t>
+      </w:r>
+      <w:r>
+        <w:rPr>
+          <w:color w:val="23293D"/>
+          <w:sz w:val="21"/>
+          <w:szCs w:val="21"/>
+        </w:rPr>
+        <w:t xml:space="preserve">, com o mesmo e-mail. O sistema mostra uma </w:t>
+      </w:r>
+      <w:r>
+        <w:rPr>
+          <w:b/>
+          <w:bCs/>
+          <w:color w:val="23293D"/>
+          <w:sz w:val="21"/>
+          <w:szCs w:val="21"/>
+        </w:rPr>
+        <w:t xml:space="preserve">senha provisória do treino</w:t>
+      </w:r>
+      <w:r>
+        <w:rPr>
+          <w:color w:val="23293D"/>
+          <w:sz w:val="21"/>
+          <w:szCs w:val="21"/>
+        </w:rPr>
+        <w:t xml:space="preserve"> para você anotar e passar por um canal seguro. Retirar </w:t>
+      </w:r>
+      <w:r>
+        <w:rPr>
+          <w:b/>
+          <w:bCs/>
+          <w:color w:val="23293D"/>
+          <w:sz w:val="21"/>
+          <w:szCs w:val="21"/>
+        </w:rPr>
+        <w:t xml:space="preserve">bloqueia</w:t>
+      </w:r>
+      <w:r>
+        <w:rPr>
+          <w:color w:val="23293D"/>
+          <w:sz w:val="21"/>
+          <w:szCs w:val="21"/>
+        </w:rPr>
+        <w:t xml:space="preserve"> o login de lá (não apaga nada do que ela fez treinando).</w:t>
+      </w:r>
+    </w:p>
+    <w:p>
+      <w:pPr>
+        <w:pStyle w:val="ListParagraph"/>
+        <w:numPr>
+          <w:ilvl w:val="0"/>
+          <w:numId w:val="6"/>
+        </w:numPr>
+        <w:spacing w:after="80" w:line="270"/>
+      </w:pPr>
+      <w:r>
+        <w:rPr>
+          <w:b/>
+          <w:bCs/>
+          <w:color w:val="23293D"/>
+          <w:sz w:val="21"/>
+          <w:szCs w:val="21"/>
+        </w:rPr>
+        <w:t xml:space="preserve">Risarte Academy</w:t>
+      </w:r>
+      <w:r>
+        <w:rPr>
+          <w:color w:val="23293D"/>
+          <w:sz w:val="21"/>
+          <w:szCs w:val="21"/>
+        </w:rPr>
+        <w:t xml:space="preserve"> — libera os cursos.</w:t>
+      </w:r>
+    </w:p>
+    <w:tbl>
+      <w:tblPr>
+        <w:tblW w:type="dxa" w:w="9638"/>
+        <w:tblBorders>
+          <w:top w:val="single" w:color="F5F3EC" w:sz="2"/>
+          <w:left w:val="single" w:color="B98B2E" w:sz="18"/>
+          <w:bottom w:val="single" w:color="F5F3EC" w:sz="2"/>
+          <w:right w:val="single" w:color="F5F3EC" w:sz="2"/>
+          <w:insideH w:val="none" w:color="auto" w:sz="0"/>
+          <w:insideV w:val="none" w:color="auto" w:sz="0"/>
+        </w:tblBorders>
+      </w:tblPr>
+      <w:tblGrid>
+        <w:gridCol w:w="9638"/>
+      </w:tblGrid>
+      <w:tr>
+        <w:tc>
+          <w:tcPr>
+            <w:tcW w:type="dxa" w:w="9638"/>
+            <w:shd w:fill="F5F3EC" w:color="auto" w:val="clear"/>
+            <w:tcMar>
+              <w:top w:type="dxa" w:w="160"/>
+              <w:left w:type="dxa" w:w="220"/>
+              <w:bottom w:type="dxa" w:w="160"/>
+              <w:right w:type="dxa" w:w="200"/>
+            </w:tcMar>
+          </w:tcPr>
+          <w:p>
+            <w:pPr>
+              <w:spacing w:after="140" w:line="280"/>
+            </w:pPr>
+            <w:r>
+              <w:rPr>
+                <w:b/>
+                <w:bCs/>
+                <w:color w:val="23293D"/>
+                <w:sz w:val="21"/>
+                <w:szCs w:val="21"/>
+              </w:rPr>
+              <w:t xml:space="preserve">O treino e o Academy já vêm liberados</w:t>
+            </w:r>
+            <w:r>
+              <w:rPr>
+                <w:color w:val="23293D"/>
+                <w:sz w:val="21"/>
+                <w:szCs w:val="21"/>
+              </w:rPr>
+              <w:t xml:space="preserve"> para quem ganha acesso: são os lugares de aprender. O que se libera caso a caso é o sistema de verdade.</w:t>
+            </w:r>
+          </w:p>
+        </w:tc>
+      </w:tr>
+    </w:tbl>
+    <w:p>
+      <w:pPr>
+        <w:spacing w:after="140" w:line="120"/>
+      </w:pPr>
+      <w:r>
+        <w:rPr>
+          <w:sz w:val="2"/>
+          <w:szCs w:val="2"/>
+        </w:rPr>
+        <w:t xml:space="preserve"/>
+      </w:r>
+    </w:p>
+    <w:p>
+      <w:pPr>
+        <w:spacing w:after="140" w:line="280"/>
+      </w:pPr>
+      <w:r>
+        <w:rPr>
+          <w:b/>
+          <w:bCs/>
+          <w:color w:val="23293D"/>
+          <w:sz w:val="21"/>
+          <w:szCs w:val="21"/>
+        </w:rPr>
+        <w:t xml:space="preserve">Trocar a senha:</w:t>
+      </w:r>
+      <w:r>
+        <w:rPr>
+          <w:color w:val="23293D"/>
+          <w:sz w:val="21"/>
+          <w:szCs w:val="21"/>
+        </w:rPr>
+        <w:t xml:space="preserve"> em </w:t>
+      </w:r>
+      <w:r>
+        <w:rPr>
+          <w:b/>
+          <w:bCs/>
+          <w:color w:val="23293D"/>
+          <w:sz w:val="21"/>
+          <w:szCs w:val="21"/>
+        </w:rPr>
+        <w:t xml:space="preserve">Perfil → Minha senha</w:t>
+      </w:r>
+      <w:r>
+        <w:rPr>
+          <w:color w:val="23293D"/>
+          <w:sz w:val="21"/>
+          <w:szCs w:val="21"/>
+        </w:rPr>
+        <w:t xml:space="preserve">, informando a senha atual. A nova vale no riSZon </w:t>
+      </w:r>
+      <w:r>
+        <w:rPr>
+          <w:b/>
+          <w:bCs/>
+          <w:color w:val="23293D"/>
+          <w:sz w:val="21"/>
+          <w:szCs w:val="21"/>
+        </w:rPr>
+        <w:t xml:space="preserve">e no treino</w:t>
+      </w:r>
+      <w:r>
+        <w:rPr>
+          <w:color w:val="23293D"/>
+          <w:sz w:val="21"/>
+          <w:szCs w:val="21"/>
+        </w:rPr>
+        <w:t xml:space="preserve">. (Recuperação por link de e-mail, se um dia existir, não se espelha.)</w:t>
+      </w:r>
+    </w:p>
+    <w:p>
+      <w:pPr>
+        <w:spacing w:after="140" w:line="280"/>
+      </w:pPr>
+      <w:r>
+        <w:rPr>
+          <w:b/>
+          <w:bCs/>
+          <w:color w:val="23293D"/>
+          <w:sz w:val="21"/>
+          <w:szCs w:val="21"/>
+        </w:rPr>
+        <w:t xml:space="preserve">Endereços:</w:t>
+      </w:r>
+      <w:r>
+        <w:rPr>
+          <w:color w:val="23293D"/>
+          <w:sz w:val="21"/>
+          <w:szCs w:val="21"/>
+        </w:rPr>
+        <w:t xml:space="preserve"> ficam em </w:t>
+      </w:r>
+      <w:r>
+        <w:rPr>
+          <w:b/>
+          <w:bCs/>
+          <w:color w:val="23293D"/>
+          <w:sz w:val="21"/>
+          <w:szCs w:val="21"/>
+        </w:rPr>
+        <w:t xml:space="preserve">Administração → Ambientes</w:t>
+      </w:r>
+      <w:r>
+        <w:rPr>
+          <w:color w:val="23293D"/>
+          <w:sz w:val="21"/>
+          <w:szCs w:val="21"/>
+        </w:rPr>
+        <w:t xml:space="preserve"> (só o Admin Master). O Risarte Academy só mostra o atalho depois que o endereço dele for preenchido — enquanto estiver em branco, o cartão não aparece.</w:t>
+      </w:r>
+    </w:p>
+    <w:p>
+      <w:pPr>
         <w:pStyle w:val="Heading1"/>
       </w:pPr>
       <w:r>
@@ -11912,7 +12671,7 @@
         <w:pStyle w:val="ListParagraph"/>
         <w:numPr>
           <w:ilvl w:val="0"/>
-          <w:numId w:val="6"/>
+          <w:numId w:val="7"/>
         </w:numPr>
         <w:spacing w:after="80" w:line="270"/>
       </w:pPr>
@@ -11976,7 +12735,7 @@
         <w:pStyle w:val="ListParagraph"/>
         <w:numPr>
           <w:ilvl w:val="0"/>
-          <w:numId w:val="6"/>
+          <w:numId w:val="7"/>
         </w:numPr>
         <w:spacing w:after="80" w:line="270"/>
       </w:pPr>
@@ -12040,7 +12799,7 @@
         <w:pStyle w:val="ListParagraph"/>
         <w:numPr>
           <w:ilvl w:val="0"/>
-          <w:numId w:val="6"/>
+          <w:numId w:val="7"/>
         </w:numPr>
         <w:spacing w:after="80" w:line="270"/>
       </w:pPr>
@@ -12086,7 +12845,7 @@
         <w:pStyle w:val="ListParagraph"/>
         <w:numPr>
           <w:ilvl w:val="0"/>
-          <w:numId w:val="6"/>
+          <w:numId w:val="7"/>
         </w:numPr>
         <w:spacing w:after="80" w:line="270"/>
       </w:pPr>
@@ -12114,7 +12873,7 @@
         <w:pStyle w:val="ListParagraph"/>
         <w:numPr>
           <w:ilvl w:val="0"/>
-          <w:numId w:val="6"/>
+          <w:numId w:val="7"/>
         </w:numPr>
         <w:spacing w:after="80" w:line="270"/>
       </w:pPr>
@@ -13882,7 +14641,7 @@
         <w:pStyle w:val="ListParagraph"/>
         <w:numPr>
           <w:ilvl w:val="0"/>
-          <w:numId w:val="7"/>
+          <w:numId w:val="8"/>
         </w:numPr>
         <w:spacing w:after="80" w:line="270"/>
       </w:pPr>
@@ -13903,219 +14662,6 @@
           <w:szCs w:val="21"/>
         </w:rPr>
         <w:t xml:space="preserve"> marca global no perfil, não um papel de clínica.</w:t>
-      </w:r>
-    </w:p>
-    <w:p>
-      <w:pPr>
-        <w:pStyle w:val="ListParagraph"/>
-        <w:numPr>
-          <w:ilvl w:val="0"/>
-          <w:numId w:val="7"/>
-        </w:numPr>
-        <w:spacing w:after="80" w:line="270"/>
-      </w:pPr>
-      <w:r>
-        <w:rPr>
-          <w:b/>
-          <w:bCs/>
-          <w:color w:val="23293D"/>
-          <w:sz w:val="21"/>
-          <w:szCs w:val="21"/>
-        </w:rPr>
-        <w:t xml:space="preserve">Usa quem:</w:t>
-      </w:r>
-      <w:r>
-        <w:rPr>
-          <w:color w:val="23293D"/>
-          <w:sz w:val="21"/>
-          <w:szCs w:val="21"/>
-        </w:rPr>
-        <w:t xml:space="preserve"> o responsável pelo sistema (hoje, o proprietário).</w:t>
-      </w:r>
-    </w:p>
-    <w:p>
-      <w:pPr>
-        <w:pStyle w:val="ListParagraph"/>
-        <w:numPr>
-          <w:ilvl w:val="0"/>
-          <w:numId w:val="7"/>
-        </w:numPr>
-        <w:spacing w:after="80" w:line="270"/>
-      </w:pPr>
-      <w:r>
-        <w:rPr>
-          <w:b/>
-          <w:bCs/>
-          <w:color w:val="23293D"/>
-          <w:sz w:val="21"/>
-          <w:szCs w:val="21"/>
-        </w:rPr>
-        <w:t xml:space="preserve">Vê:</w:t>
-      </w:r>
-      <w:r>
-        <w:rPr>
-          <w:color w:val="23293D"/>
-          <w:sz w:val="21"/>
-          <w:szCs w:val="21"/>
-        </w:rPr>
-        <w:t xml:space="preserve"> todos os itens do menu, incluindo o bloco </w:t>
-      </w:r>
-      <w:r>
-        <w:rPr>
-          <w:b/>
-          <w:bCs/>
-          <w:color w:val="23293D"/>
-          <w:sz w:val="21"/>
-          <w:szCs w:val="21"/>
-        </w:rPr>
-        <w:t xml:space="preserve">Administração</w:t>
-      </w:r>
-      <w:r>
-        <w:rPr>
-          <w:color w:val="23293D"/>
-          <w:sz w:val="21"/>
-          <w:szCs w:val="21"/>
-        </w:rPr>
-        <w:t xml:space="preserve"> — que é exclusivo dele (✅ </w:t>
-      </w:r>
-      <w:r>
-        <w:rPr>
-          <w:rFonts w:ascii="Consolas" w:cs="Consolas" w:eastAsia="Consolas" w:hAnsi="Consolas"/>
-          <w:color w:val="1F3253"/>
-          <w:sz w:val="19"/>
-          <w:szCs w:val="19"/>
-          <w:shd w:fill="EFEDE6" w:color="auto" w:val="clear"/>
-        </w:rPr>
-        <w:t xml:space="preserve">app-sidebar.tsx</w:t>
-      </w:r>
-      <w:r>
-        <w:rPr>
-          <w:color w:val="23293D"/>
-          <w:sz w:val="21"/>
-          <w:szCs w:val="21"/>
-        </w:rPr>
-        <w:t xml:space="preserve">: </w:t>
-      </w:r>
-      <w:r>
-        <w:rPr>
-          <w:rFonts w:ascii="Consolas" w:cs="Consolas" w:eastAsia="Consolas" w:hAnsi="Consolas"/>
-          <w:color w:val="1F3253"/>
-          <w:sz w:val="19"/>
-          <w:szCs w:val="19"/>
-          <w:shd w:fill="EFEDE6" w:color="auto" w:val="clear"/>
-        </w:rPr>
-        <w:t xml:space="preserve">{isAdminMaster &amp;&amp; (…)}</w:t>
-      </w:r>
-      <w:r>
-        <w:rPr>
-          <w:color w:val="23293D"/>
-          <w:sz w:val="21"/>
-          <w:szCs w:val="21"/>
-        </w:rPr>
-        <w:t xml:space="preserve">).</w:t>
-      </w:r>
-    </w:p>
-    <w:p>
-      <w:pPr>
-        <w:pStyle w:val="ListParagraph"/>
-        <w:numPr>
-          <w:ilvl w:val="0"/>
-          <w:numId w:val="7"/>
-        </w:numPr>
-        <w:spacing w:after="80" w:line="270"/>
-      </w:pPr>
-      <w:r>
-        <w:rPr>
-          <w:b/>
-          <w:bCs/>
-          <w:color w:val="23293D"/>
-          <w:sz w:val="21"/>
-          <w:szCs w:val="21"/>
-        </w:rPr>
-        <w:t xml:space="preserve">Pode:</w:t>
-      </w:r>
-      <w:r>
-        <w:rPr>
-          <w:color w:val="23293D"/>
-          <w:sz w:val="21"/>
-          <w:szCs w:val="21"/>
-        </w:rPr>
-        <w:t xml:space="preserve"> criar clínicas, criar usuários, redefinir senha, configurar prazos, regras comerciais, agenda, fichas de anamnese, modelos de documento e ver a auditoria.</w:t>
-      </w:r>
-    </w:p>
-    <w:p>
-      <w:pPr>
-        <w:pStyle w:val="ListParagraph"/>
-        <w:numPr>
-          <w:ilvl w:val="0"/>
-          <w:numId w:val="7"/>
-        </w:numPr>
-        <w:spacing w:after="80" w:line="270"/>
-      </w:pPr>
-      <w:r>
-        <w:rPr>
-          <w:b/>
-          <w:bCs/>
-          <w:color w:val="23293D"/>
-          <w:sz w:val="21"/>
-          <w:szCs w:val="21"/>
-        </w:rPr>
-        <w:t xml:space="preserve">Riscos:</w:t>
-      </w:r>
-      <w:r>
-        <w:rPr>
-          <w:color w:val="23293D"/>
-          <w:sz w:val="21"/>
-          <w:szCs w:val="21"/>
-        </w:rPr>
-        <w:t xml:space="preserve"> é o único que pode apagar configuração da rede inteira. Um engano aqui atinge todas as unidades.</w:t>
-      </w:r>
-    </w:p>
-    <w:p>
-      <w:pPr>
-        <w:pStyle w:val="ListParagraph"/>
-        <w:numPr>
-          <w:ilvl w:val="0"/>
-          <w:numId w:val="7"/>
-        </w:numPr>
-        <w:spacing w:after="80" w:line="270"/>
-      </w:pPr>
-      <w:r>
-        <w:rPr>
-          <w:b/>
-          <w:bCs/>
-          <w:color w:val="23293D"/>
-          <w:sz w:val="21"/>
-          <w:szCs w:val="21"/>
-        </w:rPr>
-        <w:t xml:space="preserve">Depende de:</w:t>
-      </w:r>
-      <w:r>
-        <w:rPr>
-          <w:color w:val="23293D"/>
-          <w:sz w:val="21"/>
-          <w:szCs w:val="21"/>
-        </w:rPr>
-        <w:t xml:space="preserve"> ninguém.</w:t>
-      </w:r>
-    </w:p>
-    <w:p>
-      <w:pPr>
-        <w:pStyle w:val="Heading3"/>
-      </w:pPr>
-      <w:r>
-        <w:rPr>
-          <w:color w:val="B98B2E"/>
-        </w:rPr>
-        <w:t xml:space="preserve">Recepcionista </w:t>
-      </w:r>
-      <w:r>
-        <w:rPr>
-          <w:i/>
-          <w:iCs/>
-          <w:color w:val="B98B2E"/>
-        </w:rPr>
-        <w:t xml:space="preserve">(unidade)</w:t>
       </w:r>
     </w:p>
     <w:p>
@@ -14135,15 +14681,15 @@
           <w:sz w:val="21"/>
           <w:szCs w:val="21"/>
         </w:rPr>
-        <w:t xml:space="preserve">Objetivo:</w:t>
-      </w:r>
-      <w:r>
-        <w:rPr>
-          <w:color w:val="23293D"/>
-          <w:sz w:val="21"/>
-          <w:szCs w:val="21"/>
-        </w:rPr>
-        <w:t xml:space="preserve"> porta de entrada e organização do dia.</w:t>
+        <w:t xml:space="preserve">Usa quem:</w:t>
+      </w:r>
+      <w:r>
+        <w:rPr>
+          <w:color w:val="23293D"/>
+          <w:sz w:val="21"/>
+          <w:szCs w:val="21"/>
+        </w:rPr>
+        <w:t xml:space="preserve"> o responsável pelo sistema (hoje, o proprietário).</w:t>
       </w:r>
     </w:p>
     <w:p>
@@ -14163,15 +14709,69 @@
           <w:sz w:val="21"/>
           <w:szCs w:val="21"/>
         </w:rPr>
-        <w:t xml:space="preserve">Pode:</w:t>
-      </w:r>
-      <w:r>
-        <w:rPr>
-          <w:color w:val="23293D"/>
-          <w:sz w:val="21"/>
-          <w:szCs w:val="21"/>
-        </w:rPr>
-        <w:t xml:space="preserve"> cadastrar paciente, agendar, registrar chegada, chamar, solicitar anamnese, receber o aviso de fechamento para agendar o início do tratamento.</w:t>
+        <w:t xml:space="preserve">Vê:</w:t>
+      </w:r>
+      <w:r>
+        <w:rPr>
+          <w:color w:val="23293D"/>
+          <w:sz w:val="21"/>
+          <w:szCs w:val="21"/>
+        </w:rPr>
+        <w:t xml:space="preserve"> todos os itens do menu, incluindo o bloco </w:t>
+      </w:r>
+      <w:r>
+        <w:rPr>
+          <w:b/>
+          <w:bCs/>
+          <w:color w:val="23293D"/>
+          <w:sz w:val="21"/>
+          <w:szCs w:val="21"/>
+        </w:rPr>
+        <w:t xml:space="preserve">Administração</w:t>
+      </w:r>
+      <w:r>
+        <w:rPr>
+          <w:color w:val="23293D"/>
+          <w:sz w:val="21"/>
+          <w:szCs w:val="21"/>
+        </w:rPr>
+        <w:t xml:space="preserve"> — que é exclusivo dele (✅ </w:t>
+      </w:r>
+      <w:r>
+        <w:rPr>
+          <w:rFonts w:ascii="Consolas" w:cs="Consolas" w:eastAsia="Consolas" w:hAnsi="Consolas"/>
+          <w:color w:val="1F3253"/>
+          <w:sz w:val="19"/>
+          <w:szCs w:val="19"/>
+          <w:shd w:fill="EFEDE6" w:color="auto" w:val="clear"/>
+        </w:rPr>
+        <w:t xml:space="preserve">app-sidebar.tsx</w:t>
+      </w:r>
+      <w:r>
+        <w:rPr>
+          <w:color w:val="23293D"/>
+          <w:sz w:val="21"/>
+          <w:szCs w:val="21"/>
+        </w:rPr>
+        <w:t xml:space="preserve">: </w:t>
+      </w:r>
+      <w:r>
+        <w:rPr>
+          <w:rFonts w:ascii="Consolas" w:cs="Consolas" w:eastAsia="Consolas" w:hAnsi="Consolas"/>
+          <w:color w:val="1F3253"/>
+          <w:sz w:val="19"/>
+          <w:szCs w:val="19"/>
+          <w:shd w:fill="EFEDE6" w:color="auto" w:val="clear"/>
+        </w:rPr>
+        <w:t xml:space="preserve">{isAdminMaster &amp;&amp; (…)}</w:t>
+      </w:r>
+      <w:r>
+        <w:rPr>
+          <w:color w:val="23293D"/>
+          <w:sz w:val="21"/>
+          <w:szCs w:val="21"/>
+        </w:rPr>
+        <w:t xml:space="preserve">).</w:t>
       </w:r>
     </w:p>
     <w:p>
@@ -14191,69 +14791,15 @@
           <w:sz w:val="21"/>
           <w:szCs w:val="21"/>
         </w:rPr>
-        <w:t xml:space="preserve">Não vê:</w:t>
-      </w:r>
-      <w:r>
-        <w:rPr>
-          <w:color w:val="23293D"/>
-          <w:sz w:val="21"/>
-          <w:szCs w:val="21"/>
-        </w:rPr>
-        <w:t xml:space="preserve"> Financeiro, Compras (✅ </w:t>
-      </w:r>
-      <w:r>
-        <w:rPr>
-          <w:rFonts w:ascii="Consolas" w:cs="Consolas" w:eastAsia="Consolas" w:hAnsi="Consolas"/>
-          <w:color w:val="1F3253"/>
-          <w:sz w:val="19"/>
-          <w:szCs w:val="19"/>
-          <w:shd w:fill="EFEDE6" w:color="auto" w:val="clear"/>
-        </w:rPr>
-        <w:t xml:space="preserve">canViewFinance</w:t>
-      </w:r>
-      <w:r>
-        <w:rPr>
-          <w:color w:val="23293D"/>
-          <w:sz w:val="21"/>
-          <w:szCs w:val="21"/>
-        </w:rPr>
-        <w:t xml:space="preserve"> não inclui </w:t>
-      </w:r>
-      <w:r>
-        <w:rPr>
-          <w:rFonts w:ascii="Consolas" w:cs="Consolas" w:eastAsia="Consolas" w:hAnsi="Consolas"/>
-          <w:color w:val="1F3253"/>
-          <w:sz w:val="19"/>
-          <w:szCs w:val="19"/>
-          <w:shd w:fill="EFEDE6" w:color="auto" w:val="clear"/>
-        </w:rPr>
-        <w:t xml:space="preserve">receptionist</w:t>
-      </w:r>
-      <w:r>
-        <w:rPr>
-          <w:color w:val="23293D"/>
-          <w:sz w:val="21"/>
-          <w:szCs w:val="21"/>
-        </w:rPr>
-        <w:t xml:space="preserve">; </w:t>
-      </w:r>
-      <w:r>
-        <w:rPr>
-          <w:rFonts w:ascii="Consolas" w:cs="Consolas" w:eastAsia="Consolas" w:hAnsi="Consolas"/>
-          <w:color w:val="1F3253"/>
-          <w:sz w:val="19"/>
-          <w:szCs w:val="19"/>
-          <w:shd w:fill="EFEDE6" w:color="auto" w:val="clear"/>
-        </w:rPr>
-        <w:t xml:space="preserve">canViewPurchases</w:t>
-      </w:r>
-      <w:r>
-        <w:rPr>
-          <w:color w:val="23293D"/>
-          <w:sz w:val="21"/>
-          <w:szCs w:val="21"/>
-        </w:rPr>
-        <w:t xml:space="preserve"> também não).</w:t>
+        <w:t xml:space="preserve">Pode:</w:t>
+      </w:r>
+      <w:r>
+        <w:rPr>
+          <w:color w:val="23293D"/>
+          <w:sz w:val="21"/>
+          <w:szCs w:val="21"/>
+        </w:rPr>
+        <w:t xml:space="preserve"> criar clínicas, criar usuários, redefinir senha, configurar prazos, regras comerciais, agenda, fichas de anamnese, modelos de documento e ver a auditoria.</w:t>
       </w:r>
     </w:p>
     <w:p>
@@ -14273,31 +14819,15 @@
           <w:sz w:val="21"/>
           <w:szCs w:val="21"/>
         </w:rPr>
-        <w:t xml:space="preserve">Não vê no menu, mas o item aparece:</w:t>
-      </w:r>
-      <w:r>
-        <w:rPr>
-          <w:color w:val="23293D"/>
-          <w:sz w:val="21"/>
-          <w:szCs w:val="21"/>
-        </w:rPr>
-        <w:t xml:space="preserve"> Centro de Planejamento e Procedimentos (⚠️ ver </w:t>
-      </w:r>
-      <w:r>
-        <w:rPr>
-          <w:color w:val="1F3253"/>
-          <w:sz w:val="21"/>
-          <w:szCs w:val="21"/>
-        </w:rPr>
-        <w:t xml:space="preserve">4.2</w:t>
-      </w:r>
-      <w:r>
-        <w:rPr>
-          <w:color w:val="23293D"/>
-          <w:sz w:val="21"/>
-          <w:szCs w:val="21"/>
-        </w:rPr>
-        <w:t xml:space="preserve">).</w:t>
+        <w:t xml:space="preserve">Riscos:</w:t>
+      </w:r>
+      <w:r>
+        <w:rPr>
+          <w:color w:val="23293D"/>
+          <w:sz w:val="21"/>
+          <w:szCs w:val="21"/>
+        </w:rPr>
+        <w:t xml:space="preserve"> é o único que pode apagar configuração da rede inteira. Um engano aqui atinge todas as unidades.</w:t>
       </w:r>
     </w:p>
     <w:p>
@@ -14317,34 +14847,6 @@
           <w:sz w:val="21"/>
           <w:szCs w:val="21"/>
         </w:rPr>
-        <w:t xml:space="preserve">Riscos:</w:t>
-      </w:r>
-      <w:r>
-        <w:rPr>
-          <w:color w:val="23293D"/>
-          <w:sz w:val="21"/>
-          <w:szCs w:val="21"/>
-        </w:rPr>
-        <w:t xml:space="preserve"> cadastrar paciente duplicado — mitigado pelo sistema, que reconhece o CPF já existente e autopreenche.</w:t>
-      </w:r>
-    </w:p>
-    <w:p>
-      <w:pPr>
-        <w:pStyle w:val="ListParagraph"/>
-        <w:numPr>
-          <w:ilvl w:val="0"/>
-          <w:numId w:val="8"/>
-        </w:numPr>
-        <w:spacing w:after="80" w:line="270"/>
-      </w:pPr>
-      <w:r>
-        <w:rPr>
-          <w:b/>
-          <w:bCs/>
-          <w:color w:val="23293D"/>
-          <w:sz w:val="21"/>
-          <w:szCs w:val="21"/>
-        </w:rPr>
         <w:t xml:space="preserve">Depende de:</w:t>
       </w:r>
       <w:r>
@@ -14353,7 +14855,7 @@
           <w:sz w:val="21"/>
           <w:szCs w:val="21"/>
         </w:rPr>
-        <w:t xml:space="preserve"> Coordenador (avaliação) e Consultor (fechamento).</w:t>
+        <w:t xml:space="preserve"> ninguém.</w:t>
       </w:r>
     </w:p>
     <w:p>
@@ -14364,7 +14866,7 @@
         <w:rPr>
           <w:color w:val="B98B2E"/>
         </w:rPr>
-        <w:t xml:space="preserve">Coordenador Clínico </w:t>
+        <w:t xml:space="preserve">Recepcionista </w:t>
       </w:r>
       <w:r>
         <w:rPr>
@@ -14400,7 +14902,7 @@
           <w:sz w:val="21"/>
           <w:szCs w:val="21"/>
         </w:rPr>
-        <w:t xml:space="preserve"> avaliar o paciente e preparar o caso para o planejamento.</w:t>
+        <w:t xml:space="preserve"> porta de entrada e organização do dia.</w:t>
       </w:r>
     </w:p>
     <w:p>
@@ -14428,25 +14930,7 @@
           <w:sz w:val="21"/>
           <w:szCs w:val="21"/>
         </w:rPr>
-        <w:t xml:space="preserve"> registrar consentimento (obrigatório antes de qualquer coleta), subir fotos/exames, gravar áudio, enviar ao Centro de Planejamento, e </w:t>
-      </w:r>
-      <w:r>
-        <w:rPr>
-          <w:b/>
-          <w:bCs/>
-          <w:color w:val="23293D"/>
-          <w:sz w:val="21"/>
-          <w:szCs w:val="21"/>
-        </w:rPr>
-        <w:t xml:space="preserve">aprovar ou reprovar</w:t>
-      </w:r>
-      <w:r>
-        <w:rPr>
-          <w:color w:val="23293D"/>
-          <w:sz w:val="21"/>
-          <w:szCs w:val="21"/>
-        </w:rPr>
-        <w:t xml:space="preserve"> cada opção do plano.</w:t>
+        <w:t xml:space="preserve"> cadastrar paciente, agendar, registrar chegada, chamar, solicitar anamnese, receber o aviso de fechamento para agendar o início do tratamento.</w:t>
       </w:r>
     </w:p>
     <w:p>
@@ -14466,15 +14950,15 @@
           <w:sz w:val="21"/>
           <w:szCs w:val="21"/>
         </w:rPr>
-        <w:t xml:space="preserve">Vê também:</w:t>
-      </w:r>
-      <w:r>
-        <w:rPr>
-          <w:color w:val="23293D"/>
-          <w:sz w:val="21"/>
-          <w:szCs w:val="21"/>
-        </w:rPr>
-        <w:t xml:space="preserve"> Planos de Tratamento (✅ </w:t>
+        <w:t xml:space="preserve">Não vê:</w:t>
+      </w:r>
+      <w:r>
+        <w:rPr>
+          <w:color w:val="23293D"/>
+          <w:sz w:val="21"/>
+          <w:szCs w:val="21"/>
+        </w:rPr>
+        <w:t xml:space="preserve"> Financeiro, Compras (✅ </w:t>
       </w:r>
       <w:r>
         <w:rPr>
@@ -14484,15 +14968,15 @@
           <w:szCs w:val="19"/>
           <w:shd w:fill="EFEDE6" w:color="auto" w:val="clear"/>
         </w:rPr>
-        <w:t xml:space="preserve">planRoles</w:t>
-      </w:r>
-      <w:r>
-        <w:rPr>
-          <w:color w:val="23293D"/>
-          <w:sz w:val="21"/>
-          <w:szCs w:val="21"/>
-        </w:rPr>
-        <w:t xml:space="preserve"> inclui </w:t>
+        <w:t xml:space="preserve">canViewFinance</w:t>
+      </w:r>
+      <w:r>
+        <w:rPr>
+          <w:color w:val="23293D"/>
+          <w:sz w:val="21"/>
+          <w:szCs w:val="21"/>
+        </w:rPr>
+        <w:t xml:space="preserve"> não inclui </w:t>
       </w:r>
       <w:r>
         <w:rPr>
@@ -14502,15 +14986,33 @@
           <w:szCs w:val="19"/>
           <w:shd w:fill="EFEDE6" w:color="auto" w:val="clear"/>
         </w:rPr>
-        <w:t xml:space="preserve">clinical_coordinator</w:t>
-      </w:r>
-      <w:r>
-        <w:rPr>
-          <w:color w:val="23293D"/>
-          <w:sz w:val="21"/>
-          <w:szCs w:val="21"/>
-        </w:rPr>
-        <w:t xml:space="preserve"> na unidade), Estoque (✅ é papel clínico).</w:t>
+        <w:t xml:space="preserve">receptionist</w:t>
+      </w:r>
+      <w:r>
+        <w:rPr>
+          <w:color w:val="23293D"/>
+          <w:sz w:val="21"/>
+          <w:szCs w:val="21"/>
+        </w:rPr>
+        <w:t xml:space="preserve">; </w:t>
+      </w:r>
+      <w:r>
+        <w:rPr>
+          <w:rFonts w:ascii="Consolas" w:cs="Consolas" w:eastAsia="Consolas" w:hAnsi="Consolas"/>
+          <w:color w:val="1F3253"/>
+          <w:sz w:val="19"/>
+          <w:szCs w:val="19"/>
+          <w:shd w:fill="EFEDE6" w:color="auto" w:val="clear"/>
+        </w:rPr>
+        <w:t xml:space="preserve">canViewPurchases</w:t>
+      </w:r>
+      <w:r>
+        <w:rPr>
+          <w:color w:val="23293D"/>
+          <w:sz w:val="21"/>
+          <w:szCs w:val="21"/>
+        </w:rPr>
+        <w:t xml:space="preserve"> também não).</w:t>
       </w:r>
     </w:p>
     <w:p>
@@ -14530,15 +15032,31 @@
           <w:sz w:val="21"/>
           <w:szCs w:val="21"/>
         </w:rPr>
-        <w:t xml:space="preserve">Não vê:</w:t>
-      </w:r>
-      <w:r>
-        <w:rPr>
-          <w:color w:val="23293D"/>
-          <w:sz w:val="21"/>
-          <w:szCs w:val="21"/>
-        </w:rPr>
-        <w:t xml:space="preserve"> Financeiro, Compras, Comercial.</w:t>
+        <w:t xml:space="preserve">Não vê no menu, mas o item aparece:</w:t>
+      </w:r>
+      <w:r>
+        <w:rPr>
+          <w:color w:val="23293D"/>
+          <w:sz w:val="21"/>
+          <w:szCs w:val="21"/>
+        </w:rPr>
+        <w:t xml:space="preserve"> Centro de Planejamento e Procedimentos (⚠️ ver </w:t>
+      </w:r>
+      <w:r>
+        <w:rPr>
+          <w:color w:val="1F3253"/>
+          <w:sz w:val="21"/>
+          <w:szCs w:val="21"/>
+        </w:rPr>
+        <w:t xml:space="preserve">4.2</w:t>
+      </w:r>
+      <w:r>
+        <w:rPr>
+          <w:color w:val="23293D"/>
+          <w:sz w:val="21"/>
+          <w:szCs w:val="21"/>
+        </w:rPr>
+        <w:t xml:space="preserve">).</w:t>
       </w:r>
     </w:p>
     <w:p>
@@ -14566,25 +15084,7 @@
           <w:sz w:val="21"/>
           <w:szCs w:val="21"/>
         </w:rPr>
-        <w:t xml:space="preserve"> aprovar plano sem ler o orçamento. Ele vê </w:t>
-      </w:r>
-      <w:r>
-        <w:rPr>
-          <w:b/>
-          <w:bCs/>
-          <w:color w:val="23293D"/>
-          <w:sz w:val="21"/>
-          <w:szCs w:val="21"/>
-        </w:rPr>
-        <w:t xml:space="preserve">o total</w:t>
-      </w:r>
-      <w:r>
-        <w:rPr>
-          <w:color w:val="23293D"/>
-          <w:sz w:val="21"/>
-          <w:szCs w:val="21"/>
-        </w:rPr>
-        <w:t xml:space="preserve"> de cada opção, não o preço item a item (✅ regra do LOTE F4).</w:t>
+        <w:t xml:space="preserve"> cadastrar paciente duplicado — mitigado pelo sistema, que reconhece o CPF já existente e autopreenche.</w:t>
       </w:r>
     </w:p>
     <w:p>
@@ -14612,7 +15112,7 @@
           <w:sz w:val="21"/>
           <w:szCs w:val="21"/>
         </w:rPr>
-        <w:t xml:space="preserve"> Dentista Planner (que monta o plano).</w:t>
+        <w:t xml:space="preserve"> Coordenador (avaliação) e Consultor (fechamento).</w:t>
       </w:r>
     </w:p>
     <w:p>
@@ -14623,7 +15123,7 @@
         <w:rPr>
           <w:color w:val="B98B2E"/>
         </w:rPr>
-        <w:t xml:space="preserve">Dentista Planner </w:t>
+        <w:t xml:space="preserve">Coordenador Clínico </w:t>
       </w:r>
       <w:r>
         <w:rPr>
@@ -14631,7 +15131,7 @@
           <w:iCs/>
           <w:color w:val="B98B2E"/>
         </w:rPr>
-        <w:t xml:space="preserve">(franqueadora)</w:t>
+        <w:t xml:space="preserve">(unidade)</w:t>
       </w:r>
     </w:p>
     <w:p>
@@ -14659,7 +15159,7 @@
           <w:sz w:val="21"/>
           <w:szCs w:val="21"/>
         </w:rPr>
-        <w:t xml:space="preserve"> transformar o caso em diagnóstico, plano e orçamento.</w:t>
+        <w:t xml:space="preserve"> avaliar o paciente e preparar o caso para o planejamento.</w:t>
       </w:r>
     </w:p>
     <w:p>
@@ -14687,7 +15187,25 @@
           <w:sz w:val="21"/>
           <w:szCs w:val="21"/>
         </w:rPr>
-        <w:t xml:space="preserve"> criar plano com opções, lançar procedimentos, classificar o pilar, pedir aprovação, enviar ao Comercial.</w:t>
+        <w:t xml:space="preserve"> registrar consentimento (obrigatório antes de qualquer coleta), subir fotos/exames, gravar áudio, enviar ao Centro de Planejamento, e </w:t>
+      </w:r>
+      <w:r>
+        <w:rPr>
+          <w:b/>
+          <w:bCs/>
+          <w:color w:val="23293D"/>
+          <w:sz w:val="21"/>
+          <w:szCs w:val="21"/>
+        </w:rPr>
+        <w:t xml:space="preserve">aprovar ou reprovar</w:t>
+      </w:r>
+      <w:r>
+        <w:rPr>
+          <w:color w:val="23293D"/>
+          <w:sz w:val="21"/>
+          <w:szCs w:val="21"/>
+        </w:rPr>
+        <w:t xml:space="preserve"> cada opção do plano.</w:t>
       </w:r>
     </w:p>
     <w:p>
@@ -14715,7 +15233,43 @@
           <w:sz w:val="21"/>
           <w:szCs w:val="21"/>
         </w:rPr>
-        <w:t xml:space="preserve"> Procedimentos (catálogo), Relatórios, Planos de Tratamento, Estoque (papel clínico).</w:t>
+        <w:t xml:space="preserve"> Planos de Tratamento (✅ </w:t>
+      </w:r>
+      <w:r>
+        <w:rPr>
+          <w:rFonts w:ascii="Consolas" w:cs="Consolas" w:eastAsia="Consolas" w:hAnsi="Consolas"/>
+          <w:color w:val="1F3253"/>
+          <w:sz w:val="19"/>
+          <w:szCs w:val="19"/>
+          <w:shd w:fill="EFEDE6" w:color="auto" w:val="clear"/>
+        </w:rPr>
+        <w:t xml:space="preserve">planRoles</w:t>
+      </w:r>
+      <w:r>
+        <w:rPr>
+          <w:color w:val="23293D"/>
+          <w:sz w:val="21"/>
+          <w:szCs w:val="21"/>
+        </w:rPr>
+        <w:t xml:space="preserve"> inclui </w:t>
+      </w:r>
+      <w:r>
+        <w:rPr>
+          <w:rFonts w:ascii="Consolas" w:cs="Consolas" w:eastAsia="Consolas" w:hAnsi="Consolas"/>
+          <w:color w:val="1F3253"/>
+          <w:sz w:val="19"/>
+          <w:szCs w:val="19"/>
+          <w:shd w:fill="EFEDE6" w:color="auto" w:val="clear"/>
+        </w:rPr>
+        <w:t xml:space="preserve">clinical_coordinator</w:t>
+      </w:r>
+      <w:r>
+        <w:rPr>
+          <w:color w:val="23293D"/>
+          <w:sz w:val="21"/>
+          <w:szCs w:val="21"/>
+        </w:rPr>
+        <w:t xml:space="preserve"> na unidade), Estoque (✅ é papel clínico).</w:t>
       </w:r>
     </w:p>
     <w:p>
@@ -14735,15 +15289,15 @@
           <w:sz w:val="21"/>
           <w:szCs w:val="21"/>
         </w:rPr>
-        <w:t xml:space="preserve">Não pode:</w:t>
-      </w:r>
-      <w:r>
-        <w:rPr>
-          <w:color w:val="23293D"/>
-          <w:sz w:val="21"/>
-          <w:szCs w:val="21"/>
-        </w:rPr>
-        <w:t xml:space="preserve"> avaliar paciente, agendar, negociar.</w:t>
+        <w:t xml:space="preserve">Não vê:</w:t>
+      </w:r>
+      <w:r>
+        <w:rPr>
+          <w:color w:val="23293D"/>
+          <w:sz w:val="21"/>
+          <w:szCs w:val="21"/>
+        </w:rPr>
+        <w:t xml:space="preserve"> Financeiro, Compras, Comercial.</w:t>
       </w:r>
     </w:p>
     <w:p>
@@ -14771,7 +15325,25 @@
           <w:sz w:val="21"/>
           <w:szCs w:val="21"/>
         </w:rPr>
-        <w:t xml:space="preserve"> enviar ao Comercial sem aprovação — o sistema barra.</w:t>
+        <w:t xml:space="preserve"> aprovar plano sem ler o orçamento. Ele vê </w:t>
+      </w:r>
+      <w:r>
+        <w:rPr>
+          <w:b/>
+          <w:bCs/>
+          <w:color w:val="23293D"/>
+          <w:sz w:val="21"/>
+          <w:szCs w:val="21"/>
+        </w:rPr>
+        <w:t xml:space="preserve">o total</w:t>
+      </w:r>
+      <w:r>
+        <w:rPr>
+          <w:color w:val="23293D"/>
+          <w:sz w:val="21"/>
+          <w:szCs w:val="21"/>
+        </w:rPr>
+        <w:t xml:space="preserve"> de cada opção, não o preço item a item (✅ regra do LOTE F4).</w:t>
       </w:r>
     </w:p>
     <w:p>
@@ -14799,7 +15371,7 @@
           <w:sz w:val="21"/>
           <w:szCs w:val="21"/>
         </w:rPr>
-        <w:t xml:space="preserve"> Coordenador (aprovação).</w:t>
+        <w:t xml:space="preserve"> Dentista Planner (que monta o plano).</w:t>
       </w:r>
     </w:p>
     <w:p>
@@ -14810,7 +15382,7 @@
         <w:rPr>
           <w:color w:val="B98B2E"/>
         </w:rPr>
-        <w:t xml:space="preserve">Dentista (executor) </w:t>
+        <w:t xml:space="preserve">Dentista Planner </w:t>
       </w:r>
       <w:r>
         <w:rPr>
@@ -14818,7 +15390,7 @@
           <w:iCs/>
           <w:color w:val="B98B2E"/>
         </w:rPr>
-        <w:t xml:space="preserve">(unidade)</w:t>
+        <w:t xml:space="preserve">(franqueadora)</w:t>
       </w:r>
     </w:p>
     <w:p>
@@ -14846,7 +15418,7 @@
           <w:sz w:val="21"/>
           <w:szCs w:val="21"/>
         </w:rPr>
-        <w:t xml:space="preserve"> executar o plano aprovado.</w:t>
+        <w:t xml:space="preserve"> transformar o caso em diagnóstico, plano e orçamento.</w:t>
       </w:r>
     </w:p>
     <w:p>
@@ -14866,69 +15438,15 @@
           <w:sz w:val="21"/>
           <w:szCs w:val="21"/>
         </w:rPr>
-        <w:t xml:space="preserve">Menu diferente dos outros:</w:t>
-      </w:r>
-      <w:r>
-        <w:rPr>
-          <w:color w:val="23293D"/>
-          <w:sz w:val="21"/>
-          <w:szCs w:val="21"/>
-        </w:rPr>
-        <w:t xml:space="preserve"> ✅ </w:t>
-      </w:r>
-      <w:r>
-        <w:rPr>
-          <w:b/>
-          <w:bCs/>
-          <w:color w:val="23293D"/>
-          <w:sz w:val="21"/>
-          <w:szCs w:val="21"/>
-        </w:rPr>
-        <w:t xml:space="preserve">não tem "Jornada"</w:t>
-      </w:r>
-      <w:r>
-        <w:rPr>
-          <w:color w:val="23293D"/>
-          <w:sz w:val="21"/>
-          <w:szCs w:val="21"/>
-        </w:rPr>
-        <w:t xml:space="preserve">, e ganha </w:t>
-      </w:r>
-      <w:r>
-        <w:rPr>
-          <w:b/>
-          <w:bCs/>
-          <w:color w:val="23293D"/>
-          <w:sz w:val="21"/>
-          <w:szCs w:val="21"/>
-        </w:rPr>
-        <w:t xml:space="preserve">Meu Dia</w:t>
-      </w:r>
-      <w:r>
-        <w:rPr>
-          <w:color w:val="23293D"/>
-          <w:sz w:val="21"/>
-          <w:szCs w:val="21"/>
-        </w:rPr>
-        <w:t xml:space="preserve"> e </w:t>
-      </w:r>
-      <w:r>
-        <w:rPr>
-          <w:b/>
-          <w:bCs/>
-          <w:color w:val="23293D"/>
-          <w:sz w:val="21"/>
-          <w:szCs w:val="21"/>
-        </w:rPr>
-        <w:t xml:space="preserve">Minha Agenda</w:t>
-      </w:r>
-      <w:r>
-        <w:rPr>
-          <w:color w:val="23293D"/>
-          <w:sz w:val="21"/>
-          <w:szCs w:val="21"/>
-        </w:rPr>
-        <w:t xml:space="preserve">.</w:t>
+        <w:t xml:space="preserve">Pode:</w:t>
+      </w:r>
+      <w:r>
+        <w:rPr>
+          <w:color w:val="23293D"/>
+          <w:sz w:val="21"/>
+          <w:szCs w:val="21"/>
+        </w:rPr>
+        <w:t xml:space="preserve"> criar plano com opções, lançar procedimentos, classificar o pilar, pedir aprovação, enviar ao Comercial.</w:t>
       </w:r>
     </w:p>
     <w:p>
@@ -14948,15 +15466,15 @@
           <w:sz w:val="21"/>
           <w:szCs w:val="21"/>
         </w:rPr>
-        <w:t xml:space="preserve">Pode:</w:t>
-      </w:r>
-      <w:r>
-        <w:rPr>
-          <w:color w:val="23293D"/>
-          <w:sz w:val="21"/>
-          <w:szCs w:val="21"/>
-        </w:rPr>
-        <w:t xml:space="preserve"> ver a agenda dele, chamar o paciente, escrever o Desenvolvimento Clínico e concluir o atendimento; consumo avulso de estoque.</w:t>
+        <w:t xml:space="preserve">Vê também:</w:t>
+      </w:r>
+      <w:r>
+        <w:rPr>
+          <w:color w:val="23293D"/>
+          <w:sz w:val="21"/>
+          <w:szCs w:val="21"/>
+        </w:rPr>
+        <w:t xml:space="preserve"> Procedimentos (catálogo), Relatórios, Planos de Tratamento, Estoque (papel clínico).</w:t>
       </w:r>
     </w:p>
     <w:p>
@@ -14976,15 +15494,15 @@
           <w:sz w:val="21"/>
           <w:szCs w:val="21"/>
         </w:rPr>
-        <w:t xml:space="preserve">Não vê:</w:t>
-      </w:r>
-      <w:r>
-        <w:rPr>
-          <w:color w:val="23293D"/>
-          <w:sz w:val="21"/>
-          <w:szCs w:val="21"/>
-        </w:rPr>
-        <w:t xml:space="preserve"> Financeiro, Comercial, Compras, Relatórios.</w:t>
+        <w:t xml:space="preserve">Não pode:</w:t>
+      </w:r>
+      <w:r>
+        <w:rPr>
+          <w:color w:val="23293D"/>
+          <w:sz w:val="21"/>
+          <w:szCs w:val="21"/>
+        </w:rPr>
+        <w:t xml:space="preserve"> avaliar paciente, agendar, negociar.</w:t>
       </w:r>
     </w:p>
     <w:p>
@@ -15012,25 +15530,7 @@
           <w:sz w:val="21"/>
           <w:szCs w:val="21"/>
         </w:rPr>
-        <w:t xml:space="preserve"> concluir atendimento sem escrever o Desenvolvimento Clínico — o sistema </w:t>
-      </w:r>
-      <w:r>
-        <w:rPr>
-          <w:b/>
-          <w:bCs/>
-          <w:color w:val="23293D"/>
-          <w:sz w:val="21"/>
-          <w:szCs w:val="21"/>
-        </w:rPr>
-        <w:t xml:space="preserve">não deixa</w:t>
-      </w:r>
-      <w:r>
-        <w:rPr>
-          <w:color w:val="23293D"/>
-          <w:sz w:val="21"/>
-          <w:szCs w:val="21"/>
-        </w:rPr>
-        <w:t xml:space="preserve"> (✅ regra I7b).</w:t>
+        <w:t xml:space="preserve"> enviar ao Comercial sem aprovação — o sistema barra.</w:t>
       </w:r>
     </w:p>
     <w:p>
@@ -15058,7 +15558,7 @@
           <w:sz w:val="21"/>
           <w:szCs w:val="21"/>
         </w:rPr>
-        <w:t xml:space="preserve"> Recepção (que registra a chegada).</w:t>
+        <w:t xml:space="preserve"> Coordenador (aprovação).</w:t>
       </w:r>
     </w:p>
     <w:p>
@@ -15069,7 +15569,7 @@
         <w:rPr>
           <w:color w:val="B98B2E"/>
         </w:rPr>
-        <w:t xml:space="preserve">Consultor Comercial </w:t>
+        <w:t xml:space="preserve">Dentista (executor) </w:t>
       </w:r>
       <w:r>
         <w:rPr>
@@ -15077,7 +15577,7 @@
           <w:iCs/>
           <w:color w:val="B98B2E"/>
         </w:rPr>
-        <w:t xml:space="preserve">(franqueadora)</w:t>
+        <w:t xml:space="preserve">(unidade)</w:t>
       </w:r>
     </w:p>
     <w:p>
@@ -15105,7 +15605,7 @@
           <w:sz w:val="21"/>
           <w:szCs w:val="21"/>
         </w:rPr>
-        <w:t xml:space="preserve"> apresentar o plano e fechar a venda.</w:t>
+        <w:t xml:space="preserve"> executar o plano aprovado.</w:t>
       </w:r>
     </w:p>
     <w:p>
@@ -15125,15 +15625,69 @@
           <w:sz w:val="21"/>
           <w:szCs w:val="21"/>
         </w:rPr>
-        <w:t xml:space="preserve">Pode:</w:t>
-      </w:r>
-      <w:r>
-        <w:rPr>
-          <w:color w:val="23293D"/>
-          <w:sz w:val="21"/>
-          <w:szCs w:val="21"/>
-        </w:rPr>
-        <w:t xml:space="preserve"> negociar, aplicar desconto dentro do teto, definir forma de pagamento, marcar contrato assinado e pagamento confirmado.</w:t>
+        <w:t xml:space="preserve">Menu diferente dos outros:</w:t>
+      </w:r>
+      <w:r>
+        <w:rPr>
+          <w:color w:val="23293D"/>
+          <w:sz w:val="21"/>
+          <w:szCs w:val="21"/>
+        </w:rPr>
+        <w:t xml:space="preserve"> ✅ </w:t>
+      </w:r>
+      <w:r>
+        <w:rPr>
+          <w:b/>
+          <w:bCs/>
+          <w:color w:val="23293D"/>
+          <w:sz w:val="21"/>
+          <w:szCs w:val="21"/>
+        </w:rPr>
+        <w:t xml:space="preserve">não tem "Jornada"</w:t>
+      </w:r>
+      <w:r>
+        <w:rPr>
+          <w:color w:val="23293D"/>
+          <w:sz w:val="21"/>
+          <w:szCs w:val="21"/>
+        </w:rPr>
+        <w:t xml:space="preserve">, e ganha </w:t>
+      </w:r>
+      <w:r>
+        <w:rPr>
+          <w:b/>
+          <w:bCs/>
+          <w:color w:val="23293D"/>
+          <w:sz w:val="21"/>
+          <w:szCs w:val="21"/>
+        </w:rPr>
+        <w:t xml:space="preserve">Meu Dia</w:t>
+      </w:r>
+      <w:r>
+        <w:rPr>
+          <w:color w:val="23293D"/>
+          <w:sz w:val="21"/>
+          <w:szCs w:val="21"/>
+        </w:rPr>
+        <w:t xml:space="preserve"> e </w:t>
+      </w:r>
+      <w:r>
+        <w:rPr>
+          <w:b/>
+          <w:bCs/>
+          <w:color w:val="23293D"/>
+          <w:sz w:val="21"/>
+          <w:szCs w:val="21"/>
+        </w:rPr>
+        <w:t xml:space="preserve">Minha Agenda</w:t>
+      </w:r>
+      <w:r>
+        <w:rPr>
+          <w:color w:val="23293D"/>
+          <w:sz w:val="21"/>
+          <w:szCs w:val="21"/>
+        </w:rPr>
+        <w:t xml:space="preserve">.</w:t>
       </w:r>
     </w:p>
     <w:p>
@@ -15153,15 +15707,15 @@
           <w:sz w:val="21"/>
           <w:szCs w:val="21"/>
         </w:rPr>
-        <w:t xml:space="preserve">Vê também:</w:t>
-      </w:r>
-      <w:r>
-        <w:rPr>
-          <w:color w:val="23293D"/>
-          <w:sz w:val="21"/>
-          <w:szCs w:val="21"/>
-        </w:rPr>
-        <w:t xml:space="preserve"> Comercial, Relatórios, Planos de Tratamento.</w:t>
+        <w:t xml:space="preserve">Pode:</w:t>
+      </w:r>
+      <w:r>
+        <w:rPr>
+          <w:color w:val="23293D"/>
+          <w:sz w:val="21"/>
+          <w:szCs w:val="21"/>
+        </w:rPr>
+        <w:t xml:space="preserve"> ver a agenda dele, chamar o paciente, escrever o Desenvolvimento Clínico e concluir o atendimento; consumo avulso de estoque.</w:t>
       </w:r>
     </w:p>
     <w:p>
@@ -15189,7 +15743,7 @@
           <w:sz w:val="21"/>
           <w:szCs w:val="21"/>
         </w:rPr>
-        <w:t xml:space="preserve"> Financeiro, Estoque, Compras.</w:t>
+        <w:t xml:space="preserve"> Financeiro, Comercial, Compras, Relatórios.</w:t>
       </w:r>
     </w:p>
     <w:p>
@@ -15217,7 +15771,25 @@
           <w:sz w:val="21"/>
           <w:szCs w:val="21"/>
         </w:rPr>
-        <w:t xml:space="preserve"> desconto acima do teto — o sistema avisa e, acima do limite, exige autorização.</w:t>
+        <w:t xml:space="preserve"> concluir atendimento sem escrever o Desenvolvimento Clínico — o sistema </w:t>
+      </w:r>
+      <w:r>
+        <w:rPr>
+          <w:b/>
+          <w:bCs/>
+          <w:color w:val="23293D"/>
+          <w:sz w:val="21"/>
+          <w:szCs w:val="21"/>
+        </w:rPr>
+        <w:t xml:space="preserve">não deixa</w:t>
+      </w:r>
+      <w:r>
+        <w:rPr>
+          <w:color w:val="23293D"/>
+          <w:sz w:val="21"/>
+          <w:szCs w:val="21"/>
+        </w:rPr>
+        <w:t xml:space="preserve"> (✅ regra I7b).</w:t>
       </w:r>
     </w:p>
     <w:p>
@@ -15245,7 +15817,7 @@
           <w:sz w:val="21"/>
           <w:szCs w:val="21"/>
         </w:rPr>
-        <w:t xml:space="preserve"> Planner (plano aprovado).</w:t>
+        <w:t xml:space="preserve"> Recepção (que registra a chegada).</w:t>
       </w:r>
     </w:p>
     <w:p>
@@ -15256,7 +15828,7 @@
         <w:rPr>
           <w:color w:val="B98B2E"/>
         </w:rPr>
-        <w:t xml:space="preserve">Gerente de Unidade </w:t>
+        <w:t xml:space="preserve">Consultor Comercial </w:t>
       </w:r>
       <w:r>
         <w:rPr>
@@ -15264,7 +15836,7 @@
           <w:iCs/>
           <w:color w:val="B98B2E"/>
         </w:rPr>
-        <w:t xml:space="preserve">(unidade)</w:t>
+        <w:t xml:space="preserve">(franqueadora)</w:t>
       </w:r>
     </w:p>
     <w:p>
@@ -15292,7 +15864,7 @@
           <w:sz w:val="21"/>
           <w:szCs w:val="21"/>
         </w:rPr>
-        <w:t xml:space="preserve"> enxergar e responder pela unidade.</w:t>
+        <w:t xml:space="preserve"> apresentar o plano e fechar a venda.</w:t>
       </w:r>
     </w:p>
     <w:p>
@@ -15312,15 +15884,15 @@
           <w:sz w:val="21"/>
           <w:szCs w:val="21"/>
         </w:rPr>
-        <w:t xml:space="preserve">Vê praticamente tudo da unidade:</w:t>
-      </w:r>
-      <w:r>
-        <w:rPr>
-          <w:color w:val="23293D"/>
-          <w:sz w:val="21"/>
-          <w:szCs w:val="21"/>
-        </w:rPr>
-        <w:t xml:space="preserve"> Financeiro ✅, Estoque ✅, Compras ✅, Comercial ✅, Relatórios ✅, Planos ✅, Risartanos ✅, Empresarial ✅.</w:t>
+        <w:t xml:space="preserve">Pode:</w:t>
+      </w:r>
+      <w:r>
+        <w:rPr>
+          <w:color w:val="23293D"/>
+          <w:sz w:val="21"/>
+          <w:szCs w:val="21"/>
+        </w:rPr>
+        <w:t xml:space="preserve"> negociar, aplicar desconto dentro do teto, definir forma de pagamento, marcar contrato assinado e pagamento confirmado.</w:t>
       </w:r>
     </w:p>
     <w:p>
@@ -15340,69 +15912,15 @@
           <w:sz w:val="21"/>
           <w:szCs w:val="21"/>
         </w:rPr>
-        <w:t xml:space="preserve">Pode:</w:t>
-      </w:r>
-      <w:r>
-        <w:rPr>
-          <w:color w:val="23293D"/>
-          <w:sz w:val="21"/>
-          <w:szCs w:val="21"/>
-        </w:rPr>
-        <w:t xml:space="preserve"> lançar dinheiro (</w:t>
-      </w:r>
-      <w:r>
-        <w:rPr>
-          <w:rFonts w:ascii="Consolas" w:cs="Consolas" w:eastAsia="Consolas" w:hAnsi="Consolas"/>
-          <w:color w:val="1F3253"/>
-          <w:sz w:val="19"/>
-          <w:szCs w:val="19"/>
-          <w:shd w:fill="EFEDE6" w:color="auto" w:val="clear"/>
-        </w:rPr>
-        <w:t xml:space="preserve">canPostFinance</w:t>
-      </w:r>
-      <w:r>
-        <w:rPr>
-          <w:color w:val="23293D"/>
-          <w:sz w:val="21"/>
-          <w:szCs w:val="21"/>
-        </w:rPr>
-        <w:t xml:space="preserve">), dar entrada e fazer inventário de estoque (</w:t>
-      </w:r>
-      <w:r>
-        <w:rPr>
-          <w:rFonts w:ascii="Consolas" w:cs="Consolas" w:eastAsia="Consolas" w:hAnsi="Consolas"/>
-          <w:color w:val="1F3253"/>
-          <w:sz w:val="19"/>
-          <w:szCs w:val="19"/>
-          <w:shd w:fill="EFEDE6" w:color="auto" w:val="clear"/>
-        </w:rPr>
-        <w:t xml:space="preserve">canManageStock</w:t>
-      </w:r>
-      <w:r>
-        <w:rPr>
-          <w:color w:val="23293D"/>
-          <w:sz w:val="21"/>
-          <w:szCs w:val="21"/>
-        </w:rPr>
-        <w:t xml:space="preserve">), criar requisição de compra (</w:t>
-      </w:r>
-      <w:r>
-        <w:rPr>
-          <w:rFonts w:ascii="Consolas" w:cs="Consolas" w:eastAsia="Consolas" w:hAnsi="Consolas"/>
-          <w:color w:val="1F3253"/>
-          <w:sz w:val="19"/>
-          <w:szCs w:val="19"/>
-          <w:shd w:fill="EFEDE6" w:color="auto" w:val="clear"/>
-        </w:rPr>
-        <w:t xml:space="preserve">canManagePurchaseRequests</w:t>
-      </w:r>
-      <w:r>
-        <w:rPr>
-          <w:color w:val="23293D"/>
-          <w:sz w:val="21"/>
-          <w:szCs w:val="21"/>
-        </w:rPr>
-        <w:t xml:space="preserve">), autorizar contas dentro da alçada.</w:t>
+        <w:t xml:space="preserve">Vê também:</w:t>
+      </w:r>
+      <w:r>
+        <w:rPr>
+          <w:color w:val="23293D"/>
+          <w:sz w:val="21"/>
+          <w:szCs w:val="21"/>
+        </w:rPr>
+        <w:t xml:space="preserve"> Comercial, Relatórios, Planos de Tratamento.</w:t>
       </w:r>
     </w:p>
     <w:p>
@@ -15422,51 +15940,15 @@
           <w:sz w:val="21"/>
           <w:szCs w:val="21"/>
         </w:rPr>
-        <w:t xml:space="preserve">Não pode:</w:t>
-      </w:r>
-      <w:r>
-        <w:rPr>
-          <w:color w:val="23293D"/>
-          <w:sz w:val="21"/>
-          <w:szCs w:val="21"/>
-        </w:rPr>
-        <w:t xml:space="preserve"> configurar o que vale para a rede inteira (</w:t>
-      </w:r>
-      <w:r>
-        <w:rPr>
-          <w:rFonts w:ascii="Consolas" w:cs="Consolas" w:eastAsia="Consolas" w:hAnsi="Consolas"/>
-          <w:color w:val="1F3253"/>
-          <w:sz w:val="19"/>
-          <w:szCs w:val="19"/>
-          <w:shd w:fill="EFEDE6" w:color="auto" w:val="clear"/>
-        </w:rPr>
-        <w:t xml:space="preserve">canConfigureFinanceNetwork</w:t>
-      </w:r>
-      <w:r>
-        <w:rPr>
-          <w:color w:val="23293D"/>
-          <w:sz w:val="21"/>
-          <w:szCs w:val="21"/>
-        </w:rPr>
-        <w:t xml:space="preserve"> exclui o gerente) nem cadastrar item no catálogo de estoque (</w:t>
-      </w:r>
-      <w:r>
-        <w:rPr>
-          <w:rFonts w:ascii="Consolas" w:cs="Consolas" w:eastAsia="Consolas" w:hAnsi="Consolas"/>
-          <w:color w:val="1F3253"/>
-          <w:sz w:val="19"/>
-          <w:szCs w:val="19"/>
-          <w:shd w:fill="EFEDE6" w:color="auto" w:val="clear"/>
-        </w:rPr>
-        <w:t xml:space="preserve">canManageStockCatalog</w:t>
-      </w:r>
-      <w:r>
-        <w:rPr>
-          <w:color w:val="23293D"/>
-          <w:sz w:val="21"/>
-          <w:szCs w:val="21"/>
-        </w:rPr>
-        <w:t xml:space="preserve">).</w:t>
+        <w:t xml:space="preserve">Não vê:</w:t>
+      </w:r>
+      <w:r>
+        <w:rPr>
+          <w:color w:val="23293D"/>
+          <w:sz w:val="21"/>
+          <w:szCs w:val="21"/>
+        </w:rPr>
+        <w:t xml:space="preserve"> Financeiro, Estoque, Compras.</w:t>
       </w:r>
     </w:p>
     <w:p>
@@ -15494,7 +15976,35 @@
           <w:sz w:val="21"/>
           <w:szCs w:val="21"/>
         </w:rPr>
-        <w:t xml:space="preserve"> é quem mais executa ação irreversível no financeiro.</w:t>
+        <w:t xml:space="preserve"> desconto acima do teto — o sistema avisa e, acima do limite, exige autorização.</w:t>
+      </w:r>
+    </w:p>
+    <w:p>
+      <w:pPr>
+        <w:pStyle w:val="ListParagraph"/>
+        <w:numPr>
+          <w:ilvl w:val="0"/>
+          <w:numId w:val="13"/>
+        </w:numPr>
+        <w:spacing w:after="80" w:line="270"/>
+      </w:pPr>
+      <w:r>
+        <w:rPr>
+          <w:b/>
+          <w:bCs/>
+          <w:color w:val="23293D"/>
+          <w:sz w:val="21"/>
+          <w:szCs w:val="21"/>
+        </w:rPr>
+        <w:t xml:space="preserve">Depende de:</w:t>
+      </w:r>
+      <w:r>
+        <w:rPr>
+          <w:color w:val="23293D"/>
+          <w:sz w:val="21"/>
+          <w:szCs w:val="21"/>
+        </w:rPr>
+        <w:t xml:space="preserve"> Planner (plano aprovado).</w:t>
       </w:r>
     </w:p>
     <w:p>
@@ -15505,7 +16015,7 @@
         <w:rPr>
           <w:color w:val="B98B2E"/>
         </w:rPr>
-        <w:t xml:space="preserve">Franqueado </w:t>
+        <w:t xml:space="preserve">Gerente de Unidade </w:t>
       </w:r>
       <w:r>
         <w:rPr>
@@ -15541,7 +16051,7 @@
           <w:sz w:val="21"/>
           <w:szCs w:val="21"/>
         </w:rPr>
-        <w:t xml:space="preserve"> acompanhar a unidade que possui.</w:t>
+        <w:t xml:space="preserve"> enxergar e responder pela unidade.</w:t>
       </w:r>
     </w:p>
     <w:p>
@@ -15561,15 +16071,15 @@
           <w:sz w:val="21"/>
           <w:szCs w:val="21"/>
         </w:rPr>
-        <w:t xml:space="preserve">Vê:</w:t>
-      </w:r>
-      <w:r>
-        <w:rPr>
-          <w:color w:val="23293D"/>
-          <w:sz w:val="21"/>
-          <w:szCs w:val="21"/>
-        </w:rPr>
-        <w:t xml:space="preserve"> Financeiro ✅, Estoque ✅, Compras ✅, Comercial ✅, Relatórios ✅.</w:t>
+        <w:t xml:space="preserve">Vê praticamente tudo da unidade:</w:t>
+      </w:r>
+      <w:r>
+        <w:rPr>
+          <w:color w:val="23293D"/>
+          <w:sz w:val="21"/>
+          <w:szCs w:val="21"/>
+        </w:rPr>
+        <w:t xml:space="preserve"> Financeiro ✅, Estoque ✅, Compras ✅, Comercial ✅, Relatórios ✅, Planos ✅, Risartanos ✅, Empresarial ✅.</w:t>
       </w:r>
     </w:p>
     <w:p>
@@ -15589,15 +16099,15 @@
           <w:sz w:val="21"/>
           <w:szCs w:val="21"/>
         </w:rPr>
-        <w:t xml:space="preserve">Não pode lançar dinheiro:</w:t>
-      </w:r>
-      <w:r>
-        <w:rPr>
-          <w:color w:val="23293D"/>
-          <w:sz w:val="21"/>
-          <w:szCs w:val="21"/>
-        </w:rPr>
-        <w:t xml:space="preserve"> ⚠️ </w:t>
+        <w:t xml:space="preserve">Pode:</w:t>
+      </w:r>
+      <w:r>
+        <w:rPr>
+          <w:color w:val="23293D"/>
+          <w:sz w:val="21"/>
+          <w:szCs w:val="21"/>
+        </w:rPr>
+        <w:t xml:space="preserve"> lançar dinheiro (</w:t>
       </w:r>
       <w:r>
         <w:rPr>
@@ -15615,25 +16125,7 @@
           <w:sz w:val="21"/>
           <w:szCs w:val="21"/>
         </w:rPr>
-        <w:t xml:space="preserve"> </w:t>
-      </w:r>
-      <w:r>
-        <w:rPr>
-          <w:b/>
-          <w:bCs/>
-          <w:color w:val="23293D"/>
-          <w:sz w:val="21"/>
-          <w:szCs w:val="21"/>
-        </w:rPr>
-        <w:t xml:space="preserve">não</w:t>
-      </w:r>
-      <w:r>
-        <w:rPr>
-          <w:color w:val="23293D"/>
-          <w:sz w:val="21"/>
-          <w:szCs w:val="21"/>
-        </w:rPr>
-        <w:t xml:space="preserve"> inclui </w:t>
+        <w:t xml:space="preserve">), dar entrada e fazer inventário de estoque (</w:t>
       </w:r>
       <w:r>
         <w:rPr>
@@ -15643,33 +16135,125 @@
           <w:szCs w:val="19"/>
           <w:shd w:fill="EFEDE6" w:color="auto" w:val="clear"/>
         </w:rPr>
-        <w:t xml:space="preserve">franchisee</w:t>
-      </w:r>
-      <w:r>
-        <w:rPr>
-          <w:color w:val="23293D"/>
-          <w:sz w:val="21"/>
-          <w:szCs w:val="21"/>
-        </w:rPr>
-        <w:t xml:space="preserve"> — o comentário no código diz </w:t>
-      </w:r>
-      <w:r>
-        <w:rPr>
-          <w:i/>
-          <w:iCs/>
-          <w:color w:val="23293D"/>
-          <w:sz w:val="21"/>
-          <w:szCs w:val="21"/>
-        </w:rPr>
-        <w:t xml:space="preserve">"franqueado é somente leitura"</w:t>
-      </w:r>
-      <w:r>
-        <w:rPr>
-          <w:color w:val="23293D"/>
-          <w:sz w:val="21"/>
-          <w:szCs w:val="21"/>
-        </w:rPr>
-        <w:t xml:space="preserve">.</w:t>
+        <w:t xml:space="preserve">canManageStock</w:t>
+      </w:r>
+      <w:r>
+        <w:rPr>
+          <w:color w:val="23293D"/>
+          <w:sz w:val="21"/>
+          <w:szCs w:val="21"/>
+        </w:rPr>
+        <w:t xml:space="preserve">), criar requisição de compra (</w:t>
+      </w:r>
+      <w:r>
+        <w:rPr>
+          <w:rFonts w:ascii="Consolas" w:cs="Consolas" w:eastAsia="Consolas" w:hAnsi="Consolas"/>
+          <w:color w:val="1F3253"/>
+          <w:sz w:val="19"/>
+          <w:szCs w:val="19"/>
+          <w:shd w:fill="EFEDE6" w:color="auto" w:val="clear"/>
+        </w:rPr>
+        <w:t xml:space="preserve">canManagePurchaseRequests</w:t>
+      </w:r>
+      <w:r>
+        <w:rPr>
+          <w:color w:val="23293D"/>
+          <w:sz w:val="21"/>
+          <w:szCs w:val="21"/>
+        </w:rPr>
+        <w:t xml:space="preserve">), autorizar contas dentro da alçada.</w:t>
+      </w:r>
+    </w:p>
+    <w:p>
+      <w:pPr>
+        <w:pStyle w:val="ListParagraph"/>
+        <w:numPr>
+          <w:ilvl w:val="0"/>
+          <w:numId w:val="14"/>
+        </w:numPr>
+        <w:spacing w:after="80" w:line="270"/>
+      </w:pPr>
+      <w:r>
+        <w:rPr>
+          <w:b/>
+          <w:bCs/>
+          <w:color w:val="23293D"/>
+          <w:sz w:val="21"/>
+          <w:szCs w:val="21"/>
+        </w:rPr>
+        <w:t xml:space="preserve">Não pode:</w:t>
+      </w:r>
+      <w:r>
+        <w:rPr>
+          <w:color w:val="23293D"/>
+          <w:sz w:val="21"/>
+          <w:szCs w:val="21"/>
+        </w:rPr>
+        <w:t xml:space="preserve"> configurar o que vale para a rede inteira (</w:t>
+      </w:r>
+      <w:r>
+        <w:rPr>
+          <w:rFonts w:ascii="Consolas" w:cs="Consolas" w:eastAsia="Consolas" w:hAnsi="Consolas"/>
+          <w:color w:val="1F3253"/>
+          <w:sz w:val="19"/>
+          <w:szCs w:val="19"/>
+          <w:shd w:fill="EFEDE6" w:color="auto" w:val="clear"/>
+        </w:rPr>
+        <w:t xml:space="preserve">canConfigureFinanceNetwork</w:t>
+      </w:r>
+      <w:r>
+        <w:rPr>
+          <w:color w:val="23293D"/>
+          <w:sz w:val="21"/>
+          <w:szCs w:val="21"/>
+        </w:rPr>
+        <w:t xml:space="preserve"> exclui o gerente) nem cadastrar item no catálogo de estoque (</w:t>
+      </w:r>
+      <w:r>
+        <w:rPr>
+          <w:rFonts w:ascii="Consolas" w:cs="Consolas" w:eastAsia="Consolas" w:hAnsi="Consolas"/>
+          <w:color w:val="1F3253"/>
+          <w:sz w:val="19"/>
+          <w:szCs w:val="19"/>
+          <w:shd w:fill="EFEDE6" w:color="auto" w:val="clear"/>
+        </w:rPr>
+        <w:t xml:space="preserve">canManageStockCatalog</w:t>
+      </w:r>
+      <w:r>
+        <w:rPr>
+          <w:color w:val="23293D"/>
+          <w:sz w:val="21"/>
+          <w:szCs w:val="21"/>
+        </w:rPr>
+        <w:t xml:space="preserve">).</w:t>
+      </w:r>
+    </w:p>
+    <w:p>
+      <w:pPr>
+        <w:pStyle w:val="ListParagraph"/>
+        <w:numPr>
+          <w:ilvl w:val="0"/>
+          <w:numId w:val="14"/>
+        </w:numPr>
+        <w:spacing w:after="80" w:line="270"/>
+      </w:pPr>
+      <w:r>
+        <w:rPr>
+          <w:b/>
+          <w:bCs/>
+          <w:color w:val="23293D"/>
+          <w:sz w:val="21"/>
+          <w:szCs w:val="21"/>
+        </w:rPr>
+        <w:t xml:space="preserve">Riscos:</w:t>
+      </w:r>
+      <w:r>
+        <w:rPr>
+          <w:color w:val="23293D"/>
+          <w:sz w:val="21"/>
+          <w:szCs w:val="21"/>
+        </w:rPr>
+        <w:t xml:space="preserve"> é quem mais executa ação irreversível no financeiro.</w:t>
       </w:r>
     </w:p>
     <w:p>
@@ -15680,7 +16264,7 @@
         <w:rPr>
           <w:color w:val="B98B2E"/>
         </w:rPr>
-        <w:t xml:space="preserve">Financeiro da Franqueadora </w:t>
+        <w:t xml:space="preserve">Franqueado </w:t>
       </w:r>
       <w:r>
         <w:rPr>
@@ -15688,7 +16272,7 @@
           <w:iCs/>
           <w:color w:val="B98B2E"/>
         </w:rPr>
-        <w:t xml:space="preserve">(franqueadora)</w:t>
+        <w:t xml:space="preserve">(unidade)</w:t>
       </w:r>
     </w:p>
     <w:p>
@@ -15708,69 +16292,15 @@
           <w:sz w:val="21"/>
           <w:szCs w:val="21"/>
         </w:rPr>
-        <w:t xml:space="preserve">Pode:</w:t>
-      </w:r>
-      <w:r>
-        <w:rPr>
-          <w:color w:val="23293D"/>
-          <w:sz w:val="21"/>
-          <w:szCs w:val="21"/>
-        </w:rPr>
-        <w:t xml:space="preserve"> tudo do financeiro, inclusive </w:t>
-      </w:r>
-      <w:r>
-        <w:rPr>
-          <w:b/>
-          <w:bCs/>
-          <w:color w:val="23293D"/>
-          <w:sz w:val="21"/>
-          <w:szCs w:val="21"/>
-        </w:rPr>
-        <w:t xml:space="preserve">configurar a rede</w:t>
-      </w:r>
-      <w:r>
-        <w:rPr>
-          <w:color w:val="23293D"/>
-          <w:sz w:val="21"/>
-          <w:szCs w:val="21"/>
-        </w:rPr>
-        <w:t xml:space="preserve"> (</w:t>
-      </w:r>
-      <w:r>
-        <w:rPr>
-          <w:rFonts w:ascii="Consolas" w:cs="Consolas" w:eastAsia="Consolas" w:hAnsi="Consolas"/>
-          <w:color w:val="1F3253"/>
-          <w:sz w:val="19"/>
-          <w:szCs w:val="19"/>
-          <w:shd w:fill="EFEDE6" w:color="auto" w:val="clear"/>
-        </w:rPr>
-        <w:t xml:space="preserve">canConfigureFinanceNetwork</w:t>
-      </w:r>
-      <w:r>
-        <w:rPr>
-          <w:color w:val="23293D"/>
-          <w:sz w:val="21"/>
-          <w:szCs w:val="21"/>
-        </w:rPr>
-        <w:t xml:space="preserve"> ✅), o catálogo de estoque (</w:t>
-      </w:r>
-      <w:r>
-        <w:rPr>
-          <w:rFonts w:ascii="Consolas" w:cs="Consolas" w:eastAsia="Consolas" w:hAnsi="Consolas"/>
-          <w:color w:val="1F3253"/>
-          <w:sz w:val="19"/>
-          <w:szCs w:val="19"/>
-          <w:shd w:fill="EFEDE6" w:color="auto" w:val="clear"/>
-        </w:rPr>
-        <w:t xml:space="preserve">canManageStockCatalog</w:t>
-      </w:r>
-      <w:r>
-        <w:rPr>
-          <w:color w:val="23293D"/>
-          <w:sz w:val="21"/>
-          <w:szCs w:val="21"/>
-        </w:rPr>
-        <w:t xml:space="preserve"> ✅) e ver Compras.</w:t>
+        <w:t xml:space="preserve">Objetivo:</w:t>
+      </w:r>
+      <w:r>
+        <w:rPr>
+          <w:color w:val="23293D"/>
+          <w:sz w:val="21"/>
+          <w:szCs w:val="21"/>
+        </w:rPr>
+        <w:t xml:space="preserve"> acompanhar a unidade que possui.</w:t>
       </w:r>
     </w:p>
     <w:p>
@@ -15790,15 +16320,115 @@
           <w:sz w:val="21"/>
           <w:szCs w:val="21"/>
         </w:rPr>
-        <w:t xml:space="preserve">Não pode:</w:t>
-      </w:r>
-      <w:r>
-        <w:rPr>
-          <w:color w:val="23293D"/>
-          <w:sz w:val="21"/>
-          <w:szCs w:val="21"/>
-        </w:rPr>
-        <w:t xml:space="preserve"> aprovar a própria conta lançada (regra de alçada, FIN3).</w:t>
+        <w:t xml:space="preserve">Vê:</w:t>
+      </w:r>
+      <w:r>
+        <w:rPr>
+          <w:color w:val="23293D"/>
+          <w:sz w:val="21"/>
+          <w:szCs w:val="21"/>
+        </w:rPr>
+        <w:t xml:space="preserve"> Financeiro ✅, Estoque ✅, Compras ✅, Comercial ✅, Relatórios ✅.</w:t>
+      </w:r>
+    </w:p>
+    <w:p>
+      <w:pPr>
+        <w:pStyle w:val="ListParagraph"/>
+        <w:numPr>
+          <w:ilvl w:val="0"/>
+          <w:numId w:val="15"/>
+        </w:numPr>
+        <w:spacing w:after="80" w:line="270"/>
+      </w:pPr>
+      <w:r>
+        <w:rPr>
+          <w:b/>
+          <w:bCs/>
+          <w:color w:val="23293D"/>
+          <w:sz w:val="21"/>
+          <w:szCs w:val="21"/>
+        </w:rPr>
+        <w:t xml:space="preserve">Não pode lançar dinheiro:</w:t>
+      </w:r>
+      <w:r>
+        <w:rPr>
+          <w:color w:val="23293D"/>
+          <w:sz w:val="21"/>
+          <w:szCs w:val="21"/>
+        </w:rPr>
+        <w:t xml:space="preserve"> ⚠️ </w:t>
+      </w:r>
+      <w:r>
+        <w:rPr>
+          <w:rFonts w:ascii="Consolas" w:cs="Consolas" w:eastAsia="Consolas" w:hAnsi="Consolas"/>
+          <w:color w:val="1F3253"/>
+          <w:sz w:val="19"/>
+          <w:szCs w:val="19"/>
+          <w:shd w:fill="EFEDE6" w:color="auto" w:val="clear"/>
+        </w:rPr>
+        <w:t xml:space="preserve">canPostFinance</w:t>
+      </w:r>
+      <w:r>
+        <w:rPr>
+          <w:color w:val="23293D"/>
+          <w:sz w:val="21"/>
+          <w:szCs w:val="21"/>
+        </w:rPr>
+        <w:t xml:space="preserve"> </w:t>
+      </w:r>
+      <w:r>
+        <w:rPr>
+          <w:b/>
+          <w:bCs/>
+          <w:color w:val="23293D"/>
+          <w:sz w:val="21"/>
+          <w:szCs w:val="21"/>
+        </w:rPr>
+        <w:t xml:space="preserve">não</w:t>
+      </w:r>
+      <w:r>
+        <w:rPr>
+          <w:color w:val="23293D"/>
+          <w:sz w:val="21"/>
+          <w:szCs w:val="21"/>
+        </w:rPr>
+        <w:t xml:space="preserve"> inclui </w:t>
+      </w:r>
+      <w:r>
+        <w:rPr>
+          <w:rFonts w:ascii="Consolas" w:cs="Consolas" w:eastAsia="Consolas" w:hAnsi="Consolas"/>
+          <w:color w:val="1F3253"/>
+          <w:sz w:val="19"/>
+          <w:szCs w:val="19"/>
+          <w:shd w:fill="EFEDE6" w:color="auto" w:val="clear"/>
+        </w:rPr>
+        <w:t xml:space="preserve">franchisee</w:t>
+      </w:r>
+      <w:r>
+        <w:rPr>
+          <w:color w:val="23293D"/>
+          <w:sz w:val="21"/>
+          <w:szCs w:val="21"/>
+        </w:rPr>
+        <w:t xml:space="preserve"> — o comentário no código diz </w:t>
+      </w:r>
+      <w:r>
+        <w:rPr>
+          <w:i/>
+          <w:iCs/>
+          <w:color w:val="23293D"/>
+          <w:sz w:val="21"/>
+          <w:szCs w:val="21"/>
+        </w:rPr>
+        <w:t xml:space="preserve">"franqueado é somente leitura"</w:t>
+      </w:r>
+      <w:r>
+        <w:rPr>
+          <w:color w:val="23293D"/>
+          <w:sz w:val="21"/>
+          <w:szCs w:val="21"/>
+        </w:rPr>
+        <w:t xml:space="preserve">.</w:t>
       </w:r>
     </w:p>
     <w:p>
@@ -15809,7 +16439,7 @@
         <w:rPr>
           <w:color w:val="B98B2E"/>
         </w:rPr>
-        <w:t xml:space="preserve">Comprador da Franqueadora </w:t>
+        <w:t xml:space="preserve">Financeiro da Franqueadora </w:t>
       </w:r>
       <w:r>
         <w:rPr>
@@ -15837,15 +16467,69 @@
           <w:sz w:val="21"/>
           <w:szCs w:val="21"/>
         </w:rPr>
-        <w:t xml:space="preserve">Objetivo:</w:t>
-      </w:r>
-      <w:r>
-        <w:rPr>
-          <w:color w:val="23293D"/>
-          <w:sz w:val="21"/>
-          <w:szCs w:val="21"/>
-        </w:rPr>
-        <w:t xml:space="preserve"> negociar compras pela rede.</w:t>
+        <w:t xml:space="preserve">Pode:</w:t>
+      </w:r>
+      <w:r>
+        <w:rPr>
+          <w:color w:val="23293D"/>
+          <w:sz w:val="21"/>
+          <w:szCs w:val="21"/>
+        </w:rPr>
+        <w:t xml:space="preserve"> tudo do financeiro, inclusive </w:t>
+      </w:r>
+      <w:r>
+        <w:rPr>
+          <w:b/>
+          <w:bCs/>
+          <w:color w:val="23293D"/>
+          <w:sz w:val="21"/>
+          <w:szCs w:val="21"/>
+        </w:rPr>
+        <w:t xml:space="preserve">configurar a rede</w:t>
+      </w:r>
+      <w:r>
+        <w:rPr>
+          <w:color w:val="23293D"/>
+          <w:sz w:val="21"/>
+          <w:szCs w:val="21"/>
+        </w:rPr>
+        <w:t xml:space="preserve"> (</w:t>
+      </w:r>
+      <w:r>
+        <w:rPr>
+          <w:rFonts w:ascii="Consolas" w:cs="Consolas" w:eastAsia="Consolas" w:hAnsi="Consolas"/>
+          <w:color w:val="1F3253"/>
+          <w:sz w:val="19"/>
+          <w:szCs w:val="19"/>
+          <w:shd w:fill="EFEDE6" w:color="auto" w:val="clear"/>
+        </w:rPr>
+        <w:t xml:space="preserve">canConfigureFinanceNetwork</w:t>
+      </w:r>
+      <w:r>
+        <w:rPr>
+          <w:color w:val="23293D"/>
+          <w:sz w:val="21"/>
+          <w:szCs w:val="21"/>
+        </w:rPr>
+        <w:t xml:space="preserve"> ✅), o catálogo de estoque (</w:t>
+      </w:r>
+      <w:r>
+        <w:rPr>
+          <w:rFonts w:ascii="Consolas" w:cs="Consolas" w:eastAsia="Consolas" w:hAnsi="Consolas"/>
+          <w:color w:val="1F3253"/>
+          <w:sz w:val="19"/>
+          <w:szCs w:val="19"/>
+          <w:shd w:fill="EFEDE6" w:color="auto" w:val="clear"/>
+        </w:rPr>
+        <w:t xml:space="preserve">canManageStockCatalog</w:t>
+      </w:r>
+      <w:r>
+        <w:rPr>
+          <w:color w:val="23293D"/>
+          <w:sz w:val="21"/>
+          <w:szCs w:val="21"/>
+        </w:rPr>
+        <w:t xml:space="preserve"> ✅) e ver Compras.</w:t>
       </w:r>
     </w:p>
     <w:p>
@@ -15865,115 +16549,15 @@
           <w:sz w:val="21"/>
           <w:szCs w:val="21"/>
         </w:rPr>
-        <w:t xml:space="preserve">Vê:</w:t>
-      </w:r>
-      <w:r>
-        <w:rPr>
-          <w:color w:val="23293D"/>
-          <w:sz w:val="21"/>
-          <w:szCs w:val="21"/>
-        </w:rPr>
-        <w:t xml:space="preserve"> Compras ✅ (é o único, além do Admin, que entra na mesa de negociação — </w:t>
-      </w:r>
-      <w:r>
-        <w:rPr>
-          <w:rFonts w:ascii="Consolas" w:cs="Consolas" w:eastAsia="Consolas" w:hAnsi="Consolas"/>
-          <w:color w:val="1F3253"/>
-          <w:sz w:val="19"/>
-          <w:szCs w:val="19"/>
-          <w:shd w:fill="EFEDE6" w:color="auto" w:val="clear"/>
-        </w:rPr>
-        <w:t xml:space="preserve">isPurchaser</w:t>
-      </w:r>
-      <w:r>
-        <w:rPr>
-          <w:color w:val="23293D"/>
-          <w:sz w:val="21"/>
-          <w:szCs w:val="21"/>
-        </w:rPr>
-        <w:t xml:space="preserve">).</w:t>
-      </w:r>
-    </w:p>
-    <w:p>
-      <w:pPr>
-        <w:pStyle w:val="ListParagraph"/>
-        <w:numPr>
-          <w:ilvl w:val="0"/>
-          <w:numId w:val="16"/>
-        </w:numPr>
-        <w:spacing w:after="80" w:line="270"/>
-      </w:pPr>
-      <w:r>
-        <w:rPr>
-          <w:b/>
-          <w:bCs/>
-          <w:color w:val="23293D"/>
-          <w:sz w:val="21"/>
-          <w:szCs w:val="21"/>
-        </w:rPr>
-        <w:t xml:space="preserve">Regra estrutural:</w:t>
-      </w:r>
-      <w:r>
-        <w:rPr>
-          <w:color w:val="23293D"/>
-          <w:sz w:val="21"/>
-          <w:szCs w:val="21"/>
-        </w:rPr>
-        <w:t xml:space="preserve"> </w:t>
-      </w:r>
-      <w:r>
-        <w:rPr>
-          <w:i/>
-          <w:iCs/>
-          <w:color w:val="23293D"/>
-          <w:sz w:val="21"/>
-          <w:szCs w:val="21"/>
-        </w:rPr>
-        <w:t xml:space="preserve">quem compra não é quem paga</w:t>
-      </w:r>
-      <w:r>
-        <w:rPr>
-          <w:color w:val="23293D"/>
-          <w:sz w:val="21"/>
-          <w:szCs w:val="21"/>
-        </w:rPr>
-        <w:t xml:space="preserve">. Ele </w:t>
-      </w:r>
-      <w:r>
-        <w:rPr>
-          <w:b/>
-          <w:bCs/>
-          <w:color w:val="23293D"/>
-          <w:sz w:val="21"/>
-          <w:szCs w:val="21"/>
-        </w:rPr>
-        <w:t xml:space="preserve">não</w:t>
-      </w:r>
-      <w:r>
-        <w:rPr>
-          <w:color w:val="23293D"/>
-          <w:sz w:val="21"/>
-          <w:szCs w:val="21"/>
-        </w:rPr>
-        <w:t xml:space="preserve"> tem acesso ao Financeiro (✅ </w:t>
-      </w:r>
-      <w:r>
-        <w:rPr>
-          <w:rFonts w:ascii="Consolas" w:cs="Consolas" w:eastAsia="Consolas" w:hAnsi="Consolas"/>
-          <w:color w:val="1F3253"/>
-          <w:sz w:val="19"/>
-          <w:szCs w:val="19"/>
-          <w:shd w:fill="EFEDE6" w:color="auto" w:val="clear"/>
-        </w:rPr>
-        <w:t xml:space="preserve">canViewFinance</w:t>
-      </w:r>
-      <w:r>
-        <w:rPr>
-          <w:color w:val="23293D"/>
-          <w:sz w:val="21"/>
-          <w:szCs w:val="21"/>
-        </w:rPr>
-        <w:t xml:space="preserve"> não o inclui).</w:t>
+        <w:t xml:space="preserve">Não pode:</w:t>
+      </w:r>
+      <w:r>
+        <w:rPr>
+          <w:color w:val="23293D"/>
+          <w:sz w:val="21"/>
+          <w:szCs w:val="21"/>
+        </w:rPr>
+        <w:t xml:space="preserve"> aprovar a própria conta lançada (regra de alçada, FIN3).</w:t>
       </w:r>
     </w:p>
     <w:p>
@@ -15984,7 +16568,7 @@
         <w:rPr>
           <w:color w:val="B98B2E"/>
         </w:rPr>
-        <w:t xml:space="preserve">SDR (Encantador) </w:t>
+        <w:t xml:space="preserve">Comprador da Franqueadora </w:t>
       </w:r>
       <w:r>
         <w:rPr>
@@ -16012,15 +16596,15 @@
           <w:sz w:val="21"/>
           <w:szCs w:val="21"/>
         </w:rPr>
-        <w:t xml:space="preserve">Pode:</w:t>
-      </w:r>
-      <w:r>
-        <w:rPr>
-          <w:color w:val="23293D"/>
-          <w:sz w:val="21"/>
-          <w:szCs w:val="21"/>
-        </w:rPr>
-        <w:t xml:space="preserve"> cadastrar clientes e agendar, inclusive em outra unidade; vê os clientes que cadastrou.</w:t>
+        <w:t xml:space="preserve">Objetivo:</w:t>
+      </w:r>
+      <w:r>
+        <w:rPr>
+          <w:color w:val="23293D"/>
+          <w:sz w:val="21"/>
+          <w:szCs w:val="21"/>
+        </w:rPr>
+        <w:t xml:space="preserve"> negociar compras pela rede.</w:t>
       </w:r>
     </w:p>
     <w:p>
@@ -16040,15 +16624,33 @@
           <w:sz w:val="21"/>
           <w:szCs w:val="21"/>
         </w:rPr>
-        <w:t xml:space="preserve">Não pode:</w:t>
-      </w:r>
-      <w:r>
-        <w:rPr>
-          <w:color w:val="23293D"/>
-          <w:sz w:val="21"/>
-          <w:szCs w:val="21"/>
-        </w:rPr>
-        <w:t xml:space="preserve"> mover fases (botões removidos), atos clínicos ou comerciais.</w:t>
+        <w:t xml:space="preserve">Vê:</w:t>
+      </w:r>
+      <w:r>
+        <w:rPr>
+          <w:color w:val="23293D"/>
+          <w:sz w:val="21"/>
+          <w:szCs w:val="21"/>
+        </w:rPr>
+        <w:t xml:space="preserve"> Compras ✅ (é o único, além do Admin, que entra na mesa de negociação — </w:t>
+      </w:r>
+      <w:r>
+        <w:rPr>
+          <w:rFonts w:ascii="Consolas" w:cs="Consolas" w:eastAsia="Consolas" w:hAnsi="Consolas"/>
+          <w:color w:val="1F3253"/>
+          <w:sz w:val="19"/>
+          <w:szCs w:val="19"/>
+          <w:shd w:fill="EFEDE6" w:color="auto" w:val="clear"/>
+        </w:rPr>
+        <w:t xml:space="preserve">isPurchaser</w:t>
+      </w:r>
+      <w:r>
+        <w:rPr>
+          <w:color w:val="23293D"/>
+          <w:sz w:val="21"/>
+          <w:szCs w:val="21"/>
+        </w:rPr>
+        <w:t xml:space="preserve">).</w:t>
       </w:r>
     </w:p>
     <w:p>
@@ -16068,15 +16670,51 @@
           <w:sz w:val="21"/>
           <w:szCs w:val="21"/>
         </w:rPr>
-        <w:t xml:space="preserve">Vê:</w:t>
-      </w:r>
-      <w:r>
-        <w:rPr>
-          <w:color w:val="23293D"/>
-          <w:sz w:val="21"/>
-          <w:szCs w:val="21"/>
-        </w:rPr>
-        <w:t xml:space="preserve"> Empresarial ✅ (</w:t>
+        <w:t xml:space="preserve">Regra estrutural:</w:t>
+      </w:r>
+      <w:r>
+        <w:rPr>
+          <w:color w:val="23293D"/>
+          <w:sz w:val="21"/>
+          <w:szCs w:val="21"/>
+        </w:rPr>
+        <w:t xml:space="preserve"> </w:t>
+      </w:r>
+      <w:r>
+        <w:rPr>
+          <w:i/>
+          <w:iCs/>
+          <w:color w:val="23293D"/>
+          <w:sz w:val="21"/>
+          <w:szCs w:val="21"/>
+        </w:rPr>
+        <w:t xml:space="preserve">quem compra não é quem paga</w:t>
+      </w:r>
+      <w:r>
+        <w:rPr>
+          <w:color w:val="23293D"/>
+          <w:sz w:val="21"/>
+          <w:szCs w:val="21"/>
+        </w:rPr>
+        <w:t xml:space="preserve">. Ele </w:t>
+      </w:r>
+      <w:r>
+        <w:rPr>
+          <w:b/>
+          <w:bCs/>
+          <w:color w:val="23293D"/>
+          <w:sz w:val="21"/>
+          <w:szCs w:val="21"/>
+        </w:rPr>
+        <w:t xml:space="preserve">não</w:t>
+      </w:r>
+      <w:r>
+        <w:rPr>
+          <w:color w:val="23293D"/>
+          <w:sz w:val="21"/>
+          <w:szCs w:val="21"/>
+        </w:rPr>
+        <w:t xml:space="preserve"> tem acesso ao Financeiro (✅ </w:t>
       </w:r>
       <w:r>
         <w:rPr>
@@ -16086,33 +16724,15 @@
           <w:szCs w:val="19"/>
           <w:shd w:fill="EFEDE6" w:color="auto" w:val="clear"/>
         </w:rPr>
-        <w:t xml:space="preserve">canViewEmpresarial</w:t>
-      </w:r>
-      <w:r>
-        <w:rPr>
-          <w:color w:val="23293D"/>
-          <w:sz w:val="21"/>
-          <w:szCs w:val="21"/>
-        </w:rPr>
-        <w:t xml:space="preserve"> inclui </w:t>
-      </w:r>
-      <w:r>
-        <w:rPr>
-          <w:rFonts w:ascii="Consolas" w:cs="Consolas" w:eastAsia="Consolas" w:hAnsi="Consolas"/>
-          <w:color w:val="1F3253"/>
-          <w:sz w:val="19"/>
-          <w:szCs w:val="19"/>
-          <w:shd w:fill="EFEDE6" w:color="auto" w:val="clear"/>
-        </w:rPr>
-        <w:t xml:space="preserve">sdr</w:t>
-      </w:r>
-      <w:r>
-        <w:rPr>
-          <w:color w:val="23293D"/>
-          <w:sz w:val="21"/>
-          <w:szCs w:val="21"/>
-        </w:rPr>
-        <w:t xml:space="preserve">).</w:t>
+        <w:t xml:space="preserve">canViewFinance</w:t>
+      </w:r>
+      <w:r>
+        <w:rPr>
+          <w:color w:val="23293D"/>
+          <w:sz w:val="21"/>
+          <w:szCs w:val="21"/>
+        </w:rPr>
+        <w:t xml:space="preserve"> não o inclui).</w:t>
       </w:r>
     </w:p>
     <w:p>
@@ -16123,7 +16743,7 @@
         <w:rPr>
           <w:color w:val="B98B2E"/>
         </w:rPr>
-        <w:t xml:space="preserve">Assistente Comercial </w:t>
+        <w:t xml:space="preserve">SDR (Encantador) </w:t>
       </w:r>
       <w:r>
         <w:rPr>
@@ -16159,7 +16779,7 @@
           <w:sz w:val="21"/>
           <w:szCs w:val="21"/>
         </w:rPr>
-        <w:t xml:space="preserve"> enviar documentos e link de pagamento, acompanhar status.</w:t>
+        <w:t xml:space="preserve"> cadastrar clientes e agendar, inclusive em outra unidade; vê os clientes que cadastrou.</w:t>
       </w:r>
     </w:p>
     <w:p>
@@ -16179,6 +16799,34 @@
           <w:sz w:val="21"/>
           <w:szCs w:val="21"/>
         </w:rPr>
+        <w:t xml:space="preserve">Não pode:</w:t>
+      </w:r>
+      <w:r>
+        <w:rPr>
+          <w:color w:val="23293D"/>
+          <w:sz w:val="21"/>
+          <w:szCs w:val="21"/>
+        </w:rPr>
+        <w:t xml:space="preserve"> mover fases (botões removidos), atos clínicos ou comerciais.</w:t>
+      </w:r>
+    </w:p>
+    <w:p>
+      <w:pPr>
+        <w:pStyle w:val="ListParagraph"/>
+        <w:numPr>
+          <w:ilvl w:val="0"/>
+          <w:numId w:val="18"/>
+        </w:numPr>
+        <w:spacing w:after="80" w:line="270"/>
+      </w:pPr>
+      <w:r>
+        <w:rPr>
+          <w:b/>
+          <w:bCs/>
+          <w:color w:val="23293D"/>
+          <w:sz w:val="21"/>
+          <w:szCs w:val="21"/>
+        </w:rPr>
         <w:t xml:space="preserve">Vê:</w:t>
       </w:r>
       <w:r>
@@ -16187,25 +16835,7 @@
           <w:sz w:val="21"/>
           <w:szCs w:val="21"/>
         </w:rPr>
-        <w:t xml:space="preserve"> Comercial ✅. </w:t>
-      </w:r>
-      <w:r>
-        <w:rPr>
-          <w:b/>
-          <w:bCs/>
-          <w:color w:val="23293D"/>
-          <w:sz w:val="21"/>
-          <w:szCs w:val="21"/>
-        </w:rPr>
-        <w:t xml:space="preserve">Não vê</w:t>
-      </w:r>
-      <w:r>
-        <w:rPr>
-          <w:color w:val="23293D"/>
-          <w:sz w:val="21"/>
-          <w:szCs w:val="21"/>
-        </w:rPr>
-        <w:t xml:space="preserve"> Relatórios nem Planos (⚠️ não está em </w:t>
+        <w:t xml:space="preserve"> Empresarial ✅ (</w:t>
       </w:r>
       <w:r>
         <w:rPr>
@@ -16215,15 +16845,15 @@
           <w:szCs w:val="19"/>
           <w:shd w:fill="EFEDE6" w:color="auto" w:val="clear"/>
         </w:rPr>
-        <w:t xml:space="preserve">reportRoles</w:t>
-      </w:r>
-      <w:r>
-        <w:rPr>
-          <w:color w:val="23293D"/>
-          <w:sz w:val="21"/>
-          <w:szCs w:val="21"/>
-        </w:rPr>
-        <w:t xml:space="preserve"> nem em </w:t>
+        <w:t xml:space="preserve">canViewEmpresarial</w:t>
+      </w:r>
+      <w:r>
+        <w:rPr>
+          <w:color w:val="23293D"/>
+          <w:sz w:val="21"/>
+          <w:szCs w:val="21"/>
+        </w:rPr>
+        <w:t xml:space="preserve"> inclui </w:t>
       </w:r>
       <w:r>
         <w:rPr>
@@ -16233,7 +16863,7 @@
           <w:szCs w:val="19"/>
           <w:shd w:fill="EFEDE6" w:color="auto" w:val="clear"/>
         </w:rPr>
-        <w:t xml:space="preserve">planRoles</w:t>
+        <w:t xml:space="preserve">sdr</w:t>
       </w:r>
       <w:r>
         <w:rPr>
@@ -16252,7 +16882,7 @@
         <w:rPr>
           <w:color w:val="B98B2E"/>
         </w:rPr>
-        <w:t xml:space="preserve">Franqueadora/Rede </w:t>
+        <w:t xml:space="preserve">Assistente Comercial </w:t>
       </w:r>
       <w:r>
         <w:rPr>
@@ -16280,15 +16910,15 @@
           <w:sz w:val="21"/>
           <w:szCs w:val="21"/>
         </w:rPr>
-        <w:t xml:space="preserve">Vê:</w:t>
-      </w:r>
-      <w:r>
-        <w:rPr>
-          <w:color w:val="23293D"/>
-          <w:sz w:val="21"/>
-          <w:szCs w:val="21"/>
-        </w:rPr>
-        <w:t xml:space="preserve"> Relatórios ✅, Planos ✅, Risartanos ✅, Empresarial ✅.</w:t>
+        <w:t xml:space="preserve">Pode:</w:t>
+      </w:r>
+      <w:r>
+        <w:rPr>
+          <w:color w:val="23293D"/>
+          <w:sz w:val="21"/>
+          <w:szCs w:val="21"/>
+        </w:rPr>
+        <w:t xml:space="preserve"> enviar documentos e link de pagamento, acompanhar status.</w:t>
       </w:r>
     </w:p>
     <w:p>
@@ -16308,15 +16938,33 @@
           <w:sz w:val="21"/>
           <w:szCs w:val="21"/>
         </w:rPr>
-        <w:t xml:space="preserve">Não vê:</w:t>
-      </w:r>
-      <w:r>
-        <w:rPr>
-          <w:color w:val="23293D"/>
-          <w:sz w:val="21"/>
-          <w:szCs w:val="21"/>
-        </w:rPr>
-        <w:t xml:space="preserve"> Financeiro ⚠️ — </w:t>
+        <w:t xml:space="preserve">Vê:</w:t>
+      </w:r>
+      <w:r>
+        <w:rPr>
+          <w:color w:val="23293D"/>
+          <w:sz w:val="21"/>
+          <w:szCs w:val="21"/>
+        </w:rPr>
+        <w:t xml:space="preserve"> Comercial ✅. </w:t>
+      </w:r>
+      <w:r>
+        <w:rPr>
+          <w:b/>
+          <w:bCs/>
+          <w:color w:val="23293D"/>
+          <w:sz w:val="21"/>
+          <w:szCs w:val="21"/>
+        </w:rPr>
+        <w:t xml:space="preserve">Não vê</w:t>
+      </w:r>
+      <w:r>
+        <w:rPr>
+          <w:color w:val="23293D"/>
+          <w:sz w:val="21"/>
+          <w:szCs w:val="21"/>
+        </w:rPr>
+        <w:t xml:space="preserve"> Relatórios nem Planos (⚠️ não está em </w:t>
       </w:r>
       <w:r>
         <w:rPr>
@@ -16326,33 +16974,15 @@
           <w:szCs w:val="19"/>
           <w:shd w:fill="EFEDE6" w:color="auto" w:val="clear"/>
         </w:rPr>
-        <w:t xml:space="preserve">canViewFinance</w:t>
-      </w:r>
-      <w:r>
-        <w:rPr>
-          <w:color w:val="23293D"/>
-          <w:sz w:val="21"/>
-          <w:szCs w:val="21"/>
-        </w:rPr>
-        <w:t xml:space="preserve"> </w:t>
-      </w:r>
-      <w:r>
-        <w:rPr>
-          <w:b/>
-          <w:bCs/>
-          <w:color w:val="23293D"/>
-          <w:sz w:val="21"/>
-          <w:szCs w:val="21"/>
-        </w:rPr>
-        <w:t xml:space="preserve">não</w:t>
-      </w:r>
-      <w:r>
-        <w:rPr>
-          <w:color w:val="23293D"/>
-          <w:sz w:val="21"/>
-          <w:szCs w:val="21"/>
-        </w:rPr>
-        <w:t xml:space="preserve"> inclui </w:t>
+        <w:t xml:space="preserve">reportRoles</w:t>
+      </w:r>
+      <w:r>
+        <w:rPr>
+          <w:color w:val="23293D"/>
+          <w:sz w:val="21"/>
+          <w:szCs w:val="21"/>
+        </w:rPr>
+        <w:t xml:space="preserve"> nem em </w:t>
       </w:r>
       <w:r>
         <w:rPr>
@@ -16362,33 +16992,15 @@
           <w:szCs w:val="19"/>
           <w:shd w:fill="EFEDE6" w:color="auto" w:val="clear"/>
         </w:rPr>
-        <w:t xml:space="preserve">franchisor_staff</w:t>
-      </w:r>
-      <w:r>
-        <w:rPr>
-          <w:color w:val="23293D"/>
-          <w:sz w:val="21"/>
-          <w:szCs w:val="21"/>
-        </w:rPr>
-        <w:t xml:space="preserve">. </w:t>
-      </w:r>
-      <w:r>
-        <w:rPr>
-          <w:b/>
-          <w:bCs/>
-          <w:color w:val="23293D"/>
-          <w:sz w:val="21"/>
-          <w:szCs w:val="21"/>
-        </w:rPr>
-        <w:t xml:space="preserve">Ponto que merece validação</w:t>
-      </w:r>
-      <w:r>
-        <w:rPr>
-          <w:color w:val="23293D"/>
-          <w:sz w:val="21"/>
-          <w:szCs w:val="21"/>
-        </w:rPr>
-        <w:t xml:space="preserve"> (ver lacunas).</w:t>
+        <w:t xml:space="preserve">planRoles</w:t>
+      </w:r>
+      <w:r>
+        <w:rPr>
+          <w:color w:val="23293D"/>
+          <w:sz w:val="21"/>
+          <w:szCs w:val="21"/>
+        </w:rPr>
+        <w:t xml:space="preserve">).</w:t>
       </w:r>
     </w:p>
     <w:p>
@@ -16399,7 +17011,7 @@
         <w:rPr>
           <w:color w:val="B98B2E"/>
         </w:rPr>
-        <w:t xml:space="preserve">Consultor RisLife </w:t>
+        <w:t xml:space="preserve">Franqueadora/Rede </w:t>
       </w:r>
       <w:r>
         <w:rPr>
@@ -16427,15 +17039,15 @@
           <w:sz w:val="21"/>
           <w:szCs w:val="21"/>
         </w:rPr>
-        <w:t xml:space="preserve">Objetivo:</w:t>
-      </w:r>
-      <w:r>
-        <w:rPr>
-          <w:color w:val="23293D"/>
-          <w:sz w:val="21"/>
-          <w:szCs w:val="21"/>
-        </w:rPr>
-        <w:t xml:space="preserve"> gerir o programa Empresarial (B2B).</w:t>
+        <w:t xml:space="preserve">Vê:</w:t>
+      </w:r>
+      <w:r>
+        <w:rPr>
+          <w:color w:val="23293D"/>
+          <w:sz w:val="21"/>
+          <w:szCs w:val="21"/>
+        </w:rPr>
+        <w:t xml:space="preserve"> Relatórios ✅, Planos ✅, Risartanos ✅, Empresarial ✅.</w:t>
       </w:r>
     </w:p>
     <w:p>
@@ -16455,15 +17067,87 @@
           <w:sz w:val="21"/>
           <w:szCs w:val="21"/>
         </w:rPr>
-        <w:t xml:space="preserve">Vê:</w:t>
-      </w:r>
-      <w:r>
-        <w:rPr>
-          <w:color w:val="23293D"/>
-          <w:sz w:val="21"/>
-          <w:szCs w:val="21"/>
-        </w:rPr>
-        <w:t xml:space="preserve"> Empresarial ✅ (é gestor do programa).</w:t>
+        <w:t xml:space="preserve">Não vê:</w:t>
+      </w:r>
+      <w:r>
+        <w:rPr>
+          <w:color w:val="23293D"/>
+          <w:sz w:val="21"/>
+          <w:szCs w:val="21"/>
+        </w:rPr>
+        <w:t xml:space="preserve"> Financeiro ⚠️ — </w:t>
+      </w:r>
+      <w:r>
+        <w:rPr>
+          <w:rFonts w:ascii="Consolas" w:cs="Consolas" w:eastAsia="Consolas" w:hAnsi="Consolas"/>
+          <w:color w:val="1F3253"/>
+          <w:sz w:val="19"/>
+          <w:szCs w:val="19"/>
+          <w:shd w:fill="EFEDE6" w:color="auto" w:val="clear"/>
+        </w:rPr>
+        <w:t xml:space="preserve">canViewFinance</w:t>
+      </w:r>
+      <w:r>
+        <w:rPr>
+          <w:color w:val="23293D"/>
+          <w:sz w:val="21"/>
+          <w:szCs w:val="21"/>
+        </w:rPr>
+        <w:t xml:space="preserve"> </w:t>
+      </w:r>
+      <w:r>
+        <w:rPr>
+          <w:b/>
+          <w:bCs/>
+          <w:color w:val="23293D"/>
+          <w:sz w:val="21"/>
+          <w:szCs w:val="21"/>
+        </w:rPr>
+        <w:t xml:space="preserve">não</w:t>
+      </w:r>
+      <w:r>
+        <w:rPr>
+          <w:color w:val="23293D"/>
+          <w:sz w:val="21"/>
+          <w:szCs w:val="21"/>
+        </w:rPr>
+        <w:t xml:space="preserve"> inclui </w:t>
+      </w:r>
+      <w:r>
+        <w:rPr>
+          <w:rFonts w:ascii="Consolas" w:cs="Consolas" w:eastAsia="Consolas" w:hAnsi="Consolas"/>
+          <w:color w:val="1F3253"/>
+          <w:sz w:val="19"/>
+          <w:szCs w:val="19"/>
+          <w:shd w:fill="EFEDE6" w:color="auto" w:val="clear"/>
+        </w:rPr>
+        <w:t xml:space="preserve">franchisor_staff</w:t>
+      </w:r>
+      <w:r>
+        <w:rPr>
+          <w:color w:val="23293D"/>
+          <w:sz w:val="21"/>
+          <w:szCs w:val="21"/>
+        </w:rPr>
+        <w:t xml:space="preserve">. </w:t>
+      </w:r>
+      <w:r>
+        <w:rPr>
+          <w:b/>
+          <w:bCs/>
+          <w:color w:val="23293D"/>
+          <w:sz w:val="21"/>
+          <w:szCs w:val="21"/>
+        </w:rPr>
+        <w:t xml:space="preserve">Ponto que merece validação</w:t>
+      </w:r>
+      <w:r>
+        <w:rPr>
+          <w:color w:val="23293D"/>
+          <w:sz w:val="21"/>
+          <w:szCs w:val="21"/>
+        </w:rPr>
+        <w:t xml:space="preserve"> (ver lacunas).</w:t>
       </w:r>
     </w:p>
     <w:p>
@@ -16474,7 +17158,7 @@
         <w:rPr>
           <w:color w:val="B98B2E"/>
         </w:rPr>
-        <w:t xml:space="preserve">TSB e ASB </w:t>
+        <w:t xml:space="preserve">Consultor RisLife </w:t>
       </w:r>
       <w:r>
         <w:rPr>
@@ -16482,7 +17166,7 @@
           <w:iCs/>
           <w:color w:val="B98B2E"/>
         </w:rPr>
-        <w:t xml:space="preserve">(unidade)</w:t>
+        <w:t xml:space="preserve">(franqueadora)</w:t>
       </w:r>
     </w:p>
     <w:p>
@@ -16502,15 +17186,15 @@
           <w:sz w:val="21"/>
           <w:szCs w:val="21"/>
         </w:rPr>
-        <w:t xml:space="preserve">Pode:</w:t>
-      </w:r>
-      <w:r>
-        <w:rPr>
-          <w:color w:val="23293D"/>
-          <w:sz w:val="21"/>
-          <w:szCs w:val="21"/>
-        </w:rPr>
-        <w:t xml:space="preserve"> consumo avulso de estoque ✅ (são papéis clínicos).</w:t>
+        <w:t xml:space="preserve">Objetivo:</w:t>
+      </w:r>
+      <w:r>
+        <w:rPr>
+          <w:color w:val="23293D"/>
+          <w:sz w:val="21"/>
+          <w:szCs w:val="21"/>
+        </w:rPr>
+        <w:t xml:space="preserve"> gerir o programa Empresarial (B2B).</w:t>
       </w:r>
     </w:p>
     <w:p>
@@ -16519,6 +17203,81 @@
         <w:numPr>
           <w:ilvl w:val="0"/>
           <w:numId w:val="21"/>
+        </w:numPr>
+        <w:spacing w:after="80" w:line="270"/>
+      </w:pPr>
+      <w:r>
+        <w:rPr>
+          <w:b/>
+          <w:bCs/>
+          <w:color w:val="23293D"/>
+          <w:sz w:val="21"/>
+          <w:szCs w:val="21"/>
+        </w:rPr>
+        <w:t xml:space="preserve">Vê:</w:t>
+      </w:r>
+      <w:r>
+        <w:rPr>
+          <w:color w:val="23293D"/>
+          <w:sz w:val="21"/>
+          <w:szCs w:val="21"/>
+        </w:rPr>
+        <w:t xml:space="preserve"> Empresarial ✅ (é gestor do programa).</w:t>
+      </w:r>
+    </w:p>
+    <w:p>
+      <w:pPr>
+        <w:pStyle w:val="Heading3"/>
+      </w:pPr>
+      <w:r>
+        <w:rPr>
+          <w:color w:val="B98B2E"/>
+        </w:rPr>
+        <w:t xml:space="preserve">TSB e ASB </w:t>
+      </w:r>
+      <w:r>
+        <w:rPr>
+          <w:i/>
+          <w:iCs/>
+          <w:color w:val="B98B2E"/>
+        </w:rPr>
+        <w:t xml:space="preserve">(unidade)</w:t>
+      </w:r>
+    </w:p>
+    <w:p>
+      <w:pPr>
+        <w:pStyle w:val="ListParagraph"/>
+        <w:numPr>
+          <w:ilvl w:val="0"/>
+          <w:numId w:val="22"/>
+        </w:numPr>
+        <w:spacing w:after="80" w:line="270"/>
+      </w:pPr>
+      <w:r>
+        <w:rPr>
+          <w:b/>
+          <w:bCs/>
+          <w:color w:val="23293D"/>
+          <w:sz w:val="21"/>
+          <w:szCs w:val="21"/>
+        </w:rPr>
+        <w:t xml:space="preserve">Pode:</w:t>
+      </w:r>
+      <w:r>
+        <w:rPr>
+          <w:color w:val="23293D"/>
+          <w:sz w:val="21"/>
+          <w:szCs w:val="21"/>
+        </w:rPr>
+        <w:t xml:space="preserve"> consumo avulso de estoque ✅ (são papéis clínicos).</w:t>
+      </w:r>
+    </w:p>
+    <w:p>
+      <w:pPr>
+        <w:pStyle w:val="ListParagraph"/>
+        <w:numPr>
+          <w:ilvl w:val="0"/>
+          <w:numId w:val="22"/>
         </w:numPr>
         <w:spacing w:after="80" w:line="270"/>
       </w:pPr>
@@ -21916,7 +22675,7 @@
               <w:pStyle w:val="ListParagraph"/>
               <w:numPr>
                 <w:ilvl w:val="0"/>
-                <w:numId w:val="22"/>
+                <w:numId w:val="23"/>
               </w:numPr>
               <w:spacing w:after="80" w:line="270"/>
             </w:pPr>
@@ -21944,7 +22703,7 @@
               <w:pStyle w:val="ListParagraph"/>
               <w:numPr>
                 <w:ilvl w:val="0"/>
-                <w:numId w:val="22"/>
+                <w:numId w:val="23"/>
               </w:numPr>
               <w:spacing w:after="80" w:line="270"/>
             </w:pPr>
@@ -21972,7 +22731,7 @@
               <w:pStyle w:val="ListParagraph"/>
               <w:numPr>
                 <w:ilvl w:val="0"/>
-                <w:numId w:val="22"/>
+                <w:numId w:val="23"/>
               </w:numPr>
               <w:spacing w:after="80" w:line="270"/>
             </w:pPr>
@@ -22018,7 +22777,7 @@
               <w:pStyle w:val="ListParagraph"/>
               <w:numPr>
                 <w:ilvl w:val="0"/>
-                <w:numId w:val="22"/>
+                <w:numId w:val="23"/>
               </w:numPr>
               <w:spacing w:after="80" w:line="270"/>
             </w:pPr>
@@ -22046,7 +22805,7 @@
               <w:pStyle w:val="ListParagraph"/>
               <w:numPr>
                 <w:ilvl w:val="0"/>
-                <w:numId w:val="22"/>
+                <w:numId w:val="23"/>
               </w:numPr>
               <w:spacing w:after="80" w:line="270"/>
             </w:pPr>
@@ -22275,7 +23034,7 @@
         <w:pStyle w:val="ListParagraph"/>
         <w:numPr>
           <w:ilvl w:val="0"/>
-          <w:numId w:val="23"/>
+          <w:numId w:val="24"/>
         </w:numPr>
         <w:spacing w:after="80" w:line="270"/>
       </w:pPr>
@@ -22329,7 +23088,7 @@
         <w:pStyle w:val="ListParagraph"/>
         <w:numPr>
           <w:ilvl w:val="0"/>
-          <w:numId w:val="23"/>
+          <w:numId w:val="24"/>
         </w:numPr>
         <w:spacing w:after="80" w:line="270"/>
       </w:pPr>
@@ -22375,7 +23134,7 @@
         <w:pStyle w:val="ListParagraph"/>
         <w:numPr>
           <w:ilvl w:val="0"/>
-          <w:numId w:val="23"/>
+          <w:numId w:val="24"/>
         </w:numPr>
         <w:spacing w:after="80" w:line="270"/>
       </w:pPr>
@@ -22393,7 +23152,7 @@
         <w:pStyle w:val="ListParagraph"/>
         <w:numPr>
           <w:ilvl w:val="0"/>
-          <w:numId w:val="23"/>
+          <w:numId w:val="24"/>
         </w:numPr>
         <w:spacing w:after="80" w:line="270"/>
       </w:pPr>
@@ -22429,7 +23188,7 @@
         <w:pStyle w:val="ListParagraph"/>
         <w:numPr>
           <w:ilvl w:val="0"/>
-          <w:numId w:val="23"/>
+          <w:numId w:val="24"/>
         </w:numPr>
         <w:spacing w:after="80" w:line="270"/>
       </w:pPr>
@@ -22573,7 +23332,7 @@
         <w:pStyle w:val="ListParagraph"/>
         <w:numPr>
           <w:ilvl w:val="0"/>
-          <w:numId w:val="24"/>
+          <w:numId w:val="25"/>
         </w:numPr>
         <w:spacing w:after="80" w:line="270"/>
       </w:pPr>
@@ -22627,7 +23386,7 @@
         <w:pStyle w:val="ListParagraph"/>
         <w:numPr>
           <w:ilvl w:val="0"/>
-          <w:numId w:val="24"/>
+          <w:numId w:val="25"/>
         </w:numPr>
         <w:spacing w:after="80" w:line="270"/>
       </w:pPr>
@@ -22645,7 +23404,7 @@
         <w:pStyle w:val="ListParagraph"/>
         <w:numPr>
           <w:ilvl w:val="0"/>
-          <w:numId w:val="24"/>
+          <w:numId w:val="25"/>
         </w:numPr>
         <w:spacing w:after="80" w:line="270"/>
       </w:pPr>
@@ -22673,7 +23432,7 @@
         <w:pStyle w:val="ListParagraph"/>
         <w:numPr>
           <w:ilvl w:val="0"/>
-          <w:numId w:val="24"/>
+          <w:numId w:val="25"/>
         </w:numPr>
         <w:spacing w:after="80" w:line="270"/>
       </w:pPr>
@@ -22781,7 +23540,7 @@
         <w:pStyle w:val="ListParagraph"/>
         <w:numPr>
           <w:ilvl w:val="0"/>
-          <w:numId w:val="25"/>
+          <w:numId w:val="26"/>
         </w:numPr>
         <w:spacing w:after="80" w:line="270"/>
       </w:pPr>
@@ -22810,314 +23569,6 @@
           <w:szCs w:val="21"/>
         </w:rPr>
         <w:t xml:space="preserve">.</w:t>
-      </w:r>
-    </w:p>
-    <w:p>
-      <w:pPr>
-        <w:pStyle w:val="ListParagraph"/>
-        <w:numPr>
-          <w:ilvl w:val="0"/>
-          <w:numId w:val="25"/>
-        </w:numPr>
-        <w:spacing w:after="80" w:line="270"/>
-      </w:pPr>
-      <w:r>
-        <w:rPr>
-          <w:color w:val="23293D"/>
-          <w:sz w:val="21"/>
-          <w:szCs w:val="21"/>
-        </w:rPr>
-        <w:t xml:space="preserve">Botão </w:t>
-      </w:r>
-      <w:r>
-        <w:rPr>
-          <w:b/>
-          <w:bCs/>
-          <w:color w:val="23293D"/>
-          <w:sz w:val="21"/>
-          <w:szCs w:val="21"/>
-        </w:rPr>
-        <w:t xml:space="preserve">Registrar chegada</w:t>
-      </w:r>
-      <w:r>
-        <w:rPr>
-          <w:color w:val="23293D"/>
-          <w:sz w:val="21"/>
-          <w:szCs w:val="21"/>
-        </w:rPr>
-        <w:t xml:space="preserve"> → confira profissional, horário e sala com o paciente na frente → </w:t>
-      </w:r>
-      <w:r>
-        <w:rPr>
-          <w:b/>
-          <w:bCs/>
-          <w:color w:val="23293D"/>
-          <w:sz w:val="21"/>
-          <w:szCs w:val="21"/>
-        </w:rPr>
-        <w:t xml:space="preserve">Confirmar chegada</w:t>
-      </w:r>
-      <w:r>
-        <w:rPr>
-          <w:color w:val="23293D"/>
-          <w:sz w:val="21"/>
-          <w:szCs w:val="21"/>
-        </w:rPr>
-        <w:t xml:space="preserve">.</w:t>
-      </w:r>
-    </w:p>
-    <w:p>
-      <w:pPr>
-        <w:pStyle w:val="ListParagraph"/>
-        <w:numPr>
-          <w:ilvl w:val="0"/>
-          <w:numId w:val="25"/>
-        </w:numPr>
-        <w:spacing w:after="80" w:line="270"/>
-      </w:pPr>
-      <w:r>
-        <w:rPr>
-          <w:b/>
-          <w:bCs/>
-          <w:color w:val="23293D"/>
-          <w:sz w:val="21"/>
-          <w:szCs w:val="21"/>
-        </w:rPr>
-        <w:t xml:space="preserve">Quem chama é o profissional</w:t>
-      </w:r>
-      <w:r>
-        <w:rPr>
-          <w:color w:val="23293D"/>
-          <w:sz w:val="21"/>
-          <w:szCs w:val="21"/>
-        </w:rPr>
-        <w:t xml:space="preserve">, não a recepção.</w:t>
-      </w:r>
-    </w:p>
-    <w:p>
-      <w:pPr>
-        <w:spacing w:after="140" w:line="280"/>
-      </w:pPr>
-      <w:r>
-        <w:rPr>
-          <w:b/>
-          <w:bCs/>
-          <w:color w:val="23293D"/>
-          <w:sz w:val="21"/>
-          <w:szCs w:val="21"/>
-        </w:rPr>
-        <w:t xml:space="preserve">Tarefa 4 — Atender o pedido do Comercial</w:t>
-      </w:r>
-    </w:p>
-    <w:p>
-      <w:pPr>
-        <w:spacing w:after="140" w:line="280"/>
-      </w:pPr>
-      <w:r>
-        <w:rPr>
-          <w:color w:val="23293D"/>
-          <w:sz w:val="21"/>
-          <w:szCs w:val="21"/>
-        </w:rPr>
-        <w:t xml:space="preserve">Quando o Consultor não consegue realizar a apresentação (o cliente não compareceu, pediu para remarcar), ele envia um pedido que chega no </w:t>
-      </w:r>
-      <w:r>
-        <w:rPr>
-          <w:b/>
-          <w:bCs/>
-          <w:color w:val="23293D"/>
-          <w:sz w:val="21"/>
-          <w:szCs w:val="21"/>
-        </w:rPr>
-        <w:t xml:space="preserve">seu sino de avisos</w:t>
-      </w:r>
-      <w:r>
-        <w:rPr>
-          <w:color w:val="23293D"/>
-          <w:sz w:val="21"/>
-          <w:szCs w:val="21"/>
-        </w:rPr>
-        <w:t xml:space="preserve">: </w:t>
-      </w:r>
-      <w:r>
-        <w:rPr>
-          <w:i/>
-          <w:iCs/>
-          <w:color w:val="23293D"/>
-          <w:sz w:val="21"/>
-          <w:szCs w:val="21"/>
-        </w:rPr>
-        <w:t xml:space="preserve">"Agendar apresentação: «nome do cliente»"</w:t>
-      </w:r>
-      <w:r>
-        <w:rPr>
-          <w:color w:val="23293D"/>
-          <w:sz w:val="21"/>
-          <w:szCs w:val="21"/>
-        </w:rPr>
-        <w:t xml:space="preserve">, com o motivo. Clique no aviso, abra a ficha e agende — o Comercial vê a nova data no cartão dele automaticamente, e não precisa ser avisado de volta.</w:t>
-      </w:r>
-    </w:p>
-    <w:p>
-      <w:pPr>
-        <w:spacing w:after="140" w:line="280"/>
-      </w:pPr>
-      <w:r>
-        <w:rPr>
-          <w:b/>
-          <w:bCs/>
-          <w:color w:val="23293D"/>
-          <w:sz w:val="21"/>
-          <w:szCs w:val="21"/>
-        </w:rPr>
-        <w:t xml:space="preserve">Erros frequentes:</w:t>
-      </w:r>
-      <w:r>
-        <w:rPr>
-          <w:color w:val="23293D"/>
-          <w:sz w:val="21"/>
-          <w:szCs w:val="21"/>
-        </w:rPr>
-        <w:t xml:space="preserve"> tentar cadastrar sem CPF; agendar fora do horário da unidade; fechar o aviso modal de "agendar apresentação" clicando em </w:t>
-      </w:r>
-      <w:r>
-        <w:rPr>
-          <w:i/>
-          <w:iCs/>
-          <w:color w:val="23293D"/>
-          <w:sz w:val="21"/>
-          <w:szCs w:val="21"/>
-        </w:rPr>
-        <w:t xml:space="preserve">"Já agendei"</w:t>
-      </w:r>
-      <w:r>
-        <w:rPr>
-          <w:color w:val="23293D"/>
-          <w:sz w:val="21"/>
-          <w:szCs w:val="21"/>
-        </w:rPr>
-        <w:t xml:space="preserve"> sem ter agendado — isso afirma um fato que não aconteceu.</w:t>
-      </w:r>
-    </w:p>
-    <w:p>
-      <w:pPr>
-        <w:spacing w:after="140" w:line="280"/>
-      </w:pPr>
-      <w:r>
-        <w:rPr>
-          <w:b/>
-          <w:bCs/>
-          <w:color w:val="23293D"/>
-          <w:sz w:val="21"/>
-          <w:szCs w:val="21"/>
-        </w:rPr>
-        <w:t xml:space="preserve">Como confirmar que deu certo:</w:t>
-      </w:r>
-      <w:r>
-        <w:rPr>
-          <w:color w:val="23293D"/>
-          <w:sz w:val="21"/>
-          <w:szCs w:val="21"/>
-        </w:rPr>
-        <w:t xml:space="preserve"> o paciente aparece na lista de Prontuários com a fase correta, e o horário aparece na Agenda.</w:t>
-      </w:r>
-    </w:p>
-    <w:p>
-      <w:pPr>
-        <w:spacing w:after="140" w:line="280"/>
-      </w:pPr>
-      <w:r>
-        <w:rPr>
-          <w:b/>
-          <w:bCs/>
-          <w:color w:val="23293D"/>
-          <w:sz w:val="21"/>
-          <w:szCs w:val="21"/>
-        </w:rPr>
-        <w:t xml:space="preserve">Exercício sugerido (no ambiente de treino):</w:t>
-      </w:r>
-      <w:r>
-        <w:rPr>
-          <w:color w:val="23293D"/>
-          <w:sz w:val="21"/>
-          <w:szCs w:val="21"/>
-        </w:rPr>
-        <w:t xml:space="preserve"> cadastre um paciente fictício, agende uma avaliação para hoje e registre a chegada.</w:t>
-      </w:r>
-    </w:p>
-    <w:p>
-      <w:pPr>
-        <w:spacing w:after="140" w:line="280"/>
-      </w:pPr>
-      <w:r>
-        <w:rPr>
-          <w:b/>
-          <w:bCs/>
-          <w:color w:val="23293D"/>
-          <w:sz w:val="21"/>
-          <w:szCs w:val="21"/>
-        </w:rPr>
-        <w:t xml:space="preserve">Checklist final:</w:t>
-      </w:r>
-      <w:r>
-        <w:rPr>
-          <w:color w:val="23293D"/>
-          <w:sz w:val="21"/>
-          <w:szCs w:val="21"/>
-        </w:rPr>
-        <w:t xml:space="preserve"> ☐ cadastrei ☐ agendei ☐ registrei chegada ☐ sei onde ver a fase do paciente ☐ sei que não sou eu quem chama</w:t>
-      </w:r>
-    </w:p>
-    <w:p>
-      <w:pPr>
-        <w:pStyle w:val="Heading2"/>
-      </w:pPr>
-      <w:r>
-        <w:rPr>
-          <w:color w:val="1F3253"/>
-        </w:rPr>
-        <w:t xml:space="preserve">6.2. Coordenador Clínico</w:t>
-      </w:r>
-    </w:p>
-    <w:p>
-      <w:pPr>
-        <w:spacing w:after="140" w:line="280"/>
-      </w:pPr>
-      <w:r>
-        <w:rPr>
-          <w:b/>
-          <w:bCs/>
-          <w:color w:val="23293D"/>
-          <w:sz w:val="21"/>
-          <w:szCs w:val="21"/>
-        </w:rPr>
-        <w:t xml:space="preserve">Objetivo:</w:t>
-      </w:r>
-      <w:r>
-        <w:rPr>
-          <w:color w:val="23293D"/>
-          <w:sz w:val="21"/>
-          <w:szCs w:val="21"/>
-        </w:rPr>
-        <w:t xml:space="preserve"> avaliar e preparar o caso. </w:t>
-      </w:r>
-      <w:r>
-        <w:rPr>
-          <w:b/>
-          <w:bCs/>
-          <w:color w:val="23293D"/>
-          <w:sz w:val="21"/>
-          <w:szCs w:val="21"/>
-        </w:rPr>
-        <w:t xml:space="preserve">Duração:</w:t>
-      </w:r>
-      <w:r>
-        <w:rPr>
-          <w:color w:val="23293D"/>
-          <w:sz w:val="21"/>
-          <w:szCs w:val="21"/>
-        </w:rPr>
-        <w:t xml:space="preserve"> 60 minutos.</w:t>
       </w:r>
     </w:p>
     <w:p>
@@ -23135,43 +23586,43 @@
           <w:sz w:val="21"/>
           <w:szCs w:val="21"/>
         </w:rPr>
-        <w:t xml:space="preserve">Menu </w:t>
-      </w:r>
-      <w:r>
-        <w:rPr>
-          <w:b/>
-          <w:bCs/>
-          <w:color w:val="23293D"/>
-          <w:sz w:val="21"/>
-          <w:szCs w:val="21"/>
-        </w:rPr>
-        <w:t xml:space="preserve">Atendimento</w:t>
-      </w:r>
-      <w:r>
-        <w:rPr>
-          <w:color w:val="23293D"/>
-          <w:sz w:val="21"/>
-          <w:szCs w:val="21"/>
-        </w:rPr>
-        <w:t xml:space="preserve"> → </w:t>
-      </w:r>
-      <w:r>
-        <w:rPr>
-          <w:b/>
-          <w:bCs/>
-          <w:color w:val="23293D"/>
-          <w:sz w:val="21"/>
-          <w:szCs w:val="21"/>
-        </w:rPr>
-        <w:t xml:space="preserve">Chamar</w:t>
-      </w:r>
-      <w:r>
-        <w:rPr>
-          <w:color w:val="23293D"/>
-          <w:sz w:val="21"/>
-          <w:szCs w:val="21"/>
-        </w:rPr>
-        <w:t xml:space="preserve"> o paciente (é você quem chama numa avaliação).</w:t>
+        <w:t xml:space="preserve">Botão </w:t>
+      </w:r>
+      <w:r>
+        <w:rPr>
+          <w:b/>
+          <w:bCs/>
+          <w:color w:val="23293D"/>
+          <w:sz w:val="21"/>
+          <w:szCs w:val="21"/>
+        </w:rPr>
+        <w:t xml:space="preserve">Registrar chegada</w:t>
+      </w:r>
+      <w:r>
+        <w:rPr>
+          <w:color w:val="23293D"/>
+          <w:sz w:val="21"/>
+          <w:szCs w:val="21"/>
+        </w:rPr>
+        <w:t xml:space="preserve"> → confira profissional, horário e sala com o paciente na frente → </w:t>
+      </w:r>
+      <w:r>
+        <w:rPr>
+          <w:b/>
+          <w:bCs/>
+          <w:color w:val="23293D"/>
+          <w:sz w:val="21"/>
+          <w:szCs w:val="21"/>
+        </w:rPr>
+        <w:t xml:space="preserve">Confirmar chegada</w:t>
+      </w:r>
+      <w:r>
+        <w:rPr>
+          <w:color w:val="23293D"/>
+          <w:sz w:val="21"/>
+          <w:szCs w:val="21"/>
+        </w:rPr>
+        <w:t xml:space="preserve">.</w:t>
       </w:r>
     </w:p>
     <w:p>
@@ -23185,6 +23636,314 @@
       </w:pPr>
       <w:r>
         <w:rPr>
+          <w:b/>
+          <w:bCs/>
+          <w:color w:val="23293D"/>
+          <w:sz w:val="21"/>
+          <w:szCs w:val="21"/>
+        </w:rPr>
+        <w:t xml:space="preserve">Quem chama é o profissional</w:t>
+      </w:r>
+      <w:r>
+        <w:rPr>
+          <w:color w:val="23293D"/>
+          <w:sz w:val="21"/>
+          <w:szCs w:val="21"/>
+        </w:rPr>
+        <w:t xml:space="preserve">, não a recepção.</w:t>
+      </w:r>
+    </w:p>
+    <w:p>
+      <w:pPr>
+        <w:spacing w:after="140" w:line="280"/>
+      </w:pPr>
+      <w:r>
+        <w:rPr>
+          <w:b/>
+          <w:bCs/>
+          <w:color w:val="23293D"/>
+          <w:sz w:val="21"/>
+          <w:szCs w:val="21"/>
+        </w:rPr>
+        <w:t xml:space="preserve">Tarefa 4 — Atender o pedido do Comercial</w:t>
+      </w:r>
+    </w:p>
+    <w:p>
+      <w:pPr>
+        <w:spacing w:after="140" w:line="280"/>
+      </w:pPr>
+      <w:r>
+        <w:rPr>
+          <w:color w:val="23293D"/>
+          <w:sz w:val="21"/>
+          <w:szCs w:val="21"/>
+        </w:rPr>
+        <w:t xml:space="preserve">Quando o Consultor não consegue realizar a apresentação (o cliente não compareceu, pediu para remarcar), ele envia um pedido que chega no </w:t>
+      </w:r>
+      <w:r>
+        <w:rPr>
+          <w:b/>
+          <w:bCs/>
+          <w:color w:val="23293D"/>
+          <w:sz w:val="21"/>
+          <w:szCs w:val="21"/>
+        </w:rPr>
+        <w:t xml:space="preserve">seu sino de avisos</w:t>
+      </w:r>
+      <w:r>
+        <w:rPr>
+          <w:color w:val="23293D"/>
+          <w:sz w:val="21"/>
+          <w:szCs w:val="21"/>
+        </w:rPr>
+        <w:t xml:space="preserve">: </w:t>
+      </w:r>
+      <w:r>
+        <w:rPr>
+          <w:i/>
+          <w:iCs/>
+          <w:color w:val="23293D"/>
+          <w:sz w:val="21"/>
+          <w:szCs w:val="21"/>
+        </w:rPr>
+        <w:t xml:space="preserve">"Agendar apresentação: «nome do cliente»"</w:t>
+      </w:r>
+      <w:r>
+        <w:rPr>
+          <w:color w:val="23293D"/>
+          <w:sz w:val="21"/>
+          <w:szCs w:val="21"/>
+        </w:rPr>
+        <w:t xml:space="preserve">, com o motivo. Clique no aviso, abra a ficha e agende — o Comercial vê a nova data no cartão dele automaticamente, e não precisa ser avisado de volta.</w:t>
+      </w:r>
+    </w:p>
+    <w:p>
+      <w:pPr>
+        <w:spacing w:after="140" w:line="280"/>
+      </w:pPr>
+      <w:r>
+        <w:rPr>
+          <w:b/>
+          <w:bCs/>
+          <w:color w:val="23293D"/>
+          <w:sz w:val="21"/>
+          <w:szCs w:val="21"/>
+        </w:rPr>
+        <w:t xml:space="preserve">Erros frequentes:</w:t>
+      </w:r>
+      <w:r>
+        <w:rPr>
+          <w:color w:val="23293D"/>
+          <w:sz w:val="21"/>
+          <w:szCs w:val="21"/>
+        </w:rPr>
+        <w:t xml:space="preserve"> tentar cadastrar sem CPF; agendar fora do horário da unidade; fechar o aviso modal de "agendar apresentação" clicando em </w:t>
+      </w:r>
+      <w:r>
+        <w:rPr>
+          <w:i/>
+          <w:iCs/>
+          <w:color w:val="23293D"/>
+          <w:sz w:val="21"/>
+          <w:szCs w:val="21"/>
+        </w:rPr>
+        <w:t xml:space="preserve">"Já agendei"</w:t>
+      </w:r>
+      <w:r>
+        <w:rPr>
+          <w:color w:val="23293D"/>
+          <w:sz w:val="21"/>
+          <w:szCs w:val="21"/>
+        </w:rPr>
+        <w:t xml:space="preserve"> sem ter agendado — isso afirma um fato que não aconteceu.</w:t>
+      </w:r>
+    </w:p>
+    <w:p>
+      <w:pPr>
+        <w:spacing w:after="140" w:line="280"/>
+      </w:pPr>
+      <w:r>
+        <w:rPr>
+          <w:b/>
+          <w:bCs/>
+          <w:color w:val="23293D"/>
+          <w:sz w:val="21"/>
+          <w:szCs w:val="21"/>
+        </w:rPr>
+        <w:t xml:space="preserve">Como confirmar que deu certo:</w:t>
+      </w:r>
+      <w:r>
+        <w:rPr>
+          <w:color w:val="23293D"/>
+          <w:sz w:val="21"/>
+          <w:szCs w:val="21"/>
+        </w:rPr>
+        <w:t xml:space="preserve"> o paciente aparece na lista de Prontuários com a fase correta, e o horário aparece na Agenda.</w:t>
+      </w:r>
+    </w:p>
+    <w:p>
+      <w:pPr>
+        <w:spacing w:after="140" w:line="280"/>
+      </w:pPr>
+      <w:r>
+        <w:rPr>
+          <w:b/>
+          <w:bCs/>
+          <w:color w:val="23293D"/>
+          <w:sz w:val="21"/>
+          <w:szCs w:val="21"/>
+        </w:rPr>
+        <w:t xml:space="preserve">Exercício sugerido (no ambiente de treino):</w:t>
+      </w:r>
+      <w:r>
+        <w:rPr>
+          <w:color w:val="23293D"/>
+          <w:sz w:val="21"/>
+          <w:szCs w:val="21"/>
+        </w:rPr>
+        <w:t xml:space="preserve"> cadastre um paciente fictício, agende uma avaliação para hoje e registre a chegada.</w:t>
+      </w:r>
+    </w:p>
+    <w:p>
+      <w:pPr>
+        <w:spacing w:after="140" w:line="280"/>
+      </w:pPr>
+      <w:r>
+        <w:rPr>
+          <w:b/>
+          <w:bCs/>
+          <w:color w:val="23293D"/>
+          <w:sz w:val="21"/>
+          <w:szCs w:val="21"/>
+        </w:rPr>
+        <w:t xml:space="preserve">Checklist final:</w:t>
+      </w:r>
+      <w:r>
+        <w:rPr>
+          <w:color w:val="23293D"/>
+          <w:sz w:val="21"/>
+          <w:szCs w:val="21"/>
+        </w:rPr>
+        <w:t xml:space="preserve"> ☐ cadastrei ☐ agendei ☐ registrei chegada ☐ sei onde ver a fase do paciente ☐ sei que não sou eu quem chama</w:t>
+      </w:r>
+    </w:p>
+    <w:p>
+      <w:pPr>
+        <w:pStyle w:val="Heading2"/>
+      </w:pPr>
+      <w:r>
+        <w:rPr>
+          <w:color w:val="1F3253"/>
+        </w:rPr>
+        <w:t xml:space="preserve">6.2. Coordenador Clínico</w:t>
+      </w:r>
+    </w:p>
+    <w:p>
+      <w:pPr>
+        <w:spacing w:after="140" w:line="280"/>
+      </w:pPr>
+      <w:r>
+        <w:rPr>
+          <w:b/>
+          <w:bCs/>
+          <w:color w:val="23293D"/>
+          <w:sz w:val="21"/>
+          <w:szCs w:val="21"/>
+        </w:rPr>
+        <w:t xml:space="preserve">Objetivo:</w:t>
+      </w:r>
+      <w:r>
+        <w:rPr>
+          <w:color w:val="23293D"/>
+          <w:sz w:val="21"/>
+          <w:szCs w:val="21"/>
+        </w:rPr>
+        <w:t xml:space="preserve"> avaliar e preparar o caso. </w:t>
+      </w:r>
+      <w:r>
+        <w:rPr>
+          <w:b/>
+          <w:bCs/>
+          <w:color w:val="23293D"/>
+          <w:sz w:val="21"/>
+          <w:szCs w:val="21"/>
+        </w:rPr>
+        <w:t xml:space="preserve">Duração:</w:t>
+      </w:r>
+      <w:r>
+        <w:rPr>
+          <w:color w:val="23293D"/>
+          <w:sz w:val="21"/>
+          <w:szCs w:val="21"/>
+        </w:rPr>
+        <w:t xml:space="preserve"> 60 minutos.</w:t>
+      </w:r>
+    </w:p>
+    <w:p>
+      <w:pPr>
+        <w:pStyle w:val="ListParagraph"/>
+        <w:numPr>
+          <w:ilvl w:val="0"/>
+          <w:numId w:val="27"/>
+        </w:numPr>
+        <w:spacing w:after="80" w:line="270"/>
+      </w:pPr>
+      <w:r>
+        <w:rPr>
+          <w:color w:val="23293D"/>
+          <w:sz w:val="21"/>
+          <w:szCs w:val="21"/>
+        </w:rPr>
+        <w:t xml:space="preserve">Menu </w:t>
+      </w:r>
+      <w:r>
+        <w:rPr>
+          <w:b/>
+          <w:bCs/>
+          <w:color w:val="23293D"/>
+          <w:sz w:val="21"/>
+          <w:szCs w:val="21"/>
+        </w:rPr>
+        <w:t xml:space="preserve">Atendimento</w:t>
+      </w:r>
+      <w:r>
+        <w:rPr>
+          <w:color w:val="23293D"/>
+          <w:sz w:val="21"/>
+          <w:szCs w:val="21"/>
+        </w:rPr>
+        <w:t xml:space="preserve"> → </w:t>
+      </w:r>
+      <w:r>
+        <w:rPr>
+          <w:b/>
+          <w:bCs/>
+          <w:color w:val="23293D"/>
+          <w:sz w:val="21"/>
+          <w:szCs w:val="21"/>
+        </w:rPr>
+        <w:t xml:space="preserve">Chamar</w:t>
+      </w:r>
+      <w:r>
+        <w:rPr>
+          <w:color w:val="23293D"/>
+          <w:sz w:val="21"/>
+          <w:szCs w:val="21"/>
+        </w:rPr>
+        <w:t xml:space="preserve"> o paciente (é você quem chama numa avaliação).</w:t>
+      </w:r>
+    </w:p>
+    <w:p>
+      <w:pPr>
+        <w:pStyle w:val="ListParagraph"/>
+        <w:numPr>
+          <w:ilvl w:val="0"/>
+          <w:numId w:val="27"/>
+        </w:numPr>
+        <w:spacing w:after="80" w:line="270"/>
+      </w:pPr>
+      <w:r>
+        <w:rPr>
           <w:color w:val="23293D"/>
           <w:sz w:val="21"/>
           <w:szCs w:val="21"/>
@@ -23215,7 +23974,7 @@
         <w:pStyle w:val="ListParagraph"/>
         <w:numPr>
           <w:ilvl w:val="0"/>
-          <w:numId w:val="26"/>
+          <w:numId w:val="27"/>
         </w:numPr>
         <w:spacing w:after="80" w:line="270"/>
       </w:pPr>
@@ -23261,7 +24020,7 @@
         <w:pStyle w:val="ListParagraph"/>
         <w:numPr>
           <w:ilvl w:val="0"/>
-          <w:numId w:val="26"/>
+          <w:numId w:val="27"/>
         </w:numPr>
         <w:spacing w:after="80" w:line="270"/>
       </w:pPr>
@@ -23307,7 +24066,7 @@
         <w:pStyle w:val="ListParagraph"/>
         <w:numPr>
           <w:ilvl w:val="0"/>
-          <w:numId w:val="26"/>
+          <w:numId w:val="27"/>
         </w:numPr>
         <w:spacing w:after="80" w:line="270"/>
       </w:pPr>
@@ -23325,7 +24084,7 @@
         <w:pStyle w:val="ListParagraph"/>
         <w:numPr>
           <w:ilvl w:val="0"/>
-          <w:numId w:val="26"/>
+          <w:numId w:val="27"/>
         </w:numPr>
         <w:spacing w:after="80" w:line="270"/>
       </w:pPr>
@@ -23588,7 +24347,7 @@
         <w:pStyle w:val="ListParagraph"/>
         <w:numPr>
           <w:ilvl w:val="0"/>
-          <w:numId w:val="27"/>
+          <w:numId w:val="28"/>
         </w:numPr>
         <w:spacing w:after="80" w:line="270"/>
       </w:pPr>
@@ -23635,448 +24394,6 @@
           <w:szCs w:val="21"/>
         </w:rPr>
         <w:t xml:space="preserve"> (apresentação comercial mais próxima primeiro).</w:t>
-      </w:r>
-    </w:p>
-    <w:p>
-      <w:pPr>
-        <w:pStyle w:val="ListParagraph"/>
-        <w:numPr>
-          <w:ilvl w:val="0"/>
-          <w:numId w:val="27"/>
-        </w:numPr>
-        <w:spacing w:after="80" w:line="270"/>
-      </w:pPr>
-      <w:r>
-        <w:rPr>
-          <w:color w:val="23293D"/>
-          <w:sz w:val="21"/>
-          <w:szCs w:val="21"/>
-        </w:rPr>
-        <w:t xml:space="preserve">Abra o caso → cockpit em duas colunas: evidências à esquerda, plano à direita.</w:t>
-      </w:r>
-    </w:p>
-    <w:p>
-      <w:pPr>
-        <w:pStyle w:val="ListParagraph"/>
-        <w:numPr>
-          <w:ilvl w:val="0"/>
-          <w:numId w:val="27"/>
-        </w:numPr>
-        <w:spacing w:after="80" w:line="270"/>
-      </w:pPr>
-      <w:r>
-        <w:rPr>
-          <w:b/>
-          <w:bCs/>
-          <w:color w:val="23293D"/>
-          <w:sz w:val="21"/>
-          <w:szCs w:val="21"/>
-        </w:rPr>
-        <w:t xml:space="preserve">Iniciar plano de tratamento</w:t>
-      </w:r>
-      <w:r>
-        <w:rPr>
-          <w:color w:val="23293D"/>
-          <w:sz w:val="21"/>
-          <w:szCs w:val="21"/>
-        </w:rPr>
-        <w:t xml:space="preserve"> → escreva o </w:t>
-      </w:r>
-      <w:r>
-        <w:rPr>
-          <w:b/>
-          <w:bCs/>
-          <w:color w:val="23293D"/>
-          <w:sz w:val="21"/>
-          <w:szCs w:val="21"/>
-        </w:rPr>
-        <w:t xml:space="preserve">Diagnóstico</w:t>
-      </w:r>
-      <w:r>
-        <w:rPr>
-          <w:color w:val="23293D"/>
-          <w:sz w:val="21"/>
-          <w:szCs w:val="21"/>
-        </w:rPr>
-        <w:t xml:space="preserve">.</w:t>
-      </w:r>
-    </w:p>
-    <w:p>
-      <w:pPr>
-        <w:pStyle w:val="ListParagraph"/>
-        <w:numPr>
-          <w:ilvl w:val="0"/>
-          <w:numId w:val="27"/>
-        </w:numPr>
-        <w:spacing w:after="80" w:line="270"/>
-      </w:pPr>
-      <w:r>
-        <w:rPr>
-          <w:b/>
-          <w:bCs/>
-          <w:color w:val="23293D"/>
-          <w:sz w:val="21"/>
-          <w:szCs w:val="21"/>
-        </w:rPr>
-        <w:t xml:space="preserve">Adicionar opção de tratamento</w:t>
-      </w:r>
-      <w:r>
-        <w:rPr>
-          <w:color w:val="23293D"/>
-          <w:sz w:val="21"/>
-          <w:szCs w:val="21"/>
-        </w:rPr>
-        <w:t xml:space="preserve"> (marque uma como principal).</w:t>
-      </w:r>
-    </w:p>
-    <w:p>
-      <w:pPr>
-        <w:pStyle w:val="ListParagraph"/>
-        <w:numPr>
-          <w:ilvl w:val="0"/>
-          <w:numId w:val="27"/>
-        </w:numPr>
-        <w:spacing w:after="80" w:line="270"/>
-      </w:pPr>
-      <w:r>
-        <w:rPr>
-          <w:color w:val="23293D"/>
-          <w:sz w:val="21"/>
-          <w:szCs w:val="21"/>
-        </w:rPr>
-        <w:t xml:space="preserve">Dentro da opção, </w:t>
-      </w:r>
-      <w:r>
-        <w:rPr>
-          <w:b/>
-          <w:bCs/>
-          <w:color w:val="23293D"/>
-          <w:sz w:val="21"/>
-          <w:szCs w:val="21"/>
-        </w:rPr>
-        <w:t xml:space="preserve">Procedimento</w:t>
-      </w:r>
-      <w:r>
-        <w:rPr>
-          <w:color w:val="23293D"/>
-          <w:sz w:val="21"/>
-          <w:szCs w:val="21"/>
-        </w:rPr>
-        <w:t xml:space="preserve"> → escolha do catálogo → </w:t>
-      </w:r>
-      <w:r>
-        <w:rPr>
-          <w:b/>
-          <w:bCs/>
-          <w:color w:val="23293D"/>
-          <w:sz w:val="21"/>
-          <w:szCs w:val="21"/>
-        </w:rPr>
-        <w:t xml:space="preserve">Item</w:t>
-      </w:r>
-      <w:r>
-        <w:rPr>
-          <w:color w:val="23293D"/>
-          <w:sz w:val="21"/>
-          <w:szCs w:val="21"/>
-        </w:rPr>
-        <w:t xml:space="preserve">.</w:t>
-      </w:r>
-    </w:p>
-    <w:p>
-      <w:pPr>
-        <w:pStyle w:val="ListParagraph"/>
-        <w:numPr>
-          <w:ilvl w:val="0"/>
-          <w:numId w:val="27"/>
-        </w:numPr>
-        <w:spacing w:after="80" w:line="270"/>
-      </w:pPr>
-      <w:r>
-        <w:rPr>
-          <w:color w:val="23293D"/>
-          <w:sz w:val="21"/>
-          <w:szCs w:val="21"/>
-        </w:rPr>
-        <w:t xml:space="preserve">Classifique o </w:t>
-      </w:r>
-      <w:r>
-        <w:rPr>
-          <w:b/>
-          <w:bCs/>
-          <w:color w:val="23293D"/>
-          <w:sz w:val="21"/>
-          <w:szCs w:val="21"/>
-        </w:rPr>
-        <w:t xml:space="preserve">pilar</w:t>
-      </w:r>
-      <w:r>
-        <w:rPr>
-          <w:color w:val="23293D"/>
-          <w:sz w:val="21"/>
-          <w:szCs w:val="21"/>
-        </w:rPr>
-        <w:t xml:space="preserve"> (1 dos 6) → </w:t>
-      </w:r>
-      <w:r>
-        <w:rPr>
-          <w:b/>
-          <w:bCs/>
-          <w:color w:val="23293D"/>
-          <w:sz w:val="21"/>
-          <w:szCs w:val="21"/>
-        </w:rPr>
-        <w:t xml:space="preserve">Salvar pilar</w:t>
-      </w:r>
-      <w:r>
-        <w:rPr>
-          <w:color w:val="23293D"/>
-          <w:sz w:val="21"/>
-          <w:szCs w:val="21"/>
-        </w:rPr>
-        <w:t xml:space="preserve">.</w:t>
-      </w:r>
-    </w:p>
-    <w:p>
-      <w:pPr>
-        <w:pStyle w:val="ListParagraph"/>
-        <w:numPr>
-          <w:ilvl w:val="0"/>
-          <w:numId w:val="27"/>
-        </w:numPr>
-        <w:spacing w:after="80" w:line="270"/>
-      </w:pPr>
-      <w:r>
-        <w:rPr>
-          <w:b/>
-          <w:bCs/>
-          <w:color w:val="23293D"/>
-          <w:sz w:val="21"/>
-          <w:szCs w:val="21"/>
-        </w:rPr>
-        <w:t xml:space="preserve">Enviar para aprovação do Coordenador</w:t>
-      </w:r>
-      <w:r>
-        <w:rPr>
-          <w:color w:val="23293D"/>
-          <w:sz w:val="21"/>
-          <w:szCs w:val="21"/>
-        </w:rPr>
-        <w:t xml:space="preserve">.</w:t>
-      </w:r>
-    </w:p>
-    <w:p>
-      <w:pPr>
-        <w:pStyle w:val="ListParagraph"/>
-        <w:numPr>
-          <w:ilvl w:val="0"/>
-          <w:numId w:val="27"/>
-        </w:numPr>
-        <w:spacing w:after="80" w:line="270"/>
-      </w:pPr>
-      <w:r>
-        <w:rPr>
-          <w:color w:val="23293D"/>
-          <w:sz w:val="21"/>
-          <w:szCs w:val="21"/>
-        </w:rPr>
-        <w:t xml:space="preserve">Aprovado, </w:t>
-      </w:r>
-      <w:r>
-        <w:rPr>
-          <w:b/>
-          <w:bCs/>
-          <w:color w:val="23293D"/>
-          <w:sz w:val="21"/>
-          <w:szCs w:val="21"/>
-        </w:rPr>
-        <w:t xml:space="preserve">Enviar ao Comercial</w:t>
-      </w:r>
-      <w:r>
-        <w:rPr>
-          <w:color w:val="23293D"/>
-          <w:sz w:val="21"/>
-          <w:szCs w:val="21"/>
-        </w:rPr>
-        <w:t xml:space="preserve">.</w:t>
-      </w:r>
-    </w:p>
-    <w:p>
-      <w:pPr>
-        <w:spacing w:after="140" w:line="280"/>
-      </w:pPr>
-      <w:r>
-        <w:rPr>
-          <w:b/>
-          <w:bCs/>
-          <w:color w:val="23293D"/>
-          <w:sz w:val="21"/>
-          <w:szCs w:val="21"/>
-        </w:rPr>
-        <w:t xml:space="preserve">Cuidados:</w:t>
-      </w:r>
-      <w:r>
-        <w:rPr>
-          <w:color w:val="23293D"/>
-          <w:sz w:val="21"/>
-          <w:szCs w:val="21"/>
-        </w:rPr>
-        <w:t xml:space="preserve"> o sistema exige procedimentos lançados em cada opção para enviar; plano de tratamento </w:t>
-      </w:r>
-      <w:r>
-        <w:rPr>
-          <w:b/>
-          <w:bCs/>
-          <w:color w:val="23293D"/>
-          <w:sz w:val="21"/>
-          <w:szCs w:val="21"/>
-        </w:rPr>
-        <w:t xml:space="preserve">não tem acréscimo</w:t>
-      </w:r>
-      <w:r>
-        <w:rPr>
-          <w:color w:val="23293D"/>
-          <w:sz w:val="21"/>
-          <w:szCs w:val="21"/>
-        </w:rPr>
-        <w:t xml:space="preserve"> (o preço vem do orçamento aprovado); depois de aprovado o plano fica em leitura — há </w:t>
-      </w:r>
-      <w:r>
-        <w:rPr>
-          <w:b/>
-          <w:bCs/>
-          <w:color w:val="23293D"/>
-          <w:sz w:val="21"/>
-          <w:szCs w:val="21"/>
-        </w:rPr>
-        <w:t xml:space="preserve">Reabrir para edição</w:t>
-      </w:r>
-      <w:r>
-        <w:rPr>
-          <w:color w:val="23293D"/>
-          <w:sz w:val="21"/>
-          <w:szCs w:val="21"/>
-        </w:rPr>
-        <w:t xml:space="preserve">, que exige nova aprovação.</w:t>
-      </w:r>
-    </w:p>
-    <w:p>
-      <w:pPr>
-        <w:pStyle w:val="Heading2"/>
-      </w:pPr>
-      <w:r>
-        <w:rPr>
-          <w:color w:val="1F3253"/>
-        </w:rPr>
-        <w:t xml:space="preserve">6.4. Dentista (executor)</w:t>
-      </w:r>
-    </w:p>
-    <w:p>
-      <w:pPr>
-        <w:spacing w:after="140" w:line="280"/>
-      </w:pPr>
-      <w:r>
-        <w:rPr>
-          <w:b/>
-          <w:bCs/>
-          <w:color w:val="23293D"/>
-          <w:sz w:val="21"/>
-          <w:szCs w:val="21"/>
-        </w:rPr>
-        <w:t xml:space="preserve">Objetivo:</w:t>
-      </w:r>
-      <w:r>
-        <w:rPr>
-          <w:color w:val="23293D"/>
-          <w:sz w:val="21"/>
-          <w:szCs w:val="21"/>
-        </w:rPr>
-        <w:t xml:space="preserve"> executar e registrar. </w:t>
-      </w:r>
-      <w:r>
-        <w:rPr>
-          <w:b/>
-          <w:bCs/>
-          <w:color w:val="23293D"/>
-          <w:sz w:val="21"/>
-          <w:szCs w:val="21"/>
-        </w:rPr>
-        <w:t xml:space="preserve">Duração:</w:t>
-      </w:r>
-      <w:r>
-        <w:rPr>
-          <w:color w:val="23293D"/>
-          <w:sz w:val="21"/>
-          <w:szCs w:val="21"/>
-        </w:rPr>
-        <w:t xml:space="preserve"> 40 minutos.</w:t>
-      </w:r>
-    </w:p>
-    <w:p>
-      <w:pPr>
-        <w:spacing w:after="140" w:line="280"/>
-      </w:pPr>
-      <w:r>
-        <w:rPr>
-          <w:color w:val="23293D"/>
-          <w:sz w:val="21"/>
-          <w:szCs w:val="21"/>
-        </w:rPr>
-        <w:t xml:space="preserve">Seu menu é diferente: </w:t>
-      </w:r>
-      <w:r>
-        <w:rPr>
-          <w:b/>
-          <w:bCs/>
-          <w:color w:val="23293D"/>
-          <w:sz w:val="21"/>
-          <w:szCs w:val="21"/>
-        </w:rPr>
-        <w:t xml:space="preserve">não tem Jornada</w:t>
-      </w:r>
-      <w:r>
-        <w:rPr>
-          <w:color w:val="23293D"/>
-          <w:sz w:val="21"/>
-          <w:szCs w:val="21"/>
-        </w:rPr>
-        <w:t xml:space="preserve">, e tem </w:t>
-      </w:r>
-      <w:r>
-        <w:rPr>
-          <w:b/>
-          <w:bCs/>
-          <w:color w:val="23293D"/>
-          <w:sz w:val="21"/>
-          <w:szCs w:val="21"/>
-        </w:rPr>
-        <w:t xml:space="preserve">Meu Dia</w:t>
-      </w:r>
-      <w:r>
-        <w:rPr>
-          <w:color w:val="23293D"/>
-          <w:sz w:val="21"/>
-          <w:szCs w:val="21"/>
-        </w:rPr>
-        <w:t xml:space="preserve"> e </w:t>
-      </w:r>
-      <w:r>
-        <w:rPr>
-          <w:b/>
-          <w:bCs/>
-          <w:color w:val="23293D"/>
-          <w:sz w:val="21"/>
-          <w:szCs w:val="21"/>
-        </w:rPr>
-        <w:t xml:space="preserve">Minha Agenda</w:t>
-      </w:r>
-      <w:r>
-        <w:rPr>
-          <w:color w:val="23293D"/>
-          <w:sz w:val="21"/>
-          <w:szCs w:val="21"/>
-        </w:rPr>
-        <w:t xml:space="preserve">.</w:t>
       </w:r>
     </w:p>
     <w:p>
@@ -24090,21 +24407,11 @@
       </w:pPr>
       <w:r>
         <w:rPr>
-          <w:b/>
-          <w:bCs/>
-          <w:color w:val="23293D"/>
-          <w:sz w:val="21"/>
-          <w:szCs w:val="21"/>
-        </w:rPr>
-        <w:t xml:space="preserve">Meu Dia</w:t>
-      </w:r>
-      <w:r>
-        <w:rPr>
-          <w:color w:val="23293D"/>
-          <w:sz w:val="21"/>
-          <w:szCs w:val="21"/>
-        </w:rPr>
-        <w:t xml:space="preserve"> → seus atendimentos.</w:t>
+          <w:color w:val="23293D"/>
+          <w:sz w:val="21"/>
+          <w:szCs w:val="21"/>
+        </w:rPr>
+        <w:t xml:space="preserve">Abra o caso → cockpit em duas colunas: evidências à esquerda, plano à direita.</w:t>
       </w:r>
     </w:p>
     <w:p>
@@ -24124,25 +24431,25 @@
           <w:sz w:val="21"/>
           <w:szCs w:val="21"/>
         </w:rPr>
-        <w:t xml:space="preserve">Atendimento</w:t>
-      </w:r>
-      <w:r>
-        <w:rPr>
-          <w:color w:val="23293D"/>
-          <w:sz w:val="21"/>
-          <w:szCs w:val="21"/>
-        </w:rPr>
-        <w:t xml:space="preserve"> → </w:t>
-      </w:r>
-      <w:r>
-        <w:rPr>
-          <w:b/>
-          <w:bCs/>
-          <w:color w:val="23293D"/>
-          <w:sz w:val="21"/>
-          <w:szCs w:val="21"/>
-        </w:rPr>
-        <w:t xml:space="preserve">Chamar</w:t>
+        <w:t xml:space="preserve">Iniciar plano de tratamento</w:t>
+      </w:r>
+      <w:r>
+        <w:rPr>
+          <w:color w:val="23293D"/>
+          <w:sz w:val="21"/>
+          <w:szCs w:val="21"/>
+        </w:rPr>
+        <w:t xml:space="preserve"> → escreva o </w:t>
+      </w:r>
+      <w:r>
+        <w:rPr>
+          <w:b/>
+          <w:bCs/>
+          <w:color w:val="23293D"/>
+          <w:sz w:val="21"/>
+          <w:szCs w:val="21"/>
+        </w:rPr>
+        <w:t xml:space="preserve">Diagnóstico</w:t>
       </w:r>
       <w:r>
         <w:rPr>
@@ -24164,47 +24471,21 @@
       </w:pPr>
       <w:r>
         <w:rPr>
-          <w:color w:val="23293D"/>
-          <w:sz w:val="21"/>
-          <w:szCs w:val="21"/>
-        </w:rPr>
-        <w:t xml:space="preserve">Ficha do paciente → aba </w:t>
-      </w:r>
-      <w:r>
-        <w:rPr>
-          <w:b/>
-          <w:bCs/>
-          <w:color w:val="23293D"/>
-          <w:sz w:val="21"/>
-          <w:szCs w:val="21"/>
-        </w:rPr>
-        <w:t xml:space="preserve">Desenvolvimento Clínico</w:t>
-      </w:r>
-      <w:r>
-        <w:rPr>
-          <w:color w:val="23293D"/>
-          <w:sz w:val="21"/>
-          <w:szCs w:val="21"/>
-        </w:rPr>
-        <w:t xml:space="preserve"> → descreva o que foi feito. </w:t>
-      </w:r>
-      <w:r>
-        <w:rPr>
-          <w:b/>
-          <w:bCs/>
-          <w:color w:val="23293D"/>
-          <w:sz w:val="21"/>
-          <w:szCs w:val="21"/>
-        </w:rPr>
-        <w:t xml:space="preserve">Espere aparecer "Salvo às…"</w:t>
-      </w:r>
-      <w:r>
-        <w:rPr>
-          <w:color w:val="23293D"/>
-          <w:sz w:val="21"/>
-          <w:szCs w:val="21"/>
-        </w:rPr>
-        <w:t xml:space="preserve">.</w:t>
+          <w:b/>
+          <w:bCs/>
+          <w:color w:val="23293D"/>
+          <w:sz w:val="21"/>
+          <w:szCs w:val="21"/>
+        </w:rPr>
+        <w:t xml:space="preserve">Adicionar opção de tratamento</w:t>
+      </w:r>
+      <w:r>
+        <w:rPr>
+          <w:color w:val="23293D"/>
+          <w:sz w:val="21"/>
+          <w:szCs w:val="21"/>
+        </w:rPr>
+        <w:t xml:space="preserve"> (marque uma como principal).</w:t>
       </w:r>
     </w:p>
     <w:p>
@@ -24213,6 +24494,484 @@
         <w:numPr>
           <w:ilvl w:val="0"/>
           <w:numId w:val="28"/>
+        </w:numPr>
+        <w:spacing w:after="80" w:line="270"/>
+      </w:pPr>
+      <w:r>
+        <w:rPr>
+          <w:color w:val="23293D"/>
+          <w:sz w:val="21"/>
+          <w:szCs w:val="21"/>
+        </w:rPr>
+        <w:t xml:space="preserve">Dentro da opção, </w:t>
+      </w:r>
+      <w:r>
+        <w:rPr>
+          <w:b/>
+          <w:bCs/>
+          <w:color w:val="23293D"/>
+          <w:sz w:val="21"/>
+          <w:szCs w:val="21"/>
+        </w:rPr>
+        <w:t xml:space="preserve">Procedimento</w:t>
+      </w:r>
+      <w:r>
+        <w:rPr>
+          <w:color w:val="23293D"/>
+          <w:sz w:val="21"/>
+          <w:szCs w:val="21"/>
+        </w:rPr>
+        <w:t xml:space="preserve"> → escolha do catálogo → </w:t>
+      </w:r>
+      <w:r>
+        <w:rPr>
+          <w:b/>
+          <w:bCs/>
+          <w:color w:val="23293D"/>
+          <w:sz w:val="21"/>
+          <w:szCs w:val="21"/>
+        </w:rPr>
+        <w:t xml:space="preserve">Item</w:t>
+      </w:r>
+      <w:r>
+        <w:rPr>
+          <w:color w:val="23293D"/>
+          <w:sz w:val="21"/>
+          <w:szCs w:val="21"/>
+        </w:rPr>
+        <w:t xml:space="preserve">.</w:t>
+      </w:r>
+    </w:p>
+    <w:p>
+      <w:pPr>
+        <w:pStyle w:val="ListParagraph"/>
+        <w:numPr>
+          <w:ilvl w:val="0"/>
+          <w:numId w:val="28"/>
+        </w:numPr>
+        <w:spacing w:after="80" w:line="270"/>
+      </w:pPr>
+      <w:r>
+        <w:rPr>
+          <w:color w:val="23293D"/>
+          <w:sz w:val="21"/>
+          <w:szCs w:val="21"/>
+        </w:rPr>
+        <w:t xml:space="preserve">Classifique o </w:t>
+      </w:r>
+      <w:r>
+        <w:rPr>
+          <w:b/>
+          <w:bCs/>
+          <w:color w:val="23293D"/>
+          <w:sz w:val="21"/>
+          <w:szCs w:val="21"/>
+        </w:rPr>
+        <w:t xml:space="preserve">pilar</w:t>
+      </w:r>
+      <w:r>
+        <w:rPr>
+          <w:color w:val="23293D"/>
+          <w:sz w:val="21"/>
+          <w:szCs w:val="21"/>
+        </w:rPr>
+        <w:t xml:space="preserve"> (1 dos 6) → </w:t>
+      </w:r>
+      <w:r>
+        <w:rPr>
+          <w:b/>
+          <w:bCs/>
+          <w:color w:val="23293D"/>
+          <w:sz w:val="21"/>
+          <w:szCs w:val="21"/>
+        </w:rPr>
+        <w:t xml:space="preserve">Salvar pilar</w:t>
+      </w:r>
+      <w:r>
+        <w:rPr>
+          <w:color w:val="23293D"/>
+          <w:sz w:val="21"/>
+          <w:szCs w:val="21"/>
+        </w:rPr>
+        <w:t xml:space="preserve">.</w:t>
+      </w:r>
+    </w:p>
+    <w:p>
+      <w:pPr>
+        <w:pStyle w:val="ListParagraph"/>
+        <w:numPr>
+          <w:ilvl w:val="0"/>
+          <w:numId w:val="28"/>
+        </w:numPr>
+        <w:spacing w:after="80" w:line="270"/>
+      </w:pPr>
+      <w:r>
+        <w:rPr>
+          <w:b/>
+          <w:bCs/>
+          <w:color w:val="23293D"/>
+          <w:sz w:val="21"/>
+          <w:szCs w:val="21"/>
+        </w:rPr>
+        <w:t xml:space="preserve">Enviar para aprovação do Coordenador</w:t>
+      </w:r>
+      <w:r>
+        <w:rPr>
+          <w:color w:val="23293D"/>
+          <w:sz w:val="21"/>
+          <w:szCs w:val="21"/>
+        </w:rPr>
+        <w:t xml:space="preserve">.</w:t>
+      </w:r>
+    </w:p>
+    <w:p>
+      <w:pPr>
+        <w:pStyle w:val="ListParagraph"/>
+        <w:numPr>
+          <w:ilvl w:val="0"/>
+          <w:numId w:val="28"/>
+        </w:numPr>
+        <w:spacing w:after="80" w:line="270"/>
+      </w:pPr>
+      <w:r>
+        <w:rPr>
+          <w:color w:val="23293D"/>
+          <w:sz w:val="21"/>
+          <w:szCs w:val="21"/>
+        </w:rPr>
+        <w:t xml:space="preserve">Aprovado, </w:t>
+      </w:r>
+      <w:r>
+        <w:rPr>
+          <w:b/>
+          <w:bCs/>
+          <w:color w:val="23293D"/>
+          <w:sz w:val="21"/>
+          <w:szCs w:val="21"/>
+        </w:rPr>
+        <w:t xml:space="preserve">Enviar ao Comercial</w:t>
+      </w:r>
+      <w:r>
+        <w:rPr>
+          <w:color w:val="23293D"/>
+          <w:sz w:val="21"/>
+          <w:szCs w:val="21"/>
+        </w:rPr>
+        <w:t xml:space="preserve">.</w:t>
+      </w:r>
+    </w:p>
+    <w:p>
+      <w:pPr>
+        <w:spacing w:after="140" w:line="280"/>
+      </w:pPr>
+      <w:r>
+        <w:rPr>
+          <w:b/>
+          <w:bCs/>
+          <w:color w:val="23293D"/>
+          <w:sz w:val="21"/>
+          <w:szCs w:val="21"/>
+        </w:rPr>
+        <w:t xml:space="preserve">Cuidados:</w:t>
+      </w:r>
+      <w:r>
+        <w:rPr>
+          <w:color w:val="23293D"/>
+          <w:sz w:val="21"/>
+          <w:szCs w:val="21"/>
+        </w:rPr>
+        <w:t xml:space="preserve"> o sistema exige procedimentos lançados em cada opção para enviar; plano de tratamento </w:t>
+      </w:r>
+      <w:r>
+        <w:rPr>
+          <w:b/>
+          <w:bCs/>
+          <w:color w:val="23293D"/>
+          <w:sz w:val="21"/>
+          <w:szCs w:val="21"/>
+        </w:rPr>
+        <w:t xml:space="preserve">não tem acréscimo</w:t>
+      </w:r>
+      <w:r>
+        <w:rPr>
+          <w:color w:val="23293D"/>
+          <w:sz w:val="21"/>
+          <w:szCs w:val="21"/>
+        </w:rPr>
+        <w:t xml:space="preserve"> (o preço vem do orçamento aprovado); depois de aprovado o plano fica em leitura — há </w:t>
+      </w:r>
+      <w:r>
+        <w:rPr>
+          <w:b/>
+          <w:bCs/>
+          <w:color w:val="23293D"/>
+          <w:sz w:val="21"/>
+          <w:szCs w:val="21"/>
+        </w:rPr>
+        <w:t xml:space="preserve">Reabrir para edição</w:t>
+      </w:r>
+      <w:r>
+        <w:rPr>
+          <w:color w:val="23293D"/>
+          <w:sz w:val="21"/>
+          <w:szCs w:val="21"/>
+        </w:rPr>
+        <w:t xml:space="preserve">, que exige nova aprovação.</w:t>
+      </w:r>
+    </w:p>
+    <w:p>
+      <w:pPr>
+        <w:pStyle w:val="Heading2"/>
+      </w:pPr>
+      <w:r>
+        <w:rPr>
+          <w:color w:val="1F3253"/>
+        </w:rPr>
+        <w:t xml:space="preserve">6.4. Dentista (executor)</w:t>
+      </w:r>
+    </w:p>
+    <w:p>
+      <w:pPr>
+        <w:spacing w:after="140" w:line="280"/>
+      </w:pPr>
+      <w:r>
+        <w:rPr>
+          <w:b/>
+          <w:bCs/>
+          <w:color w:val="23293D"/>
+          <w:sz w:val="21"/>
+          <w:szCs w:val="21"/>
+        </w:rPr>
+        <w:t xml:space="preserve">Objetivo:</w:t>
+      </w:r>
+      <w:r>
+        <w:rPr>
+          <w:color w:val="23293D"/>
+          <w:sz w:val="21"/>
+          <w:szCs w:val="21"/>
+        </w:rPr>
+        <w:t xml:space="preserve"> executar e registrar. </w:t>
+      </w:r>
+      <w:r>
+        <w:rPr>
+          <w:b/>
+          <w:bCs/>
+          <w:color w:val="23293D"/>
+          <w:sz w:val="21"/>
+          <w:szCs w:val="21"/>
+        </w:rPr>
+        <w:t xml:space="preserve">Duração:</w:t>
+      </w:r>
+      <w:r>
+        <w:rPr>
+          <w:color w:val="23293D"/>
+          <w:sz w:val="21"/>
+          <w:szCs w:val="21"/>
+        </w:rPr>
+        <w:t xml:space="preserve"> 40 minutos.</w:t>
+      </w:r>
+    </w:p>
+    <w:p>
+      <w:pPr>
+        <w:spacing w:after="140" w:line="280"/>
+      </w:pPr>
+      <w:r>
+        <w:rPr>
+          <w:color w:val="23293D"/>
+          <w:sz w:val="21"/>
+          <w:szCs w:val="21"/>
+        </w:rPr>
+        <w:t xml:space="preserve">Seu menu é diferente: </w:t>
+      </w:r>
+      <w:r>
+        <w:rPr>
+          <w:b/>
+          <w:bCs/>
+          <w:color w:val="23293D"/>
+          <w:sz w:val="21"/>
+          <w:szCs w:val="21"/>
+        </w:rPr>
+        <w:t xml:space="preserve">não tem Jornada</w:t>
+      </w:r>
+      <w:r>
+        <w:rPr>
+          <w:color w:val="23293D"/>
+          <w:sz w:val="21"/>
+          <w:szCs w:val="21"/>
+        </w:rPr>
+        <w:t xml:space="preserve">, e tem </w:t>
+      </w:r>
+      <w:r>
+        <w:rPr>
+          <w:b/>
+          <w:bCs/>
+          <w:color w:val="23293D"/>
+          <w:sz w:val="21"/>
+          <w:szCs w:val="21"/>
+        </w:rPr>
+        <w:t xml:space="preserve">Meu Dia</w:t>
+      </w:r>
+      <w:r>
+        <w:rPr>
+          <w:color w:val="23293D"/>
+          <w:sz w:val="21"/>
+          <w:szCs w:val="21"/>
+        </w:rPr>
+        <w:t xml:space="preserve"> e </w:t>
+      </w:r>
+      <w:r>
+        <w:rPr>
+          <w:b/>
+          <w:bCs/>
+          <w:color w:val="23293D"/>
+          <w:sz w:val="21"/>
+          <w:szCs w:val="21"/>
+        </w:rPr>
+        <w:t xml:space="preserve">Minha Agenda</w:t>
+      </w:r>
+      <w:r>
+        <w:rPr>
+          <w:color w:val="23293D"/>
+          <w:sz w:val="21"/>
+          <w:szCs w:val="21"/>
+        </w:rPr>
+        <w:t xml:space="preserve">.</w:t>
+      </w:r>
+    </w:p>
+    <w:p>
+      <w:pPr>
+        <w:pStyle w:val="ListParagraph"/>
+        <w:numPr>
+          <w:ilvl w:val="0"/>
+          <w:numId w:val="29"/>
+        </w:numPr>
+        <w:spacing w:after="80" w:line="270"/>
+      </w:pPr>
+      <w:r>
+        <w:rPr>
+          <w:b/>
+          <w:bCs/>
+          <w:color w:val="23293D"/>
+          <w:sz w:val="21"/>
+          <w:szCs w:val="21"/>
+        </w:rPr>
+        <w:t xml:space="preserve">Meu Dia</w:t>
+      </w:r>
+      <w:r>
+        <w:rPr>
+          <w:color w:val="23293D"/>
+          <w:sz w:val="21"/>
+          <w:szCs w:val="21"/>
+        </w:rPr>
+        <w:t xml:space="preserve"> → seus atendimentos.</w:t>
+      </w:r>
+    </w:p>
+    <w:p>
+      <w:pPr>
+        <w:pStyle w:val="ListParagraph"/>
+        <w:numPr>
+          <w:ilvl w:val="0"/>
+          <w:numId w:val="29"/>
+        </w:numPr>
+        <w:spacing w:after="80" w:line="270"/>
+      </w:pPr>
+      <w:r>
+        <w:rPr>
+          <w:b/>
+          <w:bCs/>
+          <w:color w:val="23293D"/>
+          <w:sz w:val="21"/>
+          <w:szCs w:val="21"/>
+        </w:rPr>
+        <w:t xml:space="preserve">Atendimento</w:t>
+      </w:r>
+      <w:r>
+        <w:rPr>
+          <w:color w:val="23293D"/>
+          <w:sz w:val="21"/>
+          <w:szCs w:val="21"/>
+        </w:rPr>
+        <w:t xml:space="preserve"> → </w:t>
+      </w:r>
+      <w:r>
+        <w:rPr>
+          <w:b/>
+          <w:bCs/>
+          <w:color w:val="23293D"/>
+          <w:sz w:val="21"/>
+          <w:szCs w:val="21"/>
+        </w:rPr>
+        <w:t xml:space="preserve">Chamar</w:t>
+      </w:r>
+      <w:r>
+        <w:rPr>
+          <w:color w:val="23293D"/>
+          <w:sz w:val="21"/>
+          <w:szCs w:val="21"/>
+        </w:rPr>
+        <w:t xml:space="preserve">.</w:t>
+      </w:r>
+    </w:p>
+    <w:p>
+      <w:pPr>
+        <w:pStyle w:val="ListParagraph"/>
+        <w:numPr>
+          <w:ilvl w:val="0"/>
+          <w:numId w:val="29"/>
+        </w:numPr>
+        <w:spacing w:after="80" w:line="270"/>
+      </w:pPr>
+      <w:r>
+        <w:rPr>
+          <w:color w:val="23293D"/>
+          <w:sz w:val="21"/>
+          <w:szCs w:val="21"/>
+        </w:rPr>
+        <w:t xml:space="preserve">Ficha do paciente → aba </w:t>
+      </w:r>
+      <w:r>
+        <w:rPr>
+          <w:b/>
+          <w:bCs/>
+          <w:color w:val="23293D"/>
+          <w:sz w:val="21"/>
+          <w:szCs w:val="21"/>
+        </w:rPr>
+        <w:t xml:space="preserve">Desenvolvimento Clínico</w:t>
+      </w:r>
+      <w:r>
+        <w:rPr>
+          <w:color w:val="23293D"/>
+          <w:sz w:val="21"/>
+          <w:szCs w:val="21"/>
+        </w:rPr>
+        <w:t xml:space="preserve"> → descreva o que foi feito. </w:t>
+      </w:r>
+      <w:r>
+        <w:rPr>
+          <w:b/>
+          <w:bCs/>
+          <w:color w:val="23293D"/>
+          <w:sz w:val="21"/>
+          <w:szCs w:val="21"/>
+        </w:rPr>
+        <w:t xml:space="preserve">Espere aparecer "Salvo às…"</w:t>
+      </w:r>
+      <w:r>
+        <w:rPr>
+          <w:color w:val="23293D"/>
+          <w:sz w:val="21"/>
+          <w:szCs w:val="21"/>
+        </w:rPr>
+        <w:t xml:space="preserve">.</w:t>
+      </w:r>
+    </w:p>
+    <w:p>
+      <w:pPr>
+        <w:pStyle w:val="ListParagraph"/>
+        <w:numPr>
+          <w:ilvl w:val="0"/>
+          <w:numId w:val="29"/>
         </w:numPr>
         <w:spacing w:after="80" w:line="270"/>
       </w:pPr>
@@ -24444,7 +25203,7 @@
         <w:pStyle w:val="ListParagraph"/>
         <w:numPr>
           <w:ilvl w:val="0"/>
-          <w:numId w:val="29"/>
+          <w:numId w:val="30"/>
         </w:numPr>
         <w:spacing w:after="80" w:line="270"/>
       </w:pPr>
@@ -24508,7 +25267,7 @@
         <w:pStyle w:val="ListParagraph"/>
         <w:numPr>
           <w:ilvl w:val="0"/>
-          <w:numId w:val="29"/>
+          <w:numId w:val="30"/>
         </w:numPr>
         <w:spacing w:after="80" w:line="270"/>
       </w:pPr>
@@ -25088,7 +25847,7 @@
         <w:pStyle w:val="ListParagraph"/>
         <w:numPr>
           <w:ilvl w:val="0"/>
-          <w:numId w:val="30"/>
+          <w:numId w:val="31"/>
         </w:numPr>
         <w:spacing w:after="80" w:line="270"/>
       </w:pPr>
@@ -25124,7 +25883,7 @@
         <w:pStyle w:val="ListParagraph"/>
         <w:numPr>
           <w:ilvl w:val="0"/>
-          <w:numId w:val="30"/>
+          <w:numId w:val="31"/>
         </w:numPr>
         <w:spacing w:after="80" w:line="270"/>
       </w:pPr>
@@ -25196,7 +25955,7 @@
         <w:pStyle w:val="ListParagraph"/>
         <w:numPr>
           <w:ilvl w:val="0"/>
-          <w:numId w:val="30"/>
+          <w:numId w:val="31"/>
         </w:numPr>
         <w:spacing w:after="80" w:line="270"/>
       </w:pPr>
@@ -25224,7 +25983,7 @@
         <w:pStyle w:val="ListParagraph"/>
         <w:numPr>
           <w:ilvl w:val="0"/>
-          <w:numId w:val="30"/>
+          <w:numId w:val="31"/>
         </w:numPr>
         <w:spacing w:after="80" w:line="270"/>
       </w:pPr>
@@ -25482,7 +26241,7 @@
         <w:pStyle w:val="ListParagraph"/>
         <w:numPr>
           <w:ilvl w:val="0"/>
-          <w:numId w:val="31"/>
+          <w:numId w:val="32"/>
         </w:numPr>
         <w:spacing w:after="80" w:line="270"/>
       </w:pPr>
@@ -25564,7 +26323,7 @@
         <w:pStyle w:val="ListParagraph"/>
         <w:numPr>
           <w:ilvl w:val="0"/>
-          <w:numId w:val="31"/>
+          <w:numId w:val="32"/>
         </w:numPr>
         <w:spacing w:after="80" w:line="270"/>
       </w:pPr>
@@ -25610,7 +26369,7 @@
         <w:pStyle w:val="ListParagraph"/>
         <w:numPr>
           <w:ilvl w:val="0"/>
-          <w:numId w:val="31"/>
+          <w:numId w:val="32"/>
         </w:numPr>
         <w:spacing w:after="80" w:line="270"/>
       </w:pPr>
@@ -28299,7 +29058,7 @@
         <w:pStyle w:val="ListParagraph"/>
         <w:numPr>
           <w:ilvl w:val="0"/>
-          <w:numId w:val="32"/>
+          <w:numId w:val="33"/>
         </w:numPr>
         <w:spacing w:after="80" w:line="270"/>
       </w:pPr>
@@ -28310,217 +29069,6 @@
           <w:szCs w:val="21"/>
         </w:rPr>
         <w:t xml:space="preserve">Abra o endereço do sistema.</w:t>
-      </w:r>
-    </w:p>
-    <w:p>
-      <w:pPr>
-        <w:pStyle w:val="ListParagraph"/>
-        <w:numPr>
-          <w:ilvl w:val="0"/>
-          <w:numId w:val="32"/>
-        </w:numPr>
-        <w:spacing w:after="80" w:line="270"/>
-      </w:pPr>
-      <w:r>
-        <w:rPr>
-          <w:color w:val="23293D"/>
-          <w:sz w:val="21"/>
-          <w:szCs w:val="21"/>
-        </w:rPr>
-        <w:t xml:space="preserve">Informe e-mail e senha.</w:t>
-      </w:r>
-    </w:p>
-    <w:p>
-      <w:pPr>
-        <w:pStyle w:val="ListParagraph"/>
-        <w:numPr>
-          <w:ilvl w:val="0"/>
-          <w:numId w:val="32"/>
-        </w:numPr>
-        <w:spacing w:after="80" w:line="270"/>
-      </w:pPr>
-      <w:r>
-        <w:rPr>
-          <w:b/>
-          <w:bCs/>
-          <w:color w:val="23293D"/>
-          <w:sz w:val="21"/>
-          <w:szCs w:val="21"/>
-        </w:rPr>
-        <w:t xml:space="preserve">Se você tem acesso a mais de uma unidade</w:t>
-      </w:r>
-      <w:r>
-        <w:rPr>
-          <w:color w:val="23293D"/>
-          <w:sz w:val="21"/>
-          <w:szCs w:val="21"/>
-        </w:rPr>
-        <w:t xml:space="preserve"> e não é da Franqueadora, o sistema pede para escolher a unidade </w:t>
-      </w:r>
-      <w:r>
-        <w:rPr>
-          <w:b/>
-          <w:bCs/>
-          <w:color w:val="23293D"/>
-          <w:sz w:val="21"/>
-          <w:szCs w:val="21"/>
-        </w:rPr>
-        <w:t xml:space="preserve">antes</w:t>
-      </w:r>
-      <w:r>
-        <w:rPr>
-          <w:color w:val="23293D"/>
-          <w:sz w:val="21"/>
-          <w:szCs w:val="21"/>
-        </w:rPr>
-        <w:t xml:space="preserve"> de mostrar qualquer tela (evidência: </w:t>
-      </w:r>
-      <w:r>
-        <w:rPr>
-          <w:rFonts w:ascii="Consolas" w:cs="Consolas" w:eastAsia="Consolas" w:hAnsi="Consolas"/>
-          <w:color w:val="1F3253"/>
-          <w:sz w:val="19"/>
-          <w:szCs w:val="19"/>
-          <w:shd w:fill="EFEDE6" w:color="auto" w:val="clear"/>
-        </w:rPr>
-        <w:t xml:space="preserve">layout.tsx</w:t>
-      </w:r>
-      <w:r>
-        <w:rPr>
-          <w:color w:val="23293D"/>
-          <w:sz w:val="21"/>
-          <w:szCs w:val="21"/>
-        </w:rPr>
-        <w:t xml:space="preserve">, </w:t>
-      </w:r>
-      <w:r>
-        <w:rPr>
-          <w:rFonts w:ascii="Consolas" w:cs="Consolas" w:eastAsia="Consolas" w:hAnsi="Consolas"/>
-          <w:color w:val="1F3253"/>
-          <w:sz w:val="19"/>
-          <w:szCs w:val="19"/>
-          <w:shd w:fill="EFEDE6" w:color="auto" w:val="clear"/>
-        </w:rPr>
-        <w:t xml:space="preserve">ChooseClinicWelcome</w:t>
-      </w:r>
-      <w:r>
-        <w:rPr>
-          <w:color w:val="23293D"/>
-          <w:sz w:val="21"/>
-          <w:szCs w:val="21"/>
-        </w:rPr>
-        <w:t xml:space="preserve">).</w:t>
-      </w:r>
-    </w:p>
-    <w:p>
-      <w:pPr>
-        <w:pStyle w:val="ListParagraph"/>
-        <w:numPr>
-          <w:ilvl w:val="0"/>
-          <w:numId w:val="32"/>
-        </w:numPr>
-        <w:spacing w:after="80" w:line="270"/>
-      </w:pPr>
-      <w:r>
-        <w:rPr>
-          <w:b/>
-          <w:bCs/>
-          <w:color w:val="23293D"/>
-          <w:sz w:val="21"/>
-          <w:szCs w:val="21"/>
-        </w:rPr>
-        <w:t xml:space="preserve">Resultado:</w:t>
-      </w:r>
-      <w:r>
-        <w:rPr>
-          <w:color w:val="23293D"/>
-          <w:sz w:val="21"/>
-          <w:szCs w:val="21"/>
-        </w:rPr>
-        <w:t xml:space="preserve"> você cai na tela Início.</w:t>
-      </w:r>
-    </w:p>
-    <w:p>
-      <w:pPr>
-        <w:spacing w:after="140" w:line="280"/>
-      </w:pPr>
-      <w:r>
-        <w:rPr>
-          <w:b/>
-          <w:bCs/>
-          <w:color w:val="23293D"/>
-          <w:sz w:val="21"/>
-          <w:szCs w:val="21"/>
-        </w:rPr>
-        <w:t xml:space="preserve">Erros possíveis:</w:t>
-      </w:r>
-      <w:r>
-        <w:rPr>
-          <w:color w:val="23293D"/>
-          <w:sz w:val="21"/>
-          <w:szCs w:val="21"/>
-        </w:rPr>
-        <w:t xml:space="preserve"> ver </w:t>
-      </w:r>
-      <w:r>
-        <w:rPr>
-          <w:color w:val="1F3253"/>
-          <w:sz w:val="21"/>
-          <w:szCs w:val="21"/>
-        </w:rPr>
-        <w:t xml:space="preserve">seção 9</w:t>
-      </w:r>
-      <w:r>
-        <w:rPr>
-          <w:color w:val="23293D"/>
-          <w:sz w:val="21"/>
-          <w:szCs w:val="21"/>
-        </w:rPr>
-        <w:t xml:space="preserve">.</w:t>
-      </w:r>
-    </w:p>
-    <w:p>
-      <w:pPr>
-        <w:pStyle w:val="Heading2"/>
-      </w:pPr>
-      <w:r>
-        <w:rPr>
-          <w:color w:val="1F3253"/>
-        </w:rPr>
-        <w:t xml:space="preserve">Fluxo 2 — Do cadastro ao fechamento (a jornada completa)</w:t>
-      </w:r>
-    </w:p>
-    <w:p>
-      <w:pPr>
-        <w:spacing w:after="140" w:line="280"/>
-      </w:pPr>
-      <w:r>
-        <w:rPr>
-          <w:b/>
-          <w:bCs/>
-          <w:color w:val="23293D"/>
-          <w:sz w:val="21"/>
-          <w:szCs w:val="21"/>
-        </w:rPr>
-        <w:t xml:space="preserve">Papéis:</w:t>
-      </w:r>
-      <w:r>
-        <w:rPr>
-          <w:color w:val="23293D"/>
-          <w:sz w:val="21"/>
-          <w:szCs w:val="21"/>
-        </w:rPr>
-        <w:t xml:space="preserve"> cinco pessoas diferentes. </w:t>
-      </w:r>
-      <w:r>
-        <w:rPr>
-          <w:b/>
-          <w:bCs/>
-          <w:color w:val="23293D"/>
-          <w:sz w:val="21"/>
-          <w:szCs w:val="21"/>
-        </w:rPr>
-        <w:t xml:space="preserve">Este é o fluxo central do sistema.</w:t>
       </w:r>
     </w:p>
     <w:p>
@@ -28534,39 +29082,11 @@
       </w:pPr>
       <w:r>
         <w:rPr>
-          <w:b/>
-          <w:bCs/>
-          <w:color w:val="23293D"/>
-          <w:sz w:val="21"/>
-          <w:szCs w:val="21"/>
-        </w:rPr>
-        <w:t xml:space="preserve">Recepção</w:t>
-      </w:r>
-      <w:r>
-        <w:rPr>
-          <w:color w:val="23293D"/>
-          <w:sz w:val="21"/>
-          <w:szCs w:val="21"/>
-        </w:rPr>
-        <w:t xml:space="preserve"> cadastra o paciente → nasce na </w:t>
-      </w:r>
-      <w:r>
-        <w:rPr>
-          <w:b/>
-          <w:bCs/>
-          <w:color w:val="23293D"/>
-          <w:sz w:val="21"/>
-          <w:szCs w:val="21"/>
-        </w:rPr>
-        <w:t xml:space="preserve">Aquisição</w:t>
-      </w:r>
-      <w:r>
-        <w:rPr>
-          <w:color w:val="23293D"/>
-          <w:sz w:val="21"/>
-          <w:szCs w:val="21"/>
-        </w:rPr>
-        <w:t xml:space="preserve">.</w:t>
+          <w:color w:val="23293D"/>
+          <w:sz w:val="21"/>
+          <w:szCs w:val="21"/>
+        </w:rPr>
+        <w:t xml:space="preserve">Informe e-mail e senha.</w:t>
       </w:r>
     </w:p>
     <w:p>
@@ -28586,33 +29106,69 @@
           <w:sz w:val="21"/>
           <w:szCs w:val="21"/>
         </w:rPr>
-        <w:t xml:space="preserve">Recepção</w:t>
-      </w:r>
-      <w:r>
-        <w:rPr>
-          <w:color w:val="23293D"/>
-          <w:sz w:val="21"/>
-          <w:szCs w:val="21"/>
-        </w:rPr>
-        <w:t xml:space="preserve"> move para </w:t>
-      </w:r>
-      <w:r>
-        <w:rPr>
-          <w:b/>
-          <w:bCs/>
-          <w:color w:val="23293D"/>
-          <w:sz w:val="21"/>
-          <w:szCs w:val="21"/>
-        </w:rPr>
-        <w:t xml:space="preserve">Conversão Clínica</w:t>
-      </w:r>
-      <w:r>
-        <w:rPr>
-          <w:color w:val="23293D"/>
-          <w:sz w:val="21"/>
-          <w:szCs w:val="21"/>
-        </w:rPr>
-        <w:t xml:space="preserve">.</w:t>
+        <w:t xml:space="preserve">Se você tem acesso a mais de uma unidade</w:t>
+      </w:r>
+      <w:r>
+        <w:rPr>
+          <w:color w:val="23293D"/>
+          <w:sz w:val="21"/>
+          <w:szCs w:val="21"/>
+        </w:rPr>
+        <w:t xml:space="preserve"> e não é da Franqueadora, o sistema pede para escolher a unidade </w:t>
+      </w:r>
+      <w:r>
+        <w:rPr>
+          <w:b/>
+          <w:bCs/>
+          <w:color w:val="23293D"/>
+          <w:sz w:val="21"/>
+          <w:szCs w:val="21"/>
+        </w:rPr>
+        <w:t xml:space="preserve">antes</w:t>
+      </w:r>
+      <w:r>
+        <w:rPr>
+          <w:color w:val="23293D"/>
+          <w:sz w:val="21"/>
+          <w:szCs w:val="21"/>
+        </w:rPr>
+        <w:t xml:space="preserve"> de mostrar qualquer tela (evidência: </w:t>
+      </w:r>
+      <w:r>
+        <w:rPr>
+          <w:rFonts w:ascii="Consolas" w:cs="Consolas" w:eastAsia="Consolas" w:hAnsi="Consolas"/>
+          <w:color w:val="1F3253"/>
+          <w:sz w:val="19"/>
+          <w:szCs w:val="19"/>
+          <w:shd w:fill="EFEDE6" w:color="auto" w:val="clear"/>
+        </w:rPr>
+        <w:t xml:space="preserve">layout.tsx</w:t>
+      </w:r>
+      <w:r>
+        <w:rPr>
+          <w:color w:val="23293D"/>
+          <w:sz w:val="21"/>
+          <w:szCs w:val="21"/>
+        </w:rPr>
+        <w:t xml:space="preserve">, </w:t>
+      </w:r>
+      <w:r>
+        <w:rPr>
+          <w:rFonts w:ascii="Consolas" w:cs="Consolas" w:eastAsia="Consolas" w:hAnsi="Consolas"/>
+          <w:color w:val="1F3253"/>
+          <w:sz w:val="19"/>
+          <w:szCs w:val="19"/>
+          <w:shd w:fill="EFEDE6" w:color="auto" w:val="clear"/>
+        </w:rPr>
+        <w:t xml:space="preserve">ChooseClinicWelcome</w:t>
+      </w:r>
+      <w:r>
+        <w:rPr>
+          <w:color w:val="23293D"/>
+          <w:sz w:val="21"/>
+          <w:szCs w:val="21"/>
+        </w:rPr>
+        <w:t xml:space="preserve">).</w:t>
       </w:r>
     </w:p>
     <w:p>
@@ -28632,43 +29188,46 @@
           <w:sz w:val="21"/>
           <w:szCs w:val="21"/>
         </w:rPr>
-        <w:t xml:space="preserve">Coordenador</w:t>
-      </w:r>
-      <w:r>
-        <w:rPr>
-          <w:color w:val="23293D"/>
-          <w:sz w:val="21"/>
-          <w:szCs w:val="21"/>
-        </w:rPr>
-        <w:t xml:space="preserve"> registra consentimento → anamnese → fotos → </w:t>
-      </w:r>
-      <w:r>
-        <w:rPr>
-          <w:b/>
-          <w:bCs/>
-          <w:color w:val="23293D"/>
-          <w:sz w:val="21"/>
-          <w:szCs w:val="21"/>
-        </w:rPr>
-        <w:t xml:space="preserve">Enviar ao Centro de Planejamento</w:t>
-      </w:r>
-      <w:r>
-        <w:rPr>
-          <w:color w:val="23293D"/>
-          <w:sz w:val="21"/>
-          <w:szCs w:val="21"/>
-        </w:rPr>
-        <w:t xml:space="preserve"> → paciente vai para a </w:t>
-      </w:r>
-      <w:r>
-        <w:rPr>
-          <w:b/>
-          <w:bCs/>
-          <w:color w:val="23293D"/>
-          <w:sz w:val="21"/>
-          <w:szCs w:val="21"/>
-        </w:rPr>
-        <w:t xml:space="preserve">Fase 3</w:t>
+        <w:t xml:space="preserve">Resultado:</w:t>
+      </w:r>
+      <w:r>
+        <w:rPr>
+          <w:color w:val="23293D"/>
+          <w:sz w:val="21"/>
+          <w:szCs w:val="21"/>
+        </w:rPr>
+        <w:t xml:space="preserve"> você cai na tela Início.</w:t>
+      </w:r>
+    </w:p>
+    <w:p>
+      <w:pPr>
+        <w:spacing w:after="140" w:line="280"/>
+      </w:pPr>
+      <w:r>
+        <w:rPr>
+          <w:b/>
+          <w:bCs/>
+          <w:color w:val="23293D"/>
+          <w:sz w:val="21"/>
+          <w:szCs w:val="21"/>
+        </w:rPr>
+        <w:t xml:space="preserve">Erros possíveis:</w:t>
+      </w:r>
+      <w:r>
+        <w:rPr>
+          <w:color w:val="23293D"/>
+          <w:sz w:val="21"/>
+          <w:szCs w:val="21"/>
+        </w:rPr>
+        <w:t xml:space="preserve"> ver </w:t>
+      </w:r>
+      <w:r>
+        <w:rPr>
+          <w:color w:val="1F3253"/>
+          <w:sz w:val="21"/>
+          <w:szCs w:val="21"/>
+        </w:rPr>
+        <w:t xml:space="preserve">seção 9</w:t>
       </w:r>
       <w:r>
         <w:rPr>
@@ -28681,314 +29240,13 @@
     </w:p>
     <w:p>
       <w:pPr>
-        <w:pStyle w:val="ListParagraph"/>
-        <w:numPr>
-          <w:ilvl w:val="0"/>
-          <w:numId w:val="33"/>
-        </w:numPr>
-        <w:spacing w:after="80" w:line="270"/>
-      </w:pPr>
-      <w:r>
-        <w:rPr>
-          <w:b/>
-          <w:bCs/>
-          <w:color w:val="23293D"/>
-          <w:sz w:val="21"/>
-          <w:szCs w:val="21"/>
-        </w:rPr>
-        <w:t xml:space="preserve">Planner</w:t>
-      </w:r>
-      <w:r>
-        <w:rPr>
-          <w:color w:val="23293D"/>
-          <w:sz w:val="21"/>
-          <w:szCs w:val="21"/>
-        </w:rPr>
-        <w:t xml:space="preserve"> monta plano + orçamento + pilar → </w:t>
-      </w:r>
-      <w:r>
-        <w:rPr>
-          <w:b/>
-          <w:bCs/>
-          <w:color w:val="23293D"/>
-          <w:sz w:val="21"/>
-          <w:szCs w:val="21"/>
-        </w:rPr>
-        <w:t xml:space="preserve">Enviar para aprovação</w:t>
-      </w:r>
-      <w:r>
-        <w:rPr>
-          <w:color w:val="23293D"/>
-          <w:sz w:val="21"/>
-          <w:szCs w:val="21"/>
-        </w:rPr>
-        <w:t xml:space="preserve">.</w:t>
-      </w:r>
-    </w:p>
-    <w:p>
-      <w:pPr>
-        <w:pStyle w:val="ListParagraph"/>
-        <w:numPr>
-          <w:ilvl w:val="0"/>
-          <w:numId w:val="33"/>
-        </w:numPr>
-        <w:spacing w:after="80" w:line="270"/>
-      </w:pPr>
-      <w:r>
-        <w:rPr>
-          <w:b/>
-          <w:bCs/>
-          <w:color w:val="23293D"/>
-          <w:sz w:val="21"/>
-          <w:szCs w:val="21"/>
-        </w:rPr>
-        <w:t xml:space="preserve">Coordenador</w:t>
-      </w:r>
-      <w:r>
-        <w:rPr>
-          <w:color w:val="23293D"/>
-          <w:sz w:val="21"/>
-          <w:szCs w:val="21"/>
-        </w:rPr>
-        <w:t xml:space="preserve"> aprova a opção.</w:t>
-      </w:r>
-    </w:p>
-    <w:p>
-      <w:pPr>
-        <w:pStyle w:val="ListParagraph"/>
-        <w:numPr>
-          <w:ilvl w:val="0"/>
-          <w:numId w:val="33"/>
-        </w:numPr>
-        <w:spacing w:after="80" w:line="270"/>
-      </w:pPr>
-      <w:r>
-        <w:rPr>
-          <w:b/>
-          <w:bCs/>
-          <w:color w:val="23293D"/>
-          <w:sz w:val="21"/>
-          <w:szCs w:val="21"/>
-        </w:rPr>
-        <w:t xml:space="preserve">Planner</w:t>
-      </w:r>
-      <w:r>
-        <w:rPr>
-          <w:color w:val="23293D"/>
-          <w:sz w:val="21"/>
-          <w:szCs w:val="21"/>
-        </w:rPr>
-        <w:t xml:space="preserve"> </w:t>
-      </w:r>
-      <w:r>
-        <w:rPr>
-          <w:b/>
-          <w:bCs/>
-          <w:color w:val="23293D"/>
-          <w:sz w:val="21"/>
-          <w:szCs w:val="21"/>
-        </w:rPr>
-        <w:t xml:space="preserve">Envia ao Comercial</w:t>
-      </w:r>
-      <w:r>
-        <w:rPr>
-          <w:color w:val="23293D"/>
-          <w:sz w:val="21"/>
-          <w:szCs w:val="21"/>
-        </w:rPr>
-        <w:t xml:space="preserve"> → </w:t>
-      </w:r>
-      <w:r>
-        <w:rPr>
-          <w:b/>
-          <w:bCs/>
-          <w:color w:val="23293D"/>
-          <w:sz w:val="21"/>
-          <w:szCs w:val="21"/>
-        </w:rPr>
-        <w:t xml:space="preserve">Fase 4</w:t>
-      </w:r>
-      <w:r>
-        <w:rPr>
-          <w:color w:val="23293D"/>
-          <w:sz w:val="21"/>
-          <w:szCs w:val="21"/>
-        </w:rPr>
-        <w:t xml:space="preserve">.</w:t>
-      </w:r>
-    </w:p>
-    <w:p>
-      <w:pPr>
-        <w:pStyle w:val="ListParagraph"/>
-        <w:numPr>
-          <w:ilvl w:val="0"/>
-          <w:numId w:val="33"/>
-        </w:numPr>
-        <w:spacing w:after="80" w:line="270"/>
-      </w:pPr>
-      <w:r>
-        <w:rPr>
-          <w:b/>
-          <w:bCs/>
-          <w:color w:val="23293D"/>
-          <w:sz w:val="21"/>
-          <w:szCs w:val="21"/>
-        </w:rPr>
-        <w:t xml:space="preserve">Consultor</w:t>
-      </w:r>
-      <w:r>
-        <w:rPr>
-          <w:color w:val="23293D"/>
-          <w:sz w:val="21"/>
-          <w:szCs w:val="21"/>
-        </w:rPr>
-        <w:t xml:space="preserve"> negocia → </w:t>
-      </w:r>
-      <w:r>
-        <w:rPr>
-          <w:b/>
-          <w:bCs/>
-          <w:color w:val="23293D"/>
-          <w:sz w:val="21"/>
-          <w:szCs w:val="21"/>
-        </w:rPr>
-        <w:t xml:space="preserve">Cliente aceitou</w:t>
-      </w:r>
-      <w:r>
-        <w:rPr>
-          <w:color w:val="23293D"/>
-          <w:sz w:val="21"/>
-          <w:szCs w:val="21"/>
-        </w:rPr>
-        <w:t xml:space="preserve"> → marca </w:t>
-      </w:r>
-      <w:r>
-        <w:rPr>
-          <w:b/>
-          <w:bCs/>
-          <w:color w:val="23293D"/>
-          <w:sz w:val="21"/>
-          <w:szCs w:val="21"/>
-        </w:rPr>
-        <w:t xml:space="preserve">Contrato assinado</w:t>
-      </w:r>
-      <w:r>
-        <w:rPr>
-          <w:color w:val="23293D"/>
-          <w:sz w:val="21"/>
-          <w:szCs w:val="21"/>
-        </w:rPr>
-        <w:t xml:space="preserve"> e </w:t>
-      </w:r>
-      <w:r>
-        <w:rPr>
-          <w:b/>
-          <w:bCs/>
-          <w:color w:val="23293D"/>
-          <w:sz w:val="21"/>
-          <w:szCs w:val="21"/>
-        </w:rPr>
-        <w:t xml:space="preserve">Pagamento confirmado</w:t>
-      </w:r>
-      <w:r>
-        <w:rPr>
-          <w:color w:val="23293D"/>
-          <w:sz w:val="21"/>
-          <w:szCs w:val="21"/>
-        </w:rPr>
-        <w:t xml:space="preserve"> → venda fechada → </w:t>
-      </w:r>
-      <w:r>
-        <w:rPr>
-          <w:b/>
-          <w:bCs/>
-          <w:color w:val="23293D"/>
-          <w:sz w:val="21"/>
-          <w:szCs w:val="21"/>
-        </w:rPr>
-        <w:t xml:space="preserve">Fase 5</w:t>
-      </w:r>
-      <w:r>
-        <w:rPr>
-          <w:color w:val="23293D"/>
-          <w:sz w:val="21"/>
-          <w:szCs w:val="21"/>
-        </w:rPr>
-        <w:t xml:space="preserve">.</w:t>
-      </w:r>
-    </w:p>
-    <w:p>
-      <w:pPr>
-        <w:pStyle w:val="ListParagraph"/>
-        <w:numPr>
-          <w:ilvl w:val="0"/>
-          <w:numId w:val="33"/>
-        </w:numPr>
-        <w:spacing w:after="80" w:line="270"/>
-      </w:pPr>
-      <w:r>
-        <w:rPr>
-          <w:b/>
-          <w:bCs/>
-          <w:color w:val="23293D"/>
-          <w:sz w:val="21"/>
-          <w:szCs w:val="21"/>
-        </w:rPr>
-        <w:t xml:space="preserve">Recepção</w:t>
-      </w:r>
-      <w:r>
-        <w:rPr>
-          <w:color w:val="23293D"/>
-          <w:sz w:val="21"/>
-          <w:szCs w:val="21"/>
-        </w:rPr>
-        <w:t xml:space="preserve"> recebe aviso e agenda o início do tratamento.</w:t>
-      </w:r>
-    </w:p>
-    <w:p>
-      <w:pPr>
-        <w:pStyle w:val="ListParagraph"/>
-        <w:numPr>
-          <w:ilvl w:val="0"/>
-          <w:numId w:val="33"/>
-        </w:numPr>
-        <w:spacing w:after="80" w:line="270"/>
-      </w:pPr>
-      <w:r>
-        <w:rPr>
-          <w:b/>
-          <w:bCs/>
-          <w:color w:val="23293D"/>
-          <w:sz w:val="21"/>
-          <w:szCs w:val="21"/>
-        </w:rPr>
-        <w:t xml:space="preserve">Dentista</w:t>
-      </w:r>
-      <w:r>
-        <w:rPr>
-          <w:color w:val="23293D"/>
-          <w:sz w:val="21"/>
-          <w:szCs w:val="21"/>
-        </w:rPr>
-        <w:t xml:space="preserve"> executa, escreve o Desenvolvimento Clínico e conclui → </w:t>
-      </w:r>
-      <w:r>
-        <w:rPr>
-          <w:b/>
-          <w:bCs/>
-          <w:color w:val="23293D"/>
-          <w:sz w:val="21"/>
-          <w:szCs w:val="21"/>
-        </w:rPr>
-        <w:t xml:space="preserve">estoque baixa e repasse é apurado automaticamente</w:t>
-      </w:r>
-      <w:r>
-        <w:rPr>
-          <w:color w:val="23293D"/>
-          <w:sz w:val="21"/>
-          <w:szCs w:val="21"/>
-        </w:rPr>
-        <w:t xml:space="preserve">.</w:t>
+        <w:pStyle w:val="Heading2"/>
+      </w:pPr>
+      <w:r>
+        <w:rPr>
+          <w:color w:val="1F3253"/>
+        </w:rPr>
+        <w:t xml:space="preserve">Fluxo 2 — Do cadastro ao fechamento (a jornada completa)</w:t>
       </w:r>
     </w:p>
     <w:p>
@@ -29003,177 +29261,6 @@
           <w:sz w:val="21"/>
           <w:szCs w:val="21"/>
         </w:rPr>
-        <w:t xml:space="preserve">Evidência:</w:t>
-      </w:r>
-      <w:r>
-        <w:rPr>
-          <w:color w:val="23293D"/>
-          <w:sz w:val="21"/>
-          <w:szCs w:val="21"/>
-        </w:rPr>
-        <w:t xml:space="preserve"> este fluxo está coberto por teste automatizado ponta a ponta (</w:t>
-      </w:r>
-      <w:r>
-        <w:rPr>
-          <w:rFonts w:ascii="Consolas" w:cs="Consolas" w:eastAsia="Consolas" w:hAnsi="Consolas"/>
-          <w:color w:val="1F3253"/>
-          <w:sz w:val="19"/>
-          <w:szCs w:val="19"/>
-          <w:shd w:fill="EFEDE6" w:color="auto" w:val="clear"/>
-        </w:rPr>
-        <w:t xml:space="preserve">e2e/01-jornada.spec.ts</w:t>
-      </w:r>
-      <w:r>
-        <w:rPr>
-          <w:color w:val="23293D"/>
-          <w:sz w:val="21"/>
-          <w:szCs w:val="21"/>
-        </w:rPr>
-        <w:t xml:space="preserve"> a </w:t>
-      </w:r>
-      <w:r>
-        <w:rPr>
-          <w:rFonts w:ascii="Consolas" w:cs="Consolas" w:eastAsia="Consolas" w:hAnsi="Consolas"/>
-          <w:color w:val="1F3253"/>
-          <w:sz w:val="19"/>
-          <w:szCs w:val="19"/>
-          <w:shd w:fill="EFEDE6" w:color="auto" w:val="clear"/>
-        </w:rPr>
-        <w:t xml:space="preserve">e2e/10-estoque.spec.ts</w:t>
-      </w:r>
-      <w:r>
-        <w:rPr>
-          <w:color w:val="23293D"/>
-          <w:sz w:val="21"/>
-          <w:szCs w:val="21"/>
-        </w:rPr>
-        <w:t xml:space="preserve">), o que confirma que cada passo funciona como descrito.</w:t>
-      </w:r>
-    </w:p>
-    <w:p>
-      <w:pPr>
-        <w:spacing w:after="140" w:line="280"/>
-      </w:pPr>
-      <w:r>
-        <w:rPr>
-          <w:b/>
-          <w:bCs/>
-          <w:color w:val="23293D"/>
-          <w:sz w:val="21"/>
-          <w:szCs w:val="21"/>
-        </w:rPr>
-        <w:t xml:space="preserve">Pontos de decisão:</w:t>
-      </w:r>
-      <w:r>
-        <w:rPr>
-          <w:color w:val="23293D"/>
-          <w:sz w:val="21"/>
-          <w:szCs w:val="21"/>
-        </w:rPr>
-        <w:t xml:space="preserve"> o Coordenador pode </w:t>
-      </w:r>
-      <w:r>
-        <w:rPr>
-          <w:b/>
-          <w:bCs/>
-          <w:color w:val="23293D"/>
-          <w:sz w:val="21"/>
-          <w:szCs w:val="21"/>
-        </w:rPr>
-        <w:t xml:space="preserve">reprovar</w:t>
-      </w:r>
-      <w:r>
-        <w:rPr>
-          <w:color w:val="23293D"/>
-          <w:sz w:val="21"/>
-          <w:szCs w:val="21"/>
-        </w:rPr>
-        <w:t xml:space="preserve"> (volta ao Planner com orientações); o cliente pode </w:t>
-      </w:r>
-      <w:r>
-        <w:rPr>
-          <w:b/>
-          <w:bCs/>
-          <w:color w:val="23293D"/>
-          <w:sz w:val="21"/>
-          <w:szCs w:val="21"/>
-        </w:rPr>
-        <w:t xml:space="preserve">não aceitar</w:t>
-      </w:r>
-      <w:r>
-        <w:rPr>
-          <w:color w:val="23293D"/>
-          <w:sz w:val="21"/>
-          <w:szCs w:val="21"/>
-        </w:rPr>
-        <w:t xml:space="preserve"> (vai para follow-up).</w:t>
-      </w:r>
-    </w:p>
-    <w:p>
-      <w:pPr>
-        <w:pStyle w:val="Heading2"/>
-      </w:pPr>
-      <w:r>
-        <w:rPr>
-          <w:color w:val="1F3253"/>
-        </w:rPr>
-        <w:t xml:space="preserve">Fluxo 3 — Encerrar a sessão</w:t>
-      </w:r>
-    </w:p>
-    <w:p>
-      <w:pPr>
-        <w:spacing w:after="140" w:line="280"/>
-      </w:pPr>
-      <w:r>
-        <w:rPr>
-          <w:color w:val="23293D"/>
-          <w:sz w:val="21"/>
-          <w:szCs w:val="21"/>
-        </w:rPr>
-        <w:t xml:space="preserve">Botão </w:t>
-      </w:r>
-      <w:r>
-        <w:rPr>
-          <w:b/>
-          <w:bCs/>
-          <w:color w:val="23293D"/>
-          <w:sz w:val="21"/>
-          <w:szCs w:val="21"/>
-        </w:rPr>
-        <w:t xml:space="preserve">Sair</w:t>
-      </w:r>
-      <w:r>
-        <w:rPr>
-          <w:color w:val="23293D"/>
-          <w:sz w:val="21"/>
-          <w:szCs w:val="21"/>
-        </w:rPr>
-        <w:t xml:space="preserve"> no rodapé da barra lateral.</w:t>
-      </w:r>
-    </w:p>
-    <w:p>
-      <w:pPr>
-        <w:pStyle w:val="Heading2"/>
-      </w:pPr>
-      <w:r>
-        <w:rPr>
-          <w:color w:val="1F3253"/>
-        </w:rPr>
-        <w:t xml:space="preserve">Fluxo 4 — O cliente que volta depois de perdido</w:t>
-      </w:r>
-    </w:p>
-    <w:p>
-      <w:pPr>
-        <w:spacing w:after="140" w:line="280"/>
-      </w:pPr>
-      <w:r>
-        <w:rPr>
-          <w:b/>
-          <w:bCs/>
-          <w:color w:val="23293D"/>
-          <w:sz w:val="21"/>
-          <w:szCs w:val="21"/>
-        </w:rPr>
         <w:t xml:space="preserve">Papéis:</w:t>
       </w:r>
       <w:r>
@@ -29182,20 +29269,17 @@
           <w:sz w:val="21"/>
           <w:szCs w:val="21"/>
         </w:rPr>
-        <w:t xml:space="preserve"> Consultor Comercial, Recepção, Coordenador Clínico.</w:t>
-      </w:r>
-    </w:p>
-    <w:p>
-      <w:pPr>
-        <w:spacing w:after="140" w:line="280"/>
-      </w:pPr>
-      <w:r>
-        <w:rPr>
-          <w:color w:val="23293D"/>
-          <w:sz w:val="21"/>
-          <w:szCs w:val="21"/>
-        </w:rPr>
-        <w:t xml:space="preserve">Nem todo cliente que some some para sempre. Este é o caminho de volta.</w:t>
+        <w:t xml:space="preserve"> cinco pessoas diferentes. </w:t>
+      </w:r>
+      <w:r>
+        <w:rPr>
+          <w:b/>
+          <w:bCs/>
+          <w:color w:val="23293D"/>
+          <w:sz w:val="21"/>
+          <w:szCs w:val="21"/>
+        </w:rPr>
+        <w:t xml:space="preserve">Este é o fluxo central do sistema.</w:t>
       </w:r>
     </w:p>
     <w:p>
@@ -29215,61 +29299,25 @@
           <w:sz w:val="21"/>
           <w:szCs w:val="21"/>
         </w:rPr>
-        <w:t xml:space="preserve">Consultor</w:t>
-      </w:r>
-      <w:r>
-        <w:rPr>
-          <w:color w:val="23293D"/>
-          <w:sz w:val="21"/>
-          <w:szCs w:val="21"/>
-        </w:rPr>
-        <w:t xml:space="preserve"> marca </w:t>
-      </w:r>
-      <w:r>
-        <w:rPr>
-          <w:b/>
-          <w:bCs/>
-          <w:color w:val="23293D"/>
-          <w:sz w:val="21"/>
-          <w:szCs w:val="21"/>
-        </w:rPr>
-        <w:t xml:space="preserve">perdido</w:t>
-      </w:r>
-      <w:r>
-        <w:rPr>
-          <w:color w:val="23293D"/>
-          <w:sz w:val="21"/>
-          <w:szCs w:val="21"/>
-        </w:rPr>
-        <w:t xml:space="preserve"> (ou cancelado), com o motivo. O sistema move o cliente para o </w:t>
-      </w:r>
-      <w:r>
-        <w:rPr>
-          <w:b/>
-          <w:bCs/>
-          <w:color w:val="23293D"/>
-          <w:sz w:val="21"/>
-          <w:szCs w:val="21"/>
-        </w:rPr>
-        <w:t xml:space="preserve">Acompanhamento (Fase 7)</w:t>
-      </w:r>
-      <w:r>
-        <w:rPr>
-          <w:color w:val="23293D"/>
-          <w:sz w:val="21"/>
-          <w:szCs w:val="21"/>
-        </w:rPr>
-        <w:t xml:space="preserve"> e o marca como </w:t>
-      </w:r>
-      <w:r>
-        <w:rPr>
-          <w:b/>
-          <w:bCs/>
-          <w:color w:val="23293D"/>
-          <w:sz w:val="21"/>
-          <w:szCs w:val="21"/>
-        </w:rPr>
-        <w:t xml:space="preserve">inativo</w:t>
+        <w:t xml:space="preserve">Recepção</w:t>
+      </w:r>
+      <w:r>
+        <w:rPr>
+          <w:color w:val="23293D"/>
+          <w:sz w:val="21"/>
+          <w:szCs w:val="21"/>
+        </w:rPr>
+        <w:t xml:space="preserve"> cadastra o paciente → nasce na </w:t>
+      </w:r>
+      <w:r>
+        <w:rPr>
+          <w:b/>
+          <w:bCs/>
+          <w:color w:val="23293D"/>
+          <w:sz w:val="21"/>
+          <w:szCs w:val="21"/>
+        </w:rPr>
+        <w:t xml:space="preserve">Aquisição</w:t>
       </w:r>
       <w:r>
         <w:rPr>
@@ -29291,65 +29339,39 @@
       </w:pPr>
       <w:r>
         <w:rPr>
-          <w:color w:val="23293D"/>
-          <w:sz w:val="21"/>
-          <w:szCs w:val="21"/>
-        </w:rPr>
-        <w:t xml:space="preserve">Meses depois, </w:t>
-      </w:r>
-      <w:r>
-        <w:rPr>
-          <w:b/>
-          <w:bCs/>
-          <w:color w:val="23293D"/>
-          <w:sz w:val="21"/>
-          <w:szCs w:val="21"/>
-        </w:rPr>
-        <w:t xml:space="preserve">o cliente liga</w:t>
-      </w:r>
-      <w:r>
-        <w:rPr>
-          <w:color w:val="23293D"/>
-          <w:sz w:val="21"/>
-          <w:szCs w:val="21"/>
-        </w:rPr>
-        <w:t xml:space="preserve">. A </w:t>
-      </w:r>
-      <w:r>
-        <w:rPr>
-          <w:b/>
-          <w:bCs/>
-          <w:color w:val="23293D"/>
-          <w:sz w:val="21"/>
-          <w:szCs w:val="21"/>
-        </w:rPr>
-        <w:t xml:space="preserve">recepção</w:t>
-      </w:r>
-      <w:r>
-        <w:rPr>
-          <w:color w:val="23293D"/>
-          <w:sz w:val="21"/>
-          <w:szCs w:val="21"/>
-        </w:rPr>
-        <w:t xml:space="preserve"> agenda uma </w:t>
-      </w:r>
-      <w:r>
-        <w:rPr>
-          <w:b/>
-          <w:bCs/>
-          <w:color w:val="23293D"/>
-          <w:sz w:val="21"/>
-          <w:szCs w:val="21"/>
-        </w:rPr>
-        <w:t xml:space="preserve">Reavaliação</w:t>
-      </w:r>
-      <w:r>
-        <w:rPr>
-          <w:color w:val="23293D"/>
-          <w:sz w:val="21"/>
-          <w:szCs w:val="21"/>
-        </w:rPr>
-        <w:t xml:space="preserve"> — que é um tipo disponível na Fase 7.</w:t>
+          <w:b/>
+          <w:bCs/>
+          <w:color w:val="23293D"/>
+          <w:sz w:val="21"/>
+          <w:szCs w:val="21"/>
+        </w:rPr>
+        <w:t xml:space="preserve">Recepção</w:t>
+      </w:r>
+      <w:r>
+        <w:rPr>
+          <w:color w:val="23293D"/>
+          <w:sz w:val="21"/>
+          <w:szCs w:val="21"/>
+        </w:rPr>
+        <w:t xml:space="preserve"> move para </w:t>
+      </w:r>
+      <w:r>
+        <w:rPr>
+          <w:b/>
+          <w:bCs/>
+          <w:color w:val="23293D"/>
+          <w:sz w:val="21"/>
+          <w:szCs w:val="21"/>
+        </w:rPr>
+        <w:t xml:space="preserve">Conversão Clínica</w:t>
+      </w:r>
+      <w:r>
+        <w:rPr>
+          <w:color w:val="23293D"/>
+          <w:sz w:val="21"/>
+          <w:szCs w:val="21"/>
+        </w:rPr>
+        <w:t xml:space="preserve">.</w:t>
       </w:r>
     </w:p>
     <w:p>
@@ -29363,75 +29385,49 @@
       </w:pPr>
       <w:r>
         <w:rPr>
-          <w:color w:val="23293D"/>
-          <w:sz w:val="21"/>
-          <w:szCs w:val="21"/>
-        </w:rPr>
-        <w:t xml:space="preserve">O cliente </w:t>
-      </w:r>
-      <w:r>
-        <w:rPr>
-          <w:b/>
-          <w:bCs/>
-          <w:color w:val="23293D"/>
-          <w:sz w:val="21"/>
-          <w:szCs w:val="21"/>
-        </w:rPr>
-        <w:t xml:space="preserve">comparece</w:t>
-      </w:r>
-      <w:r>
-        <w:rPr>
-          <w:color w:val="23293D"/>
-          <w:sz w:val="21"/>
-          <w:szCs w:val="21"/>
-        </w:rPr>
-        <w:t xml:space="preserve">, e o </w:t>
-      </w:r>
-      <w:r>
-        <w:rPr>
-          <w:b/>
-          <w:bCs/>
-          <w:color w:val="23293D"/>
-          <w:sz w:val="21"/>
-          <w:szCs w:val="21"/>
-        </w:rPr>
-        <w:t xml:space="preserve">check-in sozinho</w:t>
-      </w:r>
-      <w:r>
-        <w:rPr>
-          <w:color w:val="23293D"/>
-          <w:sz w:val="21"/>
-          <w:szCs w:val="21"/>
-        </w:rPr>
-        <w:t xml:space="preserve"> o leva para a </w:t>
-      </w:r>
-      <w:r>
-        <w:rPr>
-          <w:b/>
-          <w:bCs/>
-          <w:color w:val="23293D"/>
-          <w:sz w:val="21"/>
-          <w:szCs w:val="21"/>
-        </w:rPr>
-        <w:t xml:space="preserve">Reavaliação (Fase 6)</w:t>
-      </w:r>
-      <w:r>
-        <w:rPr>
-          <w:color w:val="23293D"/>
-          <w:sz w:val="21"/>
-          <w:szCs w:val="21"/>
-        </w:rPr>
-        <w:t xml:space="preserve">. No mesmo instante ele volta a ser </w:t>
-      </w:r>
-      <w:r>
-        <w:rPr>
-          <w:b/>
-          <w:bCs/>
-          <w:color w:val="23293D"/>
-          <w:sz w:val="21"/>
-          <w:szCs w:val="21"/>
-        </w:rPr>
-        <w:t xml:space="preserve">ativo</w:t>
+          <w:b/>
+          <w:bCs/>
+          <w:color w:val="23293D"/>
+          <w:sz w:val="21"/>
+          <w:szCs w:val="21"/>
+        </w:rPr>
+        <w:t xml:space="preserve">Coordenador</w:t>
+      </w:r>
+      <w:r>
+        <w:rPr>
+          <w:color w:val="23293D"/>
+          <w:sz w:val="21"/>
+          <w:szCs w:val="21"/>
+        </w:rPr>
+        <w:t xml:space="preserve"> registra consentimento → anamnese → fotos → </w:t>
+      </w:r>
+      <w:r>
+        <w:rPr>
+          <w:b/>
+          <w:bCs/>
+          <w:color w:val="23293D"/>
+          <w:sz w:val="21"/>
+          <w:szCs w:val="21"/>
+        </w:rPr>
+        <w:t xml:space="preserve">Enviar ao Centro de Planejamento</w:t>
+      </w:r>
+      <w:r>
+        <w:rPr>
+          <w:color w:val="23293D"/>
+          <w:sz w:val="21"/>
+          <w:szCs w:val="21"/>
+        </w:rPr>
+        <w:t xml:space="preserve"> → paciente vai para a </w:t>
+      </w:r>
+      <w:r>
+        <w:rPr>
+          <w:b/>
+          <w:bCs/>
+          <w:color w:val="23293D"/>
+          <w:sz w:val="21"/>
+          <w:szCs w:val="21"/>
+        </w:rPr>
+        <w:t xml:space="preserve">Fase 3</w:t>
       </w:r>
       <w:r>
         <w:rPr>
@@ -29459,25 +29455,25 @@
           <w:sz w:val="21"/>
           <w:szCs w:val="21"/>
         </w:rPr>
-        <w:t xml:space="preserve">Coordenador</w:t>
-      </w:r>
-      <w:r>
-        <w:rPr>
-          <w:color w:val="23293D"/>
-          <w:sz w:val="21"/>
-          <w:szCs w:val="21"/>
-        </w:rPr>
-        <w:t xml:space="preserve"> reavalia e envia ao </w:t>
-      </w:r>
-      <w:r>
-        <w:rPr>
-          <w:b/>
-          <w:bCs/>
-          <w:color w:val="23293D"/>
-          <w:sz w:val="21"/>
-          <w:szCs w:val="21"/>
-        </w:rPr>
-        <w:t xml:space="preserve">Centro de Planejamento</w:t>
+        <w:t xml:space="preserve">Planner</w:t>
+      </w:r>
+      <w:r>
+        <w:rPr>
+          <w:color w:val="23293D"/>
+          <w:sz w:val="21"/>
+          <w:szCs w:val="21"/>
+        </w:rPr>
+        <w:t xml:space="preserve"> monta plano + orçamento + pilar → </w:t>
+      </w:r>
+      <w:r>
+        <w:rPr>
+          <w:b/>
+          <w:bCs/>
+          <w:color w:val="23293D"/>
+          <w:sz w:val="21"/>
+          <w:szCs w:val="21"/>
+        </w:rPr>
+        <w:t xml:space="preserve">Enviar para aprovação</w:t>
       </w:r>
       <w:r>
         <w:rPr>
@@ -29499,29 +29495,21 @@
       </w:pPr>
       <w:r>
         <w:rPr>
-          <w:color w:val="23293D"/>
-          <w:sz w:val="21"/>
-          <w:szCs w:val="21"/>
-        </w:rPr>
-        <w:t xml:space="preserve">Novo plano, nova aprovação, e o cliente </w:t>
-      </w:r>
-      <w:r>
-        <w:rPr>
-          <w:b/>
-          <w:bCs/>
-          <w:color w:val="23293D"/>
-          <w:sz w:val="21"/>
-          <w:szCs w:val="21"/>
-        </w:rPr>
-        <w:t xml:space="preserve">volta ao Comercial</w:t>
-      </w:r>
-      <w:r>
-        <w:rPr>
-          <w:color w:val="23293D"/>
-          <w:sz w:val="21"/>
-          <w:szCs w:val="21"/>
-        </w:rPr>
-        <w:t xml:space="preserve"> — agora com um orçamento que reflete a boca dele hoje, não a de um ano atrás.</w:t>
+          <w:b/>
+          <w:bCs/>
+          <w:color w:val="23293D"/>
+          <w:sz w:val="21"/>
+          <w:szCs w:val="21"/>
+        </w:rPr>
+        <w:t xml:space="preserve">Coordenador</w:t>
+      </w:r>
+      <w:r>
+        <w:rPr>
+          <w:color w:val="23293D"/>
+          <w:sz w:val="21"/>
+          <w:szCs w:val="21"/>
+        </w:rPr>
+        <w:t xml:space="preserve"> aprova a opção.</w:t>
       </w:r>
     </w:p>
     <w:p>
@@ -29530,6 +29518,777 @@
         <w:numPr>
           <w:ilvl w:val="0"/>
           <w:numId w:val="34"/>
+        </w:numPr>
+        <w:spacing w:after="80" w:line="270"/>
+      </w:pPr>
+      <w:r>
+        <w:rPr>
+          <w:b/>
+          <w:bCs/>
+          <w:color w:val="23293D"/>
+          <w:sz w:val="21"/>
+          <w:szCs w:val="21"/>
+        </w:rPr>
+        <w:t xml:space="preserve">Planner</w:t>
+      </w:r>
+      <w:r>
+        <w:rPr>
+          <w:color w:val="23293D"/>
+          <w:sz w:val="21"/>
+          <w:szCs w:val="21"/>
+        </w:rPr>
+        <w:t xml:space="preserve"> </w:t>
+      </w:r>
+      <w:r>
+        <w:rPr>
+          <w:b/>
+          <w:bCs/>
+          <w:color w:val="23293D"/>
+          <w:sz w:val="21"/>
+          <w:szCs w:val="21"/>
+        </w:rPr>
+        <w:t xml:space="preserve">Envia ao Comercial</w:t>
+      </w:r>
+      <w:r>
+        <w:rPr>
+          <w:color w:val="23293D"/>
+          <w:sz w:val="21"/>
+          <w:szCs w:val="21"/>
+        </w:rPr>
+        <w:t xml:space="preserve"> → </w:t>
+      </w:r>
+      <w:r>
+        <w:rPr>
+          <w:b/>
+          <w:bCs/>
+          <w:color w:val="23293D"/>
+          <w:sz w:val="21"/>
+          <w:szCs w:val="21"/>
+        </w:rPr>
+        <w:t xml:space="preserve">Fase 4</w:t>
+      </w:r>
+      <w:r>
+        <w:rPr>
+          <w:color w:val="23293D"/>
+          <w:sz w:val="21"/>
+          <w:szCs w:val="21"/>
+        </w:rPr>
+        <w:t xml:space="preserve">.</w:t>
+      </w:r>
+    </w:p>
+    <w:p>
+      <w:pPr>
+        <w:pStyle w:val="ListParagraph"/>
+        <w:numPr>
+          <w:ilvl w:val="0"/>
+          <w:numId w:val="34"/>
+        </w:numPr>
+        <w:spacing w:after="80" w:line="270"/>
+      </w:pPr>
+      <w:r>
+        <w:rPr>
+          <w:b/>
+          <w:bCs/>
+          <w:color w:val="23293D"/>
+          <w:sz w:val="21"/>
+          <w:szCs w:val="21"/>
+        </w:rPr>
+        <w:t xml:space="preserve">Consultor</w:t>
+      </w:r>
+      <w:r>
+        <w:rPr>
+          <w:color w:val="23293D"/>
+          <w:sz w:val="21"/>
+          <w:szCs w:val="21"/>
+        </w:rPr>
+        <w:t xml:space="preserve"> negocia → </w:t>
+      </w:r>
+      <w:r>
+        <w:rPr>
+          <w:b/>
+          <w:bCs/>
+          <w:color w:val="23293D"/>
+          <w:sz w:val="21"/>
+          <w:szCs w:val="21"/>
+        </w:rPr>
+        <w:t xml:space="preserve">Cliente aceitou</w:t>
+      </w:r>
+      <w:r>
+        <w:rPr>
+          <w:color w:val="23293D"/>
+          <w:sz w:val="21"/>
+          <w:szCs w:val="21"/>
+        </w:rPr>
+        <w:t xml:space="preserve"> → marca </w:t>
+      </w:r>
+      <w:r>
+        <w:rPr>
+          <w:b/>
+          <w:bCs/>
+          <w:color w:val="23293D"/>
+          <w:sz w:val="21"/>
+          <w:szCs w:val="21"/>
+        </w:rPr>
+        <w:t xml:space="preserve">Contrato assinado</w:t>
+      </w:r>
+      <w:r>
+        <w:rPr>
+          <w:color w:val="23293D"/>
+          <w:sz w:val="21"/>
+          <w:szCs w:val="21"/>
+        </w:rPr>
+        <w:t xml:space="preserve"> e </w:t>
+      </w:r>
+      <w:r>
+        <w:rPr>
+          <w:b/>
+          <w:bCs/>
+          <w:color w:val="23293D"/>
+          <w:sz w:val="21"/>
+          <w:szCs w:val="21"/>
+        </w:rPr>
+        <w:t xml:space="preserve">Pagamento confirmado</w:t>
+      </w:r>
+      <w:r>
+        <w:rPr>
+          <w:color w:val="23293D"/>
+          <w:sz w:val="21"/>
+          <w:szCs w:val="21"/>
+        </w:rPr>
+        <w:t xml:space="preserve"> → venda fechada → </w:t>
+      </w:r>
+      <w:r>
+        <w:rPr>
+          <w:b/>
+          <w:bCs/>
+          <w:color w:val="23293D"/>
+          <w:sz w:val="21"/>
+          <w:szCs w:val="21"/>
+        </w:rPr>
+        <w:t xml:space="preserve">Fase 5</w:t>
+      </w:r>
+      <w:r>
+        <w:rPr>
+          <w:color w:val="23293D"/>
+          <w:sz w:val="21"/>
+          <w:szCs w:val="21"/>
+        </w:rPr>
+        <w:t xml:space="preserve">.</w:t>
+      </w:r>
+    </w:p>
+    <w:p>
+      <w:pPr>
+        <w:pStyle w:val="ListParagraph"/>
+        <w:numPr>
+          <w:ilvl w:val="0"/>
+          <w:numId w:val="34"/>
+        </w:numPr>
+        <w:spacing w:after="80" w:line="270"/>
+      </w:pPr>
+      <w:r>
+        <w:rPr>
+          <w:b/>
+          <w:bCs/>
+          <w:color w:val="23293D"/>
+          <w:sz w:val="21"/>
+          <w:szCs w:val="21"/>
+        </w:rPr>
+        <w:t xml:space="preserve">Recepção</w:t>
+      </w:r>
+      <w:r>
+        <w:rPr>
+          <w:color w:val="23293D"/>
+          <w:sz w:val="21"/>
+          <w:szCs w:val="21"/>
+        </w:rPr>
+        <w:t xml:space="preserve"> recebe aviso e agenda o início do tratamento.</w:t>
+      </w:r>
+    </w:p>
+    <w:p>
+      <w:pPr>
+        <w:pStyle w:val="ListParagraph"/>
+        <w:numPr>
+          <w:ilvl w:val="0"/>
+          <w:numId w:val="34"/>
+        </w:numPr>
+        <w:spacing w:after="80" w:line="270"/>
+      </w:pPr>
+      <w:r>
+        <w:rPr>
+          <w:b/>
+          <w:bCs/>
+          <w:color w:val="23293D"/>
+          <w:sz w:val="21"/>
+          <w:szCs w:val="21"/>
+        </w:rPr>
+        <w:t xml:space="preserve">Dentista</w:t>
+      </w:r>
+      <w:r>
+        <w:rPr>
+          <w:color w:val="23293D"/>
+          <w:sz w:val="21"/>
+          <w:szCs w:val="21"/>
+        </w:rPr>
+        <w:t xml:space="preserve"> executa, escreve o Desenvolvimento Clínico e conclui → </w:t>
+      </w:r>
+      <w:r>
+        <w:rPr>
+          <w:b/>
+          <w:bCs/>
+          <w:color w:val="23293D"/>
+          <w:sz w:val="21"/>
+          <w:szCs w:val="21"/>
+        </w:rPr>
+        <w:t xml:space="preserve">estoque baixa e repasse é apurado automaticamente</w:t>
+      </w:r>
+      <w:r>
+        <w:rPr>
+          <w:color w:val="23293D"/>
+          <w:sz w:val="21"/>
+          <w:szCs w:val="21"/>
+        </w:rPr>
+        <w:t xml:space="preserve">.</w:t>
+      </w:r>
+    </w:p>
+    <w:p>
+      <w:pPr>
+        <w:spacing w:after="140" w:line="280"/>
+      </w:pPr>
+      <w:r>
+        <w:rPr>
+          <w:b/>
+          <w:bCs/>
+          <w:color w:val="23293D"/>
+          <w:sz w:val="21"/>
+          <w:szCs w:val="21"/>
+        </w:rPr>
+        <w:t xml:space="preserve">Evidência:</w:t>
+      </w:r>
+      <w:r>
+        <w:rPr>
+          <w:color w:val="23293D"/>
+          <w:sz w:val="21"/>
+          <w:szCs w:val="21"/>
+        </w:rPr>
+        <w:t xml:space="preserve"> este fluxo está coberto por teste automatizado ponta a ponta (</w:t>
+      </w:r>
+      <w:r>
+        <w:rPr>
+          <w:rFonts w:ascii="Consolas" w:cs="Consolas" w:eastAsia="Consolas" w:hAnsi="Consolas"/>
+          <w:color w:val="1F3253"/>
+          <w:sz w:val="19"/>
+          <w:szCs w:val="19"/>
+          <w:shd w:fill="EFEDE6" w:color="auto" w:val="clear"/>
+        </w:rPr>
+        <w:t xml:space="preserve">e2e/01-jornada.spec.ts</w:t>
+      </w:r>
+      <w:r>
+        <w:rPr>
+          <w:color w:val="23293D"/>
+          <w:sz w:val="21"/>
+          <w:szCs w:val="21"/>
+        </w:rPr>
+        <w:t xml:space="preserve"> a </w:t>
+      </w:r>
+      <w:r>
+        <w:rPr>
+          <w:rFonts w:ascii="Consolas" w:cs="Consolas" w:eastAsia="Consolas" w:hAnsi="Consolas"/>
+          <w:color w:val="1F3253"/>
+          <w:sz w:val="19"/>
+          <w:szCs w:val="19"/>
+          <w:shd w:fill="EFEDE6" w:color="auto" w:val="clear"/>
+        </w:rPr>
+        <w:t xml:space="preserve">e2e/10-estoque.spec.ts</w:t>
+      </w:r>
+      <w:r>
+        <w:rPr>
+          <w:color w:val="23293D"/>
+          <w:sz w:val="21"/>
+          <w:szCs w:val="21"/>
+        </w:rPr>
+        <w:t xml:space="preserve">), o que confirma que cada passo funciona como descrito.</w:t>
+      </w:r>
+    </w:p>
+    <w:p>
+      <w:pPr>
+        <w:spacing w:after="140" w:line="280"/>
+      </w:pPr>
+      <w:r>
+        <w:rPr>
+          <w:b/>
+          <w:bCs/>
+          <w:color w:val="23293D"/>
+          <w:sz w:val="21"/>
+          <w:szCs w:val="21"/>
+        </w:rPr>
+        <w:t xml:space="preserve">Pontos de decisão:</w:t>
+      </w:r>
+      <w:r>
+        <w:rPr>
+          <w:color w:val="23293D"/>
+          <w:sz w:val="21"/>
+          <w:szCs w:val="21"/>
+        </w:rPr>
+        <w:t xml:space="preserve"> o Coordenador pode </w:t>
+      </w:r>
+      <w:r>
+        <w:rPr>
+          <w:b/>
+          <w:bCs/>
+          <w:color w:val="23293D"/>
+          <w:sz w:val="21"/>
+          <w:szCs w:val="21"/>
+        </w:rPr>
+        <w:t xml:space="preserve">reprovar</w:t>
+      </w:r>
+      <w:r>
+        <w:rPr>
+          <w:color w:val="23293D"/>
+          <w:sz w:val="21"/>
+          <w:szCs w:val="21"/>
+        </w:rPr>
+        <w:t xml:space="preserve"> (volta ao Planner com orientações); o cliente pode </w:t>
+      </w:r>
+      <w:r>
+        <w:rPr>
+          <w:b/>
+          <w:bCs/>
+          <w:color w:val="23293D"/>
+          <w:sz w:val="21"/>
+          <w:szCs w:val="21"/>
+        </w:rPr>
+        <w:t xml:space="preserve">não aceitar</w:t>
+      </w:r>
+      <w:r>
+        <w:rPr>
+          <w:color w:val="23293D"/>
+          <w:sz w:val="21"/>
+          <w:szCs w:val="21"/>
+        </w:rPr>
+        <w:t xml:space="preserve"> (vai para follow-up).</w:t>
+      </w:r>
+    </w:p>
+    <w:p>
+      <w:pPr>
+        <w:pStyle w:val="Heading2"/>
+      </w:pPr>
+      <w:r>
+        <w:rPr>
+          <w:color w:val="1F3253"/>
+        </w:rPr>
+        <w:t xml:space="preserve">Fluxo 3 — Encerrar a sessão</w:t>
+      </w:r>
+    </w:p>
+    <w:p>
+      <w:pPr>
+        <w:spacing w:after="140" w:line="280"/>
+      </w:pPr>
+      <w:r>
+        <w:rPr>
+          <w:color w:val="23293D"/>
+          <w:sz w:val="21"/>
+          <w:szCs w:val="21"/>
+        </w:rPr>
+        <w:t xml:space="preserve">Botão </w:t>
+      </w:r>
+      <w:r>
+        <w:rPr>
+          <w:b/>
+          <w:bCs/>
+          <w:color w:val="23293D"/>
+          <w:sz w:val="21"/>
+          <w:szCs w:val="21"/>
+        </w:rPr>
+        <w:t xml:space="preserve">Sair</w:t>
+      </w:r>
+      <w:r>
+        <w:rPr>
+          <w:color w:val="23293D"/>
+          <w:sz w:val="21"/>
+          <w:szCs w:val="21"/>
+        </w:rPr>
+        <w:t xml:space="preserve"> no rodapé da barra lateral.</w:t>
+      </w:r>
+    </w:p>
+    <w:p>
+      <w:pPr>
+        <w:pStyle w:val="Heading2"/>
+      </w:pPr>
+      <w:r>
+        <w:rPr>
+          <w:color w:val="1F3253"/>
+        </w:rPr>
+        <w:t xml:space="preserve">Fluxo 4 — O cliente que volta depois de perdido</w:t>
+      </w:r>
+    </w:p>
+    <w:p>
+      <w:pPr>
+        <w:spacing w:after="140" w:line="280"/>
+      </w:pPr>
+      <w:r>
+        <w:rPr>
+          <w:b/>
+          <w:bCs/>
+          <w:color w:val="23293D"/>
+          <w:sz w:val="21"/>
+          <w:szCs w:val="21"/>
+        </w:rPr>
+        <w:t xml:space="preserve">Papéis:</w:t>
+      </w:r>
+      <w:r>
+        <w:rPr>
+          <w:color w:val="23293D"/>
+          <w:sz w:val="21"/>
+          <w:szCs w:val="21"/>
+        </w:rPr>
+        <w:t xml:space="preserve"> Consultor Comercial, Recepção, Coordenador Clínico.</w:t>
+      </w:r>
+    </w:p>
+    <w:p>
+      <w:pPr>
+        <w:spacing w:after="140" w:line="280"/>
+      </w:pPr>
+      <w:r>
+        <w:rPr>
+          <w:color w:val="23293D"/>
+          <w:sz w:val="21"/>
+          <w:szCs w:val="21"/>
+        </w:rPr>
+        <w:t xml:space="preserve">Nem todo cliente que some some para sempre. Este é o caminho de volta.</w:t>
+      </w:r>
+    </w:p>
+    <w:p>
+      <w:pPr>
+        <w:pStyle w:val="ListParagraph"/>
+        <w:numPr>
+          <w:ilvl w:val="0"/>
+          <w:numId w:val="35"/>
+        </w:numPr>
+        <w:spacing w:after="80" w:line="270"/>
+      </w:pPr>
+      <w:r>
+        <w:rPr>
+          <w:b/>
+          <w:bCs/>
+          <w:color w:val="23293D"/>
+          <w:sz w:val="21"/>
+          <w:szCs w:val="21"/>
+        </w:rPr>
+        <w:t xml:space="preserve">Consultor</w:t>
+      </w:r>
+      <w:r>
+        <w:rPr>
+          <w:color w:val="23293D"/>
+          <w:sz w:val="21"/>
+          <w:szCs w:val="21"/>
+        </w:rPr>
+        <w:t xml:space="preserve"> marca </w:t>
+      </w:r>
+      <w:r>
+        <w:rPr>
+          <w:b/>
+          <w:bCs/>
+          <w:color w:val="23293D"/>
+          <w:sz w:val="21"/>
+          <w:szCs w:val="21"/>
+        </w:rPr>
+        <w:t xml:space="preserve">perdido</w:t>
+      </w:r>
+      <w:r>
+        <w:rPr>
+          <w:color w:val="23293D"/>
+          <w:sz w:val="21"/>
+          <w:szCs w:val="21"/>
+        </w:rPr>
+        <w:t xml:space="preserve"> (ou cancelado), com o motivo. O sistema move o cliente para o </w:t>
+      </w:r>
+      <w:r>
+        <w:rPr>
+          <w:b/>
+          <w:bCs/>
+          <w:color w:val="23293D"/>
+          <w:sz w:val="21"/>
+          <w:szCs w:val="21"/>
+        </w:rPr>
+        <w:t xml:space="preserve">Acompanhamento (Fase 7)</w:t>
+      </w:r>
+      <w:r>
+        <w:rPr>
+          <w:color w:val="23293D"/>
+          <w:sz w:val="21"/>
+          <w:szCs w:val="21"/>
+        </w:rPr>
+        <w:t xml:space="preserve"> e o marca como </w:t>
+      </w:r>
+      <w:r>
+        <w:rPr>
+          <w:b/>
+          <w:bCs/>
+          <w:color w:val="23293D"/>
+          <w:sz w:val="21"/>
+          <w:szCs w:val="21"/>
+        </w:rPr>
+        <w:t xml:space="preserve">inativo</w:t>
+      </w:r>
+      <w:r>
+        <w:rPr>
+          <w:color w:val="23293D"/>
+          <w:sz w:val="21"/>
+          <w:szCs w:val="21"/>
+        </w:rPr>
+        <w:t xml:space="preserve">.</w:t>
+      </w:r>
+    </w:p>
+    <w:p>
+      <w:pPr>
+        <w:pStyle w:val="ListParagraph"/>
+        <w:numPr>
+          <w:ilvl w:val="0"/>
+          <w:numId w:val="35"/>
+        </w:numPr>
+        <w:spacing w:after="80" w:line="270"/>
+      </w:pPr>
+      <w:r>
+        <w:rPr>
+          <w:color w:val="23293D"/>
+          <w:sz w:val="21"/>
+          <w:szCs w:val="21"/>
+        </w:rPr>
+        <w:t xml:space="preserve">Meses depois, </w:t>
+      </w:r>
+      <w:r>
+        <w:rPr>
+          <w:b/>
+          <w:bCs/>
+          <w:color w:val="23293D"/>
+          <w:sz w:val="21"/>
+          <w:szCs w:val="21"/>
+        </w:rPr>
+        <w:t xml:space="preserve">o cliente liga</w:t>
+      </w:r>
+      <w:r>
+        <w:rPr>
+          <w:color w:val="23293D"/>
+          <w:sz w:val="21"/>
+          <w:szCs w:val="21"/>
+        </w:rPr>
+        <w:t xml:space="preserve">. A </w:t>
+      </w:r>
+      <w:r>
+        <w:rPr>
+          <w:b/>
+          <w:bCs/>
+          <w:color w:val="23293D"/>
+          <w:sz w:val="21"/>
+          <w:szCs w:val="21"/>
+        </w:rPr>
+        <w:t xml:space="preserve">recepção</w:t>
+      </w:r>
+      <w:r>
+        <w:rPr>
+          <w:color w:val="23293D"/>
+          <w:sz w:val="21"/>
+          <w:szCs w:val="21"/>
+        </w:rPr>
+        <w:t xml:space="preserve"> agenda uma </w:t>
+      </w:r>
+      <w:r>
+        <w:rPr>
+          <w:b/>
+          <w:bCs/>
+          <w:color w:val="23293D"/>
+          <w:sz w:val="21"/>
+          <w:szCs w:val="21"/>
+        </w:rPr>
+        <w:t xml:space="preserve">Reavaliação</w:t>
+      </w:r>
+      <w:r>
+        <w:rPr>
+          <w:color w:val="23293D"/>
+          <w:sz w:val="21"/>
+          <w:szCs w:val="21"/>
+        </w:rPr>
+        <w:t xml:space="preserve"> — que é um tipo disponível na Fase 7.</w:t>
+      </w:r>
+    </w:p>
+    <w:p>
+      <w:pPr>
+        <w:pStyle w:val="ListParagraph"/>
+        <w:numPr>
+          <w:ilvl w:val="0"/>
+          <w:numId w:val="35"/>
+        </w:numPr>
+        <w:spacing w:after="80" w:line="270"/>
+      </w:pPr>
+      <w:r>
+        <w:rPr>
+          <w:color w:val="23293D"/>
+          <w:sz w:val="21"/>
+          <w:szCs w:val="21"/>
+        </w:rPr>
+        <w:t xml:space="preserve">O cliente </w:t>
+      </w:r>
+      <w:r>
+        <w:rPr>
+          <w:b/>
+          <w:bCs/>
+          <w:color w:val="23293D"/>
+          <w:sz w:val="21"/>
+          <w:szCs w:val="21"/>
+        </w:rPr>
+        <w:t xml:space="preserve">comparece</w:t>
+      </w:r>
+      <w:r>
+        <w:rPr>
+          <w:color w:val="23293D"/>
+          <w:sz w:val="21"/>
+          <w:szCs w:val="21"/>
+        </w:rPr>
+        <w:t xml:space="preserve">, e o </w:t>
+      </w:r>
+      <w:r>
+        <w:rPr>
+          <w:b/>
+          <w:bCs/>
+          <w:color w:val="23293D"/>
+          <w:sz w:val="21"/>
+          <w:szCs w:val="21"/>
+        </w:rPr>
+        <w:t xml:space="preserve">check-in sozinho</w:t>
+      </w:r>
+      <w:r>
+        <w:rPr>
+          <w:color w:val="23293D"/>
+          <w:sz w:val="21"/>
+          <w:szCs w:val="21"/>
+        </w:rPr>
+        <w:t xml:space="preserve"> o leva para a </w:t>
+      </w:r>
+      <w:r>
+        <w:rPr>
+          <w:b/>
+          <w:bCs/>
+          <w:color w:val="23293D"/>
+          <w:sz w:val="21"/>
+          <w:szCs w:val="21"/>
+        </w:rPr>
+        <w:t xml:space="preserve">Reavaliação (Fase 6)</w:t>
+      </w:r>
+      <w:r>
+        <w:rPr>
+          <w:color w:val="23293D"/>
+          <w:sz w:val="21"/>
+          <w:szCs w:val="21"/>
+        </w:rPr>
+        <w:t xml:space="preserve">. No mesmo instante ele volta a ser </w:t>
+      </w:r>
+      <w:r>
+        <w:rPr>
+          <w:b/>
+          <w:bCs/>
+          <w:color w:val="23293D"/>
+          <w:sz w:val="21"/>
+          <w:szCs w:val="21"/>
+        </w:rPr>
+        <w:t xml:space="preserve">ativo</w:t>
+      </w:r>
+      <w:r>
+        <w:rPr>
+          <w:color w:val="23293D"/>
+          <w:sz w:val="21"/>
+          <w:szCs w:val="21"/>
+        </w:rPr>
+        <w:t xml:space="preserve">.</w:t>
+      </w:r>
+    </w:p>
+    <w:p>
+      <w:pPr>
+        <w:pStyle w:val="ListParagraph"/>
+        <w:numPr>
+          <w:ilvl w:val="0"/>
+          <w:numId w:val="35"/>
+        </w:numPr>
+        <w:spacing w:after="80" w:line="270"/>
+      </w:pPr>
+      <w:r>
+        <w:rPr>
+          <w:b/>
+          <w:bCs/>
+          <w:color w:val="23293D"/>
+          <w:sz w:val="21"/>
+          <w:szCs w:val="21"/>
+        </w:rPr>
+        <w:t xml:space="preserve">Coordenador</w:t>
+      </w:r>
+      <w:r>
+        <w:rPr>
+          <w:color w:val="23293D"/>
+          <w:sz w:val="21"/>
+          <w:szCs w:val="21"/>
+        </w:rPr>
+        <w:t xml:space="preserve"> reavalia e envia ao </w:t>
+      </w:r>
+      <w:r>
+        <w:rPr>
+          <w:b/>
+          <w:bCs/>
+          <w:color w:val="23293D"/>
+          <w:sz w:val="21"/>
+          <w:szCs w:val="21"/>
+        </w:rPr>
+        <w:t xml:space="preserve">Centro de Planejamento</w:t>
+      </w:r>
+      <w:r>
+        <w:rPr>
+          <w:color w:val="23293D"/>
+          <w:sz w:val="21"/>
+          <w:szCs w:val="21"/>
+        </w:rPr>
+        <w:t xml:space="preserve">.</w:t>
+      </w:r>
+    </w:p>
+    <w:p>
+      <w:pPr>
+        <w:pStyle w:val="ListParagraph"/>
+        <w:numPr>
+          <w:ilvl w:val="0"/>
+          <w:numId w:val="35"/>
+        </w:numPr>
+        <w:spacing w:after="80" w:line="270"/>
+      </w:pPr>
+      <w:r>
+        <w:rPr>
+          <w:color w:val="23293D"/>
+          <w:sz w:val="21"/>
+          <w:szCs w:val="21"/>
+        </w:rPr>
+        <w:t xml:space="preserve">Novo plano, nova aprovação, e o cliente </w:t>
+      </w:r>
+      <w:r>
+        <w:rPr>
+          <w:b/>
+          <w:bCs/>
+          <w:color w:val="23293D"/>
+          <w:sz w:val="21"/>
+          <w:szCs w:val="21"/>
+        </w:rPr>
+        <w:t xml:space="preserve">volta ao Comercial</w:t>
+      </w:r>
+      <w:r>
+        <w:rPr>
+          <w:color w:val="23293D"/>
+          <w:sz w:val="21"/>
+          <w:szCs w:val="21"/>
+        </w:rPr>
+        <w:t xml:space="preserve"> — agora com um orçamento que reflete a boca dele hoje, não a de um ano atrás.</w:t>
+      </w:r>
+    </w:p>
+    <w:p>
+      <w:pPr>
+        <w:pStyle w:val="ListParagraph"/>
+        <w:numPr>
+          <w:ilvl w:val="0"/>
+          <w:numId w:val="35"/>
         </w:numPr>
         <w:spacing w:after="80" w:line="270"/>
       </w:pPr>
@@ -30173,7 +30932,7 @@
         <w:pStyle w:val="ListParagraph"/>
         <w:numPr>
           <w:ilvl w:val="0"/>
-          <w:numId w:val="35"/>
+          <w:numId w:val="36"/>
         </w:numPr>
         <w:spacing w:after="80" w:line="270"/>
       </w:pPr>
@@ -30201,7 +30960,7 @@
         <w:pStyle w:val="ListParagraph"/>
         <w:numPr>
           <w:ilvl w:val="0"/>
-          <w:numId w:val="35"/>
+          <w:numId w:val="36"/>
         </w:numPr>
         <w:spacing w:after="80" w:line="270"/>
       </w:pPr>
@@ -30245,7 +31004,7 @@
         <w:pStyle w:val="ListParagraph"/>
         <w:numPr>
           <w:ilvl w:val="0"/>
-          <w:numId w:val="35"/>
+          <w:numId w:val="36"/>
         </w:numPr>
         <w:spacing w:after="80" w:line="270"/>
       </w:pPr>
@@ -30273,7 +31032,7 @@
         <w:pStyle w:val="ListParagraph"/>
         <w:numPr>
           <w:ilvl w:val="0"/>
-          <w:numId w:val="35"/>
+          <w:numId w:val="36"/>
         </w:numPr>
         <w:spacing w:after="80" w:line="270"/>
       </w:pPr>
@@ -30301,7 +31060,7 @@
         <w:pStyle w:val="ListParagraph"/>
         <w:numPr>
           <w:ilvl w:val="0"/>
-          <w:numId w:val="35"/>
+          <w:numId w:val="36"/>
         </w:numPr>
         <w:spacing w:after="80" w:line="270"/>
       </w:pPr>
@@ -30347,7 +31106,7 @@
         <w:pStyle w:val="ListParagraph"/>
         <w:numPr>
           <w:ilvl w:val="0"/>
-          <w:numId w:val="35"/>
+          <w:numId w:val="36"/>
         </w:numPr>
         <w:spacing w:after="80" w:line="270"/>
       </w:pPr>
@@ -30652,7 +31411,7 @@
         <w:pStyle w:val="ListParagraph"/>
         <w:numPr>
           <w:ilvl w:val="0"/>
-          <w:numId w:val="36"/>
+          <w:numId w:val="37"/>
         </w:numPr>
         <w:spacing w:after="80" w:line="270"/>
       </w:pPr>
@@ -30698,7 +31457,7 @@
         <w:pStyle w:val="ListParagraph"/>
         <w:numPr>
           <w:ilvl w:val="0"/>
-          <w:numId w:val="36"/>
+          <w:numId w:val="37"/>
         </w:numPr>
         <w:spacing w:after="80" w:line="270"/>
       </w:pPr>
@@ -30736,7 +31495,7 @@
         <w:pStyle w:val="ListParagraph"/>
         <w:numPr>
           <w:ilvl w:val="0"/>
-          <w:numId w:val="36"/>
+          <w:numId w:val="37"/>
         </w:numPr>
         <w:spacing w:after="80" w:line="270"/>
       </w:pPr>
@@ -35294,7 +36053,7 @@
         <w:pStyle w:val="ListParagraph"/>
         <w:numPr>
           <w:ilvl w:val="0"/>
-          <w:numId w:val="37"/>
+          <w:numId w:val="38"/>
         </w:numPr>
         <w:spacing w:after="80" w:line="270"/>
       </w:pPr>
@@ -35322,7 +36081,7 @@
         <w:pStyle w:val="ListParagraph"/>
         <w:numPr>
           <w:ilvl w:val="0"/>
-          <w:numId w:val="37"/>
+          <w:numId w:val="38"/>
         </w:numPr>
         <w:spacing w:after="80" w:line="270"/>
       </w:pPr>
@@ -35350,7 +36109,7 @@
         <w:pStyle w:val="ListParagraph"/>
         <w:numPr>
           <w:ilvl w:val="0"/>
-          <w:numId w:val="37"/>
+          <w:numId w:val="38"/>
         </w:numPr>
         <w:spacing w:after="80" w:line="270"/>
       </w:pPr>
@@ -35378,7 +36137,7 @@
         <w:pStyle w:val="ListParagraph"/>
         <w:numPr>
           <w:ilvl w:val="0"/>
-          <w:numId w:val="37"/>
+          <w:numId w:val="38"/>
         </w:numPr>
         <w:spacing w:after="80" w:line="270"/>
       </w:pPr>
@@ -35406,7 +36165,7 @@
         <w:pStyle w:val="ListParagraph"/>
         <w:numPr>
           <w:ilvl w:val="0"/>
-          <w:numId w:val="37"/>
+          <w:numId w:val="38"/>
         </w:numPr>
         <w:spacing w:after="80" w:line="270"/>
       </w:pPr>
@@ -35434,7 +36193,7 @@
         <w:pStyle w:val="ListParagraph"/>
         <w:numPr>
           <w:ilvl w:val="0"/>
-          <w:numId w:val="37"/>
+          <w:numId w:val="38"/>
         </w:numPr>
         <w:spacing w:after="80" w:line="270"/>
       </w:pPr>
@@ -35462,7 +36221,7 @@
         <w:pStyle w:val="ListParagraph"/>
         <w:numPr>
           <w:ilvl w:val="0"/>
-          <w:numId w:val="37"/>
+          <w:numId w:val="38"/>
         </w:numPr>
         <w:spacing w:after="80" w:line="270"/>
       </w:pPr>
@@ -35490,7 +36249,7 @@
         <w:pStyle w:val="ListParagraph"/>
         <w:numPr>
           <w:ilvl w:val="0"/>
-          <w:numId w:val="37"/>
+          <w:numId w:val="38"/>
         </w:numPr>
         <w:spacing w:after="80" w:line="270"/>
       </w:pPr>
@@ -35576,7 +36335,7 @@
         <w:pStyle w:val="ListParagraph"/>
         <w:numPr>
           <w:ilvl w:val="0"/>
-          <w:numId w:val="38"/>
+          <w:numId w:val="39"/>
         </w:numPr>
         <w:spacing w:after="80" w:line="270"/>
       </w:pPr>
@@ -35612,7 +36371,7 @@
         <w:pStyle w:val="ListParagraph"/>
         <w:numPr>
           <w:ilvl w:val="0"/>
-          <w:numId w:val="38"/>
+          <w:numId w:val="39"/>
         </w:numPr>
         <w:spacing w:after="80" w:line="270"/>
       </w:pPr>
@@ -35630,7 +36389,7 @@
         <w:pStyle w:val="ListParagraph"/>
         <w:numPr>
           <w:ilvl w:val="0"/>
-          <w:numId w:val="38"/>
+          <w:numId w:val="39"/>
         </w:numPr>
         <w:spacing w:after="80" w:line="270"/>
       </w:pPr>
@@ -35666,7 +36425,7 @@
         <w:pStyle w:val="ListParagraph"/>
         <w:numPr>
           <w:ilvl w:val="0"/>
-          <w:numId w:val="38"/>
+          <w:numId w:val="39"/>
         </w:numPr>
         <w:spacing w:after="80" w:line="270"/>
       </w:pPr>
@@ -35684,7 +36443,7 @@
         <w:pStyle w:val="ListParagraph"/>
         <w:numPr>
           <w:ilvl w:val="0"/>
-          <w:numId w:val="38"/>
+          <w:numId w:val="39"/>
         </w:numPr>
         <w:spacing w:after="80" w:line="270"/>
       </w:pPr>
@@ -37836,7 +38595,7 @@
         <w:pStyle w:val="ListParagraph"/>
         <w:numPr>
           <w:ilvl w:val="0"/>
-          <w:numId w:val="39"/>
+          <w:numId w:val="40"/>
         </w:numPr>
         <w:spacing w:after="80" w:line="270"/>
       </w:pPr>
@@ -37864,7 +38623,7 @@
         <w:pStyle w:val="ListParagraph"/>
         <w:numPr>
           <w:ilvl w:val="0"/>
-          <w:numId w:val="39"/>
+          <w:numId w:val="40"/>
         </w:numPr>
         <w:spacing w:after="80" w:line="270"/>
       </w:pPr>
@@ -37892,7 +38651,7 @@
         <w:pStyle w:val="ListParagraph"/>
         <w:numPr>
           <w:ilvl w:val="0"/>
-          <w:numId w:val="39"/>
+          <w:numId w:val="40"/>
         </w:numPr>
         <w:spacing w:after="80" w:line="270"/>
       </w:pPr>
@@ -40861,7 +41620,7 @@
         <w:pStyle w:val="ListParagraph"/>
         <w:numPr>
           <w:ilvl w:val="0"/>
-          <w:numId w:val="40"/>
+          <w:numId w:val="41"/>
         </w:numPr>
         <w:spacing w:after="80" w:line="270"/>
       </w:pPr>
@@ -40889,7 +41648,7 @@
         <w:pStyle w:val="ListParagraph"/>
         <w:numPr>
           <w:ilvl w:val="0"/>
-          <w:numId w:val="40"/>
+          <w:numId w:val="41"/>
         </w:numPr>
         <w:spacing w:after="80" w:line="270"/>
       </w:pPr>
@@ -40917,7 +41676,7 @@
         <w:pStyle w:val="ListParagraph"/>
         <w:numPr>
           <w:ilvl w:val="0"/>
-          <w:numId w:val="40"/>
+          <w:numId w:val="41"/>
         </w:numPr>
         <w:spacing w:after="80" w:line="270"/>
       </w:pPr>
@@ -41138,7 +41897,7 @@
         <w:pStyle w:val="ListParagraph"/>
         <w:numPr>
           <w:ilvl w:val="0"/>
-          <w:numId w:val="41"/>
+          <w:numId w:val="42"/>
         </w:numPr>
         <w:spacing w:after="80" w:line="270"/>
       </w:pPr>
@@ -41202,7 +41961,7 @@
         <w:pStyle w:val="ListParagraph"/>
         <w:numPr>
           <w:ilvl w:val="0"/>
-          <w:numId w:val="41"/>
+          <w:numId w:val="42"/>
         </w:numPr>
         <w:spacing w:after="80" w:line="270"/>
       </w:pPr>
@@ -42984,7 +43743,7 @@
         <w:pStyle w:val="ListParagraph"/>
         <w:numPr>
           <w:ilvl w:val="0"/>
-          <w:numId w:val="42"/>
+          <w:numId w:val="43"/>
         </w:numPr>
         <w:spacing w:after="80" w:line="270"/>
       </w:pPr>
@@ -43020,7 +43779,7 @@
         <w:pStyle w:val="ListParagraph"/>
         <w:numPr>
           <w:ilvl w:val="0"/>
-          <w:numId w:val="42"/>
+          <w:numId w:val="43"/>
         </w:numPr>
         <w:spacing w:after="80" w:line="270"/>
       </w:pPr>
@@ -43056,7 +43815,7 @@
         <w:pStyle w:val="ListParagraph"/>
         <w:numPr>
           <w:ilvl w:val="0"/>
-          <w:numId w:val="42"/>
+          <w:numId w:val="43"/>
         </w:numPr>
         <w:spacing w:after="80" w:line="270"/>
       </w:pPr>
@@ -43102,7 +43861,7 @@
         <w:pStyle w:val="ListParagraph"/>
         <w:numPr>
           <w:ilvl w:val="0"/>
-          <w:numId w:val="42"/>
+          <w:numId w:val="43"/>
         </w:numPr>
         <w:spacing w:after="80" w:line="270"/>
       </w:pPr>
@@ -44289,7 +45048,7 @@
         <w:pStyle w:val="ListParagraph"/>
         <w:numPr>
           <w:ilvl w:val="0"/>
-          <w:numId w:val="43"/>
+          <w:numId w:val="44"/>
         </w:numPr>
         <w:spacing w:after="80" w:line="270"/>
       </w:pPr>
@@ -44317,7 +45076,7 @@
         <w:pStyle w:val="ListParagraph"/>
         <w:numPr>
           <w:ilvl w:val="0"/>
-          <w:numId w:val="43"/>
+          <w:numId w:val="44"/>
         </w:numPr>
         <w:spacing w:after="80" w:line="270"/>
       </w:pPr>
@@ -44345,7 +45104,7 @@
         <w:pStyle w:val="ListParagraph"/>
         <w:numPr>
           <w:ilvl w:val="0"/>
-          <w:numId w:val="43"/>
+          <w:numId w:val="44"/>
         </w:numPr>
         <w:spacing w:after="80" w:line="270"/>
       </w:pPr>
@@ -44373,7 +45132,7 @@
         <w:pStyle w:val="ListParagraph"/>
         <w:numPr>
           <w:ilvl w:val="0"/>
-          <w:numId w:val="43"/>
+          <w:numId w:val="44"/>
         </w:numPr>
         <w:spacing w:after="80" w:line="270"/>
       </w:pPr>
@@ -44831,7 +45590,7 @@
     </w:lvlOverride>
   </w:num>
   <w:num w:numId="23">
-    <w:abstractNumId w:val="2"/>
+    <w:abstractNumId w:val="3"/>
     <w:lvlOverride w:ilvl="0">
       <w:startOverride w:val="1"/>
     </w:lvlOverride>
@@ -44867,13 +45626,13 @@
     </w:lvlOverride>
   </w:num>
   <w:num w:numId="29">
-    <w:abstractNumId w:val="3"/>
+    <w:abstractNumId w:val="2"/>
     <w:lvlOverride w:ilvl="0">
       <w:startOverride w:val="1"/>
     </w:lvlOverride>
   </w:num>
   <w:num w:numId="30">
-    <w:abstractNumId w:val="2"/>
+    <w:abstractNumId w:val="3"/>
     <w:lvlOverride w:ilvl="0">
       <w:startOverride w:val="1"/>
     </w:lvlOverride>
@@ -44915,7 +45674,7 @@
     </w:lvlOverride>
   </w:num>
   <w:num w:numId="37">
-    <w:abstractNumId w:val="3"/>
+    <w:abstractNumId w:val="2"/>
     <w:lvlOverride w:ilvl="0">
       <w:startOverride w:val="1"/>
     </w:lvlOverride>
@@ -44927,13 +45686,13 @@
     </w:lvlOverride>
   </w:num>
   <w:num w:numId="39">
-    <w:abstractNumId w:val="2"/>
+    <w:abstractNumId w:val="3"/>
     <w:lvlOverride w:ilvl="0">
       <w:startOverride w:val="1"/>
     </w:lvlOverride>
   </w:num>
   <w:num w:numId="40">
-    <w:abstractNumId w:val="3"/>
+    <w:abstractNumId w:val="2"/>
     <w:lvlOverride w:ilvl="0">
       <w:startOverride w:val="1"/>
     </w:lvlOverride>
@@ -44951,6 +45710,12 @@
     </w:lvlOverride>
   </w:num>
   <w:num w:numId="43">
+    <w:abstractNumId w:val="3"/>
+    <w:lvlOverride w:ilvl="0">
+      <w:startOverride w:val="1"/>
+    </w:lvlOverride>
+  </w:num>
+  <w:num w:numId="44">
     <w:abstractNumId w:val="3"/>
     <w:lvlOverride w:ilvl="0">
       <w:startOverride w:val="1"/>

--- a/docs/treinamento/Manual-de-Treinamento-riSZon.docx
+++ b/docs/treinamento/Manual-de-Treinamento-riSZon.docx
@@ -8151,7 +8151,25 @@
           <w:sz w:val="21"/>
           <w:szCs w:val="21"/>
         </w:rPr>
-        <w:t xml:space="preserve"> Lá aparecem os atalhos para o treino e para o Academy — eles abrem em outra aba.</w:t>
+        <w:t xml:space="preserve"> Lá aparecem os atalhos para o treino e para o Academy — cada um abre em </w:t>
+      </w:r>
+      <w:r>
+        <w:rPr>
+          <w:b/>
+          <w:bCs/>
+          <w:color w:val="23293D"/>
+          <w:sz w:val="21"/>
+          <w:szCs w:val="21"/>
+        </w:rPr>
+        <w:t xml:space="preserve">uma aba própria</w:t>
+      </w:r>
+      <w:r>
+        <w:rPr>
+          <w:color w:val="23293D"/>
+          <w:sz w:val="21"/>
+          <w:szCs w:val="21"/>
+        </w:rPr>
+        <w:t xml:space="preserve">. Clicar de novo volta para a aba que já está aberta, em vez de abrir outra: dá para ir e voltar o dia inteiro sem encher o navegador.</w:t>
       </w:r>
     </w:p>
     <w:p>

--- a/docs/treinamento/Manual-de-Treinamento-riSZon.docx
+++ b/docs/treinamento/Manual-de-Treinamento-riSZon.docx
@@ -8059,7 +8059,25 @@
                 <w:sz w:val="20"/>
                 <w:szCs w:val="20"/>
               </w:rPr>
-              <w:t xml:space="preserve">, para aprender sem medo</w:t>
+              <w:t xml:space="preserve">, para aprender sem medo. A </w:t>
+            </w:r>
+            <w:r>
+              <w:rPr>
+                <w:b/>
+                <w:bCs/>
+                <w:color w:val="23293D"/>
+                <w:sz w:val="20"/>
+                <w:szCs w:val="20"/>
+              </w:rPr>
+              <w:t xml:space="preserve">faixa amarela fica no topo o tempo todo</w:t>
+            </w:r>
+            <w:r>
+              <w:rPr>
+                <w:color w:val="23293D"/>
+                <w:sz w:val="20"/>
+                <w:szCs w:val="20"/>
+              </w:rPr>
+              <w:t xml:space="preserve">, mesmo rolando a tela — se ela estiver lá, você não está no sistema de verdade</w:t>
             </w:r>
           </w:p>
         </w:tc>

--- a/docs/treinamento/Manual-de-Treinamento-riSZon.docx
+++ b/docs/treinamento/Manual-de-Treinamento-riSZon.docx
@@ -180,7 +180,7 @@
           <w:sz w:val="20"/>
           <w:szCs w:val="20"/>
         </w:rPr>
-        <w:t xml:space="preserve">17 de setembro de 2026</w:t>
+        <w:t xml:space="preserve">18 de setembro de 2026</w:t>
       </w:r>
     </w:p>
     <w:p>
@@ -7816,6 +7816,89 @@
         <w:t xml:space="preserve">, que abre o formulário já com nome e e-mail preenchidos.</w:t>
       </w:r>
     </w:p>
+    <w:tbl>
+      <w:tblPr>
+        <w:tblW w:type="dxa" w:w="9638"/>
+        <w:tblBorders>
+          <w:top w:val="single" w:color="F5F3EC" w:sz="2"/>
+          <w:left w:val="single" w:color="B98B2E" w:sz="18"/>
+          <w:bottom w:val="single" w:color="F5F3EC" w:sz="2"/>
+          <w:right w:val="single" w:color="F5F3EC" w:sz="2"/>
+          <w:insideH w:val="none" w:color="auto" w:sz="0"/>
+          <w:insideV w:val="none" w:color="auto" w:sz="0"/>
+        </w:tblBorders>
+      </w:tblPr>
+      <w:tblGrid>
+        <w:gridCol w:w="9638"/>
+      </w:tblGrid>
+      <w:tr>
+        <w:tc>
+          <w:tcPr>
+            <w:tcW w:type="dxa" w:w="9638"/>
+            <w:shd w:fill="F5F3EC" w:color="auto" w:val="clear"/>
+            <w:tcMar>
+              <w:top w:type="dxa" w:w="160"/>
+              <w:left w:type="dxa" w:w="220"/>
+              <w:bottom w:type="dxa" w:w="160"/>
+              <w:right w:type="dxa" w:w="200"/>
+            </w:tcMar>
+          </w:tcPr>
+          <w:p>
+            <w:pPr>
+              <w:spacing w:after="140" w:line="280"/>
+            </w:pPr>
+            <w:r>
+              <w:rPr>
+                <w:b/>
+                <w:bCs/>
+                <w:color w:val="23293D"/>
+                <w:sz w:val="21"/>
+                <w:szCs w:val="21"/>
+              </w:rPr>
+              <w:t xml:space="preserve">Cadastrar e alterar Risartanos é SÓ no sistema real.</w:t>
+            </w:r>
+            <w:r>
+              <w:rPr>
+                <w:color w:val="23293D"/>
+                <w:sz w:val="21"/>
+                <w:szCs w:val="21"/>
+              </w:rPr>
+              <w:t xml:space="preserve"> No treino a tela Risartanos mostra a mesma equipe, com as mesmas fichas e os mesmos acessos, mas </w:t>
+            </w:r>
+            <w:r>
+              <w:rPr>
+                <w:b/>
+                <w:bCs/>
+                <w:color w:val="23293D"/>
+                <w:sz w:val="21"/>
+                <w:szCs w:val="21"/>
+              </w:rPr>
+              <w:t xml:space="preserve">só para consulta</w:t>
+            </w:r>
+            <w:r>
+              <w:rPr>
+                <w:color w:val="23293D"/>
+                <w:sz w:val="21"/>
+                <w:szCs w:val="21"/>
+              </w:rPr>
+              <w:t xml:space="preserve"> — veja "No treino, a equipe é cópia do sistema real", na seção 2.6.</w:t>
+            </w:r>
+          </w:p>
+        </w:tc>
+      </w:tr>
+    </w:tbl>
+    <w:p>
+      <w:pPr>
+        <w:spacing w:after="140" w:line="120"/>
+      </w:pPr>
+      <w:r>
+        <w:rPr>
+          <w:sz w:val="2"/>
+          <w:szCs w:val="2"/>
+        </w:rPr>
+        <w:t xml:space="preserve"/>
+      </w:r>
+    </w:p>
     <w:p>
       <w:pPr>
         <w:pStyle w:val="Heading2"/>
@@ -8371,15 +8454,15 @@
           <w:sz w:val="21"/>
           <w:szCs w:val="21"/>
         </w:rPr>
-        <w:t xml:space="preserve">cria o login dela no treino</w:t>
-      </w:r>
-      <w:r>
-        <w:rPr>
-          <w:color w:val="23293D"/>
-          <w:sz w:val="21"/>
-          <w:szCs w:val="21"/>
-        </w:rPr>
-        <w:t xml:space="preserve">, com o mesmo e-mail. O sistema mostra uma </w:t>
+        <w:t xml:space="preserve">abre o login dela no treino</w:t>
+      </w:r>
+      <w:r>
+        <w:rPr>
+          <w:color w:val="23293D"/>
+          <w:sz w:val="21"/>
+          <w:szCs w:val="21"/>
+        </w:rPr>
+        <w:t xml:space="preserve">, com o mesmo e-mail, e o sistema mostra uma </w:t>
       </w:r>
       <w:r>
         <w:rPr>
@@ -8549,6 +8632,24 @@
           <w:sz w:val="21"/>
           <w:szCs w:val="21"/>
         </w:rPr>
+        <w:t xml:space="preserve">, </w:t>
+      </w:r>
+      <w:r>
+        <w:rPr>
+          <w:b/>
+          <w:bCs/>
+          <w:color w:val="23293D"/>
+          <w:sz w:val="21"/>
+          <w:szCs w:val="21"/>
+        </w:rPr>
+        <w:t xml:space="preserve">no riSZon</w:t>
+      </w:r>
+      <w:r>
+        <w:rPr>
+          <w:color w:val="23293D"/>
+          <w:sz w:val="21"/>
+          <w:szCs w:val="21"/>
+        </w:rPr>
         <w:t xml:space="preserve">, informando a senha atual. A nova vale no riSZon </w:t>
       </w:r>
       <w:r>
@@ -8567,7 +8668,449 @@
           <w:sz w:val="21"/>
           <w:szCs w:val="21"/>
         </w:rPr>
-        <w:t xml:space="preserve">. (Recuperação por link de e-mail, se um dia existir, não se espelha.)</w:t>
+        <w:t xml:space="preserve">. Dentro do treino a troca de senha, nome e telefone não é feita: lá eles vêm do sistema real. (Recuperação por link de e-mail, se um dia existir, não se espelha.)</w:t>
+      </w:r>
+    </w:p>
+    <w:p>
+      <w:pPr>
+        <w:pStyle w:val="Heading3"/>
+      </w:pPr>
+      <w:r>
+        <w:rPr>
+          <w:color w:val="B98B2E"/>
+        </w:rPr>
+        <w:t xml:space="preserve">No treino, a equipe é cópia do sistema real</w:t>
+      </w:r>
+    </w:p>
+    <w:p>
+      <w:pPr>
+        <w:spacing w:after="140" w:line="280"/>
+      </w:pPr>
+      <w:r>
+        <w:rPr>
+          <w:b/>
+          <w:bCs/>
+          <w:color w:val="23293D"/>
+          <w:sz w:val="21"/>
+          <w:szCs w:val="21"/>
+        </w:rPr>
+        <w:t xml:space="preserve">Quem cadastra e altera Risartanos, logins, funções, ambientes e permissões é só o sistema real.</w:t>
+      </w:r>
+      <w:r>
+        <w:rPr>
+          <w:color w:val="23293D"/>
+          <w:sz w:val="21"/>
+          <w:szCs w:val="21"/>
+        </w:rPr>
+        <w:t xml:space="preserve"> O treino recebe uma </w:t>
+      </w:r>
+      <w:r>
+        <w:rPr>
+          <w:b/>
+          <w:bCs/>
+          <w:color w:val="23293D"/>
+          <w:sz w:val="21"/>
+          <w:szCs w:val="21"/>
+        </w:rPr>
+        <w:t xml:space="preserve">cópia</w:t>
+      </w:r>
+      <w:r>
+        <w:rPr>
+          <w:color w:val="23293D"/>
+          <w:sz w:val="21"/>
+          <w:szCs w:val="21"/>
+        </w:rPr>
+        <w:t xml:space="preserve"> de tudo, sozinho, a cada alteração — e lá dentro essas telas são </w:t>
+      </w:r>
+      <w:r>
+        <w:rPr>
+          <w:b/>
+          <w:bCs/>
+          <w:color w:val="23293D"/>
+          <w:sz w:val="21"/>
+          <w:szCs w:val="21"/>
+        </w:rPr>
+        <w:t xml:space="preserve">só para consulta</w:t>
+      </w:r>
+      <w:r>
+        <w:rPr>
+          <w:color w:val="23293D"/>
+          <w:sz w:val="21"/>
+          <w:szCs w:val="21"/>
+        </w:rPr>
+        <w:t xml:space="preserve">, para todo mundo, inclusive o Admin Master:</w:t>
+      </w:r>
+    </w:p>
+    <w:p>
+      <w:pPr>
+        <w:pStyle w:val="ListParagraph"/>
+        <w:numPr>
+          <w:ilvl w:val="0"/>
+          <w:numId w:val="7"/>
+        </w:numPr>
+        <w:spacing w:after="80" w:line="270"/>
+      </w:pPr>
+      <w:r>
+        <w:rPr>
+          <w:b/>
+          <w:bCs/>
+          <w:color w:val="23293D"/>
+          <w:sz w:val="21"/>
+          <w:szCs w:val="21"/>
+        </w:rPr>
+        <w:t xml:space="preserve">Risartanos</w:t>
+      </w:r>
+      <w:r>
+        <w:rPr>
+          <w:color w:val="23293D"/>
+          <w:sz w:val="21"/>
+          <w:szCs w:val="21"/>
+        </w:rPr>
+        <w:t xml:space="preserve"> mostra a mesma equipe, com as mesmas fichas, fotos, unidades e acessos. Não há botão de novo cadastro, de editar nem de mexer no acesso. No alto aparece o aviso </w:t>
+      </w:r>
+      <w:r>
+        <w:rPr>
+          <w:b/>
+          <w:bCs/>
+          <w:color w:val="23293D"/>
+          <w:sz w:val="21"/>
+          <w:szCs w:val="21"/>
+        </w:rPr>
+        <w:t xml:space="preserve">Só consulta no treino</w:t>
+      </w:r>
+      <w:r>
+        <w:rPr>
+          <w:color w:val="23293D"/>
+          <w:sz w:val="21"/>
+          <w:szCs w:val="21"/>
+        </w:rPr>
+        <w:t xml:space="preserve">, com a hora da última cópia.</w:t>
+      </w:r>
+    </w:p>
+    <w:p>
+      <w:pPr>
+        <w:pStyle w:val="ListParagraph"/>
+        <w:numPr>
+          <w:ilvl w:val="0"/>
+          <w:numId w:val="7"/>
+        </w:numPr>
+        <w:spacing w:after="80" w:line="270"/>
+      </w:pPr>
+      <w:r>
+        <w:rPr>
+          <w:b/>
+          <w:bCs/>
+          <w:color w:val="23293D"/>
+          <w:sz w:val="21"/>
+          <w:szCs w:val="21"/>
+        </w:rPr>
+        <w:t xml:space="preserve">Matriz de permissões</w:t>
+      </w:r>
+      <w:r>
+        <w:rPr>
+          <w:color w:val="23293D"/>
+          <w:sz w:val="21"/>
+          <w:szCs w:val="21"/>
+        </w:rPr>
+        <w:t xml:space="preserve"> mostra as mesmas permissões do sistema real, sem poder salvar. Cada função vê no treino exatamente o que veria no real.</w:t>
+      </w:r>
+    </w:p>
+    <w:p>
+      <w:pPr>
+        <w:pStyle w:val="ListParagraph"/>
+        <w:numPr>
+          <w:ilvl w:val="0"/>
+          <w:numId w:val="7"/>
+        </w:numPr>
+        <w:spacing w:after="80" w:line="270"/>
+      </w:pPr>
+      <w:r>
+        <w:rPr>
+          <w:color w:val="23293D"/>
+          <w:sz w:val="21"/>
+          <w:szCs w:val="21"/>
+        </w:rPr>
+        <w:t xml:space="preserve">Na aba </w:t>
+      </w:r>
+      <w:r>
+        <w:rPr>
+          <w:b/>
+          <w:bCs/>
+          <w:color w:val="23293D"/>
+          <w:sz w:val="21"/>
+          <w:szCs w:val="21"/>
+        </w:rPr>
+        <w:t xml:space="preserve">Acesso</w:t>
+      </w:r>
+      <w:r>
+        <w:rPr>
+          <w:color w:val="23293D"/>
+          <w:sz w:val="21"/>
+          <w:szCs w:val="21"/>
+        </w:rPr>
+        <w:t xml:space="preserve"> da ficha, os três ambientes aparecem </w:t>
+      </w:r>
+      <w:r>
+        <w:rPr>
+          <w:b/>
+          <w:bCs/>
+          <w:color w:val="23293D"/>
+          <w:sz w:val="21"/>
+          <w:szCs w:val="21"/>
+        </w:rPr>
+        <w:t xml:space="preserve">como estão no sistema real</w:t>
+      </w:r>
+      <w:r>
+        <w:rPr>
+          <w:color w:val="23293D"/>
+          <w:sz w:val="21"/>
+          <w:szCs w:val="21"/>
+        </w:rPr>
+        <w:t xml:space="preserve">.</w:t>
+      </w:r>
+    </w:p>
+    <w:p>
+      <w:pPr>
+        <w:pStyle w:val="ListParagraph"/>
+        <w:numPr>
+          <w:ilvl w:val="0"/>
+          <w:numId w:val="7"/>
+        </w:numPr>
+        <w:spacing w:after="80" w:line="270"/>
+      </w:pPr>
+      <w:r>
+        <w:rPr>
+          <w:color w:val="23293D"/>
+          <w:sz w:val="21"/>
+          <w:szCs w:val="21"/>
+        </w:rPr>
+        <w:t xml:space="preserve">Os </w:t>
+      </w:r>
+      <w:r>
+        <w:rPr>
+          <w:b/>
+          <w:bCs/>
+          <w:color w:val="23293D"/>
+          <w:sz w:val="21"/>
+          <w:szCs w:val="21"/>
+        </w:rPr>
+        <w:t xml:space="preserve">usuários de treino por função</w:t>
+      </w:r>
+      <w:r>
+        <w:rPr>
+          <w:color w:val="23293D"/>
+          <w:sz w:val="21"/>
+          <w:szCs w:val="21"/>
+        </w:rPr>
+        <w:t xml:space="preserve"> (a senha da recepção, a do gerente…) continuam entrando normalmente, mas </w:t>
+      </w:r>
+      <w:r>
+        <w:rPr>
+          <w:b/>
+          <w:bCs/>
+          <w:color w:val="23293D"/>
+          <w:sz w:val="21"/>
+          <w:szCs w:val="21"/>
+        </w:rPr>
+        <w:t xml:space="preserve">não aparecem</w:t>
+      </w:r>
+      <w:r>
+        <w:rPr>
+          <w:color w:val="23293D"/>
+          <w:sz w:val="21"/>
+          <w:szCs w:val="21"/>
+        </w:rPr>
+        <w:t xml:space="preserve"> na lista de Risartanos: eles não são pessoas da equipe.</w:t>
+      </w:r>
+    </w:p>
+    <w:p>
+      <w:pPr>
+        <w:spacing w:after="140" w:line="280"/>
+      </w:pPr>
+      <w:r>
+        <w:rPr>
+          <w:b/>
+          <w:bCs/>
+          <w:color w:val="23293D"/>
+          <w:sz w:val="21"/>
+          <w:szCs w:val="21"/>
+        </w:rPr>
+        <w:t xml:space="preserve">O seu login no treino</w:t>
+      </w:r>
+      <w:r>
+        <w:rPr>
+          <w:color w:val="23293D"/>
+          <w:sz w:val="21"/>
+          <w:szCs w:val="21"/>
+        </w:rPr>
+        <w:t xml:space="preserve"> é criado junto com a cópia, com o </w:t>
+      </w:r>
+      <w:r>
+        <w:rPr>
+          <w:b/>
+          <w:bCs/>
+          <w:color w:val="23293D"/>
+          <w:sz w:val="21"/>
+          <w:szCs w:val="21"/>
+        </w:rPr>
+        <w:t xml:space="preserve">mesmo e-mail</w:t>
+      </w:r>
+      <w:r>
+        <w:rPr>
+          <w:color w:val="23293D"/>
+          <w:sz w:val="21"/>
+          <w:szCs w:val="21"/>
+        </w:rPr>
+        <w:t xml:space="preserve">. Enquanto a senha não for definida no sistema real, você não consegue entrar lá: troque a sua em </w:t>
+      </w:r>
+      <w:r>
+        <w:rPr>
+          <w:b/>
+          <w:bCs/>
+          <w:color w:val="23293D"/>
+          <w:sz w:val="21"/>
+          <w:szCs w:val="21"/>
+        </w:rPr>
+        <w:t xml:space="preserve">Perfil → Minha senha</w:t>
+      </w:r>
+      <w:r>
+        <w:rPr>
+          <w:color w:val="23293D"/>
+          <w:sz w:val="21"/>
+          <w:szCs w:val="21"/>
+        </w:rPr>
+        <w:t xml:space="preserve"> (no riSZon) ou peça ao Admin Master para redefinir — a senha nova passa a valer nos dois. Quem está </w:t>
+      </w:r>
+      <w:r>
+        <w:rPr>
+          <w:b/>
+          <w:bCs/>
+          <w:color w:val="23293D"/>
+          <w:sz w:val="21"/>
+          <w:szCs w:val="21"/>
+        </w:rPr>
+        <w:t xml:space="preserve">desativado</w:t>
+      </w:r>
+      <w:r>
+        <w:rPr>
+          <w:color w:val="23293D"/>
+          <w:sz w:val="21"/>
+          <w:szCs w:val="21"/>
+        </w:rPr>
+        <w:t xml:space="preserve"> no sistema real, ou teve o </w:t>
+      </w:r>
+      <w:r>
+        <w:rPr>
+          <w:b/>
+          <w:bCs/>
+          <w:color w:val="23293D"/>
+          <w:sz w:val="21"/>
+          <w:szCs w:val="21"/>
+        </w:rPr>
+        <w:t xml:space="preserve">treino retirado</w:t>
+      </w:r>
+      <w:r>
+        <w:rPr>
+          <w:color w:val="23293D"/>
+          <w:sz w:val="21"/>
+          <w:szCs w:val="21"/>
+        </w:rPr>
+        <w:t xml:space="preserve">, fica com o login do treino bloqueado.</w:t>
+      </w:r>
+    </w:p>
+    <w:p>
+      <w:pPr>
+        <w:spacing w:after="140" w:line="280"/>
+      </w:pPr>
+      <w:r>
+        <w:rPr>
+          <w:b/>
+          <w:bCs/>
+          <w:color w:val="23293D"/>
+          <w:sz w:val="21"/>
+          <w:szCs w:val="21"/>
+        </w:rPr>
+        <w:t xml:space="preserve">Para o Admin Master:</w:t>
+      </w:r>
+      <w:r>
+        <w:rPr>
+          <w:color w:val="23293D"/>
+          <w:sz w:val="21"/>
+          <w:szCs w:val="21"/>
+        </w:rPr>
+        <w:t xml:space="preserve"> em </w:t>
+      </w:r>
+      <w:r>
+        <w:rPr>
+          <w:b/>
+          <w:bCs/>
+          <w:color w:val="23293D"/>
+          <w:sz w:val="21"/>
+          <w:szCs w:val="21"/>
+        </w:rPr>
+        <w:t xml:space="preserve">Administração → Ambientes</w:t>
+      </w:r>
+      <w:r>
+        <w:rPr>
+          <w:color w:val="23293D"/>
+          <w:sz w:val="21"/>
+          <w:szCs w:val="21"/>
+        </w:rPr>
+        <w:t xml:space="preserve"> fica o quadro </w:t>
+      </w:r>
+      <w:r>
+        <w:rPr>
+          <w:b/>
+          <w:bCs/>
+          <w:color w:val="23293D"/>
+          <w:sz w:val="21"/>
+          <w:szCs w:val="21"/>
+        </w:rPr>
+        <w:t xml:space="preserve">O treino é cópia deste sistema</w:t>
+      </w:r>
+      <w:r>
+        <w:rPr>
+          <w:color w:val="23293D"/>
+          <w:sz w:val="21"/>
+          <w:szCs w:val="21"/>
+        </w:rPr>
+        <w:t xml:space="preserve">, com a hora da última cópia e o botão </w:t>
+      </w:r>
+      <w:r>
+        <w:rPr>
+          <w:b/>
+          <w:bCs/>
+          <w:color w:val="23293D"/>
+          <w:sz w:val="21"/>
+          <w:szCs w:val="21"/>
+        </w:rPr>
+        <w:t xml:space="preserve">Sincronizar treino agora</w:t>
+      </w:r>
+      <w:r>
+        <w:rPr>
+          <w:color w:val="23293D"/>
+          <w:sz w:val="21"/>
+          <w:szCs w:val="21"/>
+        </w:rPr>
+        <w:t xml:space="preserve">, que copia tudo de uma vez. Use-o na primeira vez e sempre que aparecer o aviso amarelo </w:t>
+      </w:r>
+      <w:r>
+        <w:rPr>
+          <w:b/>
+          <w:bCs/>
+          <w:color w:val="23293D"/>
+          <w:sz w:val="21"/>
+          <w:szCs w:val="21"/>
+        </w:rPr>
+        <w:t xml:space="preserve">"Alguma alteração de Risartanos ou acessos não chegou ao treino"</w:t>
+      </w:r>
+      <w:r>
+        <w:rPr>
+          <w:color w:val="23293D"/>
+          <w:sz w:val="21"/>
+          <w:szCs w:val="21"/>
+        </w:rPr>
+        <w:t xml:space="preserve"> na tela Risartanos. A cópia nunca atrapalha o que você salvou no sistema real: se o treino estiver fora do ar, o seu cadastro fica salvo e só a cópia fica pendente.</w:t>
       </w:r>
     </w:p>
     <w:p>
@@ -12707,7 +13250,7 @@
         <w:pStyle w:val="ListParagraph"/>
         <w:numPr>
           <w:ilvl w:val="0"/>
-          <w:numId w:val="7"/>
+          <w:numId w:val="8"/>
         </w:numPr>
         <w:spacing w:after="80" w:line="270"/>
       </w:pPr>
@@ -12771,7 +13314,7 @@
         <w:pStyle w:val="ListParagraph"/>
         <w:numPr>
           <w:ilvl w:val="0"/>
-          <w:numId w:val="7"/>
+          <w:numId w:val="8"/>
         </w:numPr>
         <w:spacing w:after="80" w:line="270"/>
       </w:pPr>
@@ -12835,7 +13378,7 @@
         <w:pStyle w:val="ListParagraph"/>
         <w:numPr>
           <w:ilvl w:val="0"/>
-          <w:numId w:val="7"/>
+          <w:numId w:val="8"/>
         </w:numPr>
         <w:spacing w:after="80" w:line="270"/>
       </w:pPr>
@@ -12881,7 +13424,7 @@
         <w:pStyle w:val="ListParagraph"/>
         <w:numPr>
           <w:ilvl w:val="0"/>
-          <w:numId w:val="7"/>
+          <w:numId w:val="8"/>
         </w:numPr>
         <w:spacing w:after="80" w:line="270"/>
       </w:pPr>
@@ -12909,7 +13452,7 @@
         <w:pStyle w:val="ListParagraph"/>
         <w:numPr>
           <w:ilvl w:val="0"/>
-          <w:numId w:val="7"/>
+          <w:numId w:val="8"/>
         </w:numPr>
         <w:spacing w:after="80" w:line="270"/>
       </w:pPr>
@@ -14677,7 +15220,7 @@
         <w:pStyle w:val="ListParagraph"/>
         <w:numPr>
           <w:ilvl w:val="0"/>
-          <w:numId w:val="8"/>
+          <w:numId w:val="9"/>
         </w:numPr>
         <w:spacing w:after="80" w:line="270"/>
       </w:pPr>
@@ -14698,219 +15241,6 @@
           <w:szCs w:val="21"/>
         </w:rPr>
         <w:t xml:space="preserve"> marca global no perfil, não um papel de clínica.</w:t>
-      </w:r>
-    </w:p>
-    <w:p>
-      <w:pPr>
-        <w:pStyle w:val="ListParagraph"/>
-        <w:numPr>
-          <w:ilvl w:val="0"/>
-          <w:numId w:val="8"/>
-        </w:numPr>
-        <w:spacing w:after="80" w:line="270"/>
-      </w:pPr>
-      <w:r>
-        <w:rPr>
-          <w:b/>
-          <w:bCs/>
-          <w:color w:val="23293D"/>
-          <w:sz w:val="21"/>
-          <w:szCs w:val="21"/>
-        </w:rPr>
-        <w:t xml:space="preserve">Usa quem:</w:t>
-      </w:r>
-      <w:r>
-        <w:rPr>
-          <w:color w:val="23293D"/>
-          <w:sz w:val="21"/>
-          <w:szCs w:val="21"/>
-        </w:rPr>
-        <w:t xml:space="preserve"> o responsável pelo sistema (hoje, o proprietário).</w:t>
-      </w:r>
-    </w:p>
-    <w:p>
-      <w:pPr>
-        <w:pStyle w:val="ListParagraph"/>
-        <w:numPr>
-          <w:ilvl w:val="0"/>
-          <w:numId w:val="8"/>
-        </w:numPr>
-        <w:spacing w:after="80" w:line="270"/>
-      </w:pPr>
-      <w:r>
-        <w:rPr>
-          <w:b/>
-          <w:bCs/>
-          <w:color w:val="23293D"/>
-          <w:sz w:val="21"/>
-          <w:szCs w:val="21"/>
-        </w:rPr>
-        <w:t xml:space="preserve">Vê:</w:t>
-      </w:r>
-      <w:r>
-        <w:rPr>
-          <w:color w:val="23293D"/>
-          <w:sz w:val="21"/>
-          <w:szCs w:val="21"/>
-        </w:rPr>
-        <w:t xml:space="preserve"> todos os itens do menu, incluindo o bloco </w:t>
-      </w:r>
-      <w:r>
-        <w:rPr>
-          <w:b/>
-          <w:bCs/>
-          <w:color w:val="23293D"/>
-          <w:sz w:val="21"/>
-          <w:szCs w:val="21"/>
-        </w:rPr>
-        <w:t xml:space="preserve">Administração</w:t>
-      </w:r>
-      <w:r>
-        <w:rPr>
-          <w:color w:val="23293D"/>
-          <w:sz w:val="21"/>
-          <w:szCs w:val="21"/>
-        </w:rPr>
-        <w:t xml:space="preserve"> — que é exclusivo dele (✅ </w:t>
-      </w:r>
-      <w:r>
-        <w:rPr>
-          <w:rFonts w:ascii="Consolas" w:cs="Consolas" w:eastAsia="Consolas" w:hAnsi="Consolas"/>
-          <w:color w:val="1F3253"/>
-          <w:sz w:val="19"/>
-          <w:szCs w:val="19"/>
-          <w:shd w:fill="EFEDE6" w:color="auto" w:val="clear"/>
-        </w:rPr>
-        <w:t xml:space="preserve">app-sidebar.tsx</w:t>
-      </w:r>
-      <w:r>
-        <w:rPr>
-          <w:color w:val="23293D"/>
-          <w:sz w:val="21"/>
-          <w:szCs w:val="21"/>
-        </w:rPr>
-        <w:t xml:space="preserve">: </w:t>
-      </w:r>
-      <w:r>
-        <w:rPr>
-          <w:rFonts w:ascii="Consolas" w:cs="Consolas" w:eastAsia="Consolas" w:hAnsi="Consolas"/>
-          <w:color w:val="1F3253"/>
-          <w:sz w:val="19"/>
-          <w:szCs w:val="19"/>
-          <w:shd w:fill="EFEDE6" w:color="auto" w:val="clear"/>
-        </w:rPr>
-        <w:t xml:space="preserve">{isAdminMaster &amp;&amp; (…)}</w:t>
-      </w:r>
-      <w:r>
-        <w:rPr>
-          <w:color w:val="23293D"/>
-          <w:sz w:val="21"/>
-          <w:szCs w:val="21"/>
-        </w:rPr>
-        <w:t xml:space="preserve">).</w:t>
-      </w:r>
-    </w:p>
-    <w:p>
-      <w:pPr>
-        <w:pStyle w:val="ListParagraph"/>
-        <w:numPr>
-          <w:ilvl w:val="0"/>
-          <w:numId w:val="8"/>
-        </w:numPr>
-        <w:spacing w:after="80" w:line="270"/>
-      </w:pPr>
-      <w:r>
-        <w:rPr>
-          <w:b/>
-          <w:bCs/>
-          <w:color w:val="23293D"/>
-          <w:sz w:val="21"/>
-          <w:szCs w:val="21"/>
-        </w:rPr>
-        <w:t xml:space="preserve">Pode:</w:t>
-      </w:r>
-      <w:r>
-        <w:rPr>
-          <w:color w:val="23293D"/>
-          <w:sz w:val="21"/>
-          <w:szCs w:val="21"/>
-        </w:rPr>
-        <w:t xml:space="preserve"> criar clínicas, criar usuários, redefinir senha, configurar prazos, regras comerciais, agenda, fichas de anamnese, modelos de documento e ver a auditoria.</w:t>
-      </w:r>
-    </w:p>
-    <w:p>
-      <w:pPr>
-        <w:pStyle w:val="ListParagraph"/>
-        <w:numPr>
-          <w:ilvl w:val="0"/>
-          <w:numId w:val="8"/>
-        </w:numPr>
-        <w:spacing w:after="80" w:line="270"/>
-      </w:pPr>
-      <w:r>
-        <w:rPr>
-          <w:b/>
-          <w:bCs/>
-          <w:color w:val="23293D"/>
-          <w:sz w:val="21"/>
-          <w:szCs w:val="21"/>
-        </w:rPr>
-        <w:t xml:space="preserve">Riscos:</w:t>
-      </w:r>
-      <w:r>
-        <w:rPr>
-          <w:color w:val="23293D"/>
-          <w:sz w:val="21"/>
-          <w:szCs w:val="21"/>
-        </w:rPr>
-        <w:t xml:space="preserve"> é o único que pode apagar configuração da rede inteira. Um engano aqui atinge todas as unidades.</w:t>
-      </w:r>
-    </w:p>
-    <w:p>
-      <w:pPr>
-        <w:pStyle w:val="ListParagraph"/>
-        <w:numPr>
-          <w:ilvl w:val="0"/>
-          <w:numId w:val="8"/>
-        </w:numPr>
-        <w:spacing w:after="80" w:line="270"/>
-      </w:pPr>
-      <w:r>
-        <w:rPr>
-          <w:b/>
-          <w:bCs/>
-          <w:color w:val="23293D"/>
-          <w:sz w:val="21"/>
-          <w:szCs w:val="21"/>
-        </w:rPr>
-        <w:t xml:space="preserve">Depende de:</w:t>
-      </w:r>
-      <w:r>
-        <w:rPr>
-          <w:color w:val="23293D"/>
-          <w:sz w:val="21"/>
-          <w:szCs w:val="21"/>
-        </w:rPr>
-        <w:t xml:space="preserve"> ninguém.</w:t>
-      </w:r>
-    </w:p>
-    <w:p>
-      <w:pPr>
-        <w:pStyle w:val="Heading3"/>
-      </w:pPr>
-      <w:r>
-        <w:rPr>
-          <w:color w:val="B98B2E"/>
-        </w:rPr>
-        <w:t xml:space="preserve">Recepcionista </w:t>
-      </w:r>
-      <w:r>
-        <w:rPr>
-          <w:i/>
-          <w:iCs/>
-          <w:color w:val="B98B2E"/>
-        </w:rPr>
-        <w:t xml:space="preserve">(unidade)</w:t>
       </w:r>
     </w:p>
     <w:p>
@@ -14930,15 +15260,15 @@
           <w:sz w:val="21"/>
           <w:szCs w:val="21"/>
         </w:rPr>
-        <w:t xml:space="preserve">Objetivo:</w:t>
-      </w:r>
-      <w:r>
-        <w:rPr>
-          <w:color w:val="23293D"/>
-          <w:sz w:val="21"/>
-          <w:szCs w:val="21"/>
-        </w:rPr>
-        <w:t xml:space="preserve"> porta de entrada e organização do dia.</w:t>
+        <w:t xml:space="preserve">Usa quem:</w:t>
+      </w:r>
+      <w:r>
+        <w:rPr>
+          <w:color w:val="23293D"/>
+          <w:sz w:val="21"/>
+          <w:szCs w:val="21"/>
+        </w:rPr>
+        <w:t xml:space="preserve"> o responsável pelo sistema (hoje, o proprietário).</w:t>
       </w:r>
     </w:p>
     <w:p>
@@ -14958,15 +15288,69 @@
           <w:sz w:val="21"/>
           <w:szCs w:val="21"/>
         </w:rPr>
-        <w:t xml:space="preserve">Pode:</w:t>
-      </w:r>
-      <w:r>
-        <w:rPr>
-          <w:color w:val="23293D"/>
-          <w:sz w:val="21"/>
-          <w:szCs w:val="21"/>
-        </w:rPr>
-        <w:t xml:space="preserve"> cadastrar paciente, agendar, registrar chegada, chamar, solicitar anamnese, receber o aviso de fechamento para agendar o início do tratamento.</w:t>
+        <w:t xml:space="preserve">Vê:</w:t>
+      </w:r>
+      <w:r>
+        <w:rPr>
+          <w:color w:val="23293D"/>
+          <w:sz w:val="21"/>
+          <w:szCs w:val="21"/>
+        </w:rPr>
+        <w:t xml:space="preserve"> todos os itens do menu, incluindo o bloco </w:t>
+      </w:r>
+      <w:r>
+        <w:rPr>
+          <w:b/>
+          <w:bCs/>
+          <w:color w:val="23293D"/>
+          <w:sz w:val="21"/>
+          <w:szCs w:val="21"/>
+        </w:rPr>
+        <w:t xml:space="preserve">Administração</w:t>
+      </w:r>
+      <w:r>
+        <w:rPr>
+          <w:color w:val="23293D"/>
+          <w:sz w:val="21"/>
+          <w:szCs w:val="21"/>
+        </w:rPr>
+        <w:t xml:space="preserve"> — que é exclusivo dele (✅ </w:t>
+      </w:r>
+      <w:r>
+        <w:rPr>
+          <w:rFonts w:ascii="Consolas" w:cs="Consolas" w:eastAsia="Consolas" w:hAnsi="Consolas"/>
+          <w:color w:val="1F3253"/>
+          <w:sz w:val="19"/>
+          <w:szCs w:val="19"/>
+          <w:shd w:fill="EFEDE6" w:color="auto" w:val="clear"/>
+        </w:rPr>
+        <w:t xml:space="preserve">app-sidebar.tsx</w:t>
+      </w:r>
+      <w:r>
+        <w:rPr>
+          <w:color w:val="23293D"/>
+          <w:sz w:val="21"/>
+          <w:szCs w:val="21"/>
+        </w:rPr>
+        <w:t xml:space="preserve">: </w:t>
+      </w:r>
+      <w:r>
+        <w:rPr>
+          <w:rFonts w:ascii="Consolas" w:cs="Consolas" w:eastAsia="Consolas" w:hAnsi="Consolas"/>
+          <w:color w:val="1F3253"/>
+          <w:sz w:val="19"/>
+          <w:szCs w:val="19"/>
+          <w:shd w:fill="EFEDE6" w:color="auto" w:val="clear"/>
+        </w:rPr>
+        <w:t xml:space="preserve">{isAdminMaster &amp;&amp; (…)}</w:t>
+      </w:r>
+      <w:r>
+        <w:rPr>
+          <w:color w:val="23293D"/>
+          <w:sz w:val="21"/>
+          <w:szCs w:val="21"/>
+        </w:rPr>
+        <w:t xml:space="preserve">).</w:t>
       </w:r>
     </w:p>
     <w:p>
@@ -14986,69 +15370,15 @@
           <w:sz w:val="21"/>
           <w:szCs w:val="21"/>
         </w:rPr>
-        <w:t xml:space="preserve">Não vê:</w:t>
-      </w:r>
-      <w:r>
-        <w:rPr>
-          <w:color w:val="23293D"/>
-          <w:sz w:val="21"/>
-          <w:szCs w:val="21"/>
-        </w:rPr>
-        <w:t xml:space="preserve"> Financeiro, Compras (✅ </w:t>
-      </w:r>
-      <w:r>
-        <w:rPr>
-          <w:rFonts w:ascii="Consolas" w:cs="Consolas" w:eastAsia="Consolas" w:hAnsi="Consolas"/>
-          <w:color w:val="1F3253"/>
-          <w:sz w:val="19"/>
-          <w:szCs w:val="19"/>
-          <w:shd w:fill="EFEDE6" w:color="auto" w:val="clear"/>
-        </w:rPr>
-        <w:t xml:space="preserve">canViewFinance</w:t>
-      </w:r>
-      <w:r>
-        <w:rPr>
-          <w:color w:val="23293D"/>
-          <w:sz w:val="21"/>
-          <w:szCs w:val="21"/>
-        </w:rPr>
-        <w:t xml:space="preserve"> não inclui </w:t>
-      </w:r>
-      <w:r>
-        <w:rPr>
-          <w:rFonts w:ascii="Consolas" w:cs="Consolas" w:eastAsia="Consolas" w:hAnsi="Consolas"/>
-          <w:color w:val="1F3253"/>
-          <w:sz w:val="19"/>
-          <w:szCs w:val="19"/>
-          <w:shd w:fill="EFEDE6" w:color="auto" w:val="clear"/>
-        </w:rPr>
-        <w:t xml:space="preserve">receptionist</w:t>
-      </w:r>
-      <w:r>
-        <w:rPr>
-          <w:color w:val="23293D"/>
-          <w:sz w:val="21"/>
-          <w:szCs w:val="21"/>
-        </w:rPr>
-        <w:t xml:space="preserve">; </w:t>
-      </w:r>
-      <w:r>
-        <w:rPr>
-          <w:rFonts w:ascii="Consolas" w:cs="Consolas" w:eastAsia="Consolas" w:hAnsi="Consolas"/>
-          <w:color w:val="1F3253"/>
-          <w:sz w:val="19"/>
-          <w:szCs w:val="19"/>
-          <w:shd w:fill="EFEDE6" w:color="auto" w:val="clear"/>
-        </w:rPr>
-        <w:t xml:space="preserve">canViewPurchases</w:t>
-      </w:r>
-      <w:r>
-        <w:rPr>
-          <w:color w:val="23293D"/>
-          <w:sz w:val="21"/>
-          <w:szCs w:val="21"/>
-        </w:rPr>
-        <w:t xml:space="preserve"> também não).</w:t>
+        <w:t xml:space="preserve">Pode:</w:t>
+      </w:r>
+      <w:r>
+        <w:rPr>
+          <w:color w:val="23293D"/>
+          <w:sz w:val="21"/>
+          <w:szCs w:val="21"/>
+        </w:rPr>
+        <w:t xml:space="preserve"> criar clínicas, criar usuários, redefinir senha, configurar prazos, regras comerciais, agenda, fichas de anamnese, modelos de documento e ver a auditoria.</w:t>
       </w:r>
     </w:p>
     <w:p>
@@ -15068,31 +15398,15 @@
           <w:sz w:val="21"/>
           <w:szCs w:val="21"/>
         </w:rPr>
-        <w:t xml:space="preserve">Não vê no menu, mas o item aparece:</w:t>
-      </w:r>
-      <w:r>
-        <w:rPr>
-          <w:color w:val="23293D"/>
-          <w:sz w:val="21"/>
-          <w:szCs w:val="21"/>
-        </w:rPr>
-        <w:t xml:space="preserve"> Centro de Planejamento e Procedimentos (⚠️ ver </w:t>
-      </w:r>
-      <w:r>
-        <w:rPr>
-          <w:color w:val="1F3253"/>
-          <w:sz w:val="21"/>
-          <w:szCs w:val="21"/>
-        </w:rPr>
-        <w:t xml:space="preserve">4.2</w:t>
-      </w:r>
-      <w:r>
-        <w:rPr>
-          <w:color w:val="23293D"/>
-          <w:sz w:val="21"/>
-          <w:szCs w:val="21"/>
-        </w:rPr>
-        <w:t xml:space="preserve">).</w:t>
+        <w:t xml:space="preserve">Riscos:</w:t>
+      </w:r>
+      <w:r>
+        <w:rPr>
+          <w:color w:val="23293D"/>
+          <w:sz w:val="21"/>
+          <w:szCs w:val="21"/>
+        </w:rPr>
+        <w:t xml:space="preserve"> é o único que pode apagar configuração da rede inteira. Um engano aqui atinge todas as unidades.</w:t>
       </w:r>
     </w:p>
     <w:p>
@@ -15112,34 +15426,6 @@
           <w:sz w:val="21"/>
           <w:szCs w:val="21"/>
         </w:rPr>
-        <w:t xml:space="preserve">Riscos:</w:t>
-      </w:r>
-      <w:r>
-        <w:rPr>
-          <w:color w:val="23293D"/>
-          <w:sz w:val="21"/>
-          <w:szCs w:val="21"/>
-        </w:rPr>
-        <w:t xml:space="preserve"> cadastrar paciente duplicado — mitigado pelo sistema, que reconhece o CPF já existente e autopreenche.</w:t>
-      </w:r>
-    </w:p>
-    <w:p>
-      <w:pPr>
-        <w:pStyle w:val="ListParagraph"/>
-        <w:numPr>
-          <w:ilvl w:val="0"/>
-          <w:numId w:val="9"/>
-        </w:numPr>
-        <w:spacing w:after="80" w:line="270"/>
-      </w:pPr>
-      <w:r>
-        <w:rPr>
-          <w:b/>
-          <w:bCs/>
-          <w:color w:val="23293D"/>
-          <w:sz w:val="21"/>
-          <w:szCs w:val="21"/>
-        </w:rPr>
         <w:t xml:space="preserve">Depende de:</w:t>
       </w:r>
       <w:r>
@@ -15148,7 +15434,7 @@
           <w:sz w:val="21"/>
           <w:szCs w:val="21"/>
         </w:rPr>
-        <w:t xml:space="preserve"> Coordenador (avaliação) e Consultor (fechamento).</w:t>
+        <w:t xml:space="preserve"> ninguém.</w:t>
       </w:r>
     </w:p>
     <w:p>
@@ -15159,7 +15445,7 @@
         <w:rPr>
           <w:color w:val="B98B2E"/>
         </w:rPr>
-        <w:t xml:space="preserve">Coordenador Clínico </w:t>
+        <w:t xml:space="preserve">Recepcionista </w:t>
       </w:r>
       <w:r>
         <w:rPr>
@@ -15195,7 +15481,7 @@
           <w:sz w:val="21"/>
           <w:szCs w:val="21"/>
         </w:rPr>
-        <w:t xml:space="preserve"> avaliar o paciente e preparar o caso para o planejamento.</w:t>
+        <w:t xml:space="preserve"> porta de entrada e organização do dia.</w:t>
       </w:r>
     </w:p>
     <w:p>
@@ -15223,25 +15509,7 @@
           <w:sz w:val="21"/>
           <w:szCs w:val="21"/>
         </w:rPr>
-        <w:t xml:space="preserve"> registrar consentimento (obrigatório antes de qualquer coleta), subir fotos/exames, gravar áudio, enviar ao Centro de Planejamento, e </w:t>
-      </w:r>
-      <w:r>
-        <w:rPr>
-          <w:b/>
-          <w:bCs/>
-          <w:color w:val="23293D"/>
-          <w:sz w:val="21"/>
-          <w:szCs w:val="21"/>
-        </w:rPr>
-        <w:t xml:space="preserve">aprovar ou reprovar</w:t>
-      </w:r>
-      <w:r>
-        <w:rPr>
-          <w:color w:val="23293D"/>
-          <w:sz w:val="21"/>
-          <w:szCs w:val="21"/>
-        </w:rPr>
-        <w:t xml:space="preserve"> cada opção do plano.</w:t>
+        <w:t xml:space="preserve"> cadastrar paciente, agendar, registrar chegada, chamar, solicitar anamnese, receber o aviso de fechamento para agendar o início do tratamento.</w:t>
       </w:r>
     </w:p>
     <w:p>
@@ -15261,15 +15529,15 @@
           <w:sz w:val="21"/>
           <w:szCs w:val="21"/>
         </w:rPr>
-        <w:t xml:space="preserve">Vê também:</w:t>
-      </w:r>
-      <w:r>
-        <w:rPr>
-          <w:color w:val="23293D"/>
-          <w:sz w:val="21"/>
-          <w:szCs w:val="21"/>
-        </w:rPr>
-        <w:t xml:space="preserve"> Planos de Tratamento (✅ </w:t>
+        <w:t xml:space="preserve">Não vê:</w:t>
+      </w:r>
+      <w:r>
+        <w:rPr>
+          <w:color w:val="23293D"/>
+          <w:sz w:val="21"/>
+          <w:szCs w:val="21"/>
+        </w:rPr>
+        <w:t xml:space="preserve"> Financeiro, Compras (✅ </w:t>
       </w:r>
       <w:r>
         <w:rPr>
@@ -15279,15 +15547,15 @@
           <w:szCs w:val="19"/>
           <w:shd w:fill="EFEDE6" w:color="auto" w:val="clear"/>
         </w:rPr>
-        <w:t xml:space="preserve">planRoles</w:t>
-      </w:r>
-      <w:r>
-        <w:rPr>
-          <w:color w:val="23293D"/>
-          <w:sz w:val="21"/>
-          <w:szCs w:val="21"/>
-        </w:rPr>
-        <w:t xml:space="preserve"> inclui </w:t>
+        <w:t xml:space="preserve">canViewFinance</w:t>
+      </w:r>
+      <w:r>
+        <w:rPr>
+          <w:color w:val="23293D"/>
+          <w:sz w:val="21"/>
+          <w:szCs w:val="21"/>
+        </w:rPr>
+        <w:t xml:space="preserve"> não inclui </w:t>
       </w:r>
       <w:r>
         <w:rPr>
@@ -15297,15 +15565,33 @@
           <w:szCs w:val="19"/>
           <w:shd w:fill="EFEDE6" w:color="auto" w:val="clear"/>
         </w:rPr>
-        <w:t xml:space="preserve">clinical_coordinator</w:t>
-      </w:r>
-      <w:r>
-        <w:rPr>
-          <w:color w:val="23293D"/>
-          <w:sz w:val="21"/>
-          <w:szCs w:val="21"/>
-        </w:rPr>
-        <w:t xml:space="preserve"> na unidade), Estoque (✅ é papel clínico).</w:t>
+        <w:t xml:space="preserve">receptionist</w:t>
+      </w:r>
+      <w:r>
+        <w:rPr>
+          <w:color w:val="23293D"/>
+          <w:sz w:val="21"/>
+          <w:szCs w:val="21"/>
+        </w:rPr>
+        <w:t xml:space="preserve">; </w:t>
+      </w:r>
+      <w:r>
+        <w:rPr>
+          <w:rFonts w:ascii="Consolas" w:cs="Consolas" w:eastAsia="Consolas" w:hAnsi="Consolas"/>
+          <w:color w:val="1F3253"/>
+          <w:sz w:val="19"/>
+          <w:szCs w:val="19"/>
+          <w:shd w:fill="EFEDE6" w:color="auto" w:val="clear"/>
+        </w:rPr>
+        <w:t xml:space="preserve">canViewPurchases</w:t>
+      </w:r>
+      <w:r>
+        <w:rPr>
+          <w:color w:val="23293D"/>
+          <w:sz w:val="21"/>
+          <w:szCs w:val="21"/>
+        </w:rPr>
+        <w:t xml:space="preserve"> também não).</w:t>
       </w:r>
     </w:p>
     <w:p>
@@ -15325,15 +15611,31 @@
           <w:sz w:val="21"/>
           <w:szCs w:val="21"/>
         </w:rPr>
-        <w:t xml:space="preserve">Não vê:</w:t>
-      </w:r>
-      <w:r>
-        <w:rPr>
-          <w:color w:val="23293D"/>
-          <w:sz w:val="21"/>
-          <w:szCs w:val="21"/>
-        </w:rPr>
-        <w:t xml:space="preserve"> Financeiro, Compras, Comercial.</w:t>
+        <w:t xml:space="preserve">Não vê no menu, mas o item aparece:</w:t>
+      </w:r>
+      <w:r>
+        <w:rPr>
+          <w:color w:val="23293D"/>
+          <w:sz w:val="21"/>
+          <w:szCs w:val="21"/>
+        </w:rPr>
+        <w:t xml:space="preserve"> Centro de Planejamento e Procedimentos (⚠️ ver </w:t>
+      </w:r>
+      <w:r>
+        <w:rPr>
+          <w:color w:val="1F3253"/>
+          <w:sz w:val="21"/>
+          <w:szCs w:val="21"/>
+        </w:rPr>
+        <w:t xml:space="preserve">4.2</w:t>
+      </w:r>
+      <w:r>
+        <w:rPr>
+          <w:color w:val="23293D"/>
+          <w:sz w:val="21"/>
+          <w:szCs w:val="21"/>
+        </w:rPr>
+        <w:t xml:space="preserve">).</w:t>
       </w:r>
     </w:p>
     <w:p>
@@ -15361,25 +15663,7 @@
           <w:sz w:val="21"/>
           <w:szCs w:val="21"/>
         </w:rPr>
-        <w:t xml:space="preserve"> aprovar plano sem ler o orçamento. Ele vê </w:t>
-      </w:r>
-      <w:r>
-        <w:rPr>
-          <w:b/>
-          <w:bCs/>
-          <w:color w:val="23293D"/>
-          <w:sz w:val="21"/>
-          <w:szCs w:val="21"/>
-        </w:rPr>
-        <w:t xml:space="preserve">o total</w:t>
-      </w:r>
-      <w:r>
-        <w:rPr>
-          <w:color w:val="23293D"/>
-          <w:sz w:val="21"/>
-          <w:szCs w:val="21"/>
-        </w:rPr>
-        <w:t xml:space="preserve"> de cada opção, não o preço item a item (✅ regra do LOTE F4).</w:t>
+        <w:t xml:space="preserve"> cadastrar paciente duplicado — mitigado pelo sistema, que reconhece o CPF já existente e autopreenche.</w:t>
       </w:r>
     </w:p>
     <w:p>
@@ -15407,7 +15691,7 @@
           <w:sz w:val="21"/>
           <w:szCs w:val="21"/>
         </w:rPr>
-        <w:t xml:space="preserve"> Dentista Planner (que monta o plano).</w:t>
+        <w:t xml:space="preserve"> Coordenador (avaliação) e Consultor (fechamento).</w:t>
       </w:r>
     </w:p>
     <w:p>
@@ -15418,7 +15702,7 @@
         <w:rPr>
           <w:color w:val="B98B2E"/>
         </w:rPr>
-        <w:t xml:space="preserve">Dentista Planner </w:t>
+        <w:t xml:space="preserve">Coordenador Clínico </w:t>
       </w:r>
       <w:r>
         <w:rPr>
@@ -15426,7 +15710,7 @@
           <w:iCs/>
           <w:color w:val="B98B2E"/>
         </w:rPr>
-        <w:t xml:space="preserve">(franqueadora)</w:t>
+        <w:t xml:space="preserve">(unidade)</w:t>
       </w:r>
     </w:p>
     <w:p>
@@ -15454,7 +15738,7 @@
           <w:sz w:val="21"/>
           <w:szCs w:val="21"/>
         </w:rPr>
-        <w:t xml:space="preserve"> transformar o caso em diagnóstico, plano e orçamento.</w:t>
+        <w:t xml:space="preserve"> avaliar o paciente e preparar o caso para o planejamento.</w:t>
       </w:r>
     </w:p>
     <w:p>
@@ -15482,7 +15766,25 @@
           <w:sz w:val="21"/>
           <w:szCs w:val="21"/>
         </w:rPr>
-        <w:t xml:space="preserve"> criar plano com opções, lançar procedimentos, classificar o pilar, pedir aprovação, enviar ao Comercial.</w:t>
+        <w:t xml:space="preserve"> registrar consentimento (obrigatório antes de qualquer coleta), subir fotos/exames, gravar áudio, enviar ao Centro de Planejamento, e </w:t>
+      </w:r>
+      <w:r>
+        <w:rPr>
+          <w:b/>
+          <w:bCs/>
+          <w:color w:val="23293D"/>
+          <w:sz w:val="21"/>
+          <w:szCs w:val="21"/>
+        </w:rPr>
+        <w:t xml:space="preserve">aprovar ou reprovar</w:t>
+      </w:r>
+      <w:r>
+        <w:rPr>
+          <w:color w:val="23293D"/>
+          <w:sz w:val="21"/>
+          <w:szCs w:val="21"/>
+        </w:rPr>
+        <w:t xml:space="preserve"> cada opção do plano.</w:t>
       </w:r>
     </w:p>
     <w:p>
@@ -15510,7 +15812,43 @@
           <w:sz w:val="21"/>
           <w:szCs w:val="21"/>
         </w:rPr>
-        <w:t xml:space="preserve"> Procedimentos (catálogo), Relatórios, Planos de Tratamento, Estoque (papel clínico).</w:t>
+        <w:t xml:space="preserve"> Planos de Tratamento (✅ </w:t>
+      </w:r>
+      <w:r>
+        <w:rPr>
+          <w:rFonts w:ascii="Consolas" w:cs="Consolas" w:eastAsia="Consolas" w:hAnsi="Consolas"/>
+          <w:color w:val="1F3253"/>
+          <w:sz w:val="19"/>
+          <w:szCs w:val="19"/>
+          <w:shd w:fill="EFEDE6" w:color="auto" w:val="clear"/>
+        </w:rPr>
+        <w:t xml:space="preserve">planRoles</w:t>
+      </w:r>
+      <w:r>
+        <w:rPr>
+          <w:color w:val="23293D"/>
+          <w:sz w:val="21"/>
+          <w:szCs w:val="21"/>
+        </w:rPr>
+        <w:t xml:space="preserve"> inclui </w:t>
+      </w:r>
+      <w:r>
+        <w:rPr>
+          <w:rFonts w:ascii="Consolas" w:cs="Consolas" w:eastAsia="Consolas" w:hAnsi="Consolas"/>
+          <w:color w:val="1F3253"/>
+          <w:sz w:val="19"/>
+          <w:szCs w:val="19"/>
+          <w:shd w:fill="EFEDE6" w:color="auto" w:val="clear"/>
+        </w:rPr>
+        <w:t xml:space="preserve">clinical_coordinator</w:t>
+      </w:r>
+      <w:r>
+        <w:rPr>
+          <w:color w:val="23293D"/>
+          <w:sz w:val="21"/>
+          <w:szCs w:val="21"/>
+        </w:rPr>
+        <w:t xml:space="preserve"> na unidade), Estoque (✅ é papel clínico).</w:t>
       </w:r>
     </w:p>
     <w:p>
@@ -15530,15 +15868,15 @@
           <w:sz w:val="21"/>
           <w:szCs w:val="21"/>
         </w:rPr>
-        <w:t xml:space="preserve">Não pode:</w:t>
-      </w:r>
-      <w:r>
-        <w:rPr>
-          <w:color w:val="23293D"/>
-          <w:sz w:val="21"/>
-          <w:szCs w:val="21"/>
-        </w:rPr>
-        <w:t xml:space="preserve"> avaliar paciente, agendar, negociar.</w:t>
+        <w:t xml:space="preserve">Não vê:</w:t>
+      </w:r>
+      <w:r>
+        <w:rPr>
+          <w:color w:val="23293D"/>
+          <w:sz w:val="21"/>
+          <w:szCs w:val="21"/>
+        </w:rPr>
+        <w:t xml:space="preserve"> Financeiro, Compras, Comercial.</w:t>
       </w:r>
     </w:p>
     <w:p>
@@ -15566,7 +15904,25 @@
           <w:sz w:val="21"/>
           <w:szCs w:val="21"/>
         </w:rPr>
-        <w:t xml:space="preserve"> enviar ao Comercial sem aprovação — o sistema barra.</w:t>
+        <w:t xml:space="preserve"> aprovar plano sem ler o orçamento. Ele vê </w:t>
+      </w:r>
+      <w:r>
+        <w:rPr>
+          <w:b/>
+          <w:bCs/>
+          <w:color w:val="23293D"/>
+          <w:sz w:val="21"/>
+          <w:szCs w:val="21"/>
+        </w:rPr>
+        <w:t xml:space="preserve">o total</w:t>
+      </w:r>
+      <w:r>
+        <w:rPr>
+          <w:color w:val="23293D"/>
+          <w:sz w:val="21"/>
+          <w:szCs w:val="21"/>
+        </w:rPr>
+        <w:t xml:space="preserve"> de cada opção, não o preço item a item (✅ regra do LOTE F4).</w:t>
       </w:r>
     </w:p>
     <w:p>
@@ -15594,7 +15950,7 @@
           <w:sz w:val="21"/>
           <w:szCs w:val="21"/>
         </w:rPr>
-        <w:t xml:space="preserve"> Coordenador (aprovação).</w:t>
+        <w:t xml:space="preserve"> Dentista Planner (que monta o plano).</w:t>
       </w:r>
     </w:p>
     <w:p>
@@ -15605,7 +15961,7 @@
         <w:rPr>
           <w:color w:val="B98B2E"/>
         </w:rPr>
-        <w:t xml:space="preserve">Dentista (executor) </w:t>
+        <w:t xml:space="preserve">Dentista Planner </w:t>
       </w:r>
       <w:r>
         <w:rPr>
@@ -15613,7 +15969,7 @@
           <w:iCs/>
           <w:color w:val="B98B2E"/>
         </w:rPr>
-        <w:t xml:space="preserve">(unidade)</w:t>
+        <w:t xml:space="preserve">(franqueadora)</w:t>
       </w:r>
     </w:p>
     <w:p>
@@ -15641,7 +15997,7 @@
           <w:sz w:val="21"/>
           <w:szCs w:val="21"/>
         </w:rPr>
-        <w:t xml:space="preserve"> executar o plano aprovado.</w:t>
+        <w:t xml:space="preserve"> transformar o caso em diagnóstico, plano e orçamento.</w:t>
       </w:r>
     </w:p>
     <w:p>
@@ -15661,69 +16017,15 @@
           <w:sz w:val="21"/>
           <w:szCs w:val="21"/>
         </w:rPr>
-        <w:t xml:space="preserve">Menu diferente dos outros:</w:t>
-      </w:r>
-      <w:r>
-        <w:rPr>
-          <w:color w:val="23293D"/>
-          <w:sz w:val="21"/>
-          <w:szCs w:val="21"/>
-        </w:rPr>
-        <w:t xml:space="preserve"> ✅ </w:t>
-      </w:r>
-      <w:r>
-        <w:rPr>
-          <w:b/>
-          <w:bCs/>
-          <w:color w:val="23293D"/>
-          <w:sz w:val="21"/>
-          <w:szCs w:val="21"/>
-        </w:rPr>
-        <w:t xml:space="preserve">não tem "Jornada"</w:t>
-      </w:r>
-      <w:r>
-        <w:rPr>
-          <w:color w:val="23293D"/>
-          <w:sz w:val="21"/>
-          <w:szCs w:val="21"/>
-        </w:rPr>
-        <w:t xml:space="preserve">, e ganha </w:t>
-      </w:r>
-      <w:r>
-        <w:rPr>
-          <w:b/>
-          <w:bCs/>
-          <w:color w:val="23293D"/>
-          <w:sz w:val="21"/>
-          <w:szCs w:val="21"/>
-        </w:rPr>
-        <w:t xml:space="preserve">Meu Dia</w:t>
-      </w:r>
-      <w:r>
-        <w:rPr>
-          <w:color w:val="23293D"/>
-          <w:sz w:val="21"/>
-          <w:szCs w:val="21"/>
-        </w:rPr>
-        <w:t xml:space="preserve"> e </w:t>
-      </w:r>
-      <w:r>
-        <w:rPr>
-          <w:b/>
-          <w:bCs/>
-          <w:color w:val="23293D"/>
-          <w:sz w:val="21"/>
-          <w:szCs w:val="21"/>
-        </w:rPr>
-        <w:t xml:space="preserve">Minha Agenda</w:t>
-      </w:r>
-      <w:r>
-        <w:rPr>
-          <w:color w:val="23293D"/>
-          <w:sz w:val="21"/>
-          <w:szCs w:val="21"/>
-        </w:rPr>
-        <w:t xml:space="preserve">.</w:t>
+        <w:t xml:space="preserve">Pode:</w:t>
+      </w:r>
+      <w:r>
+        <w:rPr>
+          <w:color w:val="23293D"/>
+          <w:sz w:val="21"/>
+          <w:szCs w:val="21"/>
+        </w:rPr>
+        <w:t xml:space="preserve"> criar plano com opções, lançar procedimentos, classificar o pilar, pedir aprovação, enviar ao Comercial.</w:t>
       </w:r>
     </w:p>
     <w:p>
@@ -15743,15 +16045,15 @@
           <w:sz w:val="21"/>
           <w:szCs w:val="21"/>
         </w:rPr>
-        <w:t xml:space="preserve">Pode:</w:t>
-      </w:r>
-      <w:r>
-        <w:rPr>
-          <w:color w:val="23293D"/>
-          <w:sz w:val="21"/>
-          <w:szCs w:val="21"/>
-        </w:rPr>
-        <w:t xml:space="preserve"> ver a agenda dele, chamar o paciente, escrever o Desenvolvimento Clínico e concluir o atendimento; consumo avulso de estoque.</w:t>
+        <w:t xml:space="preserve">Vê também:</w:t>
+      </w:r>
+      <w:r>
+        <w:rPr>
+          <w:color w:val="23293D"/>
+          <w:sz w:val="21"/>
+          <w:szCs w:val="21"/>
+        </w:rPr>
+        <w:t xml:space="preserve"> Procedimentos (catálogo), Relatórios, Planos de Tratamento, Estoque (papel clínico).</w:t>
       </w:r>
     </w:p>
     <w:p>
@@ -15771,15 +16073,15 @@
           <w:sz w:val="21"/>
           <w:szCs w:val="21"/>
         </w:rPr>
-        <w:t xml:space="preserve">Não vê:</w:t>
-      </w:r>
-      <w:r>
-        <w:rPr>
-          <w:color w:val="23293D"/>
-          <w:sz w:val="21"/>
-          <w:szCs w:val="21"/>
-        </w:rPr>
-        <w:t xml:space="preserve"> Financeiro, Comercial, Compras, Relatórios.</w:t>
+        <w:t xml:space="preserve">Não pode:</w:t>
+      </w:r>
+      <w:r>
+        <w:rPr>
+          <w:color w:val="23293D"/>
+          <w:sz w:val="21"/>
+          <w:szCs w:val="21"/>
+        </w:rPr>
+        <w:t xml:space="preserve"> avaliar paciente, agendar, negociar.</w:t>
       </w:r>
     </w:p>
     <w:p>
@@ -15807,25 +16109,7 @@
           <w:sz w:val="21"/>
           <w:szCs w:val="21"/>
         </w:rPr>
-        <w:t xml:space="preserve"> concluir atendimento sem escrever o Desenvolvimento Clínico — o sistema </w:t>
-      </w:r>
-      <w:r>
-        <w:rPr>
-          <w:b/>
-          <w:bCs/>
-          <w:color w:val="23293D"/>
-          <w:sz w:val="21"/>
-          <w:szCs w:val="21"/>
-        </w:rPr>
-        <w:t xml:space="preserve">não deixa</w:t>
-      </w:r>
-      <w:r>
-        <w:rPr>
-          <w:color w:val="23293D"/>
-          <w:sz w:val="21"/>
-          <w:szCs w:val="21"/>
-        </w:rPr>
-        <w:t xml:space="preserve"> (✅ regra I7b).</w:t>
+        <w:t xml:space="preserve"> enviar ao Comercial sem aprovação — o sistema barra.</w:t>
       </w:r>
     </w:p>
     <w:p>
@@ -15853,7 +16137,7 @@
           <w:sz w:val="21"/>
           <w:szCs w:val="21"/>
         </w:rPr>
-        <w:t xml:space="preserve"> Recepção (que registra a chegada).</w:t>
+        <w:t xml:space="preserve"> Coordenador (aprovação).</w:t>
       </w:r>
     </w:p>
     <w:p>
@@ -15864,7 +16148,7 @@
         <w:rPr>
           <w:color w:val="B98B2E"/>
         </w:rPr>
-        <w:t xml:space="preserve">Consultor Comercial </w:t>
+        <w:t xml:space="preserve">Dentista (executor) </w:t>
       </w:r>
       <w:r>
         <w:rPr>
@@ -15872,7 +16156,7 @@
           <w:iCs/>
           <w:color w:val="B98B2E"/>
         </w:rPr>
-        <w:t xml:space="preserve">(franqueadora)</w:t>
+        <w:t xml:space="preserve">(unidade)</w:t>
       </w:r>
     </w:p>
     <w:p>
@@ -15900,7 +16184,7 @@
           <w:sz w:val="21"/>
           <w:szCs w:val="21"/>
         </w:rPr>
-        <w:t xml:space="preserve"> apresentar o plano e fechar a venda.</w:t>
+        <w:t xml:space="preserve"> executar o plano aprovado.</w:t>
       </w:r>
     </w:p>
     <w:p>
@@ -15920,15 +16204,69 @@
           <w:sz w:val="21"/>
           <w:szCs w:val="21"/>
         </w:rPr>
-        <w:t xml:space="preserve">Pode:</w:t>
-      </w:r>
-      <w:r>
-        <w:rPr>
-          <w:color w:val="23293D"/>
-          <w:sz w:val="21"/>
-          <w:szCs w:val="21"/>
-        </w:rPr>
-        <w:t xml:space="preserve"> negociar, aplicar desconto dentro do teto, definir forma de pagamento, marcar contrato assinado e pagamento confirmado.</w:t>
+        <w:t xml:space="preserve">Menu diferente dos outros:</w:t>
+      </w:r>
+      <w:r>
+        <w:rPr>
+          <w:color w:val="23293D"/>
+          <w:sz w:val="21"/>
+          <w:szCs w:val="21"/>
+        </w:rPr>
+        <w:t xml:space="preserve"> ✅ </w:t>
+      </w:r>
+      <w:r>
+        <w:rPr>
+          <w:b/>
+          <w:bCs/>
+          <w:color w:val="23293D"/>
+          <w:sz w:val="21"/>
+          <w:szCs w:val="21"/>
+        </w:rPr>
+        <w:t xml:space="preserve">não tem "Jornada"</w:t>
+      </w:r>
+      <w:r>
+        <w:rPr>
+          <w:color w:val="23293D"/>
+          <w:sz w:val="21"/>
+          <w:szCs w:val="21"/>
+        </w:rPr>
+        <w:t xml:space="preserve">, e ganha </w:t>
+      </w:r>
+      <w:r>
+        <w:rPr>
+          <w:b/>
+          <w:bCs/>
+          <w:color w:val="23293D"/>
+          <w:sz w:val="21"/>
+          <w:szCs w:val="21"/>
+        </w:rPr>
+        <w:t xml:space="preserve">Meu Dia</w:t>
+      </w:r>
+      <w:r>
+        <w:rPr>
+          <w:color w:val="23293D"/>
+          <w:sz w:val="21"/>
+          <w:szCs w:val="21"/>
+        </w:rPr>
+        <w:t xml:space="preserve"> e </w:t>
+      </w:r>
+      <w:r>
+        <w:rPr>
+          <w:b/>
+          <w:bCs/>
+          <w:color w:val="23293D"/>
+          <w:sz w:val="21"/>
+          <w:szCs w:val="21"/>
+        </w:rPr>
+        <w:t xml:space="preserve">Minha Agenda</w:t>
+      </w:r>
+      <w:r>
+        <w:rPr>
+          <w:color w:val="23293D"/>
+          <w:sz w:val="21"/>
+          <w:szCs w:val="21"/>
+        </w:rPr>
+        <w:t xml:space="preserve">.</w:t>
       </w:r>
     </w:p>
     <w:p>
@@ -15948,15 +16286,15 @@
           <w:sz w:val="21"/>
           <w:szCs w:val="21"/>
         </w:rPr>
-        <w:t xml:space="preserve">Vê também:</w:t>
-      </w:r>
-      <w:r>
-        <w:rPr>
-          <w:color w:val="23293D"/>
-          <w:sz w:val="21"/>
-          <w:szCs w:val="21"/>
-        </w:rPr>
-        <w:t xml:space="preserve"> Comercial, Relatórios, Planos de Tratamento.</w:t>
+        <w:t xml:space="preserve">Pode:</w:t>
+      </w:r>
+      <w:r>
+        <w:rPr>
+          <w:color w:val="23293D"/>
+          <w:sz w:val="21"/>
+          <w:szCs w:val="21"/>
+        </w:rPr>
+        <w:t xml:space="preserve"> ver a agenda dele, chamar o paciente, escrever o Desenvolvimento Clínico e concluir o atendimento; consumo avulso de estoque.</w:t>
       </w:r>
     </w:p>
     <w:p>
@@ -15984,7 +16322,7 @@
           <w:sz w:val="21"/>
           <w:szCs w:val="21"/>
         </w:rPr>
-        <w:t xml:space="preserve"> Financeiro, Estoque, Compras.</w:t>
+        <w:t xml:space="preserve"> Financeiro, Comercial, Compras, Relatórios.</w:t>
       </w:r>
     </w:p>
     <w:p>
@@ -16012,7 +16350,25 @@
           <w:sz w:val="21"/>
           <w:szCs w:val="21"/>
         </w:rPr>
-        <w:t xml:space="preserve"> desconto acima do teto — o sistema avisa e, acima do limite, exige autorização.</w:t>
+        <w:t xml:space="preserve"> concluir atendimento sem escrever o Desenvolvimento Clínico — o sistema </w:t>
+      </w:r>
+      <w:r>
+        <w:rPr>
+          <w:b/>
+          <w:bCs/>
+          <w:color w:val="23293D"/>
+          <w:sz w:val="21"/>
+          <w:szCs w:val="21"/>
+        </w:rPr>
+        <w:t xml:space="preserve">não deixa</w:t>
+      </w:r>
+      <w:r>
+        <w:rPr>
+          <w:color w:val="23293D"/>
+          <w:sz w:val="21"/>
+          <w:szCs w:val="21"/>
+        </w:rPr>
+        <w:t xml:space="preserve"> (✅ regra I7b).</w:t>
       </w:r>
     </w:p>
     <w:p>
@@ -16040,7 +16396,7 @@
           <w:sz w:val="21"/>
           <w:szCs w:val="21"/>
         </w:rPr>
-        <w:t xml:space="preserve"> Planner (plano aprovado).</w:t>
+        <w:t xml:space="preserve"> Recepção (que registra a chegada).</w:t>
       </w:r>
     </w:p>
     <w:p>
@@ -16051,7 +16407,7 @@
         <w:rPr>
           <w:color w:val="B98B2E"/>
         </w:rPr>
-        <w:t xml:space="preserve">Gerente de Unidade </w:t>
+        <w:t xml:space="preserve">Consultor Comercial </w:t>
       </w:r>
       <w:r>
         <w:rPr>
@@ -16059,7 +16415,7 @@
           <w:iCs/>
           <w:color w:val="B98B2E"/>
         </w:rPr>
-        <w:t xml:space="preserve">(unidade)</w:t>
+        <w:t xml:space="preserve">(franqueadora)</w:t>
       </w:r>
     </w:p>
     <w:p>
@@ -16087,7 +16443,7 @@
           <w:sz w:val="21"/>
           <w:szCs w:val="21"/>
         </w:rPr>
-        <w:t xml:space="preserve"> enxergar e responder pela unidade.</w:t>
+        <w:t xml:space="preserve"> apresentar o plano e fechar a venda.</w:t>
       </w:r>
     </w:p>
     <w:p>
@@ -16107,15 +16463,15 @@
           <w:sz w:val="21"/>
           <w:szCs w:val="21"/>
         </w:rPr>
-        <w:t xml:space="preserve">Vê praticamente tudo da unidade:</w:t>
-      </w:r>
-      <w:r>
-        <w:rPr>
-          <w:color w:val="23293D"/>
-          <w:sz w:val="21"/>
-          <w:szCs w:val="21"/>
-        </w:rPr>
-        <w:t xml:space="preserve"> Financeiro ✅, Estoque ✅, Compras ✅, Comercial ✅, Relatórios ✅, Planos ✅, Risartanos ✅, Empresarial ✅.</w:t>
+        <w:t xml:space="preserve">Pode:</w:t>
+      </w:r>
+      <w:r>
+        <w:rPr>
+          <w:color w:val="23293D"/>
+          <w:sz w:val="21"/>
+          <w:szCs w:val="21"/>
+        </w:rPr>
+        <w:t xml:space="preserve"> negociar, aplicar desconto dentro do teto, definir forma de pagamento, marcar contrato assinado e pagamento confirmado.</w:t>
       </w:r>
     </w:p>
     <w:p>
@@ -16135,69 +16491,15 @@
           <w:sz w:val="21"/>
           <w:szCs w:val="21"/>
         </w:rPr>
-        <w:t xml:space="preserve">Pode:</w:t>
-      </w:r>
-      <w:r>
-        <w:rPr>
-          <w:color w:val="23293D"/>
-          <w:sz w:val="21"/>
-          <w:szCs w:val="21"/>
-        </w:rPr>
-        <w:t xml:space="preserve"> lançar dinheiro (</w:t>
-      </w:r>
-      <w:r>
-        <w:rPr>
-          <w:rFonts w:ascii="Consolas" w:cs="Consolas" w:eastAsia="Consolas" w:hAnsi="Consolas"/>
-          <w:color w:val="1F3253"/>
-          <w:sz w:val="19"/>
-          <w:szCs w:val="19"/>
-          <w:shd w:fill="EFEDE6" w:color="auto" w:val="clear"/>
-        </w:rPr>
-        <w:t xml:space="preserve">canPostFinance</w:t>
-      </w:r>
-      <w:r>
-        <w:rPr>
-          <w:color w:val="23293D"/>
-          <w:sz w:val="21"/>
-          <w:szCs w:val="21"/>
-        </w:rPr>
-        <w:t xml:space="preserve">), dar entrada e fazer inventário de estoque (</w:t>
-      </w:r>
-      <w:r>
-        <w:rPr>
-          <w:rFonts w:ascii="Consolas" w:cs="Consolas" w:eastAsia="Consolas" w:hAnsi="Consolas"/>
-          <w:color w:val="1F3253"/>
-          <w:sz w:val="19"/>
-          <w:szCs w:val="19"/>
-          <w:shd w:fill="EFEDE6" w:color="auto" w:val="clear"/>
-        </w:rPr>
-        <w:t xml:space="preserve">canManageStock</w:t>
-      </w:r>
-      <w:r>
-        <w:rPr>
-          <w:color w:val="23293D"/>
-          <w:sz w:val="21"/>
-          <w:szCs w:val="21"/>
-        </w:rPr>
-        <w:t xml:space="preserve">), criar requisição de compra (</w:t>
-      </w:r>
-      <w:r>
-        <w:rPr>
-          <w:rFonts w:ascii="Consolas" w:cs="Consolas" w:eastAsia="Consolas" w:hAnsi="Consolas"/>
-          <w:color w:val="1F3253"/>
-          <w:sz w:val="19"/>
-          <w:szCs w:val="19"/>
-          <w:shd w:fill="EFEDE6" w:color="auto" w:val="clear"/>
-        </w:rPr>
-        <w:t xml:space="preserve">canManagePurchaseRequests</w:t>
-      </w:r>
-      <w:r>
-        <w:rPr>
-          <w:color w:val="23293D"/>
-          <w:sz w:val="21"/>
-          <w:szCs w:val="21"/>
-        </w:rPr>
-        <w:t xml:space="preserve">), autorizar contas dentro da alçada.</w:t>
+        <w:t xml:space="preserve">Vê também:</w:t>
+      </w:r>
+      <w:r>
+        <w:rPr>
+          <w:color w:val="23293D"/>
+          <w:sz w:val="21"/>
+          <w:szCs w:val="21"/>
+        </w:rPr>
+        <w:t xml:space="preserve"> Comercial, Relatórios, Planos de Tratamento.</w:t>
       </w:r>
     </w:p>
     <w:p>
@@ -16217,51 +16519,15 @@
           <w:sz w:val="21"/>
           <w:szCs w:val="21"/>
         </w:rPr>
-        <w:t xml:space="preserve">Não pode:</w:t>
-      </w:r>
-      <w:r>
-        <w:rPr>
-          <w:color w:val="23293D"/>
-          <w:sz w:val="21"/>
-          <w:szCs w:val="21"/>
-        </w:rPr>
-        <w:t xml:space="preserve"> configurar o que vale para a rede inteira (</w:t>
-      </w:r>
-      <w:r>
-        <w:rPr>
-          <w:rFonts w:ascii="Consolas" w:cs="Consolas" w:eastAsia="Consolas" w:hAnsi="Consolas"/>
-          <w:color w:val="1F3253"/>
-          <w:sz w:val="19"/>
-          <w:szCs w:val="19"/>
-          <w:shd w:fill="EFEDE6" w:color="auto" w:val="clear"/>
-        </w:rPr>
-        <w:t xml:space="preserve">canConfigureFinanceNetwork</w:t>
-      </w:r>
-      <w:r>
-        <w:rPr>
-          <w:color w:val="23293D"/>
-          <w:sz w:val="21"/>
-          <w:szCs w:val="21"/>
-        </w:rPr>
-        <w:t xml:space="preserve"> exclui o gerente) nem cadastrar item no catálogo de estoque (</w:t>
-      </w:r>
-      <w:r>
-        <w:rPr>
-          <w:rFonts w:ascii="Consolas" w:cs="Consolas" w:eastAsia="Consolas" w:hAnsi="Consolas"/>
-          <w:color w:val="1F3253"/>
-          <w:sz w:val="19"/>
-          <w:szCs w:val="19"/>
-          <w:shd w:fill="EFEDE6" w:color="auto" w:val="clear"/>
-        </w:rPr>
-        <w:t xml:space="preserve">canManageStockCatalog</w:t>
-      </w:r>
-      <w:r>
-        <w:rPr>
-          <w:color w:val="23293D"/>
-          <w:sz w:val="21"/>
-          <w:szCs w:val="21"/>
-        </w:rPr>
-        <w:t xml:space="preserve">).</w:t>
+        <w:t xml:space="preserve">Não vê:</w:t>
+      </w:r>
+      <w:r>
+        <w:rPr>
+          <w:color w:val="23293D"/>
+          <w:sz w:val="21"/>
+          <w:szCs w:val="21"/>
+        </w:rPr>
+        <w:t xml:space="preserve"> Financeiro, Estoque, Compras.</w:t>
       </w:r>
     </w:p>
     <w:p>
@@ -16289,7 +16555,35 @@
           <w:sz w:val="21"/>
           <w:szCs w:val="21"/>
         </w:rPr>
-        <w:t xml:space="preserve"> é quem mais executa ação irreversível no financeiro.</w:t>
+        <w:t xml:space="preserve"> desconto acima do teto — o sistema avisa e, acima do limite, exige autorização.</w:t>
+      </w:r>
+    </w:p>
+    <w:p>
+      <w:pPr>
+        <w:pStyle w:val="ListParagraph"/>
+        <w:numPr>
+          <w:ilvl w:val="0"/>
+          <w:numId w:val="14"/>
+        </w:numPr>
+        <w:spacing w:after="80" w:line="270"/>
+      </w:pPr>
+      <w:r>
+        <w:rPr>
+          <w:b/>
+          <w:bCs/>
+          <w:color w:val="23293D"/>
+          <w:sz w:val="21"/>
+          <w:szCs w:val="21"/>
+        </w:rPr>
+        <w:t xml:space="preserve">Depende de:</w:t>
+      </w:r>
+      <w:r>
+        <w:rPr>
+          <w:color w:val="23293D"/>
+          <w:sz w:val="21"/>
+          <w:szCs w:val="21"/>
+        </w:rPr>
+        <w:t xml:space="preserve"> Planner (plano aprovado).</w:t>
       </w:r>
     </w:p>
     <w:p>
@@ -16300,7 +16594,7 @@
         <w:rPr>
           <w:color w:val="B98B2E"/>
         </w:rPr>
-        <w:t xml:space="preserve">Franqueado </w:t>
+        <w:t xml:space="preserve">Gerente de Unidade </w:t>
       </w:r>
       <w:r>
         <w:rPr>
@@ -16336,7 +16630,7 @@
           <w:sz w:val="21"/>
           <w:szCs w:val="21"/>
         </w:rPr>
-        <w:t xml:space="preserve"> acompanhar a unidade que possui.</w:t>
+        <w:t xml:space="preserve"> enxergar e responder pela unidade.</w:t>
       </w:r>
     </w:p>
     <w:p>
@@ -16356,15 +16650,15 @@
           <w:sz w:val="21"/>
           <w:szCs w:val="21"/>
         </w:rPr>
-        <w:t xml:space="preserve">Vê:</w:t>
-      </w:r>
-      <w:r>
-        <w:rPr>
-          <w:color w:val="23293D"/>
-          <w:sz w:val="21"/>
-          <w:szCs w:val="21"/>
-        </w:rPr>
-        <w:t xml:space="preserve"> Financeiro ✅, Estoque ✅, Compras ✅, Comercial ✅, Relatórios ✅.</w:t>
+        <w:t xml:space="preserve">Vê praticamente tudo da unidade:</w:t>
+      </w:r>
+      <w:r>
+        <w:rPr>
+          <w:color w:val="23293D"/>
+          <w:sz w:val="21"/>
+          <w:szCs w:val="21"/>
+        </w:rPr>
+        <w:t xml:space="preserve"> Financeiro ✅, Estoque ✅, Compras ✅, Comercial ✅, Relatórios ✅, Planos ✅, Risartanos ✅, Empresarial ✅.</w:t>
       </w:r>
     </w:p>
     <w:p>
@@ -16384,15 +16678,15 @@
           <w:sz w:val="21"/>
           <w:szCs w:val="21"/>
         </w:rPr>
-        <w:t xml:space="preserve">Não pode lançar dinheiro:</w:t>
-      </w:r>
-      <w:r>
-        <w:rPr>
-          <w:color w:val="23293D"/>
-          <w:sz w:val="21"/>
-          <w:szCs w:val="21"/>
-        </w:rPr>
-        <w:t xml:space="preserve"> ⚠️ </w:t>
+        <w:t xml:space="preserve">Pode:</w:t>
+      </w:r>
+      <w:r>
+        <w:rPr>
+          <w:color w:val="23293D"/>
+          <w:sz w:val="21"/>
+          <w:szCs w:val="21"/>
+        </w:rPr>
+        <w:t xml:space="preserve"> lançar dinheiro (</w:t>
       </w:r>
       <w:r>
         <w:rPr>
@@ -16410,25 +16704,7 @@
           <w:sz w:val="21"/>
           <w:szCs w:val="21"/>
         </w:rPr>
-        <w:t xml:space="preserve"> </w:t>
-      </w:r>
-      <w:r>
-        <w:rPr>
-          <w:b/>
-          <w:bCs/>
-          <w:color w:val="23293D"/>
-          <w:sz w:val="21"/>
-          <w:szCs w:val="21"/>
-        </w:rPr>
-        <w:t xml:space="preserve">não</w:t>
-      </w:r>
-      <w:r>
-        <w:rPr>
-          <w:color w:val="23293D"/>
-          <w:sz w:val="21"/>
-          <w:szCs w:val="21"/>
-        </w:rPr>
-        <w:t xml:space="preserve"> inclui </w:t>
+        <w:t xml:space="preserve">), dar entrada e fazer inventário de estoque (</w:t>
       </w:r>
       <w:r>
         <w:rPr>
@@ -16438,33 +16714,125 @@
           <w:szCs w:val="19"/>
           <w:shd w:fill="EFEDE6" w:color="auto" w:val="clear"/>
         </w:rPr>
-        <w:t xml:space="preserve">franchisee</w:t>
-      </w:r>
-      <w:r>
-        <w:rPr>
-          <w:color w:val="23293D"/>
-          <w:sz w:val="21"/>
-          <w:szCs w:val="21"/>
-        </w:rPr>
-        <w:t xml:space="preserve"> — o comentário no código diz </w:t>
-      </w:r>
-      <w:r>
-        <w:rPr>
-          <w:i/>
-          <w:iCs/>
-          <w:color w:val="23293D"/>
-          <w:sz w:val="21"/>
-          <w:szCs w:val="21"/>
-        </w:rPr>
-        <w:t xml:space="preserve">"franqueado é somente leitura"</w:t>
-      </w:r>
-      <w:r>
-        <w:rPr>
-          <w:color w:val="23293D"/>
-          <w:sz w:val="21"/>
-          <w:szCs w:val="21"/>
-        </w:rPr>
-        <w:t xml:space="preserve">.</w:t>
+        <w:t xml:space="preserve">canManageStock</w:t>
+      </w:r>
+      <w:r>
+        <w:rPr>
+          <w:color w:val="23293D"/>
+          <w:sz w:val="21"/>
+          <w:szCs w:val="21"/>
+        </w:rPr>
+        <w:t xml:space="preserve">), criar requisição de compra (</w:t>
+      </w:r>
+      <w:r>
+        <w:rPr>
+          <w:rFonts w:ascii="Consolas" w:cs="Consolas" w:eastAsia="Consolas" w:hAnsi="Consolas"/>
+          <w:color w:val="1F3253"/>
+          <w:sz w:val="19"/>
+          <w:szCs w:val="19"/>
+          <w:shd w:fill="EFEDE6" w:color="auto" w:val="clear"/>
+        </w:rPr>
+        <w:t xml:space="preserve">canManagePurchaseRequests</w:t>
+      </w:r>
+      <w:r>
+        <w:rPr>
+          <w:color w:val="23293D"/>
+          <w:sz w:val="21"/>
+          <w:szCs w:val="21"/>
+        </w:rPr>
+        <w:t xml:space="preserve">), autorizar contas dentro da alçada.</w:t>
+      </w:r>
+    </w:p>
+    <w:p>
+      <w:pPr>
+        <w:pStyle w:val="ListParagraph"/>
+        <w:numPr>
+          <w:ilvl w:val="0"/>
+          <w:numId w:val="15"/>
+        </w:numPr>
+        <w:spacing w:after="80" w:line="270"/>
+      </w:pPr>
+      <w:r>
+        <w:rPr>
+          <w:b/>
+          <w:bCs/>
+          <w:color w:val="23293D"/>
+          <w:sz w:val="21"/>
+          <w:szCs w:val="21"/>
+        </w:rPr>
+        <w:t xml:space="preserve">Não pode:</w:t>
+      </w:r>
+      <w:r>
+        <w:rPr>
+          <w:color w:val="23293D"/>
+          <w:sz w:val="21"/>
+          <w:szCs w:val="21"/>
+        </w:rPr>
+        <w:t xml:space="preserve"> configurar o que vale para a rede inteira (</w:t>
+      </w:r>
+      <w:r>
+        <w:rPr>
+          <w:rFonts w:ascii="Consolas" w:cs="Consolas" w:eastAsia="Consolas" w:hAnsi="Consolas"/>
+          <w:color w:val="1F3253"/>
+          <w:sz w:val="19"/>
+          <w:szCs w:val="19"/>
+          <w:shd w:fill="EFEDE6" w:color="auto" w:val="clear"/>
+        </w:rPr>
+        <w:t xml:space="preserve">canConfigureFinanceNetwork</w:t>
+      </w:r>
+      <w:r>
+        <w:rPr>
+          <w:color w:val="23293D"/>
+          <w:sz w:val="21"/>
+          <w:szCs w:val="21"/>
+        </w:rPr>
+        <w:t xml:space="preserve"> exclui o gerente) nem cadastrar item no catálogo de estoque (</w:t>
+      </w:r>
+      <w:r>
+        <w:rPr>
+          <w:rFonts w:ascii="Consolas" w:cs="Consolas" w:eastAsia="Consolas" w:hAnsi="Consolas"/>
+          <w:color w:val="1F3253"/>
+          <w:sz w:val="19"/>
+          <w:szCs w:val="19"/>
+          <w:shd w:fill="EFEDE6" w:color="auto" w:val="clear"/>
+        </w:rPr>
+        <w:t xml:space="preserve">canManageStockCatalog</w:t>
+      </w:r>
+      <w:r>
+        <w:rPr>
+          <w:color w:val="23293D"/>
+          <w:sz w:val="21"/>
+          <w:szCs w:val="21"/>
+        </w:rPr>
+        <w:t xml:space="preserve">).</w:t>
+      </w:r>
+    </w:p>
+    <w:p>
+      <w:pPr>
+        <w:pStyle w:val="ListParagraph"/>
+        <w:numPr>
+          <w:ilvl w:val="0"/>
+          <w:numId w:val="15"/>
+        </w:numPr>
+        <w:spacing w:after="80" w:line="270"/>
+      </w:pPr>
+      <w:r>
+        <w:rPr>
+          <w:b/>
+          <w:bCs/>
+          <w:color w:val="23293D"/>
+          <w:sz w:val="21"/>
+          <w:szCs w:val="21"/>
+        </w:rPr>
+        <w:t xml:space="preserve">Riscos:</w:t>
+      </w:r>
+      <w:r>
+        <w:rPr>
+          <w:color w:val="23293D"/>
+          <w:sz w:val="21"/>
+          <w:szCs w:val="21"/>
+        </w:rPr>
+        <w:t xml:space="preserve"> é quem mais executa ação irreversível no financeiro.</w:t>
       </w:r>
     </w:p>
     <w:p>
@@ -16475,7 +16843,7 @@
         <w:rPr>
           <w:color w:val="B98B2E"/>
         </w:rPr>
-        <w:t xml:space="preserve">Financeiro da Franqueadora </w:t>
+        <w:t xml:space="preserve">Franqueado </w:t>
       </w:r>
       <w:r>
         <w:rPr>
@@ -16483,7 +16851,7 @@
           <w:iCs/>
           <w:color w:val="B98B2E"/>
         </w:rPr>
-        <w:t xml:space="preserve">(franqueadora)</w:t>
+        <w:t xml:space="preserve">(unidade)</w:t>
       </w:r>
     </w:p>
     <w:p>
@@ -16503,69 +16871,15 @@
           <w:sz w:val="21"/>
           <w:szCs w:val="21"/>
         </w:rPr>
-        <w:t xml:space="preserve">Pode:</w:t>
-      </w:r>
-      <w:r>
-        <w:rPr>
-          <w:color w:val="23293D"/>
-          <w:sz w:val="21"/>
-          <w:szCs w:val="21"/>
-        </w:rPr>
-        <w:t xml:space="preserve"> tudo do financeiro, inclusive </w:t>
-      </w:r>
-      <w:r>
-        <w:rPr>
-          <w:b/>
-          <w:bCs/>
-          <w:color w:val="23293D"/>
-          <w:sz w:val="21"/>
-          <w:szCs w:val="21"/>
-        </w:rPr>
-        <w:t xml:space="preserve">configurar a rede</w:t>
-      </w:r>
-      <w:r>
-        <w:rPr>
-          <w:color w:val="23293D"/>
-          <w:sz w:val="21"/>
-          <w:szCs w:val="21"/>
-        </w:rPr>
-        <w:t xml:space="preserve"> (</w:t>
-      </w:r>
-      <w:r>
-        <w:rPr>
-          <w:rFonts w:ascii="Consolas" w:cs="Consolas" w:eastAsia="Consolas" w:hAnsi="Consolas"/>
-          <w:color w:val="1F3253"/>
-          <w:sz w:val="19"/>
-          <w:szCs w:val="19"/>
-          <w:shd w:fill="EFEDE6" w:color="auto" w:val="clear"/>
-        </w:rPr>
-        <w:t xml:space="preserve">canConfigureFinanceNetwork</w:t>
-      </w:r>
-      <w:r>
-        <w:rPr>
-          <w:color w:val="23293D"/>
-          <w:sz w:val="21"/>
-          <w:szCs w:val="21"/>
-        </w:rPr>
-        <w:t xml:space="preserve"> ✅), o catálogo de estoque (</w:t>
-      </w:r>
-      <w:r>
-        <w:rPr>
-          <w:rFonts w:ascii="Consolas" w:cs="Consolas" w:eastAsia="Consolas" w:hAnsi="Consolas"/>
-          <w:color w:val="1F3253"/>
-          <w:sz w:val="19"/>
-          <w:szCs w:val="19"/>
-          <w:shd w:fill="EFEDE6" w:color="auto" w:val="clear"/>
-        </w:rPr>
-        <w:t xml:space="preserve">canManageStockCatalog</w:t>
-      </w:r>
-      <w:r>
-        <w:rPr>
-          <w:color w:val="23293D"/>
-          <w:sz w:val="21"/>
-          <w:szCs w:val="21"/>
-        </w:rPr>
-        <w:t xml:space="preserve"> ✅) e ver Compras.</w:t>
+        <w:t xml:space="preserve">Objetivo:</w:t>
+      </w:r>
+      <w:r>
+        <w:rPr>
+          <w:color w:val="23293D"/>
+          <w:sz w:val="21"/>
+          <w:szCs w:val="21"/>
+        </w:rPr>
+        <w:t xml:space="preserve"> acompanhar a unidade que possui.</w:t>
       </w:r>
     </w:p>
     <w:p>
@@ -16585,15 +16899,115 @@
           <w:sz w:val="21"/>
           <w:szCs w:val="21"/>
         </w:rPr>
-        <w:t xml:space="preserve">Não pode:</w:t>
-      </w:r>
-      <w:r>
-        <w:rPr>
-          <w:color w:val="23293D"/>
-          <w:sz w:val="21"/>
-          <w:szCs w:val="21"/>
-        </w:rPr>
-        <w:t xml:space="preserve"> aprovar a própria conta lançada (regra de alçada, FIN3).</w:t>
+        <w:t xml:space="preserve">Vê:</w:t>
+      </w:r>
+      <w:r>
+        <w:rPr>
+          <w:color w:val="23293D"/>
+          <w:sz w:val="21"/>
+          <w:szCs w:val="21"/>
+        </w:rPr>
+        <w:t xml:space="preserve"> Financeiro ✅, Estoque ✅, Compras ✅, Comercial ✅, Relatórios ✅.</w:t>
+      </w:r>
+    </w:p>
+    <w:p>
+      <w:pPr>
+        <w:pStyle w:val="ListParagraph"/>
+        <w:numPr>
+          <w:ilvl w:val="0"/>
+          <w:numId w:val="16"/>
+        </w:numPr>
+        <w:spacing w:after="80" w:line="270"/>
+      </w:pPr>
+      <w:r>
+        <w:rPr>
+          <w:b/>
+          <w:bCs/>
+          <w:color w:val="23293D"/>
+          <w:sz w:val="21"/>
+          <w:szCs w:val="21"/>
+        </w:rPr>
+        <w:t xml:space="preserve">Não pode lançar dinheiro:</w:t>
+      </w:r>
+      <w:r>
+        <w:rPr>
+          <w:color w:val="23293D"/>
+          <w:sz w:val="21"/>
+          <w:szCs w:val="21"/>
+        </w:rPr>
+        <w:t xml:space="preserve"> ⚠️ </w:t>
+      </w:r>
+      <w:r>
+        <w:rPr>
+          <w:rFonts w:ascii="Consolas" w:cs="Consolas" w:eastAsia="Consolas" w:hAnsi="Consolas"/>
+          <w:color w:val="1F3253"/>
+          <w:sz w:val="19"/>
+          <w:szCs w:val="19"/>
+          <w:shd w:fill="EFEDE6" w:color="auto" w:val="clear"/>
+        </w:rPr>
+        <w:t xml:space="preserve">canPostFinance</w:t>
+      </w:r>
+      <w:r>
+        <w:rPr>
+          <w:color w:val="23293D"/>
+          <w:sz w:val="21"/>
+          <w:szCs w:val="21"/>
+        </w:rPr>
+        <w:t xml:space="preserve"> </w:t>
+      </w:r>
+      <w:r>
+        <w:rPr>
+          <w:b/>
+          <w:bCs/>
+          <w:color w:val="23293D"/>
+          <w:sz w:val="21"/>
+          <w:szCs w:val="21"/>
+        </w:rPr>
+        <w:t xml:space="preserve">não</w:t>
+      </w:r>
+      <w:r>
+        <w:rPr>
+          <w:color w:val="23293D"/>
+          <w:sz w:val="21"/>
+          <w:szCs w:val="21"/>
+        </w:rPr>
+        <w:t xml:space="preserve"> inclui </w:t>
+      </w:r>
+      <w:r>
+        <w:rPr>
+          <w:rFonts w:ascii="Consolas" w:cs="Consolas" w:eastAsia="Consolas" w:hAnsi="Consolas"/>
+          <w:color w:val="1F3253"/>
+          <w:sz w:val="19"/>
+          <w:szCs w:val="19"/>
+          <w:shd w:fill="EFEDE6" w:color="auto" w:val="clear"/>
+        </w:rPr>
+        <w:t xml:space="preserve">franchisee</w:t>
+      </w:r>
+      <w:r>
+        <w:rPr>
+          <w:color w:val="23293D"/>
+          <w:sz w:val="21"/>
+          <w:szCs w:val="21"/>
+        </w:rPr>
+        <w:t xml:space="preserve"> — o comentário no código diz </w:t>
+      </w:r>
+      <w:r>
+        <w:rPr>
+          <w:i/>
+          <w:iCs/>
+          <w:color w:val="23293D"/>
+          <w:sz w:val="21"/>
+          <w:szCs w:val="21"/>
+        </w:rPr>
+        <w:t xml:space="preserve">"franqueado é somente leitura"</w:t>
+      </w:r>
+      <w:r>
+        <w:rPr>
+          <w:color w:val="23293D"/>
+          <w:sz w:val="21"/>
+          <w:szCs w:val="21"/>
+        </w:rPr>
+        <w:t xml:space="preserve">.</w:t>
       </w:r>
     </w:p>
     <w:p>
@@ -16604,7 +17018,7 @@
         <w:rPr>
           <w:color w:val="B98B2E"/>
         </w:rPr>
-        <w:t xml:space="preserve">Comprador da Franqueadora </w:t>
+        <w:t xml:space="preserve">Financeiro da Franqueadora </w:t>
       </w:r>
       <w:r>
         <w:rPr>
@@ -16632,15 +17046,69 @@
           <w:sz w:val="21"/>
           <w:szCs w:val="21"/>
         </w:rPr>
-        <w:t xml:space="preserve">Objetivo:</w:t>
-      </w:r>
-      <w:r>
-        <w:rPr>
-          <w:color w:val="23293D"/>
-          <w:sz w:val="21"/>
-          <w:szCs w:val="21"/>
-        </w:rPr>
-        <w:t xml:space="preserve"> negociar compras pela rede.</w:t>
+        <w:t xml:space="preserve">Pode:</w:t>
+      </w:r>
+      <w:r>
+        <w:rPr>
+          <w:color w:val="23293D"/>
+          <w:sz w:val="21"/>
+          <w:szCs w:val="21"/>
+        </w:rPr>
+        <w:t xml:space="preserve"> tudo do financeiro, inclusive </w:t>
+      </w:r>
+      <w:r>
+        <w:rPr>
+          <w:b/>
+          <w:bCs/>
+          <w:color w:val="23293D"/>
+          <w:sz w:val="21"/>
+          <w:szCs w:val="21"/>
+        </w:rPr>
+        <w:t xml:space="preserve">configurar a rede</w:t>
+      </w:r>
+      <w:r>
+        <w:rPr>
+          <w:color w:val="23293D"/>
+          <w:sz w:val="21"/>
+          <w:szCs w:val="21"/>
+        </w:rPr>
+        <w:t xml:space="preserve"> (</w:t>
+      </w:r>
+      <w:r>
+        <w:rPr>
+          <w:rFonts w:ascii="Consolas" w:cs="Consolas" w:eastAsia="Consolas" w:hAnsi="Consolas"/>
+          <w:color w:val="1F3253"/>
+          <w:sz w:val="19"/>
+          <w:szCs w:val="19"/>
+          <w:shd w:fill="EFEDE6" w:color="auto" w:val="clear"/>
+        </w:rPr>
+        <w:t xml:space="preserve">canConfigureFinanceNetwork</w:t>
+      </w:r>
+      <w:r>
+        <w:rPr>
+          <w:color w:val="23293D"/>
+          <w:sz w:val="21"/>
+          <w:szCs w:val="21"/>
+        </w:rPr>
+        <w:t xml:space="preserve"> ✅), o catálogo de estoque (</w:t>
+      </w:r>
+      <w:r>
+        <w:rPr>
+          <w:rFonts w:ascii="Consolas" w:cs="Consolas" w:eastAsia="Consolas" w:hAnsi="Consolas"/>
+          <w:color w:val="1F3253"/>
+          <w:sz w:val="19"/>
+          <w:szCs w:val="19"/>
+          <w:shd w:fill="EFEDE6" w:color="auto" w:val="clear"/>
+        </w:rPr>
+        <w:t xml:space="preserve">canManageStockCatalog</w:t>
+      </w:r>
+      <w:r>
+        <w:rPr>
+          <w:color w:val="23293D"/>
+          <w:sz w:val="21"/>
+          <w:szCs w:val="21"/>
+        </w:rPr>
+        <w:t xml:space="preserve"> ✅) e ver Compras.</w:t>
       </w:r>
     </w:p>
     <w:p>
@@ -16660,115 +17128,15 @@
           <w:sz w:val="21"/>
           <w:szCs w:val="21"/>
         </w:rPr>
-        <w:t xml:space="preserve">Vê:</w:t>
-      </w:r>
-      <w:r>
-        <w:rPr>
-          <w:color w:val="23293D"/>
-          <w:sz w:val="21"/>
-          <w:szCs w:val="21"/>
-        </w:rPr>
-        <w:t xml:space="preserve"> Compras ✅ (é o único, além do Admin, que entra na mesa de negociação — </w:t>
-      </w:r>
-      <w:r>
-        <w:rPr>
-          <w:rFonts w:ascii="Consolas" w:cs="Consolas" w:eastAsia="Consolas" w:hAnsi="Consolas"/>
-          <w:color w:val="1F3253"/>
-          <w:sz w:val="19"/>
-          <w:szCs w:val="19"/>
-          <w:shd w:fill="EFEDE6" w:color="auto" w:val="clear"/>
-        </w:rPr>
-        <w:t xml:space="preserve">isPurchaser</w:t>
-      </w:r>
-      <w:r>
-        <w:rPr>
-          <w:color w:val="23293D"/>
-          <w:sz w:val="21"/>
-          <w:szCs w:val="21"/>
-        </w:rPr>
-        <w:t xml:space="preserve">).</w:t>
-      </w:r>
-    </w:p>
-    <w:p>
-      <w:pPr>
-        <w:pStyle w:val="ListParagraph"/>
-        <w:numPr>
-          <w:ilvl w:val="0"/>
-          <w:numId w:val="17"/>
-        </w:numPr>
-        <w:spacing w:after="80" w:line="270"/>
-      </w:pPr>
-      <w:r>
-        <w:rPr>
-          <w:b/>
-          <w:bCs/>
-          <w:color w:val="23293D"/>
-          <w:sz w:val="21"/>
-          <w:szCs w:val="21"/>
-        </w:rPr>
-        <w:t xml:space="preserve">Regra estrutural:</w:t>
-      </w:r>
-      <w:r>
-        <w:rPr>
-          <w:color w:val="23293D"/>
-          <w:sz w:val="21"/>
-          <w:szCs w:val="21"/>
-        </w:rPr>
-        <w:t xml:space="preserve"> </w:t>
-      </w:r>
-      <w:r>
-        <w:rPr>
-          <w:i/>
-          <w:iCs/>
-          <w:color w:val="23293D"/>
-          <w:sz w:val="21"/>
-          <w:szCs w:val="21"/>
-        </w:rPr>
-        <w:t xml:space="preserve">quem compra não é quem paga</w:t>
-      </w:r>
-      <w:r>
-        <w:rPr>
-          <w:color w:val="23293D"/>
-          <w:sz w:val="21"/>
-          <w:szCs w:val="21"/>
-        </w:rPr>
-        <w:t xml:space="preserve">. Ele </w:t>
-      </w:r>
-      <w:r>
-        <w:rPr>
-          <w:b/>
-          <w:bCs/>
-          <w:color w:val="23293D"/>
-          <w:sz w:val="21"/>
-          <w:szCs w:val="21"/>
-        </w:rPr>
-        <w:t xml:space="preserve">não</w:t>
-      </w:r>
-      <w:r>
-        <w:rPr>
-          <w:color w:val="23293D"/>
-          <w:sz w:val="21"/>
-          <w:szCs w:val="21"/>
-        </w:rPr>
-        <w:t xml:space="preserve"> tem acesso ao Financeiro (✅ </w:t>
-      </w:r>
-      <w:r>
-        <w:rPr>
-          <w:rFonts w:ascii="Consolas" w:cs="Consolas" w:eastAsia="Consolas" w:hAnsi="Consolas"/>
-          <w:color w:val="1F3253"/>
-          <w:sz w:val="19"/>
-          <w:szCs w:val="19"/>
-          <w:shd w:fill="EFEDE6" w:color="auto" w:val="clear"/>
-        </w:rPr>
-        <w:t xml:space="preserve">canViewFinance</w:t>
-      </w:r>
-      <w:r>
-        <w:rPr>
-          <w:color w:val="23293D"/>
-          <w:sz w:val="21"/>
-          <w:szCs w:val="21"/>
-        </w:rPr>
-        <w:t xml:space="preserve"> não o inclui).</w:t>
+        <w:t xml:space="preserve">Não pode:</w:t>
+      </w:r>
+      <w:r>
+        <w:rPr>
+          <w:color w:val="23293D"/>
+          <w:sz w:val="21"/>
+          <w:szCs w:val="21"/>
+        </w:rPr>
+        <w:t xml:space="preserve"> aprovar a própria conta lançada (regra de alçada, FIN3).</w:t>
       </w:r>
     </w:p>
     <w:p>
@@ -16779,7 +17147,7 @@
         <w:rPr>
           <w:color w:val="B98B2E"/>
         </w:rPr>
-        <w:t xml:space="preserve">SDR (Encantador) </w:t>
+        <w:t xml:space="preserve">Comprador da Franqueadora </w:t>
       </w:r>
       <w:r>
         <w:rPr>
@@ -16807,15 +17175,15 @@
           <w:sz w:val="21"/>
           <w:szCs w:val="21"/>
         </w:rPr>
-        <w:t xml:space="preserve">Pode:</w:t>
-      </w:r>
-      <w:r>
-        <w:rPr>
-          <w:color w:val="23293D"/>
-          <w:sz w:val="21"/>
-          <w:szCs w:val="21"/>
-        </w:rPr>
-        <w:t xml:space="preserve"> cadastrar clientes e agendar, inclusive em outra unidade; vê os clientes que cadastrou.</w:t>
+        <w:t xml:space="preserve">Objetivo:</w:t>
+      </w:r>
+      <w:r>
+        <w:rPr>
+          <w:color w:val="23293D"/>
+          <w:sz w:val="21"/>
+          <w:szCs w:val="21"/>
+        </w:rPr>
+        <w:t xml:space="preserve"> negociar compras pela rede.</w:t>
       </w:r>
     </w:p>
     <w:p>
@@ -16835,15 +17203,33 @@
           <w:sz w:val="21"/>
           <w:szCs w:val="21"/>
         </w:rPr>
-        <w:t xml:space="preserve">Não pode:</w:t>
-      </w:r>
-      <w:r>
-        <w:rPr>
-          <w:color w:val="23293D"/>
-          <w:sz w:val="21"/>
-          <w:szCs w:val="21"/>
-        </w:rPr>
-        <w:t xml:space="preserve"> mover fases (botões removidos), atos clínicos ou comerciais.</w:t>
+        <w:t xml:space="preserve">Vê:</w:t>
+      </w:r>
+      <w:r>
+        <w:rPr>
+          <w:color w:val="23293D"/>
+          <w:sz w:val="21"/>
+          <w:szCs w:val="21"/>
+        </w:rPr>
+        <w:t xml:space="preserve"> Compras ✅ (é o único, além do Admin, que entra na mesa de negociação — </w:t>
+      </w:r>
+      <w:r>
+        <w:rPr>
+          <w:rFonts w:ascii="Consolas" w:cs="Consolas" w:eastAsia="Consolas" w:hAnsi="Consolas"/>
+          <w:color w:val="1F3253"/>
+          <w:sz w:val="19"/>
+          <w:szCs w:val="19"/>
+          <w:shd w:fill="EFEDE6" w:color="auto" w:val="clear"/>
+        </w:rPr>
+        <w:t xml:space="preserve">isPurchaser</w:t>
+      </w:r>
+      <w:r>
+        <w:rPr>
+          <w:color w:val="23293D"/>
+          <w:sz w:val="21"/>
+          <w:szCs w:val="21"/>
+        </w:rPr>
+        <w:t xml:space="preserve">).</w:t>
       </w:r>
     </w:p>
     <w:p>
@@ -16863,15 +17249,51 @@
           <w:sz w:val="21"/>
           <w:szCs w:val="21"/>
         </w:rPr>
-        <w:t xml:space="preserve">Vê:</w:t>
-      </w:r>
-      <w:r>
-        <w:rPr>
-          <w:color w:val="23293D"/>
-          <w:sz w:val="21"/>
-          <w:szCs w:val="21"/>
-        </w:rPr>
-        <w:t xml:space="preserve"> Empresarial ✅ (</w:t>
+        <w:t xml:space="preserve">Regra estrutural:</w:t>
+      </w:r>
+      <w:r>
+        <w:rPr>
+          <w:color w:val="23293D"/>
+          <w:sz w:val="21"/>
+          <w:szCs w:val="21"/>
+        </w:rPr>
+        <w:t xml:space="preserve"> </w:t>
+      </w:r>
+      <w:r>
+        <w:rPr>
+          <w:i/>
+          <w:iCs/>
+          <w:color w:val="23293D"/>
+          <w:sz w:val="21"/>
+          <w:szCs w:val="21"/>
+        </w:rPr>
+        <w:t xml:space="preserve">quem compra não é quem paga</w:t>
+      </w:r>
+      <w:r>
+        <w:rPr>
+          <w:color w:val="23293D"/>
+          <w:sz w:val="21"/>
+          <w:szCs w:val="21"/>
+        </w:rPr>
+        <w:t xml:space="preserve">. Ele </w:t>
+      </w:r>
+      <w:r>
+        <w:rPr>
+          <w:b/>
+          <w:bCs/>
+          <w:color w:val="23293D"/>
+          <w:sz w:val="21"/>
+          <w:szCs w:val="21"/>
+        </w:rPr>
+        <w:t xml:space="preserve">não</w:t>
+      </w:r>
+      <w:r>
+        <w:rPr>
+          <w:color w:val="23293D"/>
+          <w:sz w:val="21"/>
+          <w:szCs w:val="21"/>
+        </w:rPr>
+        <w:t xml:space="preserve"> tem acesso ao Financeiro (✅ </w:t>
       </w:r>
       <w:r>
         <w:rPr>
@@ -16881,33 +17303,15 @@
           <w:szCs w:val="19"/>
           <w:shd w:fill="EFEDE6" w:color="auto" w:val="clear"/>
         </w:rPr>
-        <w:t xml:space="preserve">canViewEmpresarial</w:t>
-      </w:r>
-      <w:r>
-        <w:rPr>
-          <w:color w:val="23293D"/>
-          <w:sz w:val="21"/>
-          <w:szCs w:val="21"/>
-        </w:rPr>
-        <w:t xml:space="preserve"> inclui </w:t>
-      </w:r>
-      <w:r>
-        <w:rPr>
-          <w:rFonts w:ascii="Consolas" w:cs="Consolas" w:eastAsia="Consolas" w:hAnsi="Consolas"/>
-          <w:color w:val="1F3253"/>
-          <w:sz w:val="19"/>
-          <w:szCs w:val="19"/>
-          <w:shd w:fill="EFEDE6" w:color="auto" w:val="clear"/>
-        </w:rPr>
-        <w:t xml:space="preserve">sdr</w:t>
-      </w:r>
-      <w:r>
-        <w:rPr>
-          <w:color w:val="23293D"/>
-          <w:sz w:val="21"/>
-          <w:szCs w:val="21"/>
-        </w:rPr>
-        <w:t xml:space="preserve">).</w:t>
+        <w:t xml:space="preserve">canViewFinance</w:t>
+      </w:r>
+      <w:r>
+        <w:rPr>
+          <w:color w:val="23293D"/>
+          <w:sz w:val="21"/>
+          <w:szCs w:val="21"/>
+        </w:rPr>
+        <w:t xml:space="preserve"> não o inclui).</w:t>
       </w:r>
     </w:p>
     <w:p>
@@ -16918,7 +17322,7 @@
         <w:rPr>
           <w:color w:val="B98B2E"/>
         </w:rPr>
-        <w:t xml:space="preserve">Assistente Comercial </w:t>
+        <w:t xml:space="preserve">SDR (Encantador) </w:t>
       </w:r>
       <w:r>
         <w:rPr>
@@ -16954,7 +17358,7 @@
           <w:sz w:val="21"/>
           <w:szCs w:val="21"/>
         </w:rPr>
-        <w:t xml:space="preserve"> enviar documentos e link de pagamento, acompanhar status.</w:t>
+        <w:t xml:space="preserve"> cadastrar clientes e agendar, inclusive em outra unidade; vê os clientes que cadastrou.</w:t>
       </w:r>
     </w:p>
     <w:p>
@@ -16974,6 +17378,34 @@
           <w:sz w:val="21"/>
           <w:szCs w:val="21"/>
         </w:rPr>
+        <w:t xml:space="preserve">Não pode:</w:t>
+      </w:r>
+      <w:r>
+        <w:rPr>
+          <w:color w:val="23293D"/>
+          <w:sz w:val="21"/>
+          <w:szCs w:val="21"/>
+        </w:rPr>
+        <w:t xml:space="preserve"> mover fases (botões removidos), atos clínicos ou comerciais.</w:t>
+      </w:r>
+    </w:p>
+    <w:p>
+      <w:pPr>
+        <w:pStyle w:val="ListParagraph"/>
+        <w:numPr>
+          <w:ilvl w:val="0"/>
+          <w:numId w:val="19"/>
+        </w:numPr>
+        <w:spacing w:after="80" w:line="270"/>
+      </w:pPr>
+      <w:r>
+        <w:rPr>
+          <w:b/>
+          <w:bCs/>
+          <w:color w:val="23293D"/>
+          <w:sz w:val="21"/>
+          <w:szCs w:val="21"/>
+        </w:rPr>
         <w:t xml:space="preserve">Vê:</w:t>
       </w:r>
       <w:r>
@@ -16982,25 +17414,7 @@
           <w:sz w:val="21"/>
           <w:szCs w:val="21"/>
         </w:rPr>
-        <w:t xml:space="preserve"> Comercial ✅. </w:t>
-      </w:r>
-      <w:r>
-        <w:rPr>
-          <w:b/>
-          <w:bCs/>
-          <w:color w:val="23293D"/>
-          <w:sz w:val="21"/>
-          <w:szCs w:val="21"/>
-        </w:rPr>
-        <w:t xml:space="preserve">Não vê</w:t>
-      </w:r>
-      <w:r>
-        <w:rPr>
-          <w:color w:val="23293D"/>
-          <w:sz w:val="21"/>
-          <w:szCs w:val="21"/>
-        </w:rPr>
-        <w:t xml:space="preserve"> Relatórios nem Planos (⚠️ não está em </w:t>
+        <w:t xml:space="preserve"> Empresarial ✅ (</w:t>
       </w:r>
       <w:r>
         <w:rPr>
@@ -17010,15 +17424,15 @@
           <w:szCs w:val="19"/>
           <w:shd w:fill="EFEDE6" w:color="auto" w:val="clear"/>
         </w:rPr>
-        <w:t xml:space="preserve">reportRoles</w:t>
-      </w:r>
-      <w:r>
-        <w:rPr>
-          <w:color w:val="23293D"/>
-          <w:sz w:val="21"/>
-          <w:szCs w:val="21"/>
-        </w:rPr>
-        <w:t xml:space="preserve"> nem em </w:t>
+        <w:t xml:space="preserve">canViewEmpresarial</w:t>
+      </w:r>
+      <w:r>
+        <w:rPr>
+          <w:color w:val="23293D"/>
+          <w:sz w:val="21"/>
+          <w:szCs w:val="21"/>
+        </w:rPr>
+        <w:t xml:space="preserve"> inclui </w:t>
       </w:r>
       <w:r>
         <w:rPr>
@@ -17028,7 +17442,7 @@
           <w:szCs w:val="19"/>
           <w:shd w:fill="EFEDE6" w:color="auto" w:val="clear"/>
         </w:rPr>
-        <w:t xml:space="preserve">planRoles</w:t>
+        <w:t xml:space="preserve">sdr</w:t>
       </w:r>
       <w:r>
         <w:rPr>
@@ -17047,7 +17461,7 @@
         <w:rPr>
           <w:color w:val="B98B2E"/>
         </w:rPr>
-        <w:t xml:space="preserve">Franqueadora/Rede </w:t>
+        <w:t xml:space="preserve">Assistente Comercial </w:t>
       </w:r>
       <w:r>
         <w:rPr>
@@ -17075,15 +17489,15 @@
           <w:sz w:val="21"/>
           <w:szCs w:val="21"/>
         </w:rPr>
-        <w:t xml:space="preserve">Vê:</w:t>
-      </w:r>
-      <w:r>
-        <w:rPr>
-          <w:color w:val="23293D"/>
-          <w:sz w:val="21"/>
-          <w:szCs w:val="21"/>
-        </w:rPr>
-        <w:t xml:space="preserve"> Relatórios ✅, Planos ✅, Risartanos ✅, Empresarial ✅.</w:t>
+        <w:t xml:space="preserve">Pode:</w:t>
+      </w:r>
+      <w:r>
+        <w:rPr>
+          <w:color w:val="23293D"/>
+          <w:sz w:val="21"/>
+          <w:szCs w:val="21"/>
+        </w:rPr>
+        <w:t xml:space="preserve"> enviar documentos e link de pagamento, acompanhar status.</w:t>
       </w:r>
     </w:p>
     <w:p>
@@ -17103,15 +17517,33 @@
           <w:sz w:val="21"/>
           <w:szCs w:val="21"/>
         </w:rPr>
-        <w:t xml:space="preserve">Não vê:</w:t>
-      </w:r>
-      <w:r>
-        <w:rPr>
-          <w:color w:val="23293D"/>
-          <w:sz w:val="21"/>
-          <w:szCs w:val="21"/>
-        </w:rPr>
-        <w:t xml:space="preserve"> Financeiro ⚠️ — </w:t>
+        <w:t xml:space="preserve">Vê:</w:t>
+      </w:r>
+      <w:r>
+        <w:rPr>
+          <w:color w:val="23293D"/>
+          <w:sz w:val="21"/>
+          <w:szCs w:val="21"/>
+        </w:rPr>
+        <w:t xml:space="preserve"> Comercial ✅. </w:t>
+      </w:r>
+      <w:r>
+        <w:rPr>
+          <w:b/>
+          <w:bCs/>
+          <w:color w:val="23293D"/>
+          <w:sz w:val="21"/>
+          <w:szCs w:val="21"/>
+        </w:rPr>
+        <w:t xml:space="preserve">Não vê</w:t>
+      </w:r>
+      <w:r>
+        <w:rPr>
+          <w:color w:val="23293D"/>
+          <w:sz w:val="21"/>
+          <w:szCs w:val="21"/>
+        </w:rPr>
+        <w:t xml:space="preserve"> Relatórios nem Planos (⚠️ não está em </w:t>
       </w:r>
       <w:r>
         <w:rPr>
@@ -17121,33 +17553,15 @@
           <w:szCs w:val="19"/>
           <w:shd w:fill="EFEDE6" w:color="auto" w:val="clear"/>
         </w:rPr>
-        <w:t xml:space="preserve">canViewFinance</w:t>
-      </w:r>
-      <w:r>
-        <w:rPr>
-          <w:color w:val="23293D"/>
-          <w:sz w:val="21"/>
-          <w:szCs w:val="21"/>
-        </w:rPr>
-        <w:t xml:space="preserve"> </w:t>
-      </w:r>
-      <w:r>
-        <w:rPr>
-          <w:b/>
-          <w:bCs/>
-          <w:color w:val="23293D"/>
-          <w:sz w:val="21"/>
-          <w:szCs w:val="21"/>
-        </w:rPr>
-        <w:t xml:space="preserve">não</w:t>
-      </w:r>
-      <w:r>
-        <w:rPr>
-          <w:color w:val="23293D"/>
-          <w:sz w:val="21"/>
-          <w:szCs w:val="21"/>
-        </w:rPr>
-        <w:t xml:space="preserve"> inclui </w:t>
+        <w:t xml:space="preserve">reportRoles</w:t>
+      </w:r>
+      <w:r>
+        <w:rPr>
+          <w:color w:val="23293D"/>
+          <w:sz w:val="21"/>
+          <w:szCs w:val="21"/>
+        </w:rPr>
+        <w:t xml:space="preserve"> nem em </w:t>
       </w:r>
       <w:r>
         <w:rPr>
@@ -17157,33 +17571,15 @@
           <w:szCs w:val="19"/>
           <w:shd w:fill="EFEDE6" w:color="auto" w:val="clear"/>
         </w:rPr>
-        <w:t xml:space="preserve">franchisor_staff</w:t>
-      </w:r>
-      <w:r>
-        <w:rPr>
-          <w:color w:val="23293D"/>
-          <w:sz w:val="21"/>
-          <w:szCs w:val="21"/>
-        </w:rPr>
-        <w:t xml:space="preserve">. </w:t>
-      </w:r>
-      <w:r>
-        <w:rPr>
-          <w:b/>
-          <w:bCs/>
-          <w:color w:val="23293D"/>
-          <w:sz w:val="21"/>
-          <w:szCs w:val="21"/>
-        </w:rPr>
-        <w:t xml:space="preserve">Ponto que merece validação</w:t>
-      </w:r>
-      <w:r>
-        <w:rPr>
-          <w:color w:val="23293D"/>
-          <w:sz w:val="21"/>
-          <w:szCs w:val="21"/>
-        </w:rPr>
-        <w:t xml:space="preserve"> (ver lacunas).</w:t>
+        <w:t xml:space="preserve">planRoles</w:t>
+      </w:r>
+      <w:r>
+        <w:rPr>
+          <w:color w:val="23293D"/>
+          <w:sz w:val="21"/>
+          <w:szCs w:val="21"/>
+        </w:rPr>
+        <w:t xml:space="preserve">).</w:t>
       </w:r>
     </w:p>
     <w:p>
@@ -17194,7 +17590,7 @@
         <w:rPr>
           <w:color w:val="B98B2E"/>
         </w:rPr>
-        <w:t xml:space="preserve">Consultor RisLife </w:t>
+        <w:t xml:space="preserve">Franqueadora/Rede </w:t>
       </w:r>
       <w:r>
         <w:rPr>
@@ -17222,15 +17618,15 @@
           <w:sz w:val="21"/>
           <w:szCs w:val="21"/>
         </w:rPr>
-        <w:t xml:space="preserve">Objetivo:</w:t>
-      </w:r>
-      <w:r>
-        <w:rPr>
-          <w:color w:val="23293D"/>
-          <w:sz w:val="21"/>
-          <w:szCs w:val="21"/>
-        </w:rPr>
-        <w:t xml:space="preserve"> gerir o programa Empresarial (B2B).</w:t>
+        <w:t xml:space="preserve">Vê:</w:t>
+      </w:r>
+      <w:r>
+        <w:rPr>
+          <w:color w:val="23293D"/>
+          <w:sz w:val="21"/>
+          <w:szCs w:val="21"/>
+        </w:rPr>
+        <w:t xml:space="preserve"> Relatórios ✅, Planos ✅, Risartanos ✅, Empresarial ✅.</w:t>
       </w:r>
     </w:p>
     <w:p>
@@ -17250,15 +17646,87 @@
           <w:sz w:val="21"/>
           <w:szCs w:val="21"/>
         </w:rPr>
-        <w:t xml:space="preserve">Vê:</w:t>
-      </w:r>
-      <w:r>
-        <w:rPr>
-          <w:color w:val="23293D"/>
-          <w:sz w:val="21"/>
-          <w:szCs w:val="21"/>
-        </w:rPr>
-        <w:t xml:space="preserve"> Empresarial ✅ (é gestor do programa).</w:t>
+        <w:t xml:space="preserve">Não vê:</w:t>
+      </w:r>
+      <w:r>
+        <w:rPr>
+          <w:color w:val="23293D"/>
+          <w:sz w:val="21"/>
+          <w:szCs w:val="21"/>
+        </w:rPr>
+        <w:t xml:space="preserve"> Financeiro ⚠️ — </w:t>
+      </w:r>
+      <w:r>
+        <w:rPr>
+          <w:rFonts w:ascii="Consolas" w:cs="Consolas" w:eastAsia="Consolas" w:hAnsi="Consolas"/>
+          <w:color w:val="1F3253"/>
+          <w:sz w:val="19"/>
+          <w:szCs w:val="19"/>
+          <w:shd w:fill="EFEDE6" w:color="auto" w:val="clear"/>
+        </w:rPr>
+        <w:t xml:space="preserve">canViewFinance</w:t>
+      </w:r>
+      <w:r>
+        <w:rPr>
+          <w:color w:val="23293D"/>
+          <w:sz w:val="21"/>
+          <w:szCs w:val="21"/>
+        </w:rPr>
+        <w:t xml:space="preserve"> </w:t>
+      </w:r>
+      <w:r>
+        <w:rPr>
+          <w:b/>
+          <w:bCs/>
+          <w:color w:val="23293D"/>
+          <w:sz w:val="21"/>
+          <w:szCs w:val="21"/>
+        </w:rPr>
+        <w:t xml:space="preserve">não</w:t>
+      </w:r>
+      <w:r>
+        <w:rPr>
+          <w:color w:val="23293D"/>
+          <w:sz w:val="21"/>
+          <w:szCs w:val="21"/>
+        </w:rPr>
+        <w:t xml:space="preserve"> inclui </w:t>
+      </w:r>
+      <w:r>
+        <w:rPr>
+          <w:rFonts w:ascii="Consolas" w:cs="Consolas" w:eastAsia="Consolas" w:hAnsi="Consolas"/>
+          <w:color w:val="1F3253"/>
+          <w:sz w:val="19"/>
+          <w:szCs w:val="19"/>
+          <w:shd w:fill="EFEDE6" w:color="auto" w:val="clear"/>
+        </w:rPr>
+        <w:t xml:space="preserve">franchisor_staff</w:t>
+      </w:r>
+      <w:r>
+        <w:rPr>
+          <w:color w:val="23293D"/>
+          <w:sz w:val="21"/>
+          <w:szCs w:val="21"/>
+        </w:rPr>
+        <w:t xml:space="preserve">. </w:t>
+      </w:r>
+      <w:r>
+        <w:rPr>
+          <w:b/>
+          <w:bCs/>
+          <w:color w:val="23293D"/>
+          <w:sz w:val="21"/>
+          <w:szCs w:val="21"/>
+        </w:rPr>
+        <w:t xml:space="preserve">Ponto que merece validação</w:t>
+      </w:r>
+      <w:r>
+        <w:rPr>
+          <w:color w:val="23293D"/>
+          <w:sz w:val="21"/>
+          <w:szCs w:val="21"/>
+        </w:rPr>
+        <w:t xml:space="preserve"> (ver lacunas).</w:t>
       </w:r>
     </w:p>
     <w:p>
@@ -17269,7 +17737,7 @@
         <w:rPr>
           <w:color w:val="B98B2E"/>
         </w:rPr>
-        <w:t xml:space="preserve">TSB e ASB </w:t>
+        <w:t xml:space="preserve">Consultor RisLife </w:t>
       </w:r>
       <w:r>
         <w:rPr>
@@ -17277,7 +17745,7 @@
           <w:iCs/>
           <w:color w:val="B98B2E"/>
         </w:rPr>
-        <w:t xml:space="preserve">(unidade)</w:t>
+        <w:t xml:space="preserve">(franqueadora)</w:t>
       </w:r>
     </w:p>
     <w:p>
@@ -17297,15 +17765,15 @@
           <w:sz w:val="21"/>
           <w:szCs w:val="21"/>
         </w:rPr>
-        <w:t xml:space="preserve">Pode:</w:t>
-      </w:r>
-      <w:r>
-        <w:rPr>
-          <w:color w:val="23293D"/>
-          <w:sz w:val="21"/>
-          <w:szCs w:val="21"/>
-        </w:rPr>
-        <w:t xml:space="preserve"> consumo avulso de estoque ✅ (são papéis clínicos).</w:t>
+        <w:t xml:space="preserve">Objetivo:</w:t>
+      </w:r>
+      <w:r>
+        <w:rPr>
+          <w:color w:val="23293D"/>
+          <w:sz w:val="21"/>
+          <w:szCs w:val="21"/>
+        </w:rPr>
+        <w:t xml:space="preserve"> gerir o programa Empresarial (B2B).</w:t>
       </w:r>
     </w:p>
     <w:p>
@@ -17314,6 +17782,81 @@
         <w:numPr>
           <w:ilvl w:val="0"/>
           <w:numId w:val="22"/>
+        </w:numPr>
+        <w:spacing w:after="80" w:line="270"/>
+      </w:pPr>
+      <w:r>
+        <w:rPr>
+          <w:b/>
+          <w:bCs/>
+          <w:color w:val="23293D"/>
+          <w:sz w:val="21"/>
+          <w:szCs w:val="21"/>
+        </w:rPr>
+        <w:t xml:space="preserve">Vê:</w:t>
+      </w:r>
+      <w:r>
+        <w:rPr>
+          <w:color w:val="23293D"/>
+          <w:sz w:val="21"/>
+          <w:szCs w:val="21"/>
+        </w:rPr>
+        <w:t xml:space="preserve"> Empresarial ✅ (é gestor do programa).</w:t>
+      </w:r>
+    </w:p>
+    <w:p>
+      <w:pPr>
+        <w:pStyle w:val="Heading3"/>
+      </w:pPr>
+      <w:r>
+        <w:rPr>
+          <w:color w:val="B98B2E"/>
+        </w:rPr>
+        <w:t xml:space="preserve">TSB e ASB </w:t>
+      </w:r>
+      <w:r>
+        <w:rPr>
+          <w:i/>
+          <w:iCs/>
+          <w:color w:val="B98B2E"/>
+        </w:rPr>
+        <w:t xml:space="preserve">(unidade)</w:t>
+      </w:r>
+    </w:p>
+    <w:p>
+      <w:pPr>
+        <w:pStyle w:val="ListParagraph"/>
+        <w:numPr>
+          <w:ilvl w:val="0"/>
+          <w:numId w:val="23"/>
+        </w:numPr>
+        <w:spacing w:after="80" w:line="270"/>
+      </w:pPr>
+      <w:r>
+        <w:rPr>
+          <w:b/>
+          <w:bCs/>
+          <w:color w:val="23293D"/>
+          <w:sz w:val="21"/>
+          <w:szCs w:val="21"/>
+        </w:rPr>
+        <w:t xml:space="preserve">Pode:</w:t>
+      </w:r>
+      <w:r>
+        <w:rPr>
+          <w:color w:val="23293D"/>
+          <w:sz w:val="21"/>
+          <w:szCs w:val="21"/>
+        </w:rPr>
+        <w:t xml:space="preserve"> consumo avulso de estoque ✅ (são papéis clínicos).</w:t>
+      </w:r>
+    </w:p>
+    <w:p>
+      <w:pPr>
+        <w:pStyle w:val="ListParagraph"/>
+        <w:numPr>
+          <w:ilvl w:val="0"/>
+          <w:numId w:val="23"/>
         </w:numPr>
         <w:spacing w:after="80" w:line="270"/>
       </w:pPr>
@@ -22711,7 +23254,7 @@
               <w:pStyle w:val="ListParagraph"/>
               <w:numPr>
                 <w:ilvl w:val="0"/>
-                <w:numId w:val="23"/>
+                <w:numId w:val="24"/>
               </w:numPr>
               <w:spacing w:after="80" w:line="270"/>
             </w:pPr>
@@ -22739,7 +23282,7 @@
               <w:pStyle w:val="ListParagraph"/>
               <w:numPr>
                 <w:ilvl w:val="0"/>
-                <w:numId w:val="23"/>
+                <w:numId w:val="24"/>
               </w:numPr>
               <w:spacing w:after="80" w:line="270"/>
             </w:pPr>
@@ -22767,7 +23310,7 @@
               <w:pStyle w:val="ListParagraph"/>
               <w:numPr>
                 <w:ilvl w:val="0"/>
-                <w:numId w:val="23"/>
+                <w:numId w:val="24"/>
               </w:numPr>
               <w:spacing w:after="80" w:line="270"/>
             </w:pPr>
@@ -22813,7 +23356,7 @@
               <w:pStyle w:val="ListParagraph"/>
               <w:numPr>
                 <w:ilvl w:val="0"/>
-                <w:numId w:val="23"/>
+                <w:numId w:val="24"/>
               </w:numPr>
               <w:spacing w:after="80" w:line="270"/>
             </w:pPr>
@@ -22841,7 +23384,7 @@
               <w:pStyle w:val="ListParagraph"/>
               <w:numPr>
                 <w:ilvl w:val="0"/>
-                <w:numId w:val="23"/>
+                <w:numId w:val="24"/>
               </w:numPr>
               <w:spacing w:after="80" w:line="270"/>
             </w:pPr>
@@ -23070,7 +23613,7 @@
         <w:pStyle w:val="ListParagraph"/>
         <w:numPr>
           <w:ilvl w:val="0"/>
-          <w:numId w:val="24"/>
+          <w:numId w:val="25"/>
         </w:numPr>
         <w:spacing w:after="80" w:line="270"/>
       </w:pPr>
@@ -23124,7 +23667,7 @@
         <w:pStyle w:val="ListParagraph"/>
         <w:numPr>
           <w:ilvl w:val="0"/>
-          <w:numId w:val="24"/>
+          <w:numId w:val="25"/>
         </w:numPr>
         <w:spacing w:after="80" w:line="270"/>
       </w:pPr>
@@ -23170,7 +23713,7 @@
         <w:pStyle w:val="ListParagraph"/>
         <w:numPr>
           <w:ilvl w:val="0"/>
-          <w:numId w:val="24"/>
+          <w:numId w:val="25"/>
         </w:numPr>
         <w:spacing w:after="80" w:line="270"/>
       </w:pPr>
@@ -23188,7 +23731,7 @@
         <w:pStyle w:val="ListParagraph"/>
         <w:numPr>
           <w:ilvl w:val="0"/>
-          <w:numId w:val="24"/>
+          <w:numId w:val="25"/>
         </w:numPr>
         <w:spacing w:after="80" w:line="270"/>
       </w:pPr>
@@ -23224,7 +23767,7 @@
         <w:pStyle w:val="ListParagraph"/>
         <w:numPr>
           <w:ilvl w:val="0"/>
-          <w:numId w:val="24"/>
+          <w:numId w:val="25"/>
         </w:numPr>
         <w:spacing w:after="80" w:line="270"/>
       </w:pPr>
@@ -23368,7 +23911,7 @@
         <w:pStyle w:val="ListParagraph"/>
         <w:numPr>
           <w:ilvl w:val="0"/>
-          <w:numId w:val="25"/>
+          <w:numId w:val="26"/>
         </w:numPr>
         <w:spacing w:after="80" w:line="270"/>
       </w:pPr>
@@ -23422,7 +23965,7 @@
         <w:pStyle w:val="ListParagraph"/>
         <w:numPr>
           <w:ilvl w:val="0"/>
-          <w:numId w:val="25"/>
+          <w:numId w:val="26"/>
         </w:numPr>
         <w:spacing w:after="80" w:line="270"/>
       </w:pPr>
@@ -23440,7 +23983,7 @@
         <w:pStyle w:val="ListParagraph"/>
         <w:numPr>
           <w:ilvl w:val="0"/>
-          <w:numId w:val="25"/>
+          <w:numId w:val="26"/>
         </w:numPr>
         <w:spacing w:after="80" w:line="270"/>
       </w:pPr>
@@ -23468,7 +24011,7 @@
         <w:pStyle w:val="ListParagraph"/>
         <w:numPr>
           <w:ilvl w:val="0"/>
-          <w:numId w:val="25"/>
+          <w:numId w:val="26"/>
         </w:numPr>
         <w:spacing w:after="80" w:line="270"/>
       </w:pPr>
@@ -23576,7 +24119,7 @@
         <w:pStyle w:val="ListParagraph"/>
         <w:numPr>
           <w:ilvl w:val="0"/>
-          <w:numId w:val="26"/>
+          <w:numId w:val="27"/>
         </w:numPr>
         <w:spacing w:after="80" w:line="270"/>
       </w:pPr>
@@ -23605,314 +24148,6 @@
           <w:szCs w:val="21"/>
         </w:rPr>
         <w:t xml:space="preserve">.</w:t>
-      </w:r>
-    </w:p>
-    <w:p>
-      <w:pPr>
-        <w:pStyle w:val="ListParagraph"/>
-        <w:numPr>
-          <w:ilvl w:val="0"/>
-          <w:numId w:val="26"/>
-        </w:numPr>
-        <w:spacing w:after="80" w:line="270"/>
-      </w:pPr>
-      <w:r>
-        <w:rPr>
-          <w:color w:val="23293D"/>
-          <w:sz w:val="21"/>
-          <w:szCs w:val="21"/>
-        </w:rPr>
-        <w:t xml:space="preserve">Botão </w:t>
-      </w:r>
-      <w:r>
-        <w:rPr>
-          <w:b/>
-          <w:bCs/>
-          <w:color w:val="23293D"/>
-          <w:sz w:val="21"/>
-          <w:szCs w:val="21"/>
-        </w:rPr>
-        <w:t xml:space="preserve">Registrar chegada</w:t>
-      </w:r>
-      <w:r>
-        <w:rPr>
-          <w:color w:val="23293D"/>
-          <w:sz w:val="21"/>
-          <w:szCs w:val="21"/>
-        </w:rPr>
-        <w:t xml:space="preserve"> → confira profissional, horário e sala com o paciente na frente → </w:t>
-      </w:r>
-      <w:r>
-        <w:rPr>
-          <w:b/>
-          <w:bCs/>
-          <w:color w:val="23293D"/>
-          <w:sz w:val="21"/>
-          <w:szCs w:val="21"/>
-        </w:rPr>
-        <w:t xml:space="preserve">Confirmar chegada</w:t>
-      </w:r>
-      <w:r>
-        <w:rPr>
-          <w:color w:val="23293D"/>
-          <w:sz w:val="21"/>
-          <w:szCs w:val="21"/>
-        </w:rPr>
-        <w:t xml:space="preserve">.</w:t>
-      </w:r>
-    </w:p>
-    <w:p>
-      <w:pPr>
-        <w:pStyle w:val="ListParagraph"/>
-        <w:numPr>
-          <w:ilvl w:val="0"/>
-          <w:numId w:val="26"/>
-        </w:numPr>
-        <w:spacing w:after="80" w:line="270"/>
-      </w:pPr>
-      <w:r>
-        <w:rPr>
-          <w:b/>
-          <w:bCs/>
-          <w:color w:val="23293D"/>
-          <w:sz w:val="21"/>
-          <w:szCs w:val="21"/>
-        </w:rPr>
-        <w:t xml:space="preserve">Quem chama é o profissional</w:t>
-      </w:r>
-      <w:r>
-        <w:rPr>
-          <w:color w:val="23293D"/>
-          <w:sz w:val="21"/>
-          <w:szCs w:val="21"/>
-        </w:rPr>
-        <w:t xml:space="preserve">, não a recepção.</w:t>
-      </w:r>
-    </w:p>
-    <w:p>
-      <w:pPr>
-        <w:spacing w:after="140" w:line="280"/>
-      </w:pPr>
-      <w:r>
-        <w:rPr>
-          <w:b/>
-          <w:bCs/>
-          <w:color w:val="23293D"/>
-          <w:sz w:val="21"/>
-          <w:szCs w:val="21"/>
-        </w:rPr>
-        <w:t xml:space="preserve">Tarefa 4 — Atender o pedido do Comercial</w:t>
-      </w:r>
-    </w:p>
-    <w:p>
-      <w:pPr>
-        <w:spacing w:after="140" w:line="280"/>
-      </w:pPr>
-      <w:r>
-        <w:rPr>
-          <w:color w:val="23293D"/>
-          <w:sz w:val="21"/>
-          <w:szCs w:val="21"/>
-        </w:rPr>
-        <w:t xml:space="preserve">Quando o Consultor não consegue realizar a apresentação (o cliente não compareceu, pediu para remarcar), ele envia um pedido que chega no </w:t>
-      </w:r>
-      <w:r>
-        <w:rPr>
-          <w:b/>
-          <w:bCs/>
-          <w:color w:val="23293D"/>
-          <w:sz w:val="21"/>
-          <w:szCs w:val="21"/>
-        </w:rPr>
-        <w:t xml:space="preserve">seu sino de avisos</w:t>
-      </w:r>
-      <w:r>
-        <w:rPr>
-          <w:color w:val="23293D"/>
-          <w:sz w:val="21"/>
-          <w:szCs w:val="21"/>
-        </w:rPr>
-        <w:t xml:space="preserve">: </w:t>
-      </w:r>
-      <w:r>
-        <w:rPr>
-          <w:i/>
-          <w:iCs/>
-          <w:color w:val="23293D"/>
-          <w:sz w:val="21"/>
-          <w:szCs w:val="21"/>
-        </w:rPr>
-        <w:t xml:space="preserve">"Agendar apresentação: «nome do cliente»"</w:t>
-      </w:r>
-      <w:r>
-        <w:rPr>
-          <w:color w:val="23293D"/>
-          <w:sz w:val="21"/>
-          <w:szCs w:val="21"/>
-        </w:rPr>
-        <w:t xml:space="preserve">, com o motivo. Clique no aviso, abra a ficha e agende — o Comercial vê a nova data no cartão dele automaticamente, e não precisa ser avisado de volta.</w:t>
-      </w:r>
-    </w:p>
-    <w:p>
-      <w:pPr>
-        <w:spacing w:after="140" w:line="280"/>
-      </w:pPr>
-      <w:r>
-        <w:rPr>
-          <w:b/>
-          <w:bCs/>
-          <w:color w:val="23293D"/>
-          <w:sz w:val="21"/>
-          <w:szCs w:val="21"/>
-        </w:rPr>
-        <w:t xml:space="preserve">Erros frequentes:</w:t>
-      </w:r>
-      <w:r>
-        <w:rPr>
-          <w:color w:val="23293D"/>
-          <w:sz w:val="21"/>
-          <w:szCs w:val="21"/>
-        </w:rPr>
-        <w:t xml:space="preserve"> tentar cadastrar sem CPF; agendar fora do horário da unidade; fechar o aviso modal de "agendar apresentação" clicando em </w:t>
-      </w:r>
-      <w:r>
-        <w:rPr>
-          <w:i/>
-          <w:iCs/>
-          <w:color w:val="23293D"/>
-          <w:sz w:val="21"/>
-          <w:szCs w:val="21"/>
-        </w:rPr>
-        <w:t xml:space="preserve">"Já agendei"</w:t>
-      </w:r>
-      <w:r>
-        <w:rPr>
-          <w:color w:val="23293D"/>
-          <w:sz w:val="21"/>
-          <w:szCs w:val="21"/>
-        </w:rPr>
-        <w:t xml:space="preserve"> sem ter agendado — isso afirma um fato que não aconteceu.</w:t>
-      </w:r>
-    </w:p>
-    <w:p>
-      <w:pPr>
-        <w:spacing w:after="140" w:line="280"/>
-      </w:pPr>
-      <w:r>
-        <w:rPr>
-          <w:b/>
-          <w:bCs/>
-          <w:color w:val="23293D"/>
-          <w:sz w:val="21"/>
-          <w:szCs w:val="21"/>
-        </w:rPr>
-        <w:t xml:space="preserve">Como confirmar que deu certo:</w:t>
-      </w:r>
-      <w:r>
-        <w:rPr>
-          <w:color w:val="23293D"/>
-          <w:sz w:val="21"/>
-          <w:szCs w:val="21"/>
-        </w:rPr>
-        <w:t xml:space="preserve"> o paciente aparece na lista de Prontuários com a fase correta, e o horário aparece na Agenda.</w:t>
-      </w:r>
-    </w:p>
-    <w:p>
-      <w:pPr>
-        <w:spacing w:after="140" w:line="280"/>
-      </w:pPr>
-      <w:r>
-        <w:rPr>
-          <w:b/>
-          <w:bCs/>
-          <w:color w:val="23293D"/>
-          <w:sz w:val="21"/>
-          <w:szCs w:val="21"/>
-        </w:rPr>
-        <w:t xml:space="preserve">Exercício sugerido (no ambiente de treino):</w:t>
-      </w:r>
-      <w:r>
-        <w:rPr>
-          <w:color w:val="23293D"/>
-          <w:sz w:val="21"/>
-          <w:szCs w:val="21"/>
-        </w:rPr>
-        <w:t xml:space="preserve"> cadastre um paciente fictício, agende uma avaliação para hoje e registre a chegada.</w:t>
-      </w:r>
-    </w:p>
-    <w:p>
-      <w:pPr>
-        <w:spacing w:after="140" w:line="280"/>
-      </w:pPr>
-      <w:r>
-        <w:rPr>
-          <w:b/>
-          <w:bCs/>
-          <w:color w:val="23293D"/>
-          <w:sz w:val="21"/>
-          <w:szCs w:val="21"/>
-        </w:rPr>
-        <w:t xml:space="preserve">Checklist final:</w:t>
-      </w:r>
-      <w:r>
-        <w:rPr>
-          <w:color w:val="23293D"/>
-          <w:sz w:val="21"/>
-          <w:szCs w:val="21"/>
-        </w:rPr>
-        <w:t xml:space="preserve"> ☐ cadastrei ☐ agendei ☐ registrei chegada ☐ sei onde ver a fase do paciente ☐ sei que não sou eu quem chama</w:t>
-      </w:r>
-    </w:p>
-    <w:p>
-      <w:pPr>
-        <w:pStyle w:val="Heading2"/>
-      </w:pPr>
-      <w:r>
-        <w:rPr>
-          <w:color w:val="1F3253"/>
-        </w:rPr>
-        <w:t xml:space="preserve">6.2. Coordenador Clínico</w:t>
-      </w:r>
-    </w:p>
-    <w:p>
-      <w:pPr>
-        <w:spacing w:after="140" w:line="280"/>
-      </w:pPr>
-      <w:r>
-        <w:rPr>
-          <w:b/>
-          <w:bCs/>
-          <w:color w:val="23293D"/>
-          <w:sz w:val="21"/>
-          <w:szCs w:val="21"/>
-        </w:rPr>
-        <w:t xml:space="preserve">Objetivo:</w:t>
-      </w:r>
-      <w:r>
-        <w:rPr>
-          <w:color w:val="23293D"/>
-          <w:sz w:val="21"/>
-          <w:szCs w:val="21"/>
-        </w:rPr>
-        <w:t xml:space="preserve"> avaliar e preparar o caso. </w:t>
-      </w:r>
-      <w:r>
-        <w:rPr>
-          <w:b/>
-          <w:bCs/>
-          <w:color w:val="23293D"/>
-          <w:sz w:val="21"/>
-          <w:szCs w:val="21"/>
-        </w:rPr>
-        <w:t xml:space="preserve">Duração:</w:t>
-      </w:r>
-      <w:r>
-        <w:rPr>
-          <w:color w:val="23293D"/>
-          <w:sz w:val="21"/>
-          <w:szCs w:val="21"/>
-        </w:rPr>
-        <w:t xml:space="preserve"> 60 minutos.</w:t>
       </w:r>
     </w:p>
     <w:p>
@@ -23930,43 +24165,43 @@
           <w:sz w:val="21"/>
           <w:szCs w:val="21"/>
         </w:rPr>
-        <w:t xml:space="preserve">Menu </w:t>
-      </w:r>
-      <w:r>
-        <w:rPr>
-          <w:b/>
-          <w:bCs/>
-          <w:color w:val="23293D"/>
-          <w:sz w:val="21"/>
-          <w:szCs w:val="21"/>
-        </w:rPr>
-        <w:t xml:space="preserve">Atendimento</w:t>
-      </w:r>
-      <w:r>
-        <w:rPr>
-          <w:color w:val="23293D"/>
-          <w:sz w:val="21"/>
-          <w:szCs w:val="21"/>
-        </w:rPr>
-        <w:t xml:space="preserve"> → </w:t>
-      </w:r>
-      <w:r>
-        <w:rPr>
-          <w:b/>
-          <w:bCs/>
-          <w:color w:val="23293D"/>
-          <w:sz w:val="21"/>
-          <w:szCs w:val="21"/>
-        </w:rPr>
-        <w:t xml:space="preserve">Chamar</w:t>
-      </w:r>
-      <w:r>
-        <w:rPr>
-          <w:color w:val="23293D"/>
-          <w:sz w:val="21"/>
-          <w:szCs w:val="21"/>
-        </w:rPr>
-        <w:t xml:space="preserve"> o paciente (é você quem chama numa avaliação).</w:t>
+        <w:t xml:space="preserve">Botão </w:t>
+      </w:r>
+      <w:r>
+        <w:rPr>
+          <w:b/>
+          <w:bCs/>
+          <w:color w:val="23293D"/>
+          <w:sz w:val="21"/>
+          <w:szCs w:val="21"/>
+        </w:rPr>
+        <w:t xml:space="preserve">Registrar chegada</w:t>
+      </w:r>
+      <w:r>
+        <w:rPr>
+          <w:color w:val="23293D"/>
+          <w:sz w:val="21"/>
+          <w:szCs w:val="21"/>
+        </w:rPr>
+        <w:t xml:space="preserve"> → confira profissional, horário e sala com o paciente na frente → </w:t>
+      </w:r>
+      <w:r>
+        <w:rPr>
+          <w:b/>
+          <w:bCs/>
+          <w:color w:val="23293D"/>
+          <w:sz w:val="21"/>
+          <w:szCs w:val="21"/>
+        </w:rPr>
+        <w:t xml:space="preserve">Confirmar chegada</w:t>
+      </w:r>
+      <w:r>
+        <w:rPr>
+          <w:color w:val="23293D"/>
+          <w:sz w:val="21"/>
+          <w:szCs w:val="21"/>
+        </w:rPr>
+        <w:t xml:space="preserve">.</w:t>
       </w:r>
     </w:p>
     <w:p>
@@ -23980,6 +24215,314 @@
       </w:pPr>
       <w:r>
         <w:rPr>
+          <w:b/>
+          <w:bCs/>
+          <w:color w:val="23293D"/>
+          <w:sz w:val="21"/>
+          <w:szCs w:val="21"/>
+        </w:rPr>
+        <w:t xml:space="preserve">Quem chama é o profissional</w:t>
+      </w:r>
+      <w:r>
+        <w:rPr>
+          <w:color w:val="23293D"/>
+          <w:sz w:val="21"/>
+          <w:szCs w:val="21"/>
+        </w:rPr>
+        <w:t xml:space="preserve">, não a recepção.</w:t>
+      </w:r>
+    </w:p>
+    <w:p>
+      <w:pPr>
+        <w:spacing w:after="140" w:line="280"/>
+      </w:pPr>
+      <w:r>
+        <w:rPr>
+          <w:b/>
+          <w:bCs/>
+          <w:color w:val="23293D"/>
+          <w:sz w:val="21"/>
+          <w:szCs w:val="21"/>
+        </w:rPr>
+        <w:t xml:space="preserve">Tarefa 4 — Atender o pedido do Comercial</w:t>
+      </w:r>
+    </w:p>
+    <w:p>
+      <w:pPr>
+        <w:spacing w:after="140" w:line="280"/>
+      </w:pPr>
+      <w:r>
+        <w:rPr>
+          <w:color w:val="23293D"/>
+          <w:sz w:val="21"/>
+          <w:szCs w:val="21"/>
+        </w:rPr>
+        <w:t xml:space="preserve">Quando o Consultor não consegue realizar a apresentação (o cliente não compareceu, pediu para remarcar), ele envia um pedido que chega no </w:t>
+      </w:r>
+      <w:r>
+        <w:rPr>
+          <w:b/>
+          <w:bCs/>
+          <w:color w:val="23293D"/>
+          <w:sz w:val="21"/>
+          <w:szCs w:val="21"/>
+        </w:rPr>
+        <w:t xml:space="preserve">seu sino de avisos</w:t>
+      </w:r>
+      <w:r>
+        <w:rPr>
+          <w:color w:val="23293D"/>
+          <w:sz w:val="21"/>
+          <w:szCs w:val="21"/>
+        </w:rPr>
+        <w:t xml:space="preserve">: </w:t>
+      </w:r>
+      <w:r>
+        <w:rPr>
+          <w:i/>
+          <w:iCs/>
+          <w:color w:val="23293D"/>
+          <w:sz w:val="21"/>
+          <w:szCs w:val="21"/>
+        </w:rPr>
+        <w:t xml:space="preserve">"Agendar apresentação: «nome do cliente»"</w:t>
+      </w:r>
+      <w:r>
+        <w:rPr>
+          <w:color w:val="23293D"/>
+          <w:sz w:val="21"/>
+          <w:szCs w:val="21"/>
+        </w:rPr>
+        <w:t xml:space="preserve">, com o motivo. Clique no aviso, abra a ficha e agende — o Comercial vê a nova data no cartão dele automaticamente, e não precisa ser avisado de volta.</w:t>
+      </w:r>
+    </w:p>
+    <w:p>
+      <w:pPr>
+        <w:spacing w:after="140" w:line="280"/>
+      </w:pPr>
+      <w:r>
+        <w:rPr>
+          <w:b/>
+          <w:bCs/>
+          <w:color w:val="23293D"/>
+          <w:sz w:val="21"/>
+          <w:szCs w:val="21"/>
+        </w:rPr>
+        <w:t xml:space="preserve">Erros frequentes:</w:t>
+      </w:r>
+      <w:r>
+        <w:rPr>
+          <w:color w:val="23293D"/>
+          <w:sz w:val="21"/>
+          <w:szCs w:val="21"/>
+        </w:rPr>
+        <w:t xml:space="preserve"> tentar cadastrar sem CPF; agendar fora do horário da unidade; fechar o aviso modal de "agendar apresentação" clicando em </w:t>
+      </w:r>
+      <w:r>
+        <w:rPr>
+          <w:i/>
+          <w:iCs/>
+          <w:color w:val="23293D"/>
+          <w:sz w:val="21"/>
+          <w:szCs w:val="21"/>
+        </w:rPr>
+        <w:t xml:space="preserve">"Já agendei"</w:t>
+      </w:r>
+      <w:r>
+        <w:rPr>
+          <w:color w:val="23293D"/>
+          <w:sz w:val="21"/>
+          <w:szCs w:val="21"/>
+        </w:rPr>
+        <w:t xml:space="preserve"> sem ter agendado — isso afirma um fato que não aconteceu.</w:t>
+      </w:r>
+    </w:p>
+    <w:p>
+      <w:pPr>
+        <w:spacing w:after="140" w:line="280"/>
+      </w:pPr>
+      <w:r>
+        <w:rPr>
+          <w:b/>
+          <w:bCs/>
+          <w:color w:val="23293D"/>
+          <w:sz w:val="21"/>
+          <w:szCs w:val="21"/>
+        </w:rPr>
+        <w:t xml:space="preserve">Como confirmar que deu certo:</w:t>
+      </w:r>
+      <w:r>
+        <w:rPr>
+          <w:color w:val="23293D"/>
+          <w:sz w:val="21"/>
+          <w:szCs w:val="21"/>
+        </w:rPr>
+        <w:t xml:space="preserve"> o paciente aparece na lista de Prontuários com a fase correta, e o horário aparece na Agenda.</w:t>
+      </w:r>
+    </w:p>
+    <w:p>
+      <w:pPr>
+        <w:spacing w:after="140" w:line="280"/>
+      </w:pPr>
+      <w:r>
+        <w:rPr>
+          <w:b/>
+          <w:bCs/>
+          <w:color w:val="23293D"/>
+          <w:sz w:val="21"/>
+          <w:szCs w:val="21"/>
+        </w:rPr>
+        <w:t xml:space="preserve">Exercício sugerido (no ambiente de treino):</w:t>
+      </w:r>
+      <w:r>
+        <w:rPr>
+          <w:color w:val="23293D"/>
+          <w:sz w:val="21"/>
+          <w:szCs w:val="21"/>
+        </w:rPr>
+        <w:t xml:space="preserve"> cadastre um paciente fictício, agende uma avaliação para hoje e registre a chegada.</w:t>
+      </w:r>
+    </w:p>
+    <w:p>
+      <w:pPr>
+        <w:spacing w:after="140" w:line="280"/>
+      </w:pPr>
+      <w:r>
+        <w:rPr>
+          <w:b/>
+          <w:bCs/>
+          <w:color w:val="23293D"/>
+          <w:sz w:val="21"/>
+          <w:szCs w:val="21"/>
+        </w:rPr>
+        <w:t xml:space="preserve">Checklist final:</w:t>
+      </w:r>
+      <w:r>
+        <w:rPr>
+          <w:color w:val="23293D"/>
+          <w:sz w:val="21"/>
+          <w:szCs w:val="21"/>
+        </w:rPr>
+        <w:t xml:space="preserve"> ☐ cadastrei ☐ agendei ☐ registrei chegada ☐ sei onde ver a fase do paciente ☐ sei que não sou eu quem chama</w:t>
+      </w:r>
+    </w:p>
+    <w:p>
+      <w:pPr>
+        <w:pStyle w:val="Heading2"/>
+      </w:pPr>
+      <w:r>
+        <w:rPr>
+          <w:color w:val="1F3253"/>
+        </w:rPr>
+        <w:t xml:space="preserve">6.2. Coordenador Clínico</w:t>
+      </w:r>
+    </w:p>
+    <w:p>
+      <w:pPr>
+        <w:spacing w:after="140" w:line="280"/>
+      </w:pPr>
+      <w:r>
+        <w:rPr>
+          <w:b/>
+          <w:bCs/>
+          <w:color w:val="23293D"/>
+          <w:sz w:val="21"/>
+          <w:szCs w:val="21"/>
+        </w:rPr>
+        <w:t xml:space="preserve">Objetivo:</w:t>
+      </w:r>
+      <w:r>
+        <w:rPr>
+          <w:color w:val="23293D"/>
+          <w:sz w:val="21"/>
+          <w:szCs w:val="21"/>
+        </w:rPr>
+        <w:t xml:space="preserve"> avaliar e preparar o caso. </w:t>
+      </w:r>
+      <w:r>
+        <w:rPr>
+          <w:b/>
+          <w:bCs/>
+          <w:color w:val="23293D"/>
+          <w:sz w:val="21"/>
+          <w:szCs w:val="21"/>
+        </w:rPr>
+        <w:t xml:space="preserve">Duração:</w:t>
+      </w:r>
+      <w:r>
+        <w:rPr>
+          <w:color w:val="23293D"/>
+          <w:sz w:val="21"/>
+          <w:szCs w:val="21"/>
+        </w:rPr>
+        <w:t xml:space="preserve"> 60 minutos.</w:t>
+      </w:r>
+    </w:p>
+    <w:p>
+      <w:pPr>
+        <w:pStyle w:val="ListParagraph"/>
+        <w:numPr>
+          <w:ilvl w:val="0"/>
+          <w:numId w:val="28"/>
+        </w:numPr>
+        <w:spacing w:after="80" w:line="270"/>
+      </w:pPr>
+      <w:r>
+        <w:rPr>
+          <w:color w:val="23293D"/>
+          <w:sz w:val="21"/>
+          <w:szCs w:val="21"/>
+        </w:rPr>
+        <w:t xml:space="preserve">Menu </w:t>
+      </w:r>
+      <w:r>
+        <w:rPr>
+          <w:b/>
+          <w:bCs/>
+          <w:color w:val="23293D"/>
+          <w:sz w:val="21"/>
+          <w:szCs w:val="21"/>
+        </w:rPr>
+        <w:t xml:space="preserve">Atendimento</w:t>
+      </w:r>
+      <w:r>
+        <w:rPr>
+          <w:color w:val="23293D"/>
+          <w:sz w:val="21"/>
+          <w:szCs w:val="21"/>
+        </w:rPr>
+        <w:t xml:space="preserve"> → </w:t>
+      </w:r>
+      <w:r>
+        <w:rPr>
+          <w:b/>
+          <w:bCs/>
+          <w:color w:val="23293D"/>
+          <w:sz w:val="21"/>
+          <w:szCs w:val="21"/>
+        </w:rPr>
+        <w:t xml:space="preserve">Chamar</w:t>
+      </w:r>
+      <w:r>
+        <w:rPr>
+          <w:color w:val="23293D"/>
+          <w:sz w:val="21"/>
+          <w:szCs w:val="21"/>
+        </w:rPr>
+        <w:t xml:space="preserve"> o paciente (é você quem chama numa avaliação).</w:t>
+      </w:r>
+    </w:p>
+    <w:p>
+      <w:pPr>
+        <w:pStyle w:val="ListParagraph"/>
+        <w:numPr>
+          <w:ilvl w:val="0"/>
+          <w:numId w:val="28"/>
+        </w:numPr>
+        <w:spacing w:after="80" w:line="270"/>
+      </w:pPr>
+      <w:r>
+        <w:rPr>
           <w:color w:val="23293D"/>
           <w:sz w:val="21"/>
           <w:szCs w:val="21"/>
@@ -24010,7 +24553,7 @@
         <w:pStyle w:val="ListParagraph"/>
         <w:numPr>
           <w:ilvl w:val="0"/>
-          <w:numId w:val="27"/>
+          <w:numId w:val="28"/>
         </w:numPr>
         <w:spacing w:after="80" w:line="270"/>
       </w:pPr>
@@ -24056,7 +24599,7 @@
         <w:pStyle w:val="ListParagraph"/>
         <w:numPr>
           <w:ilvl w:val="0"/>
-          <w:numId w:val="27"/>
+          <w:numId w:val="28"/>
         </w:numPr>
         <w:spacing w:after="80" w:line="270"/>
       </w:pPr>
@@ -24102,7 +24645,7 @@
         <w:pStyle w:val="ListParagraph"/>
         <w:numPr>
           <w:ilvl w:val="0"/>
-          <w:numId w:val="27"/>
+          <w:numId w:val="28"/>
         </w:numPr>
         <w:spacing w:after="80" w:line="270"/>
       </w:pPr>
@@ -24120,7 +24663,7 @@
         <w:pStyle w:val="ListParagraph"/>
         <w:numPr>
           <w:ilvl w:val="0"/>
-          <w:numId w:val="27"/>
+          <w:numId w:val="28"/>
         </w:numPr>
         <w:spacing w:after="80" w:line="270"/>
       </w:pPr>
@@ -24383,7 +24926,7 @@
         <w:pStyle w:val="ListParagraph"/>
         <w:numPr>
           <w:ilvl w:val="0"/>
-          <w:numId w:val="28"/>
+          <w:numId w:val="29"/>
         </w:numPr>
         <w:spacing w:after="80" w:line="270"/>
       </w:pPr>
@@ -24430,448 +24973,6 @@
           <w:szCs w:val="21"/>
         </w:rPr>
         <w:t xml:space="preserve"> (apresentação comercial mais próxima primeiro).</w:t>
-      </w:r>
-    </w:p>
-    <w:p>
-      <w:pPr>
-        <w:pStyle w:val="ListParagraph"/>
-        <w:numPr>
-          <w:ilvl w:val="0"/>
-          <w:numId w:val="28"/>
-        </w:numPr>
-        <w:spacing w:after="80" w:line="270"/>
-      </w:pPr>
-      <w:r>
-        <w:rPr>
-          <w:color w:val="23293D"/>
-          <w:sz w:val="21"/>
-          <w:szCs w:val="21"/>
-        </w:rPr>
-        <w:t xml:space="preserve">Abra o caso → cockpit em duas colunas: evidências à esquerda, plano à direita.</w:t>
-      </w:r>
-    </w:p>
-    <w:p>
-      <w:pPr>
-        <w:pStyle w:val="ListParagraph"/>
-        <w:numPr>
-          <w:ilvl w:val="0"/>
-          <w:numId w:val="28"/>
-        </w:numPr>
-        <w:spacing w:after="80" w:line="270"/>
-      </w:pPr>
-      <w:r>
-        <w:rPr>
-          <w:b/>
-          <w:bCs/>
-          <w:color w:val="23293D"/>
-          <w:sz w:val="21"/>
-          <w:szCs w:val="21"/>
-        </w:rPr>
-        <w:t xml:space="preserve">Iniciar plano de tratamento</w:t>
-      </w:r>
-      <w:r>
-        <w:rPr>
-          <w:color w:val="23293D"/>
-          <w:sz w:val="21"/>
-          <w:szCs w:val="21"/>
-        </w:rPr>
-        <w:t xml:space="preserve"> → escreva o </w:t>
-      </w:r>
-      <w:r>
-        <w:rPr>
-          <w:b/>
-          <w:bCs/>
-          <w:color w:val="23293D"/>
-          <w:sz w:val="21"/>
-          <w:szCs w:val="21"/>
-        </w:rPr>
-        <w:t xml:space="preserve">Diagnóstico</w:t>
-      </w:r>
-      <w:r>
-        <w:rPr>
-          <w:color w:val="23293D"/>
-          <w:sz w:val="21"/>
-          <w:szCs w:val="21"/>
-        </w:rPr>
-        <w:t xml:space="preserve">.</w:t>
-      </w:r>
-    </w:p>
-    <w:p>
-      <w:pPr>
-        <w:pStyle w:val="ListParagraph"/>
-        <w:numPr>
-          <w:ilvl w:val="0"/>
-          <w:numId w:val="28"/>
-        </w:numPr>
-        <w:spacing w:after="80" w:line="270"/>
-      </w:pPr>
-      <w:r>
-        <w:rPr>
-          <w:b/>
-          <w:bCs/>
-          <w:color w:val="23293D"/>
-          <w:sz w:val="21"/>
-          <w:szCs w:val="21"/>
-        </w:rPr>
-        <w:t xml:space="preserve">Adicionar opção de tratamento</w:t>
-      </w:r>
-      <w:r>
-        <w:rPr>
-          <w:color w:val="23293D"/>
-          <w:sz w:val="21"/>
-          <w:szCs w:val="21"/>
-        </w:rPr>
-        <w:t xml:space="preserve"> (marque uma como principal).</w:t>
-      </w:r>
-    </w:p>
-    <w:p>
-      <w:pPr>
-        <w:pStyle w:val="ListParagraph"/>
-        <w:numPr>
-          <w:ilvl w:val="0"/>
-          <w:numId w:val="28"/>
-        </w:numPr>
-        <w:spacing w:after="80" w:line="270"/>
-      </w:pPr>
-      <w:r>
-        <w:rPr>
-          <w:color w:val="23293D"/>
-          <w:sz w:val="21"/>
-          <w:szCs w:val="21"/>
-        </w:rPr>
-        <w:t xml:space="preserve">Dentro da opção, </w:t>
-      </w:r>
-      <w:r>
-        <w:rPr>
-          <w:b/>
-          <w:bCs/>
-          <w:color w:val="23293D"/>
-          <w:sz w:val="21"/>
-          <w:szCs w:val="21"/>
-        </w:rPr>
-        <w:t xml:space="preserve">Procedimento</w:t>
-      </w:r>
-      <w:r>
-        <w:rPr>
-          <w:color w:val="23293D"/>
-          <w:sz w:val="21"/>
-          <w:szCs w:val="21"/>
-        </w:rPr>
-        <w:t xml:space="preserve"> → escolha do catálogo → </w:t>
-      </w:r>
-      <w:r>
-        <w:rPr>
-          <w:b/>
-          <w:bCs/>
-          <w:color w:val="23293D"/>
-          <w:sz w:val="21"/>
-          <w:szCs w:val="21"/>
-        </w:rPr>
-        <w:t xml:space="preserve">Item</w:t>
-      </w:r>
-      <w:r>
-        <w:rPr>
-          <w:color w:val="23293D"/>
-          <w:sz w:val="21"/>
-          <w:szCs w:val="21"/>
-        </w:rPr>
-        <w:t xml:space="preserve">.</w:t>
-      </w:r>
-    </w:p>
-    <w:p>
-      <w:pPr>
-        <w:pStyle w:val="ListParagraph"/>
-        <w:numPr>
-          <w:ilvl w:val="0"/>
-          <w:numId w:val="28"/>
-        </w:numPr>
-        <w:spacing w:after="80" w:line="270"/>
-      </w:pPr>
-      <w:r>
-        <w:rPr>
-          <w:color w:val="23293D"/>
-          <w:sz w:val="21"/>
-          <w:szCs w:val="21"/>
-        </w:rPr>
-        <w:t xml:space="preserve">Classifique o </w:t>
-      </w:r>
-      <w:r>
-        <w:rPr>
-          <w:b/>
-          <w:bCs/>
-          <w:color w:val="23293D"/>
-          <w:sz w:val="21"/>
-          <w:szCs w:val="21"/>
-        </w:rPr>
-        <w:t xml:space="preserve">pilar</w:t>
-      </w:r>
-      <w:r>
-        <w:rPr>
-          <w:color w:val="23293D"/>
-          <w:sz w:val="21"/>
-          <w:szCs w:val="21"/>
-        </w:rPr>
-        <w:t xml:space="preserve"> (1 dos 6) → </w:t>
-      </w:r>
-      <w:r>
-        <w:rPr>
-          <w:b/>
-          <w:bCs/>
-          <w:color w:val="23293D"/>
-          <w:sz w:val="21"/>
-          <w:szCs w:val="21"/>
-        </w:rPr>
-        <w:t xml:space="preserve">Salvar pilar</w:t>
-      </w:r>
-      <w:r>
-        <w:rPr>
-          <w:color w:val="23293D"/>
-          <w:sz w:val="21"/>
-          <w:szCs w:val="21"/>
-        </w:rPr>
-        <w:t xml:space="preserve">.</w:t>
-      </w:r>
-    </w:p>
-    <w:p>
-      <w:pPr>
-        <w:pStyle w:val="ListParagraph"/>
-        <w:numPr>
-          <w:ilvl w:val="0"/>
-          <w:numId w:val="28"/>
-        </w:numPr>
-        <w:spacing w:after="80" w:line="270"/>
-      </w:pPr>
-      <w:r>
-        <w:rPr>
-          <w:b/>
-          <w:bCs/>
-          <w:color w:val="23293D"/>
-          <w:sz w:val="21"/>
-          <w:szCs w:val="21"/>
-        </w:rPr>
-        <w:t xml:space="preserve">Enviar para aprovação do Coordenador</w:t>
-      </w:r>
-      <w:r>
-        <w:rPr>
-          <w:color w:val="23293D"/>
-          <w:sz w:val="21"/>
-          <w:szCs w:val="21"/>
-        </w:rPr>
-        <w:t xml:space="preserve">.</w:t>
-      </w:r>
-    </w:p>
-    <w:p>
-      <w:pPr>
-        <w:pStyle w:val="ListParagraph"/>
-        <w:numPr>
-          <w:ilvl w:val="0"/>
-          <w:numId w:val="28"/>
-        </w:numPr>
-        <w:spacing w:after="80" w:line="270"/>
-      </w:pPr>
-      <w:r>
-        <w:rPr>
-          <w:color w:val="23293D"/>
-          <w:sz w:val="21"/>
-          <w:szCs w:val="21"/>
-        </w:rPr>
-        <w:t xml:space="preserve">Aprovado, </w:t>
-      </w:r>
-      <w:r>
-        <w:rPr>
-          <w:b/>
-          <w:bCs/>
-          <w:color w:val="23293D"/>
-          <w:sz w:val="21"/>
-          <w:szCs w:val="21"/>
-        </w:rPr>
-        <w:t xml:space="preserve">Enviar ao Comercial</w:t>
-      </w:r>
-      <w:r>
-        <w:rPr>
-          <w:color w:val="23293D"/>
-          <w:sz w:val="21"/>
-          <w:szCs w:val="21"/>
-        </w:rPr>
-        <w:t xml:space="preserve">.</w:t>
-      </w:r>
-    </w:p>
-    <w:p>
-      <w:pPr>
-        <w:spacing w:after="140" w:line="280"/>
-      </w:pPr>
-      <w:r>
-        <w:rPr>
-          <w:b/>
-          <w:bCs/>
-          <w:color w:val="23293D"/>
-          <w:sz w:val="21"/>
-          <w:szCs w:val="21"/>
-        </w:rPr>
-        <w:t xml:space="preserve">Cuidados:</w:t>
-      </w:r>
-      <w:r>
-        <w:rPr>
-          <w:color w:val="23293D"/>
-          <w:sz w:val="21"/>
-          <w:szCs w:val="21"/>
-        </w:rPr>
-        <w:t xml:space="preserve"> o sistema exige procedimentos lançados em cada opção para enviar; plano de tratamento </w:t>
-      </w:r>
-      <w:r>
-        <w:rPr>
-          <w:b/>
-          <w:bCs/>
-          <w:color w:val="23293D"/>
-          <w:sz w:val="21"/>
-          <w:szCs w:val="21"/>
-        </w:rPr>
-        <w:t xml:space="preserve">não tem acréscimo</w:t>
-      </w:r>
-      <w:r>
-        <w:rPr>
-          <w:color w:val="23293D"/>
-          <w:sz w:val="21"/>
-          <w:szCs w:val="21"/>
-        </w:rPr>
-        <w:t xml:space="preserve"> (o preço vem do orçamento aprovado); depois de aprovado o plano fica em leitura — há </w:t>
-      </w:r>
-      <w:r>
-        <w:rPr>
-          <w:b/>
-          <w:bCs/>
-          <w:color w:val="23293D"/>
-          <w:sz w:val="21"/>
-          <w:szCs w:val="21"/>
-        </w:rPr>
-        <w:t xml:space="preserve">Reabrir para edição</w:t>
-      </w:r>
-      <w:r>
-        <w:rPr>
-          <w:color w:val="23293D"/>
-          <w:sz w:val="21"/>
-          <w:szCs w:val="21"/>
-        </w:rPr>
-        <w:t xml:space="preserve">, que exige nova aprovação.</w:t>
-      </w:r>
-    </w:p>
-    <w:p>
-      <w:pPr>
-        <w:pStyle w:val="Heading2"/>
-      </w:pPr>
-      <w:r>
-        <w:rPr>
-          <w:color w:val="1F3253"/>
-        </w:rPr>
-        <w:t xml:space="preserve">6.4. Dentista (executor)</w:t>
-      </w:r>
-    </w:p>
-    <w:p>
-      <w:pPr>
-        <w:spacing w:after="140" w:line="280"/>
-      </w:pPr>
-      <w:r>
-        <w:rPr>
-          <w:b/>
-          <w:bCs/>
-          <w:color w:val="23293D"/>
-          <w:sz w:val="21"/>
-          <w:szCs w:val="21"/>
-        </w:rPr>
-        <w:t xml:space="preserve">Objetivo:</w:t>
-      </w:r>
-      <w:r>
-        <w:rPr>
-          <w:color w:val="23293D"/>
-          <w:sz w:val="21"/>
-          <w:szCs w:val="21"/>
-        </w:rPr>
-        <w:t xml:space="preserve"> executar e registrar. </w:t>
-      </w:r>
-      <w:r>
-        <w:rPr>
-          <w:b/>
-          <w:bCs/>
-          <w:color w:val="23293D"/>
-          <w:sz w:val="21"/>
-          <w:szCs w:val="21"/>
-        </w:rPr>
-        <w:t xml:space="preserve">Duração:</w:t>
-      </w:r>
-      <w:r>
-        <w:rPr>
-          <w:color w:val="23293D"/>
-          <w:sz w:val="21"/>
-          <w:szCs w:val="21"/>
-        </w:rPr>
-        <w:t xml:space="preserve"> 40 minutos.</w:t>
-      </w:r>
-    </w:p>
-    <w:p>
-      <w:pPr>
-        <w:spacing w:after="140" w:line="280"/>
-      </w:pPr>
-      <w:r>
-        <w:rPr>
-          <w:color w:val="23293D"/>
-          <w:sz w:val="21"/>
-          <w:szCs w:val="21"/>
-        </w:rPr>
-        <w:t xml:space="preserve">Seu menu é diferente: </w:t>
-      </w:r>
-      <w:r>
-        <w:rPr>
-          <w:b/>
-          <w:bCs/>
-          <w:color w:val="23293D"/>
-          <w:sz w:val="21"/>
-          <w:szCs w:val="21"/>
-        </w:rPr>
-        <w:t xml:space="preserve">não tem Jornada</w:t>
-      </w:r>
-      <w:r>
-        <w:rPr>
-          <w:color w:val="23293D"/>
-          <w:sz w:val="21"/>
-          <w:szCs w:val="21"/>
-        </w:rPr>
-        <w:t xml:space="preserve">, e tem </w:t>
-      </w:r>
-      <w:r>
-        <w:rPr>
-          <w:b/>
-          <w:bCs/>
-          <w:color w:val="23293D"/>
-          <w:sz w:val="21"/>
-          <w:szCs w:val="21"/>
-        </w:rPr>
-        <w:t xml:space="preserve">Meu Dia</w:t>
-      </w:r>
-      <w:r>
-        <w:rPr>
-          <w:color w:val="23293D"/>
-          <w:sz w:val="21"/>
-          <w:szCs w:val="21"/>
-        </w:rPr>
-        <w:t xml:space="preserve"> e </w:t>
-      </w:r>
-      <w:r>
-        <w:rPr>
-          <w:b/>
-          <w:bCs/>
-          <w:color w:val="23293D"/>
-          <w:sz w:val="21"/>
-          <w:szCs w:val="21"/>
-        </w:rPr>
-        <w:t xml:space="preserve">Minha Agenda</w:t>
-      </w:r>
-      <w:r>
-        <w:rPr>
-          <w:color w:val="23293D"/>
-          <w:sz w:val="21"/>
-          <w:szCs w:val="21"/>
-        </w:rPr>
-        <w:t xml:space="preserve">.</w:t>
       </w:r>
     </w:p>
     <w:p>
@@ -24885,21 +24986,11 @@
       </w:pPr>
       <w:r>
         <w:rPr>
-          <w:b/>
-          <w:bCs/>
-          <w:color w:val="23293D"/>
-          <w:sz w:val="21"/>
-          <w:szCs w:val="21"/>
-        </w:rPr>
-        <w:t xml:space="preserve">Meu Dia</w:t>
-      </w:r>
-      <w:r>
-        <w:rPr>
-          <w:color w:val="23293D"/>
-          <w:sz w:val="21"/>
-          <w:szCs w:val="21"/>
-        </w:rPr>
-        <w:t xml:space="preserve"> → seus atendimentos.</w:t>
+          <w:color w:val="23293D"/>
+          <w:sz w:val="21"/>
+          <w:szCs w:val="21"/>
+        </w:rPr>
+        <w:t xml:space="preserve">Abra o caso → cockpit em duas colunas: evidências à esquerda, plano à direita.</w:t>
       </w:r>
     </w:p>
     <w:p>
@@ -24919,25 +25010,25 @@
           <w:sz w:val="21"/>
           <w:szCs w:val="21"/>
         </w:rPr>
-        <w:t xml:space="preserve">Atendimento</w:t>
-      </w:r>
-      <w:r>
-        <w:rPr>
-          <w:color w:val="23293D"/>
-          <w:sz w:val="21"/>
-          <w:szCs w:val="21"/>
-        </w:rPr>
-        <w:t xml:space="preserve"> → </w:t>
-      </w:r>
-      <w:r>
-        <w:rPr>
-          <w:b/>
-          <w:bCs/>
-          <w:color w:val="23293D"/>
-          <w:sz w:val="21"/>
-          <w:szCs w:val="21"/>
-        </w:rPr>
-        <w:t xml:space="preserve">Chamar</w:t>
+        <w:t xml:space="preserve">Iniciar plano de tratamento</w:t>
+      </w:r>
+      <w:r>
+        <w:rPr>
+          <w:color w:val="23293D"/>
+          <w:sz w:val="21"/>
+          <w:szCs w:val="21"/>
+        </w:rPr>
+        <w:t xml:space="preserve"> → escreva o </w:t>
+      </w:r>
+      <w:r>
+        <w:rPr>
+          <w:b/>
+          <w:bCs/>
+          <w:color w:val="23293D"/>
+          <w:sz w:val="21"/>
+          <w:szCs w:val="21"/>
+        </w:rPr>
+        <w:t xml:space="preserve">Diagnóstico</w:t>
       </w:r>
       <w:r>
         <w:rPr>
@@ -24959,47 +25050,21 @@
       </w:pPr>
       <w:r>
         <w:rPr>
-          <w:color w:val="23293D"/>
-          <w:sz w:val="21"/>
-          <w:szCs w:val="21"/>
-        </w:rPr>
-        <w:t xml:space="preserve">Ficha do paciente → aba </w:t>
-      </w:r>
-      <w:r>
-        <w:rPr>
-          <w:b/>
-          <w:bCs/>
-          <w:color w:val="23293D"/>
-          <w:sz w:val="21"/>
-          <w:szCs w:val="21"/>
-        </w:rPr>
-        <w:t xml:space="preserve">Desenvolvimento Clínico</w:t>
-      </w:r>
-      <w:r>
-        <w:rPr>
-          <w:color w:val="23293D"/>
-          <w:sz w:val="21"/>
-          <w:szCs w:val="21"/>
-        </w:rPr>
-        <w:t xml:space="preserve"> → descreva o que foi feito. </w:t>
-      </w:r>
-      <w:r>
-        <w:rPr>
-          <w:b/>
-          <w:bCs/>
-          <w:color w:val="23293D"/>
-          <w:sz w:val="21"/>
-          <w:szCs w:val="21"/>
-        </w:rPr>
-        <w:t xml:space="preserve">Espere aparecer "Salvo às…"</w:t>
-      </w:r>
-      <w:r>
-        <w:rPr>
-          <w:color w:val="23293D"/>
-          <w:sz w:val="21"/>
-          <w:szCs w:val="21"/>
-        </w:rPr>
-        <w:t xml:space="preserve">.</w:t>
+          <w:b/>
+          <w:bCs/>
+          <w:color w:val="23293D"/>
+          <w:sz w:val="21"/>
+          <w:szCs w:val="21"/>
+        </w:rPr>
+        <w:t xml:space="preserve">Adicionar opção de tratamento</w:t>
+      </w:r>
+      <w:r>
+        <w:rPr>
+          <w:color w:val="23293D"/>
+          <w:sz w:val="21"/>
+          <w:szCs w:val="21"/>
+        </w:rPr>
+        <w:t xml:space="preserve"> (marque uma como principal).</w:t>
       </w:r>
     </w:p>
     <w:p>
@@ -25008,6 +25073,484 @@
         <w:numPr>
           <w:ilvl w:val="0"/>
           <w:numId w:val="29"/>
+        </w:numPr>
+        <w:spacing w:after="80" w:line="270"/>
+      </w:pPr>
+      <w:r>
+        <w:rPr>
+          <w:color w:val="23293D"/>
+          <w:sz w:val="21"/>
+          <w:szCs w:val="21"/>
+        </w:rPr>
+        <w:t xml:space="preserve">Dentro da opção, </w:t>
+      </w:r>
+      <w:r>
+        <w:rPr>
+          <w:b/>
+          <w:bCs/>
+          <w:color w:val="23293D"/>
+          <w:sz w:val="21"/>
+          <w:szCs w:val="21"/>
+        </w:rPr>
+        <w:t xml:space="preserve">Procedimento</w:t>
+      </w:r>
+      <w:r>
+        <w:rPr>
+          <w:color w:val="23293D"/>
+          <w:sz w:val="21"/>
+          <w:szCs w:val="21"/>
+        </w:rPr>
+        <w:t xml:space="preserve"> → escolha do catálogo → </w:t>
+      </w:r>
+      <w:r>
+        <w:rPr>
+          <w:b/>
+          <w:bCs/>
+          <w:color w:val="23293D"/>
+          <w:sz w:val="21"/>
+          <w:szCs w:val="21"/>
+        </w:rPr>
+        <w:t xml:space="preserve">Item</w:t>
+      </w:r>
+      <w:r>
+        <w:rPr>
+          <w:color w:val="23293D"/>
+          <w:sz w:val="21"/>
+          <w:szCs w:val="21"/>
+        </w:rPr>
+        <w:t xml:space="preserve">.</w:t>
+      </w:r>
+    </w:p>
+    <w:p>
+      <w:pPr>
+        <w:pStyle w:val="ListParagraph"/>
+        <w:numPr>
+          <w:ilvl w:val="0"/>
+          <w:numId w:val="29"/>
+        </w:numPr>
+        <w:spacing w:after="80" w:line="270"/>
+      </w:pPr>
+      <w:r>
+        <w:rPr>
+          <w:color w:val="23293D"/>
+          <w:sz w:val="21"/>
+          <w:szCs w:val="21"/>
+        </w:rPr>
+        <w:t xml:space="preserve">Classifique o </w:t>
+      </w:r>
+      <w:r>
+        <w:rPr>
+          <w:b/>
+          <w:bCs/>
+          <w:color w:val="23293D"/>
+          <w:sz w:val="21"/>
+          <w:szCs w:val="21"/>
+        </w:rPr>
+        <w:t xml:space="preserve">pilar</w:t>
+      </w:r>
+      <w:r>
+        <w:rPr>
+          <w:color w:val="23293D"/>
+          <w:sz w:val="21"/>
+          <w:szCs w:val="21"/>
+        </w:rPr>
+        <w:t xml:space="preserve"> (1 dos 6) → </w:t>
+      </w:r>
+      <w:r>
+        <w:rPr>
+          <w:b/>
+          <w:bCs/>
+          <w:color w:val="23293D"/>
+          <w:sz w:val="21"/>
+          <w:szCs w:val="21"/>
+        </w:rPr>
+        <w:t xml:space="preserve">Salvar pilar</w:t>
+      </w:r>
+      <w:r>
+        <w:rPr>
+          <w:color w:val="23293D"/>
+          <w:sz w:val="21"/>
+          <w:szCs w:val="21"/>
+        </w:rPr>
+        <w:t xml:space="preserve">.</w:t>
+      </w:r>
+    </w:p>
+    <w:p>
+      <w:pPr>
+        <w:pStyle w:val="ListParagraph"/>
+        <w:numPr>
+          <w:ilvl w:val="0"/>
+          <w:numId w:val="29"/>
+        </w:numPr>
+        <w:spacing w:after="80" w:line="270"/>
+      </w:pPr>
+      <w:r>
+        <w:rPr>
+          <w:b/>
+          <w:bCs/>
+          <w:color w:val="23293D"/>
+          <w:sz w:val="21"/>
+          <w:szCs w:val="21"/>
+        </w:rPr>
+        <w:t xml:space="preserve">Enviar para aprovação do Coordenador</w:t>
+      </w:r>
+      <w:r>
+        <w:rPr>
+          <w:color w:val="23293D"/>
+          <w:sz w:val="21"/>
+          <w:szCs w:val="21"/>
+        </w:rPr>
+        <w:t xml:space="preserve">.</w:t>
+      </w:r>
+    </w:p>
+    <w:p>
+      <w:pPr>
+        <w:pStyle w:val="ListParagraph"/>
+        <w:numPr>
+          <w:ilvl w:val="0"/>
+          <w:numId w:val="29"/>
+        </w:numPr>
+        <w:spacing w:after="80" w:line="270"/>
+      </w:pPr>
+      <w:r>
+        <w:rPr>
+          <w:color w:val="23293D"/>
+          <w:sz w:val="21"/>
+          <w:szCs w:val="21"/>
+        </w:rPr>
+        <w:t xml:space="preserve">Aprovado, </w:t>
+      </w:r>
+      <w:r>
+        <w:rPr>
+          <w:b/>
+          <w:bCs/>
+          <w:color w:val="23293D"/>
+          <w:sz w:val="21"/>
+          <w:szCs w:val="21"/>
+        </w:rPr>
+        <w:t xml:space="preserve">Enviar ao Comercial</w:t>
+      </w:r>
+      <w:r>
+        <w:rPr>
+          <w:color w:val="23293D"/>
+          <w:sz w:val="21"/>
+          <w:szCs w:val="21"/>
+        </w:rPr>
+        <w:t xml:space="preserve">.</w:t>
+      </w:r>
+    </w:p>
+    <w:p>
+      <w:pPr>
+        <w:spacing w:after="140" w:line="280"/>
+      </w:pPr>
+      <w:r>
+        <w:rPr>
+          <w:b/>
+          <w:bCs/>
+          <w:color w:val="23293D"/>
+          <w:sz w:val="21"/>
+          <w:szCs w:val="21"/>
+        </w:rPr>
+        <w:t xml:space="preserve">Cuidados:</w:t>
+      </w:r>
+      <w:r>
+        <w:rPr>
+          <w:color w:val="23293D"/>
+          <w:sz w:val="21"/>
+          <w:szCs w:val="21"/>
+        </w:rPr>
+        <w:t xml:space="preserve"> o sistema exige procedimentos lançados em cada opção para enviar; plano de tratamento </w:t>
+      </w:r>
+      <w:r>
+        <w:rPr>
+          <w:b/>
+          <w:bCs/>
+          <w:color w:val="23293D"/>
+          <w:sz w:val="21"/>
+          <w:szCs w:val="21"/>
+        </w:rPr>
+        <w:t xml:space="preserve">não tem acréscimo</w:t>
+      </w:r>
+      <w:r>
+        <w:rPr>
+          <w:color w:val="23293D"/>
+          <w:sz w:val="21"/>
+          <w:szCs w:val="21"/>
+        </w:rPr>
+        <w:t xml:space="preserve"> (o preço vem do orçamento aprovado); depois de aprovado o plano fica em leitura — há </w:t>
+      </w:r>
+      <w:r>
+        <w:rPr>
+          <w:b/>
+          <w:bCs/>
+          <w:color w:val="23293D"/>
+          <w:sz w:val="21"/>
+          <w:szCs w:val="21"/>
+        </w:rPr>
+        <w:t xml:space="preserve">Reabrir para edição</w:t>
+      </w:r>
+      <w:r>
+        <w:rPr>
+          <w:color w:val="23293D"/>
+          <w:sz w:val="21"/>
+          <w:szCs w:val="21"/>
+        </w:rPr>
+        <w:t xml:space="preserve">, que exige nova aprovação.</w:t>
+      </w:r>
+    </w:p>
+    <w:p>
+      <w:pPr>
+        <w:pStyle w:val="Heading2"/>
+      </w:pPr>
+      <w:r>
+        <w:rPr>
+          <w:color w:val="1F3253"/>
+        </w:rPr>
+        <w:t xml:space="preserve">6.4. Dentista (executor)</w:t>
+      </w:r>
+    </w:p>
+    <w:p>
+      <w:pPr>
+        <w:spacing w:after="140" w:line="280"/>
+      </w:pPr>
+      <w:r>
+        <w:rPr>
+          <w:b/>
+          <w:bCs/>
+          <w:color w:val="23293D"/>
+          <w:sz w:val="21"/>
+          <w:szCs w:val="21"/>
+        </w:rPr>
+        <w:t xml:space="preserve">Objetivo:</w:t>
+      </w:r>
+      <w:r>
+        <w:rPr>
+          <w:color w:val="23293D"/>
+          <w:sz w:val="21"/>
+          <w:szCs w:val="21"/>
+        </w:rPr>
+        <w:t xml:space="preserve"> executar e registrar. </w:t>
+      </w:r>
+      <w:r>
+        <w:rPr>
+          <w:b/>
+          <w:bCs/>
+          <w:color w:val="23293D"/>
+          <w:sz w:val="21"/>
+          <w:szCs w:val="21"/>
+        </w:rPr>
+        <w:t xml:space="preserve">Duração:</w:t>
+      </w:r>
+      <w:r>
+        <w:rPr>
+          <w:color w:val="23293D"/>
+          <w:sz w:val="21"/>
+          <w:szCs w:val="21"/>
+        </w:rPr>
+        <w:t xml:space="preserve"> 40 minutos.</w:t>
+      </w:r>
+    </w:p>
+    <w:p>
+      <w:pPr>
+        <w:spacing w:after="140" w:line="280"/>
+      </w:pPr>
+      <w:r>
+        <w:rPr>
+          <w:color w:val="23293D"/>
+          <w:sz w:val="21"/>
+          <w:szCs w:val="21"/>
+        </w:rPr>
+        <w:t xml:space="preserve">Seu menu é diferente: </w:t>
+      </w:r>
+      <w:r>
+        <w:rPr>
+          <w:b/>
+          <w:bCs/>
+          <w:color w:val="23293D"/>
+          <w:sz w:val="21"/>
+          <w:szCs w:val="21"/>
+        </w:rPr>
+        <w:t xml:space="preserve">não tem Jornada</w:t>
+      </w:r>
+      <w:r>
+        <w:rPr>
+          <w:color w:val="23293D"/>
+          <w:sz w:val="21"/>
+          <w:szCs w:val="21"/>
+        </w:rPr>
+        <w:t xml:space="preserve">, e tem </w:t>
+      </w:r>
+      <w:r>
+        <w:rPr>
+          <w:b/>
+          <w:bCs/>
+          <w:color w:val="23293D"/>
+          <w:sz w:val="21"/>
+          <w:szCs w:val="21"/>
+        </w:rPr>
+        <w:t xml:space="preserve">Meu Dia</w:t>
+      </w:r>
+      <w:r>
+        <w:rPr>
+          <w:color w:val="23293D"/>
+          <w:sz w:val="21"/>
+          <w:szCs w:val="21"/>
+        </w:rPr>
+        <w:t xml:space="preserve"> e </w:t>
+      </w:r>
+      <w:r>
+        <w:rPr>
+          <w:b/>
+          <w:bCs/>
+          <w:color w:val="23293D"/>
+          <w:sz w:val="21"/>
+          <w:szCs w:val="21"/>
+        </w:rPr>
+        <w:t xml:space="preserve">Minha Agenda</w:t>
+      </w:r>
+      <w:r>
+        <w:rPr>
+          <w:color w:val="23293D"/>
+          <w:sz w:val="21"/>
+          <w:szCs w:val="21"/>
+        </w:rPr>
+        <w:t xml:space="preserve">.</w:t>
+      </w:r>
+    </w:p>
+    <w:p>
+      <w:pPr>
+        <w:pStyle w:val="ListParagraph"/>
+        <w:numPr>
+          <w:ilvl w:val="0"/>
+          <w:numId w:val="30"/>
+        </w:numPr>
+        <w:spacing w:after="80" w:line="270"/>
+      </w:pPr>
+      <w:r>
+        <w:rPr>
+          <w:b/>
+          <w:bCs/>
+          <w:color w:val="23293D"/>
+          <w:sz w:val="21"/>
+          <w:szCs w:val="21"/>
+        </w:rPr>
+        <w:t xml:space="preserve">Meu Dia</w:t>
+      </w:r>
+      <w:r>
+        <w:rPr>
+          <w:color w:val="23293D"/>
+          <w:sz w:val="21"/>
+          <w:szCs w:val="21"/>
+        </w:rPr>
+        <w:t xml:space="preserve"> → seus atendimentos.</w:t>
+      </w:r>
+    </w:p>
+    <w:p>
+      <w:pPr>
+        <w:pStyle w:val="ListParagraph"/>
+        <w:numPr>
+          <w:ilvl w:val="0"/>
+          <w:numId w:val="30"/>
+        </w:numPr>
+        <w:spacing w:after="80" w:line="270"/>
+      </w:pPr>
+      <w:r>
+        <w:rPr>
+          <w:b/>
+          <w:bCs/>
+          <w:color w:val="23293D"/>
+          <w:sz w:val="21"/>
+          <w:szCs w:val="21"/>
+        </w:rPr>
+        <w:t xml:space="preserve">Atendimento</w:t>
+      </w:r>
+      <w:r>
+        <w:rPr>
+          <w:color w:val="23293D"/>
+          <w:sz w:val="21"/>
+          <w:szCs w:val="21"/>
+        </w:rPr>
+        <w:t xml:space="preserve"> → </w:t>
+      </w:r>
+      <w:r>
+        <w:rPr>
+          <w:b/>
+          <w:bCs/>
+          <w:color w:val="23293D"/>
+          <w:sz w:val="21"/>
+          <w:szCs w:val="21"/>
+        </w:rPr>
+        <w:t xml:space="preserve">Chamar</w:t>
+      </w:r>
+      <w:r>
+        <w:rPr>
+          <w:color w:val="23293D"/>
+          <w:sz w:val="21"/>
+          <w:szCs w:val="21"/>
+        </w:rPr>
+        <w:t xml:space="preserve">.</w:t>
+      </w:r>
+    </w:p>
+    <w:p>
+      <w:pPr>
+        <w:pStyle w:val="ListParagraph"/>
+        <w:numPr>
+          <w:ilvl w:val="0"/>
+          <w:numId w:val="30"/>
+        </w:numPr>
+        <w:spacing w:after="80" w:line="270"/>
+      </w:pPr>
+      <w:r>
+        <w:rPr>
+          <w:color w:val="23293D"/>
+          <w:sz w:val="21"/>
+          <w:szCs w:val="21"/>
+        </w:rPr>
+        <w:t xml:space="preserve">Ficha do paciente → aba </w:t>
+      </w:r>
+      <w:r>
+        <w:rPr>
+          <w:b/>
+          <w:bCs/>
+          <w:color w:val="23293D"/>
+          <w:sz w:val="21"/>
+          <w:szCs w:val="21"/>
+        </w:rPr>
+        <w:t xml:space="preserve">Desenvolvimento Clínico</w:t>
+      </w:r>
+      <w:r>
+        <w:rPr>
+          <w:color w:val="23293D"/>
+          <w:sz w:val="21"/>
+          <w:szCs w:val="21"/>
+        </w:rPr>
+        <w:t xml:space="preserve"> → descreva o que foi feito. </w:t>
+      </w:r>
+      <w:r>
+        <w:rPr>
+          <w:b/>
+          <w:bCs/>
+          <w:color w:val="23293D"/>
+          <w:sz w:val="21"/>
+          <w:szCs w:val="21"/>
+        </w:rPr>
+        <w:t xml:space="preserve">Espere aparecer "Salvo às…"</w:t>
+      </w:r>
+      <w:r>
+        <w:rPr>
+          <w:color w:val="23293D"/>
+          <w:sz w:val="21"/>
+          <w:szCs w:val="21"/>
+        </w:rPr>
+        <w:t xml:space="preserve">.</w:t>
+      </w:r>
+    </w:p>
+    <w:p>
+      <w:pPr>
+        <w:pStyle w:val="ListParagraph"/>
+        <w:numPr>
+          <w:ilvl w:val="0"/>
+          <w:numId w:val="30"/>
         </w:numPr>
         <w:spacing w:after="80" w:line="270"/>
       </w:pPr>
@@ -25239,7 +25782,7 @@
         <w:pStyle w:val="ListParagraph"/>
         <w:numPr>
           <w:ilvl w:val="0"/>
-          <w:numId w:val="30"/>
+          <w:numId w:val="31"/>
         </w:numPr>
         <w:spacing w:after="80" w:line="270"/>
       </w:pPr>
@@ -25303,7 +25846,7 @@
         <w:pStyle w:val="ListParagraph"/>
         <w:numPr>
           <w:ilvl w:val="0"/>
-          <w:numId w:val="30"/>
+          <w:numId w:val="31"/>
         </w:numPr>
         <w:spacing w:after="80" w:line="270"/>
       </w:pPr>
@@ -25883,7 +26426,7 @@
         <w:pStyle w:val="ListParagraph"/>
         <w:numPr>
           <w:ilvl w:val="0"/>
-          <w:numId w:val="31"/>
+          <w:numId w:val="32"/>
         </w:numPr>
         <w:spacing w:after="80" w:line="270"/>
       </w:pPr>
@@ -25919,7 +26462,7 @@
         <w:pStyle w:val="ListParagraph"/>
         <w:numPr>
           <w:ilvl w:val="0"/>
-          <w:numId w:val="31"/>
+          <w:numId w:val="32"/>
         </w:numPr>
         <w:spacing w:after="80" w:line="270"/>
       </w:pPr>
@@ -25991,7 +26534,7 @@
         <w:pStyle w:val="ListParagraph"/>
         <w:numPr>
           <w:ilvl w:val="0"/>
-          <w:numId w:val="31"/>
+          <w:numId w:val="32"/>
         </w:numPr>
         <w:spacing w:after="80" w:line="270"/>
       </w:pPr>
@@ -26019,7 +26562,7 @@
         <w:pStyle w:val="ListParagraph"/>
         <w:numPr>
           <w:ilvl w:val="0"/>
-          <w:numId w:val="31"/>
+          <w:numId w:val="32"/>
         </w:numPr>
         <w:spacing w:after="80" w:line="270"/>
       </w:pPr>
@@ -26277,7 +26820,7 @@
         <w:pStyle w:val="ListParagraph"/>
         <w:numPr>
           <w:ilvl w:val="0"/>
-          <w:numId w:val="32"/>
+          <w:numId w:val="33"/>
         </w:numPr>
         <w:spacing w:after="80" w:line="270"/>
       </w:pPr>
@@ -26359,7 +26902,7 @@
         <w:pStyle w:val="ListParagraph"/>
         <w:numPr>
           <w:ilvl w:val="0"/>
-          <w:numId w:val="32"/>
+          <w:numId w:val="33"/>
         </w:numPr>
         <w:spacing w:after="80" w:line="270"/>
       </w:pPr>
@@ -26405,7 +26948,7 @@
         <w:pStyle w:val="ListParagraph"/>
         <w:numPr>
           <w:ilvl w:val="0"/>
-          <w:numId w:val="32"/>
+          <w:numId w:val="33"/>
         </w:numPr>
         <w:spacing w:after="80" w:line="270"/>
       </w:pPr>
@@ -29094,7 +29637,7 @@
         <w:pStyle w:val="ListParagraph"/>
         <w:numPr>
           <w:ilvl w:val="0"/>
-          <w:numId w:val="33"/>
+          <w:numId w:val="34"/>
         </w:numPr>
         <w:spacing w:after="80" w:line="270"/>
       </w:pPr>
@@ -29105,217 +29648,6 @@
           <w:szCs w:val="21"/>
         </w:rPr>
         <w:t xml:space="preserve">Abra o endereço do sistema.</w:t>
-      </w:r>
-    </w:p>
-    <w:p>
-      <w:pPr>
-        <w:pStyle w:val="ListParagraph"/>
-        <w:numPr>
-          <w:ilvl w:val="0"/>
-          <w:numId w:val="33"/>
-        </w:numPr>
-        <w:spacing w:after="80" w:line="270"/>
-      </w:pPr>
-      <w:r>
-        <w:rPr>
-          <w:color w:val="23293D"/>
-          <w:sz w:val="21"/>
-          <w:szCs w:val="21"/>
-        </w:rPr>
-        <w:t xml:space="preserve">Informe e-mail e senha.</w:t>
-      </w:r>
-    </w:p>
-    <w:p>
-      <w:pPr>
-        <w:pStyle w:val="ListParagraph"/>
-        <w:numPr>
-          <w:ilvl w:val="0"/>
-          <w:numId w:val="33"/>
-        </w:numPr>
-        <w:spacing w:after="80" w:line="270"/>
-      </w:pPr>
-      <w:r>
-        <w:rPr>
-          <w:b/>
-          <w:bCs/>
-          <w:color w:val="23293D"/>
-          <w:sz w:val="21"/>
-          <w:szCs w:val="21"/>
-        </w:rPr>
-        <w:t xml:space="preserve">Se você tem acesso a mais de uma unidade</w:t>
-      </w:r>
-      <w:r>
-        <w:rPr>
-          <w:color w:val="23293D"/>
-          <w:sz w:val="21"/>
-          <w:szCs w:val="21"/>
-        </w:rPr>
-        <w:t xml:space="preserve"> e não é da Franqueadora, o sistema pede para escolher a unidade </w:t>
-      </w:r>
-      <w:r>
-        <w:rPr>
-          <w:b/>
-          <w:bCs/>
-          <w:color w:val="23293D"/>
-          <w:sz w:val="21"/>
-          <w:szCs w:val="21"/>
-        </w:rPr>
-        <w:t xml:space="preserve">antes</w:t>
-      </w:r>
-      <w:r>
-        <w:rPr>
-          <w:color w:val="23293D"/>
-          <w:sz w:val="21"/>
-          <w:szCs w:val="21"/>
-        </w:rPr>
-        <w:t xml:space="preserve"> de mostrar qualquer tela (evidência: </w:t>
-      </w:r>
-      <w:r>
-        <w:rPr>
-          <w:rFonts w:ascii="Consolas" w:cs="Consolas" w:eastAsia="Consolas" w:hAnsi="Consolas"/>
-          <w:color w:val="1F3253"/>
-          <w:sz w:val="19"/>
-          <w:szCs w:val="19"/>
-          <w:shd w:fill="EFEDE6" w:color="auto" w:val="clear"/>
-        </w:rPr>
-        <w:t xml:space="preserve">layout.tsx</w:t>
-      </w:r>
-      <w:r>
-        <w:rPr>
-          <w:color w:val="23293D"/>
-          <w:sz w:val="21"/>
-          <w:szCs w:val="21"/>
-        </w:rPr>
-        <w:t xml:space="preserve">, </w:t>
-      </w:r>
-      <w:r>
-        <w:rPr>
-          <w:rFonts w:ascii="Consolas" w:cs="Consolas" w:eastAsia="Consolas" w:hAnsi="Consolas"/>
-          <w:color w:val="1F3253"/>
-          <w:sz w:val="19"/>
-          <w:szCs w:val="19"/>
-          <w:shd w:fill="EFEDE6" w:color="auto" w:val="clear"/>
-        </w:rPr>
-        <w:t xml:space="preserve">ChooseClinicWelcome</w:t>
-      </w:r>
-      <w:r>
-        <w:rPr>
-          <w:color w:val="23293D"/>
-          <w:sz w:val="21"/>
-          <w:szCs w:val="21"/>
-        </w:rPr>
-        <w:t xml:space="preserve">).</w:t>
-      </w:r>
-    </w:p>
-    <w:p>
-      <w:pPr>
-        <w:pStyle w:val="ListParagraph"/>
-        <w:numPr>
-          <w:ilvl w:val="0"/>
-          <w:numId w:val="33"/>
-        </w:numPr>
-        <w:spacing w:after="80" w:line="270"/>
-      </w:pPr>
-      <w:r>
-        <w:rPr>
-          <w:b/>
-          <w:bCs/>
-          <w:color w:val="23293D"/>
-          <w:sz w:val="21"/>
-          <w:szCs w:val="21"/>
-        </w:rPr>
-        <w:t xml:space="preserve">Resultado:</w:t>
-      </w:r>
-      <w:r>
-        <w:rPr>
-          <w:color w:val="23293D"/>
-          <w:sz w:val="21"/>
-          <w:szCs w:val="21"/>
-        </w:rPr>
-        <w:t xml:space="preserve"> você cai na tela Início.</w:t>
-      </w:r>
-    </w:p>
-    <w:p>
-      <w:pPr>
-        <w:spacing w:after="140" w:line="280"/>
-      </w:pPr>
-      <w:r>
-        <w:rPr>
-          <w:b/>
-          <w:bCs/>
-          <w:color w:val="23293D"/>
-          <w:sz w:val="21"/>
-          <w:szCs w:val="21"/>
-        </w:rPr>
-        <w:t xml:space="preserve">Erros possíveis:</w:t>
-      </w:r>
-      <w:r>
-        <w:rPr>
-          <w:color w:val="23293D"/>
-          <w:sz w:val="21"/>
-          <w:szCs w:val="21"/>
-        </w:rPr>
-        <w:t xml:space="preserve"> ver </w:t>
-      </w:r>
-      <w:r>
-        <w:rPr>
-          <w:color w:val="1F3253"/>
-          <w:sz w:val="21"/>
-          <w:szCs w:val="21"/>
-        </w:rPr>
-        <w:t xml:space="preserve">seção 9</w:t>
-      </w:r>
-      <w:r>
-        <w:rPr>
-          <w:color w:val="23293D"/>
-          <w:sz w:val="21"/>
-          <w:szCs w:val="21"/>
-        </w:rPr>
-        <w:t xml:space="preserve">.</w:t>
-      </w:r>
-    </w:p>
-    <w:p>
-      <w:pPr>
-        <w:pStyle w:val="Heading2"/>
-      </w:pPr>
-      <w:r>
-        <w:rPr>
-          <w:color w:val="1F3253"/>
-        </w:rPr>
-        <w:t xml:space="preserve">Fluxo 2 — Do cadastro ao fechamento (a jornada completa)</w:t>
-      </w:r>
-    </w:p>
-    <w:p>
-      <w:pPr>
-        <w:spacing w:after="140" w:line="280"/>
-      </w:pPr>
-      <w:r>
-        <w:rPr>
-          <w:b/>
-          <w:bCs/>
-          <w:color w:val="23293D"/>
-          <w:sz w:val="21"/>
-          <w:szCs w:val="21"/>
-        </w:rPr>
-        <w:t xml:space="preserve">Papéis:</w:t>
-      </w:r>
-      <w:r>
-        <w:rPr>
-          <w:color w:val="23293D"/>
-          <w:sz w:val="21"/>
-          <w:szCs w:val="21"/>
-        </w:rPr>
-        <w:t xml:space="preserve"> cinco pessoas diferentes. </w:t>
-      </w:r>
-      <w:r>
-        <w:rPr>
-          <w:b/>
-          <w:bCs/>
-          <w:color w:val="23293D"/>
-          <w:sz w:val="21"/>
-          <w:szCs w:val="21"/>
-        </w:rPr>
-        <w:t xml:space="preserve">Este é o fluxo central do sistema.</w:t>
       </w:r>
     </w:p>
     <w:p>
@@ -29329,39 +29661,11 @@
       </w:pPr>
       <w:r>
         <w:rPr>
-          <w:b/>
-          <w:bCs/>
-          <w:color w:val="23293D"/>
-          <w:sz w:val="21"/>
-          <w:szCs w:val="21"/>
-        </w:rPr>
-        <w:t xml:space="preserve">Recepção</w:t>
-      </w:r>
-      <w:r>
-        <w:rPr>
-          <w:color w:val="23293D"/>
-          <w:sz w:val="21"/>
-          <w:szCs w:val="21"/>
-        </w:rPr>
-        <w:t xml:space="preserve"> cadastra o paciente → nasce na </w:t>
-      </w:r>
-      <w:r>
-        <w:rPr>
-          <w:b/>
-          <w:bCs/>
-          <w:color w:val="23293D"/>
-          <w:sz w:val="21"/>
-          <w:szCs w:val="21"/>
-        </w:rPr>
-        <w:t xml:space="preserve">Aquisição</w:t>
-      </w:r>
-      <w:r>
-        <w:rPr>
-          <w:color w:val="23293D"/>
-          <w:sz w:val="21"/>
-          <w:szCs w:val="21"/>
-        </w:rPr>
-        <w:t xml:space="preserve">.</w:t>
+          <w:color w:val="23293D"/>
+          <w:sz w:val="21"/>
+          <w:szCs w:val="21"/>
+        </w:rPr>
+        <w:t xml:space="preserve">Informe e-mail e senha.</w:t>
       </w:r>
     </w:p>
     <w:p>
@@ -29381,33 +29685,69 @@
           <w:sz w:val="21"/>
           <w:szCs w:val="21"/>
         </w:rPr>
-        <w:t xml:space="preserve">Recepção</w:t>
-      </w:r>
-      <w:r>
-        <w:rPr>
-          <w:color w:val="23293D"/>
-          <w:sz w:val="21"/>
-          <w:szCs w:val="21"/>
-        </w:rPr>
-        <w:t xml:space="preserve"> move para </w:t>
-      </w:r>
-      <w:r>
-        <w:rPr>
-          <w:b/>
-          <w:bCs/>
-          <w:color w:val="23293D"/>
-          <w:sz w:val="21"/>
-          <w:szCs w:val="21"/>
-        </w:rPr>
-        <w:t xml:space="preserve">Conversão Clínica</w:t>
-      </w:r>
-      <w:r>
-        <w:rPr>
-          <w:color w:val="23293D"/>
-          <w:sz w:val="21"/>
-          <w:szCs w:val="21"/>
-        </w:rPr>
-        <w:t xml:space="preserve">.</w:t>
+        <w:t xml:space="preserve">Se você tem acesso a mais de uma unidade</w:t>
+      </w:r>
+      <w:r>
+        <w:rPr>
+          <w:color w:val="23293D"/>
+          <w:sz w:val="21"/>
+          <w:szCs w:val="21"/>
+        </w:rPr>
+        <w:t xml:space="preserve"> e não é da Franqueadora, o sistema pede para escolher a unidade </w:t>
+      </w:r>
+      <w:r>
+        <w:rPr>
+          <w:b/>
+          <w:bCs/>
+          <w:color w:val="23293D"/>
+          <w:sz w:val="21"/>
+          <w:szCs w:val="21"/>
+        </w:rPr>
+        <w:t xml:space="preserve">antes</w:t>
+      </w:r>
+      <w:r>
+        <w:rPr>
+          <w:color w:val="23293D"/>
+          <w:sz w:val="21"/>
+          <w:szCs w:val="21"/>
+        </w:rPr>
+        <w:t xml:space="preserve"> de mostrar qualquer tela (evidência: </w:t>
+      </w:r>
+      <w:r>
+        <w:rPr>
+          <w:rFonts w:ascii="Consolas" w:cs="Consolas" w:eastAsia="Consolas" w:hAnsi="Consolas"/>
+          <w:color w:val="1F3253"/>
+          <w:sz w:val="19"/>
+          <w:szCs w:val="19"/>
+          <w:shd w:fill="EFEDE6" w:color="auto" w:val="clear"/>
+        </w:rPr>
+        <w:t xml:space="preserve">layout.tsx</w:t>
+      </w:r>
+      <w:r>
+        <w:rPr>
+          <w:color w:val="23293D"/>
+          <w:sz w:val="21"/>
+          <w:szCs w:val="21"/>
+        </w:rPr>
+        <w:t xml:space="preserve">, </w:t>
+      </w:r>
+      <w:r>
+        <w:rPr>
+          <w:rFonts w:ascii="Consolas" w:cs="Consolas" w:eastAsia="Consolas" w:hAnsi="Consolas"/>
+          <w:color w:val="1F3253"/>
+          <w:sz w:val="19"/>
+          <w:szCs w:val="19"/>
+          <w:shd w:fill="EFEDE6" w:color="auto" w:val="clear"/>
+        </w:rPr>
+        <w:t xml:space="preserve">ChooseClinicWelcome</w:t>
+      </w:r>
+      <w:r>
+        <w:rPr>
+          <w:color w:val="23293D"/>
+          <w:sz w:val="21"/>
+          <w:szCs w:val="21"/>
+        </w:rPr>
+        <w:t xml:space="preserve">).</w:t>
       </w:r>
     </w:p>
     <w:p>
@@ -29427,43 +29767,46 @@
           <w:sz w:val="21"/>
           <w:szCs w:val="21"/>
         </w:rPr>
-        <w:t xml:space="preserve">Coordenador</w:t>
-      </w:r>
-      <w:r>
-        <w:rPr>
-          <w:color w:val="23293D"/>
-          <w:sz w:val="21"/>
-          <w:szCs w:val="21"/>
-        </w:rPr>
-        <w:t xml:space="preserve"> registra consentimento → anamnese → fotos → </w:t>
-      </w:r>
-      <w:r>
-        <w:rPr>
-          <w:b/>
-          <w:bCs/>
-          <w:color w:val="23293D"/>
-          <w:sz w:val="21"/>
-          <w:szCs w:val="21"/>
-        </w:rPr>
-        <w:t xml:space="preserve">Enviar ao Centro de Planejamento</w:t>
-      </w:r>
-      <w:r>
-        <w:rPr>
-          <w:color w:val="23293D"/>
-          <w:sz w:val="21"/>
-          <w:szCs w:val="21"/>
-        </w:rPr>
-        <w:t xml:space="preserve"> → paciente vai para a </w:t>
-      </w:r>
-      <w:r>
-        <w:rPr>
-          <w:b/>
-          <w:bCs/>
-          <w:color w:val="23293D"/>
-          <w:sz w:val="21"/>
-          <w:szCs w:val="21"/>
-        </w:rPr>
-        <w:t xml:space="preserve">Fase 3</w:t>
+        <w:t xml:space="preserve">Resultado:</w:t>
+      </w:r>
+      <w:r>
+        <w:rPr>
+          <w:color w:val="23293D"/>
+          <w:sz w:val="21"/>
+          <w:szCs w:val="21"/>
+        </w:rPr>
+        <w:t xml:space="preserve"> você cai na tela Início.</w:t>
+      </w:r>
+    </w:p>
+    <w:p>
+      <w:pPr>
+        <w:spacing w:after="140" w:line="280"/>
+      </w:pPr>
+      <w:r>
+        <w:rPr>
+          <w:b/>
+          <w:bCs/>
+          <w:color w:val="23293D"/>
+          <w:sz w:val="21"/>
+          <w:szCs w:val="21"/>
+        </w:rPr>
+        <w:t xml:space="preserve">Erros possíveis:</w:t>
+      </w:r>
+      <w:r>
+        <w:rPr>
+          <w:color w:val="23293D"/>
+          <w:sz w:val="21"/>
+          <w:szCs w:val="21"/>
+        </w:rPr>
+        <w:t xml:space="preserve"> ver </w:t>
+      </w:r>
+      <w:r>
+        <w:rPr>
+          <w:color w:val="1F3253"/>
+          <w:sz w:val="21"/>
+          <w:szCs w:val="21"/>
+        </w:rPr>
+        <w:t xml:space="preserve">seção 9</w:t>
       </w:r>
       <w:r>
         <w:rPr>
@@ -29476,314 +29819,13 @@
     </w:p>
     <w:p>
       <w:pPr>
-        <w:pStyle w:val="ListParagraph"/>
-        <w:numPr>
-          <w:ilvl w:val="0"/>
-          <w:numId w:val="34"/>
-        </w:numPr>
-        <w:spacing w:after="80" w:line="270"/>
-      </w:pPr>
-      <w:r>
-        <w:rPr>
-          <w:b/>
-          <w:bCs/>
-          <w:color w:val="23293D"/>
-          <w:sz w:val="21"/>
-          <w:szCs w:val="21"/>
-        </w:rPr>
-        <w:t xml:space="preserve">Planner</w:t>
-      </w:r>
-      <w:r>
-        <w:rPr>
-          <w:color w:val="23293D"/>
-          <w:sz w:val="21"/>
-          <w:szCs w:val="21"/>
-        </w:rPr>
-        <w:t xml:space="preserve"> monta plano + orçamento + pilar → </w:t>
-      </w:r>
-      <w:r>
-        <w:rPr>
-          <w:b/>
-          <w:bCs/>
-          <w:color w:val="23293D"/>
-          <w:sz w:val="21"/>
-          <w:szCs w:val="21"/>
-        </w:rPr>
-        <w:t xml:space="preserve">Enviar para aprovação</w:t>
-      </w:r>
-      <w:r>
-        <w:rPr>
-          <w:color w:val="23293D"/>
-          <w:sz w:val="21"/>
-          <w:szCs w:val="21"/>
-        </w:rPr>
-        <w:t xml:space="preserve">.</w:t>
-      </w:r>
-    </w:p>
-    <w:p>
-      <w:pPr>
-        <w:pStyle w:val="ListParagraph"/>
-        <w:numPr>
-          <w:ilvl w:val="0"/>
-          <w:numId w:val="34"/>
-        </w:numPr>
-        <w:spacing w:after="80" w:line="270"/>
-      </w:pPr>
-      <w:r>
-        <w:rPr>
-          <w:b/>
-          <w:bCs/>
-          <w:color w:val="23293D"/>
-          <w:sz w:val="21"/>
-          <w:szCs w:val="21"/>
-        </w:rPr>
-        <w:t xml:space="preserve">Coordenador</w:t>
-      </w:r>
-      <w:r>
-        <w:rPr>
-          <w:color w:val="23293D"/>
-          <w:sz w:val="21"/>
-          <w:szCs w:val="21"/>
-        </w:rPr>
-        <w:t xml:space="preserve"> aprova a opção.</w:t>
-      </w:r>
-    </w:p>
-    <w:p>
-      <w:pPr>
-        <w:pStyle w:val="ListParagraph"/>
-        <w:numPr>
-          <w:ilvl w:val="0"/>
-          <w:numId w:val="34"/>
-        </w:numPr>
-        <w:spacing w:after="80" w:line="270"/>
-      </w:pPr>
-      <w:r>
-        <w:rPr>
-          <w:b/>
-          <w:bCs/>
-          <w:color w:val="23293D"/>
-          <w:sz w:val="21"/>
-          <w:szCs w:val="21"/>
-        </w:rPr>
-        <w:t xml:space="preserve">Planner</w:t>
-      </w:r>
-      <w:r>
-        <w:rPr>
-          <w:color w:val="23293D"/>
-          <w:sz w:val="21"/>
-          <w:szCs w:val="21"/>
-        </w:rPr>
-        <w:t xml:space="preserve"> </w:t>
-      </w:r>
-      <w:r>
-        <w:rPr>
-          <w:b/>
-          <w:bCs/>
-          <w:color w:val="23293D"/>
-          <w:sz w:val="21"/>
-          <w:szCs w:val="21"/>
-        </w:rPr>
-        <w:t xml:space="preserve">Envia ao Comercial</w:t>
-      </w:r>
-      <w:r>
-        <w:rPr>
-          <w:color w:val="23293D"/>
-          <w:sz w:val="21"/>
-          <w:szCs w:val="21"/>
-        </w:rPr>
-        <w:t xml:space="preserve"> → </w:t>
-      </w:r>
-      <w:r>
-        <w:rPr>
-          <w:b/>
-          <w:bCs/>
-          <w:color w:val="23293D"/>
-          <w:sz w:val="21"/>
-          <w:szCs w:val="21"/>
-        </w:rPr>
-        <w:t xml:space="preserve">Fase 4</w:t>
-      </w:r>
-      <w:r>
-        <w:rPr>
-          <w:color w:val="23293D"/>
-          <w:sz w:val="21"/>
-          <w:szCs w:val="21"/>
-        </w:rPr>
-        <w:t xml:space="preserve">.</w:t>
-      </w:r>
-    </w:p>
-    <w:p>
-      <w:pPr>
-        <w:pStyle w:val="ListParagraph"/>
-        <w:numPr>
-          <w:ilvl w:val="0"/>
-          <w:numId w:val="34"/>
-        </w:numPr>
-        <w:spacing w:after="80" w:line="270"/>
-      </w:pPr>
-      <w:r>
-        <w:rPr>
-          <w:b/>
-          <w:bCs/>
-          <w:color w:val="23293D"/>
-          <w:sz w:val="21"/>
-          <w:szCs w:val="21"/>
-        </w:rPr>
-        <w:t xml:space="preserve">Consultor</w:t>
-      </w:r>
-      <w:r>
-        <w:rPr>
-          <w:color w:val="23293D"/>
-          <w:sz w:val="21"/>
-          <w:szCs w:val="21"/>
-        </w:rPr>
-        <w:t xml:space="preserve"> negocia → </w:t>
-      </w:r>
-      <w:r>
-        <w:rPr>
-          <w:b/>
-          <w:bCs/>
-          <w:color w:val="23293D"/>
-          <w:sz w:val="21"/>
-          <w:szCs w:val="21"/>
-        </w:rPr>
-        <w:t xml:space="preserve">Cliente aceitou</w:t>
-      </w:r>
-      <w:r>
-        <w:rPr>
-          <w:color w:val="23293D"/>
-          <w:sz w:val="21"/>
-          <w:szCs w:val="21"/>
-        </w:rPr>
-        <w:t xml:space="preserve"> → marca </w:t>
-      </w:r>
-      <w:r>
-        <w:rPr>
-          <w:b/>
-          <w:bCs/>
-          <w:color w:val="23293D"/>
-          <w:sz w:val="21"/>
-          <w:szCs w:val="21"/>
-        </w:rPr>
-        <w:t xml:space="preserve">Contrato assinado</w:t>
-      </w:r>
-      <w:r>
-        <w:rPr>
-          <w:color w:val="23293D"/>
-          <w:sz w:val="21"/>
-          <w:szCs w:val="21"/>
-        </w:rPr>
-        <w:t xml:space="preserve"> e </w:t>
-      </w:r>
-      <w:r>
-        <w:rPr>
-          <w:b/>
-          <w:bCs/>
-          <w:color w:val="23293D"/>
-          <w:sz w:val="21"/>
-          <w:szCs w:val="21"/>
-        </w:rPr>
-        <w:t xml:space="preserve">Pagamento confirmado</w:t>
-      </w:r>
-      <w:r>
-        <w:rPr>
-          <w:color w:val="23293D"/>
-          <w:sz w:val="21"/>
-          <w:szCs w:val="21"/>
-        </w:rPr>
-        <w:t xml:space="preserve"> → venda fechada → </w:t>
-      </w:r>
-      <w:r>
-        <w:rPr>
-          <w:b/>
-          <w:bCs/>
-          <w:color w:val="23293D"/>
-          <w:sz w:val="21"/>
-          <w:szCs w:val="21"/>
-        </w:rPr>
-        <w:t xml:space="preserve">Fase 5</w:t>
-      </w:r>
-      <w:r>
-        <w:rPr>
-          <w:color w:val="23293D"/>
-          <w:sz w:val="21"/>
-          <w:szCs w:val="21"/>
-        </w:rPr>
-        <w:t xml:space="preserve">.</w:t>
-      </w:r>
-    </w:p>
-    <w:p>
-      <w:pPr>
-        <w:pStyle w:val="ListParagraph"/>
-        <w:numPr>
-          <w:ilvl w:val="0"/>
-          <w:numId w:val="34"/>
-        </w:numPr>
-        <w:spacing w:after="80" w:line="270"/>
-      </w:pPr>
-      <w:r>
-        <w:rPr>
-          <w:b/>
-          <w:bCs/>
-          <w:color w:val="23293D"/>
-          <w:sz w:val="21"/>
-          <w:szCs w:val="21"/>
-        </w:rPr>
-        <w:t xml:space="preserve">Recepção</w:t>
-      </w:r>
-      <w:r>
-        <w:rPr>
-          <w:color w:val="23293D"/>
-          <w:sz w:val="21"/>
-          <w:szCs w:val="21"/>
-        </w:rPr>
-        <w:t xml:space="preserve"> recebe aviso e agenda o início do tratamento.</w:t>
-      </w:r>
-    </w:p>
-    <w:p>
-      <w:pPr>
-        <w:pStyle w:val="ListParagraph"/>
-        <w:numPr>
-          <w:ilvl w:val="0"/>
-          <w:numId w:val="34"/>
-        </w:numPr>
-        <w:spacing w:after="80" w:line="270"/>
-      </w:pPr>
-      <w:r>
-        <w:rPr>
-          <w:b/>
-          <w:bCs/>
-          <w:color w:val="23293D"/>
-          <w:sz w:val="21"/>
-          <w:szCs w:val="21"/>
-        </w:rPr>
-        <w:t xml:space="preserve">Dentista</w:t>
-      </w:r>
-      <w:r>
-        <w:rPr>
-          <w:color w:val="23293D"/>
-          <w:sz w:val="21"/>
-          <w:szCs w:val="21"/>
-        </w:rPr>
-        <w:t xml:space="preserve"> executa, escreve o Desenvolvimento Clínico e conclui → </w:t>
-      </w:r>
-      <w:r>
-        <w:rPr>
-          <w:b/>
-          <w:bCs/>
-          <w:color w:val="23293D"/>
-          <w:sz w:val="21"/>
-          <w:szCs w:val="21"/>
-        </w:rPr>
-        <w:t xml:space="preserve">estoque baixa e repasse é apurado automaticamente</w:t>
-      </w:r>
-      <w:r>
-        <w:rPr>
-          <w:color w:val="23293D"/>
-          <w:sz w:val="21"/>
-          <w:szCs w:val="21"/>
-        </w:rPr>
-        <w:t xml:space="preserve">.</w:t>
+        <w:pStyle w:val="Heading2"/>
+      </w:pPr>
+      <w:r>
+        <w:rPr>
+          <w:color w:val="1F3253"/>
+        </w:rPr>
+        <w:t xml:space="preserve">Fluxo 2 — Do cadastro ao fechamento (a jornada completa)</w:t>
       </w:r>
     </w:p>
     <w:p>
@@ -29798,177 +29840,6 @@
           <w:sz w:val="21"/>
           <w:szCs w:val="21"/>
         </w:rPr>
-        <w:t xml:space="preserve">Evidência:</w:t>
-      </w:r>
-      <w:r>
-        <w:rPr>
-          <w:color w:val="23293D"/>
-          <w:sz w:val="21"/>
-          <w:szCs w:val="21"/>
-        </w:rPr>
-        <w:t xml:space="preserve"> este fluxo está coberto por teste automatizado ponta a ponta (</w:t>
-      </w:r>
-      <w:r>
-        <w:rPr>
-          <w:rFonts w:ascii="Consolas" w:cs="Consolas" w:eastAsia="Consolas" w:hAnsi="Consolas"/>
-          <w:color w:val="1F3253"/>
-          <w:sz w:val="19"/>
-          <w:szCs w:val="19"/>
-          <w:shd w:fill="EFEDE6" w:color="auto" w:val="clear"/>
-        </w:rPr>
-        <w:t xml:space="preserve">e2e/01-jornada.spec.ts</w:t>
-      </w:r>
-      <w:r>
-        <w:rPr>
-          <w:color w:val="23293D"/>
-          <w:sz w:val="21"/>
-          <w:szCs w:val="21"/>
-        </w:rPr>
-        <w:t xml:space="preserve"> a </w:t>
-      </w:r>
-      <w:r>
-        <w:rPr>
-          <w:rFonts w:ascii="Consolas" w:cs="Consolas" w:eastAsia="Consolas" w:hAnsi="Consolas"/>
-          <w:color w:val="1F3253"/>
-          <w:sz w:val="19"/>
-          <w:szCs w:val="19"/>
-          <w:shd w:fill="EFEDE6" w:color="auto" w:val="clear"/>
-        </w:rPr>
-        <w:t xml:space="preserve">e2e/10-estoque.spec.ts</w:t>
-      </w:r>
-      <w:r>
-        <w:rPr>
-          <w:color w:val="23293D"/>
-          <w:sz w:val="21"/>
-          <w:szCs w:val="21"/>
-        </w:rPr>
-        <w:t xml:space="preserve">), o que confirma que cada passo funciona como descrito.</w:t>
-      </w:r>
-    </w:p>
-    <w:p>
-      <w:pPr>
-        <w:spacing w:after="140" w:line="280"/>
-      </w:pPr>
-      <w:r>
-        <w:rPr>
-          <w:b/>
-          <w:bCs/>
-          <w:color w:val="23293D"/>
-          <w:sz w:val="21"/>
-          <w:szCs w:val="21"/>
-        </w:rPr>
-        <w:t xml:space="preserve">Pontos de decisão:</w:t>
-      </w:r>
-      <w:r>
-        <w:rPr>
-          <w:color w:val="23293D"/>
-          <w:sz w:val="21"/>
-          <w:szCs w:val="21"/>
-        </w:rPr>
-        <w:t xml:space="preserve"> o Coordenador pode </w:t>
-      </w:r>
-      <w:r>
-        <w:rPr>
-          <w:b/>
-          <w:bCs/>
-          <w:color w:val="23293D"/>
-          <w:sz w:val="21"/>
-          <w:szCs w:val="21"/>
-        </w:rPr>
-        <w:t xml:space="preserve">reprovar</w:t>
-      </w:r>
-      <w:r>
-        <w:rPr>
-          <w:color w:val="23293D"/>
-          <w:sz w:val="21"/>
-          <w:szCs w:val="21"/>
-        </w:rPr>
-        <w:t xml:space="preserve"> (volta ao Planner com orientações); o cliente pode </w:t>
-      </w:r>
-      <w:r>
-        <w:rPr>
-          <w:b/>
-          <w:bCs/>
-          <w:color w:val="23293D"/>
-          <w:sz w:val="21"/>
-          <w:szCs w:val="21"/>
-        </w:rPr>
-        <w:t xml:space="preserve">não aceitar</w:t>
-      </w:r>
-      <w:r>
-        <w:rPr>
-          <w:color w:val="23293D"/>
-          <w:sz w:val="21"/>
-          <w:szCs w:val="21"/>
-        </w:rPr>
-        <w:t xml:space="preserve"> (vai para follow-up).</w:t>
-      </w:r>
-    </w:p>
-    <w:p>
-      <w:pPr>
-        <w:pStyle w:val="Heading2"/>
-      </w:pPr>
-      <w:r>
-        <w:rPr>
-          <w:color w:val="1F3253"/>
-        </w:rPr>
-        <w:t xml:space="preserve">Fluxo 3 — Encerrar a sessão</w:t>
-      </w:r>
-    </w:p>
-    <w:p>
-      <w:pPr>
-        <w:spacing w:after="140" w:line="280"/>
-      </w:pPr>
-      <w:r>
-        <w:rPr>
-          <w:color w:val="23293D"/>
-          <w:sz w:val="21"/>
-          <w:szCs w:val="21"/>
-        </w:rPr>
-        <w:t xml:space="preserve">Botão </w:t>
-      </w:r>
-      <w:r>
-        <w:rPr>
-          <w:b/>
-          <w:bCs/>
-          <w:color w:val="23293D"/>
-          <w:sz w:val="21"/>
-          <w:szCs w:val="21"/>
-        </w:rPr>
-        <w:t xml:space="preserve">Sair</w:t>
-      </w:r>
-      <w:r>
-        <w:rPr>
-          <w:color w:val="23293D"/>
-          <w:sz w:val="21"/>
-          <w:szCs w:val="21"/>
-        </w:rPr>
-        <w:t xml:space="preserve"> no rodapé da barra lateral.</w:t>
-      </w:r>
-    </w:p>
-    <w:p>
-      <w:pPr>
-        <w:pStyle w:val="Heading2"/>
-      </w:pPr>
-      <w:r>
-        <w:rPr>
-          <w:color w:val="1F3253"/>
-        </w:rPr>
-        <w:t xml:space="preserve">Fluxo 4 — O cliente que volta depois de perdido</w:t>
-      </w:r>
-    </w:p>
-    <w:p>
-      <w:pPr>
-        <w:spacing w:after="140" w:line="280"/>
-      </w:pPr>
-      <w:r>
-        <w:rPr>
-          <w:b/>
-          <w:bCs/>
-          <w:color w:val="23293D"/>
-          <w:sz w:val="21"/>
-          <w:szCs w:val="21"/>
-        </w:rPr>
         <w:t xml:space="preserve">Papéis:</w:t>
       </w:r>
       <w:r>
@@ -29977,20 +29848,17 @@
           <w:sz w:val="21"/>
           <w:szCs w:val="21"/>
         </w:rPr>
-        <w:t xml:space="preserve"> Consultor Comercial, Recepção, Coordenador Clínico.</w:t>
-      </w:r>
-    </w:p>
-    <w:p>
-      <w:pPr>
-        <w:spacing w:after="140" w:line="280"/>
-      </w:pPr>
-      <w:r>
-        <w:rPr>
-          <w:color w:val="23293D"/>
-          <w:sz w:val="21"/>
-          <w:szCs w:val="21"/>
-        </w:rPr>
-        <w:t xml:space="preserve">Nem todo cliente que some some para sempre. Este é o caminho de volta.</w:t>
+        <w:t xml:space="preserve"> cinco pessoas diferentes. </w:t>
+      </w:r>
+      <w:r>
+        <w:rPr>
+          <w:b/>
+          <w:bCs/>
+          <w:color w:val="23293D"/>
+          <w:sz w:val="21"/>
+          <w:szCs w:val="21"/>
+        </w:rPr>
+        <w:t xml:space="preserve">Este é o fluxo central do sistema.</w:t>
       </w:r>
     </w:p>
     <w:p>
@@ -30010,61 +29878,25 @@
           <w:sz w:val="21"/>
           <w:szCs w:val="21"/>
         </w:rPr>
-        <w:t xml:space="preserve">Consultor</w:t>
-      </w:r>
-      <w:r>
-        <w:rPr>
-          <w:color w:val="23293D"/>
-          <w:sz w:val="21"/>
-          <w:szCs w:val="21"/>
-        </w:rPr>
-        <w:t xml:space="preserve"> marca </w:t>
-      </w:r>
-      <w:r>
-        <w:rPr>
-          <w:b/>
-          <w:bCs/>
-          <w:color w:val="23293D"/>
-          <w:sz w:val="21"/>
-          <w:szCs w:val="21"/>
-        </w:rPr>
-        <w:t xml:space="preserve">perdido</w:t>
-      </w:r>
-      <w:r>
-        <w:rPr>
-          <w:color w:val="23293D"/>
-          <w:sz w:val="21"/>
-          <w:szCs w:val="21"/>
-        </w:rPr>
-        <w:t xml:space="preserve"> (ou cancelado), com o motivo. O sistema move o cliente para o </w:t>
-      </w:r>
-      <w:r>
-        <w:rPr>
-          <w:b/>
-          <w:bCs/>
-          <w:color w:val="23293D"/>
-          <w:sz w:val="21"/>
-          <w:szCs w:val="21"/>
-        </w:rPr>
-        <w:t xml:space="preserve">Acompanhamento (Fase 7)</w:t>
-      </w:r>
-      <w:r>
-        <w:rPr>
-          <w:color w:val="23293D"/>
-          <w:sz w:val="21"/>
-          <w:szCs w:val="21"/>
-        </w:rPr>
-        <w:t xml:space="preserve"> e o marca como </w:t>
-      </w:r>
-      <w:r>
-        <w:rPr>
-          <w:b/>
-          <w:bCs/>
-          <w:color w:val="23293D"/>
-          <w:sz w:val="21"/>
-          <w:szCs w:val="21"/>
-        </w:rPr>
-        <w:t xml:space="preserve">inativo</w:t>
+        <w:t xml:space="preserve">Recepção</w:t>
+      </w:r>
+      <w:r>
+        <w:rPr>
+          <w:color w:val="23293D"/>
+          <w:sz w:val="21"/>
+          <w:szCs w:val="21"/>
+        </w:rPr>
+        <w:t xml:space="preserve"> cadastra o paciente → nasce na </w:t>
+      </w:r>
+      <w:r>
+        <w:rPr>
+          <w:b/>
+          <w:bCs/>
+          <w:color w:val="23293D"/>
+          <w:sz w:val="21"/>
+          <w:szCs w:val="21"/>
+        </w:rPr>
+        <w:t xml:space="preserve">Aquisição</w:t>
       </w:r>
       <w:r>
         <w:rPr>
@@ -30086,65 +29918,39 @@
       </w:pPr>
       <w:r>
         <w:rPr>
-          <w:color w:val="23293D"/>
-          <w:sz w:val="21"/>
-          <w:szCs w:val="21"/>
-        </w:rPr>
-        <w:t xml:space="preserve">Meses depois, </w:t>
-      </w:r>
-      <w:r>
-        <w:rPr>
-          <w:b/>
-          <w:bCs/>
-          <w:color w:val="23293D"/>
-          <w:sz w:val="21"/>
-          <w:szCs w:val="21"/>
-        </w:rPr>
-        <w:t xml:space="preserve">o cliente liga</w:t>
-      </w:r>
-      <w:r>
-        <w:rPr>
-          <w:color w:val="23293D"/>
-          <w:sz w:val="21"/>
-          <w:szCs w:val="21"/>
-        </w:rPr>
-        <w:t xml:space="preserve">. A </w:t>
-      </w:r>
-      <w:r>
-        <w:rPr>
-          <w:b/>
-          <w:bCs/>
-          <w:color w:val="23293D"/>
-          <w:sz w:val="21"/>
-          <w:szCs w:val="21"/>
-        </w:rPr>
-        <w:t xml:space="preserve">recepção</w:t>
-      </w:r>
-      <w:r>
-        <w:rPr>
-          <w:color w:val="23293D"/>
-          <w:sz w:val="21"/>
-          <w:szCs w:val="21"/>
-        </w:rPr>
-        <w:t xml:space="preserve"> agenda uma </w:t>
-      </w:r>
-      <w:r>
-        <w:rPr>
-          <w:b/>
-          <w:bCs/>
-          <w:color w:val="23293D"/>
-          <w:sz w:val="21"/>
-          <w:szCs w:val="21"/>
-        </w:rPr>
-        <w:t xml:space="preserve">Reavaliação</w:t>
-      </w:r>
-      <w:r>
-        <w:rPr>
-          <w:color w:val="23293D"/>
-          <w:sz w:val="21"/>
-          <w:szCs w:val="21"/>
-        </w:rPr>
-        <w:t xml:space="preserve"> — que é um tipo disponível na Fase 7.</w:t>
+          <w:b/>
+          <w:bCs/>
+          <w:color w:val="23293D"/>
+          <w:sz w:val="21"/>
+          <w:szCs w:val="21"/>
+        </w:rPr>
+        <w:t xml:space="preserve">Recepção</w:t>
+      </w:r>
+      <w:r>
+        <w:rPr>
+          <w:color w:val="23293D"/>
+          <w:sz w:val="21"/>
+          <w:szCs w:val="21"/>
+        </w:rPr>
+        <w:t xml:space="preserve"> move para </w:t>
+      </w:r>
+      <w:r>
+        <w:rPr>
+          <w:b/>
+          <w:bCs/>
+          <w:color w:val="23293D"/>
+          <w:sz w:val="21"/>
+          <w:szCs w:val="21"/>
+        </w:rPr>
+        <w:t xml:space="preserve">Conversão Clínica</w:t>
+      </w:r>
+      <w:r>
+        <w:rPr>
+          <w:color w:val="23293D"/>
+          <w:sz w:val="21"/>
+          <w:szCs w:val="21"/>
+        </w:rPr>
+        <w:t xml:space="preserve">.</w:t>
       </w:r>
     </w:p>
     <w:p>
@@ -30158,75 +29964,49 @@
       </w:pPr>
       <w:r>
         <w:rPr>
-          <w:color w:val="23293D"/>
-          <w:sz w:val="21"/>
-          <w:szCs w:val="21"/>
-        </w:rPr>
-        <w:t xml:space="preserve">O cliente </w:t>
-      </w:r>
-      <w:r>
-        <w:rPr>
-          <w:b/>
-          <w:bCs/>
-          <w:color w:val="23293D"/>
-          <w:sz w:val="21"/>
-          <w:szCs w:val="21"/>
-        </w:rPr>
-        <w:t xml:space="preserve">comparece</w:t>
-      </w:r>
-      <w:r>
-        <w:rPr>
-          <w:color w:val="23293D"/>
-          <w:sz w:val="21"/>
-          <w:szCs w:val="21"/>
-        </w:rPr>
-        <w:t xml:space="preserve">, e o </w:t>
-      </w:r>
-      <w:r>
-        <w:rPr>
-          <w:b/>
-          <w:bCs/>
-          <w:color w:val="23293D"/>
-          <w:sz w:val="21"/>
-          <w:szCs w:val="21"/>
-        </w:rPr>
-        <w:t xml:space="preserve">check-in sozinho</w:t>
-      </w:r>
-      <w:r>
-        <w:rPr>
-          <w:color w:val="23293D"/>
-          <w:sz w:val="21"/>
-          <w:szCs w:val="21"/>
-        </w:rPr>
-        <w:t xml:space="preserve"> o leva para a </w:t>
-      </w:r>
-      <w:r>
-        <w:rPr>
-          <w:b/>
-          <w:bCs/>
-          <w:color w:val="23293D"/>
-          <w:sz w:val="21"/>
-          <w:szCs w:val="21"/>
-        </w:rPr>
-        <w:t xml:space="preserve">Reavaliação (Fase 6)</w:t>
-      </w:r>
-      <w:r>
-        <w:rPr>
-          <w:color w:val="23293D"/>
-          <w:sz w:val="21"/>
-          <w:szCs w:val="21"/>
-        </w:rPr>
-        <w:t xml:space="preserve">. No mesmo instante ele volta a ser </w:t>
-      </w:r>
-      <w:r>
-        <w:rPr>
-          <w:b/>
-          <w:bCs/>
-          <w:color w:val="23293D"/>
-          <w:sz w:val="21"/>
-          <w:szCs w:val="21"/>
-        </w:rPr>
-        <w:t xml:space="preserve">ativo</w:t>
+          <w:b/>
+          <w:bCs/>
+          <w:color w:val="23293D"/>
+          <w:sz w:val="21"/>
+          <w:szCs w:val="21"/>
+        </w:rPr>
+        <w:t xml:space="preserve">Coordenador</w:t>
+      </w:r>
+      <w:r>
+        <w:rPr>
+          <w:color w:val="23293D"/>
+          <w:sz w:val="21"/>
+          <w:szCs w:val="21"/>
+        </w:rPr>
+        <w:t xml:space="preserve"> registra consentimento → anamnese → fotos → </w:t>
+      </w:r>
+      <w:r>
+        <w:rPr>
+          <w:b/>
+          <w:bCs/>
+          <w:color w:val="23293D"/>
+          <w:sz w:val="21"/>
+          <w:szCs w:val="21"/>
+        </w:rPr>
+        <w:t xml:space="preserve">Enviar ao Centro de Planejamento</w:t>
+      </w:r>
+      <w:r>
+        <w:rPr>
+          <w:color w:val="23293D"/>
+          <w:sz w:val="21"/>
+          <w:szCs w:val="21"/>
+        </w:rPr>
+        <w:t xml:space="preserve"> → paciente vai para a </w:t>
+      </w:r>
+      <w:r>
+        <w:rPr>
+          <w:b/>
+          <w:bCs/>
+          <w:color w:val="23293D"/>
+          <w:sz w:val="21"/>
+          <w:szCs w:val="21"/>
+        </w:rPr>
+        <w:t xml:space="preserve">Fase 3</w:t>
       </w:r>
       <w:r>
         <w:rPr>
@@ -30254,25 +30034,25 @@
           <w:sz w:val="21"/>
           <w:szCs w:val="21"/>
         </w:rPr>
-        <w:t xml:space="preserve">Coordenador</w:t>
-      </w:r>
-      <w:r>
-        <w:rPr>
-          <w:color w:val="23293D"/>
-          <w:sz w:val="21"/>
-          <w:szCs w:val="21"/>
-        </w:rPr>
-        <w:t xml:space="preserve"> reavalia e envia ao </w:t>
-      </w:r>
-      <w:r>
-        <w:rPr>
-          <w:b/>
-          <w:bCs/>
-          <w:color w:val="23293D"/>
-          <w:sz w:val="21"/>
-          <w:szCs w:val="21"/>
-        </w:rPr>
-        <w:t xml:space="preserve">Centro de Planejamento</w:t>
+        <w:t xml:space="preserve">Planner</w:t>
+      </w:r>
+      <w:r>
+        <w:rPr>
+          <w:color w:val="23293D"/>
+          <w:sz w:val="21"/>
+          <w:szCs w:val="21"/>
+        </w:rPr>
+        <w:t xml:space="preserve"> monta plano + orçamento + pilar → </w:t>
+      </w:r>
+      <w:r>
+        <w:rPr>
+          <w:b/>
+          <w:bCs/>
+          <w:color w:val="23293D"/>
+          <w:sz w:val="21"/>
+          <w:szCs w:val="21"/>
+        </w:rPr>
+        <w:t xml:space="preserve">Enviar para aprovação</w:t>
       </w:r>
       <w:r>
         <w:rPr>
@@ -30294,29 +30074,21 @@
       </w:pPr>
       <w:r>
         <w:rPr>
-          <w:color w:val="23293D"/>
-          <w:sz w:val="21"/>
-          <w:szCs w:val="21"/>
-        </w:rPr>
-        <w:t xml:space="preserve">Novo plano, nova aprovação, e o cliente </w:t>
-      </w:r>
-      <w:r>
-        <w:rPr>
-          <w:b/>
-          <w:bCs/>
-          <w:color w:val="23293D"/>
-          <w:sz w:val="21"/>
-          <w:szCs w:val="21"/>
-        </w:rPr>
-        <w:t xml:space="preserve">volta ao Comercial</w:t>
-      </w:r>
-      <w:r>
-        <w:rPr>
-          <w:color w:val="23293D"/>
-          <w:sz w:val="21"/>
-          <w:szCs w:val="21"/>
-        </w:rPr>
-        <w:t xml:space="preserve"> — agora com um orçamento que reflete a boca dele hoje, não a de um ano atrás.</w:t>
+          <w:b/>
+          <w:bCs/>
+          <w:color w:val="23293D"/>
+          <w:sz w:val="21"/>
+          <w:szCs w:val="21"/>
+        </w:rPr>
+        <w:t xml:space="preserve">Coordenador</w:t>
+      </w:r>
+      <w:r>
+        <w:rPr>
+          <w:color w:val="23293D"/>
+          <w:sz w:val="21"/>
+          <w:szCs w:val="21"/>
+        </w:rPr>
+        <w:t xml:space="preserve"> aprova a opção.</w:t>
       </w:r>
     </w:p>
     <w:p>
@@ -30325,6 +30097,777 @@
         <w:numPr>
           <w:ilvl w:val="0"/>
           <w:numId w:val="35"/>
+        </w:numPr>
+        <w:spacing w:after="80" w:line="270"/>
+      </w:pPr>
+      <w:r>
+        <w:rPr>
+          <w:b/>
+          <w:bCs/>
+          <w:color w:val="23293D"/>
+          <w:sz w:val="21"/>
+          <w:szCs w:val="21"/>
+        </w:rPr>
+        <w:t xml:space="preserve">Planner</w:t>
+      </w:r>
+      <w:r>
+        <w:rPr>
+          <w:color w:val="23293D"/>
+          <w:sz w:val="21"/>
+          <w:szCs w:val="21"/>
+        </w:rPr>
+        <w:t xml:space="preserve"> </w:t>
+      </w:r>
+      <w:r>
+        <w:rPr>
+          <w:b/>
+          <w:bCs/>
+          <w:color w:val="23293D"/>
+          <w:sz w:val="21"/>
+          <w:szCs w:val="21"/>
+        </w:rPr>
+        <w:t xml:space="preserve">Envia ao Comercial</w:t>
+      </w:r>
+      <w:r>
+        <w:rPr>
+          <w:color w:val="23293D"/>
+          <w:sz w:val="21"/>
+          <w:szCs w:val="21"/>
+        </w:rPr>
+        <w:t xml:space="preserve"> → </w:t>
+      </w:r>
+      <w:r>
+        <w:rPr>
+          <w:b/>
+          <w:bCs/>
+          <w:color w:val="23293D"/>
+          <w:sz w:val="21"/>
+          <w:szCs w:val="21"/>
+        </w:rPr>
+        <w:t xml:space="preserve">Fase 4</w:t>
+      </w:r>
+      <w:r>
+        <w:rPr>
+          <w:color w:val="23293D"/>
+          <w:sz w:val="21"/>
+          <w:szCs w:val="21"/>
+        </w:rPr>
+        <w:t xml:space="preserve">.</w:t>
+      </w:r>
+    </w:p>
+    <w:p>
+      <w:pPr>
+        <w:pStyle w:val="ListParagraph"/>
+        <w:numPr>
+          <w:ilvl w:val="0"/>
+          <w:numId w:val="35"/>
+        </w:numPr>
+        <w:spacing w:after="80" w:line="270"/>
+      </w:pPr>
+      <w:r>
+        <w:rPr>
+          <w:b/>
+          <w:bCs/>
+          <w:color w:val="23293D"/>
+          <w:sz w:val="21"/>
+          <w:szCs w:val="21"/>
+        </w:rPr>
+        <w:t xml:space="preserve">Consultor</w:t>
+      </w:r>
+      <w:r>
+        <w:rPr>
+          <w:color w:val="23293D"/>
+          <w:sz w:val="21"/>
+          <w:szCs w:val="21"/>
+        </w:rPr>
+        <w:t xml:space="preserve"> negocia → </w:t>
+      </w:r>
+      <w:r>
+        <w:rPr>
+          <w:b/>
+          <w:bCs/>
+          <w:color w:val="23293D"/>
+          <w:sz w:val="21"/>
+          <w:szCs w:val="21"/>
+        </w:rPr>
+        <w:t xml:space="preserve">Cliente aceitou</w:t>
+      </w:r>
+      <w:r>
+        <w:rPr>
+          <w:color w:val="23293D"/>
+          <w:sz w:val="21"/>
+          <w:szCs w:val="21"/>
+        </w:rPr>
+        <w:t xml:space="preserve"> → marca </w:t>
+      </w:r>
+      <w:r>
+        <w:rPr>
+          <w:b/>
+          <w:bCs/>
+          <w:color w:val="23293D"/>
+          <w:sz w:val="21"/>
+          <w:szCs w:val="21"/>
+        </w:rPr>
+        <w:t xml:space="preserve">Contrato assinado</w:t>
+      </w:r>
+      <w:r>
+        <w:rPr>
+          <w:color w:val="23293D"/>
+          <w:sz w:val="21"/>
+          <w:szCs w:val="21"/>
+        </w:rPr>
+        <w:t xml:space="preserve"> e </w:t>
+      </w:r>
+      <w:r>
+        <w:rPr>
+          <w:b/>
+          <w:bCs/>
+          <w:color w:val="23293D"/>
+          <w:sz w:val="21"/>
+          <w:szCs w:val="21"/>
+        </w:rPr>
+        <w:t xml:space="preserve">Pagamento confirmado</w:t>
+      </w:r>
+      <w:r>
+        <w:rPr>
+          <w:color w:val="23293D"/>
+          <w:sz w:val="21"/>
+          <w:szCs w:val="21"/>
+        </w:rPr>
+        <w:t xml:space="preserve"> → venda fechada → </w:t>
+      </w:r>
+      <w:r>
+        <w:rPr>
+          <w:b/>
+          <w:bCs/>
+          <w:color w:val="23293D"/>
+          <w:sz w:val="21"/>
+          <w:szCs w:val="21"/>
+        </w:rPr>
+        <w:t xml:space="preserve">Fase 5</w:t>
+      </w:r>
+      <w:r>
+        <w:rPr>
+          <w:color w:val="23293D"/>
+          <w:sz w:val="21"/>
+          <w:szCs w:val="21"/>
+        </w:rPr>
+        <w:t xml:space="preserve">.</w:t>
+      </w:r>
+    </w:p>
+    <w:p>
+      <w:pPr>
+        <w:pStyle w:val="ListParagraph"/>
+        <w:numPr>
+          <w:ilvl w:val="0"/>
+          <w:numId w:val="35"/>
+        </w:numPr>
+        <w:spacing w:after="80" w:line="270"/>
+      </w:pPr>
+      <w:r>
+        <w:rPr>
+          <w:b/>
+          <w:bCs/>
+          <w:color w:val="23293D"/>
+          <w:sz w:val="21"/>
+          <w:szCs w:val="21"/>
+        </w:rPr>
+        <w:t xml:space="preserve">Recepção</w:t>
+      </w:r>
+      <w:r>
+        <w:rPr>
+          <w:color w:val="23293D"/>
+          <w:sz w:val="21"/>
+          <w:szCs w:val="21"/>
+        </w:rPr>
+        <w:t xml:space="preserve"> recebe aviso e agenda o início do tratamento.</w:t>
+      </w:r>
+    </w:p>
+    <w:p>
+      <w:pPr>
+        <w:pStyle w:val="ListParagraph"/>
+        <w:numPr>
+          <w:ilvl w:val="0"/>
+          <w:numId w:val="35"/>
+        </w:numPr>
+        <w:spacing w:after="80" w:line="270"/>
+      </w:pPr>
+      <w:r>
+        <w:rPr>
+          <w:b/>
+          <w:bCs/>
+          <w:color w:val="23293D"/>
+          <w:sz w:val="21"/>
+          <w:szCs w:val="21"/>
+        </w:rPr>
+        <w:t xml:space="preserve">Dentista</w:t>
+      </w:r>
+      <w:r>
+        <w:rPr>
+          <w:color w:val="23293D"/>
+          <w:sz w:val="21"/>
+          <w:szCs w:val="21"/>
+        </w:rPr>
+        <w:t xml:space="preserve"> executa, escreve o Desenvolvimento Clínico e conclui → </w:t>
+      </w:r>
+      <w:r>
+        <w:rPr>
+          <w:b/>
+          <w:bCs/>
+          <w:color w:val="23293D"/>
+          <w:sz w:val="21"/>
+          <w:szCs w:val="21"/>
+        </w:rPr>
+        <w:t xml:space="preserve">estoque baixa e repasse é apurado automaticamente</w:t>
+      </w:r>
+      <w:r>
+        <w:rPr>
+          <w:color w:val="23293D"/>
+          <w:sz w:val="21"/>
+          <w:szCs w:val="21"/>
+        </w:rPr>
+        <w:t xml:space="preserve">.</w:t>
+      </w:r>
+    </w:p>
+    <w:p>
+      <w:pPr>
+        <w:spacing w:after="140" w:line="280"/>
+      </w:pPr>
+      <w:r>
+        <w:rPr>
+          <w:b/>
+          <w:bCs/>
+          <w:color w:val="23293D"/>
+          <w:sz w:val="21"/>
+          <w:szCs w:val="21"/>
+        </w:rPr>
+        <w:t xml:space="preserve">Evidência:</w:t>
+      </w:r>
+      <w:r>
+        <w:rPr>
+          <w:color w:val="23293D"/>
+          <w:sz w:val="21"/>
+          <w:szCs w:val="21"/>
+        </w:rPr>
+        <w:t xml:space="preserve"> este fluxo está coberto por teste automatizado ponta a ponta (</w:t>
+      </w:r>
+      <w:r>
+        <w:rPr>
+          <w:rFonts w:ascii="Consolas" w:cs="Consolas" w:eastAsia="Consolas" w:hAnsi="Consolas"/>
+          <w:color w:val="1F3253"/>
+          <w:sz w:val="19"/>
+          <w:szCs w:val="19"/>
+          <w:shd w:fill="EFEDE6" w:color="auto" w:val="clear"/>
+        </w:rPr>
+        <w:t xml:space="preserve">e2e/01-jornada.spec.ts</w:t>
+      </w:r>
+      <w:r>
+        <w:rPr>
+          <w:color w:val="23293D"/>
+          <w:sz w:val="21"/>
+          <w:szCs w:val="21"/>
+        </w:rPr>
+        <w:t xml:space="preserve"> a </w:t>
+      </w:r>
+      <w:r>
+        <w:rPr>
+          <w:rFonts w:ascii="Consolas" w:cs="Consolas" w:eastAsia="Consolas" w:hAnsi="Consolas"/>
+          <w:color w:val="1F3253"/>
+          <w:sz w:val="19"/>
+          <w:szCs w:val="19"/>
+          <w:shd w:fill="EFEDE6" w:color="auto" w:val="clear"/>
+        </w:rPr>
+        <w:t xml:space="preserve">e2e/10-estoque.spec.ts</w:t>
+      </w:r>
+      <w:r>
+        <w:rPr>
+          <w:color w:val="23293D"/>
+          <w:sz w:val="21"/>
+          <w:szCs w:val="21"/>
+        </w:rPr>
+        <w:t xml:space="preserve">), o que confirma que cada passo funciona como descrito.</w:t>
+      </w:r>
+    </w:p>
+    <w:p>
+      <w:pPr>
+        <w:spacing w:after="140" w:line="280"/>
+      </w:pPr>
+      <w:r>
+        <w:rPr>
+          <w:b/>
+          <w:bCs/>
+          <w:color w:val="23293D"/>
+          <w:sz w:val="21"/>
+          <w:szCs w:val="21"/>
+        </w:rPr>
+        <w:t xml:space="preserve">Pontos de decisão:</w:t>
+      </w:r>
+      <w:r>
+        <w:rPr>
+          <w:color w:val="23293D"/>
+          <w:sz w:val="21"/>
+          <w:szCs w:val="21"/>
+        </w:rPr>
+        <w:t xml:space="preserve"> o Coordenador pode </w:t>
+      </w:r>
+      <w:r>
+        <w:rPr>
+          <w:b/>
+          <w:bCs/>
+          <w:color w:val="23293D"/>
+          <w:sz w:val="21"/>
+          <w:szCs w:val="21"/>
+        </w:rPr>
+        <w:t xml:space="preserve">reprovar</w:t>
+      </w:r>
+      <w:r>
+        <w:rPr>
+          <w:color w:val="23293D"/>
+          <w:sz w:val="21"/>
+          <w:szCs w:val="21"/>
+        </w:rPr>
+        <w:t xml:space="preserve"> (volta ao Planner com orientações); o cliente pode </w:t>
+      </w:r>
+      <w:r>
+        <w:rPr>
+          <w:b/>
+          <w:bCs/>
+          <w:color w:val="23293D"/>
+          <w:sz w:val="21"/>
+          <w:szCs w:val="21"/>
+        </w:rPr>
+        <w:t xml:space="preserve">não aceitar</w:t>
+      </w:r>
+      <w:r>
+        <w:rPr>
+          <w:color w:val="23293D"/>
+          <w:sz w:val="21"/>
+          <w:szCs w:val="21"/>
+        </w:rPr>
+        <w:t xml:space="preserve"> (vai para follow-up).</w:t>
+      </w:r>
+    </w:p>
+    <w:p>
+      <w:pPr>
+        <w:pStyle w:val="Heading2"/>
+      </w:pPr>
+      <w:r>
+        <w:rPr>
+          <w:color w:val="1F3253"/>
+        </w:rPr>
+        <w:t xml:space="preserve">Fluxo 3 — Encerrar a sessão</w:t>
+      </w:r>
+    </w:p>
+    <w:p>
+      <w:pPr>
+        <w:spacing w:after="140" w:line="280"/>
+      </w:pPr>
+      <w:r>
+        <w:rPr>
+          <w:color w:val="23293D"/>
+          <w:sz w:val="21"/>
+          <w:szCs w:val="21"/>
+        </w:rPr>
+        <w:t xml:space="preserve">Botão </w:t>
+      </w:r>
+      <w:r>
+        <w:rPr>
+          <w:b/>
+          <w:bCs/>
+          <w:color w:val="23293D"/>
+          <w:sz w:val="21"/>
+          <w:szCs w:val="21"/>
+        </w:rPr>
+        <w:t xml:space="preserve">Sair</w:t>
+      </w:r>
+      <w:r>
+        <w:rPr>
+          <w:color w:val="23293D"/>
+          <w:sz w:val="21"/>
+          <w:szCs w:val="21"/>
+        </w:rPr>
+        <w:t xml:space="preserve"> no rodapé da barra lateral.</w:t>
+      </w:r>
+    </w:p>
+    <w:p>
+      <w:pPr>
+        <w:pStyle w:val="Heading2"/>
+      </w:pPr>
+      <w:r>
+        <w:rPr>
+          <w:color w:val="1F3253"/>
+        </w:rPr>
+        <w:t xml:space="preserve">Fluxo 4 — O cliente que volta depois de perdido</w:t>
+      </w:r>
+    </w:p>
+    <w:p>
+      <w:pPr>
+        <w:spacing w:after="140" w:line="280"/>
+      </w:pPr>
+      <w:r>
+        <w:rPr>
+          <w:b/>
+          <w:bCs/>
+          <w:color w:val="23293D"/>
+          <w:sz w:val="21"/>
+          <w:szCs w:val="21"/>
+        </w:rPr>
+        <w:t xml:space="preserve">Papéis:</w:t>
+      </w:r>
+      <w:r>
+        <w:rPr>
+          <w:color w:val="23293D"/>
+          <w:sz w:val="21"/>
+          <w:szCs w:val="21"/>
+        </w:rPr>
+        <w:t xml:space="preserve"> Consultor Comercial, Recepção, Coordenador Clínico.</w:t>
+      </w:r>
+    </w:p>
+    <w:p>
+      <w:pPr>
+        <w:spacing w:after="140" w:line="280"/>
+      </w:pPr>
+      <w:r>
+        <w:rPr>
+          <w:color w:val="23293D"/>
+          <w:sz w:val="21"/>
+          <w:szCs w:val="21"/>
+        </w:rPr>
+        <w:t xml:space="preserve">Nem todo cliente que some some para sempre. Este é o caminho de volta.</w:t>
+      </w:r>
+    </w:p>
+    <w:p>
+      <w:pPr>
+        <w:pStyle w:val="ListParagraph"/>
+        <w:numPr>
+          <w:ilvl w:val="0"/>
+          <w:numId w:val="36"/>
+        </w:numPr>
+        <w:spacing w:after="80" w:line="270"/>
+      </w:pPr>
+      <w:r>
+        <w:rPr>
+          <w:b/>
+          <w:bCs/>
+          <w:color w:val="23293D"/>
+          <w:sz w:val="21"/>
+          <w:szCs w:val="21"/>
+        </w:rPr>
+        <w:t xml:space="preserve">Consultor</w:t>
+      </w:r>
+      <w:r>
+        <w:rPr>
+          <w:color w:val="23293D"/>
+          <w:sz w:val="21"/>
+          <w:szCs w:val="21"/>
+        </w:rPr>
+        <w:t xml:space="preserve"> marca </w:t>
+      </w:r>
+      <w:r>
+        <w:rPr>
+          <w:b/>
+          <w:bCs/>
+          <w:color w:val="23293D"/>
+          <w:sz w:val="21"/>
+          <w:szCs w:val="21"/>
+        </w:rPr>
+        <w:t xml:space="preserve">perdido</w:t>
+      </w:r>
+      <w:r>
+        <w:rPr>
+          <w:color w:val="23293D"/>
+          <w:sz w:val="21"/>
+          <w:szCs w:val="21"/>
+        </w:rPr>
+        <w:t xml:space="preserve"> (ou cancelado), com o motivo. O sistema move o cliente para o </w:t>
+      </w:r>
+      <w:r>
+        <w:rPr>
+          <w:b/>
+          <w:bCs/>
+          <w:color w:val="23293D"/>
+          <w:sz w:val="21"/>
+          <w:szCs w:val="21"/>
+        </w:rPr>
+        <w:t xml:space="preserve">Acompanhamento (Fase 7)</w:t>
+      </w:r>
+      <w:r>
+        <w:rPr>
+          <w:color w:val="23293D"/>
+          <w:sz w:val="21"/>
+          <w:szCs w:val="21"/>
+        </w:rPr>
+        <w:t xml:space="preserve"> e o marca como </w:t>
+      </w:r>
+      <w:r>
+        <w:rPr>
+          <w:b/>
+          <w:bCs/>
+          <w:color w:val="23293D"/>
+          <w:sz w:val="21"/>
+          <w:szCs w:val="21"/>
+        </w:rPr>
+        <w:t xml:space="preserve">inativo</w:t>
+      </w:r>
+      <w:r>
+        <w:rPr>
+          <w:color w:val="23293D"/>
+          <w:sz w:val="21"/>
+          <w:szCs w:val="21"/>
+        </w:rPr>
+        <w:t xml:space="preserve">.</w:t>
+      </w:r>
+    </w:p>
+    <w:p>
+      <w:pPr>
+        <w:pStyle w:val="ListParagraph"/>
+        <w:numPr>
+          <w:ilvl w:val="0"/>
+          <w:numId w:val="36"/>
+        </w:numPr>
+        <w:spacing w:after="80" w:line="270"/>
+      </w:pPr>
+      <w:r>
+        <w:rPr>
+          <w:color w:val="23293D"/>
+          <w:sz w:val="21"/>
+          <w:szCs w:val="21"/>
+        </w:rPr>
+        <w:t xml:space="preserve">Meses depois, </w:t>
+      </w:r>
+      <w:r>
+        <w:rPr>
+          <w:b/>
+          <w:bCs/>
+          <w:color w:val="23293D"/>
+          <w:sz w:val="21"/>
+          <w:szCs w:val="21"/>
+        </w:rPr>
+        <w:t xml:space="preserve">o cliente liga</w:t>
+      </w:r>
+      <w:r>
+        <w:rPr>
+          <w:color w:val="23293D"/>
+          <w:sz w:val="21"/>
+          <w:szCs w:val="21"/>
+        </w:rPr>
+        <w:t xml:space="preserve">. A </w:t>
+      </w:r>
+      <w:r>
+        <w:rPr>
+          <w:b/>
+          <w:bCs/>
+          <w:color w:val="23293D"/>
+          <w:sz w:val="21"/>
+          <w:szCs w:val="21"/>
+        </w:rPr>
+        <w:t xml:space="preserve">recepção</w:t>
+      </w:r>
+      <w:r>
+        <w:rPr>
+          <w:color w:val="23293D"/>
+          <w:sz w:val="21"/>
+          <w:szCs w:val="21"/>
+        </w:rPr>
+        <w:t xml:space="preserve"> agenda uma </w:t>
+      </w:r>
+      <w:r>
+        <w:rPr>
+          <w:b/>
+          <w:bCs/>
+          <w:color w:val="23293D"/>
+          <w:sz w:val="21"/>
+          <w:szCs w:val="21"/>
+        </w:rPr>
+        <w:t xml:space="preserve">Reavaliação</w:t>
+      </w:r>
+      <w:r>
+        <w:rPr>
+          <w:color w:val="23293D"/>
+          <w:sz w:val="21"/>
+          <w:szCs w:val="21"/>
+        </w:rPr>
+        <w:t xml:space="preserve"> — que é um tipo disponível na Fase 7.</w:t>
+      </w:r>
+    </w:p>
+    <w:p>
+      <w:pPr>
+        <w:pStyle w:val="ListParagraph"/>
+        <w:numPr>
+          <w:ilvl w:val="0"/>
+          <w:numId w:val="36"/>
+        </w:numPr>
+        <w:spacing w:after="80" w:line="270"/>
+      </w:pPr>
+      <w:r>
+        <w:rPr>
+          <w:color w:val="23293D"/>
+          <w:sz w:val="21"/>
+          <w:szCs w:val="21"/>
+        </w:rPr>
+        <w:t xml:space="preserve">O cliente </w:t>
+      </w:r>
+      <w:r>
+        <w:rPr>
+          <w:b/>
+          <w:bCs/>
+          <w:color w:val="23293D"/>
+          <w:sz w:val="21"/>
+          <w:szCs w:val="21"/>
+        </w:rPr>
+        <w:t xml:space="preserve">comparece</w:t>
+      </w:r>
+      <w:r>
+        <w:rPr>
+          <w:color w:val="23293D"/>
+          <w:sz w:val="21"/>
+          <w:szCs w:val="21"/>
+        </w:rPr>
+        <w:t xml:space="preserve">, e o </w:t>
+      </w:r>
+      <w:r>
+        <w:rPr>
+          <w:b/>
+          <w:bCs/>
+          <w:color w:val="23293D"/>
+          <w:sz w:val="21"/>
+          <w:szCs w:val="21"/>
+        </w:rPr>
+        <w:t xml:space="preserve">check-in sozinho</w:t>
+      </w:r>
+      <w:r>
+        <w:rPr>
+          <w:color w:val="23293D"/>
+          <w:sz w:val="21"/>
+          <w:szCs w:val="21"/>
+        </w:rPr>
+        <w:t xml:space="preserve"> o leva para a </w:t>
+      </w:r>
+      <w:r>
+        <w:rPr>
+          <w:b/>
+          <w:bCs/>
+          <w:color w:val="23293D"/>
+          <w:sz w:val="21"/>
+          <w:szCs w:val="21"/>
+        </w:rPr>
+        <w:t xml:space="preserve">Reavaliação (Fase 6)</w:t>
+      </w:r>
+      <w:r>
+        <w:rPr>
+          <w:color w:val="23293D"/>
+          <w:sz w:val="21"/>
+          <w:szCs w:val="21"/>
+        </w:rPr>
+        <w:t xml:space="preserve">. No mesmo instante ele volta a ser </w:t>
+      </w:r>
+      <w:r>
+        <w:rPr>
+          <w:b/>
+          <w:bCs/>
+          <w:color w:val="23293D"/>
+          <w:sz w:val="21"/>
+          <w:szCs w:val="21"/>
+        </w:rPr>
+        <w:t xml:space="preserve">ativo</w:t>
+      </w:r>
+      <w:r>
+        <w:rPr>
+          <w:color w:val="23293D"/>
+          <w:sz w:val="21"/>
+          <w:szCs w:val="21"/>
+        </w:rPr>
+        <w:t xml:space="preserve">.</w:t>
+      </w:r>
+    </w:p>
+    <w:p>
+      <w:pPr>
+        <w:pStyle w:val="ListParagraph"/>
+        <w:numPr>
+          <w:ilvl w:val="0"/>
+          <w:numId w:val="36"/>
+        </w:numPr>
+        <w:spacing w:after="80" w:line="270"/>
+      </w:pPr>
+      <w:r>
+        <w:rPr>
+          <w:b/>
+          <w:bCs/>
+          <w:color w:val="23293D"/>
+          <w:sz w:val="21"/>
+          <w:szCs w:val="21"/>
+        </w:rPr>
+        <w:t xml:space="preserve">Coordenador</w:t>
+      </w:r>
+      <w:r>
+        <w:rPr>
+          <w:color w:val="23293D"/>
+          <w:sz w:val="21"/>
+          <w:szCs w:val="21"/>
+        </w:rPr>
+        <w:t xml:space="preserve"> reavalia e envia ao </w:t>
+      </w:r>
+      <w:r>
+        <w:rPr>
+          <w:b/>
+          <w:bCs/>
+          <w:color w:val="23293D"/>
+          <w:sz w:val="21"/>
+          <w:szCs w:val="21"/>
+        </w:rPr>
+        <w:t xml:space="preserve">Centro de Planejamento</w:t>
+      </w:r>
+      <w:r>
+        <w:rPr>
+          <w:color w:val="23293D"/>
+          <w:sz w:val="21"/>
+          <w:szCs w:val="21"/>
+        </w:rPr>
+        <w:t xml:space="preserve">.</w:t>
+      </w:r>
+    </w:p>
+    <w:p>
+      <w:pPr>
+        <w:pStyle w:val="ListParagraph"/>
+        <w:numPr>
+          <w:ilvl w:val="0"/>
+          <w:numId w:val="36"/>
+        </w:numPr>
+        <w:spacing w:after="80" w:line="270"/>
+      </w:pPr>
+      <w:r>
+        <w:rPr>
+          <w:color w:val="23293D"/>
+          <w:sz w:val="21"/>
+          <w:szCs w:val="21"/>
+        </w:rPr>
+        <w:t xml:space="preserve">Novo plano, nova aprovação, e o cliente </w:t>
+      </w:r>
+      <w:r>
+        <w:rPr>
+          <w:b/>
+          <w:bCs/>
+          <w:color w:val="23293D"/>
+          <w:sz w:val="21"/>
+          <w:szCs w:val="21"/>
+        </w:rPr>
+        <w:t xml:space="preserve">volta ao Comercial</w:t>
+      </w:r>
+      <w:r>
+        <w:rPr>
+          <w:color w:val="23293D"/>
+          <w:sz w:val="21"/>
+          <w:szCs w:val="21"/>
+        </w:rPr>
+        <w:t xml:space="preserve"> — agora com um orçamento que reflete a boca dele hoje, não a de um ano atrás.</w:t>
+      </w:r>
+    </w:p>
+    <w:p>
+      <w:pPr>
+        <w:pStyle w:val="ListParagraph"/>
+        <w:numPr>
+          <w:ilvl w:val="0"/>
+          <w:numId w:val="36"/>
         </w:numPr>
         <w:spacing w:after="80" w:line="270"/>
       </w:pPr>
@@ -30968,7 +31511,7 @@
         <w:pStyle w:val="ListParagraph"/>
         <w:numPr>
           <w:ilvl w:val="0"/>
-          <w:numId w:val="36"/>
+          <w:numId w:val="37"/>
         </w:numPr>
         <w:spacing w:after="80" w:line="270"/>
       </w:pPr>
@@ -30996,7 +31539,7 @@
         <w:pStyle w:val="ListParagraph"/>
         <w:numPr>
           <w:ilvl w:val="0"/>
-          <w:numId w:val="36"/>
+          <w:numId w:val="37"/>
         </w:numPr>
         <w:spacing w:after="80" w:line="270"/>
       </w:pPr>
@@ -31040,7 +31583,7 @@
         <w:pStyle w:val="ListParagraph"/>
         <w:numPr>
           <w:ilvl w:val="0"/>
-          <w:numId w:val="36"/>
+          <w:numId w:val="37"/>
         </w:numPr>
         <w:spacing w:after="80" w:line="270"/>
       </w:pPr>
@@ -31068,7 +31611,7 @@
         <w:pStyle w:val="ListParagraph"/>
         <w:numPr>
           <w:ilvl w:val="0"/>
-          <w:numId w:val="36"/>
+          <w:numId w:val="37"/>
         </w:numPr>
         <w:spacing w:after="80" w:line="270"/>
       </w:pPr>
@@ -31096,7 +31639,7 @@
         <w:pStyle w:val="ListParagraph"/>
         <w:numPr>
           <w:ilvl w:val="0"/>
-          <w:numId w:val="36"/>
+          <w:numId w:val="37"/>
         </w:numPr>
         <w:spacing w:after="80" w:line="270"/>
       </w:pPr>
@@ -31142,7 +31685,7 @@
         <w:pStyle w:val="ListParagraph"/>
         <w:numPr>
           <w:ilvl w:val="0"/>
-          <w:numId w:val="36"/>
+          <w:numId w:val="37"/>
         </w:numPr>
         <w:spacing w:after="80" w:line="270"/>
       </w:pPr>
@@ -31447,7 +31990,7 @@
         <w:pStyle w:val="ListParagraph"/>
         <w:numPr>
           <w:ilvl w:val="0"/>
-          <w:numId w:val="37"/>
+          <w:numId w:val="38"/>
         </w:numPr>
         <w:spacing w:after="80" w:line="270"/>
       </w:pPr>
@@ -31493,7 +32036,7 @@
         <w:pStyle w:val="ListParagraph"/>
         <w:numPr>
           <w:ilvl w:val="0"/>
-          <w:numId w:val="37"/>
+          <w:numId w:val="38"/>
         </w:numPr>
         <w:spacing w:after="80" w:line="270"/>
       </w:pPr>
@@ -31531,7 +32074,7 @@
         <w:pStyle w:val="ListParagraph"/>
         <w:numPr>
           <w:ilvl w:val="0"/>
-          <w:numId w:val="37"/>
+          <w:numId w:val="38"/>
         </w:numPr>
         <w:spacing w:after="80" w:line="270"/>
       </w:pPr>
@@ -36089,7 +36632,7 @@
         <w:pStyle w:val="ListParagraph"/>
         <w:numPr>
           <w:ilvl w:val="0"/>
-          <w:numId w:val="38"/>
+          <w:numId w:val="39"/>
         </w:numPr>
         <w:spacing w:after="80" w:line="270"/>
       </w:pPr>
@@ -36117,7 +36660,7 @@
         <w:pStyle w:val="ListParagraph"/>
         <w:numPr>
           <w:ilvl w:val="0"/>
-          <w:numId w:val="38"/>
+          <w:numId w:val="39"/>
         </w:numPr>
         <w:spacing w:after="80" w:line="270"/>
       </w:pPr>
@@ -36145,7 +36688,7 @@
         <w:pStyle w:val="ListParagraph"/>
         <w:numPr>
           <w:ilvl w:val="0"/>
-          <w:numId w:val="38"/>
+          <w:numId w:val="39"/>
         </w:numPr>
         <w:spacing w:after="80" w:line="270"/>
       </w:pPr>
@@ -36173,7 +36716,7 @@
         <w:pStyle w:val="ListParagraph"/>
         <w:numPr>
           <w:ilvl w:val="0"/>
-          <w:numId w:val="38"/>
+          <w:numId w:val="39"/>
         </w:numPr>
         <w:spacing w:after="80" w:line="270"/>
       </w:pPr>
@@ -36201,7 +36744,7 @@
         <w:pStyle w:val="ListParagraph"/>
         <w:numPr>
           <w:ilvl w:val="0"/>
-          <w:numId w:val="38"/>
+          <w:numId w:val="39"/>
         </w:numPr>
         <w:spacing w:after="80" w:line="270"/>
       </w:pPr>
@@ -36229,7 +36772,7 @@
         <w:pStyle w:val="ListParagraph"/>
         <w:numPr>
           <w:ilvl w:val="0"/>
-          <w:numId w:val="38"/>
+          <w:numId w:val="39"/>
         </w:numPr>
         <w:spacing w:after="80" w:line="270"/>
       </w:pPr>
@@ -36257,7 +36800,7 @@
         <w:pStyle w:val="ListParagraph"/>
         <w:numPr>
           <w:ilvl w:val="0"/>
-          <w:numId w:val="38"/>
+          <w:numId w:val="39"/>
         </w:numPr>
         <w:spacing w:after="80" w:line="270"/>
       </w:pPr>
@@ -36285,7 +36828,7 @@
         <w:pStyle w:val="ListParagraph"/>
         <w:numPr>
           <w:ilvl w:val="0"/>
-          <w:numId w:val="38"/>
+          <w:numId w:val="39"/>
         </w:numPr>
         <w:spacing w:after="80" w:line="270"/>
       </w:pPr>
@@ -36371,7 +36914,7 @@
         <w:pStyle w:val="ListParagraph"/>
         <w:numPr>
           <w:ilvl w:val="0"/>
-          <w:numId w:val="39"/>
+          <w:numId w:val="40"/>
         </w:numPr>
         <w:spacing w:after="80" w:line="270"/>
       </w:pPr>
@@ -36407,7 +36950,7 @@
         <w:pStyle w:val="ListParagraph"/>
         <w:numPr>
           <w:ilvl w:val="0"/>
-          <w:numId w:val="39"/>
+          <w:numId w:val="40"/>
         </w:numPr>
         <w:spacing w:after="80" w:line="270"/>
       </w:pPr>
@@ -36425,7 +36968,7 @@
         <w:pStyle w:val="ListParagraph"/>
         <w:numPr>
           <w:ilvl w:val="0"/>
-          <w:numId w:val="39"/>
+          <w:numId w:val="40"/>
         </w:numPr>
         <w:spacing w:after="80" w:line="270"/>
       </w:pPr>
@@ -36461,7 +37004,7 @@
         <w:pStyle w:val="ListParagraph"/>
         <w:numPr>
           <w:ilvl w:val="0"/>
-          <w:numId w:val="39"/>
+          <w:numId w:val="40"/>
         </w:numPr>
         <w:spacing w:after="80" w:line="270"/>
       </w:pPr>
@@ -36479,7 +37022,7 @@
         <w:pStyle w:val="ListParagraph"/>
         <w:numPr>
           <w:ilvl w:val="0"/>
-          <w:numId w:val="39"/>
+          <w:numId w:val="40"/>
         </w:numPr>
         <w:spacing w:after="80" w:line="270"/>
       </w:pPr>
@@ -38631,7 +39174,7 @@
         <w:pStyle w:val="ListParagraph"/>
         <w:numPr>
           <w:ilvl w:val="0"/>
-          <w:numId w:val="40"/>
+          <w:numId w:val="41"/>
         </w:numPr>
         <w:spacing w:after="80" w:line="270"/>
       </w:pPr>
@@ -38659,7 +39202,7 @@
         <w:pStyle w:val="ListParagraph"/>
         <w:numPr>
           <w:ilvl w:val="0"/>
-          <w:numId w:val="40"/>
+          <w:numId w:val="41"/>
         </w:numPr>
         <w:spacing w:after="80" w:line="270"/>
       </w:pPr>
@@ -38687,7 +39230,7 @@
         <w:pStyle w:val="ListParagraph"/>
         <w:numPr>
           <w:ilvl w:val="0"/>
-          <w:numId w:val="40"/>
+          <w:numId w:val="41"/>
         </w:numPr>
         <w:spacing w:after="80" w:line="270"/>
       </w:pPr>
@@ -41656,7 +42199,7 @@
         <w:pStyle w:val="ListParagraph"/>
         <w:numPr>
           <w:ilvl w:val="0"/>
-          <w:numId w:val="41"/>
+          <w:numId w:val="42"/>
         </w:numPr>
         <w:spacing w:after="80" w:line="270"/>
       </w:pPr>
@@ -41684,7 +42227,7 @@
         <w:pStyle w:val="ListParagraph"/>
         <w:numPr>
           <w:ilvl w:val="0"/>
-          <w:numId w:val="41"/>
+          <w:numId w:val="42"/>
         </w:numPr>
         <w:spacing w:after="80" w:line="270"/>
       </w:pPr>
@@ -41712,7 +42255,7 @@
         <w:pStyle w:val="ListParagraph"/>
         <w:numPr>
           <w:ilvl w:val="0"/>
-          <w:numId w:val="41"/>
+          <w:numId w:val="42"/>
         </w:numPr>
         <w:spacing w:after="80" w:line="270"/>
       </w:pPr>
@@ -41933,7 +42476,7 @@
         <w:pStyle w:val="ListParagraph"/>
         <w:numPr>
           <w:ilvl w:val="0"/>
-          <w:numId w:val="42"/>
+          <w:numId w:val="43"/>
         </w:numPr>
         <w:spacing w:after="80" w:line="270"/>
       </w:pPr>
@@ -41997,7 +42540,7 @@
         <w:pStyle w:val="ListParagraph"/>
         <w:numPr>
           <w:ilvl w:val="0"/>
-          <w:numId w:val="42"/>
+          <w:numId w:val="43"/>
         </w:numPr>
         <w:spacing w:after="80" w:line="270"/>
       </w:pPr>
@@ -43779,7 +44322,7 @@
         <w:pStyle w:val="ListParagraph"/>
         <w:numPr>
           <w:ilvl w:val="0"/>
-          <w:numId w:val="43"/>
+          <w:numId w:val="44"/>
         </w:numPr>
         <w:spacing w:after="80" w:line="270"/>
       </w:pPr>
@@ -43815,7 +44358,7 @@
         <w:pStyle w:val="ListParagraph"/>
         <w:numPr>
           <w:ilvl w:val="0"/>
-          <w:numId w:val="43"/>
+          <w:numId w:val="44"/>
         </w:numPr>
         <w:spacing w:after="80" w:line="270"/>
       </w:pPr>
@@ -43851,7 +44394,7 @@
         <w:pStyle w:val="ListParagraph"/>
         <w:numPr>
           <w:ilvl w:val="0"/>
-          <w:numId w:val="43"/>
+          <w:numId w:val="44"/>
         </w:numPr>
         <w:spacing w:after="80" w:line="270"/>
       </w:pPr>
@@ -43897,7 +44440,7 @@
         <w:pStyle w:val="ListParagraph"/>
         <w:numPr>
           <w:ilvl w:val="0"/>
-          <w:numId w:val="43"/>
+          <w:numId w:val="44"/>
         </w:numPr>
         <w:spacing w:after="80" w:line="270"/>
       </w:pPr>
@@ -45084,7 +45627,7 @@
         <w:pStyle w:val="ListParagraph"/>
         <w:numPr>
           <w:ilvl w:val="0"/>
-          <w:numId w:val="44"/>
+          <w:numId w:val="45"/>
         </w:numPr>
         <w:spacing w:after="80" w:line="270"/>
       </w:pPr>
@@ -45112,7 +45655,7 @@
         <w:pStyle w:val="ListParagraph"/>
         <w:numPr>
           <w:ilvl w:val="0"/>
-          <w:numId w:val="44"/>
+          <w:numId w:val="45"/>
         </w:numPr>
         <w:spacing w:after="80" w:line="270"/>
       </w:pPr>
@@ -45140,7 +45683,7 @@
         <w:pStyle w:val="ListParagraph"/>
         <w:numPr>
           <w:ilvl w:val="0"/>
-          <w:numId w:val="44"/>
+          <w:numId w:val="45"/>
         </w:numPr>
         <w:spacing w:after="80" w:line="270"/>
       </w:pPr>
@@ -45168,7 +45711,7 @@
         <w:pStyle w:val="ListParagraph"/>
         <w:numPr>
           <w:ilvl w:val="0"/>
-          <w:numId w:val="44"/>
+          <w:numId w:val="45"/>
         </w:numPr>
         <w:spacing w:after="80" w:line="270"/>
       </w:pPr>
@@ -45632,7 +46175,7 @@
     </w:lvlOverride>
   </w:num>
   <w:num w:numId="24">
-    <w:abstractNumId w:val="2"/>
+    <w:abstractNumId w:val="3"/>
     <w:lvlOverride w:ilvl="0">
       <w:startOverride w:val="1"/>
     </w:lvlOverride>
@@ -45668,13 +46211,13 @@
     </w:lvlOverride>
   </w:num>
   <w:num w:numId="30">
-    <w:abstractNumId w:val="3"/>
+    <w:abstractNumId w:val="2"/>
     <w:lvlOverride w:ilvl="0">
       <w:startOverride w:val="1"/>
     </w:lvlOverride>
   </w:num>
   <w:num w:numId="31">
-    <w:abstractNumId w:val="2"/>
+    <w:abstractNumId w:val="3"/>
     <w:lvlOverride w:ilvl="0">
       <w:startOverride w:val="1"/>
     </w:lvlOverride>
@@ -45716,7 +46259,7 @@
     </w:lvlOverride>
   </w:num>
   <w:num w:numId="38">
-    <w:abstractNumId w:val="3"/>
+    <w:abstractNumId w:val="2"/>
     <w:lvlOverride w:ilvl="0">
       <w:startOverride w:val="1"/>
     </w:lvlOverride>
@@ -45728,13 +46271,13 @@
     </w:lvlOverride>
   </w:num>
   <w:num w:numId="40">
-    <w:abstractNumId w:val="2"/>
+    <w:abstractNumId w:val="3"/>
     <w:lvlOverride w:ilvl="0">
       <w:startOverride w:val="1"/>
     </w:lvlOverride>
   </w:num>
   <w:num w:numId="41">
-    <w:abstractNumId w:val="3"/>
+    <w:abstractNumId w:val="2"/>
     <w:lvlOverride w:ilvl="0">
       <w:startOverride w:val="1"/>
     </w:lvlOverride>
@@ -45752,6 +46295,12 @@
     </w:lvlOverride>
   </w:num>
   <w:num w:numId="44">
+    <w:abstractNumId w:val="3"/>
+    <w:lvlOverride w:ilvl="0">
+      <w:startOverride w:val="1"/>
+    </w:lvlOverride>
+  </w:num>
+  <w:num w:numId="45">
     <w:abstractNumId w:val="3"/>
     <w:lvlOverride w:ilvl="0">
       <w:startOverride w:val="1"/>

--- a/docs/treinamento/Manual-de-Treinamento-riSZon.docx
+++ b/docs/treinamento/Manual-de-Treinamento-riSZon.docx
@@ -8867,6 +8867,34 @@
           <w:szCs w:val="21"/>
         </w:rPr>
         <w:t xml:space="preserve">.</w:t>
+      </w:r>
+    </w:p>
+    <w:p>
+      <w:pPr>
+        <w:pStyle w:val="ListParagraph"/>
+        <w:numPr>
+          <w:ilvl w:val="0"/>
+          <w:numId w:val="7"/>
+        </w:numPr>
+        <w:spacing w:after="80" w:line="270"/>
+      </w:pPr>
+      <w:r>
+        <w:rPr>
+          <w:b/>
+          <w:bCs/>
+          <w:color w:val="23293D"/>
+          <w:sz w:val="21"/>
+          <w:szCs w:val="21"/>
+        </w:rPr>
+        <w:t xml:space="preserve">Exceção: o nível de carreira do dentista</w:t>
+      </w:r>
+      <w:r>
+        <w:rPr>
+          <w:color w:val="23293D"/>
+          <w:sz w:val="21"/>
+          <w:szCs w:val="21"/>
+        </w:rPr>
+        <w:t xml:space="preserve"> (Financeiro → Repasses) é do treino, como as tabelas de repasse: define-se lá mesmo, e a cópia não apaga o que foi definido.</w:t>
       </w:r>
     </w:p>
     <w:p>

--- a/docs/treinamento/Manual-de-Treinamento-riSZon.docx
+++ b/docs/treinamento/Manual-de-Treinamento-riSZon.docx
@@ -180,7 +180,7 @@
           <w:sz w:val="20"/>
           <w:szCs w:val="20"/>
         </w:rPr>
-        <w:t xml:space="preserve">18 de setembro de 2026</w:t>
+        <w:t xml:space="preserve">19 de setembro de 2026</w:t>
       </w:r>
     </w:p>
     <w:p>
@@ -8949,6 +8949,70 @@
           <w:szCs w:val="21"/>
         </w:rPr>
         <w:t xml:space="preserve"> na lista de Risartanos: eles não são pessoas da equipe.</w:t>
+      </w:r>
+    </w:p>
+    <w:p>
+      <w:pPr>
+        <w:pStyle w:val="ListParagraph"/>
+        <w:numPr>
+          <w:ilvl w:val="0"/>
+          <w:numId w:val="7"/>
+        </w:numPr>
+        <w:spacing w:after="80" w:line="270"/>
+      </w:pPr>
+      <w:r>
+        <w:rPr>
+          <w:b/>
+          <w:bCs/>
+          <w:color w:val="23293D"/>
+          <w:sz w:val="21"/>
+          <w:szCs w:val="21"/>
+        </w:rPr>
+        <w:t xml:space="preserve">Fichas criadas no treino antes desta mudança</w:t>
+      </w:r>
+      <w:r>
+        <w:rPr>
+          <w:color w:val="23293D"/>
+          <w:sz w:val="21"/>
+          <w:szCs w:val="21"/>
+        </w:rPr>
+        <w:t xml:space="preserve"> (cadastros de teste) também saem da lista. Se o número delas coincidia com uma ficha do sistema real, elas ganharam o final </w:t>
+      </w:r>
+      <w:r>
+        <w:rPr>
+          <w:b/>
+          <w:bCs/>
+          <w:color w:val="23293D"/>
+          <w:sz w:val="21"/>
+          <w:szCs w:val="21"/>
+        </w:rPr>
+        <w:t xml:space="preserve">-TREINO</w:t>
+      </w:r>
+      <w:r>
+        <w:rPr>
+          <w:color w:val="23293D"/>
+          <w:sz w:val="21"/>
+          <w:szCs w:val="21"/>
+        </w:rPr>
+        <w:t xml:space="preserve"> (ex.: </w:t>
+      </w:r>
+      <w:r>
+        <w:rPr>
+          <w:rFonts w:ascii="Consolas" w:cs="Consolas" w:eastAsia="Consolas" w:hAnsi="Consolas"/>
+          <w:color w:val="1F3253"/>
+          <w:sz w:val="19"/>
+          <w:szCs w:val="19"/>
+          <w:shd w:fill="EFEDE6" w:color="auto" w:val="clear"/>
+        </w:rPr>
+        <w:t xml:space="preserve">RIS-000001-TREINO</w:t>
+      </w:r>
+      <w:r>
+        <w:rPr>
+          <w:color w:val="23293D"/>
+          <w:sz w:val="21"/>
+          <w:szCs w:val="21"/>
+        </w:rPr>
+        <w:t xml:space="preserve">); nada foi apagado.</w:t>
       </w:r>
     </w:p>
     <w:p>

--- a/docs/treinamento/Manual-de-Treinamento-riSZon.docx
+++ b/docs/treinamento/Manual-de-Treinamento-riSZon.docx
@@ -7495,6 +7495,258 @@
           <w:sz w:val="21"/>
           <w:szCs w:val="21"/>
         </w:rPr>
+        <w:t xml:space="preserve">Admin Principal e outros Admins.</w:t>
+      </w:r>
+      <w:r>
+        <w:rPr>
+          <w:color w:val="23293D"/>
+          <w:sz w:val="21"/>
+          <w:szCs w:val="21"/>
+        </w:rPr>
+        <w:t xml:space="preserve"> O dono do sistema é o </w:t>
+      </w:r>
+      <w:r>
+        <w:rPr>
+          <w:b/>
+          <w:bCs/>
+          <w:color w:val="23293D"/>
+          <w:sz w:val="21"/>
+          <w:szCs w:val="21"/>
+        </w:rPr>
+        <w:t xml:space="preserve">Admin Principal</w:t>
+      </w:r>
+      <w:r>
+        <w:rPr>
+          <w:color w:val="23293D"/>
+          <w:sz w:val="21"/>
+          <w:szCs w:val="21"/>
+        </w:rPr>
+        <w:t xml:space="preserve">. Ele pode tornar outras pessoas </w:t>
+      </w:r>
+      <w:r>
+        <w:rPr>
+          <w:b/>
+          <w:bCs/>
+          <w:color w:val="23293D"/>
+          <w:sz w:val="21"/>
+          <w:szCs w:val="21"/>
+        </w:rPr>
+        <w:t xml:space="preserve">Admin</w:t>
+      </w:r>
+      <w:r>
+        <w:rPr>
+          <w:color w:val="23293D"/>
+          <w:sz w:val="21"/>
+          <w:szCs w:val="21"/>
+        </w:rPr>
+        <w:t xml:space="preserve"> — na aba </w:t>
+      </w:r>
+      <w:r>
+        <w:rPr>
+          <w:b/>
+          <w:bCs/>
+          <w:color w:val="23293D"/>
+          <w:sz w:val="21"/>
+          <w:szCs w:val="21"/>
+        </w:rPr>
+        <w:t xml:space="preserve">Acesso</w:t>
+      </w:r>
+      <w:r>
+        <w:rPr>
+          <w:color w:val="23293D"/>
+          <w:sz w:val="21"/>
+          <w:szCs w:val="21"/>
+        </w:rPr>
+        <w:t xml:space="preserve"> da ficha, botão </w:t>
+      </w:r>
+      <w:r>
+        <w:rPr>
+          <w:b/>
+          <w:bCs/>
+          <w:color w:val="23293D"/>
+          <w:sz w:val="21"/>
+          <w:szCs w:val="21"/>
+        </w:rPr>
+        <w:t xml:space="preserve">Tornar Admin</w:t>
+      </w:r>
+      <w:r>
+        <w:rPr>
+          <w:color w:val="23293D"/>
+          <w:sz w:val="21"/>
+          <w:szCs w:val="21"/>
+        </w:rPr>
+        <w:t xml:space="preserve"> (e </w:t>
+      </w:r>
+      <w:r>
+        <w:rPr>
+          <w:b/>
+          <w:bCs/>
+          <w:color w:val="23293D"/>
+          <w:sz w:val="21"/>
+          <w:szCs w:val="21"/>
+        </w:rPr>
+        <w:t xml:space="preserve">Retirar Admin</w:t>
+      </w:r>
+      <w:r>
+        <w:rPr>
+          <w:color w:val="23293D"/>
+          <w:sz w:val="21"/>
+          <w:szCs w:val="21"/>
+        </w:rPr>
+        <w:t xml:space="preserve">). Um Admin faz tudo no sistema, em todas as unidades, mas fica </w:t>
+      </w:r>
+      <w:r>
+        <w:rPr>
+          <w:b/>
+          <w:bCs/>
+          <w:color w:val="23293D"/>
+          <w:sz w:val="21"/>
+          <w:szCs w:val="21"/>
+        </w:rPr>
+        <w:t xml:space="preserve">sempre abaixo do Admin Principal</w:t>
+      </w:r>
+      <w:r>
+        <w:rPr>
+          <w:color w:val="23293D"/>
+          <w:sz w:val="21"/>
+          <w:szCs w:val="21"/>
+        </w:rPr>
+        <w:t xml:space="preserve">:</w:t>
+      </w:r>
+    </w:p>
+    <w:p>
+      <w:pPr>
+        <w:pStyle w:val="ListParagraph"/>
+        <w:numPr>
+          <w:ilvl w:val="0"/>
+          <w:numId w:val="6"/>
+        </w:numPr>
+        <w:spacing w:after="80" w:line="270"/>
+      </w:pPr>
+      <w:r>
+        <w:rPr>
+          <w:color w:val="23293D"/>
+          <w:sz w:val="21"/>
+          <w:szCs w:val="21"/>
+        </w:rPr>
+        <w:t xml:space="preserve">só o </w:t>
+      </w:r>
+      <w:r>
+        <w:rPr>
+          <w:b/>
+          <w:bCs/>
+          <w:color w:val="23293D"/>
+          <w:sz w:val="21"/>
+          <w:szCs w:val="21"/>
+        </w:rPr>
+        <w:t xml:space="preserve">Admin Principal</w:t>
+      </w:r>
+      <w:r>
+        <w:rPr>
+          <w:color w:val="23293D"/>
+          <w:sz w:val="21"/>
+          <w:szCs w:val="21"/>
+        </w:rPr>
+        <w:t xml:space="preserve"> dá ou tira o Admin de alguém;</w:t>
+      </w:r>
+    </w:p>
+    <w:p>
+      <w:pPr>
+        <w:pStyle w:val="ListParagraph"/>
+        <w:numPr>
+          <w:ilvl w:val="0"/>
+          <w:numId w:val="6"/>
+        </w:numPr>
+        <w:spacing w:after="80" w:line="270"/>
+      </w:pPr>
+      <w:r>
+        <w:rPr>
+          <w:color w:val="23293D"/>
+          <w:sz w:val="21"/>
+          <w:szCs w:val="21"/>
+        </w:rPr>
+        <w:t xml:space="preserve">o </w:t>
+      </w:r>
+      <w:r>
+        <w:rPr>
+          <w:b/>
+          <w:bCs/>
+          <w:color w:val="23293D"/>
+          <w:sz w:val="21"/>
+          <w:szCs w:val="21"/>
+        </w:rPr>
+        <w:t xml:space="preserve">acesso de qualquer Admin</w:t>
+      </w:r>
+      <w:r>
+        <w:rPr>
+          <w:color w:val="23293D"/>
+          <w:sz w:val="21"/>
+          <w:szCs w:val="21"/>
+        </w:rPr>
+        <w:t xml:space="preserve"> — login, senha, funções, ambientes, desativar — só o Admin Principal altera. Um Admin não mexe no acesso de outro Admin, nem no próprio, e nunca no do Admin Principal. Na ficha de um Admin, os botões de acesso só aparecem para o Admin Principal;</w:t>
+      </w:r>
+    </w:p>
+    <w:p>
+      <w:pPr>
+        <w:pStyle w:val="ListParagraph"/>
+        <w:numPr>
+          <w:ilvl w:val="0"/>
+          <w:numId w:val="6"/>
+        </w:numPr>
+        <w:spacing w:after="80" w:line="270"/>
+      </w:pPr>
+      <w:r>
+        <w:rPr>
+          <w:color w:val="23293D"/>
+          <w:sz w:val="21"/>
+          <w:szCs w:val="21"/>
+        </w:rPr>
+        <w:t xml:space="preserve">a </w:t>
+      </w:r>
+      <w:r>
+        <w:rPr>
+          <w:b/>
+          <w:bCs/>
+          <w:color w:val="23293D"/>
+          <w:sz w:val="21"/>
+          <w:szCs w:val="21"/>
+        </w:rPr>
+        <w:t xml:space="preserve">matriz de permissões</w:t>
+      </w:r>
+      <w:r>
+        <w:rPr>
+          <w:color w:val="23293D"/>
+          <w:sz w:val="21"/>
+          <w:szCs w:val="21"/>
+        </w:rPr>
+        <w:t xml:space="preserve"> qualquer Admin pode alterar.</w:t>
+      </w:r>
+    </w:p>
+    <w:p>
+      <w:pPr>
+        <w:spacing w:after="140" w:line="280"/>
+      </w:pPr>
+      <w:r>
+        <w:rPr>
+          <w:color w:val="23293D"/>
+          <w:sz w:val="21"/>
+          <w:szCs w:val="21"/>
+        </w:rPr>
+        <w:t xml:space="preserve">A trava não é só da tela: o sistema recusa a alteração mesmo que alguém tente por outro caminho.</w:t>
+      </w:r>
+    </w:p>
+    <w:p>
+      <w:pPr>
+        <w:spacing w:after="140" w:line="280"/>
+      </w:pPr>
+      <w:r>
+        <w:rPr>
+          <w:b/>
+          <w:bCs/>
+          <w:color w:val="23293D"/>
+          <w:sz w:val="21"/>
+          <w:szCs w:val="21"/>
+        </w:rPr>
         <w:t xml:space="preserve">Primeiro o cadastro, depois o acesso.</w:t>
       </w:r>
       <w:r>
@@ -8396,7 +8648,7 @@
         <w:pStyle w:val="ListParagraph"/>
         <w:numPr>
           <w:ilvl w:val="0"/>
-          <w:numId w:val="6"/>
+          <w:numId w:val="7"/>
         </w:numPr>
         <w:spacing w:after="80" w:line="270"/>
       </w:pPr>
@@ -8424,7 +8676,7 @@
         <w:pStyle w:val="ListParagraph"/>
         <w:numPr>
           <w:ilvl w:val="0"/>
-          <w:numId w:val="6"/>
+          <w:numId w:val="7"/>
         </w:numPr>
         <w:spacing w:after="80" w:line="270"/>
       </w:pPr>
@@ -8506,7 +8758,7 @@
         <w:pStyle w:val="ListParagraph"/>
         <w:numPr>
           <w:ilvl w:val="0"/>
-          <w:numId w:val="6"/>
+          <w:numId w:val="7"/>
         </w:numPr>
         <w:spacing w:after="80" w:line="270"/>
       </w:pPr>
@@ -8746,7 +8998,7 @@
         <w:pStyle w:val="ListParagraph"/>
         <w:numPr>
           <w:ilvl w:val="0"/>
-          <w:numId w:val="7"/>
+          <w:numId w:val="8"/>
         </w:numPr>
         <w:spacing w:after="80" w:line="270"/>
       </w:pPr>
@@ -8792,7 +9044,7 @@
         <w:pStyle w:val="ListParagraph"/>
         <w:numPr>
           <w:ilvl w:val="0"/>
-          <w:numId w:val="7"/>
+          <w:numId w:val="8"/>
         </w:numPr>
         <w:spacing w:after="80" w:line="270"/>
       </w:pPr>
@@ -8820,7 +9072,7 @@
         <w:pStyle w:val="ListParagraph"/>
         <w:numPr>
           <w:ilvl w:val="0"/>
-          <w:numId w:val="7"/>
+          <w:numId w:val="8"/>
         </w:numPr>
         <w:spacing w:after="80" w:line="270"/>
       </w:pPr>
@@ -8874,7 +9126,7 @@
         <w:pStyle w:val="ListParagraph"/>
         <w:numPr>
           <w:ilvl w:val="0"/>
-          <w:numId w:val="7"/>
+          <w:numId w:val="8"/>
         </w:numPr>
         <w:spacing w:after="80" w:line="270"/>
       </w:pPr>
@@ -8902,7 +9154,7 @@
         <w:pStyle w:val="ListParagraph"/>
         <w:numPr>
           <w:ilvl w:val="0"/>
-          <w:numId w:val="7"/>
+          <w:numId w:val="8"/>
         </w:numPr>
         <w:spacing w:after="80" w:line="270"/>
       </w:pPr>
@@ -8956,7 +9208,7 @@
         <w:pStyle w:val="ListParagraph"/>
         <w:numPr>
           <w:ilvl w:val="0"/>
-          <w:numId w:val="7"/>
+          <w:numId w:val="8"/>
         </w:numPr>
         <w:spacing w:after="80" w:line="270"/>
       </w:pPr>
@@ -13342,7 +13594,7 @@
         <w:pStyle w:val="ListParagraph"/>
         <w:numPr>
           <w:ilvl w:val="0"/>
-          <w:numId w:val="8"/>
+          <w:numId w:val="9"/>
         </w:numPr>
         <w:spacing w:after="80" w:line="270"/>
       </w:pPr>
@@ -13406,7 +13658,7 @@
         <w:pStyle w:val="ListParagraph"/>
         <w:numPr>
           <w:ilvl w:val="0"/>
-          <w:numId w:val="8"/>
+          <w:numId w:val="9"/>
         </w:numPr>
         <w:spacing w:after="80" w:line="270"/>
       </w:pPr>
@@ -13470,7 +13722,7 @@
         <w:pStyle w:val="ListParagraph"/>
         <w:numPr>
           <w:ilvl w:val="0"/>
-          <w:numId w:val="8"/>
+          <w:numId w:val="9"/>
         </w:numPr>
         <w:spacing w:after="80" w:line="270"/>
       </w:pPr>
@@ -13516,7 +13768,7 @@
         <w:pStyle w:val="ListParagraph"/>
         <w:numPr>
           <w:ilvl w:val="0"/>
-          <w:numId w:val="8"/>
+          <w:numId w:val="9"/>
         </w:numPr>
         <w:spacing w:after="80" w:line="270"/>
       </w:pPr>
@@ -13544,7 +13796,7 @@
         <w:pStyle w:val="ListParagraph"/>
         <w:numPr>
           <w:ilvl w:val="0"/>
-          <w:numId w:val="8"/>
+          <w:numId w:val="9"/>
         </w:numPr>
         <w:spacing w:after="80" w:line="270"/>
       </w:pPr>
@@ -15312,7 +15564,7 @@
         <w:pStyle w:val="ListParagraph"/>
         <w:numPr>
           <w:ilvl w:val="0"/>
-          <w:numId w:val="9"/>
+          <w:numId w:val="10"/>
         </w:numPr>
         <w:spacing w:after="80" w:line="270"/>
       </w:pPr>
@@ -15333,219 +15585,6 @@
           <w:szCs w:val="21"/>
         </w:rPr>
         <w:t xml:space="preserve"> marca global no perfil, não um papel de clínica.</w:t>
-      </w:r>
-    </w:p>
-    <w:p>
-      <w:pPr>
-        <w:pStyle w:val="ListParagraph"/>
-        <w:numPr>
-          <w:ilvl w:val="0"/>
-          <w:numId w:val="9"/>
-        </w:numPr>
-        <w:spacing w:after="80" w:line="270"/>
-      </w:pPr>
-      <w:r>
-        <w:rPr>
-          <w:b/>
-          <w:bCs/>
-          <w:color w:val="23293D"/>
-          <w:sz w:val="21"/>
-          <w:szCs w:val="21"/>
-        </w:rPr>
-        <w:t xml:space="preserve">Usa quem:</w:t>
-      </w:r>
-      <w:r>
-        <w:rPr>
-          <w:color w:val="23293D"/>
-          <w:sz w:val="21"/>
-          <w:szCs w:val="21"/>
-        </w:rPr>
-        <w:t xml:space="preserve"> o responsável pelo sistema (hoje, o proprietário).</w:t>
-      </w:r>
-    </w:p>
-    <w:p>
-      <w:pPr>
-        <w:pStyle w:val="ListParagraph"/>
-        <w:numPr>
-          <w:ilvl w:val="0"/>
-          <w:numId w:val="9"/>
-        </w:numPr>
-        <w:spacing w:after="80" w:line="270"/>
-      </w:pPr>
-      <w:r>
-        <w:rPr>
-          <w:b/>
-          <w:bCs/>
-          <w:color w:val="23293D"/>
-          <w:sz w:val="21"/>
-          <w:szCs w:val="21"/>
-        </w:rPr>
-        <w:t xml:space="preserve">Vê:</w:t>
-      </w:r>
-      <w:r>
-        <w:rPr>
-          <w:color w:val="23293D"/>
-          <w:sz w:val="21"/>
-          <w:szCs w:val="21"/>
-        </w:rPr>
-        <w:t xml:space="preserve"> todos os itens do menu, incluindo o bloco </w:t>
-      </w:r>
-      <w:r>
-        <w:rPr>
-          <w:b/>
-          <w:bCs/>
-          <w:color w:val="23293D"/>
-          <w:sz w:val="21"/>
-          <w:szCs w:val="21"/>
-        </w:rPr>
-        <w:t xml:space="preserve">Administração</w:t>
-      </w:r>
-      <w:r>
-        <w:rPr>
-          <w:color w:val="23293D"/>
-          <w:sz w:val="21"/>
-          <w:szCs w:val="21"/>
-        </w:rPr>
-        <w:t xml:space="preserve"> — que é exclusivo dele (✅ </w:t>
-      </w:r>
-      <w:r>
-        <w:rPr>
-          <w:rFonts w:ascii="Consolas" w:cs="Consolas" w:eastAsia="Consolas" w:hAnsi="Consolas"/>
-          <w:color w:val="1F3253"/>
-          <w:sz w:val="19"/>
-          <w:szCs w:val="19"/>
-          <w:shd w:fill="EFEDE6" w:color="auto" w:val="clear"/>
-        </w:rPr>
-        <w:t xml:space="preserve">app-sidebar.tsx</w:t>
-      </w:r>
-      <w:r>
-        <w:rPr>
-          <w:color w:val="23293D"/>
-          <w:sz w:val="21"/>
-          <w:szCs w:val="21"/>
-        </w:rPr>
-        <w:t xml:space="preserve">: </w:t>
-      </w:r>
-      <w:r>
-        <w:rPr>
-          <w:rFonts w:ascii="Consolas" w:cs="Consolas" w:eastAsia="Consolas" w:hAnsi="Consolas"/>
-          <w:color w:val="1F3253"/>
-          <w:sz w:val="19"/>
-          <w:szCs w:val="19"/>
-          <w:shd w:fill="EFEDE6" w:color="auto" w:val="clear"/>
-        </w:rPr>
-        <w:t xml:space="preserve">{isAdminMaster &amp;&amp; (…)}</w:t>
-      </w:r>
-      <w:r>
-        <w:rPr>
-          <w:color w:val="23293D"/>
-          <w:sz w:val="21"/>
-          <w:szCs w:val="21"/>
-        </w:rPr>
-        <w:t xml:space="preserve">).</w:t>
-      </w:r>
-    </w:p>
-    <w:p>
-      <w:pPr>
-        <w:pStyle w:val="ListParagraph"/>
-        <w:numPr>
-          <w:ilvl w:val="0"/>
-          <w:numId w:val="9"/>
-        </w:numPr>
-        <w:spacing w:after="80" w:line="270"/>
-      </w:pPr>
-      <w:r>
-        <w:rPr>
-          <w:b/>
-          <w:bCs/>
-          <w:color w:val="23293D"/>
-          <w:sz w:val="21"/>
-          <w:szCs w:val="21"/>
-        </w:rPr>
-        <w:t xml:space="preserve">Pode:</w:t>
-      </w:r>
-      <w:r>
-        <w:rPr>
-          <w:color w:val="23293D"/>
-          <w:sz w:val="21"/>
-          <w:szCs w:val="21"/>
-        </w:rPr>
-        <w:t xml:space="preserve"> criar clínicas, criar usuários, redefinir senha, configurar prazos, regras comerciais, agenda, fichas de anamnese, modelos de documento e ver a auditoria.</w:t>
-      </w:r>
-    </w:p>
-    <w:p>
-      <w:pPr>
-        <w:pStyle w:val="ListParagraph"/>
-        <w:numPr>
-          <w:ilvl w:val="0"/>
-          <w:numId w:val="9"/>
-        </w:numPr>
-        <w:spacing w:after="80" w:line="270"/>
-      </w:pPr>
-      <w:r>
-        <w:rPr>
-          <w:b/>
-          <w:bCs/>
-          <w:color w:val="23293D"/>
-          <w:sz w:val="21"/>
-          <w:szCs w:val="21"/>
-        </w:rPr>
-        <w:t xml:space="preserve">Riscos:</w:t>
-      </w:r>
-      <w:r>
-        <w:rPr>
-          <w:color w:val="23293D"/>
-          <w:sz w:val="21"/>
-          <w:szCs w:val="21"/>
-        </w:rPr>
-        <w:t xml:space="preserve"> é o único que pode apagar configuração da rede inteira. Um engano aqui atinge todas as unidades.</w:t>
-      </w:r>
-    </w:p>
-    <w:p>
-      <w:pPr>
-        <w:pStyle w:val="ListParagraph"/>
-        <w:numPr>
-          <w:ilvl w:val="0"/>
-          <w:numId w:val="9"/>
-        </w:numPr>
-        <w:spacing w:after="80" w:line="270"/>
-      </w:pPr>
-      <w:r>
-        <w:rPr>
-          <w:b/>
-          <w:bCs/>
-          <w:color w:val="23293D"/>
-          <w:sz w:val="21"/>
-          <w:szCs w:val="21"/>
-        </w:rPr>
-        <w:t xml:space="preserve">Depende de:</w:t>
-      </w:r>
-      <w:r>
-        <w:rPr>
-          <w:color w:val="23293D"/>
-          <w:sz w:val="21"/>
-          <w:szCs w:val="21"/>
-        </w:rPr>
-        <w:t xml:space="preserve"> ninguém.</w:t>
-      </w:r>
-    </w:p>
-    <w:p>
-      <w:pPr>
-        <w:pStyle w:val="Heading3"/>
-      </w:pPr>
-      <w:r>
-        <w:rPr>
-          <w:color w:val="B98B2E"/>
-        </w:rPr>
-        <w:t xml:space="preserve">Recepcionista </w:t>
-      </w:r>
-      <w:r>
-        <w:rPr>
-          <w:i/>
-          <w:iCs/>
-          <w:color w:val="B98B2E"/>
-        </w:rPr>
-        <w:t xml:space="preserve">(unidade)</w:t>
       </w:r>
     </w:p>
     <w:p>
@@ -15565,15 +15604,15 @@
           <w:sz w:val="21"/>
           <w:szCs w:val="21"/>
         </w:rPr>
-        <w:t xml:space="preserve">Objetivo:</w:t>
-      </w:r>
-      <w:r>
-        <w:rPr>
-          <w:color w:val="23293D"/>
-          <w:sz w:val="21"/>
-          <w:szCs w:val="21"/>
-        </w:rPr>
-        <w:t xml:space="preserve"> porta de entrada e organização do dia.</w:t>
+        <w:t xml:space="preserve">Usa quem:</w:t>
+      </w:r>
+      <w:r>
+        <w:rPr>
+          <w:color w:val="23293D"/>
+          <w:sz w:val="21"/>
+          <w:szCs w:val="21"/>
+        </w:rPr>
+        <w:t xml:space="preserve"> o responsável pelo sistema (hoje, o proprietário).</w:t>
       </w:r>
     </w:p>
     <w:p>
@@ -15593,15 +15632,69 @@
           <w:sz w:val="21"/>
           <w:szCs w:val="21"/>
         </w:rPr>
-        <w:t xml:space="preserve">Pode:</w:t>
-      </w:r>
-      <w:r>
-        <w:rPr>
-          <w:color w:val="23293D"/>
-          <w:sz w:val="21"/>
-          <w:szCs w:val="21"/>
-        </w:rPr>
-        <w:t xml:space="preserve"> cadastrar paciente, agendar, registrar chegada, chamar, solicitar anamnese, receber o aviso de fechamento para agendar o início do tratamento.</w:t>
+        <w:t xml:space="preserve">Vê:</w:t>
+      </w:r>
+      <w:r>
+        <w:rPr>
+          <w:color w:val="23293D"/>
+          <w:sz w:val="21"/>
+          <w:szCs w:val="21"/>
+        </w:rPr>
+        <w:t xml:space="preserve"> todos os itens do menu, incluindo o bloco </w:t>
+      </w:r>
+      <w:r>
+        <w:rPr>
+          <w:b/>
+          <w:bCs/>
+          <w:color w:val="23293D"/>
+          <w:sz w:val="21"/>
+          <w:szCs w:val="21"/>
+        </w:rPr>
+        <w:t xml:space="preserve">Administração</w:t>
+      </w:r>
+      <w:r>
+        <w:rPr>
+          <w:color w:val="23293D"/>
+          <w:sz w:val="21"/>
+          <w:szCs w:val="21"/>
+        </w:rPr>
+        <w:t xml:space="preserve"> — que é exclusivo dele (✅ </w:t>
+      </w:r>
+      <w:r>
+        <w:rPr>
+          <w:rFonts w:ascii="Consolas" w:cs="Consolas" w:eastAsia="Consolas" w:hAnsi="Consolas"/>
+          <w:color w:val="1F3253"/>
+          <w:sz w:val="19"/>
+          <w:szCs w:val="19"/>
+          <w:shd w:fill="EFEDE6" w:color="auto" w:val="clear"/>
+        </w:rPr>
+        <w:t xml:space="preserve">app-sidebar.tsx</w:t>
+      </w:r>
+      <w:r>
+        <w:rPr>
+          <w:color w:val="23293D"/>
+          <w:sz w:val="21"/>
+          <w:szCs w:val="21"/>
+        </w:rPr>
+        <w:t xml:space="preserve">: </w:t>
+      </w:r>
+      <w:r>
+        <w:rPr>
+          <w:rFonts w:ascii="Consolas" w:cs="Consolas" w:eastAsia="Consolas" w:hAnsi="Consolas"/>
+          <w:color w:val="1F3253"/>
+          <w:sz w:val="19"/>
+          <w:szCs w:val="19"/>
+          <w:shd w:fill="EFEDE6" w:color="auto" w:val="clear"/>
+        </w:rPr>
+        <w:t xml:space="preserve">{isAdminMaster &amp;&amp; (…)}</w:t>
+      </w:r>
+      <w:r>
+        <w:rPr>
+          <w:color w:val="23293D"/>
+          <w:sz w:val="21"/>
+          <w:szCs w:val="21"/>
+        </w:rPr>
+        <w:t xml:space="preserve">).</w:t>
       </w:r>
     </w:p>
     <w:p>
@@ -15621,69 +15714,15 @@
           <w:sz w:val="21"/>
           <w:szCs w:val="21"/>
         </w:rPr>
-        <w:t xml:space="preserve">Não vê:</w:t>
-      </w:r>
-      <w:r>
-        <w:rPr>
-          <w:color w:val="23293D"/>
-          <w:sz w:val="21"/>
-          <w:szCs w:val="21"/>
-        </w:rPr>
-        <w:t xml:space="preserve"> Financeiro, Compras (✅ </w:t>
-      </w:r>
-      <w:r>
-        <w:rPr>
-          <w:rFonts w:ascii="Consolas" w:cs="Consolas" w:eastAsia="Consolas" w:hAnsi="Consolas"/>
-          <w:color w:val="1F3253"/>
-          <w:sz w:val="19"/>
-          <w:szCs w:val="19"/>
-          <w:shd w:fill="EFEDE6" w:color="auto" w:val="clear"/>
-        </w:rPr>
-        <w:t xml:space="preserve">canViewFinance</w:t>
-      </w:r>
-      <w:r>
-        <w:rPr>
-          <w:color w:val="23293D"/>
-          <w:sz w:val="21"/>
-          <w:szCs w:val="21"/>
-        </w:rPr>
-        <w:t xml:space="preserve"> não inclui </w:t>
-      </w:r>
-      <w:r>
-        <w:rPr>
-          <w:rFonts w:ascii="Consolas" w:cs="Consolas" w:eastAsia="Consolas" w:hAnsi="Consolas"/>
-          <w:color w:val="1F3253"/>
-          <w:sz w:val="19"/>
-          <w:szCs w:val="19"/>
-          <w:shd w:fill="EFEDE6" w:color="auto" w:val="clear"/>
-        </w:rPr>
-        <w:t xml:space="preserve">receptionist</w:t>
-      </w:r>
-      <w:r>
-        <w:rPr>
-          <w:color w:val="23293D"/>
-          <w:sz w:val="21"/>
-          <w:szCs w:val="21"/>
-        </w:rPr>
-        <w:t xml:space="preserve">; </w:t>
-      </w:r>
-      <w:r>
-        <w:rPr>
-          <w:rFonts w:ascii="Consolas" w:cs="Consolas" w:eastAsia="Consolas" w:hAnsi="Consolas"/>
-          <w:color w:val="1F3253"/>
-          <w:sz w:val="19"/>
-          <w:szCs w:val="19"/>
-          <w:shd w:fill="EFEDE6" w:color="auto" w:val="clear"/>
-        </w:rPr>
-        <w:t xml:space="preserve">canViewPurchases</w:t>
-      </w:r>
-      <w:r>
-        <w:rPr>
-          <w:color w:val="23293D"/>
-          <w:sz w:val="21"/>
-          <w:szCs w:val="21"/>
-        </w:rPr>
-        <w:t xml:space="preserve"> também não).</w:t>
+        <w:t xml:space="preserve">Pode:</w:t>
+      </w:r>
+      <w:r>
+        <w:rPr>
+          <w:color w:val="23293D"/>
+          <w:sz w:val="21"/>
+          <w:szCs w:val="21"/>
+        </w:rPr>
+        <w:t xml:space="preserve"> criar clínicas, criar usuários, redefinir senha, configurar prazos, regras comerciais, agenda, fichas de anamnese, modelos de documento e ver a auditoria.</w:t>
       </w:r>
     </w:p>
     <w:p>
@@ -15703,31 +15742,15 @@
           <w:sz w:val="21"/>
           <w:szCs w:val="21"/>
         </w:rPr>
-        <w:t xml:space="preserve">Não vê no menu, mas o item aparece:</w:t>
-      </w:r>
-      <w:r>
-        <w:rPr>
-          <w:color w:val="23293D"/>
-          <w:sz w:val="21"/>
-          <w:szCs w:val="21"/>
-        </w:rPr>
-        <w:t xml:space="preserve"> Centro de Planejamento e Procedimentos (⚠️ ver </w:t>
-      </w:r>
-      <w:r>
-        <w:rPr>
-          <w:color w:val="1F3253"/>
-          <w:sz w:val="21"/>
-          <w:szCs w:val="21"/>
-        </w:rPr>
-        <w:t xml:space="preserve">4.2</w:t>
-      </w:r>
-      <w:r>
-        <w:rPr>
-          <w:color w:val="23293D"/>
-          <w:sz w:val="21"/>
-          <w:szCs w:val="21"/>
-        </w:rPr>
-        <w:t xml:space="preserve">).</w:t>
+        <w:t xml:space="preserve">Riscos:</w:t>
+      </w:r>
+      <w:r>
+        <w:rPr>
+          <w:color w:val="23293D"/>
+          <w:sz w:val="21"/>
+          <w:szCs w:val="21"/>
+        </w:rPr>
+        <w:t xml:space="preserve"> é o único que pode apagar configuração da rede inteira. Um engano aqui atinge todas as unidades.</w:t>
       </w:r>
     </w:p>
     <w:p>
@@ -15747,34 +15770,6 @@
           <w:sz w:val="21"/>
           <w:szCs w:val="21"/>
         </w:rPr>
-        <w:t xml:space="preserve">Riscos:</w:t>
-      </w:r>
-      <w:r>
-        <w:rPr>
-          <w:color w:val="23293D"/>
-          <w:sz w:val="21"/>
-          <w:szCs w:val="21"/>
-        </w:rPr>
-        <w:t xml:space="preserve"> cadastrar paciente duplicado — mitigado pelo sistema, que reconhece o CPF já existente e autopreenche.</w:t>
-      </w:r>
-    </w:p>
-    <w:p>
-      <w:pPr>
-        <w:pStyle w:val="ListParagraph"/>
-        <w:numPr>
-          <w:ilvl w:val="0"/>
-          <w:numId w:val="10"/>
-        </w:numPr>
-        <w:spacing w:after="80" w:line="270"/>
-      </w:pPr>
-      <w:r>
-        <w:rPr>
-          <w:b/>
-          <w:bCs/>
-          <w:color w:val="23293D"/>
-          <w:sz w:val="21"/>
-          <w:szCs w:val="21"/>
-        </w:rPr>
         <w:t xml:space="preserve">Depende de:</w:t>
       </w:r>
       <w:r>
@@ -15783,7 +15778,7 @@
           <w:sz w:val="21"/>
           <w:szCs w:val="21"/>
         </w:rPr>
-        <w:t xml:space="preserve"> Coordenador (avaliação) e Consultor (fechamento).</w:t>
+        <w:t xml:space="preserve"> ninguém.</w:t>
       </w:r>
     </w:p>
     <w:p>
@@ -15794,7 +15789,7 @@
         <w:rPr>
           <w:color w:val="B98B2E"/>
         </w:rPr>
-        <w:t xml:space="preserve">Coordenador Clínico </w:t>
+        <w:t xml:space="preserve">Recepcionista </w:t>
       </w:r>
       <w:r>
         <w:rPr>
@@ -15830,7 +15825,7 @@
           <w:sz w:val="21"/>
           <w:szCs w:val="21"/>
         </w:rPr>
-        <w:t xml:space="preserve"> avaliar o paciente e preparar o caso para o planejamento.</w:t>
+        <w:t xml:space="preserve"> porta de entrada e organização do dia.</w:t>
       </w:r>
     </w:p>
     <w:p>
@@ -15858,25 +15853,7 @@
           <w:sz w:val="21"/>
           <w:szCs w:val="21"/>
         </w:rPr>
-        <w:t xml:space="preserve"> registrar consentimento (obrigatório antes de qualquer coleta), subir fotos/exames, gravar áudio, enviar ao Centro de Planejamento, e </w:t>
-      </w:r>
-      <w:r>
-        <w:rPr>
-          <w:b/>
-          <w:bCs/>
-          <w:color w:val="23293D"/>
-          <w:sz w:val="21"/>
-          <w:szCs w:val="21"/>
-        </w:rPr>
-        <w:t xml:space="preserve">aprovar ou reprovar</w:t>
-      </w:r>
-      <w:r>
-        <w:rPr>
-          <w:color w:val="23293D"/>
-          <w:sz w:val="21"/>
-          <w:szCs w:val="21"/>
-        </w:rPr>
-        <w:t xml:space="preserve"> cada opção do plano.</w:t>
+        <w:t xml:space="preserve"> cadastrar paciente, agendar, registrar chegada, chamar, solicitar anamnese, receber o aviso de fechamento para agendar o início do tratamento.</w:t>
       </w:r>
     </w:p>
     <w:p>
@@ -15896,15 +15873,15 @@
           <w:sz w:val="21"/>
           <w:szCs w:val="21"/>
         </w:rPr>
-        <w:t xml:space="preserve">Vê também:</w:t>
-      </w:r>
-      <w:r>
-        <w:rPr>
-          <w:color w:val="23293D"/>
-          <w:sz w:val="21"/>
-          <w:szCs w:val="21"/>
-        </w:rPr>
-        <w:t xml:space="preserve"> Planos de Tratamento (✅ </w:t>
+        <w:t xml:space="preserve">Não vê:</w:t>
+      </w:r>
+      <w:r>
+        <w:rPr>
+          <w:color w:val="23293D"/>
+          <w:sz w:val="21"/>
+          <w:szCs w:val="21"/>
+        </w:rPr>
+        <w:t xml:space="preserve"> Financeiro, Compras (✅ </w:t>
       </w:r>
       <w:r>
         <w:rPr>
@@ -15914,15 +15891,15 @@
           <w:szCs w:val="19"/>
           <w:shd w:fill="EFEDE6" w:color="auto" w:val="clear"/>
         </w:rPr>
-        <w:t xml:space="preserve">planRoles</w:t>
-      </w:r>
-      <w:r>
-        <w:rPr>
-          <w:color w:val="23293D"/>
-          <w:sz w:val="21"/>
-          <w:szCs w:val="21"/>
-        </w:rPr>
-        <w:t xml:space="preserve"> inclui </w:t>
+        <w:t xml:space="preserve">canViewFinance</w:t>
+      </w:r>
+      <w:r>
+        <w:rPr>
+          <w:color w:val="23293D"/>
+          <w:sz w:val="21"/>
+          <w:szCs w:val="21"/>
+        </w:rPr>
+        <w:t xml:space="preserve"> não inclui </w:t>
       </w:r>
       <w:r>
         <w:rPr>
@@ -15932,15 +15909,33 @@
           <w:szCs w:val="19"/>
           <w:shd w:fill="EFEDE6" w:color="auto" w:val="clear"/>
         </w:rPr>
-        <w:t xml:space="preserve">clinical_coordinator</w:t>
-      </w:r>
-      <w:r>
-        <w:rPr>
-          <w:color w:val="23293D"/>
-          <w:sz w:val="21"/>
-          <w:szCs w:val="21"/>
-        </w:rPr>
-        <w:t xml:space="preserve"> na unidade), Estoque (✅ é papel clínico).</w:t>
+        <w:t xml:space="preserve">receptionist</w:t>
+      </w:r>
+      <w:r>
+        <w:rPr>
+          <w:color w:val="23293D"/>
+          <w:sz w:val="21"/>
+          <w:szCs w:val="21"/>
+        </w:rPr>
+        <w:t xml:space="preserve">; </w:t>
+      </w:r>
+      <w:r>
+        <w:rPr>
+          <w:rFonts w:ascii="Consolas" w:cs="Consolas" w:eastAsia="Consolas" w:hAnsi="Consolas"/>
+          <w:color w:val="1F3253"/>
+          <w:sz w:val="19"/>
+          <w:szCs w:val="19"/>
+          <w:shd w:fill="EFEDE6" w:color="auto" w:val="clear"/>
+        </w:rPr>
+        <w:t xml:space="preserve">canViewPurchases</w:t>
+      </w:r>
+      <w:r>
+        <w:rPr>
+          <w:color w:val="23293D"/>
+          <w:sz w:val="21"/>
+          <w:szCs w:val="21"/>
+        </w:rPr>
+        <w:t xml:space="preserve"> também não).</w:t>
       </w:r>
     </w:p>
     <w:p>
@@ -15960,15 +15955,31 @@
           <w:sz w:val="21"/>
           <w:szCs w:val="21"/>
         </w:rPr>
-        <w:t xml:space="preserve">Não vê:</w:t>
-      </w:r>
-      <w:r>
-        <w:rPr>
-          <w:color w:val="23293D"/>
-          <w:sz w:val="21"/>
-          <w:szCs w:val="21"/>
-        </w:rPr>
-        <w:t xml:space="preserve"> Financeiro, Compras, Comercial.</w:t>
+        <w:t xml:space="preserve">Não vê no menu, mas o item aparece:</w:t>
+      </w:r>
+      <w:r>
+        <w:rPr>
+          <w:color w:val="23293D"/>
+          <w:sz w:val="21"/>
+          <w:szCs w:val="21"/>
+        </w:rPr>
+        <w:t xml:space="preserve"> Centro de Planejamento e Procedimentos (⚠️ ver </w:t>
+      </w:r>
+      <w:r>
+        <w:rPr>
+          <w:color w:val="1F3253"/>
+          <w:sz w:val="21"/>
+          <w:szCs w:val="21"/>
+        </w:rPr>
+        <w:t xml:space="preserve">4.2</w:t>
+      </w:r>
+      <w:r>
+        <w:rPr>
+          <w:color w:val="23293D"/>
+          <w:sz w:val="21"/>
+          <w:szCs w:val="21"/>
+        </w:rPr>
+        <w:t xml:space="preserve">).</w:t>
       </w:r>
     </w:p>
     <w:p>
@@ -15996,25 +16007,7 @@
           <w:sz w:val="21"/>
           <w:szCs w:val="21"/>
         </w:rPr>
-        <w:t xml:space="preserve"> aprovar plano sem ler o orçamento. Ele vê </w:t>
-      </w:r>
-      <w:r>
-        <w:rPr>
-          <w:b/>
-          <w:bCs/>
-          <w:color w:val="23293D"/>
-          <w:sz w:val="21"/>
-          <w:szCs w:val="21"/>
-        </w:rPr>
-        <w:t xml:space="preserve">o total</w:t>
-      </w:r>
-      <w:r>
-        <w:rPr>
-          <w:color w:val="23293D"/>
-          <w:sz w:val="21"/>
-          <w:szCs w:val="21"/>
-        </w:rPr>
-        <w:t xml:space="preserve"> de cada opção, não o preço item a item (✅ regra do LOTE F4).</w:t>
+        <w:t xml:space="preserve"> cadastrar paciente duplicado — mitigado pelo sistema, que reconhece o CPF já existente e autopreenche.</w:t>
       </w:r>
     </w:p>
     <w:p>
@@ -16042,7 +16035,7 @@
           <w:sz w:val="21"/>
           <w:szCs w:val="21"/>
         </w:rPr>
-        <w:t xml:space="preserve"> Dentista Planner (que monta o plano).</w:t>
+        <w:t xml:space="preserve"> Coordenador (avaliação) e Consultor (fechamento).</w:t>
       </w:r>
     </w:p>
     <w:p>
@@ -16053,7 +16046,7 @@
         <w:rPr>
           <w:color w:val="B98B2E"/>
         </w:rPr>
-        <w:t xml:space="preserve">Dentista Planner </w:t>
+        <w:t xml:space="preserve">Coordenador Clínico </w:t>
       </w:r>
       <w:r>
         <w:rPr>
@@ -16061,7 +16054,7 @@
           <w:iCs/>
           <w:color w:val="B98B2E"/>
         </w:rPr>
-        <w:t xml:space="preserve">(franqueadora)</w:t>
+        <w:t xml:space="preserve">(unidade)</w:t>
       </w:r>
     </w:p>
     <w:p>
@@ -16089,7 +16082,7 @@
           <w:sz w:val="21"/>
           <w:szCs w:val="21"/>
         </w:rPr>
-        <w:t xml:space="preserve"> transformar o caso em diagnóstico, plano e orçamento.</w:t>
+        <w:t xml:space="preserve"> avaliar o paciente e preparar o caso para o planejamento.</w:t>
       </w:r>
     </w:p>
     <w:p>
@@ -16117,7 +16110,25 @@
           <w:sz w:val="21"/>
           <w:szCs w:val="21"/>
         </w:rPr>
-        <w:t xml:space="preserve"> criar plano com opções, lançar procedimentos, classificar o pilar, pedir aprovação, enviar ao Comercial.</w:t>
+        <w:t xml:space="preserve"> registrar consentimento (obrigatório antes de qualquer coleta), subir fotos/exames, gravar áudio, enviar ao Centro de Planejamento, e </w:t>
+      </w:r>
+      <w:r>
+        <w:rPr>
+          <w:b/>
+          <w:bCs/>
+          <w:color w:val="23293D"/>
+          <w:sz w:val="21"/>
+          <w:szCs w:val="21"/>
+        </w:rPr>
+        <w:t xml:space="preserve">aprovar ou reprovar</w:t>
+      </w:r>
+      <w:r>
+        <w:rPr>
+          <w:color w:val="23293D"/>
+          <w:sz w:val="21"/>
+          <w:szCs w:val="21"/>
+        </w:rPr>
+        <w:t xml:space="preserve"> cada opção do plano.</w:t>
       </w:r>
     </w:p>
     <w:p>
@@ -16145,7 +16156,43 @@
           <w:sz w:val="21"/>
           <w:szCs w:val="21"/>
         </w:rPr>
-        <w:t xml:space="preserve"> Procedimentos (catálogo), Relatórios, Planos de Tratamento, Estoque (papel clínico).</w:t>
+        <w:t xml:space="preserve"> Planos de Tratamento (✅ </w:t>
+      </w:r>
+      <w:r>
+        <w:rPr>
+          <w:rFonts w:ascii="Consolas" w:cs="Consolas" w:eastAsia="Consolas" w:hAnsi="Consolas"/>
+          <w:color w:val="1F3253"/>
+          <w:sz w:val="19"/>
+          <w:szCs w:val="19"/>
+          <w:shd w:fill="EFEDE6" w:color="auto" w:val="clear"/>
+        </w:rPr>
+        <w:t xml:space="preserve">planRoles</w:t>
+      </w:r>
+      <w:r>
+        <w:rPr>
+          <w:color w:val="23293D"/>
+          <w:sz w:val="21"/>
+          <w:szCs w:val="21"/>
+        </w:rPr>
+        <w:t xml:space="preserve"> inclui </w:t>
+      </w:r>
+      <w:r>
+        <w:rPr>
+          <w:rFonts w:ascii="Consolas" w:cs="Consolas" w:eastAsia="Consolas" w:hAnsi="Consolas"/>
+          <w:color w:val="1F3253"/>
+          <w:sz w:val="19"/>
+          <w:szCs w:val="19"/>
+          <w:shd w:fill="EFEDE6" w:color="auto" w:val="clear"/>
+        </w:rPr>
+        <w:t xml:space="preserve">clinical_coordinator</w:t>
+      </w:r>
+      <w:r>
+        <w:rPr>
+          <w:color w:val="23293D"/>
+          <w:sz w:val="21"/>
+          <w:szCs w:val="21"/>
+        </w:rPr>
+        <w:t xml:space="preserve"> na unidade), Estoque (✅ é papel clínico).</w:t>
       </w:r>
     </w:p>
     <w:p>
@@ -16165,15 +16212,15 @@
           <w:sz w:val="21"/>
           <w:szCs w:val="21"/>
         </w:rPr>
-        <w:t xml:space="preserve">Não pode:</w:t>
-      </w:r>
-      <w:r>
-        <w:rPr>
-          <w:color w:val="23293D"/>
-          <w:sz w:val="21"/>
-          <w:szCs w:val="21"/>
-        </w:rPr>
-        <w:t xml:space="preserve"> avaliar paciente, agendar, negociar.</w:t>
+        <w:t xml:space="preserve">Não vê:</w:t>
+      </w:r>
+      <w:r>
+        <w:rPr>
+          <w:color w:val="23293D"/>
+          <w:sz w:val="21"/>
+          <w:szCs w:val="21"/>
+        </w:rPr>
+        <w:t xml:space="preserve"> Financeiro, Compras, Comercial.</w:t>
       </w:r>
     </w:p>
     <w:p>
@@ -16201,7 +16248,25 @@
           <w:sz w:val="21"/>
           <w:szCs w:val="21"/>
         </w:rPr>
-        <w:t xml:space="preserve"> enviar ao Comercial sem aprovação — o sistema barra.</w:t>
+        <w:t xml:space="preserve"> aprovar plano sem ler o orçamento. Ele vê </w:t>
+      </w:r>
+      <w:r>
+        <w:rPr>
+          <w:b/>
+          <w:bCs/>
+          <w:color w:val="23293D"/>
+          <w:sz w:val="21"/>
+          <w:szCs w:val="21"/>
+        </w:rPr>
+        <w:t xml:space="preserve">o total</w:t>
+      </w:r>
+      <w:r>
+        <w:rPr>
+          <w:color w:val="23293D"/>
+          <w:sz w:val="21"/>
+          <w:szCs w:val="21"/>
+        </w:rPr>
+        <w:t xml:space="preserve"> de cada opção, não o preço item a item (✅ regra do LOTE F4).</w:t>
       </w:r>
     </w:p>
     <w:p>
@@ -16229,7 +16294,7 @@
           <w:sz w:val="21"/>
           <w:szCs w:val="21"/>
         </w:rPr>
-        <w:t xml:space="preserve"> Coordenador (aprovação).</w:t>
+        <w:t xml:space="preserve"> Dentista Planner (que monta o plano).</w:t>
       </w:r>
     </w:p>
     <w:p>
@@ -16240,7 +16305,7 @@
         <w:rPr>
           <w:color w:val="B98B2E"/>
         </w:rPr>
-        <w:t xml:space="preserve">Dentista (executor) </w:t>
+        <w:t xml:space="preserve">Dentista Planner </w:t>
       </w:r>
       <w:r>
         <w:rPr>
@@ -16248,7 +16313,7 @@
           <w:iCs/>
           <w:color w:val="B98B2E"/>
         </w:rPr>
-        <w:t xml:space="preserve">(unidade)</w:t>
+        <w:t xml:space="preserve">(franqueadora)</w:t>
       </w:r>
     </w:p>
     <w:p>
@@ -16276,7 +16341,7 @@
           <w:sz w:val="21"/>
           <w:szCs w:val="21"/>
         </w:rPr>
-        <w:t xml:space="preserve"> executar o plano aprovado.</w:t>
+        <w:t xml:space="preserve"> transformar o caso em diagnóstico, plano e orçamento.</w:t>
       </w:r>
     </w:p>
     <w:p>
@@ -16296,69 +16361,15 @@
           <w:sz w:val="21"/>
           <w:szCs w:val="21"/>
         </w:rPr>
-        <w:t xml:space="preserve">Menu diferente dos outros:</w:t>
-      </w:r>
-      <w:r>
-        <w:rPr>
-          <w:color w:val="23293D"/>
-          <w:sz w:val="21"/>
-          <w:szCs w:val="21"/>
-        </w:rPr>
-        <w:t xml:space="preserve"> ✅ </w:t>
-      </w:r>
-      <w:r>
-        <w:rPr>
-          <w:b/>
-          <w:bCs/>
-          <w:color w:val="23293D"/>
-          <w:sz w:val="21"/>
-          <w:szCs w:val="21"/>
-        </w:rPr>
-        <w:t xml:space="preserve">não tem "Jornada"</w:t>
-      </w:r>
-      <w:r>
-        <w:rPr>
-          <w:color w:val="23293D"/>
-          <w:sz w:val="21"/>
-          <w:szCs w:val="21"/>
-        </w:rPr>
-        <w:t xml:space="preserve">, e ganha </w:t>
-      </w:r>
-      <w:r>
-        <w:rPr>
-          <w:b/>
-          <w:bCs/>
-          <w:color w:val="23293D"/>
-          <w:sz w:val="21"/>
-          <w:szCs w:val="21"/>
-        </w:rPr>
-        <w:t xml:space="preserve">Meu Dia</w:t>
-      </w:r>
-      <w:r>
-        <w:rPr>
-          <w:color w:val="23293D"/>
-          <w:sz w:val="21"/>
-          <w:szCs w:val="21"/>
-        </w:rPr>
-        <w:t xml:space="preserve"> e </w:t>
-      </w:r>
-      <w:r>
-        <w:rPr>
-          <w:b/>
-          <w:bCs/>
-          <w:color w:val="23293D"/>
-          <w:sz w:val="21"/>
-          <w:szCs w:val="21"/>
-        </w:rPr>
-        <w:t xml:space="preserve">Minha Agenda</w:t>
-      </w:r>
-      <w:r>
-        <w:rPr>
-          <w:color w:val="23293D"/>
-          <w:sz w:val="21"/>
-          <w:szCs w:val="21"/>
-        </w:rPr>
-        <w:t xml:space="preserve">.</w:t>
+        <w:t xml:space="preserve">Pode:</w:t>
+      </w:r>
+      <w:r>
+        <w:rPr>
+          <w:color w:val="23293D"/>
+          <w:sz w:val="21"/>
+          <w:szCs w:val="21"/>
+        </w:rPr>
+        <w:t xml:space="preserve"> criar plano com opções, lançar procedimentos, classificar o pilar, pedir aprovação, enviar ao Comercial.</w:t>
       </w:r>
     </w:p>
     <w:p>
@@ -16378,15 +16389,15 @@
           <w:sz w:val="21"/>
           <w:szCs w:val="21"/>
         </w:rPr>
-        <w:t xml:space="preserve">Pode:</w:t>
-      </w:r>
-      <w:r>
-        <w:rPr>
-          <w:color w:val="23293D"/>
-          <w:sz w:val="21"/>
-          <w:szCs w:val="21"/>
-        </w:rPr>
-        <w:t xml:space="preserve"> ver a agenda dele, chamar o paciente, escrever o Desenvolvimento Clínico e concluir o atendimento; consumo avulso de estoque.</w:t>
+        <w:t xml:space="preserve">Vê também:</w:t>
+      </w:r>
+      <w:r>
+        <w:rPr>
+          <w:color w:val="23293D"/>
+          <w:sz w:val="21"/>
+          <w:szCs w:val="21"/>
+        </w:rPr>
+        <w:t xml:space="preserve"> Procedimentos (catálogo), Relatórios, Planos de Tratamento, Estoque (papel clínico).</w:t>
       </w:r>
     </w:p>
     <w:p>
@@ -16406,15 +16417,15 @@
           <w:sz w:val="21"/>
           <w:szCs w:val="21"/>
         </w:rPr>
-        <w:t xml:space="preserve">Não vê:</w:t>
-      </w:r>
-      <w:r>
-        <w:rPr>
-          <w:color w:val="23293D"/>
-          <w:sz w:val="21"/>
-          <w:szCs w:val="21"/>
-        </w:rPr>
-        <w:t xml:space="preserve"> Financeiro, Comercial, Compras, Relatórios.</w:t>
+        <w:t xml:space="preserve">Não pode:</w:t>
+      </w:r>
+      <w:r>
+        <w:rPr>
+          <w:color w:val="23293D"/>
+          <w:sz w:val="21"/>
+          <w:szCs w:val="21"/>
+        </w:rPr>
+        <w:t xml:space="preserve"> avaliar paciente, agendar, negociar.</w:t>
       </w:r>
     </w:p>
     <w:p>
@@ -16442,25 +16453,7 @@
           <w:sz w:val="21"/>
           <w:szCs w:val="21"/>
         </w:rPr>
-        <w:t xml:space="preserve"> concluir atendimento sem escrever o Desenvolvimento Clínico — o sistema </w:t>
-      </w:r>
-      <w:r>
-        <w:rPr>
-          <w:b/>
-          <w:bCs/>
-          <w:color w:val="23293D"/>
-          <w:sz w:val="21"/>
-          <w:szCs w:val="21"/>
-        </w:rPr>
-        <w:t xml:space="preserve">não deixa</w:t>
-      </w:r>
-      <w:r>
-        <w:rPr>
-          <w:color w:val="23293D"/>
-          <w:sz w:val="21"/>
-          <w:szCs w:val="21"/>
-        </w:rPr>
-        <w:t xml:space="preserve"> (✅ regra I7b).</w:t>
+        <w:t xml:space="preserve"> enviar ao Comercial sem aprovação — o sistema barra.</w:t>
       </w:r>
     </w:p>
     <w:p>
@@ -16488,7 +16481,7 @@
           <w:sz w:val="21"/>
           <w:szCs w:val="21"/>
         </w:rPr>
-        <w:t xml:space="preserve"> Recepção (que registra a chegada).</w:t>
+        <w:t xml:space="preserve"> Coordenador (aprovação).</w:t>
       </w:r>
     </w:p>
     <w:p>
@@ -16499,7 +16492,7 @@
         <w:rPr>
           <w:color w:val="B98B2E"/>
         </w:rPr>
-        <w:t xml:space="preserve">Consultor Comercial </w:t>
+        <w:t xml:space="preserve">Dentista (executor) </w:t>
       </w:r>
       <w:r>
         <w:rPr>
@@ -16507,7 +16500,7 @@
           <w:iCs/>
           <w:color w:val="B98B2E"/>
         </w:rPr>
-        <w:t xml:space="preserve">(franqueadora)</w:t>
+        <w:t xml:space="preserve">(unidade)</w:t>
       </w:r>
     </w:p>
     <w:p>
@@ -16535,7 +16528,7 @@
           <w:sz w:val="21"/>
           <w:szCs w:val="21"/>
         </w:rPr>
-        <w:t xml:space="preserve"> apresentar o plano e fechar a venda.</w:t>
+        <w:t xml:space="preserve"> executar o plano aprovado.</w:t>
       </w:r>
     </w:p>
     <w:p>
@@ -16555,15 +16548,69 @@
           <w:sz w:val="21"/>
           <w:szCs w:val="21"/>
         </w:rPr>
-        <w:t xml:space="preserve">Pode:</w:t>
-      </w:r>
-      <w:r>
-        <w:rPr>
-          <w:color w:val="23293D"/>
-          <w:sz w:val="21"/>
-          <w:szCs w:val="21"/>
-        </w:rPr>
-        <w:t xml:space="preserve"> negociar, aplicar desconto dentro do teto, definir forma de pagamento, marcar contrato assinado e pagamento confirmado.</w:t>
+        <w:t xml:space="preserve">Menu diferente dos outros:</w:t>
+      </w:r>
+      <w:r>
+        <w:rPr>
+          <w:color w:val="23293D"/>
+          <w:sz w:val="21"/>
+          <w:szCs w:val="21"/>
+        </w:rPr>
+        <w:t xml:space="preserve"> ✅ </w:t>
+      </w:r>
+      <w:r>
+        <w:rPr>
+          <w:b/>
+          <w:bCs/>
+          <w:color w:val="23293D"/>
+          <w:sz w:val="21"/>
+          <w:szCs w:val="21"/>
+        </w:rPr>
+        <w:t xml:space="preserve">não tem "Jornada"</w:t>
+      </w:r>
+      <w:r>
+        <w:rPr>
+          <w:color w:val="23293D"/>
+          <w:sz w:val="21"/>
+          <w:szCs w:val="21"/>
+        </w:rPr>
+        <w:t xml:space="preserve">, e ganha </w:t>
+      </w:r>
+      <w:r>
+        <w:rPr>
+          <w:b/>
+          <w:bCs/>
+          <w:color w:val="23293D"/>
+          <w:sz w:val="21"/>
+          <w:szCs w:val="21"/>
+        </w:rPr>
+        <w:t xml:space="preserve">Meu Dia</w:t>
+      </w:r>
+      <w:r>
+        <w:rPr>
+          <w:color w:val="23293D"/>
+          <w:sz w:val="21"/>
+          <w:szCs w:val="21"/>
+        </w:rPr>
+        <w:t xml:space="preserve"> e </w:t>
+      </w:r>
+      <w:r>
+        <w:rPr>
+          <w:b/>
+          <w:bCs/>
+          <w:color w:val="23293D"/>
+          <w:sz w:val="21"/>
+          <w:szCs w:val="21"/>
+        </w:rPr>
+        <w:t xml:space="preserve">Minha Agenda</w:t>
+      </w:r>
+      <w:r>
+        <w:rPr>
+          <w:color w:val="23293D"/>
+          <w:sz w:val="21"/>
+          <w:szCs w:val="21"/>
+        </w:rPr>
+        <w:t xml:space="preserve">.</w:t>
       </w:r>
     </w:p>
     <w:p>
@@ -16583,15 +16630,15 @@
           <w:sz w:val="21"/>
           <w:szCs w:val="21"/>
         </w:rPr>
-        <w:t xml:space="preserve">Vê também:</w:t>
-      </w:r>
-      <w:r>
-        <w:rPr>
-          <w:color w:val="23293D"/>
-          <w:sz w:val="21"/>
-          <w:szCs w:val="21"/>
-        </w:rPr>
-        <w:t xml:space="preserve"> Comercial, Relatórios, Planos de Tratamento.</w:t>
+        <w:t xml:space="preserve">Pode:</w:t>
+      </w:r>
+      <w:r>
+        <w:rPr>
+          <w:color w:val="23293D"/>
+          <w:sz w:val="21"/>
+          <w:szCs w:val="21"/>
+        </w:rPr>
+        <w:t xml:space="preserve"> ver a agenda dele, chamar o paciente, escrever o Desenvolvimento Clínico e concluir o atendimento; consumo avulso de estoque.</w:t>
       </w:r>
     </w:p>
     <w:p>
@@ -16619,7 +16666,7 @@
           <w:sz w:val="21"/>
           <w:szCs w:val="21"/>
         </w:rPr>
-        <w:t xml:space="preserve"> Financeiro, Estoque, Compras.</w:t>
+        <w:t xml:space="preserve"> Financeiro, Comercial, Compras, Relatórios.</w:t>
       </w:r>
     </w:p>
     <w:p>
@@ -16647,7 +16694,25 @@
           <w:sz w:val="21"/>
           <w:szCs w:val="21"/>
         </w:rPr>
-        <w:t xml:space="preserve"> desconto acima do teto — o sistema avisa e, acima do limite, exige autorização.</w:t>
+        <w:t xml:space="preserve"> concluir atendimento sem escrever o Desenvolvimento Clínico — o sistema </w:t>
+      </w:r>
+      <w:r>
+        <w:rPr>
+          <w:b/>
+          <w:bCs/>
+          <w:color w:val="23293D"/>
+          <w:sz w:val="21"/>
+          <w:szCs w:val="21"/>
+        </w:rPr>
+        <w:t xml:space="preserve">não deixa</w:t>
+      </w:r>
+      <w:r>
+        <w:rPr>
+          <w:color w:val="23293D"/>
+          <w:sz w:val="21"/>
+          <w:szCs w:val="21"/>
+        </w:rPr>
+        <w:t xml:space="preserve"> (✅ regra I7b).</w:t>
       </w:r>
     </w:p>
     <w:p>
@@ -16675,7 +16740,7 @@
           <w:sz w:val="21"/>
           <w:szCs w:val="21"/>
         </w:rPr>
-        <w:t xml:space="preserve"> Planner (plano aprovado).</w:t>
+        <w:t xml:space="preserve"> Recepção (que registra a chegada).</w:t>
       </w:r>
     </w:p>
     <w:p>
@@ -16686,7 +16751,7 @@
         <w:rPr>
           <w:color w:val="B98B2E"/>
         </w:rPr>
-        <w:t xml:space="preserve">Gerente de Unidade </w:t>
+        <w:t xml:space="preserve">Consultor Comercial </w:t>
       </w:r>
       <w:r>
         <w:rPr>
@@ -16694,7 +16759,7 @@
           <w:iCs/>
           <w:color w:val="B98B2E"/>
         </w:rPr>
-        <w:t xml:space="preserve">(unidade)</w:t>
+        <w:t xml:space="preserve">(franqueadora)</w:t>
       </w:r>
     </w:p>
     <w:p>
@@ -16722,7 +16787,7 @@
           <w:sz w:val="21"/>
           <w:szCs w:val="21"/>
         </w:rPr>
-        <w:t xml:space="preserve"> enxergar e responder pela unidade.</w:t>
+        <w:t xml:space="preserve"> apresentar o plano e fechar a venda.</w:t>
       </w:r>
     </w:p>
     <w:p>
@@ -16742,15 +16807,15 @@
           <w:sz w:val="21"/>
           <w:szCs w:val="21"/>
         </w:rPr>
-        <w:t xml:space="preserve">Vê praticamente tudo da unidade:</w:t>
-      </w:r>
-      <w:r>
-        <w:rPr>
-          <w:color w:val="23293D"/>
-          <w:sz w:val="21"/>
-          <w:szCs w:val="21"/>
-        </w:rPr>
-        <w:t xml:space="preserve"> Financeiro ✅, Estoque ✅, Compras ✅, Comercial ✅, Relatórios ✅, Planos ✅, Risartanos ✅, Empresarial ✅.</w:t>
+        <w:t xml:space="preserve">Pode:</w:t>
+      </w:r>
+      <w:r>
+        <w:rPr>
+          <w:color w:val="23293D"/>
+          <w:sz w:val="21"/>
+          <w:szCs w:val="21"/>
+        </w:rPr>
+        <w:t xml:space="preserve"> negociar, aplicar desconto dentro do teto, definir forma de pagamento, marcar contrato assinado e pagamento confirmado.</w:t>
       </w:r>
     </w:p>
     <w:p>
@@ -16770,69 +16835,15 @@
           <w:sz w:val="21"/>
           <w:szCs w:val="21"/>
         </w:rPr>
-        <w:t xml:space="preserve">Pode:</w:t>
-      </w:r>
-      <w:r>
-        <w:rPr>
-          <w:color w:val="23293D"/>
-          <w:sz w:val="21"/>
-          <w:szCs w:val="21"/>
-        </w:rPr>
-        <w:t xml:space="preserve"> lançar dinheiro (</w:t>
-      </w:r>
-      <w:r>
-        <w:rPr>
-          <w:rFonts w:ascii="Consolas" w:cs="Consolas" w:eastAsia="Consolas" w:hAnsi="Consolas"/>
-          <w:color w:val="1F3253"/>
-          <w:sz w:val="19"/>
-          <w:szCs w:val="19"/>
-          <w:shd w:fill="EFEDE6" w:color="auto" w:val="clear"/>
-        </w:rPr>
-        <w:t xml:space="preserve">canPostFinance</w:t>
-      </w:r>
-      <w:r>
-        <w:rPr>
-          <w:color w:val="23293D"/>
-          <w:sz w:val="21"/>
-          <w:szCs w:val="21"/>
-        </w:rPr>
-        <w:t xml:space="preserve">), dar entrada e fazer inventário de estoque (</w:t>
-      </w:r>
-      <w:r>
-        <w:rPr>
-          <w:rFonts w:ascii="Consolas" w:cs="Consolas" w:eastAsia="Consolas" w:hAnsi="Consolas"/>
-          <w:color w:val="1F3253"/>
-          <w:sz w:val="19"/>
-          <w:szCs w:val="19"/>
-          <w:shd w:fill="EFEDE6" w:color="auto" w:val="clear"/>
-        </w:rPr>
-        <w:t xml:space="preserve">canManageStock</w:t>
-      </w:r>
-      <w:r>
-        <w:rPr>
-          <w:color w:val="23293D"/>
-          <w:sz w:val="21"/>
-          <w:szCs w:val="21"/>
-        </w:rPr>
-        <w:t xml:space="preserve">), criar requisição de compra (</w:t>
-      </w:r>
-      <w:r>
-        <w:rPr>
-          <w:rFonts w:ascii="Consolas" w:cs="Consolas" w:eastAsia="Consolas" w:hAnsi="Consolas"/>
-          <w:color w:val="1F3253"/>
-          <w:sz w:val="19"/>
-          <w:szCs w:val="19"/>
-          <w:shd w:fill="EFEDE6" w:color="auto" w:val="clear"/>
-        </w:rPr>
-        <w:t xml:space="preserve">canManagePurchaseRequests</w:t>
-      </w:r>
-      <w:r>
-        <w:rPr>
-          <w:color w:val="23293D"/>
-          <w:sz w:val="21"/>
-          <w:szCs w:val="21"/>
-        </w:rPr>
-        <w:t xml:space="preserve">), autorizar contas dentro da alçada.</w:t>
+        <w:t xml:space="preserve">Vê também:</w:t>
+      </w:r>
+      <w:r>
+        <w:rPr>
+          <w:color w:val="23293D"/>
+          <w:sz w:val="21"/>
+          <w:szCs w:val="21"/>
+        </w:rPr>
+        <w:t xml:space="preserve"> Comercial, Relatórios, Planos de Tratamento.</w:t>
       </w:r>
     </w:p>
     <w:p>
@@ -16852,51 +16863,15 @@
           <w:sz w:val="21"/>
           <w:szCs w:val="21"/>
         </w:rPr>
-        <w:t xml:space="preserve">Não pode:</w:t>
-      </w:r>
-      <w:r>
-        <w:rPr>
-          <w:color w:val="23293D"/>
-          <w:sz w:val="21"/>
-          <w:szCs w:val="21"/>
-        </w:rPr>
-        <w:t xml:space="preserve"> configurar o que vale para a rede inteira (</w:t>
-      </w:r>
-      <w:r>
-        <w:rPr>
-          <w:rFonts w:ascii="Consolas" w:cs="Consolas" w:eastAsia="Consolas" w:hAnsi="Consolas"/>
-          <w:color w:val="1F3253"/>
-          <w:sz w:val="19"/>
-          <w:szCs w:val="19"/>
-          <w:shd w:fill="EFEDE6" w:color="auto" w:val="clear"/>
-        </w:rPr>
-        <w:t xml:space="preserve">canConfigureFinanceNetwork</w:t>
-      </w:r>
-      <w:r>
-        <w:rPr>
-          <w:color w:val="23293D"/>
-          <w:sz w:val="21"/>
-          <w:szCs w:val="21"/>
-        </w:rPr>
-        <w:t xml:space="preserve"> exclui o gerente) nem cadastrar item no catálogo de estoque (</w:t>
-      </w:r>
-      <w:r>
-        <w:rPr>
-          <w:rFonts w:ascii="Consolas" w:cs="Consolas" w:eastAsia="Consolas" w:hAnsi="Consolas"/>
-          <w:color w:val="1F3253"/>
-          <w:sz w:val="19"/>
-          <w:szCs w:val="19"/>
-          <w:shd w:fill="EFEDE6" w:color="auto" w:val="clear"/>
-        </w:rPr>
-        <w:t xml:space="preserve">canManageStockCatalog</w:t>
-      </w:r>
-      <w:r>
-        <w:rPr>
-          <w:color w:val="23293D"/>
-          <w:sz w:val="21"/>
-          <w:szCs w:val="21"/>
-        </w:rPr>
-        <w:t xml:space="preserve">).</w:t>
+        <w:t xml:space="preserve">Não vê:</w:t>
+      </w:r>
+      <w:r>
+        <w:rPr>
+          <w:color w:val="23293D"/>
+          <w:sz w:val="21"/>
+          <w:szCs w:val="21"/>
+        </w:rPr>
+        <w:t xml:space="preserve"> Financeiro, Estoque, Compras.</w:t>
       </w:r>
     </w:p>
     <w:p>
@@ -16924,7 +16899,35 @@
           <w:sz w:val="21"/>
           <w:szCs w:val="21"/>
         </w:rPr>
-        <w:t xml:space="preserve"> é quem mais executa ação irreversível no financeiro.</w:t>
+        <w:t xml:space="preserve"> desconto acima do teto — o sistema avisa e, acima do limite, exige autorização.</w:t>
+      </w:r>
+    </w:p>
+    <w:p>
+      <w:pPr>
+        <w:pStyle w:val="ListParagraph"/>
+        <w:numPr>
+          <w:ilvl w:val="0"/>
+          <w:numId w:val="15"/>
+        </w:numPr>
+        <w:spacing w:after="80" w:line="270"/>
+      </w:pPr>
+      <w:r>
+        <w:rPr>
+          <w:b/>
+          <w:bCs/>
+          <w:color w:val="23293D"/>
+          <w:sz w:val="21"/>
+          <w:szCs w:val="21"/>
+        </w:rPr>
+        <w:t xml:space="preserve">Depende de:</w:t>
+      </w:r>
+      <w:r>
+        <w:rPr>
+          <w:color w:val="23293D"/>
+          <w:sz w:val="21"/>
+          <w:szCs w:val="21"/>
+        </w:rPr>
+        <w:t xml:space="preserve"> Planner (plano aprovado).</w:t>
       </w:r>
     </w:p>
     <w:p>
@@ -16935,7 +16938,7 @@
         <w:rPr>
           <w:color w:val="B98B2E"/>
         </w:rPr>
-        <w:t xml:space="preserve">Franqueado </w:t>
+        <w:t xml:space="preserve">Gerente de Unidade </w:t>
       </w:r>
       <w:r>
         <w:rPr>
@@ -16971,7 +16974,7 @@
           <w:sz w:val="21"/>
           <w:szCs w:val="21"/>
         </w:rPr>
-        <w:t xml:space="preserve"> acompanhar a unidade que possui.</w:t>
+        <w:t xml:space="preserve"> enxergar e responder pela unidade.</w:t>
       </w:r>
     </w:p>
     <w:p>
@@ -16991,15 +16994,15 @@
           <w:sz w:val="21"/>
           <w:szCs w:val="21"/>
         </w:rPr>
-        <w:t xml:space="preserve">Vê:</w:t>
-      </w:r>
-      <w:r>
-        <w:rPr>
-          <w:color w:val="23293D"/>
-          <w:sz w:val="21"/>
-          <w:szCs w:val="21"/>
-        </w:rPr>
-        <w:t xml:space="preserve"> Financeiro ✅, Estoque ✅, Compras ✅, Comercial ✅, Relatórios ✅.</w:t>
+        <w:t xml:space="preserve">Vê praticamente tudo da unidade:</w:t>
+      </w:r>
+      <w:r>
+        <w:rPr>
+          <w:color w:val="23293D"/>
+          <w:sz w:val="21"/>
+          <w:szCs w:val="21"/>
+        </w:rPr>
+        <w:t xml:space="preserve"> Financeiro ✅, Estoque ✅, Compras ✅, Comercial ✅, Relatórios ✅, Planos ✅, Risartanos ✅, Empresarial ✅.</w:t>
       </w:r>
     </w:p>
     <w:p>
@@ -17019,15 +17022,15 @@
           <w:sz w:val="21"/>
           <w:szCs w:val="21"/>
         </w:rPr>
-        <w:t xml:space="preserve">Não pode lançar dinheiro:</w:t>
-      </w:r>
-      <w:r>
-        <w:rPr>
-          <w:color w:val="23293D"/>
-          <w:sz w:val="21"/>
-          <w:szCs w:val="21"/>
-        </w:rPr>
-        <w:t xml:space="preserve"> ⚠️ </w:t>
+        <w:t xml:space="preserve">Pode:</w:t>
+      </w:r>
+      <w:r>
+        <w:rPr>
+          <w:color w:val="23293D"/>
+          <w:sz w:val="21"/>
+          <w:szCs w:val="21"/>
+        </w:rPr>
+        <w:t xml:space="preserve"> lançar dinheiro (</w:t>
       </w:r>
       <w:r>
         <w:rPr>
@@ -17045,25 +17048,7 @@
           <w:sz w:val="21"/>
           <w:szCs w:val="21"/>
         </w:rPr>
-        <w:t xml:space="preserve"> </w:t>
-      </w:r>
-      <w:r>
-        <w:rPr>
-          <w:b/>
-          <w:bCs/>
-          <w:color w:val="23293D"/>
-          <w:sz w:val="21"/>
-          <w:szCs w:val="21"/>
-        </w:rPr>
-        <w:t xml:space="preserve">não</w:t>
-      </w:r>
-      <w:r>
-        <w:rPr>
-          <w:color w:val="23293D"/>
-          <w:sz w:val="21"/>
-          <w:szCs w:val="21"/>
-        </w:rPr>
-        <w:t xml:space="preserve"> inclui </w:t>
+        <w:t xml:space="preserve">), dar entrada e fazer inventário de estoque (</w:t>
       </w:r>
       <w:r>
         <w:rPr>
@@ -17073,33 +17058,125 @@
           <w:szCs w:val="19"/>
           <w:shd w:fill="EFEDE6" w:color="auto" w:val="clear"/>
         </w:rPr>
-        <w:t xml:space="preserve">franchisee</w:t>
-      </w:r>
-      <w:r>
-        <w:rPr>
-          <w:color w:val="23293D"/>
-          <w:sz w:val="21"/>
-          <w:szCs w:val="21"/>
-        </w:rPr>
-        <w:t xml:space="preserve"> — o comentário no código diz </w:t>
-      </w:r>
-      <w:r>
-        <w:rPr>
-          <w:i/>
-          <w:iCs/>
-          <w:color w:val="23293D"/>
-          <w:sz w:val="21"/>
-          <w:szCs w:val="21"/>
-        </w:rPr>
-        <w:t xml:space="preserve">"franqueado é somente leitura"</w:t>
-      </w:r>
-      <w:r>
-        <w:rPr>
-          <w:color w:val="23293D"/>
-          <w:sz w:val="21"/>
-          <w:szCs w:val="21"/>
-        </w:rPr>
-        <w:t xml:space="preserve">.</w:t>
+        <w:t xml:space="preserve">canManageStock</w:t>
+      </w:r>
+      <w:r>
+        <w:rPr>
+          <w:color w:val="23293D"/>
+          <w:sz w:val="21"/>
+          <w:szCs w:val="21"/>
+        </w:rPr>
+        <w:t xml:space="preserve">), criar requisição de compra (</w:t>
+      </w:r>
+      <w:r>
+        <w:rPr>
+          <w:rFonts w:ascii="Consolas" w:cs="Consolas" w:eastAsia="Consolas" w:hAnsi="Consolas"/>
+          <w:color w:val="1F3253"/>
+          <w:sz w:val="19"/>
+          <w:szCs w:val="19"/>
+          <w:shd w:fill="EFEDE6" w:color="auto" w:val="clear"/>
+        </w:rPr>
+        <w:t xml:space="preserve">canManagePurchaseRequests</w:t>
+      </w:r>
+      <w:r>
+        <w:rPr>
+          <w:color w:val="23293D"/>
+          <w:sz w:val="21"/>
+          <w:szCs w:val="21"/>
+        </w:rPr>
+        <w:t xml:space="preserve">), autorizar contas dentro da alçada.</w:t>
+      </w:r>
+    </w:p>
+    <w:p>
+      <w:pPr>
+        <w:pStyle w:val="ListParagraph"/>
+        <w:numPr>
+          <w:ilvl w:val="0"/>
+          <w:numId w:val="16"/>
+        </w:numPr>
+        <w:spacing w:after="80" w:line="270"/>
+      </w:pPr>
+      <w:r>
+        <w:rPr>
+          <w:b/>
+          <w:bCs/>
+          <w:color w:val="23293D"/>
+          <w:sz w:val="21"/>
+          <w:szCs w:val="21"/>
+        </w:rPr>
+        <w:t xml:space="preserve">Não pode:</w:t>
+      </w:r>
+      <w:r>
+        <w:rPr>
+          <w:color w:val="23293D"/>
+          <w:sz w:val="21"/>
+          <w:szCs w:val="21"/>
+        </w:rPr>
+        <w:t xml:space="preserve"> configurar o que vale para a rede inteira (</w:t>
+      </w:r>
+      <w:r>
+        <w:rPr>
+          <w:rFonts w:ascii="Consolas" w:cs="Consolas" w:eastAsia="Consolas" w:hAnsi="Consolas"/>
+          <w:color w:val="1F3253"/>
+          <w:sz w:val="19"/>
+          <w:szCs w:val="19"/>
+          <w:shd w:fill="EFEDE6" w:color="auto" w:val="clear"/>
+        </w:rPr>
+        <w:t xml:space="preserve">canConfigureFinanceNetwork</w:t>
+      </w:r>
+      <w:r>
+        <w:rPr>
+          <w:color w:val="23293D"/>
+          <w:sz w:val="21"/>
+          <w:szCs w:val="21"/>
+        </w:rPr>
+        <w:t xml:space="preserve"> exclui o gerente) nem cadastrar item no catálogo de estoque (</w:t>
+      </w:r>
+      <w:r>
+        <w:rPr>
+          <w:rFonts w:ascii="Consolas" w:cs="Consolas" w:eastAsia="Consolas" w:hAnsi="Consolas"/>
+          <w:color w:val="1F3253"/>
+          <w:sz w:val="19"/>
+          <w:szCs w:val="19"/>
+          <w:shd w:fill="EFEDE6" w:color="auto" w:val="clear"/>
+        </w:rPr>
+        <w:t xml:space="preserve">canManageStockCatalog</w:t>
+      </w:r>
+      <w:r>
+        <w:rPr>
+          <w:color w:val="23293D"/>
+          <w:sz w:val="21"/>
+          <w:szCs w:val="21"/>
+        </w:rPr>
+        <w:t xml:space="preserve">).</w:t>
+      </w:r>
+    </w:p>
+    <w:p>
+      <w:pPr>
+        <w:pStyle w:val="ListParagraph"/>
+        <w:numPr>
+          <w:ilvl w:val="0"/>
+          <w:numId w:val="16"/>
+        </w:numPr>
+        <w:spacing w:after="80" w:line="270"/>
+      </w:pPr>
+      <w:r>
+        <w:rPr>
+          <w:b/>
+          <w:bCs/>
+          <w:color w:val="23293D"/>
+          <w:sz w:val="21"/>
+          <w:szCs w:val="21"/>
+        </w:rPr>
+        <w:t xml:space="preserve">Riscos:</w:t>
+      </w:r>
+      <w:r>
+        <w:rPr>
+          <w:color w:val="23293D"/>
+          <w:sz w:val="21"/>
+          <w:szCs w:val="21"/>
+        </w:rPr>
+        <w:t xml:space="preserve"> é quem mais executa ação irreversível no financeiro.</w:t>
       </w:r>
     </w:p>
     <w:p>
@@ -17110,7 +17187,7 @@
         <w:rPr>
           <w:color w:val="B98B2E"/>
         </w:rPr>
-        <w:t xml:space="preserve">Financeiro da Franqueadora </w:t>
+        <w:t xml:space="preserve">Franqueado </w:t>
       </w:r>
       <w:r>
         <w:rPr>
@@ -17118,7 +17195,7 @@
           <w:iCs/>
           <w:color w:val="B98B2E"/>
         </w:rPr>
-        <w:t xml:space="preserve">(franqueadora)</w:t>
+        <w:t xml:space="preserve">(unidade)</w:t>
       </w:r>
     </w:p>
     <w:p>
@@ -17138,69 +17215,15 @@
           <w:sz w:val="21"/>
           <w:szCs w:val="21"/>
         </w:rPr>
-        <w:t xml:space="preserve">Pode:</w:t>
-      </w:r>
-      <w:r>
-        <w:rPr>
-          <w:color w:val="23293D"/>
-          <w:sz w:val="21"/>
-          <w:szCs w:val="21"/>
-        </w:rPr>
-        <w:t xml:space="preserve"> tudo do financeiro, inclusive </w:t>
-      </w:r>
-      <w:r>
-        <w:rPr>
-          <w:b/>
-          <w:bCs/>
-          <w:color w:val="23293D"/>
-          <w:sz w:val="21"/>
-          <w:szCs w:val="21"/>
-        </w:rPr>
-        <w:t xml:space="preserve">configurar a rede</w:t>
-      </w:r>
-      <w:r>
-        <w:rPr>
-          <w:color w:val="23293D"/>
-          <w:sz w:val="21"/>
-          <w:szCs w:val="21"/>
-        </w:rPr>
-        <w:t xml:space="preserve"> (</w:t>
-      </w:r>
-      <w:r>
-        <w:rPr>
-          <w:rFonts w:ascii="Consolas" w:cs="Consolas" w:eastAsia="Consolas" w:hAnsi="Consolas"/>
-          <w:color w:val="1F3253"/>
-          <w:sz w:val="19"/>
-          <w:szCs w:val="19"/>
-          <w:shd w:fill="EFEDE6" w:color="auto" w:val="clear"/>
-        </w:rPr>
-        <w:t xml:space="preserve">canConfigureFinanceNetwork</w:t>
-      </w:r>
-      <w:r>
-        <w:rPr>
-          <w:color w:val="23293D"/>
-          <w:sz w:val="21"/>
-          <w:szCs w:val="21"/>
-        </w:rPr>
-        <w:t xml:space="preserve"> ✅), o catálogo de estoque (</w:t>
-      </w:r>
-      <w:r>
-        <w:rPr>
-          <w:rFonts w:ascii="Consolas" w:cs="Consolas" w:eastAsia="Consolas" w:hAnsi="Consolas"/>
-          <w:color w:val="1F3253"/>
-          <w:sz w:val="19"/>
-          <w:szCs w:val="19"/>
-          <w:shd w:fill="EFEDE6" w:color="auto" w:val="clear"/>
-        </w:rPr>
-        <w:t xml:space="preserve">canManageStockCatalog</w:t>
-      </w:r>
-      <w:r>
-        <w:rPr>
-          <w:color w:val="23293D"/>
-          <w:sz w:val="21"/>
-          <w:szCs w:val="21"/>
-        </w:rPr>
-        <w:t xml:space="preserve"> ✅) e ver Compras.</w:t>
+        <w:t xml:space="preserve">Objetivo:</w:t>
+      </w:r>
+      <w:r>
+        <w:rPr>
+          <w:color w:val="23293D"/>
+          <w:sz w:val="21"/>
+          <w:szCs w:val="21"/>
+        </w:rPr>
+        <w:t xml:space="preserve"> acompanhar a unidade que possui.</w:t>
       </w:r>
     </w:p>
     <w:p>
@@ -17220,15 +17243,115 @@
           <w:sz w:val="21"/>
           <w:szCs w:val="21"/>
         </w:rPr>
-        <w:t xml:space="preserve">Não pode:</w:t>
-      </w:r>
-      <w:r>
-        <w:rPr>
-          <w:color w:val="23293D"/>
-          <w:sz w:val="21"/>
-          <w:szCs w:val="21"/>
-        </w:rPr>
-        <w:t xml:space="preserve"> aprovar a própria conta lançada (regra de alçada, FIN3).</w:t>
+        <w:t xml:space="preserve">Vê:</w:t>
+      </w:r>
+      <w:r>
+        <w:rPr>
+          <w:color w:val="23293D"/>
+          <w:sz w:val="21"/>
+          <w:szCs w:val="21"/>
+        </w:rPr>
+        <w:t xml:space="preserve"> Financeiro ✅, Estoque ✅, Compras ✅, Comercial ✅, Relatórios ✅.</w:t>
+      </w:r>
+    </w:p>
+    <w:p>
+      <w:pPr>
+        <w:pStyle w:val="ListParagraph"/>
+        <w:numPr>
+          <w:ilvl w:val="0"/>
+          <w:numId w:val="17"/>
+        </w:numPr>
+        <w:spacing w:after="80" w:line="270"/>
+      </w:pPr>
+      <w:r>
+        <w:rPr>
+          <w:b/>
+          <w:bCs/>
+          <w:color w:val="23293D"/>
+          <w:sz w:val="21"/>
+          <w:szCs w:val="21"/>
+        </w:rPr>
+        <w:t xml:space="preserve">Não pode lançar dinheiro:</w:t>
+      </w:r>
+      <w:r>
+        <w:rPr>
+          <w:color w:val="23293D"/>
+          <w:sz w:val="21"/>
+          <w:szCs w:val="21"/>
+        </w:rPr>
+        <w:t xml:space="preserve"> ⚠️ </w:t>
+      </w:r>
+      <w:r>
+        <w:rPr>
+          <w:rFonts w:ascii="Consolas" w:cs="Consolas" w:eastAsia="Consolas" w:hAnsi="Consolas"/>
+          <w:color w:val="1F3253"/>
+          <w:sz w:val="19"/>
+          <w:szCs w:val="19"/>
+          <w:shd w:fill="EFEDE6" w:color="auto" w:val="clear"/>
+        </w:rPr>
+        <w:t xml:space="preserve">canPostFinance</w:t>
+      </w:r>
+      <w:r>
+        <w:rPr>
+          <w:color w:val="23293D"/>
+          <w:sz w:val="21"/>
+          <w:szCs w:val="21"/>
+        </w:rPr>
+        <w:t xml:space="preserve"> </w:t>
+      </w:r>
+      <w:r>
+        <w:rPr>
+          <w:b/>
+          <w:bCs/>
+          <w:color w:val="23293D"/>
+          <w:sz w:val="21"/>
+          <w:szCs w:val="21"/>
+        </w:rPr>
+        <w:t xml:space="preserve">não</w:t>
+      </w:r>
+      <w:r>
+        <w:rPr>
+          <w:color w:val="23293D"/>
+          <w:sz w:val="21"/>
+          <w:szCs w:val="21"/>
+        </w:rPr>
+        <w:t xml:space="preserve"> inclui </w:t>
+      </w:r>
+      <w:r>
+        <w:rPr>
+          <w:rFonts w:ascii="Consolas" w:cs="Consolas" w:eastAsia="Consolas" w:hAnsi="Consolas"/>
+          <w:color w:val="1F3253"/>
+          <w:sz w:val="19"/>
+          <w:szCs w:val="19"/>
+          <w:shd w:fill="EFEDE6" w:color="auto" w:val="clear"/>
+        </w:rPr>
+        <w:t xml:space="preserve">franchisee</w:t>
+      </w:r>
+      <w:r>
+        <w:rPr>
+          <w:color w:val="23293D"/>
+          <w:sz w:val="21"/>
+          <w:szCs w:val="21"/>
+        </w:rPr>
+        <w:t xml:space="preserve"> — o comentário no código diz </w:t>
+      </w:r>
+      <w:r>
+        <w:rPr>
+          <w:i/>
+          <w:iCs/>
+          <w:color w:val="23293D"/>
+          <w:sz w:val="21"/>
+          <w:szCs w:val="21"/>
+        </w:rPr>
+        <w:t xml:space="preserve">"franqueado é somente leitura"</w:t>
+      </w:r>
+      <w:r>
+        <w:rPr>
+          <w:color w:val="23293D"/>
+          <w:sz w:val="21"/>
+          <w:szCs w:val="21"/>
+        </w:rPr>
+        <w:t xml:space="preserve">.</w:t>
       </w:r>
     </w:p>
     <w:p>
@@ -17239,7 +17362,7 @@
         <w:rPr>
           <w:color w:val="B98B2E"/>
         </w:rPr>
-        <w:t xml:space="preserve">Comprador da Franqueadora </w:t>
+        <w:t xml:space="preserve">Financeiro da Franqueadora </w:t>
       </w:r>
       <w:r>
         <w:rPr>
@@ -17267,15 +17390,69 @@
           <w:sz w:val="21"/>
           <w:szCs w:val="21"/>
         </w:rPr>
-        <w:t xml:space="preserve">Objetivo:</w:t>
-      </w:r>
-      <w:r>
-        <w:rPr>
-          <w:color w:val="23293D"/>
-          <w:sz w:val="21"/>
-          <w:szCs w:val="21"/>
-        </w:rPr>
-        <w:t xml:space="preserve"> negociar compras pela rede.</w:t>
+        <w:t xml:space="preserve">Pode:</w:t>
+      </w:r>
+      <w:r>
+        <w:rPr>
+          <w:color w:val="23293D"/>
+          <w:sz w:val="21"/>
+          <w:szCs w:val="21"/>
+        </w:rPr>
+        <w:t xml:space="preserve"> tudo do financeiro, inclusive </w:t>
+      </w:r>
+      <w:r>
+        <w:rPr>
+          <w:b/>
+          <w:bCs/>
+          <w:color w:val="23293D"/>
+          <w:sz w:val="21"/>
+          <w:szCs w:val="21"/>
+        </w:rPr>
+        <w:t xml:space="preserve">configurar a rede</w:t>
+      </w:r>
+      <w:r>
+        <w:rPr>
+          <w:color w:val="23293D"/>
+          <w:sz w:val="21"/>
+          <w:szCs w:val="21"/>
+        </w:rPr>
+        <w:t xml:space="preserve"> (</w:t>
+      </w:r>
+      <w:r>
+        <w:rPr>
+          <w:rFonts w:ascii="Consolas" w:cs="Consolas" w:eastAsia="Consolas" w:hAnsi="Consolas"/>
+          <w:color w:val="1F3253"/>
+          <w:sz w:val="19"/>
+          <w:szCs w:val="19"/>
+          <w:shd w:fill="EFEDE6" w:color="auto" w:val="clear"/>
+        </w:rPr>
+        <w:t xml:space="preserve">canConfigureFinanceNetwork</w:t>
+      </w:r>
+      <w:r>
+        <w:rPr>
+          <w:color w:val="23293D"/>
+          <w:sz w:val="21"/>
+          <w:szCs w:val="21"/>
+        </w:rPr>
+        <w:t xml:space="preserve"> ✅), o catálogo de estoque (</w:t>
+      </w:r>
+      <w:r>
+        <w:rPr>
+          <w:rFonts w:ascii="Consolas" w:cs="Consolas" w:eastAsia="Consolas" w:hAnsi="Consolas"/>
+          <w:color w:val="1F3253"/>
+          <w:sz w:val="19"/>
+          <w:szCs w:val="19"/>
+          <w:shd w:fill="EFEDE6" w:color="auto" w:val="clear"/>
+        </w:rPr>
+        <w:t xml:space="preserve">canManageStockCatalog</w:t>
+      </w:r>
+      <w:r>
+        <w:rPr>
+          <w:color w:val="23293D"/>
+          <w:sz w:val="21"/>
+          <w:szCs w:val="21"/>
+        </w:rPr>
+        <w:t xml:space="preserve"> ✅) e ver Compras.</w:t>
       </w:r>
     </w:p>
     <w:p>
@@ -17295,115 +17472,15 @@
           <w:sz w:val="21"/>
           <w:szCs w:val="21"/>
         </w:rPr>
-        <w:t xml:space="preserve">Vê:</w:t>
-      </w:r>
-      <w:r>
-        <w:rPr>
-          <w:color w:val="23293D"/>
-          <w:sz w:val="21"/>
-          <w:szCs w:val="21"/>
-        </w:rPr>
-        <w:t xml:space="preserve"> Compras ✅ (é o único, além do Admin, que entra na mesa de negociação — </w:t>
-      </w:r>
-      <w:r>
-        <w:rPr>
-          <w:rFonts w:ascii="Consolas" w:cs="Consolas" w:eastAsia="Consolas" w:hAnsi="Consolas"/>
-          <w:color w:val="1F3253"/>
-          <w:sz w:val="19"/>
-          <w:szCs w:val="19"/>
-          <w:shd w:fill="EFEDE6" w:color="auto" w:val="clear"/>
-        </w:rPr>
-        <w:t xml:space="preserve">isPurchaser</w:t>
-      </w:r>
-      <w:r>
-        <w:rPr>
-          <w:color w:val="23293D"/>
-          <w:sz w:val="21"/>
-          <w:szCs w:val="21"/>
-        </w:rPr>
-        <w:t xml:space="preserve">).</w:t>
-      </w:r>
-    </w:p>
-    <w:p>
-      <w:pPr>
-        <w:pStyle w:val="ListParagraph"/>
-        <w:numPr>
-          <w:ilvl w:val="0"/>
-          <w:numId w:val="18"/>
-        </w:numPr>
-        <w:spacing w:after="80" w:line="270"/>
-      </w:pPr>
-      <w:r>
-        <w:rPr>
-          <w:b/>
-          <w:bCs/>
-          <w:color w:val="23293D"/>
-          <w:sz w:val="21"/>
-          <w:szCs w:val="21"/>
-        </w:rPr>
-        <w:t xml:space="preserve">Regra estrutural:</w:t>
-      </w:r>
-      <w:r>
-        <w:rPr>
-          <w:color w:val="23293D"/>
-          <w:sz w:val="21"/>
-          <w:szCs w:val="21"/>
-        </w:rPr>
-        <w:t xml:space="preserve"> </w:t>
-      </w:r>
-      <w:r>
-        <w:rPr>
-          <w:i/>
-          <w:iCs/>
-          <w:color w:val="23293D"/>
-          <w:sz w:val="21"/>
-          <w:szCs w:val="21"/>
-        </w:rPr>
-        <w:t xml:space="preserve">quem compra não é quem paga</w:t>
-      </w:r>
-      <w:r>
-        <w:rPr>
-          <w:color w:val="23293D"/>
-          <w:sz w:val="21"/>
-          <w:szCs w:val="21"/>
-        </w:rPr>
-        <w:t xml:space="preserve">. Ele </w:t>
-      </w:r>
-      <w:r>
-        <w:rPr>
-          <w:b/>
-          <w:bCs/>
-          <w:color w:val="23293D"/>
-          <w:sz w:val="21"/>
-          <w:szCs w:val="21"/>
-        </w:rPr>
-        <w:t xml:space="preserve">não</w:t>
-      </w:r>
-      <w:r>
-        <w:rPr>
-          <w:color w:val="23293D"/>
-          <w:sz w:val="21"/>
-          <w:szCs w:val="21"/>
-        </w:rPr>
-        <w:t xml:space="preserve"> tem acesso ao Financeiro (✅ </w:t>
-      </w:r>
-      <w:r>
-        <w:rPr>
-          <w:rFonts w:ascii="Consolas" w:cs="Consolas" w:eastAsia="Consolas" w:hAnsi="Consolas"/>
-          <w:color w:val="1F3253"/>
-          <w:sz w:val="19"/>
-          <w:szCs w:val="19"/>
-          <w:shd w:fill="EFEDE6" w:color="auto" w:val="clear"/>
-        </w:rPr>
-        <w:t xml:space="preserve">canViewFinance</w:t>
-      </w:r>
-      <w:r>
-        <w:rPr>
-          <w:color w:val="23293D"/>
-          <w:sz w:val="21"/>
-          <w:szCs w:val="21"/>
-        </w:rPr>
-        <w:t xml:space="preserve"> não o inclui).</w:t>
+        <w:t xml:space="preserve">Não pode:</w:t>
+      </w:r>
+      <w:r>
+        <w:rPr>
+          <w:color w:val="23293D"/>
+          <w:sz w:val="21"/>
+          <w:szCs w:val="21"/>
+        </w:rPr>
+        <w:t xml:space="preserve"> aprovar a própria conta lançada (regra de alçada, FIN3).</w:t>
       </w:r>
     </w:p>
     <w:p>
@@ -17414,7 +17491,7 @@
         <w:rPr>
           <w:color w:val="B98B2E"/>
         </w:rPr>
-        <w:t xml:space="preserve">SDR (Encantador) </w:t>
+        <w:t xml:space="preserve">Comprador da Franqueadora </w:t>
       </w:r>
       <w:r>
         <w:rPr>
@@ -17442,15 +17519,15 @@
           <w:sz w:val="21"/>
           <w:szCs w:val="21"/>
         </w:rPr>
-        <w:t xml:space="preserve">Pode:</w:t>
-      </w:r>
-      <w:r>
-        <w:rPr>
-          <w:color w:val="23293D"/>
-          <w:sz w:val="21"/>
-          <w:szCs w:val="21"/>
-        </w:rPr>
-        <w:t xml:space="preserve"> cadastrar clientes e agendar, inclusive em outra unidade; vê os clientes que cadastrou.</w:t>
+        <w:t xml:space="preserve">Objetivo:</w:t>
+      </w:r>
+      <w:r>
+        <w:rPr>
+          <w:color w:val="23293D"/>
+          <w:sz w:val="21"/>
+          <w:szCs w:val="21"/>
+        </w:rPr>
+        <w:t xml:space="preserve"> negociar compras pela rede.</w:t>
       </w:r>
     </w:p>
     <w:p>
@@ -17470,15 +17547,33 @@
           <w:sz w:val="21"/>
           <w:szCs w:val="21"/>
         </w:rPr>
-        <w:t xml:space="preserve">Não pode:</w:t>
-      </w:r>
-      <w:r>
-        <w:rPr>
-          <w:color w:val="23293D"/>
-          <w:sz w:val="21"/>
-          <w:szCs w:val="21"/>
-        </w:rPr>
-        <w:t xml:space="preserve"> mover fases (botões removidos), atos clínicos ou comerciais.</w:t>
+        <w:t xml:space="preserve">Vê:</w:t>
+      </w:r>
+      <w:r>
+        <w:rPr>
+          <w:color w:val="23293D"/>
+          <w:sz w:val="21"/>
+          <w:szCs w:val="21"/>
+        </w:rPr>
+        <w:t xml:space="preserve"> Compras ✅ (é o único, além do Admin, que entra na mesa de negociação — </w:t>
+      </w:r>
+      <w:r>
+        <w:rPr>
+          <w:rFonts w:ascii="Consolas" w:cs="Consolas" w:eastAsia="Consolas" w:hAnsi="Consolas"/>
+          <w:color w:val="1F3253"/>
+          <w:sz w:val="19"/>
+          <w:szCs w:val="19"/>
+          <w:shd w:fill="EFEDE6" w:color="auto" w:val="clear"/>
+        </w:rPr>
+        <w:t xml:space="preserve">isPurchaser</w:t>
+      </w:r>
+      <w:r>
+        <w:rPr>
+          <w:color w:val="23293D"/>
+          <w:sz w:val="21"/>
+          <w:szCs w:val="21"/>
+        </w:rPr>
+        <w:t xml:space="preserve">).</w:t>
       </w:r>
     </w:p>
     <w:p>
@@ -17498,15 +17593,51 @@
           <w:sz w:val="21"/>
           <w:szCs w:val="21"/>
         </w:rPr>
-        <w:t xml:space="preserve">Vê:</w:t>
-      </w:r>
-      <w:r>
-        <w:rPr>
-          <w:color w:val="23293D"/>
-          <w:sz w:val="21"/>
-          <w:szCs w:val="21"/>
-        </w:rPr>
-        <w:t xml:space="preserve"> Empresarial ✅ (</w:t>
+        <w:t xml:space="preserve">Regra estrutural:</w:t>
+      </w:r>
+      <w:r>
+        <w:rPr>
+          <w:color w:val="23293D"/>
+          <w:sz w:val="21"/>
+          <w:szCs w:val="21"/>
+        </w:rPr>
+        <w:t xml:space="preserve"> </w:t>
+      </w:r>
+      <w:r>
+        <w:rPr>
+          <w:i/>
+          <w:iCs/>
+          <w:color w:val="23293D"/>
+          <w:sz w:val="21"/>
+          <w:szCs w:val="21"/>
+        </w:rPr>
+        <w:t xml:space="preserve">quem compra não é quem paga</w:t>
+      </w:r>
+      <w:r>
+        <w:rPr>
+          <w:color w:val="23293D"/>
+          <w:sz w:val="21"/>
+          <w:szCs w:val="21"/>
+        </w:rPr>
+        <w:t xml:space="preserve">. Ele </w:t>
+      </w:r>
+      <w:r>
+        <w:rPr>
+          <w:b/>
+          <w:bCs/>
+          <w:color w:val="23293D"/>
+          <w:sz w:val="21"/>
+          <w:szCs w:val="21"/>
+        </w:rPr>
+        <w:t xml:space="preserve">não</w:t>
+      </w:r>
+      <w:r>
+        <w:rPr>
+          <w:color w:val="23293D"/>
+          <w:sz w:val="21"/>
+          <w:szCs w:val="21"/>
+        </w:rPr>
+        <w:t xml:space="preserve"> tem acesso ao Financeiro (✅ </w:t>
       </w:r>
       <w:r>
         <w:rPr>
@@ -17516,33 +17647,15 @@
           <w:szCs w:val="19"/>
           <w:shd w:fill="EFEDE6" w:color="auto" w:val="clear"/>
         </w:rPr>
-        <w:t xml:space="preserve">canViewEmpresarial</w:t>
-      </w:r>
-      <w:r>
-        <w:rPr>
-          <w:color w:val="23293D"/>
-          <w:sz w:val="21"/>
-          <w:szCs w:val="21"/>
-        </w:rPr>
-        <w:t xml:space="preserve"> inclui </w:t>
-      </w:r>
-      <w:r>
-        <w:rPr>
-          <w:rFonts w:ascii="Consolas" w:cs="Consolas" w:eastAsia="Consolas" w:hAnsi="Consolas"/>
-          <w:color w:val="1F3253"/>
-          <w:sz w:val="19"/>
-          <w:szCs w:val="19"/>
-          <w:shd w:fill="EFEDE6" w:color="auto" w:val="clear"/>
-        </w:rPr>
-        <w:t xml:space="preserve">sdr</w:t>
-      </w:r>
-      <w:r>
-        <w:rPr>
-          <w:color w:val="23293D"/>
-          <w:sz w:val="21"/>
-          <w:szCs w:val="21"/>
-        </w:rPr>
-        <w:t xml:space="preserve">).</w:t>
+        <w:t xml:space="preserve">canViewFinance</w:t>
+      </w:r>
+      <w:r>
+        <w:rPr>
+          <w:color w:val="23293D"/>
+          <w:sz w:val="21"/>
+          <w:szCs w:val="21"/>
+        </w:rPr>
+        <w:t xml:space="preserve"> não o inclui).</w:t>
       </w:r>
     </w:p>
     <w:p>
@@ -17553,7 +17666,7 @@
         <w:rPr>
           <w:color w:val="B98B2E"/>
         </w:rPr>
-        <w:t xml:space="preserve">Assistente Comercial </w:t>
+        <w:t xml:space="preserve">SDR (Encantador) </w:t>
       </w:r>
       <w:r>
         <w:rPr>
@@ -17589,7 +17702,7 @@
           <w:sz w:val="21"/>
           <w:szCs w:val="21"/>
         </w:rPr>
-        <w:t xml:space="preserve"> enviar documentos e link de pagamento, acompanhar status.</w:t>
+        <w:t xml:space="preserve"> cadastrar clientes e agendar, inclusive em outra unidade; vê os clientes que cadastrou.</w:t>
       </w:r>
     </w:p>
     <w:p>
@@ -17609,6 +17722,34 @@
           <w:sz w:val="21"/>
           <w:szCs w:val="21"/>
         </w:rPr>
+        <w:t xml:space="preserve">Não pode:</w:t>
+      </w:r>
+      <w:r>
+        <w:rPr>
+          <w:color w:val="23293D"/>
+          <w:sz w:val="21"/>
+          <w:szCs w:val="21"/>
+        </w:rPr>
+        <w:t xml:space="preserve"> mover fases (botões removidos), atos clínicos ou comerciais.</w:t>
+      </w:r>
+    </w:p>
+    <w:p>
+      <w:pPr>
+        <w:pStyle w:val="ListParagraph"/>
+        <w:numPr>
+          <w:ilvl w:val="0"/>
+          <w:numId w:val="20"/>
+        </w:numPr>
+        <w:spacing w:after="80" w:line="270"/>
+      </w:pPr>
+      <w:r>
+        <w:rPr>
+          <w:b/>
+          <w:bCs/>
+          <w:color w:val="23293D"/>
+          <w:sz w:val="21"/>
+          <w:szCs w:val="21"/>
+        </w:rPr>
         <w:t xml:space="preserve">Vê:</w:t>
       </w:r>
       <w:r>
@@ -17617,25 +17758,7 @@
           <w:sz w:val="21"/>
           <w:szCs w:val="21"/>
         </w:rPr>
-        <w:t xml:space="preserve"> Comercial ✅. </w:t>
-      </w:r>
-      <w:r>
-        <w:rPr>
-          <w:b/>
-          <w:bCs/>
-          <w:color w:val="23293D"/>
-          <w:sz w:val="21"/>
-          <w:szCs w:val="21"/>
-        </w:rPr>
-        <w:t xml:space="preserve">Não vê</w:t>
-      </w:r>
-      <w:r>
-        <w:rPr>
-          <w:color w:val="23293D"/>
-          <w:sz w:val="21"/>
-          <w:szCs w:val="21"/>
-        </w:rPr>
-        <w:t xml:space="preserve"> Relatórios nem Planos (⚠️ não está em </w:t>
+        <w:t xml:space="preserve"> Empresarial ✅ (</w:t>
       </w:r>
       <w:r>
         <w:rPr>
@@ -17645,15 +17768,15 @@
           <w:szCs w:val="19"/>
           <w:shd w:fill="EFEDE6" w:color="auto" w:val="clear"/>
         </w:rPr>
-        <w:t xml:space="preserve">reportRoles</w:t>
-      </w:r>
-      <w:r>
-        <w:rPr>
-          <w:color w:val="23293D"/>
-          <w:sz w:val="21"/>
-          <w:szCs w:val="21"/>
-        </w:rPr>
-        <w:t xml:space="preserve"> nem em </w:t>
+        <w:t xml:space="preserve">canViewEmpresarial</w:t>
+      </w:r>
+      <w:r>
+        <w:rPr>
+          <w:color w:val="23293D"/>
+          <w:sz w:val="21"/>
+          <w:szCs w:val="21"/>
+        </w:rPr>
+        <w:t xml:space="preserve"> inclui </w:t>
       </w:r>
       <w:r>
         <w:rPr>
@@ -17663,7 +17786,7 @@
           <w:szCs w:val="19"/>
           <w:shd w:fill="EFEDE6" w:color="auto" w:val="clear"/>
         </w:rPr>
-        <w:t xml:space="preserve">planRoles</w:t>
+        <w:t xml:space="preserve">sdr</w:t>
       </w:r>
       <w:r>
         <w:rPr>
@@ -17682,7 +17805,7 @@
         <w:rPr>
           <w:color w:val="B98B2E"/>
         </w:rPr>
-        <w:t xml:space="preserve">Franqueadora/Rede </w:t>
+        <w:t xml:space="preserve">Assistente Comercial </w:t>
       </w:r>
       <w:r>
         <w:rPr>
@@ -17710,15 +17833,15 @@
           <w:sz w:val="21"/>
           <w:szCs w:val="21"/>
         </w:rPr>
-        <w:t xml:space="preserve">Vê:</w:t>
-      </w:r>
-      <w:r>
-        <w:rPr>
-          <w:color w:val="23293D"/>
-          <w:sz w:val="21"/>
-          <w:szCs w:val="21"/>
-        </w:rPr>
-        <w:t xml:space="preserve"> Relatórios ✅, Planos ✅, Risartanos ✅, Empresarial ✅.</w:t>
+        <w:t xml:space="preserve">Pode:</w:t>
+      </w:r>
+      <w:r>
+        <w:rPr>
+          <w:color w:val="23293D"/>
+          <w:sz w:val="21"/>
+          <w:szCs w:val="21"/>
+        </w:rPr>
+        <w:t xml:space="preserve"> enviar documentos e link de pagamento, acompanhar status.</w:t>
       </w:r>
     </w:p>
     <w:p>
@@ -17738,15 +17861,33 @@
           <w:sz w:val="21"/>
           <w:szCs w:val="21"/>
         </w:rPr>
-        <w:t xml:space="preserve">Não vê:</w:t>
-      </w:r>
-      <w:r>
-        <w:rPr>
-          <w:color w:val="23293D"/>
-          <w:sz w:val="21"/>
-          <w:szCs w:val="21"/>
-        </w:rPr>
-        <w:t xml:space="preserve"> Financeiro ⚠️ — </w:t>
+        <w:t xml:space="preserve">Vê:</w:t>
+      </w:r>
+      <w:r>
+        <w:rPr>
+          <w:color w:val="23293D"/>
+          <w:sz w:val="21"/>
+          <w:szCs w:val="21"/>
+        </w:rPr>
+        <w:t xml:space="preserve"> Comercial ✅. </w:t>
+      </w:r>
+      <w:r>
+        <w:rPr>
+          <w:b/>
+          <w:bCs/>
+          <w:color w:val="23293D"/>
+          <w:sz w:val="21"/>
+          <w:szCs w:val="21"/>
+        </w:rPr>
+        <w:t xml:space="preserve">Não vê</w:t>
+      </w:r>
+      <w:r>
+        <w:rPr>
+          <w:color w:val="23293D"/>
+          <w:sz w:val="21"/>
+          <w:szCs w:val="21"/>
+        </w:rPr>
+        <w:t xml:space="preserve"> Relatórios nem Planos (⚠️ não está em </w:t>
       </w:r>
       <w:r>
         <w:rPr>
@@ -17756,33 +17897,15 @@
           <w:szCs w:val="19"/>
           <w:shd w:fill="EFEDE6" w:color="auto" w:val="clear"/>
         </w:rPr>
-        <w:t xml:space="preserve">canViewFinance</w:t>
-      </w:r>
-      <w:r>
-        <w:rPr>
-          <w:color w:val="23293D"/>
-          <w:sz w:val="21"/>
-          <w:szCs w:val="21"/>
-        </w:rPr>
-        <w:t xml:space="preserve"> </w:t>
-      </w:r>
-      <w:r>
-        <w:rPr>
-          <w:b/>
-          <w:bCs/>
-          <w:color w:val="23293D"/>
-          <w:sz w:val="21"/>
-          <w:szCs w:val="21"/>
-        </w:rPr>
-        <w:t xml:space="preserve">não</w:t>
-      </w:r>
-      <w:r>
-        <w:rPr>
-          <w:color w:val="23293D"/>
-          <w:sz w:val="21"/>
-          <w:szCs w:val="21"/>
-        </w:rPr>
-        <w:t xml:space="preserve"> inclui </w:t>
+        <w:t xml:space="preserve">reportRoles</w:t>
+      </w:r>
+      <w:r>
+        <w:rPr>
+          <w:color w:val="23293D"/>
+          <w:sz w:val="21"/>
+          <w:szCs w:val="21"/>
+        </w:rPr>
+        <w:t xml:space="preserve"> nem em </w:t>
       </w:r>
       <w:r>
         <w:rPr>
@@ -17792,33 +17915,15 @@
           <w:szCs w:val="19"/>
           <w:shd w:fill="EFEDE6" w:color="auto" w:val="clear"/>
         </w:rPr>
-        <w:t xml:space="preserve">franchisor_staff</w:t>
-      </w:r>
-      <w:r>
-        <w:rPr>
-          <w:color w:val="23293D"/>
-          <w:sz w:val="21"/>
-          <w:szCs w:val="21"/>
-        </w:rPr>
-        <w:t xml:space="preserve">. </w:t>
-      </w:r>
-      <w:r>
-        <w:rPr>
-          <w:b/>
-          <w:bCs/>
-          <w:color w:val="23293D"/>
-          <w:sz w:val="21"/>
-          <w:szCs w:val="21"/>
-        </w:rPr>
-        <w:t xml:space="preserve">Ponto que merece validação</w:t>
-      </w:r>
-      <w:r>
-        <w:rPr>
-          <w:color w:val="23293D"/>
-          <w:sz w:val="21"/>
-          <w:szCs w:val="21"/>
-        </w:rPr>
-        <w:t xml:space="preserve"> (ver lacunas).</w:t>
+        <w:t xml:space="preserve">planRoles</w:t>
+      </w:r>
+      <w:r>
+        <w:rPr>
+          <w:color w:val="23293D"/>
+          <w:sz w:val="21"/>
+          <w:szCs w:val="21"/>
+        </w:rPr>
+        <w:t xml:space="preserve">).</w:t>
       </w:r>
     </w:p>
     <w:p>
@@ -17829,7 +17934,7 @@
         <w:rPr>
           <w:color w:val="B98B2E"/>
         </w:rPr>
-        <w:t xml:space="preserve">Consultor RisLife </w:t>
+        <w:t xml:space="preserve">Franqueadora/Rede </w:t>
       </w:r>
       <w:r>
         <w:rPr>
@@ -17857,15 +17962,15 @@
           <w:sz w:val="21"/>
           <w:szCs w:val="21"/>
         </w:rPr>
-        <w:t xml:space="preserve">Objetivo:</w:t>
-      </w:r>
-      <w:r>
-        <w:rPr>
-          <w:color w:val="23293D"/>
-          <w:sz w:val="21"/>
-          <w:szCs w:val="21"/>
-        </w:rPr>
-        <w:t xml:space="preserve"> gerir o programa Empresarial (B2B).</w:t>
+        <w:t xml:space="preserve">Vê:</w:t>
+      </w:r>
+      <w:r>
+        <w:rPr>
+          <w:color w:val="23293D"/>
+          <w:sz w:val="21"/>
+          <w:szCs w:val="21"/>
+        </w:rPr>
+        <w:t xml:space="preserve"> Relatórios ✅, Planos ✅, Risartanos ✅, Empresarial ✅.</w:t>
       </w:r>
     </w:p>
     <w:p>
@@ -17885,15 +17990,87 @@
           <w:sz w:val="21"/>
           <w:szCs w:val="21"/>
         </w:rPr>
-        <w:t xml:space="preserve">Vê:</w:t>
-      </w:r>
-      <w:r>
-        <w:rPr>
-          <w:color w:val="23293D"/>
-          <w:sz w:val="21"/>
-          <w:szCs w:val="21"/>
-        </w:rPr>
-        <w:t xml:space="preserve"> Empresarial ✅ (é gestor do programa).</w:t>
+        <w:t xml:space="preserve">Não vê:</w:t>
+      </w:r>
+      <w:r>
+        <w:rPr>
+          <w:color w:val="23293D"/>
+          <w:sz w:val="21"/>
+          <w:szCs w:val="21"/>
+        </w:rPr>
+        <w:t xml:space="preserve"> Financeiro ⚠️ — </w:t>
+      </w:r>
+      <w:r>
+        <w:rPr>
+          <w:rFonts w:ascii="Consolas" w:cs="Consolas" w:eastAsia="Consolas" w:hAnsi="Consolas"/>
+          <w:color w:val="1F3253"/>
+          <w:sz w:val="19"/>
+          <w:szCs w:val="19"/>
+          <w:shd w:fill="EFEDE6" w:color="auto" w:val="clear"/>
+        </w:rPr>
+        <w:t xml:space="preserve">canViewFinance</w:t>
+      </w:r>
+      <w:r>
+        <w:rPr>
+          <w:color w:val="23293D"/>
+          <w:sz w:val="21"/>
+          <w:szCs w:val="21"/>
+        </w:rPr>
+        <w:t xml:space="preserve"> </w:t>
+      </w:r>
+      <w:r>
+        <w:rPr>
+          <w:b/>
+          <w:bCs/>
+          <w:color w:val="23293D"/>
+          <w:sz w:val="21"/>
+          <w:szCs w:val="21"/>
+        </w:rPr>
+        <w:t xml:space="preserve">não</w:t>
+      </w:r>
+      <w:r>
+        <w:rPr>
+          <w:color w:val="23293D"/>
+          <w:sz w:val="21"/>
+          <w:szCs w:val="21"/>
+        </w:rPr>
+        <w:t xml:space="preserve"> inclui </w:t>
+      </w:r>
+      <w:r>
+        <w:rPr>
+          <w:rFonts w:ascii="Consolas" w:cs="Consolas" w:eastAsia="Consolas" w:hAnsi="Consolas"/>
+          <w:color w:val="1F3253"/>
+          <w:sz w:val="19"/>
+          <w:szCs w:val="19"/>
+          <w:shd w:fill="EFEDE6" w:color="auto" w:val="clear"/>
+        </w:rPr>
+        <w:t xml:space="preserve">franchisor_staff</w:t>
+      </w:r>
+      <w:r>
+        <w:rPr>
+          <w:color w:val="23293D"/>
+          <w:sz w:val="21"/>
+          <w:szCs w:val="21"/>
+        </w:rPr>
+        <w:t xml:space="preserve">. </w:t>
+      </w:r>
+      <w:r>
+        <w:rPr>
+          <w:b/>
+          <w:bCs/>
+          <w:color w:val="23293D"/>
+          <w:sz w:val="21"/>
+          <w:szCs w:val="21"/>
+        </w:rPr>
+        <w:t xml:space="preserve">Ponto que merece validação</w:t>
+      </w:r>
+      <w:r>
+        <w:rPr>
+          <w:color w:val="23293D"/>
+          <w:sz w:val="21"/>
+          <w:szCs w:val="21"/>
+        </w:rPr>
+        <w:t xml:space="preserve"> (ver lacunas).</w:t>
       </w:r>
     </w:p>
     <w:p>
@@ -17904,7 +18081,7 @@
         <w:rPr>
           <w:color w:val="B98B2E"/>
         </w:rPr>
-        <w:t xml:space="preserve">TSB e ASB </w:t>
+        <w:t xml:space="preserve">Consultor RisLife </w:t>
       </w:r>
       <w:r>
         <w:rPr>
@@ -17912,7 +18089,7 @@
           <w:iCs/>
           <w:color w:val="B98B2E"/>
         </w:rPr>
-        <w:t xml:space="preserve">(unidade)</w:t>
+        <w:t xml:space="preserve">(franqueadora)</w:t>
       </w:r>
     </w:p>
     <w:p>
@@ -17932,15 +18109,15 @@
           <w:sz w:val="21"/>
           <w:szCs w:val="21"/>
         </w:rPr>
-        <w:t xml:space="preserve">Pode:</w:t>
-      </w:r>
-      <w:r>
-        <w:rPr>
-          <w:color w:val="23293D"/>
-          <w:sz w:val="21"/>
-          <w:szCs w:val="21"/>
-        </w:rPr>
-        <w:t xml:space="preserve"> consumo avulso de estoque ✅ (são papéis clínicos).</w:t>
+        <w:t xml:space="preserve">Objetivo:</w:t>
+      </w:r>
+      <w:r>
+        <w:rPr>
+          <w:color w:val="23293D"/>
+          <w:sz w:val="21"/>
+          <w:szCs w:val="21"/>
+        </w:rPr>
+        <w:t xml:space="preserve"> gerir o programa Empresarial (B2B).</w:t>
       </w:r>
     </w:p>
     <w:p>
@@ -17949,6 +18126,81 @@
         <w:numPr>
           <w:ilvl w:val="0"/>
           <w:numId w:val="23"/>
+        </w:numPr>
+        <w:spacing w:after="80" w:line="270"/>
+      </w:pPr>
+      <w:r>
+        <w:rPr>
+          <w:b/>
+          <w:bCs/>
+          <w:color w:val="23293D"/>
+          <w:sz w:val="21"/>
+          <w:szCs w:val="21"/>
+        </w:rPr>
+        <w:t xml:space="preserve">Vê:</w:t>
+      </w:r>
+      <w:r>
+        <w:rPr>
+          <w:color w:val="23293D"/>
+          <w:sz w:val="21"/>
+          <w:szCs w:val="21"/>
+        </w:rPr>
+        <w:t xml:space="preserve"> Empresarial ✅ (é gestor do programa).</w:t>
+      </w:r>
+    </w:p>
+    <w:p>
+      <w:pPr>
+        <w:pStyle w:val="Heading3"/>
+      </w:pPr>
+      <w:r>
+        <w:rPr>
+          <w:color w:val="B98B2E"/>
+        </w:rPr>
+        <w:t xml:space="preserve">TSB e ASB </w:t>
+      </w:r>
+      <w:r>
+        <w:rPr>
+          <w:i/>
+          <w:iCs/>
+          <w:color w:val="B98B2E"/>
+        </w:rPr>
+        <w:t xml:space="preserve">(unidade)</w:t>
+      </w:r>
+    </w:p>
+    <w:p>
+      <w:pPr>
+        <w:pStyle w:val="ListParagraph"/>
+        <w:numPr>
+          <w:ilvl w:val="0"/>
+          <w:numId w:val="24"/>
+        </w:numPr>
+        <w:spacing w:after="80" w:line="270"/>
+      </w:pPr>
+      <w:r>
+        <w:rPr>
+          <w:b/>
+          <w:bCs/>
+          <w:color w:val="23293D"/>
+          <w:sz w:val="21"/>
+          <w:szCs w:val="21"/>
+        </w:rPr>
+        <w:t xml:space="preserve">Pode:</w:t>
+      </w:r>
+      <w:r>
+        <w:rPr>
+          <w:color w:val="23293D"/>
+          <w:sz w:val="21"/>
+          <w:szCs w:val="21"/>
+        </w:rPr>
+        <w:t xml:space="preserve"> consumo avulso de estoque ✅ (são papéis clínicos).</w:t>
+      </w:r>
+    </w:p>
+    <w:p>
+      <w:pPr>
+        <w:pStyle w:val="ListParagraph"/>
+        <w:numPr>
+          <w:ilvl w:val="0"/>
+          <w:numId w:val="24"/>
         </w:numPr>
         <w:spacing w:after="80" w:line="270"/>
       </w:pPr>
@@ -23346,7 +23598,7 @@
               <w:pStyle w:val="ListParagraph"/>
               <w:numPr>
                 <w:ilvl w:val="0"/>
-                <w:numId w:val="24"/>
+                <w:numId w:val="25"/>
               </w:numPr>
               <w:spacing w:after="80" w:line="270"/>
             </w:pPr>
@@ -23374,7 +23626,7 @@
               <w:pStyle w:val="ListParagraph"/>
               <w:numPr>
                 <w:ilvl w:val="0"/>
-                <w:numId w:val="24"/>
+                <w:numId w:val="25"/>
               </w:numPr>
               <w:spacing w:after="80" w:line="270"/>
             </w:pPr>
@@ -23402,7 +23654,7 @@
               <w:pStyle w:val="ListParagraph"/>
               <w:numPr>
                 <w:ilvl w:val="0"/>
-                <w:numId w:val="24"/>
+                <w:numId w:val="25"/>
               </w:numPr>
               <w:spacing w:after="80" w:line="270"/>
             </w:pPr>
@@ -23448,7 +23700,7 @@
               <w:pStyle w:val="ListParagraph"/>
               <w:numPr>
                 <w:ilvl w:val="0"/>
-                <w:numId w:val="24"/>
+                <w:numId w:val="25"/>
               </w:numPr>
               <w:spacing w:after="80" w:line="270"/>
             </w:pPr>
@@ -23476,7 +23728,7 @@
               <w:pStyle w:val="ListParagraph"/>
               <w:numPr>
                 <w:ilvl w:val="0"/>
-                <w:numId w:val="24"/>
+                <w:numId w:val="25"/>
               </w:numPr>
               <w:spacing w:after="80" w:line="270"/>
             </w:pPr>
@@ -23705,7 +23957,7 @@
         <w:pStyle w:val="ListParagraph"/>
         <w:numPr>
           <w:ilvl w:val="0"/>
-          <w:numId w:val="25"/>
+          <w:numId w:val="26"/>
         </w:numPr>
         <w:spacing w:after="80" w:line="270"/>
       </w:pPr>
@@ -23759,7 +24011,7 @@
         <w:pStyle w:val="ListParagraph"/>
         <w:numPr>
           <w:ilvl w:val="0"/>
-          <w:numId w:val="25"/>
+          <w:numId w:val="26"/>
         </w:numPr>
         <w:spacing w:after="80" w:line="270"/>
       </w:pPr>
@@ -23805,7 +24057,7 @@
         <w:pStyle w:val="ListParagraph"/>
         <w:numPr>
           <w:ilvl w:val="0"/>
-          <w:numId w:val="25"/>
+          <w:numId w:val="26"/>
         </w:numPr>
         <w:spacing w:after="80" w:line="270"/>
       </w:pPr>
@@ -23823,7 +24075,7 @@
         <w:pStyle w:val="ListParagraph"/>
         <w:numPr>
           <w:ilvl w:val="0"/>
-          <w:numId w:val="25"/>
+          <w:numId w:val="26"/>
         </w:numPr>
         <w:spacing w:after="80" w:line="270"/>
       </w:pPr>
@@ -23859,7 +24111,7 @@
         <w:pStyle w:val="ListParagraph"/>
         <w:numPr>
           <w:ilvl w:val="0"/>
-          <w:numId w:val="25"/>
+          <w:numId w:val="26"/>
         </w:numPr>
         <w:spacing w:after="80" w:line="270"/>
       </w:pPr>
@@ -24003,7 +24255,7 @@
         <w:pStyle w:val="ListParagraph"/>
         <w:numPr>
           <w:ilvl w:val="0"/>
-          <w:numId w:val="26"/>
+          <w:numId w:val="27"/>
         </w:numPr>
         <w:spacing w:after="80" w:line="270"/>
       </w:pPr>
@@ -24057,7 +24309,7 @@
         <w:pStyle w:val="ListParagraph"/>
         <w:numPr>
           <w:ilvl w:val="0"/>
-          <w:numId w:val="26"/>
+          <w:numId w:val="27"/>
         </w:numPr>
         <w:spacing w:after="80" w:line="270"/>
       </w:pPr>
@@ -24075,7 +24327,7 @@
         <w:pStyle w:val="ListParagraph"/>
         <w:numPr>
           <w:ilvl w:val="0"/>
-          <w:numId w:val="26"/>
+          <w:numId w:val="27"/>
         </w:numPr>
         <w:spacing w:after="80" w:line="270"/>
       </w:pPr>
@@ -24103,7 +24355,7 @@
         <w:pStyle w:val="ListParagraph"/>
         <w:numPr>
           <w:ilvl w:val="0"/>
-          <w:numId w:val="26"/>
+          <w:numId w:val="27"/>
         </w:numPr>
         <w:spacing w:after="80" w:line="270"/>
       </w:pPr>
@@ -24211,7 +24463,7 @@
         <w:pStyle w:val="ListParagraph"/>
         <w:numPr>
           <w:ilvl w:val="0"/>
-          <w:numId w:val="27"/>
+          <w:numId w:val="28"/>
         </w:numPr>
         <w:spacing w:after="80" w:line="270"/>
       </w:pPr>
@@ -24240,314 +24492,6 @@
           <w:szCs w:val="21"/>
         </w:rPr>
         <w:t xml:space="preserve">.</w:t>
-      </w:r>
-    </w:p>
-    <w:p>
-      <w:pPr>
-        <w:pStyle w:val="ListParagraph"/>
-        <w:numPr>
-          <w:ilvl w:val="0"/>
-          <w:numId w:val="27"/>
-        </w:numPr>
-        <w:spacing w:after="80" w:line="270"/>
-      </w:pPr>
-      <w:r>
-        <w:rPr>
-          <w:color w:val="23293D"/>
-          <w:sz w:val="21"/>
-          <w:szCs w:val="21"/>
-        </w:rPr>
-        <w:t xml:space="preserve">Botão </w:t>
-      </w:r>
-      <w:r>
-        <w:rPr>
-          <w:b/>
-          <w:bCs/>
-          <w:color w:val="23293D"/>
-          <w:sz w:val="21"/>
-          <w:szCs w:val="21"/>
-        </w:rPr>
-        <w:t xml:space="preserve">Registrar chegada</w:t>
-      </w:r>
-      <w:r>
-        <w:rPr>
-          <w:color w:val="23293D"/>
-          <w:sz w:val="21"/>
-          <w:szCs w:val="21"/>
-        </w:rPr>
-        <w:t xml:space="preserve"> → confira profissional, horário e sala com o paciente na frente → </w:t>
-      </w:r>
-      <w:r>
-        <w:rPr>
-          <w:b/>
-          <w:bCs/>
-          <w:color w:val="23293D"/>
-          <w:sz w:val="21"/>
-          <w:szCs w:val="21"/>
-        </w:rPr>
-        <w:t xml:space="preserve">Confirmar chegada</w:t>
-      </w:r>
-      <w:r>
-        <w:rPr>
-          <w:color w:val="23293D"/>
-          <w:sz w:val="21"/>
-          <w:szCs w:val="21"/>
-        </w:rPr>
-        <w:t xml:space="preserve">.</w:t>
-      </w:r>
-    </w:p>
-    <w:p>
-      <w:pPr>
-        <w:pStyle w:val="ListParagraph"/>
-        <w:numPr>
-          <w:ilvl w:val="0"/>
-          <w:numId w:val="27"/>
-        </w:numPr>
-        <w:spacing w:after="80" w:line="270"/>
-      </w:pPr>
-      <w:r>
-        <w:rPr>
-          <w:b/>
-          <w:bCs/>
-          <w:color w:val="23293D"/>
-          <w:sz w:val="21"/>
-          <w:szCs w:val="21"/>
-        </w:rPr>
-        <w:t xml:space="preserve">Quem chama é o profissional</w:t>
-      </w:r>
-      <w:r>
-        <w:rPr>
-          <w:color w:val="23293D"/>
-          <w:sz w:val="21"/>
-          <w:szCs w:val="21"/>
-        </w:rPr>
-        <w:t xml:space="preserve">, não a recepção.</w:t>
-      </w:r>
-    </w:p>
-    <w:p>
-      <w:pPr>
-        <w:spacing w:after="140" w:line="280"/>
-      </w:pPr>
-      <w:r>
-        <w:rPr>
-          <w:b/>
-          <w:bCs/>
-          <w:color w:val="23293D"/>
-          <w:sz w:val="21"/>
-          <w:szCs w:val="21"/>
-        </w:rPr>
-        <w:t xml:space="preserve">Tarefa 4 — Atender o pedido do Comercial</w:t>
-      </w:r>
-    </w:p>
-    <w:p>
-      <w:pPr>
-        <w:spacing w:after="140" w:line="280"/>
-      </w:pPr>
-      <w:r>
-        <w:rPr>
-          <w:color w:val="23293D"/>
-          <w:sz w:val="21"/>
-          <w:szCs w:val="21"/>
-        </w:rPr>
-        <w:t xml:space="preserve">Quando o Consultor não consegue realizar a apresentação (o cliente não compareceu, pediu para remarcar), ele envia um pedido que chega no </w:t>
-      </w:r>
-      <w:r>
-        <w:rPr>
-          <w:b/>
-          <w:bCs/>
-          <w:color w:val="23293D"/>
-          <w:sz w:val="21"/>
-          <w:szCs w:val="21"/>
-        </w:rPr>
-        <w:t xml:space="preserve">seu sino de avisos</w:t>
-      </w:r>
-      <w:r>
-        <w:rPr>
-          <w:color w:val="23293D"/>
-          <w:sz w:val="21"/>
-          <w:szCs w:val="21"/>
-        </w:rPr>
-        <w:t xml:space="preserve">: </w:t>
-      </w:r>
-      <w:r>
-        <w:rPr>
-          <w:i/>
-          <w:iCs/>
-          <w:color w:val="23293D"/>
-          <w:sz w:val="21"/>
-          <w:szCs w:val="21"/>
-        </w:rPr>
-        <w:t xml:space="preserve">"Agendar apresentação: «nome do cliente»"</w:t>
-      </w:r>
-      <w:r>
-        <w:rPr>
-          <w:color w:val="23293D"/>
-          <w:sz w:val="21"/>
-          <w:szCs w:val="21"/>
-        </w:rPr>
-        <w:t xml:space="preserve">, com o motivo. Clique no aviso, abra a ficha e agende — o Comercial vê a nova data no cartão dele automaticamente, e não precisa ser avisado de volta.</w:t>
-      </w:r>
-    </w:p>
-    <w:p>
-      <w:pPr>
-        <w:spacing w:after="140" w:line="280"/>
-      </w:pPr>
-      <w:r>
-        <w:rPr>
-          <w:b/>
-          <w:bCs/>
-          <w:color w:val="23293D"/>
-          <w:sz w:val="21"/>
-          <w:szCs w:val="21"/>
-        </w:rPr>
-        <w:t xml:space="preserve">Erros frequentes:</w:t>
-      </w:r>
-      <w:r>
-        <w:rPr>
-          <w:color w:val="23293D"/>
-          <w:sz w:val="21"/>
-          <w:szCs w:val="21"/>
-        </w:rPr>
-        <w:t xml:space="preserve"> tentar cadastrar sem CPF; agendar fora do horário da unidade; fechar o aviso modal de "agendar apresentação" clicando em </w:t>
-      </w:r>
-      <w:r>
-        <w:rPr>
-          <w:i/>
-          <w:iCs/>
-          <w:color w:val="23293D"/>
-          <w:sz w:val="21"/>
-          <w:szCs w:val="21"/>
-        </w:rPr>
-        <w:t xml:space="preserve">"Já agendei"</w:t>
-      </w:r>
-      <w:r>
-        <w:rPr>
-          <w:color w:val="23293D"/>
-          <w:sz w:val="21"/>
-          <w:szCs w:val="21"/>
-        </w:rPr>
-        <w:t xml:space="preserve"> sem ter agendado — isso afirma um fato que não aconteceu.</w:t>
-      </w:r>
-    </w:p>
-    <w:p>
-      <w:pPr>
-        <w:spacing w:after="140" w:line="280"/>
-      </w:pPr>
-      <w:r>
-        <w:rPr>
-          <w:b/>
-          <w:bCs/>
-          <w:color w:val="23293D"/>
-          <w:sz w:val="21"/>
-          <w:szCs w:val="21"/>
-        </w:rPr>
-        <w:t xml:space="preserve">Como confirmar que deu certo:</w:t>
-      </w:r>
-      <w:r>
-        <w:rPr>
-          <w:color w:val="23293D"/>
-          <w:sz w:val="21"/>
-          <w:szCs w:val="21"/>
-        </w:rPr>
-        <w:t xml:space="preserve"> o paciente aparece na lista de Prontuários com a fase correta, e o horário aparece na Agenda.</w:t>
-      </w:r>
-    </w:p>
-    <w:p>
-      <w:pPr>
-        <w:spacing w:after="140" w:line="280"/>
-      </w:pPr>
-      <w:r>
-        <w:rPr>
-          <w:b/>
-          <w:bCs/>
-          <w:color w:val="23293D"/>
-          <w:sz w:val="21"/>
-          <w:szCs w:val="21"/>
-        </w:rPr>
-        <w:t xml:space="preserve">Exercício sugerido (no ambiente de treino):</w:t>
-      </w:r>
-      <w:r>
-        <w:rPr>
-          <w:color w:val="23293D"/>
-          <w:sz w:val="21"/>
-          <w:szCs w:val="21"/>
-        </w:rPr>
-        <w:t xml:space="preserve"> cadastre um paciente fictício, agende uma avaliação para hoje e registre a chegada.</w:t>
-      </w:r>
-    </w:p>
-    <w:p>
-      <w:pPr>
-        <w:spacing w:after="140" w:line="280"/>
-      </w:pPr>
-      <w:r>
-        <w:rPr>
-          <w:b/>
-          <w:bCs/>
-          <w:color w:val="23293D"/>
-          <w:sz w:val="21"/>
-          <w:szCs w:val="21"/>
-        </w:rPr>
-        <w:t xml:space="preserve">Checklist final:</w:t>
-      </w:r>
-      <w:r>
-        <w:rPr>
-          <w:color w:val="23293D"/>
-          <w:sz w:val="21"/>
-          <w:szCs w:val="21"/>
-        </w:rPr>
-        <w:t xml:space="preserve"> ☐ cadastrei ☐ agendei ☐ registrei chegada ☐ sei onde ver a fase do paciente ☐ sei que não sou eu quem chama</w:t>
-      </w:r>
-    </w:p>
-    <w:p>
-      <w:pPr>
-        <w:pStyle w:val="Heading2"/>
-      </w:pPr>
-      <w:r>
-        <w:rPr>
-          <w:color w:val="1F3253"/>
-        </w:rPr>
-        <w:t xml:space="preserve">6.2. Coordenador Clínico</w:t>
-      </w:r>
-    </w:p>
-    <w:p>
-      <w:pPr>
-        <w:spacing w:after="140" w:line="280"/>
-      </w:pPr>
-      <w:r>
-        <w:rPr>
-          <w:b/>
-          <w:bCs/>
-          <w:color w:val="23293D"/>
-          <w:sz w:val="21"/>
-          <w:szCs w:val="21"/>
-        </w:rPr>
-        <w:t xml:space="preserve">Objetivo:</w:t>
-      </w:r>
-      <w:r>
-        <w:rPr>
-          <w:color w:val="23293D"/>
-          <w:sz w:val="21"/>
-          <w:szCs w:val="21"/>
-        </w:rPr>
-        <w:t xml:space="preserve"> avaliar e preparar o caso. </w:t>
-      </w:r>
-      <w:r>
-        <w:rPr>
-          <w:b/>
-          <w:bCs/>
-          <w:color w:val="23293D"/>
-          <w:sz w:val="21"/>
-          <w:szCs w:val="21"/>
-        </w:rPr>
-        <w:t xml:space="preserve">Duração:</w:t>
-      </w:r>
-      <w:r>
-        <w:rPr>
-          <w:color w:val="23293D"/>
-          <w:sz w:val="21"/>
-          <w:szCs w:val="21"/>
-        </w:rPr>
-        <w:t xml:space="preserve"> 60 minutos.</w:t>
       </w:r>
     </w:p>
     <w:p>
@@ -24565,43 +24509,43 @@
           <w:sz w:val="21"/>
           <w:szCs w:val="21"/>
         </w:rPr>
-        <w:t xml:space="preserve">Menu </w:t>
-      </w:r>
-      <w:r>
-        <w:rPr>
-          <w:b/>
-          <w:bCs/>
-          <w:color w:val="23293D"/>
-          <w:sz w:val="21"/>
-          <w:szCs w:val="21"/>
-        </w:rPr>
-        <w:t xml:space="preserve">Atendimento</w:t>
-      </w:r>
-      <w:r>
-        <w:rPr>
-          <w:color w:val="23293D"/>
-          <w:sz w:val="21"/>
-          <w:szCs w:val="21"/>
-        </w:rPr>
-        <w:t xml:space="preserve"> → </w:t>
-      </w:r>
-      <w:r>
-        <w:rPr>
-          <w:b/>
-          <w:bCs/>
-          <w:color w:val="23293D"/>
-          <w:sz w:val="21"/>
-          <w:szCs w:val="21"/>
-        </w:rPr>
-        <w:t xml:space="preserve">Chamar</w:t>
-      </w:r>
-      <w:r>
-        <w:rPr>
-          <w:color w:val="23293D"/>
-          <w:sz w:val="21"/>
-          <w:szCs w:val="21"/>
-        </w:rPr>
-        <w:t xml:space="preserve"> o paciente (é você quem chama numa avaliação).</w:t>
+        <w:t xml:space="preserve">Botão </w:t>
+      </w:r>
+      <w:r>
+        <w:rPr>
+          <w:b/>
+          <w:bCs/>
+          <w:color w:val="23293D"/>
+          <w:sz w:val="21"/>
+          <w:szCs w:val="21"/>
+        </w:rPr>
+        <w:t xml:space="preserve">Registrar chegada</w:t>
+      </w:r>
+      <w:r>
+        <w:rPr>
+          <w:color w:val="23293D"/>
+          <w:sz w:val="21"/>
+          <w:szCs w:val="21"/>
+        </w:rPr>
+        <w:t xml:space="preserve"> → confira profissional, horário e sala com o paciente na frente → </w:t>
+      </w:r>
+      <w:r>
+        <w:rPr>
+          <w:b/>
+          <w:bCs/>
+          <w:color w:val="23293D"/>
+          <w:sz w:val="21"/>
+          <w:szCs w:val="21"/>
+        </w:rPr>
+        <w:t xml:space="preserve">Confirmar chegada</w:t>
+      </w:r>
+      <w:r>
+        <w:rPr>
+          <w:color w:val="23293D"/>
+          <w:sz w:val="21"/>
+          <w:szCs w:val="21"/>
+        </w:rPr>
+        <w:t xml:space="preserve">.</w:t>
       </w:r>
     </w:p>
     <w:p>
@@ -24615,6 +24559,314 @@
       </w:pPr>
       <w:r>
         <w:rPr>
+          <w:b/>
+          <w:bCs/>
+          <w:color w:val="23293D"/>
+          <w:sz w:val="21"/>
+          <w:szCs w:val="21"/>
+        </w:rPr>
+        <w:t xml:space="preserve">Quem chama é o profissional</w:t>
+      </w:r>
+      <w:r>
+        <w:rPr>
+          <w:color w:val="23293D"/>
+          <w:sz w:val="21"/>
+          <w:szCs w:val="21"/>
+        </w:rPr>
+        <w:t xml:space="preserve">, não a recepção.</w:t>
+      </w:r>
+    </w:p>
+    <w:p>
+      <w:pPr>
+        <w:spacing w:after="140" w:line="280"/>
+      </w:pPr>
+      <w:r>
+        <w:rPr>
+          <w:b/>
+          <w:bCs/>
+          <w:color w:val="23293D"/>
+          <w:sz w:val="21"/>
+          <w:szCs w:val="21"/>
+        </w:rPr>
+        <w:t xml:space="preserve">Tarefa 4 — Atender o pedido do Comercial</w:t>
+      </w:r>
+    </w:p>
+    <w:p>
+      <w:pPr>
+        <w:spacing w:after="140" w:line="280"/>
+      </w:pPr>
+      <w:r>
+        <w:rPr>
+          <w:color w:val="23293D"/>
+          <w:sz w:val="21"/>
+          <w:szCs w:val="21"/>
+        </w:rPr>
+        <w:t xml:space="preserve">Quando o Consultor não consegue realizar a apresentação (o cliente não compareceu, pediu para remarcar), ele envia um pedido que chega no </w:t>
+      </w:r>
+      <w:r>
+        <w:rPr>
+          <w:b/>
+          <w:bCs/>
+          <w:color w:val="23293D"/>
+          <w:sz w:val="21"/>
+          <w:szCs w:val="21"/>
+        </w:rPr>
+        <w:t xml:space="preserve">seu sino de avisos</w:t>
+      </w:r>
+      <w:r>
+        <w:rPr>
+          <w:color w:val="23293D"/>
+          <w:sz w:val="21"/>
+          <w:szCs w:val="21"/>
+        </w:rPr>
+        <w:t xml:space="preserve">: </w:t>
+      </w:r>
+      <w:r>
+        <w:rPr>
+          <w:i/>
+          <w:iCs/>
+          <w:color w:val="23293D"/>
+          <w:sz w:val="21"/>
+          <w:szCs w:val="21"/>
+        </w:rPr>
+        <w:t xml:space="preserve">"Agendar apresentação: «nome do cliente»"</w:t>
+      </w:r>
+      <w:r>
+        <w:rPr>
+          <w:color w:val="23293D"/>
+          <w:sz w:val="21"/>
+          <w:szCs w:val="21"/>
+        </w:rPr>
+        <w:t xml:space="preserve">, com o motivo. Clique no aviso, abra a ficha e agende — o Comercial vê a nova data no cartão dele automaticamente, e não precisa ser avisado de volta.</w:t>
+      </w:r>
+    </w:p>
+    <w:p>
+      <w:pPr>
+        <w:spacing w:after="140" w:line="280"/>
+      </w:pPr>
+      <w:r>
+        <w:rPr>
+          <w:b/>
+          <w:bCs/>
+          <w:color w:val="23293D"/>
+          <w:sz w:val="21"/>
+          <w:szCs w:val="21"/>
+        </w:rPr>
+        <w:t xml:space="preserve">Erros frequentes:</w:t>
+      </w:r>
+      <w:r>
+        <w:rPr>
+          <w:color w:val="23293D"/>
+          <w:sz w:val="21"/>
+          <w:szCs w:val="21"/>
+        </w:rPr>
+        <w:t xml:space="preserve"> tentar cadastrar sem CPF; agendar fora do horário da unidade; fechar o aviso modal de "agendar apresentação" clicando em </w:t>
+      </w:r>
+      <w:r>
+        <w:rPr>
+          <w:i/>
+          <w:iCs/>
+          <w:color w:val="23293D"/>
+          <w:sz w:val="21"/>
+          <w:szCs w:val="21"/>
+        </w:rPr>
+        <w:t xml:space="preserve">"Já agendei"</w:t>
+      </w:r>
+      <w:r>
+        <w:rPr>
+          <w:color w:val="23293D"/>
+          <w:sz w:val="21"/>
+          <w:szCs w:val="21"/>
+        </w:rPr>
+        <w:t xml:space="preserve"> sem ter agendado — isso afirma um fato que não aconteceu.</w:t>
+      </w:r>
+    </w:p>
+    <w:p>
+      <w:pPr>
+        <w:spacing w:after="140" w:line="280"/>
+      </w:pPr>
+      <w:r>
+        <w:rPr>
+          <w:b/>
+          <w:bCs/>
+          <w:color w:val="23293D"/>
+          <w:sz w:val="21"/>
+          <w:szCs w:val="21"/>
+        </w:rPr>
+        <w:t xml:space="preserve">Como confirmar que deu certo:</w:t>
+      </w:r>
+      <w:r>
+        <w:rPr>
+          <w:color w:val="23293D"/>
+          <w:sz w:val="21"/>
+          <w:szCs w:val="21"/>
+        </w:rPr>
+        <w:t xml:space="preserve"> o paciente aparece na lista de Prontuários com a fase correta, e o horário aparece na Agenda.</w:t>
+      </w:r>
+    </w:p>
+    <w:p>
+      <w:pPr>
+        <w:spacing w:after="140" w:line="280"/>
+      </w:pPr>
+      <w:r>
+        <w:rPr>
+          <w:b/>
+          <w:bCs/>
+          <w:color w:val="23293D"/>
+          <w:sz w:val="21"/>
+          <w:szCs w:val="21"/>
+        </w:rPr>
+        <w:t xml:space="preserve">Exercício sugerido (no ambiente de treino):</w:t>
+      </w:r>
+      <w:r>
+        <w:rPr>
+          <w:color w:val="23293D"/>
+          <w:sz w:val="21"/>
+          <w:szCs w:val="21"/>
+        </w:rPr>
+        <w:t xml:space="preserve"> cadastre um paciente fictício, agende uma avaliação para hoje e registre a chegada.</w:t>
+      </w:r>
+    </w:p>
+    <w:p>
+      <w:pPr>
+        <w:spacing w:after="140" w:line="280"/>
+      </w:pPr>
+      <w:r>
+        <w:rPr>
+          <w:b/>
+          <w:bCs/>
+          <w:color w:val="23293D"/>
+          <w:sz w:val="21"/>
+          <w:szCs w:val="21"/>
+        </w:rPr>
+        <w:t xml:space="preserve">Checklist final:</w:t>
+      </w:r>
+      <w:r>
+        <w:rPr>
+          <w:color w:val="23293D"/>
+          <w:sz w:val="21"/>
+          <w:szCs w:val="21"/>
+        </w:rPr>
+        <w:t xml:space="preserve"> ☐ cadastrei ☐ agendei ☐ registrei chegada ☐ sei onde ver a fase do paciente ☐ sei que não sou eu quem chama</w:t>
+      </w:r>
+    </w:p>
+    <w:p>
+      <w:pPr>
+        <w:pStyle w:val="Heading2"/>
+      </w:pPr>
+      <w:r>
+        <w:rPr>
+          <w:color w:val="1F3253"/>
+        </w:rPr>
+        <w:t xml:space="preserve">6.2. Coordenador Clínico</w:t>
+      </w:r>
+    </w:p>
+    <w:p>
+      <w:pPr>
+        <w:spacing w:after="140" w:line="280"/>
+      </w:pPr>
+      <w:r>
+        <w:rPr>
+          <w:b/>
+          <w:bCs/>
+          <w:color w:val="23293D"/>
+          <w:sz w:val="21"/>
+          <w:szCs w:val="21"/>
+        </w:rPr>
+        <w:t xml:space="preserve">Objetivo:</w:t>
+      </w:r>
+      <w:r>
+        <w:rPr>
+          <w:color w:val="23293D"/>
+          <w:sz w:val="21"/>
+          <w:szCs w:val="21"/>
+        </w:rPr>
+        <w:t xml:space="preserve"> avaliar e preparar o caso. </w:t>
+      </w:r>
+      <w:r>
+        <w:rPr>
+          <w:b/>
+          <w:bCs/>
+          <w:color w:val="23293D"/>
+          <w:sz w:val="21"/>
+          <w:szCs w:val="21"/>
+        </w:rPr>
+        <w:t xml:space="preserve">Duração:</w:t>
+      </w:r>
+      <w:r>
+        <w:rPr>
+          <w:color w:val="23293D"/>
+          <w:sz w:val="21"/>
+          <w:szCs w:val="21"/>
+        </w:rPr>
+        <w:t xml:space="preserve"> 60 minutos.</w:t>
+      </w:r>
+    </w:p>
+    <w:p>
+      <w:pPr>
+        <w:pStyle w:val="ListParagraph"/>
+        <w:numPr>
+          <w:ilvl w:val="0"/>
+          <w:numId w:val="29"/>
+        </w:numPr>
+        <w:spacing w:after="80" w:line="270"/>
+      </w:pPr>
+      <w:r>
+        <w:rPr>
+          <w:color w:val="23293D"/>
+          <w:sz w:val="21"/>
+          <w:szCs w:val="21"/>
+        </w:rPr>
+        <w:t xml:space="preserve">Menu </w:t>
+      </w:r>
+      <w:r>
+        <w:rPr>
+          <w:b/>
+          <w:bCs/>
+          <w:color w:val="23293D"/>
+          <w:sz w:val="21"/>
+          <w:szCs w:val="21"/>
+        </w:rPr>
+        <w:t xml:space="preserve">Atendimento</w:t>
+      </w:r>
+      <w:r>
+        <w:rPr>
+          <w:color w:val="23293D"/>
+          <w:sz w:val="21"/>
+          <w:szCs w:val="21"/>
+        </w:rPr>
+        <w:t xml:space="preserve"> → </w:t>
+      </w:r>
+      <w:r>
+        <w:rPr>
+          <w:b/>
+          <w:bCs/>
+          <w:color w:val="23293D"/>
+          <w:sz w:val="21"/>
+          <w:szCs w:val="21"/>
+        </w:rPr>
+        <w:t xml:space="preserve">Chamar</w:t>
+      </w:r>
+      <w:r>
+        <w:rPr>
+          <w:color w:val="23293D"/>
+          <w:sz w:val="21"/>
+          <w:szCs w:val="21"/>
+        </w:rPr>
+        <w:t xml:space="preserve"> o paciente (é você quem chama numa avaliação).</w:t>
+      </w:r>
+    </w:p>
+    <w:p>
+      <w:pPr>
+        <w:pStyle w:val="ListParagraph"/>
+        <w:numPr>
+          <w:ilvl w:val="0"/>
+          <w:numId w:val="29"/>
+        </w:numPr>
+        <w:spacing w:after="80" w:line="270"/>
+      </w:pPr>
+      <w:r>
+        <w:rPr>
           <w:color w:val="23293D"/>
           <w:sz w:val="21"/>
           <w:szCs w:val="21"/>
@@ -24645,7 +24897,7 @@
         <w:pStyle w:val="ListParagraph"/>
         <w:numPr>
           <w:ilvl w:val="0"/>
-          <w:numId w:val="28"/>
+          <w:numId w:val="29"/>
         </w:numPr>
         <w:spacing w:after="80" w:line="270"/>
       </w:pPr>
@@ -24691,7 +24943,7 @@
         <w:pStyle w:val="ListParagraph"/>
         <w:numPr>
           <w:ilvl w:val="0"/>
-          <w:numId w:val="28"/>
+          <w:numId w:val="29"/>
         </w:numPr>
         <w:spacing w:after="80" w:line="270"/>
       </w:pPr>
@@ -24737,7 +24989,7 @@
         <w:pStyle w:val="ListParagraph"/>
         <w:numPr>
           <w:ilvl w:val="0"/>
-          <w:numId w:val="28"/>
+          <w:numId w:val="29"/>
         </w:numPr>
         <w:spacing w:after="80" w:line="270"/>
       </w:pPr>
@@ -24755,7 +25007,7 @@
         <w:pStyle w:val="ListParagraph"/>
         <w:numPr>
           <w:ilvl w:val="0"/>
-          <w:numId w:val="28"/>
+          <w:numId w:val="29"/>
         </w:numPr>
         <w:spacing w:after="80" w:line="270"/>
       </w:pPr>
@@ -25018,7 +25270,7 @@
         <w:pStyle w:val="ListParagraph"/>
         <w:numPr>
           <w:ilvl w:val="0"/>
-          <w:numId w:val="29"/>
+          <w:numId w:val="30"/>
         </w:numPr>
         <w:spacing w:after="80" w:line="270"/>
       </w:pPr>
@@ -25065,448 +25317,6 @@
           <w:szCs w:val="21"/>
         </w:rPr>
         <w:t xml:space="preserve"> (apresentação comercial mais próxima primeiro).</w:t>
-      </w:r>
-    </w:p>
-    <w:p>
-      <w:pPr>
-        <w:pStyle w:val="ListParagraph"/>
-        <w:numPr>
-          <w:ilvl w:val="0"/>
-          <w:numId w:val="29"/>
-        </w:numPr>
-        <w:spacing w:after="80" w:line="270"/>
-      </w:pPr>
-      <w:r>
-        <w:rPr>
-          <w:color w:val="23293D"/>
-          <w:sz w:val="21"/>
-          <w:szCs w:val="21"/>
-        </w:rPr>
-        <w:t xml:space="preserve">Abra o caso → cockpit em duas colunas: evidências à esquerda, plano à direita.</w:t>
-      </w:r>
-    </w:p>
-    <w:p>
-      <w:pPr>
-        <w:pStyle w:val="ListParagraph"/>
-        <w:numPr>
-          <w:ilvl w:val="0"/>
-          <w:numId w:val="29"/>
-        </w:numPr>
-        <w:spacing w:after="80" w:line="270"/>
-      </w:pPr>
-      <w:r>
-        <w:rPr>
-          <w:b/>
-          <w:bCs/>
-          <w:color w:val="23293D"/>
-          <w:sz w:val="21"/>
-          <w:szCs w:val="21"/>
-        </w:rPr>
-        <w:t xml:space="preserve">Iniciar plano de tratamento</w:t>
-      </w:r>
-      <w:r>
-        <w:rPr>
-          <w:color w:val="23293D"/>
-          <w:sz w:val="21"/>
-          <w:szCs w:val="21"/>
-        </w:rPr>
-        <w:t xml:space="preserve"> → escreva o </w:t>
-      </w:r>
-      <w:r>
-        <w:rPr>
-          <w:b/>
-          <w:bCs/>
-          <w:color w:val="23293D"/>
-          <w:sz w:val="21"/>
-          <w:szCs w:val="21"/>
-        </w:rPr>
-        <w:t xml:space="preserve">Diagnóstico</w:t>
-      </w:r>
-      <w:r>
-        <w:rPr>
-          <w:color w:val="23293D"/>
-          <w:sz w:val="21"/>
-          <w:szCs w:val="21"/>
-        </w:rPr>
-        <w:t xml:space="preserve">.</w:t>
-      </w:r>
-    </w:p>
-    <w:p>
-      <w:pPr>
-        <w:pStyle w:val="ListParagraph"/>
-        <w:numPr>
-          <w:ilvl w:val="0"/>
-          <w:numId w:val="29"/>
-        </w:numPr>
-        <w:spacing w:after="80" w:line="270"/>
-      </w:pPr>
-      <w:r>
-        <w:rPr>
-          <w:b/>
-          <w:bCs/>
-          <w:color w:val="23293D"/>
-          <w:sz w:val="21"/>
-          <w:szCs w:val="21"/>
-        </w:rPr>
-        <w:t xml:space="preserve">Adicionar opção de tratamento</w:t>
-      </w:r>
-      <w:r>
-        <w:rPr>
-          <w:color w:val="23293D"/>
-          <w:sz w:val="21"/>
-          <w:szCs w:val="21"/>
-        </w:rPr>
-        <w:t xml:space="preserve"> (marque uma como principal).</w:t>
-      </w:r>
-    </w:p>
-    <w:p>
-      <w:pPr>
-        <w:pStyle w:val="ListParagraph"/>
-        <w:numPr>
-          <w:ilvl w:val="0"/>
-          <w:numId w:val="29"/>
-        </w:numPr>
-        <w:spacing w:after="80" w:line="270"/>
-      </w:pPr>
-      <w:r>
-        <w:rPr>
-          <w:color w:val="23293D"/>
-          <w:sz w:val="21"/>
-          <w:szCs w:val="21"/>
-        </w:rPr>
-        <w:t xml:space="preserve">Dentro da opção, </w:t>
-      </w:r>
-      <w:r>
-        <w:rPr>
-          <w:b/>
-          <w:bCs/>
-          <w:color w:val="23293D"/>
-          <w:sz w:val="21"/>
-          <w:szCs w:val="21"/>
-        </w:rPr>
-        <w:t xml:space="preserve">Procedimento</w:t>
-      </w:r>
-      <w:r>
-        <w:rPr>
-          <w:color w:val="23293D"/>
-          <w:sz w:val="21"/>
-          <w:szCs w:val="21"/>
-        </w:rPr>
-        <w:t xml:space="preserve"> → escolha do catálogo → </w:t>
-      </w:r>
-      <w:r>
-        <w:rPr>
-          <w:b/>
-          <w:bCs/>
-          <w:color w:val="23293D"/>
-          <w:sz w:val="21"/>
-          <w:szCs w:val="21"/>
-        </w:rPr>
-        <w:t xml:space="preserve">Item</w:t>
-      </w:r>
-      <w:r>
-        <w:rPr>
-          <w:color w:val="23293D"/>
-          <w:sz w:val="21"/>
-          <w:szCs w:val="21"/>
-        </w:rPr>
-        <w:t xml:space="preserve">.</w:t>
-      </w:r>
-    </w:p>
-    <w:p>
-      <w:pPr>
-        <w:pStyle w:val="ListParagraph"/>
-        <w:numPr>
-          <w:ilvl w:val="0"/>
-          <w:numId w:val="29"/>
-        </w:numPr>
-        <w:spacing w:after="80" w:line="270"/>
-      </w:pPr>
-      <w:r>
-        <w:rPr>
-          <w:color w:val="23293D"/>
-          <w:sz w:val="21"/>
-          <w:szCs w:val="21"/>
-        </w:rPr>
-        <w:t xml:space="preserve">Classifique o </w:t>
-      </w:r>
-      <w:r>
-        <w:rPr>
-          <w:b/>
-          <w:bCs/>
-          <w:color w:val="23293D"/>
-          <w:sz w:val="21"/>
-          <w:szCs w:val="21"/>
-        </w:rPr>
-        <w:t xml:space="preserve">pilar</w:t>
-      </w:r>
-      <w:r>
-        <w:rPr>
-          <w:color w:val="23293D"/>
-          <w:sz w:val="21"/>
-          <w:szCs w:val="21"/>
-        </w:rPr>
-        <w:t xml:space="preserve"> (1 dos 6) → </w:t>
-      </w:r>
-      <w:r>
-        <w:rPr>
-          <w:b/>
-          <w:bCs/>
-          <w:color w:val="23293D"/>
-          <w:sz w:val="21"/>
-          <w:szCs w:val="21"/>
-        </w:rPr>
-        <w:t xml:space="preserve">Salvar pilar</w:t>
-      </w:r>
-      <w:r>
-        <w:rPr>
-          <w:color w:val="23293D"/>
-          <w:sz w:val="21"/>
-          <w:szCs w:val="21"/>
-        </w:rPr>
-        <w:t xml:space="preserve">.</w:t>
-      </w:r>
-    </w:p>
-    <w:p>
-      <w:pPr>
-        <w:pStyle w:val="ListParagraph"/>
-        <w:numPr>
-          <w:ilvl w:val="0"/>
-          <w:numId w:val="29"/>
-        </w:numPr>
-        <w:spacing w:after="80" w:line="270"/>
-      </w:pPr>
-      <w:r>
-        <w:rPr>
-          <w:b/>
-          <w:bCs/>
-          <w:color w:val="23293D"/>
-          <w:sz w:val="21"/>
-          <w:szCs w:val="21"/>
-        </w:rPr>
-        <w:t xml:space="preserve">Enviar para aprovação do Coordenador</w:t>
-      </w:r>
-      <w:r>
-        <w:rPr>
-          <w:color w:val="23293D"/>
-          <w:sz w:val="21"/>
-          <w:szCs w:val="21"/>
-        </w:rPr>
-        <w:t xml:space="preserve">.</w:t>
-      </w:r>
-    </w:p>
-    <w:p>
-      <w:pPr>
-        <w:pStyle w:val="ListParagraph"/>
-        <w:numPr>
-          <w:ilvl w:val="0"/>
-          <w:numId w:val="29"/>
-        </w:numPr>
-        <w:spacing w:after="80" w:line="270"/>
-      </w:pPr>
-      <w:r>
-        <w:rPr>
-          <w:color w:val="23293D"/>
-          <w:sz w:val="21"/>
-          <w:szCs w:val="21"/>
-        </w:rPr>
-        <w:t xml:space="preserve">Aprovado, </w:t>
-      </w:r>
-      <w:r>
-        <w:rPr>
-          <w:b/>
-          <w:bCs/>
-          <w:color w:val="23293D"/>
-          <w:sz w:val="21"/>
-          <w:szCs w:val="21"/>
-        </w:rPr>
-        <w:t xml:space="preserve">Enviar ao Comercial</w:t>
-      </w:r>
-      <w:r>
-        <w:rPr>
-          <w:color w:val="23293D"/>
-          <w:sz w:val="21"/>
-          <w:szCs w:val="21"/>
-        </w:rPr>
-        <w:t xml:space="preserve">.</w:t>
-      </w:r>
-    </w:p>
-    <w:p>
-      <w:pPr>
-        <w:spacing w:after="140" w:line="280"/>
-      </w:pPr>
-      <w:r>
-        <w:rPr>
-          <w:b/>
-          <w:bCs/>
-          <w:color w:val="23293D"/>
-          <w:sz w:val="21"/>
-          <w:szCs w:val="21"/>
-        </w:rPr>
-        <w:t xml:space="preserve">Cuidados:</w:t>
-      </w:r>
-      <w:r>
-        <w:rPr>
-          <w:color w:val="23293D"/>
-          <w:sz w:val="21"/>
-          <w:szCs w:val="21"/>
-        </w:rPr>
-        <w:t xml:space="preserve"> o sistema exige procedimentos lançados em cada opção para enviar; plano de tratamento </w:t>
-      </w:r>
-      <w:r>
-        <w:rPr>
-          <w:b/>
-          <w:bCs/>
-          <w:color w:val="23293D"/>
-          <w:sz w:val="21"/>
-          <w:szCs w:val="21"/>
-        </w:rPr>
-        <w:t xml:space="preserve">não tem acréscimo</w:t>
-      </w:r>
-      <w:r>
-        <w:rPr>
-          <w:color w:val="23293D"/>
-          <w:sz w:val="21"/>
-          <w:szCs w:val="21"/>
-        </w:rPr>
-        <w:t xml:space="preserve"> (o preço vem do orçamento aprovado); depois de aprovado o plano fica em leitura — há </w:t>
-      </w:r>
-      <w:r>
-        <w:rPr>
-          <w:b/>
-          <w:bCs/>
-          <w:color w:val="23293D"/>
-          <w:sz w:val="21"/>
-          <w:szCs w:val="21"/>
-        </w:rPr>
-        <w:t xml:space="preserve">Reabrir para edição</w:t>
-      </w:r>
-      <w:r>
-        <w:rPr>
-          <w:color w:val="23293D"/>
-          <w:sz w:val="21"/>
-          <w:szCs w:val="21"/>
-        </w:rPr>
-        <w:t xml:space="preserve">, que exige nova aprovação.</w:t>
-      </w:r>
-    </w:p>
-    <w:p>
-      <w:pPr>
-        <w:pStyle w:val="Heading2"/>
-      </w:pPr>
-      <w:r>
-        <w:rPr>
-          <w:color w:val="1F3253"/>
-        </w:rPr>
-        <w:t xml:space="preserve">6.4. Dentista (executor)</w:t>
-      </w:r>
-    </w:p>
-    <w:p>
-      <w:pPr>
-        <w:spacing w:after="140" w:line="280"/>
-      </w:pPr>
-      <w:r>
-        <w:rPr>
-          <w:b/>
-          <w:bCs/>
-          <w:color w:val="23293D"/>
-          <w:sz w:val="21"/>
-          <w:szCs w:val="21"/>
-        </w:rPr>
-        <w:t xml:space="preserve">Objetivo:</w:t>
-      </w:r>
-      <w:r>
-        <w:rPr>
-          <w:color w:val="23293D"/>
-          <w:sz w:val="21"/>
-          <w:szCs w:val="21"/>
-        </w:rPr>
-        <w:t xml:space="preserve"> executar e registrar. </w:t>
-      </w:r>
-      <w:r>
-        <w:rPr>
-          <w:b/>
-          <w:bCs/>
-          <w:color w:val="23293D"/>
-          <w:sz w:val="21"/>
-          <w:szCs w:val="21"/>
-        </w:rPr>
-        <w:t xml:space="preserve">Duração:</w:t>
-      </w:r>
-      <w:r>
-        <w:rPr>
-          <w:color w:val="23293D"/>
-          <w:sz w:val="21"/>
-          <w:szCs w:val="21"/>
-        </w:rPr>
-        <w:t xml:space="preserve"> 40 minutos.</w:t>
-      </w:r>
-    </w:p>
-    <w:p>
-      <w:pPr>
-        <w:spacing w:after="140" w:line="280"/>
-      </w:pPr>
-      <w:r>
-        <w:rPr>
-          <w:color w:val="23293D"/>
-          <w:sz w:val="21"/>
-          <w:szCs w:val="21"/>
-        </w:rPr>
-        <w:t xml:space="preserve">Seu menu é diferente: </w:t>
-      </w:r>
-      <w:r>
-        <w:rPr>
-          <w:b/>
-          <w:bCs/>
-          <w:color w:val="23293D"/>
-          <w:sz w:val="21"/>
-          <w:szCs w:val="21"/>
-        </w:rPr>
-        <w:t xml:space="preserve">não tem Jornada</w:t>
-      </w:r>
-      <w:r>
-        <w:rPr>
-          <w:color w:val="23293D"/>
-          <w:sz w:val="21"/>
-          <w:szCs w:val="21"/>
-        </w:rPr>
-        <w:t xml:space="preserve">, e tem </w:t>
-      </w:r>
-      <w:r>
-        <w:rPr>
-          <w:b/>
-          <w:bCs/>
-          <w:color w:val="23293D"/>
-          <w:sz w:val="21"/>
-          <w:szCs w:val="21"/>
-        </w:rPr>
-        <w:t xml:space="preserve">Meu Dia</w:t>
-      </w:r>
-      <w:r>
-        <w:rPr>
-          <w:color w:val="23293D"/>
-          <w:sz w:val="21"/>
-          <w:szCs w:val="21"/>
-        </w:rPr>
-        <w:t xml:space="preserve"> e </w:t>
-      </w:r>
-      <w:r>
-        <w:rPr>
-          <w:b/>
-          <w:bCs/>
-          <w:color w:val="23293D"/>
-          <w:sz w:val="21"/>
-          <w:szCs w:val="21"/>
-        </w:rPr>
-        <w:t xml:space="preserve">Minha Agenda</w:t>
-      </w:r>
-      <w:r>
-        <w:rPr>
-          <w:color w:val="23293D"/>
-          <w:sz w:val="21"/>
-          <w:szCs w:val="21"/>
-        </w:rPr>
-        <w:t xml:space="preserve">.</w:t>
       </w:r>
     </w:p>
     <w:p>
@@ -25520,21 +25330,11 @@
       </w:pPr>
       <w:r>
         <w:rPr>
-          <w:b/>
-          <w:bCs/>
-          <w:color w:val="23293D"/>
-          <w:sz w:val="21"/>
-          <w:szCs w:val="21"/>
-        </w:rPr>
-        <w:t xml:space="preserve">Meu Dia</w:t>
-      </w:r>
-      <w:r>
-        <w:rPr>
-          <w:color w:val="23293D"/>
-          <w:sz w:val="21"/>
-          <w:szCs w:val="21"/>
-        </w:rPr>
-        <w:t xml:space="preserve"> → seus atendimentos.</w:t>
+          <w:color w:val="23293D"/>
+          <w:sz w:val="21"/>
+          <w:szCs w:val="21"/>
+        </w:rPr>
+        <w:t xml:space="preserve">Abra o caso → cockpit em duas colunas: evidências à esquerda, plano à direita.</w:t>
       </w:r>
     </w:p>
     <w:p>
@@ -25554,25 +25354,25 @@
           <w:sz w:val="21"/>
           <w:szCs w:val="21"/>
         </w:rPr>
-        <w:t xml:space="preserve">Atendimento</w:t>
-      </w:r>
-      <w:r>
-        <w:rPr>
-          <w:color w:val="23293D"/>
-          <w:sz w:val="21"/>
-          <w:szCs w:val="21"/>
-        </w:rPr>
-        <w:t xml:space="preserve"> → </w:t>
-      </w:r>
-      <w:r>
-        <w:rPr>
-          <w:b/>
-          <w:bCs/>
-          <w:color w:val="23293D"/>
-          <w:sz w:val="21"/>
-          <w:szCs w:val="21"/>
-        </w:rPr>
-        <w:t xml:space="preserve">Chamar</w:t>
+        <w:t xml:space="preserve">Iniciar plano de tratamento</w:t>
+      </w:r>
+      <w:r>
+        <w:rPr>
+          <w:color w:val="23293D"/>
+          <w:sz w:val="21"/>
+          <w:szCs w:val="21"/>
+        </w:rPr>
+        <w:t xml:space="preserve"> → escreva o </w:t>
+      </w:r>
+      <w:r>
+        <w:rPr>
+          <w:b/>
+          <w:bCs/>
+          <w:color w:val="23293D"/>
+          <w:sz w:val="21"/>
+          <w:szCs w:val="21"/>
+        </w:rPr>
+        <w:t xml:space="preserve">Diagnóstico</w:t>
       </w:r>
       <w:r>
         <w:rPr>
@@ -25594,47 +25394,21 @@
       </w:pPr>
       <w:r>
         <w:rPr>
-          <w:color w:val="23293D"/>
-          <w:sz w:val="21"/>
-          <w:szCs w:val="21"/>
-        </w:rPr>
-        <w:t xml:space="preserve">Ficha do paciente → aba </w:t>
-      </w:r>
-      <w:r>
-        <w:rPr>
-          <w:b/>
-          <w:bCs/>
-          <w:color w:val="23293D"/>
-          <w:sz w:val="21"/>
-          <w:szCs w:val="21"/>
-        </w:rPr>
-        <w:t xml:space="preserve">Desenvolvimento Clínico</w:t>
-      </w:r>
-      <w:r>
-        <w:rPr>
-          <w:color w:val="23293D"/>
-          <w:sz w:val="21"/>
-          <w:szCs w:val="21"/>
-        </w:rPr>
-        <w:t xml:space="preserve"> → descreva o que foi feito. </w:t>
-      </w:r>
-      <w:r>
-        <w:rPr>
-          <w:b/>
-          <w:bCs/>
-          <w:color w:val="23293D"/>
-          <w:sz w:val="21"/>
-          <w:szCs w:val="21"/>
-        </w:rPr>
-        <w:t xml:space="preserve">Espere aparecer "Salvo às…"</w:t>
-      </w:r>
-      <w:r>
-        <w:rPr>
-          <w:color w:val="23293D"/>
-          <w:sz w:val="21"/>
-          <w:szCs w:val="21"/>
-        </w:rPr>
-        <w:t xml:space="preserve">.</w:t>
+          <w:b/>
+          <w:bCs/>
+          <w:color w:val="23293D"/>
+          <w:sz w:val="21"/>
+          <w:szCs w:val="21"/>
+        </w:rPr>
+        <w:t xml:space="preserve">Adicionar opção de tratamento</w:t>
+      </w:r>
+      <w:r>
+        <w:rPr>
+          <w:color w:val="23293D"/>
+          <w:sz w:val="21"/>
+          <w:szCs w:val="21"/>
+        </w:rPr>
+        <w:t xml:space="preserve"> (marque uma como principal).</w:t>
       </w:r>
     </w:p>
     <w:p>
@@ -25643,6 +25417,484 @@
         <w:numPr>
           <w:ilvl w:val="0"/>
           <w:numId w:val="30"/>
+        </w:numPr>
+        <w:spacing w:after="80" w:line="270"/>
+      </w:pPr>
+      <w:r>
+        <w:rPr>
+          <w:color w:val="23293D"/>
+          <w:sz w:val="21"/>
+          <w:szCs w:val="21"/>
+        </w:rPr>
+        <w:t xml:space="preserve">Dentro da opção, </w:t>
+      </w:r>
+      <w:r>
+        <w:rPr>
+          <w:b/>
+          <w:bCs/>
+          <w:color w:val="23293D"/>
+          <w:sz w:val="21"/>
+          <w:szCs w:val="21"/>
+        </w:rPr>
+        <w:t xml:space="preserve">Procedimento</w:t>
+      </w:r>
+      <w:r>
+        <w:rPr>
+          <w:color w:val="23293D"/>
+          <w:sz w:val="21"/>
+          <w:szCs w:val="21"/>
+        </w:rPr>
+        <w:t xml:space="preserve"> → escolha do catálogo → </w:t>
+      </w:r>
+      <w:r>
+        <w:rPr>
+          <w:b/>
+          <w:bCs/>
+          <w:color w:val="23293D"/>
+          <w:sz w:val="21"/>
+          <w:szCs w:val="21"/>
+        </w:rPr>
+        <w:t xml:space="preserve">Item</w:t>
+      </w:r>
+      <w:r>
+        <w:rPr>
+          <w:color w:val="23293D"/>
+          <w:sz w:val="21"/>
+          <w:szCs w:val="21"/>
+        </w:rPr>
+        <w:t xml:space="preserve">.</w:t>
+      </w:r>
+    </w:p>
+    <w:p>
+      <w:pPr>
+        <w:pStyle w:val="ListParagraph"/>
+        <w:numPr>
+          <w:ilvl w:val="0"/>
+          <w:numId w:val="30"/>
+        </w:numPr>
+        <w:spacing w:after="80" w:line="270"/>
+      </w:pPr>
+      <w:r>
+        <w:rPr>
+          <w:color w:val="23293D"/>
+          <w:sz w:val="21"/>
+          <w:szCs w:val="21"/>
+        </w:rPr>
+        <w:t xml:space="preserve">Classifique o </w:t>
+      </w:r>
+      <w:r>
+        <w:rPr>
+          <w:b/>
+          <w:bCs/>
+          <w:color w:val="23293D"/>
+          <w:sz w:val="21"/>
+          <w:szCs w:val="21"/>
+        </w:rPr>
+        <w:t xml:space="preserve">pilar</w:t>
+      </w:r>
+      <w:r>
+        <w:rPr>
+          <w:color w:val="23293D"/>
+          <w:sz w:val="21"/>
+          <w:szCs w:val="21"/>
+        </w:rPr>
+        <w:t xml:space="preserve"> (1 dos 6) → </w:t>
+      </w:r>
+      <w:r>
+        <w:rPr>
+          <w:b/>
+          <w:bCs/>
+          <w:color w:val="23293D"/>
+          <w:sz w:val="21"/>
+          <w:szCs w:val="21"/>
+        </w:rPr>
+        <w:t xml:space="preserve">Salvar pilar</w:t>
+      </w:r>
+      <w:r>
+        <w:rPr>
+          <w:color w:val="23293D"/>
+          <w:sz w:val="21"/>
+          <w:szCs w:val="21"/>
+        </w:rPr>
+        <w:t xml:space="preserve">.</w:t>
+      </w:r>
+    </w:p>
+    <w:p>
+      <w:pPr>
+        <w:pStyle w:val="ListParagraph"/>
+        <w:numPr>
+          <w:ilvl w:val="0"/>
+          <w:numId w:val="30"/>
+        </w:numPr>
+        <w:spacing w:after="80" w:line="270"/>
+      </w:pPr>
+      <w:r>
+        <w:rPr>
+          <w:b/>
+          <w:bCs/>
+          <w:color w:val="23293D"/>
+          <w:sz w:val="21"/>
+          <w:szCs w:val="21"/>
+        </w:rPr>
+        <w:t xml:space="preserve">Enviar para aprovação do Coordenador</w:t>
+      </w:r>
+      <w:r>
+        <w:rPr>
+          <w:color w:val="23293D"/>
+          <w:sz w:val="21"/>
+          <w:szCs w:val="21"/>
+        </w:rPr>
+        <w:t xml:space="preserve">.</w:t>
+      </w:r>
+    </w:p>
+    <w:p>
+      <w:pPr>
+        <w:pStyle w:val="ListParagraph"/>
+        <w:numPr>
+          <w:ilvl w:val="0"/>
+          <w:numId w:val="30"/>
+        </w:numPr>
+        <w:spacing w:after="80" w:line="270"/>
+      </w:pPr>
+      <w:r>
+        <w:rPr>
+          <w:color w:val="23293D"/>
+          <w:sz w:val="21"/>
+          <w:szCs w:val="21"/>
+        </w:rPr>
+        <w:t xml:space="preserve">Aprovado, </w:t>
+      </w:r>
+      <w:r>
+        <w:rPr>
+          <w:b/>
+          <w:bCs/>
+          <w:color w:val="23293D"/>
+          <w:sz w:val="21"/>
+          <w:szCs w:val="21"/>
+        </w:rPr>
+        <w:t xml:space="preserve">Enviar ao Comercial</w:t>
+      </w:r>
+      <w:r>
+        <w:rPr>
+          <w:color w:val="23293D"/>
+          <w:sz w:val="21"/>
+          <w:szCs w:val="21"/>
+        </w:rPr>
+        <w:t xml:space="preserve">.</w:t>
+      </w:r>
+    </w:p>
+    <w:p>
+      <w:pPr>
+        <w:spacing w:after="140" w:line="280"/>
+      </w:pPr>
+      <w:r>
+        <w:rPr>
+          <w:b/>
+          <w:bCs/>
+          <w:color w:val="23293D"/>
+          <w:sz w:val="21"/>
+          <w:szCs w:val="21"/>
+        </w:rPr>
+        <w:t xml:space="preserve">Cuidados:</w:t>
+      </w:r>
+      <w:r>
+        <w:rPr>
+          <w:color w:val="23293D"/>
+          <w:sz w:val="21"/>
+          <w:szCs w:val="21"/>
+        </w:rPr>
+        <w:t xml:space="preserve"> o sistema exige procedimentos lançados em cada opção para enviar; plano de tratamento </w:t>
+      </w:r>
+      <w:r>
+        <w:rPr>
+          <w:b/>
+          <w:bCs/>
+          <w:color w:val="23293D"/>
+          <w:sz w:val="21"/>
+          <w:szCs w:val="21"/>
+        </w:rPr>
+        <w:t xml:space="preserve">não tem acréscimo</w:t>
+      </w:r>
+      <w:r>
+        <w:rPr>
+          <w:color w:val="23293D"/>
+          <w:sz w:val="21"/>
+          <w:szCs w:val="21"/>
+        </w:rPr>
+        <w:t xml:space="preserve"> (o preço vem do orçamento aprovado); depois de aprovado o plano fica em leitura — há </w:t>
+      </w:r>
+      <w:r>
+        <w:rPr>
+          <w:b/>
+          <w:bCs/>
+          <w:color w:val="23293D"/>
+          <w:sz w:val="21"/>
+          <w:szCs w:val="21"/>
+        </w:rPr>
+        <w:t xml:space="preserve">Reabrir para edição</w:t>
+      </w:r>
+      <w:r>
+        <w:rPr>
+          <w:color w:val="23293D"/>
+          <w:sz w:val="21"/>
+          <w:szCs w:val="21"/>
+        </w:rPr>
+        <w:t xml:space="preserve">, que exige nova aprovação.</w:t>
+      </w:r>
+    </w:p>
+    <w:p>
+      <w:pPr>
+        <w:pStyle w:val="Heading2"/>
+      </w:pPr>
+      <w:r>
+        <w:rPr>
+          <w:color w:val="1F3253"/>
+        </w:rPr>
+        <w:t xml:space="preserve">6.4. Dentista (executor)</w:t>
+      </w:r>
+    </w:p>
+    <w:p>
+      <w:pPr>
+        <w:spacing w:after="140" w:line="280"/>
+      </w:pPr>
+      <w:r>
+        <w:rPr>
+          <w:b/>
+          <w:bCs/>
+          <w:color w:val="23293D"/>
+          <w:sz w:val="21"/>
+          <w:szCs w:val="21"/>
+        </w:rPr>
+        <w:t xml:space="preserve">Objetivo:</w:t>
+      </w:r>
+      <w:r>
+        <w:rPr>
+          <w:color w:val="23293D"/>
+          <w:sz w:val="21"/>
+          <w:szCs w:val="21"/>
+        </w:rPr>
+        <w:t xml:space="preserve"> executar e registrar. </w:t>
+      </w:r>
+      <w:r>
+        <w:rPr>
+          <w:b/>
+          <w:bCs/>
+          <w:color w:val="23293D"/>
+          <w:sz w:val="21"/>
+          <w:szCs w:val="21"/>
+        </w:rPr>
+        <w:t xml:space="preserve">Duração:</w:t>
+      </w:r>
+      <w:r>
+        <w:rPr>
+          <w:color w:val="23293D"/>
+          <w:sz w:val="21"/>
+          <w:szCs w:val="21"/>
+        </w:rPr>
+        <w:t xml:space="preserve"> 40 minutos.</w:t>
+      </w:r>
+    </w:p>
+    <w:p>
+      <w:pPr>
+        <w:spacing w:after="140" w:line="280"/>
+      </w:pPr>
+      <w:r>
+        <w:rPr>
+          <w:color w:val="23293D"/>
+          <w:sz w:val="21"/>
+          <w:szCs w:val="21"/>
+        </w:rPr>
+        <w:t xml:space="preserve">Seu menu é diferente: </w:t>
+      </w:r>
+      <w:r>
+        <w:rPr>
+          <w:b/>
+          <w:bCs/>
+          <w:color w:val="23293D"/>
+          <w:sz w:val="21"/>
+          <w:szCs w:val="21"/>
+        </w:rPr>
+        <w:t xml:space="preserve">não tem Jornada</w:t>
+      </w:r>
+      <w:r>
+        <w:rPr>
+          <w:color w:val="23293D"/>
+          <w:sz w:val="21"/>
+          <w:szCs w:val="21"/>
+        </w:rPr>
+        <w:t xml:space="preserve">, e tem </w:t>
+      </w:r>
+      <w:r>
+        <w:rPr>
+          <w:b/>
+          <w:bCs/>
+          <w:color w:val="23293D"/>
+          <w:sz w:val="21"/>
+          <w:szCs w:val="21"/>
+        </w:rPr>
+        <w:t xml:space="preserve">Meu Dia</w:t>
+      </w:r>
+      <w:r>
+        <w:rPr>
+          <w:color w:val="23293D"/>
+          <w:sz w:val="21"/>
+          <w:szCs w:val="21"/>
+        </w:rPr>
+        <w:t xml:space="preserve"> e </w:t>
+      </w:r>
+      <w:r>
+        <w:rPr>
+          <w:b/>
+          <w:bCs/>
+          <w:color w:val="23293D"/>
+          <w:sz w:val="21"/>
+          <w:szCs w:val="21"/>
+        </w:rPr>
+        <w:t xml:space="preserve">Minha Agenda</w:t>
+      </w:r>
+      <w:r>
+        <w:rPr>
+          <w:color w:val="23293D"/>
+          <w:sz w:val="21"/>
+          <w:szCs w:val="21"/>
+        </w:rPr>
+        <w:t xml:space="preserve">.</w:t>
+      </w:r>
+    </w:p>
+    <w:p>
+      <w:pPr>
+        <w:pStyle w:val="ListParagraph"/>
+        <w:numPr>
+          <w:ilvl w:val="0"/>
+          <w:numId w:val="31"/>
+        </w:numPr>
+        <w:spacing w:after="80" w:line="270"/>
+      </w:pPr>
+      <w:r>
+        <w:rPr>
+          <w:b/>
+          <w:bCs/>
+          <w:color w:val="23293D"/>
+          <w:sz w:val="21"/>
+          <w:szCs w:val="21"/>
+        </w:rPr>
+        <w:t xml:space="preserve">Meu Dia</w:t>
+      </w:r>
+      <w:r>
+        <w:rPr>
+          <w:color w:val="23293D"/>
+          <w:sz w:val="21"/>
+          <w:szCs w:val="21"/>
+        </w:rPr>
+        <w:t xml:space="preserve"> → seus atendimentos.</w:t>
+      </w:r>
+    </w:p>
+    <w:p>
+      <w:pPr>
+        <w:pStyle w:val="ListParagraph"/>
+        <w:numPr>
+          <w:ilvl w:val="0"/>
+          <w:numId w:val="31"/>
+        </w:numPr>
+        <w:spacing w:after="80" w:line="270"/>
+      </w:pPr>
+      <w:r>
+        <w:rPr>
+          <w:b/>
+          <w:bCs/>
+          <w:color w:val="23293D"/>
+          <w:sz w:val="21"/>
+          <w:szCs w:val="21"/>
+        </w:rPr>
+        <w:t xml:space="preserve">Atendimento</w:t>
+      </w:r>
+      <w:r>
+        <w:rPr>
+          <w:color w:val="23293D"/>
+          <w:sz w:val="21"/>
+          <w:szCs w:val="21"/>
+        </w:rPr>
+        <w:t xml:space="preserve"> → </w:t>
+      </w:r>
+      <w:r>
+        <w:rPr>
+          <w:b/>
+          <w:bCs/>
+          <w:color w:val="23293D"/>
+          <w:sz w:val="21"/>
+          <w:szCs w:val="21"/>
+        </w:rPr>
+        <w:t xml:space="preserve">Chamar</w:t>
+      </w:r>
+      <w:r>
+        <w:rPr>
+          <w:color w:val="23293D"/>
+          <w:sz w:val="21"/>
+          <w:szCs w:val="21"/>
+        </w:rPr>
+        <w:t xml:space="preserve">.</w:t>
+      </w:r>
+    </w:p>
+    <w:p>
+      <w:pPr>
+        <w:pStyle w:val="ListParagraph"/>
+        <w:numPr>
+          <w:ilvl w:val="0"/>
+          <w:numId w:val="31"/>
+        </w:numPr>
+        <w:spacing w:after="80" w:line="270"/>
+      </w:pPr>
+      <w:r>
+        <w:rPr>
+          <w:color w:val="23293D"/>
+          <w:sz w:val="21"/>
+          <w:szCs w:val="21"/>
+        </w:rPr>
+        <w:t xml:space="preserve">Ficha do paciente → aba </w:t>
+      </w:r>
+      <w:r>
+        <w:rPr>
+          <w:b/>
+          <w:bCs/>
+          <w:color w:val="23293D"/>
+          <w:sz w:val="21"/>
+          <w:szCs w:val="21"/>
+        </w:rPr>
+        <w:t xml:space="preserve">Desenvolvimento Clínico</w:t>
+      </w:r>
+      <w:r>
+        <w:rPr>
+          <w:color w:val="23293D"/>
+          <w:sz w:val="21"/>
+          <w:szCs w:val="21"/>
+        </w:rPr>
+        <w:t xml:space="preserve"> → descreva o que foi feito. </w:t>
+      </w:r>
+      <w:r>
+        <w:rPr>
+          <w:b/>
+          <w:bCs/>
+          <w:color w:val="23293D"/>
+          <w:sz w:val="21"/>
+          <w:szCs w:val="21"/>
+        </w:rPr>
+        <w:t xml:space="preserve">Espere aparecer "Salvo às…"</w:t>
+      </w:r>
+      <w:r>
+        <w:rPr>
+          <w:color w:val="23293D"/>
+          <w:sz w:val="21"/>
+          <w:szCs w:val="21"/>
+        </w:rPr>
+        <w:t xml:space="preserve">.</w:t>
+      </w:r>
+    </w:p>
+    <w:p>
+      <w:pPr>
+        <w:pStyle w:val="ListParagraph"/>
+        <w:numPr>
+          <w:ilvl w:val="0"/>
+          <w:numId w:val="31"/>
         </w:numPr>
         <w:spacing w:after="80" w:line="270"/>
       </w:pPr>
@@ -25874,7 +26126,7 @@
         <w:pStyle w:val="ListParagraph"/>
         <w:numPr>
           <w:ilvl w:val="0"/>
-          <w:numId w:val="31"/>
+          <w:numId w:val="32"/>
         </w:numPr>
         <w:spacing w:after="80" w:line="270"/>
       </w:pPr>
@@ -25938,7 +26190,7 @@
         <w:pStyle w:val="ListParagraph"/>
         <w:numPr>
           <w:ilvl w:val="0"/>
-          <w:numId w:val="31"/>
+          <w:numId w:val="32"/>
         </w:numPr>
         <w:spacing w:after="80" w:line="270"/>
       </w:pPr>
@@ -26518,7 +26770,7 @@
         <w:pStyle w:val="ListParagraph"/>
         <w:numPr>
           <w:ilvl w:val="0"/>
-          <w:numId w:val="32"/>
+          <w:numId w:val="33"/>
         </w:numPr>
         <w:spacing w:after="80" w:line="270"/>
       </w:pPr>
@@ -26554,7 +26806,7 @@
         <w:pStyle w:val="ListParagraph"/>
         <w:numPr>
           <w:ilvl w:val="0"/>
-          <w:numId w:val="32"/>
+          <w:numId w:val="33"/>
         </w:numPr>
         <w:spacing w:after="80" w:line="270"/>
       </w:pPr>
@@ -26626,7 +26878,7 @@
         <w:pStyle w:val="ListParagraph"/>
         <w:numPr>
           <w:ilvl w:val="0"/>
-          <w:numId w:val="32"/>
+          <w:numId w:val="33"/>
         </w:numPr>
         <w:spacing w:after="80" w:line="270"/>
       </w:pPr>
@@ -26654,7 +26906,7 @@
         <w:pStyle w:val="ListParagraph"/>
         <w:numPr>
           <w:ilvl w:val="0"/>
-          <w:numId w:val="32"/>
+          <w:numId w:val="33"/>
         </w:numPr>
         <w:spacing w:after="80" w:line="270"/>
       </w:pPr>
@@ -26912,7 +27164,7 @@
         <w:pStyle w:val="ListParagraph"/>
         <w:numPr>
           <w:ilvl w:val="0"/>
-          <w:numId w:val="33"/>
+          <w:numId w:val="34"/>
         </w:numPr>
         <w:spacing w:after="80" w:line="270"/>
       </w:pPr>
@@ -26994,7 +27246,7 @@
         <w:pStyle w:val="ListParagraph"/>
         <w:numPr>
           <w:ilvl w:val="0"/>
-          <w:numId w:val="33"/>
+          <w:numId w:val="34"/>
         </w:numPr>
         <w:spacing w:after="80" w:line="270"/>
       </w:pPr>
@@ -27040,7 +27292,7 @@
         <w:pStyle w:val="ListParagraph"/>
         <w:numPr>
           <w:ilvl w:val="0"/>
-          <w:numId w:val="33"/>
+          <w:numId w:val="34"/>
         </w:numPr>
         <w:spacing w:after="80" w:line="270"/>
       </w:pPr>
@@ -29729,7 +29981,7 @@
         <w:pStyle w:val="ListParagraph"/>
         <w:numPr>
           <w:ilvl w:val="0"/>
-          <w:numId w:val="34"/>
+          <w:numId w:val="35"/>
         </w:numPr>
         <w:spacing w:after="80" w:line="270"/>
       </w:pPr>
@@ -29740,217 +29992,6 @@
           <w:szCs w:val="21"/>
         </w:rPr>
         <w:t xml:space="preserve">Abra o endereço do sistema.</w:t>
-      </w:r>
-    </w:p>
-    <w:p>
-      <w:pPr>
-        <w:pStyle w:val="ListParagraph"/>
-        <w:numPr>
-          <w:ilvl w:val="0"/>
-          <w:numId w:val="34"/>
-        </w:numPr>
-        <w:spacing w:after="80" w:line="270"/>
-      </w:pPr>
-      <w:r>
-        <w:rPr>
-          <w:color w:val="23293D"/>
-          <w:sz w:val="21"/>
-          <w:szCs w:val="21"/>
-        </w:rPr>
-        <w:t xml:space="preserve">Informe e-mail e senha.</w:t>
-      </w:r>
-    </w:p>
-    <w:p>
-      <w:pPr>
-        <w:pStyle w:val="ListParagraph"/>
-        <w:numPr>
-          <w:ilvl w:val="0"/>
-          <w:numId w:val="34"/>
-        </w:numPr>
-        <w:spacing w:after="80" w:line="270"/>
-      </w:pPr>
-      <w:r>
-        <w:rPr>
-          <w:b/>
-          <w:bCs/>
-          <w:color w:val="23293D"/>
-          <w:sz w:val="21"/>
-          <w:szCs w:val="21"/>
-        </w:rPr>
-        <w:t xml:space="preserve">Se você tem acesso a mais de uma unidade</w:t>
-      </w:r>
-      <w:r>
-        <w:rPr>
-          <w:color w:val="23293D"/>
-          <w:sz w:val="21"/>
-          <w:szCs w:val="21"/>
-        </w:rPr>
-        <w:t xml:space="preserve"> e não é da Franqueadora, o sistema pede para escolher a unidade </w:t>
-      </w:r>
-      <w:r>
-        <w:rPr>
-          <w:b/>
-          <w:bCs/>
-          <w:color w:val="23293D"/>
-          <w:sz w:val="21"/>
-          <w:szCs w:val="21"/>
-        </w:rPr>
-        <w:t xml:space="preserve">antes</w:t>
-      </w:r>
-      <w:r>
-        <w:rPr>
-          <w:color w:val="23293D"/>
-          <w:sz w:val="21"/>
-          <w:szCs w:val="21"/>
-        </w:rPr>
-        <w:t xml:space="preserve"> de mostrar qualquer tela (evidência: </w:t>
-      </w:r>
-      <w:r>
-        <w:rPr>
-          <w:rFonts w:ascii="Consolas" w:cs="Consolas" w:eastAsia="Consolas" w:hAnsi="Consolas"/>
-          <w:color w:val="1F3253"/>
-          <w:sz w:val="19"/>
-          <w:szCs w:val="19"/>
-          <w:shd w:fill="EFEDE6" w:color="auto" w:val="clear"/>
-        </w:rPr>
-        <w:t xml:space="preserve">layout.tsx</w:t>
-      </w:r>
-      <w:r>
-        <w:rPr>
-          <w:color w:val="23293D"/>
-          <w:sz w:val="21"/>
-          <w:szCs w:val="21"/>
-        </w:rPr>
-        <w:t xml:space="preserve">, </w:t>
-      </w:r>
-      <w:r>
-        <w:rPr>
-          <w:rFonts w:ascii="Consolas" w:cs="Consolas" w:eastAsia="Consolas" w:hAnsi="Consolas"/>
-          <w:color w:val="1F3253"/>
-          <w:sz w:val="19"/>
-          <w:szCs w:val="19"/>
-          <w:shd w:fill="EFEDE6" w:color="auto" w:val="clear"/>
-        </w:rPr>
-        <w:t xml:space="preserve">ChooseClinicWelcome</w:t>
-      </w:r>
-      <w:r>
-        <w:rPr>
-          <w:color w:val="23293D"/>
-          <w:sz w:val="21"/>
-          <w:szCs w:val="21"/>
-        </w:rPr>
-        <w:t xml:space="preserve">).</w:t>
-      </w:r>
-    </w:p>
-    <w:p>
-      <w:pPr>
-        <w:pStyle w:val="ListParagraph"/>
-        <w:numPr>
-          <w:ilvl w:val="0"/>
-          <w:numId w:val="34"/>
-        </w:numPr>
-        <w:spacing w:after="80" w:line="270"/>
-      </w:pPr>
-      <w:r>
-        <w:rPr>
-          <w:b/>
-          <w:bCs/>
-          <w:color w:val="23293D"/>
-          <w:sz w:val="21"/>
-          <w:szCs w:val="21"/>
-        </w:rPr>
-        <w:t xml:space="preserve">Resultado:</w:t>
-      </w:r>
-      <w:r>
-        <w:rPr>
-          <w:color w:val="23293D"/>
-          <w:sz w:val="21"/>
-          <w:szCs w:val="21"/>
-        </w:rPr>
-        <w:t xml:space="preserve"> você cai na tela Início.</w:t>
-      </w:r>
-    </w:p>
-    <w:p>
-      <w:pPr>
-        <w:spacing w:after="140" w:line="280"/>
-      </w:pPr>
-      <w:r>
-        <w:rPr>
-          <w:b/>
-          <w:bCs/>
-          <w:color w:val="23293D"/>
-          <w:sz w:val="21"/>
-          <w:szCs w:val="21"/>
-        </w:rPr>
-        <w:t xml:space="preserve">Erros possíveis:</w:t>
-      </w:r>
-      <w:r>
-        <w:rPr>
-          <w:color w:val="23293D"/>
-          <w:sz w:val="21"/>
-          <w:szCs w:val="21"/>
-        </w:rPr>
-        <w:t xml:space="preserve"> ver </w:t>
-      </w:r>
-      <w:r>
-        <w:rPr>
-          <w:color w:val="1F3253"/>
-          <w:sz w:val="21"/>
-          <w:szCs w:val="21"/>
-        </w:rPr>
-        <w:t xml:space="preserve">seção 9</w:t>
-      </w:r>
-      <w:r>
-        <w:rPr>
-          <w:color w:val="23293D"/>
-          <w:sz w:val="21"/>
-          <w:szCs w:val="21"/>
-        </w:rPr>
-        <w:t xml:space="preserve">.</w:t>
-      </w:r>
-    </w:p>
-    <w:p>
-      <w:pPr>
-        <w:pStyle w:val="Heading2"/>
-      </w:pPr>
-      <w:r>
-        <w:rPr>
-          <w:color w:val="1F3253"/>
-        </w:rPr>
-        <w:t xml:space="preserve">Fluxo 2 — Do cadastro ao fechamento (a jornada completa)</w:t>
-      </w:r>
-    </w:p>
-    <w:p>
-      <w:pPr>
-        <w:spacing w:after="140" w:line="280"/>
-      </w:pPr>
-      <w:r>
-        <w:rPr>
-          <w:b/>
-          <w:bCs/>
-          <w:color w:val="23293D"/>
-          <w:sz w:val="21"/>
-          <w:szCs w:val="21"/>
-        </w:rPr>
-        <w:t xml:space="preserve">Papéis:</w:t>
-      </w:r>
-      <w:r>
-        <w:rPr>
-          <w:color w:val="23293D"/>
-          <w:sz w:val="21"/>
-          <w:szCs w:val="21"/>
-        </w:rPr>
-        <w:t xml:space="preserve"> cinco pessoas diferentes. </w:t>
-      </w:r>
-      <w:r>
-        <w:rPr>
-          <w:b/>
-          <w:bCs/>
-          <w:color w:val="23293D"/>
-          <w:sz w:val="21"/>
-          <w:szCs w:val="21"/>
-        </w:rPr>
-        <w:t xml:space="preserve">Este é o fluxo central do sistema.</w:t>
       </w:r>
     </w:p>
     <w:p>
@@ -29964,39 +30005,11 @@
       </w:pPr>
       <w:r>
         <w:rPr>
-          <w:b/>
-          <w:bCs/>
-          <w:color w:val="23293D"/>
-          <w:sz w:val="21"/>
-          <w:szCs w:val="21"/>
-        </w:rPr>
-        <w:t xml:space="preserve">Recepção</w:t>
-      </w:r>
-      <w:r>
-        <w:rPr>
-          <w:color w:val="23293D"/>
-          <w:sz w:val="21"/>
-          <w:szCs w:val="21"/>
-        </w:rPr>
-        <w:t xml:space="preserve"> cadastra o paciente → nasce na </w:t>
-      </w:r>
-      <w:r>
-        <w:rPr>
-          <w:b/>
-          <w:bCs/>
-          <w:color w:val="23293D"/>
-          <w:sz w:val="21"/>
-          <w:szCs w:val="21"/>
-        </w:rPr>
-        <w:t xml:space="preserve">Aquisição</w:t>
-      </w:r>
-      <w:r>
-        <w:rPr>
-          <w:color w:val="23293D"/>
-          <w:sz w:val="21"/>
-          <w:szCs w:val="21"/>
-        </w:rPr>
-        <w:t xml:space="preserve">.</w:t>
+          <w:color w:val="23293D"/>
+          <w:sz w:val="21"/>
+          <w:szCs w:val="21"/>
+        </w:rPr>
+        <w:t xml:space="preserve">Informe e-mail e senha.</w:t>
       </w:r>
     </w:p>
     <w:p>
@@ -30016,33 +30029,69 @@
           <w:sz w:val="21"/>
           <w:szCs w:val="21"/>
         </w:rPr>
-        <w:t xml:space="preserve">Recepção</w:t>
-      </w:r>
-      <w:r>
-        <w:rPr>
-          <w:color w:val="23293D"/>
-          <w:sz w:val="21"/>
-          <w:szCs w:val="21"/>
-        </w:rPr>
-        <w:t xml:space="preserve"> move para </w:t>
-      </w:r>
-      <w:r>
-        <w:rPr>
-          <w:b/>
-          <w:bCs/>
-          <w:color w:val="23293D"/>
-          <w:sz w:val="21"/>
-          <w:szCs w:val="21"/>
-        </w:rPr>
-        <w:t xml:space="preserve">Conversão Clínica</w:t>
-      </w:r>
-      <w:r>
-        <w:rPr>
-          <w:color w:val="23293D"/>
-          <w:sz w:val="21"/>
-          <w:szCs w:val="21"/>
-        </w:rPr>
-        <w:t xml:space="preserve">.</w:t>
+        <w:t xml:space="preserve">Se você tem acesso a mais de uma unidade</w:t>
+      </w:r>
+      <w:r>
+        <w:rPr>
+          <w:color w:val="23293D"/>
+          <w:sz w:val="21"/>
+          <w:szCs w:val="21"/>
+        </w:rPr>
+        <w:t xml:space="preserve"> e não é da Franqueadora, o sistema pede para escolher a unidade </w:t>
+      </w:r>
+      <w:r>
+        <w:rPr>
+          <w:b/>
+          <w:bCs/>
+          <w:color w:val="23293D"/>
+          <w:sz w:val="21"/>
+          <w:szCs w:val="21"/>
+        </w:rPr>
+        <w:t xml:space="preserve">antes</w:t>
+      </w:r>
+      <w:r>
+        <w:rPr>
+          <w:color w:val="23293D"/>
+          <w:sz w:val="21"/>
+          <w:szCs w:val="21"/>
+        </w:rPr>
+        <w:t xml:space="preserve"> de mostrar qualquer tela (evidência: </w:t>
+      </w:r>
+      <w:r>
+        <w:rPr>
+          <w:rFonts w:ascii="Consolas" w:cs="Consolas" w:eastAsia="Consolas" w:hAnsi="Consolas"/>
+          <w:color w:val="1F3253"/>
+          <w:sz w:val="19"/>
+          <w:szCs w:val="19"/>
+          <w:shd w:fill="EFEDE6" w:color="auto" w:val="clear"/>
+        </w:rPr>
+        <w:t xml:space="preserve">layout.tsx</w:t>
+      </w:r>
+      <w:r>
+        <w:rPr>
+          <w:color w:val="23293D"/>
+          <w:sz w:val="21"/>
+          <w:szCs w:val="21"/>
+        </w:rPr>
+        <w:t xml:space="preserve">, </w:t>
+      </w:r>
+      <w:r>
+        <w:rPr>
+          <w:rFonts w:ascii="Consolas" w:cs="Consolas" w:eastAsia="Consolas" w:hAnsi="Consolas"/>
+          <w:color w:val="1F3253"/>
+          <w:sz w:val="19"/>
+          <w:szCs w:val="19"/>
+          <w:shd w:fill="EFEDE6" w:color="auto" w:val="clear"/>
+        </w:rPr>
+        <w:t xml:space="preserve">ChooseClinicWelcome</w:t>
+      </w:r>
+      <w:r>
+        <w:rPr>
+          <w:color w:val="23293D"/>
+          <w:sz w:val="21"/>
+          <w:szCs w:val="21"/>
+        </w:rPr>
+        <w:t xml:space="preserve">).</w:t>
       </w:r>
     </w:p>
     <w:p>
@@ -30062,43 +30111,46 @@
           <w:sz w:val="21"/>
           <w:szCs w:val="21"/>
         </w:rPr>
-        <w:t xml:space="preserve">Coordenador</w:t>
-      </w:r>
-      <w:r>
-        <w:rPr>
-          <w:color w:val="23293D"/>
-          <w:sz w:val="21"/>
-          <w:szCs w:val="21"/>
-        </w:rPr>
-        <w:t xml:space="preserve"> registra consentimento → anamnese → fotos → </w:t>
-      </w:r>
-      <w:r>
-        <w:rPr>
-          <w:b/>
-          <w:bCs/>
-          <w:color w:val="23293D"/>
-          <w:sz w:val="21"/>
-          <w:szCs w:val="21"/>
-        </w:rPr>
-        <w:t xml:space="preserve">Enviar ao Centro de Planejamento</w:t>
-      </w:r>
-      <w:r>
-        <w:rPr>
-          <w:color w:val="23293D"/>
-          <w:sz w:val="21"/>
-          <w:szCs w:val="21"/>
-        </w:rPr>
-        <w:t xml:space="preserve"> → paciente vai para a </w:t>
-      </w:r>
-      <w:r>
-        <w:rPr>
-          <w:b/>
-          <w:bCs/>
-          <w:color w:val="23293D"/>
-          <w:sz w:val="21"/>
-          <w:szCs w:val="21"/>
-        </w:rPr>
-        <w:t xml:space="preserve">Fase 3</w:t>
+        <w:t xml:space="preserve">Resultado:</w:t>
+      </w:r>
+      <w:r>
+        <w:rPr>
+          <w:color w:val="23293D"/>
+          <w:sz w:val="21"/>
+          <w:szCs w:val="21"/>
+        </w:rPr>
+        <w:t xml:space="preserve"> você cai na tela Início.</w:t>
+      </w:r>
+    </w:p>
+    <w:p>
+      <w:pPr>
+        <w:spacing w:after="140" w:line="280"/>
+      </w:pPr>
+      <w:r>
+        <w:rPr>
+          <w:b/>
+          <w:bCs/>
+          <w:color w:val="23293D"/>
+          <w:sz w:val="21"/>
+          <w:szCs w:val="21"/>
+        </w:rPr>
+        <w:t xml:space="preserve">Erros possíveis:</w:t>
+      </w:r>
+      <w:r>
+        <w:rPr>
+          <w:color w:val="23293D"/>
+          <w:sz w:val="21"/>
+          <w:szCs w:val="21"/>
+        </w:rPr>
+        <w:t xml:space="preserve"> ver </w:t>
+      </w:r>
+      <w:r>
+        <w:rPr>
+          <w:color w:val="1F3253"/>
+          <w:sz w:val="21"/>
+          <w:szCs w:val="21"/>
+        </w:rPr>
+        <w:t xml:space="preserve">seção 9</w:t>
       </w:r>
       <w:r>
         <w:rPr>
@@ -30111,314 +30163,13 @@
     </w:p>
     <w:p>
       <w:pPr>
-        <w:pStyle w:val="ListParagraph"/>
-        <w:numPr>
-          <w:ilvl w:val="0"/>
-          <w:numId w:val="35"/>
-        </w:numPr>
-        <w:spacing w:after="80" w:line="270"/>
-      </w:pPr>
-      <w:r>
-        <w:rPr>
-          <w:b/>
-          <w:bCs/>
-          <w:color w:val="23293D"/>
-          <w:sz w:val="21"/>
-          <w:szCs w:val="21"/>
-        </w:rPr>
-        <w:t xml:space="preserve">Planner</w:t>
-      </w:r>
-      <w:r>
-        <w:rPr>
-          <w:color w:val="23293D"/>
-          <w:sz w:val="21"/>
-          <w:szCs w:val="21"/>
-        </w:rPr>
-        <w:t xml:space="preserve"> monta plano + orçamento + pilar → </w:t>
-      </w:r>
-      <w:r>
-        <w:rPr>
-          <w:b/>
-          <w:bCs/>
-          <w:color w:val="23293D"/>
-          <w:sz w:val="21"/>
-          <w:szCs w:val="21"/>
-        </w:rPr>
-        <w:t xml:space="preserve">Enviar para aprovação</w:t>
-      </w:r>
-      <w:r>
-        <w:rPr>
-          <w:color w:val="23293D"/>
-          <w:sz w:val="21"/>
-          <w:szCs w:val="21"/>
-        </w:rPr>
-        <w:t xml:space="preserve">.</w:t>
-      </w:r>
-    </w:p>
-    <w:p>
-      <w:pPr>
-        <w:pStyle w:val="ListParagraph"/>
-        <w:numPr>
-          <w:ilvl w:val="0"/>
-          <w:numId w:val="35"/>
-        </w:numPr>
-        <w:spacing w:after="80" w:line="270"/>
-      </w:pPr>
-      <w:r>
-        <w:rPr>
-          <w:b/>
-          <w:bCs/>
-          <w:color w:val="23293D"/>
-          <w:sz w:val="21"/>
-          <w:szCs w:val="21"/>
-        </w:rPr>
-        <w:t xml:space="preserve">Coordenador</w:t>
-      </w:r>
-      <w:r>
-        <w:rPr>
-          <w:color w:val="23293D"/>
-          <w:sz w:val="21"/>
-          <w:szCs w:val="21"/>
-        </w:rPr>
-        <w:t xml:space="preserve"> aprova a opção.</w:t>
-      </w:r>
-    </w:p>
-    <w:p>
-      <w:pPr>
-        <w:pStyle w:val="ListParagraph"/>
-        <w:numPr>
-          <w:ilvl w:val="0"/>
-          <w:numId w:val="35"/>
-        </w:numPr>
-        <w:spacing w:after="80" w:line="270"/>
-      </w:pPr>
-      <w:r>
-        <w:rPr>
-          <w:b/>
-          <w:bCs/>
-          <w:color w:val="23293D"/>
-          <w:sz w:val="21"/>
-          <w:szCs w:val="21"/>
-        </w:rPr>
-        <w:t xml:space="preserve">Planner</w:t>
-      </w:r>
-      <w:r>
-        <w:rPr>
-          <w:color w:val="23293D"/>
-          <w:sz w:val="21"/>
-          <w:szCs w:val="21"/>
-        </w:rPr>
-        <w:t xml:space="preserve"> </w:t>
-      </w:r>
-      <w:r>
-        <w:rPr>
-          <w:b/>
-          <w:bCs/>
-          <w:color w:val="23293D"/>
-          <w:sz w:val="21"/>
-          <w:szCs w:val="21"/>
-        </w:rPr>
-        <w:t xml:space="preserve">Envia ao Comercial</w:t>
-      </w:r>
-      <w:r>
-        <w:rPr>
-          <w:color w:val="23293D"/>
-          <w:sz w:val="21"/>
-          <w:szCs w:val="21"/>
-        </w:rPr>
-        <w:t xml:space="preserve"> → </w:t>
-      </w:r>
-      <w:r>
-        <w:rPr>
-          <w:b/>
-          <w:bCs/>
-          <w:color w:val="23293D"/>
-          <w:sz w:val="21"/>
-          <w:szCs w:val="21"/>
-        </w:rPr>
-        <w:t xml:space="preserve">Fase 4</w:t>
-      </w:r>
-      <w:r>
-        <w:rPr>
-          <w:color w:val="23293D"/>
-          <w:sz w:val="21"/>
-          <w:szCs w:val="21"/>
-        </w:rPr>
-        <w:t xml:space="preserve">.</w:t>
-      </w:r>
-    </w:p>
-    <w:p>
-      <w:pPr>
-        <w:pStyle w:val="ListParagraph"/>
-        <w:numPr>
-          <w:ilvl w:val="0"/>
-          <w:numId w:val="35"/>
-        </w:numPr>
-        <w:spacing w:after="80" w:line="270"/>
-      </w:pPr>
-      <w:r>
-        <w:rPr>
-          <w:b/>
-          <w:bCs/>
-          <w:color w:val="23293D"/>
-          <w:sz w:val="21"/>
-          <w:szCs w:val="21"/>
-        </w:rPr>
-        <w:t xml:space="preserve">Consultor</w:t>
-      </w:r>
-      <w:r>
-        <w:rPr>
-          <w:color w:val="23293D"/>
-          <w:sz w:val="21"/>
-          <w:szCs w:val="21"/>
-        </w:rPr>
-        <w:t xml:space="preserve"> negocia → </w:t>
-      </w:r>
-      <w:r>
-        <w:rPr>
-          <w:b/>
-          <w:bCs/>
-          <w:color w:val="23293D"/>
-          <w:sz w:val="21"/>
-          <w:szCs w:val="21"/>
-        </w:rPr>
-        <w:t xml:space="preserve">Cliente aceitou</w:t>
-      </w:r>
-      <w:r>
-        <w:rPr>
-          <w:color w:val="23293D"/>
-          <w:sz w:val="21"/>
-          <w:szCs w:val="21"/>
-        </w:rPr>
-        <w:t xml:space="preserve"> → marca </w:t>
-      </w:r>
-      <w:r>
-        <w:rPr>
-          <w:b/>
-          <w:bCs/>
-          <w:color w:val="23293D"/>
-          <w:sz w:val="21"/>
-          <w:szCs w:val="21"/>
-        </w:rPr>
-        <w:t xml:space="preserve">Contrato assinado</w:t>
-      </w:r>
-      <w:r>
-        <w:rPr>
-          <w:color w:val="23293D"/>
-          <w:sz w:val="21"/>
-          <w:szCs w:val="21"/>
-        </w:rPr>
-        <w:t xml:space="preserve"> e </w:t>
-      </w:r>
-      <w:r>
-        <w:rPr>
-          <w:b/>
-          <w:bCs/>
-          <w:color w:val="23293D"/>
-          <w:sz w:val="21"/>
-          <w:szCs w:val="21"/>
-        </w:rPr>
-        <w:t xml:space="preserve">Pagamento confirmado</w:t>
-      </w:r>
-      <w:r>
-        <w:rPr>
-          <w:color w:val="23293D"/>
-          <w:sz w:val="21"/>
-          <w:szCs w:val="21"/>
-        </w:rPr>
-        <w:t xml:space="preserve"> → venda fechada → </w:t>
-      </w:r>
-      <w:r>
-        <w:rPr>
-          <w:b/>
-          <w:bCs/>
-          <w:color w:val="23293D"/>
-          <w:sz w:val="21"/>
-          <w:szCs w:val="21"/>
-        </w:rPr>
-        <w:t xml:space="preserve">Fase 5</w:t>
-      </w:r>
-      <w:r>
-        <w:rPr>
-          <w:color w:val="23293D"/>
-          <w:sz w:val="21"/>
-          <w:szCs w:val="21"/>
-        </w:rPr>
-        <w:t xml:space="preserve">.</w:t>
-      </w:r>
-    </w:p>
-    <w:p>
-      <w:pPr>
-        <w:pStyle w:val="ListParagraph"/>
-        <w:numPr>
-          <w:ilvl w:val="0"/>
-          <w:numId w:val="35"/>
-        </w:numPr>
-        <w:spacing w:after="80" w:line="270"/>
-      </w:pPr>
-      <w:r>
-        <w:rPr>
-          <w:b/>
-          <w:bCs/>
-          <w:color w:val="23293D"/>
-          <w:sz w:val="21"/>
-          <w:szCs w:val="21"/>
-        </w:rPr>
-        <w:t xml:space="preserve">Recepção</w:t>
-      </w:r>
-      <w:r>
-        <w:rPr>
-          <w:color w:val="23293D"/>
-          <w:sz w:val="21"/>
-          <w:szCs w:val="21"/>
-        </w:rPr>
-        <w:t xml:space="preserve"> recebe aviso e agenda o início do tratamento.</w:t>
-      </w:r>
-    </w:p>
-    <w:p>
-      <w:pPr>
-        <w:pStyle w:val="ListParagraph"/>
-        <w:numPr>
-          <w:ilvl w:val="0"/>
-          <w:numId w:val="35"/>
-        </w:numPr>
-        <w:spacing w:after="80" w:line="270"/>
-      </w:pPr>
-      <w:r>
-        <w:rPr>
-          <w:b/>
-          <w:bCs/>
-          <w:color w:val="23293D"/>
-          <w:sz w:val="21"/>
-          <w:szCs w:val="21"/>
-        </w:rPr>
-        <w:t xml:space="preserve">Dentista</w:t>
-      </w:r>
-      <w:r>
-        <w:rPr>
-          <w:color w:val="23293D"/>
-          <w:sz w:val="21"/>
-          <w:szCs w:val="21"/>
-        </w:rPr>
-        <w:t xml:space="preserve"> executa, escreve o Desenvolvimento Clínico e conclui → </w:t>
-      </w:r>
-      <w:r>
-        <w:rPr>
-          <w:b/>
-          <w:bCs/>
-          <w:color w:val="23293D"/>
-          <w:sz w:val="21"/>
-          <w:szCs w:val="21"/>
-        </w:rPr>
-        <w:t xml:space="preserve">estoque baixa e repasse é apurado automaticamente</w:t>
-      </w:r>
-      <w:r>
-        <w:rPr>
-          <w:color w:val="23293D"/>
-          <w:sz w:val="21"/>
-          <w:szCs w:val="21"/>
-        </w:rPr>
-        <w:t xml:space="preserve">.</w:t>
+        <w:pStyle w:val="Heading2"/>
+      </w:pPr>
+      <w:r>
+        <w:rPr>
+          <w:color w:val="1F3253"/>
+        </w:rPr>
+        <w:t xml:space="preserve">Fluxo 2 — Do cadastro ao fechamento (a jornada completa)</w:t>
       </w:r>
     </w:p>
     <w:p>
@@ -30433,177 +30184,6 @@
           <w:sz w:val="21"/>
           <w:szCs w:val="21"/>
         </w:rPr>
-        <w:t xml:space="preserve">Evidência:</w:t>
-      </w:r>
-      <w:r>
-        <w:rPr>
-          <w:color w:val="23293D"/>
-          <w:sz w:val="21"/>
-          <w:szCs w:val="21"/>
-        </w:rPr>
-        <w:t xml:space="preserve"> este fluxo está coberto por teste automatizado ponta a ponta (</w:t>
-      </w:r>
-      <w:r>
-        <w:rPr>
-          <w:rFonts w:ascii="Consolas" w:cs="Consolas" w:eastAsia="Consolas" w:hAnsi="Consolas"/>
-          <w:color w:val="1F3253"/>
-          <w:sz w:val="19"/>
-          <w:szCs w:val="19"/>
-          <w:shd w:fill="EFEDE6" w:color="auto" w:val="clear"/>
-        </w:rPr>
-        <w:t xml:space="preserve">e2e/01-jornada.spec.ts</w:t>
-      </w:r>
-      <w:r>
-        <w:rPr>
-          <w:color w:val="23293D"/>
-          <w:sz w:val="21"/>
-          <w:szCs w:val="21"/>
-        </w:rPr>
-        <w:t xml:space="preserve"> a </w:t>
-      </w:r>
-      <w:r>
-        <w:rPr>
-          <w:rFonts w:ascii="Consolas" w:cs="Consolas" w:eastAsia="Consolas" w:hAnsi="Consolas"/>
-          <w:color w:val="1F3253"/>
-          <w:sz w:val="19"/>
-          <w:szCs w:val="19"/>
-          <w:shd w:fill="EFEDE6" w:color="auto" w:val="clear"/>
-        </w:rPr>
-        <w:t xml:space="preserve">e2e/10-estoque.spec.ts</w:t>
-      </w:r>
-      <w:r>
-        <w:rPr>
-          <w:color w:val="23293D"/>
-          <w:sz w:val="21"/>
-          <w:szCs w:val="21"/>
-        </w:rPr>
-        <w:t xml:space="preserve">), o que confirma que cada passo funciona como descrito.</w:t>
-      </w:r>
-    </w:p>
-    <w:p>
-      <w:pPr>
-        <w:spacing w:after="140" w:line="280"/>
-      </w:pPr>
-      <w:r>
-        <w:rPr>
-          <w:b/>
-          <w:bCs/>
-          <w:color w:val="23293D"/>
-          <w:sz w:val="21"/>
-          <w:szCs w:val="21"/>
-        </w:rPr>
-        <w:t xml:space="preserve">Pontos de decisão:</w:t>
-      </w:r>
-      <w:r>
-        <w:rPr>
-          <w:color w:val="23293D"/>
-          <w:sz w:val="21"/>
-          <w:szCs w:val="21"/>
-        </w:rPr>
-        <w:t xml:space="preserve"> o Coordenador pode </w:t>
-      </w:r>
-      <w:r>
-        <w:rPr>
-          <w:b/>
-          <w:bCs/>
-          <w:color w:val="23293D"/>
-          <w:sz w:val="21"/>
-          <w:szCs w:val="21"/>
-        </w:rPr>
-        <w:t xml:space="preserve">reprovar</w:t>
-      </w:r>
-      <w:r>
-        <w:rPr>
-          <w:color w:val="23293D"/>
-          <w:sz w:val="21"/>
-          <w:szCs w:val="21"/>
-        </w:rPr>
-        <w:t xml:space="preserve"> (volta ao Planner com orientações); o cliente pode </w:t>
-      </w:r>
-      <w:r>
-        <w:rPr>
-          <w:b/>
-          <w:bCs/>
-          <w:color w:val="23293D"/>
-          <w:sz w:val="21"/>
-          <w:szCs w:val="21"/>
-        </w:rPr>
-        <w:t xml:space="preserve">não aceitar</w:t>
-      </w:r>
-      <w:r>
-        <w:rPr>
-          <w:color w:val="23293D"/>
-          <w:sz w:val="21"/>
-          <w:szCs w:val="21"/>
-        </w:rPr>
-        <w:t xml:space="preserve"> (vai para follow-up).</w:t>
-      </w:r>
-    </w:p>
-    <w:p>
-      <w:pPr>
-        <w:pStyle w:val="Heading2"/>
-      </w:pPr>
-      <w:r>
-        <w:rPr>
-          <w:color w:val="1F3253"/>
-        </w:rPr>
-        <w:t xml:space="preserve">Fluxo 3 — Encerrar a sessão</w:t>
-      </w:r>
-    </w:p>
-    <w:p>
-      <w:pPr>
-        <w:spacing w:after="140" w:line="280"/>
-      </w:pPr>
-      <w:r>
-        <w:rPr>
-          <w:color w:val="23293D"/>
-          <w:sz w:val="21"/>
-          <w:szCs w:val="21"/>
-        </w:rPr>
-        <w:t xml:space="preserve">Botão </w:t>
-      </w:r>
-      <w:r>
-        <w:rPr>
-          <w:b/>
-          <w:bCs/>
-          <w:color w:val="23293D"/>
-          <w:sz w:val="21"/>
-          <w:szCs w:val="21"/>
-        </w:rPr>
-        <w:t xml:space="preserve">Sair</w:t>
-      </w:r>
-      <w:r>
-        <w:rPr>
-          <w:color w:val="23293D"/>
-          <w:sz w:val="21"/>
-          <w:szCs w:val="21"/>
-        </w:rPr>
-        <w:t xml:space="preserve"> no rodapé da barra lateral.</w:t>
-      </w:r>
-    </w:p>
-    <w:p>
-      <w:pPr>
-        <w:pStyle w:val="Heading2"/>
-      </w:pPr>
-      <w:r>
-        <w:rPr>
-          <w:color w:val="1F3253"/>
-        </w:rPr>
-        <w:t xml:space="preserve">Fluxo 4 — O cliente que volta depois de perdido</w:t>
-      </w:r>
-    </w:p>
-    <w:p>
-      <w:pPr>
-        <w:spacing w:after="140" w:line="280"/>
-      </w:pPr>
-      <w:r>
-        <w:rPr>
-          <w:b/>
-          <w:bCs/>
-          <w:color w:val="23293D"/>
-          <w:sz w:val="21"/>
-          <w:szCs w:val="21"/>
-        </w:rPr>
         <w:t xml:space="preserve">Papéis:</w:t>
       </w:r>
       <w:r>
@@ -30612,20 +30192,17 @@
           <w:sz w:val="21"/>
           <w:szCs w:val="21"/>
         </w:rPr>
-        <w:t xml:space="preserve"> Consultor Comercial, Recepção, Coordenador Clínico.</w:t>
-      </w:r>
-    </w:p>
-    <w:p>
-      <w:pPr>
-        <w:spacing w:after="140" w:line="280"/>
-      </w:pPr>
-      <w:r>
-        <w:rPr>
-          <w:color w:val="23293D"/>
-          <w:sz w:val="21"/>
-          <w:szCs w:val="21"/>
-        </w:rPr>
-        <w:t xml:space="preserve">Nem todo cliente que some some para sempre. Este é o caminho de volta.</w:t>
+        <w:t xml:space="preserve"> cinco pessoas diferentes. </w:t>
+      </w:r>
+      <w:r>
+        <w:rPr>
+          <w:b/>
+          <w:bCs/>
+          <w:color w:val="23293D"/>
+          <w:sz w:val="21"/>
+          <w:szCs w:val="21"/>
+        </w:rPr>
+        <w:t xml:space="preserve">Este é o fluxo central do sistema.</w:t>
       </w:r>
     </w:p>
     <w:p>
@@ -30645,61 +30222,25 @@
           <w:sz w:val="21"/>
           <w:szCs w:val="21"/>
         </w:rPr>
-        <w:t xml:space="preserve">Consultor</w:t>
-      </w:r>
-      <w:r>
-        <w:rPr>
-          <w:color w:val="23293D"/>
-          <w:sz w:val="21"/>
-          <w:szCs w:val="21"/>
-        </w:rPr>
-        <w:t xml:space="preserve"> marca </w:t>
-      </w:r>
-      <w:r>
-        <w:rPr>
-          <w:b/>
-          <w:bCs/>
-          <w:color w:val="23293D"/>
-          <w:sz w:val="21"/>
-          <w:szCs w:val="21"/>
-        </w:rPr>
-        <w:t xml:space="preserve">perdido</w:t>
-      </w:r>
-      <w:r>
-        <w:rPr>
-          <w:color w:val="23293D"/>
-          <w:sz w:val="21"/>
-          <w:szCs w:val="21"/>
-        </w:rPr>
-        <w:t xml:space="preserve"> (ou cancelado), com o motivo. O sistema move o cliente para o </w:t>
-      </w:r>
-      <w:r>
-        <w:rPr>
-          <w:b/>
-          <w:bCs/>
-          <w:color w:val="23293D"/>
-          <w:sz w:val="21"/>
-          <w:szCs w:val="21"/>
-        </w:rPr>
-        <w:t xml:space="preserve">Acompanhamento (Fase 7)</w:t>
-      </w:r>
-      <w:r>
-        <w:rPr>
-          <w:color w:val="23293D"/>
-          <w:sz w:val="21"/>
-          <w:szCs w:val="21"/>
-        </w:rPr>
-        <w:t xml:space="preserve"> e o marca como </w:t>
-      </w:r>
-      <w:r>
-        <w:rPr>
-          <w:b/>
-          <w:bCs/>
-          <w:color w:val="23293D"/>
-          <w:sz w:val="21"/>
-          <w:szCs w:val="21"/>
-        </w:rPr>
-        <w:t xml:space="preserve">inativo</w:t>
+        <w:t xml:space="preserve">Recepção</w:t>
+      </w:r>
+      <w:r>
+        <w:rPr>
+          <w:color w:val="23293D"/>
+          <w:sz w:val="21"/>
+          <w:szCs w:val="21"/>
+        </w:rPr>
+        <w:t xml:space="preserve"> cadastra o paciente → nasce na </w:t>
+      </w:r>
+      <w:r>
+        <w:rPr>
+          <w:b/>
+          <w:bCs/>
+          <w:color w:val="23293D"/>
+          <w:sz w:val="21"/>
+          <w:szCs w:val="21"/>
+        </w:rPr>
+        <w:t xml:space="preserve">Aquisição</w:t>
       </w:r>
       <w:r>
         <w:rPr>
@@ -30721,65 +30262,39 @@
       </w:pPr>
       <w:r>
         <w:rPr>
-          <w:color w:val="23293D"/>
-          <w:sz w:val="21"/>
-          <w:szCs w:val="21"/>
-        </w:rPr>
-        <w:t xml:space="preserve">Meses depois, </w:t>
-      </w:r>
-      <w:r>
-        <w:rPr>
-          <w:b/>
-          <w:bCs/>
-          <w:color w:val="23293D"/>
-          <w:sz w:val="21"/>
-          <w:szCs w:val="21"/>
-        </w:rPr>
-        <w:t xml:space="preserve">o cliente liga</w:t>
-      </w:r>
-      <w:r>
-        <w:rPr>
-          <w:color w:val="23293D"/>
-          <w:sz w:val="21"/>
-          <w:szCs w:val="21"/>
-        </w:rPr>
-        <w:t xml:space="preserve">. A </w:t>
-      </w:r>
-      <w:r>
-        <w:rPr>
-          <w:b/>
-          <w:bCs/>
-          <w:color w:val="23293D"/>
-          <w:sz w:val="21"/>
-          <w:szCs w:val="21"/>
-        </w:rPr>
-        <w:t xml:space="preserve">recepção</w:t>
-      </w:r>
-      <w:r>
-        <w:rPr>
-          <w:color w:val="23293D"/>
-          <w:sz w:val="21"/>
-          <w:szCs w:val="21"/>
-        </w:rPr>
-        <w:t xml:space="preserve"> agenda uma </w:t>
-      </w:r>
-      <w:r>
-        <w:rPr>
-          <w:b/>
-          <w:bCs/>
-          <w:color w:val="23293D"/>
-          <w:sz w:val="21"/>
-          <w:szCs w:val="21"/>
-        </w:rPr>
-        <w:t xml:space="preserve">Reavaliação</w:t>
-      </w:r>
-      <w:r>
-        <w:rPr>
-          <w:color w:val="23293D"/>
-          <w:sz w:val="21"/>
-          <w:szCs w:val="21"/>
-        </w:rPr>
-        <w:t xml:space="preserve"> — que é um tipo disponível na Fase 7.</w:t>
+          <w:b/>
+          <w:bCs/>
+          <w:color w:val="23293D"/>
+          <w:sz w:val="21"/>
+          <w:szCs w:val="21"/>
+        </w:rPr>
+        <w:t xml:space="preserve">Recepção</w:t>
+      </w:r>
+      <w:r>
+        <w:rPr>
+          <w:color w:val="23293D"/>
+          <w:sz w:val="21"/>
+          <w:szCs w:val="21"/>
+        </w:rPr>
+        <w:t xml:space="preserve"> move para </w:t>
+      </w:r>
+      <w:r>
+        <w:rPr>
+          <w:b/>
+          <w:bCs/>
+          <w:color w:val="23293D"/>
+          <w:sz w:val="21"/>
+          <w:szCs w:val="21"/>
+        </w:rPr>
+        <w:t xml:space="preserve">Conversão Clínica</w:t>
+      </w:r>
+      <w:r>
+        <w:rPr>
+          <w:color w:val="23293D"/>
+          <w:sz w:val="21"/>
+          <w:szCs w:val="21"/>
+        </w:rPr>
+        <w:t xml:space="preserve">.</w:t>
       </w:r>
     </w:p>
     <w:p>
@@ -30793,75 +30308,49 @@
       </w:pPr>
       <w:r>
         <w:rPr>
-          <w:color w:val="23293D"/>
-          <w:sz w:val="21"/>
-          <w:szCs w:val="21"/>
-        </w:rPr>
-        <w:t xml:space="preserve">O cliente </w:t>
-      </w:r>
-      <w:r>
-        <w:rPr>
-          <w:b/>
-          <w:bCs/>
-          <w:color w:val="23293D"/>
-          <w:sz w:val="21"/>
-          <w:szCs w:val="21"/>
-        </w:rPr>
-        <w:t xml:space="preserve">comparece</w:t>
-      </w:r>
-      <w:r>
-        <w:rPr>
-          <w:color w:val="23293D"/>
-          <w:sz w:val="21"/>
-          <w:szCs w:val="21"/>
-        </w:rPr>
-        <w:t xml:space="preserve">, e o </w:t>
-      </w:r>
-      <w:r>
-        <w:rPr>
-          <w:b/>
-          <w:bCs/>
-          <w:color w:val="23293D"/>
-          <w:sz w:val="21"/>
-          <w:szCs w:val="21"/>
-        </w:rPr>
-        <w:t xml:space="preserve">check-in sozinho</w:t>
-      </w:r>
-      <w:r>
-        <w:rPr>
-          <w:color w:val="23293D"/>
-          <w:sz w:val="21"/>
-          <w:szCs w:val="21"/>
-        </w:rPr>
-        <w:t xml:space="preserve"> o leva para a </w:t>
-      </w:r>
-      <w:r>
-        <w:rPr>
-          <w:b/>
-          <w:bCs/>
-          <w:color w:val="23293D"/>
-          <w:sz w:val="21"/>
-          <w:szCs w:val="21"/>
-        </w:rPr>
-        <w:t xml:space="preserve">Reavaliação (Fase 6)</w:t>
-      </w:r>
-      <w:r>
-        <w:rPr>
-          <w:color w:val="23293D"/>
-          <w:sz w:val="21"/>
-          <w:szCs w:val="21"/>
-        </w:rPr>
-        <w:t xml:space="preserve">. No mesmo instante ele volta a ser </w:t>
-      </w:r>
-      <w:r>
-        <w:rPr>
-          <w:b/>
-          <w:bCs/>
-          <w:color w:val="23293D"/>
-          <w:sz w:val="21"/>
-          <w:szCs w:val="21"/>
-        </w:rPr>
-        <w:t xml:space="preserve">ativo</w:t>
+          <w:b/>
+          <w:bCs/>
+          <w:color w:val="23293D"/>
+          <w:sz w:val="21"/>
+          <w:szCs w:val="21"/>
+        </w:rPr>
+        <w:t xml:space="preserve">Coordenador</w:t>
+      </w:r>
+      <w:r>
+        <w:rPr>
+          <w:color w:val="23293D"/>
+          <w:sz w:val="21"/>
+          <w:szCs w:val="21"/>
+        </w:rPr>
+        <w:t xml:space="preserve"> registra consentimento → anamnese → fotos → </w:t>
+      </w:r>
+      <w:r>
+        <w:rPr>
+          <w:b/>
+          <w:bCs/>
+          <w:color w:val="23293D"/>
+          <w:sz w:val="21"/>
+          <w:szCs w:val="21"/>
+        </w:rPr>
+        <w:t xml:space="preserve">Enviar ao Centro de Planejamento</w:t>
+      </w:r>
+      <w:r>
+        <w:rPr>
+          <w:color w:val="23293D"/>
+          <w:sz w:val="21"/>
+          <w:szCs w:val="21"/>
+        </w:rPr>
+        <w:t xml:space="preserve"> → paciente vai para a </w:t>
+      </w:r>
+      <w:r>
+        <w:rPr>
+          <w:b/>
+          <w:bCs/>
+          <w:color w:val="23293D"/>
+          <w:sz w:val="21"/>
+          <w:szCs w:val="21"/>
+        </w:rPr>
+        <w:t xml:space="preserve">Fase 3</w:t>
       </w:r>
       <w:r>
         <w:rPr>
@@ -30889,25 +30378,25 @@
           <w:sz w:val="21"/>
           <w:szCs w:val="21"/>
         </w:rPr>
-        <w:t xml:space="preserve">Coordenador</w:t>
-      </w:r>
-      <w:r>
-        <w:rPr>
-          <w:color w:val="23293D"/>
-          <w:sz w:val="21"/>
-          <w:szCs w:val="21"/>
-        </w:rPr>
-        <w:t xml:space="preserve"> reavalia e envia ao </w:t>
-      </w:r>
-      <w:r>
-        <w:rPr>
-          <w:b/>
-          <w:bCs/>
-          <w:color w:val="23293D"/>
-          <w:sz w:val="21"/>
-          <w:szCs w:val="21"/>
-        </w:rPr>
-        <w:t xml:space="preserve">Centro de Planejamento</w:t>
+        <w:t xml:space="preserve">Planner</w:t>
+      </w:r>
+      <w:r>
+        <w:rPr>
+          <w:color w:val="23293D"/>
+          <w:sz w:val="21"/>
+          <w:szCs w:val="21"/>
+        </w:rPr>
+        <w:t xml:space="preserve"> monta plano + orçamento + pilar → </w:t>
+      </w:r>
+      <w:r>
+        <w:rPr>
+          <w:b/>
+          <w:bCs/>
+          <w:color w:val="23293D"/>
+          <w:sz w:val="21"/>
+          <w:szCs w:val="21"/>
+        </w:rPr>
+        <w:t xml:space="preserve">Enviar para aprovação</w:t>
       </w:r>
       <w:r>
         <w:rPr>
@@ -30929,29 +30418,21 @@
       </w:pPr>
       <w:r>
         <w:rPr>
-          <w:color w:val="23293D"/>
-          <w:sz w:val="21"/>
-          <w:szCs w:val="21"/>
-        </w:rPr>
-        <w:t xml:space="preserve">Novo plano, nova aprovação, e o cliente </w:t>
-      </w:r>
-      <w:r>
-        <w:rPr>
-          <w:b/>
-          <w:bCs/>
-          <w:color w:val="23293D"/>
-          <w:sz w:val="21"/>
-          <w:szCs w:val="21"/>
-        </w:rPr>
-        <w:t xml:space="preserve">volta ao Comercial</w:t>
-      </w:r>
-      <w:r>
-        <w:rPr>
-          <w:color w:val="23293D"/>
-          <w:sz w:val="21"/>
-          <w:szCs w:val="21"/>
-        </w:rPr>
-        <w:t xml:space="preserve"> — agora com um orçamento que reflete a boca dele hoje, não a de um ano atrás.</w:t>
+          <w:b/>
+          <w:bCs/>
+          <w:color w:val="23293D"/>
+          <w:sz w:val="21"/>
+          <w:szCs w:val="21"/>
+        </w:rPr>
+        <w:t xml:space="preserve">Coordenador</w:t>
+      </w:r>
+      <w:r>
+        <w:rPr>
+          <w:color w:val="23293D"/>
+          <w:sz w:val="21"/>
+          <w:szCs w:val="21"/>
+        </w:rPr>
+        <w:t xml:space="preserve"> aprova a opção.</w:t>
       </w:r>
     </w:p>
     <w:p>
@@ -30960,6 +30441,777 @@
         <w:numPr>
           <w:ilvl w:val="0"/>
           <w:numId w:val="36"/>
+        </w:numPr>
+        <w:spacing w:after="80" w:line="270"/>
+      </w:pPr>
+      <w:r>
+        <w:rPr>
+          <w:b/>
+          <w:bCs/>
+          <w:color w:val="23293D"/>
+          <w:sz w:val="21"/>
+          <w:szCs w:val="21"/>
+        </w:rPr>
+        <w:t xml:space="preserve">Planner</w:t>
+      </w:r>
+      <w:r>
+        <w:rPr>
+          <w:color w:val="23293D"/>
+          <w:sz w:val="21"/>
+          <w:szCs w:val="21"/>
+        </w:rPr>
+        <w:t xml:space="preserve"> </w:t>
+      </w:r>
+      <w:r>
+        <w:rPr>
+          <w:b/>
+          <w:bCs/>
+          <w:color w:val="23293D"/>
+          <w:sz w:val="21"/>
+          <w:szCs w:val="21"/>
+        </w:rPr>
+        <w:t xml:space="preserve">Envia ao Comercial</w:t>
+      </w:r>
+      <w:r>
+        <w:rPr>
+          <w:color w:val="23293D"/>
+          <w:sz w:val="21"/>
+          <w:szCs w:val="21"/>
+        </w:rPr>
+        <w:t xml:space="preserve"> → </w:t>
+      </w:r>
+      <w:r>
+        <w:rPr>
+          <w:b/>
+          <w:bCs/>
+          <w:color w:val="23293D"/>
+          <w:sz w:val="21"/>
+          <w:szCs w:val="21"/>
+        </w:rPr>
+        <w:t xml:space="preserve">Fase 4</w:t>
+      </w:r>
+      <w:r>
+        <w:rPr>
+          <w:color w:val="23293D"/>
+          <w:sz w:val="21"/>
+          <w:szCs w:val="21"/>
+        </w:rPr>
+        <w:t xml:space="preserve">.</w:t>
+      </w:r>
+    </w:p>
+    <w:p>
+      <w:pPr>
+        <w:pStyle w:val="ListParagraph"/>
+        <w:numPr>
+          <w:ilvl w:val="0"/>
+          <w:numId w:val="36"/>
+        </w:numPr>
+        <w:spacing w:after="80" w:line="270"/>
+      </w:pPr>
+      <w:r>
+        <w:rPr>
+          <w:b/>
+          <w:bCs/>
+          <w:color w:val="23293D"/>
+          <w:sz w:val="21"/>
+          <w:szCs w:val="21"/>
+        </w:rPr>
+        <w:t xml:space="preserve">Consultor</w:t>
+      </w:r>
+      <w:r>
+        <w:rPr>
+          <w:color w:val="23293D"/>
+          <w:sz w:val="21"/>
+          <w:szCs w:val="21"/>
+        </w:rPr>
+        <w:t xml:space="preserve"> negocia → </w:t>
+      </w:r>
+      <w:r>
+        <w:rPr>
+          <w:b/>
+          <w:bCs/>
+          <w:color w:val="23293D"/>
+          <w:sz w:val="21"/>
+          <w:szCs w:val="21"/>
+        </w:rPr>
+        <w:t xml:space="preserve">Cliente aceitou</w:t>
+      </w:r>
+      <w:r>
+        <w:rPr>
+          <w:color w:val="23293D"/>
+          <w:sz w:val="21"/>
+          <w:szCs w:val="21"/>
+        </w:rPr>
+        <w:t xml:space="preserve"> → marca </w:t>
+      </w:r>
+      <w:r>
+        <w:rPr>
+          <w:b/>
+          <w:bCs/>
+          <w:color w:val="23293D"/>
+          <w:sz w:val="21"/>
+          <w:szCs w:val="21"/>
+        </w:rPr>
+        <w:t xml:space="preserve">Contrato assinado</w:t>
+      </w:r>
+      <w:r>
+        <w:rPr>
+          <w:color w:val="23293D"/>
+          <w:sz w:val="21"/>
+          <w:szCs w:val="21"/>
+        </w:rPr>
+        <w:t xml:space="preserve"> e </w:t>
+      </w:r>
+      <w:r>
+        <w:rPr>
+          <w:b/>
+          <w:bCs/>
+          <w:color w:val="23293D"/>
+          <w:sz w:val="21"/>
+          <w:szCs w:val="21"/>
+        </w:rPr>
+        <w:t xml:space="preserve">Pagamento confirmado</w:t>
+      </w:r>
+      <w:r>
+        <w:rPr>
+          <w:color w:val="23293D"/>
+          <w:sz w:val="21"/>
+          <w:szCs w:val="21"/>
+        </w:rPr>
+        <w:t xml:space="preserve"> → venda fechada → </w:t>
+      </w:r>
+      <w:r>
+        <w:rPr>
+          <w:b/>
+          <w:bCs/>
+          <w:color w:val="23293D"/>
+          <w:sz w:val="21"/>
+          <w:szCs w:val="21"/>
+        </w:rPr>
+        <w:t xml:space="preserve">Fase 5</w:t>
+      </w:r>
+      <w:r>
+        <w:rPr>
+          <w:color w:val="23293D"/>
+          <w:sz w:val="21"/>
+          <w:szCs w:val="21"/>
+        </w:rPr>
+        <w:t xml:space="preserve">.</w:t>
+      </w:r>
+    </w:p>
+    <w:p>
+      <w:pPr>
+        <w:pStyle w:val="ListParagraph"/>
+        <w:numPr>
+          <w:ilvl w:val="0"/>
+          <w:numId w:val="36"/>
+        </w:numPr>
+        <w:spacing w:after="80" w:line="270"/>
+      </w:pPr>
+      <w:r>
+        <w:rPr>
+          <w:b/>
+          <w:bCs/>
+          <w:color w:val="23293D"/>
+          <w:sz w:val="21"/>
+          <w:szCs w:val="21"/>
+        </w:rPr>
+        <w:t xml:space="preserve">Recepção</w:t>
+      </w:r>
+      <w:r>
+        <w:rPr>
+          <w:color w:val="23293D"/>
+          <w:sz w:val="21"/>
+          <w:szCs w:val="21"/>
+        </w:rPr>
+        <w:t xml:space="preserve"> recebe aviso e agenda o início do tratamento.</w:t>
+      </w:r>
+    </w:p>
+    <w:p>
+      <w:pPr>
+        <w:pStyle w:val="ListParagraph"/>
+        <w:numPr>
+          <w:ilvl w:val="0"/>
+          <w:numId w:val="36"/>
+        </w:numPr>
+        <w:spacing w:after="80" w:line="270"/>
+      </w:pPr>
+      <w:r>
+        <w:rPr>
+          <w:b/>
+          <w:bCs/>
+          <w:color w:val="23293D"/>
+          <w:sz w:val="21"/>
+          <w:szCs w:val="21"/>
+        </w:rPr>
+        <w:t xml:space="preserve">Dentista</w:t>
+      </w:r>
+      <w:r>
+        <w:rPr>
+          <w:color w:val="23293D"/>
+          <w:sz w:val="21"/>
+          <w:szCs w:val="21"/>
+        </w:rPr>
+        <w:t xml:space="preserve"> executa, escreve o Desenvolvimento Clínico e conclui → </w:t>
+      </w:r>
+      <w:r>
+        <w:rPr>
+          <w:b/>
+          <w:bCs/>
+          <w:color w:val="23293D"/>
+          <w:sz w:val="21"/>
+          <w:szCs w:val="21"/>
+        </w:rPr>
+        <w:t xml:space="preserve">estoque baixa e repasse é apurado automaticamente</w:t>
+      </w:r>
+      <w:r>
+        <w:rPr>
+          <w:color w:val="23293D"/>
+          <w:sz w:val="21"/>
+          <w:szCs w:val="21"/>
+        </w:rPr>
+        <w:t xml:space="preserve">.</w:t>
+      </w:r>
+    </w:p>
+    <w:p>
+      <w:pPr>
+        <w:spacing w:after="140" w:line="280"/>
+      </w:pPr>
+      <w:r>
+        <w:rPr>
+          <w:b/>
+          <w:bCs/>
+          <w:color w:val="23293D"/>
+          <w:sz w:val="21"/>
+          <w:szCs w:val="21"/>
+        </w:rPr>
+        <w:t xml:space="preserve">Evidência:</w:t>
+      </w:r>
+      <w:r>
+        <w:rPr>
+          <w:color w:val="23293D"/>
+          <w:sz w:val="21"/>
+          <w:szCs w:val="21"/>
+        </w:rPr>
+        <w:t xml:space="preserve"> este fluxo está coberto por teste automatizado ponta a ponta (</w:t>
+      </w:r>
+      <w:r>
+        <w:rPr>
+          <w:rFonts w:ascii="Consolas" w:cs="Consolas" w:eastAsia="Consolas" w:hAnsi="Consolas"/>
+          <w:color w:val="1F3253"/>
+          <w:sz w:val="19"/>
+          <w:szCs w:val="19"/>
+          <w:shd w:fill="EFEDE6" w:color="auto" w:val="clear"/>
+        </w:rPr>
+        <w:t xml:space="preserve">e2e/01-jornada.spec.ts</w:t>
+      </w:r>
+      <w:r>
+        <w:rPr>
+          <w:color w:val="23293D"/>
+          <w:sz w:val="21"/>
+          <w:szCs w:val="21"/>
+        </w:rPr>
+        <w:t xml:space="preserve"> a </w:t>
+      </w:r>
+      <w:r>
+        <w:rPr>
+          <w:rFonts w:ascii="Consolas" w:cs="Consolas" w:eastAsia="Consolas" w:hAnsi="Consolas"/>
+          <w:color w:val="1F3253"/>
+          <w:sz w:val="19"/>
+          <w:szCs w:val="19"/>
+          <w:shd w:fill="EFEDE6" w:color="auto" w:val="clear"/>
+        </w:rPr>
+        <w:t xml:space="preserve">e2e/10-estoque.spec.ts</w:t>
+      </w:r>
+      <w:r>
+        <w:rPr>
+          <w:color w:val="23293D"/>
+          <w:sz w:val="21"/>
+          <w:szCs w:val="21"/>
+        </w:rPr>
+        <w:t xml:space="preserve">), o que confirma que cada passo funciona como descrito.</w:t>
+      </w:r>
+    </w:p>
+    <w:p>
+      <w:pPr>
+        <w:spacing w:after="140" w:line="280"/>
+      </w:pPr>
+      <w:r>
+        <w:rPr>
+          <w:b/>
+          <w:bCs/>
+          <w:color w:val="23293D"/>
+          <w:sz w:val="21"/>
+          <w:szCs w:val="21"/>
+        </w:rPr>
+        <w:t xml:space="preserve">Pontos de decisão:</w:t>
+      </w:r>
+      <w:r>
+        <w:rPr>
+          <w:color w:val="23293D"/>
+          <w:sz w:val="21"/>
+          <w:szCs w:val="21"/>
+        </w:rPr>
+        <w:t xml:space="preserve"> o Coordenador pode </w:t>
+      </w:r>
+      <w:r>
+        <w:rPr>
+          <w:b/>
+          <w:bCs/>
+          <w:color w:val="23293D"/>
+          <w:sz w:val="21"/>
+          <w:szCs w:val="21"/>
+        </w:rPr>
+        <w:t xml:space="preserve">reprovar</w:t>
+      </w:r>
+      <w:r>
+        <w:rPr>
+          <w:color w:val="23293D"/>
+          <w:sz w:val="21"/>
+          <w:szCs w:val="21"/>
+        </w:rPr>
+        <w:t xml:space="preserve"> (volta ao Planner com orientações); o cliente pode </w:t>
+      </w:r>
+      <w:r>
+        <w:rPr>
+          <w:b/>
+          <w:bCs/>
+          <w:color w:val="23293D"/>
+          <w:sz w:val="21"/>
+          <w:szCs w:val="21"/>
+        </w:rPr>
+        <w:t xml:space="preserve">não aceitar</w:t>
+      </w:r>
+      <w:r>
+        <w:rPr>
+          <w:color w:val="23293D"/>
+          <w:sz w:val="21"/>
+          <w:szCs w:val="21"/>
+        </w:rPr>
+        <w:t xml:space="preserve"> (vai para follow-up).</w:t>
+      </w:r>
+    </w:p>
+    <w:p>
+      <w:pPr>
+        <w:pStyle w:val="Heading2"/>
+      </w:pPr>
+      <w:r>
+        <w:rPr>
+          <w:color w:val="1F3253"/>
+        </w:rPr>
+        <w:t xml:space="preserve">Fluxo 3 — Encerrar a sessão</w:t>
+      </w:r>
+    </w:p>
+    <w:p>
+      <w:pPr>
+        <w:spacing w:after="140" w:line="280"/>
+      </w:pPr>
+      <w:r>
+        <w:rPr>
+          <w:color w:val="23293D"/>
+          <w:sz w:val="21"/>
+          <w:szCs w:val="21"/>
+        </w:rPr>
+        <w:t xml:space="preserve">Botão </w:t>
+      </w:r>
+      <w:r>
+        <w:rPr>
+          <w:b/>
+          <w:bCs/>
+          <w:color w:val="23293D"/>
+          <w:sz w:val="21"/>
+          <w:szCs w:val="21"/>
+        </w:rPr>
+        <w:t xml:space="preserve">Sair</w:t>
+      </w:r>
+      <w:r>
+        <w:rPr>
+          <w:color w:val="23293D"/>
+          <w:sz w:val="21"/>
+          <w:szCs w:val="21"/>
+        </w:rPr>
+        <w:t xml:space="preserve"> no rodapé da barra lateral.</w:t>
+      </w:r>
+    </w:p>
+    <w:p>
+      <w:pPr>
+        <w:pStyle w:val="Heading2"/>
+      </w:pPr>
+      <w:r>
+        <w:rPr>
+          <w:color w:val="1F3253"/>
+        </w:rPr>
+        <w:t xml:space="preserve">Fluxo 4 — O cliente que volta depois de perdido</w:t>
+      </w:r>
+    </w:p>
+    <w:p>
+      <w:pPr>
+        <w:spacing w:after="140" w:line="280"/>
+      </w:pPr>
+      <w:r>
+        <w:rPr>
+          <w:b/>
+          <w:bCs/>
+          <w:color w:val="23293D"/>
+          <w:sz w:val="21"/>
+          <w:szCs w:val="21"/>
+        </w:rPr>
+        <w:t xml:space="preserve">Papéis:</w:t>
+      </w:r>
+      <w:r>
+        <w:rPr>
+          <w:color w:val="23293D"/>
+          <w:sz w:val="21"/>
+          <w:szCs w:val="21"/>
+        </w:rPr>
+        <w:t xml:space="preserve"> Consultor Comercial, Recepção, Coordenador Clínico.</w:t>
+      </w:r>
+    </w:p>
+    <w:p>
+      <w:pPr>
+        <w:spacing w:after="140" w:line="280"/>
+      </w:pPr>
+      <w:r>
+        <w:rPr>
+          <w:color w:val="23293D"/>
+          <w:sz w:val="21"/>
+          <w:szCs w:val="21"/>
+        </w:rPr>
+        <w:t xml:space="preserve">Nem todo cliente que some some para sempre. Este é o caminho de volta.</w:t>
+      </w:r>
+    </w:p>
+    <w:p>
+      <w:pPr>
+        <w:pStyle w:val="ListParagraph"/>
+        <w:numPr>
+          <w:ilvl w:val="0"/>
+          <w:numId w:val="37"/>
+        </w:numPr>
+        <w:spacing w:after="80" w:line="270"/>
+      </w:pPr>
+      <w:r>
+        <w:rPr>
+          <w:b/>
+          <w:bCs/>
+          <w:color w:val="23293D"/>
+          <w:sz w:val="21"/>
+          <w:szCs w:val="21"/>
+        </w:rPr>
+        <w:t xml:space="preserve">Consultor</w:t>
+      </w:r>
+      <w:r>
+        <w:rPr>
+          <w:color w:val="23293D"/>
+          <w:sz w:val="21"/>
+          <w:szCs w:val="21"/>
+        </w:rPr>
+        <w:t xml:space="preserve"> marca </w:t>
+      </w:r>
+      <w:r>
+        <w:rPr>
+          <w:b/>
+          <w:bCs/>
+          <w:color w:val="23293D"/>
+          <w:sz w:val="21"/>
+          <w:szCs w:val="21"/>
+        </w:rPr>
+        <w:t xml:space="preserve">perdido</w:t>
+      </w:r>
+      <w:r>
+        <w:rPr>
+          <w:color w:val="23293D"/>
+          <w:sz w:val="21"/>
+          <w:szCs w:val="21"/>
+        </w:rPr>
+        <w:t xml:space="preserve"> (ou cancelado), com o motivo. O sistema move o cliente para o </w:t>
+      </w:r>
+      <w:r>
+        <w:rPr>
+          <w:b/>
+          <w:bCs/>
+          <w:color w:val="23293D"/>
+          <w:sz w:val="21"/>
+          <w:szCs w:val="21"/>
+        </w:rPr>
+        <w:t xml:space="preserve">Acompanhamento (Fase 7)</w:t>
+      </w:r>
+      <w:r>
+        <w:rPr>
+          <w:color w:val="23293D"/>
+          <w:sz w:val="21"/>
+          <w:szCs w:val="21"/>
+        </w:rPr>
+        <w:t xml:space="preserve"> e o marca como </w:t>
+      </w:r>
+      <w:r>
+        <w:rPr>
+          <w:b/>
+          <w:bCs/>
+          <w:color w:val="23293D"/>
+          <w:sz w:val="21"/>
+          <w:szCs w:val="21"/>
+        </w:rPr>
+        <w:t xml:space="preserve">inativo</w:t>
+      </w:r>
+      <w:r>
+        <w:rPr>
+          <w:color w:val="23293D"/>
+          <w:sz w:val="21"/>
+          <w:szCs w:val="21"/>
+        </w:rPr>
+        <w:t xml:space="preserve">.</w:t>
+      </w:r>
+    </w:p>
+    <w:p>
+      <w:pPr>
+        <w:pStyle w:val="ListParagraph"/>
+        <w:numPr>
+          <w:ilvl w:val="0"/>
+          <w:numId w:val="37"/>
+        </w:numPr>
+        <w:spacing w:after="80" w:line="270"/>
+      </w:pPr>
+      <w:r>
+        <w:rPr>
+          <w:color w:val="23293D"/>
+          <w:sz w:val="21"/>
+          <w:szCs w:val="21"/>
+        </w:rPr>
+        <w:t xml:space="preserve">Meses depois, </w:t>
+      </w:r>
+      <w:r>
+        <w:rPr>
+          <w:b/>
+          <w:bCs/>
+          <w:color w:val="23293D"/>
+          <w:sz w:val="21"/>
+          <w:szCs w:val="21"/>
+        </w:rPr>
+        <w:t xml:space="preserve">o cliente liga</w:t>
+      </w:r>
+      <w:r>
+        <w:rPr>
+          <w:color w:val="23293D"/>
+          <w:sz w:val="21"/>
+          <w:szCs w:val="21"/>
+        </w:rPr>
+        <w:t xml:space="preserve">. A </w:t>
+      </w:r>
+      <w:r>
+        <w:rPr>
+          <w:b/>
+          <w:bCs/>
+          <w:color w:val="23293D"/>
+          <w:sz w:val="21"/>
+          <w:szCs w:val="21"/>
+        </w:rPr>
+        <w:t xml:space="preserve">recepção</w:t>
+      </w:r>
+      <w:r>
+        <w:rPr>
+          <w:color w:val="23293D"/>
+          <w:sz w:val="21"/>
+          <w:szCs w:val="21"/>
+        </w:rPr>
+        <w:t xml:space="preserve"> agenda uma </w:t>
+      </w:r>
+      <w:r>
+        <w:rPr>
+          <w:b/>
+          <w:bCs/>
+          <w:color w:val="23293D"/>
+          <w:sz w:val="21"/>
+          <w:szCs w:val="21"/>
+        </w:rPr>
+        <w:t xml:space="preserve">Reavaliação</w:t>
+      </w:r>
+      <w:r>
+        <w:rPr>
+          <w:color w:val="23293D"/>
+          <w:sz w:val="21"/>
+          <w:szCs w:val="21"/>
+        </w:rPr>
+        <w:t xml:space="preserve"> — que é um tipo disponível na Fase 7.</w:t>
+      </w:r>
+    </w:p>
+    <w:p>
+      <w:pPr>
+        <w:pStyle w:val="ListParagraph"/>
+        <w:numPr>
+          <w:ilvl w:val="0"/>
+          <w:numId w:val="37"/>
+        </w:numPr>
+        <w:spacing w:after="80" w:line="270"/>
+      </w:pPr>
+      <w:r>
+        <w:rPr>
+          <w:color w:val="23293D"/>
+          <w:sz w:val="21"/>
+          <w:szCs w:val="21"/>
+        </w:rPr>
+        <w:t xml:space="preserve">O cliente </w:t>
+      </w:r>
+      <w:r>
+        <w:rPr>
+          <w:b/>
+          <w:bCs/>
+          <w:color w:val="23293D"/>
+          <w:sz w:val="21"/>
+          <w:szCs w:val="21"/>
+        </w:rPr>
+        <w:t xml:space="preserve">comparece</w:t>
+      </w:r>
+      <w:r>
+        <w:rPr>
+          <w:color w:val="23293D"/>
+          <w:sz w:val="21"/>
+          <w:szCs w:val="21"/>
+        </w:rPr>
+        <w:t xml:space="preserve">, e o </w:t>
+      </w:r>
+      <w:r>
+        <w:rPr>
+          <w:b/>
+          <w:bCs/>
+          <w:color w:val="23293D"/>
+          <w:sz w:val="21"/>
+          <w:szCs w:val="21"/>
+        </w:rPr>
+        <w:t xml:space="preserve">check-in sozinho</w:t>
+      </w:r>
+      <w:r>
+        <w:rPr>
+          <w:color w:val="23293D"/>
+          <w:sz w:val="21"/>
+          <w:szCs w:val="21"/>
+        </w:rPr>
+        <w:t xml:space="preserve"> o leva para a </w:t>
+      </w:r>
+      <w:r>
+        <w:rPr>
+          <w:b/>
+          <w:bCs/>
+          <w:color w:val="23293D"/>
+          <w:sz w:val="21"/>
+          <w:szCs w:val="21"/>
+        </w:rPr>
+        <w:t xml:space="preserve">Reavaliação (Fase 6)</w:t>
+      </w:r>
+      <w:r>
+        <w:rPr>
+          <w:color w:val="23293D"/>
+          <w:sz w:val="21"/>
+          <w:szCs w:val="21"/>
+        </w:rPr>
+        <w:t xml:space="preserve">. No mesmo instante ele volta a ser </w:t>
+      </w:r>
+      <w:r>
+        <w:rPr>
+          <w:b/>
+          <w:bCs/>
+          <w:color w:val="23293D"/>
+          <w:sz w:val="21"/>
+          <w:szCs w:val="21"/>
+        </w:rPr>
+        <w:t xml:space="preserve">ativo</w:t>
+      </w:r>
+      <w:r>
+        <w:rPr>
+          <w:color w:val="23293D"/>
+          <w:sz w:val="21"/>
+          <w:szCs w:val="21"/>
+        </w:rPr>
+        <w:t xml:space="preserve">.</w:t>
+      </w:r>
+    </w:p>
+    <w:p>
+      <w:pPr>
+        <w:pStyle w:val="ListParagraph"/>
+        <w:numPr>
+          <w:ilvl w:val="0"/>
+          <w:numId w:val="37"/>
+        </w:numPr>
+        <w:spacing w:after="80" w:line="270"/>
+      </w:pPr>
+      <w:r>
+        <w:rPr>
+          <w:b/>
+          <w:bCs/>
+          <w:color w:val="23293D"/>
+          <w:sz w:val="21"/>
+          <w:szCs w:val="21"/>
+        </w:rPr>
+        <w:t xml:space="preserve">Coordenador</w:t>
+      </w:r>
+      <w:r>
+        <w:rPr>
+          <w:color w:val="23293D"/>
+          <w:sz w:val="21"/>
+          <w:szCs w:val="21"/>
+        </w:rPr>
+        <w:t xml:space="preserve"> reavalia e envia ao </w:t>
+      </w:r>
+      <w:r>
+        <w:rPr>
+          <w:b/>
+          <w:bCs/>
+          <w:color w:val="23293D"/>
+          <w:sz w:val="21"/>
+          <w:szCs w:val="21"/>
+        </w:rPr>
+        <w:t xml:space="preserve">Centro de Planejamento</w:t>
+      </w:r>
+      <w:r>
+        <w:rPr>
+          <w:color w:val="23293D"/>
+          <w:sz w:val="21"/>
+          <w:szCs w:val="21"/>
+        </w:rPr>
+        <w:t xml:space="preserve">.</w:t>
+      </w:r>
+    </w:p>
+    <w:p>
+      <w:pPr>
+        <w:pStyle w:val="ListParagraph"/>
+        <w:numPr>
+          <w:ilvl w:val="0"/>
+          <w:numId w:val="37"/>
+        </w:numPr>
+        <w:spacing w:after="80" w:line="270"/>
+      </w:pPr>
+      <w:r>
+        <w:rPr>
+          <w:color w:val="23293D"/>
+          <w:sz w:val="21"/>
+          <w:szCs w:val="21"/>
+        </w:rPr>
+        <w:t xml:space="preserve">Novo plano, nova aprovação, e o cliente </w:t>
+      </w:r>
+      <w:r>
+        <w:rPr>
+          <w:b/>
+          <w:bCs/>
+          <w:color w:val="23293D"/>
+          <w:sz w:val="21"/>
+          <w:szCs w:val="21"/>
+        </w:rPr>
+        <w:t xml:space="preserve">volta ao Comercial</w:t>
+      </w:r>
+      <w:r>
+        <w:rPr>
+          <w:color w:val="23293D"/>
+          <w:sz w:val="21"/>
+          <w:szCs w:val="21"/>
+        </w:rPr>
+        <w:t xml:space="preserve"> — agora com um orçamento que reflete a boca dele hoje, não a de um ano atrás.</w:t>
+      </w:r>
+    </w:p>
+    <w:p>
+      <w:pPr>
+        <w:pStyle w:val="ListParagraph"/>
+        <w:numPr>
+          <w:ilvl w:val="0"/>
+          <w:numId w:val="37"/>
         </w:numPr>
         <w:spacing w:after="80" w:line="270"/>
       </w:pPr>
@@ -31603,7 +31855,7 @@
         <w:pStyle w:val="ListParagraph"/>
         <w:numPr>
           <w:ilvl w:val="0"/>
-          <w:numId w:val="37"/>
+          <w:numId w:val="38"/>
         </w:numPr>
         <w:spacing w:after="80" w:line="270"/>
       </w:pPr>
@@ -31631,7 +31883,7 @@
         <w:pStyle w:val="ListParagraph"/>
         <w:numPr>
           <w:ilvl w:val="0"/>
-          <w:numId w:val="37"/>
+          <w:numId w:val="38"/>
         </w:numPr>
         <w:spacing w:after="80" w:line="270"/>
       </w:pPr>
@@ -31675,7 +31927,7 @@
         <w:pStyle w:val="ListParagraph"/>
         <w:numPr>
           <w:ilvl w:val="0"/>
-          <w:numId w:val="37"/>
+          <w:numId w:val="38"/>
         </w:numPr>
         <w:spacing w:after="80" w:line="270"/>
       </w:pPr>
@@ -31703,7 +31955,7 @@
         <w:pStyle w:val="ListParagraph"/>
         <w:numPr>
           <w:ilvl w:val="0"/>
-          <w:numId w:val="37"/>
+          <w:numId w:val="38"/>
         </w:numPr>
         <w:spacing w:after="80" w:line="270"/>
       </w:pPr>
@@ -31731,7 +31983,7 @@
         <w:pStyle w:val="ListParagraph"/>
         <w:numPr>
           <w:ilvl w:val="0"/>
-          <w:numId w:val="37"/>
+          <w:numId w:val="38"/>
         </w:numPr>
         <w:spacing w:after="80" w:line="270"/>
       </w:pPr>
@@ -31777,7 +32029,7 @@
         <w:pStyle w:val="ListParagraph"/>
         <w:numPr>
           <w:ilvl w:val="0"/>
-          <w:numId w:val="37"/>
+          <w:numId w:val="38"/>
         </w:numPr>
         <w:spacing w:after="80" w:line="270"/>
       </w:pPr>
@@ -32082,7 +32334,7 @@
         <w:pStyle w:val="ListParagraph"/>
         <w:numPr>
           <w:ilvl w:val="0"/>
-          <w:numId w:val="38"/>
+          <w:numId w:val="39"/>
         </w:numPr>
         <w:spacing w:after="80" w:line="270"/>
       </w:pPr>
@@ -32128,7 +32380,7 @@
         <w:pStyle w:val="ListParagraph"/>
         <w:numPr>
           <w:ilvl w:val="0"/>
-          <w:numId w:val="38"/>
+          <w:numId w:val="39"/>
         </w:numPr>
         <w:spacing w:after="80" w:line="270"/>
       </w:pPr>
@@ -32166,7 +32418,7 @@
         <w:pStyle w:val="ListParagraph"/>
         <w:numPr>
           <w:ilvl w:val="0"/>
-          <w:numId w:val="38"/>
+          <w:numId w:val="39"/>
         </w:numPr>
         <w:spacing w:after="80" w:line="270"/>
       </w:pPr>
@@ -36724,7 +36976,7 @@
         <w:pStyle w:val="ListParagraph"/>
         <w:numPr>
           <w:ilvl w:val="0"/>
-          <w:numId w:val="39"/>
+          <w:numId w:val="40"/>
         </w:numPr>
         <w:spacing w:after="80" w:line="270"/>
       </w:pPr>
@@ -36752,7 +37004,7 @@
         <w:pStyle w:val="ListParagraph"/>
         <w:numPr>
           <w:ilvl w:val="0"/>
-          <w:numId w:val="39"/>
+          <w:numId w:val="40"/>
         </w:numPr>
         <w:spacing w:after="80" w:line="270"/>
       </w:pPr>
@@ -36780,7 +37032,7 @@
         <w:pStyle w:val="ListParagraph"/>
         <w:numPr>
           <w:ilvl w:val="0"/>
-          <w:numId w:val="39"/>
+          <w:numId w:val="40"/>
         </w:numPr>
         <w:spacing w:after="80" w:line="270"/>
       </w:pPr>
@@ -36808,7 +37060,7 @@
         <w:pStyle w:val="ListParagraph"/>
         <w:numPr>
           <w:ilvl w:val="0"/>
-          <w:numId w:val="39"/>
+          <w:numId w:val="40"/>
         </w:numPr>
         <w:spacing w:after="80" w:line="270"/>
       </w:pPr>
@@ -36836,7 +37088,7 @@
         <w:pStyle w:val="ListParagraph"/>
         <w:numPr>
           <w:ilvl w:val="0"/>
-          <w:numId w:val="39"/>
+          <w:numId w:val="40"/>
         </w:numPr>
         <w:spacing w:after="80" w:line="270"/>
       </w:pPr>
@@ -36864,7 +37116,7 @@
         <w:pStyle w:val="ListParagraph"/>
         <w:numPr>
           <w:ilvl w:val="0"/>
-          <w:numId w:val="39"/>
+          <w:numId w:val="40"/>
         </w:numPr>
         <w:spacing w:after="80" w:line="270"/>
       </w:pPr>
@@ -36892,7 +37144,7 @@
         <w:pStyle w:val="ListParagraph"/>
         <w:numPr>
           <w:ilvl w:val="0"/>
-          <w:numId w:val="39"/>
+          <w:numId w:val="40"/>
         </w:numPr>
         <w:spacing w:after="80" w:line="270"/>
       </w:pPr>
@@ -36920,7 +37172,7 @@
         <w:pStyle w:val="ListParagraph"/>
         <w:numPr>
           <w:ilvl w:val="0"/>
-          <w:numId w:val="39"/>
+          <w:numId w:val="40"/>
         </w:numPr>
         <w:spacing w:after="80" w:line="270"/>
       </w:pPr>
@@ -37006,7 +37258,7 @@
         <w:pStyle w:val="ListParagraph"/>
         <w:numPr>
           <w:ilvl w:val="0"/>
-          <w:numId w:val="40"/>
+          <w:numId w:val="41"/>
         </w:numPr>
         <w:spacing w:after="80" w:line="270"/>
       </w:pPr>
@@ -37042,7 +37294,7 @@
         <w:pStyle w:val="ListParagraph"/>
         <w:numPr>
           <w:ilvl w:val="0"/>
-          <w:numId w:val="40"/>
+          <w:numId w:val="41"/>
         </w:numPr>
         <w:spacing w:after="80" w:line="270"/>
       </w:pPr>
@@ -37060,7 +37312,7 @@
         <w:pStyle w:val="ListParagraph"/>
         <w:numPr>
           <w:ilvl w:val="0"/>
-          <w:numId w:val="40"/>
+          <w:numId w:val="41"/>
         </w:numPr>
         <w:spacing w:after="80" w:line="270"/>
       </w:pPr>
@@ -37096,7 +37348,7 @@
         <w:pStyle w:val="ListParagraph"/>
         <w:numPr>
           <w:ilvl w:val="0"/>
-          <w:numId w:val="40"/>
+          <w:numId w:val="41"/>
         </w:numPr>
         <w:spacing w:after="80" w:line="270"/>
       </w:pPr>
@@ -37114,7 +37366,7 @@
         <w:pStyle w:val="ListParagraph"/>
         <w:numPr>
           <w:ilvl w:val="0"/>
-          <w:numId w:val="40"/>
+          <w:numId w:val="41"/>
         </w:numPr>
         <w:spacing w:after="80" w:line="270"/>
       </w:pPr>
@@ -39266,7 +39518,7 @@
         <w:pStyle w:val="ListParagraph"/>
         <w:numPr>
           <w:ilvl w:val="0"/>
-          <w:numId w:val="41"/>
+          <w:numId w:val="42"/>
         </w:numPr>
         <w:spacing w:after="80" w:line="270"/>
       </w:pPr>
@@ -39294,7 +39546,7 @@
         <w:pStyle w:val="ListParagraph"/>
         <w:numPr>
           <w:ilvl w:val="0"/>
-          <w:numId w:val="41"/>
+          <w:numId w:val="42"/>
         </w:numPr>
         <w:spacing w:after="80" w:line="270"/>
       </w:pPr>
@@ -39322,7 +39574,7 @@
         <w:pStyle w:val="ListParagraph"/>
         <w:numPr>
           <w:ilvl w:val="0"/>
-          <w:numId w:val="41"/>
+          <w:numId w:val="42"/>
         </w:numPr>
         <w:spacing w:after="80" w:line="270"/>
       </w:pPr>
@@ -42291,7 +42543,7 @@
         <w:pStyle w:val="ListParagraph"/>
         <w:numPr>
           <w:ilvl w:val="0"/>
-          <w:numId w:val="42"/>
+          <w:numId w:val="43"/>
         </w:numPr>
         <w:spacing w:after="80" w:line="270"/>
       </w:pPr>
@@ -42319,7 +42571,7 @@
         <w:pStyle w:val="ListParagraph"/>
         <w:numPr>
           <w:ilvl w:val="0"/>
-          <w:numId w:val="42"/>
+          <w:numId w:val="43"/>
         </w:numPr>
         <w:spacing w:after="80" w:line="270"/>
       </w:pPr>
@@ -42347,7 +42599,7 @@
         <w:pStyle w:val="ListParagraph"/>
         <w:numPr>
           <w:ilvl w:val="0"/>
-          <w:numId w:val="42"/>
+          <w:numId w:val="43"/>
         </w:numPr>
         <w:spacing w:after="80" w:line="270"/>
       </w:pPr>
@@ -42568,7 +42820,7 @@
         <w:pStyle w:val="ListParagraph"/>
         <w:numPr>
           <w:ilvl w:val="0"/>
-          <w:numId w:val="43"/>
+          <w:numId w:val="44"/>
         </w:numPr>
         <w:spacing w:after="80" w:line="270"/>
       </w:pPr>
@@ -42632,7 +42884,7 @@
         <w:pStyle w:val="ListParagraph"/>
         <w:numPr>
           <w:ilvl w:val="0"/>
-          <w:numId w:val="43"/>
+          <w:numId w:val="44"/>
         </w:numPr>
         <w:spacing w:after="80" w:line="270"/>
       </w:pPr>
@@ -44414,7 +44666,7 @@
         <w:pStyle w:val="ListParagraph"/>
         <w:numPr>
           <w:ilvl w:val="0"/>
-          <w:numId w:val="44"/>
+          <w:numId w:val="45"/>
         </w:numPr>
         <w:spacing w:after="80" w:line="270"/>
       </w:pPr>
@@ -44450,7 +44702,7 @@
         <w:pStyle w:val="ListParagraph"/>
         <w:numPr>
           <w:ilvl w:val="0"/>
-          <w:numId w:val="44"/>
+          <w:numId w:val="45"/>
         </w:numPr>
         <w:spacing w:after="80" w:line="270"/>
       </w:pPr>
@@ -44486,7 +44738,7 @@
         <w:pStyle w:val="ListParagraph"/>
         <w:numPr>
           <w:ilvl w:val="0"/>
-          <w:numId w:val="44"/>
+          <w:numId w:val="45"/>
         </w:numPr>
         <w:spacing w:after="80" w:line="270"/>
       </w:pPr>
@@ -44532,7 +44784,7 @@
         <w:pStyle w:val="ListParagraph"/>
         <w:numPr>
           <w:ilvl w:val="0"/>
-          <w:numId w:val="44"/>
+          <w:numId w:val="45"/>
         </w:numPr>
         <w:spacing w:after="80" w:line="270"/>
       </w:pPr>
@@ -45719,7 +45971,7 @@
         <w:pStyle w:val="ListParagraph"/>
         <w:numPr>
           <w:ilvl w:val="0"/>
-          <w:numId w:val="45"/>
+          <w:numId w:val="46"/>
         </w:numPr>
         <w:spacing w:after="80" w:line="270"/>
       </w:pPr>
@@ -45747,7 +45999,7 @@
         <w:pStyle w:val="ListParagraph"/>
         <w:numPr>
           <w:ilvl w:val="0"/>
-          <w:numId w:val="45"/>
+          <w:numId w:val="46"/>
         </w:numPr>
         <w:spacing w:after="80" w:line="270"/>
       </w:pPr>
@@ -45775,7 +46027,7 @@
         <w:pStyle w:val="ListParagraph"/>
         <w:numPr>
           <w:ilvl w:val="0"/>
-          <w:numId w:val="45"/>
+          <w:numId w:val="46"/>
         </w:numPr>
         <w:spacing w:after="80" w:line="270"/>
       </w:pPr>
@@ -45803,7 +46055,7 @@
         <w:pStyle w:val="ListParagraph"/>
         <w:numPr>
           <w:ilvl w:val="0"/>
-          <w:numId w:val="45"/>
+          <w:numId w:val="46"/>
         </w:numPr>
         <w:spacing w:after="80" w:line="270"/>
       </w:pPr>
@@ -46273,7 +46525,7 @@
     </w:lvlOverride>
   </w:num>
   <w:num w:numId="25">
-    <w:abstractNumId w:val="2"/>
+    <w:abstractNumId w:val="3"/>
     <w:lvlOverride w:ilvl="0">
       <w:startOverride w:val="1"/>
     </w:lvlOverride>
@@ -46309,13 +46561,13 @@
     </w:lvlOverride>
   </w:num>
   <w:num w:numId="31">
-    <w:abstractNumId w:val="3"/>
+    <w:abstractNumId w:val="2"/>
     <w:lvlOverride w:ilvl="0">
       <w:startOverride w:val="1"/>
     </w:lvlOverride>
   </w:num>
   <w:num w:numId="32">
-    <w:abstractNumId w:val="2"/>
+    <w:abstractNumId w:val="3"/>
     <w:lvlOverride w:ilvl="0">
       <w:startOverride w:val="1"/>
     </w:lvlOverride>
@@ -46357,7 +46609,7 @@
     </w:lvlOverride>
   </w:num>
   <w:num w:numId="39">
-    <w:abstractNumId w:val="3"/>
+    <w:abstractNumId w:val="2"/>
     <w:lvlOverride w:ilvl="0">
       <w:startOverride w:val="1"/>
     </w:lvlOverride>
@@ -46369,13 +46621,13 @@
     </w:lvlOverride>
   </w:num>
   <w:num w:numId="41">
-    <w:abstractNumId w:val="2"/>
+    <w:abstractNumId w:val="3"/>
     <w:lvlOverride w:ilvl="0">
       <w:startOverride w:val="1"/>
     </w:lvlOverride>
   </w:num>
   <w:num w:numId="42">
-    <w:abstractNumId w:val="3"/>
+    <w:abstractNumId w:val="2"/>
     <w:lvlOverride w:ilvl="0">
       <w:startOverride w:val="1"/>
     </w:lvlOverride>
@@ -46393,6 +46645,12 @@
     </w:lvlOverride>
   </w:num>
   <w:num w:numId="45">
+    <w:abstractNumId w:val="3"/>
+    <w:lvlOverride w:ilvl="0">
+      <w:startOverride w:val="1"/>
+    </w:lvlOverride>
+  </w:num>
+  <w:num w:numId="46">
     <w:abstractNumId w:val="3"/>
     <w:lvlOverride w:ilvl="0">
       <w:startOverride w:val="1"/>

--- a/docs/treinamento/Manual-de-Treinamento-riSZon.docx
+++ b/docs/treinamento/Manual-de-Treinamento-riSZon.docx
@@ -8563,7 +8563,43 @@
           <w:sz w:val="21"/>
           <w:szCs w:val="21"/>
         </w:rPr>
-        <w:t xml:space="preserve">, com os atalhos: o menu dos módulos nem aparece, e digitar o endereço de outra tela devolve para o Início. É assim que o treinamento começa: primeiro o treino, depois o sistema real.</w:t>
+        <w:t xml:space="preserve">, com os atalhos: o menu dos módulos nem aparece, e digitar o endereço de outra tela devolve para o Início. No alto, à direita, ficam o </w:t>
+      </w:r>
+      <w:r>
+        <w:rPr>
+          <w:b/>
+          <w:bCs/>
+          <w:color w:val="23293D"/>
+          <w:sz w:val="21"/>
+          <w:szCs w:val="21"/>
+        </w:rPr>
+        <w:t xml:space="preserve">Perfil</w:t>
+      </w:r>
+      <w:r>
+        <w:rPr>
+          <w:color w:val="23293D"/>
+          <w:sz w:val="21"/>
+          <w:szCs w:val="21"/>
+        </w:rPr>
+        <w:t xml:space="preserve"> (para trocar a senha) e o botão </w:t>
+      </w:r>
+      <w:r>
+        <w:rPr>
+          <w:b/>
+          <w:bCs/>
+          <w:color w:val="23293D"/>
+          <w:sz w:val="21"/>
+          <w:szCs w:val="21"/>
+        </w:rPr>
+        <w:t xml:space="preserve">Sair</w:t>
+      </w:r>
+      <w:r>
+        <w:rPr>
+          <w:color w:val="23293D"/>
+          <w:sz w:val="21"/>
+          <w:szCs w:val="21"/>
+        </w:rPr>
+        <w:t xml:space="preserve">. É assim que o treinamento começa: primeiro o treino, depois o sistema real.</w:t>
       </w:r>
     </w:p>
     <w:p>
@@ -8578,69 +8614,7 @@
           <w:sz w:val="21"/>
           <w:szCs w:val="21"/>
         </w:rPr>
-        <w:t xml:space="preserve">Para quem libera (Admin Master):</w:t>
-      </w:r>
-      <w:r>
-        <w:rPr>
-          <w:color w:val="23293D"/>
-          <w:sz w:val="21"/>
-          <w:szCs w:val="21"/>
-        </w:rPr>
-        <w:t xml:space="preserve"> na ficha do Risartano, aba </w:t>
-      </w:r>
-      <w:r>
-        <w:rPr>
-          <w:b/>
-          <w:bCs/>
-          <w:color w:val="23293D"/>
-          <w:sz w:val="21"/>
-          <w:szCs w:val="21"/>
-        </w:rPr>
-        <w:t xml:space="preserve">Acesso</w:t>
-      </w:r>
-      <w:r>
-        <w:rPr>
-          <w:color w:val="23293D"/>
-          <w:sz w:val="21"/>
-          <w:szCs w:val="21"/>
-        </w:rPr>
-        <w:t xml:space="preserve">, há os três ambientes com </w:t>
-      </w:r>
-      <w:r>
-        <w:rPr>
-          <w:b/>
-          <w:bCs/>
-          <w:color w:val="23293D"/>
-          <w:sz w:val="21"/>
-          <w:szCs w:val="21"/>
-        </w:rPr>
-        <w:t xml:space="preserve">Liberar</w:t>
-      </w:r>
-      <w:r>
-        <w:rPr>
-          <w:color w:val="23293D"/>
-          <w:sz w:val="21"/>
-          <w:szCs w:val="21"/>
-        </w:rPr>
-        <w:t xml:space="preserve"> / </w:t>
-      </w:r>
-      <w:r>
-        <w:rPr>
-          <w:b/>
-          <w:bCs/>
-          <w:color w:val="23293D"/>
-          <w:sz w:val="21"/>
-          <w:szCs w:val="21"/>
-        </w:rPr>
-        <w:t xml:space="preserve">Retirar</w:t>
-      </w:r>
-      <w:r>
-        <w:rPr>
-          <w:color w:val="23293D"/>
-          <w:sz w:val="21"/>
-          <w:szCs w:val="21"/>
-        </w:rPr>
-        <w:t xml:space="preserve">.</w:t>
+        <w:t xml:space="preserve">O caminho de quem chega:</w:t>
       </w:r>
     </w:p>
     <w:p>
@@ -8654,21 +8628,101 @@
       </w:pPr>
       <w:r>
         <w:rPr>
-          <w:b/>
-          <w:bCs/>
-          <w:color w:val="23293D"/>
-          <w:sz w:val="21"/>
-          <w:szCs w:val="21"/>
-        </w:rPr>
-        <w:t xml:space="preserve">riSZon</w:t>
-      </w:r>
-      <w:r>
-        <w:rPr>
-          <w:color w:val="23293D"/>
-          <w:sz w:val="21"/>
-          <w:szCs w:val="21"/>
-        </w:rPr>
-        <w:t xml:space="preserve"> — sem ele, a pessoa fica só no Início.</w:t>
+          <w:color w:val="23293D"/>
+          <w:sz w:val="21"/>
+          <w:szCs w:val="21"/>
+        </w:rPr>
+        <w:t xml:space="preserve">O Admin </w:t>
+      </w:r>
+      <w:r>
+        <w:rPr>
+          <w:b/>
+          <w:bCs/>
+          <w:color w:val="23293D"/>
+          <w:sz w:val="21"/>
+          <w:szCs w:val="21"/>
+        </w:rPr>
+        <w:t xml:space="preserve">cadastra</w:t>
+      </w:r>
+      <w:r>
+        <w:rPr>
+          <w:color w:val="23293D"/>
+          <w:sz w:val="21"/>
+          <w:szCs w:val="21"/>
+        </w:rPr>
+        <w:t xml:space="preserve"> a pessoa no sistema real e </w:t>
+      </w:r>
+      <w:r>
+        <w:rPr>
+          <w:b/>
+          <w:bCs/>
+          <w:color w:val="23293D"/>
+          <w:sz w:val="21"/>
+          <w:szCs w:val="21"/>
+        </w:rPr>
+        <w:t xml:space="preserve">cria o acesso</w:t>
+      </w:r>
+      <w:r>
+        <w:rPr>
+          <w:color w:val="23293D"/>
+          <w:sz w:val="21"/>
+          <w:szCs w:val="21"/>
+        </w:rPr>
+        <w:t xml:space="preserve"> com o </w:t>
+      </w:r>
+      <w:r>
+        <w:rPr>
+          <w:b/>
+          <w:bCs/>
+          <w:color w:val="23293D"/>
+          <w:sz w:val="21"/>
+          <w:szCs w:val="21"/>
+        </w:rPr>
+        <w:t xml:space="preserve">riSZon Treino marcado</w:t>
+      </w:r>
+      <w:r>
+        <w:rPr>
+          <w:color w:val="23293D"/>
+          <w:sz w:val="21"/>
+          <w:szCs w:val="21"/>
+        </w:rPr>
+        <w:t xml:space="preserve"> (já vem marcado) e o </w:t>
+      </w:r>
+      <w:r>
+        <w:rPr>
+          <w:b/>
+          <w:bCs/>
+          <w:color w:val="23293D"/>
+          <w:sz w:val="21"/>
+          <w:szCs w:val="21"/>
+        </w:rPr>
+        <w:t xml:space="preserve">riSZon desmarcado</w:t>
+      </w:r>
+      <w:r>
+        <w:rPr>
+          <w:color w:val="23293D"/>
+          <w:sz w:val="21"/>
+          <w:szCs w:val="21"/>
+        </w:rPr>
+        <w:t xml:space="preserve">. O login do treino nasce com a </w:t>
+      </w:r>
+      <w:r>
+        <w:rPr>
+          <w:b/>
+          <w:bCs/>
+          <w:color w:val="23293D"/>
+          <w:sz w:val="21"/>
+          <w:szCs w:val="21"/>
+        </w:rPr>
+        <w:t xml:space="preserve">mesma senha</w:t>
+      </w:r>
+      <w:r>
+        <w:rPr>
+          <w:color w:val="23293D"/>
+          <w:sz w:val="21"/>
+          <w:szCs w:val="21"/>
+        </w:rPr>
+        <w:t xml:space="preserve">.</w:t>
       </w:r>
     </w:p>
     <w:p>
@@ -8682,75 +8736,29 @@
       </w:pPr>
       <w:r>
         <w:rPr>
-          <w:b/>
-          <w:bCs/>
-          <w:color w:val="23293D"/>
-          <w:sz w:val="21"/>
-          <w:szCs w:val="21"/>
-        </w:rPr>
-        <w:t xml:space="preserve">riSZon Treino</w:t>
-      </w:r>
-      <w:r>
-        <w:rPr>
-          <w:color w:val="23293D"/>
-          <w:sz w:val="21"/>
-          <w:szCs w:val="21"/>
-        </w:rPr>
-        <w:t xml:space="preserve"> — liberar </w:t>
-      </w:r>
-      <w:r>
-        <w:rPr>
-          <w:b/>
-          <w:bCs/>
-          <w:color w:val="23293D"/>
-          <w:sz w:val="21"/>
-          <w:szCs w:val="21"/>
-        </w:rPr>
-        <w:t xml:space="preserve">abre o login dela no treino</w:t>
-      </w:r>
-      <w:r>
-        <w:rPr>
-          <w:color w:val="23293D"/>
-          <w:sz w:val="21"/>
-          <w:szCs w:val="21"/>
-        </w:rPr>
-        <w:t xml:space="preserve">, com o mesmo e-mail, e o sistema mostra uma </w:t>
-      </w:r>
-      <w:r>
-        <w:rPr>
-          <w:b/>
-          <w:bCs/>
-          <w:color w:val="23293D"/>
-          <w:sz w:val="21"/>
-          <w:szCs w:val="21"/>
-        </w:rPr>
-        <w:t xml:space="preserve">senha provisória do treino</w:t>
-      </w:r>
-      <w:r>
-        <w:rPr>
-          <w:color w:val="23293D"/>
-          <w:sz w:val="21"/>
-          <w:szCs w:val="21"/>
-        </w:rPr>
-        <w:t xml:space="preserve"> para você anotar e passar por um canal seguro. Retirar </w:t>
-      </w:r>
-      <w:r>
-        <w:rPr>
-          <w:b/>
-          <w:bCs/>
-          <w:color w:val="23293D"/>
-          <w:sz w:val="21"/>
-          <w:szCs w:val="21"/>
-        </w:rPr>
-        <w:t xml:space="preserve">bloqueia</w:t>
-      </w:r>
-      <w:r>
-        <w:rPr>
-          <w:color w:val="23293D"/>
-          <w:sz w:val="21"/>
-          <w:szCs w:val="21"/>
-        </w:rPr>
-        <w:t xml:space="preserve"> o login de lá (não apaga nada do que ela fez treinando).</w:t>
+          <w:color w:val="23293D"/>
+          <w:sz w:val="21"/>
+          <w:szCs w:val="21"/>
+        </w:rPr>
+        <w:t xml:space="preserve">No treino, a pessoa entra com </w:t>
+      </w:r>
+      <w:r>
+        <w:rPr>
+          <w:b/>
+          <w:bCs/>
+          <w:color w:val="23293D"/>
+          <w:sz w:val="21"/>
+          <w:szCs w:val="21"/>
+        </w:rPr>
+        <w:t xml:space="preserve">tudo o que a função dela permite</w:t>
+      </w:r>
+      <w:r>
+        <w:rPr>
+          <w:color w:val="23293D"/>
+          <w:sz w:val="21"/>
+          <w:szCs w:val="21"/>
+        </w:rPr>
+        <w:t xml:space="preserve"> — agenda, jornada, atendimento, o que for da função. No sistema real ela vê só o Início.</w:t>
       </w:r>
     </w:p>
     <w:p>
@@ -8764,21 +8772,47 @@
       </w:pPr>
       <w:r>
         <w:rPr>
-          <w:b/>
-          <w:bCs/>
-          <w:color w:val="23293D"/>
-          <w:sz w:val="21"/>
-          <w:szCs w:val="21"/>
-        </w:rPr>
-        <w:t xml:space="preserve">Risarte Academy</w:t>
-      </w:r>
-      <w:r>
-        <w:rPr>
-          <w:color w:val="23293D"/>
-          <w:sz w:val="21"/>
-          <w:szCs w:val="21"/>
-        </w:rPr>
-        <w:t xml:space="preserve"> — libera os cursos.</w:t>
+          <w:color w:val="23293D"/>
+          <w:sz w:val="21"/>
+          <w:szCs w:val="21"/>
+        </w:rPr>
+        <w:t xml:space="preserve">Terminado o treinamento, o Admin clica </w:t>
+      </w:r>
+      <w:r>
+        <w:rPr>
+          <w:b/>
+          <w:bCs/>
+          <w:color w:val="23293D"/>
+          <w:sz w:val="21"/>
+          <w:szCs w:val="21"/>
+        </w:rPr>
+        <w:t xml:space="preserve">Liberar</w:t>
+      </w:r>
+      <w:r>
+        <w:rPr>
+          <w:color w:val="23293D"/>
+          <w:sz w:val="21"/>
+          <w:szCs w:val="21"/>
+        </w:rPr>
+        <w:t xml:space="preserve"> no </w:t>
+      </w:r>
+      <w:r>
+        <w:rPr>
+          <w:b/>
+          <w:bCs/>
+          <w:color w:val="23293D"/>
+          <w:sz w:val="21"/>
+          <w:szCs w:val="21"/>
+        </w:rPr>
+        <w:t xml:space="preserve">riSZon</w:t>
+      </w:r>
+      <w:r>
+        <w:rPr>
+          <w:color w:val="23293D"/>
+          <w:sz w:val="21"/>
+          <w:szCs w:val="21"/>
+        </w:rPr>
+        <w:t xml:space="preserve"> (ficha → aba Acesso). A partir daí ela usa o sistema real.</w:t>
       </w:r>
     </w:p>
     <w:tbl>
@@ -8814,13 +8848,21 @@
             </w:pPr>
             <w:r>
               <w:rPr>
+                <w:color w:val="23293D"/>
+                <w:sz w:val="21"/>
+                <w:szCs w:val="21"/>
+              </w:rPr>
+              <w:t xml:space="preserve">Desmarcar o treino ou o Academy na hora de criar o acesso agora vale: a pessoa fica </w:t>
+            </w:r>
+            <w:r>
+              <w:rPr>
                 <w:b/>
                 <w:bCs/>
                 <w:color w:val="23293D"/>
                 <w:sz w:val="21"/>
                 <w:szCs w:val="21"/>
               </w:rPr>
-              <w:t xml:space="preserve">O treino e o Academy já vêm liberados</w:t>
+              <w:t xml:space="preserve">sem</w:t>
             </w:r>
             <w:r>
               <w:rPr>
@@ -8828,7 +8870,7 @@
                 <w:sz w:val="21"/>
                 <w:szCs w:val="21"/>
               </w:rPr>
-              <w:t xml:space="preserve"> para quem ganha acesso: são os lugares de aprender. O que se libera caso a caso é o sistema de verdade.</w:t>
+              <w:t xml:space="preserve"> aquele ambiente até alguém liberar.</w:t>
             </w:r>
           </w:p>
         </w:tc>
@@ -8858,139 +8900,69 @@
           <w:sz w:val="21"/>
           <w:szCs w:val="21"/>
         </w:rPr>
-        <w:t xml:space="preserve">Trocar a senha:</w:t>
-      </w:r>
-      <w:r>
-        <w:rPr>
-          <w:color w:val="23293D"/>
-          <w:sz w:val="21"/>
-          <w:szCs w:val="21"/>
-        </w:rPr>
-        <w:t xml:space="preserve"> em </w:t>
-      </w:r>
-      <w:r>
-        <w:rPr>
-          <w:b/>
-          <w:bCs/>
-          <w:color w:val="23293D"/>
-          <w:sz w:val="21"/>
-          <w:szCs w:val="21"/>
-        </w:rPr>
-        <w:t xml:space="preserve">Perfil → Minha senha</w:t>
-      </w:r>
-      <w:r>
-        <w:rPr>
-          <w:color w:val="23293D"/>
-          <w:sz w:val="21"/>
-          <w:szCs w:val="21"/>
-        </w:rPr>
-        <w:t xml:space="preserve">, </w:t>
-      </w:r>
-      <w:r>
-        <w:rPr>
-          <w:b/>
-          <w:bCs/>
-          <w:color w:val="23293D"/>
-          <w:sz w:val="21"/>
-          <w:szCs w:val="21"/>
-        </w:rPr>
-        <w:t xml:space="preserve">no riSZon</w:t>
-      </w:r>
-      <w:r>
-        <w:rPr>
-          <w:color w:val="23293D"/>
-          <w:sz w:val="21"/>
-          <w:szCs w:val="21"/>
-        </w:rPr>
-        <w:t xml:space="preserve">, informando a senha atual. A nova vale no riSZon </w:t>
-      </w:r>
-      <w:r>
-        <w:rPr>
-          <w:b/>
-          <w:bCs/>
-          <w:color w:val="23293D"/>
-          <w:sz w:val="21"/>
-          <w:szCs w:val="21"/>
-        </w:rPr>
-        <w:t xml:space="preserve">e no treino</w:t>
-      </w:r>
-      <w:r>
-        <w:rPr>
-          <w:color w:val="23293D"/>
-          <w:sz w:val="21"/>
-          <w:szCs w:val="21"/>
-        </w:rPr>
-        <w:t xml:space="preserve">. Dentro do treino a troca de senha, nome e telefone não é feita: lá eles vêm do sistema real. (Recuperação por link de e-mail, se um dia existir, não se espelha.)</w:t>
-      </w:r>
-    </w:p>
-    <w:p>
-      <w:pPr>
-        <w:pStyle w:val="Heading3"/>
-      </w:pPr>
-      <w:r>
-        <w:rPr>
-          <w:color w:val="B98B2E"/>
-        </w:rPr>
-        <w:t xml:space="preserve">No treino, a equipe é cópia do sistema real</w:t>
-      </w:r>
-    </w:p>
-    <w:p>
-      <w:pPr>
-        <w:spacing w:after="140" w:line="280"/>
-      </w:pPr>
-      <w:r>
-        <w:rPr>
-          <w:b/>
-          <w:bCs/>
-          <w:color w:val="23293D"/>
-          <w:sz w:val="21"/>
-          <w:szCs w:val="21"/>
-        </w:rPr>
-        <w:t xml:space="preserve">Quem cadastra e altera Risartanos, logins, funções, ambientes e permissões é só o sistema real.</w:t>
-      </w:r>
-      <w:r>
-        <w:rPr>
-          <w:color w:val="23293D"/>
-          <w:sz w:val="21"/>
-          <w:szCs w:val="21"/>
-        </w:rPr>
-        <w:t xml:space="preserve"> O treino recebe uma </w:t>
-      </w:r>
-      <w:r>
-        <w:rPr>
-          <w:b/>
-          <w:bCs/>
-          <w:color w:val="23293D"/>
-          <w:sz w:val="21"/>
-          <w:szCs w:val="21"/>
-        </w:rPr>
-        <w:t xml:space="preserve">cópia</w:t>
-      </w:r>
-      <w:r>
-        <w:rPr>
-          <w:color w:val="23293D"/>
-          <w:sz w:val="21"/>
-          <w:szCs w:val="21"/>
-        </w:rPr>
-        <w:t xml:space="preserve"> de tudo, sozinho, a cada alteração — e lá dentro essas telas são </w:t>
-      </w:r>
-      <w:r>
-        <w:rPr>
-          <w:b/>
-          <w:bCs/>
-          <w:color w:val="23293D"/>
-          <w:sz w:val="21"/>
-          <w:szCs w:val="21"/>
-        </w:rPr>
-        <w:t xml:space="preserve">só para consulta</w:t>
-      </w:r>
-      <w:r>
-        <w:rPr>
-          <w:color w:val="23293D"/>
-          <w:sz w:val="21"/>
-          <w:szCs w:val="21"/>
-        </w:rPr>
-        <w:t xml:space="preserve">, para todo mundo, inclusive o Admin Master:</w:t>
+        <w:t xml:space="preserve">Para quem libera (Admin Master):</w:t>
+      </w:r>
+      <w:r>
+        <w:rPr>
+          <w:color w:val="23293D"/>
+          <w:sz w:val="21"/>
+          <w:szCs w:val="21"/>
+        </w:rPr>
+        <w:t xml:space="preserve"> na ficha do Risartano, aba </w:t>
+      </w:r>
+      <w:r>
+        <w:rPr>
+          <w:b/>
+          <w:bCs/>
+          <w:color w:val="23293D"/>
+          <w:sz w:val="21"/>
+          <w:szCs w:val="21"/>
+        </w:rPr>
+        <w:t xml:space="preserve">Acesso</w:t>
+      </w:r>
+      <w:r>
+        <w:rPr>
+          <w:color w:val="23293D"/>
+          <w:sz w:val="21"/>
+          <w:szCs w:val="21"/>
+        </w:rPr>
+        <w:t xml:space="preserve">, há os três ambientes com </w:t>
+      </w:r>
+      <w:r>
+        <w:rPr>
+          <w:b/>
+          <w:bCs/>
+          <w:color w:val="23293D"/>
+          <w:sz w:val="21"/>
+          <w:szCs w:val="21"/>
+        </w:rPr>
+        <w:t xml:space="preserve">Liberar</w:t>
+      </w:r>
+      <w:r>
+        <w:rPr>
+          <w:color w:val="23293D"/>
+          <w:sz w:val="21"/>
+          <w:szCs w:val="21"/>
+        </w:rPr>
+        <w:t xml:space="preserve"> / </w:t>
+      </w:r>
+      <w:r>
+        <w:rPr>
+          <w:b/>
+          <w:bCs/>
+          <w:color w:val="23293D"/>
+          <w:sz w:val="21"/>
+          <w:szCs w:val="21"/>
+        </w:rPr>
+        <w:t xml:space="preserve">Retirar</w:t>
+      </w:r>
+      <w:r>
+        <w:rPr>
+          <w:color w:val="23293D"/>
+          <w:sz w:val="21"/>
+          <w:szCs w:val="21"/>
+        </w:rPr>
+        <w:t xml:space="preserve">.</w:t>
       </w:r>
     </w:p>
     <w:p>
@@ -9010,33 +8982,15 @@
           <w:sz w:val="21"/>
           <w:szCs w:val="21"/>
         </w:rPr>
-        <w:t xml:space="preserve">Risartanos</w:t>
-      </w:r>
-      <w:r>
-        <w:rPr>
-          <w:color w:val="23293D"/>
-          <w:sz w:val="21"/>
-          <w:szCs w:val="21"/>
-        </w:rPr>
-        <w:t xml:space="preserve"> mostra a mesma equipe, com as mesmas fichas, fotos, unidades e acessos. Não há botão de novo cadastro, de editar nem de mexer no acesso. No alto aparece o aviso </w:t>
-      </w:r>
-      <w:r>
-        <w:rPr>
-          <w:b/>
-          <w:bCs/>
-          <w:color w:val="23293D"/>
-          <w:sz w:val="21"/>
-          <w:szCs w:val="21"/>
-        </w:rPr>
-        <w:t xml:space="preserve">Só consulta no treino</w:t>
-      </w:r>
-      <w:r>
-        <w:rPr>
-          <w:color w:val="23293D"/>
-          <w:sz w:val="21"/>
-          <w:szCs w:val="21"/>
-        </w:rPr>
-        <w:t xml:space="preserve">, com a hora da última cópia.</w:t>
+        <w:t xml:space="preserve">riSZon</w:t>
+      </w:r>
+      <w:r>
+        <w:rPr>
+          <w:color w:val="23293D"/>
+          <w:sz w:val="21"/>
+          <w:szCs w:val="21"/>
+        </w:rPr>
+        <w:t xml:space="preserve"> — sem ele, a pessoa fica só no Início.</w:t>
       </w:r>
     </w:p>
     <w:p>
@@ -9056,15 +9010,69 @@
           <w:sz w:val="21"/>
           <w:szCs w:val="21"/>
         </w:rPr>
-        <w:t xml:space="preserve">Matriz de permissões</w:t>
-      </w:r>
-      <w:r>
-        <w:rPr>
-          <w:color w:val="23293D"/>
-          <w:sz w:val="21"/>
-          <w:szCs w:val="21"/>
-        </w:rPr>
-        <w:t xml:space="preserve"> mostra as mesmas permissões do sistema real, sem poder salvar. Cada função vê no treino exatamente o que veria no real.</w:t>
+        <w:t xml:space="preserve">riSZon Treino</w:t>
+      </w:r>
+      <w:r>
+        <w:rPr>
+          <w:color w:val="23293D"/>
+          <w:sz w:val="21"/>
+          <w:szCs w:val="21"/>
+        </w:rPr>
+        <w:t xml:space="preserve"> — liberar </w:t>
+      </w:r>
+      <w:r>
+        <w:rPr>
+          <w:b/>
+          <w:bCs/>
+          <w:color w:val="23293D"/>
+          <w:sz w:val="21"/>
+          <w:szCs w:val="21"/>
+        </w:rPr>
+        <w:t xml:space="preserve">abre o login dela no treino</w:t>
+      </w:r>
+      <w:r>
+        <w:rPr>
+          <w:color w:val="23293D"/>
+          <w:sz w:val="21"/>
+          <w:szCs w:val="21"/>
+        </w:rPr>
+        <w:t xml:space="preserve">, com o mesmo e-mail, e o sistema mostra uma </w:t>
+      </w:r>
+      <w:r>
+        <w:rPr>
+          <w:b/>
+          <w:bCs/>
+          <w:color w:val="23293D"/>
+          <w:sz w:val="21"/>
+          <w:szCs w:val="21"/>
+        </w:rPr>
+        <w:t xml:space="preserve">senha provisória do treino</w:t>
+      </w:r>
+      <w:r>
+        <w:rPr>
+          <w:color w:val="23293D"/>
+          <w:sz w:val="21"/>
+          <w:szCs w:val="21"/>
+        </w:rPr>
+        <w:t xml:space="preserve"> para você anotar e passar por um canal seguro. Retirar </w:t>
+      </w:r>
+      <w:r>
+        <w:rPr>
+          <w:b/>
+          <w:bCs/>
+          <w:color w:val="23293D"/>
+          <w:sz w:val="21"/>
+          <w:szCs w:val="21"/>
+        </w:rPr>
+        <w:t xml:space="preserve">bloqueia</w:t>
+      </w:r>
+      <w:r>
+        <w:rPr>
+          <w:color w:val="23293D"/>
+          <w:sz w:val="21"/>
+          <w:szCs w:val="21"/>
+        </w:rPr>
+        <w:t xml:space="preserve"> o login de lá (não apaga nada do que ela fez treinando).</w:t>
       </w:r>
     </w:p>
     <w:p>
@@ -9078,47 +9086,233 @@
       </w:pPr>
       <w:r>
         <w:rPr>
-          <w:color w:val="23293D"/>
-          <w:sz w:val="21"/>
-          <w:szCs w:val="21"/>
-        </w:rPr>
-        <w:t xml:space="preserve">Na aba </w:t>
-      </w:r>
-      <w:r>
-        <w:rPr>
-          <w:b/>
-          <w:bCs/>
-          <w:color w:val="23293D"/>
-          <w:sz w:val="21"/>
-          <w:szCs w:val="21"/>
-        </w:rPr>
-        <w:t xml:space="preserve">Acesso</w:t>
-      </w:r>
-      <w:r>
-        <w:rPr>
-          <w:color w:val="23293D"/>
-          <w:sz w:val="21"/>
-          <w:szCs w:val="21"/>
-        </w:rPr>
-        <w:t xml:space="preserve"> da ficha, os três ambientes aparecem </w:t>
-      </w:r>
-      <w:r>
-        <w:rPr>
-          <w:b/>
-          <w:bCs/>
-          <w:color w:val="23293D"/>
-          <w:sz w:val="21"/>
-          <w:szCs w:val="21"/>
-        </w:rPr>
-        <w:t xml:space="preserve">como estão no sistema real</w:t>
-      </w:r>
-      <w:r>
-        <w:rPr>
-          <w:color w:val="23293D"/>
-          <w:sz w:val="21"/>
-          <w:szCs w:val="21"/>
-        </w:rPr>
-        <w:t xml:space="preserve">.</w:t>
+          <w:b/>
+          <w:bCs/>
+          <w:color w:val="23293D"/>
+          <w:sz w:val="21"/>
+          <w:szCs w:val="21"/>
+        </w:rPr>
+        <w:t xml:space="preserve">Risarte Academy</w:t>
+      </w:r>
+      <w:r>
+        <w:rPr>
+          <w:color w:val="23293D"/>
+          <w:sz w:val="21"/>
+          <w:szCs w:val="21"/>
+        </w:rPr>
+        <w:t xml:space="preserve"> — libera os cursos.</w:t>
+      </w:r>
+    </w:p>
+    <w:tbl>
+      <w:tblPr>
+        <w:tblW w:type="dxa" w:w="9638"/>
+        <w:tblBorders>
+          <w:top w:val="single" w:color="F5F3EC" w:sz="2"/>
+          <w:left w:val="single" w:color="B98B2E" w:sz="18"/>
+          <w:bottom w:val="single" w:color="F5F3EC" w:sz="2"/>
+          <w:right w:val="single" w:color="F5F3EC" w:sz="2"/>
+          <w:insideH w:val="none" w:color="auto" w:sz="0"/>
+          <w:insideV w:val="none" w:color="auto" w:sz="0"/>
+        </w:tblBorders>
+      </w:tblPr>
+      <w:tblGrid>
+        <w:gridCol w:w="9638"/>
+      </w:tblGrid>
+      <w:tr>
+        <w:tc>
+          <w:tcPr>
+            <w:tcW w:type="dxa" w:w="9638"/>
+            <w:shd w:fill="F5F3EC" w:color="auto" w:val="clear"/>
+            <w:tcMar>
+              <w:top w:type="dxa" w:w="160"/>
+              <w:left w:type="dxa" w:w="220"/>
+              <w:bottom w:type="dxa" w:w="160"/>
+              <w:right w:type="dxa" w:w="200"/>
+            </w:tcMar>
+          </w:tcPr>
+          <w:p>
+            <w:pPr>
+              <w:spacing w:after="140" w:line="280"/>
+            </w:pPr>
+            <w:r>
+              <w:rPr>
+                <w:b/>
+                <w:bCs/>
+                <w:color w:val="23293D"/>
+                <w:sz w:val="21"/>
+                <w:szCs w:val="21"/>
+              </w:rPr>
+              <w:t xml:space="preserve">O treino e o Academy já vêm liberados</w:t>
+            </w:r>
+            <w:r>
+              <w:rPr>
+                <w:color w:val="23293D"/>
+                <w:sz w:val="21"/>
+                <w:szCs w:val="21"/>
+              </w:rPr>
+              <w:t xml:space="preserve"> para quem ganha acesso: são os lugares de aprender. O que se libera caso a caso é o sistema de verdade.</w:t>
+            </w:r>
+          </w:p>
+        </w:tc>
+      </w:tr>
+    </w:tbl>
+    <w:p>
+      <w:pPr>
+        <w:spacing w:after="140" w:line="120"/>
+      </w:pPr>
+      <w:r>
+        <w:rPr>
+          <w:sz w:val="2"/>
+          <w:szCs w:val="2"/>
+        </w:rPr>
+        <w:t xml:space="preserve"/>
+      </w:r>
+    </w:p>
+    <w:p>
+      <w:pPr>
+        <w:spacing w:after="140" w:line="280"/>
+      </w:pPr>
+      <w:r>
+        <w:rPr>
+          <w:b/>
+          <w:bCs/>
+          <w:color w:val="23293D"/>
+          <w:sz w:val="21"/>
+          <w:szCs w:val="21"/>
+        </w:rPr>
+        <w:t xml:space="preserve">Trocar a senha:</w:t>
+      </w:r>
+      <w:r>
+        <w:rPr>
+          <w:color w:val="23293D"/>
+          <w:sz w:val="21"/>
+          <w:szCs w:val="21"/>
+        </w:rPr>
+        <w:t xml:space="preserve"> em </w:t>
+      </w:r>
+      <w:r>
+        <w:rPr>
+          <w:b/>
+          <w:bCs/>
+          <w:color w:val="23293D"/>
+          <w:sz w:val="21"/>
+          <w:szCs w:val="21"/>
+        </w:rPr>
+        <w:t xml:space="preserve">Perfil → Minha senha</w:t>
+      </w:r>
+      <w:r>
+        <w:rPr>
+          <w:color w:val="23293D"/>
+          <w:sz w:val="21"/>
+          <w:szCs w:val="21"/>
+        </w:rPr>
+        <w:t xml:space="preserve">, </w:t>
+      </w:r>
+      <w:r>
+        <w:rPr>
+          <w:b/>
+          <w:bCs/>
+          <w:color w:val="23293D"/>
+          <w:sz w:val="21"/>
+          <w:szCs w:val="21"/>
+        </w:rPr>
+        <w:t xml:space="preserve">no riSZon</w:t>
+      </w:r>
+      <w:r>
+        <w:rPr>
+          <w:color w:val="23293D"/>
+          <w:sz w:val="21"/>
+          <w:szCs w:val="21"/>
+        </w:rPr>
+        <w:t xml:space="preserve">, informando a senha atual. A nova vale no riSZon </w:t>
+      </w:r>
+      <w:r>
+        <w:rPr>
+          <w:b/>
+          <w:bCs/>
+          <w:color w:val="23293D"/>
+          <w:sz w:val="21"/>
+          <w:szCs w:val="21"/>
+        </w:rPr>
+        <w:t xml:space="preserve">e no treino</w:t>
+      </w:r>
+      <w:r>
+        <w:rPr>
+          <w:color w:val="23293D"/>
+          <w:sz w:val="21"/>
+          <w:szCs w:val="21"/>
+        </w:rPr>
+        <w:t xml:space="preserve">. Dentro do treino a troca de senha, nome e telefone não é feita: lá eles vêm do sistema real. (Recuperação por link de e-mail, se um dia existir, não se espelha.)</w:t>
+      </w:r>
+    </w:p>
+    <w:p>
+      <w:pPr>
+        <w:pStyle w:val="Heading3"/>
+      </w:pPr>
+      <w:r>
+        <w:rPr>
+          <w:color w:val="B98B2E"/>
+        </w:rPr>
+        <w:t xml:space="preserve">No treino, a equipe é cópia do sistema real</w:t>
+      </w:r>
+    </w:p>
+    <w:p>
+      <w:pPr>
+        <w:spacing w:after="140" w:line="280"/>
+      </w:pPr>
+      <w:r>
+        <w:rPr>
+          <w:b/>
+          <w:bCs/>
+          <w:color w:val="23293D"/>
+          <w:sz w:val="21"/>
+          <w:szCs w:val="21"/>
+        </w:rPr>
+        <w:t xml:space="preserve">Quem cadastra e altera Risartanos, logins, funções, ambientes e permissões é só o sistema real.</w:t>
+      </w:r>
+      <w:r>
+        <w:rPr>
+          <w:color w:val="23293D"/>
+          <w:sz w:val="21"/>
+          <w:szCs w:val="21"/>
+        </w:rPr>
+        <w:t xml:space="preserve"> O treino recebe uma </w:t>
+      </w:r>
+      <w:r>
+        <w:rPr>
+          <w:b/>
+          <w:bCs/>
+          <w:color w:val="23293D"/>
+          <w:sz w:val="21"/>
+          <w:szCs w:val="21"/>
+        </w:rPr>
+        <w:t xml:space="preserve">cópia</w:t>
+      </w:r>
+      <w:r>
+        <w:rPr>
+          <w:color w:val="23293D"/>
+          <w:sz w:val="21"/>
+          <w:szCs w:val="21"/>
+        </w:rPr>
+        <w:t xml:space="preserve"> de tudo, sozinho, a cada alteração — e lá dentro essas telas são </w:t>
+      </w:r>
+      <w:r>
+        <w:rPr>
+          <w:b/>
+          <w:bCs/>
+          <w:color w:val="23293D"/>
+          <w:sz w:val="21"/>
+          <w:szCs w:val="21"/>
+        </w:rPr>
+        <w:t xml:space="preserve">só para consulta</w:t>
+      </w:r>
+      <w:r>
+        <w:rPr>
+          <w:color w:val="23293D"/>
+          <w:sz w:val="21"/>
+          <w:szCs w:val="21"/>
+        </w:rPr>
+        <w:t xml:space="preserve">, para todo mundo, inclusive o Admin Master:</w:t>
       </w:r>
     </w:p>
     <w:p>
@@ -9126,7 +9320,7 @@
         <w:pStyle w:val="ListParagraph"/>
         <w:numPr>
           <w:ilvl w:val="0"/>
-          <w:numId w:val="8"/>
+          <w:numId w:val="9"/>
         </w:numPr>
         <w:spacing w:after="80" w:line="270"/>
       </w:pPr>
@@ -9138,15 +9332,33 @@
           <w:sz w:val="21"/>
           <w:szCs w:val="21"/>
         </w:rPr>
-        <w:t xml:space="preserve">Exceção: o nível de carreira do dentista</w:t>
-      </w:r>
-      <w:r>
-        <w:rPr>
-          <w:color w:val="23293D"/>
-          <w:sz w:val="21"/>
-          <w:szCs w:val="21"/>
-        </w:rPr>
-        <w:t xml:space="preserve"> (Financeiro → Repasses) é do treino, como as tabelas de repasse: define-se lá mesmo, e a cópia não apaga o que foi definido.</w:t>
+        <w:t xml:space="preserve">Risartanos</w:t>
+      </w:r>
+      <w:r>
+        <w:rPr>
+          <w:color w:val="23293D"/>
+          <w:sz w:val="21"/>
+          <w:szCs w:val="21"/>
+        </w:rPr>
+        <w:t xml:space="preserve"> mostra a mesma equipe, com as mesmas fichas, fotos, unidades e acessos. Não há botão de novo cadastro, de editar nem de mexer no acesso. No alto aparece o aviso </w:t>
+      </w:r>
+      <w:r>
+        <w:rPr>
+          <w:b/>
+          <w:bCs/>
+          <w:color w:val="23293D"/>
+          <w:sz w:val="21"/>
+          <w:szCs w:val="21"/>
+        </w:rPr>
+        <w:t xml:space="preserve">Só consulta no treino</w:t>
+      </w:r>
+      <w:r>
+        <w:rPr>
+          <w:color w:val="23293D"/>
+          <w:sz w:val="21"/>
+          <w:szCs w:val="21"/>
+        </w:rPr>
+        <w:t xml:space="preserve">, com a hora da última cópia.</w:t>
       </w:r>
     </w:p>
     <w:p>
@@ -9154,53 +9366,27 @@
         <w:pStyle w:val="ListParagraph"/>
         <w:numPr>
           <w:ilvl w:val="0"/>
-          <w:numId w:val="8"/>
+          <w:numId w:val="9"/>
         </w:numPr>
         <w:spacing w:after="80" w:line="270"/>
       </w:pPr>
       <w:r>
         <w:rPr>
-          <w:color w:val="23293D"/>
-          <w:sz w:val="21"/>
-          <w:szCs w:val="21"/>
-        </w:rPr>
-        <w:t xml:space="preserve">Os </w:t>
-      </w:r>
-      <w:r>
-        <w:rPr>
-          <w:b/>
-          <w:bCs/>
-          <w:color w:val="23293D"/>
-          <w:sz w:val="21"/>
-          <w:szCs w:val="21"/>
-        </w:rPr>
-        <w:t xml:space="preserve">usuários de treino por função</w:t>
-      </w:r>
-      <w:r>
-        <w:rPr>
-          <w:color w:val="23293D"/>
-          <w:sz w:val="21"/>
-          <w:szCs w:val="21"/>
-        </w:rPr>
-        <w:t xml:space="preserve"> (a senha da recepção, a do gerente…) continuam entrando normalmente, mas </w:t>
-      </w:r>
-      <w:r>
-        <w:rPr>
-          <w:b/>
-          <w:bCs/>
-          <w:color w:val="23293D"/>
-          <w:sz w:val="21"/>
-          <w:szCs w:val="21"/>
-        </w:rPr>
-        <w:t xml:space="preserve">não aparecem</w:t>
-      </w:r>
-      <w:r>
-        <w:rPr>
-          <w:color w:val="23293D"/>
-          <w:sz w:val="21"/>
-          <w:szCs w:val="21"/>
-        </w:rPr>
-        <w:t xml:space="preserve"> na lista de Risartanos: eles não são pessoas da equipe.</w:t>
+          <w:b/>
+          <w:bCs/>
+          <w:color w:val="23293D"/>
+          <w:sz w:val="21"/>
+          <w:szCs w:val="21"/>
+        </w:rPr>
+        <w:t xml:space="preserve">Matriz de permissões</w:t>
+      </w:r>
+      <w:r>
+        <w:rPr>
+          <w:color w:val="23293D"/>
+          <w:sz w:val="21"/>
+          <w:szCs w:val="21"/>
+        </w:rPr>
+        <w:t xml:space="preserve"> mostra as mesmas permissões do sistema real, sem poder salvar. Cada função vê no treino exatamente o que veria no real.</w:t>
       </w:r>
     </w:p>
     <w:p>
@@ -9208,7 +9394,143 @@
         <w:pStyle w:val="ListParagraph"/>
         <w:numPr>
           <w:ilvl w:val="0"/>
-          <w:numId w:val="8"/>
+          <w:numId w:val="9"/>
+        </w:numPr>
+        <w:spacing w:after="80" w:line="270"/>
+      </w:pPr>
+      <w:r>
+        <w:rPr>
+          <w:color w:val="23293D"/>
+          <w:sz w:val="21"/>
+          <w:szCs w:val="21"/>
+        </w:rPr>
+        <w:t xml:space="preserve">Na aba </w:t>
+      </w:r>
+      <w:r>
+        <w:rPr>
+          <w:b/>
+          <w:bCs/>
+          <w:color w:val="23293D"/>
+          <w:sz w:val="21"/>
+          <w:szCs w:val="21"/>
+        </w:rPr>
+        <w:t xml:space="preserve">Acesso</w:t>
+      </w:r>
+      <w:r>
+        <w:rPr>
+          <w:color w:val="23293D"/>
+          <w:sz w:val="21"/>
+          <w:szCs w:val="21"/>
+        </w:rPr>
+        <w:t xml:space="preserve"> da ficha, os três ambientes aparecem </w:t>
+      </w:r>
+      <w:r>
+        <w:rPr>
+          <w:b/>
+          <w:bCs/>
+          <w:color w:val="23293D"/>
+          <w:sz w:val="21"/>
+          <w:szCs w:val="21"/>
+        </w:rPr>
+        <w:t xml:space="preserve">como estão no sistema real</w:t>
+      </w:r>
+      <w:r>
+        <w:rPr>
+          <w:color w:val="23293D"/>
+          <w:sz w:val="21"/>
+          <w:szCs w:val="21"/>
+        </w:rPr>
+        <w:t xml:space="preserve">.</w:t>
+      </w:r>
+    </w:p>
+    <w:p>
+      <w:pPr>
+        <w:pStyle w:val="ListParagraph"/>
+        <w:numPr>
+          <w:ilvl w:val="0"/>
+          <w:numId w:val="9"/>
+        </w:numPr>
+        <w:spacing w:after="80" w:line="270"/>
+      </w:pPr>
+      <w:r>
+        <w:rPr>
+          <w:b/>
+          <w:bCs/>
+          <w:color w:val="23293D"/>
+          <w:sz w:val="21"/>
+          <w:szCs w:val="21"/>
+        </w:rPr>
+        <w:t xml:space="preserve">Exceção: o nível de carreira do dentista</w:t>
+      </w:r>
+      <w:r>
+        <w:rPr>
+          <w:color w:val="23293D"/>
+          <w:sz w:val="21"/>
+          <w:szCs w:val="21"/>
+        </w:rPr>
+        <w:t xml:space="preserve"> (Financeiro → Repasses) é do treino, como as tabelas de repasse: define-se lá mesmo, e a cópia não apaga o que foi definido.</w:t>
+      </w:r>
+    </w:p>
+    <w:p>
+      <w:pPr>
+        <w:pStyle w:val="ListParagraph"/>
+        <w:numPr>
+          <w:ilvl w:val="0"/>
+          <w:numId w:val="9"/>
+        </w:numPr>
+        <w:spacing w:after="80" w:line="270"/>
+      </w:pPr>
+      <w:r>
+        <w:rPr>
+          <w:color w:val="23293D"/>
+          <w:sz w:val="21"/>
+          <w:szCs w:val="21"/>
+        </w:rPr>
+        <w:t xml:space="preserve">Os </w:t>
+      </w:r>
+      <w:r>
+        <w:rPr>
+          <w:b/>
+          <w:bCs/>
+          <w:color w:val="23293D"/>
+          <w:sz w:val="21"/>
+          <w:szCs w:val="21"/>
+        </w:rPr>
+        <w:t xml:space="preserve">usuários de treino por função</w:t>
+      </w:r>
+      <w:r>
+        <w:rPr>
+          <w:color w:val="23293D"/>
+          <w:sz w:val="21"/>
+          <w:szCs w:val="21"/>
+        </w:rPr>
+        <w:t xml:space="preserve"> (a senha da recepção, a do gerente…) continuam entrando normalmente, mas </w:t>
+      </w:r>
+      <w:r>
+        <w:rPr>
+          <w:b/>
+          <w:bCs/>
+          <w:color w:val="23293D"/>
+          <w:sz w:val="21"/>
+          <w:szCs w:val="21"/>
+        </w:rPr>
+        <w:t xml:space="preserve">não aparecem</w:t>
+      </w:r>
+      <w:r>
+        <w:rPr>
+          <w:color w:val="23293D"/>
+          <w:sz w:val="21"/>
+          <w:szCs w:val="21"/>
+        </w:rPr>
+        <w:t xml:space="preserve"> na lista de Risartanos: eles não são pessoas da equipe.</w:t>
+      </w:r>
+    </w:p>
+    <w:p>
+      <w:pPr>
+        <w:pStyle w:val="ListParagraph"/>
+        <w:numPr>
+          <w:ilvl w:val="0"/>
+          <w:numId w:val="9"/>
         </w:numPr>
         <w:spacing w:after="80" w:line="270"/>
       </w:pPr>
@@ -13594,7 +13916,7 @@
         <w:pStyle w:val="ListParagraph"/>
         <w:numPr>
           <w:ilvl w:val="0"/>
-          <w:numId w:val="9"/>
+          <w:numId w:val="10"/>
         </w:numPr>
         <w:spacing w:after="80" w:line="270"/>
       </w:pPr>
@@ -13658,7 +13980,7 @@
         <w:pStyle w:val="ListParagraph"/>
         <w:numPr>
           <w:ilvl w:val="0"/>
-          <w:numId w:val="9"/>
+          <w:numId w:val="10"/>
         </w:numPr>
         <w:spacing w:after="80" w:line="270"/>
       </w:pPr>
@@ -13722,7 +14044,7 @@
         <w:pStyle w:val="ListParagraph"/>
         <w:numPr>
           <w:ilvl w:val="0"/>
-          <w:numId w:val="9"/>
+          <w:numId w:val="10"/>
         </w:numPr>
         <w:spacing w:after="80" w:line="270"/>
       </w:pPr>
@@ -13768,7 +14090,7 @@
         <w:pStyle w:val="ListParagraph"/>
         <w:numPr>
           <w:ilvl w:val="0"/>
-          <w:numId w:val="9"/>
+          <w:numId w:val="10"/>
         </w:numPr>
         <w:spacing w:after="80" w:line="270"/>
       </w:pPr>
@@ -13796,7 +14118,7 @@
         <w:pStyle w:val="ListParagraph"/>
         <w:numPr>
           <w:ilvl w:val="0"/>
-          <w:numId w:val="9"/>
+          <w:numId w:val="10"/>
         </w:numPr>
         <w:spacing w:after="80" w:line="270"/>
       </w:pPr>
@@ -15564,7 +15886,7 @@
         <w:pStyle w:val="ListParagraph"/>
         <w:numPr>
           <w:ilvl w:val="0"/>
-          <w:numId w:val="10"/>
+          <w:numId w:val="11"/>
         </w:numPr>
         <w:spacing w:after="80" w:line="270"/>
       </w:pPr>
@@ -15585,219 +15907,6 @@
           <w:szCs w:val="21"/>
         </w:rPr>
         <w:t xml:space="preserve"> marca global no perfil, não um papel de clínica.</w:t>
-      </w:r>
-    </w:p>
-    <w:p>
-      <w:pPr>
-        <w:pStyle w:val="ListParagraph"/>
-        <w:numPr>
-          <w:ilvl w:val="0"/>
-          <w:numId w:val="10"/>
-        </w:numPr>
-        <w:spacing w:after="80" w:line="270"/>
-      </w:pPr>
-      <w:r>
-        <w:rPr>
-          <w:b/>
-          <w:bCs/>
-          <w:color w:val="23293D"/>
-          <w:sz w:val="21"/>
-          <w:szCs w:val="21"/>
-        </w:rPr>
-        <w:t xml:space="preserve">Usa quem:</w:t>
-      </w:r>
-      <w:r>
-        <w:rPr>
-          <w:color w:val="23293D"/>
-          <w:sz w:val="21"/>
-          <w:szCs w:val="21"/>
-        </w:rPr>
-        <w:t xml:space="preserve"> o responsável pelo sistema (hoje, o proprietário).</w:t>
-      </w:r>
-    </w:p>
-    <w:p>
-      <w:pPr>
-        <w:pStyle w:val="ListParagraph"/>
-        <w:numPr>
-          <w:ilvl w:val="0"/>
-          <w:numId w:val="10"/>
-        </w:numPr>
-        <w:spacing w:after="80" w:line="270"/>
-      </w:pPr>
-      <w:r>
-        <w:rPr>
-          <w:b/>
-          <w:bCs/>
-          <w:color w:val="23293D"/>
-          <w:sz w:val="21"/>
-          <w:szCs w:val="21"/>
-        </w:rPr>
-        <w:t xml:space="preserve">Vê:</w:t>
-      </w:r>
-      <w:r>
-        <w:rPr>
-          <w:color w:val="23293D"/>
-          <w:sz w:val="21"/>
-          <w:szCs w:val="21"/>
-        </w:rPr>
-        <w:t xml:space="preserve"> todos os itens do menu, incluindo o bloco </w:t>
-      </w:r>
-      <w:r>
-        <w:rPr>
-          <w:b/>
-          <w:bCs/>
-          <w:color w:val="23293D"/>
-          <w:sz w:val="21"/>
-          <w:szCs w:val="21"/>
-        </w:rPr>
-        <w:t xml:space="preserve">Administração</w:t>
-      </w:r>
-      <w:r>
-        <w:rPr>
-          <w:color w:val="23293D"/>
-          <w:sz w:val="21"/>
-          <w:szCs w:val="21"/>
-        </w:rPr>
-        <w:t xml:space="preserve"> — que é exclusivo dele (✅ </w:t>
-      </w:r>
-      <w:r>
-        <w:rPr>
-          <w:rFonts w:ascii="Consolas" w:cs="Consolas" w:eastAsia="Consolas" w:hAnsi="Consolas"/>
-          <w:color w:val="1F3253"/>
-          <w:sz w:val="19"/>
-          <w:szCs w:val="19"/>
-          <w:shd w:fill="EFEDE6" w:color="auto" w:val="clear"/>
-        </w:rPr>
-        <w:t xml:space="preserve">app-sidebar.tsx</w:t>
-      </w:r>
-      <w:r>
-        <w:rPr>
-          <w:color w:val="23293D"/>
-          <w:sz w:val="21"/>
-          <w:szCs w:val="21"/>
-        </w:rPr>
-        <w:t xml:space="preserve">: </w:t>
-      </w:r>
-      <w:r>
-        <w:rPr>
-          <w:rFonts w:ascii="Consolas" w:cs="Consolas" w:eastAsia="Consolas" w:hAnsi="Consolas"/>
-          <w:color w:val="1F3253"/>
-          <w:sz w:val="19"/>
-          <w:szCs w:val="19"/>
-          <w:shd w:fill="EFEDE6" w:color="auto" w:val="clear"/>
-        </w:rPr>
-        <w:t xml:space="preserve">{isAdminMaster &amp;&amp; (…)}</w:t>
-      </w:r>
-      <w:r>
-        <w:rPr>
-          <w:color w:val="23293D"/>
-          <w:sz w:val="21"/>
-          <w:szCs w:val="21"/>
-        </w:rPr>
-        <w:t xml:space="preserve">).</w:t>
-      </w:r>
-    </w:p>
-    <w:p>
-      <w:pPr>
-        <w:pStyle w:val="ListParagraph"/>
-        <w:numPr>
-          <w:ilvl w:val="0"/>
-          <w:numId w:val="10"/>
-        </w:numPr>
-        <w:spacing w:after="80" w:line="270"/>
-      </w:pPr>
-      <w:r>
-        <w:rPr>
-          <w:b/>
-          <w:bCs/>
-          <w:color w:val="23293D"/>
-          <w:sz w:val="21"/>
-          <w:szCs w:val="21"/>
-        </w:rPr>
-        <w:t xml:space="preserve">Pode:</w:t>
-      </w:r>
-      <w:r>
-        <w:rPr>
-          <w:color w:val="23293D"/>
-          <w:sz w:val="21"/>
-          <w:szCs w:val="21"/>
-        </w:rPr>
-        <w:t xml:space="preserve"> criar clínicas, criar usuários, redefinir senha, configurar prazos, regras comerciais, agenda, fichas de anamnese, modelos de documento e ver a auditoria.</w:t>
-      </w:r>
-    </w:p>
-    <w:p>
-      <w:pPr>
-        <w:pStyle w:val="ListParagraph"/>
-        <w:numPr>
-          <w:ilvl w:val="0"/>
-          <w:numId w:val="10"/>
-        </w:numPr>
-        <w:spacing w:after="80" w:line="270"/>
-      </w:pPr>
-      <w:r>
-        <w:rPr>
-          <w:b/>
-          <w:bCs/>
-          <w:color w:val="23293D"/>
-          <w:sz w:val="21"/>
-          <w:szCs w:val="21"/>
-        </w:rPr>
-        <w:t xml:space="preserve">Riscos:</w:t>
-      </w:r>
-      <w:r>
-        <w:rPr>
-          <w:color w:val="23293D"/>
-          <w:sz w:val="21"/>
-          <w:szCs w:val="21"/>
-        </w:rPr>
-        <w:t xml:space="preserve"> é o único que pode apagar configuração da rede inteira. Um engano aqui atinge todas as unidades.</w:t>
-      </w:r>
-    </w:p>
-    <w:p>
-      <w:pPr>
-        <w:pStyle w:val="ListParagraph"/>
-        <w:numPr>
-          <w:ilvl w:val="0"/>
-          <w:numId w:val="10"/>
-        </w:numPr>
-        <w:spacing w:after="80" w:line="270"/>
-      </w:pPr>
-      <w:r>
-        <w:rPr>
-          <w:b/>
-          <w:bCs/>
-          <w:color w:val="23293D"/>
-          <w:sz w:val="21"/>
-          <w:szCs w:val="21"/>
-        </w:rPr>
-        <w:t xml:space="preserve">Depende de:</w:t>
-      </w:r>
-      <w:r>
-        <w:rPr>
-          <w:color w:val="23293D"/>
-          <w:sz w:val="21"/>
-          <w:szCs w:val="21"/>
-        </w:rPr>
-        <w:t xml:space="preserve"> ninguém.</w:t>
-      </w:r>
-    </w:p>
-    <w:p>
-      <w:pPr>
-        <w:pStyle w:val="Heading3"/>
-      </w:pPr>
-      <w:r>
-        <w:rPr>
-          <w:color w:val="B98B2E"/>
-        </w:rPr>
-        <w:t xml:space="preserve">Recepcionista </w:t>
-      </w:r>
-      <w:r>
-        <w:rPr>
-          <w:i/>
-          <w:iCs/>
-          <w:color w:val="B98B2E"/>
-        </w:rPr>
-        <w:t xml:space="preserve">(unidade)</w:t>
       </w:r>
     </w:p>
     <w:p>
@@ -15817,15 +15926,15 @@
           <w:sz w:val="21"/>
           <w:szCs w:val="21"/>
         </w:rPr>
-        <w:t xml:space="preserve">Objetivo:</w:t>
-      </w:r>
-      <w:r>
-        <w:rPr>
-          <w:color w:val="23293D"/>
-          <w:sz w:val="21"/>
-          <w:szCs w:val="21"/>
-        </w:rPr>
-        <w:t xml:space="preserve"> porta de entrada e organização do dia.</w:t>
+        <w:t xml:space="preserve">Usa quem:</w:t>
+      </w:r>
+      <w:r>
+        <w:rPr>
+          <w:color w:val="23293D"/>
+          <w:sz w:val="21"/>
+          <w:szCs w:val="21"/>
+        </w:rPr>
+        <w:t xml:space="preserve"> o responsável pelo sistema (hoje, o proprietário).</w:t>
       </w:r>
     </w:p>
     <w:p>
@@ -15845,15 +15954,69 @@
           <w:sz w:val="21"/>
           <w:szCs w:val="21"/>
         </w:rPr>
-        <w:t xml:space="preserve">Pode:</w:t>
-      </w:r>
-      <w:r>
-        <w:rPr>
-          <w:color w:val="23293D"/>
-          <w:sz w:val="21"/>
-          <w:szCs w:val="21"/>
-        </w:rPr>
-        <w:t xml:space="preserve"> cadastrar paciente, agendar, registrar chegada, chamar, solicitar anamnese, receber o aviso de fechamento para agendar o início do tratamento.</w:t>
+        <w:t xml:space="preserve">Vê:</w:t>
+      </w:r>
+      <w:r>
+        <w:rPr>
+          <w:color w:val="23293D"/>
+          <w:sz w:val="21"/>
+          <w:szCs w:val="21"/>
+        </w:rPr>
+        <w:t xml:space="preserve"> todos os itens do menu, incluindo o bloco </w:t>
+      </w:r>
+      <w:r>
+        <w:rPr>
+          <w:b/>
+          <w:bCs/>
+          <w:color w:val="23293D"/>
+          <w:sz w:val="21"/>
+          <w:szCs w:val="21"/>
+        </w:rPr>
+        <w:t xml:space="preserve">Administração</w:t>
+      </w:r>
+      <w:r>
+        <w:rPr>
+          <w:color w:val="23293D"/>
+          <w:sz w:val="21"/>
+          <w:szCs w:val="21"/>
+        </w:rPr>
+        <w:t xml:space="preserve"> — que é exclusivo dele (✅ </w:t>
+      </w:r>
+      <w:r>
+        <w:rPr>
+          <w:rFonts w:ascii="Consolas" w:cs="Consolas" w:eastAsia="Consolas" w:hAnsi="Consolas"/>
+          <w:color w:val="1F3253"/>
+          <w:sz w:val="19"/>
+          <w:szCs w:val="19"/>
+          <w:shd w:fill="EFEDE6" w:color="auto" w:val="clear"/>
+        </w:rPr>
+        <w:t xml:space="preserve">app-sidebar.tsx</w:t>
+      </w:r>
+      <w:r>
+        <w:rPr>
+          <w:color w:val="23293D"/>
+          <w:sz w:val="21"/>
+          <w:szCs w:val="21"/>
+        </w:rPr>
+        <w:t xml:space="preserve">: </w:t>
+      </w:r>
+      <w:r>
+        <w:rPr>
+          <w:rFonts w:ascii="Consolas" w:cs="Consolas" w:eastAsia="Consolas" w:hAnsi="Consolas"/>
+          <w:color w:val="1F3253"/>
+          <w:sz w:val="19"/>
+          <w:szCs w:val="19"/>
+          <w:shd w:fill="EFEDE6" w:color="auto" w:val="clear"/>
+        </w:rPr>
+        <w:t xml:space="preserve">{isAdminMaster &amp;&amp; (…)}</w:t>
+      </w:r>
+      <w:r>
+        <w:rPr>
+          <w:color w:val="23293D"/>
+          <w:sz w:val="21"/>
+          <w:szCs w:val="21"/>
+        </w:rPr>
+        <w:t xml:space="preserve">).</w:t>
       </w:r>
     </w:p>
     <w:p>
@@ -15873,69 +16036,15 @@
           <w:sz w:val="21"/>
           <w:szCs w:val="21"/>
         </w:rPr>
-        <w:t xml:space="preserve">Não vê:</w:t>
-      </w:r>
-      <w:r>
-        <w:rPr>
-          <w:color w:val="23293D"/>
-          <w:sz w:val="21"/>
-          <w:szCs w:val="21"/>
-        </w:rPr>
-        <w:t xml:space="preserve"> Financeiro, Compras (✅ </w:t>
-      </w:r>
-      <w:r>
-        <w:rPr>
-          <w:rFonts w:ascii="Consolas" w:cs="Consolas" w:eastAsia="Consolas" w:hAnsi="Consolas"/>
-          <w:color w:val="1F3253"/>
-          <w:sz w:val="19"/>
-          <w:szCs w:val="19"/>
-          <w:shd w:fill="EFEDE6" w:color="auto" w:val="clear"/>
-        </w:rPr>
-        <w:t xml:space="preserve">canViewFinance</w:t>
-      </w:r>
-      <w:r>
-        <w:rPr>
-          <w:color w:val="23293D"/>
-          <w:sz w:val="21"/>
-          <w:szCs w:val="21"/>
-        </w:rPr>
-        <w:t xml:space="preserve"> não inclui </w:t>
-      </w:r>
-      <w:r>
-        <w:rPr>
-          <w:rFonts w:ascii="Consolas" w:cs="Consolas" w:eastAsia="Consolas" w:hAnsi="Consolas"/>
-          <w:color w:val="1F3253"/>
-          <w:sz w:val="19"/>
-          <w:szCs w:val="19"/>
-          <w:shd w:fill="EFEDE6" w:color="auto" w:val="clear"/>
-        </w:rPr>
-        <w:t xml:space="preserve">receptionist</w:t>
-      </w:r>
-      <w:r>
-        <w:rPr>
-          <w:color w:val="23293D"/>
-          <w:sz w:val="21"/>
-          <w:szCs w:val="21"/>
-        </w:rPr>
-        <w:t xml:space="preserve">; </w:t>
-      </w:r>
-      <w:r>
-        <w:rPr>
-          <w:rFonts w:ascii="Consolas" w:cs="Consolas" w:eastAsia="Consolas" w:hAnsi="Consolas"/>
-          <w:color w:val="1F3253"/>
-          <w:sz w:val="19"/>
-          <w:szCs w:val="19"/>
-          <w:shd w:fill="EFEDE6" w:color="auto" w:val="clear"/>
-        </w:rPr>
-        <w:t xml:space="preserve">canViewPurchases</w:t>
-      </w:r>
-      <w:r>
-        <w:rPr>
-          <w:color w:val="23293D"/>
-          <w:sz w:val="21"/>
-          <w:szCs w:val="21"/>
-        </w:rPr>
-        <w:t xml:space="preserve"> também não).</w:t>
+        <w:t xml:space="preserve">Pode:</w:t>
+      </w:r>
+      <w:r>
+        <w:rPr>
+          <w:color w:val="23293D"/>
+          <w:sz w:val="21"/>
+          <w:szCs w:val="21"/>
+        </w:rPr>
+        <w:t xml:space="preserve"> criar clínicas, criar usuários, redefinir senha, configurar prazos, regras comerciais, agenda, fichas de anamnese, modelos de documento e ver a auditoria.</w:t>
       </w:r>
     </w:p>
     <w:p>
@@ -15955,31 +16064,15 @@
           <w:sz w:val="21"/>
           <w:szCs w:val="21"/>
         </w:rPr>
-        <w:t xml:space="preserve">Não vê no menu, mas o item aparece:</w:t>
-      </w:r>
-      <w:r>
-        <w:rPr>
-          <w:color w:val="23293D"/>
-          <w:sz w:val="21"/>
-          <w:szCs w:val="21"/>
-        </w:rPr>
-        <w:t xml:space="preserve"> Centro de Planejamento e Procedimentos (⚠️ ver </w:t>
-      </w:r>
-      <w:r>
-        <w:rPr>
-          <w:color w:val="1F3253"/>
-          <w:sz w:val="21"/>
-          <w:szCs w:val="21"/>
-        </w:rPr>
-        <w:t xml:space="preserve">4.2</w:t>
-      </w:r>
-      <w:r>
-        <w:rPr>
-          <w:color w:val="23293D"/>
-          <w:sz w:val="21"/>
-          <w:szCs w:val="21"/>
-        </w:rPr>
-        <w:t xml:space="preserve">).</w:t>
+        <w:t xml:space="preserve">Riscos:</w:t>
+      </w:r>
+      <w:r>
+        <w:rPr>
+          <w:color w:val="23293D"/>
+          <w:sz w:val="21"/>
+          <w:szCs w:val="21"/>
+        </w:rPr>
+        <w:t xml:space="preserve"> é o único que pode apagar configuração da rede inteira. Um engano aqui atinge todas as unidades.</w:t>
       </w:r>
     </w:p>
     <w:p>
@@ -15999,34 +16092,6 @@
           <w:sz w:val="21"/>
           <w:szCs w:val="21"/>
         </w:rPr>
-        <w:t xml:space="preserve">Riscos:</w:t>
-      </w:r>
-      <w:r>
-        <w:rPr>
-          <w:color w:val="23293D"/>
-          <w:sz w:val="21"/>
-          <w:szCs w:val="21"/>
-        </w:rPr>
-        <w:t xml:space="preserve"> cadastrar paciente duplicado — mitigado pelo sistema, que reconhece o CPF já existente e autopreenche.</w:t>
-      </w:r>
-    </w:p>
-    <w:p>
-      <w:pPr>
-        <w:pStyle w:val="ListParagraph"/>
-        <w:numPr>
-          <w:ilvl w:val="0"/>
-          <w:numId w:val="11"/>
-        </w:numPr>
-        <w:spacing w:after="80" w:line="270"/>
-      </w:pPr>
-      <w:r>
-        <w:rPr>
-          <w:b/>
-          <w:bCs/>
-          <w:color w:val="23293D"/>
-          <w:sz w:val="21"/>
-          <w:szCs w:val="21"/>
-        </w:rPr>
         <w:t xml:space="preserve">Depende de:</w:t>
       </w:r>
       <w:r>
@@ -16035,7 +16100,7 @@
           <w:sz w:val="21"/>
           <w:szCs w:val="21"/>
         </w:rPr>
-        <w:t xml:space="preserve"> Coordenador (avaliação) e Consultor (fechamento).</w:t>
+        <w:t xml:space="preserve"> ninguém.</w:t>
       </w:r>
     </w:p>
     <w:p>
@@ -16046,7 +16111,7 @@
         <w:rPr>
           <w:color w:val="B98B2E"/>
         </w:rPr>
-        <w:t xml:space="preserve">Coordenador Clínico </w:t>
+        <w:t xml:space="preserve">Recepcionista </w:t>
       </w:r>
       <w:r>
         <w:rPr>
@@ -16082,7 +16147,7 @@
           <w:sz w:val="21"/>
           <w:szCs w:val="21"/>
         </w:rPr>
-        <w:t xml:space="preserve"> avaliar o paciente e preparar o caso para o planejamento.</w:t>
+        <w:t xml:space="preserve"> porta de entrada e organização do dia.</w:t>
       </w:r>
     </w:p>
     <w:p>
@@ -16110,25 +16175,7 @@
           <w:sz w:val="21"/>
           <w:szCs w:val="21"/>
         </w:rPr>
-        <w:t xml:space="preserve"> registrar consentimento (obrigatório antes de qualquer coleta), subir fotos/exames, gravar áudio, enviar ao Centro de Planejamento, e </w:t>
-      </w:r>
-      <w:r>
-        <w:rPr>
-          <w:b/>
-          <w:bCs/>
-          <w:color w:val="23293D"/>
-          <w:sz w:val="21"/>
-          <w:szCs w:val="21"/>
-        </w:rPr>
-        <w:t xml:space="preserve">aprovar ou reprovar</w:t>
-      </w:r>
-      <w:r>
-        <w:rPr>
-          <w:color w:val="23293D"/>
-          <w:sz w:val="21"/>
-          <w:szCs w:val="21"/>
-        </w:rPr>
-        <w:t xml:space="preserve"> cada opção do plano.</w:t>
+        <w:t xml:space="preserve"> cadastrar paciente, agendar, registrar chegada, chamar, solicitar anamnese, receber o aviso de fechamento para agendar o início do tratamento.</w:t>
       </w:r>
     </w:p>
     <w:p>
@@ -16148,15 +16195,15 @@
           <w:sz w:val="21"/>
           <w:szCs w:val="21"/>
         </w:rPr>
-        <w:t xml:space="preserve">Vê também:</w:t>
-      </w:r>
-      <w:r>
-        <w:rPr>
-          <w:color w:val="23293D"/>
-          <w:sz w:val="21"/>
-          <w:szCs w:val="21"/>
-        </w:rPr>
-        <w:t xml:space="preserve"> Planos de Tratamento (✅ </w:t>
+        <w:t xml:space="preserve">Não vê:</w:t>
+      </w:r>
+      <w:r>
+        <w:rPr>
+          <w:color w:val="23293D"/>
+          <w:sz w:val="21"/>
+          <w:szCs w:val="21"/>
+        </w:rPr>
+        <w:t xml:space="preserve"> Financeiro, Compras (✅ </w:t>
       </w:r>
       <w:r>
         <w:rPr>
@@ -16166,15 +16213,15 @@
           <w:szCs w:val="19"/>
           <w:shd w:fill="EFEDE6" w:color="auto" w:val="clear"/>
         </w:rPr>
-        <w:t xml:space="preserve">planRoles</w:t>
-      </w:r>
-      <w:r>
-        <w:rPr>
-          <w:color w:val="23293D"/>
-          <w:sz w:val="21"/>
-          <w:szCs w:val="21"/>
-        </w:rPr>
-        <w:t xml:space="preserve"> inclui </w:t>
+        <w:t xml:space="preserve">canViewFinance</w:t>
+      </w:r>
+      <w:r>
+        <w:rPr>
+          <w:color w:val="23293D"/>
+          <w:sz w:val="21"/>
+          <w:szCs w:val="21"/>
+        </w:rPr>
+        <w:t xml:space="preserve"> não inclui </w:t>
       </w:r>
       <w:r>
         <w:rPr>
@@ -16184,15 +16231,33 @@
           <w:szCs w:val="19"/>
           <w:shd w:fill="EFEDE6" w:color="auto" w:val="clear"/>
         </w:rPr>
-        <w:t xml:space="preserve">clinical_coordinator</w:t>
-      </w:r>
-      <w:r>
-        <w:rPr>
-          <w:color w:val="23293D"/>
-          <w:sz w:val="21"/>
-          <w:szCs w:val="21"/>
-        </w:rPr>
-        <w:t xml:space="preserve"> na unidade), Estoque (✅ é papel clínico).</w:t>
+        <w:t xml:space="preserve">receptionist</w:t>
+      </w:r>
+      <w:r>
+        <w:rPr>
+          <w:color w:val="23293D"/>
+          <w:sz w:val="21"/>
+          <w:szCs w:val="21"/>
+        </w:rPr>
+        <w:t xml:space="preserve">; </w:t>
+      </w:r>
+      <w:r>
+        <w:rPr>
+          <w:rFonts w:ascii="Consolas" w:cs="Consolas" w:eastAsia="Consolas" w:hAnsi="Consolas"/>
+          <w:color w:val="1F3253"/>
+          <w:sz w:val="19"/>
+          <w:szCs w:val="19"/>
+          <w:shd w:fill="EFEDE6" w:color="auto" w:val="clear"/>
+        </w:rPr>
+        <w:t xml:space="preserve">canViewPurchases</w:t>
+      </w:r>
+      <w:r>
+        <w:rPr>
+          <w:color w:val="23293D"/>
+          <w:sz w:val="21"/>
+          <w:szCs w:val="21"/>
+        </w:rPr>
+        <w:t xml:space="preserve"> também não).</w:t>
       </w:r>
     </w:p>
     <w:p>
@@ -16212,15 +16277,31 @@
           <w:sz w:val="21"/>
           <w:szCs w:val="21"/>
         </w:rPr>
-        <w:t xml:space="preserve">Não vê:</w:t>
-      </w:r>
-      <w:r>
-        <w:rPr>
-          <w:color w:val="23293D"/>
-          <w:sz w:val="21"/>
-          <w:szCs w:val="21"/>
-        </w:rPr>
-        <w:t xml:space="preserve"> Financeiro, Compras, Comercial.</w:t>
+        <w:t xml:space="preserve">Não vê no menu, mas o item aparece:</w:t>
+      </w:r>
+      <w:r>
+        <w:rPr>
+          <w:color w:val="23293D"/>
+          <w:sz w:val="21"/>
+          <w:szCs w:val="21"/>
+        </w:rPr>
+        <w:t xml:space="preserve"> Centro de Planejamento e Procedimentos (⚠️ ver </w:t>
+      </w:r>
+      <w:r>
+        <w:rPr>
+          <w:color w:val="1F3253"/>
+          <w:sz w:val="21"/>
+          <w:szCs w:val="21"/>
+        </w:rPr>
+        <w:t xml:space="preserve">4.2</w:t>
+      </w:r>
+      <w:r>
+        <w:rPr>
+          <w:color w:val="23293D"/>
+          <w:sz w:val="21"/>
+          <w:szCs w:val="21"/>
+        </w:rPr>
+        <w:t xml:space="preserve">).</w:t>
       </w:r>
     </w:p>
     <w:p>
@@ -16248,25 +16329,7 @@
           <w:sz w:val="21"/>
           <w:szCs w:val="21"/>
         </w:rPr>
-        <w:t xml:space="preserve"> aprovar plano sem ler o orçamento. Ele vê </w:t>
-      </w:r>
-      <w:r>
-        <w:rPr>
-          <w:b/>
-          <w:bCs/>
-          <w:color w:val="23293D"/>
-          <w:sz w:val="21"/>
-          <w:szCs w:val="21"/>
-        </w:rPr>
-        <w:t xml:space="preserve">o total</w:t>
-      </w:r>
-      <w:r>
-        <w:rPr>
-          <w:color w:val="23293D"/>
-          <w:sz w:val="21"/>
-          <w:szCs w:val="21"/>
-        </w:rPr>
-        <w:t xml:space="preserve"> de cada opção, não o preço item a item (✅ regra do LOTE F4).</w:t>
+        <w:t xml:space="preserve"> cadastrar paciente duplicado — mitigado pelo sistema, que reconhece o CPF já existente e autopreenche.</w:t>
       </w:r>
     </w:p>
     <w:p>
@@ -16294,7 +16357,7 @@
           <w:sz w:val="21"/>
           <w:szCs w:val="21"/>
         </w:rPr>
-        <w:t xml:space="preserve"> Dentista Planner (que monta o plano).</w:t>
+        <w:t xml:space="preserve"> Coordenador (avaliação) e Consultor (fechamento).</w:t>
       </w:r>
     </w:p>
     <w:p>
@@ -16305,7 +16368,7 @@
         <w:rPr>
           <w:color w:val="B98B2E"/>
         </w:rPr>
-        <w:t xml:space="preserve">Dentista Planner </w:t>
+        <w:t xml:space="preserve">Coordenador Clínico </w:t>
       </w:r>
       <w:r>
         <w:rPr>
@@ -16313,7 +16376,7 @@
           <w:iCs/>
           <w:color w:val="B98B2E"/>
         </w:rPr>
-        <w:t xml:space="preserve">(franqueadora)</w:t>
+        <w:t xml:space="preserve">(unidade)</w:t>
       </w:r>
     </w:p>
     <w:p>
@@ -16341,7 +16404,7 @@
           <w:sz w:val="21"/>
           <w:szCs w:val="21"/>
         </w:rPr>
-        <w:t xml:space="preserve"> transformar o caso em diagnóstico, plano e orçamento.</w:t>
+        <w:t xml:space="preserve"> avaliar o paciente e preparar o caso para o planejamento.</w:t>
       </w:r>
     </w:p>
     <w:p>
@@ -16369,7 +16432,25 @@
           <w:sz w:val="21"/>
           <w:szCs w:val="21"/>
         </w:rPr>
-        <w:t xml:space="preserve"> criar plano com opções, lançar procedimentos, classificar o pilar, pedir aprovação, enviar ao Comercial.</w:t>
+        <w:t xml:space="preserve"> registrar consentimento (obrigatório antes de qualquer coleta), subir fotos/exames, gravar áudio, enviar ao Centro de Planejamento, e </w:t>
+      </w:r>
+      <w:r>
+        <w:rPr>
+          <w:b/>
+          <w:bCs/>
+          <w:color w:val="23293D"/>
+          <w:sz w:val="21"/>
+          <w:szCs w:val="21"/>
+        </w:rPr>
+        <w:t xml:space="preserve">aprovar ou reprovar</w:t>
+      </w:r>
+      <w:r>
+        <w:rPr>
+          <w:color w:val="23293D"/>
+          <w:sz w:val="21"/>
+          <w:szCs w:val="21"/>
+        </w:rPr>
+        <w:t xml:space="preserve"> cada opção do plano.</w:t>
       </w:r>
     </w:p>
     <w:p>
@@ -16397,7 +16478,43 @@
           <w:sz w:val="21"/>
           <w:szCs w:val="21"/>
         </w:rPr>
-        <w:t xml:space="preserve"> Procedimentos (catálogo), Relatórios, Planos de Tratamento, Estoque (papel clínico).</w:t>
+        <w:t xml:space="preserve"> Planos de Tratamento (✅ </w:t>
+      </w:r>
+      <w:r>
+        <w:rPr>
+          <w:rFonts w:ascii="Consolas" w:cs="Consolas" w:eastAsia="Consolas" w:hAnsi="Consolas"/>
+          <w:color w:val="1F3253"/>
+          <w:sz w:val="19"/>
+          <w:szCs w:val="19"/>
+          <w:shd w:fill="EFEDE6" w:color="auto" w:val="clear"/>
+        </w:rPr>
+        <w:t xml:space="preserve">planRoles</w:t>
+      </w:r>
+      <w:r>
+        <w:rPr>
+          <w:color w:val="23293D"/>
+          <w:sz w:val="21"/>
+          <w:szCs w:val="21"/>
+        </w:rPr>
+        <w:t xml:space="preserve"> inclui </w:t>
+      </w:r>
+      <w:r>
+        <w:rPr>
+          <w:rFonts w:ascii="Consolas" w:cs="Consolas" w:eastAsia="Consolas" w:hAnsi="Consolas"/>
+          <w:color w:val="1F3253"/>
+          <w:sz w:val="19"/>
+          <w:szCs w:val="19"/>
+          <w:shd w:fill="EFEDE6" w:color="auto" w:val="clear"/>
+        </w:rPr>
+        <w:t xml:space="preserve">clinical_coordinator</w:t>
+      </w:r>
+      <w:r>
+        <w:rPr>
+          <w:color w:val="23293D"/>
+          <w:sz w:val="21"/>
+          <w:szCs w:val="21"/>
+        </w:rPr>
+        <w:t xml:space="preserve"> na unidade), Estoque (✅ é papel clínico).</w:t>
       </w:r>
     </w:p>
     <w:p>
@@ -16417,15 +16534,15 @@
           <w:sz w:val="21"/>
           <w:szCs w:val="21"/>
         </w:rPr>
-        <w:t xml:space="preserve">Não pode:</w:t>
-      </w:r>
-      <w:r>
-        <w:rPr>
-          <w:color w:val="23293D"/>
-          <w:sz w:val="21"/>
-          <w:szCs w:val="21"/>
-        </w:rPr>
-        <w:t xml:space="preserve"> avaliar paciente, agendar, negociar.</w:t>
+        <w:t xml:space="preserve">Não vê:</w:t>
+      </w:r>
+      <w:r>
+        <w:rPr>
+          <w:color w:val="23293D"/>
+          <w:sz w:val="21"/>
+          <w:szCs w:val="21"/>
+        </w:rPr>
+        <w:t xml:space="preserve"> Financeiro, Compras, Comercial.</w:t>
       </w:r>
     </w:p>
     <w:p>
@@ -16453,7 +16570,25 @@
           <w:sz w:val="21"/>
           <w:szCs w:val="21"/>
         </w:rPr>
-        <w:t xml:space="preserve"> enviar ao Comercial sem aprovação — o sistema barra.</w:t>
+        <w:t xml:space="preserve"> aprovar plano sem ler o orçamento. Ele vê </w:t>
+      </w:r>
+      <w:r>
+        <w:rPr>
+          <w:b/>
+          <w:bCs/>
+          <w:color w:val="23293D"/>
+          <w:sz w:val="21"/>
+          <w:szCs w:val="21"/>
+        </w:rPr>
+        <w:t xml:space="preserve">o total</w:t>
+      </w:r>
+      <w:r>
+        <w:rPr>
+          <w:color w:val="23293D"/>
+          <w:sz w:val="21"/>
+          <w:szCs w:val="21"/>
+        </w:rPr>
+        <w:t xml:space="preserve"> de cada opção, não o preço item a item (✅ regra do LOTE F4).</w:t>
       </w:r>
     </w:p>
     <w:p>
@@ -16481,7 +16616,7 @@
           <w:sz w:val="21"/>
           <w:szCs w:val="21"/>
         </w:rPr>
-        <w:t xml:space="preserve"> Coordenador (aprovação).</w:t>
+        <w:t xml:space="preserve"> Dentista Planner (que monta o plano).</w:t>
       </w:r>
     </w:p>
     <w:p>
@@ -16492,7 +16627,7 @@
         <w:rPr>
           <w:color w:val="B98B2E"/>
         </w:rPr>
-        <w:t xml:space="preserve">Dentista (executor) </w:t>
+        <w:t xml:space="preserve">Dentista Planner </w:t>
       </w:r>
       <w:r>
         <w:rPr>
@@ -16500,7 +16635,7 @@
           <w:iCs/>
           <w:color w:val="B98B2E"/>
         </w:rPr>
-        <w:t xml:space="preserve">(unidade)</w:t>
+        <w:t xml:space="preserve">(franqueadora)</w:t>
       </w:r>
     </w:p>
     <w:p>
@@ -16528,7 +16663,7 @@
           <w:sz w:val="21"/>
           <w:szCs w:val="21"/>
         </w:rPr>
-        <w:t xml:space="preserve"> executar o plano aprovado.</w:t>
+        <w:t xml:space="preserve"> transformar o caso em diagnóstico, plano e orçamento.</w:t>
       </w:r>
     </w:p>
     <w:p>
@@ -16548,69 +16683,15 @@
           <w:sz w:val="21"/>
           <w:szCs w:val="21"/>
         </w:rPr>
-        <w:t xml:space="preserve">Menu diferente dos outros:</w:t>
-      </w:r>
-      <w:r>
-        <w:rPr>
-          <w:color w:val="23293D"/>
-          <w:sz w:val="21"/>
-          <w:szCs w:val="21"/>
-        </w:rPr>
-        <w:t xml:space="preserve"> ✅ </w:t>
-      </w:r>
-      <w:r>
-        <w:rPr>
-          <w:b/>
-          <w:bCs/>
-          <w:color w:val="23293D"/>
-          <w:sz w:val="21"/>
-          <w:szCs w:val="21"/>
-        </w:rPr>
-        <w:t xml:space="preserve">não tem "Jornada"</w:t>
-      </w:r>
-      <w:r>
-        <w:rPr>
-          <w:color w:val="23293D"/>
-          <w:sz w:val="21"/>
-          <w:szCs w:val="21"/>
-        </w:rPr>
-        <w:t xml:space="preserve">, e ganha </w:t>
-      </w:r>
-      <w:r>
-        <w:rPr>
-          <w:b/>
-          <w:bCs/>
-          <w:color w:val="23293D"/>
-          <w:sz w:val="21"/>
-          <w:szCs w:val="21"/>
-        </w:rPr>
-        <w:t xml:space="preserve">Meu Dia</w:t>
-      </w:r>
-      <w:r>
-        <w:rPr>
-          <w:color w:val="23293D"/>
-          <w:sz w:val="21"/>
-          <w:szCs w:val="21"/>
-        </w:rPr>
-        <w:t xml:space="preserve"> e </w:t>
-      </w:r>
-      <w:r>
-        <w:rPr>
-          <w:b/>
-          <w:bCs/>
-          <w:color w:val="23293D"/>
-          <w:sz w:val="21"/>
-          <w:szCs w:val="21"/>
-        </w:rPr>
-        <w:t xml:space="preserve">Minha Agenda</w:t>
-      </w:r>
-      <w:r>
-        <w:rPr>
-          <w:color w:val="23293D"/>
-          <w:sz w:val="21"/>
-          <w:szCs w:val="21"/>
-        </w:rPr>
-        <w:t xml:space="preserve">.</w:t>
+        <w:t xml:space="preserve">Pode:</w:t>
+      </w:r>
+      <w:r>
+        <w:rPr>
+          <w:color w:val="23293D"/>
+          <w:sz w:val="21"/>
+          <w:szCs w:val="21"/>
+        </w:rPr>
+        <w:t xml:space="preserve"> criar plano com opções, lançar procedimentos, classificar o pilar, pedir aprovação, enviar ao Comercial.</w:t>
       </w:r>
     </w:p>
     <w:p>
@@ -16630,15 +16711,15 @@
           <w:sz w:val="21"/>
           <w:szCs w:val="21"/>
         </w:rPr>
-        <w:t xml:space="preserve">Pode:</w:t>
-      </w:r>
-      <w:r>
-        <w:rPr>
-          <w:color w:val="23293D"/>
-          <w:sz w:val="21"/>
-          <w:szCs w:val="21"/>
-        </w:rPr>
-        <w:t xml:space="preserve"> ver a agenda dele, chamar o paciente, escrever o Desenvolvimento Clínico e concluir o atendimento; consumo avulso de estoque.</w:t>
+        <w:t xml:space="preserve">Vê também:</w:t>
+      </w:r>
+      <w:r>
+        <w:rPr>
+          <w:color w:val="23293D"/>
+          <w:sz w:val="21"/>
+          <w:szCs w:val="21"/>
+        </w:rPr>
+        <w:t xml:space="preserve"> Procedimentos (catálogo), Relatórios, Planos de Tratamento, Estoque (papel clínico).</w:t>
       </w:r>
     </w:p>
     <w:p>
@@ -16658,15 +16739,15 @@
           <w:sz w:val="21"/>
           <w:szCs w:val="21"/>
         </w:rPr>
-        <w:t xml:space="preserve">Não vê:</w:t>
-      </w:r>
-      <w:r>
-        <w:rPr>
-          <w:color w:val="23293D"/>
-          <w:sz w:val="21"/>
-          <w:szCs w:val="21"/>
-        </w:rPr>
-        <w:t xml:space="preserve"> Financeiro, Comercial, Compras, Relatórios.</w:t>
+        <w:t xml:space="preserve">Não pode:</w:t>
+      </w:r>
+      <w:r>
+        <w:rPr>
+          <w:color w:val="23293D"/>
+          <w:sz w:val="21"/>
+          <w:szCs w:val="21"/>
+        </w:rPr>
+        <w:t xml:space="preserve"> avaliar paciente, agendar, negociar.</w:t>
       </w:r>
     </w:p>
     <w:p>
@@ -16694,25 +16775,7 @@
           <w:sz w:val="21"/>
           <w:szCs w:val="21"/>
         </w:rPr>
-        <w:t xml:space="preserve"> concluir atendimento sem escrever o Desenvolvimento Clínico — o sistema </w:t>
-      </w:r>
-      <w:r>
-        <w:rPr>
-          <w:b/>
-          <w:bCs/>
-          <w:color w:val="23293D"/>
-          <w:sz w:val="21"/>
-          <w:szCs w:val="21"/>
-        </w:rPr>
-        <w:t xml:space="preserve">não deixa</w:t>
-      </w:r>
-      <w:r>
-        <w:rPr>
-          <w:color w:val="23293D"/>
-          <w:sz w:val="21"/>
-          <w:szCs w:val="21"/>
-        </w:rPr>
-        <w:t xml:space="preserve"> (✅ regra I7b).</w:t>
+        <w:t xml:space="preserve"> enviar ao Comercial sem aprovação — o sistema barra.</w:t>
       </w:r>
     </w:p>
     <w:p>
@@ -16740,7 +16803,7 @@
           <w:sz w:val="21"/>
           <w:szCs w:val="21"/>
         </w:rPr>
-        <w:t xml:space="preserve"> Recepção (que registra a chegada).</w:t>
+        <w:t xml:space="preserve"> Coordenador (aprovação).</w:t>
       </w:r>
     </w:p>
     <w:p>
@@ -16751,7 +16814,7 @@
         <w:rPr>
           <w:color w:val="B98B2E"/>
         </w:rPr>
-        <w:t xml:space="preserve">Consultor Comercial </w:t>
+        <w:t xml:space="preserve">Dentista (executor) </w:t>
       </w:r>
       <w:r>
         <w:rPr>
@@ -16759,7 +16822,7 @@
           <w:iCs/>
           <w:color w:val="B98B2E"/>
         </w:rPr>
-        <w:t xml:space="preserve">(franqueadora)</w:t>
+        <w:t xml:space="preserve">(unidade)</w:t>
       </w:r>
     </w:p>
     <w:p>
@@ -16787,7 +16850,7 @@
           <w:sz w:val="21"/>
           <w:szCs w:val="21"/>
         </w:rPr>
-        <w:t xml:space="preserve"> apresentar o plano e fechar a venda.</w:t>
+        <w:t xml:space="preserve"> executar o plano aprovado.</w:t>
       </w:r>
     </w:p>
     <w:p>
@@ -16807,15 +16870,69 @@
           <w:sz w:val="21"/>
           <w:szCs w:val="21"/>
         </w:rPr>
-        <w:t xml:space="preserve">Pode:</w:t>
-      </w:r>
-      <w:r>
-        <w:rPr>
-          <w:color w:val="23293D"/>
-          <w:sz w:val="21"/>
-          <w:szCs w:val="21"/>
-        </w:rPr>
-        <w:t xml:space="preserve"> negociar, aplicar desconto dentro do teto, definir forma de pagamento, marcar contrato assinado e pagamento confirmado.</w:t>
+        <w:t xml:space="preserve">Menu diferente dos outros:</w:t>
+      </w:r>
+      <w:r>
+        <w:rPr>
+          <w:color w:val="23293D"/>
+          <w:sz w:val="21"/>
+          <w:szCs w:val="21"/>
+        </w:rPr>
+        <w:t xml:space="preserve"> ✅ </w:t>
+      </w:r>
+      <w:r>
+        <w:rPr>
+          <w:b/>
+          <w:bCs/>
+          <w:color w:val="23293D"/>
+          <w:sz w:val="21"/>
+          <w:szCs w:val="21"/>
+        </w:rPr>
+        <w:t xml:space="preserve">não tem "Jornada"</w:t>
+      </w:r>
+      <w:r>
+        <w:rPr>
+          <w:color w:val="23293D"/>
+          <w:sz w:val="21"/>
+          <w:szCs w:val="21"/>
+        </w:rPr>
+        <w:t xml:space="preserve">, e ganha </w:t>
+      </w:r>
+      <w:r>
+        <w:rPr>
+          <w:b/>
+          <w:bCs/>
+          <w:color w:val="23293D"/>
+          <w:sz w:val="21"/>
+          <w:szCs w:val="21"/>
+        </w:rPr>
+        <w:t xml:space="preserve">Meu Dia</w:t>
+      </w:r>
+      <w:r>
+        <w:rPr>
+          <w:color w:val="23293D"/>
+          <w:sz w:val="21"/>
+          <w:szCs w:val="21"/>
+        </w:rPr>
+        <w:t xml:space="preserve"> e </w:t>
+      </w:r>
+      <w:r>
+        <w:rPr>
+          <w:b/>
+          <w:bCs/>
+          <w:color w:val="23293D"/>
+          <w:sz w:val="21"/>
+          <w:szCs w:val="21"/>
+        </w:rPr>
+        <w:t xml:space="preserve">Minha Agenda</w:t>
+      </w:r>
+      <w:r>
+        <w:rPr>
+          <w:color w:val="23293D"/>
+          <w:sz w:val="21"/>
+          <w:szCs w:val="21"/>
+        </w:rPr>
+        <w:t xml:space="preserve">.</w:t>
       </w:r>
     </w:p>
     <w:p>
@@ -16835,15 +16952,15 @@
           <w:sz w:val="21"/>
           <w:szCs w:val="21"/>
         </w:rPr>
-        <w:t xml:space="preserve">Vê também:</w:t>
-      </w:r>
-      <w:r>
-        <w:rPr>
-          <w:color w:val="23293D"/>
-          <w:sz w:val="21"/>
-          <w:szCs w:val="21"/>
-        </w:rPr>
-        <w:t xml:space="preserve"> Comercial, Relatórios, Planos de Tratamento.</w:t>
+        <w:t xml:space="preserve">Pode:</w:t>
+      </w:r>
+      <w:r>
+        <w:rPr>
+          <w:color w:val="23293D"/>
+          <w:sz w:val="21"/>
+          <w:szCs w:val="21"/>
+        </w:rPr>
+        <w:t xml:space="preserve"> ver a agenda dele, chamar o paciente, escrever o Desenvolvimento Clínico e concluir o atendimento; consumo avulso de estoque.</w:t>
       </w:r>
     </w:p>
     <w:p>
@@ -16871,7 +16988,7 @@
           <w:sz w:val="21"/>
           <w:szCs w:val="21"/>
         </w:rPr>
-        <w:t xml:space="preserve"> Financeiro, Estoque, Compras.</w:t>
+        <w:t xml:space="preserve"> Financeiro, Comercial, Compras, Relatórios.</w:t>
       </w:r>
     </w:p>
     <w:p>
@@ -16899,7 +17016,25 @@
           <w:sz w:val="21"/>
           <w:szCs w:val="21"/>
         </w:rPr>
-        <w:t xml:space="preserve"> desconto acima do teto — o sistema avisa e, acima do limite, exige autorização.</w:t>
+        <w:t xml:space="preserve"> concluir atendimento sem escrever o Desenvolvimento Clínico — o sistema </w:t>
+      </w:r>
+      <w:r>
+        <w:rPr>
+          <w:b/>
+          <w:bCs/>
+          <w:color w:val="23293D"/>
+          <w:sz w:val="21"/>
+          <w:szCs w:val="21"/>
+        </w:rPr>
+        <w:t xml:space="preserve">não deixa</w:t>
+      </w:r>
+      <w:r>
+        <w:rPr>
+          <w:color w:val="23293D"/>
+          <w:sz w:val="21"/>
+          <w:szCs w:val="21"/>
+        </w:rPr>
+        <w:t xml:space="preserve"> (✅ regra I7b).</w:t>
       </w:r>
     </w:p>
     <w:p>
@@ -16927,7 +17062,7 @@
           <w:sz w:val="21"/>
           <w:szCs w:val="21"/>
         </w:rPr>
-        <w:t xml:space="preserve"> Planner (plano aprovado).</w:t>
+        <w:t xml:space="preserve"> Recepção (que registra a chegada).</w:t>
       </w:r>
     </w:p>
     <w:p>
@@ -16938,7 +17073,7 @@
         <w:rPr>
           <w:color w:val="B98B2E"/>
         </w:rPr>
-        <w:t xml:space="preserve">Gerente de Unidade </w:t>
+        <w:t xml:space="preserve">Consultor Comercial </w:t>
       </w:r>
       <w:r>
         <w:rPr>
@@ -16946,7 +17081,7 @@
           <w:iCs/>
           <w:color w:val="B98B2E"/>
         </w:rPr>
-        <w:t xml:space="preserve">(unidade)</w:t>
+        <w:t xml:space="preserve">(franqueadora)</w:t>
       </w:r>
     </w:p>
     <w:p>
@@ -16974,7 +17109,7 @@
           <w:sz w:val="21"/>
           <w:szCs w:val="21"/>
         </w:rPr>
-        <w:t xml:space="preserve"> enxergar e responder pela unidade.</w:t>
+        <w:t xml:space="preserve"> apresentar o plano e fechar a venda.</w:t>
       </w:r>
     </w:p>
     <w:p>
@@ -16994,15 +17129,15 @@
           <w:sz w:val="21"/>
           <w:szCs w:val="21"/>
         </w:rPr>
-        <w:t xml:space="preserve">Vê praticamente tudo da unidade:</w:t>
-      </w:r>
-      <w:r>
-        <w:rPr>
-          <w:color w:val="23293D"/>
-          <w:sz w:val="21"/>
-          <w:szCs w:val="21"/>
-        </w:rPr>
-        <w:t xml:space="preserve"> Financeiro ✅, Estoque ✅, Compras ✅, Comercial ✅, Relatórios ✅, Planos ✅, Risartanos ✅, Empresarial ✅.</w:t>
+        <w:t xml:space="preserve">Pode:</w:t>
+      </w:r>
+      <w:r>
+        <w:rPr>
+          <w:color w:val="23293D"/>
+          <w:sz w:val="21"/>
+          <w:szCs w:val="21"/>
+        </w:rPr>
+        <w:t xml:space="preserve"> negociar, aplicar desconto dentro do teto, definir forma de pagamento, marcar contrato assinado e pagamento confirmado.</w:t>
       </w:r>
     </w:p>
     <w:p>
@@ -17022,69 +17157,15 @@
           <w:sz w:val="21"/>
           <w:szCs w:val="21"/>
         </w:rPr>
-        <w:t xml:space="preserve">Pode:</w:t>
-      </w:r>
-      <w:r>
-        <w:rPr>
-          <w:color w:val="23293D"/>
-          <w:sz w:val="21"/>
-          <w:szCs w:val="21"/>
-        </w:rPr>
-        <w:t xml:space="preserve"> lançar dinheiro (</w:t>
-      </w:r>
-      <w:r>
-        <w:rPr>
-          <w:rFonts w:ascii="Consolas" w:cs="Consolas" w:eastAsia="Consolas" w:hAnsi="Consolas"/>
-          <w:color w:val="1F3253"/>
-          <w:sz w:val="19"/>
-          <w:szCs w:val="19"/>
-          <w:shd w:fill="EFEDE6" w:color="auto" w:val="clear"/>
-        </w:rPr>
-        <w:t xml:space="preserve">canPostFinance</w:t>
-      </w:r>
-      <w:r>
-        <w:rPr>
-          <w:color w:val="23293D"/>
-          <w:sz w:val="21"/>
-          <w:szCs w:val="21"/>
-        </w:rPr>
-        <w:t xml:space="preserve">), dar entrada e fazer inventário de estoque (</w:t>
-      </w:r>
-      <w:r>
-        <w:rPr>
-          <w:rFonts w:ascii="Consolas" w:cs="Consolas" w:eastAsia="Consolas" w:hAnsi="Consolas"/>
-          <w:color w:val="1F3253"/>
-          <w:sz w:val="19"/>
-          <w:szCs w:val="19"/>
-          <w:shd w:fill="EFEDE6" w:color="auto" w:val="clear"/>
-        </w:rPr>
-        <w:t xml:space="preserve">canManageStock</w:t>
-      </w:r>
-      <w:r>
-        <w:rPr>
-          <w:color w:val="23293D"/>
-          <w:sz w:val="21"/>
-          <w:szCs w:val="21"/>
-        </w:rPr>
-        <w:t xml:space="preserve">), criar requisição de compra (</w:t>
-      </w:r>
-      <w:r>
-        <w:rPr>
-          <w:rFonts w:ascii="Consolas" w:cs="Consolas" w:eastAsia="Consolas" w:hAnsi="Consolas"/>
-          <w:color w:val="1F3253"/>
-          <w:sz w:val="19"/>
-          <w:szCs w:val="19"/>
-          <w:shd w:fill="EFEDE6" w:color="auto" w:val="clear"/>
-        </w:rPr>
-        <w:t xml:space="preserve">canManagePurchaseRequests</w:t>
-      </w:r>
-      <w:r>
-        <w:rPr>
-          <w:color w:val="23293D"/>
-          <w:sz w:val="21"/>
-          <w:szCs w:val="21"/>
-        </w:rPr>
-        <w:t xml:space="preserve">), autorizar contas dentro da alçada.</w:t>
+        <w:t xml:space="preserve">Vê também:</w:t>
+      </w:r>
+      <w:r>
+        <w:rPr>
+          <w:color w:val="23293D"/>
+          <w:sz w:val="21"/>
+          <w:szCs w:val="21"/>
+        </w:rPr>
+        <w:t xml:space="preserve"> Comercial, Relatórios, Planos de Tratamento.</w:t>
       </w:r>
     </w:p>
     <w:p>
@@ -17104,51 +17185,15 @@
           <w:sz w:val="21"/>
           <w:szCs w:val="21"/>
         </w:rPr>
-        <w:t xml:space="preserve">Não pode:</w:t>
-      </w:r>
-      <w:r>
-        <w:rPr>
-          <w:color w:val="23293D"/>
-          <w:sz w:val="21"/>
-          <w:szCs w:val="21"/>
-        </w:rPr>
-        <w:t xml:space="preserve"> configurar o que vale para a rede inteira (</w:t>
-      </w:r>
-      <w:r>
-        <w:rPr>
-          <w:rFonts w:ascii="Consolas" w:cs="Consolas" w:eastAsia="Consolas" w:hAnsi="Consolas"/>
-          <w:color w:val="1F3253"/>
-          <w:sz w:val="19"/>
-          <w:szCs w:val="19"/>
-          <w:shd w:fill="EFEDE6" w:color="auto" w:val="clear"/>
-        </w:rPr>
-        <w:t xml:space="preserve">canConfigureFinanceNetwork</w:t>
-      </w:r>
-      <w:r>
-        <w:rPr>
-          <w:color w:val="23293D"/>
-          <w:sz w:val="21"/>
-          <w:szCs w:val="21"/>
-        </w:rPr>
-        <w:t xml:space="preserve"> exclui o gerente) nem cadastrar item no catálogo de estoque (</w:t>
-      </w:r>
-      <w:r>
-        <w:rPr>
-          <w:rFonts w:ascii="Consolas" w:cs="Consolas" w:eastAsia="Consolas" w:hAnsi="Consolas"/>
-          <w:color w:val="1F3253"/>
-          <w:sz w:val="19"/>
-          <w:szCs w:val="19"/>
-          <w:shd w:fill="EFEDE6" w:color="auto" w:val="clear"/>
-        </w:rPr>
-        <w:t xml:space="preserve">canManageStockCatalog</w:t>
-      </w:r>
-      <w:r>
-        <w:rPr>
-          <w:color w:val="23293D"/>
-          <w:sz w:val="21"/>
-          <w:szCs w:val="21"/>
-        </w:rPr>
-        <w:t xml:space="preserve">).</w:t>
+        <w:t xml:space="preserve">Não vê:</w:t>
+      </w:r>
+      <w:r>
+        <w:rPr>
+          <w:color w:val="23293D"/>
+          <w:sz w:val="21"/>
+          <w:szCs w:val="21"/>
+        </w:rPr>
+        <w:t xml:space="preserve"> Financeiro, Estoque, Compras.</w:t>
       </w:r>
     </w:p>
     <w:p>
@@ -17176,7 +17221,35 @@
           <w:sz w:val="21"/>
           <w:szCs w:val="21"/>
         </w:rPr>
-        <w:t xml:space="preserve"> é quem mais executa ação irreversível no financeiro.</w:t>
+        <w:t xml:space="preserve"> desconto acima do teto — o sistema avisa e, acima do limite, exige autorização.</w:t>
+      </w:r>
+    </w:p>
+    <w:p>
+      <w:pPr>
+        <w:pStyle w:val="ListParagraph"/>
+        <w:numPr>
+          <w:ilvl w:val="0"/>
+          <w:numId w:val="16"/>
+        </w:numPr>
+        <w:spacing w:after="80" w:line="270"/>
+      </w:pPr>
+      <w:r>
+        <w:rPr>
+          <w:b/>
+          <w:bCs/>
+          <w:color w:val="23293D"/>
+          <w:sz w:val="21"/>
+          <w:szCs w:val="21"/>
+        </w:rPr>
+        <w:t xml:space="preserve">Depende de:</w:t>
+      </w:r>
+      <w:r>
+        <w:rPr>
+          <w:color w:val="23293D"/>
+          <w:sz w:val="21"/>
+          <w:szCs w:val="21"/>
+        </w:rPr>
+        <w:t xml:space="preserve"> Planner (plano aprovado).</w:t>
       </w:r>
     </w:p>
     <w:p>
@@ -17187,7 +17260,7 @@
         <w:rPr>
           <w:color w:val="B98B2E"/>
         </w:rPr>
-        <w:t xml:space="preserve">Franqueado </w:t>
+        <w:t xml:space="preserve">Gerente de Unidade </w:t>
       </w:r>
       <w:r>
         <w:rPr>
@@ -17223,7 +17296,7 @@
           <w:sz w:val="21"/>
           <w:szCs w:val="21"/>
         </w:rPr>
-        <w:t xml:space="preserve"> acompanhar a unidade que possui.</w:t>
+        <w:t xml:space="preserve"> enxergar e responder pela unidade.</w:t>
       </w:r>
     </w:p>
     <w:p>
@@ -17243,15 +17316,15 @@
           <w:sz w:val="21"/>
           <w:szCs w:val="21"/>
         </w:rPr>
-        <w:t xml:space="preserve">Vê:</w:t>
-      </w:r>
-      <w:r>
-        <w:rPr>
-          <w:color w:val="23293D"/>
-          <w:sz w:val="21"/>
-          <w:szCs w:val="21"/>
-        </w:rPr>
-        <w:t xml:space="preserve"> Financeiro ✅, Estoque ✅, Compras ✅, Comercial ✅, Relatórios ✅.</w:t>
+        <w:t xml:space="preserve">Vê praticamente tudo da unidade:</w:t>
+      </w:r>
+      <w:r>
+        <w:rPr>
+          <w:color w:val="23293D"/>
+          <w:sz w:val="21"/>
+          <w:szCs w:val="21"/>
+        </w:rPr>
+        <w:t xml:space="preserve"> Financeiro ✅, Estoque ✅, Compras ✅, Comercial ✅, Relatórios ✅, Planos ✅, Risartanos ✅, Empresarial ✅.</w:t>
       </w:r>
     </w:p>
     <w:p>
@@ -17271,15 +17344,15 @@
           <w:sz w:val="21"/>
           <w:szCs w:val="21"/>
         </w:rPr>
-        <w:t xml:space="preserve">Não pode lançar dinheiro:</w:t>
-      </w:r>
-      <w:r>
-        <w:rPr>
-          <w:color w:val="23293D"/>
-          <w:sz w:val="21"/>
-          <w:szCs w:val="21"/>
-        </w:rPr>
-        <w:t xml:space="preserve"> ⚠️ </w:t>
+        <w:t xml:space="preserve">Pode:</w:t>
+      </w:r>
+      <w:r>
+        <w:rPr>
+          <w:color w:val="23293D"/>
+          <w:sz w:val="21"/>
+          <w:szCs w:val="21"/>
+        </w:rPr>
+        <w:t xml:space="preserve"> lançar dinheiro (</w:t>
       </w:r>
       <w:r>
         <w:rPr>
@@ -17297,25 +17370,7 @@
           <w:sz w:val="21"/>
           <w:szCs w:val="21"/>
         </w:rPr>
-        <w:t xml:space="preserve"> </w:t>
-      </w:r>
-      <w:r>
-        <w:rPr>
-          <w:b/>
-          <w:bCs/>
-          <w:color w:val="23293D"/>
-          <w:sz w:val="21"/>
-          <w:szCs w:val="21"/>
-        </w:rPr>
-        <w:t xml:space="preserve">não</w:t>
-      </w:r>
-      <w:r>
-        <w:rPr>
-          <w:color w:val="23293D"/>
-          <w:sz w:val="21"/>
-          <w:szCs w:val="21"/>
-        </w:rPr>
-        <w:t xml:space="preserve"> inclui </w:t>
+        <w:t xml:space="preserve">), dar entrada e fazer inventário de estoque (</w:t>
       </w:r>
       <w:r>
         <w:rPr>
@@ -17325,33 +17380,125 @@
           <w:szCs w:val="19"/>
           <w:shd w:fill="EFEDE6" w:color="auto" w:val="clear"/>
         </w:rPr>
-        <w:t xml:space="preserve">franchisee</w:t>
-      </w:r>
-      <w:r>
-        <w:rPr>
-          <w:color w:val="23293D"/>
-          <w:sz w:val="21"/>
-          <w:szCs w:val="21"/>
-        </w:rPr>
-        <w:t xml:space="preserve"> — o comentário no código diz </w:t>
-      </w:r>
-      <w:r>
-        <w:rPr>
-          <w:i/>
-          <w:iCs/>
-          <w:color w:val="23293D"/>
-          <w:sz w:val="21"/>
-          <w:szCs w:val="21"/>
-        </w:rPr>
-        <w:t xml:space="preserve">"franqueado é somente leitura"</w:t>
-      </w:r>
-      <w:r>
-        <w:rPr>
-          <w:color w:val="23293D"/>
-          <w:sz w:val="21"/>
-          <w:szCs w:val="21"/>
-        </w:rPr>
-        <w:t xml:space="preserve">.</w:t>
+        <w:t xml:space="preserve">canManageStock</w:t>
+      </w:r>
+      <w:r>
+        <w:rPr>
+          <w:color w:val="23293D"/>
+          <w:sz w:val="21"/>
+          <w:szCs w:val="21"/>
+        </w:rPr>
+        <w:t xml:space="preserve">), criar requisição de compra (</w:t>
+      </w:r>
+      <w:r>
+        <w:rPr>
+          <w:rFonts w:ascii="Consolas" w:cs="Consolas" w:eastAsia="Consolas" w:hAnsi="Consolas"/>
+          <w:color w:val="1F3253"/>
+          <w:sz w:val="19"/>
+          <w:szCs w:val="19"/>
+          <w:shd w:fill="EFEDE6" w:color="auto" w:val="clear"/>
+        </w:rPr>
+        <w:t xml:space="preserve">canManagePurchaseRequests</w:t>
+      </w:r>
+      <w:r>
+        <w:rPr>
+          <w:color w:val="23293D"/>
+          <w:sz w:val="21"/>
+          <w:szCs w:val="21"/>
+        </w:rPr>
+        <w:t xml:space="preserve">), autorizar contas dentro da alçada.</w:t>
+      </w:r>
+    </w:p>
+    <w:p>
+      <w:pPr>
+        <w:pStyle w:val="ListParagraph"/>
+        <w:numPr>
+          <w:ilvl w:val="0"/>
+          <w:numId w:val="17"/>
+        </w:numPr>
+        <w:spacing w:after="80" w:line="270"/>
+      </w:pPr>
+      <w:r>
+        <w:rPr>
+          <w:b/>
+          <w:bCs/>
+          <w:color w:val="23293D"/>
+          <w:sz w:val="21"/>
+          <w:szCs w:val="21"/>
+        </w:rPr>
+        <w:t xml:space="preserve">Não pode:</w:t>
+      </w:r>
+      <w:r>
+        <w:rPr>
+          <w:color w:val="23293D"/>
+          <w:sz w:val="21"/>
+          <w:szCs w:val="21"/>
+        </w:rPr>
+        <w:t xml:space="preserve"> configurar o que vale para a rede inteira (</w:t>
+      </w:r>
+      <w:r>
+        <w:rPr>
+          <w:rFonts w:ascii="Consolas" w:cs="Consolas" w:eastAsia="Consolas" w:hAnsi="Consolas"/>
+          <w:color w:val="1F3253"/>
+          <w:sz w:val="19"/>
+          <w:szCs w:val="19"/>
+          <w:shd w:fill="EFEDE6" w:color="auto" w:val="clear"/>
+        </w:rPr>
+        <w:t xml:space="preserve">canConfigureFinanceNetwork</w:t>
+      </w:r>
+      <w:r>
+        <w:rPr>
+          <w:color w:val="23293D"/>
+          <w:sz w:val="21"/>
+          <w:szCs w:val="21"/>
+        </w:rPr>
+        <w:t xml:space="preserve"> exclui o gerente) nem cadastrar item no catálogo de estoque (</w:t>
+      </w:r>
+      <w:r>
+        <w:rPr>
+          <w:rFonts w:ascii="Consolas" w:cs="Consolas" w:eastAsia="Consolas" w:hAnsi="Consolas"/>
+          <w:color w:val="1F3253"/>
+          <w:sz w:val="19"/>
+          <w:szCs w:val="19"/>
+          <w:shd w:fill="EFEDE6" w:color="auto" w:val="clear"/>
+        </w:rPr>
+        <w:t xml:space="preserve">canManageStockCatalog</w:t>
+      </w:r>
+      <w:r>
+        <w:rPr>
+          <w:color w:val="23293D"/>
+          <w:sz w:val="21"/>
+          <w:szCs w:val="21"/>
+        </w:rPr>
+        <w:t xml:space="preserve">).</w:t>
+      </w:r>
+    </w:p>
+    <w:p>
+      <w:pPr>
+        <w:pStyle w:val="ListParagraph"/>
+        <w:numPr>
+          <w:ilvl w:val="0"/>
+          <w:numId w:val="17"/>
+        </w:numPr>
+        <w:spacing w:after="80" w:line="270"/>
+      </w:pPr>
+      <w:r>
+        <w:rPr>
+          <w:b/>
+          <w:bCs/>
+          <w:color w:val="23293D"/>
+          <w:sz w:val="21"/>
+          <w:szCs w:val="21"/>
+        </w:rPr>
+        <w:t xml:space="preserve">Riscos:</w:t>
+      </w:r>
+      <w:r>
+        <w:rPr>
+          <w:color w:val="23293D"/>
+          <w:sz w:val="21"/>
+          <w:szCs w:val="21"/>
+        </w:rPr>
+        <w:t xml:space="preserve"> é quem mais executa ação irreversível no financeiro.</w:t>
       </w:r>
     </w:p>
     <w:p>
@@ -17362,7 +17509,7 @@
         <w:rPr>
           <w:color w:val="B98B2E"/>
         </w:rPr>
-        <w:t xml:space="preserve">Financeiro da Franqueadora </w:t>
+        <w:t xml:space="preserve">Franqueado </w:t>
       </w:r>
       <w:r>
         <w:rPr>
@@ -17370,7 +17517,7 @@
           <w:iCs/>
           <w:color w:val="B98B2E"/>
         </w:rPr>
-        <w:t xml:space="preserve">(franqueadora)</w:t>
+        <w:t xml:space="preserve">(unidade)</w:t>
       </w:r>
     </w:p>
     <w:p>
@@ -17390,69 +17537,15 @@
           <w:sz w:val="21"/>
           <w:szCs w:val="21"/>
         </w:rPr>
-        <w:t xml:space="preserve">Pode:</w:t>
-      </w:r>
-      <w:r>
-        <w:rPr>
-          <w:color w:val="23293D"/>
-          <w:sz w:val="21"/>
-          <w:szCs w:val="21"/>
-        </w:rPr>
-        <w:t xml:space="preserve"> tudo do financeiro, inclusive </w:t>
-      </w:r>
-      <w:r>
-        <w:rPr>
-          <w:b/>
-          <w:bCs/>
-          <w:color w:val="23293D"/>
-          <w:sz w:val="21"/>
-          <w:szCs w:val="21"/>
-        </w:rPr>
-        <w:t xml:space="preserve">configurar a rede</w:t>
-      </w:r>
-      <w:r>
-        <w:rPr>
-          <w:color w:val="23293D"/>
-          <w:sz w:val="21"/>
-          <w:szCs w:val="21"/>
-        </w:rPr>
-        <w:t xml:space="preserve"> (</w:t>
-      </w:r>
-      <w:r>
-        <w:rPr>
-          <w:rFonts w:ascii="Consolas" w:cs="Consolas" w:eastAsia="Consolas" w:hAnsi="Consolas"/>
-          <w:color w:val="1F3253"/>
-          <w:sz w:val="19"/>
-          <w:szCs w:val="19"/>
-          <w:shd w:fill="EFEDE6" w:color="auto" w:val="clear"/>
-        </w:rPr>
-        <w:t xml:space="preserve">canConfigureFinanceNetwork</w:t>
-      </w:r>
-      <w:r>
-        <w:rPr>
-          <w:color w:val="23293D"/>
-          <w:sz w:val="21"/>
-          <w:szCs w:val="21"/>
-        </w:rPr>
-        <w:t xml:space="preserve"> ✅), o catálogo de estoque (</w:t>
-      </w:r>
-      <w:r>
-        <w:rPr>
-          <w:rFonts w:ascii="Consolas" w:cs="Consolas" w:eastAsia="Consolas" w:hAnsi="Consolas"/>
-          <w:color w:val="1F3253"/>
-          <w:sz w:val="19"/>
-          <w:szCs w:val="19"/>
-          <w:shd w:fill="EFEDE6" w:color="auto" w:val="clear"/>
-        </w:rPr>
-        <w:t xml:space="preserve">canManageStockCatalog</w:t>
-      </w:r>
-      <w:r>
-        <w:rPr>
-          <w:color w:val="23293D"/>
-          <w:sz w:val="21"/>
-          <w:szCs w:val="21"/>
-        </w:rPr>
-        <w:t xml:space="preserve"> ✅) e ver Compras.</w:t>
+        <w:t xml:space="preserve">Objetivo:</w:t>
+      </w:r>
+      <w:r>
+        <w:rPr>
+          <w:color w:val="23293D"/>
+          <w:sz w:val="21"/>
+          <w:szCs w:val="21"/>
+        </w:rPr>
+        <w:t xml:space="preserve"> acompanhar a unidade que possui.</w:t>
       </w:r>
     </w:p>
     <w:p>
@@ -17472,15 +17565,115 @@
           <w:sz w:val="21"/>
           <w:szCs w:val="21"/>
         </w:rPr>
-        <w:t xml:space="preserve">Não pode:</w:t>
-      </w:r>
-      <w:r>
-        <w:rPr>
-          <w:color w:val="23293D"/>
-          <w:sz w:val="21"/>
-          <w:szCs w:val="21"/>
-        </w:rPr>
-        <w:t xml:space="preserve"> aprovar a própria conta lançada (regra de alçada, FIN3).</w:t>
+        <w:t xml:space="preserve">Vê:</w:t>
+      </w:r>
+      <w:r>
+        <w:rPr>
+          <w:color w:val="23293D"/>
+          <w:sz w:val="21"/>
+          <w:szCs w:val="21"/>
+        </w:rPr>
+        <w:t xml:space="preserve"> Financeiro ✅, Estoque ✅, Compras ✅, Comercial ✅, Relatórios ✅.</w:t>
+      </w:r>
+    </w:p>
+    <w:p>
+      <w:pPr>
+        <w:pStyle w:val="ListParagraph"/>
+        <w:numPr>
+          <w:ilvl w:val="0"/>
+          <w:numId w:val="18"/>
+        </w:numPr>
+        <w:spacing w:after="80" w:line="270"/>
+      </w:pPr>
+      <w:r>
+        <w:rPr>
+          <w:b/>
+          <w:bCs/>
+          <w:color w:val="23293D"/>
+          <w:sz w:val="21"/>
+          <w:szCs w:val="21"/>
+        </w:rPr>
+        <w:t xml:space="preserve">Não pode lançar dinheiro:</w:t>
+      </w:r>
+      <w:r>
+        <w:rPr>
+          <w:color w:val="23293D"/>
+          <w:sz w:val="21"/>
+          <w:szCs w:val="21"/>
+        </w:rPr>
+        <w:t xml:space="preserve"> ⚠️ </w:t>
+      </w:r>
+      <w:r>
+        <w:rPr>
+          <w:rFonts w:ascii="Consolas" w:cs="Consolas" w:eastAsia="Consolas" w:hAnsi="Consolas"/>
+          <w:color w:val="1F3253"/>
+          <w:sz w:val="19"/>
+          <w:szCs w:val="19"/>
+          <w:shd w:fill="EFEDE6" w:color="auto" w:val="clear"/>
+        </w:rPr>
+        <w:t xml:space="preserve">canPostFinance</w:t>
+      </w:r>
+      <w:r>
+        <w:rPr>
+          <w:color w:val="23293D"/>
+          <w:sz w:val="21"/>
+          <w:szCs w:val="21"/>
+        </w:rPr>
+        <w:t xml:space="preserve"> </w:t>
+      </w:r>
+      <w:r>
+        <w:rPr>
+          <w:b/>
+          <w:bCs/>
+          <w:color w:val="23293D"/>
+          <w:sz w:val="21"/>
+          <w:szCs w:val="21"/>
+        </w:rPr>
+        <w:t xml:space="preserve">não</w:t>
+      </w:r>
+      <w:r>
+        <w:rPr>
+          <w:color w:val="23293D"/>
+          <w:sz w:val="21"/>
+          <w:szCs w:val="21"/>
+        </w:rPr>
+        <w:t xml:space="preserve"> inclui </w:t>
+      </w:r>
+      <w:r>
+        <w:rPr>
+          <w:rFonts w:ascii="Consolas" w:cs="Consolas" w:eastAsia="Consolas" w:hAnsi="Consolas"/>
+          <w:color w:val="1F3253"/>
+          <w:sz w:val="19"/>
+          <w:szCs w:val="19"/>
+          <w:shd w:fill="EFEDE6" w:color="auto" w:val="clear"/>
+        </w:rPr>
+        <w:t xml:space="preserve">franchisee</w:t>
+      </w:r>
+      <w:r>
+        <w:rPr>
+          <w:color w:val="23293D"/>
+          <w:sz w:val="21"/>
+          <w:szCs w:val="21"/>
+        </w:rPr>
+        <w:t xml:space="preserve"> — o comentário no código diz </w:t>
+      </w:r>
+      <w:r>
+        <w:rPr>
+          <w:i/>
+          <w:iCs/>
+          <w:color w:val="23293D"/>
+          <w:sz w:val="21"/>
+          <w:szCs w:val="21"/>
+        </w:rPr>
+        <w:t xml:space="preserve">"franqueado é somente leitura"</w:t>
+      </w:r>
+      <w:r>
+        <w:rPr>
+          <w:color w:val="23293D"/>
+          <w:sz w:val="21"/>
+          <w:szCs w:val="21"/>
+        </w:rPr>
+        <w:t xml:space="preserve">.</w:t>
       </w:r>
     </w:p>
     <w:p>
@@ -17491,7 +17684,7 @@
         <w:rPr>
           <w:color w:val="B98B2E"/>
         </w:rPr>
-        <w:t xml:space="preserve">Comprador da Franqueadora </w:t>
+        <w:t xml:space="preserve">Financeiro da Franqueadora </w:t>
       </w:r>
       <w:r>
         <w:rPr>
@@ -17519,15 +17712,69 @@
           <w:sz w:val="21"/>
           <w:szCs w:val="21"/>
         </w:rPr>
-        <w:t xml:space="preserve">Objetivo:</w:t>
-      </w:r>
-      <w:r>
-        <w:rPr>
-          <w:color w:val="23293D"/>
-          <w:sz w:val="21"/>
-          <w:szCs w:val="21"/>
-        </w:rPr>
-        <w:t xml:space="preserve"> negociar compras pela rede.</w:t>
+        <w:t xml:space="preserve">Pode:</w:t>
+      </w:r>
+      <w:r>
+        <w:rPr>
+          <w:color w:val="23293D"/>
+          <w:sz w:val="21"/>
+          <w:szCs w:val="21"/>
+        </w:rPr>
+        <w:t xml:space="preserve"> tudo do financeiro, inclusive </w:t>
+      </w:r>
+      <w:r>
+        <w:rPr>
+          <w:b/>
+          <w:bCs/>
+          <w:color w:val="23293D"/>
+          <w:sz w:val="21"/>
+          <w:szCs w:val="21"/>
+        </w:rPr>
+        <w:t xml:space="preserve">configurar a rede</w:t>
+      </w:r>
+      <w:r>
+        <w:rPr>
+          <w:color w:val="23293D"/>
+          <w:sz w:val="21"/>
+          <w:szCs w:val="21"/>
+        </w:rPr>
+        <w:t xml:space="preserve"> (</w:t>
+      </w:r>
+      <w:r>
+        <w:rPr>
+          <w:rFonts w:ascii="Consolas" w:cs="Consolas" w:eastAsia="Consolas" w:hAnsi="Consolas"/>
+          <w:color w:val="1F3253"/>
+          <w:sz w:val="19"/>
+          <w:szCs w:val="19"/>
+          <w:shd w:fill="EFEDE6" w:color="auto" w:val="clear"/>
+        </w:rPr>
+        <w:t xml:space="preserve">canConfigureFinanceNetwork</w:t>
+      </w:r>
+      <w:r>
+        <w:rPr>
+          <w:color w:val="23293D"/>
+          <w:sz w:val="21"/>
+          <w:szCs w:val="21"/>
+        </w:rPr>
+        <w:t xml:space="preserve"> ✅), o catálogo de estoque (</w:t>
+      </w:r>
+      <w:r>
+        <w:rPr>
+          <w:rFonts w:ascii="Consolas" w:cs="Consolas" w:eastAsia="Consolas" w:hAnsi="Consolas"/>
+          <w:color w:val="1F3253"/>
+          <w:sz w:val="19"/>
+          <w:szCs w:val="19"/>
+          <w:shd w:fill="EFEDE6" w:color="auto" w:val="clear"/>
+        </w:rPr>
+        <w:t xml:space="preserve">canManageStockCatalog</w:t>
+      </w:r>
+      <w:r>
+        <w:rPr>
+          <w:color w:val="23293D"/>
+          <w:sz w:val="21"/>
+          <w:szCs w:val="21"/>
+        </w:rPr>
+        <w:t xml:space="preserve"> ✅) e ver Compras.</w:t>
       </w:r>
     </w:p>
     <w:p>
@@ -17547,115 +17794,15 @@
           <w:sz w:val="21"/>
           <w:szCs w:val="21"/>
         </w:rPr>
-        <w:t xml:space="preserve">Vê:</w:t>
-      </w:r>
-      <w:r>
-        <w:rPr>
-          <w:color w:val="23293D"/>
-          <w:sz w:val="21"/>
-          <w:szCs w:val="21"/>
-        </w:rPr>
-        <w:t xml:space="preserve"> Compras ✅ (é o único, além do Admin, que entra na mesa de negociação — </w:t>
-      </w:r>
-      <w:r>
-        <w:rPr>
-          <w:rFonts w:ascii="Consolas" w:cs="Consolas" w:eastAsia="Consolas" w:hAnsi="Consolas"/>
-          <w:color w:val="1F3253"/>
-          <w:sz w:val="19"/>
-          <w:szCs w:val="19"/>
-          <w:shd w:fill="EFEDE6" w:color="auto" w:val="clear"/>
-        </w:rPr>
-        <w:t xml:space="preserve">isPurchaser</w:t>
-      </w:r>
-      <w:r>
-        <w:rPr>
-          <w:color w:val="23293D"/>
-          <w:sz w:val="21"/>
-          <w:szCs w:val="21"/>
-        </w:rPr>
-        <w:t xml:space="preserve">).</w:t>
-      </w:r>
-    </w:p>
-    <w:p>
-      <w:pPr>
-        <w:pStyle w:val="ListParagraph"/>
-        <w:numPr>
-          <w:ilvl w:val="0"/>
-          <w:numId w:val="19"/>
-        </w:numPr>
-        <w:spacing w:after="80" w:line="270"/>
-      </w:pPr>
-      <w:r>
-        <w:rPr>
-          <w:b/>
-          <w:bCs/>
-          <w:color w:val="23293D"/>
-          <w:sz w:val="21"/>
-          <w:szCs w:val="21"/>
-        </w:rPr>
-        <w:t xml:space="preserve">Regra estrutural:</w:t>
-      </w:r>
-      <w:r>
-        <w:rPr>
-          <w:color w:val="23293D"/>
-          <w:sz w:val="21"/>
-          <w:szCs w:val="21"/>
-        </w:rPr>
-        <w:t xml:space="preserve"> </w:t>
-      </w:r>
-      <w:r>
-        <w:rPr>
-          <w:i/>
-          <w:iCs/>
-          <w:color w:val="23293D"/>
-          <w:sz w:val="21"/>
-          <w:szCs w:val="21"/>
-        </w:rPr>
-        <w:t xml:space="preserve">quem compra não é quem paga</w:t>
-      </w:r>
-      <w:r>
-        <w:rPr>
-          <w:color w:val="23293D"/>
-          <w:sz w:val="21"/>
-          <w:szCs w:val="21"/>
-        </w:rPr>
-        <w:t xml:space="preserve">. Ele </w:t>
-      </w:r>
-      <w:r>
-        <w:rPr>
-          <w:b/>
-          <w:bCs/>
-          <w:color w:val="23293D"/>
-          <w:sz w:val="21"/>
-          <w:szCs w:val="21"/>
-        </w:rPr>
-        <w:t xml:space="preserve">não</w:t>
-      </w:r>
-      <w:r>
-        <w:rPr>
-          <w:color w:val="23293D"/>
-          <w:sz w:val="21"/>
-          <w:szCs w:val="21"/>
-        </w:rPr>
-        <w:t xml:space="preserve"> tem acesso ao Financeiro (✅ </w:t>
-      </w:r>
-      <w:r>
-        <w:rPr>
-          <w:rFonts w:ascii="Consolas" w:cs="Consolas" w:eastAsia="Consolas" w:hAnsi="Consolas"/>
-          <w:color w:val="1F3253"/>
-          <w:sz w:val="19"/>
-          <w:szCs w:val="19"/>
-          <w:shd w:fill="EFEDE6" w:color="auto" w:val="clear"/>
-        </w:rPr>
-        <w:t xml:space="preserve">canViewFinance</w:t>
-      </w:r>
-      <w:r>
-        <w:rPr>
-          <w:color w:val="23293D"/>
-          <w:sz w:val="21"/>
-          <w:szCs w:val="21"/>
-        </w:rPr>
-        <w:t xml:space="preserve"> não o inclui).</w:t>
+        <w:t xml:space="preserve">Não pode:</w:t>
+      </w:r>
+      <w:r>
+        <w:rPr>
+          <w:color w:val="23293D"/>
+          <w:sz w:val="21"/>
+          <w:szCs w:val="21"/>
+        </w:rPr>
+        <w:t xml:space="preserve"> aprovar a própria conta lançada (regra de alçada, FIN3).</w:t>
       </w:r>
     </w:p>
     <w:p>
@@ -17666,7 +17813,7 @@
         <w:rPr>
           <w:color w:val="B98B2E"/>
         </w:rPr>
-        <w:t xml:space="preserve">SDR (Encantador) </w:t>
+        <w:t xml:space="preserve">Comprador da Franqueadora </w:t>
       </w:r>
       <w:r>
         <w:rPr>
@@ -17694,15 +17841,15 @@
           <w:sz w:val="21"/>
           <w:szCs w:val="21"/>
         </w:rPr>
-        <w:t xml:space="preserve">Pode:</w:t>
-      </w:r>
-      <w:r>
-        <w:rPr>
-          <w:color w:val="23293D"/>
-          <w:sz w:val="21"/>
-          <w:szCs w:val="21"/>
-        </w:rPr>
-        <w:t xml:space="preserve"> cadastrar clientes e agendar, inclusive em outra unidade; vê os clientes que cadastrou.</w:t>
+        <w:t xml:space="preserve">Objetivo:</w:t>
+      </w:r>
+      <w:r>
+        <w:rPr>
+          <w:color w:val="23293D"/>
+          <w:sz w:val="21"/>
+          <w:szCs w:val="21"/>
+        </w:rPr>
+        <w:t xml:space="preserve"> negociar compras pela rede.</w:t>
       </w:r>
     </w:p>
     <w:p>
@@ -17722,15 +17869,33 @@
           <w:sz w:val="21"/>
           <w:szCs w:val="21"/>
         </w:rPr>
-        <w:t xml:space="preserve">Não pode:</w:t>
-      </w:r>
-      <w:r>
-        <w:rPr>
-          <w:color w:val="23293D"/>
-          <w:sz w:val="21"/>
-          <w:szCs w:val="21"/>
-        </w:rPr>
-        <w:t xml:space="preserve"> mover fases (botões removidos), atos clínicos ou comerciais.</w:t>
+        <w:t xml:space="preserve">Vê:</w:t>
+      </w:r>
+      <w:r>
+        <w:rPr>
+          <w:color w:val="23293D"/>
+          <w:sz w:val="21"/>
+          <w:szCs w:val="21"/>
+        </w:rPr>
+        <w:t xml:space="preserve"> Compras ✅ (é o único, além do Admin, que entra na mesa de negociação — </w:t>
+      </w:r>
+      <w:r>
+        <w:rPr>
+          <w:rFonts w:ascii="Consolas" w:cs="Consolas" w:eastAsia="Consolas" w:hAnsi="Consolas"/>
+          <w:color w:val="1F3253"/>
+          <w:sz w:val="19"/>
+          <w:szCs w:val="19"/>
+          <w:shd w:fill="EFEDE6" w:color="auto" w:val="clear"/>
+        </w:rPr>
+        <w:t xml:space="preserve">isPurchaser</w:t>
+      </w:r>
+      <w:r>
+        <w:rPr>
+          <w:color w:val="23293D"/>
+          <w:sz w:val="21"/>
+          <w:szCs w:val="21"/>
+        </w:rPr>
+        <w:t xml:space="preserve">).</w:t>
       </w:r>
     </w:p>
     <w:p>
@@ -17750,15 +17915,51 @@
           <w:sz w:val="21"/>
           <w:szCs w:val="21"/>
         </w:rPr>
-        <w:t xml:space="preserve">Vê:</w:t>
-      </w:r>
-      <w:r>
-        <w:rPr>
-          <w:color w:val="23293D"/>
-          <w:sz w:val="21"/>
-          <w:szCs w:val="21"/>
-        </w:rPr>
-        <w:t xml:space="preserve"> Empresarial ✅ (</w:t>
+        <w:t xml:space="preserve">Regra estrutural:</w:t>
+      </w:r>
+      <w:r>
+        <w:rPr>
+          <w:color w:val="23293D"/>
+          <w:sz w:val="21"/>
+          <w:szCs w:val="21"/>
+        </w:rPr>
+        <w:t xml:space="preserve"> </w:t>
+      </w:r>
+      <w:r>
+        <w:rPr>
+          <w:i/>
+          <w:iCs/>
+          <w:color w:val="23293D"/>
+          <w:sz w:val="21"/>
+          <w:szCs w:val="21"/>
+        </w:rPr>
+        <w:t xml:space="preserve">quem compra não é quem paga</w:t>
+      </w:r>
+      <w:r>
+        <w:rPr>
+          <w:color w:val="23293D"/>
+          <w:sz w:val="21"/>
+          <w:szCs w:val="21"/>
+        </w:rPr>
+        <w:t xml:space="preserve">. Ele </w:t>
+      </w:r>
+      <w:r>
+        <w:rPr>
+          <w:b/>
+          <w:bCs/>
+          <w:color w:val="23293D"/>
+          <w:sz w:val="21"/>
+          <w:szCs w:val="21"/>
+        </w:rPr>
+        <w:t xml:space="preserve">não</w:t>
+      </w:r>
+      <w:r>
+        <w:rPr>
+          <w:color w:val="23293D"/>
+          <w:sz w:val="21"/>
+          <w:szCs w:val="21"/>
+        </w:rPr>
+        <w:t xml:space="preserve"> tem acesso ao Financeiro (✅ </w:t>
       </w:r>
       <w:r>
         <w:rPr>
@@ -17768,33 +17969,15 @@
           <w:szCs w:val="19"/>
           <w:shd w:fill="EFEDE6" w:color="auto" w:val="clear"/>
         </w:rPr>
-        <w:t xml:space="preserve">canViewEmpresarial</w:t>
-      </w:r>
-      <w:r>
-        <w:rPr>
-          <w:color w:val="23293D"/>
-          <w:sz w:val="21"/>
-          <w:szCs w:val="21"/>
-        </w:rPr>
-        <w:t xml:space="preserve"> inclui </w:t>
-      </w:r>
-      <w:r>
-        <w:rPr>
-          <w:rFonts w:ascii="Consolas" w:cs="Consolas" w:eastAsia="Consolas" w:hAnsi="Consolas"/>
-          <w:color w:val="1F3253"/>
-          <w:sz w:val="19"/>
-          <w:szCs w:val="19"/>
-          <w:shd w:fill="EFEDE6" w:color="auto" w:val="clear"/>
-        </w:rPr>
-        <w:t xml:space="preserve">sdr</w:t>
-      </w:r>
-      <w:r>
-        <w:rPr>
-          <w:color w:val="23293D"/>
-          <w:sz w:val="21"/>
-          <w:szCs w:val="21"/>
-        </w:rPr>
-        <w:t xml:space="preserve">).</w:t>
+        <w:t xml:space="preserve">canViewFinance</w:t>
+      </w:r>
+      <w:r>
+        <w:rPr>
+          <w:color w:val="23293D"/>
+          <w:sz w:val="21"/>
+          <w:szCs w:val="21"/>
+        </w:rPr>
+        <w:t xml:space="preserve"> não o inclui).</w:t>
       </w:r>
     </w:p>
     <w:p>
@@ -17805,7 +17988,7 @@
         <w:rPr>
           <w:color w:val="B98B2E"/>
         </w:rPr>
-        <w:t xml:space="preserve">Assistente Comercial </w:t>
+        <w:t xml:space="preserve">SDR (Encantador) </w:t>
       </w:r>
       <w:r>
         <w:rPr>
@@ -17841,7 +18024,7 @@
           <w:sz w:val="21"/>
           <w:szCs w:val="21"/>
         </w:rPr>
-        <w:t xml:space="preserve"> enviar documentos e link de pagamento, acompanhar status.</w:t>
+        <w:t xml:space="preserve"> cadastrar clientes e agendar, inclusive em outra unidade; vê os clientes que cadastrou.</w:t>
       </w:r>
     </w:p>
     <w:p>
@@ -17861,6 +18044,34 @@
           <w:sz w:val="21"/>
           <w:szCs w:val="21"/>
         </w:rPr>
+        <w:t xml:space="preserve">Não pode:</w:t>
+      </w:r>
+      <w:r>
+        <w:rPr>
+          <w:color w:val="23293D"/>
+          <w:sz w:val="21"/>
+          <w:szCs w:val="21"/>
+        </w:rPr>
+        <w:t xml:space="preserve"> mover fases (botões removidos), atos clínicos ou comerciais.</w:t>
+      </w:r>
+    </w:p>
+    <w:p>
+      <w:pPr>
+        <w:pStyle w:val="ListParagraph"/>
+        <w:numPr>
+          <w:ilvl w:val="0"/>
+          <w:numId w:val="21"/>
+        </w:numPr>
+        <w:spacing w:after="80" w:line="270"/>
+      </w:pPr>
+      <w:r>
+        <w:rPr>
+          <w:b/>
+          <w:bCs/>
+          <w:color w:val="23293D"/>
+          <w:sz w:val="21"/>
+          <w:szCs w:val="21"/>
+        </w:rPr>
         <w:t xml:space="preserve">Vê:</w:t>
       </w:r>
       <w:r>
@@ -17869,25 +18080,7 @@
           <w:sz w:val="21"/>
           <w:szCs w:val="21"/>
         </w:rPr>
-        <w:t xml:space="preserve"> Comercial ✅. </w:t>
-      </w:r>
-      <w:r>
-        <w:rPr>
-          <w:b/>
-          <w:bCs/>
-          <w:color w:val="23293D"/>
-          <w:sz w:val="21"/>
-          <w:szCs w:val="21"/>
-        </w:rPr>
-        <w:t xml:space="preserve">Não vê</w:t>
-      </w:r>
-      <w:r>
-        <w:rPr>
-          <w:color w:val="23293D"/>
-          <w:sz w:val="21"/>
-          <w:szCs w:val="21"/>
-        </w:rPr>
-        <w:t xml:space="preserve"> Relatórios nem Planos (⚠️ não está em </w:t>
+        <w:t xml:space="preserve"> Empresarial ✅ (</w:t>
       </w:r>
       <w:r>
         <w:rPr>
@@ -17897,15 +18090,15 @@
           <w:szCs w:val="19"/>
           <w:shd w:fill="EFEDE6" w:color="auto" w:val="clear"/>
         </w:rPr>
-        <w:t xml:space="preserve">reportRoles</w:t>
-      </w:r>
-      <w:r>
-        <w:rPr>
-          <w:color w:val="23293D"/>
-          <w:sz w:val="21"/>
-          <w:szCs w:val="21"/>
-        </w:rPr>
-        <w:t xml:space="preserve"> nem em </w:t>
+        <w:t xml:space="preserve">canViewEmpresarial</w:t>
+      </w:r>
+      <w:r>
+        <w:rPr>
+          <w:color w:val="23293D"/>
+          <w:sz w:val="21"/>
+          <w:szCs w:val="21"/>
+        </w:rPr>
+        <w:t xml:space="preserve"> inclui </w:t>
       </w:r>
       <w:r>
         <w:rPr>
@@ -17915,7 +18108,7 @@
           <w:szCs w:val="19"/>
           <w:shd w:fill="EFEDE6" w:color="auto" w:val="clear"/>
         </w:rPr>
-        <w:t xml:space="preserve">planRoles</w:t>
+        <w:t xml:space="preserve">sdr</w:t>
       </w:r>
       <w:r>
         <w:rPr>
@@ -17934,7 +18127,7 @@
         <w:rPr>
           <w:color w:val="B98B2E"/>
         </w:rPr>
-        <w:t xml:space="preserve">Franqueadora/Rede </w:t>
+        <w:t xml:space="preserve">Assistente Comercial </w:t>
       </w:r>
       <w:r>
         <w:rPr>
@@ -17962,15 +18155,15 @@
           <w:sz w:val="21"/>
           <w:szCs w:val="21"/>
         </w:rPr>
-        <w:t xml:space="preserve">Vê:</w:t>
-      </w:r>
-      <w:r>
-        <w:rPr>
-          <w:color w:val="23293D"/>
-          <w:sz w:val="21"/>
-          <w:szCs w:val="21"/>
-        </w:rPr>
-        <w:t xml:space="preserve"> Relatórios ✅, Planos ✅, Risartanos ✅, Empresarial ✅.</w:t>
+        <w:t xml:space="preserve">Pode:</w:t>
+      </w:r>
+      <w:r>
+        <w:rPr>
+          <w:color w:val="23293D"/>
+          <w:sz w:val="21"/>
+          <w:szCs w:val="21"/>
+        </w:rPr>
+        <w:t xml:space="preserve"> enviar documentos e link de pagamento, acompanhar status.</w:t>
       </w:r>
     </w:p>
     <w:p>
@@ -17990,15 +18183,33 @@
           <w:sz w:val="21"/>
           <w:szCs w:val="21"/>
         </w:rPr>
-        <w:t xml:space="preserve">Não vê:</w:t>
-      </w:r>
-      <w:r>
-        <w:rPr>
-          <w:color w:val="23293D"/>
-          <w:sz w:val="21"/>
-          <w:szCs w:val="21"/>
-        </w:rPr>
-        <w:t xml:space="preserve"> Financeiro ⚠️ — </w:t>
+        <w:t xml:space="preserve">Vê:</w:t>
+      </w:r>
+      <w:r>
+        <w:rPr>
+          <w:color w:val="23293D"/>
+          <w:sz w:val="21"/>
+          <w:szCs w:val="21"/>
+        </w:rPr>
+        <w:t xml:space="preserve"> Comercial ✅. </w:t>
+      </w:r>
+      <w:r>
+        <w:rPr>
+          <w:b/>
+          <w:bCs/>
+          <w:color w:val="23293D"/>
+          <w:sz w:val="21"/>
+          <w:szCs w:val="21"/>
+        </w:rPr>
+        <w:t xml:space="preserve">Não vê</w:t>
+      </w:r>
+      <w:r>
+        <w:rPr>
+          <w:color w:val="23293D"/>
+          <w:sz w:val="21"/>
+          <w:szCs w:val="21"/>
+        </w:rPr>
+        <w:t xml:space="preserve"> Relatórios nem Planos (⚠️ não está em </w:t>
       </w:r>
       <w:r>
         <w:rPr>
@@ -18008,33 +18219,15 @@
           <w:szCs w:val="19"/>
           <w:shd w:fill="EFEDE6" w:color="auto" w:val="clear"/>
         </w:rPr>
-        <w:t xml:space="preserve">canViewFinance</w:t>
-      </w:r>
-      <w:r>
-        <w:rPr>
-          <w:color w:val="23293D"/>
-          <w:sz w:val="21"/>
-          <w:szCs w:val="21"/>
-        </w:rPr>
-        <w:t xml:space="preserve"> </w:t>
-      </w:r>
-      <w:r>
-        <w:rPr>
-          <w:b/>
-          <w:bCs/>
-          <w:color w:val="23293D"/>
-          <w:sz w:val="21"/>
-          <w:szCs w:val="21"/>
-        </w:rPr>
-        <w:t xml:space="preserve">não</w:t>
-      </w:r>
-      <w:r>
-        <w:rPr>
-          <w:color w:val="23293D"/>
-          <w:sz w:val="21"/>
-          <w:szCs w:val="21"/>
-        </w:rPr>
-        <w:t xml:space="preserve"> inclui </w:t>
+        <w:t xml:space="preserve">reportRoles</w:t>
+      </w:r>
+      <w:r>
+        <w:rPr>
+          <w:color w:val="23293D"/>
+          <w:sz w:val="21"/>
+          <w:szCs w:val="21"/>
+        </w:rPr>
+        <w:t xml:space="preserve"> nem em </w:t>
       </w:r>
       <w:r>
         <w:rPr>
@@ -18044,33 +18237,15 @@
           <w:szCs w:val="19"/>
           <w:shd w:fill="EFEDE6" w:color="auto" w:val="clear"/>
         </w:rPr>
-        <w:t xml:space="preserve">franchisor_staff</w:t>
-      </w:r>
-      <w:r>
-        <w:rPr>
-          <w:color w:val="23293D"/>
-          <w:sz w:val="21"/>
-          <w:szCs w:val="21"/>
-        </w:rPr>
-        <w:t xml:space="preserve">. </w:t>
-      </w:r>
-      <w:r>
-        <w:rPr>
-          <w:b/>
-          <w:bCs/>
-          <w:color w:val="23293D"/>
-          <w:sz w:val="21"/>
-          <w:szCs w:val="21"/>
-        </w:rPr>
-        <w:t xml:space="preserve">Ponto que merece validação</w:t>
-      </w:r>
-      <w:r>
-        <w:rPr>
-          <w:color w:val="23293D"/>
-          <w:sz w:val="21"/>
-          <w:szCs w:val="21"/>
-        </w:rPr>
-        <w:t xml:space="preserve"> (ver lacunas).</w:t>
+        <w:t xml:space="preserve">planRoles</w:t>
+      </w:r>
+      <w:r>
+        <w:rPr>
+          <w:color w:val="23293D"/>
+          <w:sz w:val="21"/>
+          <w:szCs w:val="21"/>
+        </w:rPr>
+        <w:t xml:space="preserve">).</w:t>
       </w:r>
     </w:p>
     <w:p>
@@ -18081,7 +18256,7 @@
         <w:rPr>
           <w:color w:val="B98B2E"/>
         </w:rPr>
-        <w:t xml:space="preserve">Consultor RisLife </w:t>
+        <w:t xml:space="preserve">Franqueadora/Rede </w:t>
       </w:r>
       <w:r>
         <w:rPr>
@@ -18109,15 +18284,15 @@
           <w:sz w:val="21"/>
           <w:szCs w:val="21"/>
         </w:rPr>
-        <w:t xml:space="preserve">Objetivo:</w:t>
-      </w:r>
-      <w:r>
-        <w:rPr>
-          <w:color w:val="23293D"/>
-          <w:sz w:val="21"/>
-          <w:szCs w:val="21"/>
-        </w:rPr>
-        <w:t xml:space="preserve"> gerir o programa Empresarial (B2B).</w:t>
+        <w:t xml:space="preserve">Vê:</w:t>
+      </w:r>
+      <w:r>
+        <w:rPr>
+          <w:color w:val="23293D"/>
+          <w:sz w:val="21"/>
+          <w:szCs w:val="21"/>
+        </w:rPr>
+        <w:t xml:space="preserve"> Relatórios ✅, Planos ✅, Risartanos ✅, Empresarial ✅.</w:t>
       </w:r>
     </w:p>
     <w:p>
@@ -18137,15 +18312,87 @@
           <w:sz w:val="21"/>
           <w:szCs w:val="21"/>
         </w:rPr>
-        <w:t xml:space="preserve">Vê:</w:t>
-      </w:r>
-      <w:r>
-        <w:rPr>
-          <w:color w:val="23293D"/>
-          <w:sz w:val="21"/>
-          <w:szCs w:val="21"/>
-        </w:rPr>
-        <w:t xml:space="preserve"> Empresarial ✅ (é gestor do programa).</w:t>
+        <w:t xml:space="preserve">Não vê:</w:t>
+      </w:r>
+      <w:r>
+        <w:rPr>
+          <w:color w:val="23293D"/>
+          <w:sz w:val="21"/>
+          <w:szCs w:val="21"/>
+        </w:rPr>
+        <w:t xml:space="preserve"> Financeiro ⚠️ — </w:t>
+      </w:r>
+      <w:r>
+        <w:rPr>
+          <w:rFonts w:ascii="Consolas" w:cs="Consolas" w:eastAsia="Consolas" w:hAnsi="Consolas"/>
+          <w:color w:val="1F3253"/>
+          <w:sz w:val="19"/>
+          <w:szCs w:val="19"/>
+          <w:shd w:fill="EFEDE6" w:color="auto" w:val="clear"/>
+        </w:rPr>
+        <w:t xml:space="preserve">canViewFinance</w:t>
+      </w:r>
+      <w:r>
+        <w:rPr>
+          <w:color w:val="23293D"/>
+          <w:sz w:val="21"/>
+          <w:szCs w:val="21"/>
+        </w:rPr>
+        <w:t xml:space="preserve"> </w:t>
+      </w:r>
+      <w:r>
+        <w:rPr>
+          <w:b/>
+          <w:bCs/>
+          <w:color w:val="23293D"/>
+          <w:sz w:val="21"/>
+          <w:szCs w:val="21"/>
+        </w:rPr>
+        <w:t xml:space="preserve">não</w:t>
+      </w:r>
+      <w:r>
+        <w:rPr>
+          <w:color w:val="23293D"/>
+          <w:sz w:val="21"/>
+          <w:szCs w:val="21"/>
+        </w:rPr>
+        <w:t xml:space="preserve"> inclui </w:t>
+      </w:r>
+      <w:r>
+        <w:rPr>
+          <w:rFonts w:ascii="Consolas" w:cs="Consolas" w:eastAsia="Consolas" w:hAnsi="Consolas"/>
+          <w:color w:val="1F3253"/>
+          <w:sz w:val="19"/>
+          <w:szCs w:val="19"/>
+          <w:shd w:fill="EFEDE6" w:color="auto" w:val="clear"/>
+        </w:rPr>
+        <w:t xml:space="preserve">franchisor_staff</w:t>
+      </w:r>
+      <w:r>
+        <w:rPr>
+          <w:color w:val="23293D"/>
+          <w:sz w:val="21"/>
+          <w:szCs w:val="21"/>
+        </w:rPr>
+        <w:t xml:space="preserve">. </w:t>
+      </w:r>
+      <w:r>
+        <w:rPr>
+          <w:b/>
+          <w:bCs/>
+          <w:color w:val="23293D"/>
+          <w:sz w:val="21"/>
+          <w:szCs w:val="21"/>
+        </w:rPr>
+        <w:t xml:space="preserve">Ponto que merece validação</w:t>
+      </w:r>
+      <w:r>
+        <w:rPr>
+          <w:color w:val="23293D"/>
+          <w:sz w:val="21"/>
+          <w:szCs w:val="21"/>
+        </w:rPr>
+        <w:t xml:space="preserve"> (ver lacunas).</w:t>
       </w:r>
     </w:p>
     <w:p>
@@ -18156,7 +18403,7 @@
         <w:rPr>
           <w:color w:val="B98B2E"/>
         </w:rPr>
-        <w:t xml:space="preserve">TSB e ASB </w:t>
+        <w:t xml:space="preserve">Consultor RisLife </w:t>
       </w:r>
       <w:r>
         <w:rPr>
@@ -18164,7 +18411,7 @@
           <w:iCs/>
           <w:color w:val="B98B2E"/>
         </w:rPr>
-        <w:t xml:space="preserve">(unidade)</w:t>
+        <w:t xml:space="preserve">(franqueadora)</w:t>
       </w:r>
     </w:p>
     <w:p>
@@ -18184,15 +18431,15 @@
           <w:sz w:val="21"/>
           <w:szCs w:val="21"/>
         </w:rPr>
-        <w:t xml:space="preserve">Pode:</w:t>
-      </w:r>
-      <w:r>
-        <w:rPr>
-          <w:color w:val="23293D"/>
-          <w:sz w:val="21"/>
-          <w:szCs w:val="21"/>
-        </w:rPr>
-        <w:t xml:space="preserve"> consumo avulso de estoque ✅ (são papéis clínicos).</w:t>
+        <w:t xml:space="preserve">Objetivo:</w:t>
+      </w:r>
+      <w:r>
+        <w:rPr>
+          <w:color w:val="23293D"/>
+          <w:sz w:val="21"/>
+          <w:szCs w:val="21"/>
+        </w:rPr>
+        <w:t xml:space="preserve"> gerir o programa Empresarial (B2B).</w:t>
       </w:r>
     </w:p>
     <w:p>
@@ -18201,6 +18448,81 @@
         <w:numPr>
           <w:ilvl w:val="0"/>
           <w:numId w:val="24"/>
+        </w:numPr>
+        <w:spacing w:after="80" w:line="270"/>
+      </w:pPr>
+      <w:r>
+        <w:rPr>
+          <w:b/>
+          <w:bCs/>
+          <w:color w:val="23293D"/>
+          <w:sz w:val="21"/>
+          <w:szCs w:val="21"/>
+        </w:rPr>
+        <w:t xml:space="preserve">Vê:</w:t>
+      </w:r>
+      <w:r>
+        <w:rPr>
+          <w:color w:val="23293D"/>
+          <w:sz w:val="21"/>
+          <w:szCs w:val="21"/>
+        </w:rPr>
+        <w:t xml:space="preserve"> Empresarial ✅ (é gestor do programa).</w:t>
+      </w:r>
+    </w:p>
+    <w:p>
+      <w:pPr>
+        <w:pStyle w:val="Heading3"/>
+      </w:pPr>
+      <w:r>
+        <w:rPr>
+          <w:color w:val="B98B2E"/>
+        </w:rPr>
+        <w:t xml:space="preserve">TSB e ASB </w:t>
+      </w:r>
+      <w:r>
+        <w:rPr>
+          <w:i/>
+          <w:iCs/>
+          <w:color w:val="B98B2E"/>
+        </w:rPr>
+        <w:t xml:space="preserve">(unidade)</w:t>
+      </w:r>
+    </w:p>
+    <w:p>
+      <w:pPr>
+        <w:pStyle w:val="ListParagraph"/>
+        <w:numPr>
+          <w:ilvl w:val="0"/>
+          <w:numId w:val="25"/>
+        </w:numPr>
+        <w:spacing w:after="80" w:line="270"/>
+      </w:pPr>
+      <w:r>
+        <w:rPr>
+          <w:b/>
+          <w:bCs/>
+          <w:color w:val="23293D"/>
+          <w:sz w:val="21"/>
+          <w:szCs w:val="21"/>
+        </w:rPr>
+        <w:t xml:space="preserve">Pode:</w:t>
+      </w:r>
+      <w:r>
+        <w:rPr>
+          <w:color w:val="23293D"/>
+          <w:sz w:val="21"/>
+          <w:szCs w:val="21"/>
+        </w:rPr>
+        <w:t xml:space="preserve"> consumo avulso de estoque ✅ (são papéis clínicos).</w:t>
+      </w:r>
+    </w:p>
+    <w:p>
+      <w:pPr>
+        <w:pStyle w:val="ListParagraph"/>
+        <w:numPr>
+          <w:ilvl w:val="0"/>
+          <w:numId w:val="25"/>
         </w:numPr>
         <w:spacing w:after="80" w:line="270"/>
       </w:pPr>
@@ -23598,7 +23920,7 @@
               <w:pStyle w:val="ListParagraph"/>
               <w:numPr>
                 <w:ilvl w:val="0"/>
-                <w:numId w:val="25"/>
+                <w:numId w:val="26"/>
               </w:numPr>
               <w:spacing w:after="80" w:line="270"/>
             </w:pPr>
@@ -23626,7 +23948,7 @@
               <w:pStyle w:val="ListParagraph"/>
               <w:numPr>
                 <w:ilvl w:val="0"/>
-                <w:numId w:val="25"/>
+                <w:numId w:val="26"/>
               </w:numPr>
               <w:spacing w:after="80" w:line="270"/>
             </w:pPr>
@@ -23654,7 +23976,7 @@
               <w:pStyle w:val="ListParagraph"/>
               <w:numPr>
                 <w:ilvl w:val="0"/>
-                <w:numId w:val="25"/>
+                <w:numId w:val="26"/>
               </w:numPr>
               <w:spacing w:after="80" w:line="270"/>
             </w:pPr>
@@ -23700,7 +24022,7 @@
               <w:pStyle w:val="ListParagraph"/>
               <w:numPr>
                 <w:ilvl w:val="0"/>
-                <w:numId w:val="25"/>
+                <w:numId w:val="26"/>
               </w:numPr>
               <w:spacing w:after="80" w:line="270"/>
             </w:pPr>
@@ -23728,7 +24050,7 @@
               <w:pStyle w:val="ListParagraph"/>
               <w:numPr>
                 <w:ilvl w:val="0"/>
-                <w:numId w:val="25"/>
+                <w:numId w:val="26"/>
               </w:numPr>
               <w:spacing w:after="80" w:line="270"/>
             </w:pPr>
@@ -23957,7 +24279,7 @@
         <w:pStyle w:val="ListParagraph"/>
         <w:numPr>
           <w:ilvl w:val="0"/>
-          <w:numId w:val="26"/>
+          <w:numId w:val="27"/>
         </w:numPr>
         <w:spacing w:after="80" w:line="270"/>
       </w:pPr>
@@ -24011,7 +24333,7 @@
         <w:pStyle w:val="ListParagraph"/>
         <w:numPr>
           <w:ilvl w:val="0"/>
-          <w:numId w:val="26"/>
+          <w:numId w:val="27"/>
         </w:numPr>
         <w:spacing w:after="80" w:line="270"/>
       </w:pPr>
@@ -24057,7 +24379,7 @@
         <w:pStyle w:val="ListParagraph"/>
         <w:numPr>
           <w:ilvl w:val="0"/>
-          <w:numId w:val="26"/>
+          <w:numId w:val="27"/>
         </w:numPr>
         <w:spacing w:after="80" w:line="270"/>
       </w:pPr>
@@ -24075,7 +24397,7 @@
         <w:pStyle w:val="ListParagraph"/>
         <w:numPr>
           <w:ilvl w:val="0"/>
-          <w:numId w:val="26"/>
+          <w:numId w:val="27"/>
         </w:numPr>
         <w:spacing w:after="80" w:line="270"/>
       </w:pPr>
@@ -24111,7 +24433,7 @@
         <w:pStyle w:val="ListParagraph"/>
         <w:numPr>
           <w:ilvl w:val="0"/>
-          <w:numId w:val="26"/>
+          <w:numId w:val="27"/>
         </w:numPr>
         <w:spacing w:after="80" w:line="270"/>
       </w:pPr>
@@ -24255,7 +24577,7 @@
         <w:pStyle w:val="ListParagraph"/>
         <w:numPr>
           <w:ilvl w:val="0"/>
-          <w:numId w:val="27"/>
+          <w:numId w:val="28"/>
         </w:numPr>
         <w:spacing w:after="80" w:line="270"/>
       </w:pPr>
@@ -24309,7 +24631,7 @@
         <w:pStyle w:val="ListParagraph"/>
         <w:numPr>
           <w:ilvl w:val="0"/>
-          <w:numId w:val="27"/>
+          <w:numId w:val="28"/>
         </w:numPr>
         <w:spacing w:after="80" w:line="270"/>
       </w:pPr>
@@ -24327,7 +24649,7 @@
         <w:pStyle w:val="ListParagraph"/>
         <w:numPr>
           <w:ilvl w:val="0"/>
-          <w:numId w:val="27"/>
+          <w:numId w:val="28"/>
         </w:numPr>
         <w:spacing w:after="80" w:line="270"/>
       </w:pPr>
@@ -24355,7 +24677,7 @@
         <w:pStyle w:val="ListParagraph"/>
         <w:numPr>
           <w:ilvl w:val="0"/>
-          <w:numId w:val="27"/>
+          <w:numId w:val="28"/>
         </w:numPr>
         <w:spacing w:after="80" w:line="270"/>
       </w:pPr>
@@ -24463,7 +24785,7 @@
         <w:pStyle w:val="ListParagraph"/>
         <w:numPr>
           <w:ilvl w:val="0"/>
-          <w:numId w:val="28"/>
+          <w:numId w:val="29"/>
         </w:numPr>
         <w:spacing w:after="80" w:line="270"/>
       </w:pPr>
@@ -24492,314 +24814,6 @@
           <w:szCs w:val="21"/>
         </w:rPr>
         <w:t xml:space="preserve">.</w:t>
-      </w:r>
-    </w:p>
-    <w:p>
-      <w:pPr>
-        <w:pStyle w:val="ListParagraph"/>
-        <w:numPr>
-          <w:ilvl w:val="0"/>
-          <w:numId w:val="28"/>
-        </w:numPr>
-        <w:spacing w:after="80" w:line="270"/>
-      </w:pPr>
-      <w:r>
-        <w:rPr>
-          <w:color w:val="23293D"/>
-          <w:sz w:val="21"/>
-          <w:szCs w:val="21"/>
-        </w:rPr>
-        <w:t xml:space="preserve">Botão </w:t>
-      </w:r>
-      <w:r>
-        <w:rPr>
-          <w:b/>
-          <w:bCs/>
-          <w:color w:val="23293D"/>
-          <w:sz w:val="21"/>
-          <w:szCs w:val="21"/>
-        </w:rPr>
-        <w:t xml:space="preserve">Registrar chegada</w:t>
-      </w:r>
-      <w:r>
-        <w:rPr>
-          <w:color w:val="23293D"/>
-          <w:sz w:val="21"/>
-          <w:szCs w:val="21"/>
-        </w:rPr>
-        <w:t xml:space="preserve"> → confira profissional, horário e sala com o paciente na frente → </w:t>
-      </w:r>
-      <w:r>
-        <w:rPr>
-          <w:b/>
-          <w:bCs/>
-          <w:color w:val="23293D"/>
-          <w:sz w:val="21"/>
-          <w:szCs w:val="21"/>
-        </w:rPr>
-        <w:t xml:space="preserve">Confirmar chegada</w:t>
-      </w:r>
-      <w:r>
-        <w:rPr>
-          <w:color w:val="23293D"/>
-          <w:sz w:val="21"/>
-          <w:szCs w:val="21"/>
-        </w:rPr>
-        <w:t xml:space="preserve">.</w:t>
-      </w:r>
-    </w:p>
-    <w:p>
-      <w:pPr>
-        <w:pStyle w:val="ListParagraph"/>
-        <w:numPr>
-          <w:ilvl w:val="0"/>
-          <w:numId w:val="28"/>
-        </w:numPr>
-        <w:spacing w:after="80" w:line="270"/>
-      </w:pPr>
-      <w:r>
-        <w:rPr>
-          <w:b/>
-          <w:bCs/>
-          <w:color w:val="23293D"/>
-          <w:sz w:val="21"/>
-          <w:szCs w:val="21"/>
-        </w:rPr>
-        <w:t xml:space="preserve">Quem chama é o profissional</w:t>
-      </w:r>
-      <w:r>
-        <w:rPr>
-          <w:color w:val="23293D"/>
-          <w:sz w:val="21"/>
-          <w:szCs w:val="21"/>
-        </w:rPr>
-        <w:t xml:space="preserve">, não a recepção.</w:t>
-      </w:r>
-    </w:p>
-    <w:p>
-      <w:pPr>
-        <w:spacing w:after="140" w:line="280"/>
-      </w:pPr>
-      <w:r>
-        <w:rPr>
-          <w:b/>
-          <w:bCs/>
-          <w:color w:val="23293D"/>
-          <w:sz w:val="21"/>
-          <w:szCs w:val="21"/>
-        </w:rPr>
-        <w:t xml:space="preserve">Tarefa 4 — Atender o pedido do Comercial</w:t>
-      </w:r>
-    </w:p>
-    <w:p>
-      <w:pPr>
-        <w:spacing w:after="140" w:line="280"/>
-      </w:pPr>
-      <w:r>
-        <w:rPr>
-          <w:color w:val="23293D"/>
-          <w:sz w:val="21"/>
-          <w:szCs w:val="21"/>
-        </w:rPr>
-        <w:t xml:space="preserve">Quando o Consultor não consegue realizar a apresentação (o cliente não compareceu, pediu para remarcar), ele envia um pedido que chega no </w:t>
-      </w:r>
-      <w:r>
-        <w:rPr>
-          <w:b/>
-          <w:bCs/>
-          <w:color w:val="23293D"/>
-          <w:sz w:val="21"/>
-          <w:szCs w:val="21"/>
-        </w:rPr>
-        <w:t xml:space="preserve">seu sino de avisos</w:t>
-      </w:r>
-      <w:r>
-        <w:rPr>
-          <w:color w:val="23293D"/>
-          <w:sz w:val="21"/>
-          <w:szCs w:val="21"/>
-        </w:rPr>
-        <w:t xml:space="preserve">: </w:t>
-      </w:r>
-      <w:r>
-        <w:rPr>
-          <w:i/>
-          <w:iCs/>
-          <w:color w:val="23293D"/>
-          <w:sz w:val="21"/>
-          <w:szCs w:val="21"/>
-        </w:rPr>
-        <w:t xml:space="preserve">"Agendar apresentação: «nome do cliente»"</w:t>
-      </w:r>
-      <w:r>
-        <w:rPr>
-          <w:color w:val="23293D"/>
-          <w:sz w:val="21"/>
-          <w:szCs w:val="21"/>
-        </w:rPr>
-        <w:t xml:space="preserve">, com o motivo. Clique no aviso, abra a ficha e agende — o Comercial vê a nova data no cartão dele automaticamente, e não precisa ser avisado de volta.</w:t>
-      </w:r>
-    </w:p>
-    <w:p>
-      <w:pPr>
-        <w:spacing w:after="140" w:line="280"/>
-      </w:pPr>
-      <w:r>
-        <w:rPr>
-          <w:b/>
-          <w:bCs/>
-          <w:color w:val="23293D"/>
-          <w:sz w:val="21"/>
-          <w:szCs w:val="21"/>
-        </w:rPr>
-        <w:t xml:space="preserve">Erros frequentes:</w:t>
-      </w:r>
-      <w:r>
-        <w:rPr>
-          <w:color w:val="23293D"/>
-          <w:sz w:val="21"/>
-          <w:szCs w:val="21"/>
-        </w:rPr>
-        <w:t xml:space="preserve"> tentar cadastrar sem CPF; agendar fora do horário da unidade; fechar o aviso modal de "agendar apresentação" clicando em </w:t>
-      </w:r>
-      <w:r>
-        <w:rPr>
-          <w:i/>
-          <w:iCs/>
-          <w:color w:val="23293D"/>
-          <w:sz w:val="21"/>
-          <w:szCs w:val="21"/>
-        </w:rPr>
-        <w:t xml:space="preserve">"Já agendei"</w:t>
-      </w:r>
-      <w:r>
-        <w:rPr>
-          <w:color w:val="23293D"/>
-          <w:sz w:val="21"/>
-          <w:szCs w:val="21"/>
-        </w:rPr>
-        <w:t xml:space="preserve"> sem ter agendado — isso afirma um fato que não aconteceu.</w:t>
-      </w:r>
-    </w:p>
-    <w:p>
-      <w:pPr>
-        <w:spacing w:after="140" w:line="280"/>
-      </w:pPr>
-      <w:r>
-        <w:rPr>
-          <w:b/>
-          <w:bCs/>
-          <w:color w:val="23293D"/>
-          <w:sz w:val="21"/>
-          <w:szCs w:val="21"/>
-        </w:rPr>
-        <w:t xml:space="preserve">Como confirmar que deu certo:</w:t>
-      </w:r>
-      <w:r>
-        <w:rPr>
-          <w:color w:val="23293D"/>
-          <w:sz w:val="21"/>
-          <w:szCs w:val="21"/>
-        </w:rPr>
-        <w:t xml:space="preserve"> o paciente aparece na lista de Prontuários com a fase correta, e o horário aparece na Agenda.</w:t>
-      </w:r>
-    </w:p>
-    <w:p>
-      <w:pPr>
-        <w:spacing w:after="140" w:line="280"/>
-      </w:pPr>
-      <w:r>
-        <w:rPr>
-          <w:b/>
-          <w:bCs/>
-          <w:color w:val="23293D"/>
-          <w:sz w:val="21"/>
-          <w:szCs w:val="21"/>
-        </w:rPr>
-        <w:t xml:space="preserve">Exercício sugerido (no ambiente de treino):</w:t>
-      </w:r>
-      <w:r>
-        <w:rPr>
-          <w:color w:val="23293D"/>
-          <w:sz w:val="21"/>
-          <w:szCs w:val="21"/>
-        </w:rPr>
-        <w:t xml:space="preserve"> cadastre um paciente fictício, agende uma avaliação para hoje e registre a chegada.</w:t>
-      </w:r>
-    </w:p>
-    <w:p>
-      <w:pPr>
-        <w:spacing w:after="140" w:line="280"/>
-      </w:pPr>
-      <w:r>
-        <w:rPr>
-          <w:b/>
-          <w:bCs/>
-          <w:color w:val="23293D"/>
-          <w:sz w:val="21"/>
-          <w:szCs w:val="21"/>
-        </w:rPr>
-        <w:t xml:space="preserve">Checklist final:</w:t>
-      </w:r>
-      <w:r>
-        <w:rPr>
-          <w:color w:val="23293D"/>
-          <w:sz w:val="21"/>
-          <w:szCs w:val="21"/>
-        </w:rPr>
-        <w:t xml:space="preserve"> ☐ cadastrei ☐ agendei ☐ registrei chegada ☐ sei onde ver a fase do paciente ☐ sei que não sou eu quem chama</w:t>
-      </w:r>
-    </w:p>
-    <w:p>
-      <w:pPr>
-        <w:pStyle w:val="Heading2"/>
-      </w:pPr>
-      <w:r>
-        <w:rPr>
-          <w:color w:val="1F3253"/>
-        </w:rPr>
-        <w:t xml:space="preserve">6.2. Coordenador Clínico</w:t>
-      </w:r>
-    </w:p>
-    <w:p>
-      <w:pPr>
-        <w:spacing w:after="140" w:line="280"/>
-      </w:pPr>
-      <w:r>
-        <w:rPr>
-          <w:b/>
-          <w:bCs/>
-          <w:color w:val="23293D"/>
-          <w:sz w:val="21"/>
-          <w:szCs w:val="21"/>
-        </w:rPr>
-        <w:t xml:space="preserve">Objetivo:</w:t>
-      </w:r>
-      <w:r>
-        <w:rPr>
-          <w:color w:val="23293D"/>
-          <w:sz w:val="21"/>
-          <w:szCs w:val="21"/>
-        </w:rPr>
-        <w:t xml:space="preserve"> avaliar e preparar o caso. </w:t>
-      </w:r>
-      <w:r>
-        <w:rPr>
-          <w:b/>
-          <w:bCs/>
-          <w:color w:val="23293D"/>
-          <w:sz w:val="21"/>
-          <w:szCs w:val="21"/>
-        </w:rPr>
-        <w:t xml:space="preserve">Duração:</w:t>
-      </w:r>
-      <w:r>
-        <w:rPr>
-          <w:color w:val="23293D"/>
-          <w:sz w:val="21"/>
-          <w:szCs w:val="21"/>
-        </w:rPr>
-        <w:t xml:space="preserve"> 60 minutos.</w:t>
       </w:r>
     </w:p>
     <w:p>
@@ -24817,43 +24831,43 @@
           <w:sz w:val="21"/>
           <w:szCs w:val="21"/>
         </w:rPr>
-        <w:t xml:space="preserve">Menu </w:t>
-      </w:r>
-      <w:r>
-        <w:rPr>
-          <w:b/>
-          <w:bCs/>
-          <w:color w:val="23293D"/>
-          <w:sz w:val="21"/>
-          <w:szCs w:val="21"/>
-        </w:rPr>
-        <w:t xml:space="preserve">Atendimento</w:t>
-      </w:r>
-      <w:r>
-        <w:rPr>
-          <w:color w:val="23293D"/>
-          <w:sz w:val="21"/>
-          <w:szCs w:val="21"/>
-        </w:rPr>
-        <w:t xml:space="preserve"> → </w:t>
-      </w:r>
-      <w:r>
-        <w:rPr>
-          <w:b/>
-          <w:bCs/>
-          <w:color w:val="23293D"/>
-          <w:sz w:val="21"/>
-          <w:szCs w:val="21"/>
-        </w:rPr>
-        <w:t xml:space="preserve">Chamar</w:t>
-      </w:r>
-      <w:r>
-        <w:rPr>
-          <w:color w:val="23293D"/>
-          <w:sz w:val="21"/>
-          <w:szCs w:val="21"/>
-        </w:rPr>
-        <w:t xml:space="preserve"> o paciente (é você quem chama numa avaliação).</w:t>
+        <w:t xml:space="preserve">Botão </w:t>
+      </w:r>
+      <w:r>
+        <w:rPr>
+          <w:b/>
+          <w:bCs/>
+          <w:color w:val="23293D"/>
+          <w:sz w:val="21"/>
+          <w:szCs w:val="21"/>
+        </w:rPr>
+        <w:t xml:space="preserve">Registrar chegada</w:t>
+      </w:r>
+      <w:r>
+        <w:rPr>
+          <w:color w:val="23293D"/>
+          <w:sz w:val="21"/>
+          <w:szCs w:val="21"/>
+        </w:rPr>
+        <w:t xml:space="preserve"> → confira profissional, horário e sala com o paciente na frente → </w:t>
+      </w:r>
+      <w:r>
+        <w:rPr>
+          <w:b/>
+          <w:bCs/>
+          <w:color w:val="23293D"/>
+          <w:sz w:val="21"/>
+          <w:szCs w:val="21"/>
+        </w:rPr>
+        <w:t xml:space="preserve">Confirmar chegada</w:t>
+      </w:r>
+      <w:r>
+        <w:rPr>
+          <w:color w:val="23293D"/>
+          <w:sz w:val="21"/>
+          <w:szCs w:val="21"/>
+        </w:rPr>
+        <w:t xml:space="preserve">.</w:t>
       </w:r>
     </w:p>
     <w:p>
@@ -24867,6 +24881,314 @@
       </w:pPr>
       <w:r>
         <w:rPr>
+          <w:b/>
+          <w:bCs/>
+          <w:color w:val="23293D"/>
+          <w:sz w:val="21"/>
+          <w:szCs w:val="21"/>
+        </w:rPr>
+        <w:t xml:space="preserve">Quem chama é o profissional</w:t>
+      </w:r>
+      <w:r>
+        <w:rPr>
+          <w:color w:val="23293D"/>
+          <w:sz w:val="21"/>
+          <w:szCs w:val="21"/>
+        </w:rPr>
+        <w:t xml:space="preserve">, não a recepção.</w:t>
+      </w:r>
+    </w:p>
+    <w:p>
+      <w:pPr>
+        <w:spacing w:after="140" w:line="280"/>
+      </w:pPr>
+      <w:r>
+        <w:rPr>
+          <w:b/>
+          <w:bCs/>
+          <w:color w:val="23293D"/>
+          <w:sz w:val="21"/>
+          <w:szCs w:val="21"/>
+        </w:rPr>
+        <w:t xml:space="preserve">Tarefa 4 — Atender o pedido do Comercial</w:t>
+      </w:r>
+    </w:p>
+    <w:p>
+      <w:pPr>
+        <w:spacing w:after="140" w:line="280"/>
+      </w:pPr>
+      <w:r>
+        <w:rPr>
+          <w:color w:val="23293D"/>
+          <w:sz w:val="21"/>
+          <w:szCs w:val="21"/>
+        </w:rPr>
+        <w:t xml:space="preserve">Quando o Consultor não consegue realizar a apresentação (o cliente não compareceu, pediu para remarcar), ele envia um pedido que chega no </w:t>
+      </w:r>
+      <w:r>
+        <w:rPr>
+          <w:b/>
+          <w:bCs/>
+          <w:color w:val="23293D"/>
+          <w:sz w:val="21"/>
+          <w:szCs w:val="21"/>
+        </w:rPr>
+        <w:t xml:space="preserve">seu sino de avisos</w:t>
+      </w:r>
+      <w:r>
+        <w:rPr>
+          <w:color w:val="23293D"/>
+          <w:sz w:val="21"/>
+          <w:szCs w:val="21"/>
+        </w:rPr>
+        <w:t xml:space="preserve">: </w:t>
+      </w:r>
+      <w:r>
+        <w:rPr>
+          <w:i/>
+          <w:iCs/>
+          <w:color w:val="23293D"/>
+          <w:sz w:val="21"/>
+          <w:szCs w:val="21"/>
+        </w:rPr>
+        <w:t xml:space="preserve">"Agendar apresentação: «nome do cliente»"</w:t>
+      </w:r>
+      <w:r>
+        <w:rPr>
+          <w:color w:val="23293D"/>
+          <w:sz w:val="21"/>
+          <w:szCs w:val="21"/>
+        </w:rPr>
+        <w:t xml:space="preserve">, com o motivo. Clique no aviso, abra a ficha e agende — o Comercial vê a nova data no cartão dele automaticamente, e não precisa ser avisado de volta.</w:t>
+      </w:r>
+    </w:p>
+    <w:p>
+      <w:pPr>
+        <w:spacing w:after="140" w:line="280"/>
+      </w:pPr>
+      <w:r>
+        <w:rPr>
+          <w:b/>
+          <w:bCs/>
+          <w:color w:val="23293D"/>
+          <w:sz w:val="21"/>
+          <w:szCs w:val="21"/>
+        </w:rPr>
+        <w:t xml:space="preserve">Erros frequentes:</w:t>
+      </w:r>
+      <w:r>
+        <w:rPr>
+          <w:color w:val="23293D"/>
+          <w:sz w:val="21"/>
+          <w:szCs w:val="21"/>
+        </w:rPr>
+        <w:t xml:space="preserve"> tentar cadastrar sem CPF; agendar fora do horário da unidade; fechar o aviso modal de "agendar apresentação" clicando em </w:t>
+      </w:r>
+      <w:r>
+        <w:rPr>
+          <w:i/>
+          <w:iCs/>
+          <w:color w:val="23293D"/>
+          <w:sz w:val="21"/>
+          <w:szCs w:val="21"/>
+        </w:rPr>
+        <w:t xml:space="preserve">"Já agendei"</w:t>
+      </w:r>
+      <w:r>
+        <w:rPr>
+          <w:color w:val="23293D"/>
+          <w:sz w:val="21"/>
+          <w:szCs w:val="21"/>
+        </w:rPr>
+        <w:t xml:space="preserve"> sem ter agendado — isso afirma um fato que não aconteceu.</w:t>
+      </w:r>
+    </w:p>
+    <w:p>
+      <w:pPr>
+        <w:spacing w:after="140" w:line="280"/>
+      </w:pPr>
+      <w:r>
+        <w:rPr>
+          <w:b/>
+          <w:bCs/>
+          <w:color w:val="23293D"/>
+          <w:sz w:val="21"/>
+          <w:szCs w:val="21"/>
+        </w:rPr>
+        <w:t xml:space="preserve">Como confirmar que deu certo:</w:t>
+      </w:r>
+      <w:r>
+        <w:rPr>
+          <w:color w:val="23293D"/>
+          <w:sz w:val="21"/>
+          <w:szCs w:val="21"/>
+        </w:rPr>
+        <w:t xml:space="preserve"> o paciente aparece na lista de Prontuários com a fase correta, e o horário aparece na Agenda.</w:t>
+      </w:r>
+    </w:p>
+    <w:p>
+      <w:pPr>
+        <w:spacing w:after="140" w:line="280"/>
+      </w:pPr>
+      <w:r>
+        <w:rPr>
+          <w:b/>
+          <w:bCs/>
+          <w:color w:val="23293D"/>
+          <w:sz w:val="21"/>
+          <w:szCs w:val="21"/>
+        </w:rPr>
+        <w:t xml:space="preserve">Exercício sugerido (no ambiente de treino):</w:t>
+      </w:r>
+      <w:r>
+        <w:rPr>
+          <w:color w:val="23293D"/>
+          <w:sz w:val="21"/>
+          <w:szCs w:val="21"/>
+        </w:rPr>
+        <w:t xml:space="preserve"> cadastre um paciente fictício, agende uma avaliação para hoje e registre a chegada.</w:t>
+      </w:r>
+    </w:p>
+    <w:p>
+      <w:pPr>
+        <w:spacing w:after="140" w:line="280"/>
+      </w:pPr>
+      <w:r>
+        <w:rPr>
+          <w:b/>
+          <w:bCs/>
+          <w:color w:val="23293D"/>
+          <w:sz w:val="21"/>
+          <w:szCs w:val="21"/>
+        </w:rPr>
+        <w:t xml:space="preserve">Checklist final:</w:t>
+      </w:r>
+      <w:r>
+        <w:rPr>
+          <w:color w:val="23293D"/>
+          <w:sz w:val="21"/>
+          <w:szCs w:val="21"/>
+        </w:rPr>
+        <w:t xml:space="preserve"> ☐ cadastrei ☐ agendei ☐ registrei chegada ☐ sei onde ver a fase do paciente ☐ sei que não sou eu quem chama</w:t>
+      </w:r>
+    </w:p>
+    <w:p>
+      <w:pPr>
+        <w:pStyle w:val="Heading2"/>
+      </w:pPr>
+      <w:r>
+        <w:rPr>
+          <w:color w:val="1F3253"/>
+        </w:rPr>
+        <w:t xml:space="preserve">6.2. Coordenador Clínico</w:t>
+      </w:r>
+    </w:p>
+    <w:p>
+      <w:pPr>
+        <w:spacing w:after="140" w:line="280"/>
+      </w:pPr>
+      <w:r>
+        <w:rPr>
+          <w:b/>
+          <w:bCs/>
+          <w:color w:val="23293D"/>
+          <w:sz w:val="21"/>
+          <w:szCs w:val="21"/>
+        </w:rPr>
+        <w:t xml:space="preserve">Objetivo:</w:t>
+      </w:r>
+      <w:r>
+        <w:rPr>
+          <w:color w:val="23293D"/>
+          <w:sz w:val="21"/>
+          <w:szCs w:val="21"/>
+        </w:rPr>
+        <w:t xml:space="preserve"> avaliar e preparar o caso. </w:t>
+      </w:r>
+      <w:r>
+        <w:rPr>
+          <w:b/>
+          <w:bCs/>
+          <w:color w:val="23293D"/>
+          <w:sz w:val="21"/>
+          <w:szCs w:val="21"/>
+        </w:rPr>
+        <w:t xml:space="preserve">Duração:</w:t>
+      </w:r>
+      <w:r>
+        <w:rPr>
+          <w:color w:val="23293D"/>
+          <w:sz w:val="21"/>
+          <w:szCs w:val="21"/>
+        </w:rPr>
+        <w:t xml:space="preserve"> 60 minutos.</w:t>
+      </w:r>
+    </w:p>
+    <w:p>
+      <w:pPr>
+        <w:pStyle w:val="ListParagraph"/>
+        <w:numPr>
+          <w:ilvl w:val="0"/>
+          <w:numId w:val="30"/>
+        </w:numPr>
+        <w:spacing w:after="80" w:line="270"/>
+      </w:pPr>
+      <w:r>
+        <w:rPr>
+          <w:color w:val="23293D"/>
+          <w:sz w:val="21"/>
+          <w:szCs w:val="21"/>
+        </w:rPr>
+        <w:t xml:space="preserve">Menu </w:t>
+      </w:r>
+      <w:r>
+        <w:rPr>
+          <w:b/>
+          <w:bCs/>
+          <w:color w:val="23293D"/>
+          <w:sz w:val="21"/>
+          <w:szCs w:val="21"/>
+        </w:rPr>
+        <w:t xml:space="preserve">Atendimento</w:t>
+      </w:r>
+      <w:r>
+        <w:rPr>
+          <w:color w:val="23293D"/>
+          <w:sz w:val="21"/>
+          <w:szCs w:val="21"/>
+        </w:rPr>
+        <w:t xml:space="preserve"> → </w:t>
+      </w:r>
+      <w:r>
+        <w:rPr>
+          <w:b/>
+          <w:bCs/>
+          <w:color w:val="23293D"/>
+          <w:sz w:val="21"/>
+          <w:szCs w:val="21"/>
+        </w:rPr>
+        <w:t xml:space="preserve">Chamar</w:t>
+      </w:r>
+      <w:r>
+        <w:rPr>
+          <w:color w:val="23293D"/>
+          <w:sz w:val="21"/>
+          <w:szCs w:val="21"/>
+        </w:rPr>
+        <w:t xml:space="preserve"> o paciente (é você quem chama numa avaliação).</w:t>
+      </w:r>
+    </w:p>
+    <w:p>
+      <w:pPr>
+        <w:pStyle w:val="ListParagraph"/>
+        <w:numPr>
+          <w:ilvl w:val="0"/>
+          <w:numId w:val="30"/>
+        </w:numPr>
+        <w:spacing w:after="80" w:line="270"/>
+      </w:pPr>
+      <w:r>
+        <w:rPr>
           <w:color w:val="23293D"/>
           <w:sz w:val="21"/>
           <w:szCs w:val="21"/>
@@ -24897,7 +25219,7 @@
         <w:pStyle w:val="ListParagraph"/>
         <w:numPr>
           <w:ilvl w:val="0"/>
-          <w:numId w:val="29"/>
+          <w:numId w:val="30"/>
         </w:numPr>
         <w:spacing w:after="80" w:line="270"/>
       </w:pPr>
@@ -24943,7 +25265,7 @@
         <w:pStyle w:val="ListParagraph"/>
         <w:numPr>
           <w:ilvl w:val="0"/>
-          <w:numId w:val="29"/>
+          <w:numId w:val="30"/>
         </w:numPr>
         <w:spacing w:after="80" w:line="270"/>
       </w:pPr>
@@ -24989,7 +25311,7 @@
         <w:pStyle w:val="ListParagraph"/>
         <w:numPr>
           <w:ilvl w:val="0"/>
-          <w:numId w:val="29"/>
+          <w:numId w:val="30"/>
         </w:numPr>
         <w:spacing w:after="80" w:line="270"/>
       </w:pPr>
@@ -25007,7 +25329,7 @@
         <w:pStyle w:val="ListParagraph"/>
         <w:numPr>
           <w:ilvl w:val="0"/>
-          <w:numId w:val="29"/>
+          <w:numId w:val="30"/>
         </w:numPr>
         <w:spacing w:after="80" w:line="270"/>
       </w:pPr>
@@ -25270,7 +25592,7 @@
         <w:pStyle w:val="ListParagraph"/>
         <w:numPr>
           <w:ilvl w:val="0"/>
-          <w:numId w:val="30"/>
+          <w:numId w:val="31"/>
         </w:numPr>
         <w:spacing w:after="80" w:line="270"/>
       </w:pPr>
@@ -25317,448 +25639,6 @@
           <w:szCs w:val="21"/>
         </w:rPr>
         <w:t xml:space="preserve"> (apresentação comercial mais próxima primeiro).</w:t>
-      </w:r>
-    </w:p>
-    <w:p>
-      <w:pPr>
-        <w:pStyle w:val="ListParagraph"/>
-        <w:numPr>
-          <w:ilvl w:val="0"/>
-          <w:numId w:val="30"/>
-        </w:numPr>
-        <w:spacing w:after="80" w:line="270"/>
-      </w:pPr>
-      <w:r>
-        <w:rPr>
-          <w:color w:val="23293D"/>
-          <w:sz w:val="21"/>
-          <w:szCs w:val="21"/>
-        </w:rPr>
-        <w:t xml:space="preserve">Abra o caso → cockpit em duas colunas: evidências à esquerda, plano à direita.</w:t>
-      </w:r>
-    </w:p>
-    <w:p>
-      <w:pPr>
-        <w:pStyle w:val="ListParagraph"/>
-        <w:numPr>
-          <w:ilvl w:val="0"/>
-          <w:numId w:val="30"/>
-        </w:numPr>
-        <w:spacing w:after="80" w:line="270"/>
-      </w:pPr>
-      <w:r>
-        <w:rPr>
-          <w:b/>
-          <w:bCs/>
-          <w:color w:val="23293D"/>
-          <w:sz w:val="21"/>
-          <w:szCs w:val="21"/>
-        </w:rPr>
-        <w:t xml:space="preserve">Iniciar plano de tratamento</w:t>
-      </w:r>
-      <w:r>
-        <w:rPr>
-          <w:color w:val="23293D"/>
-          <w:sz w:val="21"/>
-          <w:szCs w:val="21"/>
-        </w:rPr>
-        <w:t xml:space="preserve"> → escreva o </w:t>
-      </w:r>
-      <w:r>
-        <w:rPr>
-          <w:b/>
-          <w:bCs/>
-          <w:color w:val="23293D"/>
-          <w:sz w:val="21"/>
-          <w:szCs w:val="21"/>
-        </w:rPr>
-        <w:t xml:space="preserve">Diagnóstico</w:t>
-      </w:r>
-      <w:r>
-        <w:rPr>
-          <w:color w:val="23293D"/>
-          <w:sz w:val="21"/>
-          <w:szCs w:val="21"/>
-        </w:rPr>
-        <w:t xml:space="preserve">.</w:t>
-      </w:r>
-    </w:p>
-    <w:p>
-      <w:pPr>
-        <w:pStyle w:val="ListParagraph"/>
-        <w:numPr>
-          <w:ilvl w:val="0"/>
-          <w:numId w:val="30"/>
-        </w:numPr>
-        <w:spacing w:after="80" w:line="270"/>
-      </w:pPr>
-      <w:r>
-        <w:rPr>
-          <w:b/>
-          <w:bCs/>
-          <w:color w:val="23293D"/>
-          <w:sz w:val="21"/>
-          <w:szCs w:val="21"/>
-        </w:rPr>
-        <w:t xml:space="preserve">Adicionar opção de tratamento</w:t>
-      </w:r>
-      <w:r>
-        <w:rPr>
-          <w:color w:val="23293D"/>
-          <w:sz w:val="21"/>
-          <w:szCs w:val="21"/>
-        </w:rPr>
-        <w:t xml:space="preserve"> (marque uma como principal).</w:t>
-      </w:r>
-    </w:p>
-    <w:p>
-      <w:pPr>
-        <w:pStyle w:val="ListParagraph"/>
-        <w:numPr>
-          <w:ilvl w:val="0"/>
-          <w:numId w:val="30"/>
-        </w:numPr>
-        <w:spacing w:after="80" w:line="270"/>
-      </w:pPr>
-      <w:r>
-        <w:rPr>
-          <w:color w:val="23293D"/>
-          <w:sz w:val="21"/>
-          <w:szCs w:val="21"/>
-        </w:rPr>
-        <w:t xml:space="preserve">Dentro da opção, </w:t>
-      </w:r>
-      <w:r>
-        <w:rPr>
-          <w:b/>
-          <w:bCs/>
-          <w:color w:val="23293D"/>
-          <w:sz w:val="21"/>
-          <w:szCs w:val="21"/>
-        </w:rPr>
-        <w:t xml:space="preserve">Procedimento</w:t>
-      </w:r>
-      <w:r>
-        <w:rPr>
-          <w:color w:val="23293D"/>
-          <w:sz w:val="21"/>
-          <w:szCs w:val="21"/>
-        </w:rPr>
-        <w:t xml:space="preserve"> → escolha do catálogo → </w:t>
-      </w:r>
-      <w:r>
-        <w:rPr>
-          <w:b/>
-          <w:bCs/>
-          <w:color w:val="23293D"/>
-          <w:sz w:val="21"/>
-          <w:szCs w:val="21"/>
-        </w:rPr>
-        <w:t xml:space="preserve">Item</w:t>
-      </w:r>
-      <w:r>
-        <w:rPr>
-          <w:color w:val="23293D"/>
-          <w:sz w:val="21"/>
-          <w:szCs w:val="21"/>
-        </w:rPr>
-        <w:t xml:space="preserve">.</w:t>
-      </w:r>
-    </w:p>
-    <w:p>
-      <w:pPr>
-        <w:pStyle w:val="ListParagraph"/>
-        <w:numPr>
-          <w:ilvl w:val="0"/>
-          <w:numId w:val="30"/>
-        </w:numPr>
-        <w:spacing w:after="80" w:line="270"/>
-      </w:pPr>
-      <w:r>
-        <w:rPr>
-          <w:color w:val="23293D"/>
-          <w:sz w:val="21"/>
-          <w:szCs w:val="21"/>
-        </w:rPr>
-        <w:t xml:space="preserve">Classifique o </w:t>
-      </w:r>
-      <w:r>
-        <w:rPr>
-          <w:b/>
-          <w:bCs/>
-          <w:color w:val="23293D"/>
-          <w:sz w:val="21"/>
-          <w:szCs w:val="21"/>
-        </w:rPr>
-        <w:t xml:space="preserve">pilar</w:t>
-      </w:r>
-      <w:r>
-        <w:rPr>
-          <w:color w:val="23293D"/>
-          <w:sz w:val="21"/>
-          <w:szCs w:val="21"/>
-        </w:rPr>
-        <w:t xml:space="preserve"> (1 dos 6) → </w:t>
-      </w:r>
-      <w:r>
-        <w:rPr>
-          <w:b/>
-          <w:bCs/>
-          <w:color w:val="23293D"/>
-          <w:sz w:val="21"/>
-          <w:szCs w:val="21"/>
-        </w:rPr>
-        <w:t xml:space="preserve">Salvar pilar</w:t>
-      </w:r>
-      <w:r>
-        <w:rPr>
-          <w:color w:val="23293D"/>
-          <w:sz w:val="21"/>
-          <w:szCs w:val="21"/>
-        </w:rPr>
-        <w:t xml:space="preserve">.</w:t>
-      </w:r>
-    </w:p>
-    <w:p>
-      <w:pPr>
-        <w:pStyle w:val="ListParagraph"/>
-        <w:numPr>
-          <w:ilvl w:val="0"/>
-          <w:numId w:val="30"/>
-        </w:numPr>
-        <w:spacing w:after="80" w:line="270"/>
-      </w:pPr>
-      <w:r>
-        <w:rPr>
-          <w:b/>
-          <w:bCs/>
-          <w:color w:val="23293D"/>
-          <w:sz w:val="21"/>
-          <w:szCs w:val="21"/>
-        </w:rPr>
-        <w:t xml:space="preserve">Enviar para aprovação do Coordenador</w:t>
-      </w:r>
-      <w:r>
-        <w:rPr>
-          <w:color w:val="23293D"/>
-          <w:sz w:val="21"/>
-          <w:szCs w:val="21"/>
-        </w:rPr>
-        <w:t xml:space="preserve">.</w:t>
-      </w:r>
-    </w:p>
-    <w:p>
-      <w:pPr>
-        <w:pStyle w:val="ListParagraph"/>
-        <w:numPr>
-          <w:ilvl w:val="0"/>
-          <w:numId w:val="30"/>
-        </w:numPr>
-        <w:spacing w:after="80" w:line="270"/>
-      </w:pPr>
-      <w:r>
-        <w:rPr>
-          <w:color w:val="23293D"/>
-          <w:sz w:val="21"/>
-          <w:szCs w:val="21"/>
-        </w:rPr>
-        <w:t xml:space="preserve">Aprovado, </w:t>
-      </w:r>
-      <w:r>
-        <w:rPr>
-          <w:b/>
-          <w:bCs/>
-          <w:color w:val="23293D"/>
-          <w:sz w:val="21"/>
-          <w:szCs w:val="21"/>
-        </w:rPr>
-        <w:t xml:space="preserve">Enviar ao Comercial</w:t>
-      </w:r>
-      <w:r>
-        <w:rPr>
-          <w:color w:val="23293D"/>
-          <w:sz w:val="21"/>
-          <w:szCs w:val="21"/>
-        </w:rPr>
-        <w:t xml:space="preserve">.</w:t>
-      </w:r>
-    </w:p>
-    <w:p>
-      <w:pPr>
-        <w:spacing w:after="140" w:line="280"/>
-      </w:pPr>
-      <w:r>
-        <w:rPr>
-          <w:b/>
-          <w:bCs/>
-          <w:color w:val="23293D"/>
-          <w:sz w:val="21"/>
-          <w:szCs w:val="21"/>
-        </w:rPr>
-        <w:t xml:space="preserve">Cuidados:</w:t>
-      </w:r>
-      <w:r>
-        <w:rPr>
-          <w:color w:val="23293D"/>
-          <w:sz w:val="21"/>
-          <w:szCs w:val="21"/>
-        </w:rPr>
-        <w:t xml:space="preserve"> o sistema exige procedimentos lançados em cada opção para enviar; plano de tratamento </w:t>
-      </w:r>
-      <w:r>
-        <w:rPr>
-          <w:b/>
-          <w:bCs/>
-          <w:color w:val="23293D"/>
-          <w:sz w:val="21"/>
-          <w:szCs w:val="21"/>
-        </w:rPr>
-        <w:t xml:space="preserve">não tem acréscimo</w:t>
-      </w:r>
-      <w:r>
-        <w:rPr>
-          <w:color w:val="23293D"/>
-          <w:sz w:val="21"/>
-          <w:szCs w:val="21"/>
-        </w:rPr>
-        <w:t xml:space="preserve"> (o preço vem do orçamento aprovado); depois de aprovado o plano fica em leitura — há </w:t>
-      </w:r>
-      <w:r>
-        <w:rPr>
-          <w:b/>
-          <w:bCs/>
-          <w:color w:val="23293D"/>
-          <w:sz w:val="21"/>
-          <w:szCs w:val="21"/>
-        </w:rPr>
-        <w:t xml:space="preserve">Reabrir para edição</w:t>
-      </w:r>
-      <w:r>
-        <w:rPr>
-          <w:color w:val="23293D"/>
-          <w:sz w:val="21"/>
-          <w:szCs w:val="21"/>
-        </w:rPr>
-        <w:t xml:space="preserve">, que exige nova aprovação.</w:t>
-      </w:r>
-    </w:p>
-    <w:p>
-      <w:pPr>
-        <w:pStyle w:val="Heading2"/>
-      </w:pPr>
-      <w:r>
-        <w:rPr>
-          <w:color w:val="1F3253"/>
-        </w:rPr>
-        <w:t xml:space="preserve">6.4. Dentista (executor)</w:t>
-      </w:r>
-    </w:p>
-    <w:p>
-      <w:pPr>
-        <w:spacing w:after="140" w:line="280"/>
-      </w:pPr>
-      <w:r>
-        <w:rPr>
-          <w:b/>
-          <w:bCs/>
-          <w:color w:val="23293D"/>
-          <w:sz w:val="21"/>
-          <w:szCs w:val="21"/>
-        </w:rPr>
-        <w:t xml:space="preserve">Objetivo:</w:t>
-      </w:r>
-      <w:r>
-        <w:rPr>
-          <w:color w:val="23293D"/>
-          <w:sz w:val="21"/>
-          <w:szCs w:val="21"/>
-        </w:rPr>
-        <w:t xml:space="preserve"> executar e registrar. </w:t>
-      </w:r>
-      <w:r>
-        <w:rPr>
-          <w:b/>
-          <w:bCs/>
-          <w:color w:val="23293D"/>
-          <w:sz w:val="21"/>
-          <w:szCs w:val="21"/>
-        </w:rPr>
-        <w:t xml:space="preserve">Duração:</w:t>
-      </w:r>
-      <w:r>
-        <w:rPr>
-          <w:color w:val="23293D"/>
-          <w:sz w:val="21"/>
-          <w:szCs w:val="21"/>
-        </w:rPr>
-        <w:t xml:space="preserve"> 40 minutos.</w:t>
-      </w:r>
-    </w:p>
-    <w:p>
-      <w:pPr>
-        <w:spacing w:after="140" w:line="280"/>
-      </w:pPr>
-      <w:r>
-        <w:rPr>
-          <w:color w:val="23293D"/>
-          <w:sz w:val="21"/>
-          <w:szCs w:val="21"/>
-        </w:rPr>
-        <w:t xml:space="preserve">Seu menu é diferente: </w:t>
-      </w:r>
-      <w:r>
-        <w:rPr>
-          <w:b/>
-          <w:bCs/>
-          <w:color w:val="23293D"/>
-          <w:sz w:val="21"/>
-          <w:szCs w:val="21"/>
-        </w:rPr>
-        <w:t xml:space="preserve">não tem Jornada</w:t>
-      </w:r>
-      <w:r>
-        <w:rPr>
-          <w:color w:val="23293D"/>
-          <w:sz w:val="21"/>
-          <w:szCs w:val="21"/>
-        </w:rPr>
-        <w:t xml:space="preserve">, e tem </w:t>
-      </w:r>
-      <w:r>
-        <w:rPr>
-          <w:b/>
-          <w:bCs/>
-          <w:color w:val="23293D"/>
-          <w:sz w:val="21"/>
-          <w:szCs w:val="21"/>
-        </w:rPr>
-        <w:t xml:space="preserve">Meu Dia</w:t>
-      </w:r>
-      <w:r>
-        <w:rPr>
-          <w:color w:val="23293D"/>
-          <w:sz w:val="21"/>
-          <w:szCs w:val="21"/>
-        </w:rPr>
-        <w:t xml:space="preserve"> e </w:t>
-      </w:r>
-      <w:r>
-        <w:rPr>
-          <w:b/>
-          <w:bCs/>
-          <w:color w:val="23293D"/>
-          <w:sz w:val="21"/>
-          <w:szCs w:val="21"/>
-        </w:rPr>
-        <w:t xml:space="preserve">Minha Agenda</w:t>
-      </w:r>
-      <w:r>
-        <w:rPr>
-          <w:color w:val="23293D"/>
-          <w:sz w:val="21"/>
-          <w:szCs w:val="21"/>
-        </w:rPr>
-        <w:t xml:space="preserve">.</w:t>
       </w:r>
     </w:p>
     <w:p>
@@ -25772,21 +25652,11 @@
       </w:pPr>
       <w:r>
         <w:rPr>
-          <w:b/>
-          <w:bCs/>
-          <w:color w:val="23293D"/>
-          <w:sz w:val="21"/>
-          <w:szCs w:val="21"/>
-        </w:rPr>
-        <w:t xml:space="preserve">Meu Dia</w:t>
-      </w:r>
-      <w:r>
-        <w:rPr>
-          <w:color w:val="23293D"/>
-          <w:sz w:val="21"/>
-          <w:szCs w:val="21"/>
-        </w:rPr>
-        <w:t xml:space="preserve"> → seus atendimentos.</w:t>
+          <w:color w:val="23293D"/>
+          <w:sz w:val="21"/>
+          <w:szCs w:val="21"/>
+        </w:rPr>
+        <w:t xml:space="preserve">Abra o caso → cockpit em duas colunas: evidências à esquerda, plano à direita.</w:t>
       </w:r>
     </w:p>
     <w:p>
@@ -25806,25 +25676,25 @@
           <w:sz w:val="21"/>
           <w:szCs w:val="21"/>
         </w:rPr>
-        <w:t xml:space="preserve">Atendimento</w:t>
-      </w:r>
-      <w:r>
-        <w:rPr>
-          <w:color w:val="23293D"/>
-          <w:sz w:val="21"/>
-          <w:szCs w:val="21"/>
-        </w:rPr>
-        <w:t xml:space="preserve"> → </w:t>
-      </w:r>
-      <w:r>
-        <w:rPr>
-          <w:b/>
-          <w:bCs/>
-          <w:color w:val="23293D"/>
-          <w:sz w:val="21"/>
-          <w:szCs w:val="21"/>
-        </w:rPr>
-        <w:t xml:space="preserve">Chamar</w:t>
+        <w:t xml:space="preserve">Iniciar plano de tratamento</w:t>
+      </w:r>
+      <w:r>
+        <w:rPr>
+          <w:color w:val="23293D"/>
+          <w:sz w:val="21"/>
+          <w:szCs w:val="21"/>
+        </w:rPr>
+        <w:t xml:space="preserve"> → escreva o </w:t>
+      </w:r>
+      <w:r>
+        <w:rPr>
+          <w:b/>
+          <w:bCs/>
+          <w:color w:val="23293D"/>
+          <w:sz w:val="21"/>
+          <w:szCs w:val="21"/>
+        </w:rPr>
+        <w:t xml:space="preserve">Diagnóstico</w:t>
       </w:r>
       <w:r>
         <w:rPr>
@@ -25846,47 +25716,21 @@
       </w:pPr>
       <w:r>
         <w:rPr>
-          <w:color w:val="23293D"/>
-          <w:sz w:val="21"/>
-          <w:szCs w:val="21"/>
-        </w:rPr>
-        <w:t xml:space="preserve">Ficha do paciente → aba </w:t>
-      </w:r>
-      <w:r>
-        <w:rPr>
-          <w:b/>
-          <w:bCs/>
-          <w:color w:val="23293D"/>
-          <w:sz w:val="21"/>
-          <w:szCs w:val="21"/>
-        </w:rPr>
-        <w:t xml:space="preserve">Desenvolvimento Clínico</w:t>
-      </w:r>
-      <w:r>
-        <w:rPr>
-          <w:color w:val="23293D"/>
-          <w:sz w:val="21"/>
-          <w:szCs w:val="21"/>
-        </w:rPr>
-        <w:t xml:space="preserve"> → descreva o que foi feito. </w:t>
-      </w:r>
-      <w:r>
-        <w:rPr>
-          <w:b/>
-          <w:bCs/>
-          <w:color w:val="23293D"/>
-          <w:sz w:val="21"/>
-          <w:szCs w:val="21"/>
-        </w:rPr>
-        <w:t xml:space="preserve">Espere aparecer "Salvo às…"</w:t>
-      </w:r>
-      <w:r>
-        <w:rPr>
-          <w:color w:val="23293D"/>
-          <w:sz w:val="21"/>
-          <w:szCs w:val="21"/>
-        </w:rPr>
-        <w:t xml:space="preserve">.</w:t>
+          <w:b/>
+          <w:bCs/>
+          <w:color w:val="23293D"/>
+          <w:sz w:val="21"/>
+          <w:szCs w:val="21"/>
+        </w:rPr>
+        <w:t xml:space="preserve">Adicionar opção de tratamento</w:t>
+      </w:r>
+      <w:r>
+        <w:rPr>
+          <w:color w:val="23293D"/>
+          <w:sz w:val="21"/>
+          <w:szCs w:val="21"/>
+        </w:rPr>
+        <w:t xml:space="preserve"> (marque uma como principal).</w:t>
       </w:r>
     </w:p>
     <w:p>
@@ -25895,6 +25739,484 @@
         <w:numPr>
           <w:ilvl w:val="0"/>
           <w:numId w:val="31"/>
+        </w:numPr>
+        <w:spacing w:after="80" w:line="270"/>
+      </w:pPr>
+      <w:r>
+        <w:rPr>
+          <w:color w:val="23293D"/>
+          <w:sz w:val="21"/>
+          <w:szCs w:val="21"/>
+        </w:rPr>
+        <w:t xml:space="preserve">Dentro da opção, </w:t>
+      </w:r>
+      <w:r>
+        <w:rPr>
+          <w:b/>
+          <w:bCs/>
+          <w:color w:val="23293D"/>
+          <w:sz w:val="21"/>
+          <w:szCs w:val="21"/>
+        </w:rPr>
+        <w:t xml:space="preserve">Procedimento</w:t>
+      </w:r>
+      <w:r>
+        <w:rPr>
+          <w:color w:val="23293D"/>
+          <w:sz w:val="21"/>
+          <w:szCs w:val="21"/>
+        </w:rPr>
+        <w:t xml:space="preserve"> → escolha do catálogo → </w:t>
+      </w:r>
+      <w:r>
+        <w:rPr>
+          <w:b/>
+          <w:bCs/>
+          <w:color w:val="23293D"/>
+          <w:sz w:val="21"/>
+          <w:szCs w:val="21"/>
+        </w:rPr>
+        <w:t xml:space="preserve">Item</w:t>
+      </w:r>
+      <w:r>
+        <w:rPr>
+          <w:color w:val="23293D"/>
+          <w:sz w:val="21"/>
+          <w:szCs w:val="21"/>
+        </w:rPr>
+        <w:t xml:space="preserve">.</w:t>
+      </w:r>
+    </w:p>
+    <w:p>
+      <w:pPr>
+        <w:pStyle w:val="ListParagraph"/>
+        <w:numPr>
+          <w:ilvl w:val="0"/>
+          <w:numId w:val="31"/>
+        </w:numPr>
+        <w:spacing w:after="80" w:line="270"/>
+      </w:pPr>
+      <w:r>
+        <w:rPr>
+          <w:color w:val="23293D"/>
+          <w:sz w:val="21"/>
+          <w:szCs w:val="21"/>
+        </w:rPr>
+        <w:t xml:space="preserve">Classifique o </w:t>
+      </w:r>
+      <w:r>
+        <w:rPr>
+          <w:b/>
+          <w:bCs/>
+          <w:color w:val="23293D"/>
+          <w:sz w:val="21"/>
+          <w:szCs w:val="21"/>
+        </w:rPr>
+        <w:t xml:space="preserve">pilar</w:t>
+      </w:r>
+      <w:r>
+        <w:rPr>
+          <w:color w:val="23293D"/>
+          <w:sz w:val="21"/>
+          <w:szCs w:val="21"/>
+        </w:rPr>
+        <w:t xml:space="preserve"> (1 dos 6) → </w:t>
+      </w:r>
+      <w:r>
+        <w:rPr>
+          <w:b/>
+          <w:bCs/>
+          <w:color w:val="23293D"/>
+          <w:sz w:val="21"/>
+          <w:szCs w:val="21"/>
+        </w:rPr>
+        <w:t xml:space="preserve">Salvar pilar</w:t>
+      </w:r>
+      <w:r>
+        <w:rPr>
+          <w:color w:val="23293D"/>
+          <w:sz w:val="21"/>
+          <w:szCs w:val="21"/>
+        </w:rPr>
+        <w:t xml:space="preserve">.</w:t>
+      </w:r>
+    </w:p>
+    <w:p>
+      <w:pPr>
+        <w:pStyle w:val="ListParagraph"/>
+        <w:numPr>
+          <w:ilvl w:val="0"/>
+          <w:numId w:val="31"/>
+        </w:numPr>
+        <w:spacing w:after="80" w:line="270"/>
+      </w:pPr>
+      <w:r>
+        <w:rPr>
+          <w:b/>
+          <w:bCs/>
+          <w:color w:val="23293D"/>
+          <w:sz w:val="21"/>
+          <w:szCs w:val="21"/>
+        </w:rPr>
+        <w:t xml:space="preserve">Enviar para aprovação do Coordenador</w:t>
+      </w:r>
+      <w:r>
+        <w:rPr>
+          <w:color w:val="23293D"/>
+          <w:sz w:val="21"/>
+          <w:szCs w:val="21"/>
+        </w:rPr>
+        <w:t xml:space="preserve">.</w:t>
+      </w:r>
+    </w:p>
+    <w:p>
+      <w:pPr>
+        <w:pStyle w:val="ListParagraph"/>
+        <w:numPr>
+          <w:ilvl w:val="0"/>
+          <w:numId w:val="31"/>
+        </w:numPr>
+        <w:spacing w:after="80" w:line="270"/>
+      </w:pPr>
+      <w:r>
+        <w:rPr>
+          <w:color w:val="23293D"/>
+          <w:sz w:val="21"/>
+          <w:szCs w:val="21"/>
+        </w:rPr>
+        <w:t xml:space="preserve">Aprovado, </w:t>
+      </w:r>
+      <w:r>
+        <w:rPr>
+          <w:b/>
+          <w:bCs/>
+          <w:color w:val="23293D"/>
+          <w:sz w:val="21"/>
+          <w:szCs w:val="21"/>
+        </w:rPr>
+        <w:t xml:space="preserve">Enviar ao Comercial</w:t>
+      </w:r>
+      <w:r>
+        <w:rPr>
+          <w:color w:val="23293D"/>
+          <w:sz w:val="21"/>
+          <w:szCs w:val="21"/>
+        </w:rPr>
+        <w:t xml:space="preserve">.</w:t>
+      </w:r>
+    </w:p>
+    <w:p>
+      <w:pPr>
+        <w:spacing w:after="140" w:line="280"/>
+      </w:pPr>
+      <w:r>
+        <w:rPr>
+          <w:b/>
+          <w:bCs/>
+          <w:color w:val="23293D"/>
+          <w:sz w:val="21"/>
+          <w:szCs w:val="21"/>
+        </w:rPr>
+        <w:t xml:space="preserve">Cuidados:</w:t>
+      </w:r>
+      <w:r>
+        <w:rPr>
+          <w:color w:val="23293D"/>
+          <w:sz w:val="21"/>
+          <w:szCs w:val="21"/>
+        </w:rPr>
+        <w:t xml:space="preserve"> o sistema exige procedimentos lançados em cada opção para enviar; plano de tratamento </w:t>
+      </w:r>
+      <w:r>
+        <w:rPr>
+          <w:b/>
+          <w:bCs/>
+          <w:color w:val="23293D"/>
+          <w:sz w:val="21"/>
+          <w:szCs w:val="21"/>
+        </w:rPr>
+        <w:t xml:space="preserve">não tem acréscimo</w:t>
+      </w:r>
+      <w:r>
+        <w:rPr>
+          <w:color w:val="23293D"/>
+          <w:sz w:val="21"/>
+          <w:szCs w:val="21"/>
+        </w:rPr>
+        <w:t xml:space="preserve"> (o preço vem do orçamento aprovado); depois de aprovado o plano fica em leitura — há </w:t>
+      </w:r>
+      <w:r>
+        <w:rPr>
+          <w:b/>
+          <w:bCs/>
+          <w:color w:val="23293D"/>
+          <w:sz w:val="21"/>
+          <w:szCs w:val="21"/>
+        </w:rPr>
+        <w:t xml:space="preserve">Reabrir para edição</w:t>
+      </w:r>
+      <w:r>
+        <w:rPr>
+          <w:color w:val="23293D"/>
+          <w:sz w:val="21"/>
+          <w:szCs w:val="21"/>
+        </w:rPr>
+        <w:t xml:space="preserve">, que exige nova aprovação.</w:t>
+      </w:r>
+    </w:p>
+    <w:p>
+      <w:pPr>
+        <w:pStyle w:val="Heading2"/>
+      </w:pPr>
+      <w:r>
+        <w:rPr>
+          <w:color w:val="1F3253"/>
+        </w:rPr>
+        <w:t xml:space="preserve">6.4. Dentista (executor)</w:t>
+      </w:r>
+    </w:p>
+    <w:p>
+      <w:pPr>
+        <w:spacing w:after="140" w:line="280"/>
+      </w:pPr>
+      <w:r>
+        <w:rPr>
+          <w:b/>
+          <w:bCs/>
+          <w:color w:val="23293D"/>
+          <w:sz w:val="21"/>
+          <w:szCs w:val="21"/>
+        </w:rPr>
+        <w:t xml:space="preserve">Objetivo:</w:t>
+      </w:r>
+      <w:r>
+        <w:rPr>
+          <w:color w:val="23293D"/>
+          <w:sz w:val="21"/>
+          <w:szCs w:val="21"/>
+        </w:rPr>
+        <w:t xml:space="preserve"> executar e registrar. </w:t>
+      </w:r>
+      <w:r>
+        <w:rPr>
+          <w:b/>
+          <w:bCs/>
+          <w:color w:val="23293D"/>
+          <w:sz w:val="21"/>
+          <w:szCs w:val="21"/>
+        </w:rPr>
+        <w:t xml:space="preserve">Duração:</w:t>
+      </w:r>
+      <w:r>
+        <w:rPr>
+          <w:color w:val="23293D"/>
+          <w:sz w:val="21"/>
+          <w:szCs w:val="21"/>
+        </w:rPr>
+        <w:t xml:space="preserve"> 40 minutos.</w:t>
+      </w:r>
+    </w:p>
+    <w:p>
+      <w:pPr>
+        <w:spacing w:after="140" w:line="280"/>
+      </w:pPr>
+      <w:r>
+        <w:rPr>
+          <w:color w:val="23293D"/>
+          <w:sz w:val="21"/>
+          <w:szCs w:val="21"/>
+        </w:rPr>
+        <w:t xml:space="preserve">Seu menu é diferente: </w:t>
+      </w:r>
+      <w:r>
+        <w:rPr>
+          <w:b/>
+          <w:bCs/>
+          <w:color w:val="23293D"/>
+          <w:sz w:val="21"/>
+          <w:szCs w:val="21"/>
+        </w:rPr>
+        <w:t xml:space="preserve">não tem Jornada</w:t>
+      </w:r>
+      <w:r>
+        <w:rPr>
+          <w:color w:val="23293D"/>
+          <w:sz w:val="21"/>
+          <w:szCs w:val="21"/>
+        </w:rPr>
+        <w:t xml:space="preserve">, e tem </w:t>
+      </w:r>
+      <w:r>
+        <w:rPr>
+          <w:b/>
+          <w:bCs/>
+          <w:color w:val="23293D"/>
+          <w:sz w:val="21"/>
+          <w:szCs w:val="21"/>
+        </w:rPr>
+        <w:t xml:space="preserve">Meu Dia</w:t>
+      </w:r>
+      <w:r>
+        <w:rPr>
+          <w:color w:val="23293D"/>
+          <w:sz w:val="21"/>
+          <w:szCs w:val="21"/>
+        </w:rPr>
+        <w:t xml:space="preserve"> e </w:t>
+      </w:r>
+      <w:r>
+        <w:rPr>
+          <w:b/>
+          <w:bCs/>
+          <w:color w:val="23293D"/>
+          <w:sz w:val="21"/>
+          <w:szCs w:val="21"/>
+        </w:rPr>
+        <w:t xml:space="preserve">Minha Agenda</w:t>
+      </w:r>
+      <w:r>
+        <w:rPr>
+          <w:color w:val="23293D"/>
+          <w:sz w:val="21"/>
+          <w:szCs w:val="21"/>
+        </w:rPr>
+        <w:t xml:space="preserve">.</w:t>
+      </w:r>
+    </w:p>
+    <w:p>
+      <w:pPr>
+        <w:pStyle w:val="ListParagraph"/>
+        <w:numPr>
+          <w:ilvl w:val="0"/>
+          <w:numId w:val="32"/>
+        </w:numPr>
+        <w:spacing w:after="80" w:line="270"/>
+      </w:pPr>
+      <w:r>
+        <w:rPr>
+          <w:b/>
+          <w:bCs/>
+          <w:color w:val="23293D"/>
+          <w:sz w:val="21"/>
+          <w:szCs w:val="21"/>
+        </w:rPr>
+        <w:t xml:space="preserve">Meu Dia</w:t>
+      </w:r>
+      <w:r>
+        <w:rPr>
+          <w:color w:val="23293D"/>
+          <w:sz w:val="21"/>
+          <w:szCs w:val="21"/>
+        </w:rPr>
+        <w:t xml:space="preserve"> → seus atendimentos.</w:t>
+      </w:r>
+    </w:p>
+    <w:p>
+      <w:pPr>
+        <w:pStyle w:val="ListParagraph"/>
+        <w:numPr>
+          <w:ilvl w:val="0"/>
+          <w:numId w:val="32"/>
+        </w:numPr>
+        <w:spacing w:after="80" w:line="270"/>
+      </w:pPr>
+      <w:r>
+        <w:rPr>
+          <w:b/>
+          <w:bCs/>
+          <w:color w:val="23293D"/>
+          <w:sz w:val="21"/>
+          <w:szCs w:val="21"/>
+        </w:rPr>
+        <w:t xml:space="preserve">Atendimento</w:t>
+      </w:r>
+      <w:r>
+        <w:rPr>
+          <w:color w:val="23293D"/>
+          <w:sz w:val="21"/>
+          <w:szCs w:val="21"/>
+        </w:rPr>
+        <w:t xml:space="preserve"> → </w:t>
+      </w:r>
+      <w:r>
+        <w:rPr>
+          <w:b/>
+          <w:bCs/>
+          <w:color w:val="23293D"/>
+          <w:sz w:val="21"/>
+          <w:szCs w:val="21"/>
+        </w:rPr>
+        <w:t xml:space="preserve">Chamar</w:t>
+      </w:r>
+      <w:r>
+        <w:rPr>
+          <w:color w:val="23293D"/>
+          <w:sz w:val="21"/>
+          <w:szCs w:val="21"/>
+        </w:rPr>
+        <w:t xml:space="preserve">.</w:t>
+      </w:r>
+    </w:p>
+    <w:p>
+      <w:pPr>
+        <w:pStyle w:val="ListParagraph"/>
+        <w:numPr>
+          <w:ilvl w:val="0"/>
+          <w:numId w:val="32"/>
+        </w:numPr>
+        <w:spacing w:after="80" w:line="270"/>
+      </w:pPr>
+      <w:r>
+        <w:rPr>
+          <w:color w:val="23293D"/>
+          <w:sz w:val="21"/>
+          <w:szCs w:val="21"/>
+        </w:rPr>
+        <w:t xml:space="preserve">Ficha do paciente → aba </w:t>
+      </w:r>
+      <w:r>
+        <w:rPr>
+          <w:b/>
+          <w:bCs/>
+          <w:color w:val="23293D"/>
+          <w:sz w:val="21"/>
+          <w:szCs w:val="21"/>
+        </w:rPr>
+        <w:t xml:space="preserve">Desenvolvimento Clínico</w:t>
+      </w:r>
+      <w:r>
+        <w:rPr>
+          <w:color w:val="23293D"/>
+          <w:sz w:val="21"/>
+          <w:szCs w:val="21"/>
+        </w:rPr>
+        <w:t xml:space="preserve"> → descreva o que foi feito. </w:t>
+      </w:r>
+      <w:r>
+        <w:rPr>
+          <w:b/>
+          <w:bCs/>
+          <w:color w:val="23293D"/>
+          <w:sz w:val="21"/>
+          <w:szCs w:val="21"/>
+        </w:rPr>
+        <w:t xml:space="preserve">Espere aparecer "Salvo às…"</w:t>
+      </w:r>
+      <w:r>
+        <w:rPr>
+          <w:color w:val="23293D"/>
+          <w:sz w:val="21"/>
+          <w:szCs w:val="21"/>
+        </w:rPr>
+        <w:t xml:space="preserve">.</w:t>
+      </w:r>
+    </w:p>
+    <w:p>
+      <w:pPr>
+        <w:pStyle w:val="ListParagraph"/>
+        <w:numPr>
+          <w:ilvl w:val="0"/>
+          <w:numId w:val="32"/>
         </w:numPr>
         <w:spacing w:after="80" w:line="270"/>
       </w:pPr>
@@ -26126,7 +26448,7 @@
         <w:pStyle w:val="ListParagraph"/>
         <w:numPr>
           <w:ilvl w:val="0"/>
-          <w:numId w:val="32"/>
+          <w:numId w:val="33"/>
         </w:numPr>
         <w:spacing w:after="80" w:line="270"/>
       </w:pPr>
@@ -26190,7 +26512,7 @@
         <w:pStyle w:val="ListParagraph"/>
         <w:numPr>
           <w:ilvl w:val="0"/>
-          <w:numId w:val="32"/>
+          <w:numId w:val="33"/>
         </w:numPr>
         <w:spacing w:after="80" w:line="270"/>
       </w:pPr>
@@ -26770,7 +27092,7 @@
         <w:pStyle w:val="ListParagraph"/>
         <w:numPr>
           <w:ilvl w:val="0"/>
-          <w:numId w:val="33"/>
+          <w:numId w:val="34"/>
         </w:numPr>
         <w:spacing w:after="80" w:line="270"/>
       </w:pPr>
@@ -26806,7 +27128,7 @@
         <w:pStyle w:val="ListParagraph"/>
         <w:numPr>
           <w:ilvl w:val="0"/>
-          <w:numId w:val="33"/>
+          <w:numId w:val="34"/>
         </w:numPr>
         <w:spacing w:after="80" w:line="270"/>
       </w:pPr>
@@ -26878,7 +27200,7 @@
         <w:pStyle w:val="ListParagraph"/>
         <w:numPr>
           <w:ilvl w:val="0"/>
-          <w:numId w:val="33"/>
+          <w:numId w:val="34"/>
         </w:numPr>
         <w:spacing w:after="80" w:line="270"/>
       </w:pPr>
@@ -26906,7 +27228,7 @@
         <w:pStyle w:val="ListParagraph"/>
         <w:numPr>
           <w:ilvl w:val="0"/>
-          <w:numId w:val="33"/>
+          <w:numId w:val="34"/>
         </w:numPr>
         <w:spacing w:after="80" w:line="270"/>
       </w:pPr>
@@ -27164,7 +27486,7 @@
         <w:pStyle w:val="ListParagraph"/>
         <w:numPr>
           <w:ilvl w:val="0"/>
-          <w:numId w:val="34"/>
+          <w:numId w:val="35"/>
         </w:numPr>
         <w:spacing w:after="80" w:line="270"/>
       </w:pPr>
@@ -27246,7 +27568,7 @@
         <w:pStyle w:val="ListParagraph"/>
         <w:numPr>
           <w:ilvl w:val="0"/>
-          <w:numId w:val="34"/>
+          <w:numId w:val="35"/>
         </w:numPr>
         <w:spacing w:after="80" w:line="270"/>
       </w:pPr>
@@ -27292,7 +27614,7 @@
         <w:pStyle w:val="ListParagraph"/>
         <w:numPr>
           <w:ilvl w:val="0"/>
-          <w:numId w:val="34"/>
+          <w:numId w:val="35"/>
         </w:numPr>
         <w:spacing w:after="80" w:line="270"/>
       </w:pPr>
@@ -29981,7 +30303,7 @@
         <w:pStyle w:val="ListParagraph"/>
         <w:numPr>
           <w:ilvl w:val="0"/>
-          <w:numId w:val="35"/>
+          <w:numId w:val="36"/>
         </w:numPr>
         <w:spacing w:after="80" w:line="270"/>
       </w:pPr>
@@ -29992,217 +30314,6 @@
           <w:szCs w:val="21"/>
         </w:rPr>
         <w:t xml:space="preserve">Abra o endereço do sistema.</w:t>
-      </w:r>
-    </w:p>
-    <w:p>
-      <w:pPr>
-        <w:pStyle w:val="ListParagraph"/>
-        <w:numPr>
-          <w:ilvl w:val="0"/>
-          <w:numId w:val="35"/>
-        </w:numPr>
-        <w:spacing w:after="80" w:line="270"/>
-      </w:pPr>
-      <w:r>
-        <w:rPr>
-          <w:color w:val="23293D"/>
-          <w:sz w:val="21"/>
-          <w:szCs w:val="21"/>
-        </w:rPr>
-        <w:t xml:space="preserve">Informe e-mail e senha.</w:t>
-      </w:r>
-    </w:p>
-    <w:p>
-      <w:pPr>
-        <w:pStyle w:val="ListParagraph"/>
-        <w:numPr>
-          <w:ilvl w:val="0"/>
-          <w:numId w:val="35"/>
-        </w:numPr>
-        <w:spacing w:after="80" w:line="270"/>
-      </w:pPr>
-      <w:r>
-        <w:rPr>
-          <w:b/>
-          <w:bCs/>
-          <w:color w:val="23293D"/>
-          <w:sz w:val="21"/>
-          <w:szCs w:val="21"/>
-        </w:rPr>
-        <w:t xml:space="preserve">Se você tem acesso a mais de uma unidade</w:t>
-      </w:r>
-      <w:r>
-        <w:rPr>
-          <w:color w:val="23293D"/>
-          <w:sz w:val="21"/>
-          <w:szCs w:val="21"/>
-        </w:rPr>
-        <w:t xml:space="preserve"> e não é da Franqueadora, o sistema pede para escolher a unidade </w:t>
-      </w:r>
-      <w:r>
-        <w:rPr>
-          <w:b/>
-          <w:bCs/>
-          <w:color w:val="23293D"/>
-          <w:sz w:val="21"/>
-          <w:szCs w:val="21"/>
-        </w:rPr>
-        <w:t xml:space="preserve">antes</w:t>
-      </w:r>
-      <w:r>
-        <w:rPr>
-          <w:color w:val="23293D"/>
-          <w:sz w:val="21"/>
-          <w:szCs w:val="21"/>
-        </w:rPr>
-        <w:t xml:space="preserve"> de mostrar qualquer tela (evidência: </w:t>
-      </w:r>
-      <w:r>
-        <w:rPr>
-          <w:rFonts w:ascii="Consolas" w:cs="Consolas" w:eastAsia="Consolas" w:hAnsi="Consolas"/>
-          <w:color w:val="1F3253"/>
-          <w:sz w:val="19"/>
-          <w:szCs w:val="19"/>
-          <w:shd w:fill="EFEDE6" w:color="auto" w:val="clear"/>
-        </w:rPr>
-        <w:t xml:space="preserve">layout.tsx</w:t>
-      </w:r>
-      <w:r>
-        <w:rPr>
-          <w:color w:val="23293D"/>
-          <w:sz w:val="21"/>
-          <w:szCs w:val="21"/>
-        </w:rPr>
-        <w:t xml:space="preserve">, </w:t>
-      </w:r>
-      <w:r>
-        <w:rPr>
-          <w:rFonts w:ascii="Consolas" w:cs="Consolas" w:eastAsia="Consolas" w:hAnsi="Consolas"/>
-          <w:color w:val="1F3253"/>
-          <w:sz w:val="19"/>
-          <w:szCs w:val="19"/>
-          <w:shd w:fill="EFEDE6" w:color="auto" w:val="clear"/>
-        </w:rPr>
-        <w:t xml:space="preserve">ChooseClinicWelcome</w:t>
-      </w:r>
-      <w:r>
-        <w:rPr>
-          <w:color w:val="23293D"/>
-          <w:sz w:val="21"/>
-          <w:szCs w:val="21"/>
-        </w:rPr>
-        <w:t xml:space="preserve">).</w:t>
-      </w:r>
-    </w:p>
-    <w:p>
-      <w:pPr>
-        <w:pStyle w:val="ListParagraph"/>
-        <w:numPr>
-          <w:ilvl w:val="0"/>
-          <w:numId w:val="35"/>
-        </w:numPr>
-        <w:spacing w:after="80" w:line="270"/>
-      </w:pPr>
-      <w:r>
-        <w:rPr>
-          <w:b/>
-          <w:bCs/>
-          <w:color w:val="23293D"/>
-          <w:sz w:val="21"/>
-          <w:szCs w:val="21"/>
-        </w:rPr>
-        <w:t xml:space="preserve">Resultado:</w:t>
-      </w:r>
-      <w:r>
-        <w:rPr>
-          <w:color w:val="23293D"/>
-          <w:sz w:val="21"/>
-          <w:szCs w:val="21"/>
-        </w:rPr>
-        <w:t xml:space="preserve"> você cai na tela Início.</w:t>
-      </w:r>
-    </w:p>
-    <w:p>
-      <w:pPr>
-        <w:spacing w:after="140" w:line="280"/>
-      </w:pPr>
-      <w:r>
-        <w:rPr>
-          <w:b/>
-          <w:bCs/>
-          <w:color w:val="23293D"/>
-          <w:sz w:val="21"/>
-          <w:szCs w:val="21"/>
-        </w:rPr>
-        <w:t xml:space="preserve">Erros possíveis:</w:t>
-      </w:r>
-      <w:r>
-        <w:rPr>
-          <w:color w:val="23293D"/>
-          <w:sz w:val="21"/>
-          <w:szCs w:val="21"/>
-        </w:rPr>
-        <w:t xml:space="preserve"> ver </w:t>
-      </w:r>
-      <w:r>
-        <w:rPr>
-          <w:color w:val="1F3253"/>
-          <w:sz w:val="21"/>
-          <w:szCs w:val="21"/>
-        </w:rPr>
-        <w:t xml:space="preserve">seção 9</w:t>
-      </w:r>
-      <w:r>
-        <w:rPr>
-          <w:color w:val="23293D"/>
-          <w:sz w:val="21"/>
-          <w:szCs w:val="21"/>
-        </w:rPr>
-        <w:t xml:space="preserve">.</w:t>
-      </w:r>
-    </w:p>
-    <w:p>
-      <w:pPr>
-        <w:pStyle w:val="Heading2"/>
-      </w:pPr>
-      <w:r>
-        <w:rPr>
-          <w:color w:val="1F3253"/>
-        </w:rPr>
-        <w:t xml:space="preserve">Fluxo 2 — Do cadastro ao fechamento (a jornada completa)</w:t>
-      </w:r>
-    </w:p>
-    <w:p>
-      <w:pPr>
-        <w:spacing w:after="140" w:line="280"/>
-      </w:pPr>
-      <w:r>
-        <w:rPr>
-          <w:b/>
-          <w:bCs/>
-          <w:color w:val="23293D"/>
-          <w:sz w:val="21"/>
-          <w:szCs w:val="21"/>
-        </w:rPr>
-        <w:t xml:space="preserve">Papéis:</w:t>
-      </w:r>
-      <w:r>
-        <w:rPr>
-          <w:color w:val="23293D"/>
-          <w:sz w:val="21"/>
-          <w:szCs w:val="21"/>
-        </w:rPr>
-        <w:t xml:space="preserve"> cinco pessoas diferentes. </w:t>
-      </w:r>
-      <w:r>
-        <w:rPr>
-          <w:b/>
-          <w:bCs/>
-          <w:color w:val="23293D"/>
-          <w:sz w:val="21"/>
-          <w:szCs w:val="21"/>
-        </w:rPr>
-        <w:t xml:space="preserve">Este é o fluxo central do sistema.</w:t>
       </w:r>
     </w:p>
     <w:p>
@@ -30216,39 +30327,11 @@
       </w:pPr>
       <w:r>
         <w:rPr>
-          <w:b/>
-          <w:bCs/>
-          <w:color w:val="23293D"/>
-          <w:sz w:val="21"/>
-          <w:szCs w:val="21"/>
-        </w:rPr>
-        <w:t xml:space="preserve">Recepção</w:t>
-      </w:r>
-      <w:r>
-        <w:rPr>
-          <w:color w:val="23293D"/>
-          <w:sz w:val="21"/>
-          <w:szCs w:val="21"/>
-        </w:rPr>
-        <w:t xml:space="preserve"> cadastra o paciente → nasce na </w:t>
-      </w:r>
-      <w:r>
-        <w:rPr>
-          <w:b/>
-          <w:bCs/>
-          <w:color w:val="23293D"/>
-          <w:sz w:val="21"/>
-          <w:szCs w:val="21"/>
-        </w:rPr>
-        <w:t xml:space="preserve">Aquisição</w:t>
-      </w:r>
-      <w:r>
-        <w:rPr>
-          <w:color w:val="23293D"/>
-          <w:sz w:val="21"/>
-          <w:szCs w:val="21"/>
-        </w:rPr>
-        <w:t xml:space="preserve">.</w:t>
+          <w:color w:val="23293D"/>
+          <w:sz w:val="21"/>
+          <w:szCs w:val="21"/>
+        </w:rPr>
+        <w:t xml:space="preserve">Informe e-mail e senha.</w:t>
       </w:r>
     </w:p>
     <w:p>
@@ -30268,33 +30351,69 @@
           <w:sz w:val="21"/>
           <w:szCs w:val="21"/>
         </w:rPr>
-        <w:t xml:space="preserve">Recepção</w:t>
-      </w:r>
-      <w:r>
-        <w:rPr>
-          <w:color w:val="23293D"/>
-          <w:sz w:val="21"/>
-          <w:szCs w:val="21"/>
-        </w:rPr>
-        <w:t xml:space="preserve"> move para </w:t>
-      </w:r>
-      <w:r>
-        <w:rPr>
-          <w:b/>
-          <w:bCs/>
-          <w:color w:val="23293D"/>
-          <w:sz w:val="21"/>
-          <w:szCs w:val="21"/>
-        </w:rPr>
-        <w:t xml:space="preserve">Conversão Clínica</w:t>
-      </w:r>
-      <w:r>
-        <w:rPr>
-          <w:color w:val="23293D"/>
-          <w:sz w:val="21"/>
-          <w:szCs w:val="21"/>
-        </w:rPr>
-        <w:t xml:space="preserve">.</w:t>
+        <w:t xml:space="preserve">Se você tem acesso a mais de uma unidade</w:t>
+      </w:r>
+      <w:r>
+        <w:rPr>
+          <w:color w:val="23293D"/>
+          <w:sz w:val="21"/>
+          <w:szCs w:val="21"/>
+        </w:rPr>
+        <w:t xml:space="preserve"> e não é da Franqueadora, o sistema pede para escolher a unidade </w:t>
+      </w:r>
+      <w:r>
+        <w:rPr>
+          <w:b/>
+          <w:bCs/>
+          <w:color w:val="23293D"/>
+          <w:sz w:val="21"/>
+          <w:szCs w:val="21"/>
+        </w:rPr>
+        <w:t xml:space="preserve">antes</w:t>
+      </w:r>
+      <w:r>
+        <w:rPr>
+          <w:color w:val="23293D"/>
+          <w:sz w:val="21"/>
+          <w:szCs w:val="21"/>
+        </w:rPr>
+        <w:t xml:space="preserve"> de mostrar qualquer tela (evidência: </w:t>
+      </w:r>
+      <w:r>
+        <w:rPr>
+          <w:rFonts w:ascii="Consolas" w:cs="Consolas" w:eastAsia="Consolas" w:hAnsi="Consolas"/>
+          <w:color w:val="1F3253"/>
+          <w:sz w:val="19"/>
+          <w:szCs w:val="19"/>
+          <w:shd w:fill="EFEDE6" w:color="auto" w:val="clear"/>
+        </w:rPr>
+        <w:t xml:space="preserve">layout.tsx</w:t>
+      </w:r>
+      <w:r>
+        <w:rPr>
+          <w:color w:val="23293D"/>
+          <w:sz w:val="21"/>
+          <w:szCs w:val="21"/>
+        </w:rPr>
+        <w:t xml:space="preserve">, </w:t>
+      </w:r>
+      <w:r>
+        <w:rPr>
+          <w:rFonts w:ascii="Consolas" w:cs="Consolas" w:eastAsia="Consolas" w:hAnsi="Consolas"/>
+          <w:color w:val="1F3253"/>
+          <w:sz w:val="19"/>
+          <w:szCs w:val="19"/>
+          <w:shd w:fill="EFEDE6" w:color="auto" w:val="clear"/>
+        </w:rPr>
+        <w:t xml:space="preserve">ChooseClinicWelcome</w:t>
+      </w:r>
+      <w:r>
+        <w:rPr>
+          <w:color w:val="23293D"/>
+          <w:sz w:val="21"/>
+          <w:szCs w:val="21"/>
+        </w:rPr>
+        <w:t xml:space="preserve">).</w:t>
       </w:r>
     </w:p>
     <w:p>
@@ -30314,43 +30433,46 @@
           <w:sz w:val="21"/>
           <w:szCs w:val="21"/>
         </w:rPr>
-        <w:t xml:space="preserve">Coordenador</w:t>
-      </w:r>
-      <w:r>
-        <w:rPr>
-          <w:color w:val="23293D"/>
-          <w:sz w:val="21"/>
-          <w:szCs w:val="21"/>
-        </w:rPr>
-        <w:t xml:space="preserve"> registra consentimento → anamnese → fotos → </w:t>
-      </w:r>
-      <w:r>
-        <w:rPr>
-          <w:b/>
-          <w:bCs/>
-          <w:color w:val="23293D"/>
-          <w:sz w:val="21"/>
-          <w:szCs w:val="21"/>
-        </w:rPr>
-        <w:t xml:space="preserve">Enviar ao Centro de Planejamento</w:t>
-      </w:r>
-      <w:r>
-        <w:rPr>
-          <w:color w:val="23293D"/>
-          <w:sz w:val="21"/>
-          <w:szCs w:val="21"/>
-        </w:rPr>
-        <w:t xml:space="preserve"> → paciente vai para a </w:t>
-      </w:r>
-      <w:r>
-        <w:rPr>
-          <w:b/>
-          <w:bCs/>
-          <w:color w:val="23293D"/>
-          <w:sz w:val="21"/>
-          <w:szCs w:val="21"/>
-        </w:rPr>
-        <w:t xml:space="preserve">Fase 3</w:t>
+        <w:t xml:space="preserve">Resultado:</w:t>
+      </w:r>
+      <w:r>
+        <w:rPr>
+          <w:color w:val="23293D"/>
+          <w:sz w:val="21"/>
+          <w:szCs w:val="21"/>
+        </w:rPr>
+        <w:t xml:space="preserve"> você cai na tela Início.</w:t>
+      </w:r>
+    </w:p>
+    <w:p>
+      <w:pPr>
+        <w:spacing w:after="140" w:line="280"/>
+      </w:pPr>
+      <w:r>
+        <w:rPr>
+          <w:b/>
+          <w:bCs/>
+          <w:color w:val="23293D"/>
+          <w:sz w:val="21"/>
+          <w:szCs w:val="21"/>
+        </w:rPr>
+        <w:t xml:space="preserve">Erros possíveis:</w:t>
+      </w:r>
+      <w:r>
+        <w:rPr>
+          <w:color w:val="23293D"/>
+          <w:sz w:val="21"/>
+          <w:szCs w:val="21"/>
+        </w:rPr>
+        <w:t xml:space="preserve"> ver </w:t>
+      </w:r>
+      <w:r>
+        <w:rPr>
+          <w:color w:val="1F3253"/>
+          <w:sz w:val="21"/>
+          <w:szCs w:val="21"/>
+        </w:rPr>
+        <w:t xml:space="preserve">seção 9</w:t>
       </w:r>
       <w:r>
         <w:rPr>
@@ -30363,314 +30485,13 @@
     </w:p>
     <w:p>
       <w:pPr>
-        <w:pStyle w:val="ListParagraph"/>
-        <w:numPr>
-          <w:ilvl w:val="0"/>
-          <w:numId w:val="36"/>
-        </w:numPr>
-        <w:spacing w:after="80" w:line="270"/>
-      </w:pPr>
-      <w:r>
-        <w:rPr>
-          <w:b/>
-          <w:bCs/>
-          <w:color w:val="23293D"/>
-          <w:sz w:val="21"/>
-          <w:szCs w:val="21"/>
-        </w:rPr>
-        <w:t xml:space="preserve">Planner</w:t>
-      </w:r>
-      <w:r>
-        <w:rPr>
-          <w:color w:val="23293D"/>
-          <w:sz w:val="21"/>
-          <w:szCs w:val="21"/>
-        </w:rPr>
-        <w:t xml:space="preserve"> monta plano + orçamento + pilar → </w:t>
-      </w:r>
-      <w:r>
-        <w:rPr>
-          <w:b/>
-          <w:bCs/>
-          <w:color w:val="23293D"/>
-          <w:sz w:val="21"/>
-          <w:szCs w:val="21"/>
-        </w:rPr>
-        <w:t xml:space="preserve">Enviar para aprovação</w:t>
-      </w:r>
-      <w:r>
-        <w:rPr>
-          <w:color w:val="23293D"/>
-          <w:sz w:val="21"/>
-          <w:szCs w:val="21"/>
-        </w:rPr>
-        <w:t xml:space="preserve">.</w:t>
-      </w:r>
-    </w:p>
-    <w:p>
-      <w:pPr>
-        <w:pStyle w:val="ListParagraph"/>
-        <w:numPr>
-          <w:ilvl w:val="0"/>
-          <w:numId w:val="36"/>
-        </w:numPr>
-        <w:spacing w:after="80" w:line="270"/>
-      </w:pPr>
-      <w:r>
-        <w:rPr>
-          <w:b/>
-          <w:bCs/>
-          <w:color w:val="23293D"/>
-          <w:sz w:val="21"/>
-          <w:szCs w:val="21"/>
-        </w:rPr>
-        <w:t xml:space="preserve">Coordenador</w:t>
-      </w:r>
-      <w:r>
-        <w:rPr>
-          <w:color w:val="23293D"/>
-          <w:sz w:val="21"/>
-          <w:szCs w:val="21"/>
-        </w:rPr>
-        <w:t xml:space="preserve"> aprova a opção.</w:t>
-      </w:r>
-    </w:p>
-    <w:p>
-      <w:pPr>
-        <w:pStyle w:val="ListParagraph"/>
-        <w:numPr>
-          <w:ilvl w:val="0"/>
-          <w:numId w:val="36"/>
-        </w:numPr>
-        <w:spacing w:after="80" w:line="270"/>
-      </w:pPr>
-      <w:r>
-        <w:rPr>
-          <w:b/>
-          <w:bCs/>
-          <w:color w:val="23293D"/>
-          <w:sz w:val="21"/>
-          <w:szCs w:val="21"/>
-        </w:rPr>
-        <w:t xml:space="preserve">Planner</w:t>
-      </w:r>
-      <w:r>
-        <w:rPr>
-          <w:color w:val="23293D"/>
-          <w:sz w:val="21"/>
-          <w:szCs w:val="21"/>
-        </w:rPr>
-        <w:t xml:space="preserve"> </w:t>
-      </w:r>
-      <w:r>
-        <w:rPr>
-          <w:b/>
-          <w:bCs/>
-          <w:color w:val="23293D"/>
-          <w:sz w:val="21"/>
-          <w:szCs w:val="21"/>
-        </w:rPr>
-        <w:t xml:space="preserve">Envia ao Comercial</w:t>
-      </w:r>
-      <w:r>
-        <w:rPr>
-          <w:color w:val="23293D"/>
-          <w:sz w:val="21"/>
-          <w:szCs w:val="21"/>
-        </w:rPr>
-        <w:t xml:space="preserve"> → </w:t>
-      </w:r>
-      <w:r>
-        <w:rPr>
-          <w:b/>
-          <w:bCs/>
-          <w:color w:val="23293D"/>
-          <w:sz w:val="21"/>
-          <w:szCs w:val="21"/>
-        </w:rPr>
-        <w:t xml:space="preserve">Fase 4</w:t>
-      </w:r>
-      <w:r>
-        <w:rPr>
-          <w:color w:val="23293D"/>
-          <w:sz w:val="21"/>
-          <w:szCs w:val="21"/>
-        </w:rPr>
-        <w:t xml:space="preserve">.</w:t>
-      </w:r>
-    </w:p>
-    <w:p>
-      <w:pPr>
-        <w:pStyle w:val="ListParagraph"/>
-        <w:numPr>
-          <w:ilvl w:val="0"/>
-          <w:numId w:val="36"/>
-        </w:numPr>
-        <w:spacing w:after="80" w:line="270"/>
-      </w:pPr>
-      <w:r>
-        <w:rPr>
-          <w:b/>
-          <w:bCs/>
-          <w:color w:val="23293D"/>
-          <w:sz w:val="21"/>
-          <w:szCs w:val="21"/>
-        </w:rPr>
-        <w:t xml:space="preserve">Consultor</w:t>
-      </w:r>
-      <w:r>
-        <w:rPr>
-          <w:color w:val="23293D"/>
-          <w:sz w:val="21"/>
-          <w:szCs w:val="21"/>
-        </w:rPr>
-        <w:t xml:space="preserve"> negocia → </w:t>
-      </w:r>
-      <w:r>
-        <w:rPr>
-          <w:b/>
-          <w:bCs/>
-          <w:color w:val="23293D"/>
-          <w:sz w:val="21"/>
-          <w:szCs w:val="21"/>
-        </w:rPr>
-        <w:t xml:space="preserve">Cliente aceitou</w:t>
-      </w:r>
-      <w:r>
-        <w:rPr>
-          <w:color w:val="23293D"/>
-          <w:sz w:val="21"/>
-          <w:szCs w:val="21"/>
-        </w:rPr>
-        <w:t xml:space="preserve"> → marca </w:t>
-      </w:r>
-      <w:r>
-        <w:rPr>
-          <w:b/>
-          <w:bCs/>
-          <w:color w:val="23293D"/>
-          <w:sz w:val="21"/>
-          <w:szCs w:val="21"/>
-        </w:rPr>
-        <w:t xml:space="preserve">Contrato assinado</w:t>
-      </w:r>
-      <w:r>
-        <w:rPr>
-          <w:color w:val="23293D"/>
-          <w:sz w:val="21"/>
-          <w:szCs w:val="21"/>
-        </w:rPr>
-        <w:t xml:space="preserve"> e </w:t>
-      </w:r>
-      <w:r>
-        <w:rPr>
-          <w:b/>
-          <w:bCs/>
-          <w:color w:val="23293D"/>
-          <w:sz w:val="21"/>
-          <w:szCs w:val="21"/>
-        </w:rPr>
-        <w:t xml:space="preserve">Pagamento confirmado</w:t>
-      </w:r>
-      <w:r>
-        <w:rPr>
-          <w:color w:val="23293D"/>
-          <w:sz w:val="21"/>
-          <w:szCs w:val="21"/>
-        </w:rPr>
-        <w:t xml:space="preserve"> → venda fechada → </w:t>
-      </w:r>
-      <w:r>
-        <w:rPr>
-          <w:b/>
-          <w:bCs/>
-          <w:color w:val="23293D"/>
-          <w:sz w:val="21"/>
-          <w:szCs w:val="21"/>
-        </w:rPr>
-        <w:t xml:space="preserve">Fase 5</w:t>
-      </w:r>
-      <w:r>
-        <w:rPr>
-          <w:color w:val="23293D"/>
-          <w:sz w:val="21"/>
-          <w:szCs w:val="21"/>
-        </w:rPr>
-        <w:t xml:space="preserve">.</w:t>
-      </w:r>
-    </w:p>
-    <w:p>
-      <w:pPr>
-        <w:pStyle w:val="ListParagraph"/>
-        <w:numPr>
-          <w:ilvl w:val="0"/>
-          <w:numId w:val="36"/>
-        </w:numPr>
-        <w:spacing w:after="80" w:line="270"/>
-      </w:pPr>
-      <w:r>
-        <w:rPr>
-          <w:b/>
-          <w:bCs/>
-          <w:color w:val="23293D"/>
-          <w:sz w:val="21"/>
-          <w:szCs w:val="21"/>
-        </w:rPr>
-        <w:t xml:space="preserve">Recepção</w:t>
-      </w:r>
-      <w:r>
-        <w:rPr>
-          <w:color w:val="23293D"/>
-          <w:sz w:val="21"/>
-          <w:szCs w:val="21"/>
-        </w:rPr>
-        <w:t xml:space="preserve"> recebe aviso e agenda o início do tratamento.</w:t>
-      </w:r>
-    </w:p>
-    <w:p>
-      <w:pPr>
-        <w:pStyle w:val="ListParagraph"/>
-        <w:numPr>
-          <w:ilvl w:val="0"/>
-          <w:numId w:val="36"/>
-        </w:numPr>
-        <w:spacing w:after="80" w:line="270"/>
-      </w:pPr>
-      <w:r>
-        <w:rPr>
-          <w:b/>
-          <w:bCs/>
-          <w:color w:val="23293D"/>
-          <w:sz w:val="21"/>
-          <w:szCs w:val="21"/>
-        </w:rPr>
-        <w:t xml:space="preserve">Dentista</w:t>
-      </w:r>
-      <w:r>
-        <w:rPr>
-          <w:color w:val="23293D"/>
-          <w:sz w:val="21"/>
-          <w:szCs w:val="21"/>
-        </w:rPr>
-        <w:t xml:space="preserve"> executa, escreve o Desenvolvimento Clínico e conclui → </w:t>
-      </w:r>
-      <w:r>
-        <w:rPr>
-          <w:b/>
-          <w:bCs/>
-          <w:color w:val="23293D"/>
-          <w:sz w:val="21"/>
-          <w:szCs w:val="21"/>
-        </w:rPr>
-        <w:t xml:space="preserve">estoque baixa e repasse é apurado automaticamente</w:t>
-      </w:r>
-      <w:r>
-        <w:rPr>
-          <w:color w:val="23293D"/>
-          <w:sz w:val="21"/>
-          <w:szCs w:val="21"/>
-        </w:rPr>
-        <w:t xml:space="preserve">.</w:t>
+        <w:pStyle w:val="Heading2"/>
+      </w:pPr>
+      <w:r>
+        <w:rPr>
+          <w:color w:val="1F3253"/>
+        </w:rPr>
+        <w:t xml:space="preserve">Fluxo 2 — Do cadastro ao fechamento (a jornada completa)</w:t>
       </w:r>
     </w:p>
     <w:p>
@@ -30685,177 +30506,6 @@
           <w:sz w:val="21"/>
           <w:szCs w:val="21"/>
         </w:rPr>
-        <w:t xml:space="preserve">Evidência:</w:t>
-      </w:r>
-      <w:r>
-        <w:rPr>
-          <w:color w:val="23293D"/>
-          <w:sz w:val="21"/>
-          <w:szCs w:val="21"/>
-        </w:rPr>
-        <w:t xml:space="preserve"> este fluxo está coberto por teste automatizado ponta a ponta (</w:t>
-      </w:r>
-      <w:r>
-        <w:rPr>
-          <w:rFonts w:ascii="Consolas" w:cs="Consolas" w:eastAsia="Consolas" w:hAnsi="Consolas"/>
-          <w:color w:val="1F3253"/>
-          <w:sz w:val="19"/>
-          <w:szCs w:val="19"/>
-          <w:shd w:fill="EFEDE6" w:color="auto" w:val="clear"/>
-        </w:rPr>
-        <w:t xml:space="preserve">e2e/01-jornada.spec.ts</w:t>
-      </w:r>
-      <w:r>
-        <w:rPr>
-          <w:color w:val="23293D"/>
-          <w:sz w:val="21"/>
-          <w:szCs w:val="21"/>
-        </w:rPr>
-        <w:t xml:space="preserve"> a </w:t>
-      </w:r>
-      <w:r>
-        <w:rPr>
-          <w:rFonts w:ascii="Consolas" w:cs="Consolas" w:eastAsia="Consolas" w:hAnsi="Consolas"/>
-          <w:color w:val="1F3253"/>
-          <w:sz w:val="19"/>
-          <w:szCs w:val="19"/>
-          <w:shd w:fill="EFEDE6" w:color="auto" w:val="clear"/>
-        </w:rPr>
-        <w:t xml:space="preserve">e2e/10-estoque.spec.ts</w:t>
-      </w:r>
-      <w:r>
-        <w:rPr>
-          <w:color w:val="23293D"/>
-          <w:sz w:val="21"/>
-          <w:szCs w:val="21"/>
-        </w:rPr>
-        <w:t xml:space="preserve">), o que confirma que cada passo funciona como descrito.</w:t>
-      </w:r>
-    </w:p>
-    <w:p>
-      <w:pPr>
-        <w:spacing w:after="140" w:line="280"/>
-      </w:pPr>
-      <w:r>
-        <w:rPr>
-          <w:b/>
-          <w:bCs/>
-          <w:color w:val="23293D"/>
-          <w:sz w:val="21"/>
-          <w:szCs w:val="21"/>
-        </w:rPr>
-        <w:t xml:space="preserve">Pontos de decisão:</w:t>
-      </w:r>
-      <w:r>
-        <w:rPr>
-          <w:color w:val="23293D"/>
-          <w:sz w:val="21"/>
-          <w:szCs w:val="21"/>
-        </w:rPr>
-        <w:t xml:space="preserve"> o Coordenador pode </w:t>
-      </w:r>
-      <w:r>
-        <w:rPr>
-          <w:b/>
-          <w:bCs/>
-          <w:color w:val="23293D"/>
-          <w:sz w:val="21"/>
-          <w:szCs w:val="21"/>
-        </w:rPr>
-        <w:t xml:space="preserve">reprovar</w:t>
-      </w:r>
-      <w:r>
-        <w:rPr>
-          <w:color w:val="23293D"/>
-          <w:sz w:val="21"/>
-          <w:szCs w:val="21"/>
-        </w:rPr>
-        <w:t xml:space="preserve"> (volta ao Planner com orientações); o cliente pode </w:t>
-      </w:r>
-      <w:r>
-        <w:rPr>
-          <w:b/>
-          <w:bCs/>
-          <w:color w:val="23293D"/>
-          <w:sz w:val="21"/>
-          <w:szCs w:val="21"/>
-        </w:rPr>
-        <w:t xml:space="preserve">não aceitar</w:t>
-      </w:r>
-      <w:r>
-        <w:rPr>
-          <w:color w:val="23293D"/>
-          <w:sz w:val="21"/>
-          <w:szCs w:val="21"/>
-        </w:rPr>
-        <w:t xml:space="preserve"> (vai para follow-up).</w:t>
-      </w:r>
-    </w:p>
-    <w:p>
-      <w:pPr>
-        <w:pStyle w:val="Heading2"/>
-      </w:pPr>
-      <w:r>
-        <w:rPr>
-          <w:color w:val="1F3253"/>
-        </w:rPr>
-        <w:t xml:space="preserve">Fluxo 3 — Encerrar a sessão</w:t>
-      </w:r>
-    </w:p>
-    <w:p>
-      <w:pPr>
-        <w:spacing w:after="140" w:line="280"/>
-      </w:pPr>
-      <w:r>
-        <w:rPr>
-          <w:color w:val="23293D"/>
-          <w:sz w:val="21"/>
-          <w:szCs w:val="21"/>
-        </w:rPr>
-        <w:t xml:space="preserve">Botão </w:t>
-      </w:r>
-      <w:r>
-        <w:rPr>
-          <w:b/>
-          <w:bCs/>
-          <w:color w:val="23293D"/>
-          <w:sz w:val="21"/>
-          <w:szCs w:val="21"/>
-        </w:rPr>
-        <w:t xml:space="preserve">Sair</w:t>
-      </w:r>
-      <w:r>
-        <w:rPr>
-          <w:color w:val="23293D"/>
-          <w:sz w:val="21"/>
-          <w:szCs w:val="21"/>
-        </w:rPr>
-        <w:t xml:space="preserve"> no rodapé da barra lateral.</w:t>
-      </w:r>
-    </w:p>
-    <w:p>
-      <w:pPr>
-        <w:pStyle w:val="Heading2"/>
-      </w:pPr>
-      <w:r>
-        <w:rPr>
-          <w:color w:val="1F3253"/>
-        </w:rPr>
-        <w:t xml:space="preserve">Fluxo 4 — O cliente que volta depois de perdido</w:t>
-      </w:r>
-    </w:p>
-    <w:p>
-      <w:pPr>
-        <w:spacing w:after="140" w:line="280"/>
-      </w:pPr>
-      <w:r>
-        <w:rPr>
-          <w:b/>
-          <w:bCs/>
-          <w:color w:val="23293D"/>
-          <w:sz w:val="21"/>
-          <w:szCs w:val="21"/>
-        </w:rPr>
         <w:t xml:space="preserve">Papéis:</w:t>
       </w:r>
       <w:r>
@@ -30864,20 +30514,17 @@
           <w:sz w:val="21"/>
           <w:szCs w:val="21"/>
         </w:rPr>
-        <w:t xml:space="preserve"> Consultor Comercial, Recepção, Coordenador Clínico.</w:t>
-      </w:r>
-    </w:p>
-    <w:p>
-      <w:pPr>
-        <w:spacing w:after="140" w:line="280"/>
-      </w:pPr>
-      <w:r>
-        <w:rPr>
-          <w:color w:val="23293D"/>
-          <w:sz w:val="21"/>
-          <w:szCs w:val="21"/>
-        </w:rPr>
-        <w:t xml:space="preserve">Nem todo cliente que some some para sempre. Este é o caminho de volta.</w:t>
+        <w:t xml:space="preserve"> cinco pessoas diferentes. </w:t>
+      </w:r>
+      <w:r>
+        <w:rPr>
+          <w:b/>
+          <w:bCs/>
+          <w:color w:val="23293D"/>
+          <w:sz w:val="21"/>
+          <w:szCs w:val="21"/>
+        </w:rPr>
+        <w:t xml:space="preserve">Este é o fluxo central do sistema.</w:t>
       </w:r>
     </w:p>
     <w:p>
@@ -30897,61 +30544,25 @@
           <w:sz w:val="21"/>
           <w:szCs w:val="21"/>
         </w:rPr>
-        <w:t xml:space="preserve">Consultor</w:t>
-      </w:r>
-      <w:r>
-        <w:rPr>
-          <w:color w:val="23293D"/>
-          <w:sz w:val="21"/>
-          <w:szCs w:val="21"/>
-        </w:rPr>
-        <w:t xml:space="preserve"> marca </w:t>
-      </w:r>
-      <w:r>
-        <w:rPr>
-          <w:b/>
-          <w:bCs/>
-          <w:color w:val="23293D"/>
-          <w:sz w:val="21"/>
-          <w:szCs w:val="21"/>
-        </w:rPr>
-        <w:t xml:space="preserve">perdido</w:t>
-      </w:r>
-      <w:r>
-        <w:rPr>
-          <w:color w:val="23293D"/>
-          <w:sz w:val="21"/>
-          <w:szCs w:val="21"/>
-        </w:rPr>
-        <w:t xml:space="preserve"> (ou cancelado), com o motivo. O sistema move o cliente para o </w:t>
-      </w:r>
-      <w:r>
-        <w:rPr>
-          <w:b/>
-          <w:bCs/>
-          <w:color w:val="23293D"/>
-          <w:sz w:val="21"/>
-          <w:szCs w:val="21"/>
-        </w:rPr>
-        <w:t xml:space="preserve">Acompanhamento (Fase 7)</w:t>
-      </w:r>
-      <w:r>
-        <w:rPr>
-          <w:color w:val="23293D"/>
-          <w:sz w:val="21"/>
-          <w:szCs w:val="21"/>
-        </w:rPr>
-        <w:t xml:space="preserve"> e o marca como </w:t>
-      </w:r>
-      <w:r>
-        <w:rPr>
-          <w:b/>
-          <w:bCs/>
-          <w:color w:val="23293D"/>
-          <w:sz w:val="21"/>
-          <w:szCs w:val="21"/>
-        </w:rPr>
-        <w:t xml:space="preserve">inativo</w:t>
+        <w:t xml:space="preserve">Recepção</w:t>
+      </w:r>
+      <w:r>
+        <w:rPr>
+          <w:color w:val="23293D"/>
+          <w:sz w:val="21"/>
+          <w:szCs w:val="21"/>
+        </w:rPr>
+        <w:t xml:space="preserve"> cadastra o paciente → nasce na </w:t>
+      </w:r>
+      <w:r>
+        <w:rPr>
+          <w:b/>
+          <w:bCs/>
+          <w:color w:val="23293D"/>
+          <w:sz w:val="21"/>
+          <w:szCs w:val="21"/>
+        </w:rPr>
+        <w:t xml:space="preserve">Aquisição</w:t>
       </w:r>
       <w:r>
         <w:rPr>
@@ -30973,65 +30584,39 @@
       </w:pPr>
       <w:r>
         <w:rPr>
-          <w:color w:val="23293D"/>
-          <w:sz w:val="21"/>
-          <w:szCs w:val="21"/>
-        </w:rPr>
-        <w:t xml:space="preserve">Meses depois, </w:t>
-      </w:r>
-      <w:r>
-        <w:rPr>
-          <w:b/>
-          <w:bCs/>
-          <w:color w:val="23293D"/>
-          <w:sz w:val="21"/>
-          <w:szCs w:val="21"/>
-        </w:rPr>
-        <w:t xml:space="preserve">o cliente liga</w:t>
-      </w:r>
-      <w:r>
-        <w:rPr>
-          <w:color w:val="23293D"/>
-          <w:sz w:val="21"/>
-          <w:szCs w:val="21"/>
-        </w:rPr>
-        <w:t xml:space="preserve">. A </w:t>
-      </w:r>
-      <w:r>
-        <w:rPr>
-          <w:b/>
-          <w:bCs/>
-          <w:color w:val="23293D"/>
-          <w:sz w:val="21"/>
-          <w:szCs w:val="21"/>
-        </w:rPr>
-        <w:t xml:space="preserve">recepção</w:t>
-      </w:r>
-      <w:r>
-        <w:rPr>
-          <w:color w:val="23293D"/>
-          <w:sz w:val="21"/>
-          <w:szCs w:val="21"/>
-        </w:rPr>
-        <w:t xml:space="preserve"> agenda uma </w:t>
-      </w:r>
-      <w:r>
-        <w:rPr>
-          <w:b/>
-          <w:bCs/>
-          <w:color w:val="23293D"/>
-          <w:sz w:val="21"/>
-          <w:szCs w:val="21"/>
-        </w:rPr>
-        <w:t xml:space="preserve">Reavaliação</w:t>
-      </w:r>
-      <w:r>
-        <w:rPr>
-          <w:color w:val="23293D"/>
-          <w:sz w:val="21"/>
-          <w:szCs w:val="21"/>
-        </w:rPr>
-        <w:t xml:space="preserve"> — que é um tipo disponível na Fase 7.</w:t>
+          <w:b/>
+          <w:bCs/>
+          <w:color w:val="23293D"/>
+          <w:sz w:val="21"/>
+          <w:szCs w:val="21"/>
+        </w:rPr>
+        <w:t xml:space="preserve">Recepção</w:t>
+      </w:r>
+      <w:r>
+        <w:rPr>
+          <w:color w:val="23293D"/>
+          <w:sz w:val="21"/>
+          <w:szCs w:val="21"/>
+        </w:rPr>
+        <w:t xml:space="preserve"> move para </w:t>
+      </w:r>
+      <w:r>
+        <w:rPr>
+          <w:b/>
+          <w:bCs/>
+          <w:color w:val="23293D"/>
+          <w:sz w:val="21"/>
+          <w:szCs w:val="21"/>
+        </w:rPr>
+        <w:t xml:space="preserve">Conversão Clínica</w:t>
+      </w:r>
+      <w:r>
+        <w:rPr>
+          <w:color w:val="23293D"/>
+          <w:sz w:val="21"/>
+          <w:szCs w:val="21"/>
+        </w:rPr>
+        <w:t xml:space="preserve">.</w:t>
       </w:r>
     </w:p>
     <w:p>
@@ -31045,75 +30630,49 @@
       </w:pPr>
       <w:r>
         <w:rPr>
-          <w:color w:val="23293D"/>
-          <w:sz w:val="21"/>
-          <w:szCs w:val="21"/>
-        </w:rPr>
-        <w:t xml:space="preserve">O cliente </w:t>
-      </w:r>
-      <w:r>
-        <w:rPr>
-          <w:b/>
-          <w:bCs/>
-          <w:color w:val="23293D"/>
-          <w:sz w:val="21"/>
-          <w:szCs w:val="21"/>
-        </w:rPr>
-        <w:t xml:space="preserve">comparece</w:t>
-      </w:r>
-      <w:r>
-        <w:rPr>
-          <w:color w:val="23293D"/>
-          <w:sz w:val="21"/>
-          <w:szCs w:val="21"/>
-        </w:rPr>
-        <w:t xml:space="preserve">, e o </w:t>
-      </w:r>
-      <w:r>
-        <w:rPr>
-          <w:b/>
-          <w:bCs/>
-          <w:color w:val="23293D"/>
-          <w:sz w:val="21"/>
-          <w:szCs w:val="21"/>
-        </w:rPr>
-        <w:t xml:space="preserve">check-in sozinho</w:t>
-      </w:r>
-      <w:r>
-        <w:rPr>
-          <w:color w:val="23293D"/>
-          <w:sz w:val="21"/>
-          <w:szCs w:val="21"/>
-        </w:rPr>
-        <w:t xml:space="preserve"> o leva para a </w:t>
-      </w:r>
-      <w:r>
-        <w:rPr>
-          <w:b/>
-          <w:bCs/>
-          <w:color w:val="23293D"/>
-          <w:sz w:val="21"/>
-          <w:szCs w:val="21"/>
-        </w:rPr>
-        <w:t xml:space="preserve">Reavaliação (Fase 6)</w:t>
-      </w:r>
-      <w:r>
-        <w:rPr>
-          <w:color w:val="23293D"/>
-          <w:sz w:val="21"/>
-          <w:szCs w:val="21"/>
-        </w:rPr>
-        <w:t xml:space="preserve">. No mesmo instante ele volta a ser </w:t>
-      </w:r>
-      <w:r>
-        <w:rPr>
-          <w:b/>
-          <w:bCs/>
-          <w:color w:val="23293D"/>
-          <w:sz w:val="21"/>
-          <w:szCs w:val="21"/>
-        </w:rPr>
-        <w:t xml:space="preserve">ativo</w:t>
+          <w:b/>
+          <w:bCs/>
+          <w:color w:val="23293D"/>
+          <w:sz w:val="21"/>
+          <w:szCs w:val="21"/>
+        </w:rPr>
+        <w:t xml:space="preserve">Coordenador</w:t>
+      </w:r>
+      <w:r>
+        <w:rPr>
+          <w:color w:val="23293D"/>
+          <w:sz w:val="21"/>
+          <w:szCs w:val="21"/>
+        </w:rPr>
+        <w:t xml:space="preserve"> registra consentimento → anamnese → fotos → </w:t>
+      </w:r>
+      <w:r>
+        <w:rPr>
+          <w:b/>
+          <w:bCs/>
+          <w:color w:val="23293D"/>
+          <w:sz w:val="21"/>
+          <w:szCs w:val="21"/>
+        </w:rPr>
+        <w:t xml:space="preserve">Enviar ao Centro de Planejamento</w:t>
+      </w:r>
+      <w:r>
+        <w:rPr>
+          <w:color w:val="23293D"/>
+          <w:sz w:val="21"/>
+          <w:szCs w:val="21"/>
+        </w:rPr>
+        <w:t xml:space="preserve"> → paciente vai para a </w:t>
+      </w:r>
+      <w:r>
+        <w:rPr>
+          <w:b/>
+          <w:bCs/>
+          <w:color w:val="23293D"/>
+          <w:sz w:val="21"/>
+          <w:szCs w:val="21"/>
+        </w:rPr>
+        <w:t xml:space="preserve">Fase 3</w:t>
       </w:r>
       <w:r>
         <w:rPr>
@@ -31141,25 +30700,25 @@
           <w:sz w:val="21"/>
           <w:szCs w:val="21"/>
         </w:rPr>
-        <w:t xml:space="preserve">Coordenador</w:t>
-      </w:r>
-      <w:r>
-        <w:rPr>
-          <w:color w:val="23293D"/>
-          <w:sz w:val="21"/>
-          <w:szCs w:val="21"/>
-        </w:rPr>
-        <w:t xml:space="preserve"> reavalia e envia ao </w:t>
-      </w:r>
-      <w:r>
-        <w:rPr>
-          <w:b/>
-          <w:bCs/>
-          <w:color w:val="23293D"/>
-          <w:sz w:val="21"/>
-          <w:szCs w:val="21"/>
-        </w:rPr>
-        <w:t xml:space="preserve">Centro de Planejamento</w:t>
+        <w:t xml:space="preserve">Planner</w:t>
+      </w:r>
+      <w:r>
+        <w:rPr>
+          <w:color w:val="23293D"/>
+          <w:sz w:val="21"/>
+          <w:szCs w:val="21"/>
+        </w:rPr>
+        <w:t xml:space="preserve"> monta plano + orçamento + pilar → </w:t>
+      </w:r>
+      <w:r>
+        <w:rPr>
+          <w:b/>
+          <w:bCs/>
+          <w:color w:val="23293D"/>
+          <w:sz w:val="21"/>
+          <w:szCs w:val="21"/>
+        </w:rPr>
+        <w:t xml:space="preserve">Enviar para aprovação</w:t>
       </w:r>
       <w:r>
         <w:rPr>
@@ -31181,29 +30740,21 @@
       </w:pPr>
       <w:r>
         <w:rPr>
-          <w:color w:val="23293D"/>
-          <w:sz w:val="21"/>
-          <w:szCs w:val="21"/>
-        </w:rPr>
-        <w:t xml:space="preserve">Novo plano, nova aprovação, e o cliente </w:t>
-      </w:r>
-      <w:r>
-        <w:rPr>
-          <w:b/>
-          <w:bCs/>
-          <w:color w:val="23293D"/>
-          <w:sz w:val="21"/>
-          <w:szCs w:val="21"/>
-        </w:rPr>
-        <w:t xml:space="preserve">volta ao Comercial</w:t>
-      </w:r>
-      <w:r>
-        <w:rPr>
-          <w:color w:val="23293D"/>
-          <w:sz w:val="21"/>
-          <w:szCs w:val="21"/>
-        </w:rPr>
-        <w:t xml:space="preserve"> — agora com um orçamento que reflete a boca dele hoje, não a de um ano atrás.</w:t>
+          <w:b/>
+          <w:bCs/>
+          <w:color w:val="23293D"/>
+          <w:sz w:val="21"/>
+          <w:szCs w:val="21"/>
+        </w:rPr>
+        <w:t xml:space="preserve">Coordenador</w:t>
+      </w:r>
+      <w:r>
+        <w:rPr>
+          <w:color w:val="23293D"/>
+          <w:sz w:val="21"/>
+          <w:szCs w:val="21"/>
+        </w:rPr>
+        <w:t xml:space="preserve"> aprova a opção.</w:t>
       </w:r>
     </w:p>
     <w:p>
@@ -31212,6 +30763,777 @@
         <w:numPr>
           <w:ilvl w:val="0"/>
           <w:numId w:val="37"/>
+        </w:numPr>
+        <w:spacing w:after="80" w:line="270"/>
+      </w:pPr>
+      <w:r>
+        <w:rPr>
+          <w:b/>
+          <w:bCs/>
+          <w:color w:val="23293D"/>
+          <w:sz w:val="21"/>
+          <w:szCs w:val="21"/>
+        </w:rPr>
+        <w:t xml:space="preserve">Planner</w:t>
+      </w:r>
+      <w:r>
+        <w:rPr>
+          <w:color w:val="23293D"/>
+          <w:sz w:val="21"/>
+          <w:szCs w:val="21"/>
+        </w:rPr>
+        <w:t xml:space="preserve"> </w:t>
+      </w:r>
+      <w:r>
+        <w:rPr>
+          <w:b/>
+          <w:bCs/>
+          <w:color w:val="23293D"/>
+          <w:sz w:val="21"/>
+          <w:szCs w:val="21"/>
+        </w:rPr>
+        <w:t xml:space="preserve">Envia ao Comercial</w:t>
+      </w:r>
+      <w:r>
+        <w:rPr>
+          <w:color w:val="23293D"/>
+          <w:sz w:val="21"/>
+          <w:szCs w:val="21"/>
+        </w:rPr>
+        <w:t xml:space="preserve"> → </w:t>
+      </w:r>
+      <w:r>
+        <w:rPr>
+          <w:b/>
+          <w:bCs/>
+          <w:color w:val="23293D"/>
+          <w:sz w:val="21"/>
+          <w:szCs w:val="21"/>
+        </w:rPr>
+        <w:t xml:space="preserve">Fase 4</w:t>
+      </w:r>
+      <w:r>
+        <w:rPr>
+          <w:color w:val="23293D"/>
+          <w:sz w:val="21"/>
+          <w:szCs w:val="21"/>
+        </w:rPr>
+        <w:t xml:space="preserve">.</w:t>
+      </w:r>
+    </w:p>
+    <w:p>
+      <w:pPr>
+        <w:pStyle w:val="ListParagraph"/>
+        <w:numPr>
+          <w:ilvl w:val="0"/>
+          <w:numId w:val="37"/>
+        </w:numPr>
+        <w:spacing w:after="80" w:line="270"/>
+      </w:pPr>
+      <w:r>
+        <w:rPr>
+          <w:b/>
+          <w:bCs/>
+          <w:color w:val="23293D"/>
+          <w:sz w:val="21"/>
+          <w:szCs w:val="21"/>
+        </w:rPr>
+        <w:t xml:space="preserve">Consultor</w:t>
+      </w:r>
+      <w:r>
+        <w:rPr>
+          <w:color w:val="23293D"/>
+          <w:sz w:val="21"/>
+          <w:szCs w:val="21"/>
+        </w:rPr>
+        <w:t xml:space="preserve"> negocia → </w:t>
+      </w:r>
+      <w:r>
+        <w:rPr>
+          <w:b/>
+          <w:bCs/>
+          <w:color w:val="23293D"/>
+          <w:sz w:val="21"/>
+          <w:szCs w:val="21"/>
+        </w:rPr>
+        <w:t xml:space="preserve">Cliente aceitou</w:t>
+      </w:r>
+      <w:r>
+        <w:rPr>
+          <w:color w:val="23293D"/>
+          <w:sz w:val="21"/>
+          <w:szCs w:val="21"/>
+        </w:rPr>
+        <w:t xml:space="preserve"> → marca </w:t>
+      </w:r>
+      <w:r>
+        <w:rPr>
+          <w:b/>
+          <w:bCs/>
+          <w:color w:val="23293D"/>
+          <w:sz w:val="21"/>
+          <w:szCs w:val="21"/>
+        </w:rPr>
+        <w:t xml:space="preserve">Contrato assinado</w:t>
+      </w:r>
+      <w:r>
+        <w:rPr>
+          <w:color w:val="23293D"/>
+          <w:sz w:val="21"/>
+          <w:szCs w:val="21"/>
+        </w:rPr>
+        <w:t xml:space="preserve"> e </w:t>
+      </w:r>
+      <w:r>
+        <w:rPr>
+          <w:b/>
+          <w:bCs/>
+          <w:color w:val="23293D"/>
+          <w:sz w:val="21"/>
+          <w:szCs w:val="21"/>
+        </w:rPr>
+        <w:t xml:space="preserve">Pagamento confirmado</w:t>
+      </w:r>
+      <w:r>
+        <w:rPr>
+          <w:color w:val="23293D"/>
+          <w:sz w:val="21"/>
+          <w:szCs w:val="21"/>
+        </w:rPr>
+        <w:t xml:space="preserve"> → venda fechada → </w:t>
+      </w:r>
+      <w:r>
+        <w:rPr>
+          <w:b/>
+          <w:bCs/>
+          <w:color w:val="23293D"/>
+          <w:sz w:val="21"/>
+          <w:szCs w:val="21"/>
+        </w:rPr>
+        <w:t xml:space="preserve">Fase 5</w:t>
+      </w:r>
+      <w:r>
+        <w:rPr>
+          <w:color w:val="23293D"/>
+          <w:sz w:val="21"/>
+          <w:szCs w:val="21"/>
+        </w:rPr>
+        <w:t xml:space="preserve">.</w:t>
+      </w:r>
+    </w:p>
+    <w:p>
+      <w:pPr>
+        <w:pStyle w:val="ListParagraph"/>
+        <w:numPr>
+          <w:ilvl w:val="0"/>
+          <w:numId w:val="37"/>
+        </w:numPr>
+        <w:spacing w:after="80" w:line="270"/>
+      </w:pPr>
+      <w:r>
+        <w:rPr>
+          <w:b/>
+          <w:bCs/>
+          <w:color w:val="23293D"/>
+          <w:sz w:val="21"/>
+          <w:szCs w:val="21"/>
+        </w:rPr>
+        <w:t xml:space="preserve">Recepção</w:t>
+      </w:r>
+      <w:r>
+        <w:rPr>
+          <w:color w:val="23293D"/>
+          <w:sz w:val="21"/>
+          <w:szCs w:val="21"/>
+        </w:rPr>
+        <w:t xml:space="preserve"> recebe aviso e agenda o início do tratamento.</w:t>
+      </w:r>
+    </w:p>
+    <w:p>
+      <w:pPr>
+        <w:pStyle w:val="ListParagraph"/>
+        <w:numPr>
+          <w:ilvl w:val="0"/>
+          <w:numId w:val="37"/>
+        </w:numPr>
+        <w:spacing w:after="80" w:line="270"/>
+      </w:pPr>
+      <w:r>
+        <w:rPr>
+          <w:b/>
+          <w:bCs/>
+          <w:color w:val="23293D"/>
+          <w:sz w:val="21"/>
+          <w:szCs w:val="21"/>
+        </w:rPr>
+        <w:t xml:space="preserve">Dentista</w:t>
+      </w:r>
+      <w:r>
+        <w:rPr>
+          <w:color w:val="23293D"/>
+          <w:sz w:val="21"/>
+          <w:szCs w:val="21"/>
+        </w:rPr>
+        <w:t xml:space="preserve"> executa, escreve o Desenvolvimento Clínico e conclui → </w:t>
+      </w:r>
+      <w:r>
+        <w:rPr>
+          <w:b/>
+          <w:bCs/>
+          <w:color w:val="23293D"/>
+          <w:sz w:val="21"/>
+          <w:szCs w:val="21"/>
+        </w:rPr>
+        <w:t xml:space="preserve">estoque baixa e repasse é apurado automaticamente</w:t>
+      </w:r>
+      <w:r>
+        <w:rPr>
+          <w:color w:val="23293D"/>
+          <w:sz w:val="21"/>
+          <w:szCs w:val="21"/>
+        </w:rPr>
+        <w:t xml:space="preserve">.</w:t>
+      </w:r>
+    </w:p>
+    <w:p>
+      <w:pPr>
+        <w:spacing w:after="140" w:line="280"/>
+      </w:pPr>
+      <w:r>
+        <w:rPr>
+          <w:b/>
+          <w:bCs/>
+          <w:color w:val="23293D"/>
+          <w:sz w:val="21"/>
+          <w:szCs w:val="21"/>
+        </w:rPr>
+        <w:t xml:space="preserve">Evidência:</w:t>
+      </w:r>
+      <w:r>
+        <w:rPr>
+          <w:color w:val="23293D"/>
+          <w:sz w:val="21"/>
+          <w:szCs w:val="21"/>
+        </w:rPr>
+        <w:t xml:space="preserve"> este fluxo está coberto por teste automatizado ponta a ponta (</w:t>
+      </w:r>
+      <w:r>
+        <w:rPr>
+          <w:rFonts w:ascii="Consolas" w:cs="Consolas" w:eastAsia="Consolas" w:hAnsi="Consolas"/>
+          <w:color w:val="1F3253"/>
+          <w:sz w:val="19"/>
+          <w:szCs w:val="19"/>
+          <w:shd w:fill="EFEDE6" w:color="auto" w:val="clear"/>
+        </w:rPr>
+        <w:t xml:space="preserve">e2e/01-jornada.spec.ts</w:t>
+      </w:r>
+      <w:r>
+        <w:rPr>
+          <w:color w:val="23293D"/>
+          <w:sz w:val="21"/>
+          <w:szCs w:val="21"/>
+        </w:rPr>
+        <w:t xml:space="preserve"> a </w:t>
+      </w:r>
+      <w:r>
+        <w:rPr>
+          <w:rFonts w:ascii="Consolas" w:cs="Consolas" w:eastAsia="Consolas" w:hAnsi="Consolas"/>
+          <w:color w:val="1F3253"/>
+          <w:sz w:val="19"/>
+          <w:szCs w:val="19"/>
+          <w:shd w:fill="EFEDE6" w:color="auto" w:val="clear"/>
+        </w:rPr>
+        <w:t xml:space="preserve">e2e/10-estoque.spec.ts</w:t>
+      </w:r>
+      <w:r>
+        <w:rPr>
+          <w:color w:val="23293D"/>
+          <w:sz w:val="21"/>
+          <w:szCs w:val="21"/>
+        </w:rPr>
+        <w:t xml:space="preserve">), o que confirma que cada passo funciona como descrito.</w:t>
+      </w:r>
+    </w:p>
+    <w:p>
+      <w:pPr>
+        <w:spacing w:after="140" w:line="280"/>
+      </w:pPr>
+      <w:r>
+        <w:rPr>
+          <w:b/>
+          <w:bCs/>
+          <w:color w:val="23293D"/>
+          <w:sz w:val="21"/>
+          <w:szCs w:val="21"/>
+        </w:rPr>
+        <w:t xml:space="preserve">Pontos de decisão:</w:t>
+      </w:r>
+      <w:r>
+        <w:rPr>
+          <w:color w:val="23293D"/>
+          <w:sz w:val="21"/>
+          <w:szCs w:val="21"/>
+        </w:rPr>
+        <w:t xml:space="preserve"> o Coordenador pode </w:t>
+      </w:r>
+      <w:r>
+        <w:rPr>
+          <w:b/>
+          <w:bCs/>
+          <w:color w:val="23293D"/>
+          <w:sz w:val="21"/>
+          <w:szCs w:val="21"/>
+        </w:rPr>
+        <w:t xml:space="preserve">reprovar</w:t>
+      </w:r>
+      <w:r>
+        <w:rPr>
+          <w:color w:val="23293D"/>
+          <w:sz w:val="21"/>
+          <w:szCs w:val="21"/>
+        </w:rPr>
+        <w:t xml:space="preserve"> (volta ao Planner com orientações); o cliente pode </w:t>
+      </w:r>
+      <w:r>
+        <w:rPr>
+          <w:b/>
+          <w:bCs/>
+          <w:color w:val="23293D"/>
+          <w:sz w:val="21"/>
+          <w:szCs w:val="21"/>
+        </w:rPr>
+        <w:t xml:space="preserve">não aceitar</w:t>
+      </w:r>
+      <w:r>
+        <w:rPr>
+          <w:color w:val="23293D"/>
+          <w:sz w:val="21"/>
+          <w:szCs w:val="21"/>
+        </w:rPr>
+        <w:t xml:space="preserve"> (vai para follow-up).</w:t>
+      </w:r>
+    </w:p>
+    <w:p>
+      <w:pPr>
+        <w:pStyle w:val="Heading2"/>
+      </w:pPr>
+      <w:r>
+        <w:rPr>
+          <w:color w:val="1F3253"/>
+        </w:rPr>
+        <w:t xml:space="preserve">Fluxo 3 — Encerrar a sessão</w:t>
+      </w:r>
+    </w:p>
+    <w:p>
+      <w:pPr>
+        <w:spacing w:after="140" w:line="280"/>
+      </w:pPr>
+      <w:r>
+        <w:rPr>
+          <w:color w:val="23293D"/>
+          <w:sz w:val="21"/>
+          <w:szCs w:val="21"/>
+        </w:rPr>
+        <w:t xml:space="preserve">Botão </w:t>
+      </w:r>
+      <w:r>
+        <w:rPr>
+          <w:b/>
+          <w:bCs/>
+          <w:color w:val="23293D"/>
+          <w:sz w:val="21"/>
+          <w:szCs w:val="21"/>
+        </w:rPr>
+        <w:t xml:space="preserve">Sair</w:t>
+      </w:r>
+      <w:r>
+        <w:rPr>
+          <w:color w:val="23293D"/>
+          <w:sz w:val="21"/>
+          <w:szCs w:val="21"/>
+        </w:rPr>
+        <w:t xml:space="preserve"> no rodapé da barra lateral.</w:t>
+      </w:r>
+    </w:p>
+    <w:p>
+      <w:pPr>
+        <w:pStyle w:val="Heading2"/>
+      </w:pPr>
+      <w:r>
+        <w:rPr>
+          <w:color w:val="1F3253"/>
+        </w:rPr>
+        <w:t xml:space="preserve">Fluxo 4 — O cliente que volta depois de perdido</w:t>
+      </w:r>
+    </w:p>
+    <w:p>
+      <w:pPr>
+        <w:spacing w:after="140" w:line="280"/>
+      </w:pPr>
+      <w:r>
+        <w:rPr>
+          <w:b/>
+          <w:bCs/>
+          <w:color w:val="23293D"/>
+          <w:sz w:val="21"/>
+          <w:szCs w:val="21"/>
+        </w:rPr>
+        <w:t xml:space="preserve">Papéis:</w:t>
+      </w:r>
+      <w:r>
+        <w:rPr>
+          <w:color w:val="23293D"/>
+          <w:sz w:val="21"/>
+          <w:szCs w:val="21"/>
+        </w:rPr>
+        <w:t xml:space="preserve"> Consultor Comercial, Recepção, Coordenador Clínico.</w:t>
+      </w:r>
+    </w:p>
+    <w:p>
+      <w:pPr>
+        <w:spacing w:after="140" w:line="280"/>
+      </w:pPr>
+      <w:r>
+        <w:rPr>
+          <w:color w:val="23293D"/>
+          <w:sz w:val="21"/>
+          <w:szCs w:val="21"/>
+        </w:rPr>
+        <w:t xml:space="preserve">Nem todo cliente que some some para sempre. Este é o caminho de volta.</w:t>
+      </w:r>
+    </w:p>
+    <w:p>
+      <w:pPr>
+        <w:pStyle w:val="ListParagraph"/>
+        <w:numPr>
+          <w:ilvl w:val="0"/>
+          <w:numId w:val="38"/>
+        </w:numPr>
+        <w:spacing w:after="80" w:line="270"/>
+      </w:pPr>
+      <w:r>
+        <w:rPr>
+          <w:b/>
+          <w:bCs/>
+          <w:color w:val="23293D"/>
+          <w:sz w:val="21"/>
+          <w:szCs w:val="21"/>
+        </w:rPr>
+        <w:t xml:space="preserve">Consultor</w:t>
+      </w:r>
+      <w:r>
+        <w:rPr>
+          <w:color w:val="23293D"/>
+          <w:sz w:val="21"/>
+          <w:szCs w:val="21"/>
+        </w:rPr>
+        <w:t xml:space="preserve"> marca </w:t>
+      </w:r>
+      <w:r>
+        <w:rPr>
+          <w:b/>
+          <w:bCs/>
+          <w:color w:val="23293D"/>
+          <w:sz w:val="21"/>
+          <w:szCs w:val="21"/>
+        </w:rPr>
+        <w:t xml:space="preserve">perdido</w:t>
+      </w:r>
+      <w:r>
+        <w:rPr>
+          <w:color w:val="23293D"/>
+          <w:sz w:val="21"/>
+          <w:szCs w:val="21"/>
+        </w:rPr>
+        <w:t xml:space="preserve"> (ou cancelado), com o motivo. O sistema move o cliente para o </w:t>
+      </w:r>
+      <w:r>
+        <w:rPr>
+          <w:b/>
+          <w:bCs/>
+          <w:color w:val="23293D"/>
+          <w:sz w:val="21"/>
+          <w:szCs w:val="21"/>
+        </w:rPr>
+        <w:t xml:space="preserve">Acompanhamento (Fase 7)</w:t>
+      </w:r>
+      <w:r>
+        <w:rPr>
+          <w:color w:val="23293D"/>
+          <w:sz w:val="21"/>
+          <w:szCs w:val="21"/>
+        </w:rPr>
+        <w:t xml:space="preserve"> e o marca como </w:t>
+      </w:r>
+      <w:r>
+        <w:rPr>
+          <w:b/>
+          <w:bCs/>
+          <w:color w:val="23293D"/>
+          <w:sz w:val="21"/>
+          <w:szCs w:val="21"/>
+        </w:rPr>
+        <w:t xml:space="preserve">inativo</w:t>
+      </w:r>
+      <w:r>
+        <w:rPr>
+          <w:color w:val="23293D"/>
+          <w:sz w:val="21"/>
+          <w:szCs w:val="21"/>
+        </w:rPr>
+        <w:t xml:space="preserve">.</w:t>
+      </w:r>
+    </w:p>
+    <w:p>
+      <w:pPr>
+        <w:pStyle w:val="ListParagraph"/>
+        <w:numPr>
+          <w:ilvl w:val="0"/>
+          <w:numId w:val="38"/>
+        </w:numPr>
+        <w:spacing w:after="80" w:line="270"/>
+      </w:pPr>
+      <w:r>
+        <w:rPr>
+          <w:color w:val="23293D"/>
+          <w:sz w:val="21"/>
+          <w:szCs w:val="21"/>
+        </w:rPr>
+        <w:t xml:space="preserve">Meses depois, </w:t>
+      </w:r>
+      <w:r>
+        <w:rPr>
+          <w:b/>
+          <w:bCs/>
+          <w:color w:val="23293D"/>
+          <w:sz w:val="21"/>
+          <w:szCs w:val="21"/>
+        </w:rPr>
+        <w:t xml:space="preserve">o cliente liga</w:t>
+      </w:r>
+      <w:r>
+        <w:rPr>
+          <w:color w:val="23293D"/>
+          <w:sz w:val="21"/>
+          <w:szCs w:val="21"/>
+        </w:rPr>
+        <w:t xml:space="preserve">. A </w:t>
+      </w:r>
+      <w:r>
+        <w:rPr>
+          <w:b/>
+          <w:bCs/>
+          <w:color w:val="23293D"/>
+          <w:sz w:val="21"/>
+          <w:szCs w:val="21"/>
+        </w:rPr>
+        <w:t xml:space="preserve">recepção</w:t>
+      </w:r>
+      <w:r>
+        <w:rPr>
+          <w:color w:val="23293D"/>
+          <w:sz w:val="21"/>
+          <w:szCs w:val="21"/>
+        </w:rPr>
+        <w:t xml:space="preserve"> agenda uma </w:t>
+      </w:r>
+      <w:r>
+        <w:rPr>
+          <w:b/>
+          <w:bCs/>
+          <w:color w:val="23293D"/>
+          <w:sz w:val="21"/>
+          <w:szCs w:val="21"/>
+        </w:rPr>
+        <w:t xml:space="preserve">Reavaliação</w:t>
+      </w:r>
+      <w:r>
+        <w:rPr>
+          <w:color w:val="23293D"/>
+          <w:sz w:val="21"/>
+          <w:szCs w:val="21"/>
+        </w:rPr>
+        <w:t xml:space="preserve"> — que é um tipo disponível na Fase 7.</w:t>
+      </w:r>
+    </w:p>
+    <w:p>
+      <w:pPr>
+        <w:pStyle w:val="ListParagraph"/>
+        <w:numPr>
+          <w:ilvl w:val="0"/>
+          <w:numId w:val="38"/>
+        </w:numPr>
+        <w:spacing w:after="80" w:line="270"/>
+      </w:pPr>
+      <w:r>
+        <w:rPr>
+          <w:color w:val="23293D"/>
+          <w:sz w:val="21"/>
+          <w:szCs w:val="21"/>
+        </w:rPr>
+        <w:t xml:space="preserve">O cliente </w:t>
+      </w:r>
+      <w:r>
+        <w:rPr>
+          <w:b/>
+          <w:bCs/>
+          <w:color w:val="23293D"/>
+          <w:sz w:val="21"/>
+          <w:szCs w:val="21"/>
+        </w:rPr>
+        <w:t xml:space="preserve">comparece</w:t>
+      </w:r>
+      <w:r>
+        <w:rPr>
+          <w:color w:val="23293D"/>
+          <w:sz w:val="21"/>
+          <w:szCs w:val="21"/>
+        </w:rPr>
+        <w:t xml:space="preserve">, e o </w:t>
+      </w:r>
+      <w:r>
+        <w:rPr>
+          <w:b/>
+          <w:bCs/>
+          <w:color w:val="23293D"/>
+          <w:sz w:val="21"/>
+          <w:szCs w:val="21"/>
+        </w:rPr>
+        <w:t xml:space="preserve">check-in sozinho</w:t>
+      </w:r>
+      <w:r>
+        <w:rPr>
+          <w:color w:val="23293D"/>
+          <w:sz w:val="21"/>
+          <w:szCs w:val="21"/>
+        </w:rPr>
+        <w:t xml:space="preserve"> o leva para a </w:t>
+      </w:r>
+      <w:r>
+        <w:rPr>
+          <w:b/>
+          <w:bCs/>
+          <w:color w:val="23293D"/>
+          <w:sz w:val="21"/>
+          <w:szCs w:val="21"/>
+        </w:rPr>
+        <w:t xml:space="preserve">Reavaliação (Fase 6)</w:t>
+      </w:r>
+      <w:r>
+        <w:rPr>
+          <w:color w:val="23293D"/>
+          <w:sz w:val="21"/>
+          <w:szCs w:val="21"/>
+        </w:rPr>
+        <w:t xml:space="preserve">. No mesmo instante ele volta a ser </w:t>
+      </w:r>
+      <w:r>
+        <w:rPr>
+          <w:b/>
+          <w:bCs/>
+          <w:color w:val="23293D"/>
+          <w:sz w:val="21"/>
+          <w:szCs w:val="21"/>
+        </w:rPr>
+        <w:t xml:space="preserve">ativo</w:t>
+      </w:r>
+      <w:r>
+        <w:rPr>
+          <w:color w:val="23293D"/>
+          <w:sz w:val="21"/>
+          <w:szCs w:val="21"/>
+        </w:rPr>
+        <w:t xml:space="preserve">.</w:t>
+      </w:r>
+    </w:p>
+    <w:p>
+      <w:pPr>
+        <w:pStyle w:val="ListParagraph"/>
+        <w:numPr>
+          <w:ilvl w:val="0"/>
+          <w:numId w:val="38"/>
+        </w:numPr>
+        <w:spacing w:after="80" w:line="270"/>
+      </w:pPr>
+      <w:r>
+        <w:rPr>
+          <w:b/>
+          <w:bCs/>
+          <w:color w:val="23293D"/>
+          <w:sz w:val="21"/>
+          <w:szCs w:val="21"/>
+        </w:rPr>
+        <w:t xml:space="preserve">Coordenador</w:t>
+      </w:r>
+      <w:r>
+        <w:rPr>
+          <w:color w:val="23293D"/>
+          <w:sz w:val="21"/>
+          <w:szCs w:val="21"/>
+        </w:rPr>
+        <w:t xml:space="preserve"> reavalia e envia ao </w:t>
+      </w:r>
+      <w:r>
+        <w:rPr>
+          <w:b/>
+          <w:bCs/>
+          <w:color w:val="23293D"/>
+          <w:sz w:val="21"/>
+          <w:szCs w:val="21"/>
+        </w:rPr>
+        <w:t xml:space="preserve">Centro de Planejamento</w:t>
+      </w:r>
+      <w:r>
+        <w:rPr>
+          <w:color w:val="23293D"/>
+          <w:sz w:val="21"/>
+          <w:szCs w:val="21"/>
+        </w:rPr>
+        <w:t xml:space="preserve">.</w:t>
+      </w:r>
+    </w:p>
+    <w:p>
+      <w:pPr>
+        <w:pStyle w:val="ListParagraph"/>
+        <w:numPr>
+          <w:ilvl w:val="0"/>
+          <w:numId w:val="38"/>
+        </w:numPr>
+        <w:spacing w:after="80" w:line="270"/>
+      </w:pPr>
+      <w:r>
+        <w:rPr>
+          <w:color w:val="23293D"/>
+          <w:sz w:val="21"/>
+          <w:szCs w:val="21"/>
+        </w:rPr>
+        <w:t xml:space="preserve">Novo plano, nova aprovação, e o cliente </w:t>
+      </w:r>
+      <w:r>
+        <w:rPr>
+          <w:b/>
+          <w:bCs/>
+          <w:color w:val="23293D"/>
+          <w:sz w:val="21"/>
+          <w:szCs w:val="21"/>
+        </w:rPr>
+        <w:t xml:space="preserve">volta ao Comercial</w:t>
+      </w:r>
+      <w:r>
+        <w:rPr>
+          <w:color w:val="23293D"/>
+          <w:sz w:val="21"/>
+          <w:szCs w:val="21"/>
+        </w:rPr>
+        <w:t xml:space="preserve"> — agora com um orçamento que reflete a boca dele hoje, não a de um ano atrás.</w:t>
+      </w:r>
+    </w:p>
+    <w:p>
+      <w:pPr>
+        <w:pStyle w:val="ListParagraph"/>
+        <w:numPr>
+          <w:ilvl w:val="0"/>
+          <w:numId w:val="38"/>
         </w:numPr>
         <w:spacing w:after="80" w:line="270"/>
       </w:pPr>
@@ -31855,7 +32177,7 @@
         <w:pStyle w:val="ListParagraph"/>
         <w:numPr>
           <w:ilvl w:val="0"/>
-          <w:numId w:val="38"/>
+          <w:numId w:val="39"/>
         </w:numPr>
         <w:spacing w:after="80" w:line="270"/>
       </w:pPr>
@@ -31883,7 +32205,7 @@
         <w:pStyle w:val="ListParagraph"/>
         <w:numPr>
           <w:ilvl w:val="0"/>
-          <w:numId w:val="38"/>
+          <w:numId w:val="39"/>
         </w:numPr>
         <w:spacing w:after="80" w:line="270"/>
       </w:pPr>
@@ -31927,7 +32249,7 @@
         <w:pStyle w:val="ListParagraph"/>
         <w:numPr>
           <w:ilvl w:val="0"/>
-          <w:numId w:val="38"/>
+          <w:numId w:val="39"/>
         </w:numPr>
         <w:spacing w:after="80" w:line="270"/>
       </w:pPr>
@@ -31955,7 +32277,7 @@
         <w:pStyle w:val="ListParagraph"/>
         <w:numPr>
           <w:ilvl w:val="0"/>
-          <w:numId w:val="38"/>
+          <w:numId w:val="39"/>
         </w:numPr>
         <w:spacing w:after="80" w:line="270"/>
       </w:pPr>
@@ -31983,7 +32305,7 @@
         <w:pStyle w:val="ListParagraph"/>
         <w:numPr>
           <w:ilvl w:val="0"/>
-          <w:numId w:val="38"/>
+          <w:numId w:val="39"/>
         </w:numPr>
         <w:spacing w:after="80" w:line="270"/>
       </w:pPr>
@@ -32029,7 +32351,7 @@
         <w:pStyle w:val="ListParagraph"/>
         <w:numPr>
           <w:ilvl w:val="0"/>
-          <w:numId w:val="38"/>
+          <w:numId w:val="39"/>
         </w:numPr>
         <w:spacing w:after="80" w:line="270"/>
       </w:pPr>
@@ -32334,7 +32656,7 @@
         <w:pStyle w:val="ListParagraph"/>
         <w:numPr>
           <w:ilvl w:val="0"/>
-          <w:numId w:val="39"/>
+          <w:numId w:val="40"/>
         </w:numPr>
         <w:spacing w:after="80" w:line="270"/>
       </w:pPr>
@@ -32380,7 +32702,7 @@
         <w:pStyle w:val="ListParagraph"/>
         <w:numPr>
           <w:ilvl w:val="0"/>
-          <w:numId w:val="39"/>
+          <w:numId w:val="40"/>
         </w:numPr>
         <w:spacing w:after="80" w:line="270"/>
       </w:pPr>
@@ -32418,7 +32740,7 @@
         <w:pStyle w:val="ListParagraph"/>
         <w:numPr>
           <w:ilvl w:val="0"/>
-          <w:numId w:val="39"/>
+          <w:numId w:val="40"/>
         </w:numPr>
         <w:spacing w:after="80" w:line="270"/>
       </w:pPr>
@@ -36976,7 +37298,7 @@
         <w:pStyle w:val="ListParagraph"/>
         <w:numPr>
           <w:ilvl w:val="0"/>
-          <w:numId w:val="40"/>
+          <w:numId w:val="41"/>
         </w:numPr>
         <w:spacing w:after="80" w:line="270"/>
       </w:pPr>
@@ -37004,7 +37326,7 @@
         <w:pStyle w:val="ListParagraph"/>
         <w:numPr>
           <w:ilvl w:val="0"/>
-          <w:numId w:val="40"/>
+          <w:numId w:val="41"/>
         </w:numPr>
         <w:spacing w:after="80" w:line="270"/>
       </w:pPr>
@@ -37032,7 +37354,7 @@
         <w:pStyle w:val="ListParagraph"/>
         <w:numPr>
           <w:ilvl w:val="0"/>
-          <w:numId w:val="40"/>
+          <w:numId w:val="41"/>
         </w:numPr>
         <w:spacing w:after="80" w:line="270"/>
       </w:pPr>
@@ -37060,7 +37382,7 @@
         <w:pStyle w:val="ListParagraph"/>
         <w:numPr>
           <w:ilvl w:val="0"/>
-          <w:numId w:val="40"/>
+          <w:numId w:val="41"/>
         </w:numPr>
         <w:spacing w:after="80" w:line="270"/>
       </w:pPr>
@@ -37088,7 +37410,7 @@
         <w:pStyle w:val="ListParagraph"/>
         <w:numPr>
           <w:ilvl w:val="0"/>
-          <w:numId w:val="40"/>
+          <w:numId w:val="41"/>
         </w:numPr>
         <w:spacing w:after="80" w:line="270"/>
       </w:pPr>
@@ -37116,7 +37438,7 @@
         <w:pStyle w:val="ListParagraph"/>
         <w:numPr>
           <w:ilvl w:val="0"/>
-          <w:numId w:val="40"/>
+          <w:numId w:val="41"/>
         </w:numPr>
         <w:spacing w:after="80" w:line="270"/>
       </w:pPr>
@@ -37144,7 +37466,7 @@
         <w:pStyle w:val="ListParagraph"/>
         <w:numPr>
           <w:ilvl w:val="0"/>
-          <w:numId w:val="40"/>
+          <w:numId w:val="41"/>
         </w:numPr>
         <w:spacing w:after="80" w:line="270"/>
       </w:pPr>
@@ -37172,7 +37494,7 @@
         <w:pStyle w:val="ListParagraph"/>
         <w:numPr>
           <w:ilvl w:val="0"/>
-          <w:numId w:val="40"/>
+          <w:numId w:val="41"/>
         </w:numPr>
         <w:spacing w:after="80" w:line="270"/>
       </w:pPr>
@@ -37258,7 +37580,7 @@
         <w:pStyle w:val="ListParagraph"/>
         <w:numPr>
           <w:ilvl w:val="0"/>
-          <w:numId w:val="41"/>
+          <w:numId w:val="42"/>
         </w:numPr>
         <w:spacing w:after="80" w:line="270"/>
       </w:pPr>
@@ -37294,7 +37616,7 @@
         <w:pStyle w:val="ListParagraph"/>
         <w:numPr>
           <w:ilvl w:val="0"/>
-          <w:numId w:val="41"/>
+          <w:numId w:val="42"/>
         </w:numPr>
         <w:spacing w:after="80" w:line="270"/>
       </w:pPr>
@@ -37312,7 +37634,7 @@
         <w:pStyle w:val="ListParagraph"/>
         <w:numPr>
           <w:ilvl w:val="0"/>
-          <w:numId w:val="41"/>
+          <w:numId w:val="42"/>
         </w:numPr>
         <w:spacing w:after="80" w:line="270"/>
       </w:pPr>
@@ -37348,7 +37670,7 @@
         <w:pStyle w:val="ListParagraph"/>
         <w:numPr>
           <w:ilvl w:val="0"/>
-          <w:numId w:val="41"/>
+          <w:numId w:val="42"/>
         </w:numPr>
         <w:spacing w:after="80" w:line="270"/>
       </w:pPr>
@@ -37366,7 +37688,7 @@
         <w:pStyle w:val="ListParagraph"/>
         <w:numPr>
           <w:ilvl w:val="0"/>
-          <w:numId w:val="41"/>
+          <w:numId w:val="42"/>
         </w:numPr>
         <w:spacing w:after="80" w:line="270"/>
       </w:pPr>
@@ -39518,7 +39840,7 @@
         <w:pStyle w:val="ListParagraph"/>
         <w:numPr>
           <w:ilvl w:val="0"/>
-          <w:numId w:val="42"/>
+          <w:numId w:val="43"/>
         </w:numPr>
         <w:spacing w:after="80" w:line="270"/>
       </w:pPr>
@@ -39546,7 +39868,7 @@
         <w:pStyle w:val="ListParagraph"/>
         <w:numPr>
           <w:ilvl w:val="0"/>
-          <w:numId w:val="42"/>
+          <w:numId w:val="43"/>
         </w:numPr>
         <w:spacing w:after="80" w:line="270"/>
       </w:pPr>
@@ -39574,7 +39896,7 @@
         <w:pStyle w:val="ListParagraph"/>
         <w:numPr>
           <w:ilvl w:val="0"/>
-          <w:numId w:val="42"/>
+          <w:numId w:val="43"/>
         </w:numPr>
         <w:spacing w:after="80" w:line="270"/>
       </w:pPr>
@@ -42543,7 +42865,7 @@
         <w:pStyle w:val="ListParagraph"/>
         <w:numPr>
           <w:ilvl w:val="0"/>
-          <w:numId w:val="43"/>
+          <w:numId w:val="44"/>
         </w:numPr>
         <w:spacing w:after="80" w:line="270"/>
       </w:pPr>
@@ -42571,7 +42893,7 @@
         <w:pStyle w:val="ListParagraph"/>
         <w:numPr>
           <w:ilvl w:val="0"/>
-          <w:numId w:val="43"/>
+          <w:numId w:val="44"/>
         </w:numPr>
         <w:spacing w:after="80" w:line="270"/>
       </w:pPr>
@@ -42599,7 +42921,7 @@
         <w:pStyle w:val="ListParagraph"/>
         <w:numPr>
           <w:ilvl w:val="0"/>
-          <w:numId w:val="43"/>
+          <w:numId w:val="44"/>
         </w:numPr>
         <w:spacing w:after="80" w:line="270"/>
       </w:pPr>
@@ -42820,7 +43142,7 @@
         <w:pStyle w:val="ListParagraph"/>
         <w:numPr>
           <w:ilvl w:val="0"/>
-          <w:numId w:val="44"/>
+          <w:numId w:val="45"/>
         </w:numPr>
         <w:spacing w:after="80" w:line="270"/>
       </w:pPr>
@@ -42884,7 +43206,7 @@
         <w:pStyle w:val="ListParagraph"/>
         <w:numPr>
           <w:ilvl w:val="0"/>
-          <w:numId w:val="44"/>
+          <w:numId w:val="45"/>
         </w:numPr>
         <w:spacing w:after="80" w:line="270"/>
       </w:pPr>
@@ -44666,7 +44988,7 @@
         <w:pStyle w:val="ListParagraph"/>
         <w:numPr>
           <w:ilvl w:val="0"/>
-          <w:numId w:val="45"/>
+          <w:numId w:val="46"/>
         </w:numPr>
         <w:spacing w:after="80" w:line="270"/>
       </w:pPr>
@@ -44702,7 +45024,7 @@
         <w:pStyle w:val="ListParagraph"/>
         <w:numPr>
           <w:ilvl w:val="0"/>
-          <w:numId w:val="45"/>
+          <w:numId w:val="46"/>
         </w:numPr>
         <w:spacing w:after="80" w:line="270"/>
       </w:pPr>
@@ -44738,7 +45060,7 @@
         <w:pStyle w:val="ListParagraph"/>
         <w:numPr>
           <w:ilvl w:val="0"/>
-          <w:numId w:val="45"/>
+          <w:numId w:val="46"/>
         </w:numPr>
         <w:spacing w:after="80" w:line="270"/>
       </w:pPr>
@@ -44784,7 +45106,7 @@
         <w:pStyle w:val="ListParagraph"/>
         <w:numPr>
           <w:ilvl w:val="0"/>
-          <w:numId w:val="45"/>
+          <w:numId w:val="46"/>
         </w:numPr>
         <w:spacing w:after="80" w:line="270"/>
       </w:pPr>
@@ -45971,7 +46293,7 @@
         <w:pStyle w:val="ListParagraph"/>
         <w:numPr>
           <w:ilvl w:val="0"/>
-          <w:numId w:val="46"/>
+          <w:numId w:val="47"/>
         </w:numPr>
         <w:spacing w:after="80" w:line="270"/>
       </w:pPr>
@@ -45999,7 +46321,7 @@
         <w:pStyle w:val="ListParagraph"/>
         <w:numPr>
           <w:ilvl w:val="0"/>
-          <w:numId w:val="46"/>
+          <w:numId w:val="47"/>
         </w:numPr>
         <w:spacing w:after="80" w:line="270"/>
       </w:pPr>
@@ -46027,7 +46349,7 @@
         <w:pStyle w:val="ListParagraph"/>
         <w:numPr>
           <w:ilvl w:val="0"/>
-          <w:numId w:val="46"/>
+          <w:numId w:val="47"/>
         </w:numPr>
         <w:spacing w:after="80" w:line="270"/>
       </w:pPr>
@@ -46055,7 +46377,7 @@
         <w:pStyle w:val="ListParagraph"/>
         <w:numPr>
           <w:ilvl w:val="0"/>
-          <w:numId w:val="46"/>
+          <w:numId w:val="47"/>
         </w:numPr>
         <w:spacing w:after="80" w:line="270"/>
       </w:pPr>
@@ -46417,7 +46739,7 @@
     </w:lvlOverride>
   </w:num>
   <w:num w:numId="7">
-    <w:abstractNumId w:val="3"/>
+    <w:abstractNumId w:val="2"/>
     <w:lvlOverride w:ilvl="0">
       <w:startOverride w:val="1"/>
     </w:lvlOverride>
@@ -46531,7 +46853,7 @@
     </w:lvlOverride>
   </w:num>
   <w:num w:numId="26">
-    <w:abstractNumId w:val="2"/>
+    <w:abstractNumId w:val="3"/>
     <w:lvlOverride w:ilvl="0">
       <w:startOverride w:val="1"/>
     </w:lvlOverride>
@@ -46567,13 +46889,13 @@
     </w:lvlOverride>
   </w:num>
   <w:num w:numId="32">
-    <w:abstractNumId w:val="3"/>
+    <w:abstractNumId w:val="2"/>
     <w:lvlOverride w:ilvl="0">
       <w:startOverride w:val="1"/>
     </w:lvlOverride>
   </w:num>
   <w:num w:numId="33">
-    <w:abstractNumId w:val="2"/>
+    <w:abstractNumId w:val="3"/>
     <w:lvlOverride w:ilvl="0">
       <w:startOverride w:val="1"/>
     </w:lvlOverride>
@@ -46615,7 +46937,7 @@
     </w:lvlOverride>
   </w:num>
   <w:num w:numId="40">
-    <w:abstractNumId w:val="3"/>
+    <w:abstractNumId w:val="2"/>
     <w:lvlOverride w:ilvl="0">
       <w:startOverride w:val="1"/>
     </w:lvlOverride>
@@ -46627,13 +46949,13 @@
     </w:lvlOverride>
   </w:num>
   <w:num w:numId="42">
-    <w:abstractNumId w:val="2"/>
+    <w:abstractNumId w:val="3"/>
     <w:lvlOverride w:ilvl="0">
       <w:startOverride w:val="1"/>
     </w:lvlOverride>
   </w:num>
   <w:num w:numId="43">
-    <w:abstractNumId w:val="3"/>
+    <w:abstractNumId w:val="2"/>
     <w:lvlOverride w:ilvl="0">
       <w:startOverride w:val="1"/>
     </w:lvlOverride>
@@ -46651,6 +46973,12 @@
     </w:lvlOverride>
   </w:num>
   <w:num w:numId="46">
+    <w:abstractNumId w:val="3"/>
+    <w:lvlOverride w:ilvl="0">
+      <w:startOverride w:val="1"/>
+    </w:lvlOverride>
+  </w:num>
+  <w:num w:numId="47">
     <w:abstractNumId w:val="3"/>
     <w:lvlOverride w:ilvl="0">
       <w:startOverride w:val="1"/>

--- a/docs/treinamento/Manual-de-Treinamento-riSZon.docx
+++ b/docs/treinamento/Manual-de-Treinamento-riSZon.docx
@@ -8614,6 +8614,83 @@
           <w:sz w:val="21"/>
           <w:szCs w:val="21"/>
         </w:rPr>
+        <w:t xml:space="preserve">Boas-vindas.</w:t>
+      </w:r>
+      <w:r>
+        <w:rPr>
+          <w:color w:val="23293D"/>
+          <w:sz w:val="21"/>
+          <w:szCs w:val="21"/>
+        </w:rPr>
+        <w:t xml:space="preserve"> No </w:t>
+      </w:r>
+      <w:r>
+        <w:rPr>
+          <w:b/>
+          <w:bCs/>
+          <w:color w:val="23293D"/>
+          <w:sz w:val="21"/>
+          <w:szCs w:val="21"/>
+        </w:rPr>
+        <w:t xml:space="preserve">primeiro login</w:t>
+      </w:r>
+      <w:r>
+        <w:rPr>
+          <w:color w:val="23293D"/>
+          <w:sz w:val="21"/>
+          <w:szCs w:val="21"/>
+        </w:rPr>
+        <w:t xml:space="preserve"> no riSZon aparece uma janela de boas-vindas: o que é o sistema, o próximo passo (para quem ainda está só no Início, é o </w:t>
+      </w:r>
+      <w:r>
+        <w:rPr>
+          <w:b/>
+          <w:bCs/>
+          <w:color w:val="23293D"/>
+          <w:sz w:val="21"/>
+          <w:szCs w:val="21"/>
+        </w:rPr>
+        <w:t xml:space="preserve">riSZon Treino</w:t>
+      </w:r>
+      <w:r>
+        <w:rPr>
+          <w:color w:val="23293D"/>
+          <w:sz w:val="21"/>
+          <w:szCs w:val="21"/>
+        </w:rPr>
+        <w:t xml:space="preserve">), onde trocar a senha e onde está o Manual. Ela aparece </w:t>
+      </w:r>
+      <w:r>
+        <w:rPr>
+          <w:b/>
+          <w:bCs/>
+          <w:color w:val="23293D"/>
+          <w:sz w:val="21"/>
+          <w:szCs w:val="21"/>
+        </w:rPr>
+        <w:t xml:space="preserve">uma vez só</w:t>
+      </w:r>
+      <w:r>
+        <w:rPr>
+          <w:color w:val="23293D"/>
+          <w:sz w:val="21"/>
+          <w:szCs w:val="21"/>
+        </w:rPr>
+        <w:t xml:space="preserve"> — fechou, não volta.</w:t>
+      </w:r>
+    </w:p>
+    <w:p>
+      <w:pPr>
+        <w:spacing w:after="140" w:line="280"/>
+      </w:pPr>
+      <w:r>
+        <w:rPr>
+          <w:b/>
+          <w:bCs/>
+          <w:color w:val="23293D"/>
+          <w:sz w:val="21"/>
+          <w:szCs w:val="21"/>
+        </w:rPr>
         <w:t xml:space="preserve">O caminho de quem chega:</w:t>
       </w:r>
     </w:p>
@@ -9253,7 +9330,7 @@
         <w:rPr>
           <w:color w:val="B98B2E"/>
         </w:rPr>
-        <w:t xml:space="preserve">No treino, a equipe é cópia do sistema real</w:t>
+        <w:t xml:space="preserve">Como usar o riSZon Treino</w:t>
       </w:r>
     </w:p>
     <w:p>
@@ -9262,57 +9339,29 @@
       </w:pPr>
       <w:r>
         <w:rPr>
-          <w:b/>
-          <w:bCs/>
-          <w:color w:val="23293D"/>
-          <w:sz w:val="21"/>
-          <w:szCs w:val="21"/>
-        </w:rPr>
-        <w:t xml:space="preserve">Quem cadastra e altera Risartanos, logins, funções, ambientes e permissões é só o sistema real.</w:t>
-      </w:r>
-      <w:r>
-        <w:rPr>
-          <w:color w:val="23293D"/>
-          <w:sz w:val="21"/>
-          <w:szCs w:val="21"/>
-        </w:rPr>
-        <w:t xml:space="preserve"> O treino recebe uma </w:t>
-      </w:r>
-      <w:r>
-        <w:rPr>
-          <w:b/>
-          <w:bCs/>
-          <w:color w:val="23293D"/>
-          <w:sz w:val="21"/>
-          <w:szCs w:val="21"/>
-        </w:rPr>
-        <w:t xml:space="preserve">cópia</w:t>
-      </w:r>
-      <w:r>
-        <w:rPr>
-          <w:color w:val="23293D"/>
-          <w:sz w:val="21"/>
-          <w:szCs w:val="21"/>
-        </w:rPr>
-        <w:t xml:space="preserve"> de tudo, sozinho, a cada alteração — e lá dentro essas telas são </w:t>
-      </w:r>
-      <w:r>
-        <w:rPr>
-          <w:b/>
-          <w:bCs/>
-          <w:color w:val="23293D"/>
-          <w:sz w:val="21"/>
-          <w:szCs w:val="21"/>
-        </w:rPr>
-        <w:t xml:space="preserve">só para consulta</w:t>
-      </w:r>
-      <w:r>
-        <w:rPr>
-          <w:color w:val="23293D"/>
-          <w:sz w:val="21"/>
-          <w:szCs w:val="21"/>
-        </w:rPr>
-        <w:t xml:space="preserve">, para todo mundo, inclusive o Admin Master:</w:t>
+          <w:color w:val="23293D"/>
+          <w:sz w:val="21"/>
+          <w:szCs w:val="21"/>
+        </w:rPr>
+        <w:t xml:space="preserve">Na tela de Início do treino há sempre o quadro </w:t>
+      </w:r>
+      <w:r>
+        <w:rPr>
+          <w:b/>
+          <w:bCs/>
+          <w:color w:val="23293D"/>
+          <w:sz w:val="21"/>
+          <w:szCs w:val="21"/>
+        </w:rPr>
+        <w:t xml:space="preserve">"Este é o riSZon Treino — aqui é para testar"</w:t>
+      </w:r>
+      <w:r>
+        <w:rPr>
+          <w:color w:val="23293D"/>
+          <w:sz w:val="21"/>
+          <w:szCs w:val="21"/>
+        </w:rPr>
+        <w:t xml:space="preserve"> (dá para recolher com um clique). O recado dele:</w:t>
       </w:r>
     </w:p>
     <w:p>
@@ -9332,33 +9381,33 @@
           <w:sz w:val="21"/>
           <w:szCs w:val="21"/>
         </w:rPr>
-        <w:t xml:space="preserve">Risartanos</w:t>
-      </w:r>
-      <w:r>
-        <w:rPr>
-          <w:color w:val="23293D"/>
-          <w:sz w:val="21"/>
-          <w:szCs w:val="21"/>
-        </w:rPr>
-        <w:t xml:space="preserve"> mostra a mesma equipe, com as mesmas fichas, fotos, unidades e acessos. Não há botão de novo cadastro, de editar nem de mexer no acesso. No alto aparece o aviso </w:t>
-      </w:r>
-      <w:r>
-        <w:rPr>
-          <w:b/>
-          <w:bCs/>
-          <w:color w:val="23293D"/>
-          <w:sz w:val="21"/>
-          <w:szCs w:val="21"/>
-        </w:rPr>
-        <w:t xml:space="preserve">Só consulta no treino</w:t>
-      </w:r>
-      <w:r>
-        <w:rPr>
-          <w:color w:val="23293D"/>
-          <w:sz w:val="21"/>
-          <w:szCs w:val="21"/>
-        </w:rPr>
-        <w:t xml:space="preserve">, com a hora da última cópia.</w:t>
+        <w:t xml:space="preserve">É o mesmo sistema</w:t>
+      </w:r>
+      <w:r>
+        <w:rPr>
+          <w:color w:val="23293D"/>
+          <w:sz w:val="21"/>
+          <w:szCs w:val="21"/>
+        </w:rPr>
+        <w:t xml:space="preserve">, com as mesmas telas e regras, só que com </w:t>
+      </w:r>
+      <w:r>
+        <w:rPr>
+          <w:b/>
+          <w:bCs/>
+          <w:color w:val="23293D"/>
+          <w:sz w:val="21"/>
+          <w:szCs w:val="21"/>
+        </w:rPr>
+        <w:t xml:space="preserve">dados de mentira</w:t>
+      </w:r>
+      <w:r>
+        <w:rPr>
+          <w:color w:val="23293D"/>
+          <w:sz w:val="21"/>
+          <w:szCs w:val="21"/>
+        </w:rPr>
+        <w:t xml:space="preserve">. Nada do que se faz no treino chega ao sistema real, a um paciente ou ao caixa de uma unidade.</w:t>
       </w:r>
     </w:p>
     <w:p>
@@ -9378,15 +9427,15 @@
           <w:sz w:val="21"/>
           <w:szCs w:val="21"/>
         </w:rPr>
-        <w:t xml:space="preserve">Matriz de permissões</w:t>
-      </w:r>
-      <w:r>
-        <w:rPr>
-          <w:color w:val="23293D"/>
-          <w:sz w:val="21"/>
-          <w:szCs w:val="21"/>
-        </w:rPr>
-        <w:t xml:space="preserve"> mostra as mesmas permissões do sistema real, sem poder salvar. Cada função vê no treino exatamente o que veria no real.</w:t>
+        <w:t xml:space="preserve">Fique à vontade e teste os limites:</w:t>
+      </w:r>
+      <w:r>
+        <w:rPr>
+          <w:color w:val="23293D"/>
+          <w:sz w:val="21"/>
+          <w:szCs w:val="21"/>
+        </w:rPr>
+        <w:t xml:space="preserve"> cadastre pacientes inventados, agende, remarque, avalie, planeje, venda, dê baixa, cancele — e tente o caminho errado de propósito para ver o que o sistema responde.</w:t>
       </w:r>
     </w:p>
     <w:p>
@@ -9400,47 +9449,21 @@
       </w:pPr>
       <w:r>
         <w:rPr>
-          <w:color w:val="23293D"/>
-          <w:sz w:val="21"/>
-          <w:szCs w:val="21"/>
-        </w:rPr>
-        <w:t xml:space="preserve">Na aba </w:t>
-      </w:r>
-      <w:r>
-        <w:rPr>
-          <w:b/>
-          <w:bCs/>
-          <w:color w:val="23293D"/>
-          <w:sz w:val="21"/>
-          <w:szCs w:val="21"/>
-        </w:rPr>
-        <w:t xml:space="preserve">Acesso</w:t>
-      </w:r>
-      <w:r>
-        <w:rPr>
-          <w:color w:val="23293D"/>
-          <w:sz w:val="21"/>
-          <w:szCs w:val="21"/>
-        </w:rPr>
-        <w:t xml:space="preserve"> da ficha, os três ambientes aparecem </w:t>
-      </w:r>
-      <w:r>
-        <w:rPr>
-          <w:b/>
-          <w:bCs/>
-          <w:color w:val="23293D"/>
-          <w:sz w:val="21"/>
-          <w:szCs w:val="21"/>
-        </w:rPr>
-        <w:t xml:space="preserve">como estão no sistema real</w:t>
-      </w:r>
-      <w:r>
-        <w:rPr>
-          <w:color w:val="23293D"/>
-          <w:sz w:val="21"/>
-          <w:szCs w:val="21"/>
-        </w:rPr>
-        <w:t xml:space="preserve">.</w:t>
+          <w:b/>
+          <w:bCs/>
+          <w:color w:val="23293D"/>
+          <w:sz w:val="21"/>
+          <w:szCs w:val="21"/>
+        </w:rPr>
+        <w:t xml:space="preserve">O treino fica sempre disponível</w:t>
+      </w:r>
+      <w:r>
+        <w:rPr>
+          <w:color w:val="23293D"/>
+          <w:sz w:val="21"/>
+          <w:szCs w:val="21"/>
+        </w:rPr>
+        <w:t xml:space="preserve">, não só no treinamento inicial. Na dúvida, ou antes de fazer algo novo no real, faça primeiro no treino.</w:t>
       </w:r>
     </w:p>
     <w:p>
@@ -9454,21 +9477,99 @@
       </w:pPr>
       <w:r>
         <w:rPr>
-          <w:b/>
-          <w:bCs/>
-          <w:color w:val="23293D"/>
-          <w:sz w:val="21"/>
-          <w:szCs w:val="21"/>
-        </w:rPr>
-        <w:t xml:space="preserve">Exceção: o nível de carreira do dentista</w:t>
-      </w:r>
-      <w:r>
-        <w:rPr>
-          <w:color w:val="23293D"/>
-          <w:sz w:val="21"/>
-          <w:szCs w:val="21"/>
-        </w:rPr>
-        <w:t xml:space="preserve"> (Financeiro → Repasses) é do treino, como as tabelas de repasse: define-se lá mesmo, e a cópia não apaga o que foi definido.</w:t>
+          <w:color w:val="23293D"/>
+          <w:sz w:val="21"/>
+          <w:szCs w:val="21"/>
+        </w:rPr>
+        <w:t xml:space="preserve">⚠️ </w:t>
+      </w:r>
+      <w:r>
+        <w:rPr>
+          <w:b/>
+          <w:bCs/>
+          <w:color w:val="23293D"/>
+          <w:sz w:val="21"/>
+          <w:szCs w:val="21"/>
+        </w:rPr>
+        <w:t xml:space="preserve">Nunca use dados de pacientes reais no treino</w:t>
+      </w:r>
+      <w:r>
+        <w:rPr>
+          <w:color w:val="23293D"/>
+          <w:sz w:val="21"/>
+          <w:szCs w:val="21"/>
+        </w:rPr>
+        <w:t xml:space="preserve"> (nome, CPF, telefone, fotos, exames): são dados de saúde protegidos pela LGPD. Invente tudo.</w:t>
+      </w:r>
+    </w:p>
+    <w:p>
+      <w:pPr>
+        <w:pStyle w:val="Heading3"/>
+      </w:pPr>
+      <w:r>
+        <w:rPr>
+          <w:color w:val="B98B2E"/>
+        </w:rPr>
+        <w:t xml:space="preserve">No treino, a equipe é cópia do sistema real</w:t>
+      </w:r>
+    </w:p>
+    <w:p>
+      <w:pPr>
+        <w:spacing w:after="140" w:line="280"/>
+      </w:pPr>
+      <w:r>
+        <w:rPr>
+          <w:b/>
+          <w:bCs/>
+          <w:color w:val="23293D"/>
+          <w:sz w:val="21"/>
+          <w:szCs w:val="21"/>
+        </w:rPr>
+        <w:t xml:space="preserve">Quem cadastra e altera Risartanos, logins, funções, ambientes e permissões é só o sistema real.</w:t>
+      </w:r>
+      <w:r>
+        <w:rPr>
+          <w:color w:val="23293D"/>
+          <w:sz w:val="21"/>
+          <w:szCs w:val="21"/>
+        </w:rPr>
+        <w:t xml:space="preserve"> O treino recebe uma </w:t>
+      </w:r>
+      <w:r>
+        <w:rPr>
+          <w:b/>
+          <w:bCs/>
+          <w:color w:val="23293D"/>
+          <w:sz w:val="21"/>
+          <w:szCs w:val="21"/>
+        </w:rPr>
+        <w:t xml:space="preserve">cópia</w:t>
+      </w:r>
+      <w:r>
+        <w:rPr>
+          <w:color w:val="23293D"/>
+          <w:sz w:val="21"/>
+          <w:szCs w:val="21"/>
+        </w:rPr>
+        <w:t xml:space="preserve"> de tudo, sozinho, a cada alteração — e lá dentro essas telas são </w:t>
+      </w:r>
+      <w:r>
+        <w:rPr>
+          <w:b/>
+          <w:bCs/>
+          <w:color w:val="23293D"/>
+          <w:sz w:val="21"/>
+          <w:szCs w:val="21"/>
+        </w:rPr>
+        <w:t xml:space="preserve">só para consulta</w:t>
+      </w:r>
+      <w:r>
+        <w:rPr>
+          <w:color w:val="23293D"/>
+          <w:sz w:val="21"/>
+          <w:szCs w:val="21"/>
+        </w:rPr>
+        <w:t xml:space="preserve">, para todo mundo, inclusive o Admin Master:</w:t>
       </w:r>
     </w:p>
     <w:p>
@@ -9476,53 +9577,45 @@
         <w:pStyle w:val="ListParagraph"/>
         <w:numPr>
           <w:ilvl w:val="0"/>
-          <w:numId w:val="9"/>
+          <w:numId w:val="10"/>
         </w:numPr>
         <w:spacing w:after="80" w:line="270"/>
       </w:pPr>
       <w:r>
         <w:rPr>
-          <w:color w:val="23293D"/>
-          <w:sz w:val="21"/>
-          <w:szCs w:val="21"/>
-        </w:rPr>
-        <w:t xml:space="preserve">Os </w:t>
-      </w:r>
-      <w:r>
-        <w:rPr>
-          <w:b/>
-          <w:bCs/>
-          <w:color w:val="23293D"/>
-          <w:sz w:val="21"/>
-          <w:szCs w:val="21"/>
-        </w:rPr>
-        <w:t xml:space="preserve">usuários de treino por função</w:t>
-      </w:r>
-      <w:r>
-        <w:rPr>
-          <w:color w:val="23293D"/>
-          <w:sz w:val="21"/>
-          <w:szCs w:val="21"/>
-        </w:rPr>
-        <w:t xml:space="preserve"> (a senha da recepção, a do gerente…) continuam entrando normalmente, mas </w:t>
-      </w:r>
-      <w:r>
-        <w:rPr>
-          <w:b/>
-          <w:bCs/>
-          <w:color w:val="23293D"/>
-          <w:sz w:val="21"/>
-          <w:szCs w:val="21"/>
-        </w:rPr>
-        <w:t xml:space="preserve">não aparecem</w:t>
-      </w:r>
-      <w:r>
-        <w:rPr>
-          <w:color w:val="23293D"/>
-          <w:sz w:val="21"/>
-          <w:szCs w:val="21"/>
-        </w:rPr>
-        <w:t xml:space="preserve"> na lista de Risartanos: eles não são pessoas da equipe.</w:t>
+          <w:b/>
+          <w:bCs/>
+          <w:color w:val="23293D"/>
+          <w:sz w:val="21"/>
+          <w:szCs w:val="21"/>
+        </w:rPr>
+        <w:t xml:space="preserve">Risartanos</w:t>
+      </w:r>
+      <w:r>
+        <w:rPr>
+          <w:color w:val="23293D"/>
+          <w:sz w:val="21"/>
+          <w:szCs w:val="21"/>
+        </w:rPr>
+        <w:t xml:space="preserve"> mostra a mesma equipe, com as mesmas fichas, fotos, unidades e acessos. Não há botão de novo cadastro, de editar nem de mexer no acesso. No alto aparece o aviso </w:t>
+      </w:r>
+      <w:r>
+        <w:rPr>
+          <w:b/>
+          <w:bCs/>
+          <w:color w:val="23293D"/>
+          <w:sz w:val="21"/>
+          <w:szCs w:val="21"/>
+        </w:rPr>
+        <w:t xml:space="preserve">Só consulta no treino</w:t>
+      </w:r>
+      <w:r>
+        <w:rPr>
+          <w:color w:val="23293D"/>
+          <w:sz w:val="21"/>
+          <w:szCs w:val="21"/>
+        </w:rPr>
+        <w:t xml:space="preserve">, com a hora da última cópia.</w:t>
       </w:r>
     </w:p>
     <w:p>
@@ -9530,7 +9623,171 @@
         <w:pStyle w:val="ListParagraph"/>
         <w:numPr>
           <w:ilvl w:val="0"/>
-          <w:numId w:val="9"/>
+          <w:numId w:val="10"/>
+        </w:numPr>
+        <w:spacing w:after="80" w:line="270"/>
+      </w:pPr>
+      <w:r>
+        <w:rPr>
+          <w:b/>
+          <w:bCs/>
+          <w:color w:val="23293D"/>
+          <w:sz w:val="21"/>
+          <w:szCs w:val="21"/>
+        </w:rPr>
+        <w:t xml:space="preserve">Matriz de permissões</w:t>
+      </w:r>
+      <w:r>
+        <w:rPr>
+          <w:color w:val="23293D"/>
+          <w:sz w:val="21"/>
+          <w:szCs w:val="21"/>
+        </w:rPr>
+        <w:t xml:space="preserve"> mostra as mesmas permissões do sistema real, sem poder salvar. Cada função vê no treino exatamente o que veria no real.</w:t>
+      </w:r>
+    </w:p>
+    <w:p>
+      <w:pPr>
+        <w:pStyle w:val="ListParagraph"/>
+        <w:numPr>
+          <w:ilvl w:val="0"/>
+          <w:numId w:val="10"/>
+        </w:numPr>
+        <w:spacing w:after="80" w:line="270"/>
+      </w:pPr>
+      <w:r>
+        <w:rPr>
+          <w:color w:val="23293D"/>
+          <w:sz w:val="21"/>
+          <w:szCs w:val="21"/>
+        </w:rPr>
+        <w:t xml:space="preserve">Na aba </w:t>
+      </w:r>
+      <w:r>
+        <w:rPr>
+          <w:b/>
+          <w:bCs/>
+          <w:color w:val="23293D"/>
+          <w:sz w:val="21"/>
+          <w:szCs w:val="21"/>
+        </w:rPr>
+        <w:t xml:space="preserve">Acesso</w:t>
+      </w:r>
+      <w:r>
+        <w:rPr>
+          <w:color w:val="23293D"/>
+          <w:sz w:val="21"/>
+          <w:szCs w:val="21"/>
+        </w:rPr>
+        <w:t xml:space="preserve"> da ficha, os três ambientes aparecem </w:t>
+      </w:r>
+      <w:r>
+        <w:rPr>
+          <w:b/>
+          <w:bCs/>
+          <w:color w:val="23293D"/>
+          <w:sz w:val="21"/>
+          <w:szCs w:val="21"/>
+        </w:rPr>
+        <w:t xml:space="preserve">como estão no sistema real</w:t>
+      </w:r>
+      <w:r>
+        <w:rPr>
+          <w:color w:val="23293D"/>
+          <w:sz w:val="21"/>
+          <w:szCs w:val="21"/>
+        </w:rPr>
+        <w:t xml:space="preserve">.</w:t>
+      </w:r>
+    </w:p>
+    <w:p>
+      <w:pPr>
+        <w:pStyle w:val="ListParagraph"/>
+        <w:numPr>
+          <w:ilvl w:val="0"/>
+          <w:numId w:val="10"/>
+        </w:numPr>
+        <w:spacing w:after="80" w:line="270"/>
+      </w:pPr>
+      <w:r>
+        <w:rPr>
+          <w:b/>
+          <w:bCs/>
+          <w:color w:val="23293D"/>
+          <w:sz w:val="21"/>
+          <w:szCs w:val="21"/>
+        </w:rPr>
+        <w:t xml:space="preserve">Exceção: o nível de carreira do dentista</w:t>
+      </w:r>
+      <w:r>
+        <w:rPr>
+          <w:color w:val="23293D"/>
+          <w:sz w:val="21"/>
+          <w:szCs w:val="21"/>
+        </w:rPr>
+        <w:t xml:space="preserve"> (Financeiro → Repasses) é do treino, como as tabelas de repasse: define-se lá mesmo, e a cópia não apaga o que foi definido.</w:t>
+      </w:r>
+    </w:p>
+    <w:p>
+      <w:pPr>
+        <w:pStyle w:val="ListParagraph"/>
+        <w:numPr>
+          <w:ilvl w:val="0"/>
+          <w:numId w:val="10"/>
+        </w:numPr>
+        <w:spacing w:after="80" w:line="270"/>
+      </w:pPr>
+      <w:r>
+        <w:rPr>
+          <w:color w:val="23293D"/>
+          <w:sz w:val="21"/>
+          <w:szCs w:val="21"/>
+        </w:rPr>
+        <w:t xml:space="preserve">Os </w:t>
+      </w:r>
+      <w:r>
+        <w:rPr>
+          <w:b/>
+          <w:bCs/>
+          <w:color w:val="23293D"/>
+          <w:sz w:val="21"/>
+          <w:szCs w:val="21"/>
+        </w:rPr>
+        <w:t xml:space="preserve">usuários de treino por função</w:t>
+      </w:r>
+      <w:r>
+        <w:rPr>
+          <w:color w:val="23293D"/>
+          <w:sz w:val="21"/>
+          <w:szCs w:val="21"/>
+        </w:rPr>
+        <w:t xml:space="preserve"> (a senha da recepção, a do gerente…) continuam entrando normalmente, mas </w:t>
+      </w:r>
+      <w:r>
+        <w:rPr>
+          <w:b/>
+          <w:bCs/>
+          <w:color w:val="23293D"/>
+          <w:sz w:val="21"/>
+          <w:szCs w:val="21"/>
+        </w:rPr>
+        <w:t xml:space="preserve">não aparecem</w:t>
+      </w:r>
+      <w:r>
+        <w:rPr>
+          <w:color w:val="23293D"/>
+          <w:sz w:val="21"/>
+          <w:szCs w:val="21"/>
+        </w:rPr>
+        <w:t xml:space="preserve"> na lista de Risartanos: eles não são pessoas da equipe.</w:t>
+      </w:r>
+    </w:p>
+    <w:p>
+      <w:pPr>
+        <w:pStyle w:val="ListParagraph"/>
+        <w:numPr>
+          <w:ilvl w:val="0"/>
+          <w:numId w:val="10"/>
         </w:numPr>
         <w:spacing w:after="80" w:line="270"/>
       </w:pPr>
@@ -13916,7 +14173,7 @@
         <w:pStyle w:val="ListParagraph"/>
         <w:numPr>
           <w:ilvl w:val="0"/>
-          <w:numId w:val="10"/>
+          <w:numId w:val="11"/>
         </w:numPr>
         <w:spacing w:after="80" w:line="270"/>
       </w:pPr>
@@ -13980,7 +14237,7 @@
         <w:pStyle w:val="ListParagraph"/>
         <w:numPr>
           <w:ilvl w:val="0"/>
-          <w:numId w:val="10"/>
+          <w:numId w:val="11"/>
         </w:numPr>
         <w:spacing w:after="80" w:line="270"/>
       </w:pPr>
@@ -14044,7 +14301,7 @@
         <w:pStyle w:val="ListParagraph"/>
         <w:numPr>
           <w:ilvl w:val="0"/>
-          <w:numId w:val="10"/>
+          <w:numId w:val="11"/>
         </w:numPr>
         <w:spacing w:after="80" w:line="270"/>
       </w:pPr>
@@ -14090,7 +14347,7 @@
         <w:pStyle w:val="ListParagraph"/>
         <w:numPr>
           <w:ilvl w:val="0"/>
-          <w:numId w:val="10"/>
+          <w:numId w:val="11"/>
         </w:numPr>
         <w:spacing w:after="80" w:line="270"/>
       </w:pPr>
@@ -14118,7 +14375,7 @@
         <w:pStyle w:val="ListParagraph"/>
         <w:numPr>
           <w:ilvl w:val="0"/>
-          <w:numId w:val="10"/>
+          <w:numId w:val="11"/>
         </w:numPr>
         <w:spacing w:after="80" w:line="270"/>
       </w:pPr>
@@ -15886,7 +16143,7 @@
         <w:pStyle w:val="ListParagraph"/>
         <w:numPr>
           <w:ilvl w:val="0"/>
-          <w:numId w:val="11"/>
+          <w:numId w:val="12"/>
         </w:numPr>
         <w:spacing w:after="80" w:line="270"/>
       </w:pPr>
@@ -15907,219 +16164,6 @@
           <w:szCs w:val="21"/>
         </w:rPr>
         <w:t xml:space="preserve"> marca global no perfil, não um papel de clínica.</w:t>
-      </w:r>
-    </w:p>
-    <w:p>
-      <w:pPr>
-        <w:pStyle w:val="ListParagraph"/>
-        <w:numPr>
-          <w:ilvl w:val="0"/>
-          <w:numId w:val="11"/>
-        </w:numPr>
-        <w:spacing w:after="80" w:line="270"/>
-      </w:pPr>
-      <w:r>
-        <w:rPr>
-          <w:b/>
-          <w:bCs/>
-          <w:color w:val="23293D"/>
-          <w:sz w:val="21"/>
-          <w:szCs w:val="21"/>
-        </w:rPr>
-        <w:t xml:space="preserve">Usa quem:</w:t>
-      </w:r>
-      <w:r>
-        <w:rPr>
-          <w:color w:val="23293D"/>
-          <w:sz w:val="21"/>
-          <w:szCs w:val="21"/>
-        </w:rPr>
-        <w:t xml:space="preserve"> o responsável pelo sistema (hoje, o proprietário).</w:t>
-      </w:r>
-    </w:p>
-    <w:p>
-      <w:pPr>
-        <w:pStyle w:val="ListParagraph"/>
-        <w:numPr>
-          <w:ilvl w:val="0"/>
-          <w:numId w:val="11"/>
-        </w:numPr>
-        <w:spacing w:after="80" w:line="270"/>
-      </w:pPr>
-      <w:r>
-        <w:rPr>
-          <w:b/>
-          <w:bCs/>
-          <w:color w:val="23293D"/>
-          <w:sz w:val="21"/>
-          <w:szCs w:val="21"/>
-        </w:rPr>
-        <w:t xml:space="preserve">Vê:</w:t>
-      </w:r>
-      <w:r>
-        <w:rPr>
-          <w:color w:val="23293D"/>
-          <w:sz w:val="21"/>
-          <w:szCs w:val="21"/>
-        </w:rPr>
-        <w:t xml:space="preserve"> todos os itens do menu, incluindo o bloco </w:t>
-      </w:r>
-      <w:r>
-        <w:rPr>
-          <w:b/>
-          <w:bCs/>
-          <w:color w:val="23293D"/>
-          <w:sz w:val="21"/>
-          <w:szCs w:val="21"/>
-        </w:rPr>
-        <w:t xml:space="preserve">Administração</w:t>
-      </w:r>
-      <w:r>
-        <w:rPr>
-          <w:color w:val="23293D"/>
-          <w:sz w:val="21"/>
-          <w:szCs w:val="21"/>
-        </w:rPr>
-        <w:t xml:space="preserve"> — que é exclusivo dele (✅ </w:t>
-      </w:r>
-      <w:r>
-        <w:rPr>
-          <w:rFonts w:ascii="Consolas" w:cs="Consolas" w:eastAsia="Consolas" w:hAnsi="Consolas"/>
-          <w:color w:val="1F3253"/>
-          <w:sz w:val="19"/>
-          <w:szCs w:val="19"/>
-          <w:shd w:fill="EFEDE6" w:color="auto" w:val="clear"/>
-        </w:rPr>
-        <w:t xml:space="preserve">app-sidebar.tsx</w:t>
-      </w:r>
-      <w:r>
-        <w:rPr>
-          <w:color w:val="23293D"/>
-          <w:sz w:val="21"/>
-          <w:szCs w:val="21"/>
-        </w:rPr>
-        <w:t xml:space="preserve">: </w:t>
-      </w:r>
-      <w:r>
-        <w:rPr>
-          <w:rFonts w:ascii="Consolas" w:cs="Consolas" w:eastAsia="Consolas" w:hAnsi="Consolas"/>
-          <w:color w:val="1F3253"/>
-          <w:sz w:val="19"/>
-          <w:szCs w:val="19"/>
-          <w:shd w:fill="EFEDE6" w:color="auto" w:val="clear"/>
-        </w:rPr>
-        <w:t xml:space="preserve">{isAdminMaster &amp;&amp; (…)}</w:t>
-      </w:r>
-      <w:r>
-        <w:rPr>
-          <w:color w:val="23293D"/>
-          <w:sz w:val="21"/>
-          <w:szCs w:val="21"/>
-        </w:rPr>
-        <w:t xml:space="preserve">).</w:t>
-      </w:r>
-    </w:p>
-    <w:p>
-      <w:pPr>
-        <w:pStyle w:val="ListParagraph"/>
-        <w:numPr>
-          <w:ilvl w:val="0"/>
-          <w:numId w:val="11"/>
-        </w:numPr>
-        <w:spacing w:after="80" w:line="270"/>
-      </w:pPr>
-      <w:r>
-        <w:rPr>
-          <w:b/>
-          <w:bCs/>
-          <w:color w:val="23293D"/>
-          <w:sz w:val="21"/>
-          <w:szCs w:val="21"/>
-        </w:rPr>
-        <w:t xml:space="preserve">Pode:</w:t>
-      </w:r>
-      <w:r>
-        <w:rPr>
-          <w:color w:val="23293D"/>
-          <w:sz w:val="21"/>
-          <w:szCs w:val="21"/>
-        </w:rPr>
-        <w:t xml:space="preserve"> criar clínicas, criar usuários, redefinir senha, configurar prazos, regras comerciais, agenda, fichas de anamnese, modelos de documento e ver a auditoria.</w:t>
-      </w:r>
-    </w:p>
-    <w:p>
-      <w:pPr>
-        <w:pStyle w:val="ListParagraph"/>
-        <w:numPr>
-          <w:ilvl w:val="0"/>
-          <w:numId w:val="11"/>
-        </w:numPr>
-        <w:spacing w:after="80" w:line="270"/>
-      </w:pPr>
-      <w:r>
-        <w:rPr>
-          <w:b/>
-          <w:bCs/>
-          <w:color w:val="23293D"/>
-          <w:sz w:val="21"/>
-          <w:szCs w:val="21"/>
-        </w:rPr>
-        <w:t xml:space="preserve">Riscos:</w:t>
-      </w:r>
-      <w:r>
-        <w:rPr>
-          <w:color w:val="23293D"/>
-          <w:sz w:val="21"/>
-          <w:szCs w:val="21"/>
-        </w:rPr>
-        <w:t xml:space="preserve"> é o único que pode apagar configuração da rede inteira. Um engano aqui atinge todas as unidades.</w:t>
-      </w:r>
-    </w:p>
-    <w:p>
-      <w:pPr>
-        <w:pStyle w:val="ListParagraph"/>
-        <w:numPr>
-          <w:ilvl w:val="0"/>
-          <w:numId w:val="11"/>
-        </w:numPr>
-        <w:spacing w:after="80" w:line="270"/>
-      </w:pPr>
-      <w:r>
-        <w:rPr>
-          <w:b/>
-          <w:bCs/>
-          <w:color w:val="23293D"/>
-          <w:sz w:val="21"/>
-          <w:szCs w:val="21"/>
-        </w:rPr>
-        <w:t xml:space="preserve">Depende de:</w:t>
-      </w:r>
-      <w:r>
-        <w:rPr>
-          <w:color w:val="23293D"/>
-          <w:sz w:val="21"/>
-          <w:szCs w:val="21"/>
-        </w:rPr>
-        <w:t xml:space="preserve"> ninguém.</w:t>
-      </w:r>
-    </w:p>
-    <w:p>
-      <w:pPr>
-        <w:pStyle w:val="Heading3"/>
-      </w:pPr>
-      <w:r>
-        <w:rPr>
-          <w:color w:val="B98B2E"/>
-        </w:rPr>
-        <w:t xml:space="preserve">Recepcionista </w:t>
-      </w:r>
-      <w:r>
-        <w:rPr>
-          <w:i/>
-          <w:iCs/>
-          <w:color w:val="B98B2E"/>
-        </w:rPr>
-        <w:t xml:space="preserve">(unidade)</w:t>
       </w:r>
     </w:p>
     <w:p>
@@ -16139,15 +16183,15 @@
           <w:sz w:val="21"/>
           <w:szCs w:val="21"/>
         </w:rPr>
-        <w:t xml:space="preserve">Objetivo:</w:t>
-      </w:r>
-      <w:r>
-        <w:rPr>
-          <w:color w:val="23293D"/>
-          <w:sz w:val="21"/>
-          <w:szCs w:val="21"/>
-        </w:rPr>
-        <w:t xml:space="preserve"> porta de entrada e organização do dia.</w:t>
+        <w:t xml:space="preserve">Usa quem:</w:t>
+      </w:r>
+      <w:r>
+        <w:rPr>
+          <w:color w:val="23293D"/>
+          <w:sz w:val="21"/>
+          <w:szCs w:val="21"/>
+        </w:rPr>
+        <w:t xml:space="preserve"> o responsável pelo sistema (hoje, o proprietário).</w:t>
       </w:r>
     </w:p>
     <w:p>
@@ -16167,15 +16211,69 @@
           <w:sz w:val="21"/>
           <w:szCs w:val="21"/>
         </w:rPr>
-        <w:t xml:space="preserve">Pode:</w:t>
-      </w:r>
-      <w:r>
-        <w:rPr>
-          <w:color w:val="23293D"/>
-          <w:sz w:val="21"/>
-          <w:szCs w:val="21"/>
-        </w:rPr>
-        <w:t xml:space="preserve"> cadastrar paciente, agendar, registrar chegada, chamar, solicitar anamnese, receber o aviso de fechamento para agendar o início do tratamento.</w:t>
+        <w:t xml:space="preserve">Vê:</w:t>
+      </w:r>
+      <w:r>
+        <w:rPr>
+          <w:color w:val="23293D"/>
+          <w:sz w:val="21"/>
+          <w:szCs w:val="21"/>
+        </w:rPr>
+        <w:t xml:space="preserve"> todos os itens do menu, incluindo o bloco </w:t>
+      </w:r>
+      <w:r>
+        <w:rPr>
+          <w:b/>
+          <w:bCs/>
+          <w:color w:val="23293D"/>
+          <w:sz w:val="21"/>
+          <w:szCs w:val="21"/>
+        </w:rPr>
+        <w:t xml:space="preserve">Administração</w:t>
+      </w:r>
+      <w:r>
+        <w:rPr>
+          <w:color w:val="23293D"/>
+          <w:sz w:val="21"/>
+          <w:szCs w:val="21"/>
+        </w:rPr>
+        <w:t xml:space="preserve"> — que é exclusivo dele (✅ </w:t>
+      </w:r>
+      <w:r>
+        <w:rPr>
+          <w:rFonts w:ascii="Consolas" w:cs="Consolas" w:eastAsia="Consolas" w:hAnsi="Consolas"/>
+          <w:color w:val="1F3253"/>
+          <w:sz w:val="19"/>
+          <w:szCs w:val="19"/>
+          <w:shd w:fill="EFEDE6" w:color="auto" w:val="clear"/>
+        </w:rPr>
+        <w:t xml:space="preserve">app-sidebar.tsx</w:t>
+      </w:r>
+      <w:r>
+        <w:rPr>
+          <w:color w:val="23293D"/>
+          <w:sz w:val="21"/>
+          <w:szCs w:val="21"/>
+        </w:rPr>
+        <w:t xml:space="preserve">: </w:t>
+      </w:r>
+      <w:r>
+        <w:rPr>
+          <w:rFonts w:ascii="Consolas" w:cs="Consolas" w:eastAsia="Consolas" w:hAnsi="Consolas"/>
+          <w:color w:val="1F3253"/>
+          <w:sz w:val="19"/>
+          <w:szCs w:val="19"/>
+          <w:shd w:fill="EFEDE6" w:color="auto" w:val="clear"/>
+        </w:rPr>
+        <w:t xml:space="preserve">{isAdminMaster &amp;&amp; (…)}</w:t>
+      </w:r>
+      <w:r>
+        <w:rPr>
+          <w:color w:val="23293D"/>
+          <w:sz w:val="21"/>
+          <w:szCs w:val="21"/>
+        </w:rPr>
+        <w:t xml:space="preserve">).</w:t>
       </w:r>
     </w:p>
     <w:p>
@@ -16195,69 +16293,15 @@
           <w:sz w:val="21"/>
           <w:szCs w:val="21"/>
         </w:rPr>
-        <w:t xml:space="preserve">Não vê:</w:t>
-      </w:r>
-      <w:r>
-        <w:rPr>
-          <w:color w:val="23293D"/>
-          <w:sz w:val="21"/>
-          <w:szCs w:val="21"/>
-        </w:rPr>
-        <w:t xml:space="preserve"> Financeiro, Compras (✅ </w:t>
-      </w:r>
-      <w:r>
-        <w:rPr>
-          <w:rFonts w:ascii="Consolas" w:cs="Consolas" w:eastAsia="Consolas" w:hAnsi="Consolas"/>
-          <w:color w:val="1F3253"/>
-          <w:sz w:val="19"/>
-          <w:szCs w:val="19"/>
-          <w:shd w:fill="EFEDE6" w:color="auto" w:val="clear"/>
-        </w:rPr>
-        <w:t xml:space="preserve">canViewFinance</w:t>
-      </w:r>
-      <w:r>
-        <w:rPr>
-          <w:color w:val="23293D"/>
-          <w:sz w:val="21"/>
-          <w:szCs w:val="21"/>
-        </w:rPr>
-        <w:t xml:space="preserve"> não inclui </w:t>
-      </w:r>
-      <w:r>
-        <w:rPr>
-          <w:rFonts w:ascii="Consolas" w:cs="Consolas" w:eastAsia="Consolas" w:hAnsi="Consolas"/>
-          <w:color w:val="1F3253"/>
-          <w:sz w:val="19"/>
-          <w:szCs w:val="19"/>
-          <w:shd w:fill="EFEDE6" w:color="auto" w:val="clear"/>
-        </w:rPr>
-        <w:t xml:space="preserve">receptionist</w:t>
-      </w:r>
-      <w:r>
-        <w:rPr>
-          <w:color w:val="23293D"/>
-          <w:sz w:val="21"/>
-          <w:szCs w:val="21"/>
-        </w:rPr>
-        <w:t xml:space="preserve">; </w:t>
-      </w:r>
-      <w:r>
-        <w:rPr>
-          <w:rFonts w:ascii="Consolas" w:cs="Consolas" w:eastAsia="Consolas" w:hAnsi="Consolas"/>
-          <w:color w:val="1F3253"/>
-          <w:sz w:val="19"/>
-          <w:szCs w:val="19"/>
-          <w:shd w:fill="EFEDE6" w:color="auto" w:val="clear"/>
-        </w:rPr>
-        <w:t xml:space="preserve">canViewPurchases</w:t>
-      </w:r>
-      <w:r>
-        <w:rPr>
-          <w:color w:val="23293D"/>
-          <w:sz w:val="21"/>
-          <w:szCs w:val="21"/>
-        </w:rPr>
-        <w:t xml:space="preserve"> também não).</w:t>
+        <w:t xml:space="preserve">Pode:</w:t>
+      </w:r>
+      <w:r>
+        <w:rPr>
+          <w:color w:val="23293D"/>
+          <w:sz w:val="21"/>
+          <w:szCs w:val="21"/>
+        </w:rPr>
+        <w:t xml:space="preserve"> criar clínicas, criar usuários, redefinir senha, configurar prazos, regras comerciais, agenda, fichas de anamnese, modelos de documento e ver a auditoria.</w:t>
       </w:r>
     </w:p>
     <w:p>
@@ -16277,31 +16321,15 @@
           <w:sz w:val="21"/>
           <w:szCs w:val="21"/>
         </w:rPr>
-        <w:t xml:space="preserve">Não vê no menu, mas o item aparece:</w:t>
-      </w:r>
-      <w:r>
-        <w:rPr>
-          <w:color w:val="23293D"/>
-          <w:sz w:val="21"/>
-          <w:szCs w:val="21"/>
-        </w:rPr>
-        <w:t xml:space="preserve"> Centro de Planejamento e Procedimentos (⚠️ ver </w:t>
-      </w:r>
-      <w:r>
-        <w:rPr>
-          <w:color w:val="1F3253"/>
-          <w:sz w:val="21"/>
-          <w:szCs w:val="21"/>
-        </w:rPr>
-        <w:t xml:space="preserve">4.2</w:t>
-      </w:r>
-      <w:r>
-        <w:rPr>
-          <w:color w:val="23293D"/>
-          <w:sz w:val="21"/>
-          <w:szCs w:val="21"/>
-        </w:rPr>
-        <w:t xml:space="preserve">).</w:t>
+        <w:t xml:space="preserve">Riscos:</w:t>
+      </w:r>
+      <w:r>
+        <w:rPr>
+          <w:color w:val="23293D"/>
+          <w:sz w:val="21"/>
+          <w:szCs w:val="21"/>
+        </w:rPr>
+        <w:t xml:space="preserve"> é o único que pode apagar configuração da rede inteira. Um engano aqui atinge todas as unidades.</w:t>
       </w:r>
     </w:p>
     <w:p>
@@ -16321,34 +16349,6 @@
           <w:sz w:val="21"/>
           <w:szCs w:val="21"/>
         </w:rPr>
-        <w:t xml:space="preserve">Riscos:</w:t>
-      </w:r>
-      <w:r>
-        <w:rPr>
-          <w:color w:val="23293D"/>
-          <w:sz w:val="21"/>
-          <w:szCs w:val="21"/>
-        </w:rPr>
-        <w:t xml:space="preserve"> cadastrar paciente duplicado — mitigado pelo sistema, que reconhece o CPF já existente e autopreenche.</w:t>
-      </w:r>
-    </w:p>
-    <w:p>
-      <w:pPr>
-        <w:pStyle w:val="ListParagraph"/>
-        <w:numPr>
-          <w:ilvl w:val="0"/>
-          <w:numId w:val="12"/>
-        </w:numPr>
-        <w:spacing w:after="80" w:line="270"/>
-      </w:pPr>
-      <w:r>
-        <w:rPr>
-          <w:b/>
-          <w:bCs/>
-          <w:color w:val="23293D"/>
-          <w:sz w:val="21"/>
-          <w:szCs w:val="21"/>
-        </w:rPr>
         <w:t xml:space="preserve">Depende de:</w:t>
       </w:r>
       <w:r>
@@ -16357,7 +16357,7 @@
           <w:sz w:val="21"/>
           <w:szCs w:val="21"/>
         </w:rPr>
-        <w:t xml:space="preserve"> Coordenador (avaliação) e Consultor (fechamento).</w:t>
+        <w:t xml:space="preserve"> ninguém.</w:t>
       </w:r>
     </w:p>
     <w:p>
@@ -16368,7 +16368,7 @@
         <w:rPr>
           <w:color w:val="B98B2E"/>
         </w:rPr>
-        <w:t xml:space="preserve">Coordenador Clínico </w:t>
+        <w:t xml:space="preserve">Recepcionista </w:t>
       </w:r>
       <w:r>
         <w:rPr>
@@ -16404,7 +16404,7 @@
           <w:sz w:val="21"/>
           <w:szCs w:val="21"/>
         </w:rPr>
-        <w:t xml:space="preserve"> avaliar o paciente e preparar o caso para o planejamento.</w:t>
+        <w:t xml:space="preserve"> porta de entrada e organização do dia.</w:t>
       </w:r>
     </w:p>
     <w:p>
@@ -16432,25 +16432,7 @@
           <w:sz w:val="21"/>
           <w:szCs w:val="21"/>
         </w:rPr>
-        <w:t xml:space="preserve"> registrar consentimento (obrigatório antes de qualquer coleta), subir fotos/exames, gravar áudio, enviar ao Centro de Planejamento, e </w:t>
-      </w:r>
-      <w:r>
-        <w:rPr>
-          <w:b/>
-          <w:bCs/>
-          <w:color w:val="23293D"/>
-          <w:sz w:val="21"/>
-          <w:szCs w:val="21"/>
-        </w:rPr>
-        <w:t xml:space="preserve">aprovar ou reprovar</w:t>
-      </w:r>
-      <w:r>
-        <w:rPr>
-          <w:color w:val="23293D"/>
-          <w:sz w:val="21"/>
-          <w:szCs w:val="21"/>
-        </w:rPr>
-        <w:t xml:space="preserve"> cada opção do plano.</w:t>
+        <w:t xml:space="preserve"> cadastrar paciente, agendar, registrar chegada, chamar, solicitar anamnese, receber o aviso de fechamento para agendar o início do tratamento.</w:t>
       </w:r>
     </w:p>
     <w:p>
@@ -16470,15 +16452,15 @@
           <w:sz w:val="21"/>
           <w:szCs w:val="21"/>
         </w:rPr>
-        <w:t xml:space="preserve">Vê também:</w:t>
-      </w:r>
-      <w:r>
-        <w:rPr>
-          <w:color w:val="23293D"/>
-          <w:sz w:val="21"/>
-          <w:szCs w:val="21"/>
-        </w:rPr>
-        <w:t xml:space="preserve"> Planos de Tratamento (✅ </w:t>
+        <w:t xml:space="preserve">Não vê:</w:t>
+      </w:r>
+      <w:r>
+        <w:rPr>
+          <w:color w:val="23293D"/>
+          <w:sz w:val="21"/>
+          <w:szCs w:val="21"/>
+        </w:rPr>
+        <w:t xml:space="preserve"> Financeiro, Compras (✅ </w:t>
       </w:r>
       <w:r>
         <w:rPr>
@@ -16488,15 +16470,15 @@
           <w:szCs w:val="19"/>
           <w:shd w:fill="EFEDE6" w:color="auto" w:val="clear"/>
         </w:rPr>
-        <w:t xml:space="preserve">planRoles</w:t>
-      </w:r>
-      <w:r>
-        <w:rPr>
-          <w:color w:val="23293D"/>
-          <w:sz w:val="21"/>
-          <w:szCs w:val="21"/>
-        </w:rPr>
-        <w:t xml:space="preserve"> inclui </w:t>
+        <w:t xml:space="preserve">canViewFinance</w:t>
+      </w:r>
+      <w:r>
+        <w:rPr>
+          <w:color w:val="23293D"/>
+          <w:sz w:val="21"/>
+          <w:szCs w:val="21"/>
+        </w:rPr>
+        <w:t xml:space="preserve"> não inclui </w:t>
       </w:r>
       <w:r>
         <w:rPr>
@@ -16506,15 +16488,33 @@
           <w:szCs w:val="19"/>
           <w:shd w:fill="EFEDE6" w:color="auto" w:val="clear"/>
         </w:rPr>
-        <w:t xml:space="preserve">clinical_coordinator</w:t>
-      </w:r>
-      <w:r>
-        <w:rPr>
-          <w:color w:val="23293D"/>
-          <w:sz w:val="21"/>
-          <w:szCs w:val="21"/>
-        </w:rPr>
-        <w:t xml:space="preserve"> na unidade), Estoque (✅ é papel clínico).</w:t>
+        <w:t xml:space="preserve">receptionist</w:t>
+      </w:r>
+      <w:r>
+        <w:rPr>
+          <w:color w:val="23293D"/>
+          <w:sz w:val="21"/>
+          <w:szCs w:val="21"/>
+        </w:rPr>
+        <w:t xml:space="preserve">; </w:t>
+      </w:r>
+      <w:r>
+        <w:rPr>
+          <w:rFonts w:ascii="Consolas" w:cs="Consolas" w:eastAsia="Consolas" w:hAnsi="Consolas"/>
+          <w:color w:val="1F3253"/>
+          <w:sz w:val="19"/>
+          <w:szCs w:val="19"/>
+          <w:shd w:fill="EFEDE6" w:color="auto" w:val="clear"/>
+        </w:rPr>
+        <w:t xml:space="preserve">canViewPurchases</w:t>
+      </w:r>
+      <w:r>
+        <w:rPr>
+          <w:color w:val="23293D"/>
+          <w:sz w:val="21"/>
+          <w:szCs w:val="21"/>
+        </w:rPr>
+        <w:t xml:space="preserve"> também não).</w:t>
       </w:r>
     </w:p>
     <w:p>
@@ -16534,15 +16534,31 @@
           <w:sz w:val="21"/>
           <w:szCs w:val="21"/>
         </w:rPr>
-        <w:t xml:space="preserve">Não vê:</w:t>
-      </w:r>
-      <w:r>
-        <w:rPr>
-          <w:color w:val="23293D"/>
-          <w:sz w:val="21"/>
-          <w:szCs w:val="21"/>
-        </w:rPr>
-        <w:t xml:space="preserve"> Financeiro, Compras, Comercial.</w:t>
+        <w:t xml:space="preserve">Não vê no menu, mas o item aparece:</w:t>
+      </w:r>
+      <w:r>
+        <w:rPr>
+          <w:color w:val="23293D"/>
+          <w:sz w:val="21"/>
+          <w:szCs w:val="21"/>
+        </w:rPr>
+        <w:t xml:space="preserve"> Centro de Planejamento e Procedimentos (⚠️ ver </w:t>
+      </w:r>
+      <w:r>
+        <w:rPr>
+          <w:color w:val="1F3253"/>
+          <w:sz w:val="21"/>
+          <w:szCs w:val="21"/>
+        </w:rPr>
+        <w:t xml:space="preserve">4.2</w:t>
+      </w:r>
+      <w:r>
+        <w:rPr>
+          <w:color w:val="23293D"/>
+          <w:sz w:val="21"/>
+          <w:szCs w:val="21"/>
+        </w:rPr>
+        <w:t xml:space="preserve">).</w:t>
       </w:r>
     </w:p>
     <w:p>
@@ -16570,25 +16586,7 @@
           <w:sz w:val="21"/>
           <w:szCs w:val="21"/>
         </w:rPr>
-        <w:t xml:space="preserve"> aprovar plano sem ler o orçamento. Ele vê </w:t>
-      </w:r>
-      <w:r>
-        <w:rPr>
-          <w:b/>
-          <w:bCs/>
-          <w:color w:val="23293D"/>
-          <w:sz w:val="21"/>
-          <w:szCs w:val="21"/>
-        </w:rPr>
-        <w:t xml:space="preserve">o total</w:t>
-      </w:r>
-      <w:r>
-        <w:rPr>
-          <w:color w:val="23293D"/>
-          <w:sz w:val="21"/>
-          <w:szCs w:val="21"/>
-        </w:rPr>
-        <w:t xml:space="preserve"> de cada opção, não o preço item a item (✅ regra do LOTE F4).</w:t>
+        <w:t xml:space="preserve"> cadastrar paciente duplicado — mitigado pelo sistema, que reconhece o CPF já existente e autopreenche.</w:t>
       </w:r>
     </w:p>
     <w:p>
@@ -16616,7 +16614,7 @@
           <w:sz w:val="21"/>
           <w:szCs w:val="21"/>
         </w:rPr>
-        <w:t xml:space="preserve"> Dentista Planner (que monta o plano).</w:t>
+        <w:t xml:space="preserve"> Coordenador (avaliação) e Consultor (fechamento).</w:t>
       </w:r>
     </w:p>
     <w:p>
@@ -16627,7 +16625,7 @@
         <w:rPr>
           <w:color w:val="B98B2E"/>
         </w:rPr>
-        <w:t xml:space="preserve">Dentista Planner </w:t>
+        <w:t xml:space="preserve">Coordenador Clínico </w:t>
       </w:r>
       <w:r>
         <w:rPr>
@@ -16635,7 +16633,7 @@
           <w:iCs/>
           <w:color w:val="B98B2E"/>
         </w:rPr>
-        <w:t xml:space="preserve">(franqueadora)</w:t>
+        <w:t xml:space="preserve">(unidade)</w:t>
       </w:r>
     </w:p>
     <w:p>
@@ -16663,7 +16661,7 @@
           <w:sz w:val="21"/>
           <w:szCs w:val="21"/>
         </w:rPr>
-        <w:t xml:space="preserve"> transformar o caso em diagnóstico, plano e orçamento.</w:t>
+        <w:t xml:space="preserve"> avaliar o paciente e preparar o caso para o planejamento.</w:t>
       </w:r>
     </w:p>
     <w:p>
@@ -16691,7 +16689,25 @@
           <w:sz w:val="21"/>
           <w:szCs w:val="21"/>
         </w:rPr>
-        <w:t xml:space="preserve"> criar plano com opções, lançar procedimentos, classificar o pilar, pedir aprovação, enviar ao Comercial.</w:t>
+        <w:t xml:space="preserve"> registrar consentimento (obrigatório antes de qualquer coleta), subir fotos/exames, gravar áudio, enviar ao Centro de Planejamento, e </w:t>
+      </w:r>
+      <w:r>
+        <w:rPr>
+          <w:b/>
+          <w:bCs/>
+          <w:color w:val="23293D"/>
+          <w:sz w:val="21"/>
+          <w:szCs w:val="21"/>
+        </w:rPr>
+        <w:t xml:space="preserve">aprovar ou reprovar</w:t>
+      </w:r>
+      <w:r>
+        <w:rPr>
+          <w:color w:val="23293D"/>
+          <w:sz w:val="21"/>
+          <w:szCs w:val="21"/>
+        </w:rPr>
+        <w:t xml:space="preserve"> cada opção do plano.</w:t>
       </w:r>
     </w:p>
     <w:p>
@@ -16719,7 +16735,43 @@
           <w:sz w:val="21"/>
           <w:szCs w:val="21"/>
         </w:rPr>
-        <w:t xml:space="preserve"> Procedimentos (catálogo), Relatórios, Planos de Tratamento, Estoque (papel clínico).</w:t>
+        <w:t xml:space="preserve"> Planos de Tratamento (✅ </w:t>
+      </w:r>
+      <w:r>
+        <w:rPr>
+          <w:rFonts w:ascii="Consolas" w:cs="Consolas" w:eastAsia="Consolas" w:hAnsi="Consolas"/>
+          <w:color w:val="1F3253"/>
+          <w:sz w:val="19"/>
+          <w:szCs w:val="19"/>
+          <w:shd w:fill="EFEDE6" w:color="auto" w:val="clear"/>
+        </w:rPr>
+        <w:t xml:space="preserve">planRoles</w:t>
+      </w:r>
+      <w:r>
+        <w:rPr>
+          <w:color w:val="23293D"/>
+          <w:sz w:val="21"/>
+          <w:szCs w:val="21"/>
+        </w:rPr>
+        <w:t xml:space="preserve"> inclui </w:t>
+      </w:r>
+      <w:r>
+        <w:rPr>
+          <w:rFonts w:ascii="Consolas" w:cs="Consolas" w:eastAsia="Consolas" w:hAnsi="Consolas"/>
+          <w:color w:val="1F3253"/>
+          <w:sz w:val="19"/>
+          <w:szCs w:val="19"/>
+          <w:shd w:fill="EFEDE6" w:color="auto" w:val="clear"/>
+        </w:rPr>
+        <w:t xml:space="preserve">clinical_coordinator</w:t>
+      </w:r>
+      <w:r>
+        <w:rPr>
+          <w:color w:val="23293D"/>
+          <w:sz w:val="21"/>
+          <w:szCs w:val="21"/>
+        </w:rPr>
+        <w:t xml:space="preserve"> na unidade), Estoque (✅ é papel clínico).</w:t>
       </w:r>
     </w:p>
     <w:p>
@@ -16739,15 +16791,15 @@
           <w:sz w:val="21"/>
           <w:szCs w:val="21"/>
         </w:rPr>
-        <w:t xml:space="preserve">Não pode:</w:t>
-      </w:r>
-      <w:r>
-        <w:rPr>
-          <w:color w:val="23293D"/>
-          <w:sz w:val="21"/>
-          <w:szCs w:val="21"/>
-        </w:rPr>
-        <w:t xml:space="preserve"> avaliar paciente, agendar, negociar.</w:t>
+        <w:t xml:space="preserve">Não vê:</w:t>
+      </w:r>
+      <w:r>
+        <w:rPr>
+          <w:color w:val="23293D"/>
+          <w:sz w:val="21"/>
+          <w:szCs w:val="21"/>
+        </w:rPr>
+        <w:t xml:space="preserve"> Financeiro, Compras, Comercial.</w:t>
       </w:r>
     </w:p>
     <w:p>
@@ -16775,7 +16827,25 @@
           <w:sz w:val="21"/>
           <w:szCs w:val="21"/>
         </w:rPr>
-        <w:t xml:space="preserve"> enviar ao Comercial sem aprovação — o sistema barra.</w:t>
+        <w:t xml:space="preserve"> aprovar plano sem ler o orçamento. Ele vê </w:t>
+      </w:r>
+      <w:r>
+        <w:rPr>
+          <w:b/>
+          <w:bCs/>
+          <w:color w:val="23293D"/>
+          <w:sz w:val="21"/>
+          <w:szCs w:val="21"/>
+        </w:rPr>
+        <w:t xml:space="preserve">o total</w:t>
+      </w:r>
+      <w:r>
+        <w:rPr>
+          <w:color w:val="23293D"/>
+          <w:sz w:val="21"/>
+          <w:szCs w:val="21"/>
+        </w:rPr>
+        <w:t xml:space="preserve"> de cada opção, não o preço item a item (✅ regra do LOTE F4).</w:t>
       </w:r>
     </w:p>
     <w:p>
@@ -16803,7 +16873,7 @@
           <w:sz w:val="21"/>
           <w:szCs w:val="21"/>
         </w:rPr>
-        <w:t xml:space="preserve"> Coordenador (aprovação).</w:t>
+        <w:t xml:space="preserve"> Dentista Planner (que monta o plano).</w:t>
       </w:r>
     </w:p>
     <w:p>
@@ -16814,7 +16884,7 @@
         <w:rPr>
           <w:color w:val="B98B2E"/>
         </w:rPr>
-        <w:t xml:space="preserve">Dentista (executor) </w:t>
+        <w:t xml:space="preserve">Dentista Planner </w:t>
       </w:r>
       <w:r>
         <w:rPr>
@@ -16822,7 +16892,7 @@
           <w:iCs/>
           <w:color w:val="B98B2E"/>
         </w:rPr>
-        <w:t xml:space="preserve">(unidade)</w:t>
+        <w:t xml:space="preserve">(franqueadora)</w:t>
       </w:r>
     </w:p>
     <w:p>
@@ -16850,7 +16920,7 @@
           <w:sz w:val="21"/>
           <w:szCs w:val="21"/>
         </w:rPr>
-        <w:t xml:space="preserve"> executar o plano aprovado.</w:t>
+        <w:t xml:space="preserve"> transformar o caso em diagnóstico, plano e orçamento.</w:t>
       </w:r>
     </w:p>
     <w:p>
@@ -16870,69 +16940,15 @@
           <w:sz w:val="21"/>
           <w:szCs w:val="21"/>
         </w:rPr>
-        <w:t xml:space="preserve">Menu diferente dos outros:</w:t>
-      </w:r>
-      <w:r>
-        <w:rPr>
-          <w:color w:val="23293D"/>
-          <w:sz w:val="21"/>
-          <w:szCs w:val="21"/>
-        </w:rPr>
-        <w:t xml:space="preserve"> ✅ </w:t>
-      </w:r>
-      <w:r>
-        <w:rPr>
-          <w:b/>
-          <w:bCs/>
-          <w:color w:val="23293D"/>
-          <w:sz w:val="21"/>
-          <w:szCs w:val="21"/>
-        </w:rPr>
-        <w:t xml:space="preserve">não tem "Jornada"</w:t>
-      </w:r>
-      <w:r>
-        <w:rPr>
-          <w:color w:val="23293D"/>
-          <w:sz w:val="21"/>
-          <w:szCs w:val="21"/>
-        </w:rPr>
-        <w:t xml:space="preserve">, e ganha </w:t>
-      </w:r>
-      <w:r>
-        <w:rPr>
-          <w:b/>
-          <w:bCs/>
-          <w:color w:val="23293D"/>
-          <w:sz w:val="21"/>
-          <w:szCs w:val="21"/>
-        </w:rPr>
-        <w:t xml:space="preserve">Meu Dia</w:t>
-      </w:r>
-      <w:r>
-        <w:rPr>
-          <w:color w:val="23293D"/>
-          <w:sz w:val="21"/>
-          <w:szCs w:val="21"/>
-        </w:rPr>
-        <w:t xml:space="preserve"> e </w:t>
-      </w:r>
-      <w:r>
-        <w:rPr>
-          <w:b/>
-          <w:bCs/>
-          <w:color w:val="23293D"/>
-          <w:sz w:val="21"/>
-          <w:szCs w:val="21"/>
-        </w:rPr>
-        <w:t xml:space="preserve">Minha Agenda</w:t>
-      </w:r>
-      <w:r>
-        <w:rPr>
-          <w:color w:val="23293D"/>
-          <w:sz w:val="21"/>
-          <w:szCs w:val="21"/>
-        </w:rPr>
-        <w:t xml:space="preserve">.</w:t>
+        <w:t xml:space="preserve">Pode:</w:t>
+      </w:r>
+      <w:r>
+        <w:rPr>
+          <w:color w:val="23293D"/>
+          <w:sz w:val="21"/>
+          <w:szCs w:val="21"/>
+        </w:rPr>
+        <w:t xml:space="preserve"> criar plano com opções, lançar procedimentos, classificar o pilar, pedir aprovação, enviar ao Comercial.</w:t>
       </w:r>
     </w:p>
     <w:p>
@@ -16952,15 +16968,15 @@
           <w:sz w:val="21"/>
           <w:szCs w:val="21"/>
         </w:rPr>
-        <w:t xml:space="preserve">Pode:</w:t>
-      </w:r>
-      <w:r>
-        <w:rPr>
-          <w:color w:val="23293D"/>
-          <w:sz w:val="21"/>
-          <w:szCs w:val="21"/>
-        </w:rPr>
-        <w:t xml:space="preserve"> ver a agenda dele, chamar o paciente, escrever o Desenvolvimento Clínico e concluir o atendimento; consumo avulso de estoque.</w:t>
+        <w:t xml:space="preserve">Vê também:</w:t>
+      </w:r>
+      <w:r>
+        <w:rPr>
+          <w:color w:val="23293D"/>
+          <w:sz w:val="21"/>
+          <w:szCs w:val="21"/>
+        </w:rPr>
+        <w:t xml:space="preserve"> Procedimentos (catálogo), Relatórios, Planos de Tratamento, Estoque (papel clínico).</w:t>
       </w:r>
     </w:p>
     <w:p>
@@ -16980,15 +16996,15 @@
           <w:sz w:val="21"/>
           <w:szCs w:val="21"/>
         </w:rPr>
-        <w:t xml:space="preserve">Não vê:</w:t>
-      </w:r>
-      <w:r>
-        <w:rPr>
-          <w:color w:val="23293D"/>
-          <w:sz w:val="21"/>
-          <w:szCs w:val="21"/>
-        </w:rPr>
-        <w:t xml:space="preserve"> Financeiro, Comercial, Compras, Relatórios.</w:t>
+        <w:t xml:space="preserve">Não pode:</w:t>
+      </w:r>
+      <w:r>
+        <w:rPr>
+          <w:color w:val="23293D"/>
+          <w:sz w:val="21"/>
+          <w:szCs w:val="21"/>
+        </w:rPr>
+        <w:t xml:space="preserve"> avaliar paciente, agendar, negociar.</w:t>
       </w:r>
     </w:p>
     <w:p>
@@ -17016,25 +17032,7 @@
           <w:sz w:val="21"/>
           <w:szCs w:val="21"/>
         </w:rPr>
-        <w:t xml:space="preserve"> concluir atendimento sem escrever o Desenvolvimento Clínico — o sistema </w:t>
-      </w:r>
-      <w:r>
-        <w:rPr>
-          <w:b/>
-          <w:bCs/>
-          <w:color w:val="23293D"/>
-          <w:sz w:val="21"/>
-          <w:szCs w:val="21"/>
-        </w:rPr>
-        <w:t xml:space="preserve">não deixa</w:t>
-      </w:r>
-      <w:r>
-        <w:rPr>
-          <w:color w:val="23293D"/>
-          <w:sz w:val="21"/>
-          <w:szCs w:val="21"/>
-        </w:rPr>
-        <w:t xml:space="preserve"> (✅ regra I7b).</w:t>
+        <w:t xml:space="preserve"> enviar ao Comercial sem aprovação — o sistema barra.</w:t>
       </w:r>
     </w:p>
     <w:p>
@@ -17062,7 +17060,7 @@
           <w:sz w:val="21"/>
           <w:szCs w:val="21"/>
         </w:rPr>
-        <w:t xml:space="preserve"> Recepção (que registra a chegada).</w:t>
+        <w:t xml:space="preserve"> Coordenador (aprovação).</w:t>
       </w:r>
     </w:p>
     <w:p>
@@ -17073,7 +17071,7 @@
         <w:rPr>
           <w:color w:val="B98B2E"/>
         </w:rPr>
-        <w:t xml:space="preserve">Consultor Comercial </w:t>
+        <w:t xml:space="preserve">Dentista (executor) </w:t>
       </w:r>
       <w:r>
         <w:rPr>
@@ -17081,7 +17079,7 @@
           <w:iCs/>
           <w:color w:val="B98B2E"/>
         </w:rPr>
-        <w:t xml:space="preserve">(franqueadora)</w:t>
+        <w:t xml:space="preserve">(unidade)</w:t>
       </w:r>
     </w:p>
     <w:p>
@@ -17109,7 +17107,7 @@
           <w:sz w:val="21"/>
           <w:szCs w:val="21"/>
         </w:rPr>
-        <w:t xml:space="preserve"> apresentar o plano e fechar a venda.</w:t>
+        <w:t xml:space="preserve"> executar o plano aprovado.</w:t>
       </w:r>
     </w:p>
     <w:p>
@@ -17129,15 +17127,69 @@
           <w:sz w:val="21"/>
           <w:szCs w:val="21"/>
         </w:rPr>
-        <w:t xml:space="preserve">Pode:</w:t>
-      </w:r>
-      <w:r>
-        <w:rPr>
-          <w:color w:val="23293D"/>
-          <w:sz w:val="21"/>
-          <w:szCs w:val="21"/>
-        </w:rPr>
-        <w:t xml:space="preserve"> negociar, aplicar desconto dentro do teto, definir forma de pagamento, marcar contrato assinado e pagamento confirmado.</w:t>
+        <w:t xml:space="preserve">Menu diferente dos outros:</w:t>
+      </w:r>
+      <w:r>
+        <w:rPr>
+          <w:color w:val="23293D"/>
+          <w:sz w:val="21"/>
+          <w:szCs w:val="21"/>
+        </w:rPr>
+        <w:t xml:space="preserve"> ✅ </w:t>
+      </w:r>
+      <w:r>
+        <w:rPr>
+          <w:b/>
+          <w:bCs/>
+          <w:color w:val="23293D"/>
+          <w:sz w:val="21"/>
+          <w:szCs w:val="21"/>
+        </w:rPr>
+        <w:t xml:space="preserve">não tem "Jornada"</w:t>
+      </w:r>
+      <w:r>
+        <w:rPr>
+          <w:color w:val="23293D"/>
+          <w:sz w:val="21"/>
+          <w:szCs w:val="21"/>
+        </w:rPr>
+        <w:t xml:space="preserve">, e ganha </w:t>
+      </w:r>
+      <w:r>
+        <w:rPr>
+          <w:b/>
+          <w:bCs/>
+          <w:color w:val="23293D"/>
+          <w:sz w:val="21"/>
+          <w:szCs w:val="21"/>
+        </w:rPr>
+        <w:t xml:space="preserve">Meu Dia</w:t>
+      </w:r>
+      <w:r>
+        <w:rPr>
+          <w:color w:val="23293D"/>
+          <w:sz w:val="21"/>
+          <w:szCs w:val="21"/>
+        </w:rPr>
+        <w:t xml:space="preserve"> e </w:t>
+      </w:r>
+      <w:r>
+        <w:rPr>
+          <w:b/>
+          <w:bCs/>
+          <w:color w:val="23293D"/>
+          <w:sz w:val="21"/>
+          <w:szCs w:val="21"/>
+        </w:rPr>
+        <w:t xml:space="preserve">Minha Agenda</w:t>
+      </w:r>
+      <w:r>
+        <w:rPr>
+          <w:color w:val="23293D"/>
+          <w:sz w:val="21"/>
+          <w:szCs w:val="21"/>
+        </w:rPr>
+        <w:t xml:space="preserve">.</w:t>
       </w:r>
     </w:p>
     <w:p>
@@ -17157,15 +17209,15 @@
           <w:sz w:val="21"/>
           <w:szCs w:val="21"/>
         </w:rPr>
-        <w:t xml:space="preserve">Vê também:</w:t>
-      </w:r>
-      <w:r>
-        <w:rPr>
-          <w:color w:val="23293D"/>
-          <w:sz w:val="21"/>
-          <w:szCs w:val="21"/>
-        </w:rPr>
-        <w:t xml:space="preserve"> Comercial, Relatórios, Planos de Tratamento.</w:t>
+        <w:t xml:space="preserve">Pode:</w:t>
+      </w:r>
+      <w:r>
+        <w:rPr>
+          <w:color w:val="23293D"/>
+          <w:sz w:val="21"/>
+          <w:szCs w:val="21"/>
+        </w:rPr>
+        <w:t xml:space="preserve"> ver a agenda dele, chamar o paciente, escrever o Desenvolvimento Clínico e concluir o atendimento; consumo avulso de estoque.</w:t>
       </w:r>
     </w:p>
     <w:p>
@@ -17193,7 +17245,7 @@
           <w:sz w:val="21"/>
           <w:szCs w:val="21"/>
         </w:rPr>
-        <w:t xml:space="preserve"> Financeiro, Estoque, Compras.</w:t>
+        <w:t xml:space="preserve"> Financeiro, Comercial, Compras, Relatórios.</w:t>
       </w:r>
     </w:p>
     <w:p>
@@ -17221,7 +17273,25 @@
           <w:sz w:val="21"/>
           <w:szCs w:val="21"/>
         </w:rPr>
-        <w:t xml:space="preserve"> desconto acima do teto — o sistema avisa e, acima do limite, exige autorização.</w:t>
+        <w:t xml:space="preserve"> concluir atendimento sem escrever o Desenvolvimento Clínico — o sistema </w:t>
+      </w:r>
+      <w:r>
+        <w:rPr>
+          <w:b/>
+          <w:bCs/>
+          <w:color w:val="23293D"/>
+          <w:sz w:val="21"/>
+          <w:szCs w:val="21"/>
+        </w:rPr>
+        <w:t xml:space="preserve">não deixa</w:t>
+      </w:r>
+      <w:r>
+        <w:rPr>
+          <w:color w:val="23293D"/>
+          <w:sz w:val="21"/>
+          <w:szCs w:val="21"/>
+        </w:rPr>
+        <w:t xml:space="preserve"> (✅ regra I7b).</w:t>
       </w:r>
     </w:p>
     <w:p>
@@ -17249,7 +17319,7 @@
           <w:sz w:val="21"/>
           <w:szCs w:val="21"/>
         </w:rPr>
-        <w:t xml:space="preserve"> Planner (plano aprovado).</w:t>
+        <w:t xml:space="preserve"> Recepção (que registra a chegada).</w:t>
       </w:r>
     </w:p>
     <w:p>
@@ -17260,7 +17330,7 @@
         <w:rPr>
           <w:color w:val="B98B2E"/>
         </w:rPr>
-        <w:t xml:space="preserve">Gerente de Unidade </w:t>
+        <w:t xml:space="preserve">Consultor Comercial </w:t>
       </w:r>
       <w:r>
         <w:rPr>
@@ -17268,7 +17338,7 @@
           <w:iCs/>
           <w:color w:val="B98B2E"/>
         </w:rPr>
-        <w:t xml:space="preserve">(unidade)</w:t>
+        <w:t xml:space="preserve">(franqueadora)</w:t>
       </w:r>
     </w:p>
     <w:p>
@@ -17296,7 +17366,7 @@
           <w:sz w:val="21"/>
           <w:szCs w:val="21"/>
         </w:rPr>
-        <w:t xml:space="preserve"> enxergar e responder pela unidade.</w:t>
+        <w:t xml:space="preserve"> apresentar o plano e fechar a venda.</w:t>
       </w:r>
     </w:p>
     <w:p>
@@ -17316,15 +17386,15 @@
           <w:sz w:val="21"/>
           <w:szCs w:val="21"/>
         </w:rPr>
-        <w:t xml:space="preserve">Vê praticamente tudo da unidade:</w:t>
-      </w:r>
-      <w:r>
-        <w:rPr>
-          <w:color w:val="23293D"/>
-          <w:sz w:val="21"/>
-          <w:szCs w:val="21"/>
-        </w:rPr>
-        <w:t xml:space="preserve"> Financeiro ✅, Estoque ✅, Compras ✅, Comercial ✅, Relatórios ✅, Planos ✅, Risartanos ✅, Empresarial ✅.</w:t>
+        <w:t xml:space="preserve">Pode:</w:t>
+      </w:r>
+      <w:r>
+        <w:rPr>
+          <w:color w:val="23293D"/>
+          <w:sz w:val="21"/>
+          <w:szCs w:val="21"/>
+        </w:rPr>
+        <w:t xml:space="preserve"> negociar, aplicar desconto dentro do teto, definir forma de pagamento, marcar contrato assinado e pagamento confirmado.</w:t>
       </w:r>
     </w:p>
     <w:p>
@@ -17344,69 +17414,15 @@
           <w:sz w:val="21"/>
           <w:szCs w:val="21"/>
         </w:rPr>
-        <w:t xml:space="preserve">Pode:</w:t>
-      </w:r>
-      <w:r>
-        <w:rPr>
-          <w:color w:val="23293D"/>
-          <w:sz w:val="21"/>
-          <w:szCs w:val="21"/>
-        </w:rPr>
-        <w:t xml:space="preserve"> lançar dinheiro (</w:t>
-      </w:r>
-      <w:r>
-        <w:rPr>
-          <w:rFonts w:ascii="Consolas" w:cs="Consolas" w:eastAsia="Consolas" w:hAnsi="Consolas"/>
-          <w:color w:val="1F3253"/>
-          <w:sz w:val="19"/>
-          <w:szCs w:val="19"/>
-          <w:shd w:fill="EFEDE6" w:color="auto" w:val="clear"/>
-        </w:rPr>
-        <w:t xml:space="preserve">canPostFinance</w:t>
-      </w:r>
-      <w:r>
-        <w:rPr>
-          <w:color w:val="23293D"/>
-          <w:sz w:val="21"/>
-          <w:szCs w:val="21"/>
-        </w:rPr>
-        <w:t xml:space="preserve">), dar entrada e fazer inventário de estoque (</w:t>
-      </w:r>
-      <w:r>
-        <w:rPr>
-          <w:rFonts w:ascii="Consolas" w:cs="Consolas" w:eastAsia="Consolas" w:hAnsi="Consolas"/>
-          <w:color w:val="1F3253"/>
-          <w:sz w:val="19"/>
-          <w:szCs w:val="19"/>
-          <w:shd w:fill="EFEDE6" w:color="auto" w:val="clear"/>
-        </w:rPr>
-        <w:t xml:space="preserve">canManageStock</w:t>
-      </w:r>
-      <w:r>
-        <w:rPr>
-          <w:color w:val="23293D"/>
-          <w:sz w:val="21"/>
-          <w:szCs w:val="21"/>
-        </w:rPr>
-        <w:t xml:space="preserve">), criar requisição de compra (</w:t>
-      </w:r>
-      <w:r>
-        <w:rPr>
-          <w:rFonts w:ascii="Consolas" w:cs="Consolas" w:eastAsia="Consolas" w:hAnsi="Consolas"/>
-          <w:color w:val="1F3253"/>
-          <w:sz w:val="19"/>
-          <w:szCs w:val="19"/>
-          <w:shd w:fill="EFEDE6" w:color="auto" w:val="clear"/>
-        </w:rPr>
-        <w:t xml:space="preserve">canManagePurchaseRequests</w:t>
-      </w:r>
-      <w:r>
-        <w:rPr>
-          <w:color w:val="23293D"/>
-          <w:sz w:val="21"/>
-          <w:szCs w:val="21"/>
-        </w:rPr>
-        <w:t xml:space="preserve">), autorizar contas dentro da alçada.</w:t>
+        <w:t xml:space="preserve">Vê também:</w:t>
+      </w:r>
+      <w:r>
+        <w:rPr>
+          <w:color w:val="23293D"/>
+          <w:sz w:val="21"/>
+          <w:szCs w:val="21"/>
+        </w:rPr>
+        <w:t xml:space="preserve"> Comercial, Relatórios, Planos de Tratamento.</w:t>
       </w:r>
     </w:p>
     <w:p>
@@ -17426,51 +17442,15 @@
           <w:sz w:val="21"/>
           <w:szCs w:val="21"/>
         </w:rPr>
-        <w:t xml:space="preserve">Não pode:</w:t>
-      </w:r>
-      <w:r>
-        <w:rPr>
-          <w:color w:val="23293D"/>
-          <w:sz w:val="21"/>
-          <w:szCs w:val="21"/>
-        </w:rPr>
-        <w:t xml:space="preserve"> configurar o que vale para a rede inteira (</w:t>
-      </w:r>
-      <w:r>
-        <w:rPr>
-          <w:rFonts w:ascii="Consolas" w:cs="Consolas" w:eastAsia="Consolas" w:hAnsi="Consolas"/>
-          <w:color w:val="1F3253"/>
-          <w:sz w:val="19"/>
-          <w:szCs w:val="19"/>
-          <w:shd w:fill="EFEDE6" w:color="auto" w:val="clear"/>
-        </w:rPr>
-        <w:t xml:space="preserve">canConfigureFinanceNetwork</w:t>
-      </w:r>
-      <w:r>
-        <w:rPr>
-          <w:color w:val="23293D"/>
-          <w:sz w:val="21"/>
-          <w:szCs w:val="21"/>
-        </w:rPr>
-        <w:t xml:space="preserve"> exclui o gerente) nem cadastrar item no catálogo de estoque (</w:t>
-      </w:r>
-      <w:r>
-        <w:rPr>
-          <w:rFonts w:ascii="Consolas" w:cs="Consolas" w:eastAsia="Consolas" w:hAnsi="Consolas"/>
-          <w:color w:val="1F3253"/>
-          <w:sz w:val="19"/>
-          <w:szCs w:val="19"/>
-          <w:shd w:fill="EFEDE6" w:color="auto" w:val="clear"/>
-        </w:rPr>
-        <w:t xml:space="preserve">canManageStockCatalog</w:t>
-      </w:r>
-      <w:r>
-        <w:rPr>
-          <w:color w:val="23293D"/>
-          <w:sz w:val="21"/>
-          <w:szCs w:val="21"/>
-        </w:rPr>
-        <w:t xml:space="preserve">).</w:t>
+        <w:t xml:space="preserve">Não vê:</w:t>
+      </w:r>
+      <w:r>
+        <w:rPr>
+          <w:color w:val="23293D"/>
+          <w:sz w:val="21"/>
+          <w:szCs w:val="21"/>
+        </w:rPr>
+        <w:t xml:space="preserve"> Financeiro, Estoque, Compras.</w:t>
       </w:r>
     </w:p>
     <w:p>
@@ -17498,7 +17478,35 @@
           <w:sz w:val="21"/>
           <w:szCs w:val="21"/>
         </w:rPr>
-        <w:t xml:space="preserve"> é quem mais executa ação irreversível no financeiro.</w:t>
+        <w:t xml:space="preserve"> desconto acima do teto — o sistema avisa e, acima do limite, exige autorização.</w:t>
+      </w:r>
+    </w:p>
+    <w:p>
+      <w:pPr>
+        <w:pStyle w:val="ListParagraph"/>
+        <w:numPr>
+          <w:ilvl w:val="0"/>
+          <w:numId w:val="17"/>
+        </w:numPr>
+        <w:spacing w:after="80" w:line="270"/>
+      </w:pPr>
+      <w:r>
+        <w:rPr>
+          <w:b/>
+          <w:bCs/>
+          <w:color w:val="23293D"/>
+          <w:sz w:val="21"/>
+          <w:szCs w:val="21"/>
+        </w:rPr>
+        <w:t xml:space="preserve">Depende de:</w:t>
+      </w:r>
+      <w:r>
+        <w:rPr>
+          <w:color w:val="23293D"/>
+          <w:sz w:val="21"/>
+          <w:szCs w:val="21"/>
+        </w:rPr>
+        <w:t xml:space="preserve"> Planner (plano aprovado).</w:t>
       </w:r>
     </w:p>
     <w:p>
@@ -17509,7 +17517,7 @@
         <w:rPr>
           <w:color w:val="B98B2E"/>
         </w:rPr>
-        <w:t xml:space="preserve">Franqueado </w:t>
+        <w:t xml:space="preserve">Gerente de Unidade </w:t>
       </w:r>
       <w:r>
         <w:rPr>
@@ -17545,7 +17553,7 @@
           <w:sz w:val="21"/>
           <w:szCs w:val="21"/>
         </w:rPr>
-        <w:t xml:space="preserve"> acompanhar a unidade que possui.</w:t>
+        <w:t xml:space="preserve"> enxergar e responder pela unidade.</w:t>
       </w:r>
     </w:p>
     <w:p>
@@ -17565,15 +17573,15 @@
           <w:sz w:val="21"/>
           <w:szCs w:val="21"/>
         </w:rPr>
-        <w:t xml:space="preserve">Vê:</w:t>
-      </w:r>
-      <w:r>
-        <w:rPr>
-          <w:color w:val="23293D"/>
-          <w:sz w:val="21"/>
-          <w:szCs w:val="21"/>
-        </w:rPr>
-        <w:t xml:space="preserve"> Financeiro ✅, Estoque ✅, Compras ✅, Comercial ✅, Relatórios ✅.</w:t>
+        <w:t xml:space="preserve">Vê praticamente tudo da unidade:</w:t>
+      </w:r>
+      <w:r>
+        <w:rPr>
+          <w:color w:val="23293D"/>
+          <w:sz w:val="21"/>
+          <w:szCs w:val="21"/>
+        </w:rPr>
+        <w:t xml:space="preserve"> Financeiro ✅, Estoque ✅, Compras ✅, Comercial ✅, Relatórios ✅, Planos ✅, Risartanos ✅, Empresarial ✅.</w:t>
       </w:r>
     </w:p>
     <w:p>
@@ -17593,15 +17601,15 @@
           <w:sz w:val="21"/>
           <w:szCs w:val="21"/>
         </w:rPr>
-        <w:t xml:space="preserve">Não pode lançar dinheiro:</w:t>
-      </w:r>
-      <w:r>
-        <w:rPr>
-          <w:color w:val="23293D"/>
-          <w:sz w:val="21"/>
-          <w:szCs w:val="21"/>
-        </w:rPr>
-        <w:t xml:space="preserve"> ⚠️ </w:t>
+        <w:t xml:space="preserve">Pode:</w:t>
+      </w:r>
+      <w:r>
+        <w:rPr>
+          <w:color w:val="23293D"/>
+          <w:sz w:val="21"/>
+          <w:szCs w:val="21"/>
+        </w:rPr>
+        <w:t xml:space="preserve"> lançar dinheiro (</w:t>
       </w:r>
       <w:r>
         <w:rPr>
@@ -17619,25 +17627,7 @@
           <w:sz w:val="21"/>
           <w:szCs w:val="21"/>
         </w:rPr>
-        <w:t xml:space="preserve"> </w:t>
-      </w:r>
-      <w:r>
-        <w:rPr>
-          <w:b/>
-          <w:bCs/>
-          <w:color w:val="23293D"/>
-          <w:sz w:val="21"/>
-          <w:szCs w:val="21"/>
-        </w:rPr>
-        <w:t xml:space="preserve">não</w:t>
-      </w:r>
-      <w:r>
-        <w:rPr>
-          <w:color w:val="23293D"/>
-          <w:sz w:val="21"/>
-          <w:szCs w:val="21"/>
-        </w:rPr>
-        <w:t xml:space="preserve"> inclui </w:t>
+        <w:t xml:space="preserve">), dar entrada e fazer inventário de estoque (</w:t>
       </w:r>
       <w:r>
         <w:rPr>
@@ -17647,33 +17637,125 @@
           <w:szCs w:val="19"/>
           <w:shd w:fill="EFEDE6" w:color="auto" w:val="clear"/>
         </w:rPr>
-        <w:t xml:space="preserve">franchisee</w:t>
-      </w:r>
-      <w:r>
-        <w:rPr>
-          <w:color w:val="23293D"/>
-          <w:sz w:val="21"/>
-          <w:szCs w:val="21"/>
-        </w:rPr>
-        <w:t xml:space="preserve"> — o comentário no código diz </w:t>
-      </w:r>
-      <w:r>
-        <w:rPr>
-          <w:i/>
-          <w:iCs/>
-          <w:color w:val="23293D"/>
-          <w:sz w:val="21"/>
-          <w:szCs w:val="21"/>
-        </w:rPr>
-        <w:t xml:space="preserve">"franqueado é somente leitura"</w:t>
-      </w:r>
-      <w:r>
-        <w:rPr>
-          <w:color w:val="23293D"/>
-          <w:sz w:val="21"/>
-          <w:szCs w:val="21"/>
-        </w:rPr>
-        <w:t xml:space="preserve">.</w:t>
+        <w:t xml:space="preserve">canManageStock</w:t>
+      </w:r>
+      <w:r>
+        <w:rPr>
+          <w:color w:val="23293D"/>
+          <w:sz w:val="21"/>
+          <w:szCs w:val="21"/>
+        </w:rPr>
+        <w:t xml:space="preserve">), criar requisição de compra (</w:t>
+      </w:r>
+      <w:r>
+        <w:rPr>
+          <w:rFonts w:ascii="Consolas" w:cs="Consolas" w:eastAsia="Consolas" w:hAnsi="Consolas"/>
+          <w:color w:val="1F3253"/>
+          <w:sz w:val="19"/>
+          <w:szCs w:val="19"/>
+          <w:shd w:fill="EFEDE6" w:color="auto" w:val="clear"/>
+        </w:rPr>
+        <w:t xml:space="preserve">canManagePurchaseRequests</w:t>
+      </w:r>
+      <w:r>
+        <w:rPr>
+          <w:color w:val="23293D"/>
+          <w:sz w:val="21"/>
+          <w:szCs w:val="21"/>
+        </w:rPr>
+        <w:t xml:space="preserve">), autorizar contas dentro da alçada.</w:t>
+      </w:r>
+    </w:p>
+    <w:p>
+      <w:pPr>
+        <w:pStyle w:val="ListParagraph"/>
+        <w:numPr>
+          <w:ilvl w:val="0"/>
+          <w:numId w:val="18"/>
+        </w:numPr>
+        <w:spacing w:after="80" w:line="270"/>
+      </w:pPr>
+      <w:r>
+        <w:rPr>
+          <w:b/>
+          <w:bCs/>
+          <w:color w:val="23293D"/>
+          <w:sz w:val="21"/>
+          <w:szCs w:val="21"/>
+        </w:rPr>
+        <w:t xml:space="preserve">Não pode:</w:t>
+      </w:r>
+      <w:r>
+        <w:rPr>
+          <w:color w:val="23293D"/>
+          <w:sz w:val="21"/>
+          <w:szCs w:val="21"/>
+        </w:rPr>
+        <w:t xml:space="preserve"> configurar o que vale para a rede inteira (</w:t>
+      </w:r>
+      <w:r>
+        <w:rPr>
+          <w:rFonts w:ascii="Consolas" w:cs="Consolas" w:eastAsia="Consolas" w:hAnsi="Consolas"/>
+          <w:color w:val="1F3253"/>
+          <w:sz w:val="19"/>
+          <w:szCs w:val="19"/>
+          <w:shd w:fill="EFEDE6" w:color="auto" w:val="clear"/>
+        </w:rPr>
+        <w:t xml:space="preserve">canConfigureFinanceNetwork</w:t>
+      </w:r>
+      <w:r>
+        <w:rPr>
+          <w:color w:val="23293D"/>
+          <w:sz w:val="21"/>
+          <w:szCs w:val="21"/>
+        </w:rPr>
+        <w:t xml:space="preserve"> exclui o gerente) nem cadastrar item no catálogo de estoque (</w:t>
+      </w:r>
+      <w:r>
+        <w:rPr>
+          <w:rFonts w:ascii="Consolas" w:cs="Consolas" w:eastAsia="Consolas" w:hAnsi="Consolas"/>
+          <w:color w:val="1F3253"/>
+          <w:sz w:val="19"/>
+          <w:szCs w:val="19"/>
+          <w:shd w:fill="EFEDE6" w:color="auto" w:val="clear"/>
+        </w:rPr>
+        <w:t xml:space="preserve">canManageStockCatalog</w:t>
+      </w:r>
+      <w:r>
+        <w:rPr>
+          <w:color w:val="23293D"/>
+          <w:sz w:val="21"/>
+          <w:szCs w:val="21"/>
+        </w:rPr>
+        <w:t xml:space="preserve">).</w:t>
+      </w:r>
+    </w:p>
+    <w:p>
+      <w:pPr>
+        <w:pStyle w:val="ListParagraph"/>
+        <w:numPr>
+          <w:ilvl w:val="0"/>
+          <w:numId w:val="18"/>
+        </w:numPr>
+        <w:spacing w:after="80" w:line="270"/>
+      </w:pPr>
+      <w:r>
+        <w:rPr>
+          <w:b/>
+          <w:bCs/>
+          <w:color w:val="23293D"/>
+          <w:sz w:val="21"/>
+          <w:szCs w:val="21"/>
+        </w:rPr>
+        <w:t xml:space="preserve">Riscos:</w:t>
+      </w:r>
+      <w:r>
+        <w:rPr>
+          <w:color w:val="23293D"/>
+          <w:sz w:val="21"/>
+          <w:szCs w:val="21"/>
+        </w:rPr>
+        <w:t xml:space="preserve"> é quem mais executa ação irreversível no financeiro.</w:t>
       </w:r>
     </w:p>
     <w:p>
@@ -17684,7 +17766,7 @@
         <w:rPr>
           <w:color w:val="B98B2E"/>
         </w:rPr>
-        <w:t xml:space="preserve">Financeiro da Franqueadora </w:t>
+        <w:t xml:space="preserve">Franqueado </w:t>
       </w:r>
       <w:r>
         <w:rPr>
@@ -17692,7 +17774,7 @@
           <w:iCs/>
           <w:color w:val="B98B2E"/>
         </w:rPr>
-        <w:t xml:space="preserve">(franqueadora)</w:t>
+        <w:t xml:space="preserve">(unidade)</w:t>
       </w:r>
     </w:p>
     <w:p>
@@ -17712,69 +17794,15 @@
           <w:sz w:val="21"/>
           <w:szCs w:val="21"/>
         </w:rPr>
-        <w:t xml:space="preserve">Pode:</w:t>
-      </w:r>
-      <w:r>
-        <w:rPr>
-          <w:color w:val="23293D"/>
-          <w:sz w:val="21"/>
-          <w:szCs w:val="21"/>
-        </w:rPr>
-        <w:t xml:space="preserve"> tudo do financeiro, inclusive </w:t>
-      </w:r>
-      <w:r>
-        <w:rPr>
-          <w:b/>
-          <w:bCs/>
-          <w:color w:val="23293D"/>
-          <w:sz w:val="21"/>
-          <w:szCs w:val="21"/>
-        </w:rPr>
-        <w:t xml:space="preserve">configurar a rede</w:t>
-      </w:r>
-      <w:r>
-        <w:rPr>
-          <w:color w:val="23293D"/>
-          <w:sz w:val="21"/>
-          <w:szCs w:val="21"/>
-        </w:rPr>
-        <w:t xml:space="preserve"> (</w:t>
-      </w:r>
-      <w:r>
-        <w:rPr>
-          <w:rFonts w:ascii="Consolas" w:cs="Consolas" w:eastAsia="Consolas" w:hAnsi="Consolas"/>
-          <w:color w:val="1F3253"/>
-          <w:sz w:val="19"/>
-          <w:szCs w:val="19"/>
-          <w:shd w:fill="EFEDE6" w:color="auto" w:val="clear"/>
-        </w:rPr>
-        <w:t xml:space="preserve">canConfigureFinanceNetwork</w:t>
-      </w:r>
-      <w:r>
-        <w:rPr>
-          <w:color w:val="23293D"/>
-          <w:sz w:val="21"/>
-          <w:szCs w:val="21"/>
-        </w:rPr>
-        <w:t xml:space="preserve"> ✅), o catálogo de estoque (</w:t>
-      </w:r>
-      <w:r>
-        <w:rPr>
-          <w:rFonts w:ascii="Consolas" w:cs="Consolas" w:eastAsia="Consolas" w:hAnsi="Consolas"/>
-          <w:color w:val="1F3253"/>
-          <w:sz w:val="19"/>
-          <w:szCs w:val="19"/>
-          <w:shd w:fill="EFEDE6" w:color="auto" w:val="clear"/>
-        </w:rPr>
-        <w:t xml:space="preserve">canManageStockCatalog</w:t>
-      </w:r>
-      <w:r>
-        <w:rPr>
-          <w:color w:val="23293D"/>
-          <w:sz w:val="21"/>
-          <w:szCs w:val="21"/>
-        </w:rPr>
-        <w:t xml:space="preserve"> ✅) e ver Compras.</w:t>
+        <w:t xml:space="preserve">Objetivo:</w:t>
+      </w:r>
+      <w:r>
+        <w:rPr>
+          <w:color w:val="23293D"/>
+          <w:sz w:val="21"/>
+          <w:szCs w:val="21"/>
+        </w:rPr>
+        <w:t xml:space="preserve"> acompanhar a unidade que possui.</w:t>
       </w:r>
     </w:p>
     <w:p>
@@ -17794,15 +17822,115 @@
           <w:sz w:val="21"/>
           <w:szCs w:val="21"/>
         </w:rPr>
-        <w:t xml:space="preserve">Não pode:</w:t>
-      </w:r>
-      <w:r>
-        <w:rPr>
-          <w:color w:val="23293D"/>
-          <w:sz w:val="21"/>
-          <w:szCs w:val="21"/>
-        </w:rPr>
-        <w:t xml:space="preserve"> aprovar a própria conta lançada (regra de alçada, FIN3).</w:t>
+        <w:t xml:space="preserve">Vê:</w:t>
+      </w:r>
+      <w:r>
+        <w:rPr>
+          <w:color w:val="23293D"/>
+          <w:sz w:val="21"/>
+          <w:szCs w:val="21"/>
+        </w:rPr>
+        <w:t xml:space="preserve"> Financeiro ✅, Estoque ✅, Compras ✅, Comercial ✅, Relatórios ✅.</w:t>
+      </w:r>
+    </w:p>
+    <w:p>
+      <w:pPr>
+        <w:pStyle w:val="ListParagraph"/>
+        <w:numPr>
+          <w:ilvl w:val="0"/>
+          <w:numId w:val="19"/>
+        </w:numPr>
+        <w:spacing w:after="80" w:line="270"/>
+      </w:pPr>
+      <w:r>
+        <w:rPr>
+          <w:b/>
+          <w:bCs/>
+          <w:color w:val="23293D"/>
+          <w:sz w:val="21"/>
+          <w:szCs w:val="21"/>
+        </w:rPr>
+        <w:t xml:space="preserve">Não pode lançar dinheiro:</w:t>
+      </w:r>
+      <w:r>
+        <w:rPr>
+          <w:color w:val="23293D"/>
+          <w:sz w:val="21"/>
+          <w:szCs w:val="21"/>
+        </w:rPr>
+        <w:t xml:space="preserve"> ⚠️ </w:t>
+      </w:r>
+      <w:r>
+        <w:rPr>
+          <w:rFonts w:ascii="Consolas" w:cs="Consolas" w:eastAsia="Consolas" w:hAnsi="Consolas"/>
+          <w:color w:val="1F3253"/>
+          <w:sz w:val="19"/>
+          <w:szCs w:val="19"/>
+          <w:shd w:fill="EFEDE6" w:color="auto" w:val="clear"/>
+        </w:rPr>
+        <w:t xml:space="preserve">canPostFinance</w:t>
+      </w:r>
+      <w:r>
+        <w:rPr>
+          <w:color w:val="23293D"/>
+          <w:sz w:val="21"/>
+          <w:szCs w:val="21"/>
+        </w:rPr>
+        <w:t xml:space="preserve"> </w:t>
+      </w:r>
+      <w:r>
+        <w:rPr>
+          <w:b/>
+          <w:bCs/>
+          <w:color w:val="23293D"/>
+          <w:sz w:val="21"/>
+          <w:szCs w:val="21"/>
+        </w:rPr>
+        <w:t xml:space="preserve">não</w:t>
+      </w:r>
+      <w:r>
+        <w:rPr>
+          <w:color w:val="23293D"/>
+          <w:sz w:val="21"/>
+          <w:szCs w:val="21"/>
+        </w:rPr>
+        <w:t xml:space="preserve"> inclui </w:t>
+      </w:r>
+      <w:r>
+        <w:rPr>
+          <w:rFonts w:ascii="Consolas" w:cs="Consolas" w:eastAsia="Consolas" w:hAnsi="Consolas"/>
+          <w:color w:val="1F3253"/>
+          <w:sz w:val="19"/>
+          <w:szCs w:val="19"/>
+          <w:shd w:fill="EFEDE6" w:color="auto" w:val="clear"/>
+        </w:rPr>
+        <w:t xml:space="preserve">franchisee</w:t>
+      </w:r>
+      <w:r>
+        <w:rPr>
+          <w:color w:val="23293D"/>
+          <w:sz w:val="21"/>
+          <w:szCs w:val="21"/>
+        </w:rPr>
+        <w:t xml:space="preserve"> — o comentário no código diz </w:t>
+      </w:r>
+      <w:r>
+        <w:rPr>
+          <w:i/>
+          <w:iCs/>
+          <w:color w:val="23293D"/>
+          <w:sz w:val="21"/>
+          <w:szCs w:val="21"/>
+        </w:rPr>
+        <w:t xml:space="preserve">"franqueado é somente leitura"</w:t>
+      </w:r>
+      <w:r>
+        <w:rPr>
+          <w:color w:val="23293D"/>
+          <w:sz w:val="21"/>
+          <w:szCs w:val="21"/>
+        </w:rPr>
+        <w:t xml:space="preserve">.</w:t>
       </w:r>
     </w:p>
     <w:p>
@@ -17813,7 +17941,7 @@
         <w:rPr>
           <w:color w:val="B98B2E"/>
         </w:rPr>
-        <w:t xml:space="preserve">Comprador da Franqueadora </w:t>
+        <w:t xml:space="preserve">Financeiro da Franqueadora </w:t>
       </w:r>
       <w:r>
         <w:rPr>
@@ -17841,15 +17969,69 @@
           <w:sz w:val="21"/>
           <w:szCs w:val="21"/>
         </w:rPr>
-        <w:t xml:space="preserve">Objetivo:</w:t>
-      </w:r>
-      <w:r>
-        <w:rPr>
-          <w:color w:val="23293D"/>
-          <w:sz w:val="21"/>
-          <w:szCs w:val="21"/>
-        </w:rPr>
-        <w:t xml:space="preserve"> negociar compras pela rede.</w:t>
+        <w:t xml:space="preserve">Pode:</w:t>
+      </w:r>
+      <w:r>
+        <w:rPr>
+          <w:color w:val="23293D"/>
+          <w:sz w:val="21"/>
+          <w:szCs w:val="21"/>
+        </w:rPr>
+        <w:t xml:space="preserve"> tudo do financeiro, inclusive </w:t>
+      </w:r>
+      <w:r>
+        <w:rPr>
+          <w:b/>
+          <w:bCs/>
+          <w:color w:val="23293D"/>
+          <w:sz w:val="21"/>
+          <w:szCs w:val="21"/>
+        </w:rPr>
+        <w:t xml:space="preserve">configurar a rede</w:t>
+      </w:r>
+      <w:r>
+        <w:rPr>
+          <w:color w:val="23293D"/>
+          <w:sz w:val="21"/>
+          <w:szCs w:val="21"/>
+        </w:rPr>
+        <w:t xml:space="preserve"> (</w:t>
+      </w:r>
+      <w:r>
+        <w:rPr>
+          <w:rFonts w:ascii="Consolas" w:cs="Consolas" w:eastAsia="Consolas" w:hAnsi="Consolas"/>
+          <w:color w:val="1F3253"/>
+          <w:sz w:val="19"/>
+          <w:szCs w:val="19"/>
+          <w:shd w:fill="EFEDE6" w:color="auto" w:val="clear"/>
+        </w:rPr>
+        <w:t xml:space="preserve">canConfigureFinanceNetwork</w:t>
+      </w:r>
+      <w:r>
+        <w:rPr>
+          <w:color w:val="23293D"/>
+          <w:sz w:val="21"/>
+          <w:szCs w:val="21"/>
+        </w:rPr>
+        <w:t xml:space="preserve"> ✅), o catálogo de estoque (</w:t>
+      </w:r>
+      <w:r>
+        <w:rPr>
+          <w:rFonts w:ascii="Consolas" w:cs="Consolas" w:eastAsia="Consolas" w:hAnsi="Consolas"/>
+          <w:color w:val="1F3253"/>
+          <w:sz w:val="19"/>
+          <w:szCs w:val="19"/>
+          <w:shd w:fill="EFEDE6" w:color="auto" w:val="clear"/>
+        </w:rPr>
+        <w:t xml:space="preserve">canManageStockCatalog</w:t>
+      </w:r>
+      <w:r>
+        <w:rPr>
+          <w:color w:val="23293D"/>
+          <w:sz w:val="21"/>
+          <w:szCs w:val="21"/>
+        </w:rPr>
+        <w:t xml:space="preserve"> ✅) e ver Compras.</w:t>
       </w:r>
     </w:p>
     <w:p>
@@ -17869,115 +18051,15 @@
           <w:sz w:val="21"/>
           <w:szCs w:val="21"/>
         </w:rPr>
-        <w:t xml:space="preserve">Vê:</w:t>
-      </w:r>
-      <w:r>
-        <w:rPr>
-          <w:color w:val="23293D"/>
-          <w:sz w:val="21"/>
-          <w:szCs w:val="21"/>
-        </w:rPr>
-        <w:t xml:space="preserve"> Compras ✅ (é o único, além do Admin, que entra na mesa de negociação — </w:t>
-      </w:r>
-      <w:r>
-        <w:rPr>
-          <w:rFonts w:ascii="Consolas" w:cs="Consolas" w:eastAsia="Consolas" w:hAnsi="Consolas"/>
-          <w:color w:val="1F3253"/>
-          <w:sz w:val="19"/>
-          <w:szCs w:val="19"/>
-          <w:shd w:fill="EFEDE6" w:color="auto" w:val="clear"/>
-        </w:rPr>
-        <w:t xml:space="preserve">isPurchaser</w:t>
-      </w:r>
-      <w:r>
-        <w:rPr>
-          <w:color w:val="23293D"/>
-          <w:sz w:val="21"/>
-          <w:szCs w:val="21"/>
-        </w:rPr>
-        <w:t xml:space="preserve">).</w:t>
-      </w:r>
-    </w:p>
-    <w:p>
-      <w:pPr>
-        <w:pStyle w:val="ListParagraph"/>
-        <w:numPr>
-          <w:ilvl w:val="0"/>
-          <w:numId w:val="20"/>
-        </w:numPr>
-        <w:spacing w:after="80" w:line="270"/>
-      </w:pPr>
-      <w:r>
-        <w:rPr>
-          <w:b/>
-          <w:bCs/>
-          <w:color w:val="23293D"/>
-          <w:sz w:val="21"/>
-          <w:szCs w:val="21"/>
-        </w:rPr>
-        <w:t xml:space="preserve">Regra estrutural:</w:t>
-      </w:r>
-      <w:r>
-        <w:rPr>
-          <w:color w:val="23293D"/>
-          <w:sz w:val="21"/>
-          <w:szCs w:val="21"/>
-        </w:rPr>
-        <w:t xml:space="preserve"> </w:t>
-      </w:r>
-      <w:r>
-        <w:rPr>
-          <w:i/>
-          <w:iCs/>
-          <w:color w:val="23293D"/>
-          <w:sz w:val="21"/>
-          <w:szCs w:val="21"/>
-        </w:rPr>
-        <w:t xml:space="preserve">quem compra não é quem paga</w:t>
-      </w:r>
-      <w:r>
-        <w:rPr>
-          <w:color w:val="23293D"/>
-          <w:sz w:val="21"/>
-          <w:szCs w:val="21"/>
-        </w:rPr>
-        <w:t xml:space="preserve">. Ele </w:t>
-      </w:r>
-      <w:r>
-        <w:rPr>
-          <w:b/>
-          <w:bCs/>
-          <w:color w:val="23293D"/>
-          <w:sz w:val="21"/>
-          <w:szCs w:val="21"/>
-        </w:rPr>
-        <w:t xml:space="preserve">não</w:t>
-      </w:r>
-      <w:r>
-        <w:rPr>
-          <w:color w:val="23293D"/>
-          <w:sz w:val="21"/>
-          <w:szCs w:val="21"/>
-        </w:rPr>
-        <w:t xml:space="preserve"> tem acesso ao Financeiro (✅ </w:t>
-      </w:r>
-      <w:r>
-        <w:rPr>
-          <w:rFonts w:ascii="Consolas" w:cs="Consolas" w:eastAsia="Consolas" w:hAnsi="Consolas"/>
-          <w:color w:val="1F3253"/>
-          <w:sz w:val="19"/>
-          <w:szCs w:val="19"/>
-          <w:shd w:fill="EFEDE6" w:color="auto" w:val="clear"/>
-        </w:rPr>
-        <w:t xml:space="preserve">canViewFinance</w:t>
-      </w:r>
-      <w:r>
-        <w:rPr>
-          <w:color w:val="23293D"/>
-          <w:sz w:val="21"/>
-          <w:szCs w:val="21"/>
-        </w:rPr>
-        <w:t xml:space="preserve"> não o inclui).</w:t>
+        <w:t xml:space="preserve">Não pode:</w:t>
+      </w:r>
+      <w:r>
+        <w:rPr>
+          <w:color w:val="23293D"/>
+          <w:sz w:val="21"/>
+          <w:szCs w:val="21"/>
+        </w:rPr>
+        <w:t xml:space="preserve"> aprovar a própria conta lançada (regra de alçada, FIN3).</w:t>
       </w:r>
     </w:p>
     <w:p>
@@ -17988,7 +18070,7 @@
         <w:rPr>
           <w:color w:val="B98B2E"/>
         </w:rPr>
-        <w:t xml:space="preserve">SDR (Encantador) </w:t>
+        <w:t xml:space="preserve">Comprador da Franqueadora </w:t>
       </w:r>
       <w:r>
         <w:rPr>
@@ -18016,15 +18098,15 @@
           <w:sz w:val="21"/>
           <w:szCs w:val="21"/>
         </w:rPr>
-        <w:t xml:space="preserve">Pode:</w:t>
-      </w:r>
-      <w:r>
-        <w:rPr>
-          <w:color w:val="23293D"/>
-          <w:sz w:val="21"/>
-          <w:szCs w:val="21"/>
-        </w:rPr>
-        <w:t xml:space="preserve"> cadastrar clientes e agendar, inclusive em outra unidade; vê os clientes que cadastrou.</w:t>
+        <w:t xml:space="preserve">Objetivo:</w:t>
+      </w:r>
+      <w:r>
+        <w:rPr>
+          <w:color w:val="23293D"/>
+          <w:sz w:val="21"/>
+          <w:szCs w:val="21"/>
+        </w:rPr>
+        <w:t xml:space="preserve"> negociar compras pela rede.</w:t>
       </w:r>
     </w:p>
     <w:p>
@@ -18044,15 +18126,33 @@
           <w:sz w:val="21"/>
           <w:szCs w:val="21"/>
         </w:rPr>
-        <w:t xml:space="preserve">Não pode:</w:t>
-      </w:r>
-      <w:r>
-        <w:rPr>
-          <w:color w:val="23293D"/>
-          <w:sz w:val="21"/>
-          <w:szCs w:val="21"/>
-        </w:rPr>
-        <w:t xml:space="preserve"> mover fases (botões removidos), atos clínicos ou comerciais.</w:t>
+        <w:t xml:space="preserve">Vê:</w:t>
+      </w:r>
+      <w:r>
+        <w:rPr>
+          <w:color w:val="23293D"/>
+          <w:sz w:val="21"/>
+          <w:szCs w:val="21"/>
+        </w:rPr>
+        <w:t xml:space="preserve"> Compras ✅ (é o único, além do Admin, que entra na mesa de negociação — </w:t>
+      </w:r>
+      <w:r>
+        <w:rPr>
+          <w:rFonts w:ascii="Consolas" w:cs="Consolas" w:eastAsia="Consolas" w:hAnsi="Consolas"/>
+          <w:color w:val="1F3253"/>
+          <w:sz w:val="19"/>
+          <w:szCs w:val="19"/>
+          <w:shd w:fill="EFEDE6" w:color="auto" w:val="clear"/>
+        </w:rPr>
+        <w:t xml:space="preserve">isPurchaser</w:t>
+      </w:r>
+      <w:r>
+        <w:rPr>
+          <w:color w:val="23293D"/>
+          <w:sz w:val="21"/>
+          <w:szCs w:val="21"/>
+        </w:rPr>
+        <w:t xml:space="preserve">).</w:t>
       </w:r>
     </w:p>
     <w:p>
@@ -18072,15 +18172,51 @@
           <w:sz w:val="21"/>
           <w:szCs w:val="21"/>
         </w:rPr>
-        <w:t xml:space="preserve">Vê:</w:t>
-      </w:r>
-      <w:r>
-        <w:rPr>
-          <w:color w:val="23293D"/>
-          <w:sz w:val="21"/>
-          <w:szCs w:val="21"/>
-        </w:rPr>
-        <w:t xml:space="preserve"> Empresarial ✅ (</w:t>
+        <w:t xml:space="preserve">Regra estrutural:</w:t>
+      </w:r>
+      <w:r>
+        <w:rPr>
+          <w:color w:val="23293D"/>
+          <w:sz w:val="21"/>
+          <w:szCs w:val="21"/>
+        </w:rPr>
+        <w:t xml:space="preserve"> </w:t>
+      </w:r>
+      <w:r>
+        <w:rPr>
+          <w:i/>
+          <w:iCs/>
+          <w:color w:val="23293D"/>
+          <w:sz w:val="21"/>
+          <w:szCs w:val="21"/>
+        </w:rPr>
+        <w:t xml:space="preserve">quem compra não é quem paga</w:t>
+      </w:r>
+      <w:r>
+        <w:rPr>
+          <w:color w:val="23293D"/>
+          <w:sz w:val="21"/>
+          <w:szCs w:val="21"/>
+        </w:rPr>
+        <w:t xml:space="preserve">. Ele </w:t>
+      </w:r>
+      <w:r>
+        <w:rPr>
+          <w:b/>
+          <w:bCs/>
+          <w:color w:val="23293D"/>
+          <w:sz w:val="21"/>
+          <w:szCs w:val="21"/>
+        </w:rPr>
+        <w:t xml:space="preserve">não</w:t>
+      </w:r>
+      <w:r>
+        <w:rPr>
+          <w:color w:val="23293D"/>
+          <w:sz w:val="21"/>
+          <w:szCs w:val="21"/>
+        </w:rPr>
+        <w:t xml:space="preserve"> tem acesso ao Financeiro (✅ </w:t>
       </w:r>
       <w:r>
         <w:rPr>
@@ -18090,33 +18226,15 @@
           <w:szCs w:val="19"/>
           <w:shd w:fill="EFEDE6" w:color="auto" w:val="clear"/>
         </w:rPr>
-        <w:t xml:space="preserve">canViewEmpresarial</w:t>
-      </w:r>
-      <w:r>
-        <w:rPr>
-          <w:color w:val="23293D"/>
-          <w:sz w:val="21"/>
-          <w:szCs w:val="21"/>
-        </w:rPr>
-        <w:t xml:space="preserve"> inclui </w:t>
-      </w:r>
-      <w:r>
-        <w:rPr>
-          <w:rFonts w:ascii="Consolas" w:cs="Consolas" w:eastAsia="Consolas" w:hAnsi="Consolas"/>
-          <w:color w:val="1F3253"/>
-          <w:sz w:val="19"/>
-          <w:szCs w:val="19"/>
-          <w:shd w:fill="EFEDE6" w:color="auto" w:val="clear"/>
-        </w:rPr>
-        <w:t xml:space="preserve">sdr</w:t>
-      </w:r>
-      <w:r>
-        <w:rPr>
-          <w:color w:val="23293D"/>
-          <w:sz w:val="21"/>
-          <w:szCs w:val="21"/>
-        </w:rPr>
-        <w:t xml:space="preserve">).</w:t>
+        <w:t xml:space="preserve">canViewFinance</w:t>
+      </w:r>
+      <w:r>
+        <w:rPr>
+          <w:color w:val="23293D"/>
+          <w:sz w:val="21"/>
+          <w:szCs w:val="21"/>
+        </w:rPr>
+        <w:t xml:space="preserve"> não o inclui).</w:t>
       </w:r>
     </w:p>
     <w:p>
@@ -18127,7 +18245,7 @@
         <w:rPr>
           <w:color w:val="B98B2E"/>
         </w:rPr>
-        <w:t xml:space="preserve">Assistente Comercial </w:t>
+        <w:t xml:space="preserve">SDR (Encantador) </w:t>
       </w:r>
       <w:r>
         <w:rPr>
@@ -18163,7 +18281,7 @@
           <w:sz w:val="21"/>
           <w:szCs w:val="21"/>
         </w:rPr>
-        <w:t xml:space="preserve"> enviar documentos e link de pagamento, acompanhar status.</w:t>
+        <w:t xml:space="preserve"> cadastrar clientes e agendar, inclusive em outra unidade; vê os clientes que cadastrou.</w:t>
       </w:r>
     </w:p>
     <w:p>
@@ -18183,6 +18301,34 @@
           <w:sz w:val="21"/>
           <w:szCs w:val="21"/>
         </w:rPr>
+        <w:t xml:space="preserve">Não pode:</w:t>
+      </w:r>
+      <w:r>
+        <w:rPr>
+          <w:color w:val="23293D"/>
+          <w:sz w:val="21"/>
+          <w:szCs w:val="21"/>
+        </w:rPr>
+        <w:t xml:space="preserve"> mover fases (botões removidos), atos clínicos ou comerciais.</w:t>
+      </w:r>
+    </w:p>
+    <w:p>
+      <w:pPr>
+        <w:pStyle w:val="ListParagraph"/>
+        <w:numPr>
+          <w:ilvl w:val="0"/>
+          <w:numId w:val="22"/>
+        </w:numPr>
+        <w:spacing w:after="80" w:line="270"/>
+      </w:pPr>
+      <w:r>
+        <w:rPr>
+          <w:b/>
+          <w:bCs/>
+          <w:color w:val="23293D"/>
+          <w:sz w:val="21"/>
+          <w:szCs w:val="21"/>
+        </w:rPr>
         <w:t xml:space="preserve">Vê:</w:t>
       </w:r>
       <w:r>
@@ -18191,25 +18337,7 @@
           <w:sz w:val="21"/>
           <w:szCs w:val="21"/>
         </w:rPr>
-        <w:t xml:space="preserve"> Comercial ✅. </w:t>
-      </w:r>
-      <w:r>
-        <w:rPr>
-          <w:b/>
-          <w:bCs/>
-          <w:color w:val="23293D"/>
-          <w:sz w:val="21"/>
-          <w:szCs w:val="21"/>
-        </w:rPr>
-        <w:t xml:space="preserve">Não vê</w:t>
-      </w:r>
-      <w:r>
-        <w:rPr>
-          <w:color w:val="23293D"/>
-          <w:sz w:val="21"/>
-          <w:szCs w:val="21"/>
-        </w:rPr>
-        <w:t xml:space="preserve"> Relatórios nem Planos (⚠️ não está em </w:t>
+        <w:t xml:space="preserve"> Empresarial ✅ (</w:t>
       </w:r>
       <w:r>
         <w:rPr>
@@ -18219,15 +18347,15 @@
           <w:szCs w:val="19"/>
           <w:shd w:fill="EFEDE6" w:color="auto" w:val="clear"/>
         </w:rPr>
-        <w:t xml:space="preserve">reportRoles</w:t>
-      </w:r>
-      <w:r>
-        <w:rPr>
-          <w:color w:val="23293D"/>
-          <w:sz w:val="21"/>
-          <w:szCs w:val="21"/>
-        </w:rPr>
-        <w:t xml:space="preserve"> nem em </w:t>
+        <w:t xml:space="preserve">canViewEmpresarial</w:t>
+      </w:r>
+      <w:r>
+        <w:rPr>
+          <w:color w:val="23293D"/>
+          <w:sz w:val="21"/>
+          <w:szCs w:val="21"/>
+        </w:rPr>
+        <w:t xml:space="preserve"> inclui </w:t>
       </w:r>
       <w:r>
         <w:rPr>
@@ -18237,7 +18365,7 @@
           <w:szCs w:val="19"/>
           <w:shd w:fill="EFEDE6" w:color="auto" w:val="clear"/>
         </w:rPr>
-        <w:t xml:space="preserve">planRoles</w:t>
+        <w:t xml:space="preserve">sdr</w:t>
       </w:r>
       <w:r>
         <w:rPr>
@@ -18256,7 +18384,7 @@
         <w:rPr>
           <w:color w:val="B98B2E"/>
         </w:rPr>
-        <w:t xml:space="preserve">Franqueadora/Rede </w:t>
+        <w:t xml:space="preserve">Assistente Comercial </w:t>
       </w:r>
       <w:r>
         <w:rPr>
@@ -18284,15 +18412,15 @@
           <w:sz w:val="21"/>
           <w:szCs w:val="21"/>
         </w:rPr>
-        <w:t xml:space="preserve">Vê:</w:t>
-      </w:r>
-      <w:r>
-        <w:rPr>
-          <w:color w:val="23293D"/>
-          <w:sz w:val="21"/>
-          <w:szCs w:val="21"/>
-        </w:rPr>
-        <w:t xml:space="preserve"> Relatórios ✅, Planos ✅, Risartanos ✅, Empresarial ✅.</w:t>
+        <w:t xml:space="preserve">Pode:</w:t>
+      </w:r>
+      <w:r>
+        <w:rPr>
+          <w:color w:val="23293D"/>
+          <w:sz w:val="21"/>
+          <w:szCs w:val="21"/>
+        </w:rPr>
+        <w:t xml:space="preserve"> enviar documentos e link de pagamento, acompanhar status.</w:t>
       </w:r>
     </w:p>
     <w:p>
@@ -18312,15 +18440,33 @@
           <w:sz w:val="21"/>
           <w:szCs w:val="21"/>
         </w:rPr>
-        <w:t xml:space="preserve">Não vê:</w:t>
-      </w:r>
-      <w:r>
-        <w:rPr>
-          <w:color w:val="23293D"/>
-          <w:sz w:val="21"/>
-          <w:szCs w:val="21"/>
-        </w:rPr>
-        <w:t xml:space="preserve"> Financeiro ⚠️ — </w:t>
+        <w:t xml:space="preserve">Vê:</w:t>
+      </w:r>
+      <w:r>
+        <w:rPr>
+          <w:color w:val="23293D"/>
+          <w:sz w:val="21"/>
+          <w:szCs w:val="21"/>
+        </w:rPr>
+        <w:t xml:space="preserve"> Comercial ✅. </w:t>
+      </w:r>
+      <w:r>
+        <w:rPr>
+          <w:b/>
+          <w:bCs/>
+          <w:color w:val="23293D"/>
+          <w:sz w:val="21"/>
+          <w:szCs w:val="21"/>
+        </w:rPr>
+        <w:t xml:space="preserve">Não vê</w:t>
+      </w:r>
+      <w:r>
+        <w:rPr>
+          <w:color w:val="23293D"/>
+          <w:sz w:val="21"/>
+          <w:szCs w:val="21"/>
+        </w:rPr>
+        <w:t xml:space="preserve"> Relatórios nem Planos (⚠️ não está em </w:t>
       </w:r>
       <w:r>
         <w:rPr>
@@ -18330,33 +18476,15 @@
           <w:szCs w:val="19"/>
           <w:shd w:fill="EFEDE6" w:color="auto" w:val="clear"/>
         </w:rPr>
-        <w:t xml:space="preserve">canViewFinance</w:t>
-      </w:r>
-      <w:r>
-        <w:rPr>
-          <w:color w:val="23293D"/>
-          <w:sz w:val="21"/>
-          <w:szCs w:val="21"/>
-        </w:rPr>
-        <w:t xml:space="preserve"> </w:t>
-      </w:r>
-      <w:r>
-        <w:rPr>
-          <w:b/>
-          <w:bCs/>
-          <w:color w:val="23293D"/>
-          <w:sz w:val="21"/>
-          <w:szCs w:val="21"/>
-        </w:rPr>
-        <w:t xml:space="preserve">não</w:t>
-      </w:r>
-      <w:r>
-        <w:rPr>
-          <w:color w:val="23293D"/>
-          <w:sz w:val="21"/>
-          <w:szCs w:val="21"/>
-        </w:rPr>
-        <w:t xml:space="preserve"> inclui </w:t>
+        <w:t xml:space="preserve">reportRoles</w:t>
+      </w:r>
+      <w:r>
+        <w:rPr>
+          <w:color w:val="23293D"/>
+          <w:sz w:val="21"/>
+          <w:szCs w:val="21"/>
+        </w:rPr>
+        <w:t xml:space="preserve"> nem em </w:t>
       </w:r>
       <w:r>
         <w:rPr>
@@ -18366,33 +18494,15 @@
           <w:szCs w:val="19"/>
           <w:shd w:fill="EFEDE6" w:color="auto" w:val="clear"/>
         </w:rPr>
-        <w:t xml:space="preserve">franchisor_staff</w:t>
-      </w:r>
-      <w:r>
-        <w:rPr>
-          <w:color w:val="23293D"/>
-          <w:sz w:val="21"/>
-          <w:szCs w:val="21"/>
-        </w:rPr>
-        <w:t xml:space="preserve">. </w:t>
-      </w:r>
-      <w:r>
-        <w:rPr>
-          <w:b/>
-          <w:bCs/>
-          <w:color w:val="23293D"/>
-          <w:sz w:val="21"/>
-          <w:szCs w:val="21"/>
-        </w:rPr>
-        <w:t xml:space="preserve">Ponto que merece validação</w:t>
-      </w:r>
-      <w:r>
-        <w:rPr>
-          <w:color w:val="23293D"/>
-          <w:sz w:val="21"/>
-          <w:szCs w:val="21"/>
-        </w:rPr>
-        <w:t xml:space="preserve"> (ver lacunas).</w:t>
+        <w:t xml:space="preserve">planRoles</w:t>
+      </w:r>
+      <w:r>
+        <w:rPr>
+          <w:color w:val="23293D"/>
+          <w:sz w:val="21"/>
+          <w:szCs w:val="21"/>
+        </w:rPr>
+        <w:t xml:space="preserve">).</w:t>
       </w:r>
     </w:p>
     <w:p>
@@ -18403,7 +18513,7 @@
         <w:rPr>
           <w:color w:val="B98B2E"/>
         </w:rPr>
-        <w:t xml:space="preserve">Consultor RisLife </w:t>
+        <w:t xml:space="preserve">Franqueadora/Rede </w:t>
       </w:r>
       <w:r>
         <w:rPr>
@@ -18431,15 +18541,15 @@
           <w:sz w:val="21"/>
           <w:szCs w:val="21"/>
         </w:rPr>
-        <w:t xml:space="preserve">Objetivo:</w:t>
-      </w:r>
-      <w:r>
-        <w:rPr>
-          <w:color w:val="23293D"/>
-          <w:sz w:val="21"/>
-          <w:szCs w:val="21"/>
-        </w:rPr>
-        <w:t xml:space="preserve"> gerir o programa Empresarial (B2B).</w:t>
+        <w:t xml:space="preserve">Vê:</w:t>
+      </w:r>
+      <w:r>
+        <w:rPr>
+          <w:color w:val="23293D"/>
+          <w:sz w:val="21"/>
+          <w:szCs w:val="21"/>
+        </w:rPr>
+        <w:t xml:space="preserve"> Relatórios ✅, Planos ✅, Risartanos ✅, Empresarial ✅.</w:t>
       </w:r>
     </w:p>
     <w:p>
@@ -18459,15 +18569,87 @@
           <w:sz w:val="21"/>
           <w:szCs w:val="21"/>
         </w:rPr>
-        <w:t xml:space="preserve">Vê:</w:t>
-      </w:r>
-      <w:r>
-        <w:rPr>
-          <w:color w:val="23293D"/>
-          <w:sz w:val="21"/>
-          <w:szCs w:val="21"/>
-        </w:rPr>
-        <w:t xml:space="preserve"> Empresarial ✅ (é gestor do programa).</w:t>
+        <w:t xml:space="preserve">Não vê:</w:t>
+      </w:r>
+      <w:r>
+        <w:rPr>
+          <w:color w:val="23293D"/>
+          <w:sz w:val="21"/>
+          <w:szCs w:val="21"/>
+        </w:rPr>
+        <w:t xml:space="preserve"> Financeiro ⚠️ — </w:t>
+      </w:r>
+      <w:r>
+        <w:rPr>
+          <w:rFonts w:ascii="Consolas" w:cs="Consolas" w:eastAsia="Consolas" w:hAnsi="Consolas"/>
+          <w:color w:val="1F3253"/>
+          <w:sz w:val="19"/>
+          <w:szCs w:val="19"/>
+          <w:shd w:fill="EFEDE6" w:color="auto" w:val="clear"/>
+        </w:rPr>
+        <w:t xml:space="preserve">canViewFinance</w:t>
+      </w:r>
+      <w:r>
+        <w:rPr>
+          <w:color w:val="23293D"/>
+          <w:sz w:val="21"/>
+          <w:szCs w:val="21"/>
+        </w:rPr>
+        <w:t xml:space="preserve"> </w:t>
+      </w:r>
+      <w:r>
+        <w:rPr>
+          <w:b/>
+          <w:bCs/>
+          <w:color w:val="23293D"/>
+          <w:sz w:val="21"/>
+          <w:szCs w:val="21"/>
+        </w:rPr>
+        <w:t xml:space="preserve">não</w:t>
+      </w:r>
+      <w:r>
+        <w:rPr>
+          <w:color w:val="23293D"/>
+          <w:sz w:val="21"/>
+          <w:szCs w:val="21"/>
+        </w:rPr>
+        <w:t xml:space="preserve"> inclui </w:t>
+      </w:r>
+      <w:r>
+        <w:rPr>
+          <w:rFonts w:ascii="Consolas" w:cs="Consolas" w:eastAsia="Consolas" w:hAnsi="Consolas"/>
+          <w:color w:val="1F3253"/>
+          <w:sz w:val="19"/>
+          <w:szCs w:val="19"/>
+          <w:shd w:fill="EFEDE6" w:color="auto" w:val="clear"/>
+        </w:rPr>
+        <w:t xml:space="preserve">franchisor_staff</w:t>
+      </w:r>
+      <w:r>
+        <w:rPr>
+          <w:color w:val="23293D"/>
+          <w:sz w:val="21"/>
+          <w:szCs w:val="21"/>
+        </w:rPr>
+        <w:t xml:space="preserve">. </w:t>
+      </w:r>
+      <w:r>
+        <w:rPr>
+          <w:b/>
+          <w:bCs/>
+          <w:color w:val="23293D"/>
+          <w:sz w:val="21"/>
+          <w:szCs w:val="21"/>
+        </w:rPr>
+        <w:t xml:space="preserve">Ponto que merece validação</w:t>
+      </w:r>
+      <w:r>
+        <w:rPr>
+          <w:color w:val="23293D"/>
+          <w:sz w:val="21"/>
+          <w:szCs w:val="21"/>
+        </w:rPr>
+        <w:t xml:space="preserve"> (ver lacunas).</w:t>
       </w:r>
     </w:p>
     <w:p>
@@ -18478,7 +18660,7 @@
         <w:rPr>
           <w:color w:val="B98B2E"/>
         </w:rPr>
-        <w:t xml:space="preserve">TSB e ASB </w:t>
+        <w:t xml:space="preserve">Consultor RisLife </w:t>
       </w:r>
       <w:r>
         <w:rPr>
@@ -18486,7 +18668,7 @@
           <w:iCs/>
           <w:color w:val="B98B2E"/>
         </w:rPr>
-        <w:t xml:space="preserve">(unidade)</w:t>
+        <w:t xml:space="preserve">(franqueadora)</w:t>
       </w:r>
     </w:p>
     <w:p>
@@ -18506,15 +18688,15 @@
           <w:sz w:val="21"/>
           <w:szCs w:val="21"/>
         </w:rPr>
-        <w:t xml:space="preserve">Pode:</w:t>
-      </w:r>
-      <w:r>
-        <w:rPr>
-          <w:color w:val="23293D"/>
-          <w:sz w:val="21"/>
-          <w:szCs w:val="21"/>
-        </w:rPr>
-        <w:t xml:space="preserve"> consumo avulso de estoque ✅ (são papéis clínicos).</w:t>
+        <w:t xml:space="preserve">Objetivo:</w:t>
+      </w:r>
+      <w:r>
+        <w:rPr>
+          <w:color w:val="23293D"/>
+          <w:sz w:val="21"/>
+          <w:szCs w:val="21"/>
+        </w:rPr>
+        <w:t xml:space="preserve"> gerir o programa Empresarial (B2B).</w:t>
       </w:r>
     </w:p>
     <w:p>
@@ -18523,6 +18705,81 @@
         <w:numPr>
           <w:ilvl w:val="0"/>
           <w:numId w:val="25"/>
+        </w:numPr>
+        <w:spacing w:after="80" w:line="270"/>
+      </w:pPr>
+      <w:r>
+        <w:rPr>
+          <w:b/>
+          <w:bCs/>
+          <w:color w:val="23293D"/>
+          <w:sz w:val="21"/>
+          <w:szCs w:val="21"/>
+        </w:rPr>
+        <w:t xml:space="preserve">Vê:</w:t>
+      </w:r>
+      <w:r>
+        <w:rPr>
+          <w:color w:val="23293D"/>
+          <w:sz w:val="21"/>
+          <w:szCs w:val="21"/>
+        </w:rPr>
+        <w:t xml:space="preserve"> Empresarial ✅ (é gestor do programa).</w:t>
+      </w:r>
+    </w:p>
+    <w:p>
+      <w:pPr>
+        <w:pStyle w:val="Heading3"/>
+      </w:pPr>
+      <w:r>
+        <w:rPr>
+          <w:color w:val="B98B2E"/>
+        </w:rPr>
+        <w:t xml:space="preserve">TSB e ASB </w:t>
+      </w:r>
+      <w:r>
+        <w:rPr>
+          <w:i/>
+          <w:iCs/>
+          <w:color w:val="B98B2E"/>
+        </w:rPr>
+        <w:t xml:space="preserve">(unidade)</w:t>
+      </w:r>
+    </w:p>
+    <w:p>
+      <w:pPr>
+        <w:pStyle w:val="ListParagraph"/>
+        <w:numPr>
+          <w:ilvl w:val="0"/>
+          <w:numId w:val="26"/>
+        </w:numPr>
+        <w:spacing w:after="80" w:line="270"/>
+      </w:pPr>
+      <w:r>
+        <w:rPr>
+          <w:b/>
+          <w:bCs/>
+          <w:color w:val="23293D"/>
+          <w:sz w:val="21"/>
+          <w:szCs w:val="21"/>
+        </w:rPr>
+        <w:t xml:space="preserve">Pode:</w:t>
+      </w:r>
+      <w:r>
+        <w:rPr>
+          <w:color w:val="23293D"/>
+          <w:sz w:val="21"/>
+          <w:szCs w:val="21"/>
+        </w:rPr>
+        <w:t xml:space="preserve"> consumo avulso de estoque ✅ (são papéis clínicos).</w:t>
+      </w:r>
+    </w:p>
+    <w:p>
+      <w:pPr>
+        <w:pStyle w:val="ListParagraph"/>
+        <w:numPr>
+          <w:ilvl w:val="0"/>
+          <w:numId w:val="26"/>
         </w:numPr>
         <w:spacing w:after="80" w:line="270"/>
       </w:pPr>
@@ -23920,7 +24177,7 @@
               <w:pStyle w:val="ListParagraph"/>
               <w:numPr>
                 <w:ilvl w:val="0"/>
-                <w:numId w:val="26"/>
+                <w:numId w:val="27"/>
               </w:numPr>
               <w:spacing w:after="80" w:line="270"/>
             </w:pPr>
@@ -23948,7 +24205,7 @@
               <w:pStyle w:val="ListParagraph"/>
               <w:numPr>
                 <w:ilvl w:val="0"/>
-                <w:numId w:val="26"/>
+                <w:numId w:val="27"/>
               </w:numPr>
               <w:spacing w:after="80" w:line="270"/>
             </w:pPr>
@@ -23976,7 +24233,7 @@
               <w:pStyle w:val="ListParagraph"/>
               <w:numPr>
                 <w:ilvl w:val="0"/>
-                <w:numId w:val="26"/>
+                <w:numId w:val="27"/>
               </w:numPr>
               <w:spacing w:after="80" w:line="270"/>
             </w:pPr>
@@ -24022,7 +24279,7 @@
               <w:pStyle w:val="ListParagraph"/>
               <w:numPr>
                 <w:ilvl w:val="0"/>
-                <w:numId w:val="26"/>
+                <w:numId w:val="27"/>
               </w:numPr>
               <w:spacing w:after="80" w:line="270"/>
             </w:pPr>
@@ -24050,7 +24307,7 @@
               <w:pStyle w:val="ListParagraph"/>
               <w:numPr>
                 <w:ilvl w:val="0"/>
-                <w:numId w:val="26"/>
+                <w:numId w:val="27"/>
               </w:numPr>
               <w:spacing w:after="80" w:line="270"/>
             </w:pPr>
@@ -24279,7 +24536,7 @@
         <w:pStyle w:val="ListParagraph"/>
         <w:numPr>
           <w:ilvl w:val="0"/>
-          <w:numId w:val="27"/>
+          <w:numId w:val="28"/>
         </w:numPr>
         <w:spacing w:after="80" w:line="270"/>
       </w:pPr>
@@ -24333,7 +24590,7 @@
         <w:pStyle w:val="ListParagraph"/>
         <w:numPr>
           <w:ilvl w:val="0"/>
-          <w:numId w:val="27"/>
+          <w:numId w:val="28"/>
         </w:numPr>
         <w:spacing w:after="80" w:line="270"/>
       </w:pPr>
@@ -24379,7 +24636,7 @@
         <w:pStyle w:val="ListParagraph"/>
         <w:numPr>
           <w:ilvl w:val="0"/>
-          <w:numId w:val="27"/>
+          <w:numId w:val="28"/>
         </w:numPr>
         <w:spacing w:after="80" w:line="270"/>
       </w:pPr>
@@ -24397,7 +24654,7 @@
         <w:pStyle w:val="ListParagraph"/>
         <w:numPr>
           <w:ilvl w:val="0"/>
-          <w:numId w:val="27"/>
+          <w:numId w:val="28"/>
         </w:numPr>
         <w:spacing w:after="80" w:line="270"/>
       </w:pPr>
@@ -24433,7 +24690,7 @@
         <w:pStyle w:val="ListParagraph"/>
         <w:numPr>
           <w:ilvl w:val="0"/>
-          <w:numId w:val="27"/>
+          <w:numId w:val="28"/>
         </w:numPr>
         <w:spacing w:after="80" w:line="270"/>
       </w:pPr>
@@ -24577,7 +24834,7 @@
         <w:pStyle w:val="ListParagraph"/>
         <w:numPr>
           <w:ilvl w:val="0"/>
-          <w:numId w:val="28"/>
+          <w:numId w:val="29"/>
         </w:numPr>
         <w:spacing w:after="80" w:line="270"/>
       </w:pPr>
@@ -24631,7 +24888,7 @@
         <w:pStyle w:val="ListParagraph"/>
         <w:numPr>
           <w:ilvl w:val="0"/>
-          <w:numId w:val="28"/>
+          <w:numId w:val="29"/>
         </w:numPr>
         <w:spacing w:after="80" w:line="270"/>
       </w:pPr>
@@ -24649,7 +24906,7 @@
         <w:pStyle w:val="ListParagraph"/>
         <w:numPr>
           <w:ilvl w:val="0"/>
-          <w:numId w:val="28"/>
+          <w:numId w:val="29"/>
         </w:numPr>
         <w:spacing w:after="80" w:line="270"/>
       </w:pPr>
@@ -24677,7 +24934,7 @@
         <w:pStyle w:val="ListParagraph"/>
         <w:numPr>
           <w:ilvl w:val="0"/>
-          <w:numId w:val="28"/>
+          <w:numId w:val="29"/>
         </w:numPr>
         <w:spacing w:after="80" w:line="270"/>
       </w:pPr>
@@ -24785,7 +25042,7 @@
         <w:pStyle w:val="ListParagraph"/>
         <w:numPr>
           <w:ilvl w:val="0"/>
-          <w:numId w:val="29"/>
+          <w:numId w:val="30"/>
         </w:numPr>
         <w:spacing w:after="80" w:line="270"/>
       </w:pPr>
@@ -24814,314 +25071,6 @@
           <w:szCs w:val="21"/>
         </w:rPr>
         <w:t xml:space="preserve">.</w:t>
-      </w:r>
-    </w:p>
-    <w:p>
-      <w:pPr>
-        <w:pStyle w:val="ListParagraph"/>
-        <w:numPr>
-          <w:ilvl w:val="0"/>
-          <w:numId w:val="29"/>
-        </w:numPr>
-        <w:spacing w:after="80" w:line="270"/>
-      </w:pPr>
-      <w:r>
-        <w:rPr>
-          <w:color w:val="23293D"/>
-          <w:sz w:val="21"/>
-          <w:szCs w:val="21"/>
-        </w:rPr>
-        <w:t xml:space="preserve">Botão </w:t>
-      </w:r>
-      <w:r>
-        <w:rPr>
-          <w:b/>
-          <w:bCs/>
-          <w:color w:val="23293D"/>
-          <w:sz w:val="21"/>
-          <w:szCs w:val="21"/>
-        </w:rPr>
-        <w:t xml:space="preserve">Registrar chegada</w:t>
-      </w:r>
-      <w:r>
-        <w:rPr>
-          <w:color w:val="23293D"/>
-          <w:sz w:val="21"/>
-          <w:szCs w:val="21"/>
-        </w:rPr>
-        <w:t xml:space="preserve"> → confira profissional, horário e sala com o paciente na frente → </w:t>
-      </w:r>
-      <w:r>
-        <w:rPr>
-          <w:b/>
-          <w:bCs/>
-          <w:color w:val="23293D"/>
-          <w:sz w:val="21"/>
-          <w:szCs w:val="21"/>
-        </w:rPr>
-        <w:t xml:space="preserve">Confirmar chegada</w:t>
-      </w:r>
-      <w:r>
-        <w:rPr>
-          <w:color w:val="23293D"/>
-          <w:sz w:val="21"/>
-          <w:szCs w:val="21"/>
-        </w:rPr>
-        <w:t xml:space="preserve">.</w:t>
-      </w:r>
-    </w:p>
-    <w:p>
-      <w:pPr>
-        <w:pStyle w:val="ListParagraph"/>
-        <w:numPr>
-          <w:ilvl w:val="0"/>
-          <w:numId w:val="29"/>
-        </w:numPr>
-        <w:spacing w:after="80" w:line="270"/>
-      </w:pPr>
-      <w:r>
-        <w:rPr>
-          <w:b/>
-          <w:bCs/>
-          <w:color w:val="23293D"/>
-          <w:sz w:val="21"/>
-          <w:szCs w:val="21"/>
-        </w:rPr>
-        <w:t xml:space="preserve">Quem chama é o profissional</w:t>
-      </w:r>
-      <w:r>
-        <w:rPr>
-          <w:color w:val="23293D"/>
-          <w:sz w:val="21"/>
-          <w:szCs w:val="21"/>
-        </w:rPr>
-        <w:t xml:space="preserve">, não a recepção.</w:t>
-      </w:r>
-    </w:p>
-    <w:p>
-      <w:pPr>
-        <w:spacing w:after="140" w:line="280"/>
-      </w:pPr>
-      <w:r>
-        <w:rPr>
-          <w:b/>
-          <w:bCs/>
-          <w:color w:val="23293D"/>
-          <w:sz w:val="21"/>
-          <w:szCs w:val="21"/>
-        </w:rPr>
-        <w:t xml:space="preserve">Tarefa 4 — Atender o pedido do Comercial</w:t>
-      </w:r>
-    </w:p>
-    <w:p>
-      <w:pPr>
-        <w:spacing w:after="140" w:line="280"/>
-      </w:pPr>
-      <w:r>
-        <w:rPr>
-          <w:color w:val="23293D"/>
-          <w:sz w:val="21"/>
-          <w:szCs w:val="21"/>
-        </w:rPr>
-        <w:t xml:space="preserve">Quando o Consultor não consegue realizar a apresentação (o cliente não compareceu, pediu para remarcar), ele envia um pedido que chega no </w:t>
-      </w:r>
-      <w:r>
-        <w:rPr>
-          <w:b/>
-          <w:bCs/>
-          <w:color w:val="23293D"/>
-          <w:sz w:val="21"/>
-          <w:szCs w:val="21"/>
-        </w:rPr>
-        <w:t xml:space="preserve">seu sino de avisos</w:t>
-      </w:r>
-      <w:r>
-        <w:rPr>
-          <w:color w:val="23293D"/>
-          <w:sz w:val="21"/>
-          <w:szCs w:val="21"/>
-        </w:rPr>
-        <w:t xml:space="preserve">: </w:t>
-      </w:r>
-      <w:r>
-        <w:rPr>
-          <w:i/>
-          <w:iCs/>
-          <w:color w:val="23293D"/>
-          <w:sz w:val="21"/>
-          <w:szCs w:val="21"/>
-        </w:rPr>
-        <w:t xml:space="preserve">"Agendar apresentação: «nome do cliente»"</w:t>
-      </w:r>
-      <w:r>
-        <w:rPr>
-          <w:color w:val="23293D"/>
-          <w:sz w:val="21"/>
-          <w:szCs w:val="21"/>
-        </w:rPr>
-        <w:t xml:space="preserve">, com o motivo. Clique no aviso, abra a ficha e agende — o Comercial vê a nova data no cartão dele automaticamente, e não precisa ser avisado de volta.</w:t>
-      </w:r>
-    </w:p>
-    <w:p>
-      <w:pPr>
-        <w:spacing w:after="140" w:line="280"/>
-      </w:pPr>
-      <w:r>
-        <w:rPr>
-          <w:b/>
-          <w:bCs/>
-          <w:color w:val="23293D"/>
-          <w:sz w:val="21"/>
-          <w:szCs w:val="21"/>
-        </w:rPr>
-        <w:t xml:space="preserve">Erros frequentes:</w:t>
-      </w:r>
-      <w:r>
-        <w:rPr>
-          <w:color w:val="23293D"/>
-          <w:sz w:val="21"/>
-          <w:szCs w:val="21"/>
-        </w:rPr>
-        <w:t xml:space="preserve"> tentar cadastrar sem CPF; agendar fora do horário da unidade; fechar o aviso modal de "agendar apresentação" clicando em </w:t>
-      </w:r>
-      <w:r>
-        <w:rPr>
-          <w:i/>
-          <w:iCs/>
-          <w:color w:val="23293D"/>
-          <w:sz w:val="21"/>
-          <w:szCs w:val="21"/>
-        </w:rPr>
-        <w:t xml:space="preserve">"Já agendei"</w:t>
-      </w:r>
-      <w:r>
-        <w:rPr>
-          <w:color w:val="23293D"/>
-          <w:sz w:val="21"/>
-          <w:szCs w:val="21"/>
-        </w:rPr>
-        <w:t xml:space="preserve"> sem ter agendado — isso afirma um fato que não aconteceu.</w:t>
-      </w:r>
-    </w:p>
-    <w:p>
-      <w:pPr>
-        <w:spacing w:after="140" w:line="280"/>
-      </w:pPr>
-      <w:r>
-        <w:rPr>
-          <w:b/>
-          <w:bCs/>
-          <w:color w:val="23293D"/>
-          <w:sz w:val="21"/>
-          <w:szCs w:val="21"/>
-        </w:rPr>
-        <w:t xml:space="preserve">Como confirmar que deu certo:</w:t>
-      </w:r>
-      <w:r>
-        <w:rPr>
-          <w:color w:val="23293D"/>
-          <w:sz w:val="21"/>
-          <w:szCs w:val="21"/>
-        </w:rPr>
-        <w:t xml:space="preserve"> o paciente aparece na lista de Prontuários com a fase correta, e o horário aparece na Agenda.</w:t>
-      </w:r>
-    </w:p>
-    <w:p>
-      <w:pPr>
-        <w:spacing w:after="140" w:line="280"/>
-      </w:pPr>
-      <w:r>
-        <w:rPr>
-          <w:b/>
-          <w:bCs/>
-          <w:color w:val="23293D"/>
-          <w:sz w:val="21"/>
-          <w:szCs w:val="21"/>
-        </w:rPr>
-        <w:t xml:space="preserve">Exercício sugerido (no ambiente de treino):</w:t>
-      </w:r>
-      <w:r>
-        <w:rPr>
-          <w:color w:val="23293D"/>
-          <w:sz w:val="21"/>
-          <w:szCs w:val="21"/>
-        </w:rPr>
-        <w:t xml:space="preserve"> cadastre um paciente fictício, agende uma avaliação para hoje e registre a chegada.</w:t>
-      </w:r>
-    </w:p>
-    <w:p>
-      <w:pPr>
-        <w:spacing w:after="140" w:line="280"/>
-      </w:pPr>
-      <w:r>
-        <w:rPr>
-          <w:b/>
-          <w:bCs/>
-          <w:color w:val="23293D"/>
-          <w:sz w:val="21"/>
-          <w:szCs w:val="21"/>
-        </w:rPr>
-        <w:t xml:space="preserve">Checklist final:</w:t>
-      </w:r>
-      <w:r>
-        <w:rPr>
-          <w:color w:val="23293D"/>
-          <w:sz w:val="21"/>
-          <w:szCs w:val="21"/>
-        </w:rPr>
-        <w:t xml:space="preserve"> ☐ cadastrei ☐ agendei ☐ registrei chegada ☐ sei onde ver a fase do paciente ☐ sei que não sou eu quem chama</w:t>
-      </w:r>
-    </w:p>
-    <w:p>
-      <w:pPr>
-        <w:pStyle w:val="Heading2"/>
-      </w:pPr>
-      <w:r>
-        <w:rPr>
-          <w:color w:val="1F3253"/>
-        </w:rPr>
-        <w:t xml:space="preserve">6.2. Coordenador Clínico</w:t>
-      </w:r>
-    </w:p>
-    <w:p>
-      <w:pPr>
-        <w:spacing w:after="140" w:line="280"/>
-      </w:pPr>
-      <w:r>
-        <w:rPr>
-          <w:b/>
-          <w:bCs/>
-          <w:color w:val="23293D"/>
-          <w:sz w:val="21"/>
-          <w:szCs w:val="21"/>
-        </w:rPr>
-        <w:t xml:space="preserve">Objetivo:</w:t>
-      </w:r>
-      <w:r>
-        <w:rPr>
-          <w:color w:val="23293D"/>
-          <w:sz w:val="21"/>
-          <w:szCs w:val="21"/>
-        </w:rPr>
-        <w:t xml:space="preserve"> avaliar e preparar o caso. </w:t>
-      </w:r>
-      <w:r>
-        <w:rPr>
-          <w:b/>
-          <w:bCs/>
-          <w:color w:val="23293D"/>
-          <w:sz w:val="21"/>
-          <w:szCs w:val="21"/>
-        </w:rPr>
-        <w:t xml:space="preserve">Duração:</w:t>
-      </w:r>
-      <w:r>
-        <w:rPr>
-          <w:color w:val="23293D"/>
-          <w:sz w:val="21"/>
-          <w:szCs w:val="21"/>
-        </w:rPr>
-        <w:t xml:space="preserve"> 60 minutos.</w:t>
       </w:r>
     </w:p>
     <w:p>
@@ -25139,43 +25088,43 @@
           <w:sz w:val="21"/>
           <w:szCs w:val="21"/>
         </w:rPr>
-        <w:t xml:space="preserve">Menu </w:t>
-      </w:r>
-      <w:r>
-        <w:rPr>
-          <w:b/>
-          <w:bCs/>
-          <w:color w:val="23293D"/>
-          <w:sz w:val="21"/>
-          <w:szCs w:val="21"/>
-        </w:rPr>
-        <w:t xml:space="preserve">Atendimento</w:t>
-      </w:r>
-      <w:r>
-        <w:rPr>
-          <w:color w:val="23293D"/>
-          <w:sz w:val="21"/>
-          <w:szCs w:val="21"/>
-        </w:rPr>
-        <w:t xml:space="preserve"> → </w:t>
-      </w:r>
-      <w:r>
-        <w:rPr>
-          <w:b/>
-          <w:bCs/>
-          <w:color w:val="23293D"/>
-          <w:sz w:val="21"/>
-          <w:szCs w:val="21"/>
-        </w:rPr>
-        <w:t xml:space="preserve">Chamar</w:t>
-      </w:r>
-      <w:r>
-        <w:rPr>
-          <w:color w:val="23293D"/>
-          <w:sz w:val="21"/>
-          <w:szCs w:val="21"/>
-        </w:rPr>
-        <w:t xml:space="preserve"> o paciente (é você quem chama numa avaliação).</w:t>
+        <w:t xml:space="preserve">Botão </w:t>
+      </w:r>
+      <w:r>
+        <w:rPr>
+          <w:b/>
+          <w:bCs/>
+          <w:color w:val="23293D"/>
+          <w:sz w:val="21"/>
+          <w:szCs w:val="21"/>
+        </w:rPr>
+        <w:t xml:space="preserve">Registrar chegada</w:t>
+      </w:r>
+      <w:r>
+        <w:rPr>
+          <w:color w:val="23293D"/>
+          <w:sz w:val="21"/>
+          <w:szCs w:val="21"/>
+        </w:rPr>
+        <w:t xml:space="preserve"> → confira profissional, horário e sala com o paciente na frente → </w:t>
+      </w:r>
+      <w:r>
+        <w:rPr>
+          <w:b/>
+          <w:bCs/>
+          <w:color w:val="23293D"/>
+          <w:sz w:val="21"/>
+          <w:szCs w:val="21"/>
+        </w:rPr>
+        <w:t xml:space="preserve">Confirmar chegada</w:t>
+      </w:r>
+      <w:r>
+        <w:rPr>
+          <w:color w:val="23293D"/>
+          <w:sz w:val="21"/>
+          <w:szCs w:val="21"/>
+        </w:rPr>
+        <w:t xml:space="preserve">.</w:t>
       </w:r>
     </w:p>
     <w:p>
@@ -25189,6 +25138,314 @@
       </w:pPr>
       <w:r>
         <w:rPr>
+          <w:b/>
+          <w:bCs/>
+          <w:color w:val="23293D"/>
+          <w:sz w:val="21"/>
+          <w:szCs w:val="21"/>
+        </w:rPr>
+        <w:t xml:space="preserve">Quem chama é o profissional</w:t>
+      </w:r>
+      <w:r>
+        <w:rPr>
+          <w:color w:val="23293D"/>
+          <w:sz w:val="21"/>
+          <w:szCs w:val="21"/>
+        </w:rPr>
+        <w:t xml:space="preserve">, não a recepção.</w:t>
+      </w:r>
+    </w:p>
+    <w:p>
+      <w:pPr>
+        <w:spacing w:after="140" w:line="280"/>
+      </w:pPr>
+      <w:r>
+        <w:rPr>
+          <w:b/>
+          <w:bCs/>
+          <w:color w:val="23293D"/>
+          <w:sz w:val="21"/>
+          <w:szCs w:val="21"/>
+        </w:rPr>
+        <w:t xml:space="preserve">Tarefa 4 — Atender o pedido do Comercial</w:t>
+      </w:r>
+    </w:p>
+    <w:p>
+      <w:pPr>
+        <w:spacing w:after="140" w:line="280"/>
+      </w:pPr>
+      <w:r>
+        <w:rPr>
+          <w:color w:val="23293D"/>
+          <w:sz w:val="21"/>
+          <w:szCs w:val="21"/>
+        </w:rPr>
+        <w:t xml:space="preserve">Quando o Consultor não consegue realizar a apresentação (o cliente não compareceu, pediu para remarcar), ele envia um pedido que chega no </w:t>
+      </w:r>
+      <w:r>
+        <w:rPr>
+          <w:b/>
+          <w:bCs/>
+          <w:color w:val="23293D"/>
+          <w:sz w:val="21"/>
+          <w:szCs w:val="21"/>
+        </w:rPr>
+        <w:t xml:space="preserve">seu sino de avisos</w:t>
+      </w:r>
+      <w:r>
+        <w:rPr>
+          <w:color w:val="23293D"/>
+          <w:sz w:val="21"/>
+          <w:szCs w:val="21"/>
+        </w:rPr>
+        <w:t xml:space="preserve">: </w:t>
+      </w:r>
+      <w:r>
+        <w:rPr>
+          <w:i/>
+          <w:iCs/>
+          <w:color w:val="23293D"/>
+          <w:sz w:val="21"/>
+          <w:szCs w:val="21"/>
+        </w:rPr>
+        <w:t xml:space="preserve">"Agendar apresentação: «nome do cliente»"</w:t>
+      </w:r>
+      <w:r>
+        <w:rPr>
+          <w:color w:val="23293D"/>
+          <w:sz w:val="21"/>
+          <w:szCs w:val="21"/>
+        </w:rPr>
+        <w:t xml:space="preserve">, com o motivo. Clique no aviso, abra a ficha e agende — o Comercial vê a nova data no cartão dele automaticamente, e não precisa ser avisado de volta.</w:t>
+      </w:r>
+    </w:p>
+    <w:p>
+      <w:pPr>
+        <w:spacing w:after="140" w:line="280"/>
+      </w:pPr>
+      <w:r>
+        <w:rPr>
+          <w:b/>
+          <w:bCs/>
+          <w:color w:val="23293D"/>
+          <w:sz w:val="21"/>
+          <w:szCs w:val="21"/>
+        </w:rPr>
+        <w:t xml:space="preserve">Erros frequentes:</w:t>
+      </w:r>
+      <w:r>
+        <w:rPr>
+          <w:color w:val="23293D"/>
+          <w:sz w:val="21"/>
+          <w:szCs w:val="21"/>
+        </w:rPr>
+        <w:t xml:space="preserve"> tentar cadastrar sem CPF; agendar fora do horário da unidade; fechar o aviso modal de "agendar apresentação" clicando em </w:t>
+      </w:r>
+      <w:r>
+        <w:rPr>
+          <w:i/>
+          <w:iCs/>
+          <w:color w:val="23293D"/>
+          <w:sz w:val="21"/>
+          <w:szCs w:val="21"/>
+        </w:rPr>
+        <w:t xml:space="preserve">"Já agendei"</w:t>
+      </w:r>
+      <w:r>
+        <w:rPr>
+          <w:color w:val="23293D"/>
+          <w:sz w:val="21"/>
+          <w:szCs w:val="21"/>
+        </w:rPr>
+        <w:t xml:space="preserve"> sem ter agendado — isso afirma um fato que não aconteceu.</w:t>
+      </w:r>
+    </w:p>
+    <w:p>
+      <w:pPr>
+        <w:spacing w:after="140" w:line="280"/>
+      </w:pPr>
+      <w:r>
+        <w:rPr>
+          <w:b/>
+          <w:bCs/>
+          <w:color w:val="23293D"/>
+          <w:sz w:val="21"/>
+          <w:szCs w:val="21"/>
+        </w:rPr>
+        <w:t xml:space="preserve">Como confirmar que deu certo:</w:t>
+      </w:r>
+      <w:r>
+        <w:rPr>
+          <w:color w:val="23293D"/>
+          <w:sz w:val="21"/>
+          <w:szCs w:val="21"/>
+        </w:rPr>
+        <w:t xml:space="preserve"> o paciente aparece na lista de Prontuários com a fase correta, e o horário aparece na Agenda.</w:t>
+      </w:r>
+    </w:p>
+    <w:p>
+      <w:pPr>
+        <w:spacing w:after="140" w:line="280"/>
+      </w:pPr>
+      <w:r>
+        <w:rPr>
+          <w:b/>
+          <w:bCs/>
+          <w:color w:val="23293D"/>
+          <w:sz w:val="21"/>
+          <w:szCs w:val="21"/>
+        </w:rPr>
+        <w:t xml:space="preserve">Exercício sugerido (no ambiente de treino):</w:t>
+      </w:r>
+      <w:r>
+        <w:rPr>
+          <w:color w:val="23293D"/>
+          <w:sz w:val="21"/>
+          <w:szCs w:val="21"/>
+        </w:rPr>
+        <w:t xml:space="preserve"> cadastre um paciente fictício, agende uma avaliação para hoje e registre a chegada.</w:t>
+      </w:r>
+    </w:p>
+    <w:p>
+      <w:pPr>
+        <w:spacing w:after="140" w:line="280"/>
+      </w:pPr>
+      <w:r>
+        <w:rPr>
+          <w:b/>
+          <w:bCs/>
+          <w:color w:val="23293D"/>
+          <w:sz w:val="21"/>
+          <w:szCs w:val="21"/>
+        </w:rPr>
+        <w:t xml:space="preserve">Checklist final:</w:t>
+      </w:r>
+      <w:r>
+        <w:rPr>
+          <w:color w:val="23293D"/>
+          <w:sz w:val="21"/>
+          <w:szCs w:val="21"/>
+        </w:rPr>
+        <w:t xml:space="preserve"> ☐ cadastrei ☐ agendei ☐ registrei chegada ☐ sei onde ver a fase do paciente ☐ sei que não sou eu quem chama</w:t>
+      </w:r>
+    </w:p>
+    <w:p>
+      <w:pPr>
+        <w:pStyle w:val="Heading2"/>
+      </w:pPr>
+      <w:r>
+        <w:rPr>
+          <w:color w:val="1F3253"/>
+        </w:rPr>
+        <w:t xml:space="preserve">6.2. Coordenador Clínico</w:t>
+      </w:r>
+    </w:p>
+    <w:p>
+      <w:pPr>
+        <w:spacing w:after="140" w:line="280"/>
+      </w:pPr>
+      <w:r>
+        <w:rPr>
+          <w:b/>
+          <w:bCs/>
+          <w:color w:val="23293D"/>
+          <w:sz w:val="21"/>
+          <w:szCs w:val="21"/>
+        </w:rPr>
+        <w:t xml:space="preserve">Objetivo:</w:t>
+      </w:r>
+      <w:r>
+        <w:rPr>
+          <w:color w:val="23293D"/>
+          <w:sz w:val="21"/>
+          <w:szCs w:val="21"/>
+        </w:rPr>
+        <w:t xml:space="preserve"> avaliar e preparar o caso. </w:t>
+      </w:r>
+      <w:r>
+        <w:rPr>
+          <w:b/>
+          <w:bCs/>
+          <w:color w:val="23293D"/>
+          <w:sz w:val="21"/>
+          <w:szCs w:val="21"/>
+        </w:rPr>
+        <w:t xml:space="preserve">Duração:</w:t>
+      </w:r>
+      <w:r>
+        <w:rPr>
+          <w:color w:val="23293D"/>
+          <w:sz w:val="21"/>
+          <w:szCs w:val="21"/>
+        </w:rPr>
+        <w:t xml:space="preserve"> 60 minutos.</w:t>
+      </w:r>
+    </w:p>
+    <w:p>
+      <w:pPr>
+        <w:pStyle w:val="ListParagraph"/>
+        <w:numPr>
+          <w:ilvl w:val="0"/>
+          <w:numId w:val="31"/>
+        </w:numPr>
+        <w:spacing w:after="80" w:line="270"/>
+      </w:pPr>
+      <w:r>
+        <w:rPr>
+          <w:color w:val="23293D"/>
+          <w:sz w:val="21"/>
+          <w:szCs w:val="21"/>
+        </w:rPr>
+        <w:t xml:space="preserve">Menu </w:t>
+      </w:r>
+      <w:r>
+        <w:rPr>
+          <w:b/>
+          <w:bCs/>
+          <w:color w:val="23293D"/>
+          <w:sz w:val="21"/>
+          <w:szCs w:val="21"/>
+        </w:rPr>
+        <w:t xml:space="preserve">Atendimento</w:t>
+      </w:r>
+      <w:r>
+        <w:rPr>
+          <w:color w:val="23293D"/>
+          <w:sz w:val="21"/>
+          <w:szCs w:val="21"/>
+        </w:rPr>
+        <w:t xml:space="preserve"> → </w:t>
+      </w:r>
+      <w:r>
+        <w:rPr>
+          <w:b/>
+          <w:bCs/>
+          <w:color w:val="23293D"/>
+          <w:sz w:val="21"/>
+          <w:szCs w:val="21"/>
+        </w:rPr>
+        <w:t xml:space="preserve">Chamar</w:t>
+      </w:r>
+      <w:r>
+        <w:rPr>
+          <w:color w:val="23293D"/>
+          <w:sz w:val="21"/>
+          <w:szCs w:val="21"/>
+        </w:rPr>
+        <w:t xml:space="preserve"> o paciente (é você quem chama numa avaliação).</w:t>
+      </w:r>
+    </w:p>
+    <w:p>
+      <w:pPr>
+        <w:pStyle w:val="ListParagraph"/>
+        <w:numPr>
+          <w:ilvl w:val="0"/>
+          <w:numId w:val="31"/>
+        </w:numPr>
+        <w:spacing w:after="80" w:line="270"/>
+      </w:pPr>
+      <w:r>
+        <w:rPr>
           <w:color w:val="23293D"/>
           <w:sz w:val="21"/>
           <w:szCs w:val="21"/>
@@ -25219,7 +25476,7 @@
         <w:pStyle w:val="ListParagraph"/>
         <w:numPr>
           <w:ilvl w:val="0"/>
-          <w:numId w:val="30"/>
+          <w:numId w:val="31"/>
         </w:numPr>
         <w:spacing w:after="80" w:line="270"/>
       </w:pPr>
@@ -25265,7 +25522,7 @@
         <w:pStyle w:val="ListParagraph"/>
         <w:numPr>
           <w:ilvl w:val="0"/>
-          <w:numId w:val="30"/>
+          <w:numId w:val="31"/>
         </w:numPr>
         <w:spacing w:after="80" w:line="270"/>
       </w:pPr>
@@ -25311,7 +25568,7 @@
         <w:pStyle w:val="ListParagraph"/>
         <w:numPr>
           <w:ilvl w:val="0"/>
-          <w:numId w:val="30"/>
+          <w:numId w:val="31"/>
         </w:numPr>
         <w:spacing w:after="80" w:line="270"/>
       </w:pPr>
@@ -25329,7 +25586,7 @@
         <w:pStyle w:val="ListParagraph"/>
         <w:numPr>
           <w:ilvl w:val="0"/>
-          <w:numId w:val="30"/>
+          <w:numId w:val="31"/>
         </w:numPr>
         <w:spacing w:after="80" w:line="270"/>
       </w:pPr>
@@ -25592,7 +25849,7 @@
         <w:pStyle w:val="ListParagraph"/>
         <w:numPr>
           <w:ilvl w:val="0"/>
-          <w:numId w:val="31"/>
+          <w:numId w:val="32"/>
         </w:numPr>
         <w:spacing w:after="80" w:line="270"/>
       </w:pPr>
@@ -25639,448 +25896,6 @@
           <w:szCs w:val="21"/>
         </w:rPr>
         <w:t xml:space="preserve"> (apresentação comercial mais próxima primeiro).</w:t>
-      </w:r>
-    </w:p>
-    <w:p>
-      <w:pPr>
-        <w:pStyle w:val="ListParagraph"/>
-        <w:numPr>
-          <w:ilvl w:val="0"/>
-          <w:numId w:val="31"/>
-        </w:numPr>
-        <w:spacing w:after="80" w:line="270"/>
-      </w:pPr>
-      <w:r>
-        <w:rPr>
-          <w:color w:val="23293D"/>
-          <w:sz w:val="21"/>
-          <w:szCs w:val="21"/>
-        </w:rPr>
-        <w:t xml:space="preserve">Abra o caso → cockpit em duas colunas: evidências à esquerda, plano à direita.</w:t>
-      </w:r>
-    </w:p>
-    <w:p>
-      <w:pPr>
-        <w:pStyle w:val="ListParagraph"/>
-        <w:numPr>
-          <w:ilvl w:val="0"/>
-          <w:numId w:val="31"/>
-        </w:numPr>
-        <w:spacing w:after="80" w:line="270"/>
-      </w:pPr>
-      <w:r>
-        <w:rPr>
-          <w:b/>
-          <w:bCs/>
-          <w:color w:val="23293D"/>
-          <w:sz w:val="21"/>
-          <w:szCs w:val="21"/>
-        </w:rPr>
-        <w:t xml:space="preserve">Iniciar plano de tratamento</w:t>
-      </w:r>
-      <w:r>
-        <w:rPr>
-          <w:color w:val="23293D"/>
-          <w:sz w:val="21"/>
-          <w:szCs w:val="21"/>
-        </w:rPr>
-        <w:t xml:space="preserve"> → escreva o </w:t>
-      </w:r>
-      <w:r>
-        <w:rPr>
-          <w:b/>
-          <w:bCs/>
-          <w:color w:val="23293D"/>
-          <w:sz w:val="21"/>
-          <w:szCs w:val="21"/>
-        </w:rPr>
-        <w:t xml:space="preserve">Diagnóstico</w:t>
-      </w:r>
-      <w:r>
-        <w:rPr>
-          <w:color w:val="23293D"/>
-          <w:sz w:val="21"/>
-          <w:szCs w:val="21"/>
-        </w:rPr>
-        <w:t xml:space="preserve">.</w:t>
-      </w:r>
-    </w:p>
-    <w:p>
-      <w:pPr>
-        <w:pStyle w:val="ListParagraph"/>
-        <w:numPr>
-          <w:ilvl w:val="0"/>
-          <w:numId w:val="31"/>
-        </w:numPr>
-        <w:spacing w:after="80" w:line="270"/>
-      </w:pPr>
-      <w:r>
-        <w:rPr>
-          <w:b/>
-          <w:bCs/>
-          <w:color w:val="23293D"/>
-          <w:sz w:val="21"/>
-          <w:szCs w:val="21"/>
-        </w:rPr>
-        <w:t xml:space="preserve">Adicionar opção de tratamento</w:t>
-      </w:r>
-      <w:r>
-        <w:rPr>
-          <w:color w:val="23293D"/>
-          <w:sz w:val="21"/>
-          <w:szCs w:val="21"/>
-        </w:rPr>
-        <w:t xml:space="preserve"> (marque uma como principal).</w:t>
-      </w:r>
-    </w:p>
-    <w:p>
-      <w:pPr>
-        <w:pStyle w:val="ListParagraph"/>
-        <w:numPr>
-          <w:ilvl w:val="0"/>
-          <w:numId w:val="31"/>
-        </w:numPr>
-        <w:spacing w:after="80" w:line="270"/>
-      </w:pPr>
-      <w:r>
-        <w:rPr>
-          <w:color w:val="23293D"/>
-          <w:sz w:val="21"/>
-          <w:szCs w:val="21"/>
-        </w:rPr>
-        <w:t xml:space="preserve">Dentro da opção, </w:t>
-      </w:r>
-      <w:r>
-        <w:rPr>
-          <w:b/>
-          <w:bCs/>
-          <w:color w:val="23293D"/>
-          <w:sz w:val="21"/>
-          <w:szCs w:val="21"/>
-        </w:rPr>
-        <w:t xml:space="preserve">Procedimento</w:t>
-      </w:r>
-      <w:r>
-        <w:rPr>
-          <w:color w:val="23293D"/>
-          <w:sz w:val="21"/>
-          <w:szCs w:val="21"/>
-        </w:rPr>
-        <w:t xml:space="preserve"> → escolha do catálogo → </w:t>
-      </w:r>
-      <w:r>
-        <w:rPr>
-          <w:b/>
-          <w:bCs/>
-          <w:color w:val="23293D"/>
-          <w:sz w:val="21"/>
-          <w:szCs w:val="21"/>
-        </w:rPr>
-        <w:t xml:space="preserve">Item</w:t>
-      </w:r>
-      <w:r>
-        <w:rPr>
-          <w:color w:val="23293D"/>
-          <w:sz w:val="21"/>
-          <w:szCs w:val="21"/>
-        </w:rPr>
-        <w:t xml:space="preserve">.</w:t>
-      </w:r>
-    </w:p>
-    <w:p>
-      <w:pPr>
-        <w:pStyle w:val="ListParagraph"/>
-        <w:numPr>
-          <w:ilvl w:val="0"/>
-          <w:numId w:val="31"/>
-        </w:numPr>
-        <w:spacing w:after="80" w:line="270"/>
-      </w:pPr>
-      <w:r>
-        <w:rPr>
-          <w:color w:val="23293D"/>
-          <w:sz w:val="21"/>
-          <w:szCs w:val="21"/>
-        </w:rPr>
-        <w:t xml:space="preserve">Classifique o </w:t>
-      </w:r>
-      <w:r>
-        <w:rPr>
-          <w:b/>
-          <w:bCs/>
-          <w:color w:val="23293D"/>
-          <w:sz w:val="21"/>
-          <w:szCs w:val="21"/>
-        </w:rPr>
-        <w:t xml:space="preserve">pilar</w:t>
-      </w:r>
-      <w:r>
-        <w:rPr>
-          <w:color w:val="23293D"/>
-          <w:sz w:val="21"/>
-          <w:szCs w:val="21"/>
-        </w:rPr>
-        <w:t xml:space="preserve"> (1 dos 6) → </w:t>
-      </w:r>
-      <w:r>
-        <w:rPr>
-          <w:b/>
-          <w:bCs/>
-          <w:color w:val="23293D"/>
-          <w:sz w:val="21"/>
-          <w:szCs w:val="21"/>
-        </w:rPr>
-        <w:t xml:space="preserve">Salvar pilar</w:t>
-      </w:r>
-      <w:r>
-        <w:rPr>
-          <w:color w:val="23293D"/>
-          <w:sz w:val="21"/>
-          <w:szCs w:val="21"/>
-        </w:rPr>
-        <w:t xml:space="preserve">.</w:t>
-      </w:r>
-    </w:p>
-    <w:p>
-      <w:pPr>
-        <w:pStyle w:val="ListParagraph"/>
-        <w:numPr>
-          <w:ilvl w:val="0"/>
-          <w:numId w:val="31"/>
-        </w:numPr>
-        <w:spacing w:after="80" w:line="270"/>
-      </w:pPr>
-      <w:r>
-        <w:rPr>
-          <w:b/>
-          <w:bCs/>
-          <w:color w:val="23293D"/>
-          <w:sz w:val="21"/>
-          <w:szCs w:val="21"/>
-        </w:rPr>
-        <w:t xml:space="preserve">Enviar para aprovação do Coordenador</w:t>
-      </w:r>
-      <w:r>
-        <w:rPr>
-          <w:color w:val="23293D"/>
-          <w:sz w:val="21"/>
-          <w:szCs w:val="21"/>
-        </w:rPr>
-        <w:t xml:space="preserve">.</w:t>
-      </w:r>
-    </w:p>
-    <w:p>
-      <w:pPr>
-        <w:pStyle w:val="ListParagraph"/>
-        <w:numPr>
-          <w:ilvl w:val="0"/>
-          <w:numId w:val="31"/>
-        </w:numPr>
-        <w:spacing w:after="80" w:line="270"/>
-      </w:pPr>
-      <w:r>
-        <w:rPr>
-          <w:color w:val="23293D"/>
-          <w:sz w:val="21"/>
-          <w:szCs w:val="21"/>
-        </w:rPr>
-        <w:t xml:space="preserve">Aprovado, </w:t>
-      </w:r>
-      <w:r>
-        <w:rPr>
-          <w:b/>
-          <w:bCs/>
-          <w:color w:val="23293D"/>
-          <w:sz w:val="21"/>
-          <w:szCs w:val="21"/>
-        </w:rPr>
-        <w:t xml:space="preserve">Enviar ao Comercial</w:t>
-      </w:r>
-      <w:r>
-        <w:rPr>
-          <w:color w:val="23293D"/>
-          <w:sz w:val="21"/>
-          <w:szCs w:val="21"/>
-        </w:rPr>
-        <w:t xml:space="preserve">.</w:t>
-      </w:r>
-    </w:p>
-    <w:p>
-      <w:pPr>
-        <w:spacing w:after="140" w:line="280"/>
-      </w:pPr>
-      <w:r>
-        <w:rPr>
-          <w:b/>
-          <w:bCs/>
-          <w:color w:val="23293D"/>
-          <w:sz w:val="21"/>
-          <w:szCs w:val="21"/>
-        </w:rPr>
-        <w:t xml:space="preserve">Cuidados:</w:t>
-      </w:r>
-      <w:r>
-        <w:rPr>
-          <w:color w:val="23293D"/>
-          <w:sz w:val="21"/>
-          <w:szCs w:val="21"/>
-        </w:rPr>
-        <w:t xml:space="preserve"> o sistema exige procedimentos lançados em cada opção para enviar; plano de tratamento </w:t>
-      </w:r>
-      <w:r>
-        <w:rPr>
-          <w:b/>
-          <w:bCs/>
-          <w:color w:val="23293D"/>
-          <w:sz w:val="21"/>
-          <w:szCs w:val="21"/>
-        </w:rPr>
-        <w:t xml:space="preserve">não tem acréscimo</w:t>
-      </w:r>
-      <w:r>
-        <w:rPr>
-          <w:color w:val="23293D"/>
-          <w:sz w:val="21"/>
-          <w:szCs w:val="21"/>
-        </w:rPr>
-        <w:t xml:space="preserve"> (o preço vem do orçamento aprovado); depois de aprovado o plano fica em leitura — há </w:t>
-      </w:r>
-      <w:r>
-        <w:rPr>
-          <w:b/>
-          <w:bCs/>
-          <w:color w:val="23293D"/>
-          <w:sz w:val="21"/>
-          <w:szCs w:val="21"/>
-        </w:rPr>
-        <w:t xml:space="preserve">Reabrir para edição</w:t>
-      </w:r>
-      <w:r>
-        <w:rPr>
-          <w:color w:val="23293D"/>
-          <w:sz w:val="21"/>
-          <w:szCs w:val="21"/>
-        </w:rPr>
-        <w:t xml:space="preserve">, que exige nova aprovação.</w:t>
-      </w:r>
-    </w:p>
-    <w:p>
-      <w:pPr>
-        <w:pStyle w:val="Heading2"/>
-      </w:pPr>
-      <w:r>
-        <w:rPr>
-          <w:color w:val="1F3253"/>
-        </w:rPr>
-        <w:t xml:space="preserve">6.4. Dentista (executor)</w:t>
-      </w:r>
-    </w:p>
-    <w:p>
-      <w:pPr>
-        <w:spacing w:after="140" w:line="280"/>
-      </w:pPr>
-      <w:r>
-        <w:rPr>
-          <w:b/>
-          <w:bCs/>
-          <w:color w:val="23293D"/>
-          <w:sz w:val="21"/>
-          <w:szCs w:val="21"/>
-        </w:rPr>
-        <w:t xml:space="preserve">Objetivo:</w:t>
-      </w:r>
-      <w:r>
-        <w:rPr>
-          <w:color w:val="23293D"/>
-          <w:sz w:val="21"/>
-          <w:szCs w:val="21"/>
-        </w:rPr>
-        <w:t xml:space="preserve"> executar e registrar. </w:t>
-      </w:r>
-      <w:r>
-        <w:rPr>
-          <w:b/>
-          <w:bCs/>
-          <w:color w:val="23293D"/>
-          <w:sz w:val="21"/>
-          <w:szCs w:val="21"/>
-        </w:rPr>
-        <w:t xml:space="preserve">Duração:</w:t>
-      </w:r>
-      <w:r>
-        <w:rPr>
-          <w:color w:val="23293D"/>
-          <w:sz w:val="21"/>
-          <w:szCs w:val="21"/>
-        </w:rPr>
-        <w:t xml:space="preserve"> 40 minutos.</w:t>
-      </w:r>
-    </w:p>
-    <w:p>
-      <w:pPr>
-        <w:spacing w:after="140" w:line="280"/>
-      </w:pPr>
-      <w:r>
-        <w:rPr>
-          <w:color w:val="23293D"/>
-          <w:sz w:val="21"/>
-          <w:szCs w:val="21"/>
-        </w:rPr>
-        <w:t xml:space="preserve">Seu menu é diferente: </w:t>
-      </w:r>
-      <w:r>
-        <w:rPr>
-          <w:b/>
-          <w:bCs/>
-          <w:color w:val="23293D"/>
-          <w:sz w:val="21"/>
-          <w:szCs w:val="21"/>
-        </w:rPr>
-        <w:t xml:space="preserve">não tem Jornada</w:t>
-      </w:r>
-      <w:r>
-        <w:rPr>
-          <w:color w:val="23293D"/>
-          <w:sz w:val="21"/>
-          <w:szCs w:val="21"/>
-        </w:rPr>
-        <w:t xml:space="preserve">, e tem </w:t>
-      </w:r>
-      <w:r>
-        <w:rPr>
-          <w:b/>
-          <w:bCs/>
-          <w:color w:val="23293D"/>
-          <w:sz w:val="21"/>
-          <w:szCs w:val="21"/>
-        </w:rPr>
-        <w:t xml:space="preserve">Meu Dia</w:t>
-      </w:r>
-      <w:r>
-        <w:rPr>
-          <w:color w:val="23293D"/>
-          <w:sz w:val="21"/>
-          <w:szCs w:val="21"/>
-        </w:rPr>
-        <w:t xml:space="preserve"> e </w:t>
-      </w:r>
-      <w:r>
-        <w:rPr>
-          <w:b/>
-          <w:bCs/>
-          <w:color w:val="23293D"/>
-          <w:sz w:val="21"/>
-          <w:szCs w:val="21"/>
-        </w:rPr>
-        <w:t xml:space="preserve">Minha Agenda</w:t>
-      </w:r>
-      <w:r>
-        <w:rPr>
-          <w:color w:val="23293D"/>
-          <w:sz w:val="21"/>
-          <w:szCs w:val="21"/>
-        </w:rPr>
-        <w:t xml:space="preserve">.</w:t>
       </w:r>
     </w:p>
     <w:p>
@@ -26094,21 +25909,11 @@
       </w:pPr>
       <w:r>
         <w:rPr>
-          <w:b/>
-          <w:bCs/>
-          <w:color w:val="23293D"/>
-          <w:sz w:val="21"/>
-          <w:szCs w:val="21"/>
-        </w:rPr>
-        <w:t xml:space="preserve">Meu Dia</w:t>
-      </w:r>
-      <w:r>
-        <w:rPr>
-          <w:color w:val="23293D"/>
-          <w:sz w:val="21"/>
-          <w:szCs w:val="21"/>
-        </w:rPr>
-        <w:t xml:space="preserve"> → seus atendimentos.</w:t>
+          <w:color w:val="23293D"/>
+          <w:sz w:val="21"/>
+          <w:szCs w:val="21"/>
+        </w:rPr>
+        <w:t xml:space="preserve">Abra o caso → cockpit em duas colunas: evidências à esquerda, plano à direita.</w:t>
       </w:r>
     </w:p>
     <w:p>
@@ -26128,25 +25933,25 @@
           <w:sz w:val="21"/>
           <w:szCs w:val="21"/>
         </w:rPr>
-        <w:t xml:space="preserve">Atendimento</w:t>
-      </w:r>
-      <w:r>
-        <w:rPr>
-          <w:color w:val="23293D"/>
-          <w:sz w:val="21"/>
-          <w:szCs w:val="21"/>
-        </w:rPr>
-        <w:t xml:space="preserve"> → </w:t>
-      </w:r>
-      <w:r>
-        <w:rPr>
-          <w:b/>
-          <w:bCs/>
-          <w:color w:val="23293D"/>
-          <w:sz w:val="21"/>
-          <w:szCs w:val="21"/>
-        </w:rPr>
-        <w:t xml:space="preserve">Chamar</w:t>
+        <w:t xml:space="preserve">Iniciar plano de tratamento</w:t>
+      </w:r>
+      <w:r>
+        <w:rPr>
+          <w:color w:val="23293D"/>
+          <w:sz w:val="21"/>
+          <w:szCs w:val="21"/>
+        </w:rPr>
+        <w:t xml:space="preserve"> → escreva o </w:t>
+      </w:r>
+      <w:r>
+        <w:rPr>
+          <w:b/>
+          <w:bCs/>
+          <w:color w:val="23293D"/>
+          <w:sz w:val="21"/>
+          <w:szCs w:val="21"/>
+        </w:rPr>
+        <w:t xml:space="preserve">Diagnóstico</w:t>
       </w:r>
       <w:r>
         <w:rPr>
@@ -26168,47 +25973,21 @@
       </w:pPr>
       <w:r>
         <w:rPr>
-          <w:color w:val="23293D"/>
-          <w:sz w:val="21"/>
-          <w:szCs w:val="21"/>
-        </w:rPr>
-        <w:t xml:space="preserve">Ficha do paciente → aba </w:t>
-      </w:r>
-      <w:r>
-        <w:rPr>
-          <w:b/>
-          <w:bCs/>
-          <w:color w:val="23293D"/>
-          <w:sz w:val="21"/>
-          <w:szCs w:val="21"/>
-        </w:rPr>
-        <w:t xml:space="preserve">Desenvolvimento Clínico</w:t>
-      </w:r>
-      <w:r>
-        <w:rPr>
-          <w:color w:val="23293D"/>
-          <w:sz w:val="21"/>
-          <w:szCs w:val="21"/>
-        </w:rPr>
-        <w:t xml:space="preserve"> → descreva o que foi feito. </w:t>
-      </w:r>
-      <w:r>
-        <w:rPr>
-          <w:b/>
-          <w:bCs/>
-          <w:color w:val="23293D"/>
-          <w:sz w:val="21"/>
-          <w:szCs w:val="21"/>
-        </w:rPr>
-        <w:t xml:space="preserve">Espere aparecer "Salvo às…"</w:t>
-      </w:r>
-      <w:r>
-        <w:rPr>
-          <w:color w:val="23293D"/>
-          <w:sz w:val="21"/>
-          <w:szCs w:val="21"/>
-        </w:rPr>
-        <w:t xml:space="preserve">.</w:t>
+          <w:b/>
+          <w:bCs/>
+          <w:color w:val="23293D"/>
+          <w:sz w:val="21"/>
+          <w:szCs w:val="21"/>
+        </w:rPr>
+        <w:t xml:space="preserve">Adicionar opção de tratamento</w:t>
+      </w:r>
+      <w:r>
+        <w:rPr>
+          <w:color w:val="23293D"/>
+          <w:sz w:val="21"/>
+          <w:szCs w:val="21"/>
+        </w:rPr>
+        <w:t xml:space="preserve"> (marque uma como principal).</w:t>
       </w:r>
     </w:p>
     <w:p>
@@ -26217,6 +25996,484 @@
         <w:numPr>
           <w:ilvl w:val="0"/>
           <w:numId w:val="32"/>
+        </w:numPr>
+        <w:spacing w:after="80" w:line="270"/>
+      </w:pPr>
+      <w:r>
+        <w:rPr>
+          <w:color w:val="23293D"/>
+          <w:sz w:val="21"/>
+          <w:szCs w:val="21"/>
+        </w:rPr>
+        <w:t xml:space="preserve">Dentro da opção, </w:t>
+      </w:r>
+      <w:r>
+        <w:rPr>
+          <w:b/>
+          <w:bCs/>
+          <w:color w:val="23293D"/>
+          <w:sz w:val="21"/>
+          <w:szCs w:val="21"/>
+        </w:rPr>
+        <w:t xml:space="preserve">Procedimento</w:t>
+      </w:r>
+      <w:r>
+        <w:rPr>
+          <w:color w:val="23293D"/>
+          <w:sz w:val="21"/>
+          <w:szCs w:val="21"/>
+        </w:rPr>
+        <w:t xml:space="preserve"> → escolha do catálogo → </w:t>
+      </w:r>
+      <w:r>
+        <w:rPr>
+          <w:b/>
+          <w:bCs/>
+          <w:color w:val="23293D"/>
+          <w:sz w:val="21"/>
+          <w:szCs w:val="21"/>
+        </w:rPr>
+        <w:t xml:space="preserve">Item</w:t>
+      </w:r>
+      <w:r>
+        <w:rPr>
+          <w:color w:val="23293D"/>
+          <w:sz w:val="21"/>
+          <w:szCs w:val="21"/>
+        </w:rPr>
+        <w:t xml:space="preserve">.</w:t>
+      </w:r>
+    </w:p>
+    <w:p>
+      <w:pPr>
+        <w:pStyle w:val="ListParagraph"/>
+        <w:numPr>
+          <w:ilvl w:val="0"/>
+          <w:numId w:val="32"/>
+        </w:numPr>
+        <w:spacing w:after="80" w:line="270"/>
+      </w:pPr>
+      <w:r>
+        <w:rPr>
+          <w:color w:val="23293D"/>
+          <w:sz w:val="21"/>
+          <w:szCs w:val="21"/>
+        </w:rPr>
+        <w:t xml:space="preserve">Classifique o </w:t>
+      </w:r>
+      <w:r>
+        <w:rPr>
+          <w:b/>
+          <w:bCs/>
+          <w:color w:val="23293D"/>
+          <w:sz w:val="21"/>
+          <w:szCs w:val="21"/>
+        </w:rPr>
+        <w:t xml:space="preserve">pilar</w:t>
+      </w:r>
+      <w:r>
+        <w:rPr>
+          <w:color w:val="23293D"/>
+          <w:sz w:val="21"/>
+          <w:szCs w:val="21"/>
+        </w:rPr>
+        <w:t xml:space="preserve"> (1 dos 6) → </w:t>
+      </w:r>
+      <w:r>
+        <w:rPr>
+          <w:b/>
+          <w:bCs/>
+          <w:color w:val="23293D"/>
+          <w:sz w:val="21"/>
+          <w:szCs w:val="21"/>
+        </w:rPr>
+        <w:t xml:space="preserve">Salvar pilar</w:t>
+      </w:r>
+      <w:r>
+        <w:rPr>
+          <w:color w:val="23293D"/>
+          <w:sz w:val="21"/>
+          <w:szCs w:val="21"/>
+        </w:rPr>
+        <w:t xml:space="preserve">.</w:t>
+      </w:r>
+    </w:p>
+    <w:p>
+      <w:pPr>
+        <w:pStyle w:val="ListParagraph"/>
+        <w:numPr>
+          <w:ilvl w:val="0"/>
+          <w:numId w:val="32"/>
+        </w:numPr>
+        <w:spacing w:after="80" w:line="270"/>
+      </w:pPr>
+      <w:r>
+        <w:rPr>
+          <w:b/>
+          <w:bCs/>
+          <w:color w:val="23293D"/>
+          <w:sz w:val="21"/>
+          <w:szCs w:val="21"/>
+        </w:rPr>
+        <w:t xml:space="preserve">Enviar para aprovação do Coordenador</w:t>
+      </w:r>
+      <w:r>
+        <w:rPr>
+          <w:color w:val="23293D"/>
+          <w:sz w:val="21"/>
+          <w:szCs w:val="21"/>
+        </w:rPr>
+        <w:t xml:space="preserve">.</w:t>
+      </w:r>
+    </w:p>
+    <w:p>
+      <w:pPr>
+        <w:pStyle w:val="ListParagraph"/>
+        <w:numPr>
+          <w:ilvl w:val="0"/>
+          <w:numId w:val="32"/>
+        </w:numPr>
+        <w:spacing w:after="80" w:line="270"/>
+      </w:pPr>
+      <w:r>
+        <w:rPr>
+          <w:color w:val="23293D"/>
+          <w:sz w:val="21"/>
+          <w:szCs w:val="21"/>
+        </w:rPr>
+        <w:t xml:space="preserve">Aprovado, </w:t>
+      </w:r>
+      <w:r>
+        <w:rPr>
+          <w:b/>
+          <w:bCs/>
+          <w:color w:val="23293D"/>
+          <w:sz w:val="21"/>
+          <w:szCs w:val="21"/>
+        </w:rPr>
+        <w:t xml:space="preserve">Enviar ao Comercial</w:t>
+      </w:r>
+      <w:r>
+        <w:rPr>
+          <w:color w:val="23293D"/>
+          <w:sz w:val="21"/>
+          <w:szCs w:val="21"/>
+        </w:rPr>
+        <w:t xml:space="preserve">.</w:t>
+      </w:r>
+    </w:p>
+    <w:p>
+      <w:pPr>
+        <w:spacing w:after="140" w:line="280"/>
+      </w:pPr>
+      <w:r>
+        <w:rPr>
+          <w:b/>
+          <w:bCs/>
+          <w:color w:val="23293D"/>
+          <w:sz w:val="21"/>
+          <w:szCs w:val="21"/>
+        </w:rPr>
+        <w:t xml:space="preserve">Cuidados:</w:t>
+      </w:r>
+      <w:r>
+        <w:rPr>
+          <w:color w:val="23293D"/>
+          <w:sz w:val="21"/>
+          <w:szCs w:val="21"/>
+        </w:rPr>
+        <w:t xml:space="preserve"> o sistema exige procedimentos lançados em cada opção para enviar; plano de tratamento </w:t>
+      </w:r>
+      <w:r>
+        <w:rPr>
+          <w:b/>
+          <w:bCs/>
+          <w:color w:val="23293D"/>
+          <w:sz w:val="21"/>
+          <w:szCs w:val="21"/>
+        </w:rPr>
+        <w:t xml:space="preserve">não tem acréscimo</w:t>
+      </w:r>
+      <w:r>
+        <w:rPr>
+          <w:color w:val="23293D"/>
+          <w:sz w:val="21"/>
+          <w:szCs w:val="21"/>
+        </w:rPr>
+        <w:t xml:space="preserve"> (o preço vem do orçamento aprovado); depois de aprovado o plano fica em leitura — há </w:t>
+      </w:r>
+      <w:r>
+        <w:rPr>
+          <w:b/>
+          <w:bCs/>
+          <w:color w:val="23293D"/>
+          <w:sz w:val="21"/>
+          <w:szCs w:val="21"/>
+        </w:rPr>
+        <w:t xml:space="preserve">Reabrir para edição</w:t>
+      </w:r>
+      <w:r>
+        <w:rPr>
+          <w:color w:val="23293D"/>
+          <w:sz w:val="21"/>
+          <w:szCs w:val="21"/>
+        </w:rPr>
+        <w:t xml:space="preserve">, que exige nova aprovação.</w:t>
+      </w:r>
+    </w:p>
+    <w:p>
+      <w:pPr>
+        <w:pStyle w:val="Heading2"/>
+      </w:pPr>
+      <w:r>
+        <w:rPr>
+          <w:color w:val="1F3253"/>
+        </w:rPr>
+        <w:t xml:space="preserve">6.4. Dentista (executor)</w:t>
+      </w:r>
+    </w:p>
+    <w:p>
+      <w:pPr>
+        <w:spacing w:after="140" w:line="280"/>
+      </w:pPr>
+      <w:r>
+        <w:rPr>
+          <w:b/>
+          <w:bCs/>
+          <w:color w:val="23293D"/>
+          <w:sz w:val="21"/>
+          <w:szCs w:val="21"/>
+        </w:rPr>
+        <w:t xml:space="preserve">Objetivo:</w:t>
+      </w:r>
+      <w:r>
+        <w:rPr>
+          <w:color w:val="23293D"/>
+          <w:sz w:val="21"/>
+          <w:szCs w:val="21"/>
+        </w:rPr>
+        <w:t xml:space="preserve"> executar e registrar. </w:t>
+      </w:r>
+      <w:r>
+        <w:rPr>
+          <w:b/>
+          <w:bCs/>
+          <w:color w:val="23293D"/>
+          <w:sz w:val="21"/>
+          <w:szCs w:val="21"/>
+        </w:rPr>
+        <w:t xml:space="preserve">Duração:</w:t>
+      </w:r>
+      <w:r>
+        <w:rPr>
+          <w:color w:val="23293D"/>
+          <w:sz w:val="21"/>
+          <w:szCs w:val="21"/>
+        </w:rPr>
+        <w:t xml:space="preserve"> 40 minutos.</w:t>
+      </w:r>
+    </w:p>
+    <w:p>
+      <w:pPr>
+        <w:spacing w:after="140" w:line="280"/>
+      </w:pPr>
+      <w:r>
+        <w:rPr>
+          <w:color w:val="23293D"/>
+          <w:sz w:val="21"/>
+          <w:szCs w:val="21"/>
+        </w:rPr>
+        <w:t xml:space="preserve">Seu menu é diferente: </w:t>
+      </w:r>
+      <w:r>
+        <w:rPr>
+          <w:b/>
+          <w:bCs/>
+          <w:color w:val="23293D"/>
+          <w:sz w:val="21"/>
+          <w:szCs w:val="21"/>
+        </w:rPr>
+        <w:t xml:space="preserve">não tem Jornada</w:t>
+      </w:r>
+      <w:r>
+        <w:rPr>
+          <w:color w:val="23293D"/>
+          <w:sz w:val="21"/>
+          <w:szCs w:val="21"/>
+        </w:rPr>
+        <w:t xml:space="preserve">, e tem </w:t>
+      </w:r>
+      <w:r>
+        <w:rPr>
+          <w:b/>
+          <w:bCs/>
+          <w:color w:val="23293D"/>
+          <w:sz w:val="21"/>
+          <w:szCs w:val="21"/>
+        </w:rPr>
+        <w:t xml:space="preserve">Meu Dia</w:t>
+      </w:r>
+      <w:r>
+        <w:rPr>
+          <w:color w:val="23293D"/>
+          <w:sz w:val="21"/>
+          <w:szCs w:val="21"/>
+        </w:rPr>
+        <w:t xml:space="preserve"> e </w:t>
+      </w:r>
+      <w:r>
+        <w:rPr>
+          <w:b/>
+          <w:bCs/>
+          <w:color w:val="23293D"/>
+          <w:sz w:val="21"/>
+          <w:szCs w:val="21"/>
+        </w:rPr>
+        <w:t xml:space="preserve">Minha Agenda</w:t>
+      </w:r>
+      <w:r>
+        <w:rPr>
+          <w:color w:val="23293D"/>
+          <w:sz w:val="21"/>
+          <w:szCs w:val="21"/>
+        </w:rPr>
+        <w:t xml:space="preserve">.</w:t>
+      </w:r>
+    </w:p>
+    <w:p>
+      <w:pPr>
+        <w:pStyle w:val="ListParagraph"/>
+        <w:numPr>
+          <w:ilvl w:val="0"/>
+          <w:numId w:val="33"/>
+        </w:numPr>
+        <w:spacing w:after="80" w:line="270"/>
+      </w:pPr>
+      <w:r>
+        <w:rPr>
+          <w:b/>
+          <w:bCs/>
+          <w:color w:val="23293D"/>
+          <w:sz w:val="21"/>
+          <w:szCs w:val="21"/>
+        </w:rPr>
+        <w:t xml:space="preserve">Meu Dia</w:t>
+      </w:r>
+      <w:r>
+        <w:rPr>
+          <w:color w:val="23293D"/>
+          <w:sz w:val="21"/>
+          <w:szCs w:val="21"/>
+        </w:rPr>
+        <w:t xml:space="preserve"> → seus atendimentos.</w:t>
+      </w:r>
+    </w:p>
+    <w:p>
+      <w:pPr>
+        <w:pStyle w:val="ListParagraph"/>
+        <w:numPr>
+          <w:ilvl w:val="0"/>
+          <w:numId w:val="33"/>
+        </w:numPr>
+        <w:spacing w:after="80" w:line="270"/>
+      </w:pPr>
+      <w:r>
+        <w:rPr>
+          <w:b/>
+          <w:bCs/>
+          <w:color w:val="23293D"/>
+          <w:sz w:val="21"/>
+          <w:szCs w:val="21"/>
+        </w:rPr>
+        <w:t xml:space="preserve">Atendimento</w:t>
+      </w:r>
+      <w:r>
+        <w:rPr>
+          <w:color w:val="23293D"/>
+          <w:sz w:val="21"/>
+          <w:szCs w:val="21"/>
+        </w:rPr>
+        <w:t xml:space="preserve"> → </w:t>
+      </w:r>
+      <w:r>
+        <w:rPr>
+          <w:b/>
+          <w:bCs/>
+          <w:color w:val="23293D"/>
+          <w:sz w:val="21"/>
+          <w:szCs w:val="21"/>
+        </w:rPr>
+        <w:t xml:space="preserve">Chamar</w:t>
+      </w:r>
+      <w:r>
+        <w:rPr>
+          <w:color w:val="23293D"/>
+          <w:sz w:val="21"/>
+          <w:szCs w:val="21"/>
+        </w:rPr>
+        <w:t xml:space="preserve">.</w:t>
+      </w:r>
+    </w:p>
+    <w:p>
+      <w:pPr>
+        <w:pStyle w:val="ListParagraph"/>
+        <w:numPr>
+          <w:ilvl w:val="0"/>
+          <w:numId w:val="33"/>
+        </w:numPr>
+        <w:spacing w:after="80" w:line="270"/>
+      </w:pPr>
+      <w:r>
+        <w:rPr>
+          <w:color w:val="23293D"/>
+          <w:sz w:val="21"/>
+          <w:szCs w:val="21"/>
+        </w:rPr>
+        <w:t xml:space="preserve">Ficha do paciente → aba </w:t>
+      </w:r>
+      <w:r>
+        <w:rPr>
+          <w:b/>
+          <w:bCs/>
+          <w:color w:val="23293D"/>
+          <w:sz w:val="21"/>
+          <w:szCs w:val="21"/>
+        </w:rPr>
+        <w:t xml:space="preserve">Desenvolvimento Clínico</w:t>
+      </w:r>
+      <w:r>
+        <w:rPr>
+          <w:color w:val="23293D"/>
+          <w:sz w:val="21"/>
+          <w:szCs w:val="21"/>
+        </w:rPr>
+        <w:t xml:space="preserve"> → descreva o que foi feito. </w:t>
+      </w:r>
+      <w:r>
+        <w:rPr>
+          <w:b/>
+          <w:bCs/>
+          <w:color w:val="23293D"/>
+          <w:sz w:val="21"/>
+          <w:szCs w:val="21"/>
+        </w:rPr>
+        <w:t xml:space="preserve">Espere aparecer "Salvo às…"</w:t>
+      </w:r>
+      <w:r>
+        <w:rPr>
+          <w:color w:val="23293D"/>
+          <w:sz w:val="21"/>
+          <w:szCs w:val="21"/>
+        </w:rPr>
+        <w:t xml:space="preserve">.</w:t>
+      </w:r>
+    </w:p>
+    <w:p>
+      <w:pPr>
+        <w:pStyle w:val="ListParagraph"/>
+        <w:numPr>
+          <w:ilvl w:val="0"/>
+          <w:numId w:val="33"/>
         </w:numPr>
         <w:spacing w:after="80" w:line="270"/>
       </w:pPr>
@@ -26448,7 +26705,7 @@
         <w:pStyle w:val="ListParagraph"/>
         <w:numPr>
           <w:ilvl w:val="0"/>
-          <w:numId w:val="33"/>
+          <w:numId w:val="34"/>
         </w:numPr>
         <w:spacing w:after="80" w:line="270"/>
       </w:pPr>
@@ -26512,7 +26769,7 @@
         <w:pStyle w:val="ListParagraph"/>
         <w:numPr>
           <w:ilvl w:val="0"/>
-          <w:numId w:val="33"/>
+          <w:numId w:val="34"/>
         </w:numPr>
         <w:spacing w:after="80" w:line="270"/>
       </w:pPr>
@@ -27092,7 +27349,7 @@
         <w:pStyle w:val="ListParagraph"/>
         <w:numPr>
           <w:ilvl w:val="0"/>
-          <w:numId w:val="34"/>
+          <w:numId w:val="35"/>
         </w:numPr>
         <w:spacing w:after="80" w:line="270"/>
       </w:pPr>
@@ -27128,7 +27385,7 @@
         <w:pStyle w:val="ListParagraph"/>
         <w:numPr>
           <w:ilvl w:val="0"/>
-          <w:numId w:val="34"/>
+          <w:numId w:val="35"/>
         </w:numPr>
         <w:spacing w:after="80" w:line="270"/>
       </w:pPr>
@@ -27200,7 +27457,7 @@
         <w:pStyle w:val="ListParagraph"/>
         <w:numPr>
           <w:ilvl w:val="0"/>
-          <w:numId w:val="34"/>
+          <w:numId w:val="35"/>
         </w:numPr>
         <w:spacing w:after="80" w:line="270"/>
       </w:pPr>
@@ -27228,7 +27485,7 @@
         <w:pStyle w:val="ListParagraph"/>
         <w:numPr>
           <w:ilvl w:val="0"/>
-          <w:numId w:val="34"/>
+          <w:numId w:val="35"/>
         </w:numPr>
         <w:spacing w:after="80" w:line="270"/>
       </w:pPr>
@@ -27486,7 +27743,7 @@
         <w:pStyle w:val="ListParagraph"/>
         <w:numPr>
           <w:ilvl w:val="0"/>
-          <w:numId w:val="35"/>
+          <w:numId w:val="36"/>
         </w:numPr>
         <w:spacing w:after="80" w:line="270"/>
       </w:pPr>
@@ -27568,7 +27825,7 @@
         <w:pStyle w:val="ListParagraph"/>
         <w:numPr>
           <w:ilvl w:val="0"/>
-          <w:numId w:val="35"/>
+          <w:numId w:val="36"/>
         </w:numPr>
         <w:spacing w:after="80" w:line="270"/>
       </w:pPr>
@@ -27614,7 +27871,7 @@
         <w:pStyle w:val="ListParagraph"/>
         <w:numPr>
           <w:ilvl w:val="0"/>
-          <w:numId w:val="35"/>
+          <w:numId w:val="36"/>
         </w:numPr>
         <w:spacing w:after="80" w:line="270"/>
       </w:pPr>
@@ -30303,7 +30560,7 @@
         <w:pStyle w:val="ListParagraph"/>
         <w:numPr>
           <w:ilvl w:val="0"/>
-          <w:numId w:val="36"/>
+          <w:numId w:val="37"/>
         </w:numPr>
         <w:spacing w:after="80" w:line="270"/>
       </w:pPr>
@@ -30314,217 +30571,6 @@
           <w:szCs w:val="21"/>
         </w:rPr>
         <w:t xml:space="preserve">Abra o endereço do sistema.</w:t>
-      </w:r>
-    </w:p>
-    <w:p>
-      <w:pPr>
-        <w:pStyle w:val="ListParagraph"/>
-        <w:numPr>
-          <w:ilvl w:val="0"/>
-          <w:numId w:val="36"/>
-        </w:numPr>
-        <w:spacing w:after="80" w:line="270"/>
-      </w:pPr>
-      <w:r>
-        <w:rPr>
-          <w:color w:val="23293D"/>
-          <w:sz w:val="21"/>
-          <w:szCs w:val="21"/>
-        </w:rPr>
-        <w:t xml:space="preserve">Informe e-mail e senha.</w:t>
-      </w:r>
-    </w:p>
-    <w:p>
-      <w:pPr>
-        <w:pStyle w:val="ListParagraph"/>
-        <w:numPr>
-          <w:ilvl w:val="0"/>
-          <w:numId w:val="36"/>
-        </w:numPr>
-        <w:spacing w:after="80" w:line="270"/>
-      </w:pPr>
-      <w:r>
-        <w:rPr>
-          <w:b/>
-          <w:bCs/>
-          <w:color w:val="23293D"/>
-          <w:sz w:val="21"/>
-          <w:szCs w:val="21"/>
-        </w:rPr>
-        <w:t xml:space="preserve">Se você tem acesso a mais de uma unidade</w:t>
-      </w:r>
-      <w:r>
-        <w:rPr>
-          <w:color w:val="23293D"/>
-          <w:sz w:val="21"/>
-          <w:szCs w:val="21"/>
-        </w:rPr>
-        <w:t xml:space="preserve"> e não é da Franqueadora, o sistema pede para escolher a unidade </w:t>
-      </w:r>
-      <w:r>
-        <w:rPr>
-          <w:b/>
-          <w:bCs/>
-          <w:color w:val="23293D"/>
-          <w:sz w:val="21"/>
-          <w:szCs w:val="21"/>
-        </w:rPr>
-        <w:t xml:space="preserve">antes</w:t>
-      </w:r>
-      <w:r>
-        <w:rPr>
-          <w:color w:val="23293D"/>
-          <w:sz w:val="21"/>
-          <w:szCs w:val="21"/>
-        </w:rPr>
-        <w:t xml:space="preserve"> de mostrar qualquer tela (evidência: </w:t>
-      </w:r>
-      <w:r>
-        <w:rPr>
-          <w:rFonts w:ascii="Consolas" w:cs="Consolas" w:eastAsia="Consolas" w:hAnsi="Consolas"/>
-          <w:color w:val="1F3253"/>
-          <w:sz w:val="19"/>
-          <w:szCs w:val="19"/>
-          <w:shd w:fill="EFEDE6" w:color="auto" w:val="clear"/>
-        </w:rPr>
-        <w:t xml:space="preserve">layout.tsx</w:t>
-      </w:r>
-      <w:r>
-        <w:rPr>
-          <w:color w:val="23293D"/>
-          <w:sz w:val="21"/>
-          <w:szCs w:val="21"/>
-        </w:rPr>
-        <w:t xml:space="preserve">, </w:t>
-      </w:r>
-      <w:r>
-        <w:rPr>
-          <w:rFonts w:ascii="Consolas" w:cs="Consolas" w:eastAsia="Consolas" w:hAnsi="Consolas"/>
-          <w:color w:val="1F3253"/>
-          <w:sz w:val="19"/>
-          <w:szCs w:val="19"/>
-          <w:shd w:fill="EFEDE6" w:color="auto" w:val="clear"/>
-        </w:rPr>
-        <w:t xml:space="preserve">ChooseClinicWelcome</w:t>
-      </w:r>
-      <w:r>
-        <w:rPr>
-          <w:color w:val="23293D"/>
-          <w:sz w:val="21"/>
-          <w:szCs w:val="21"/>
-        </w:rPr>
-        <w:t xml:space="preserve">).</w:t>
-      </w:r>
-    </w:p>
-    <w:p>
-      <w:pPr>
-        <w:pStyle w:val="ListParagraph"/>
-        <w:numPr>
-          <w:ilvl w:val="0"/>
-          <w:numId w:val="36"/>
-        </w:numPr>
-        <w:spacing w:after="80" w:line="270"/>
-      </w:pPr>
-      <w:r>
-        <w:rPr>
-          <w:b/>
-          <w:bCs/>
-          <w:color w:val="23293D"/>
-          <w:sz w:val="21"/>
-          <w:szCs w:val="21"/>
-        </w:rPr>
-        <w:t xml:space="preserve">Resultado:</w:t>
-      </w:r>
-      <w:r>
-        <w:rPr>
-          <w:color w:val="23293D"/>
-          <w:sz w:val="21"/>
-          <w:szCs w:val="21"/>
-        </w:rPr>
-        <w:t xml:space="preserve"> você cai na tela Início.</w:t>
-      </w:r>
-    </w:p>
-    <w:p>
-      <w:pPr>
-        <w:spacing w:after="140" w:line="280"/>
-      </w:pPr>
-      <w:r>
-        <w:rPr>
-          <w:b/>
-          <w:bCs/>
-          <w:color w:val="23293D"/>
-          <w:sz w:val="21"/>
-          <w:szCs w:val="21"/>
-        </w:rPr>
-        <w:t xml:space="preserve">Erros possíveis:</w:t>
-      </w:r>
-      <w:r>
-        <w:rPr>
-          <w:color w:val="23293D"/>
-          <w:sz w:val="21"/>
-          <w:szCs w:val="21"/>
-        </w:rPr>
-        <w:t xml:space="preserve"> ver </w:t>
-      </w:r>
-      <w:r>
-        <w:rPr>
-          <w:color w:val="1F3253"/>
-          <w:sz w:val="21"/>
-          <w:szCs w:val="21"/>
-        </w:rPr>
-        <w:t xml:space="preserve">seção 9</w:t>
-      </w:r>
-      <w:r>
-        <w:rPr>
-          <w:color w:val="23293D"/>
-          <w:sz w:val="21"/>
-          <w:szCs w:val="21"/>
-        </w:rPr>
-        <w:t xml:space="preserve">.</w:t>
-      </w:r>
-    </w:p>
-    <w:p>
-      <w:pPr>
-        <w:pStyle w:val="Heading2"/>
-      </w:pPr>
-      <w:r>
-        <w:rPr>
-          <w:color w:val="1F3253"/>
-        </w:rPr>
-        <w:t xml:space="preserve">Fluxo 2 — Do cadastro ao fechamento (a jornada completa)</w:t>
-      </w:r>
-    </w:p>
-    <w:p>
-      <w:pPr>
-        <w:spacing w:after="140" w:line="280"/>
-      </w:pPr>
-      <w:r>
-        <w:rPr>
-          <w:b/>
-          <w:bCs/>
-          <w:color w:val="23293D"/>
-          <w:sz w:val="21"/>
-          <w:szCs w:val="21"/>
-        </w:rPr>
-        <w:t xml:space="preserve">Papéis:</w:t>
-      </w:r>
-      <w:r>
-        <w:rPr>
-          <w:color w:val="23293D"/>
-          <w:sz w:val="21"/>
-          <w:szCs w:val="21"/>
-        </w:rPr>
-        <w:t xml:space="preserve"> cinco pessoas diferentes. </w:t>
-      </w:r>
-      <w:r>
-        <w:rPr>
-          <w:b/>
-          <w:bCs/>
-          <w:color w:val="23293D"/>
-          <w:sz w:val="21"/>
-          <w:szCs w:val="21"/>
-        </w:rPr>
-        <w:t xml:space="preserve">Este é o fluxo central do sistema.</w:t>
       </w:r>
     </w:p>
     <w:p>
@@ -30538,39 +30584,11 @@
       </w:pPr>
       <w:r>
         <w:rPr>
-          <w:b/>
-          <w:bCs/>
-          <w:color w:val="23293D"/>
-          <w:sz w:val="21"/>
-          <w:szCs w:val="21"/>
-        </w:rPr>
-        <w:t xml:space="preserve">Recepção</w:t>
-      </w:r>
-      <w:r>
-        <w:rPr>
-          <w:color w:val="23293D"/>
-          <w:sz w:val="21"/>
-          <w:szCs w:val="21"/>
-        </w:rPr>
-        <w:t xml:space="preserve"> cadastra o paciente → nasce na </w:t>
-      </w:r>
-      <w:r>
-        <w:rPr>
-          <w:b/>
-          <w:bCs/>
-          <w:color w:val="23293D"/>
-          <w:sz w:val="21"/>
-          <w:szCs w:val="21"/>
-        </w:rPr>
-        <w:t xml:space="preserve">Aquisição</w:t>
-      </w:r>
-      <w:r>
-        <w:rPr>
-          <w:color w:val="23293D"/>
-          <w:sz w:val="21"/>
-          <w:szCs w:val="21"/>
-        </w:rPr>
-        <w:t xml:space="preserve">.</w:t>
+          <w:color w:val="23293D"/>
+          <w:sz w:val="21"/>
+          <w:szCs w:val="21"/>
+        </w:rPr>
+        <w:t xml:space="preserve">Informe e-mail e senha.</w:t>
       </w:r>
     </w:p>
     <w:p>
@@ -30590,33 +30608,69 @@
           <w:sz w:val="21"/>
           <w:szCs w:val="21"/>
         </w:rPr>
-        <w:t xml:space="preserve">Recepção</w:t>
-      </w:r>
-      <w:r>
-        <w:rPr>
-          <w:color w:val="23293D"/>
-          <w:sz w:val="21"/>
-          <w:szCs w:val="21"/>
-        </w:rPr>
-        <w:t xml:space="preserve"> move para </w:t>
-      </w:r>
-      <w:r>
-        <w:rPr>
-          <w:b/>
-          <w:bCs/>
-          <w:color w:val="23293D"/>
-          <w:sz w:val="21"/>
-          <w:szCs w:val="21"/>
-        </w:rPr>
-        <w:t xml:space="preserve">Conversão Clínica</w:t>
-      </w:r>
-      <w:r>
-        <w:rPr>
-          <w:color w:val="23293D"/>
-          <w:sz w:val="21"/>
-          <w:szCs w:val="21"/>
-        </w:rPr>
-        <w:t xml:space="preserve">.</w:t>
+        <w:t xml:space="preserve">Se você tem acesso a mais de uma unidade</w:t>
+      </w:r>
+      <w:r>
+        <w:rPr>
+          <w:color w:val="23293D"/>
+          <w:sz w:val="21"/>
+          <w:szCs w:val="21"/>
+        </w:rPr>
+        <w:t xml:space="preserve"> e não é da Franqueadora, o sistema pede para escolher a unidade </w:t>
+      </w:r>
+      <w:r>
+        <w:rPr>
+          <w:b/>
+          <w:bCs/>
+          <w:color w:val="23293D"/>
+          <w:sz w:val="21"/>
+          <w:szCs w:val="21"/>
+        </w:rPr>
+        <w:t xml:space="preserve">antes</w:t>
+      </w:r>
+      <w:r>
+        <w:rPr>
+          <w:color w:val="23293D"/>
+          <w:sz w:val="21"/>
+          <w:szCs w:val="21"/>
+        </w:rPr>
+        <w:t xml:space="preserve"> de mostrar qualquer tela (evidência: </w:t>
+      </w:r>
+      <w:r>
+        <w:rPr>
+          <w:rFonts w:ascii="Consolas" w:cs="Consolas" w:eastAsia="Consolas" w:hAnsi="Consolas"/>
+          <w:color w:val="1F3253"/>
+          <w:sz w:val="19"/>
+          <w:szCs w:val="19"/>
+          <w:shd w:fill="EFEDE6" w:color="auto" w:val="clear"/>
+        </w:rPr>
+        <w:t xml:space="preserve">layout.tsx</w:t>
+      </w:r>
+      <w:r>
+        <w:rPr>
+          <w:color w:val="23293D"/>
+          <w:sz w:val="21"/>
+          <w:szCs w:val="21"/>
+        </w:rPr>
+        <w:t xml:space="preserve">, </w:t>
+      </w:r>
+      <w:r>
+        <w:rPr>
+          <w:rFonts w:ascii="Consolas" w:cs="Consolas" w:eastAsia="Consolas" w:hAnsi="Consolas"/>
+          <w:color w:val="1F3253"/>
+          <w:sz w:val="19"/>
+          <w:szCs w:val="19"/>
+          <w:shd w:fill="EFEDE6" w:color="auto" w:val="clear"/>
+        </w:rPr>
+        <w:t xml:space="preserve">ChooseClinicWelcome</w:t>
+      </w:r>
+      <w:r>
+        <w:rPr>
+          <w:color w:val="23293D"/>
+          <w:sz w:val="21"/>
+          <w:szCs w:val="21"/>
+        </w:rPr>
+        <w:t xml:space="preserve">).</w:t>
       </w:r>
     </w:p>
     <w:p>
@@ -30636,43 +30690,46 @@
           <w:sz w:val="21"/>
           <w:szCs w:val="21"/>
         </w:rPr>
-        <w:t xml:space="preserve">Coordenador</w:t>
-      </w:r>
-      <w:r>
-        <w:rPr>
-          <w:color w:val="23293D"/>
-          <w:sz w:val="21"/>
-          <w:szCs w:val="21"/>
-        </w:rPr>
-        <w:t xml:space="preserve"> registra consentimento → anamnese → fotos → </w:t>
-      </w:r>
-      <w:r>
-        <w:rPr>
-          <w:b/>
-          <w:bCs/>
-          <w:color w:val="23293D"/>
-          <w:sz w:val="21"/>
-          <w:szCs w:val="21"/>
-        </w:rPr>
-        <w:t xml:space="preserve">Enviar ao Centro de Planejamento</w:t>
-      </w:r>
-      <w:r>
-        <w:rPr>
-          <w:color w:val="23293D"/>
-          <w:sz w:val="21"/>
-          <w:szCs w:val="21"/>
-        </w:rPr>
-        <w:t xml:space="preserve"> → paciente vai para a </w:t>
-      </w:r>
-      <w:r>
-        <w:rPr>
-          <w:b/>
-          <w:bCs/>
-          <w:color w:val="23293D"/>
-          <w:sz w:val="21"/>
-          <w:szCs w:val="21"/>
-        </w:rPr>
-        <w:t xml:space="preserve">Fase 3</w:t>
+        <w:t xml:space="preserve">Resultado:</w:t>
+      </w:r>
+      <w:r>
+        <w:rPr>
+          <w:color w:val="23293D"/>
+          <w:sz w:val="21"/>
+          <w:szCs w:val="21"/>
+        </w:rPr>
+        <w:t xml:space="preserve"> você cai na tela Início.</w:t>
+      </w:r>
+    </w:p>
+    <w:p>
+      <w:pPr>
+        <w:spacing w:after="140" w:line="280"/>
+      </w:pPr>
+      <w:r>
+        <w:rPr>
+          <w:b/>
+          <w:bCs/>
+          <w:color w:val="23293D"/>
+          <w:sz w:val="21"/>
+          <w:szCs w:val="21"/>
+        </w:rPr>
+        <w:t xml:space="preserve">Erros possíveis:</w:t>
+      </w:r>
+      <w:r>
+        <w:rPr>
+          <w:color w:val="23293D"/>
+          <w:sz w:val="21"/>
+          <w:szCs w:val="21"/>
+        </w:rPr>
+        <w:t xml:space="preserve"> ver </w:t>
+      </w:r>
+      <w:r>
+        <w:rPr>
+          <w:color w:val="1F3253"/>
+          <w:sz w:val="21"/>
+          <w:szCs w:val="21"/>
+        </w:rPr>
+        <w:t xml:space="preserve">seção 9</w:t>
       </w:r>
       <w:r>
         <w:rPr>
@@ -30685,314 +30742,13 @@
     </w:p>
     <w:p>
       <w:pPr>
-        <w:pStyle w:val="ListParagraph"/>
-        <w:numPr>
-          <w:ilvl w:val="0"/>
-          <w:numId w:val="37"/>
-        </w:numPr>
-        <w:spacing w:after="80" w:line="270"/>
-      </w:pPr>
-      <w:r>
-        <w:rPr>
-          <w:b/>
-          <w:bCs/>
-          <w:color w:val="23293D"/>
-          <w:sz w:val="21"/>
-          <w:szCs w:val="21"/>
-        </w:rPr>
-        <w:t xml:space="preserve">Planner</w:t>
-      </w:r>
-      <w:r>
-        <w:rPr>
-          <w:color w:val="23293D"/>
-          <w:sz w:val="21"/>
-          <w:szCs w:val="21"/>
-        </w:rPr>
-        <w:t xml:space="preserve"> monta plano + orçamento + pilar → </w:t>
-      </w:r>
-      <w:r>
-        <w:rPr>
-          <w:b/>
-          <w:bCs/>
-          <w:color w:val="23293D"/>
-          <w:sz w:val="21"/>
-          <w:szCs w:val="21"/>
-        </w:rPr>
-        <w:t xml:space="preserve">Enviar para aprovação</w:t>
-      </w:r>
-      <w:r>
-        <w:rPr>
-          <w:color w:val="23293D"/>
-          <w:sz w:val="21"/>
-          <w:szCs w:val="21"/>
-        </w:rPr>
-        <w:t xml:space="preserve">.</w:t>
-      </w:r>
-    </w:p>
-    <w:p>
-      <w:pPr>
-        <w:pStyle w:val="ListParagraph"/>
-        <w:numPr>
-          <w:ilvl w:val="0"/>
-          <w:numId w:val="37"/>
-        </w:numPr>
-        <w:spacing w:after="80" w:line="270"/>
-      </w:pPr>
-      <w:r>
-        <w:rPr>
-          <w:b/>
-          <w:bCs/>
-          <w:color w:val="23293D"/>
-          <w:sz w:val="21"/>
-          <w:szCs w:val="21"/>
-        </w:rPr>
-        <w:t xml:space="preserve">Coordenador</w:t>
-      </w:r>
-      <w:r>
-        <w:rPr>
-          <w:color w:val="23293D"/>
-          <w:sz w:val="21"/>
-          <w:szCs w:val="21"/>
-        </w:rPr>
-        <w:t xml:space="preserve"> aprova a opção.</w:t>
-      </w:r>
-    </w:p>
-    <w:p>
-      <w:pPr>
-        <w:pStyle w:val="ListParagraph"/>
-        <w:numPr>
-          <w:ilvl w:val="0"/>
-          <w:numId w:val="37"/>
-        </w:numPr>
-        <w:spacing w:after="80" w:line="270"/>
-      </w:pPr>
-      <w:r>
-        <w:rPr>
-          <w:b/>
-          <w:bCs/>
-          <w:color w:val="23293D"/>
-          <w:sz w:val="21"/>
-          <w:szCs w:val="21"/>
-        </w:rPr>
-        <w:t xml:space="preserve">Planner</w:t>
-      </w:r>
-      <w:r>
-        <w:rPr>
-          <w:color w:val="23293D"/>
-          <w:sz w:val="21"/>
-          <w:szCs w:val="21"/>
-        </w:rPr>
-        <w:t xml:space="preserve"> </w:t>
-      </w:r>
-      <w:r>
-        <w:rPr>
-          <w:b/>
-          <w:bCs/>
-          <w:color w:val="23293D"/>
-          <w:sz w:val="21"/>
-          <w:szCs w:val="21"/>
-        </w:rPr>
-        <w:t xml:space="preserve">Envia ao Comercial</w:t>
-      </w:r>
-      <w:r>
-        <w:rPr>
-          <w:color w:val="23293D"/>
-          <w:sz w:val="21"/>
-          <w:szCs w:val="21"/>
-        </w:rPr>
-        <w:t xml:space="preserve"> → </w:t>
-      </w:r>
-      <w:r>
-        <w:rPr>
-          <w:b/>
-          <w:bCs/>
-          <w:color w:val="23293D"/>
-          <w:sz w:val="21"/>
-          <w:szCs w:val="21"/>
-        </w:rPr>
-        <w:t xml:space="preserve">Fase 4</w:t>
-      </w:r>
-      <w:r>
-        <w:rPr>
-          <w:color w:val="23293D"/>
-          <w:sz w:val="21"/>
-          <w:szCs w:val="21"/>
-        </w:rPr>
-        <w:t xml:space="preserve">.</w:t>
-      </w:r>
-    </w:p>
-    <w:p>
-      <w:pPr>
-        <w:pStyle w:val="ListParagraph"/>
-        <w:numPr>
-          <w:ilvl w:val="0"/>
-          <w:numId w:val="37"/>
-        </w:numPr>
-        <w:spacing w:after="80" w:line="270"/>
-      </w:pPr>
-      <w:r>
-        <w:rPr>
-          <w:b/>
-          <w:bCs/>
-          <w:color w:val="23293D"/>
-          <w:sz w:val="21"/>
-          <w:szCs w:val="21"/>
-        </w:rPr>
-        <w:t xml:space="preserve">Consultor</w:t>
-      </w:r>
-      <w:r>
-        <w:rPr>
-          <w:color w:val="23293D"/>
-          <w:sz w:val="21"/>
-          <w:szCs w:val="21"/>
-        </w:rPr>
-        <w:t xml:space="preserve"> negocia → </w:t>
-      </w:r>
-      <w:r>
-        <w:rPr>
-          <w:b/>
-          <w:bCs/>
-          <w:color w:val="23293D"/>
-          <w:sz w:val="21"/>
-          <w:szCs w:val="21"/>
-        </w:rPr>
-        <w:t xml:space="preserve">Cliente aceitou</w:t>
-      </w:r>
-      <w:r>
-        <w:rPr>
-          <w:color w:val="23293D"/>
-          <w:sz w:val="21"/>
-          <w:szCs w:val="21"/>
-        </w:rPr>
-        <w:t xml:space="preserve"> → marca </w:t>
-      </w:r>
-      <w:r>
-        <w:rPr>
-          <w:b/>
-          <w:bCs/>
-          <w:color w:val="23293D"/>
-          <w:sz w:val="21"/>
-          <w:szCs w:val="21"/>
-        </w:rPr>
-        <w:t xml:space="preserve">Contrato assinado</w:t>
-      </w:r>
-      <w:r>
-        <w:rPr>
-          <w:color w:val="23293D"/>
-          <w:sz w:val="21"/>
-          <w:szCs w:val="21"/>
-        </w:rPr>
-        <w:t xml:space="preserve"> e </w:t>
-      </w:r>
-      <w:r>
-        <w:rPr>
-          <w:b/>
-          <w:bCs/>
-          <w:color w:val="23293D"/>
-          <w:sz w:val="21"/>
-          <w:szCs w:val="21"/>
-        </w:rPr>
-        <w:t xml:space="preserve">Pagamento confirmado</w:t>
-      </w:r>
-      <w:r>
-        <w:rPr>
-          <w:color w:val="23293D"/>
-          <w:sz w:val="21"/>
-          <w:szCs w:val="21"/>
-        </w:rPr>
-        <w:t xml:space="preserve"> → venda fechada → </w:t>
-      </w:r>
-      <w:r>
-        <w:rPr>
-          <w:b/>
-          <w:bCs/>
-          <w:color w:val="23293D"/>
-          <w:sz w:val="21"/>
-          <w:szCs w:val="21"/>
-        </w:rPr>
-        <w:t xml:space="preserve">Fase 5</w:t>
-      </w:r>
-      <w:r>
-        <w:rPr>
-          <w:color w:val="23293D"/>
-          <w:sz w:val="21"/>
-          <w:szCs w:val="21"/>
-        </w:rPr>
-        <w:t xml:space="preserve">.</w:t>
-      </w:r>
-    </w:p>
-    <w:p>
-      <w:pPr>
-        <w:pStyle w:val="ListParagraph"/>
-        <w:numPr>
-          <w:ilvl w:val="0"/>
-          <w:numId w:val="37"/>
-        </w:numPr>
-        <w:spacing w:after="80" w:line="270"/>
-      </w:pPr>
-      <w:r>
-        <w:rPr>
-          <w:b/>
-          <w:bCs/>
-          <w:color w:val="23293D"/>
-          <w:sz w:val="21"/>
-          <w:szCs w:val="21"/>
-        </w:rPr>
-        <w:t xml:space="preserve">Recepção</w:t>
-      </w:r>
-      <w:r>
-        <w:rPr>
-          <w:color w:val="23293D"/>
-          <w:sz w:val="21"/>
-          <w:szCs w:val="21"/>
-        </w:rPr>
-        <w:t xml:space="preserve"> recebe aviso e agenda o início do tratamento.</w:t>
-      </w:r>
-    </w:p>
-    <w:p>
-      <w:pPr>
-        <w:pStyle w:val="ListParagraph"/>
-        <w:numPr>
-          <w:ilvl w:val="0"/>
-          <w:numId w:val="37"/>
-        </w:numPr>
-        <w:spacing w:after="80" w:line="270"/>
-      </w:pPr>
-      <w:r>
-        <w:rPr>
-          <w:b/>
-          <w:bCs/>
-          <w:color w:val="23293D"/>
-          <w:sz w:val="21"/>
-          <w:szCs w:val="21"/>
-        </w:rPr>
-        <w:t xml:space="preserve">Dentista</w:t>
-      </w:r>
-      <w:r>
-        <w:rPr>
-          <w:color w:val="23293D"/>
-          <w:sz w:val="21"/>
-          <w:szCs w:val="21"/>
-        </w:rPr>
-        <w:t xml:space="preserve"> executa, escreve o Desenvolvimento Clínico e conclui → </w:t>
-      </w:r>
-      <w:r>
-        <w:rPr>
-          <w:b/>
-          <w:bCs/>
-          <w:color w:val="23293D"/>
-          <w:sz w:val="21"/>
-          <w:szCs w:val="21"/>
-        </w:rPr>
-        <w:t xml:space="preserve">estoque baixa e repasse é apurado automaticamente</w:t>
-      </w:r>
-      <w:r>
-        <w:rPr>
-          <w:color w:val="23293D"/>
-          <w:sz w:val="21"/>
-          <w:szCs w:val="21"/>
-        </w:rPr>
-        <w:t xml:space="preserve">.</w:t>
+        <w:pStyle w:val="Heading2"/>
+      </w:pPr>
+      <w:r>
+        <w:rPr>
+          <w:color w:val="1F3253"/>
+        </w:rPr>
+        <w:t xml:space="preserve">Fluxo 2 — Do cadastro ao fechamento (a jornada completa)</w:t>
       </w:r>
     </w:p>
     <w:p>
@@ -31007,177 +30763,6 @@
           <w:sz w:val="21"/>
           <w:szCs w:val="21"/>
         </w:rPr>
-        <w:t xml:space="preserve">Evidência:</w:t>
-      </w:r>
-      <w:r>
-        <w:rPr>
-          <w:color w:val="23293D"/>
-          <w:sz w:val="21"/>
-          <w:szCs w:val="21"/>
-        </w:rPr>
-        <w:t xml:space="preserve"> este fluxo está coberto por teste automatizado ponta a ponta (</w:t>
-      </w:r>
-      <w:r>
-        <w:rPr>
-          <w:rFonts w:ascii="Consolas" w:cs="Consolas" w:eastAsia="Consolas" w:hAnsi="Consolas"/>
-          <w:color w:val="1F3253"/>
-          <w:sz w:val="19"/>
-          <w:szCs w:val="19"/>
-          <w:shd w:fill="EFEDE6" w:color="auto" w:val="clear"/>
-        </w:rPr>
-        <w:t xml:space="preserve">e2e/01-jornada.spec.ts</w:t>
-      </w:r>
-      <w:r>
-        <w:rPr>
-          <w:color w:val="23293D"/>
-          <w:sz w:val="21"/>
-          <w:szCs w:val="21"/>
-        </w:rPr>
-        <w:t xml:space="preserve"> a </w:t>
-      </w:r>
-      <w:r>
-        <w:rPr>
-          <w:rFonts w:ascii="Consolas" w:cs="Consolas" w:eastAsia="Consolas" w:hAnsi="Consolas"/>
-          <w:color w:val="1F3253"/>
-          <w:sz w:val="19"/>
-          <w:szCs w:val="19"/>
-          <w:shd w:fill="EFEDE6" w:color="auto" w:val="clear"/>
-        </w:rPr>
-        <w:t xml:space="preserve">e2e/10-estoque.spec.ts</w:t>
-      </w:r>
-      <w:r>
-        <w:rPr>
-          <w:color w:val="23293D"/>
-          <w:sz w:val="21"/>
-          <w:szCs w:val="21"/>
-        </w:rPr>
-        <w:t xml:space="preserve">), o que confirma que cada passo funciona como descrito.</w:t>
-      </w:r>
-    </w:p>
-    <w:p>
-      <w:pPr>
-        <w:spacing w:after="140" w:line="280"/>
-      </w:pPr>
-      <w:r>
-        <w:rPr>
-          <w:b/>
-          <w:bCs/>
-          <w:color w:val="23293D"/>
-          <w:sz w:val="21"/>
-          <w:szCs w:val="21"/>
-        </w:rPr>
-        <w:t xml:space="preserve">Pontos de decisão:</w:t>
-      </w:r>
-      <w:r>
-        <w:rPr>
-          <w:color w:val="23293D"/>
-          <w:sz w:val="21"/>
-          <w:szCs w:val="21"/>
-        </w:rPr>
-        <w:t xml:space="preserve"> o Coordenador pode </w:t>
-      </w:r>
-      <w:r>
-        <w:rPr>
-          <w:b/>
-          <w:bCs/>
-          <w:color w:val="23293D"/>
-          <w:sz w:val="21"/>
-          <w:szCs w:val="21"/>
-        </w:rPr>
-        <w:t xml:space="preserve">reprovar</w:t>
-      </w:r>
-      <w:r>
-        <w:rPr>
-          <w:color w:val="23293D"/>
-          <w:sz w:val="21"/>
-          <w:szCs w:val="21"/>
-        </w:rPr>
-        <w:t xml:space="preserve"> (volta ao Planner com orientações); o cliente pode </w:t>
-      </w:r>
-      <w:r>
-        <w:rPr>
-          <w:b/>
-          <w:bCs/>
-          <w:color w:val="23293D"/>
-          <w:sz w:val="21"/>
-          <w:szCs w:val="21"/>
-        </w:rPr>
-        <w:t xml:space="preserve">não aceitar</w:t>
-      </w:r>
-      <w:r>
-        <w:rPr>
-          <w:color w:val="23293D"/>
-          <w:sz w:val="21"/>
-          <w:szCs w:val="21"/>
-        </w:rPr>
-        <w:t xml:space="preserve"> (vai para follow-up).</w:t>
-      </w:r>
-    </w:p>
-    <w:p>
-      <w:pPr>
-        <w:pStyle w:val="Heading2"/>
-      </w:pPr>
-      <w:r>
-        <w:rPr>
-          <w:color w:val="1F3253"/>
-        </w:rPr>
-        <w:t xml:space="preserve">Fluxo 3 — Encerrar a sessão</w:t>
-      </w:r>
-    </w:p>
-    <w:p>
-      <w:pPr>
-        <w:spacing w:after="140" w:line="280"/>
-      </w:pPr>
-      <w:r>
-        <w:rPr>
-          <w:color w:val="23293D"/>
-          <w:sz w:val="21"/>
-          <w:szCs w:val="21"/>
-        </w:rPr>
-        <w:t xml:space="preserve">Botão </w:t>
-      </w:r>
-      <w:r>
-        <w:rPr>
-          <w:b/>
-          <w:bCs/>
-          <w:color w:val="23293D"/>
-          <w:sz w:val="21"/>
-          <w:szCs w:val="21"/>
-        </w:rPr>
-        <w:t xml:space="preserve">Sair</w:t>
-      </w:r>
-      <w:r>
-        <w:rPr>
-          <w:color w:val="23293D"/>
-          <w:sz w:val="21"/>
-          <w:szCs w:val="21"/>
-        </w:rPr>
-        <w:t xml:space="preserve"> no rodapé da barra lateral.</w:t>
-      </w:r>
-    </w:p>
-    <w:p>
-      <w:pPr>
-        <w:pStyle w:val="Heading2"/>
-      </w:pPr>
-      <w:r>
-        <w:rPr>
-          <w:color w:val="1F3253"/>
-        </w:rPr>
-        <w:t xml:space="preserve">Fluxo 4 — O cliente que volta depois de perdido</w:t>
-      </w:r>
-    </w:p>
-    <w:p>
-      <w:pPr>
-        <w:spacing w:after="140" w:line="280"/>
-      </w:pPr>
-      <w:r>
-        <w:rPr>
-          <w:b/>
-          <w:bCs/>
-          <w:color w:val="23293D"/>
-          <w:sz w:val="21"/>
-          <w:szCs w:val="21"/>
-        </w:rPr>
         <w:t xml:space="preserve">Papéis:</w:t>
       </w:r>
       <w:r>
@@ -31186,20 +30771,17 @@
           <w:sz w:val="21"/>
           <w:szCs w:val="21"/>
         </w:rPr>
-        <w:t xml:space="preserve"> Consultor Comercial, Recepção, Coordenador Clínico.</w:t>
-      </w:r>
-    </w:p>
-    <w:p>
-      <w:pPr>
-        <w:spacing w:after="140" w:line="280"/>
-      </w:pPr>
-      <w:r>
-        <w:rPr>
-          <w:color w:val="23293D"/>
-          <w:sz w:val="21"/>
-          <w:szCs w:val="21"/>
-        </w:rPr>
-        <w:t xml:space="preserve">Nem todo cliente que some some para sempre. Este é o caminho de volta.</w:t>
+        <w:t xml:space="preserve"> cinco pessoas diferentes. </w:t>
+      </w:r>
+      <w:r>
+        <w:rPr>
+          <w:b/>
+          <w:bCs/>
+          <w:color w:val="23293D"/>
+          <w:sz w:val="21"/>
+          <w:szCs w:val="21"/>
+        </w:rPr>
+        <w:t xml:space="preserve">Este é o fluxo central do sistema.</w:t>
       </w:r>
     </w:p>
     <w:p>
@@ -31219,61 +30801,25 @@
           <w:sz w:val="21"/>
           <w:szCs w:val="21"/>
         </w:rPr>
-        <w:t xml:space="preserve">Consultor</w:t>
-      </w:r>
-      <w:r>
-        <w:rPr>
-          <w:color w:val="23293D"/>
-          <w:sz w:val="21"/>
-          <w:szCs w:val="21"/>
-        </w:rPr>
-        <w:t xml:space="preserve"> marca </w:t>
-      </w:r>
-      <w:r>
-        <w:rPr>
-          <w:b/>
-          <w:bCs/>
-          <w:color w:val="23293D"/>
-          <w:sz w:val="21"/>
-          <w:szCs w:val="21"/>
-        </w:rPr>
-        <w:t xml:space="preserve">perdido</w:t>
-      </w:r>
-      <w:r>
-        <w:rPr>
-          <w:color w:val="23293D"/>
-          <w:sz w:val="21"/>
-          <w:szCs w:val="21"/>
-        </w:rPr>
-        <w:t xml:space="preserve"> (ou cancelado), com o motivo. O sistema move o cliente para o </w:t>
-      </w:r>
-      <w:r>
-        <w:rPr>
-          <w:b/>
-          <w:bCs/>
-          <w:color w:val="23293D"/>
-          <w:sz w:val="21"/>
-          <w:szCs w:val="21"/>
-        </w:rPr>
-        <w:t xml:space="preserve">Acompanhamento (Fase 7)</w:t>
-      </w:r>
-      <w:r>
-        <w:rPr>
-          <w:color w:val="23293D"/>
-          <w:sz w:val="21"/>
-          <w:szCs w:val="21"/>
-        </w:rPr>
-        <w:t xml:space="preserve"> e o marca como </w:t>
-      </w:r>
-      <w:r>
-        <w:rPr>
-          <w:b/>
-          <w:bCs/>
-          <w:color w:val="23293D"/>
-          <w:sz w:val="21"/>
-          <w:szCs w:val="21"/>
-        </w:rPr>
-        <w:t xml:space="preserve">inativo</w:t>
+        <w:t xml:space="preserve">Recepção</w:t>
+      </w:r>
+      <w:r>
+        <w:rPr>
+          <w:color w:val="23293D"/>
+          <w:sz w:val="21"/>
+          <w:szCs w:val="21"/>
+        </w:rPr>
+        <w:t xml:space="preserve"> cadastra o paciente → nasce na </w:t>
+      </w:r>
+      <w:r>
+        <w:rPr>
+          <w:b/>
+          <w:bCs/>
+          <w:color w:val="23293D"/>
+          <w:sz w:val="21"/>
+          <w:szCs w:val="21"/>
+        </w:rPr>
+        <w:t xml:space="preserve">Aquisição</w:t>
       </w:r>
       <w:r>
         <w:rPr>
@@ -31295,65 +30841,39 @@
       </w:pPr>
       <w:r>
         <w:rPr>
-          <w:color w:val="23293D"/>
-          <w:sz w:val="21"/>
-          <w:szCs w:val="21"/>
-        </w:rPr>
-        <w:t xml:space="preserve">Meses depois, </w:t>
-      </w:r>
-      <w:r>
-        <w:rPr>
-          <w:b/>
-          <w:bCs/>
-          <w:color w:val="23293D"/>
-          <w:sz w:val="21"/>
-          <w:szCs w:val="21"/>
-        </w:rPr>
-        <w:t xml:space="preserve">o cliente liga</w:t>
-      </w:r>
-      <w:r>
-        <w:rPr>
-          <w:color w:val="23293D"/>
-          <w:sz w:val="21"/>
-          <w:szCs w:val="21"/>
-        </w:rPr>
-        <w:t xml:space="preserve">. A </w:t>
-      </w:r>
-      <w:r>
-        <w:rPr>
-          <w:b/>
-          <w:bCs/>
-          <w:color w:val="23293D"/>
-          <w:sz w:val="21"/>
-          <w:szCs w:val="21"/>
-        </w:rPr>
-        <w:t xml:space="preserve">recepção</w:t>
-      </w:r>
-      <w:r>
-        <w:rPr>
-          <w:color w:val="23293D"/>
-          <w:sz w:val="21"/>
-          <w:szCs w:val="21"/>
-        </w:rPr>
-        <w:t xml:space="preserve"> agenda uma </w:t>
-      </w:r>
-      <w:r>
-        <w:rPr>
-          <w:b/>
-          <w:bCs/>
-          <w:color w:val="23293D"/>
-          <w:sz w:val="21"/>
-          <w:szCs w:val="21"/>
-        </w:rPr>
-        <w:t xml:space="preserve">Reavaliação</w:t>
-      </w:r>
-      <w:r>
-        <w:rPr>
-          <w:color w:val="23293D"/>
-          <w:sz w:val="21"/>
-          <w:szCs w:val="21"/>
-        </w:rPr>
-        <w:t xml:space="preserve"> — que é um tipo disponível na Fase 7.</w:t>
+          <w:b/>
+          <w:bCs/>
+          <w:color w:val="23293D"/>
+          <w:sz w:val="21"/>
+          <w:szCs w:val="21"/>
+        </w:rPr>
+        <w:t xml:space="preserve">Recepção</w:t>
+      </w:r>
+      <w:r>
+        <w:rPr>
+          <w:color w:val="23293D"/>
+          <w:sz w:val="21"/>
+          <w:szCs w:val="21"/>
+        </w:rPr>
+        <w:t xml:space="preserve"> move para </w:t>
+      </w:r>
+      <w:r>
+        <w:rPr>
+          <w:b/>
+          <w:bCs/>
+          <w:color w:val="23293D"/>
+          <w:sz w:val="21"/>
+          <w:szCs w:val="21"/>
+        </w:rPr>
+        <w:t xml:space="preserve">Conversão Clínica</w:t>
+      </w:r>
+      <w:r>
+        <w:rPr>
+          <w:color w:val="23293D"/>
+          <w:sz w:val="21"/>
+          <w:szCs w:val="21"/>
+        </w:rPr>
+        <w:t xml:space="preserve">.</w:t>
       </w:r>
     </w:p>
     <w:p>
@@ -31367,75 +30887,49 @@
       </w:pPr>
       <w:r>
         <w:rPr>
-          <w:color w:val="23293D"/>
-          <w:sz w:val="21"/>
-          <w:szCs w:val="21"/>
-        </w:rPr>
-        <w:t xml:space="preserve">O cliente </w:t>
-      </w:r>
-      <w:r>
-        <w:rPr>
-          <w:b/>
-          <w:bCs/>
-          <w:color w:val="23293D"/>
-          <w:sz w:val="21"/>
-          <w:szCs w:val="21"/>
-        </w:rPr>
-        <w:t xml:space="preserve">comparece</w:t>
-      </w:r>
-      <w:r>
-        <w:rPr>
-          <w:color w:val="23293D"/>
-          <w:sz w:val="21"/>
-          <w:szCs w:val="21"/>
-        </w:rPr>
-        <w:t xml:space="preserve">, e o </w:t>
-      </w:r>
-      <w:r>
-        <w:rPr>
-          <w:b/>
-          <w:bCs/>
-          <w:color w:val="23293D"/>
-          <w:sz w:val="21"/>
-          <w:szCs w:val="21"/>
-        </w:rPr>
-        <w:t xml:space="preserve">check-in sozinho</w:t>
-      </w:r>
-      <w:r>
-        <w:rPr>
-          <w:color w:val="23293D"/>
-          <w:sz w:val="21"/>
-          <w:szCs w:val="21"/>
-        </w:rPr>
-        <w:t xml:space="preserve"> o leva para a </w:t>
-      </w:r>
-      <w:r>
-        <w:rPr>
-          <w:b/>
-          <w:bCs/>
-          <w:color w:val="23293D"/>
-          <w:sz w:val="21"/>
-          <w:szCs w:val="21"/>
-        </w:rPr>
-        <w:t xml:space="preserve">Reavaliação (Fase 6)</w:t>
-      </w:r>
-      <w:r>
-        <w:rPr>
-          <w:color w:val="23293D"/>
-          <w:sz w:val="21"/>
-          <w:szCs w:val="21"/>
-        </w:rPr>
-        <w:t xml:space="preserve">. No mesmo instante ele volta a ser </w:t>
-      </w:r>
-      <w:r>
-        <w:rPr>
-          <w:b/>
-          <w:bCs/>
-          <w:color w:val="23293D"/>
-          <w:sz w:val="21"/>
-          <w:szCs w:val="21"/>
-        </w:rPr>
-        <w:t xml:space="preserve">ativo</w:t>
+          <w:b/>
+          <w:bCs/>
+          <w:color w:val="23293D"/>
+          <w:sz w:val="21"/>
+          <w:szCs w:val="21"/>
+        </w:rPr>
+        <w:t xml:space="preserve">Coordenador</w:t>
+      </w:r>
+      <w:r>
+        <w:rPr>
+          <w:color w:val="23293D"/>
+          <w:sz w:val="21"/>
+          <w:szCs w:val="21"/>
+        </w:rPr>
+        <w:t xml:space="preserve"> registra consentimento → anamnese → fotos → </w:t>
+      </w:r>
+      <w:r>
+        <w:rPr>
+          <w:b/>
+          <w:bCs/>
+          <w:color w:val="23293D"/>
+          <w:sz w:val="21"/>
+          <w:szCs w:val="21"/>
+        </w:rPr>
+        <w:t xml:space="preserve">Enviar ao Centro de Planejamento</w:t>
+      </w:r>
+      <w:r>
+        <w:rPr>
+          <w:color w:val="23293D"/>
+          <w:sz w:val="21"/>
+          <w:szCs w:val="21"/>
+        </w:rPr>
+        <w:t xml:space="preserve"> → paciente vai para a </w:t>
+      </w:r>
+      <w:r>
+        <w:rPr>
+          <w:b/>
+          <w:bCs/>
+          <w:color w:val="23293D"/>
+          <w:sz w:val="21"/>
+          <w:szCs w:val="21"/>
+        </w:rPr>
+        <w:t xml:space="preserve">Fase 3</w:t>
       </w:r>
       <w:r>
         <w:rPr>
@@ -31463,25 +30957,25 @@
           <w:sz w:val="21"/>
           <w:szCs w:val="21"/>
         </w:rPr>
-        <w:t xml:space="preserve">Coordenador</w:t>
-      </w:r>
-      <w:r>
-        <w:rPr>
-          <w:color w:val="23293D"/>
-          <w:sz w:val="21"/>
-          <w:szCs w:val="21"/>
-        </w:rPr>
-        <w:t xml:space="preserve"> reavalia e envia ao </w:t>
-      </w:r>
-      <w:r>
-        <w:rPr>
-          <w:b/>
-          <w:bCs/>
-          <w:color w:val="23293D"/>
-          <w:sz w:val="21"/>
-          <w:szCs w:val="21"/>
-        </w:rPr>
-        <w:t xml:space="preserve">Centro de Planejamento</w:t>
+        <w:t xml:space="preserve">Planner</w:t>
+      </w:r>
+      <w:r>
+        <w:rPr>
+          <w:color w:val="23293D"/>
+          <w:sz w:val="21"/>
+          <w:szCs w:val="21"/>
+        </w:rPr>
+        <w:t xml:space="preserve"> monta plano + orçamento + pilar → </w:t>
+      </w:r>
+      <w:r>
+        <w:rPr>
+          <w:b/>
+          <w:bCs/>
+          <w:color w:val="23293D"/>
+          <w:sz w:val="21"/>
+          <w:szCs w:val="21"/>
+        </w:rPr>
+        <w:t xml:space="preserve">Enviar para aprovação</w:t>
       </w:r>
       <w:r>
         <w:rPr>
@@ -31503,29 +30997,21 @@
       </w:pPr>
       <w:r>
         <w:rPr>
-          <w:color w:val="23293D"/>
-          <w:sz w:val="21"/>
-          <w:szCs w:val="21"/>
-        </w:rPr>
-        <w:t xml:space="preserve">Novo plano, nova aprovação, e o cliente </w:t>
-      </w:r>
-      <w:r>
-        <w:rPr>
-          <w:b/>
-          <w:bCs/>
-          <w:color w:val="23293D"/>
-          <w:sz w:val="21"/>
-          <w:szCs w:val="21"/>
-        </w:rPr>
-        <w:t xml:space="preserve">volta ao Comercial</w:t>
-      </w:r>
-      <w:r>
-        <w:rPr>
-          <w:color w:val="23293D"/>
-          <w:sz w:val="21"/>
-          <w:szCs w:val="21"/>
-        </w:rPr>
-        <w:t xml:space="preserve"> — agora com um orçamento que reflete a boca dele hoje, não a de um ano atrás.</w:t>
+          <w:b/>
+          <w:bCs/>
+          <w:color w:val="23293D"/>
+          <w:sz w:val="21"/>
+          <w:szCs w:val="21"/>
+        </w:rPr>
+        <w:t xml:space="preserve">Coordenador</w:t>
+      </w:r>
+      <w:r>
+        <w:rPr>
+          <w:color w:val="23293D"/>
+          <w:sz w:val="21"/>
+          <w:szCs w:val="21"/>
+        </w:rPr>
+        <w:t xml:space="preserve"> aprova a opção.</w:t>
       </w:r>
     </w:p>
     <w:p>
@@ -31534,6 +31020,777 @@
         <w:numPr>
           <w:ilvl w:val="0"/>
           <w:numId w:val="38"/>
+        </w:numPr>
+        <w:spacing w:after="80" w:line="270"/>
+      </w:pPr>
+      <w:r>
+        <w:rPr>
+          <w:b/>
+          <w:bCs/>
+          <w:color w:val="23293D"/>
+          <w:sz w:val="21"/>
+          <w:szCs w:val="21"/>
+        </w:rPr>
+        <w:t xml:space="preserve">Planner</w:t>
+      </w:r>
+      <w:r>
+        <w:rPr>
+          <w:color w:val="23293D"/>
+          <w:sz w:val="21"/>
+          <w:szCs w:val="21"/>
+        </w:rPr>
+        <w:t xml:space="preserve"> </w:t>
+      </w:r>
+      <w:r>
+        <w:rPr>
+          <w:b/>
+          <w:bCs/>
+          <w:color w:val="23293D"/>
+          <w:sz w:val="21"/>
+          <w:szCs w:val="21"/>
+        </w:rPr>
+        <w:t xml:space="preserve">Envia ao Comercial</w:t>
+      </w:r>
+      <w:r>
+        <w:rPr>
+          <w:color w:val="23293D"/>
+          <w:sz w:val="21"/>
+          <w:szCs w:val="21"/>
+        </w:rPr>
+        <w:t xml:space="preserve"> → </w:t>
+      </w:r>
+      <w:r>
+        <w:rPr>
+          <w:b/>
+          <w:bCs/>
+          <w:color w:val="23293D"/>
+          <w:sz w:val="21"/>
+          <w:szCs w:val="21"/>
+        </w:rPr>
+        <w:t xml:space="preserve">Fase 4</w:t>
+      </w:r>
+      <w:r>
+        <w:rPr>
+          <w:color w:val="23293D"/>
+          <w:sz w:val="21"/>
+          <w:szCs w:val="21"/>
+        </w:rPr>
+        <w:t xml:space="preserve">.</w:t>
+      </w:r>
+    </w:p>
+    <w:p>
+      <w:pPr>
+        <w:pStyle w:val="ListParagraph"/>
+        <w:numPr>
+          <w:ilvl w:val="0"/>
+          <w:numId w:val="38"/>
+        </w:numPr>
+        <w:spacing w:after="80" w:line="270"/>
+      </w:pPr>
+      <w:r>
+        <w:rPr>
+          <w:b/>
+          <w:bCs/>
+          <w:color w:val="23293D"/>
+          <w:sz w:val="21"/>
+          <w:szCs w:val="21"/>
+        </w:rPr>
+        <w:t xml:space="preserve">Consultor</w:t>
+      </w:r>
+      <w:r>
+        <w:rPr>
+          <w:color w:val="23293D"/>
+          <w:sz w:val="21"/>
+          <w:szCs w:val="21"/>
+        </w:rPr>
+        <w:t xml:space="preserve"> negocia → </w:t>
+      </w:r>
+      <w:r>
+        <w:rPr>
+          <w:b/>
+          <w:bCs/>
+          <w:color w:val="23293D"/>
+          <w:sz w:val="21"/>
+          <w:szCs w:val="21"/>
+        </w:rPr>
+        <w:t xml:space="preserve">Cliente aceitou</w:t>
+      </w:r>
+      <w:r>
+        <w:rPr>
+          <w:color w:val="23293D"/>
+          <w:sz w:val="21"/>
+          <w:szCs w:val="21"/>
+        </w:rPr>
+        <w:t xml:space="preserve"> → marca </w:t>
+      </w:r>
+      <w:r>
+        <w:rPr>
+          <w:b/>
+          <w:bCs/>
+          <w:color w:val="23293D"/>
+          <w:sz w:val="21"/>
+          <w:szCs w:val="21"/>
+        </w:rPr>
+        <w:t xml:space="preserve">Contrato assinado</w:t>
+      </w:r>
+      <w:r>
+        <w:rPr>
+          <w:color w:val="23293D"/>
+          <w:sz w:val="21"/>
+          <w:szCs w:val="21"/>
+        </w:rPr>
+        <w:t xml:space="preserve"> e </w:t>
+      </w:r>
+      <w:r>
+        <w:rPr>
+          <w:b/>
+          <w:bCs/>
+          <w:color w:val="23293D"/>
+          <w:sz w:val="21"/>
+          <w:szCs w:val="21"/>
+        </w:rPr>
+        <w:t xml:space="preserve">Pagamento confirmado</w:t>
+      </w:r>
+      <w:r>
+        <w:rPr>
+          <w:color w:val="23293D"/>
+          <w:sz w:val="21"/>
+          <w:szCs w:val="21"/>
+        </w:rPr>
+        <w:t xml:space="preserve"> → venda fechada → </w:t>
+      </w:r>
+      <w:r>
+        <w:rPr>
+          <w:b/>
+          <w:bCs/>
+          <w:color w:val="23293D"/>
+          <w:sz w:val="21"/>
+          <w:szCs w:val="21"/>
+        </w:rPr>
+        <w:t xml:space="preserve">Fase 5</w:t>
+      </w:r>
+      <w:r>
+        <w:rPr>
+          <w:color w:val="23293D"/>
+          <w:sz w:val="21"/>
+          <w:szCs w:val="21"/>
+        </w:rPr>
+        <w:t xml:space="preserve">.</w:t>
+      </w:r>
+    </w:p>
+    <w:p>
+      <w:pPr>
+        <w:pStyle w:val="ListParagraph"/>
+        <w:numPr>
+          <w:ilvl w:val="0"/>
+          <w:numId w:val="38"/>
+        </w:numPr>
+        <w:spacing w:after="80" w:line="270"/>
+      </w:pPr>
+      <w:r>
+        <w:rPr>
+          <w:b/>
+          <w:bCs/>
+          <w:color w:val="23293D"/>
+          <w:sz w:val="21"/>
+          <w:szCs w:val="21"/>
+        </w:rPr>
+        <w:t xml:space="preserve">Recepção</w:t>
+      </w:r>
+      <w:r>
+        <w:rPr>
+          <w:color w:val="23293D"/>
+          <w:sz w:val="21"/>
+          <w:szCs w:val="21"/>
+        </w:rPr>
+        <w:t xml:space="preserve"> recebe aviso e agenda o início do tratamento.</w:t>
+      </w:r>
+    </w:p>
+    <w:p>
+      <w:pPr>
+        <w:pStyle w:val="ListParagraph"/>
+        <w:numPr>
+          <w:ilvl w:val="0"/>
+          <w:numId w:val="38"/>
+        </w:numPr>
+        <w:spacing w:after="80" w:line="270"/>
+      </w:pPr>
+      <w:r>
+        <w:rPr>
+          <w:b/>
+          <w:bCs/>
+          <w:color w:val="23293D"/>
+          <w:sz w:val="21"/>
+          <w:szCs w:val="21"/>
+        </w:rPr>
+        <w:t xml:space="preserve">Dentista</w:t>
+      </w:r>
+      <w:r>
+        <w:rPr>
+          <w:color w:val="23293D"/>
+          <w:sz w:val="21"/>
+          <w:szCs w:val="21"/>
+        </w:rPr>
+        <w:t xml:space="preserve"> executa, escreve o Desenvolvimento Clínico e conclui → </w:t>
+      </w:r>
+      <w:r>
+        <w:rPr>
+          <w:b/>
+          <w:bCs/>
+          <w:color w:val="23293D"/>
+          <w:sz w:val="21"/>
+          <w:szCs w:val="21"/>
+        </w:rPr>
+        <w:t xml:space="preserve">estoque baixa e repasse é apurado automaticamente</w:t>
+      </w:r>
+      <w:r>
+        <w:rPr>
+          <w:color w:val="23293D"/>
+          <w:sz w:val="21"/>
+          <w:szCs w:val="21"/>
+        </w:rPr>
+        <w:t xml:space="preserve">.</w:t>
+      </w:r>
+    </w:p>
+    <w:p>
+      <w:pPr>
+        <w:spacing w:after="140" w:line="280"/>
+      </w:pPr>
+      <w:r>
+        <w:rPr>
+          <w:b/>
+          <w:bCs/>
+          <w:color w:val="23293D"/>
+          <w:sz w:val="21"/>
+          <w:szCs w:val="21"/>
+        </w:rPr>
+        <w:t xml:space="preserve">Evidência:</w:t>
+      </w:r>
+      <w:r>
+        <w:rPr>
+          <w:color w:val="23293D"/>
+          <w:sz w:val="21"/>
+          <w:szCs w:val="21"/>
+        </w:rPr>
+        <w:t xml:space="preserve"> este fluxo está coberto por teste automatizado ponta a ponta (</w:t>
+      </w:r>
+      <w:r>
+        <w:rPr>
+          <w:rFonts w:ascii="Consolas" w:cs="Consolas" w:eastAsia="Consolas" w:hAnsi="Consolas"/>
+          <w:color w:val="1F3253"/>
+          <w:sz w:val="19"/>
+          <w:szCs w:val="19"/>
+          <w:shd w:fill="EFEDE6" w:color="auto" w:val="clear"/>
+        </w:rPr>
+        <w:t xml:space="preserve">e2e/01-jornada.spec.ts</w:t>
+      </w:r>
+      <w:r>
+        <w:rPr>
+          <w:color w:val="23293D"/>
+          <w:sz w:val="21"/>
+          <w:szCs w:val="21"/>
+        </w:rPr>
+        <w:t xml:space="preserve"> a </w:t>
+      </w:r>
+      <w:r>
+        <w:rPr>
+          <w:rFonts w:ascii="Consolas" w:cs="Consolas" w:eastAsia="Consolas" w:hAnsi="Consolas"/>
+          <w:color w:val="1F3253"/>
+          <w:sz w:val="19"/>
+          <w:szCs w:val="19"/>
+          <w:shd w:fill="EFEDE6" w:color="auto" w:val="clear"/>
+        </w:rPr>
+        <w:t xml:space="preserve">e2e/10-estoque.spec.ts</w:t>
+      </w:r>
+      <w:r>
+        <w:rPr>
+          <w:color w:val="23293D"/>
+          <w:sz w:val="21"/>
+          <w:szCs w:val="21"/>
+        </w:rPr>
+        <w:t xml:space="preserve">), o que confirma que cada passo funciona como descrito.</w:t>
+      </w:r>
+    </w:p>
+    <w:p>
+      <w:pPr>
+        <w:spacing w:after="140" w:line="280"/>
+      </w:pPr>
+      <w:r>
+        <w:rPr>
+          <w:b/>
+          <w:bCs/>
+          <w:color w:val="23293D"/>
+          <w:sz w:val="21"/>
+          <w:szCs w:val="21"/>
+        </w:rPr>
+        <w:t xml:space="preserve">Pontos de decisão:</w:t>
+      </w:r>
+      <w:r>
+        <w:rPr>
+          <w:color w:val="23293D"/>
+          <w:sz w:val="21"/>
+          <w:szCs w:val="21"/>
+        </w:rPr>
+        <w:t xml:space="preserve"> o Coordenador pode </w:t>
+      </w:r>
+      <w:r>
+        <w:rPr>
+          <w:b/>
+          <w:bCs/>
+          <w:color w:val="23293D"/>
+          <w:sz w:val="21"/>
+          <w:szCs w:val="21"/>
+        </w:rPr>
+        <w:t xml:space="preserve">reprovar</w:t>
+      </w:r>
+      <w:r>
+        <w:rPr>
+          <w:color w:val="23293D"/>
+          <w:sz w:val="21"/>
+          <w:szCs w:val="21"/>
+        </w:rPr>
+        <w:t xml:space="preserve"> (volta ao Planner com orientações); o cliente pode </w:t>
+      </w:r>
+      <w:r>
+        <w:rPr>
+          <w:b/>
+          <w:bCs/>
+          <w:color w:val="23293D"/>
+          <w:sz w:val="21"/>
+          <w:szCs w:val="21"/>
+        </w:rPr>
+        <w:t xml:space="preserve">não aceitar</w:t>
+      </w:r>
+      <w:r>
+        <w:rPr>
+          <w:color w:val="23293D"/>
+          <w:sz w:val="21"/>
+          <w:szCs w:val="21"/>
+        </w:rPr>
+        <w:t xml:space="preserve"> (vai para follow-up).</w:t>
+      </w:r>
+    </w:p>
+    <w:p>
+      <w:pPr>
+        <w:pStyle w:val="Heading2"/>
+      </w:pPr>
+      <w:r>
+        <w:rPr>
+          <w:color w:val="1F3253"/>
+        </w:rPr>
+        <w:t xml:space="preserve">Fluxo 3 — Encerrar a sessão</w:t>
+      </w:r>
+    </w:p>
+    <w:p>
+      <w:pPr>
+        <w:spacing w:after="140" w:line="280"/>
+      </w:pPr>
+      <w:r>
+        <w:rPr>
+          <w:color w:val="23293D"/>
+          <w:sz w:val="21"/>
+          <w:szCs w:val="21"/>
+        </w:rPr>
+        <w:t xml:space="preserve">Botão </w:t>
+      </w:r>
+      <w:r>
+        <w:rPr>
+          <w:b/>
+          <w:bCs/>
+          <w:color w:val="23293D"/>
+          <w:sz w:val="21"/>
+          <w:szCs w:val="21"/>
+        </w:rPr>
+        <w:t xml:space="preserve">Sair</w:t>
+      </w:r>
+      <w:r>
+        <w:rPr>
+          <w:color w:val="23293D"/>
+          <w:sz w:val="21"/>
+          <w:szCs w:val="21"/>
+        </w:rPr>
+        <w:t xml:space="preserve"> no rodapé da barra lateral.</w:t>
+      </w:r>
+    </w:p>
+    <w:p>
+      <w:pPr>
+        <w:pStyle w:val="Heading2"/>
+      </w:pPr>
+      <w:r>
+        <w:rPr>
+          <w:color w:val="1F3253"/>
+        </w:rPr>
+        <w:t xml:space="preserve">Fluxo 4 — O cliente que volta depois de perdido</w:t>
+      </w:r>
+    </w:p>
+    <w:p>
+      <w:pPr>
+        <w:spacing w:after="140" w:line="280"/>
+      </w:pPr>
+      <w:r>
+        <w:rPr>
+          <w:b/>
+          <w:bCs/>
+          <w:color w:val="23293D"/>
+          <w:sz w:val="21"/>
+          <w:szCs w:val="21"/>
+        </w:rPr>
+        <w:t xml:space="preserve">Papéis:</w:t>
+      </w:r>
+      <w:r>
+        <w:rPr>
+          <w:color w:val="23293D"/>
+          <w:sz w:val="21"/>
+          <w:szCs w:val="21"/>
+        </w:rPr>
+        <w:t xml:space="preserve"> Consultor Comercial, Recepção, Coordenador Clínico.</w:t>
+      </w:r>
+    </w:p>
+    <w:p>
+      <w:pPr>
+        <w:spacing w:after="140" w:line="280"/>
+      </w:pPr>
+      <w:r>
+        <w:rPr>
+          <w:color w:val="23293D"/>
+          <w:sz w:val="21"/>
+          <w:szCs w:val="21"/>
+        </w:rPr>
+        <w:t xml:space="preserve">Nem todo cliente que some some para sempre. Este é o caminho de volta.</w:t>
+      </w:r>
+    </w:p>
+    <w:p>
+      <w:pPr>
+        <w:pStyle w:val="ListParagraph"/>
+        <w:numPr>
+          <w:ilvl w:val="0"/>
+          <w:numId w:val="39"/>
+        </w:numPr>
+        <w:spacing w:after="80" w:line="270"/>
+      </w:pPr>
+      <w:r>
+        <w:rPr>
+          <w:b/>
+          <w:bCs/>
+          <w:color w:val="23293D"/>
+          <w:sz w:val="21"/>
+          <w:szCs w:val="21"/>
+        </w:rPr>
+        <w:t xml:space="preserve">Consultor</w:t>
+      </w:r>
+      <w:r>
+        <w:rPr>
+          <w:color w:val="23293D"/>
+          <w:sz w:val="21"/>
+          <w:szCs w:val="21"/>
+        </w:rPr>
+        <w:t xml:space="preserve"> marca </w:t>
+      </w:r>
+      <w:r>
+        <w:rPr>
+          <w:b/>
+          <w:bCs/>
+          <w:color w:val="23293D"/>
+          <w:sz w:val="21"/>
+          <w:szCs w:val="21"/>
+        </w:rPr>
+        <w:t xml:space="preserve">perdido</w:t>
+      </w:r>
+      <w:r>
+        <w:rPr>
+          <w:color w:val="23293D"/>
+          <w:sz w:val="21"/>
+          <w:szCs w:val="21"/>
+        </w:rPr>
+        <w:t xml:space="preserve"> (ou cancelado), com o motivo. O sistema move o cliente para o </w:t>
+      </w:r>
+      <w:r>
+        <w:rPr>
+          <w:b/>
+          <w:bCs/>
+          <w:color w:val="23293D"/>
+          <w:sz w:val="21"/>
+          <w:szCs w:val="21"/>
+        </w:rPr>
+        <w:t xml:space="preserve">Acompanhamento (Fase 7)</w:t>
+      </w:r>
+      <w:r>
+        <w:rPr>
+          <w:color w:val="23293D"/>
+          <w:sz w:val="21"/>
+          <w:szCs w:val="21"/>
+        </w:rPr>
+        <w:t xml:space="preserve"> e o marca como </w:t>
+      </w:r>
+      <w:r>
+        <w:rPr>
+          <w:b/>
+          <w:bCs/>
+          <w:color w:val="23293D"/>
+          <w:sz w:val="21"/>
+          <w:szCs w:val="21"/>
+        </w:rPr>
+        <w:t xml:space="preserve">inativo</w:t>
+      </w:r>
+      <w:r>
+        <w:rPr>
+          <w:color w:val="23293D"/>
+          <w:sz w:val="21"/>
+          <w:szCs w:val="21"/>
+        </w:rPr>
+        <w:t xml:space="preserve">.</w:t>
+      </w:r>
+    </w:p>
+    <w:p>
+      <w:pPr>
+        <w:pStyle w:val="ListParagraph"/>
+        <w:numPr>
+          <w:ilvl w:val="0"/>
+          <w:numId w:val="39"/>
+        </w:numPr>
+        <w:spacing w:after="80" w:line="270"/>
+      </w:pPr>
+      <w:r>
+        <w:rPr>
+          <w:color w:val="23293D"/>
+          <w:sz w:val="21"/>
+          <w:szCs w:val="21"/>
+        </w:rPr>
+        <w:t xml:space="preserve">Meses depois, </w:t>
+      </w:r>
+      <w:r>
+        <w:rPr>
+          <w:b/>
+          <w:bCs/>
+          <w:color w:val="23293D"/>
+          <w:sz w:val="21"/>
+          <w:szCs w:val="21"/>
+        </w:rPr>
+        <w:t xml:space="preserve">o cliente liga</w:t>
+      </w:r>
+      <w:r>
+        <w:rPr>
+          <w:color w:val="23293D"/>
+          <w:sz w:val="21"/>
+          <w:szCs w:val="21"/>
+        </w:rPr>
+        <w:t xml:space="preserve">. A </w:t>
+      </w:r>
+      <w:r>
+        <w:rPr>
+          <w:b/>
+          <w:bCs/>
+          <w:color w:val="23293D"/>
+          <w:sz w:val="21"/>
+          <w:szCs w:val="21"/>
+        </w:rPr>
+        <w:t xml:space="preserve">recepção</w:t>
+      </w:r>
+      <w:r>
+        <w:rPr>
+          <w:color w:val="23293D"/>
+          <w:sz w:val="21"/>
+          <w:szCs w:val="21"/>
+        </w:rPr>
+        <w:t xml:space="preserve"> agenda uma </w:t>
+      </w:r>
+      <w:r>
+        <w:rPr>
+          <w:b/>
+          <w:bCs/>
+          <w:color w:val="23293D"/>
+          <w:sz w:val="21"/>
+          <w:szCs w:val="21"/>
+        </w:rPr>
+        <w:t xml:space="preserve">Reavaliação</w:t>
+      </w:r>
+      <w:r>
+        <w:rPr>
+          <w:color w:val="23293D"/>
+          <w:sz w:val="21"/>
+          <w:szCs w:val="21"/>
+        </w:rPr>
+        <w:t xml:space="preserve"> — que é um tipo disponível na Fase 7.</w:t>
+      </w:r>
+    </w:p>
+    <w:p>
+      <w:pPr>
+        <w:pStyle w:val="ListParagraph"/>
+        <w:numPr>
+          <w:ilvl w:val="0"/>
+          <w:numId w:val="39"/>
+        </w:numPr>
+        <w:spacing w:after="80" w:line="270"/>
+      </w:pPr>
+      <w:r>
+        <w:rPr>
+          <w:color w:val="23293D"/>
+          <w:sz w:val="21"/>
+          <w:szCs w:val="21"/>
+        </w:rPr>
+        <w:t xml:space="preserve">O cliente </w:t>
+      </w:r>
+      <w:r>
+        <w:rPr>
+          <w:b/>
+          <w:bCs/>
+          <w:color w:val="23293D"/>
+          <w:sz w:val="21"/>
+          <w:szCs w:val="21"/>
+        </w:rPr>
+        <w:t xml:space="preserve">comparece</w:t>
+      </w:r>
+      <w:r>
+        <w:rPr>
+          <w:color w:val="23293D"/>
+          <w:sz w:val="21"/>
+          <w:szCs w:val="21"/>
+        </w:rPr>
+        <w:t xml:space="preserve">, e o </w:t>
+      </w:r>
+      <w:r>
+        <w:rPr>
+          <w:b/>
+          <w:bCs/>
+          <w:color w:val="23293D"/>
+          <w:sz w:val="21"/>
+          <w:szCs w:val="21"/>
+        </w:rPr>
+        <w:t xml:space="preserve">check-in sozinho</w:t>
+      </w:r>
+      <w:r>
+        <w:rPr>
+          <w:color w:val="23293D"/>
+          <w:sz w:val="21"/>
+          <w:szCs w:val="21"/>
+        </w:rPr>
+        <w:t xml:space="preserve"> o leva para a </w:t>
+      </w:r>
+      <w:r>
+        <w:rPr>
+          <w:b/>
+          <w:bCs/>
+          <w:color w:val="23293D"/>
+          <w:sz w:val="21"/>
+          <w:szCs w:val="21"/>
+        </w:rPr>
+        <w:t xml:space="preserve">Reavaliação (Fase 6)</w:t>
+      </w:r>
+      <w:r>
+        <w:rPr>
+          <w:color w:val="23293D"/>
+          <w:sz w:val="21"/>
+          <w:szCs w:val="21"/>
+        </w:rPr>
+        <w:t xml:space="preserve">. No mesmo instante ele volta a ser </w:t>
+      </w:r>
+      <w:r>
+        <w:rPr>
+          <w:b/>
+          <w:bCs/>
+          <w:color w:val="23293D"/>
+          <w:sz w:val="21"/>
+          <w:szCs w:val="21"/>
+        </w:rPr>
+        <w:t xml:space="preserve">ativo</w:t>
+      </w:r>
+      <w:r>
+        <w:rPr>
+          <w:color w:val="23293D"/>
+          <w:sz w:val="21"/>
+          <w:szCs w:val="21"/>
+        </w:rPr>
+        <w:t xml:space="preserve">.</w:t>
+      </w:r>
+    </w:p>
+    <w:p>
+      <w:pPr>
+        <w:pStyle w:val="ListParagraph"/>
+        <w:numPr>
+          <w:ilvl w:val="0"/>
+          <w:numId w:val="39"/>
+        </w:numPr>
+        <w:spacing w:after="80" w:line="270"/>
+      </w:pPr>
+      <w:r>
+        <w:rPr>
+          <w:b/>
+          <w:bCs/>
+          <w:color w:val="23293D"/>
+          <w:sz w:val="21"/>
+          <w:szCs w:val="21"/>
+        </w:rPr>
+        <w:t xml:space="preserve">Coordenador</w:t>
+      </w:r>
+      <w:r>
+        <w:rPr>
+          <w:color w:val="23293D"/>
+          <w:sz w:val="21"/>
+          <w:szCs w:val="21"/>
+        </w:rPr>
+        <w:t xml:space="preserve"> reavalia e envia ao </w:t>
+      </w:r>
+      <w:r>
+        <w:rPr>
+          <w:b/>
+          <w:bCs/>
+          <w:color w:val="23293D"/>
+          <w:sz w:val="21"/>
+          <w:szCs w:val="21"/>
+        </w:rPr>
+        <w:t xml:space="preserve">Centro de Planejamento</w:t>
+      </w:r>
+      <w:r>
+        <w:rPr>
+          <w:color w:val="23293D"/>
+          <w:sz w:val="21"/>
+          <w:szCs w:val="21"/>
+        </w:rPr>
+        <w:t xml:space="preserve">.</w:t>
+      </w:r>
+    </w:p>
+    <w:p>
+      <w:pPr>
+        <w:pStyle w:val="ListParagraph"/>
+        <w:numPr>
+          <w:ilvl w:val="0"/>
+          <w:numId w:val="39"/>
+        </w:numPr>
+        <w:spacing w:after="80" w:line="270"/>
+      </w:pPr>
+      <w:r>
+        <w:rPr>
+          <w:color w:val="23293D"/>
+          <w:sz w:val="21"/>
+          <w:szCs w:val="21"/>
+        </w:rPr>
+        <w:t xml:space="preserve">Novo plano, nova aprovação, e o cliente </w:t>
+      </w:r>
+      <w:r>
+        <w:rPr>
+          <w:b/>
+          <w:bCs/>
+          <w:color w:val="23293D"/>
+          <w:sz w:val="21"/>
+          <w:szCs w:val="21"/>
+        </w:rPr>
+        <w:t xml:space="preserve">volta ao Comercial</w:t>
+      </w:r>
+      <w:r>
+        <w:rPr>
+          <w:color w:val="23293D"/>
+          <w:sz w:val="21"/>
+          <w:szCs w:val="21"/>
+        </w:rPr>
+        <w:t xml:space="preserve"> — agora com um orçamento que reflete a boca dele hoje, não a de um ano atrás.</w:t>
+      </w:r>
+    </w:p>
+    <w:p>
+      <w:pPr>
+        <w:pStyle w:val="ListParagraph"/>
+        <w:numPr>
+          <w:ilvl w:val="0"/>
+          <w:numId w:val="39"/>
         </w:numPr>
         <w:spacing w:after="80" w:line="270"/>
       </w:pPr>
@@ -32177,7 +32434,7 @@
         <w:pStyle w:val="ListParagraph"/>
         <w:numPr>
           <w:ilvl w:val="0"/>
-          <w:numId w:val="39"/>
+          <w:numId w:val="40"/>
         </w:numPr>
         <w:spacing w:after="80" w:line="270"/>
       </w:pPr>
@@ -32205,7 +32462,7 @@
         <w:pStyle w:val="ListParagraph"/>
         <w:numPr>
           <w:ilvl w:val="0"/>
-          <w:numId w:val="39"/>
+          <w:numId w:val="40"/>
         </w:numPr>
         <w:spacing w:after="80" w:line="270"/>
       </w:pPr>
@@ -32249,7 +32506,7 @@
         <w:pStyle w:val="ListParagraph"/>
         <w:numPr>
           <w:ilvl w:val="0"/>
-          <w:numId w:val="39"/>
+          <w:numId w:val="40"/>
         </w:numPr>
         <w:spacing w:after="80" w:line="270"/>
       </w:pPr>
@@ -32277,7 +32534,7 @@
         <w:pStyle w:val="ListParagraph"/>
         <w:numPr>
           <w:ilvl w:val="0"/>
-          <w:numId w:val="39"/>
+          <w:numId w:val="40"/>
         </w:numPr>
         <w:spacing w:after="80" w:line="270"/>
       </w:pPr>
@@ -32305,7 +32562,7 @@
         <w:pStyle w:val="ListParagraph"/>
         <w:numPr>
           <w:ilvl w:val="0"/>
-          <w:numId w:val="39"/>
+          <w:numId w:val="40"/>
         </w:numPr>
         <w:spacing w:after="80" w:line="270"/>
       </w:pPr>
@@ -32351,7 +32608,7 @@
         <w:pStyle w:val="ListParagraph"/>
         <w:numPr>
           <w:ilvl w:val="0"/>
-          <w:numId w:val="39"/>
+          <w:numId w:val="40"/>
         </w:numPr>
         <w:spacing w:after="80" w:line="270"/>
       </w:pPr>
@@ -32656,7 +32913,7 @@
         <w:pStyle w:val="ListParagraph"/>
         <w:numPr>
           <w:ilvl w:val="0"/>
-          <w:numId w:val="40"/>
+          <w:numId w:val="41"/>
         </w:numPr>
         <w:spacing w:after="80" w:line="270"/>
       </w:pPr>
@@ -32702,7 +32959,7 @@
         <w:pStyle w:val="ListParagraph"/>
         <w:numPr>
           <w:ilvl w:val="0"/>
-          <w:numId w:val="40"/>
+          <w:numId w:val="41"/>
         </w:numPr>
         <w:spacing w:after="80" w:line="270"/>
       </w:pPr>
@@ -32740,7 +32997,7 @@
         <w:pStyle w:val="ListParagraph"/>
         <w:numPr>
           <w:ilvl w:val="0"/>
-          <w:numId w:val="40"/>
+          <w:numId w:val="41"/>
         </w:numPr>
         <w:spacing w:after="80" w:line="270"/>
       </w:pPr>
@@ -37298,7 +37555,7 @@
         <w:pStyle w:val="ListParagraph"/>
         <w:numPr>
           <w:ilvl w:val="0"/>
-          <w:numId w:val="41"/>
+          <w:numId w:val="42"/>
         </w:numPr>
         <w:spacing w:after="80" w:line="270"/>
       </w:pPr>
@@ -37326,7 +37583,7 @@
         <w:pStyle w:val="ListParagraph"/>
         <w:numPr>
           <w:ilvl w:val="0"/>
-          <w:numId w:val="41"/>
+          <w:numId w:val="42"/>
         </w:numPr>
         <w:spacing w:after="80" w:line="270"/>
       </w:pPr>
@@ -37354,7 +37611,7 @@
         <w:pStyle w:val="ListParagraph"/>
         <w:numPr>
           <w:ilvl w:val="0"/>
-          <w:numId w:val="41"/>
+          <w:numId w:val="42"/>
         </w:numPr>
         <w:spacing w:after="80" w:line="270"/>
       </w:pPr>
@@ -37382,7 +37639,7 @@
         <w:pStyle w:val="ListParagraph"/>
         <w:numPr>
           <w:ilvl w:val="0"/>
-          <w:numId w:val="41"/>
+          <w:numId w:val="42"/>
         </w:numPr>
         <w:spacing w:after="80" w:line="270"/>
       </w:pPr>
@@ -37410,7 +37667,7 @@
         <w:pStyle w:val="ListParagraph"/>
         <w:numPr>
           <w:ilvl w:val="0"/>
-          <w:numId w:val="41"/>
+          <w:numId w:val="42"/>
         </w:numPr>
         <w:spacing w:after="80" w:line="270"/>
       </w:pPr>
@@ -37438,7 +37695,7 @@
         <w:pStyle w:val="ListParagraph"/>
         <w:numPr>
           <w:ilvl w:val="0"/>
-          <w:numId w:val="41"/>
+          <w:numId w:val="42"/>
         </w:numPr>
         <w:spacing w:after="80" w:line="270"/>
       </w:pPr>
@@ -37466,7 +37723,7 @@
         <w:pStyle w:val="ListParagraph"/>
         <w:numPr>
           <w:ilvl w:val="0"/>
-          <w:numId w:val="41"/>
+          <w:numId w:val="42"/>
         </w:numPr>
         <w:spacing w:after="80" w:line="270"/>
       </w:pPr>
@@ -37494,7 +37751,7 @@
         <w:pStyle w:val="ListParagraph"/>
         <w:numPr>
           <w:ilvl w:val="0"/>
-          <w:numId w:val="41"/>
+          <w:numId w:val="42"/>
         </w:numPr>
         <w:spacing w:after="80" w:line="270"/>
       </w:pPr>
@@ -37580,7 +37837,7 @@
         <w:pStyle w:val="ListParagraph"/>
         <w:numPr>
           <w:ilvl w:val="0"/>
-          <w:numId w:val="42"/>
+          <w:numId w:val="43"/>
         </w:numPr>
         <w:spacing w:after="80" w:line="270"/>
       </w:pPr>
@@ -37616,7 +37873,7 @@
         <w:pStyle w:val="ListParagraph"/>
         <w:numPr>
           <w:ilvl w:val="0"/>
-          <w:numId w:val="42"/>
+          <w:numId w:val="43"/>
         </w:numPr>
         <w:spacing w:after="80" w:line="270"/>
       </w:pPr>
@@ -37634,7 +37891,7 @@
         <w:pStyle w:val="ListParagraph"/>
         <w:numPr>
           <w:ilvl w:val="0"/>
-          <w:numId w:val="42"/>
+          <w:numId w:val="43"/>
         </w:numPr>
         <w:spacing w:after="80" w:line="270"/>
       </w:pPr>
@@ -37670,7 +37927,7 @@
         <w:pStyle w:val="ListParagraph"/>
         <w:numPr>
           <w:ilvl w:val="0"/>
-          <w:numId w:val="42"/>
+          <w:numId w:val="43"/>
         </w:numPr>
         <w:spacing w:after="80" w:line="270"/>
       </w:pPr>
@@ -37688,7 +37945,7 @@
         <w:pStyle w:val="ListParagraph"/>
         <w:numPr>
           <w:ilvl w:val="0"/>
-          <w:numId w:val="42"/>
+          <w:numId w:val="43"/>
         </w:numPr>
         <w:spacing w:after="80" w:line="270"/>
       </w:pPr>
@@ -39840,7 +40097,7 @@
         <w:pStyle w:val="ListParagraph"/>
         <w:numPr>
           <w:ilvl w:val="0"/>
-          <w:numId w:val="43"/>
+          <w:numId w:val="44"/>
         </w:numPr>
         <w:spacing w:after="80" w:line="270"/>
       </w:pPr>
@@ -39868,7 +40125,7 @@
         <w:pStyle w:val="ListParagraph"/>
         <w:numPr>
           <w:ilvl w:val="0"/>
-          <w:numId w:val="43"/>
+          <w:numId w:val="44"/>
         </w:numPr>
         <w:spacing w:after="80" w:line="270"/>
       </w:pPr>
@@ -39896,7 +40153,7 @@
         <w:pStyle w:val="ListParagraph"/>
         <w:numPr>
           <w:ilvl w:val="0"/>
-          <w:numId w:val="43"/>
+          <w:numId w:val="44"/>
         </w:numPr>
         <w:spacing w:after="80" w:line="270"/>
       </w:pPr>
@@ -42865,7 +43122,7 @@
         <w:pStyle w:val="ListParagraph"/>
         <w:numPr>
           <w:ilvl w:val="0"/>
-          <w:numId w:val="44"/>
+          <w:numId w:val="45"/>
         </w:numPr>
         <w:spacing w:after="80" w:line="270"/>
       </w:pPr>
@@ -42893,7 +43150,7 @@
         <w:pStyle w:val="ListParagraph"/>
         <w:numPr>
           <w:ilvl w:val="0"/>
-          <w:numId w:val="44"/>
+          <w:numId w:val="45"/>
         </w:numPr>
         <w:spacing w:after="80" w:line="270"/>
       </w:pPr>
@@ -42921,7 +43178,7 @@
         <w:pStyle w:val="ListParagraph"/>
         <w:numPr>
           <w:ilvl w:val="0"/>
-          <w:numId w:val="44"/>
+          <w:numId w:val="45"/>
         </w:numPr>
         <w:spacing w:after="80" w:line="270"/>
       </w:pPr>
@@ -43142,7 +43399,7 @@
         <w:pStyle w:val="ListParagraph"/>
         <w:numPr>
           <w:ilvl w:val="0"/>
-          <w:numId w:val="45"/>
+          <w:numId w:val="46"/>
         </w:numPr>
         <w:spacing w:after="80" w:line="270"/>
       </w:pPr>
@@ -43206,7 +43463,7 @@
         <w:pStyle w:val="ListParagraph"/>
         <w:numPr>
           <w:ilvl w:val="0"/>
-          <w:numId w:val="45"/>
+          <w:numId w:val="46"/>
         </w:numPr>
         <w:spacing w:after="80" w:line="270"/>
       </w:pPr>
@@ -44988,7 +45245,7 @@
         <w:pStyle w:val="ListParagraph"/>
         <w:numPr>
           <w:ilvl w:val="0"/>
-          <w:numId w:val="46"/>
+          <w:numId w:val="47"/>
         </w:numPr>
         <w:spacing w:after="80" w:line="270"/>
       </w:pPr>
@@ -45024,7 +45281,7 @@
         <w:pStyle w:val="ListParagraph"/>
         <w:numPr>
           <w:ilvl w:val="0"/>
-          <w:numId w:val="46"/>
+          <w:numId w:val="47"/>
         </w:numPr>
         <w:spacing w:after="80" w:line="270"/>
       </w:pPr>
@@ -45060,7 +45317,7 @@
         <w:pStyle w:val="ListParagraph"/>
         <w:numPr>
           <w:ilvl w:val="0"/>
-          <w:numId w:val="46"/>
+          <w:numId w:val="47"/>
         </w:numPr>
         <w:spacing w:after="80" w:line="270"/>
       </w:pPr>
@@ -45106,7 +45363,7 @@
         <w:pStyle w:val="ListParagraph"/>
         <w:numPr>
           <w:ilvl w:val="0"/>
-          <w:numId w:val="46"/>
+          <w:numId w:val="47"/>
         </w:numPr>
         <w:spacing w:after="80" w:line="270"/>
       </w:pPr>
@@ -46293,7 +46550,7 @@
         <w:pStyle w:val="ListParagraph"/>
         <w:numPr>
           <w:ilvl w:val="0"/>
-          <w:numId w:val="47"/>
+          <w:numId w:val="48"/>
         </w:numPr>
         <w:spacing w:after="80" w:line="270"/>
       </w:pPr>
@@ -46321,7 +46578,7 @@
         <w:pStyle w:val="ListParagraph"/>
         <w:numPr>
           <w:ilvl w:val="0"/>
-          <w:numId w:val="47"/>
+          <w:numId w:val="48"/>
         </w:numPr>
         <w:spacing w:after="80" w:line="270"/>
       </w:pPr>
@@ -46349,7 +46606,7 @@
         <w:pStyle w:val="ListParagraph"/>
         <w:numPr>
           <w:ilvl w:val="0"/>
-          <w:numId w:val="47"/>
+          <w:numId w:val="48"/>
         </w:numPr>
         <w:spacing w:after="80" w:line="270"/>
       </w:pPr>
@@ -46377,7 +46634,7 @@
         <w:pStyle w:val="ListParagraph"/>
         <w:numPr>
           <w:ilvl w:val="0"/>
-          <w:numId w:val="47"/>
+          <w:numId w:val="48"/>
         </w:numPr>
         <w:spacing w:after="80" w:line="270"/>
       </w:pPr>
@@ -46859,7 +47116,7 @@
     </w:lvlOverride>
   </w:num>
   <w:num w:numId="27">
-    <w:abstractNumId w:val="2"/>
+    <w:abstractNumId w:val="3"/>
     <w:lvlOverride w:ilvl="0">
       <w:startOverride w:val="1"/>
     </w:lvlOverride>
@@ -46895,13 +47152,13 @@
     </w:lvlOverride>
   </w:num>
   <w:num w:numId="33">
-    <w:abstractNumId w:val="3"/>
+    <w:abstractNumId w:val="2"/>
     <w:lvlOverride w:ilvl="0">
       <w:startOverride w:val="1"/>
     </w:lvlOverride>
   </w:num>
   <w:num w:numId="34">
-    <w:abstractNumId w:val="2"/>
+    <w:abstractNumId w:val="3"/>
     <w:lvlOverride w:ilvl="0">
       <w:startOverride w:val="1"/>
     </w:lvlOverride>
@@ -46943,7 +47200,7 @@
     </w:lvlOverride>
   </w:num>
   <w:num w:numId="41">
-    <w:abstractNumId w:val="3"/>
+    <w:abstractNumId w:val="2"/>
     <w:lvlOverride w:ilvl="0">
       <w:startOverride w:val="1"/>
     </w:lvlOverride>
@@ -46955,13 +47212,13 @@
     </w:lvlOverride>
   </w:num>
   <w:num w:numId="43">
-    <w:abstractNumId w:val="2"/>
+    <w:abstractNumId w:val="3"/>
     <w:lvlOverride w:ilvl="0">
       <w:startOverride w:val="1"/>
     </w:lvlOverride>
   </w:num>
   <w:num w:numId="44">
-    <w:abstractNumId w:val="3"/>
+    <w:abstractNumId w:val="2"/>
     <w:lvlOverride w:ilvl="0">
       <w:startOverride w:val="1"/>
     </w:lvlOverride>
@@ -46979,6 +47236,12 @@
     </w:lvlOverride>
   </w:num>
   <w:num w:numId="47">
+    <w:abstractNumId w:val="3"/>
+    <w:lvlOverride w:ilvl="0">
+      <w:startOverride w:val="1"/>
+    </w:lvlOverride>
+  </w:num>
+  <w:num w:numId="48">
     <w:abstractNumId w:val="3"/>
     <w:lvlOverride w:ilvl="0">
       <w:startOverride w:val="1"/>

--- a/docs/treinamento/Manual-de-Treinamento-riSZon.docx
+++ b/docs/treinamento/Manual-de-Treinamento-riSZon.docx
@@ -180,7 +180,7 @@
           <w:sz w:val="20"/>
           <w:szCs w:val="20"/>
         </w:rPr>
-        <w:t xml:space="preserve">19 de setembro de 2026</w:t>
+        <w:t xml:space="preserve">20 de setembro de 2026</w:t>
       </w:r>
     </w:p>
     <w:p>
@@ -2737,7 +2737,43 @@
           <w:sz w:val="21"/>
           <w:szCs w:val="21"/>
         </w:rPr>
-        <w:t xml:space="preserve"> — as novidades da sua função. Ver </w:t>
+        <w:t xml:space="preserve"> — as </w:t>
+      </w:r>
+      <w:r>
+        <w:rPr>
+          <w:b/>
+          <w:bCs/>
+          <w:color w:val="23293D"/>
+          <w:sz w:val="21"/>
+          <w:szCs w:val="21"/>
+        </w:rPr>
+        <w:t xml:space="preserve">três últimas</w:t>
+      </w:r>
+      <w:r>
+        <w:rPr>
+          <w:color w:val="23293D"/>
+          <w:sz w:val="21"/>
+          <w:szCs w:val="21"/>
+        </w:rPr>
+        <w:t xml:space="preserve"> entregas que alcançam a sua função. A lista completa, com busca e filtros, está em </w:t>
+      </w:r>
+      <w:r>
+        <w:rPr>
+          <w:b/>
+          <w:bCs/>
+          <w:color w:val="23293D"/>
+          <w:sz w:val="21"/>
+          <w:szCs w:val="21"/>
+        </w:rPr>
+        <w:t xml:space="preserve">Ver todas as novidades</w:t>
+      </w:r>
+      <w:r>
+        <w:rPr>
+          <w:color w:val="23293D"/>
+          <w:sz w:val="21"/>
+          <w:szCs w:val="21"/>
+        </w:rPr>
+        <w:t xml:space="preserve"> (ou no ícone ✨ da barra de cima). Ver </w:t>
       </w:r>
       <w:r>
         <w:rPr>
@@ -28900,7 +28936,25 @@
           <w:sz w:val="21"/>
           <w:szCs w:val="21"/>
         </w:rPr>
-        <w:t xml:space="preserve"> só aparece para o Admin Master. Há um botão para </w:t>
+        <w:t xml:space="preserve"> só aparece para o Admin Master e vem </w:t>
+      </w:r>
+      <w:r>
+        <w:rPr>
+          <w:b/>
+          <w:bCs/>
+          <w:color w:val="23293D"/>
+          <w:sz w:val="21"/>
+          <w:szCs w:val="21"/>
+        </w:rPr>
+        <w:t xml:space="preserve">fechado</w:t>
+      </w:r>
+      <w:r>
+        <w:rPr>
+          <w:color w:val="23293D"/>
+          <w:sz w:val="21"/>
+          <w:szCs w:val="21"/>
+        </w:rPr>
+        <w:t xml:space="preserve">: clique no título "Administração" para abrir ou fechar (a seta mostra como está), e o sistema lembra a sua escolha. Numa tela de administração ele abre sozinho. Há também um botão para </w:t>
       </w:r>
       <w:r>
         <w:rPr>
@@ -41411,6 +41465,208 @@
           <w:sz w:val="21"/>
           <w:szCs w:val="21"/>
         </w:rPr>
+        <w:t xml:space="preserve">Onde procurar (desde 19/09/2026).</w:t>
+      </w:r>
+      <w:r>
+        <w:rPr>
+          <w:color w:val="23293D"/>
+          <w:sz w:val="21"/>
+          <w:szCs w:val="21"/>
+        </w:rPr>
+        <w:t xml:space="preserve"> O Início mostra só as </w:t>
+      </w:r>
+      <w:r>
+        <w:rPr>
+          <w:b/>
+          <w:bCs/>
+          <w:color w:val="23293D"/>
+          <w:sz w:val="21"/>
+          <w:szCs w:val="21"/>
+        </w:rPr>
+        <w:t xml:space="preserve">três últimas</w:t>
+      </w:r>
+      <w:r>
+        <w:rPr>
+          <w:color w:val="23293D"/>
+          <w:sz w:val="21"/>
+          <w:szCs w:val="21"/>
+        </w:rPr>
+        <w:t xml:space="preserve"> entregas — antes mostrava todas, e a tela virava uma lista enorme. A lista completa fica na tela </w:t>
+      </w:r>
+      <w:r>
+        <w:rPr>
+          <w:b/>
+          <w:bCs/>
+          <w:color w:val="23293D"/>
+          <w:sz w:val="21"/>
+          <w:szCs w:val="21"/>
+        </w:rPr>
+        <w:t xml:space="preserve">Novidades</w:t>
+      </w:r>
+      <w:r>
+        <w:rPr>
+          <w:color w:val="23293D"/>
+          <w:sz w:val="21"/>
+          <w:szCs w:val="21"/>
+        </w:rPr>
+        <w:t xml:space="preserve">, pelo botão </w:t>
+      </w:r>
+      <w:r>
+        <w:rPr>
+          <w:b/>
+          <w:bCs/>
+          <w:color w:val="23293D"/>
+          <w:sz w:val="21"/>
+          <w:szCs w:val="21"/>
+        </w:rPr>
+        <w:t xml:space="preserve">Ver todas as novidades</w:t>
+      </w:r>
+      <w:r>
+        <w:rPr>
+          <w:color w:val="23293D"/>
+          <w:sz w:val="21"/>
+          <w:szCs w:val="21"/>
+        </w:rPr>
+        <w:t xml:space="preserve"> ou pelo ícone ✨ da barra de cima. Lá você tem:</w:t>
+      </w:r>
+    </w:p>
+    <w:p>
+      <w:pPr>
+        <w:pStyle w:val="ListParagraph"/>
+        <w:numPr>
+          <w:ilvl w:val="0"/>
+          <w:numId w:val="45"/>
+        </w:numPr>
+        <w:spacing w:after="80" w:line="270"/>
+      </w:pPr>
+      <w:r>
+        <w:rPr>
+          <w:b/>
+          <w:bCs/>
+          <w:color w:val="23293D"/>
+          <w:sz w:val="21"/>
+          <w:szCs w:val="21"/>
+        </w:rPr>
+        <w:t xml:space="preserve">busca por palavra</w:t>
+      </w:r>
+      <w:r>
+        <w:rPr>
+          <w:color w:val="23293D"/>
+          <w:sz w:val="21"/>
+          <w:szCs w:val="21"/>
+        </w:rPr>
+        <w:t xml:space="preserve"> (ignora acento e maiúscula: "correcao" acha "correção"), que mostra só as linhas que casam, não a entrega inteira;</w:t>
+      </w:r>
+    </w:p>
+    <w:p>
+      <w:pPr>
+        <w:pStyle w:val="ListParagraph"/>
+        <w:numPr>
+          <w:ilvl w:val="0"/>
+          <w:numId w:val="45"/>
+        </w:numPr>
+        <w:spacing w:after="80" w:line="270"/>
+      </w:pPr>
+      <w:r>
+        <w:rPr>
+          <w:b/>
+          <w:bCs/>
+          <w:color w:val="23293D"/>
+          <w:sz w:val="21"/>
+          <w:szCs w:val="21"/>
+        </w:rPr>
+        <w:t xml:space="preserve">filtro por tipo</w:t>
+      </w:r>
+      <w:r>
+        <w:rPr>
+          <w:color w:val="23293D"/>
+          <w:sz w:val="21"/>
+          <w:szCs w:val="21"/>
+        </w:rPr>
+        <w:t xml:space="preserve"> (Novidade, Melhoria, Correção, Atenção);</w:t>
+      </w:r>
+    </w:p>
+    <w:p>
+      <w:pPr>
+        <w:pStyle w:val="ListParagraph"/>
+        <w:numPr>
+          <w:ilvl w:val="0"/>
+          <w:numId w:val="45"/>
+        </w:numPr>
+        <w:spacing w:after="80" w:line="270"/>
+      </w:pPr>
+      <w:r>
+        <w:rPr>
+          <w:b/>
+          <w:bCs/>
+          <w:color w:val="23293D"/>
+          <w:sz w:val="21"/>
+          <w:szCs w:val="21"/>
+        </w:rPr>
+        <w:t xml:space="preserve">filtro por ano</w:t>
+      </w:r>
+      <w:r>
+        <w:rPr>
+          <w:color w:val="23293D"/>
+          <w:sz w:val="21"/>
+          <w:szCs w:val="21"/>
+        </w:rPr>
+        <w:t xml:space="preserve">;</w:t>
+      </w:r>
+    </w:p>
+    <w:p>
+      <w:pPr>
+        <w:pStyle w:val="ListParagraph"/>
+        <w:numPr>
+          <w:ilvl w:val="0"/>
+          <w:numId w:val="45"/>
+        </w:numPr>
+        <w:spacing w:after="80" w:line="270"/>
+      </w:pPr>
+      <w:r>
+        <w:rPr>
+          <w:b/>
+          <w:bCs/>
+          <w:color w:val="23293D"/>
+          <w:sz w:val="21"/>
+          <w:szCs w:val="21"/>
+        </w:rPr>
+        <w:t xml:space="preserve">páginas</w:t>
+      </w:r>
+      <w:r>
+        <w:rPr>
+          <w:color w:val="23293D"/>
+          <w:sz w:val="21"/>
+          <w:szCs w:val="21"/>
+        </w:rPr>
+        <w:t xml:space="preserve"> de 10 entregas, com "Mais recentes" e "Mais antigas".</w:t>
+      </w:r>
+    </w:p>
+    <w:p>
+      <w:pPr>
+        <w:spacing w:after="140" w:line="280"/>
+      </w:pPr>
+      <w:r>
+        <w:rPr>
+          <w:color w:val="23293D"/>
+          <w:sz w:val="21"/>
+          <w:szCs w:val="21"/>
+        </w:rPr>
+        <w:t xml:space="preserve">Os filtros aplicam-se sozinhos e ficam no endereço: dá para mandar o link de uma busca para outra pessoa.</w:t>
+      </w:r>
+    </w:p>
+    <w:p>
+      <w:pPr>
+        <w:spacing w:after="140" w:line="280"/>
+      </w:pPr>
+      <w:r>
+        <w:rPr>
+          <w:b/>
+          <w:bCs/>
+          <w:color w:val="23293D"/>
+          <w:sz w:val="21"/>
+          <w:szCs w:val="21"/>
+        </w:rPr>
         <w:t xml:space="preserve">Aparece o que alcança a SUA função.</w:t>
       </w:r>
       <w:r>
@@ -43122,7 +43378,7 @@
         <w:pStyle w:val="ListParagraph"/>
         <w:numPr>
           <w:ilvl w:val="0"/>
-          <w:numId w:val="45"/>
+          <w:numId w:val="46"/>
         </w:numPr>
         <w:spacing w:after="80" w:line="270"/>
       </w:pPr>
@@ -43150,7 +43406,7 @@
         <w:pStyle w:val="ListParagraph"/>
         <w:numPr>
           <w:ilvl w:val="0"/>
-          <w:numId w:val="45"/>
+          <w:numId w:val="46"/>
         </w:numPr>
         <w:spacing w:after="80" w:line="270"/>
       </w:pPr>
@@ -43178,7 +43434,7 @@
         <w:pStyle w:val="ListParagraph"/>
         <w:numPr>
           <w:ilvl w:val="0"/>
-          <w:numId w:val="45"/>
+          <w:numId w:val="46"/>
         </w:numPr>
         <w:spacing w:after="80" w:line="270"/>
       </w:pPr>
@@ -43399,7 +43655,7 @@
         <w:pStyle w:val="ListParagraph"/>
         <w:numPr>
           <w:ilvl w:val="0"/>
-          <w:numId w:val="46"/>
+          <w:numId w:val="47"/>
         </w:numPr>
         <w:spacing w:after="80" w:line="270"/>
       </w:pPr>
@@ -43463,7 +43719,7 @@
         <w:pStyle w:val="ListParagraph"/>
         <w:numPr>
           <w:ilvl w:val="0"/>
-          <w:numId w:val="46"/>
+          <w:numId w:val="47"/>
         </w:numPr>
         <w:spacing w:after="80" w:line="270"/>
       </w:pPr>
@@ -45245,7 +45501,7 @@
         <w:pStyle w:val="ListParagraph"/>
         <w:numPr>
           <w:ilvl w:val="0"/>
-          <w:numId w:val="47"/>
+          <w:numId w:val="48"/>
         </w:numPr>
         <w:spacing w:after="80" w:line="270"/>
       </w:pPr>
@@ -45281,7 +45537,7 @@
         <w:pStyle w:val="ListParagraph"/>
         <w:numPr>
           <w:ilvl w:val="0"/>
-          <w:numId w:val="47"/>
+          <w:numId w:val="48"/>
         </w:numPr>
         <w:spacing w:after="80" w:line="270"/>
       </w:pPr>
@@ -45317,7 +45573,7 @@
         <w:pStyle w:val="ListParagraph"/>
         <w:numPr>
           <w:ilvl w:val="0"/>
-          <w:numId w:val="47"/>
+          <w:numId w:val="48"/>
         </w:numPr>
         <w:spacing w:after="80" w:line="270"/>
       </w:pPr>
@@ -45363,7 +45619,7 @@
         <w:pStyle w:val="ListParagraph"/>
         <w:numPr>
           <w:ilvl w:val="0"/>
-          <w:numId w:val="47"/>
+          <w:numId w:val="48"/>
         </w:numPr>
         <w:spacing w:after="80" w:line="270"/>
       </w:pPr>
@@ -46550,7 +46806,7 @@
         <w:pStyle w:val="ListParagraph"/>
         <w:numPr>
           <w:ilvl w:val="0"/>
-          <w:numId w:val="48"/>
+          <w:numId w:val="49"/>
         </w:numPr>
         <w:spacing w:after="80" w:line="270"/>
       </w:pPr>
@@ -46578,7 +46834,7 @@
         <w:pStyle w:val="ListParagraph"/>
         <w:numPr>
           <w:ilvl w:val="0"/>
-          <w:numId w:val="48"/>
+          <w:numId w:val="49"/>
         </w:numPr>
         <w:spacing w:after="80" w:line="270"/>
       </w:pPr>
@@ -46606,7 +46862,7 @@
         <w:pStyle w:val="ListParagraph"/>
         <w:numPr>
           <w:ilvl w:val="0"/>
-          <w:numId w:val="48"/>
+          <w:numId w:val="49"/>
         </w:numPr>
         <w:spacing w:after="80" w:line="270"/>
       </w:pPr>
@@ -46634,7 +46890,7 @@
         <w:pStyle w:val="ListParagraph"/>
         <w:numPr>
           <w:ilvl w:val="0"/>
-          <w:numId w:val="48"/>
+          <w:numId w:val="49"/>
         </w:numPr>
         <w:spacing w:after="80" w:line="270"/>
       </w:pPr>
@@ -47247,6 +47503,12 @@
       <w:startOverride w:val="1"/>
     </w:lvlOverride>
   </w:num>
+  <w:num w:numId="49">
+    <w:abstractNumId w:val="3"/>
+    <w:lvlOverride w:ilvl="0">
+      <w:startOverride w:val="1"/>
+    </w:lvlOverride>
+  </w:num>
 </w:numbering>
 </file>
 

--- a/docs/treinamento/Manual-de-Treinamento-riSZon.docx
+++ b/docs/treinamento/Manual-de-Treinamento-riSZon.docx
@@ -41841,6 +41841,232 @@
           <w:sz w:val="21"/>
           <w:szCs w:val="21"/>
         </w:rPr>
+        <w:t xml:space="preserve">Relatar é igual nos dois ambientes (desde 20/09/2026).</w:t>
+      </w:r>
+      <w:r>
+        <w:rPr>
+          <w:color w:val="23293D"/>
+          <w:sz w:val="21"/>
+          <w:szCs w:val="21"/>
+        </w:rPr>
+        <w:t xml:space="preserve"> Se você está no </w:t>
+      </w:r>
+      <w:r>
+        <w:rPr>
+          <w:b/>
+          <w:bCs/>
+          <w:color w:val="23293D"/>
+          <w:sz w:val="21"/>
+          <w:szCs w:val="21"/>
+        </w:rPr>
+        <w:t xml:space="preserve">riSZon Treino</w:t>
+      </w:r>
+      <w:r>
+        <w:rPr>
+          <w:color w:val="23293D"/>
+          <w:sz w:val="21"/>
+          <w:szCs w:val="21"/>
+        </w:rPr>
+        <w:t xml:space="preserve"> e algo dá errado, relate por lá mesmo, pela boia de sempre — com a captura de tela funcionando normalmente. O relato </w:t>
+      </w:r>
+      <w:r>
+        <w:rPr>
+          <w:b/>
+          <w:bCs/>
+          <w:color w:val="23293D"/>
+          <w:sz w:val="21"/>
+          <w:szCs w:val="21"/>
+        </w:rPr>
+        <w:t xml:space="preserve">aparece na lista do sistema real</w:t>
+      </w:r>
+      <w:r>
+        <w:rPr>
+          <w:color w:val="23293D"/>
+          <w:sz w:val="21"/>
+          <w:szCs w:val="21"/>
+        </w:rPr>
+        <w:t xml:space="preserve">, com o selo </w:t>
+      </w:r>
+      <w:r>
+        <w:rPr>
+          <w:b/>
+          <w:bCs/>
+          <w:color w:val="23293D"/>
+          <w:sz w:val="21"/>
+          <w:szCs w:val="21"/>
+        </w:rPr>
+        <w:t xml:space="preserve">Treino</w:t>
+      </w:r>
+      <w:r>
+        <w:rPr>
+          <w:color w:val="23293D"/>
+          <w:sz w:val="21"/>
+          <w:szCs w:val="21"/>
+        </w:rPr>
+        <w:t xml:space="preserve">, e você acompanha tudo num lugar só:</w:t>
+      </w:r>
+    </w:p>
+    <w:p>
+      <w:pPr>
+        <w:pStyle w:val="ListParagraph"/>
+        <w:numPr>
+          <w:ilvl w:val="0"/>
+          <w:numId w:val="46"/>
+        </w:numPr>
+        <w:spacing w:after="80" w:line="270"/>
+      </w:pPr>
+      <w:r>
+        <w:rPr>
+          <w:b/>
+          <w:bCs/>
+          <w:color w:val="23293D"/>
+          <w:sz w:val="21"/>
+          <w:szCs w:val="21"/>
+        </w:rPr>
+        <w:t xml:space="preserve">Para você:</w:t>
+      </w:r>
+      <w:r>
+        <w:rPr>
+          <w:color w:val="23293D"/>
+          <w:sz w:val="21"/>
+          <w:szCs w:val="21"/>
+        </w:rPr>
+        <w:t xml:space="preserve"> na tela Problemas do sistema real estão as suas solicitações dos dois ambientes, cada uma com o selo de onde nasceu. Clique e ela abre.</w:t>
+      </w:r>
+    </w:p>
+    <w:p>
+      <w:pPr>
+        <w:pStyle w:val="ListParagraph"/>
+        <w:numPr>
+          <w:ilvl w:val="0"/>
+          <w:numId w:val="46"/>
+        </w:numPr>
+        <w:spacing w:after="80" w:line="270"/>
+      </w:pPr>
+      <w:r>
+        <w:rPr>
+          <w:b/>
+          <w:bCs/>
+          <w:color w:val="23293D"/>
+          <w:sz w:val="21"/>
+          <w:szCs w:val="21"/>
+        </w:rPr>
+        <w:t xml:space="preserve">Para o Admin Master:</w:t>
+      </w:r>
+      <w:r>
+        <w:rPr>
+          <w:color w:val="23293D"/>
+          <w:sz w:val="21"/>
+          <w:szCs w:val="21"/>
+        </w:rPr>
+        <w:t xml:space="preserve"> a lista e o número da boia contam os dois ambientes. O relato do treino abre na mesma tela, com a conversa e os anexos, e a resposta é gravada no treino — que é onde quem relatou vai lê-la.</w:t>
+      </w:r>
+    </w:p>
+    <w:p>
+      <w:pPr>
+        <w:pStyle w:val="ListParagraph"/>
+        <w:numPr>
+          <w:ilvl w:val="0"/>
+          <w:numId w:val="46"/>
+        </w:numPr>
+        <w:spacing w:after="80" w:line="270"/>
+      </w:pPr>
+      <w:r>
+        <w:rPr>
+          <w:b/>
+          <w:bCs/>
+          <w:color w:val="23293D"/>
+          <w:sz w:val="21"/>
+          <w:szCs w:val="21"/>
+        </w:rPr>
+        <w:t xml:space="preserve">Complementar ou reabrir</w:t>
+      </w:r>
+      <w:r>
+        <w:rPr>
+          <w:color w:val="23293D"/>
+          <w:sz w:val="21"/>
+          <w:szCs w:val="21"/>
+        </w:rPr>
+        <w:t xml:space="preserve"> um relato do treino se faz no treino: a tela do sistema real mostra o link para abri-lo lá.</w:t>
+      </w:r>
+    </w:p>
+    <w:tbl>
+      <w:tblPr>
+        <w:tblW w:type="dxa" w:w="9638"/>
+        <w:tblBorders>
+          <w:top w:val="single" w:color="F5F3EC" w:sz="2"/>
+          <w:left w:val="single" w:color="B98B2E" w:sz="18"/>
+          <w:bottom w:val="single" w:color="F5F3EC" w:sz="2"/>
+          <w:right w:val="single" w:color="F5F3EC" w:sz="2"/>
+          <w:insideH w:val="none" w:color="auto" w:sz="0"/>
+          <w:insideV w:val="none" w:color="auto" w:sz="0"/>
+        </w:tblBorders>
+      </w:tblPr>
+      <w:tblGrid>
+        <w:gridCol w:w="9638"/>
+      </w:tblGrid>
+      <w:tr>
+        <w:tc>
+          <w:tcPr>
+            <w:tcW w:type="dxa" w:w="9638"/>
+            <w:shd w:fill="F5F3EC" w:color="auto" w:val="clear"/>
+            <w:tcMar>
+              <w:top w:type="dxa" w:w="160"/>
+              <w:left w:type="dxa" w:w="220"/>
+              <w:bottom w:type="dxa" w:w="160"/>
+              <w:right w:type="dxa" w:w="200"/>
+            </w:tcMar>
+          </w:tcPr>
+          <w:p>
+            <w:pPr>
+              <w:spacing w:after="140" w:line="280"/>
+            </w:pPr>
+            <w:r>
+              <w:rPr>
+                <w:b/>
+                <w:bCs/>
+                <w:color w:val="23293D"/>
+                <w:sz w:val="21"/>
+                <w:szCs w:val="21"/>
+              </w:rPr>
+              <w:t xml:space="preserve">Por que a lista junta fica no sistema real.</w:t>
+            </w:r>
+            <w:r>
+              <w:rPr>
+                <w:color w:val="23293D"/>
+                <w:sz w:val="21"/>
+                <w:szCs w:val="21"/>
+              </w:rPr>
+              <w:t xml:space="preserve"> O sistema real alcança o treino, mas o treino não alcança o real — e é bom que seja assim, porque o treino é um ambiente aberto para aprender. Por isso o lugar de ver tudo junto é o sistema real.</w:t>
+            </w:r>
+          </w:p>
+        </w:tc>
+      </w:tr>
+    </w:tbl>
+    <w:p>
+      <w:pPr>
+        <w:spacing w:after="140" w:line="120"/>
+      </w:pPr>
+      <w:r>
+        <w:rPr>
+          <w:sz w:val="2"/>
+          <w:szCs w:val="2"/>
+        </w:rPr>
+        <w:t xml:space="preserve"/>
+      </w:r>
+    </w:p>
+    <w:p>
+      <w:pPr>
+        <w:spacing w:after="140" w:line="280"/>
+      </w:pPr>
+      <w:r>
+        <w:rPr>
+          <w:b/>
+          <w:bCs/>
+          <w:color w:val="23293D"/>
+          <w:sz w:val="21"/>
+          <w:szCs w:val="21"/>
+        </w:rPr>
         <w:t xml:space="preserve">Quem vê o quê:</w:t>
       </w:r>
       <w:r>
@@ -43378,7 +43604,7 @@
         <w:pStyle w:val="ListParagraph"/>
         <w:numPr>
           <w:ilvl w:val="0"/>
-          <w:numId w:val="46"/>
+          <w:numId w:val="47"/>
         </w:numPr>
         <w:spacing w:after="80" w:line="270"/>
       </w:pPr>
@@ -43406,7 +43632,7 @@
         <w:pStyle w:val="ListParagraph"/>
         <w:numPr>
           <w:ilvl w:val="0"/>
-          <w:numId w:val="46"/>
+          <w:numId w:val="47"/>
         </w:numPr>
         <w:spacing w:after="80" w:line="270"/>
       </w:pPr>
@@ -43434,7 +43660,7 @@
         <w:pStyle w:val="ListParagraph"/>
         <w:numPr>
           <w:ilvl w:val="0"/>
-          <w:numId w:val="46"/>
+          <w:numId w:val="47"/>
         </w:numPr>
         <w:spacing w:after="80" w:line="270"/>
       </w:pPr>
@@ -43655,7 +43881,7 @@
         <w:pStyle w:val="ListParagraph"/>
         <w:numPr>
           <w:ilvl w:val="0"/>
-          <w:numId w:val="47"/>
+          <w:numId w:val="48"/>
         </w:numPr>
         <w:spacing w:after="80" w:line="270"/>
       </w:pPr>
@@ -43719,7 +43945,7 @@
         <w:pStyle w:val="ListParagraph"/>
         <w:numPr>
           <w:ilvl w:val="0"/>
-          <w:numId w:val="47"/>
+          <w:numId w:val="48"/>
         </w:numPr>
         <w:spacing w:after="80" w:line="270"/>
       </w:pPr>
@@ -45501,7 +45727,7 @@
         <w:pStyle w:val="ListParagraph"/>
         <w:numPr>
           <w:ilvl w:val="0"/>
-          <w:numId w:val="48"/>
+          <w:numId w:val="49"/>
         </w:numPr>
         <w:spacing w:after="80" w:line="270"/>
       </w:pPr>
@@ -45537,7 +45763,7 @@
         <w:pStyle w:val="ListParagraph"/>
         <w:numPr>
           <w:ilvl w:val="0"/>
-          <w:numId w:val="48"/>
+          <w:numId w:val="49"/>
         </w:numPr>
         <w:spacing w:after="80" w:line="270"/>
       </w:pPr>
@@ -45573,7 +45799,7 @@
         <w:pStyle w:val="ListParagraph"/>
         <w:numPr>
           <w:ilvl w:val="0"/>
-          <w:numId w:val="48"/>
+          <w:numId w:val="49"/>
         </w:numPr>
         <w:spacing w:after="80" w:line="270"/>
       </w:pPr>
@@ -45619,7 +45845,7 @@
         <w:pStyle w:val="ListParagraph"/>
         <w:numPr>
           <w:ilvl w:val="0"/>
-          <w:numId w:val="48"/>
+          <w:numId w:val="49"/>
         </w:numPr>
         <w:spacing w:after="80" w:line="270"/>
       </w:pPr>
@@ -46806,7 +47032,7 @@
         <w:pStyle w:val="ListParagraph"/>
         <w:numPr>
           <w:ilvl w:val="0"/>
-          <w:numId w:val="49"/>
+          <w:numId w:val="50"/>
         </w:numPr>
         <w:spacing w:after="80" w:line="270"/>
       </w:pPr>
@@ -46834,7 +47060,7 @@
         <w:pStyle w:val="ListParagraph"/>
         <w:numPr>
           <w:ilvl w:val="0"/>
-          <w:numId w:val="49"/>
+          <w:numId w:val="50"/>
         </w:numPr>
         <w:spacing w:after="80" w:line="270"/>
       </w:pPr>
@@ -46862,7 +47088,7 @@
         <w:pStyle w:val="ListParagraph"/>
         <w:numPr>
           <w:ilvl w:val="0"/>
-          <w:numId w:val="49"/>
+          <w:numId w:val="50"/>
         </w:numPr>
         <w:spacing w:after="80" w:line="270"/>
       </w:pPr>
@@ -46890,7 +47116,7 @@
         <w:pStyle w:val="ListParagraph"/>
         <w:numPr>
           <w:ilvl w:val="0"/>
-          <w:numId w:val="49"/>
+          <w:numId w:val="50"/>
         </w:numPr>
         <w:spacing w:after="80" w:line="270"/>
       </w:pPr>
@@ -47509,6 +47735,12 @@
       <w:startOverride w:val="1"/>
     </w:lvlOverride>
   </w:num>
+  <w:num w:numId="50">
+    <w:abstractNumId w:val="3"/>
+    <w:lvlOverride w:ilvl="0">
+      <w:startOverride w:val="1"/>
+    </w:lvlOverride>
+  </w:num>
 </w:numbering>
 </file>
 

--- a/docs/treinamento/Manual-de-Treinamento-riSZon.docx
+++ b/docs/treinamento/Manual-de-Treinamento-riSZon.docx
@@ -41988,6 +41988,83 @@
           <w:szCs w:val="21"/>
         </w:rPr>
         <w:t xml:space="preserve"> um relato do treino se faz no treino: a tela do sistema real mostra o link para abri-lo lá.</w:t>
+      </w:r>
+    </w:p>
+    <w:p>
+      <w:pPr>
+        <w:spacing w:after="140" w:line="280"/>
+      </w:pPr>
+      <w:r>
+        <w:rPr>
+          <w:b/>
+          <w:bCs/>
+          <w:color w:val="23293D"/>
+          <w:sz w:val="21"/>
+          <w:szCs w:val="21"/>
+        </w:rPr>
+        <w:t xml:space="preserve">O painel de indicadores conta os dois.</w:t>
+      </w:r>
+      <w:r>
+        <w:rPr>
+          <w:color w:val="23293D"/>
+          <w:sz w:val="21"/>
+          <w:szCs w:val="21"/>
+        </w:rPr>
+        <w:t xml:space="preserve"> Em Problemas → </w:t>
+      </w:r>
+      <w:r>
+        <w:rPr>
+          <w:b/>
+          <w:bCs/>
+          <w:color w:val="23293D"/>
+          <w:sz w:val="21"/>
+          <w:szCs w:val="21"/>
+        </w:rPr>
+        <w:t xml:space="preserve">Painel de indicadores</w:t>
+      </w:r>
+      <w:r>
+        <w:rPr>
+          <w:color w:val="23293D"/>
+          <w:sz w:val="21"/>
+          <w:szCs w:val="21"/>
+        </w:rPr>
+        <w:t xml:space="preserve">, os números somam o sistema e o treino, com botões para ver </w:t>
+      </w:r>
+      <w:r>
+        <w:rPr>
+          <w:b/>
+          <w:bCs/>
+          <w:color w:val="23293D"/>
+          <w:sz w:val="21"/>
+          <w:szCs w:val="21"/>
+        </w:rPr>
+        <w:t xml:space="preserve">só o sistema</w:t>
+      </w:r>
+      <w:r>
+        <w:rPr>
+          <w:color w:val="23293D"/>
+          <w:sz w:val="21"/>
+          <w:szCs w:val="21"/>
+        </w:rPr>
+        <w:t xml:space="preserve"> ou </w:t>
+      </w:r>
+      <w:r>
+        <w:rPr>
+          <w:b/>
+          <w:bCs/>
+          <w:color w:val="23293D"/>
+          <w:sz w:val="21"/>
+          <w:szCs w:val="21"/>
+        </w:rPr>
+        <w:t xml:space="preserve">só o treino</w:t>
+      </w:r>
+      <w:r>
+        <w:rPr>
+          <w:color w:val="23293D"/>
+          <w:sz w:val="21"/>
+          <w:szCs w:val="21"/>
+        </w:rPr>
+        <w:t xml:space="preserve">. As regras não mudaram: o período conta pela data em que o relato foi registrado, "aproveitado" é o que foi resolvido, e os relatos do próprio Admin Master ficam fora dos rankings.</w:t>
       </w:r>
     </w:p>
     <w:tbl>

--- a/docs/treinamento/Manual-de-Treinamento-riSZon.docx
+++ b/docs/treinamento/Manual-de-Treinamento-riSZon.docx
@@ -41827,6 +41827,29 @@
           <w:szCs w:val="21"/>
         </w:rPr>
         <w:t xml:space="preserve"> Se você relatou e foi respondido, a boia mostra um número até você abrir aquele relato. Se você é Admin Master, ela mostra quantos relatos ainda dependem de você.</w:t>
+      </w:r>
+    </w:p>
+    <w:p>
+      <w:pPr>
+        <w:spacing w:after="140" w:line="280"/>
+      </w:pPr>
+      <w:r>
+        <w:rPr>
+          <w:b/>
+          <w:bCs/>
+          <w:color w:val="23293D"/>
+          <w:sz w:val="21"/>
+          <w:szCs w:val="21"/>
+        </w:rPr>
+        <w:t xml:space="preserve">Quem ainda está só no Início também relata.</w:t>
+      </w:r>
+      <w:r>
+        <w:rPr>
+          <w:color w:val="23293D"/>
+          <w:sz w:val="21"/>
+          <w:szCs w:val="21"/>
+        </w:rPr>
+        <w:t xml:space="preserve"> Mesmo sem o sistema real liberado, a boia aparece na barra de cima e a tela de Problemas abre: a pessoa relata, acompanha a resposta e vê as próprias solicitações. A unidade do relato é a do cadastro dela.</w:t>
       </w:r>
     </w:p>
     <w:p>

--- a/docs/treinamento/Manual-de-Treinamento-riSZon.docx
+++ b/docs/treinamento/Manual-de-Treinamento-riSZon.docx
@@ -8658,25 +8658,25 @@
           <w:sz w:val="21"/>
           <w:szCs w:val="21"/>
         </w:rPr>
-        <w:t xml:space="preserve"> No </w:t>
-      </w:r>
-      <w:r>
-        <w:rPr>
-          <w:b/>
-          <w:bCs/>
-          <w:color w:val="23293D"/>
-          <w:sz w:val="21"/>
-          <w:szCs w:val="21"/>
-        </w:rPr>
-        <w:t xml:space="preserve">primeiro login</w:t>
-      </w:r>
-      <w:r>
-        <w:rPr>
-          <w:color w:val="23293D"/>
-          <w:sz w:val="21"/>
-          <w:szCs w:val="21"/>
-        </w:rPr>
-        <w:t xml:space="preserve"> no riSZon aparece uma janela de boas-vindas: o que é o sistema, o próximo passo (para quem ainda está só no Início, é o </w:t>
+        <w:t xml:space="preserve"> Nos </w:t>
+      </w:r>
+      <w:r>
+        <w:rPr>
+          <w:b/>
+          <w:bCs/>
+          <w:color w:val="23293D"/>
+          <w:sz w:val="21"/>
+          <w:szCs w:val="21"/>
+        </w:rPr>
+        <w:t xml:space="preserve">3 primeiros acessos</w:t>
+      </w:r>
+      <w:r>
+        <w:rPr>
+          <w:color w:val="23293D"/>
+          <w:sz w:val="21"/>
+          <w:szCs w:val="21"/>
+        </w:rPr>
+        <w:t xml:space="preserve"> ao riSZon (uma vez por dia) aparece uma janela de boas-vindas: o que é o sistema, o próximo passo (para quem ainda está só no Início, é o </w:t>
       </w:r>
       <w:r>
         <w:rPr>
@@ -8694,25 +8694,108 @@
           <w:sz w:val="21"/>
           <w:szCs w:val="21"/>
         </w:rPr>
-        <w:t xml:space="preserve">), onde trocar a senha e onde está o Manual. Ela aparece </w:t>
-      </w:r>
-      <w:r>
-        <w:rPr>
-          <w:b/>
-          <w:bCs/>
-          <w:color w:val="23293D"/>
-          <w:sz w:val="21"/>
-          <w:szCs w:val="21"/>
-        </w:rPr>
-        <w:t xml:space="preserve">uma vez só</w:t>
-      </w:r>
-      <w:r>
-        <w:rPr>
-          <w:color w:val="23293D"/>
-          <w:sz w:val="21"/>
-          <w:szCs w:val="21"/>
-        </w:rPr>
-        <w:t xml:space="preserve"> — fechou, não volta.</w:t>
+        <w:t xml:space="preserve">), onde trocar a senha e onde está o Manual. Depois do terceiro, ela não volta.</w:t>
+      </w:r>
+    </w:p>
+    <w:tbl>
+      <w:tblPr>
+        <w:tblW w:type="dxa" w:w="9638"/>
+        <w:tblBorders>
+          <w:top w:val="single" w:color="F5F3EC" w:sz="2"/>
+          <w:left w:val="single" w:color="B98B2E" w:sz="18"/>
+          <w:bottom w:val="single" w:color="F5F3EC" w:sz="2"/>
+          <w:right w:val="single" w:color="F5F3EC" w:sz="2"/>
+          <w:insideH w:val="none" w:color="auto" w:sz="0"/>
+          <w:insideV w:val="none" w:color="auto" w:sz="0"/>
+        </w:tblBorders>
+      </w:tblPr>
+      <w:tblGrid>
+        <w:gridCol w:w="9638"/>
+      </w:tblGrid>
+      <w:tr>
+        <w:tc>
+          <w:tcPr>
+            <w:tcW w:type="dxa" w:w="9638"/>
+            <w:shd w:fill="F5F3EC" w:color="auto" w:val="clear"/>
+            <w:tcMar>
+              <w:top w:type="dxa" w:w="160"/>
+              <w:left w:type="dxa" w:w="220"/>
+              <w:bottom w:type="dxa" w:w="160"/>
+              <w:right w:type="dxa" w:w="200"/>
+            </w:tcMar>
+          </w:tcPr>
+          <w:p>
+            <w:pPr>
+              <w:spacing w:after="140" w:line="280"/>
+            </w:pPr>
+            <w:r>
+              <w:rPr>
+                <w:b/>
+                <w:bCs/>
+                <w:color w:val="23293D"/>
+                <w:sz w:val="21"/>
+                <w:szCs w:val="21"/>
+              </w:rPr>
+              <w:t xml:space="preserve">Para o Admin Master:</w:t>
+            </w:r>
+            <w:r>
+              <w:rPr>
+                <w:color w:val="23293D"/>
+                <w:sz w:val="21"/>
+                <w:szCs w:val="21"/>
+              </w:rPr>
+              <w:t xml:space="preserve"> o texto exato dessas mensagens fica em </w:t>
+            </w:r>
+            <w:r>
+              <w:rPr>
+                <w:b/>
+                <w:bCs/>
+                <w:color w:val="23293D"/>
+                <w:sz w:val="21"/>
+                <w:szCs w:val="21"/>
+              </w:rPr>
+              <w:t xml:space="preserve">Administração → Orientações</w:t>
+            </w:r>
+            <w:r>
+              <w:rPr>
+                <w:color w:val="23293D"/>
+                <w:sz w:val="21"/>
+                <w:szCs w:val="21"/>
+              </w:rPr>
+              <w:t xml:space="preserve">, no bloco </w:t>
+            </w:r>
+            <w:r>
+              <w:rPr>
+                <w:i/>
+                <w:iCs/>
+                <w:color w:val="23293D"/>
+                <w:sz w:val="21"/>
+                <w:szCs w:val="21"/>
+              </w:rPr>
+              <w:t xml:space="preserve">O que o sistema já diz sozinho</w:t>
+            </w:r>
+            <w:r>
+              <w:rPr>
+                <w:color w:val="23293D"/>
+                <w:sz w:val="21"/>
+                <w:szCs w:val="21"/>
+              </w:rPr>
+              <w:t xml:space="preserve"> — junto com o guia do treino. É só consulta, para você saber o que a equipe está recebendo sem precisar lembrar de cabeça.</w:t>
+            </w:r>
+          </w:p>
+        </w:tc>
+      </w:tr>
+    </w:tbl>
+    <w:p>
+      <w:pPr>
+        <w:spacing w:after="140" w:line="120"/>
+      </w:pPr>
+      <w:r>
+        <w:rPr>
+          <w:sz w:val="2"/>
+          <w:szCs w:val="2"/>
+        </w:rPr>
+        <w:t xml:space="preserve"/>
       </w:r>
     </w:p>
     <w:p>

--- a/docs/treinamento/Manual-de-Treinamento-riSZon.docx
+++ b/docs/treinamento/Manual-de-Treinamento-riSZon.docx
@@ -180,7 +180,7 @@
           <w:sz w:val="20"/>
           <w:szCs w:val="20"/>
         </w:rPr>
-        <w:t xml:space="preserve">20 de setembro de 2026</w:t>
+        <w:t xml:space="preserve">21 de setembro de 2026</w:t>
       </w:r>
     </w:p>
     <w:p>
@@ -7810,6 +7810,89 @@
           <w:szCs w:val="21"/>
         </w:rPr>
         <w:t xml:space="preserve"> em vez de oferecer um login — e não existe outro caminho para criar acesso sem a ficha completa.</w:t>
+      </w:r>
+    </w:p>
+    <w:tbl>
+      <w:tblPr>
+        <w:tblW w:type="dxa" w:w="9638"/>
+        <w:tblBorders>
+          <w:top w:val="single" w:color="F5F3EC" w:sz="2"/>
+          <w:left w:val="single" w:color="B98B2E" w:sz="18"/>
+          <w:bottom w:val="single" w:color="F5F3EC" w:sz="2"/>
+          <w:right w:val="single" w:color="F5F3EC" w:sz="2"/>
+          <w:insideH w:val="none" w:color="auto" w:sz="0"/>
+          <w:insideV w:val="none" w:color="auto" w:sz="0"/>
+        </w:tblBorders>
+      </w:tblPr>
+      <w:tblGrid>
+        <w:gridCol w:w="9638"/>
+      </w:tblGrid>
+      <w:tr>
+        <w:tc>
+          <w:tcPr>
+            <w:tcW w:type="dxa" w:w="9638"/>
+            <w:shd w:fill="F5F3EC" w:color="auto" w:val="clear"/>
+            <w:tcMar>
+              <w:top w:type="dxa" w:w="160"/>
+              <w:left w:type="dxa" w:w="220"/>
+              <w:bottom w:type="dxa" w:w="160"/>
+              <w:right w:type="dxa" w:w="200"/>
+            </w:tcMar>
+          </w:tcPr>
+          <w:p>
+            <w:pPr>
+              <w:spacing w:after="140" w:line="280"/>
+            </w:pPr>
+            <w:r>
+              <w:rPr>
+                <w:b/>
+                <w:bCs/>
+                <w:color w:val="23293D"/>
+                <w:sz w:val="21"/>
+                <w:szCs w:val="21"/>
+              </w:rPr>
+              <w:t xml:space="preserve">Antes de cadastrar, peça os dados à pessoa.</w:t>
+            </w:r>
+            <w:r>
+              <w:rPr>
+                <w:color w:val="23293D"/>
+                <w:sz w:val="21"/>
+                <w:szCs w:val="21"/>
+              </w:rPr>
+              <w:t xml:space="preserve"> O texto pronto (WhatsApp e e-mail) está em </w:t>
+            </w:r>
+            <w:r>
+              <w:rPr>
+                <w:rFonts w:ascii="Consolas" w:cs="Consolas" w:eastAsia="Consolas" w:hAnsi="Consolas"/>
+                <w:color w:val="1F3253"/>
+                <w:sz w:val="19"/>
+                <w:szCs w:val="19"/>
+                <w:shd w:fill="EFEDE6" w:color="auto" w:val="clear"/>
+              </w:rPr>
+              <w:t xml:space="preserve">docs/treinamento/mensagem-cadastro-risartano.md</w:t>
+            </w:r>
+            <w:r>
+              <w:rPr>
+                <w:color w:val="23293D"/>
+                <w:sz w:val="21"/>
+                <w:szCs w:val="21"/>
+              </w:rPr>
+              <w:t xml:space="preserve">, com a lista exata do que o formulário exige.</w:t>
+            </w:r>
+          </w:p>
+        </w:tc>
+      </w:tr>
+    </w:tbl>
+    <w:p>
+      <w:pPr>
+        <w:spacing w:after="140" w:line="120"/>
+      </w:pPr>
+      <w:r>
+        <w:rPr>
+          <w:sz w:val="2"/>
+          <w:szCs w:val="2"/>
+        </w:rPr>
+        <w:t xml:space="preserve"/>
       </w:r>
     </w:p>
     <w:p>

--- a/docs/treinamento/Manual-de-Treinamento-riSZon.docx
+++ b/docs/treinamento/Manual-de-Treinamento-riSZon.docx
@@ -7990,6 +7990,377 @@
         <w:t xml:space="preserve">.</w:t>
       </w:r>
     </w:p>
+    <w:p>
+      <w:pPr>
+        <w:spacing w:after="140" w:line="280"/>
+      </w:pPr>
+      <w:r>
+        <w:rPr>
+          <w:b/>
+          <w:bCs/>
+          <w:color w:val="23293D"/>
+          <w:sz w:val="21"/>
+          <w:szCs w:val="21"/>
+        </w:rPr>
+        <w:t xml:space="preserve">Enviar os dados de acesso.</w:t>
+      </w:r>
+      <w:r>
+        <w:rPr>
+          <w:color w:val="23293D"/>
+          <w:sz w:val="21"/>
+          <w:szCs w:val="21"/>
+        </w:rPr>
+        <w:t xml:space="preserve"> Depois de criar o acesso (ou redefinir a senha), a aba </w:t>
+      </w:r>
+      <w:r>
+        <w:rPr>
+          <w:b/>
+          <w:bCs/>
+          <w:color w:val="23293D"/>
+          <w:sz w:val="21"/>
+          <w:szCs w:val="21"/>
+        </w:rPr>
+        <w:t xml:space="preserve">Acesso</w:t>
+      </w:r>
+      <w:r>
+        <w:rPr>
+          <w:color w:val="23293D"/>
+          <w:sz w:val="21"/>
+          <w:szCs w:val="21"/>
+        </w:rPr>
+        <w:t xml:space="preserve"> mostra uma </w:t>
+      </w:r>
+      <w:r>
+        <w:rPr>
+          <w:b/>
+          <w:bCs/>
+          <w:color w:val="23293D"/>
+          <w:sz w:val="21"/>
+          <w:szCs w:val="21"/>
+        </w:rPr>
+        <w:t xml:space="preserve">mensagem pronta</w:t>
+      </w:r>
+      <w:r>
+        <w:rPr>
+          <w:color w:val="23293D"/>
+          <w:sz w:val="21"/>
+          <w:szCs w:val="21"/>
+        </w:rPr>
+        <w:t xml:space="preserve"> com:</w:t>
+      </w:r>
+    </w:p>
+    <w:p>
+      <w:pPr>
+        <w:pStyle w:val="ListParagraph"/>
+        <w:numPr>
+          <w:ilvl w:val="0"/>
+          <w:numId w:val="7"/>
+        </w:numPr>
+        <w:spacing w:after="80" w:line="270"/>
+      </w:pPr>
+      <w:r>
+        <w:rPr>
+          <w:color w:val="23293D"/>
+          <w:sz w:val="21"/>
+          <w:szCs w:val="21"/>
+        </w:rPr>
+        <w:t xml:space="preserve">o </w:t>
+      </w:r>
+      <w:r>
+        <w:rPr>
+          <w:b/>
+          <w:bCs/>
+          <w:color w:val="23293D"/>
+          <w:sz w:val="21"/>
+          <w:szCs w:val="21"/>
+        </w:rPr>
+        <w:t xml:space="preserve">endereço</w:t>
+      </w:r>
+      <w:r>
+        <w:rPr>
+          <w:color w:val="23293D"/>
+          <w:sz w:val="21"/>
+          <w:szCs w:val="21"/>
+        </w:rPr>
+        <w:t xml:space="preserve"> do sistema (ou do treino, para quem ainda não foi liberado no real);</w:t>
+      </w:r>
+    </w:p>
+    <w:p>
+      <w:pPr>
+        <w:pStyle w:val="ListParagraph"/>
+        <w:numPr>
+          <w:ilvl w:val="0"/>
+          <w:numId w:val="7"/>
+        </w:numPr>
+        <w:spacing w:after="80" w:line="270"/>
+      </w:pPr>
+      <w:r>
+        <w:rPr>
+          <w:color w:val="23293D"/>
+          <w:sz w:val="21"/>
+          <w:szCs w:val="21"/>
+        </w:rPr>
+        <w:t xml:space="preserve">o </w:t>
+      </w:r>
+      <w:r>
+        <w:rPr>
+          <w:b/>
+          <w:bCs/>
+          <w:color w:val="23293D"/>
+          <w:sz w:val="21"/>
+          <w:szCs w:val="21"/>
+        </w:rPr>
+        <w:t xml:space="preserve">login</w:t>
+      </w:r>
+      <w:r>
+        <w:rPr>
+          <w:color w:val="23293D"/>
+          <w:sz w:val="21"/>
+          <w:szCs w:val="21"/>
+        </w:rPr>
+        <w:t xml:space="preserve"> (o e-mail) e a </w:t>
+      </w:r>
+      <w:r>
+        <w:rPr>
+          <w:b/>
+          <w:bCs/>
+          <w:color w:val="23293D"/>
+          <w:sz w:val="21"/>
+          <w:szCs w:val="21"/>
+        </w:rPr>
+        <w:t xml:space="preserve">senha provisória</w:t>
+      </w:r>
+      <w:r>
+        <w:rPr>
+          <w:color w:val="23293D"/>
+          <w:sz w:val="21"/>
+          <w:szCs w:val="21"/>
+        </w:rPr>
+        <w:t xml:space="preserve">;</w:t>
+      </w:r>
+    </w:p>
+    <w:p>
+      <w:pPr>
+        <w:pStyle w:val="ListParagraph"/>
+        <w:numPr>
+          <w:ilvl w:val="0"/>
+          <w:numId w:val="7"/>
+        </w:numPr>
+        <w:spacing w:after="80" w:line="270"/>
+      </w:pPr>
+      <w:r>
+        <w:rPr>
+          <w:b/>
+          <w:bCs/>
+          <w:color w:val="23293D"/>
+          <w:sz w:val="21"/>
+          <w:szCs w:val="21"/>
+        </w:rPr>
+        <w:t xml:space="preserve">todas as unidades</w:t>
+      </w:r>
+      <w:r>
+        <w:rPr>
+          <w:color w:val="23293D"/>
+          <w:sz w:val="21"/>
+          <w:szCs w:val="21"/>
+        </w:rPr>
+        <w:t xml:space="preserve"> da pessoa, com a </w:t>
+      </w:r>
+      <w:r>
+        <w:rPr>
+          <w:b/>
+          <w:bCs/>
+          <w:color w:val="23293D"/>
+          <w:sz w:val="21"/>
+          <w:szCs w:val="21"/>
+        </w:rPr>
+        <w:t xml:space="preserve">função em cada uma</w:t>
+      </w:r>
+      <w:r>
+        <w:rPr>
+          <w:color w:val="23293D"/>
+          <w:sz w:val="21"/>
+          <w:szCs w:val="21"/>
+        </w:rPr>
+        <w:t xml:space="preserve">;</w:t>
+      </w:r>
+    </w:p>
+    <w:p>
+      <w:pPr>
+        <w:pStyle w:val="ListParagraph"/>
+        <w:numPr>
+          <w:ilvl w:val="0"/>
+          <w:numId w:val="7"/>
+        </w:numPr>
+        <w:spacing w:after="80" w:line="270"/>
+      </w:pPr>
+      <w:r>
+        <w:rPr>
+          <w:color w:val="23293D"/>
+          <w:sz w:val="21"/>
+          <w:szCs w:val="21"/>
+        </w:rPr>
+        <w:t xml:space="preserve">o que ela deve fazer no primeiro acesso (trocar a senha no Perfil).</w:t>
+      </w:r>
+    </w:p>
+    <w:p>
+      <w:pPr>
+        <w:spacing w:after="140" w:line="280"/>
+      </w:pPr>
+      <w:r>
+        <w:rPr>
+          <w:color w:val="23293D"/>
+          <w:sz w:val="21"/>
+          <w:szCs w:val="21"/>
+        </w:rPr>
+        <w:t xml:space="preserve">Três botões: </w:t>
+      </w:r>
+      <w:r>
+        <w:rPr>
+          <w:b/>
+          <w:bCs/>
+          <w:color w:val="23293D"/>
+          <w:sz w:val="21"/>
+          <w:szCs w:val="21"/>
+        </w:rPr>
+        <w:t xml:space="preserve">Copiar</w:t>
+      </w:r>
+      <w:r>
+        <w:rPr>
+          <w:color w:val="23293D"/>
+          <w:sz w:val="21"/>
+          <w:szCs w:val="21"/>
+        </w:rPr>
+        <w:t xml:space="preserve">, </w:t>
+      </w:r>
+      <w:r>
+        <w:rPr>
+          <w:b/>
+          <w:bCs/>
+          <w:color w:val="23293D"/>
+          <w:sz w:val="21"/>
+          <w:szCs w:val="21"/>
+        </w:rPr>
+        <w:t xml:space="preserve">WhatsApp</w:t>
+      </w:r>
+      <w:r>
+        <w:rPr>
+          <w:color w:val="23293D"/>
+          <w:sz w:val="21"/>
+          <w:szCs w:val="21"/>
+        </w:rPr>
+        <w:t xml:space="preserve"> (abre a conversa com o número do cadastro) e </w:t>
+      </w:r>
+      <w:r>
+        <w:rPr>
+          <w:b/>
+          <w:bCs/>
+          <w:color w:val="23293D"/>
+          <w:sz w:val="21"/>
+          <w:szCs w:val="21"/>
+        </w:rPr>
+        <w:t xml:space="preserve">E-mail</w:t>
+      </w:r>
+      <w:r>
+        <w:rPr>
+          <w:color w:val="23293D"/>
+          <w:sz w:val="21"/>
+          <w:szCs w:val="21"/>
+        </w:rPr>
+        <w:t xml:space="preserve"> (abre o programa de e-mail já preenchido).</w:t>
+      </w:r>
+    </w:p>
+    <w:tbl>
+      <w:tblPr>
+        <w:tblW w:type="dxa" w:w="9638"/>
+        <w:tblBorders>
+          <w:top w:val="single" w:color="F5F3EC" w:sz="2"/>
+          <w:left w:val="single" w:color="B98B2E" w:sz="18"/>
+          <w:bottom w:val="single" w:color="F5F3EC" w:sz="2"/>
+          <w:right w:val="single" w:color="F5F3EC" w:sz="2"/>
+          <w:insideH w:val="none" w:color="auto" w:sz="0"/>
+          <w:insideV w:val="none" w:color="auto" w:sz="0"/>
+        </w:tblBorders>
+      </w:tblPr>
+      <w:tblGrid>
+        <w:gridCol w:w="9638"/>
+      </w:tblGrid>
+      <w:tr>
+        <w:tc>
+          <w:tcPr>
+            <w:tcW w:type="dxa" w:w="9638"/>
+            <w:shd w:fill="F5F3EC" w:color="auto" w:val="clear"/>
+            <w:tcMar>
+              <w:top w:type="dxa" w:w="160"/>
+              <w:left w:type="dxa" w:w="220"/>
+              <w:bottom w:type="dxa" w:w="160"/>
+              <w:right w:type="dxa" w:w="200"/>
+            </w:tcMar>
+          </w:tcPr>
+          <w:p>
+            <w:pPr>
+              <w:spacing w:after="140" w:line="280"/>
+            </w:pPr>
+            <w:r>
+              <w:rPr>
+                <w:color w:val="23293D"/>
+                <w:sz w:val="21"/>
+                <w:szCs w:val="21"/>
+              </w:rPr>
+              <w:t xml:space="preserve">⚠️ </w:t>
+            </w:r>
+            <w:r>
+              <w:rPr>
+                <w:b/>
+                <w:bCs/>
+                <w:color w:val="23293D"/>
+                <w:sz w:val="21"/>
+                <w:szCs w:val="21"/>
+              </w:rPr>
+              <w:t xml:space="preserve">A senha provisória só existe naquele instante</w:t>
+            </w:r>
+            <w:r>
+              <w:rPr>
+                <w:color w:val="23293D"/>
+                <w:sz w:val="21"/>
+                <w:szCs w:val="21"/>
+              </w:rPr>
+              <w:t xml:space="preserve"> — o sistema guarda apenas uma versão embaralhada dela. Se a mensagem aparecer sem senha, é porque ela não foi criada agora: use </w:t>
+            </w:r>
+            <w:r>
+              <w:rPr>
+                <w:b/>
+                <w:bCs/>
+                <w:color w:val="23293D"/>
+                <w:sz w:val="21"/>
+                <w:szCs w:val="21"/>
+              </w:rPr>
+              <w:t xml:space="preserve">Redefinir senha</w:t>
+            </w:r>
+            <w:r>
+              <w:rPr>
+                <w:color w:val="23293D"/>
+                <w:sz w:val="21"/>
+                <w:szCs w:val="21"/>
+              </w:rPr>
+              <w:t xml:space="preserve"> para gerar outra. E mande a senha por um canal separado do resto da mensagem, nunca num grupo.</w:t>
+            </w:r>
+          </w:p>
+        </w:tc>
+      </w:tr>
+    </w:tbl>
+    <w:p>
+      <w:pPr>
+        <w:spacing w:after="140" w:line="120"/>
+      </w:pPr>
+      <w:r>
+        <w:rPr>
+          <w:sz w:val="2"/>
+          <w:szCs w:val="2"/>
+        </w:rPr>
+        <w:t xml:space="preserve"/>
+      </w:r>
+    </w:p>
     <w:tbl>
       <w:tblPr>
         <w:tblW w:type="dxa" w:w="9638"/>
@@ -8901,7 +9272,7 @@
         <w:pStyle w:val="ListParagraph"/>
         <w:numPr>
           <w:ilvl w:val="0"/>
-          <w:numId w:val="7"/>
+          <w:numId w:val="8"/>
         </w:numPr>
         <w:spacing w:after="80" w:line="270"/>
       </w:pPr>
@@ -9009,7 +9380,7 @@
         <w:pStyle w:val="ListParagraph"/>
         <w:numPr>
           <w:ilvl w:val="0"/>
-          <w:numId w:val="7"/>
+          <w:numId w:val="8"/>
         </w:numPr>
         <w:spacing w:after="80" w:line="270"/>
       </w:pPr>
@@ -9045,7 +9416,7 @@
         <w:pStyle w:val="ListParagraph"/>
         <w:numPr>
           <w:ilvl w:val="0"/>
-          <w:numId w:val="7"/>
+          <w:numId w:val="8"/>
         </w:numPr>
         <w:spacing w:after="80" w:line="270"/>
       </w:pPr>
@@ -9249,7 +9620,7 @@
         <w:pStyle w:val="ListParagraph"/>
         <w:numPr>
           <w:ilvl w:val="0"/>
-          <w:numId w:val="8"/>
+          <w:numId w:val="9"/>
         </w:numPr>
         <w:spacing w:after="80" w:line="270"/>
       </w:pPr>
@@ -9277,7 +9648,7 @@
         <w:pStyle w:val="ListParagraph"/>
         <w:numPr>
           <w:ilvl w:val="0"/>
-          <w:numId w:val="8"/>
+          <w:numId w:val="9"/>
         </w:numPr>
         <w:spacing w:after="80" w:line="270"/>
       </w:pPr>
@@ -9359,7 +9730,7 @@
         <w:pStyle w:val="ListParagraph"/>
         <w:numPr>
           <w:ilvl w:val="0"/>
-          <w:numId w:val="8"/>
+          <w:numId w:val="9"/>
         </w:numPr>
         <w:spacing w:after="80" w:line="270"/>
       </w:pPr>
@@ -9571,7 +9942,7 @@
         <w:pStyle w:val="ListParagraph"/>
         <w:numPr>
           <w:ilvl w:val="0"/>
-          <w:numId w:val="9"/>
+          <w:numId w:val="10"/>
         </w:numPr>
         <w:spacing w:after="80" w:line="270"/>
       </w:pPr>
@@ -9610,168 +9981,6 @@
           <w:szCs w:val="21"/>
         </w:rPr>
         <w:t xml:space="preserve">. Nada do que se faz no treino chega ao sistema real, a um paciente ou ao caixa de uma unidade.</w:t>
-      </w:r>
-    </w:p>
-    <w:p>
-      <w:pPr>
-        <w:pStyle w:val="ListParagraph"/>
-        <w:numPr>
-          <w:ilvl w:val="0"/>
-          <w:numId w:val="9"/>
-        </w:numPr>
-        <w:spacing w:after="80" w:line="270"/>
-      </w:pPr>
-      <w:r>
-        <w:rPr>
-          <w:b/>
-          <w:bCs/>
-          <w:color w:val="23293D"/>
-          <w:sz w:val="21"/>
-          <w:szCs w:val="21"/>
-        </w:rPr>
-        <w:t xml:space="preserve">Fique à vontade e teste os limites:</w:t>
-      </w:r>
-      <w:r>
-        <w:rPr>
-          <w:color w:val="23293D"/>
-          <w:sz w:val="21"/>
-          <w:szCs w:val="21"/>
-        </w:rPr>
-        <w:t xml:space="preserve"> cadastre pacientes inventados, agende, remarque, avalie, planeje, venda, dê baixa, cancele — e tente o caminho errado de propósito para ver o que o sistema responde.</w:t>
-      </w:r>
-    </w:p>
-    <w:p>
-      <w:pPr>
-        <w:pStyle w:val="ListParagraph"/>
-        <w:numPr>
-          <w:ilvl w:val="0"/>
-          <w:numId w:val="9"/>
-        </w:numPr>
-        <w:spacing w:after="80" w:line="270"/>
-      </w:pPr>
-      <w:r>
-        <w:rPr>
-          <w:b/>
-          <w:bCs/>
-          <w:color w:val="23293D"/>
-          <w:sz w:val="21"/>
-          <w:szCs w:val="21"/>
-        </w:rPr>
-        <w:t xml:space="preserve">O treino fica sempre disponível</w:t>
-      </w:r>
-      <w:r>
-        <w:rPr>
-          <w:color w:val="23293D"/>
-          <w:sz w:val="21"/>
-          <w:szCs w:val="21"/>
-        </w:rPr>
-        <w:t xml:space="preserve">, não só no treinamento inicial. Na dúvida, ou antes de fazer algo novo no real, faça primeiro no treino.</w:t>
-      </w:r>
-    </w:p>
-    <w:p>
-      <w:pPr>
-        <w:pStyle w:val="ListParagraph"/>
-        <w:numPr>
-          <w:ilvl w:val="0"/>
-          <w:numId w:val="9"/>
-        </w:numPr>
-        <w:spacing w:after="80" w:line="270"/>
-      </w:pPr>
-      <w:r>
-        <w:rPr>
-          <w:color w:val="23293D"/>
-          <w:sz w:val="21"/>
-          <w:szCs w:val="21"/>
-        </w:rPr>
-        <w:t xml:space="preserve">⚠️ </w:t>
-      </w:r>
-      <w:r>
-        <w:rPr>
-          <w:b/>
-          <w:bCs/>
-          <w:color w:val="23293D"/>
-          <w:sz w:val="21"/>
-          <w:szCs w:val="21"/>
-        </w:rPr>
-        <w:t xml:space="preserve">Nunca use dados de pacientes reais no treino</w:t>
-      </w:r>
-      <w:r>
-        <w:rPr>
-          <w:color w:val="23293D"/>
-          <w:sz w:val="21"/>
-          <w:szCs w:val="21"/>
-        </w:rPr>
-        <w:t xml:space="preserve"> (nome, CPF, telefone, fotos, exames): são dados de saúde protegidos pela LGPD. Invente tudo.</w:t>
-      </w:r>
-    </w:p>
-    <w:p>
-      <w:pPr>
-        <w:pStyle w:val="Heading3"/>
-      </w:pPr>
-      <w:r>
-        <w:rPr>
-          <w:color w:val="B98B2E"/>
-        </w:rPr>
-        <w:t xml:space="preserve">No treino, a equipe é cópia do sistema real</w:t>
-      </w:r>
-    </w:p>
-    <w:p>
-      <w:pPr>
-        <w:spacing w:after="140" w:line="280"/>
-      </w:pPr>
-      <w:r>
-        <w:rPr>
-          <w:b/>
-          <w:bCs/>
-          <w:color w:val="23293D"/>
-          <w:sz w:val="21"/>
-          <w:szCs w:val="21"/>
-        </w:rPr>
-        <w:t xml:space="preserve">Quem cadastra e altera Risartanos, logins, funções, ambientes e permissões é só o sistema real.</w:t>
-      </w:r>
-      <w:r>
-        <w:rPr>
-          <w:color w:val="23293D"/>
-          <w:sz w:val="21"/>
-          <w:szCs w:val="21"/>
-        </w:rPr>
-        <w:t xml:space="preserve"> O treino recebe uma </w:t>
-      </w:r>
-      <w:r>
-        <w:rPr>
-          <w:b/>
-          <w:bCs/>
-          <w:color w:val="23293D"/>
-          <w:sz w:val="21"/>
-          <w:szCs w:val="21"/>
-        </w:rPr>
-        <w:t xml:space="preserve">cópia</w:t>
-      </w:r>
-      <w:r>
-        <w:rPr>
-          <w:color w:val="23293D"/>
-          <w:sz w:val="21"/>
-          <w:szCs w:val="21"/>
-        </w:rPr>
-        <w:t xml:space="preserve"> de tudo, sozinho, a cada alteração — e lá dentro essas telas são </w:t>
-      </w:r>
-      <w:r>
-        <w:rPr>
-          <w:b/>
-          <w:bCs/>
-          <w:color w:val="23293D"/>
-          <w:sz w:val="21"/>
-          <w:szCs w:val="21"/>
-        </w:rPr>
-        <w:t xml:space="preserve">só para consulta</w:t>
-      </w:r>
-      <w:r>
-        <w:rPr>
-          <w:color w:val="23293D"/>
-          <w:sz w:val="21"/>
-          <w:szCs w:val="21"/>
-        </w:rPr>
-        <w:t xml:space="preserve">, para todo mundo, inclusive o Admin Master:</w:t>
       </w:r>
     </w:p>
     <w:p>
@@ -9791,33 +10000,15 @@
           <w:sz w:val="21"/>
           <w:szCs w:val="21"/>
         </w:rPr>
-        <w:t xml:space="preserve">Risartanos</w:t>
-      </w:r>
-      <w:r>
-        <w:rPr>
-          <w:color w:val="23293D"/>
-          <w:sz w:val="21"/>
-          <w:szCs w:val="21"/>
-        </w:rPr>
-        <w:t xml:space="preserve"> mostra a mesma equipe, com as mesmas fichas, fotos, unidades e acessos. Não há botão de novo cadastro, de editar nem de mexer no acesso. No alto aparece o aviso </w:t>
-      </w:r>
-      <w:r>
-        <w:rPr>
-          <w:b/>
-          <w:bCs/>
-          <w:color w:val="23293D"/>
-          <w:sz w:val="21"/>
-          <w:szCs w:val="21"/>
-        </w:rPr>
-        <w:t xml:space="preserve">Só consulta no treino</w:t>
-      </w:r>
-      <w:r>
-        <w:rPr>
-          <w:color w:val="23293D"/>
-          <w:sz w:val="21"/>
-          <w:szCs w:val="21"/>
-        </w:rPr>
-        <w:t xml:space="preserve">, com a hora da última cópia.</w:t>
+        <w:t xml:space="preserve">Fique à vontade e teste os limites:</w:t>
+      </w:r>
+      <w:r>
+        <w:rPr>
+          <w:color w:val="23293D"/>
+          <w:sz w:val="21"/>
+          <w:szCs w:val="21"/>
+        </w:rPr>
+        <w:t xml:space="preserve"> cadastre pacientes inventados, agende, remarque, avalie, planeje, venda, dê baixa, cancele — e tente o caminho errado de propósito para ver o que o sistema responde.</w:t>
       </w:r>
     </w:p>
     <w:p>
@@ -9837,15 +10028,15 @@
           <w:sz w:val="21"/>
           <w:szCs w:val="21"/>
         </w:rPr>
-        <w:t xml:space="preserve">Matriz de permissões</w:t>
-      </w:r>
-      <w:r>
-        <w:rPr>
-          <w:color w:val="23293D"/>
-          <w:sz w:val="21"/>
-          <w:szCs w:val="21"/>
-        </w:rPr>
-        <w:t xml:space="preserve"> mostra as mesmas permissões do sistema real, sem poder salvar. Cada função vê no treino exatamente o que veria no real.</w:t>
+        <w:t xml:space="preserve">O treino fica sempre disponível</w:t>
+      </w:r>
+      <w:r>
+        <w:rPr>
+          <w:color w:val="23293D"/>
+          <w:sz w:val="21"/>
+          <w:szCs w:val="21"/>
+        </w:rPr>
+        <w:t xml:space="preserve">, não só no treinamento inicial. Na dúvida, ou antes de fazer algo novo no real, faça primeiro no treino.</w:t>
       </w:r>
     </w:p>
     <w:p>
@@ -9863,43 +10054,95 @@
           <w:sz w:val="21"/>
           <w:szCs w:val="21"/>
         </w:rPr>
-        <w:t xml:space="preserve">Na aba </w:t>
-      </w:r>
-      <w:r>
-        <w:rPr>
-          <w:b/>
-          <w:bCs/>
-          <w:color w:val="23293D"/>
-          <w:sz w:val="21"/>
-          <w:szCs w:val="21"/>
-        </w:rPr>
-        <w:t xml:space="preserve">Acesso</w:t>
-      </w:r>
-      <w:r>
-        <w:rPr>
-          <w:color w:val="23293D"/>
-          <w:sz w:val="21"/>
-          <w:szCs w:val="21"/>
-        </w:rPr>
-        <w:t xml:space="preserve"> da ficha, os três ambientes aparecem </w:t>
-      </w:r>
-      <w:r>
-        <w:rPr>
-          <w:b/>
-          <w:bCs/>
-          <w:color w:val="23293D"/>
-          <w:sz w:val="21"/>
-          <w:szCs w:val="21"/>
-        </w:rPr>
-        <w:t xml:space="preserve">como estão no sistema real</w:t>
-      </w:r>
-      <w:r>
-        <w:rPr>
-          <w:color w:val="23293D"/>
-          <w:sz w:val="21"/>
-          <w:szCs w:val="21"/>
-        </w:rPr>
-        <w:t xml:space="preserve">.</w:t>
+        <w:t xml:space="preserve">⚠️ </w:t>
+      </w:r>
+      <w:r>
+        <w:rPr>
+          <w:b/>
+          <w:bCs/>
+          <w:color w:val="23293D"/>
+          <w:sz w:val="21"/>
+          <w:szCs w:val="21"/>
+        </w:rPr>
+        <w:t xml:space="preserve">Nunca use dados de pacientes reais no treino</w:t>
+      </w:r>
+      <w:r>
+        <w:rPr>
+          <w:color w:val="23293D"/>
+          <w:sz w:val="21"/>
+          <w:szCs w:val="21"/>
+        </w:rPr>
+        <w:t xml:space="preserve"> (nome, CPF, telefone, fotos, exames): são dados de saúde protegidos pela LGPD. Invente tudo.</w:t>
+      </w:r>
+    </w:p>
+    <w:p>
+      <w:pPr>
+        <w:pStyle w:val="Heading3"/>
+      </w:pPr>
+      <w:r>
+        <w:rPr>
+          <w:color w:val="B98B2E"/>
+        </w:rPr>
+        <w:t xml:space="preserve">No treino, a equipe é cópia do sistema real</w:t>
+      </w:r>
+    </w:p>
+    <w:p>
+      <w:pPr>
+        <w:spacing w:after="140" w:line="280"/>
+      </w:pPr>
+      <w:r>
+        <w:rPr>
+          <w:b/>
+          <w:bCs/>
+          <w:color w:val="23293D"/>
+          <w:sz w:val="21"/>
+          <w:szCs w:val="21"/>
+        </w:rPr>
+        <w:t xml:space="preserve">Quem cadastra e altera Risartanos, logins, funções, ambientes e permissões é só o sistema real.</w:t>
+      </w:r>
+      <w:r>
+        <w:rPr>
+          <w:color w:val="23293D"/>
+          <w:sz w:val="21"/>
+          <w:szCs w:val="21"/>
+        </w:rPr>
+        <w:t xml:space="preserve"> O treino recebe uma </w:t>
+      </w:r>
+      <w:r>
+        <w:rPr>
+          <w:b/>
+          <w:bCs/>
+          <w:color w:val="23293D"/>
+          <w:sz w:val="21"/>
+          <w:szCs w:val="21"/>
+        </w:rPr>
+        <w:t xml:space="preserve">cópia</w:t>
+      </w:r>
+      <w:r>
+        <w:rPr>
+          <w:color w:val="23293D"/>
+          <w:sz w:val="21"/>
+          <w:szCs w:val="21"/>
+        </w:rPr>
+        <w:t xml:space="preserve"> de tudo, sozinho, a cada alteração — e lá dentro essas telas são </w:t>
+      </w:r>
+      <w:r>
+        <w:rPr>
+          <w:b/>
+          <w:bCs/>
+          <w:color w:val="23293D"/>
+          <w:sz w:val="21"/>
+          <w:szCs w:val="21"/>
+        </w:rPr>
+        <w:t xml:space="preserve">só para consulta</w:t>
+      </w:r>
+      <w:r>
+        <w:rPr>
+          <w:color w:val="23293D"/>
+          <w:sz w:val="21"/>
+          <w:szCs w:val="21"/>
+        </w:rPr>
+        <w:t xml:space="preserve">, para todo mundo, inclusive o Admin Master:</w:t>
       </w:r>
     </w:p>
     <w:p>
@@ -9907,7 +10150,7 @@
         <w:pStyle w:val="ListParagraph"/>
         <w:numPr>
           <w:ilvl w:val="0"/>
-          <w:numId w:val="10"/>
+          <w:numId w:val="11"/>
         </w:numPr>
         <w:spacing w:after="80" w:line="270"/>
       </w:pPr>
@@ -9919,15 +10162,33 @@
           <w:sz w:val="21"/>
           <w:szCs w:val="21"/>
         </w:rPr>
-        <w:t xml:space="preserve">Exceção: o nível de carreira do dentista</w:t>
-      </w:r>
-      <w:r>
-        <w:rPr>
-          <w:color w:val="23293D"/>
-          <w:sz w:val="21"/>
-          <w:szCs w:val="21"/>
-        </w:rPr>
-        <w:t xml:space="preserve"> (Financeiro → Repasses) é do treino, como as tabelas de repasse: define-se lá mesmo, e a cópia não apaga o que foi definido.</w:t>
+        <w:t xml:space="preserve">Risartanos</w:t>
+      </w:r>
+      <w:r>
+        <w:rPr>
+          <w:color w:val="23293D"/>
+          <w:sz w:val="21"/>
+          <w:szCs w:val="21"/>
+        </w:rPr>
+        <w:t xml:space="preserve"> mostra a mesma equipe, com as mesmas fichas, fotos, unidades e acessos. Não há botão de novo cadastro, de editar nem de mexer no acesso. No alto aparece o aviso </w:t>
+      </w:r>
+      <w:r>
+        <w:rPr>
+          <w:b/>
+          <w:bCs/>
+          <w:color w:val="23293D"/>
+          <w:sz w:val="21"/>
+          <w:szCs w:val="21"/>
+        </w:rPr>
+        <w:t xml:space="preserve">Só consulta no treino</w:t>
+      </w:r>
+      <w:r>
+        <w:rPr>
+          <w:color w:val="23293D"/>
+          <w:sz w:val="21"/>
+          <w:szCs w:val="21"/>
+        </w:rPr>
+        <w:t xml:space="preserve">, com a hora da última cópia.</w:t>
       </w:r>
     </w:p>
     <w:p>
@@ -9935,53 +10196,27 @@
         <w:pStyle w:val="ListParagraph"/>
         <w:numPr>
           <w:ilvl w:val="0"/>
-          <w:numId w:val="10"/>
+          <w:numId w:val="11"/>
         </w:numPr>
         <w:spacing w:after="80" w:line="270"/>
       </w:pPr>
       <w:r>
         <w:rPr>
-          <w:color w:val="23293D"/>
-          <w:sz w:val="21"/>
-          <w:szCs w:val="21"/>
-        </w:rPr>
-        <w:t xml:space="preserve">Os </w:t>
-      </w:r>
-      <w:r>
-        <w:rPr>
-          <w:b/>
-          <w:bCs/>
-          <w:color w:val="23293D"/>
-          <w:sz w:val="21"/>
-          <w:szCs w:val="21"/>
-        </w:rPr>
-        <w:t xml:space="preserve">usuários de treino por função</w:t>
-      </w:r>
-      <w:r>
-        <w:rPr>
-          <w:color w:val="23293D"/>
-          <w:sz w:val="21"/>
-          <w:szCs w:val="21"/>
-        </w:rPr>
-        <w:t xml:space="preserve"> (a senha da recepção, a do gerente…) continuam entrando normalmente, mas </w:t>
-      </w:r>
-      <w:r>
-        <w:rPr>
-          <w:b/>
-          <w:bCs/>
-          <w:color w:val="23293D"/>
-          <w:sz w:val="21"/>
-          <w:szCs w:val="21"/>
-        </w:rPr>
-        <w:t xml:space="preserve">não aparecem</w:t>
-      </w:r>
-      <w:r>
-        <w:rPr>
-          <w:color w:val="23293D"/>
-          <w:sz w:val="21"/>
-          <w:szCs w:val="21"/>
-        </w:rPr>
-        <w:t xml:space="preserve"> na lista de Risartanos: eles não são pessoas da equipe.</w:t>
+          <w:b/>
+          <w:bCs/>
+          <w:color w:val="23293D"/>
+          <w:sz w:val="21"/>
+          <w:szCs w:val="21"/>
+        </w:rPr>
+        <w:t xml:space="preserve">Matriz de permissões</w:t>
+      </w:r>
+      <w:r>
+        <w:rPr>
+          <w:color w:val="23293D"/>
+          <w:sz w:val="21"/>
+          <w:szCs w:val="21"/>
+        </w:rPr>
+        <w:t xml:space="preserve"> mostra as mesmas permissões do sistema real, sem poder salvar. Cada função vê no treino exatamente o que veria no real.</w:t>
       </w:r>
     </w:p>
     <w:p>
@@ -9989,7 +10224,143 @@
         <w:pStyle w:val="ListParagraph"/>
         <w:numPr>
           <w:ilvl w:val="0"/>
-          <w:numId w:val="10"/>
+          <w:numId w:val="11"/>
+        </w:numPr>
+        <w:spacing w:after="80" w:line="270"/>
+      </w:pPr>
+      <w:r>
+        <w:rPr>
+          <w:color w:val="23293D"/>
+          <w:sz w:val="21"/>
+          <w:szCs w:val="21"/>
+        </w:rPr>
+        <w:t xml:space="preserve">Na aba </w:t>
+      </w:r>
+      <w:r>
+        <w:rPr>
+          <w:b/>
+          <w:bCs/>
+          <w:color w:val="23293D"/>
+          <w:sz w:val="21"/>
+          <w:szCs w:val="21"/>
+        </w:rPr>
+        <w:t xml:space="preserve">Acesso</w:t>
+      </w:r>
+      <w:r>
+        <w:rPr>
+          <w:color w:val="23293D"/>
+          <w:sz w:val="21"/>
+          <w:szCs w:val="21"/>
+        </w:rPr>
+        <w:t xml:space="preserve"> da ficha, os três ambientes aparecem </w:t>
+      </w:r>
+      <w:r>
+        <w:rPr>
+          <w:b/>
+          <w:bCs/>
+          <w:color w:val="23293D"/>
+          <w:sz w:val="21"/>
+          <w:szCs w:val="21"/>
+        </w:rPr>
+        <w:t xml:space="preserve">como estão no sistema real</w:t>
+      </w:r>
+      <w:r>
+        <w:rPr>
+          <w:color w:val="23293D"/>
+          <w:sz w:val="21"/>
+          <w:szCs w:val="21"/>
+        </w:rPr>
+        <w:t xml:space="preserve">.</w:t>
+      </w:r>
+    </w:p>
+    <w:p>
+      <w:pPr>
+        <w:pStyle w:val="ListParagraph"/>
+        <w:numPr>
+          <w:ilvl w:val="0"/>
+          <w:numId w:val="11"/>
+        </w:numPr>
+        <w:spacing w:after="80" w:line="270"/>
+      </w:pPr>
+      <w:r>
+        <w:rPr>
+          <w:b/>
+          <w:bCs/>
+          <w:color w:val="23293D"/>
+          <w:sz w:val="21"/>
+          <w:szCs w:val="21"/>
+        </w:rPr>
+        <w:t xml:space="preserve">Exceção: o nível de carreira do dentista</w:t>
+      </w:r>
+      <w:r>
+        <w:rPr>
+          <w:color w:val="23293D"/>
+          <w:sz w:val="21"/>
+          <w:szCs w:val="21"/>
+        </w:rPr>
+        <w:t xml:space="preserve"> (Financeiro → Repasses) é do treino, como as tabelas de repasse: define-se lá mesmo, e a cópia não apaga o que foi definido.</w:t>
+      </w:r>
+    </w:p>
+    <w:p>
+      <w:pPr>
+        <w:pStyle w:val="ListParagraph"/>
+        <w:numPr>
+          <w:ilvl w:val="0"/>
+          <w:numId w:val="11"/>
+        </w:numPr>
+        <w:spacing w:after="80" w:line="270"/>
+      </w:pPr>
+      <w:r>
+        <w:rPr>
+          <w:color w:val="23293D"/>
+          <w:sz w:val="21"/>
+          <w:szCs w:val="21"/>
+        </w:rPr>
+        <w:t xml:space="preserve">Os </w:t>
+      </w:r>
+      <w:r>
+        <w:rPr>
+          <w:b/>
+          <w:bCs/>
+          <w:color w:val="23293D"/>
+          <w:sz w:val="21"/>
+          <w:szCs w:val="21"/>
+        </w:rPr>
+        <w:t xml:space="preserve">usuários de treino por função</w:t>
+      </w:r>
+      <w:r>
+        <w:rPr>
+          <w:color w:val="23293D"/>
+          <w:sz w:val="21"/>
+          <w:szCs w:val="21"/>
+        </w:rPr>
+        <w:t xml:space="preserve"> (a senha da recepção, a do gerente…) continuam entrando normalmente, mas </w:t>
+      </w:r>
+      <w:r>
+        <w:rPr>
+          <w:b/>
+          <w:bCs/>
+          <w:color w:val="23293D"/>
+          <w:sz w:val="21"/>
+          <w:szCs w:val="21"/>
+        </w:rPr>
+        <w:t xml:space="preserve">não aparecem</w:t>
+      </w:r>
+      <w:r>
+        <w:rPr>
+          <w:color w:val="23293D"/>
+          <w:sz w:val="21"/>
+          <w:szCs w:val="21"/>
+        </w:rPr>
+        <w:t xml:space="preserve"> na lista de Risartanos: eles não são pessoas da equipe.</w:t>
+      </w:r>
+    </w:p>
+    <w:p>
+      <w:pPr>
+        <w:pStyle w:val="ListParagraph"/>
+        <w:numPr>
+          <w:ilvl w:val="0"/>
+          <w:numId w:val="11"/>
         </w:numPr>
         <w:spacing w:after="80" w:line="270"/>
       </w:pPr>
@@ -14375,7 +14746,7 @@
         <w:pStyle w:val="ListParagraph"/>
         <w:numPr>
           <w:ilvl w:val="0"/>
-          <w:numId w:val="11"/>
+          <w:numId w:val="12"/>
         </w:numPr>
         <w:spacing w:after="80" w:line="270"/>
       </w:pPr>
@@ -14439,7 +14810,7 @@
         <w:pStyle w:val="ListParagraph"/>
         <w:numPr>
           <w:ilvl w:val="0"/>
-          <w:numId w:val="11"/>
+          <w:numId w:val="12"/>
         </w:numPr>
         <w:spacing w:after="80" w:line="270"/>
       </w:pPr>
@@ -14503,7 +14874,7 @@
         <w:pStyle w:val="ListParagraph"/>
         <w:numPr>
           <w:ilvl w:val="0"/>
-          <w:numId w:val="11"/>
+          <w:numId w:val="12"/>
         </w:numPr>
         <w:spacing w:after="80" w:line="270"/>
       </w:pPr>
@@ -14549,7 +14920,7 @@
         <w:pStyle w:val="ListParagraph"/>
         <w:numPr>
           <w:ilvl w:val="0"/>
-          <w:numId w:val="11"/>
+          <w:numId w:val="12"/>
         </w:numPr>
         <w:spacing w:after="80" w:line="270"/>
       </w:pPr>
@@ -14577,7 +14948,7 @@
         <w:pStyle w:val="ListParagraph"/>
         <w:numPr>
           <w:ilvl w:val="0"/>
-          <w:numId w:val="11"/>
+          <w:numId w:val="12"/>
         </w:numPr>
         <w:spacing w:after="80" w:line="270"/>
       </w:pPr>
@@ -16345,7 +16716,7 @@
         <w:pStyle w:val="ListParagraph"/>
         <w:numPr>
           <w:ilvl w:val="0"/>
-          <w:numId w:val="12"/>
+          <w:numId w:val="13"/>
         </w:numPr>
         <w:spacing w:after="80" w:line="270"/>
       </w:pPr>
@@ -16366,219 +16737,6 @@
           <w:szCs w:val="21"/>
         </w:rPr>
         <w:t xml:space="preserve"> marca global no perfil, não um papel de clínica.</w:t>
-      </w:r>
-    </w:p>
-    <w:p>
-      <w:pPr>
-        <w:pStyle w:val="ListParagraph"/>
-        <w:numPr>
-          <w:ilvl w:val="0"/>
-          <w:numId w:val="12"/>
-        </w:numPr>
-        <w:spacing w:after="80" w:line="270"/>
-      </w:pPr>
-      <w:r>
-        <w:rPr>
-          <w:b/>
-          <w:bCs/>
-          <w:color w:val="23293D"/>
-          <w:sz w:val="21"/>
-          <w:szCs w:val="21"/>
-        </w:rPr>
-        <w:t xml:space="preserve">Usa quem:</w:t>
-      </w:r>
-      <w:r>
-        <w:rPr>
-          <w:color w:val="23293D"/>
-          <w:sz w:val="21"/>
-          <w:szCs w:val="21"/>
-        </w:rPr>
-        <w:t xml:space="preserve"> o responsável pelo sistema (hoje, o proprietário).</w:t>
-      </w:r>
-    </w:p>
-    <w:p>
-      <w:pPr>
-        <w:pStyle w:val="ListParagraph"/>
-        <w:numPr>
-          <w:ilvl w:val="0"/>
-          <w:numId w:val="12"/>
-        </w:numPr>
-        <w:spacing w:after="80" w:line="270"/>
-      </w:pPr>
-      <w:r>
-        <w:rPr>
-          <w:b/>
-          <w:bCs/>
-          <w:color w:val="23293D"/>
-          <w:sz w:val="21"/>
-          <w:szCs w:val="21"/>
-        </w:rPr>
-        <w:t xml:space="preserve">Vê:</w:t>
-      </w:r>
-      <w:r>
-        <w:rPr>
-          <w:color w:val="23293D"/>
-          <w:sz w:val="21"/>
-          <w:szCs w:val="21"/>
-        </w:rPr>
-        <w:t xml:space="preserve"> todos os itens do menu, incluindo o bloco </w:t>
-      </w:r>
-      <w:r>
-        <w:rPr>
-          <w:b/>
-          <w:bCs/>
-          <w:color w:val="23293D"/>
-          <w:sz w:val="21"/>
-          <w:szCs w:val="21"/>
-        </w:rPr>
-        <w:t xml:space="preserve">Administração</w:t>
-      </w:r>
-      <w:r>
-        <w:rPr>
-          <w:color w:val="23293D"/>
-          <w:sz w:val="21"/>
-          <w:szCs w:val="21"/>
-        </w:rPr>
-        <w:t xml:space="preserve"> — que é exclusivo dele (✅ </w:t>
-      </w:r>
-      <w:r>
-        <w:rPr>
-          <w:rFonts w:ascii="Consolas" w:cs="Consolas" w:eastAsia="Consolas" w:hAnsi="Consolas"/>
-          <w:color w:val="1F3253"/>
-          <w:sz w:val="19"/>
-          <w:szCs w:val="19"/>
-          <w:shd w:fill="EFEDE6" w:color="auto" w:val="clear"/>
-        </w:rPr>
-        <w:t xml:space="preserve">app-sidebar.tsx</w:t>
-      </w:r>
-      <w:r>
-        <w:rPr>
-          <w:color w:val="23293D"/>
-          <w:sz w:val="21"/>
-          <w:szCs w:val="21"/>
-        </w:rPr>
-        <w:t xml:space="preserve">: </w:t>
-      </w:r>
-      <w:r>
-        <w:rPr>
-          <w:rFonts w:ascii="Consolas" w:cs="Consolas" w:eastAsia="Consolas" w:hAnsi="Consolas"/>
-          <w:color w:val="1F3253"/>
-          <w:sz w:val="19"/>
-          <w:szCs w:val="19"/>
-          <w:shd w:fill="EFEDE6" w:color="auto" w:val="clear"/>
-        </w:rPr>
-        <w:t xml:space="preserve">{isAdminMaster &amp;&amp; (…)}</w:t>
-      </w:r>
-      <w:r>
-        <w:rPr>
-          <w:color w:val="23293D"/>
-          <w:sz w:val="21"/>
-          <w:szCs w:val="21"/>
-        </w:rPr>
-        <w:t xml:space="preserve">).</w:t>
-      </w:r>
-    </w:p>
-    <w:p>
-      <w:pPr>
-        <w:pStyle w:val="ListParagraph"/>
-        <w:numPr>
-          <w:ilvl w:val="0"/>
-          <w:numId w:val="12"/>
-        </w:numPr>
-        <w:spacing w:after="80" w:line="270"/>
-      </w:pPr>
-      <w:r>
-        <w:rPr>
-          <w:b/>
-          <w:bCs/>
-          <w:color w:val="23293D"/>
-          <w:sz w:val="21"/>
-          <w:szCs w:val="21"/>
-        </w:rPr>
-        <w:t xml:space="preserve">Pode:</w:t>
-      </w:r>
-      <w:r>
-        <w:rPr>
-          <w:color w:val="23293D"/>
-          <w:sz w:val="21"/>
-          <w:szCs w:val="21"/>
-        </w:rPr>
-        <w:t xml:space="preserve"> criar clínicas, criar usuários, redefinir senha, configurar prazos, regras comerciais, agenda, fichas de anamnese, modelos de documento e ver a auditoria.</w:t>
-      </w:r>
-    </w:p>
-    <w:p>
-      <w:pPr>
-        <w:pStyle w:val="ListParagraph"/>
-        <w:numPr>
-          <w:ilvl w:val="0"/>
-          <w:numId w:val="12"/>
-        </w:numPr>
-        <w:spacing w:after="80" w:line="270"/>
-      </w:pPr>
-      <w:r>
-        <w:rPr>
-          <w:b/>
-          <w:bCs/>
-          <w:color w:val="23293D"/>
-          <w:sz w:val="21"/>
-          <w:szCs w:val="21"/>
-        </w:rPr>
-        <w:t xml:space="preserve">Riscos:</w:t>
-      </w:r>
-      <w:r>
-        <w:rPr>
-          <w:color w:val="23293D"/>
-          <w:sz w:val="21"/>
-          <w:szCs w:val="21"/>
-        </w:rPr>
-        <w:t xml:space="preserve"> é o único que pode apagar configuração da rede inteira. Um engano aqui atinge todas as unidades.</w:t>
-      </w:r>
-    </w:p>
-    <w:p>
-      <w:pPr>
-        <w:pStyle w:val="ListParagraph"/>
-        <w:numPr>
-          <w:ilvl w:val="0"/>
-          <w:numId w:val="12"/>
-        </w:numPr>
-        <w:spacing w:after="80" w:line="270"/>
-      </w:pPr>
-      <w:r>
-        <w:rPr>
-          <w:b/>
-          <w:bCs/>
-          <w:color w:val="23293D"/>
-          <w:sz w:val="21"/>
-          <w:szCs w:val="21"/>
-        </w:rPr>
-        <w:t xml:space="preserve">Depende de:</w:t>
-      </w:r>
-      <w:r>
-        <w:rPr>
-          <w:color w:val="23293D"/>
-          <w:sz w:val="21"/>
-          <w:szCs w:val="21"/>
-        </w:rPr>
-        <w:t xml:space="preserve"> ninguém.</w:t>
-      </w:r>
-    </w:p>
-    <w:p>
-      <w:pPr>
-        <w:pStyle w:val="Heading3"/>
-      </w:pPr>
-      <w:r>
-        <w:rPr>
-          <w:color w:val="B98B2E"/>
-        </w:rPr>
-        <w:t xml:space="preserve">Recepcionista </w:t>
-      </w:r>
-      <w:r>
-        <w:rPr>
-          <w:i/>
-          <w:iCs/>
-          <w:color w:val="B98B2E"/>
-        </w:rPr>
-        <w:t xml:space="preserve">(unidade)</w:t>
       </w:r>
     </w:p>
     <w:p>
@@ -16598,15 +16756,15 @@
           <w:sz w:val="21"/>
           <w:szCs w:val="21"/>
         </w:rPr>
-        <w:t xml:space="preserve">Objetivo:</w:t>
-      </w:r>
-      <w:r>
-        <w:rPr>
-          <w:color w:val="23293D"/>
-          <w:sz w:val="21"/>
-          <w:szCs w:val="21"/>
-        </w:rPr>
-        <w:t xml:space="preserve"> porta de entrada e organização do dia.</w:t>
+        <w:t xml:space="preserve">Usa quem:</w:t>
+      </w:r>
+      <w:r>
+        <w:rPr>
+          <w:color w:val="23293D"/>
+          <w:sz w:val="21"/>
+          <w:szCs w:val="21"/>
+        </w:rPr>
+        <w:t xml:space="preserve"> o responsável pelo sistema (hoje, o proprietário).</w:t>
       </w:r>
     </w:p>
     <w:p>
@@ -16626,15 +16784,69 @@
           <w:sz w:val="21"/>
           <w:szCs w:val="21"/>
         </w:rPr>
-        <w:t xml:space="preserve">Pode:</w:t>
-      </w:r>
-      <w:r>
-        <w:rPr>
-          <w:color w:val="23293D"/>
-          <w:sz w:val="21"/>
-          <w:szCs w:val="21"/>
-        </w:rPr>
-        <w:t xml:space="preserve"> cadastrar paciente, agendar, registrar chegada, chamar, solicitar anamnese, receber o aviso de fechamento para agendar o início do tratamento.</w:t>
+        <w:t xml:space="preserve">Vê:</w:t>
+      </w:r>
+      <w:r>
+        <w:rPr>
+          <w:color w:val="23293D"/>
+          <w:sz w:val="21"/>
+          <w:szCs w:val="21"/>
+        </w:rPr>
+        <w:t xml:space="preserve"> todos os itens do menu, incluindo o bloco </w:t>
+      </w:r>
+      <w:r>
+        <w:rPr>
+          <w:b/>
+          <w:bCs/>
+          <w:color w:val="23293D"/>
+          <w:sz w:val="21"/>
+          <w:szCs w:val="21"/>
+        </w:rPr>
+        <w:t xml:space="preserve">Administração</w:t>
+      </w:r>
+      <w:r>
+        <w:rPr>
+          <w:color w:val="23293D"/>
+          <w:sz w:val="21"/>
+          <w:szCs w:val="21"/>
+        </w:rPr>
+        <w:t xml:space="preserve"> — que é exclusivo dele (✅ </w:t>
+      </w:r>
+      <w:r>
+        <w:rPr>
+          <w:rFonts w:ascii="Consolas" w:cs="Consolas" w:eastAsia="Consolas" w:hAnsi="Consolas"/>
+          <w:color w:val="1F3253"/>
+          <w:sz w:val="19"/>
+          <w:szCs w:val="19"/>
+          <w:shd w:fill="EFEDE6" w:color="auto" w:val="clear"/>
+        </w:rPr>
+        <w:t xml:space="preserve">app-sidebar.tsx</w:t>
+      </w:r>
+      <w:r>
+        <w:rPr>
+          <w:color w:val="23293D"/>
+          <w:sz w:val="21"/>
+          <w:szCs w:val="21"/>
+        </w:rPr>
+        <w:t xml:space="preserve">: </w:t>
+      </w:r>
+      <w:r>
+        <w:rPr>
+          <w:rFonts w:ascii="Consolas" w:cs="Consolas" w:eastAsia="Consolas" w:hAnsi="Consolas"/>
+          <w:color w:val="1F3253"/>
+          <w:sz w:val="19"/>
+          <w:szCs w:val="19"/>
+          <w:shd w:fill="EFEDE6" w:color="auto" w:val="clear"/>
+        </w:rPr>
+        <w:t xml:space="preserve">{isAdminMaster &amp;&amp; (…)}</w:t>
+      </w:r>
+      <w:r>
+        <w:rPr>
+          <w:color w:val="23293D"/>
+          <w:sz w:val="21"/>
+          <w:szCs w:val="21"/>
+        </w:rPr>
+        <w:t xml:space="preserve">).</w:t>
       </w:r>
     </w:p>
     <w:p>
@@ -16654,69 +16866,15 @@
           <w:sz w:val="21"/>
           <w:szCs w:val="21"/>
         </w:rPr>
-        <w:t xml:space="preserve">Não vê:</w:t>
-      </w:r>
-      <w:r>
-        <w:rPr>
-          <w:color w:val="23293D"/>
-          <w:sz w:val="21"/>
-          <w:szCs w:val="21"/>
-        </w:rPr>
-        <w:t xml:space="preserve"> Financeiro, Compras (✅ </w:t>
-      </w:r>
-      <w:r>
-        <w:rPr>
-          <w:rFonts w:ascii="Consolas" w:cs="Consolas" w:eastAsia="Consolas" w:hAnsi="Consolas"/>
-          <w:color w:val="1F3253"/>
-          <w:sz w:val="19"/>
-          <w:szCs w:val="19"/>
-          <w:shd w:fill="EFEDE6" w:color="auto" w:val="clear"/>
-        </w:rPr>
-        <w:t xml:space="preserve">canViewFinance</w:t>
-      </w:r>
-      <w:r>
-        <w:rPr>
-          <w:color w:val="23293D"/>
-          <w:sz w:val="21"/>
-          <w:szCs w:val="21"/>
-        </w:rPr>
-        <w:t xml:space="preserve"> não inclui </w:t>
-      </w:r>
-      <w:r>
-        <w:rPr>
-          <w:rFonts w:ascii="Consolas" w:cs="Consolas" w:eastAsia="Consolas" w:hAnsi="Consolas"/>
-          <w:color w:val="1F3253"/>
-          <w:sz w:val="19"/>
-          <w:szCs w:val="19"/>
-          <w:shd w:fill="EFEDE6" w:color="auto" w:val="clear"/>
-        </w:rPr>
-        <w:t xml:space="preserve">receptionist</w:t>
-      </w:r>
-      <w:r>
-        <w:rPr>
-          <w:color w:val="23293D"/>
-          <w:sz w:val="21"/>
-          <w:szCs w:val="21"/>
-        </w:rPr>
-        <w:t xml:space="preserve">; </w:t>
-      </w:r>
-      <w:r>
-        <w:rPr>
-          <w:rFonts w:ascii="Consolas" w:cs="Consolas" w:eastAsia="Consolas" w:hAnsi="Consolas"/>
-          <w:color w:val="1F3253"/>
-          <w:sz w:val="19"/>
-          <w:szCs w:val="19"/>
-          <w:shd w:fill="EFEDE6" w:color="auto" w:val="clear"/>
-        </w:rPr>
-        <w:t xml:space="preserve">canViewPurchases</w:t>
-      </w:r>
-      <w:r>
-        <w:rPr>
-          <w:color w:val="23293D"/>
-          <w:sz w:val="21"/>
-          <w:szCs w:val="21"/>
-        </w:rPr>
-        <w:t xml:space="preserve"> também não).</w:t>
+        <w:t xml:space="preserve">Pode:</w:t>
+      </w:r>
+      <w:r>
+        <w:rPr>
+          <w:color w:val="23293D"/>
+          <w:sz w:val="21"/>
+          <w:szCs w:val="21"/>
+        </w:rPr>
+        <w:t xml:space="preserve"> criar clínicas, criar usuários, redefinir senha, configurar prazos, regras comerciais, agenda, fichas de anamnese, modelos de documento e ver a auditoria.</w:t>
       </w:r>
     </w:p>
     <w:p>
@@ -16736,31 +16894,15 @@
           <w:sz w:val="21"/>
           <w:szCs w:val="21"/>
         </w:rPr>
-        <w:t xml:space="preserve">Não vê no menu, mas o item aparece:</w:t>
-      </w:r>
-      <w:r>
-        <w:rPr>
-          <w:color w:val="23293D"/>
-          <w:sz w:val="21"/>
-          <w:szCs w:val="21"/>
-        </w:rPr>
-        <w:t xml:space="preserve"> Centro de Planejamento e Procedimentos (⚠️ ver </w:t>
-      </w:r>
-      <w:r>
-        <w:rPr>
-          <w:color w:val="1F3253"/>
-          <w:sz w:val="21"/>
-          <w:szCs w:val="21"/>
-        </w:rPr>
-        <w:t xml:space="preserve">4.2</w:t>
-      </w:r>
-      <w:r>
-        <w:rPr>
-          <w:color w:val="23293D"/>
-          <w:sz w:val="21"/>
-          <w:szCs w:val="21"/>
-        </w:rPr>
-        <w:t xml:space="preserve">).</w:t>
+        <w:t xml:space="preserve">Riscos:</w:t>
+      </w:r>
+      <w:r>
+        <w:rPr>
+          <w:color w:val="23293D"/>
+          <w:sz w:val="21"/>
+          <w:szCs w:val="21"/>
+        </w:rPr>
+        <w:t xml:space="preserve"> é o único que pode apagar configuração da rede inteira. Um engano aqui atinge todas as unidades.</w:t>
       </w:r>
     </w:p>
     <w:p>
@@ -16780,34 +16922,6 @@
           <w:sz w:val="21"/>
           <w:szCs w:val="21"/>
         </w:rPr>
-        <w:t xml:space="preserve">Riscos:</w:t>
-      </w:r>
-      <w:r>
-        <w:rPr>
-          <w:color w:val="23293D"/>
-          <w:sz w:val="21"/>
-          <w:szCs w:val="21"/>
-        </w:rPr>
-        <w:t xml:space="preserve"> cadastrar paciente duplicado — mitigado pelo sistema, que reconhece o CPF já existente e autopreenche.</w:t>
-      </w:r>
-    </w:p>
-    <w:p>
-      <w:pPr>
-        <w:pStyle w:val="ListParagraph"/>
-        <w:numPr>
-          <w:ilvl w:val="0"/>
-          <w:numId w:val="13"/>
-        </w:numPr>
-        <w:spacing w:after="80" w:line="270"/>
-      </w:pPr>
-      <w:r>
-        <w:rPr>
-          <w:b/>
-          <w:bCs/>
-          <w:color w:val="23293D"/>
-          <w:sz w:val="21"/>
-          <w:szCs w:val="21"/>
-        </w:rPr>
         <w:t xml:space="preserve">Depende de:</w:t>
       </w:r>
       <w:r>
@@ -16816,7 +16930,7 @@
           <w:sz w:val="21"/>
           <w:szCs w:val="21"/>
         </w:rPr>
-        <w:t xml:space="preserve"> Coordenador (avaliação) e Consultor (fechamento).</w:t>
+        <w:t xml:space="preserve"> ninguém.</w:t>
       </w:r>
     </w:p>
     <w:p>
@@ -16827,7 +16941,7 @@
         <w:rPr>
           <w:color w:val="B98B2E"/>
         </w:rPr>
-        <w:t xml:space="preserve">Coordenador Clínico </w:t>
+        <w:t xml:space="preserve">Recepcionista </w:t>
       </w:r>
       <w:r>
         <w:rPr>
@@ -16863,7 +16977,7 @@
           <w:sz w:val="21"/>
           <w:szCs w:val="21"/>
         </w:rPr>
-        <w:t xml:space="preserve"> avaliar o paciente e preparar o caso para o planejamento.</w:t>
+        <w:t xml:space="preserve"> porta de entrada e organização do dia.</w:t>
       </w:r>
     </w:p>
     <w:p>
@@ -16891,25 +17005,7 @@
           <w:sz w:val="21"/>
           <w:szCs w:val="21"/>
         </w:rPr>
-        <w:t xml:space="preserve"> registrar consentimento (obrigatório antes de qualquer coleta), subir fotos/exames, gravar áudio, enviar ao Centro de Planejamento, e </w:t>
-      </w:r>
-      <w:r>
-        <w:rPr>
-          <w:b/>
-          <w:bCs/>
-          <w:color w:val="23293D"/>
-          <w:sz w:val="21"/>
-          <w:szCs w:val="21"/>
-        </w:rPr>
-        <w:t xml:space="preserve">aprovar ou reprovar</w:t>
-      </w:r>
-      <w:r>
-        <w:rPr>
-          <w:color w:val="23293D"/>
-          <w:sz w:val="21"/>
-          <w:szCs w:val="21"/>
-        </w:rPr>
-        <w:t xml:space="preserve"> cada opção do plano.</w:t>
+        <w:t xml:space="preserve"> cadastrar paciente, agendar, registrar chegada, chamar, solicitar anamnese, receber o aviso de fechamento para agendar o início do tratamento.</w:t>
       </w:r>
     </w:p>
     <w:p>
@@ -16929,15 +17025,15 @@
           <w:sz w:val="21"/>
           <w:szCs w:val="21"/>
         </w:rPr>
-        <w:t xml:space="preserve">Vê também:</w:t>
-      </w:r>
-      <w:r>
-        <w:rPr>
-          <w:color w:val="23293D"/>
-          <w:sz w:val="21"/>
-          <w:szCs w:val="21"/>
-        </w:rPr>
-        <w:t xml:space="preserve"> Planos de Tratamento (✅ </w:t>
+        <w:t xml:space="preserve">Não vê:</w:t>
+      </w:r>
+      <w:r>
+        <w:rPr>
+          <w:color w:val="23293D"/>
+          <w:sz w:val="21"/>
+          <w:szCs w:val="21"/>
+        </w:rPr>
+        <w:t xml:space="preserve"> Financeiro, Compras (✅ </w:t>
       </w:r>
       <w:r>
         <w:rPr>
@@ -16947,15 +17043,15 @@
           <w:szCs w:val="19"/>
           <w:shd w:fill="EFEDE6" w:color="auto" w:val="clear"/>
         </w:rPr>
-        <w:t xml:space="preserve">planRoles</w:t>
-      </w:r>
-      <w:r>
-        <w:rPr>
-          <w:color w:val="23293D"/>
-          <w:sz w:val="21"/>
-          <w:szCs w:val="21"/>
-        </w:rPr>
-        <w:t xml:space="preserve"> inclui </w:t>
+        <w:t xml:space="preserve">canViewFinance</w:t>
+      </w:r>
+      <w:r>
+        <w:rPr>
+          <w:color w:val="23293D"/>
+          <w:sz w:val="21"/>
+          <w:szCs w:val="21"/>
+        </w:rPr>
+        <w:t xml:space="preserve"> não inclui </w:t>
       </w:r>
       <w:r>
         <w:rPr>
@@ -16965,15 +17061,33 @@
           <w:szCs w:val="19"/>
           <w:shd w:fill="EFEDE6" w:color="auto" w:val="clear"/>
         </w:rPr>
-        <w:t xml:space="preserve">clinical_coordinator</w:t>
-      </w:r>
-      <w:r>
-        <w:rPr>
-          <w:color w:val="23293D"/>
-          <w:sz w:val="21"/>
-          <w:szCs w:val="21"/>
-        </w:rPr>
-        <w:t xml:space="preserve"> na unidade), Estoque (✅ é papel clínico).</w:t>
+        <w:t xml:space="preserve">receptionist</w:t>
+      </w:r>
+      <w:r>
+        <w:rPr>
+          <w:color w:val="23293D"/>
+          <w:sz w:val="21"/>
+          <w:szCs w:val="21"/>
+        </w:rPr>
+        <w:t xml:space="preserve">; </w:t>
+      </w:r>
+      <w:r>
+        <w:rPr>
+          <w:rFonts w:ascii="Consolas" w:cs="Consolas" w:eastAsia="Consolas" w:hAnsi="Consolas"/>
+          <w:color w:val="1F3253"/>
+          <w:sz w:val="19"/>
+          <w:szCs w:val="19"/>
+          <w:shd w:fill="EFEDE6" w:color="auto" w:val="clear"/>
+        </w:rPr>
+        <w:t xml:space="preserve">canViewPurchases</w:t>
+      </w:r>
+      <w:r>
+        <w:rPr>
+          <w:color w:val="23293D"/>
+          <w:sz w:val="21"/>
+          <w:szCs w:val="21"/>
+        </w:rPr>
+        <w:t xml:space="preserve"> também não).</w:t>
       </w:r>
     </w:p>
     <w:p>
@@ -16993,15 +17107,31 @@
           <w:sz w:val="21"/>
           <w:szCs w:val="21"/>
         </w:rPr>
-        <w:t xml:space="preserve">Não vê:</w:t>
-      </w:r>
-      <w:r>
-        <w:rPr>
-          <w:color w:val="23293D"/>
-          <w:sz w:val="21"/>
-          <w:szCs w:val="21"/>
-        </w:rPr>
-        <w:t xml:space="preserve"> Financeiro, Compras, Comercial.</w:t>
+        <w:t xml:space="preserve">Não vê no menu, mas o item aparece:</w:t>
+      </w:r>
+      <w:r>
+        <w:rPr>
+          <w:color w:val="23293D"/>
+          <w:sz w:val="21"/>
+          <w:szCs w:val="21"/>
+        </w:rPr>
+        <w:t xml:space="preserve"> Centro de Planejamento e Procedimentos (⚠️ ver </w:t>
+      </w:r>
+      <w:r>
+        <w:rPr>
+          <w:color w:val="1F3253"/>
+          <w:sz w:val="21"/>
+          <w:szCs w:val="21"/>
+        </w:rPr>
+        <w:t xml:space="preserve">4.2</w:t>
+      </w:r>
+      <w:r>
+        <w:rPr>
+          <w:color w:val="23293D"/>
+          <w:sz w:val="21"/>
+          <w:szCs w:val="21"/>
+        </w:rPr>
+        <w:t xml:space="preserve">).</w:t>
       </w:r>
     </w:p>
     <w:p>
@@ -17029,25 +17159,7 @@
           <w:sz w:val="21"/>
           <w:szCs w:val="21"/>
         </w:rPr>
-        <w:t xml:space="preserve"> aprovar plano sem ler o orçamento. Ele vê </w:t>
-      </w:r>
-      <w:r>
-        <w:rPr>
-          <w:b/>
-          <w:bCs/>
-          <w:color w:val="23293D"/>
-          <w:sz w:val="21"/>
-          <w:szCs w:val="21"/>
-        </w:rPr>
-        <w:t xml:space="preserve">o total</w:t>
-      </w:r>
-      <w:r>
-        <w:rPr>
-          <w:color w:val="23293D"/>
-          <w:sz w:val="21"/>
-          <w:szCs w:val="21"/>
-        </w:rPr>
-        <w:t xml:space="preserve"> de cada opção, não o preço item a item (✅ regra do LOTE F4).</w:t>
+        <w:t xml:space="preserve"> cadastrar paciente duplicado — mitigado pelo sistema, que reconhece o CPF já existente e autopreenche.</w:t>
       </w:r>
     </w:p>
     <w:p>
@@ -17075,7 +17187,7 @@
           <w:sz w:val="21"/>
           <w:szCs w:val="21"/>
         </w:rPr>
-        <w:t xml:space="preserve"> Dentista Planner (que monta o plano).</w:t>
+        <w:t xml:space="preserve"> Coordenador (avaliação) e Consultor (fechamento).</w:t>
       </w:r>
     </w:p>
     <w:p>
@@ -17086,7 +17198,7 @@
         <w:rPr>
           <w:color w:val="B98B2E"/>
         </w:rPr>
-        <w:t xml:space="preserve">Dentista Planner </w:t>
+        <w:t xml:space="preserve">Coordenador Clínico </w:t>
       </w:r>
       <w:r>
         <w:rPr>
@@ -17094,7 +17206,7 @@
           <w:iCs/>
           <w:color w:val="B98B2E"/>
         </w:rPr>
-        <w:t xml:space="preserve">(franqueadora)</w:t>
+        <w:t xml:space="preserve">(unidade)</w:t>
       </w:r>
     </w:p>
     <w:p>
@@ -17122,7 +17234,7 @@
           <w:sz w:val="21"/>
           <w:szCs w:val="21"/>
         </w:rPr>
-        <w:t xml:space="preserve"> transformar o caso em diagnóstico, plano e orçamento.</w:t>
+        <w:t xml:space="preserve"> avaliar o paciente e preparar o caso para o planejamento.</w:t>
       </w:r>
     </w:p>
     <w:p>
@@ -17150,7 +17262,25 @@
           <w:sz w:val="21"/>
           <w:szCs w:val="21"/>
         </w:rPr>
-        <w:t xml:space="preserve"> criar plano com opções, lançar procedimentos, classificar o pilar, pedir aprovação, enviar ao Comercial.</w:t>
+        <w:t xml:space="preserve"> registrar consentimento (obrigatório antes de qualquer coleta), subir fotos/exames, gravar áudio, enviar ao Centro de Planejamento, e </w:t>
+      </w:r>
+      <w:r>
+        <w:rPr>
+          <w:b/>
+          <w:bCs/>
+          <w:color w:val="23293D"/>
+          <w:sz w:val="21"/>
+          <w:szCs w:val="21"/>
+        </w:rPr>
+        <w:t xml:space="preserve">aprovar ou reprovar</w:t>
+      </w:r>
+      <w:r>
+        <w:rPr>
+          <w:color w:val="23293D"/>
+          <w:sz w:val="21"/>
+          <w:szCs w:val="21"/>
+        </w:rPr>
+        <w:t xml:space="preserve"> cada opção do plano.</w:t>
       </w:r>
     </w:p>
     <w:p>
@@ -17178,7 +17308,43 @@
           <w:sz w:val="21"/>
           <w:szCs w:val="21"/>
         </w:rPr>
-        <w:t xml:space="preserve"> Procedimentos (catálogo), Relatórios, Planos de Tratamento, Estoque (papel clínico).</w:t>
+        <w:t xml:space="preserve"> Planos de Tratamento (✅ </w:t>
+      </w:r>
+      <w:r>
+        <w:rPr>
+          <w:rFonts w:ascii="Consolas" w:cs="Consolas" w:eastAsia="Consolas" w:hAnsi="Consolas"/>
+          <w:color w:val="1F3253"/>
+          <w:sz w:val="19"/>
+          <w:szCs w:val="19"/>
+          <w:shd w:fill="EFEDE6" w:color="auto" w:val="clear"/>
+        </w:rPr>
+        <w:t xml:space="preserve">planRoles</w:t>
+      </w:r>
+      <w:r>
+        <w:rPr>
+          <w:color w:val="23293D"/>
+          <w:sz w:val="21"/>
+          <w:szCs w:val="21"/>
+        </w:rPr>
+        <w:t xml:space="preserve"> inclui </w:t>
+      </w:r>
+      <w:r>
+        <w:rPr>
+          <w:rFonts w:ascii="Consolas" w:cs="Consolas" w:eastAsia="Consolas" w:hAnsi="Consolas"/>
+          <w:color w:val="1F3253"/>
+          <w:sz w:val="19"/>
+          <w:szCs w:val="19"/>
+          <w:shd w:fill="EFEDE6" w:color="auto" w:val="clear"/>
+        </w:rPr>
+        <w:t xml:space="preserve">clinical_coordinator</w:t>
+      </w:r>
+      <w:r>
+        <w:rPr>
+          <w:color w:val="23293D"/>
+          <w:sz w:val="21"/>
+          <w:szCs w:val="21"/>
+        </w:rPr>
+        <w:t xml:space="preserve"> na unidade), Estoque (✅ é papel clínico).</w:t>
       </w:r>
     </w:p>
     <w:p>
@@ -17198,15 +17364,15 @@
           <w:sz w:val="21"/>
           <w:szCs w:val="21"/>
         </w:rPr>
-        <w:t xml:space="preserve">Não pode:</w:t>
-      </w:r>
-      <w:r>
-        <w:rPr>
-          <w:color w:val="23293D"/>
-          <w:sz w:val="21"/>
-          <w:szCs w:val="21"/>
-        </w:rPr>
-        <w:t xml:space="preserve"> avaliar paciente, agendar, negociar.</w:t>
+        <w:t xml:space="preserve">Não vê:</w:t>
+      </w:r>
+      <w:r>
+        <w:rPr>
+          <w:color w:val="23293D"/>
+          <w:sz w:val="21"/>
+          <w:szCs w:val="21"/>
+        </w:rPr>
+        <w:t xml:space="preserve"> Financeiro, Compras, Comercial.</w:t>
       </w:r>
     </w:p>
     <w:p>
@@ -17234,7 +17400,25 @@
           <w:sz w:val="21"/>
           <w:szCs w:val="21"/>
         </w:rPr>
-        <w:t xml:space="preserve"> enviar ao Comercial sem aprovação — o sistema barra.</w:t>
+        <w:t xml:space="preserve"> aprovar plano sem ler o orçamento. Ele vê </w:t>
+      </w:r>
+      <w:r>
+        <w:rPr>
+          <w:b/>
+          <w:bCs/>
+          <w:color w:val="23293D"/>
+          <w:sz w:val="21"/>
+          <w:szCs w:val="21"/>
+        </w:rPr>
+        <w:t xml:space="preserve">o total</w:t>
+      </w:r>
+      <w:r>
+        <w:rPr>
+          <w:color w:val="23293D"/>
+          <w:sz w:val="21"/>
+          <w:szCs w:val="21"/>
+        </w:rPr>
+        <w:t xml:space="preserve"> de cada opção, não o preço item a item (✅ regra do LOTE F4).</w:t>
       </w:r>
     </w:p>
     <w:p>
@@ -17262,7 +17446,7 @@
           <w:sz w:val="21"/>
           <w:szCs w:val="21"/>
         </w:rPr>
-        <w:t xml:space="preserve"> Coordenador (aprovação).</w:t>
+        <w:t xml:space="preserve"> Dentista Planner (que monta o plano).</w:t>
       </w:r>
     </w:p>
     <w:p>
@@ -17273,7 +17457,7 @@
         <w:rPr>
           <w:color w:val="B98B2E"/>
         </w:rPr>
-        <w:t xml:space="preserve">Dentista (executor) </w:t>
+        <w:t xml:space="preserve">Dentista Planner </w:t>
       </w:r>
       <w:r>
         <w:rPr>
@@ -17281,7 +17465,7 @@
           <w:iCs/>
           <w:color w:val="B98B2E"/>
         </w:rPr>
-        <w:t xml:space="preserve">(unidade)</w:t>
+        <w:t xml:space="preserve">(franqueadora)</w:t>
       </w:r>
     </w:p>
     <w:p>
@@ -17309,7 +17493,7 @@
           <w:sz w:val="21"/>
           <w:szCs w:val="21"/>
         </w:rPr>
-        <w:t xml:space="preserve"> executar o plano aprovado.</w:t>
+        <w:t xml:space="preserve"> transformar o caso em diagnóstico, plano e orçamento.</w:t>
       </w:r>
     </w:p>
     <w:p>
@@ -17329,69 +17513,15 @@
           <w:sz w:val="21"/>
           <w:szCs w:val="21"/>
         </w:rPr>
-        <w:t xml:space="preserve">Menu diferente dos outros:</w:t>
-      </w:r>
-      <w:r>
-        <w:rPr>
-          <w:color w:val="23293D"/>
-          <w:sz w:val="21"/>
-          <w:szCs w:val="21"/>
-        </w:rPr>
-        <w:t xml:space="preserve"> ✅ </w:t>
-      </w:r>
-      <w:r>
-        <w:rPr>
-          <w:b/>
-          <w:bCs/>
-          <w:color w:val="23293D"/>
-          <w:sz w:val="21"/>
-          <w:szCs w:val="21"/>
-        </w:rPr>
-        <w:t xml:space="preserve">não tem "Jornada"</w:t>
-      </w:r>
-      <w:r>
-        <w:rPr>
-          <w:color w:val="23293D"/>
-          <w:sz w:val="21"/>
-          <w:szCs w:val="21"/>
-        </w:rPr>
-        <w:t xml:space="preserve">, e ganha </w:t>
-      </w:r>
-      <w:r>
-        <w:rPr>
-          <w:b/>
-          <w:bCs/>
-          <w:color w:val="23293D"/>
-          <w:sz w:val="21"/>
-          <w:szCs w:val="21"/>
-        </w:rPr>
-        <w:t xml:space="preserve">Meu Dia</w:t>
-      </w:r>
-      <w:r>
-        <w:rPr>
-          <w:color w:val="23293D"/>
-          <w:sz w:val="21"/>
-          <w:szCs w:val="21"/>
-        </w:rPr>
-        <w:t xml:space="preserve"> e </w:t>
-      </w:r>
-      <w:r>
-        <w:rPr>
-          <w:b/>
-          <w:bCs/>
-          <w:color w:val="23293D"/>
-          <w:sz w:val="21"/>
-          <w:szCs w:val="21"/>
-        </w:rPr>
-        <w:t xml:space="preserve">Minha Agenda</w:t>
-      </w:r>
-      <w:r>
-        <w:rPr>
-          <w:color w:val="23293D"/>
-          <w:sz w:val="21"/>
-          <w:szCs w:val="21"/>
-        </w:rPr>
-        <w:t xml:space="preserve">.</w:t>
+        <w:t xml:space="preserve">Pode:</w:t>
+      </w:r>
+      <w:r>
+        <w:rPr>
+          <w:color w:val="23293D"/>
+          <w:sz w:val="21"/>
+          <w:szCs w:val="21"/>
+        </w:rPr>
+        <w:t xml:space="preserve"> criar plano com opções, lançar procedimentos, classificar o pilar, pedir aprovação, enviar ao Comercial.</w:t>
       </w:r>
     </w:p>
     <w:p>
@@ -17411,15 +17541,15 @@
           <w:sz w:val="21"/>
           <w:szCs w:val="21"/>
         </w:rPr>
-        <w:t xml:space="preserve">Pode:</w:t>
-      </w:r>
-      <w:r>
-        <w:rPr>
-          <w:color w:val="23293D"/>
-          <w:sz w:val="21"/>
-          <w:szCs w:val="21"/>
-        </w:rPr>
-        <w:t xml:space="preserve"> ver a agenda dele, chamar o paciente, escrever o Desenvolvimento Clínico e concluir o atendimento; consumo avulso de estoque.</w:t>
+        <w:t xml:space="preserve">Vê também:</w:t>
+      </w:r>
+      <w:r>
+        <w:rPr>
+          <w:color w:val="23293D"/>
+          <w:sz w:val="21"/>
+          <w:szCs w:val="21"/>
+        </w:rPr>
+        <w:t xml:space="preserve"> Procedimentos (catálogo), Relatórios, Planos de Tratamento, Estoque (papel clínico).</w:t>
       </w:r>
     </w:p>
     <w:p>
@@ -17439,15 +17569,15 @@
           <w:sz w:val="21"/>
           <w:szCs w:val="21"/>
         </w:rPr>
-        <w:t xml:space="preserve">Não vê:</w:t>
-      </w:r>
-      <w:r>
-        <w:rPr>
-          <w:color w:val="23293D"/>
-          <w:sz w:val="21"/>
-          <w:szCs w:val="21"/>
-        </w:rPr>
-        <w:t xml:space="preserve"> Financeiro, Comercial, Compras, Relatórios.</w:t>
+        <w:t xml:space="preserve">Não pode:</w:t>
+      </w:r>
+      <w:r>
+        <w:rPr>
+          <w:color w:val="23293D"/>
+          <w:sz w:val="21"/>
+          <w:szCs w:val="21"/>
+        </w:rPr>
+        <w:t xml:space="preserve"> avaliar paciente, agendar, negociar.</w:t>
       </w:r>
     </w:p>
     <w:p>
@@ -17475,25 +17605,7 @@
           <w:sz w:val="21"/>
           <w:szCs w:val="21"/>
         </w:rPr>
-        <w:t xml:space="preserve"> concluir atendimento sem escrever o Desenvolvimento Clínico — o sistema </w:t>
-      </w:r>
-      <w:r>
-        <w:rPr>
-          <w:b/>
-          <w:bCs/>
-          <w:color w:val="23293D"/>
-          <w:sz w:val="21"/>
-          <w:szCs w:val="21"/>
-        </w:rPr>
-        <w:t xml:space="preserve">não deixa</w:t>
-      </w:r>
-      <w:r>
-        <w:rPr>
-          <w:color w:val="23293D"/>
-          <w:sz w:val="21"/>
-          <w:szCs w:val="21"/>
-        </w:rPr>
-        <w:t xml:space="preserve"> (✅ regra I7b).</w:t>
+        <w:t xml:space="preserve"> enviar ao Comercial sem aprovação — o sistema barra.</w:t>
       </w:r>
     </w:p>
     <w:p>
@@ -17521,7 +17633,7 @@
           <w:sz w:val="21"/>
           <w:szCs w:val="21"/>
         </w:rPr>
-        <w:t xml:space="preserve"> Recepção (que registra a chegada).</w:t>
+        <w:t xml:space="preserve"> Coordenador (aprovação).</w:t>
       </w:r>
     </w:p>
     <w:p>
@@ -17532,7 +17644,7 @@
         <w:rPr>
           <w:color w:val="B98B2E"/>
         </w:rPr>
-        <w:t xml:space="preserve">Consultor Comercial </w:t>
+        <w:t xml:space="preserve">Dentista (executor) </w:t>
       </w:r>
       <w:r>
         <w:rPr>
@@ -17540,7 +17652,7 @@
           <w:iCs/>
           <w:color w:val="B98B2E"/>
         </w:rPr>
-        <w:t xml:space="preserve">(franqueadora)</w:t>
+        <w:t xml:space="preserve">(unidade)</w:t>
       </w:r>
     </w:p>
     <w:p>
@@ -17568,7 +17680,7 @@
           <w:sz w:val="21"/>
           <w:szCs w:val="21"/>
         </w:rPr>
-        <w:t xml:space="preserve"> apresentar o plano e fechar a venda.</w:t>
+        <w:t xml:space="preserve"> executar o plano aprovado.</w:t>
       </w:r>
     </w:p>
     <w:p>
@@ -17588,15 +17700,69 @@
           <w:sz w:val="21"/>
           <w:szCs w:val="21"/>
         </w:rPr>
-        <w:t xml:space="preserve">Pode:</w:t>
-      </w:r>
-      <w:r>
-        <w:rPr>
-          <w:color w:val="23293D"/>
-          <w:sz w:val="21"/>
-          <w:szCs w:val="21"/>
-        </w:rPr>
-        <w:t xml:space="preserve"> negociar, aplicar desconto dentro do teto, definir forma de pagamento, marcar contrato assinado e pagamento confirmado.</w:t>
+        <w:t xml:space="preserve">Menu diferente dos outros:</w:t>
+      </w:r>
+      <w:r>
+        <w:rPr>
+          <w:color w:val="23293D"/>
+          <w:sz w:val="21"/>
+          <w:szCs w:val="21"/>
+        </w:rPr>
+        <w:t xml:space="preserve"> ✅ </w:t>
+      </w:r>
+      <w:r>
+        <w:rPr>
+          <w:b/>
+          <w:bCs/>
+          <w:color w:val="23293D"/>
+          <w:sz w:val="21"/>
+          <w:szCs w:val="21"/>
+        </w:rPr>
+        <w:t xml:space="preserve">não tem "Jornada"</w:t>
+      </w:r>
+      <w:r>
+        <w:rPr>
+          <w:color w:val="23293D"/>
+          <w:sz w:val="21"/>
+          <w:szCs w:val="21"/>
+        </w:rPr>
+        <w:t xml:space="preserve">, e ganha </w:t>
+      </w:r>
+      <w:r>
+        <w:rPr>
+          <w:b/>
+          <w:bCs/>
+          <w:color w:val="23293D"/>
+          <w:sz w:val="21"/>
+          <w:szCs w:val="21"/>
+        </w:rPr>
+        <w:t xml:space="preserve">Meu Dia</w:t>
+      </w:r>
+      <w:r>
+        <w:rPr>
+          <w:color w:val="23293D"/>
+          <w:sz w:val="21"/>
+          <w:szCs w:val="21"/>
+        </w:rPr>
+        <w:t xml:space="preserve"> e </w:t>
+      </w:r>
+      <w:r>
+        <w:rPr>
+          <w:b/>
+          <w:bCs/>
+          <w:color w:val="23293D"/>
+          <w:sz w:val="21"/>
+          <w:szCs w:val="21"/>
+        </w:rPr>
+        <w:t xml:space="preserve">Minha Agenda</w:t>
+      </w:r>
+      <w:r>
+        <w:rPr>
+          <w:color w:val="23293D"/>
+          <w:sz w:val="21"/>
+          <w:szCs w:val="21"/>
+        </w:rPr>
+        <w:t xml:space="preserve">.</w:t>
       </w:r>
     </w:p>
     <w:p>
@@ -17616,15 +17782,15 @@
           <w:sz w:val="21"/>
           <w:szCs w:val="21"/>
         </w:rPr>
-        <w:t xml:space="preserve">Vê também:</w:t>
-      </w:r>
-      <w:r>
-        <w:rPr>
-          <w:color w:val="23293D"/>
-          <w:sz w:val="21"/>
-          <w:szCs w:val="21"/>
-        </w:rPr>
-        <w:t xml:space="preserve"> Comercial, Relatórios, Planos de Tratamento.</w:t>
+        <w:t xml:space="preserve">Pode:</w:t>
+      </w:r>
+      <w:r>
+        <w:rPr>
+          <w:color w:val="23293D"/>
+          <w:sz w:val="21"/>
+          <w:szCs w:val="21"/>
+        </w:rPr>
+        <w:t xml:space="preserve"> ver a agenda dele, chamar o paciente, escrever o Desenvolvimento Clínico e concluir o atendimento; consumo avulso de estoque.</w:t>
       </w:r>
     </w:p>
     <w:p>
@@ -17652,7 +17818,7 @@
           <w:sz w:val="21"/>
           <w:szCs w:val="21"/>
         </w:rPr>
-        <w:t xml:space="preserve"> Financeiro, Estoque, Compras.</w:t>
+        <w:t xml:space="preserve"> Financeiro, Comercial, Compras, Relatórios.</w:t>
       </w:r>
     </w:p>
     <w:p>
@@ -17680,7 +17846,25 @@
           <w:sz w:val="21"/>
           <w:szCs w:val="21"/>
         </w:rPr>
-        <w:t xml:space="preserve"> desconto acima do teto — o sistema avisa e, acima do limite, exige autorização.</w:t>
+        <w:t xml:space="preserve"> concluir atendimento sem escrever o Desenvolvimento Clínico — o sistema </w:t>
+      </w:r>
+      <w:r>
+        <w:rPr>
+          <w:b/>
+          <w:bCs/>
+          <w:color w:val="23293D"/>
+          <w:sz w:val="21"/>
+          <w:szCs w:val="21"/>
+        </w:rPr>
+        <w:t xml:space="preserve">não deixa</w:t>
+      </w:r>
+      <w:r>
+        <w:rPr>
+          <w:color w:val="23293D"/>
+          <w:sz w:val="21"/>
+          <w:szCs w:val="21"/>
+        </w:rPr>
+        <w:t xml:space="preserve"> (✅ regra I7b).</w:t>
       </w:r>
     </w:p>
     <w:p>
@@ -17708,7 +17892,7 @@
           <w:sz w:val="21"/>
           <w:szCs w:val="21"/>
         </w:rPr>
-        <w:t xml:space="preserve"> Planner (plano aprovado).</w:t>
+        <w:t xml:space="preserve"> Recepção (que registra a chegada).</w:t>
       </w:r>
     </w:p>
     <w:p>
@@ -17719,7 +17903,7 @@
         <w:rPr>
           <w:color w:val="B98B2E"/>
         </w:rPr>
-        <w:t xml:space="preserve">Gerente de Unidade </w:t>
+        <w:t xml:space="preserve">Consultor Comercial </w:t>
       </w:r>
       <w:r>
         <w:rPr>
@@ -17727,7 +17911,7 @@
           <w:iCs/>
           <w:color w:val="B98B2E"/>
         </w:rPr>
-        <w:t xml:space="preserve">(unidade)</w:t>
+        <w:t xml:space="preserve">(franqueadora)</w:t>
       </w:r>
     </w:p>
     <w:p>
@@ -17755,7 +17939,7 @@
           <w:sz w:val="21"/>
           <w:szCs w:val="21"/>
         </w:rPr>
-        <w:t xml:space="preserve"> enxergar e responder pela unidade.</w:t>
+        <w:t xml:space="preserve"> apresentar o plano e fechar a venda.</w:t>
       </w:r>
     </w:p>
     <w:p>
@@ -17775,15 +17959,15 @@
           <w:sz w:val="21"/>
           <w:szCs w:val="21"/>
         </w:rPr>
-        <w:t xml:space="preserve">Vê praticamente tudo da unidade:</w:t>
-      </w:r>
-      <w:r>
-        <w:rPr>
-          <w:color w:val="23293D"/>
-          <w:sz w:val="21"/>
-          <w:szCs w:val="21"/>
-        </w:rPr>
-        <w:t xml:space="preserve"> Financeiro ✅, Estoque ✅, Compras ✅, Comercial ✅, Relatórios ✅, Planos ✅, Risartanos ✅, Empresarial ✅.</w:t>
+        <w:t xml:space="preserve">Pode:</w:t>
+      </w:r>
+      <w:r>
+        <w:rPr>
+          <w:color w:val="23293D"/>
+          <w:sz w:val="21"/>
+          <w:szCs w:val="21"/>
+        </w:rPr>
+        <w:t xml:space="preserve"> negociar, aplicar desconto dentro do teto, definir forma de pagamento, marcar contrato assinado e pagamento confirmado.</w:t>
       </w:r>
     </w:p>
     <w:p>
@@ -17803,69 +17987,15 @@
           <w:sz w:val="21"/>
           <w:szCs w:val="21"/>
         </w:rPr>
-        <w:t xml:space="preserve">Pode:</w:t>
-      </w:r>
-      <w:r>
-        <w:rPr>
-          <w:color w:val="23293D"/>
-          <w:sz w:val="21"/>
-          <w:szCs w:val="21"/>
-        </w:rPr>
-        <w:t xml:space="preserve"> lançar dinheiro (</w:t>
-      </w:r>
-      <w:r>
-        <w:rPr>
-          <w:rFonts w:ascii="Consolas" w:cs="Consolas" w:eastAsia="Consolas" w:hAnsi="Consolas"/>
-          <w:color w:val="1F3253"/>
-          <w:sz w:val="19"/>
-          <w:szCs w:val="19"/>
-          <w:shd w:fill="EFEDE6" w:color="auto" w:val="clear"/>
-        </w:rPr>
-        <w:t xml:space="preserve">canPostFinance</w:t>
-      </w:r>
-      <w:r>
-        <w:rPr>
-          <w:color w:val="23293D"/>
-          <w:sz w:val="21"/>
-          <w:szCs w:val="21"/>
-        </w:rPr>
-        <w:t xml:space="preserve">), dar entrada e fazer inventário de estoque (</w:t>
-      </w:r>
-      <w:r>
-        <w:rPr>
-          <w:rFonts w:ascii="Consolas" w:cs="Consolas" w:eastAsia="Consolas" w:hAnsi="Consolas"/>
-          <w:color w:val="1F3253"/>
-          <w:sz w:val="19"/>
-          <w:szCs w:val="19"/>
-          <w:shd w:fill="EFEDE6" w:color="auto" w:val="clear"/>
-        </w:rPr>
-        <w:t xml:space="preserve">canManageStock</w:t>
-      </w:r>
-      <w:r>
-        <w:rPr>
-          <w:color w:val="23293D"/>
-          <w:sz w:val="21"/>
-          <w:szCs w:val="21"/>
-        </w:rPr>
-        <w:t xml:space="preserve">), criar requisição de compra (</w:t>
-      </w:r>
-      <w:r>
-        <w:rPr>
-          <w:rFonts w:ascii="Consolas" w:cs="Consolas" w:eastAsia="Consolas" w:hAnsi="Consolas"/>
-          <w:color w:val="1F3253"/>
-          <w:sz w:val="19"/>
-          <w:szCs w:val="19"/>
-          <w:shd w:fill="EFEDE6" w:color="auto" w:val="clear"/>
-        </w:rPr>
-        <w:t xml:space="preserve">canManagePurchaseRequests</w:t>
-      </w:r>
-      <w:r>
-        <w:rPr>
-          <w:color w:val="23293D"/>
-          <w:sz w:val="21"/>
-          <w:szCs w:val="21"/>
-        </w:rPr>
-        <w:t xml:space="preserve">), autorizar contas dentro da alçada.</w:t>
+        <w:t xml:space="preserve">Vê também:</w:t>
+      </w:r>
+      <w:r>
+        <w:rPr>
+          <w:color w:val="23293D"/>
+          <w:sz w:val="21"/>
+          <w:szCs w:val="21"/>
+        </w:rPr>
+        <w:t xml:space="preserve"> Comercial, Relatórios, Planos de Tratamento.</w:t>
       </w:r>
     </w:p>
     <w:p>
@@ -17885,51 +18015,15 @@
           <w:sz w:val="21"/>
           <w:szCs w:val="21"/>
         </w:rPr>
-        <w:t xml:space="preserve">Não pode:</w:t>
-      </w:r>
-      <w:r>
-        <w:rPr>
-          <w:color w:val="23293D"/>
-          <w:sz w:val="21"/>
-          <w:szCs w:val="21"/>
-        </w:rPr>
-        <w:t xml:space="preserve"> configurar o que vale para a rede inteira (</w:t>
-      </w:r>
-      <w:r>
-        <w:rPr>
-          <w:rFonts w:ascii="Consolas" w:cs="Consolas" w:eastAsia="Consolas" w:hAnsi="Consolas"/>
-          <w:color w:val="1F3253"/>
-          <w:sz w:val="19"/>
-          <w:szCs w:val="19"/>
-          <w:shd w:fill="EFEDE6" w:color="auto" w:val="clear"/>
-        </w:rPr>
-        <w:t xml:space="preserve">canConfigureFinanceNetwork</w:t>
-      </w:r>
-      <w:r>
-        <w:rPr>
-          <w:color w:val="23293D"/>
-          <w:sz w:val="21"/>
-          <w:szCs w:val="21"/>
-        </w:rPr>
-        <w:t xml:space="preserve"> exclui o gerente) nem cadastrar item no catálogo de estoque (</w:t>
-      </w:r>
-      <w:r>
-        <w:rPr>
-          <w:rFonts w:ascii="Consolas" w:cs="Consolas" w:eastAsia="Consolas" w:hAnsi="Consolas"/>
-          <w:color w:val="1F3253"/>
-          <w:sz w:val="19"/>
-          <w:szCs w:val="19"/>
-          <w:shd w:fill="EFEDE6" w:color="auto" w:val="clear"/>
-        </w:rPr>
-        <w:t xml:space="preserve">canManageStockCatalog</w:t>
-      </w:r>
-      <w:r>
-        <w:rPr>
-          <w:color w:val="23293D"/>
-          <w:sz w:val="21"/>
-          <w:szCs w:val="21"/>
-        </w:rPr>
-        <w:t xml:space="preserve">).</w:t>
+        <w:t xml:space="preserve">Não vê:</w:t>
+      </w:r>
+      <w:r>
+        <w:rPr>
+          <w:color w:val="23293D"/>
+          <w:sz w:val="21"/>
+          <w:szCs w:val="21"/>
+        </w:rPr>
+        <w:t xml:space="preserve"> Financeiro, Estoque, Compras.</w:t>
       </w:r>
     </w:p>
     <w:p>
@@ -17957,7 +18051,35 @@
           <w:sz w:val="21"/>
           <w:szCs w:val="21"/>
         </w:rPr>
-        <w:t xml:space="preserve"> é quem mais executa ação irreversível no financeiro.</w:t>
+        <w:t xml:space="preserve"> desconto acima do teto — o sistema avisa e, acima do limite, exige autorização.</w:t>
+      </w:r>
+    </w:p>
+    <w:p>
+      <w:pPr>
+        <w:pStyle w:val="ListParagraph"/>
+        <w:numPr>
+          <w:ilvl w:val="0"/>
+          <w:numId w:val="18"/>
+        </w:numPr>
+        <w:spacing w:after="80" w:line="270"/>
+      </w:pPr>
+      <w:r>
+        <w:rPr>
+          <w:b/>
+          <w:bCs/>
+          <w:color w:val="23293D"/>
+          <w:sz w:val="21"/>
+          <w:szCs w:val="21"/>
+        </w:rPr>
+        <w:t xml:space="preserve">Depende de:</w:t>
+      </w:r>
+      <w:r>
+        <w:rPr>
+          <w:color w:val="23293D"/>
+          <w:sz w:val="21"/>
+          <w:szCs w:val="21"/>
+        </w:rPr>
+        <w:t xml:space="preserve"> Planner (plano aprovado).</w:t>
       </w:r>
     </w:p>
     <w:p>
@@ -17968,7 +18090,7 @@
         <w:rPr>
           <w:color w:val="B98B2E"/>
         </w:rPr>
-        <w:t xml:space="preserve">Franqueado </w:t>
+        <w:t xml:space="preserve">Gerente de Unidade </w:t>
       </w:r>
       <w:r>
         <w:rPr>
@@ -18004,7 +18126,7 @@
           <w:sz w:val="21"/>
           <w:szCs w:val="21"/>
         </w:rPr>
-        <w:t xml:space="preserve"> acompanhar a unidade que possui.</w:t>
+        <w:t xml:space="preserve"> enxergar e responder pela unidade.</w:t>
       </w:r>
     </w:p>
     <w:p>
@@ -18024,15 +18146,15 @@
           <w:sz w:val="21"/>
           <w:szCs w:val="21"/>
         </w:rPr>
-        <w:t xml:space="preserve">Vê:</w:t>
-      </w:r>
-      <w:r>
-        <w:rPr>
-          <w:color w:val="23293D"/>
-          <w:sz w:val="21"/>
-          <w:szCs w:val="21"/>
-        </w:rPr>
-        <w:t xml:space="preserve"> Financeiro ✅, Estoque ✅, Compras ✅, Comercial ✅, Relatórios ✅.</w:t>
+        <w:t xml:space="preserve">Vê praticamente tudo da unidade:</w:t>
+      </w:r>
+      <w:r>
+        <w:rPr>
+          <w:color w:val="23293D"/>
+          <w:sz w:val="21"/>
+          <w:szCs w:val="21"/>
+        </w:rPr>
+        <w:t xml:space="preserve"> Financeiro ✅, Estoque ✅, Compras ✅, Comercial ✅, Relatórios ✅, Planos ✅, Risartanos ✅, Empresarial ✅.</w:t>
       </w:r>
     </w:p>
     <w:p>
@@ -18052,15 +18174,15 @@
           <w:sz w:val="21"/>
           <w:szCs w:val="21"/>
         </w:rPr>
-        <w:t xml:space="preserve">Não pode lançar dinheiro:</w:t>
-      </w:r>
-      <w:r>
-        <w:rPr>
-          <w:color w:val="23293D"/>
-          <w:sz w:val="21"/>
-          <w:szCs w:val="21"/>
-        </w:rPr>
-        <w:t xml:space="preserve"> ⚠️ </w:t>
+        <w:t xml:space="preserve">Pode:</w:t>
+      </w:r>
+      <w:r>
+        <w:rPr>
+          <w:color w:val="23293D"/>
+          <w:sz w:val="21"/>
+          <w:szCs w:val="21"/>
+        </w:rPr>
+        <w:t xml:space="preserve"> lançar dinheiro (</w:t>
       </w:r>
       <w:r>
         <w:rPr>
@@ -18078,25 +18200,7 @@
           <w:sz w:val="21"/>
           <w:szCs w:val="21"/>
         </w:rPr>
-        <w:t xml:space="preserve"> </w:t>
-      </w:r>
-      <w:r>
-        <w:rPr>
-          <w:b/>
-          <w:bCs/>
-          <w:color w:val="23293D"/>
-          <w:sz w:val="21"/>
-          <w:szCs w:val="21"/>
-        </w:rPr>
-        <w:t xml:space="preserve">não</w:t>
-      </w:r>
-      <w:r>
-        <w:rPr>
-          <w:color w:val="23293D"/>
-          <w:sz w:val="21"/>
-          <w:szCs w:val="21"/>
-        </w:rPr>
-        <w:t xml:space="preserve"> inclui </w:t>
+        <w:t xml:space="preserve">), dar entrada e fazer inventário de estoque (</w:t>
       </w:r>
       <w:r>
         <w:rPr>
@@ -18106,33 +18210,125 @@
           <w:szCs w:val="19"/>
           <w:shd w:fill="EFEDE6" w:color="auto" w:val="clear"/>
         </w:rPr>
-        <w:t xml:space="preserve">franchisee</w:t>
-      </w:r>
-      <w:r>
-        <w:rPr>
-          <w:color w:val="23293D"/>
-          <w:sz w:val="21"/>
-          <w:szCs w:val="21"/>
-        </w:rPr>
-        <w:t xml:space="preserve"> — o comentário no código diz </w:t>
-      </w:r>
-      <w:r>
-        <w:rPr>
-          <w:i/>
-          <w:iCs/>
-          <w:color w:val="23293D"/>
-          <w:sz w:val="21"/>
-          <w:szCs w:val="21"/>
-        </w:rPr>
-        <w:t xml:space="preserve">"franqueado é somente leitura"</w:t>
-      </w:r>
-      <w:r>
-        <w:rPr>
-          <w:color w:val="23293D"/>
-          <w:sz w:val="21"/>
-          <w:szCs w:val="21"/>
-        </w:rPr>
-        <w:t xml:space="preserve">.</w:t>
+        <w:t xml:space="preserve">canManageStock</w:t>
+      </w:r>
+      <w:r>
+        <w:rPr>
+          <w:color w:val="23293D"/>
+          <w:sz w:val="21"/>
+          <w:szCs w:val="21"/>
+        </w:rPr>
+        <w:t xml:space="preserve">), criar requisição de compra (</w:t>
+      </w:r>
+      <w:r>
+        <w:rPr>
+          <w:rFonts w:ascii="Consolas" w:cs="Consolas" w:eastAsia="Consolas" w:hAnsi="Consolas"/>
+          <w:color w:val="1F3253"/>
+          <w:sz w:val="19"/>
+          <w:szCs w:val="19"/>
+          <w:shd w:fill="EFEDE6" w:color="auto" w:val="clear"/>
+        </w:rPr>
+        <w:t xml:space="preserve">canManagePurchaseRequests</w:t>
+      </w:r>
+      <w:r>
+        <w:rPr>
+          <w:color w:val="23293D"/>
+          <w:sz w:val="21"/>
+          <w:szCs w:val="21"/>
+        </w:rPr>
+        <w:t xml:space="preserve">), autorizar contas dentro da alçada.</w:t>
+      </w:r>
+    </w:p>
+    <w:p>
+      <w:pPr>
+        <w:pStyle w:val="ListParagraph"/>
+        <w:numPr>
+          <w:ilvl w:val="0"/>
+          <w:numId w:val="19"/>
+        </w:numPr>
+        <w:spacing w:after="80" w:line="270"/>
+      </w:pPr>
+      <w:r>
+        <w:rPr>
+          <w:b/>
+          <w:bCs/>
+          <w:color w:val="23293D"/>
+          <w:sz w:val="21"/>
+          <w:szCs w:val="21"/>
+        </w:rPr>
+        <w:t xml:space="preserve">Não pode:</w:t>
+      </w:r>
+      <w:r>
+        <w:rPr>
+          <w:color w:val="23293D"/>
+          <w:sz w:val="21"/>
+          <w:szCs w:val="21"/>
+        </w:rPr>
+        <w:t xml:space="preserve"> configurar o que vale para a rede inteira (</w:t>
+      </w:r>
+      <w:r>
+        <w:rPr>
+          <w:rFonts w:ascii="Consolas" w:cs="Consolas" w:eastAsia="Consolas" w:hAnsi="Consolas"/>
+          <w:color w:val="1F3253"/>
+          <w:sz w:val="19"/>
+          <w:szCs w:val="19"/>
+          <w:shd w:fill="EFEDE6" w:color="auto" w:val="clear"/>
+        </w:rPr>
+        <w:t xml:space="preserve">canConfigureFinanceNetwork</w:t>
+      </w:r>
+      <w:r>
+        <w:rPr>
+          <w:color w:val="23293D"/>
+          <w:sz w:val="21"/>
+          <w:szCs w:val="21"/>
+        </w:rPr>
+        <w:t xml:space="preserve"> exclui o gerente) nem cadastrar item no catálogo de estoque (</w:t>
+      </w:r>
+      <w:r>
+        <w:rPr>
+          <w:rFonts w:ascii="Consolas" w:cs="Consolas" w:eastAsia="Consolas" w:hAnsi="Consolas"/>
+          <w:color w:val="1F3253"/>
+          <w:sz w:val="19"/>
+          <w:szCs w:val="19"/>
+          <w:shd w:fill="EFEDE6" w:color="auto" w:val="clear"/>
+        </w:rPr>
+        <w:t xml:space="preserve">canManageStockCatalog</w:t>
+      </w:r>
+      <w:r>
+        <w:rPr>
+          <w:color w:val="23293D"/>
+          <w:sz w:val="21"/>
+          <w:szCs w:val="21"/>
+        </w:rPr>
+        <w:t xml:space="preserve">).</w:t>
+      </w:r>
+    </w:p>
+    <w:p>
+      <w:pPr>
+        <w:pStyle w:val="ListParagraph"/>
+        <w:numPr>
+          <w:ilvl w:val="0"/>
+          <w:numId w:val="19"/>
+        </w:numPr>
+        <w:spacing w:after="80" w:line="270"/>
+      </w:pPr>
+      <w:r>
+        <w:rPr>
+          <w:b/>
+          <w:bCs/>
+          <w:color w:val="23293D"/>
+          <w:sz w:val="21"/>
+          <w:szCs w:val="21"/>
+        </w:rPr>
+        <w:t xml:space="preserve">Riscos:</w:t>
+      </w:r>
+      <w:r>
+        <w:rPr>
+          <w:color w:val="23293D"/>
+          <w:sz w:val="21"/>
+          <w:szCs w:val="21"/>
+        </w:rPr>
+        <w:t xml:space="preserve"> é quem mais executa ação irreversível no financeiro.</w:t>
       </w:r>
     </w:p>
     <w:p>
@@ -18143,7 +18339,7 @@
         <w:rPr>
           <w:color w:val="B98B2E"/>
         </w:rPr>
-        <w:t xml:space="preserve">Financeiro da Franqueadora </w:t>
+        <w:t xml:space="preserve">Franqueado </w:t>
       </w:r>
       <w:r>
         <w:rPr>
@@ -18151,7 +18347,7 @@
           <w:iCs/>
           <w:color w:val="B98B2E"/>
         </w:rPr>
-        <w:t xml:space="preserve">(franqueadora)</w:t>
+        <w:t xml:space="preserve">(unidade)</w:t>
       </w:r>
     </w:p>
     <w:p>
@@ -18171,69 +18367,15 @@
           <w:sz w:val="21"/>
           <w:szCs w:val="21"/>
         </w:rPr>
-        <w:t xml:space="preserve">Pode:</w:t>
-      </w:r>
-      <w:r>
-        <w:rPr>
-          <w:color w:val="23293D"/>
-          <w:sz w:val="21"/>
-          <w:szCs w:val="21"/>
-        </w:rPr>
-        <w:t xml:space="preserve"> tudo do financeiro, inclusive </w:t>
-      </w:r>
-      <w:r>
-        <w:rPr>
-          <w:b/>
-          <w:bCs/>
-          <w:color w:val="23293D"/>
-          <w:sz w:val="21"/>
-          <w:szCs w:val="21"/>
-        </w:rPr>
-        <w:t xml:space="preserve">configurar a rede</w:t>
-      </w:r>
-      <w:r>
-        <w:rPr>
-          <w:color w:val="23293D"/>
-          <w:sz w:val="21"/>
-          <w:szCs w:val="21"/>
-        </w:rPr>
-        <w:t xml:space="preserve"> (</w:t>
-      </w:r>
-      <w:r>
-        <w:rPr>
-          <w:rFonts w:ascii="Consolas" w:cs="Consolas" w:eastAsia="Consolas" w:hAnsi="Consolas"/>
-          <w:color w:val="1F3253"/>
-          <w:sz w:val="19"/>
-          <w:szCs w:val="19"/>
-          <w:shd w:fill="EFEDE6" w:color="auto" w:val="clear"/>
-        </w:rPr>
-        <w:t xml:space="preserve">canConfigureFinanceNetwork</w:t>
-      </w:r>
-      <w:r>
-        <w:rPr>
-          <w:color w:val="23293D"/>
-          <w:sz w:val="21"/>
-          <w:szCs w:val="21"/>
-        </w:rPr>
-        <w:t xml:space="preserve"> ✅), o catálogo de estoque (</w:t>
-      </w:r>
-      <w:r>
-        <w:rPr>
-          <w:rFonts w:ascii="Consolas" w:cs="Consolas" w:eastAsia="Consolas" w:hAnsi="Consolas"/>
-          <w:color w:val="1F3253"/>
-          <w:sz w:val="19"/>
-          <w:szCs w:val="19"/>
-          <w:shd w:fill="EFEDE6" w:color="auto" w:val="clear"/>
-        </w:rPr>
-        <w:t xml:space="preserve">canManageStockCatalog</w:t>
-      </w:r>
-      <w:r>
-        <w:rPr>
-          <w:color w:val="23293D"/>
-          <w:sz w:val="21"/>
-          <w:szCs w:val="21"/>
-        </w:rPr>
-        <w:t xml:space="preserve"> ✅) e ver Compras.</w:t>
+        <w:t xml:space="preserve">Objetivo:</w:t>
+      </w:r>
+      <w:r>
+        <w:rPr>
+          <w:color w:val="23293D"/>
+          <w:sz w:val="21"/>
+          <w:szCs w:val="21"/>
+        </w:rPr>
+        <w:t xml:space="preserve"> acompanhar a unidade que possui.</w:t>
       </w:r>
     </w:p>
     <w:p>
@@ -18253,15 +18395,115 @@
           <w:sz w:val="21"/>
           <w:szCs w:val="21"/>
         </w:rPr>
-        <w:t xml:space="preserve">Não pode:</w:t>
-      </w:r>
-      <w:r>
-        <w:rPr>
-          <w:color w:val="23293D"/>
-          <w:sz w:val="21"/>
-          <w:szCs w:val="21"/>
-        </w:rPr>
-        <w:t xml:space="preserve"> aprovar a própria conta lançada (regra de alçada, FIN3).</w:t>
+        <w:t xml:space="preserve">Vê:</w:t>
+      </w:r>
+      <w:r>
+        <w:rPr>
+          <w:color w:val="23293D"/>
+          <w:sz w:val="21"/>
+          <w:szCs w:val="21"/>
+        </w:rPr>
+        <w:t xml:space="preserve"> Financeiro ✅, Estoque ✅, Compras ✅, Comercial ✅, Relatórios ✅.</w:t>
+      </w:r>
+    </w:p>
+    <w:p>
+      <w:pPr>
+        <w:pStyle w:val="ListParagraph"/>
+        <w:numPr>
+          <w:ilvl w:val="0"/>
+          <w:numId w:val="20"/>
+        </w:numPr>
+        <w:spacing w:after="80" w:line="270"/>
+      </w:pPr>
+      <w:r>
+        <w:rPr>
+          <w:b/>
+          <w:bCs/>
+          <w:color w:val="23293D"/>
+          <w:sz w:val="21"/>
+          <w:szCs w:val="21"/>
+        </w:rPr>
+        <w:t xml:space="preserve">Não pode lançar dinheiro:</w:t>
+      </w:r>
+      <w:r>
+        <w:rPr>
+          <w:color w:val="23293D"/>
+          <w:sz w:val="21"/>
+          <w:szCs w:val="21"/>
+        </w:rPr>
+        <w:t xml:space="preserve"> ⚠️ </w:t>
+      </w:r>
+      <w:r>
+        <w:rPr>
+          <w:rFonts w:ascii="Consolas" w:cs="Consolas" w:eastAsia="Consolas" w:hAnsi="Consolas"/>
+          <w:color w:val="1F3253"/>
+          <w:sz w:val="19"/>
+          <w:szCs w:val="19"/>
+          <w:shd w:fill="EFEDE6" w:color="auto" w:val="clear"/>
+        </w:rPr>
+        <w:t xml:space="preserve">canPostFinance</w:t>
+      </w:r>
+      <w:r>
+        <w:rPr>
+          <w:color w:val="23293D"/>
+          <w:sz w:val="21"/>
+          <w:szCs w:val="21"/>
+        </w:rPr>
+        <w:t xml:space="preserve"> </w:t>
+      </w:r>
+      <w:r>
+        <w:rPr>
+          <w:b/>
+          <w:bCs/>
+          <w:color w:val="23293D"/>
+          <w:sz w:val="21"/>
+          <w:szCs w:val="21"/>
+        </w:rPr>
+        <w:t xml:space="preserve">não</w:t>
+      </w:r>
+      <w:r>
+        <w:rPr>
+          <w:color w:val="23293D"/>
+          <w:sz w:val="21"/>
+          <w:szCs w:val="21"/>
+        </w:rPr>
+        <w:t xml:space="preserve"> inclui </w:t>
+      </w:r>
+      <w:r>
+        <w:rPr>
+          <w:rFonts w:ascii="Consolas" w:cs="Consolas" w:eastAsia="Consolas" w:hAnsi="Consolas"/>
+          <w:color w:val="1F3253"/>
+          <w:sz w:val="19"/>
+          <w:szCs w:val="19"/>
+          <w:shd w:fill="EFEDE6" w:color="auto" w:val="clear"/>
+        </w:rPr>
+        <w:t xml:space="preserve">franchisee</w:t>
+      </w:r>
+      <w:r>
+        <w:rPr>
+          <w:color w:val="23293D"/>
+          <w:sz w:val="21"/>
+          <w:szCs w:val="21"/>
+        </w:rPr>
+        <w:t xml:space="preserve"> — o comentário no código diz </w:t>
+      </w:r>
+      <w:r>
+        <w:rPr>
+          <w:i/>
+          <w:iCs/>
+          <w:color w:val="23293D"/>
+          <w:sz w:val="21"/>
+          <w:szCs w:val="21"/>
+        </w:rPr>
+        <w:t xml:space="preserve">"franqueado é somente leitura"</w:t>
+      </w:r>
+      <w:r>
+        <w:rPr>
+          <w:color w:val="23293D"/>
+          <w:sz w:val="21"/>
+          <w:szCs w:val="21"/>
+        </w:rPr>
+        <w:t xml:space="preserve">.</w:t>
       </w:r>
     </w:p>
     <w:p>
@@ -18272,7 +18514,7 @@
         <w:rPr>
           <w:color w:val="B98B2E"/>
         </w:rPr>
-        <w:t xml:space="preserve">Comprador da Franqueadora </w:t>
+        <w:t xml:space="preserve">Financeiro da Franqueadora </w:t>
       </w:r>
       <w:r>
         <w:rPr>
@@ -18300,15 +18542,69 @@
           <w:sz w:val="21"/>
           <w:szCs w:val="21"/>
         </w:rPr>
-        <w:t xml:space="preserve">Objetivo:</w:t>
-      </w:r>
-      <w:r>
-        <w:rPr>
-          <w:color w:val="23293D"/>
-          <w:sz w:val="21"/>
-          <w:szCs w:val="21"/>
-        </w:rPr>
-        <w:t xml:space="preserve"> negociar compras pela rede.</w:t>
+        <w:t xml:space="preserve">Pode:</w:t>
+      </w:r>
+      <w:r>
+        <w:rPr>
+          <w:color w:val="23293D"/>
+          <w:sz w:val="21"/>
+          <w:szCs w:val="21"/>
+        </w:rPr>
+        <w:t xml:space="preserve"> tudo do financeiro, inclusive </w:t>
+      </w:r>
+      <w:r>
+        <w:rPr>
+          <w:b/>
+          <w:bCs/>
+          <w:color w:val="23293D"/>
+          <w:sz w:val="21"/>
+          <w:szCs w:val="21"/>
+        </w:rPr>
+        <w:t xml:space="preserve">configurar a rede</w:t>
+      </w:r>
+      <w:r>
+        <w:rPr>
+          <w:color w:val="23293D"/>
+          <w:sz w:val="21"/>
+          <w:szCs w:val="21"/>
+        </w:rPr>
+        <w:t xml:space="preserve"> (</w:t>
+      </w:r>
+      <w:r>
+        <w:rPr>
+          <w:rFonts w:ascii="Consolas" w:cs="Consolas" w:eastAsia="Consolas" w:hAnsi="Consolas"/>
+          <w:color w:val="1F3253"/>
+          <w:sz w:val="19"/>
+          <w:szCs w:val="19"/>
+          <w:shd w:fill="EFEDE6" w:color="auto" w:val="clear"/>
+        </w:rPr>
+        <w:t xml:space="preserve">canConfigureFinanceNetwork</w:t>
+      </w:r>
+      <w:r>
+        <w:rPr>
+          <w:color w:val="23293D"/>
+          <w:sz w:val="21"/>
+          <w:szCs w:val="21"/>
+        </w:rPr>
+        <w:t xml:space="preserve"> ✅), o catálogo de estoque (</w:t>
+      </w:r>
+      <w:r>
+        <w:rPr>
+          <w:rFonts w:ascii="Consolas" w:cs="Consolas" w:eastAsia="Consolas" w:hAnsi="Consolas"/>
+          <w:color w:val="1F3253"/>
+          <w:sz w:val="19"/>
+          <w:szCs w:val="19"/>
+          <w:shd w:fill="EFEDE6" w:color="auto" w:val="clear"/>
+        </w:rPr>
+        <w:t xml:space="preserve">canManageStockCatalog</w:t>
+      </w:r>
+      <w:r>
+        <w:rPr>
+          <w:color w:val="23293D"/>
+          <w:sz w:val="21"/>
+          <w:szCs w:val="21"/>
+        </w:rPr>
+        <w:t xml:space="preserve"> ✅) e ver Compras.</w:t>
       </w:r>
     </w:p>
     <w:p>
@@ -18328,115 +18624,15 @@
           <w:sz w:val="21"/>
           <w:szCs w:val="21"/>
         </w:rPr>
-        <w:t xml:space="preserve">Vê:</w:t>
-      </w:r>
-      <w:r>
-        <w:rPr>
-          <w:color w:val="23293D"/>
-          <w:sz w:val="21"/>
-          <w:szCs w:val="21"/>
-        </w:rPr>
-        <w:t xml:space="preserve"> Compras ✅ (é o único, além do Admin, que entra na mesa de negociação — </w:t>
-      </w:r>
-      <w:r>
-        <w:rPr>
-          <w:rFonts w:ascii="Consolas" w:cs="Consolas" w:eastAsia="Consolas" w:hAnsi="Consolas"/>
-          <w:color w:val="1F3253"/>
-          <w:sz w:val="19"/>
-          <w:szCs w:val="19"/>
-          <w:shd w:fill="EFEDE6" w:color="auto" w:val="clear"/>
-        </w:rPr>
-        <w:t xml:space="preserve">isPurchaser</w:t>
-      </w:r>
-      <w:r>
-        <w:rPr>
-          <w:color w:val="23293D"/>
-          <w:sz w:val="21"/>
-          <w:szCs w:val="21"/>
-        </w:rPr>
-        <w:t xml:space="preserve">).</w:t>
-      </w:r>
-    </w:p>
-    <w:p>
-      <w:pPr>
-        <w:pStyle w:val="ListParagraph"/>
-        <w:numPr>
-          <w:ilvl w:val="0"/>
-          <w:numId w:val="21"/>
-        </w:numPr>
-        <w:spacing w:after="80" w:line="270"/>
-      </w:pPr>
-      <w:r>
-        <w:rPr>
-          <w:b/>
-          <w:bCs/>
-          <w:color w:val="23293D"/>
-          <w:sz w:val="21"/>
-          <w:szCs w:val="21"/>
-        </w:rPr>
-        <w:t xml:space="preserve">Regra estrutural:</w:t>
-      </w:r>
-      <w:r>
-        <w:rPr>
-          <w:color w:val="23293D"/>
-          <w:sz w:val="21"/>
-          <w:szCs w:val="21"/>
-        </w:rPr>
-        <w:t xml:space="preserve"> </w:t>
-      </w:r>
-      <w:r>
-        <w:rPr>
-          <w:i/>
-          <w:iCs/>
-          <w:color w:val="23293D"/>
-          <w:sz w:val="21"/>
-          <w:szCs w:val="21"/>
-        </w:rPr>
-        <w:t xml:space="preserve">quem compra não é quem paga</w:t>
-      </w:r>
-      <w:r>
-        <w:rPr>
-          <w:color w:val="23293D"/>
-          <w:sz w:val="21"/>
-          <w:szCs w:val="21"/>
-        </w:rPr>
-        <w:t xml:space="preserve">. Ele </w:t>
-      </w:r>
-      <w:r>
-        <w:rPr>
-          <w:b/>
-          <w:bCs/>
-          <w:color w:val="23293D"/>
-          <w:sz w:val="21"/>
-          <w:szCs w:val="21"/>
-        </w:rPr>
-        <w:t xml:space="preserve">não</w:t>
-      </w:r>
-      <w:r>
-        <w:rPr>
-          <w:color w:val="23293D"/>
-          <w:sz w:val="21"/>
-          <w:szCs w:val="21"/>
-        </w:rPr>
-        <w:t xml:space="preserve"> tem acesso ao Financeiro (✅ </w:t>
-      </w:r>
-      <w:r>
-        <w:rPr>
-          <w:rFonts w:ascii="Consolas" w:cs="Consolas" w:eastAsia="Consolas" w:hAnsi="Consolas"/>
-          <w:color w:val="1F3253"/>
-          <w:sz w:val="19"/>
-          <w:szCs w:val="19"/>
-          <w:shd w:fill="EFEDE6" w:color="auto" w:val="clear"/>
-        </w:rPr>
-        <w:t xml:space="preserve">canViewFinance</w:t>
-      </w:r>
-      <w:r>
-        <w:rPr>
-          <w:color w:val="23293D"/>
-          <w:sz w:val="21"/>
-          <w:szCs w:val="21"/>
-        </w:rPr>
-        <w:t xml:space="preserve"> não o inclui).</w:t>
+        <w:t xml:space="preserve">Não pode:</w:t>
+      </w:r>
+      <w:r>
+        <w:rPr>
+          <w:color w:val="23293D"/>
+          <w:sz w:val="21"/>
+          <w:szCs w:val="21"/>
+        </w:rPr>
+        <w:t xml:space="preserve"> aprovar a própria conta lançada (regra de alçada, FIN3).</w:t>
       </w:r>
     </w:p>
     <w:p>
@@ -18447,7 +18643,7 @@
         <w:rPr>
           <w:color w:val="B98B2E"/>
         </w:rPr>
-        <w:t xml:space="preserve">SDR (Encantador) </w:t>
+        <w:t xml:space="preserve">Comprador da Franqueadora </w:t>
       </w:r>
       <w:r>
         <w:rPr>
@@ -18475,15 +18671,15 @@
           <w:sz w:val="21"/>
           <w:szCs w:val="21"/>
         </w:rPr>
-        <w:t xml:space="preserve">Pode:</w:t>
-      </w:r>
-      <w:r>
-        <w:rPr>
-          <w:color w:val="23293D"/>
-          <w:sz w:val="21"/>
-          <w:szCs w:val="21"/>
-        </w:rPr>
-        <w:t xml:space="preserve"> cadastrar clientes e agendar, inclusive em outra unidade; vê os clientes que cadastrou.</w:t>
+        <w:t xml:space="preserve">Objetivo:</w:t>
+      </w:r>
+      <w:r>
+        <w:rPr>
+          <w:color w:val="23293D"/>
+          <w:sz w:val="21"/>
+          <w:szCs w:val="21"/>
+        </w:rPr>
+        <w:t xml:space="preserve"> negociar compras pela rede.</w:t>
       </w:r>
     </w:p>
     <w:p>
@@ -18503,15 +18699,33 @@
           <w:sz w:val="21"/>
           <w:szCs w:val="21"/>
         </w:rPr>
-        <w:t xml:space="preserve">Não pode:</w:t>
-      </w:r>
-      <w:r>
-        <w:rPr>
-          <w:color w:val="23293D"/>
-          <w:sz w:val="21"/>
-          <w:szCs w:val="21"/>
-        </w:rPr>
-        <w:t xml:space="preserve"> mover fases (botões removidos), atos clínicos ou comerciais.</w:t>
+        <w:t xml:space="preserve">Vê:</w:t>
+      </w:r>
+      <w:r>
+        <w:rPr>
+          <w:color w:val="23293D"/>
+          <w:sz w:val="21"/>
+          <w:szCs w:val="21"/>
+        </w:rPr>
+        <w:t xml:space="preserve"> Compras ✅ (é o único, além do Admin, que entra na mesa de negociação — </w:t>
+      </w:r>
+      <w:r>
+        <w:rPr>
+          <w:rFonts w:ascii="Consolas" w:cs="Consolas" w:eastAsia="Consolas" w:hAnsi="Consolas"/>
+          <w:color w:val="1F3253"/>
+          <w:sz w:val="19"/>
+          <w:szCs w:val="19"/>
+          <w:shd w:fill="EFEDE6" w:color="auto" w:val="clear"/>
+        </w:rPr>
+        <w:t xml:space="preserve">isPurchaser</w:t>
+      </w:r>
+      <w:r>
+        <w:rPr>
+          <w:color w:val="23293D"/>
+          <w:sz w:val="21"/>
+          <w:szCs w:val="21"/>
+        </w:rPr>
+        <w:t xml:space="preserve">).</w:t>
       </w:r>
     </w:p>
     <w:p>
@@ -18531,15 +18745,51 @@
           <w:sz w:val="21"/>
           <w:szCs w:val="21"/>
         </w:rPr>
-        <w:t xml:space="preserve">Vê:</w:t>
-      </w:r>
-      <w:r>
-        <w:rPr>
-          <w:color w:val="23293D"/>
-          <w:sz w:val="21"/>
-          <w:szCs w:val="21"/>
-        </w:rPr>
-        <w:t xml:space="preserve"> Empresarial ✅ (</w:t>
+        <w:t xml:space="preserve">Regra estrutural:</w:t>
+      </w:r>
+      <w:r>
+        <w:rPr>
+          <w:color w:val="23293D"/>
+          <w:sz w:val="21"/>
+          <w:szCs w:val="21"/>
+        </w:rPr>
+        <w:t xml:space="preserve"> </w:t>
+      </w:r>
+      <w:r>
+        <w:rPr>
+          <w:i/>
+          <w:iCs/>
+          <w:color w:val="23293D"/>
+          <w:sz w:val="21"/>
+          <w:szCs w:val="21"/>
+        </w:rPr>
+        <w:t xml:space="preserve">quem compra não é quem paga</w:t>
+      </w:r>
+      <w:r>
+        <w:rPr>
+          <w:color w:val="23293D"/>
+          <w:sz w:val="21"/>
+          <w:szCs w:val="21"/>
+        </w:rPr>
+        <w:t xml:space="preserve">. Ele </w:t>
+      </w:r>
+      <w:r>
+        <w:rPr>
+          <w:b/>
+          <w:bCs/>
+          <w:color w:val="23293D"/>
+          <w:sz w:val="21"/>
+          <w:szCs w:val="21"/>
+        </w:rPr>
+        <w:t xml:space="preserve">não</w:t>
+      </w:r>
+      <w:r>
+        <w:rPr>
+          <w:color w:val="23293D"/>
+          <w:sz w:val="21"/>
+          <w:szCs w:val="21"/>
+        </w:rPr>
+        <w:t xml:space="preserve"> tem acesso ao Financeiro (✅ </w:t>
       </w:r>
       <w:r>
         <w:rPr>
@@ -18549,33 +18799,15 @@
           <w:szCs w:val="19"/>
           <w:shd w:fill="EFEDE6" w:color="auto" w:val="clear"/>
         </w:rPr>
-        <w:t xml:space="preserve">canViewEmpresarial</w:t>
-      </w:r>
-      <w:r>
-        <w:rPr>
-          <w:color w:val="23293D"/>
-          <w:sz w:val="21"/>
-          <w:szCs w:val="21"/>
-        </w:rPr>
-        <w:t xml:space="preserve"> inclui </w:t>
-      </w:r>
-      <w:r>
-        <w:rPr>
-          <w:rFonts w:ascii="Consolas" w:cs="Consolas" w:eastAsia="Consolas" w:hAnsi="Consolas"/>
-          <w:color w:val="1F3253"/>
-          <w:sz w:val="19"/>
-          <w:szCs w:val="19"/>
-          <w:shd w:fill="EFEDE6" w:color="auto" w:val="clear"/>
-        </w:rPr>
-        <w:t xml:space="preserve">sdr</w:t>
-      </w:r>
-      <w:r>
-        <w:rPr>
-          <w:color w:val="23293D"/>
-          <w:sz w:val="21"/>
-          <w:szCs w:val="21"/>
-        </w:rPr>
-        <w:t xml:space="preserve">).</w:t>
+        <w:t xml:space="preserve">canViewFinance</w:t>
+      </w:r>
+      <w:r>
+        <w:rPr>
+          <w:color w:val="23293D"/>
+          <w:sz w:val="21"/>
+          <w:szCs w:val="21"/>
+        </w:rPr>
+        <w:t xml:space="preserve"> não o inclui).</w:t>
       </w:r>
     </w:p>
     <w:p>
@@ -18586,7 +18818,7 @@
         <w:rPr>
           <w:color w:val="B98B2E"/>
         </w:rPr>
-        <w:t xml:space="preserve">Assistente Comercial </w:t>
+        <w:t xml:space="preserve">SDR (Encantador) </w:t>
       </w:r>
       <w:r>
         <w:rPr>
@@ -18622,7 +18854,7 @@
           <w:sz w:val="21"/>
           <w:szCs w:val="21"/>
         </w:rPr>
-        <w:t xml:space="preserve"> enviar documentos e link de pagamento, acompanhar status.</w:t>
+        <w:t xml:space="preserve"> cadastrar clientes e agendar, inclusive em outra unidade; vê os clientes que cadastrou.</w:t>
       </w:r>
     </w:p>
     <w:p>
@@ -18642,6 +18874,34 @@
           <w:sz w:val="21"/>
           <w:szCs w:val="21"/>
         </w:rPr>
+        <w:t xml:space="preserve">Não pode:</w:t>
+      </w:r>
+      <w:r>
+        <w:rPr>
+          <w:color w:val="23293D"/>
+          <w:sz w:val="21"/>
+          <w:szCs w:val="21"/>
+        </w:rPr>
+        <w:t xml:space="preserve"> mover fases (botões removidos), atos clínicos ou comerciais.</w:t>
+      </w:r>
+    </w:p>
+    <w:p>
+      <w:pPr>
+        <w:pStyle w:val="ListParagraph"/>
+        <w:numPr>
+          <w:ilvl w:val="0"/>
+          <w:numId w:val="23"/>
+        </w:numPr>
+        <w:spacing w:after="80" w:line="270"/>
+      </w:pPr>
+      <w:r>
+        <w:rPr>
+          <w:b/>
+          <w:bCs/>
+          <w:color w:val="23293D"/>
+          <w:sz w:val="21"/>
+          <w:szCs w:val="21"/>
+        </w:rPr>
         <w:t xml:space="preserve">Vê:</w:t>
       </w:r>
       <w:r>
@@ -18650,25 +18910,7 @@
           <w:sz w:val="21"/>
           <w:szCs w:val="21"/>
         </w:rPr>
-        <w:t xml:space="preserve"> Comercial ✅. </w:t>
-      </w:r>
-      <w:r>
-        <w:rPr>
-          <w:b/>
-          <w:bCs/>
-          <w:color w:val="23293D"/>
-          <w:sz w:val="21"/>
-          <w:szCs w:val="21"/>
-        </w:rPr>
-        <w:t xml:space="preserve">Não vê</w:t>
-      </w:r>
-      <w:r>
-        <w:rPr>
-          <w:color w:val="23293D"/>
-          <w:sz w:val="21"/>
-          <w:szCs w:val="21"/>
-        </w:rPr>
-        <w:t xml:space="preserve"> Relatórios nem Planos (⚠️ não está em </w:t>
+        <w:t xml:space="preserve"> Empresarial ✅ (</w:t>
       </w:r>
       <w:r>
         <w:rPr>
@@ -18678,15 +18920,15 @@
           <w:szCs w:val="19"/>
           <w:shd w:fill="EFEDE6" w:color="auto" w:val="clear"/>
         </w:rPr>
-        <w:t xml:space="preserve">reportRoles</w:t>
-      </w:r>
-      <w:r>
-        <w:rPr>
-          <w:color w:val="23293D"/>
-          <w:sz w:val="21"/>
-          <w:szCs w:val="21"/>
-        </w:rPr>
-        <w:t xml:space="preserve"> nem em </w:t>
+        <w:t xml:space="preserve">canViewEmpresarial</w:t>
+      </w:r>
+      <w:r>
+        <w:rPr>
+          <w:color w:val="23293D"/>
+          <w:sz w:val="21"/>
+          <w:szCs w:val="21"/>
+        </w:rPr>
+        <w:t xml:space="preserve"> inclui </w:t>
       </w:r>
       <w:r>
         <w:rPr>
@@ -18696,7 +18938,7 @@
           <w:szCs w:val="19"/>
           <w:shd w:fill="EFEDE6" w:color="auto" w:val="clear"/>
         </w:rPr>
-        <w:t xml:space="preserve">planRoles</w:t>
+        <w:t xml:space="preserve">sdr</w:t>
       </w:r>
       <w:r>
         <w:rPr>
@@ -18715,7 +18957,7 @@
         <w:rPr>
           <w:color w:val="B98B2E"/>
         </w:rPr>
-        <w:t xml:space="preserve">Franqueadora/Rede </w:t>
+        <w:t xml:space="preserve">Assistente Comercial </w:t>
       </w:r>
       <w:r>
         <w:rPr>
@@ -18743,15 +18985,15 @@
           <w:sz w:val="21"/>
           <w:szCs w:val="21"/>
         </w:rPr>
-        <w:t xml:space="preserve">Vê:</w:t>
-      </w:r>
-      <w:r>
-        <w:rPr>
-          <w:color w:val="23293D"/>
-          <w:sz w:val="21"/>
-          <w:szCs w:val="21"/>
-        </w:rPr>
-        <w:t xml:space="preserve"> Relatórios ✅, Planos ✅, Risartanos ✅, Empresarial ✅.</w:t>
+        <w:t xml:space="preserve">Pode:</w:t>
+      </w:r>
+      <w:r>
+        <w:rPr>
+          <w:color w:val="23293D"/>
+          <w:sz w:val="21"/>
+          <w:szCs w:val="21"/>
+        </w:rPr>
+        <w:t xml:space="preserve"> enviar documentos e link de pagamento, acompanhar status.</w:t>
       </w:r>
     </w:p>
     <w:p>
@@ -18771,15 +19013,33 @@
           <w:sz w:val="21"/>
           <w:szCs w:val="21"/>
         </w:rPr>
-        <w:t xml:space="preserve">Não vê:</w:t>
-      </w:r>
-      <w:r>
-        <w:rPr>
-          <w:color w:val="23293D"/>
-          <w:sz w:val="21"/>
-          <w:szCs w:val="21"/>
-        </w:rPr>
-        <w:t xml:space="preserve"> Financeiro ⚠️ — </w:t>
+        <w:t xml:space="preserve">Vê:</w:t>
+      </w:r>
+      <w:r>
+        <w:rPr>
+          <w:color w:val="23293D"/>
+          <w:sz w:val="21"/>
+          <w:szCs w:val="21"/>
+        </w:rPr>
+        <w:t xml:space="preserve"> Comercial ✅. </w:t>
+      </w:r>
+      <w:r>
+        <w:rPr>
+          <w:b/>
+          <w:bCs/>
+          <w:color w:val="23293D"/>
+          <w:sz w:val="21"/>
+          <w:szCs w:val="21"/>
+        </w:rPr>
+        <w:t xml:space="preserve">Não vê</w:t>
+      </w:r>
+      <w:r>
+        <w:rPr>
+          <w:color w:val="23293D"/>
+          <w:sz w:val="21"/>
+          <w:szCs w:val="21"/>
+        </w:rPr>
+        <w:t xml:space="preserve"> Relatórios nem Planos (⚠️ não está em </w:t>
       </w:r>
       <w:r>
         <w:rPr>
@@ -18789,33 +19049,15 @@
           <w:szCs w:val="19"/>
           <w:shd w:fill="EFEDE6" w:color="auto" w:val="clear"/>
         </w:rPr>
-        <w:t xml:space="preserve">canViewFinance</w:t>
-      </w:r>
-      <w:r>
-        <w:rPr>
-          <w:color w:val="23293D"/>
-          <w:sz w:val="21"/>
-          <w:szCs w:val="21"/>
-        </w:rPr>
-        <w:t xml:space="preserve"> </w:t>
-      </w:r>
-      <w:r>
-        <w:rPr>
-          <w:b/>
-          <w:bCs/>
-          <w:color w:val="23293D"/>
-          <w:sz w:val="21"/>
-          <w:szCs w:val="21"/>
-        </w:rPr>
-        <w:t xml:space="preserve">não</w:t>
-      </w:r>
-      <w:r>
-        <w:rPr>
-          <w:color w:val="23293D"/>
-          <w:sz w:val="21"/>
-          <w:szCs w:val="21"/>
-        </w:rPr>
-        <w:t xml:space="preserve"> inclui </w:t>
+        <w:t xml:space="preserve">reportRoles</w:t>
+      </w:r>
+      <w:r>
+        <w:rPr>
+          <w:color w:val="23293D"/>
+          <w:sz w:val="21"/>
+          <w:szCs w:val="21"/>
+        </w:rPr>
+        <w:t xml:space="preserve"> nem em </w:t>
       </w:r>
       <w:r>
         <w:rPr>
@@ -18825,33 +19067,15 @@
           <w:szCs w:val="19"/>
           <w:shd w:fill="EFEDE6" w:color="auto" w:val="clear"/>
         </w:rPr>
-        <w:t xml:space="preserve">franchisor_staff</w:t>
-      </w:r>
-      <w:r>
-        <w:rPr>
-          <w:color w:val="23293D"/>
-          <w:sz w:val="21"/>
-          <w:szCs w:val="21"/>
-        </w:rPr>
-        <w:t xml:space="preserve">. </w:t>
-      </w:r>
-      <w:r>
-        <w:rPr>
-          <w:b/>
-          <w:bCs/>
-          <w:color w:val="23293D"/>
-          <w:sz w:val="21"/>
-          <w:szCs w:val="21"/>
-        </w:rPr>
-        <w:t xml:space="preserve">Ponto que merece validação</w:t>
-      </w:r>
-      <w:r>
-        <w:rPr>
-          <w:color w:val="23293D"/>
-          <w:sz w:val="21"/>
-          <w:szCs w:val="21"/>
-        </w:rPr>
-        <w:t xml:space="preserve"> (ver lacunas).</w:t>
+        <w:t xml:space="preserve">planRoles</w:t>
+      </w:r>
+      <w:r>
+        <w:rPr>
+          <w:color w:val="23293D"/>
+          <w:sz w:val="21"/>
+          <w:szCs w:val="21"/>
+        </w:rPr>
+        <w:t xml:space="preserve">).</w:t>
       </w:r>
     </w:p>
     <w:p>
@@ -18862,7 +19086,7 @@
         <w:rPr>
           <w:color w:val="B98B2E"/>
         </w:rPr>
-        <w:t xml:space="preserve">Consultor RisLife </w:t>
+        <w:t xml:space="preserve">Franqueadora/Rede </w:t>
       </w:r>
       <w:r>
         <w:rPr>
@@ -18890,15 +19114,15 @@
           <w:sz w:val="21"/>
           <w:szCs w:val="21"/>
         </w:rPr>
-        <w:t xml:space="preserve">Objetivo:</w:t>
-      </w:r>
-      <w:r>
-        <w:rPr>
-          <w:color w:val="23293D"/>
-          <w:sz w:val="21"/>
-          <w:szCs w:val="21"/>
-        </w:rPr>
-        <w:t xml:space="preserve"> gerir o programa Empresarial (B2B).</w:t>
+        <w:t xml:space="preserve">Vê:</w:t>
+      </w:r>
+      <w:r>
+        <w:rPr>
+          <w:color w:val="23293D"/>
+          <w:sz w:val="21"/>
+          <w:szCs w:val="21"/>
+        </w:rPr>
+        <w:t xml:space="preserve"> Relatórios ✅, Planos ✅, Risartanos ✅, Empresarial ✅.</w:t>
       </w:r>
     </w:p>
     <w:p>
@@ -18918,15 +19142,87 @@
           <w:sz w:val="21"/>
           <w:szCs w:val="21"/>
         </w:rPr>
-        <w:t xml:space="preserve">Vê:</w:t>
-      </w:r>
-      <w:r>
-        <w:rPr>
-          <w:color w:val="23293D"/>
-          <w:sz w:val="21"/>
-          <w:szCs w:val="21"/>
-        </w:rPr>
-        <w:t xml:space="preserve"> Empresarial ✅ (é gestor do programa).</w:t>
+        <w:t xml:space="preserve">Não vê:</w:t>
+      </w:r>
+      <w:r>
+        <w:rPr>
+          <w:color w:val="23293D"/>
+          <w:sz w:val="21"/>
+          <w:szCs w:val="21"/>
+        </w:rPr>
+        <w:t xml:space="preserve"> Financeiro ⚠️ — </w:t>
+      </w:r>
+      <w:r>
+        <w:rPr>
+          <w:rFonts w:ascii="Consolas" w:cs="Consolas" w:eastAsia="Consolas" w:hAnsi="Consolas"/>
+          <w:color w:val="1F3253"/>
+          <w:sz w:val="19"/>
+          <w:szCs w:val="19"/>
+          <w:shd w:fill="EFEDE6" w:color="auto" w:val="clear"/>
+        </w:rPr>
+        <w:t xml:space="preserve">canViewFinance</w:t>
+      </w:r>
+      <w:r>
+        <w:rPr>
+          <w:color w:val="23293D"/>
+          <w:sz w:val="21"/>
+          <w:szCs w:val="21"/>
+        </w:rPr>
+        <w:t xml:space="preserve"> </w:t>
+      </w:r>
+      <w:r>
+        <w:rPr>
+          <w:b/>
+          <w:bCs/>
+          <w:color w:val="23293D"/>
+          <w:sz w:val="21"/>
+          <w:szCs w:val="21"/>
+        </w:rPr>
+        <w:t xml:space="preserve">não</w:t>
+      </w:r>
+      <w:r>
+        <w:rPr>
+          <w:color w:val="23293D"/>
+          <w:sz w:val="21"/>
+          <w:szCs w:val="21"/>
+        </w:rPr>
+        <w:t xml:space="preserve"> inclui </w:t>
+      </w:r>
+      <w:r>
+        <w:rPr>
+          <w:rFonts w:ascii="Consolas" w:cs="Consolas" w:eastAsia="Consolas" w:hAnsi="Consolas"/>
+          <w:color w:val="1F3253"/>
+          <w:sz w:val="19"/>
+          <w:szCs w:val="19"/>
+          <w:shd w:fill="EFEDE6" w:color="auto" w:val="clear"/>
+        </w:rPr>
+        <w:t xml:space="preserve">franchisor_staff</w:t>
+      </w:r>
+      <w:r>
+        <w:rPr>
+          <w:color w:val="23293D"/>
+          <w:sz w:val="21"/>
+          <w:szCs w:val="21"/>
+        </w:rPr>
+        <w:t xml:space="preserve">. </w:t>
+      </w:r>
+      <w:r>
+        <w:rPr>
+          <w:b/>
+          <w:bCs/>
+          <w:color w:val="23293D"/>
+          <w:sz w:val="21"/>
+          <w:szCs w:val="21"/>
+        </w:rPr>
+        <w:t xml:space="preserve">Ponto que merece validação</w:t>
+      </w:r>
+      <w:r>
+        <w:rPr>
+          <w:color w:val="23293D"/>
+          <w:sz w:val="21"/>
+          <w:szCs w:val="21"/>
+        </w:rPr>
+        <w:t xml:space="preserve"> (ver lacunas).</w:t>
       </w:r>
     </w:p>
     <w:p>
@@ -18937,7 +19233,7 @@
         <w:rPr>
           <w:color w:val="B98B2E"/>
         </w:rPr>
-        <w:t xml:space="preserve">TSB e ASB </w:t>
+        <w:t xml:space="preserve">Consultor RisLife </w:t>
       </w:r>
       <w:r>
         <w:rPr>
@@ -18945,7 +19241,7 @@
           <w:iCs/>
           <w:color w:val="B98B2E"/>
         </w:rPr>
-        <w:t xml:space="preserve">(unidade)</w:t>
+        <w:t xml:space="preserve">(franqueadora)</w:t>
       </w:r>
     </w:p>
     <w:p>
@@ -18965,15 +19261,15 @@
           <w:sz w:val="21"/>
           <w:szCs w:val="21"/>
         </w:rPr>
-        <w:t xml:space="preserve">Pode:</w:t>
-      </w:r>
-      <w:r>
-        <w:rPr>
-          <w:color w:val="23293D"/>
-          <w:sz w:val="21"/>
-          <w:szCs w:val="21"/>
-        </w:rPr>
-        <w:t xml:space="preserve"> consumo avulso de estoque ✅ (são papéis clínicos).</w:t>
+        <w:t xml:space="preserve">Objetivo:</w:t>
+      </w:r>
+      <w:r>
+        <w:rPr>
+          <w:color w:val="23293D"/>
+          <w:sz w:val="21"/>
+          <w:szCs w:val="21"/>
+        </w:rPr>
+        <w:t xml:space="preserve"> gerir o programa Empresarial (B2B).</w:t>
       </w:r>
     </w:p>
     <w:p>
@@ -18982,6 +19278,81 @@
         <w:numPr>
           <w:ilvl w:val="0"/>
           <w:numId w:val="26"/>
+        </w:numPr>
+        <w:spacing w:after="80" w:line="270"/>
+      </w:pPr>
+      <w:r>
+        <w:rPr>
+          <w:b/>
+          <w:bCs/>
+          <w:color w:val="23293D"/>
+          <w:sz w:val="21"/>
+          <w:szCs w:val="21"/>
+        </w:rPr>
+        <w:t xml:space="preserve">Vê:</w:t>
+      </w:r>
+      <w:r>
+        <w:rPr>
+          <w:color w:val="23293D"/>
+          <w:sz w:val="21"/>
+          <w:szCs w:val="21"/>
+        </w:rPr>
+        <w:t xml:space="preserve"> Empresarial ✅ (é gestor do programa).</w:t>
+      </w:r>
+    </w:p>
+    <w:p>
+      <w:pPr>
+        <w:pStyle w:val="Heading3"/>
+      </w:pPr>
+      <w:r>
+        <w:rPr>
+          <w:color w:val="B98B2E"/>
+        </w:rPr>
+        <w:t xml:space="preserve">TSB e ASB </w:t>
+      </w:r>
+      <w:r>
+        <w:rPr>
+          <w:i/>
+          <w:iCs/>
+          <w:color w:val="B98B2E"/>
+        </w:rPr>
+        <w:t xml:space="preserve">(unidade)</w:t>
+      </w:r>
+    </w:p>
+    <w:p>
+      <w:pPr>
+        <w:pStyle w:val="ListParagraph"/>
+        <w:numPr>
+          <w:ilvl w:val="0"/>
+          <w:numId w:val="27"/>
+        </w:numPr>
+        <w:spacing w:after="80" w:line="270"/>
+      </w:pPr>
+      <w:r>
+        <w:rPr>
+          <w:b/>
+          <w:bCs/>
+          <w:color w:val="23293D"/>
+          <w:sz w:val="21"/>
+          <w:szCs w:val="21"/>
+        </w:rPr>
+        <w:t xml:space="preserve">Pode:</w:t>
+      </w:r>
+      <w:r>
+        <w:rPr>
+          <w:color w:val="23293D"/>
+          <w:sz w:val="21"/>
+          <w:szCs w:val="21"/>
+        </w:rPr>
+        <w:t xml:space="preserve"> consumo avulso de estoque ✅ (são papéis clínicos).</w:t>
+      </w:r>
+    </w:p>
+    <w:p>
+      <w:pPr>
+        <w:pStyle w:val="ListParagraph"/>
+        <w:numPr>
+          <w:ilvl w:val="0"/>
+          <w:numId w:val="27"/>
         </w:numPr>
         <w:spacing w:after="80" w:line="270"/>
       </w:pPr>
@@ -24379,7 +24750,7 @@
               <w:pStyle w:val="ListParagraph"/>
               <w:numPr>
                 <w:ilvl w:val="0"/>
-                <w:numId w:val="27"/>
+                <w:numId w:val="28"/>
               </w:numPr>
               <w:spacing w:after="80" w:line="270"/>
             </w:pPr>
@@ -24407,7 +24778,7 @@
               <w:pStyle w:val="ListParagraph"/>
               <w:numPr>
                 <w:ilvl w:val="0"/>
-                <w:numId w:val="27"/>
+                <w:numId w:val="28"/>
               </w:numPr>
               <w:spacing w:after="80" w:line="270"/>
             </w:pPr>
@@ -24435,7 +24806,7 @@
               <w:pStyle w:val="ListParagraph"/>
               <w:numPr>
                 <w:ilvl w:val="0"/>
-                <w:numId w:val="27"/>
+                <w:numId w:val="28"/>
               </w:numPr>
               <w:spacing w:after="80" w:line="270"/>
             </w:pPr>
@@ -24481,7 +24852,7 @@
               <w:pStyle w:val="ListParagraph"/>
               <w:numPr>
                 <w:ilvl w:val="0"/>
-                <w:numId w:val="27"/>
+                <w:numId w:val="28"/>
               </w:numPr>
               <w:spacing w:after="80" w:line="270"/>
             </w:pPr>
@@ -24509,7 +24880,7 @@
               <w:pStyle w:val="ListParagraph"/>
               <w:numPr>
                 <w:ilvl w:val="0"/>
-                <w:numId w:val="27"/>
+                <w:numId w:val="28"/>
               </w:numPr>
               <w:spacing w:after="80" w:line="270"/>
             </w:pPr>
@@ -24738,7 +25109,7 @@
         <w:pStyle w:val="ListParagraph"/>
         <w:numPr>
           <w:ilvl w:val="0"/>
-          <w:numId w:val="28"/>
+          <w:numId w:val="29"/>
         </w:numPr>
         <w:spacing w:after="80" w:line="270"/>
       </w:pPr>
@@ -24792,7 +25163,7 @@
         <w:pStyle w:val="ListParagraph"/>
         <w:numPr>
           <w:ilvl w:val="0"/>
-          <w:numId w:val="28"/>
+          <w:numId w:val="29"/>
         </w:numPr>
         <w:spacing w:after="80" w:line="270"/>
       </w:pPr>
@@ -24838,7 +25209,7 @@
         <w:pStyle w:val="ListParagraph"/>
         <w:numPr>
           <w:ilvl w:val="0"/>
-          <w:numId w:val="28"/>
+          <w:numId w:val="29"/>
         </w:numPr>
         <w:spacing w:after="80" w:line="270"/>
       </w:pPr>
@@ -24856,7 +25227,7 @@
         <w:pStyle w:val="ListParagraph"/>
         <w:numPr>
           <w:ilvl w:val="0"/>
-          <w:numId w:val="28"/>
+          <w:numId w:val="29"/>
         </w:numPr>
         <w:spacing w:after="80" w:line="270"/>
       </w:pPr>
@@ -24892,7 +25263,7 @@
         <w:pStyle w:val="ListParagraph"/>
         <w:numPr>
           <w:ilvl w:val="0"/>
-          <w:numId w:val="28"/>
+          <w:numId w:val="29"/>
         </w:numPr>
         <w:spacing w:after="80" w:line="270"/>
       </w:pPr>
@@ -25036,7 +25407,7 @@
         <w:pStyle w:val="ListParagraph"/>
         <w:numPr>
           <w:ilvl w:val="0"/>
-          <w:numId w:val="29"/>
+          <w:numId w:val="30"/>
         </w:numPr>
         <w:spacing w:after="80" w:line="270"/>
       </w:pPr>
@@ -25090,7 +25461,7 @@
         <w:pStyle w:val="ListParagraph"/>
         <w:numPr>
           <w:ilvl w:val="0"/>
-          <w:numId w:val="29"/>
+          <w:numId w:val="30"/>
         </w:numPr>
         <w:spacing w:after="80" w:line="270"/>
       </w:pPr>
@@ -25108,7 +25479,7 @@
         <w:pStyle w:val="ListParagraph"/>
         <w:numPr>
           <w:ilvl w:val="0"/>
-          <w:numId w:val="29"/>
+          <w:numId w:val="30"/>
         </w:numPr>
         <w:spacing w:after="80" w:line="270"/>
       </w:pPr>
@@ -25136,7 +25507,7 @@
         <w:pStyle w:val="ListParagraph"/>
         <w:numPr>
           <w:ilvl w:val="0"/>
-          <w:numId w:val="29"/>
+          <w:numId w:val="30"/>
         </w:numPr>
         <w:spacing w:after="80" w:line="270"/>
       </w:pPr>
@@ -25244,7 +25615,7 @@
         <w:pStyle w:val="ListParagraph"/>
         <w:numPr>
           <w:ilvl w:val="0"/>
-          <w:numId w:val="30"/>
+          <w:numId w:val="31"/>
         </w:numPr>
         <w:spacing w:after="80" w:line="270"/>
       </w:pPr>
@@ -25273,314 +25644,6 @@
           <w:szCs w:val="21"/>
         </w:rPr>
         <w:t xml:space="preserve">.</w:t>
-      </w:r>
-    </w:p>
-    <w:p>
-      <w:pPr>
-        <w:pStyle w:val="ListParagraph"/>
-        <w:numPr>
-          <w:ilvl w:val="0"/>
-          <w:numId w:val="30"/>
-        </w:numPr>
-        <w:spacing w:after="80" w:line="270"/>
-      </w:pPr>
-      <w:r>
-        <w:rPr>
-          <w:color w:val="23293D"/>
-          <w:sz w:val="21"/>
-          <w:szCs w:val="21"/>
-        </w:rPr>
-        <w:t xml:space="preserve">Botão </w:t>
-      </w:r>
-      <w:r>
-        <w:rPr>
-          <w:b/>
-          <w:bCs/>
-          <w:color w:val="23293D"/>
-          <w:sz w:val="21"/>
-          <w:szCs w:val="21"/>
-        </w:rPr>
-        <w:t xml:space="preserve">Registrar chegada</w:t>
-      </w:r>
-      <w:r>
-        <w:rPr>
-          <w:color w:val="23293D"/>
-          <w:sz w:val="21"/>
-          <w:szCs w:val="21"/>
-        </w:rPr>
-        <w:t xml:space="preserve"> → confira profissional, horário e sala com o paciente na frente → </w:t>
-      </w:r>
-      <w:r>
-        <w:rPr>
-          <w:b/>
-          <w:bCs/>
-          <w:color w:val="23293D"/>
-          <w:sz w:val="21"/>
-          <w:szCs w:val="21"/>
-        </w:rPr>
-        <w:t xml:space="preserve">Confirmar chegada</w:t>
-      </w:r>
-      <w:r>
-        <w:rPr>
-          <w:color w:val="23293D"/>
-          <w:sz w:val="21"/>
-          <w:szCs w:val="21"/>
-        </w:rPr>
-        <w:t xml:space="preserve">.</w:t>
-      </w:r>
-    </w:p>
-    <w:p>
-      <w:pPr>
-        <w:pStyle w:val="ListParagraph"/>
-        <w:numPr>
-          <w:ilvl w:val="0"/>
-          <w:numId w:val="30"/>
-        </w:numPr>
-        <w:spacing w:after="80" w:line="270"/>
-      </w:pPr>
-      <w:r>
-        <w:rPr>
-          <w:b/>
-          <w:bCs/>
-          <w:color w:val="23293D"/>
-          <w:sz w:val="21"/>
-          <w:szCs w:val="21"/>
-        </w:rPr>
-        <w:t xml:space="preserve">Quem chama é o profissional</w:t>
-      </w:r>
-      <w:r>
-        <w:rPr>
-          <w:color w:val="23293D"/>
-          <w:sz w:val="21"/>
-          <w:szCs w:val="21"/>
-        </w:rPr>
-        <w:t xml:space="preserve">, não a recepção.</w:t>
-      </w:r>
-    </w:p>
-    <w:p>
-      <w:pPr>
-        <w:spacing w:after="140" w:line="280"/>
-      </w:pPr>
-      <w:r>
-        <w:rPr>
-          <w:b/>
-          <w:bCs/>
-          <w:color w:val="23293D"/>
-          <w:sz w:val="21"/>
-          <w:szCs w:val="21"/>
-        </w:rPr>
-        <w:t xml:space="preserve">Tarefa 4 — Atender o pedido do Comercial</w:t>
-      </w:r>
-    </w:p>
-    <w:p>
-      <w:pPr>
-        <w:spacing w:after="140" w:line="280"/>
-      </w:pPr>
-      <w:r>
-        <w:rPr>
-          <w:color w:val="23293D"/>
-          <w:sz w:val="21"/>
-          <w:szCs w:val="21"/>
-        </w:rPr>
-        <w:t xml:space="preserve">Quando o Consultor não consegue realizar a apresentação (o cliente não compareceu, pediu para remarcar), ele envia um pedido que chega no </w:t>
-      </w:r>
-      <w:r>
-        <w:rPr>
-          <w:b/>
-          <w:bCs/>
-          <w:color w:val="23293D"/>
-          <w:sz w:val="21"/>
-          <w:szCs w:val="21"/>
-        </w:rPr>
-        <w:t xml:space="preserve">seu sino de avisos</w:t>
-      </w:r>
-      <w:r>
-        <w:rPr>
-          <w:color w:val="23293D"/>
-          <w:sz w:val="21"/>
-          <w:szCs w:val="21"/>
-        </w:rPr>
-        <w:t xml:space="preserve">: </w:t>
-      </w:r>
-      <w:r>
-        <w:rPr>
-          <w:i/>
-          <w:iCs/>
-          <w:color w:val="23293D"/>
-          <w:sz w:val="21"/>
-          <w:szCs w:val="21"/>
-        </w:rPr>
-        <w:t xml:space="preserve">"Agendar apresentação: «nome do cliente»"</w:t>
-      </w:r>
-      <w:r>
-        <w:rPr>
-          <w:color w:val="23293D"/>
-          <w:sz w:val="21"/>
-          <w:szCs w:val="21"/>
-        </w:rPr>
-        <w:t xml:space="preserve">, com o motivo. Clique no aviso, abra a ficha e agende — o Comercial vê a nova data no cartão dele automaticamente, e não precisa ser avisado de volta.</w:t>
-      </w:r>
-    </w:p>
-    <w:p>
-      <w:pPr>
-        <w:spacing w:after="140" w:line="280"/>
-      </w:pPr>
-      <w:r>
-        <w:rPr>
-          <w:b/>
-          <w:bCs/>
-          <w:color w:val="23293D"/>
-          <w:sz w:val="21"/>
-          <w:szCs w:val="21"/>
-        </w:rPr>
-        <w:t xml:space="preserve">Erros frequentes:</w:t>
-      </w:r>
-      <w:r>
-        <w:rPr>
-          <w:color w:val="23293D"/>
-          <w:sz w:val="21"/>
-          <w:szCs w:val="21"/>
-        </w:rPr>
-        <w:t xml:space="preserve"> tentar cadastrar sem CPF; agendar fora do horário da unidade; fechar o aviso modal de "agendar apresentação" clicando em </w:t>
-      </w:r>
-      <w:r>
-        <w:rPr>
-          <w:i/>
-          <w:iCs/>
-          <w:color w:val="23293D"/>
-          <w:sz w:val="21"/>
-          <w:szCs w:val="21"/>
-        </w:rPr>
-        <w:t xml:space="preserve">"Já agendei"</w:t>
-      </w:r>
-      <w:r>
-        <w:rPr>
-          <w:color w:val="23293D"/>
-          <w:sz w:val="21"/>
-          <w:szCs w:val="21"/>
-        </w:rPr>
-        <w:t xml:space="preserve"> sem ter agendado — isso afirma um fato que não aconteceu.</w:t>
-      </w:r>
-    </w:p>
-    <w:p>
-      <w:pPr>
-        <w:spacing w:after="140" w:line="280"/>
-      </w:pPr>
-      <w:r>
-        <w:rPr>
-          <w:b/>
-          <w:bCs/>
-          <w:color w:val="23293D"/>
-          <w:sz w:val="21"/>
-          <w:szCs w:val="21"/>
-        </w:rPr>
-        <w:t xml:space="preserve">Como confirmar que deu certo:</w:t>
-      </w:r>
-      <w:r>
-        <w:rPr>
-          <w:color w:val="23293D"/>
-          <w:sz w:val="21"/>
-          <w:szCs w:val="21"/>
-        </w:rPr>
-        <w:t xml:space="preserve"> o paciente aparece na lista de Prontuários com a fase correta, e o horário aparece na Agenda.</w:t>
-      </w:r>
-    </w:p>
-    <w:p>
-      <w:pPr>
-        <w:spacing w:after="140" w:line="280"/>
-      </w:pPr>
-      <w:r>
-        <w:rPr>
-          <w:b/>
-          <w:bCs/>
-          <w:color w:val="23293D"/>
-          <w:sz w:val="21"/>
-          <w:szCs w:val="21"/>
-        </w:rPr>
-        <w:t xml:space="preserve">Exercício sugerido (no ambiente de treino):</w:t>
-      </w:r>
-      <w:r>
-        <w:rPr>
-          <w:color w:val="23293D"/>
-          <w:sz w:val="21"/>
-          <w:szCs w:val="21"/>
-        </w:rPr>
-        <w:t xml:space="preserve"> cadastre um paciente fictício, agende uma avaliação para hoje e registre a chegada.</w:t>
-      </w:r>
-    </w:p>
-    <w:p>
-      <w:pPr>
-        <w:spacing w:after="140" w:line="280"/>
-      </w:pPr>
-      <w:r>
-        <w:rPr>
-          <w:b/>
-          <w:bCs/>
-          <w:color w:val="23293D"/>
-          <w:sz w:val="21"/>
-          <w:szCs w:val="21"/>
-        </w:rPr>
-        <w:t xml:space="preserve">Checklist final:</w:t>
-      </w:r>
-      <w:r>
-        <w:rPr>
-          <w:color w:val="23293D"/>
-          <w:sz w:val="21"/>
-          <w:szCs w:val="21"/>
-        </w:rPr>
-        <w:t xml:space="preserve"> ☐ cadastrei ☐ agendei ☐ registrei chegada ☐ sei onde ver a fase do paciente ☐ sei que não sou eu quem chama</w:t>
-      </w:r>
-    </w:p>
-    <w:p>
-      <w:pPr>
-        <w:pStyle w:val="Heading2"/>
-      </w:pPr>
-      <w:r>
-        <w:rPr>
-          <w:color w:val="1F3253"/>
-        </w:rPr>
-        <w:t xml:space="preserve">6.2. Coordenador Clínico</w:t>
-      </w:r>
-    </w:p>
-    <w:p>
-      <w:pPr>
-        <w:spacing w:after="140" w:line="280"/>
-      </w:pPr>
-      <w:r>
-        <w:rPr>
-          <w:b/>
-          <w:bCs/>
-          <w:color w:val="23293D"/>
-          <w:sz w:val="21"/>
-          <w:szCs w:val="21"/>
-        </w:rPr>
-        <w:t xml:space="preserve">Objetivo:</w:t>
-      </w:r>
-      <w:r>
-        <w:rPr>
-          <w:color w:val="23293D"/>
-          <w:sz w:val="21"/>
-          <w:szCs w:val="21"/>
-        </w:rPr>
-        <w:t xml:space="preserve"> avaliar e preparar o caso. </w:t>
-      </w:r>
-      <w:r>
-        <w:rPr>
-          <w:b/>
-          <w:bCs/>
-          <w:color w:val="23293D"/>
-          <w:sz w:val="21"/>
-          <w:szCs w:val="21"/>
-        </w:rPr>
-        <w:t xml:space="preserve">Duração:</w:t>
-      </w:r>
-      <w:r>
-        <w:rPr>
-          <w:color w:val="23293D"/>
-          <w:sz w:val="21"/>
-          <w:szCs w:val="21"/>
-        </w:rPr>
-        <w:t xml:space="preserve"> 60 minutos.</w:t>
       </w:r>
     </w:p>
     <w:p>
@@ -25598,43 +25661,43 @@
           <w:sz w:val="21"/>
           <w:szCs w:val="21"/>
         </w:rPr>
-        <w:t xml:space="preserve">Menu </w:t>
-      </w:r>
-      <w:r>
-        <w:rPr>
-          <w:b/>
-          <w:bCs/>
-          <w:color w:val="23293D"/>
-          <w:sz w:val="21"/>
-          <w:szCs w:val="21"/>
-        </w:rPr>
-        <w:t xml:space="preserve">Atendimento</w:t>
-      </w:r>
-      <w:r>
-        <w:rPr>
-          <w:color w:val="23293D"/>
-          <w:sz w:val="21"/>
-          <w:szCs w:val="21"/>
-        </w:rPr>
-        <w:t xml:space="preserve"> → </w:t>
-      </w:r>
-      <w:r>
-        <w:rPr>
-          <w:b/>
-          <w:bCs/>
-          <w:color w:val="23293D"/>
-          <w:sz w:val="21"/>
-          <w:szCs w:val="21"/>
-        </w:rPr>
-        <w:t xml:space="preserve">Chamar</w:t>
-      </w:r>
-      <w:r>
-        <w:rPr>
-          <w:color w:val="23293D"/>
-          <w:sz w:val="21"/>
-          <w:szCs w:val="21"/>
-        </w:rPr>
-        <w:t xml:space="preserve"> o paciente (é você quem chama numa avaliação).</w:t>
+        <w:t xml:space="preserve">Botão </w:t>
+      </w:r>
+      <w:r>
+        <w:rPr>
+          <w:b/>
+          <w:bCs/>
+          <w:color w:val="23293D"/>
+          <w:sz w:val="21"/>
+          <w:szCs w:val="21"/>
+        </w:rPr>
+        <w:t xml:space="preserve">Registrar chegada</w:t>
+      </w:r>
+      <w:r>
+        <w:rPr>
+          <w:color w:val="23293D"/>
+          <w:sz w:val="21"/>
+          <w:szCs w:val="21"/>
+        </w:rPr>
+        <w:t xml:space="preserve"> → confira profissional, horário e sala com o paciente na frente → </w:t>
+      </w:r>
+      <w:r>
+        <w:rPr>
+          <w:b/>
+          <w:bCs/>
+          <w:color w:val="23293D"/>
+          <w:sz w:val="21"/>
+          <w:szCs w:val="21"/>
+        </w:rPr>
+        <w:t xml:space="preserve">Confirmar chegada</w:t>
+      </w:r>
+      <w:r>
+        <w:rPr>
+          <w:color w:val="23293D"/>
+          <w:sz w:val="21"/>
+          <w:szCs w:val="21"/>
+        </w:rPr>
+        <w:t xml:space="preserve">.</w:t>
       </w:r>
     </w:p>
     <w:p>
@@ -25648,6 +25711,314 @@
       </w:pPr>
       <w:r>
         <w:rPr>
+          <w:b/>
+          <w:bCs/>
+          <w:color w:val="23293D"/>
+          <w:sz w:val="21"/>
+          <w:szCs w:val="21"/>
+        </w:rPr>
+        <w:t xml:space="preserve">Quem chama é o profissional</w:t>
+      </w:r>
+      <w:r>
+        <w:rPr>
+          <w:color w:val="23293D"/>
+          <w:sz w:val="21"/>
+          <w:szCs w:val="21"/>
+        </w:rPr>
+        <w:t xml:space="preserve">, não a recepção.</w:t>
+      </w:r>
+    </w:p>
+    <w:p>
+      <w:pPr>
+        <w:spacing w:after="140" w:line="280"/>
+      </w:pPr>
+      <w:r>
+        <w:rPr>
+          <w:b/>
+          <w:bCs/>
+          <w:color w:val="23293D"/>
+          <w:sz w:val="21"/>
+          <w:szCs w:val="21"/>
+        </w:rPr>
+        <w:t xml:space="preserve">Tarefa 4 — Atender o pedido do Comercial</w:t>
+      </w:r>
+    </w:p>
+    <w:p>
+      <w:pPr>
+        <w:spacing w:after="140" w:line="280"/>
+      </w:pPr>
+      <w:r>
+        <w:rPr>
+          <w:color w:val="23293D"/>
+          <w:sz w:val="21"/>
+          <w:szCs w:val="21"/>
+        </w:rPr>
+        <w:t xml:space="preserve">Quando o Consultor não consegue realizar a apresentação (o cliente não compareceu, pediu para remarcar), ele envia um pedido que chega no </w:t>
+      </w:r>
+      <w:r>
+        <w:rPr>
+          <w:b/>
+          <w:bCs/>
+          <w:color w:val="23293D"/>
+          <w:sz w:val="21"/>
+          <w:szCs w:val="21"/>
+        </w:rPr>
+        <w:t xml:space="preserve">seu sino de avisos</w:t>
+      </w:r>
+      <w:r>
+        <w:rPr>
+          <w:color w:val="23293D"/>
+          <w:sz w:val="21"/>
+          <w:szCs w:val="21"/>
+        </w:rPr>
+        <w:t xml:space="preserve">: </w:t>
+      </w:r>
+      <w:r>
+        <w:rPr>
+          <w:i/>
+          <w:iCs/>
+          <w:color w:val="23293D"/>
+          <w:sz w:val="21"/>
+          <w:szCs w:val="21"/>
+        </w:rPr>
+        <w:t xml:space="preserve">"Agendar apresentação: «nome do cliente»"</w:t>
+      </w:r>
+      <w:r>
+        <w:rPr>
+          <w:color w:val="23293D"/>
+          <w:sz w:val="21"/>
+          <w:szCs w:val="21"/>
+        </w:rPr>
+        <w:t xml:space="preserve">, com o motivo. Clique no aviso, abra a ficha e agende — o Comercial vê a nova data no cartão dele automaticamente, e não precisa ser avisado de volta.</w:t>
+      </w:r>
+    </w:p>
+    <w:p>
+      <w:pPr>
+        <w:spacing w:after="140" w:line="280"/>
+      </w:pPr>
+      <w:r>
+        <w:rPr>
+          <w:b/>
+          <w:bCs/>
+          <w:color w:val="23293D"/>
+          <w:sz w:val="21"/>
+          <w:szCs w:val="21"/>
+        </w:rPr>
+        <w:t xml:space="preserve">Erros frequentes:</w:t>
+      </w:r>
+      <w:r>
+        <w:rPr>
+          <w:color w:val="23293D"/>
+          <w:sz w:val="21"/>
+          <w:szCs w:val="21"/>
+        </w:rPr>
+        <w:t xml:space="preserve"> tentar cadastrar sem CPF; agendar fora do horário da unidade; fechar o aviso modal de "agendar apresentação" clicando em </w:t>
+      </w:r>
+      <w:r>
+        <w:rPr>
+          <w:i/>
+          <w:iCs/>
+          <w:color w:val="23293D"/>
+          <w:sz w:val="21"/>
+          <w:szCs w:val="21"/>
+        </w:rPr>
+        <w:t xml:space="preserve">"Já agendei"</w:t>
+      </w:r>
+      <w:r>
+        <w:rPr>
+          <w:color w:val="23293D"/>
+          <w:sz w:val="21"/>
+          <w:szCs w:val="21"/>
+        </w:rPr>
+        <w:t xml:space="preserve"> sem ter agendado — isso afirma um fato que não aconteceu.</w:t>
+      </w:r>
+    </w:p>
+    <w:p>
+      <w:pPr>
+        <w:spacing w:after="140" w:line="280"/>
+      </w:pPr>
+      <w:r>
+        <w:rPr>
+          <w:b/>
+          <w:bCs/>
+          <w:color w:val="23293D"/>
+          <w:sz w:val="21"/>
+          <w:szCs w:val="21"/>
+        </w:rPr>
+        <w:t xml:space="preserve">Como confirmar que deu certo:</w:t>
+      </w:r>
+      <w:r>
+        <w:rPr>
+          <w:color w:val="23293D"/>
+          <w:sz w:val="21"/>
+          <w:szCs w:val="21"/>
+        </w:rPr>
+        <w:t xml:space="preserve"> o paciente aparece na lista de Prontuários com a fase correta, e o horário aparece na Agenda.</w:t>
+      </w:r>
+    </w:p>
+    <w:p>
+      <w:pPr>
+        <w:spacing w:after="140" w:line="280"/>
+      </w:pPr>
+      <w:r>
+        <w:rPr>
+          <w:b/>
+          <w:bCs/>
+          <w:color w:val="23293D"/>
+          <w:sz w:val="21"/>
+          <w:szCs w:val="21"/>
+        </w:rPr>
+        <w:t xml:space="preserve">Exercício sugerido (no ambiente de treino):</w:t>
+      </w:r>
+      <w:r>
+        <w:rPr>
+          <w:color w:val="23293D"/>
+          <w:sz w:val="21"/>
+          <w:szCs w:val="21"/>
+        </w:rPr>
+        <w:t xml:space="preserve"> cadastre um paciente fictício, agende uma avaliação para hoje e registre a chegada.</w:t>
+      </w:r>
+    </w:p>
+    <w:p>
+      <w:pPr>
+        <w:spacing w:after="140" w:line="280"/>
+      </w:pPr>
+      <w:r>
+        <w:rPr>
+          <w:b/>
+          <w:bCs/>
+          <w:color w:val="23293D"/>
+          <w:sz w:val="21"/>
+          <w:szCs w:val="21"/>
+        </w:rPr>
+        <w:t xml:space="preserve">Checklist final:</w:t>
+      </w:r>
+      <w:r>
+        <w:rPr>
+          <w:color w:val="23293D"/>
+          <w:sz w:val="21"/>
+          <w:szCs w:val="21"/>
+        </w:rPr>
+        <w:t xml:space="preserve"> ☐ cadastrei ☐ agendei ☐ registrei chegada ☐ sei onde ver a fase do paciente ☐ sei que não sou eu quem chama</w:t>
+      </w:r>
+    </w:p>
+    <w:p>
+      <w:pPr>
+        <w:pStyle w:val="Heading2"/>
+      </w:pPr>
+      <w:r>
+        <w:rPr>
+          <w:color w:val="1F3253"/>
+        </w:rPr>
+        <w:t xml:space="preserve">6.2. Coordenador Clínico</w:t>
+      </w:r>
+    </w:p>
+    <w:p>
+      <w:pPr>
+        <w:spacing w:after="140" w:line="280"/>
+      </w:pPr>
+      <w:r>
+        <w:rPr>
+          <w:b/>
+          <w:bCs/>
+          <w:color w:val="23293D"/>
+          <w:sz w:val="21"/>
+          <w:szCs w:val="21"/>
+        </w:rPr>
+        <w:t xml:space="preserve">Objetivo:</w:t>
+      </w:r>
+      <w:r>
+        <w:rPr>
+          <w:color w:val="23293D"/>
+          <w:sz w:val="21"/>
+          <w:szCs w:val="21"/>
+        </w:rPr>
+        <w:t xml:space="preserve"> avaliar e preparar o caso. </w:t>
+      </w:r>
+      <w:r>
+        <w:rPr>
+          <w:b/>
+          <w:bCs/>
+          <w:color w:val="23293D"/>
+          <w:sz w:val="21"/>
+          <w:szCs w:val="21"/>
+        </w:rPr>
+        <w:t xml:space="preserve">Duração:</w:t>
+      </w:r>
+      <w:r>
+        <w:rPr>
+          <w:color w:val="23293D"/>
+          <w:sz w:val="21"/>
+          <w:szCs w:val="21"/>
+        </w:rPr>
+        <w:t xml:space="preserve"> 60 minutos.</w:t>
+      </w:r>
+    </w:p>
+    <w:p>
+      <w:pPr>
+        <w:pStyle w:val="ListParagraph"/>
+        <w:numPr>
+          <w:ilvl w:val="0"/>
+          <w:numId w:val="32"/>
+        </w:numPr>
+        <w:spacing w:after="80" w:line="270"/>
+      </w:pPr>
+      <w:r>
+        <w:rPr>
+          <w:color w:val="23293D"/>
+          <w:sz w:val="21"/>
+          <w:szCs w:val="21"/>
+        </w:rPr>
+        <w:t xml:space="preserve">Menu </w:t>
+      </w:r>
+      <w:r>
+        <w:rPr>
+          <w:b/>
+          <w:bCs/>
+          <w:color w:val="23293D"/>
+          <w:sz w:val="21"/>
+          <w:szCs w:val="21"/>
+        </w:rPr>
+        <w:t xml:space="preserve">Atendimento</w:t>
+      </w:r>
+      <w:r>
+        <w:rPr>
+          <w:color w:val="23293D"/>
+          <w:sz w:val="21"/>
+          <w:szCs w:val="21"/>
+        </w:rPr>
+        <w:t xml:space="preserve"> → </w:t>
+      </w:r>
+      <w:r>
+        <w:rPr>
+          <w:b/>
+          <w:bCs/>
+          <w:color w:val="23293D"/>
+          <w:sz w:val="21"/>
+          <w:szCs w:val="21"/>
+        </w:rPr>
+        <w:t xml:space="preserve">Chamar</w:t>
+      </w:r>
+      <w:r>
+        <w:rPr>
+          <w:color w:val="23293D"/>
+          <w:sz w:val="21"/>
+          <w:szCs w:val="21"/>
+        </w:rPr>
+        <w:t xml:space="preserve"> o paciente (é você quem chama numa avaliação).</w:t>
+      </w:r>
+    </w:p>
+    <w:p>
+      <w:pPr>
+        <w:pStyle w:val="ListParagraph"/>
+        <w:numPr>
+          <w:ilvl w:val="0"/>
+          <w:numId w:val="32"/>
+        </w:numPr>
+        <w:spacing w:after="80" w:line="270"/>
+      </w:pPr>
+      <w:r>
+        <w:rPr>
           <w:color w:val="23293D"/>
           <w:sz w:val="21"/>
           <w:szCs w:val="21"/>
@@ -25678,7 +26049,7 @@
         <w:pStyle w:val="ListParagraph"/>
         <w:numPr>
           <w:ilvl w:val="0"/>
-          <w:numId w:val="31"/>
+          <w:numId w:val="32"/>
         </w:numPr>
         <w:spacing w:after="80" w:line="270"/>
       </w:pPr>
@@ -25724,7 +26095,7 @@
         <w:pStyle w:val="ListParagraph"/>
         <w:numPr>
           <w:ilvl w:val="0"/>
-          <w:numId w:val="31"/>
+          <w:numId w:val="32"/>
         </w:numPr>
         <w:spacing w:after="80" w:line="270"/>
       </w:pPr>
@@ -25770,7 +26141,7 @@
         <w:pStyle w:val="ListParagraph"/>
         <w:numPr>
           <w:ilvl w:val="0"/>
-          <w:numId w:val="31"/>
+          <w:numId w:val="32"/>
         </w:numPr>
         <w:spacing w:after="80" w:line="270"/>
       </w:pPr>
@@ -25788,7 +26159,7 @@
         <w:pStyle w:val="ListParagraph"/>
         <w:numPr>
           <w:ilvl w:val="0"/>
-          <w:numId w:val="31"/>
+          <w:numId w:val="32"/>
         </w:numPr>
         <w:spacing w:after="80" w:line="270"/>
       </w:pPr>
@@ -26051,7 +26422,7 @@
         <w:pStyle w:val="ListParagraph"/>
         <w:numPr>
           <w:ilvl w:val="0"/>
-          <w:numId w:val="32"/>
+          <w:numId w:val="33"/>
         </w:numPr>
         <w:spacing w:after="80" w:line="270"/>
       </w:pPr>
@@ -26098,448 +26469,6 @@
           <w:szCs w:val="21"/>
         </w:rPr>
         <w:t xml:space="preserve"> (apresentação comercial mais próxima primeiro).</w:t>
-      </w:r>
-    </w:p>
-    <w:p>
-      <w:pPr>
-        <w:pStyle w:val="ListParagraph"/>
-        <w:numPr>
-          <w:ilvl w:val="0"/>
-          <w:numId w:val="32"/>
-        </w:numPr>
-        <w:spacing w:after="80" w:line="270"/>
-      </w:pPr>
-      <w:r>
-        <w:rPr>
-          <w:color w:val="23293D"/>
-          <w:sz w:val="21"/>
-          <w:szCs w:val="21"/>
-        </w:rPr>
-        <w:t xml:space="preserve">Abra o caso → cockpit em duas colunas: evidências à esquerda, plano à direita.</w:t>
-      </w:r>
-    </w:p>
-    <w:p>
-      <w:pPr>
-        <w:pStyle w:val="ListParagraph"/>
-        <w:numPr>
-          <w:ilvl w:val="0"/>
-          <w:numId w:val="32"/>
-        </w:numPr>
-        <w:spacing w:after="80" w:line="270"/>
-      </w:pPr>
-      <w:r>
-        <w:rPr>
-          <w:b/>
-          <w:bCs/>
-          <w:color w:val="23293D"/>
-          <w:sz w:val="21"/>
-          <w:szCs w:val="21"/>
-        </w:rPr>
-        <w:t xml:space="preserve">Iniciar plano de tratamento</w:t>
-      </w:r>
-      <w:r>
-        <w:rPr>
-          <w:color w:val="23293D"/>
-          <w:sz w:val="21"/>
-          <w:szCs w:val="21"/>
-        </w:rPr>
-        <w:t xml:space="preserve"> → escreva o </w:t>
-      </w:r>
-      <w:r>
-        <w:rPr>
-          <w:b/>
-          <w:bCs/>
-          <w:color w:val="23293D"/>
-          <w:sz w:val="21"/>
-          <w:szCs w:val="21"/>
-        </w:rPr>
-        <w:t xml:space="preserve">Diagnóstico</w:t>
-      </w:r>
-      <w:r>
-        <w:rPr>
-          <w:color w:val="23293D"/>
-          <w:sz w:val="21"/>
-          <w:szCs w:val="21"/>
-        </w:rPr>
-        <w:t xml:space="preserve">.</w:t>
-      </w:r>
-    </w:p>
-    <w:p>
-      <w:pPr>
-        <w:pStyle w:val="ListParagraph"/>
-        <w:numPr>
-          <w:ilvl w:val="0"/>
-          <w:numId w:val="32"/>
-        </w:numPr>
-        <w:spacing w:after="80" w:line="270"/>
-      </w:pPr>
-      <w:r>
-        <w:rPr>
-          <w:b/>
-          <w:bCs/>
-          <w:color w:val="23293D"/>
-          <w:sz w:val="21"/>
-          <w:szCs w:val="21"/>
-        </w:rPr>
-        <w:t xml:space="preserve">Adicionar opção de tratamento</w:t>
-      </w:r>
-      <w:r>
-        <w:rPr>
-          <w:color w:val="23293D"/>
-          <w:sz w:val="21"/>
-          <w:szCs w:val="21"/>
-        </w:rPr>
-        <w:t xml:space="preserve"> (marque uma como principal).</w:t>
-      </w:r>
-    </w:p>
-    <w:p>
-      <w:pPr>
-        <w:pStyle w:val="ListParagraph"/>
-        <w:numPr>
-          <w:ilvl w:val="0"/>
-          <w:numId w:val="32"/>
-        </w:numPr>
-        <w:spacing w:after="80" w:line="270"/>
-      </w:pPr>
-      <w:r>
-        <w:rPr>
-          <w:color w:val="23293D"/>
-          <w:sz w:val="21"/>
-          <w:szCs w:val="21"/>
-        </w:rPr>
-        <w:t xml:space="preserve">Dentro da opção, </w:t>
-      </w:r>
-      <w:r>
-        <w:rPr>
-          <w:b/>
-          <w:bCs/>
-          <w:color w:val="23293D"/>
-          <w:sz w:val="21"/>
-          <w:szCs w:val="21"/>
-        </w:rPr>
-        <w:t xml:space="preserve">Procedimento</w:t>
-      </w:r>
-      <w:r>
-        <w:rPr>
-          <w:color w:val="23293D"/>
-          <w:sz w:val="21"/>
-          <w:szCs w:val="21"/>
-        </w:rPr>
-        <w:t xml:space="preserve"> → escolha do catálogo → </w:t>
-      </w:r>
-      <w:r>
-        <w:rPr>
-          <w:b/>
-          <w:bCs/>
-          <w:color w:val="23293D"/>
-          <w:sz w:val="21"/>
-          <w:szCs w:val="21"/>
-        </w:rPr>
-        <w:t xml:space="preserve">Item</w:t>
-      </w:r>
-      <w:r>
-        <w:rPr>
-          <w:color w:val="23293D"/>
-          <w:sz w:val="21"/>
-          <w:szCs w:val="21"/>
-        </w:rPr>
-        <w:t xml:space="preserve">.</w:t>
-      </w:r>
-    </w:p>
-    <w:p>
-      <w:pPr>
-        <w:pStyle w:val="ListParagraph"/>
-        <w:numPr>
-          <w:ilvl w:val="0"/>
-          <w:numId w:val="32"/>
-        </w:numPr>
-        <w:spacing w:after="80" w:line="270"/>
-      </w:pPr>
-      <w:r>
-        <w:rPr>
-          <w:color w:val="23293D"/>
-          <w:sz w:val="21"/>
-          <w:szCs w:val="21"/>
-        </w:rPr>
-        <w:t xml:space="preserve">Classifique o </w:t>
-      </w:r>
-      <w:r>
-        <w:rPr>
-          <w:b/>
-          <w:bCs/>
-          <w:color w:val="23293D"/>
-          <w:sz w:val="21"/>
-          <w:szCs w:val="21"/>
-        </w:rPr>
-        <w:t xml:space="preserve">pilar</w:t>
-      </w:r>
-      <w:r>
-        <w:rPr>
-          <w:color w:val="23293D"/>
-          <w:sz w:val="21"/>
-          <w:szCs w:val="21"/>
-        </w:rPr>
-        <w:t xml:space="preserve"> (1 dos 6) → </w:t>
-      </w:r>
-      <w:r>
-        <w:rPr>
-          <w:b/>
-          <w:bCs/>
-          <w:color w:val="23293D"/>
-          <w:sz w:val="21"/>
-          <w:szCs w:val="21"/>
-        </w:rPr>
-        <w:t xml:space="preserve">Salvar pilar</w:t>
-      </w:r>
-      <w:r>
-        <w:rPr>
-          <w:color w:val="23293D"/>
-          <w:sz w:val="21"/>
-          <w:szCs w:val="21"/>
-        </w:rPr>
-        <w:t xml:space="preserve">.</w:t>
-      </w:r>
-    </w:p>
-    <w:p>
-      <w:pPr>
-        <w:pStyle w:val="ListParagraph"/>
-        <w:numPr>
-          <w:ilvl w:val="0"/>
-          <w:numId w:val="32"/>
-        </w:numPr>
-        <w:spacing w:after="80" w:line="270"/>
-      </w:pPr>
-      <w:r>
-        <w:rPr>
-          <w:b/>
-          <w:bCs/>
-          <w:color w:val="23293D"/>
-          <w:sz w:val="21"/>
-          <w:szCs w:val="21"/>
-        </w:rPr>
-        <w:t xml:space="preserve">Enviar para aprovação do Coordenador</w:t>
-      </w:r>
-      <w:r>
-        <w:rPr>
-          <w:color w:val="23293D"/>
-          <w:sz w:val="21"/>
-          <w:szCs w:val="21"/>
-        </w:rPr>
-        <w:t xml:space="preserve">.</w:t>
-      </w:r>
-    </w:p>
-    <w:p>
-      <w:pPr>
-        <w:pStyle w:val="ListParagraph"/>
-        <w:numPr>
-          <w:ilvl w:val="0"/>
-          <w:numId w:val="32"/>
-        </w:numPr>
-        <w:spacing w:after="80" w:line="270"/>
-      </w:pPr>
-      <w:r>
-        <w:rPr>
-          <w:color w:val="23293D"/>
-          <w:sz w:val="21"/>
-          <w:szCs w:val="21"/>
-        </w:rPr>
-        <w:t xml:space="preserve">Aprovado, </w:t>
-      </w:r>
-      <w:r>
-        <w:rPr>
-          <w:b/>
-          <w:bCs/>
-          <w:color w:val="23293D"/>
-          <w:sz w:val="21"/>
-          <w:szCs w:val="21"/>
-        </w:rPr>
-        <w:t xml:space="preserve">Enviar ao Comercial</w:t>
-      </w:r>
-      <w:r>
-        <w:rPr>
-          <w:color w:val="23293D"/>
-          <w:sz w:val="21"/>
-          <w:szCs w:val="21"/>
-        </w:rPr>
-        <w:t xml:space="preserve">.</w:t>
-      </w:r>
-    </w:p>
-    <w:p>
-      <w:pPr>
-        <w:spacing w:after="140" w:line="280"/>
-      </w:pPr>
-      <w:r>
-        <w:rPr>
-          <w:b/>
-          <w:bCs/>
-          <w:color w:val="23293D"/>
-          <w:sz w:val="21"/>
-          <w:szCs w:val="21"/>
-        </w:rPr>
-        <w:t xml:space="preserve">Cuidados:</w:t>
-      </w:r>
-      <w:r>
-        <w:rPr>
-          <w:color w:val="23293D"/>
-          <w:sz w:val="21"/>
-          <w:szCs w:val="21"/>
-        </w:rPr>
-        <w:t xml:space="preserve"> o sistema exige procedimentos lançados em cada opção para enviar; plano de tratamento </w:t>
-      </w:r>
-      <w:r>
-        <w:rPr>
-          <w:b/>
-          <w:bCs/>
-          <w:color w:val="23293D"/>
-          <w:sz w:val="21"/>
-          <w:szCs w:val="21"/>
-        </w:rPr>
-        <w:t xml:space="preserve">não tem acréscimo</w:t>
-      </w:r>
-      <w:r>
-        <w:rPr>
-          <w:color w:val="23293D"/>
-          <w:sz w:val="21"/>
-          <w:szCs w:val="21"/>
-        </w:rPr>
-        <w:t xml:space="preserve"> (o preço vem do orçamento aprovado); depois de aprovado o plano fica em leitura — há </w:t>
-      </w:r>
-      <w:r>
-        <w:rPr>
-          <w:b/>
-          <w:bCs/>
-          <w:color w:val="23293D"/>
-          <w:sz w:val="21"/>
-          <w:szCs w:val="21"/>
-        </w:rPr>
-        <w:t xml:space="preserve">Reabrir para edição</w:t>
-      </w:r>
-      <w:r>
-        <w:rPr>
-          <w:color w:val="23293D"/>
-          <w:sz w:val="21"/>
-          <w:szCs w:val="21"/>
-        </w:rPr>
-        <w:t xml:space="preserve">, que exige nova aprovação.</w:t>
-      </w:r>
-    </w:p>
-    <w:p>
-      <w:pPr>
-        <w:pStyle w:val="Heading2"/>
-      </w:pPr>
-      <w:r>
-        <w:rPr>
-          <w:color w:val="1F3253"/>
-        </w:rPr>
-        <w:t xml:space="preserve">6.4. Dentista (executor)</w:t>
-      </w:r>
-    </w:p>
-    <w:p>
-      <w:pPr>
-        <w:spacing w:after="140" w:line="280"/>
-      </w:pPr>
-      <w:r>
-        <w:rPr>
-          <w:b/>
-          <w:bCs/>
-          <w:color w:val="23293D"/>
-          <w:sz w:val="21"/>
-          <w:szCs w:val="21"/>
-        </w:rPr>
-        <w:t xml:space="preserve">Objetivo:</w:t>
-      </w:r>
-      <w:r>
-        <w:rPr>
-          <w:color w:val="23293D"/>
-          <w:sz w:val="21"/>
-          <w:szCs w:val="21"/>
-        </w:rPr>
-        <w:t xml:space="preserve"> executar e registrar. </w:t>
-      </w:r>
-      <w:r>
-        <w:rPr>
-          <w:b/>
-          <w:bCs/>
-          <w:color w:val="23293D"/>
-          <w:sz w:val="21"/>
-          <w:szCs w:val="21"/>
-        </w:rPr>
-        <w:t xml:space="preserve">Duração:</w:t>
-      </w:r>
-      <w:r>
-        <w:rPr>
-          <w:color w:val="23293D"/>
-          <w:sz w:val="21"/>
-          <w:szCs w:val="21"/>
-        </w:rPr>
-        <w:t xml:space="preserve"> 40 minutos.</w:t>
-      </w:r>
-    </w:p>
-    <w:p>
-      <w:pPr>
-        <w:spacing w:after="140" w:line="280"/>
-      </w:pPr>
-      <w:r>
-        <w:rPr>
-          <w:color w:val="23293D"/>
-          <w:sz w:val="21"/>
-          <w:szCs w:val="21"/>
-        </w:rPr>
-        <w:t xml:space="preserve">Seu menu é diferente: </w:t>
-      </w:r>
-      <w:r>
-        <w:rPr>
-          <w:b/>
-          <w:bCs/>
-          <w:color w:val="23293D"/>
-          <w:sz w:val="21"/>
-          <w:szCs w:val="21"/>
-        </w:rPr>
-        <w:t xml:space="preserve">não tem Jornada</w:t>
-      </w:r>
-      <w:r>
-        <w:rPr>
-          <w:color w:val="23293D"/>
-          <w:sz w:val="21"/>
-          <w:szCs w:val="21"/>
-        </w:rPr>
-        <w:t xml:space="preserve">, e tem </w:t>
-      </w:r>
-      <w:r>
-        <w:rPr>
-          <w:b/>
-          <w:bCs/>
-          <w:color w:val="23293D"/>
-          <w:sz w:val="21"/>
-          <w:szCs w:val="21"/>
-        </w:rPr>
-        <w:t xml:space="preserve">Meu Dia</w:t>
-      </w:r>
-      <w:r>
-        <w:rPr>
-          <w:color w:val="23293D"/>
-          <w:sz w:val="21"/>
-          <w:szCs w:val="21"/>
-        </w:rPr>
-        <w:t xml:space="preserve"> e </w:t>
-      </w:r>
-      <w:r>
-        <w:rPr>
-          <w:b/>
-          <w:bCs/>
-          <w:color w:val="23293D"/>
-          <w:sz w:val="21"/>
-          <w:szCs w:val="21"/>
-        </w:rPr>
-        <w:t xml:space="preserve">Minha Agenda</w:t>
-      </w:r>
-      <w:r>
-        <w:rPr>
-          <w:color w:val="23293D"/>
-          <w:sz w:val="21"/>
-          <w:szCs w:val="21"/>
-        </w:rPr>
-        <w:t xml:space="preserve">.</w:t>
       </w:r>
     </w:p>
     <w:p>
@@ -26553,21 +26482,11 @@
       </w:pPr>
       <w:r>
         <w:rPr>
-          <w:b/>
-          <w:bCs/>
-          <w:color w:val="23293D"/>
-          <w:sz w:val="21"/>
-          <w:szCs w:val="21"/>
-        </w:rPr>
-        <w:t xml:space="preserve">Meu Dia</w:t>
-      </w:r>
-      <w:r>
-        <w:rPr>
-          <w:color w:val="23293D"/>
-          <w:sz w:val="21"/>
-          <w:szCs w:val="21"/>
-        </w:rPr>
-        <w:t xml:space="preserve"> → seus atendimentos.</w:t>
+          <w:color w:val="23293D"/>
+          <w:sz w:val="21"/>
+          <w:szCs w:val="21"/>
+        </w:rPr>
+        <w:t xml:space="preserve">Abra o caso → cockpit em duas colunas: evidências à esquerda, plano à direita.</w:t>
       </w:r>
     </w:p>
     <w:p>
@@ -26587,25 +26506,25 @@
           <w:sz w:val="21"/>
           <w:szCs w:val="21"/>
         </w:rPr>
-        <w:t xml:space="preserve">Atendimento</w:t>
-      </w:r>
-      <w:r>
-        <w:rPr>
-          <w:color w:val="23293D"/>
-          <w:sz w:val="21"/>
-          <w:szCs w:val="21"/>
-        </w:rPr>
-        <w:t xml:space="preserve"> → </w:t>
-      </w:r>
-      <w:r>
-        <w:rPr>
-          <w:b/>
-          <w:bCs/>
-          <w:color w:val="23293D"/>
-          <w:sz w:val="21"/>
-          <w:szCs w:val="21"/>
-        </w:rPr>
-        <w:t xml:space="preserve">Chamar</w:t>
+        <w:t xml:space="preserve">Iniciar plano de tratamento</w:t>
+      </w:r>
+      <w:r>
+        <w:rPr>
+          <w:color w:val="23293D"/>
+          <w:sz w:val="21"/>
+          <w:szCs w:val="21"/>
+        </w:rPr>
+        <w:t xml:space="preserve"> → escreva o </w:t>
+      </w:r>
+      <w:r>
+        <w:rPr>
+          <w:b/>
+          <w:bCs/>
+          <w:color w:val="23293D"/>
+          <w:sz w:val="21"/>
+          <w:szCs w:val="21"/>
+        </w:rPr>
+        <w:t xml:space="preserve">Diagnóstico</w:t>
       </w:r>
       <w:r>
         <w:rPr>
@@ -26627,47 +26546,21 @@
       </w:pPr>
       <w:r>
         <w:rPr>
-          <w:color w:val="23293D"/>
-          <w:sz w:val="21"/>
-          <w:szCs w:val="21"/>
-        </w:rPr>
-        <w:t xml:space="preserve">Ficha do paciente → aba </w:t>
-      </w:r>
-      <w:r>
-        <w:rPr>
-          <w:b/>
-          <w:bCs/>
-          <w:color w:val="23293D"/>
-          <w:sz w:val="21"/>
-          <w:szCs w:val="21"/>
-        </w:rPr>
-        <w:t xml:space="preserve">Desenvolvimento Clínico</w:t>
-      </w:r>
-      <w:r>
-        <w:rPr>
-          <w:color w:val="23293D"/>
-          <w:sz w:val="21"/>
-          <w:szCs w:val="21"/>
-        </w:rPr>
-        <w:t xml:space="preserve"> → descreva o que foi feito. </w:t>
-      </w:r>
-      <w:r>
-        <w:rPr>
-          <w:b/>
-          <w:bCs/>
-          <w:color w:val="23293D"/>
-          <w:sz w:val="21"/>
-          <w:szCs w:val="21"/>
-        </w:rPr>
-        <w:t xml:space="preserve">Espere aparecer "Salvo às…"</w:t>
-      </w:r>
-      <w:r>
-        <w:rPr>
-          <w:color w:val="23293D"/>
-          <w:sz w:val="21"/>
-          <w:szCs w:val="21"/>
-        </w:rPr>
-        <w:t xml:space="preserve">.</w:t>
+          <w:b/>
+          <w:bCs/>
+          <w:color w:val="23293D"/>
+          <w:sz w:val="21"/>
+          <w:szCs w:val="21"/>
+        </w:rPr>
+        <w:t xml:space="preserve">Adicionar opção de tratamento</w:t>
+      </w:r>
+      <w:r>
+        <w:rPr>
+          <w:color w:val="23293D"/>
+          <w:sz w:val="21"/>
+          <w:szCs w:val="21"/>
+        </w:rPr>
+        <w:t xml:space="preserve"> (marque uma como principal).</w:t>
       </w:r>
     </w:p>
     <w:p>
@@ -26676,6 +26569,484 @@
         <w:numPr>
           <w:ilvl w:val="0"/>
           <w:numId w:val="33"/>
+        </w:numPr>
+        <w:spacing w:after="80" w:line="270"/>
+      </w:pPr>
+      <w:r>
+        <w:rPr>
+          <w:color w:val="23293D"/>
+          <w:sz w:val="21"/>
+          <w:szCs w:val="21"/>
+        </w:rPr>
+        <w:t xml:space="preserve">Dentro da opção, </w:t>
+      </w:r>
+      <w:r>
+        <w:rPr>
+          <w:b/>
+          <w:bCs/>
+          <w:color w:val="23293D"/>
+          <w:sz w:val="21"/>
+          <w:szCs w:val="21"/>
+        </w:rPr>
+        <w:t xml:space="preserve">Procedimento</w:t>
+      </w:r>
+      <w:r>
+        <w:rPr>
+          <w:color w:val="23293D"/>
+          <w:sz w:val="21"/>
+          <w:szCs w:val="21"/>
+        </w:rPr>
+        <w:t xml:space="preserve"> → escolha do catálogo → </w:t>
+      </w:r>
+      <w:r>
+        <w:rPr>
+          <w:b/>
+          <w:bCs/>
+          <w:color w:val="23293D"/>
+          <w:sz w:val="21"/>
+          <w:szCs w:val="21"/>
+        </w:rPr>
+        <w:t xml:space="preserve">Item</w:t>
+      </w:r>
+      <w:r>
+        <w:rPr>
+          <w:color w:val="23293D"/>
+          <w:sz w:val="21"/>
+          <w:szCs w:val="21"/>
+        </w:rPr>
+        <w:t xml:space="preserve">.</w:t>
+      </w:r>
+    </w:p>
+    <w:p>
+      <w:pPr>
+        <w:pStyle w:val="ListParagraph"/>
+        <w:numPr>
+          <w:ilvl w:val="0"/>
+          <w:numId w:val="33"/>
+        </w:numPr>
+        <w:spacing w:after="80" w:line="270"/>
+      </w:pPr>
+      <w:r>
+        <w:rPr>
+          <w:color w:val="23293D"/>
+          <w:sz w:val="21"/>
+          <w:szCs w:val="21"/>
+        </w:rPr>
+        <w:t xml:space="preserve">Classifique o </w:t>
+      </w:r>
+      <w:r>
+        <w:rPr>
+          <w:b/>
+          <w:bCs/>
+          <w:color w:val="23293D"/>
+          <w:sz w:val="21"/>
+          <w:szCs w:val="21"/>
+        </w:rPr>
+        <w:t xml:space="preserve">pilar</w:t>
+      </w:r>
+      <w:r>
+        <w:rPr>
+          <w:color w:val="23293D"/>
+          <w:sz w:val="21"/>
+          <w:szCs w:val="21"/>
+        </w:rPr>
+        <w:t xml:space="preserve"> (1 dos 6) → </w:t>
+      </w:r>
+      <w:r>
+        <w:rPr>
+          <w:b/>
+          <w:bCs/>
+          <w:color w:val="23293D"/>
+          <w:sz w:val="21"/>
+          <w:szCs w:val="21"/>
+        </w:rPr>
+        <w:t xml:space="preserve">Salvar pilar</w:t>
+      </w:r>
+      <w:r>
+        <w:rPr>
+          <w:color w:val="23293D"/>
+          <w:sz w:val="21"/>
+          <w:szCs w:val="21"/>
+        </w:rPr>
+        <w:t xml:space="preserve">.</w:t>
+      </w:r>
+    </w:p>
+    <w:p>
+      <w:pPr>
+        <w:pStyle w:val="ListParagraph"/>
+        <w:numPr>
+          <w:ilvl w:val="0"/>
+          <w:numId w:val="33"/>
+        </w:numPr>
+        <w:spacing w:after="80" w:line="270"/>
+      </w:pPr>
+      <w:r>
+        <w:rPr>
+          <w:b/>
+          <w:bCs/>
+          <w:color w:val="23293D"/>
+          <w:sz w:val="21"/>
+          <w:szCs w:val="21"/>
+        </w:rPr>
+        <w:t xml:space="preserve">Enviar para aprovação do Coordenador</w:t>
+      </w:r>
+      <w:r>
+        <w:rPr>
+          <w:color w:val="23293D"/>
+          <w:sz w:val="21"/>
+          <w:szCs w:val="21"/>
+        </w:rPr>
+        <w:t xml:space="preserve">.</w:t>
+      </w:r>
+    </w:p>
+    <w:p>
+      <w:pPr>
+        <w:pStyle w:val="ListParagraph"/>
+        <w:numPr>
+          <w:ilvl w:val="0"/>
+          <w:numId w:val="33"/>
+        </w:numPr>
+        <w:spacing w:after="80" w:line="270"/>
+      </w:pPr>
+      <w:r>
+        <w:rPr>
+          <w:color w:val="23293D"/>
+          <w:sz w:val="21"/>
+          <w:szCs w:val="21"/>
+        </w:rPr>
+        <w:t xml:space="preserve">Aprovado, </w:t>
+      </w:r>
+      <w:r>
+        <w:rPr>
+          <w:b/>
+          <w:bCs/>
+          <w:color w:val="23293D"/>
+          <w:sz w:val="21"/>
+          <w:szCs w:val="21"/>
+        </w:rPr>
+        <w:t xml:space="preserve">Enviar ao Comercial</w:t>
+      </w:r>
+      <w:r>
+        <w:rPr>
+          <w:color w:val="23293D"/>
+          <w:sz w:val="21"/>
+          <w:szCs w:val="21"/>
+        </w:rPr>
+        <w:t xml:space="preserve">.</w:t>
+      </w:r>
+    </w:p>
+    <w:p>
+      <w:pPr>
+        <w:spacing w:after="140" w:line="280"/>
+      </w:pPr>
+      <w:r>
+        <w:rPr>
+          <w:b/>
+          <w:bCs/>
+          <w:color w:val="23293D"/>
+          <w:sz w:val="21"/>
+          <w:szCs w:val="21"/>
+        </w:rPr>
+        <w:t xml:space="preserve">Cuidados:</w:t>
+      </w:r>
+      <w:r>
+        <w:rPr>
+          <w:color w:val="23293D"/>
+          <w:sz w:val="21"/>
+          <w:szCs w:val="21"/>
+        </w:rPr>
+        <w:t xml:space="preserve"> o sistema exige procedimentos lançados em cada opção para enviar; plano de tratamento </w:t>
+      </w:r>
+      <w:r>
+        <w:rPr>
+          <w:b/>
+          <w:bCs/>
+          <w:color w:val="23293D"/>
+          <w:sz w:val="21"/>
+          <w:szCs w:val="21"/>
+        </w:rPr>
+        <w:t xml:space="preserve">não tem acréscimo</w:t>
+      </w:r>
+      <w:r>
+        <w:rPr>
+          <w:color w:val="23293D"/>
+          <w:sz w:val="21"/>
+          <w:szCs w:val="21"/>
+        </w:rPr>
+        <w:t xml:space="preserve"> (o preço vem do orçamento aprovado); depois de aprovado o plano fica em leitura — há </w:t>
+      </w:r>
+      <w:r>
+        <w:rPr>
+          <w:b/>
+          <w:bCs/>
+          <w:color w:val="23293D"/>
+          <w:sz w:val="21"/>
+          <w:szCs w:val="21"/>
+        </w:rPr>
+        <w:t xml:space="preserve">Reabrir para edição</w:t>
+      </w:r>
+      <w:r>
+        <w:rPr>
+          <w:color w:val="23293D"/>
+          <w:sz w:val="21"/>
+          <w:szCs w:val="21"/>
+        </w:rPr>
+        <w:t xml:space="preserve">, que exige nova aprovação.</w:t>
+      </w:r>
+    </w:p>
+    <w:p>
+      <w:pPr>
+        <w:pStyle w:val="Heading2"/>
+      </w:pPr>
+      <w:r>
+        <w:rPr>
+          <w:color w:val="1F3253"/>
+        </w:rPr>
+        <w:t xml:space="preserve">6.4. Dentista (executor)</w:t>
+      </w:r>
+    </w:p>
+    <w:p>
+      <w:pPr>
+        <w:spacing w:after="140" w:line="280"/>
+      </w:pPr>
+      <w:r>
+        <w:rPr>
+          <w:b/>
+          <w:bCs/>
+          <w:color w:val="23293D"/>
+          <w:sz w:val="21"/>
+          <w:szCs w:val="21"/>
+        </w:rPr>
+        <w:t xml:space="preserve">Objetivo:</w:t>
+      </w:r>
+      <w:r>
+        <w:rPr>
+          <w:color w:val="23293D"/>
+          <w:sz w:val="21"/>
+          <w:szCs w:val="21"/>
+        </w:rPr>
+        <w:t xml:space="preserve"> executar e registrar. </w:t>
+      </w:r>
+      <w:r>
+        <w:rPr>
+          <w:b/>
+          <w:bCs/>
+          <w:color w:val="23293D"/>
+          <w:sz w:val="21"/>
+          <w:szCs w:val="21"/>
+        </w:rPr>
+        <w:t xml:space="preserve">Duração:</w:t>
+      </w:r>
+      <w:r>
+        <w:rPr>
+          <w:color w:val="23293D"/>
+          <w:sz w:val="21"/>
+          <w:szCs w:val="21"/>
+        </w:rPr>
+        <w:t xml:space="preserve"> 40 minutos.</w:t>
+      </w:r>
+    </w:p>
+    <w:p>
+      <w:pPr>
+        <w:spacing w:after="140" w:line="280"/>
+      </w:pPr>
+      <w:r>
+        <w:rPr>
+          <w:color w:val="23293D"/>
+          <w:sz w:val="21"/>
+          <w:szCs w:val="21"/>
+        </w:rPr>
+        <w:t xml:space="preserve">Seu menu é diferente: </w:t>
+      </w:r>
+      <w:r>
+        <w:rPr>
+          <w:b/>
+          <w:bCs/>
+          <w:color w:val="23293D"/>
+          <w:sz w:val="21"/>
+          <w:szCs w:val="21"/>
+        </w:rPr>
+        <w:t xml:space="preserve">não tem Jornada</w:t>
+      </w:r>
+      <w:r>
+        <w:rPr>
+          <w:color w:val="23293D"/>
+          <w:sz w:val="21"/>
+          <w:szCs w:val="21"/>
+        </w:rPr>
+        <w:t xml:space="preserve">, e tem </w:t>
+      </w:r>
+      <w:r>
+        <w:rPr>
+          <w:b/>
+          <w:bCs/>
+          <w:color w:val="23293D"/>
+          <w:sz w:val="21"/>
+          <w:szCs w:val="21"/>
+        </w:rPr>
+        <w:t xml:space="preserve">Meu Dia</w:t>
+      </w:r>
+      <w:r>
+        <w:rPr>
+          <w:color w:val="23293D"/>
+          <w:sz w:val="21"/>
+          <w:szCs w:val="21"/>
+        </w:rPr>
+        <w:t xml:space="preserve"> e </w:t>
+      </w:r>
+      <w:r>
+        <w:rPr>
+          <w:b/>
+          <w:bCs/>
+          <w:color w:val="23293D"/>
+          <w:sz w:val="21"/>
+          <w:szCs w:val="21"/>
+        </w:rPr>
+        <w:t xml:space="preserve">Minha Agenda</w:t>
+      </w:r>
+      <w:r>
+        <w:rPr>
+          <w:color w:val="23293D"/>
+          <w:sz w:val="21"/>
+          <w:szCs w:val="21"/>
+        </w:rPr>
+        <w:t xml:space="preserve">.</w:t>
+      </w:r>
+    </w:p>
+    <w:p>
+      <w:pPr>
+        <w:pStyle w:val="ListParagraph"/>
+        <w:numPr>
+          <w:ilvl w:val="0"/>
+          <w:numId w:val="34"/>
+        </w:numPr>
+        <w:spacing w:after="80" w:line="270"/>
+      </w:pPr>
+      <w:r>
+        <w:rPr>
+          <w:b/>
+          <w:bCs/>
+          <w:color w:val="23293D"/>
+          <w:sz w:val="21"/>
+          <w:szCs w:val="21"/>
+        </w:rPr>
+        <w:t xml:space="preserve">Meu Dia</w:t>
+      </w:r>
+      <w:r>
+        <w:rPr>
+          <w:color w:val="23293D"/>
+          <w:sz w:val="21"/>
+          <w:szCs w:val="21"/>
+        </w:rPr>
+        <w:t xml:space="preserve"> → seus atendimentos.</w:t>
+      </w:r>
+    </w:p>
+    <w:p>
+      <w:pPr>
+        <w:pStyle w:val="ListParagraph"/>
+        <w:numPr>
+          <w:ilvl w:val="0"/>
+          <w:numId w:val="34"/>
+        </w:numPr>
+        <w:spacing w:after="80" w:line="270"/>
+      </w:pPr>
+      <w:r>
+        <w:rPr>
+          <w:b/>
+          <w:bCs/>
+          <w:color w:val="23293D"/>
+          <w:sz w:val="21"/>
+          <w:szCs w:val="21"/>
+        </w:rPr>
+        <w:t xml:space="preserve">Atendimento</w:t>
+      </w:r>
+      <w:r>
+        <w:rPr>
+          <w:color w:val="23293D"/>
+          <w:sz w:val="21"/>
+          <w:szCs w:val="21"/>
+        </w:rPr>
+        <w:t xml:space="preserve"> → </w:t>
+      </w:r>
+      <w:r>
+        <w:rPr>
+          <w:b/>
+          <w:bCs/>
+          <w:color w:val="23293D"/>
+          <w:sz w:val="21"/>
+          <w:szCs w:val="21"/>
+        </w:rPr>
+        <w:t xml:space="preserve">Chamar</w:t>
+      </w:r>
+      <w:r>
+        <w:rPr>
+          <w:color w:val="23293D"/>
+          <w:sz w:val="21"/>
+          <w:szCs w:val="21"/>
+        </w:rPr>
+        <w:t xml:space="preserve">.</w:t>
+      </w:r>
+    </w:p>
+    <w:p>
+      <w:pPr>
+        <w:pStyle w:val="ListParagraph"/>
+        <w:numPr>
+          <w:ilvl w:val="0"/>
+          <w:numId w:val="34"/>
+        </w:numPr>
+        <w:spacing w:after="80" w:line="270"/>
+      </w:pPr>
+      <w:r>
+        <w:rPr>
+          <w:color w:val="23293D"/>
+          <w:sz w:val="21"/>
+          <w:szCs w:val="21"/>
+        </w:rPr>
+        <w:t xml:space="preserve">Ficha do paciente → aba </w:t>
+      </w:r>
+      <w:r>
+        <w:rPr>
+          <w:b/>
+          <w:bCs/>
+          <w:color w:val="23293D"/>
+          <w:sz w:val="21"/>
+          <w:szCs w:val="21"/>
+        </w:rPr>
+        <w:t xml:space="preserve">Desenvolvimento Clínico</w:t>
+      </w:r>
+      <w:r>
+        <w:rPr>
+          <w:color w:val="23293D"/>
+          <w:sz w:val="21"/>
+          <w:szCs w:val="21"/>
+        </w:rPr>
+        <w:t xml:space="preserve"> → descreva o que foi feito. </w:t>
+      </w:r>
+      <w:r>
+        <w:rPr>
+          <w:b/>
+          <w:bCs/>
+          <w:color w:val="23293D"/>
+          <w:sz w:val="21"/>
+          <w:szCs w:val="21"/>
+        </w:rPr>
+        <w:t xml:space="preserve">Espere aparecer "Salvo às…"</w:t>
+      </w:r>
+      <w:r>
+        <w:rPr>
+          <w:color w:val="23293D"/>
+          <w:sz w:val="21"/>
+          <w:szCs w:val="21"/>
+        </w:rPr>
+        <w:t xml:space="preserve">.</w:t>
+      </w:r>
+    </w:p>
+    <w:p>
+      <w:pPr>
+        <w:pStyle w:val="ListParagraph"/>
+        <w:numPr>
+          <w:ilvl w:val="0"/>
+          <w:numId w:val="34"/>
         </w:numPr>
         <w:spacing w:after="80" w:line="270"/>
       </w:pPr>
@@ -26907,7 +27278,7 @@
         <w:pStyle w:val="ListParagraph"/>
         <w:numPr>
           <w:ilvl w:val="0"/>
-          <w:numId w:val="34"/>
+          <w:numId w:val="35"/>
         </w:numPr>
         <w:spacing w:after="80" w:line="270"/>
       </w:pPr>
@@ -26971,7 +27342,7 @@
         <w:pStyle w:val="ListParagraph"/>
         <w:numPr>
           <w:ilvl w:val="0"/>
-          <w:numId w:val="34"/>
+          <w:numId w:val="35"/>
         </w:numPr>
         <w:spacing w:after="80" w:line="270"/>
       </w:pPr>
@@ -27551,7 +27922,7 @@
         <w:pStyle w:val="ListParagraph"/>
         <w:numPr>
           <w:ilvl w:val="0"/>
-          <w:numId w:val="35"/>
+          <w:numId w:val="36"/>
         </w:numPr>
         <w:spacing w:after="80" w:line="270"/>
       </w:pPr>
@@ -27587,7 +27958,7 @@
         <w:pStyle w:val="ListParagraph"/>
         <w:numPr>
           <w:ilvl w:val="0"/>
-          <w:numId w:val="35"/>
+          <w:numId w:val="36"/>
         </w:numPr>
         <w:spacing w:after="80" w:line="270"/>
       </w:pPr>
@@ -27659,7 +28030,7 @@
         <w:pStyle w:val="ListParagraph"/>
         <w:numPr>
           <w:ilvl w:val="0"/>
-          <w:numId w:val="35"/>
+          <w:numId w:val="36"/>
         </w:numPr>
         <w:spacing w:after="80" w:line="270"/>
       </w:pPr>
@@ -27687,7 +28058,7 @@
         <w:pStyle w:val="ListParagraph"/>
         <w:numPr>
           <w:ilvl w:val="0"/>
-          <w:numId w:val="35"/>
+          <w:numId w:val="36"/>
         </w:numPr>
         <w:spacing w:after="80" w:line="270"/>
       </w:pPr>
@@ -27945,7 +28316,7 @@
         <w:pStyle w:val="ListParagraph"/>
         <w:numPr>
           <w:ilvl w:val="0"/>
-          <w:numId w:val="36"/>
+          <w:numId w:val="37"/>
         </w:numPr>
         <w:spacing w:after="80" w:line="270"/>
       </w:pPr>
@@ -28027,7 +28398,7 @@
         <w:pStyle w:val="ListParagraph"/>
         <w:numPr>
           <w:ilvl w:val="0"/>
-          <w:numId w:val="36"/>
+          <w:numId w:val="37"/>
         </w:numPr>
         <w:spacing w:after="80" w:line="270"/>
       </w:pPr>
@@ -28073,7 +28444,7 @@
         <w:pStyle w:val="ListParagraph"/>
         <w:numPr>
           <w:ilvl w:val="0"/>
-          <w:numId w:val="36"/>
+          <w:numId w:val="37"/>
         </w:numPr>
         <w:spacing w:after="80" w:line="270"/>
       </w:pPr>
@@ -30780,7 +31151,7 @@
         <w:pStyle w:val="ListParagraph"/>
         <w:numPr>
           <w:ilvl w:val="0"/>
-          <w:numId w:val="37"/>
+          <w:numId w:val="38"/>
         </w:numPr>
         <w:spacing w:after="80" w:line="270"/>
       </w:pPr>
@@ -30791,217 +31162,6 @@
           <w:szCs w:val="21"/>
         </w:rPr>
         <w:t xml:space="preserve">Abra o endereço do sistema.</w:t>
-      </w:r>
-    </w:p>
-    <w:p>
-      <w:pPr>
-        <w:pStyle w:val="ListParagraph"/>
-        <w:numPr>
-          <w:ilvl w:val="0"/>
-          <w:numId w:val="37"/>
-        </w:numPr>
-        <w:spacing w:after="80" w:line="270"/>
-      </w:pPr>
-      <w:r>
-        <w:rPr>
-          <w:color w:val="23293D"/>
-          <w:sz w:val="21"/>
-          <w:szCs w:val="21"/>
-        </w:rPr>
-        <w:t xml:space="preserve">Informe e-mail e senha.</w:t>
-      </w:r>
-    </w:p>
-    <w:p>
-      <w:pPr>
-        <w:pStyle w:val="ListParagraph"/>
-        <w:numPr>
-          <w:ilvl w:val="0"/>
-          <w:numId w:val="37"/>
-        </w:numPr>
-        <w:spacing w:after="80" w:line="270"/>
-      </w:pPr>
-      <w:r>
-        <w:rPr>
-          <w:b/>
-          <w:bCs/>
-          <w:color w:val="23293D"/>
-          <w:sz w:val="21"/>
-          <w:szCs w:val="21"/>
-        </w:rPr>
-        <w:t xml:space="preserve">Se você tem acesso a mais de uma unidade</w:t>
-      </w:r>
-      <w:r>
-        <w:rPr>
-          <w:color w:val="23293D"/>
-          <w:sz w:val="21"/>
-          <w:szCs w:val="21"/>
-        </w:rPr>
-        <w:t xml:space="preserve"> e não é da Franqueadora, o sistema pede para escolher a unidade </w:t>
-      </w:r>
-      <w:r>
-        <w:rPr>
-          <w:b/>
-          <w:bCs/>
-          <w:color w:val="23293D"/>
-          <w:sz w:val="21"/>
-          <w:szCs w:val="21"/>
-        </w:rPr>
-        <w:t xml:space="preserve">antes</w:t>
-      </w:r>
-      <w:r>
-        <w:rPr>
-          <w:color w:val="23293D"/>
-          <w:sz w:val="21"/>
-          <w:szCs w:val="21"/>
-        </w:rPr>
-        <w:t xml:space="preserve"> de mostrar qualquer tela (evidência: </w:t>
-      </w:r>
-      <w:r>
-        <w:rPr>
-          <w:rFonts w:ascii="Consolas" w:cs="Consolas" w:eastAsia="Consolas" w:hAnsi="Consolas"/>
-          <w:color w:val="1F3253"/>
-          <w:sz w:val="19"/>
-          <w:szCs w:val="19"/>
-          <w:shd w:fill="EFEDE6" w:color="auto" w:val="clear"/>
-        </w:rPr>
-        <w:t xml:space="preserve">layout.tsx</w:t>
-      </w:r>
-      <w:r>
-        <w:rPr>
-          <w:color w:val="23293D"/>
-          <w:sz w:val="21"/>
-          <w:szCs w:val="21"/>
-        </w:rPr>
-        <w:t xml:space="preserve">, </w:t>
-      </w:r>
-      <w:r>
-        <w:rPr>
-          <w:rFonts w:ascii="Consolas" w:cs="Consolas" w:eastAsia="Consolas" w:hAnsi="Consolas"/>
-          <w:color w:val="1F3253"/>
-          <w:sz w:val="19"/>
-          <w:szCs w:val="19"/>
-          <w:shd w:fill="EFEDE6" w:color="auto" w:val="clear"/>
-        </w:rPr>
-        <w:t xml:space="preserve">ChooseClinicWelcome</w:t>
-      </w:r>
-      <w:r>
-        <w:rPr>
-          <w:color w:val="23293D"/>
-          <w:sz w:val="21"/>
-          <w:szCs w:val="21"/>
-        </w:rPr>
-        <w:t xml:space="preserve">).</w:t>
-      </w:r>
-    </w:p>
-    <w:p>
-      <w:pPr>
-        <w:pStyle w:val="ListParagraph"/>
-        <w:numPr>
-          <w:ilvl w:val="0"/>
-          <w:numId w:val="37"/>
-        </w:numPr>
-        <w:spacing w:after="80" w:line="270"/>
-      </w:pPr>
-      <w:r>
-        <w:rPr>
-          <w:b/>
-          <w:bCs/>
-          <w:color w:val="23293D"/>
-          <w:sz w:val="21"/>
-          <w:szCs w:val="21"/>
-        </w:rPr>
-        <w:t xml:space="preserve">Resultado:</w:t>
-      </w:r>
-      <w:r>
-        <w:rPr>
-          <w:color w:val="23293D"/>
-          <w:sz w:val="21"/>
-          <w:szCs w:val="21"/>
-        </w:rPr>
-        <w:t xml:space="preserve"> você cai na tela Início.</w:t>
-      </w:r>
-    </w:p>
-    <w:p>
-      <w:pPr>
-        <w:spacing w:after="140" w:line="280"/>
-      </w:pPr>
-      <w:r>
-        <w:rPr>
-          <w:b/>
-          <w:bCs/>
-          <w:color w:val="23293D"/>
-          <w:sz w:val="21"/>
-          <w:szCs w:val="21"/>
-        </w:rPr>
-        <w:t xml:space="preserve">Erros possíveis:</w:t>
-      </w:r>
-      <w:r>
-        <w:rPr>
-          <w:color w:val="23293D"/>
-          <w:sz w:val="21"/>
-          <w:szCs w:val="21"/>
-        </w:rPr>
-        <w:t xml:space="preserve"> ver </w:t>
-      </w:r>
-      <w:r>
-        <w:rPr>
-          <w:color w:val="1F3253"/>
-          <w:sz w:val="21"/>
-          <w:szCs w:val="21"/>
-        </w:rPr>
-        <w:t xml:space="preserve">seção 9</w:t>
-      </w:r>
-      <w:r>
-        <w:rPr>
-          <w:color w:val="23293D"/>
-          <w:sz w:val="21"/>
-          <w:szCs w:val="21"/>
-        </w:rPr>
-        <w:t xml:space="preserve">.</w:t>
-      </w:r>
-    </w:p>
-    <w:p>
-      <w:pPr>
-        <w:pStyle w:val="Heading2"/>
-      </w:pPr>
-      <w:r>
-        <w:rPr>
-          <w:color w:val="1F3253"/>
-        </w:rPr>
-        <w:t xml:space="preserve">Fluxo 2 — Do cadastro ao fechamento (a jornada completa)</w:t>
-      </w:r>
-    </w:p>
-    <w:p>
-      <w:pPr>
-        <w:spacing w:after="140" w:line="280"/>
-      </w:pPr>
-      <w:r>
-        <w:rPr>
-          <w:b/>
-          <w:bCs/>
-          <w:color w:val="23293D"/>
-          <w:sz w:val="21"/>
-          <w:szCs w:val="21"/>
-        </w:rPr>
-        <w:t xml:space="preserve">Papéis:</w:t>
-      </w:r>
-      <w:r>
-        <w:rPr>
-          <w:color w:val="23293D"/>
-          <w:sz w:val="21"/>
-          <w:szCs w:val="21"/>
-        </w:rPr>
-        <w:t xml:space="preserve"> cinco pessoas diferentes. </w:t>
-      </w:r>
-      <w:r>
-        <w:rPr>
-          <w:b/>
-          <w:bCs/>
-          <w:color w:val="23293D"/>
-          <w:sz w:val="21"/>
-          <w:szCs w:val="21"/>
-        </w:rPr>
-        <w:t xml:space="preserve">Este é o fluxo central do sistema.</w:t>
       </w:r>
     </w:p>
     <w:p>
@@ -31015,39 +31175,11 @@
       </w:pPr>
       <w:r>
         <w:rPr>
-          <w:b/>
-          <w:bCs/>
-          <w:color w:val="23293D"/>
-          <w:sz w:val="21"/>
-          <w:szCs w:val="21"/>
-        </w:rPr>
-        <w:t xml:space="preserve">Recepção</w:t>
-      </w:r>
-      <w:r>
-        <w:rPr>
-          <w:color w:val="23293D"/>
-          <w:sz w:val="21"/>
-          <w:szCs w:val="21"/>
-        </w:rPr>
-        <w:t xml:space="preserve"> cadastra o paciente → nasce na </w:t>
-      </w:r>
-      <w:r>
-        <w:rPr>
-          <w:b/>
-          <w:bCs/>
-          <w:color w:val="23293D"/>
-          <w:sz w:val="21"/>
-          <w:szCs w:val="21"/>
-        </w:rPr>
-        <w:t xml:space="preserve">Aquisição</w:t>
-      </w:r>
-      <w:r>
-        <w:rPr>
-          <w:color w:val="23293D"/>
-          <w:sz w:val="21"/>
-          <w:szCs w:val="21"/>
-        </w:rPr>
-        <w:t xml:space="preserve">.</w:t>
+          <w:color w:val="23293D"/>
+          <w:sz w:val="21"/>
+          <w:szCs w:val="21"/>
+        </w:rPr>
+        <w:t xml:space="preserve">Informe e-mail e senha.</w:t>
       </w:r>
     </w:p>
     <w:p>
@@ -31067,33 +31199,69 @@
           <w:sz w:val="21"/>
           <w:szCs w:val="21"/>
         </w:rPr>
-        <w:t xml:space="preserve">Recepção</w:t>
-      </w:r>
-      <w:r>
-        <w:rPr>
-          <w:color w:val="23293D"/>
-          <w:sz w:val="21"/>
-          <w:szCs w:val="21"/>
-        </w:rPr>
-        <w:t xml:space="preserve"> move para </w:t>
-      </w:r>
-      <w:r>
-        <w:rPr>
-          <w:b/>
-          <w:bCs/>
-          <w:color w:val="23293D"/>
-          <w:sz w:val="21"/>
-          <w:szCs w:val="21"/>
-        </w:rPr>
-        <w:t xml:space="preserve">Conversão Clínica</w:t>
-      </w:r>
-      <w:r>
-        <w:rPr>
-          <w:color w:val="23293D"/>
-          <w:sz w:val="21"/>
-          <w:szCs w:val="21"/>
-        </w:rPr>
-        <w:t xml:space="preserve">.</w:t>
+        <w:t xml:space="preserve">Se você tem acesso a mais de uma unidade</w:t>
+      </w:r>
+      <w:r>
+        <w:rPr>
+          <w:color w:val="23293D"/>
+          <w:sz w:val="21"/>
+          <w:szCs w:val="21"/>
+        </w:rPr>
+        <w:t xml:space="preserve"> e não é da Franqueadora, o sistema pede para escolher a unidade </w:t>
+      </w:r>
+      <w:r>
+        <w:rPr>
+          <w:b/>
+          <w:bCs/>
+          <w:color w:val="23293D"/>
+          <w:sz w:val="21"/>
+          <w:szCs w:val="21"/>
+        </w:rPr>
+        <w:t xml:space="preserve">antes</w:t>
+      </w:r>
+      <w:r>
+        <w:rPr>
+          <w:color w:val="23293D"/>
+          <w:sz w:val="21"/>
+          <w:szCs w:val="21"/>
+        </w:rPr>
+        <w:t xml:space="preserve"> de mostrar qualquer tela (evidência: </w:t>
+      </w:r>
+      <w:r>
+        <w:rPr>
+          <w:rFonts w:ascii="Consolas" w:cs="Consolas" w:eastAsia="Consolas" w:hAnsi="Consolas"/>
+          <w:color w:val="1F3253"/>
+          <w:sz w:val="19"/>
+          <w:szCs w:val="19"/>
+          <w:shd w:fill="EFEDE6" w:color="auto" w:val="clear"/>
+        </w:rPr>
+        <w:t xml:space="preserve">layout.tsx</w:t>
+      </w:r>
+      <w:r>
+        <w:rPr>
+          <w:color w:val="23293D"/>
+          <w:sz w:val="21"/>
+          <w:szCs w:val="21"/>
+        </w:rPr>
+        <w:t xml:space="preserve">, </w:t>
+      </w:r>
+      <w:r>
+        <w:rPr>
+          <w:rFonts w:ascii="Consolas" w:cs="Consolas" w:eastAsia="Consolas" w:hAnsi="Consolas"/>
+          <w:color w:val="1F3253"/>
+          <w:sz w:val="19"/>
+          <w:szCs w:val="19"/>
+          <w:shd w:fill="EFEDE6" w:color="auto" w:val="clear"/>
+        </w:rPr>
+        <w:t xml:space="preserve">ChooseClinicWelcome</w:t>
+      </w:r>
+      <w:r>
+        <w:rPr>
+          <w:color w:val="23293D"/>
+          <w:sz w:val="21"/>
+          <w:szCs w:val="21"/>
+        </w:rPr>
+        <w:t xml:space="preserve">).</w:t>
       </w:r>
     </w:p>
     <w:p>
@@ -31113,43 +31281,46 @@
           <w:sz w:val="21"/>
           <w:szCs w:val="21"/>
         </w:rPr>
-        <w:t xml:space="preserve">Coordenador</w:t>
-      </w:r>
-      <w:r>
-        <w:rPr>
-          <w:color w:val="23293D"/>
-          <w:sz w:val="21"/>
-          <w:szCs w:val="21"/>
-        </w:rPr>
-        <w:t xml:space="preserve"> registra consentimento → anamnese → fotos → </w:t>
-      </w:r>
-      <w:r>
-        <w:rPr>
-          <w:b/>
-          <w:bCs/>
-          <w:color w:val="23293D"/>
-          <w:sz w:val="21"/>
-          <w:szCs w:val="21"/>
-        </w:rPr>
-        <w:t xml:space="preserve">Enviar ao Centro de Planejamento</w:t>
-      </w:r>
-      <w:r>
-        <w:rPr>
-          <w:color w:val="23293D"/>
-          <w:sz w:val="21"/>
-          <w:szCs w:val="21"/>
-        </w:rPr>
-        <w:t xml:space="preserve"> → paciente vai para a </w:t>
-      </w:r>
-      <w:r>
-        <w:rPr>
-          <w:b/>
-          <w:bCs/>
-          <w:color w:val="23293D"/>
-          <w:sz w:val="21"/>
-          <w:szCs w:val="21"/>
-        </w:rPr>
-        <w:t xml:space="preserve">Fase 3</w:t>
+        <w:t xml:space="preserve">Resultado:</w:t>
+      </w:r>
+      <w:r>
+        <w:rPr>
+          <w:color w:val="23293D"/>
+          <w:sz w:val="21"/>
+          <w:szCs w:val="21"/>
+        </w:rPr>
+        <w:t xml:space="preserve"> você cai na tela Início.</w:t>
+      </w:r>
+    </w:p>
+    <w:p>
+      <w:pPr>
+        <w:spacing w:after="140" w:line="280"/>
+      </w:pPr>
+      <w:r>
+        <w:rPr>
+          <w:b/>
+          <w:bCs/>
+          <w:color w:val="23293D"/>
+          <w:sz w:val="21"/>
+          <w:szCs w:val="21"/>
+        </w:rPr>
+        <w:t xml:space="preserve">Erros possíveis:</w:t>
+      </w:r>
+      <w:r>
+        <w:rPr>
+          <w:color w:val="23293D"/>
+          <w:sz w:val="21"/>
+          <w:szCs w:val="21"/>
+        </w:rPr>
+        <w:t xml:space="preserve"> ver </w:t>
+      </w:r>
+      <w:r>
+        <w:rPr>
+          <w:color w:val="1F3253"/>
+          <w:sz w:val="21"/>
+          <w:szCs w:val="21"/>
+        </w:rPr>
+        <w:t xml:space="preserve">seção 9</w:t>
       </w:r>
       <w:r>
         <w:rPr>
@@ -31162,314 +31333,13 @@
     </w:p>
     <w:p>
       <w:pPr>
-        <w:pStyle w:val="ListParagraph"/>
-        <w:numPr>
-          <w:ilvl w:val="0"/>
-          <w:numId w:val="38"/>
-        </w:numPr>
-        <w:spacing w:after="80" w:line="270"/>
-      </w:pPr>
-      <w:r>
-        <w:rPr>
-          <w:b/>
-          <w:bCs/>
-          <w:color w:val="23293D"/>
-          <w:sz w:val="21"/>
-          <w:szCs w:val="21"/>
-        </w:rPr>
-        <w:t xml:space="preserve">Planner</w:t>
-      </w:r>
-      <w:r>
-        <w:rPr>
-          <w:color w:val="23293D"/>
-          <w:sz w:val="21"/>
-          <w:szCs w:val="21"/>
-        </w:rPr>
-        <w:t xml:space="preserve"> monta plano + orçamento + pilar → </w:t>
-      </w:r>
-      <w:r>
-        <w:rPr>
-          <w:b/>
-          <w:bCs/>
-          <w:color w:val="23293D"/>
-          <w:sz w:val="21"/>
-          <w:szCs w:val="21"/>
-        </w:rPr>
-        <w:t xml:space="preserve">Enviar para aprovação</w:t>
-      </w:r>
-      <w:r>
-        <w:rPr>
-          <w:color w:val="23293D"/>
-          <w:sz w:val="21"/>
-          <w:szCs w:val="21"/>
-        </w:rPr>
-        <w:t xml:space="preserve">.</w:t>
-      </w:r>
-    </w:p>
-    <w:p>
-      <w:pPr>
-        <w:pStyle w:val="ListParagraph"/>
-        <w:numPr>
-          <w:ilvl w:val="0"/>
-          <w:numId w:val="38"/>
-        </w:numPr>
-        <w:spacing w:after="80" w:line="270"/>
-      </w:pPr>
-      <w:r>
-        <w:rPr>
-          <w:b/>
-          <w:bCs/>
-          <w:color w:val="23293D"/>
-          <w:sz w:val="21"/>
-          <w:szCs w:val="21"/>
-        </w:rPr>
-        <w:t xml:space="preserve">Coordenador</w:t>
-      </w:r>
-      <w:r>
-        <w:rPr>
-          <w:color w:val="23293D"/>
-          <w:sz w:val="21"/>
-          <w:szCs w:val="21"/>
-        </w:rPr>
-        <w:t xml:space="preserve"> aprova a opção.</w:t>
-      </w:r>
-    </w:p>
-    <w:p>
-      <w:pPr>
-        <w:pStyle w:val="ListParagraph"/>
-        <w:numPr>
-          <w:ilvl w:val="0"/>
-          <w:numId w:val="38"/>
-        </w:numPr>
-        <w:spacing w:after="80" w:line="270"/>
-      </w:pPr>
-      <w:r>
-        <w:rPr>
-          <w:b/>
-          <w:bCs/>
-          <w:color w:val="23293D"/>
-          <w:sz w:val="21"/>
-          <w:szCs w:val="21"/>
-        </w:rPr>
-        <w:t xml:space="preserve">Planner</w:t>
-      </w:r>
-      <w:r>
-        <w:rPr>
-          <w:color w:val="23293D"/>
-          <w:sz w:val="21"/>
-          <w:szCs w:val="21"/>
-        </w:rPr>
-        <w:t xml:space="preserve"> </w:t>
-      </w:r>
-      <w:r>
-        <w:rPr>
-          <w:b/>
-          <w:bCs/>
-          <w:color w:val="23293D"/>
-          <w:sz w:val="21"/>
-          <w:szCs w:val="21"/>
-        </w:rPr>
-        <w:t xml:space="preserve">Envia ao Comercial</w:t>
-      </w:r>
-      <w:r>
-        <w:rPr>
-          <w:color w:val="23293D"/>
-          <w:sz w:val="21"/>
-          <w:szCs w:val="21"/>
-        </w:rPr>
-        <w:t xml:space="preserve"> → </w:t>
-      </w:r>
-      <w:r>
-        <w:rPr>
-          <w:b/>
-          <w:bCs/>
-          <w:color w:val="23293D"/>
-          <w:sz w:val="21"/>
-          <w:szCs w:val="21"/>
-        </w:rPr>
-        <w:t xml:space="preserve">Fase 4</w:t>
-      </w:r>
-      <w:r>
-        <w:rPr>
-          <w:color w:val="23293D"/>
-          <w:sz w:val="21"/>
-          <w:szCs w:val="21"/>
-        </w:rPr>
-        <w:t xml:space="preserve">.</w:t>
-      </w:r>
-    </w:p>
-    <w:p>
-      <w:pPr>
-        <w:pStyle w:val="ListParagraph"/>
-        <w:numPr>
-          <w:ilvl w:val="0"/>
-          <w:numId w:val="38"/>
-        </w:numPr>
-        <w:spacing w:after="80" w:line="270"/>
-      </w:pPr>
-      <w:r>
-        <w:rPr>
-          <w:b/>
-          <w:bCs/>
-          <w:color w:val="23293D"/>
-          <w:sz w:val="21"/>
-          <w:szCs w:val="21"/>
-        </w:rPr>
-        <w:t xml:space="preserve">Consultor</w:t>
-      </w:r>
-      <w:r>
-        <w:rPr>
-          <w:color w:val="23293D"/>
-          <w:sz w:val="21"/>
-          <w:szCs w:val="21"/>
-        </w:rPr>
-        <w:t xml:space="preserve"> negocia → </w:t>
-      </w:r>
-      <w:r>
-        <w:rPr>
-          <w:b/>
-          <w:bCs/>
-          <w:color w:val="23293D"/>
-          <w:sz w:val="21"/>
-          <w:szCs w:val="21"/>
-        </w:rPr>
-        <w:t xml:space="preserve">Cliente aceitou</w:t>
-      </w:r>
-      <w:r>
-        <w:rPr>
-          <w:color w:val="23293D"/>
-          <w:sz w:val="21"/>
-          <w:szCs w:val="21"/>
-        </w:rPr>
-        <w:t xml:space="preserve"> → marca </w:t>
-      </w:r>
-      <w:r>
-        <w:rPr>
-          <w:b/>
-          <w:bCs/>
-          <w:color w:val="23293D"/>
-          <w:sz w:val="21"/>
-          <w:szCs w:val="21"/>
-        </w:rPr>
-        <w:t xml:space="preserve">Contrato assinado</w:t>
-      </w:r>
-      <w:r>
-        <w:rPr>
-          <w:color w:val="23293D"/>
-          <w:sz w:val="21"/>
-          <w:szCs w:val="21"/>
-        </w:rPr>
-        <w:t xml:space="preserve"> e </w:t>
-      </w:r>
-      <w:r>
-        <w:rPr>
-          <w:b/>
-          <w:bCs/>
-          <w:color w:val="23293D"/>
-          <w:sz w:val="21"/>
-          <w:szCs w:val="21"/>
-        </w:rPr>
-        <w:t xml:space="preserve">Pagamento confirmado</w:t>
-      </w:r>
-      <w:r>
-        <w:rPr>
-          <w:color w:val="23293D"/>
-          <w:sz w:val="21"/>
-          <w:szCs w:val="21"/>
-        </w:rPr>
-        <w:t xml:space="preserve"> → venda fechada → </w:t>
-      </w:r>
-      <w:r>
-        <w:rPr>
-          <w:b/>
-          <w:bCs/>
-          <w:color w:val="23293D"/>
-          <w:sz w:val="21"/>
-          <w:szCs w:val="21"/>
-        </w:rPr>
-        <w:t xml:space="preserve">Fase 5</w:t>
-      </w:r>
-      <w:r>
-        <w:rPr>
-          <w:color w:val="23293D"/>
-          <w:sz w:val="21"/>
-          <w:szCs w:val="21"/>
-        </w:rPr>
-        <w:t xml:space="preserve">.</w:t>
-      </w:r>
-    </w:p>
-    <w:p>
-      <w:pPr>
-        <w:pStyle w:val="ListParagraph"/>
-        <w:numPr>
-          <w:ilvl w:val="0"/>
-          <w:numId w:val="38"/>
-        </w:numPr>
-        <w:spacing w:after="80" w:line="270"/>
-      </w:pPr>
-      <w:r>
-        <w:rPr>
-          <w:b/>
-          <w:bCs/>
-          <w:color w:val="23293D"/>
-          <w:sz w:val="21"/>
-          <w:szCs w:val="21"/>
-        </w:rPr>
-        <w:t xml:space="preserve">Recepção</w:t>
-      </w:r>
-      <w:r>
-        <w:rPr>
-          <w:color w:val="23293D"/>
-          <w:sz w:val="21"/>
-          <w:szCs w:val="21"/>
-        </w:rPr>
-        <w:t xml:space="preserve"> recebe aviso e agenda o início do tratamento.</w:t>
-      </w:r>
-    </w:p>
-    <w:p>
-      <w:pPr>
-        <w:pStyle w:val="ListParagraph"/>
-        <w:numPr>
-          <w:ilvl w:val="0"/>
-          <w:numId w:val="38"/>
-        </w:numPr>
-        <w:spacing w:after="80" w:line="270"/>
-      </w:pPr>
-      <w:r>
-        <w:rPr>
-          <w:b/>
-          <w:bCs/>
-          <w:color w:val="23293D"/>
-          <w:sz w:val="21"/>
-          <w:szCs w:val="21"/>
-        </w:rPr>
-        <w:t xml:space="preserve">Dentista</w:t>
-      </w:r>
-      <w:r>
-        <w:rPr>
-          <w:color w:val="23293D"/>
-          <w:sz w:val="21"/>
-          <w:szCs w:val="21"/>
-        </w:rPr>
-        <w:t xml:space="preserve"> executa, escreve o Desenvolvimento Clínico e conclui → </w:t>
-      </w:r>
-      <w:r>
-        <w:rPr>
-          <w:b/>
-          <w:bCs/>
-          <w:color w:val="23293D"/>
-          <w:sz w:val="21"/>
-          <w:szCs w:val="21"/>
-        </w:rPr>
-        <w:t xml:space="preserve">estoque baixa e repasse é apurado automaticamente</w:t>
-      </w:r>
-      <w:r>
-        <w:rPr>
-          <w:color w:val="23293D"/>
-          <w:sz w:val="21"/>
-          <w:szCs w:val="21"/>
-        </w:rPr>
-        <w:t xml:space="preserve">.</w:t>
+        <w:pStyle w:val="Heading2"/>
+      </w:pPr>
+      <w:r>
+        <w:rPr>
+          <w:color w:val="1F3253"/>
+        </w:rPr>
+        <w:t xml:space="preserve">Fluxo 2 — Do cadastro ao fechamento (a jornada completa)</w:t>
       </w:r>
     </w:p>
     <w:p>
@@ -31484,177 +31354,6 @@
           <w:sz w:val="21"/>
           <w:szCs w:val="21"/>
         </w:rPr>
-        <w:t xml:space="preserve">Evidência:</w:t>
-      </w:r>
-      <w:r>
-        <w:rPr>
-          <w:color w:val="23293D"/>
-          <w:sz w:val="21"/>
-          <w:szCs w:val="21"/>
-        </w:rPr>
-        <w:t xml:space="preserve"> este fluxo está coberto por teste automatizado ponta a ponta (</w:t>
-      </w:r>
-      <w:r>
-        <w:rPr>
-          <w:rFonts w:ascii="Consolas" w:cs="Consolas" w:eastAsia="Consolas" w:hAnsi="Consolas"/>
-          <w:color w:val="1F3253"/>
-          <w:sz w:val="19"/>
-          <w:szCs w:val="19"/>
-          <w:shd w:fill="EFEDE6" w:color="auto" w:val="clear"/>
-        </w:rPr>
-        <w:t xml:space="preserve">e2e/01-jornada.spec.ts</w:t>
-      </w:r>
-      <w:r>
-        <w:rPr>
-          <w:color w:val="23293D"/>
-          <w:sz w:val="21"/>
-          <w:szCs w:val="21"/>
-        </w:rPr>
-        <w:t xml:space="preserve"> a </w:t>
-      </w:r>
-      <w:r>
-        <w:rPr>
-          <w:rFonts w:ascii="Consolas" w:cs="Consolas" w:eastAsia="Consolas" w:hAnsi="Consolas"/>
-          <w:color w:val="1F3253"/>
-          <w:sz w:val="19"/>
-          <w:szCs w:val="19"/>
-          <w:shd w:fill="EFEDE6" w:color="auto" w:val="clear"/>
-        </w:rPr>
-        <w:t xml:space="preserve">e2e/10-estoque.spec.ts</w:t>
-      </w:r>
-      <w:r>
-        <w:rPr>
-          <w:color w:val="23293D"/>
-          <w:sz w:val="21"/>
-          <w:szCs w:val="21"/>
-        </w:rPr>
-        <w:t xml:space="preserve">), o que confirma que cada passo funciona como descrito.</w:t>
-      </w:r>
-    </w:p>
-    <w:p>
-      <w:pPr>
-        <w:spacing w:after="140" w:line="280"/>
-      </w:pPr>
-      <w:r>
-        <w:rPr>
-          <w:b/>
-          <w:bCs/>
-          <w:color w:val="23293D"/>
-          <w:sz w:val="21"/>
-          <w:szCs w:val="21"/>
-        </w:rPr>
-        <w:t xml:space="preserve">Pontos de decisão:</w:t>
-      </w:r>
-      <w:r>
-        <w:rPr>
-          <w:color w:val="23293D"/>
-          <w:sz w:val="21"/>
-          <w:szCs w:val="21"/>
-        </w:rPr>
-        <w:t xml:space="preserve"> o Coordenador pode </w:t>
-      </w:r>
-      <w:r>
-        <w:rPr>
-          <w:b/>
-          <w:bCs/>
-          <w:color w:val="23293D"/>
-          <w:sz w:val="21"/>
-          <w:szCs w:val="21"/>
-        </w:rPr>
-        <w:t xml:space="preserve">reprovar</w:t>
-      </w:r>
-      <w:r>
-        <w:rPr>
-          <w:color w:val="23293D"/>
-          <w:sz w:val="21"/>
-          <w:szCs w:val="21"/>
-        </w:rPr>
-        <w:t xml:space="preserve"> (volta ao Planner com orientações); o cliente pode </w:t>
-      </w:r>
-      <w:r>
-        <w:rPr>
-          <w:b/>
-          <w:bCs/>
-          <w:color w:val="23293D"/>
-          <w:sz w:val="21"/>
-          <w:szCs w:val="21"/>
-        </w:rPr>
-        <w:t xml:space="preserve">não aceitar</w:t>
-      </w:r>
-      <w:r>
-        <w:rPr>
-          <w:color w:val="23293D"/>
-          <w:sz w:val="21"/>
-          <w:szCs w:val="21"/>
-        </w:rPr>
-        <w:t xml:space="preserve"> (vai para follow-up).</w:t>
-      </w:r>
-    </w:p>
-    <w:p>
-      <w:pPr>
-        <w:pStyle w:val="Heading2"/>
-      </w:pPr>
-      <w:r>
-        <w:rPr>
-          <w:color w:val="1F3253"/>
-        </w:rPr>
-        <w:t xml:space="preserve">Fluxo 3 — Encerrar a sessão</w:t>
-      </w:r>
-    </w:p>
-    <w:p>
-      <w:pPr>
-        <w:spacing w:after="140" w:line="280"/>
-      </w:pPr>
-      <w:r>
-        <w:rPr>
-          <w:color w:val="23293D"/>
-          <w:sz w:val="21"/>
-          <w:szCs w:val="21"/>
-        </w:rPr>
-        <w:t xml:space="preserve">Botão </w:t>
-      </w:r>
-      <w:r>
-        <w:rPr>
-          <w:b/>
-          <w:bCs/>
-          <w:color w:val="23293D"/>
-          <w:sz w:val="21"/>
-          <w:szCs w:val="21"/>
-        </w:rPr>
-        <w:t xml:space="preserve">Sair</w:t>
-      </w:r>
-      <w:r>
-        <w:rPr>
-          <w:color w:val="23293D"/>
-          <w:sz w:val="21"/>
-          <w:szCs w:val="21"/>
-        </w:rPr>
-        <w:t xml:space="preserve"> no rodapé da barra lateral.</w:t>
-      </w:r>
-    </w:p>
-    <w:p>
-      <w:pPr>
-        <w:pStyle w:val="Heading2"/>
-      </w:pPr>
-      <w:r>
-        <w:rPr>
-          <w:color w:val="1F3253"/>
-        </w:rPr>
-        <w:t xml:space="preserve">Fluxo 4 — O cliente que volta depois de perdido</w:t>
-      </w:r>
-    </w:p>
-    <w:p>
-      <w:pPr>
-        <w:spacing w:after="140" w:line="280"/>
-      </w:pPr>
-      <w:r>
-        <w:rPr>
-          <w:b/>
-          <w:bCs/>
-          <w:color w:val="23293D"/>
-          <w:sz w:val="21"/>
-          <w:szCs w:val="21"/>
-        </w:rPr>
         <w:t xml:space="preserve">Papéis:</w:t>
       </w:r>
       <w:r>
@@ -31663,20 +31362,17 @@
           <w:sz w:val="21"/>
           <w:szCs w:val="21"/>
         </w:rPr>
-        <w:t xml:space="preserve"> Consultor Comercial, Recepção, Coordenador Clínico.</w:t>
-      </w:r>
-    </w:p>
-    <w:p>
-      <w:pPr>
-        <w:spacing w:after="140" w:line="280"/>
-      </w:pPr>
-      <w:r>
-        <w:rPr>
-          <w:color w:val="23293D"/>
-          <w:sz w:val="21"/>
-          <w:szCs w:val="21"/>
-        </w:rPr>
-        <w:t xml:space="preserve">Nem todo cliente que some some para sempre. Este é o caminho de volta.</w:t>
+        <w:t xml:space="preserve"> cinco pessoas diferentes. </w:t>
+      </w:r>
+      <w:r>
+        <w:rPr>
+          <w:b/>
+          <w:bCs/>
+          <w:color w:val="23293D"/>
+          <w:sz w:val="21"/>
+          <w:szCs w:val="21"/>
+        </w:rPr>
+        <w:t xml:space="preserve">Este é o fluxo central do sistema.</w:t>
       </w:r>
     </w:p>
     <w:p>
@@ -31696,61 +31392,25 @@
           <w:sz w:val="21"/>
           <w:szCs w:val="21"/>
         </w:rPr>
-        <w:t xml:space="preserve">Consultor</w:t>
-      </w:r>
-      <w:r>
-        <w:rPr>
-          <w:color w:val="23293D"/>
-          <w:sz w:val="21"/>
-          <w:szCs w:val="21"/>
-        </w:rPr>
-        <w:t xml:space="preserve"> marca </w:t>
-      </w:r>
-      <w:r>
-        <w:rPr>
-          <w:b/>
-          <w:bCs/>
-          <w:color w:val="23293D"/>
-          <w:sz w:val="21"/>
-          <w:szCs w:val="21"/>
-        </w:rPr>
-        <w:t xml:space="preserve">perdido</w:t>
-      </w:r>
-      <w:r>
-        <w:rPr>
-          <w:color w:val="23293D"/>
-          <w:sz w:val="21"/>
-          <w:szCs w:val="21"/>
-        </w:rPr>
-        <w:t xml:space="preserve"> (ou cancelado), com o motivo. O sistema move o cliente para o </w:t>
-      </w:r>
-      <w:r>
-        <w:rPr>
-          <w:b/>
-          <w:bCs/>
-          <w:color w:val="23293D"/>
-          <w:sz w:val="21"/>
-          <w:szCs w:val="21"/>
-        </w:rPr>
-        <w:t xml:space="preserve">Acompanhamento (Fase 7)</w:t>
-      </w:r>
-      <w:r>
-        <w:rPr>
-          <w:color w:val="23293D"/>
-          <w:sz w:val="21"/>
-          <w:szCs w:val="21"/>
-        </w:rPr>
-        <w:t xml:space="preserve"> e o marca como </w:t>
-      </w:r>
-      <w:r>
-        <w:rPr>
-          <w:b/>
-          <w:bCs/>
-          <w:color w:val="23293D"/>
-          <w:sz w:val="21"/>
-          <w:szCs w:val="21"/>
-        </w:rPr>
-        <w:t xml:space="preserve">inativo</w:t>
+        <w:t xml:space="preserve">Recepção</w:t>
+      </w:r>
+      <w:r>
+        <w:rPr>
+          <w:color w:val="23293D"/>
+          <w:sz w:val="21"/>
+          <w:szCs w:val="21"/>
+        </w:rPr>
+        <w:t xml:space="preserve"> cadastra o paciente → nasce na </w:t>
+      </w:r>
+      <w:r>
+        <w:rPr>
+          <w:b/>
+          <w:bCs/>
+          <w:color w:val="23293D"/>
+          <w:sz w:val="21"/>
+          <w:szCs w:val="21"/>
+        </w:rPr>
+        <w:t xml:space="preserve">Aquisição</w:t>
       </w:r>
       <w:r>
         <w:rPr>
@@ -31772,65 +31432,39 @@
       </w:pPr>
       <w:r>
         <w:rPr>
-          <w:color w:val="23293D"/>
-          <w:sz w:val="21"/>
-          <w:szCs w:val="21"/>
-        </w:rPr>
-        <w:t xml:space="preserve">Meses depois, </w:t>
-      </w:r>
-      <w:r>
-        <w:rPr>
-          <w:b/>
-          <w:bCs/>
-          <w:color w:val="23293D"/>
-          <w:sz w:val="21"/>
-          <w:szCs w:val="21"/>
-        </w:rPr>
-        <w:t xml:space="preserve">o cliente liga</w:t>
-      </w:r>
-      <w:r>
-        <w:rPr>
-          <w:color w:val="23293D"/>
-          <w:sz w:val="21"/>
-          <w:szCs w:val="21"/>
-        </w:rPr>
-        <w:t xml:space="preserve">. A </w:t>
-      </w:r>
-      <w:r>
-        <w:rPr>
-          <w:b/>
-          <w:bCs/>
-          <w:color w:val="23293D"/>
-          <w:sz w:val="21"/>
-          <w:szCs w:val="21"/>
-        </w:rPr>
-        <w:t xml:space="preserve">recepção</w:t>
-      </w:r>
-      <w:r>
-        <w:rPr>
-          <w:color w:val="23293D"/>
-          <w:sz w:val="21"/>
-          <w:szCs w:val="21"/>
-        </w:rPr>
-        <w:t xml:space="preserve"> agenda uma </w:t>
-      </w:r>
-      <w:r>
-        <w:rPr>
-          <w:b/>
-          <w:bCs/>
-          <w:color w:val="23293D"/>
-          <w:sz w:val="21"/>
-          <w:szCs w:val="21"/>
-        </w:rPr>
-        <w:t xml:space="preserve">Reavaliação</w:t>
-      </w:r>
-      <w:r>
-        <w:rPr>
-          <w:color w:val="23293D"/>
-          <w:sz w:val="21"/>
-          <w:szCs w:val="21"/>
-        </w:rPr>
-        <w:t xml:space="preserve"> — que é um tipo disponível na Fase 7.</w:t>
+          <w:b/>
+          <w:bCs/>
+          <w:color w:val="23293D"/>
+          <w:sz w:val="21"/>
+          <w:szCs w:val="21"/>
+        </w:rPr>
+        <w:t xml:space="preserve">Recepção</w:t>
+      </w:r>
+      <w:r>
+        <w:rPr>
+          <w:color w:val="23293D"/>
+          <w:sz w:val="21"/>
+          <w:szCs w:val="21"/>
+        </w:rPr>
+        <w:t xml:space="preserve"> move para </w:t>
+      </w:r>
+      <w:r>
+        <w:rPr>
+          <w:b/>
+          <w:bCs/>
+          <w:color w:val="23293D"/>
+          <w:sz w:val="21"/>
+          <w:szCs w:val="21"/>
+        </w:rPr>
+        <w:t xml:space="preserve">Conversão Clínica</w:t>
+      </w:r>
+      <w:r>
+        <w:rPr>
+          <w:color w:val="23293D"/>
+          <w:sz w:val="21"/>
+          <w:szCs w:val="21"/>
+        </w:rPr>
+        <w:t xml:space="preserve">.</w:t>
       </w:r>
     </w:p>
     <w:p>
@@ -31844,75 +31478,49 @@
       </w:pPr>
       <w:r>
         <w:rPr>
-          <w:color w:val="23293D"/>
-          <w:sz w:val="21"/>
-          <w:szCs w:val="21"/>
-        </w:rPr>
-        <w:t xml:space="preserve">O cliente </w:t>
-      </w:r>
-      <w:r>
-        <w:rPr>
-          <w:b/>
-          <w:bCs/>
-          <w:color w:val="23293D"/>
-          <w:sz w:val="21"/>
-          <w:szCs w:val="21"/>
-        </w:rPr>
-        <w:t xml:space="preserve">comparece</w:t>
-      </w:r>
-      <w:r>
-        <w:rPr>
-          <w:color w:val="23293D"/>
-          <w:sz w:val="21"/>
-          <w:szCs w:val="21"/>
-        </w:rPr>
-        <w:t xml:space="preserve">, e o </w:t>
-      </w:r>
-      <w:r>
-        <w:rPr>
-          <w:b/>
-          <w:bCs/>
-          <w:color w:val="23293D"/>
-          <w:sz w:val="21"/>
-          <w:szCs w:val="21"/>
-        </w:rPr>
-        <w:t xml:space="preserve">check-in sozinho</w:t>
-      </w:r>
-      <w:r>
-        <w:rPr>
-          <w:color w:val="23293D"/>
-          <w:sz w:val="21"/>
-          <w:szCs w:val="21"/>
-        </w:rPr>
-        <w:t xml:space="preserve"> o leva para a </w:t>
-      </w:r>
-      <w:r>
-        <w:rPr>
-          <w:b/>
-          <w:bCs/>
-          <w:color w:val="23293D"/>
-          <w:sz w:val="21"/>
-          <w:szCs w:val="21"/>
-        </w:rPr>
-        <w:t xml:space="preserve">Reavaliação (Fase 6)</w:t>
-      </w:r>
-      <w:r>
-        <w:rPr>
-          <w:color w:val="23293D"/>
-          <w:sz w:val="21"/>
-          <w:szCs w:val="21"/>
-        </w:rPr>
-        <w:t xml:space="preserve">. No mesmo instante ele volta a ser </w:t>
-      </w:r>
-      <w:r>
-        <w:rPr>
-          <w:b/>
-          <w:bCs/>
-          <w:color w:val="23293D"/>
-          <w:sz w:val="21"/>
-          <w:szCs w:val="21"/>
-        </w:rPr>
-        <w:t xml:space="preserve">ativo</w:t>
+          <w:b/>
+          <w:bCs/>
+          <w:color w:val="23293D"/>
+          <w:sz w:val="21"/>
+          <w:szCs w:val="21"/>
+        </w:rPr>
+        <w:t xml:space="preserve">Coordenador</w:t>
+      </w:r>
+      <w:r>
+        <w:rPr>
+          <w:color w:val="23293D"/>
+          <w:sz w:val="21"/>
+          <w:szCs w:val="21"/>
+        </w:rPr>
+        <w:t xml:space="preserve"> registra consentimento → anamnese → fotos → </w:t>
+      </w:r>
+      <w:r>
+        <w:rPr>
+          <w:b/>
+          <w:bCs/>
+          <w:color w:val="23293D"/>
+          <w:sz w:val="21"/>
+          <w:szCs w:val="21"/>
+        </w:rPr>
+        <w:t xml:space="preserve">Enviar ao Centro de Planejamento</w:t>
+      </w:r>
+      <w:r>
+        <w:rPr>
+          <w:color w:val="23293D"/>
+          <w:sz w:val="21"/>
+          <w:szCs w:val="21"/>
+        </w:rPr>
+        <w:t xml:space="preserve"> → paciente vai para a </w:t>
+      </w:r>
+      <w:r>
+        <w:rPr>
+          <w:b/>
+          <w:bCs/>
+          <w:color w:val="23293D"/>
+          <w:sz w:val="21"/>
+          <w:szCs w:val="21"/>
+        </w:rPr>
+        <w:t xml:space="preserve">Fase 3</w:t>
       </w:r>
       <w:r>
         <w:rPr>
@@ -31940,25 +31548,25 @@
           <w:sz w:val="21"/>
           <w:szCs w:val="21"/>
         </w:rPr>
-        <w:t xml:space="preserve">Coordenador</w:t>
-      </w:r>
-      <w:r>
-        <w:rPr>
-          <w:color w:val="23293D"/>
-          <w:sz w:val="21"/>
-          <w:szCs w:val="21"/>
-        </w:rPr>
-        <w:t xml:space="preserve"> reavalia e envia ao </w:t>
-      </w:r>
-      <w:r>
-        <w:rPr>
-          <w:b/>
-          <w:bCs/>
-          <w:color w:val="23293D"/>
-          <w:sz w:val="21"/>
-          <w:szCs w:val="21"/>
-        </w:rPr>
-        <w:t xml:space="preserve">Centro de Planejamento</w:t>
+        <w:t xml:space="preserve">Planner</w:t>
+      </w:r>
+      <w:r>
+        <w:rPr>
+          <w:color w:val="23293D"/>
+          <w:sz w:val="21"/>
+          <w:szCs w:val="21"/>
+        </w:rPr>
+        <w:t xml:space="preserve"> monta plano + orçamento + pilar → </w:t>
+      </w:r>
+      <w:r>
+        <w:rPr>
+          <w:b/>
+          <w:bCs/>
+          <w:color w:val="23293D"/>
+          <w:sz w:val="21"/>
+          <w:szCs w:val="21"/>
+        </w:rPr>
+        <w:t xml:space="preserve">Enviar para aprovação</w:t>
       </w:r>
       <w:r>
         <w:rPr>
@@ -31980,29 +31588,21 @@
       </w:pPr>
       <w:r>
         <w:rPr>
-          <w:color w:val="23293D"/>
-          <w:sz w:val="21"/>
-          <w:szCs w:val="21"/>
-        </w:rPr>
-        <w:t xml:space="preserve">Novo plano, nova aprovação, e o cliente </w:t>
-      </w:r>
-      <w:r>
-        <w:rPr>
-          <w:b/>
-          <w:bCs/>
-          <w:color w:val="23293D"/>
-          <w:sz w:val="21"/>
-          <w:szCs w:val="21"/>
-        </w:rPr>
-        <w:t xml:space="preserve">volta ao Comercial</w:t>
-      </w:r>
-      <w:r>
-        <w:rPr>
-          <w:color w:val="23293D"/>
-          <w:sz w:val="21"/>
-          <w:szCs w:val="21"/>
-        </w:rPr>
-        <w:t xml:space="preserve"> — agora com um orçamento que reflete a boca dele hoje, não a de um ano atrás.</w:t>
+          <w:b/>
+          <w:bCs/>
+          <w:color w:val="23293D"/>
+          <w:sz w:val="21"/>
+          <w:szCs w:val="21"/>
+        </w:rPr>
+        <w:t xml:space="preserve">Coordenador</w:t>
+      </w:r>
+      <w:r>
+        <w:rPr>
+          <w:color w:val="23293D"/>
+          <w:sz w:val="21"/>
+          <w:szCs w:val="21"/>
+        </w:rPr>
+        <w:t xml:space="preserve"> aprova a opção.</w:t>
       </w:r>
     </w:p>
     <w:p>
@@ -32011,6 +31611,777 @@
         <w:numPr>
           <w:ilvl w:val="0"/>
           <w:numId w:val="39"/>
+        </w:numPr>
+        <w:spacing w:after="80" w:line="270"/>
+      </w:pPr>
+      <w:r>
+        <w:rPr>
+          <w:b/>
+          <w:bCs/>
+          <w:color w:val="23293D"/>
+          <w:sz w:val="21"/>
+          <w:szCs w:val="21"/>
+        </w:rPr>
+        <w:t xml:space="preserve">Planner</w:t>
+      </w:r>
+      <w:r>
+        <w:rPr>
+          <w:color w:val="23293D"/>
+          <w:sz w:val="21"/>
+          <w:szCs w:val="21"/>
+        </w:rPr>
+        <w:t xml:space="preserve"> </w:t>
+      </w:r>
+      <w:r>
+        <w:rPr>
+          <w:b/>
+          <w:bCs/>
+          <w:color w:val="23293D"/>
+          <w:sz w:val="21"/>
+          <w:szCs w:val="21"/>
+        </w:rPr>
+        <w:t xml:space="preserve">Envia ao Comercial</w:t>
+      </w:r>
+      <w:r>
+        <w:rPr>
+          <w:color w:val="23293D"/>
+          <w:sz w:val="21"/>
+          <w:szCs w:val="21"/>
+        </w:rPr>
+        <w:t xml:space="preserve"> → </w:t>
+      </w:r>
+      <w:r>
+        <w:rPr>
+          <w:b/>
+          <w:bCs/>
+          <w:color w:val="23293D"/>
+          <w:sz w:val="21"/>
+          <w:szCs w:val="21"/>
+        </w:rPr>
+        <w:t xml:space="preserve">Fase 4</w:t>
+      </w:r>
+      <w:r>
+        <w:rPr>
+          <w:color w:val="23293D"/>
+          <w:sz w:val="21"/>
+          <w:szCs w:val="21"/>
+        </w:rPr>
+        <w:t xml:space="preserve">.</w:t>
+      </w:r>
+    </w:p>
+    <w:p>
+      <w:pPr>
+        <w:pStyle w:val="ListParagraph"/>
+        <w:numPr>
+          <w:ilvl w:val="0"/>
+          <w:numId w:val="39"/>
+        </w:numPr>
+        <w:spacing w:after="80" w:line="270"/>
+      </w:pPr>
+      <w:r>
+        <w:rPr>
+          <w:b/>
+          <w:bCs/>
+          <w:color w:val="23293D"/>
+          <w:sz w:val="21"/>
+          <w:szCs w:val="21"/>
+        </w:rPr>
+        <w:t xml:space="preserve">Consultor</w:t>
+      </w:r>
+      <w:r>
+        <w:rPr>
+          <w:color w:val="23293D"/>
+          <w:sz w:val="21"/>
+          <w:szCs w:val="21"/>
+        </w:rPr>
+        <w:t xml:space="preserve"> negocia → </w:t>
+      </w:r>
+      <w:r>
+        <w:rPr>
+          <w:b/>
+          <w:bCs/>
+          <w:color w:val="23293D"/>
+          <w:sz w:val="21"/>
+          <w:szCs w:val="21"/>
+        </w:rPr>
+        <w:t xml:space="preserve">Cliente aceitou</w:t>
+      </w:r>
+      <w:r>
+        <w:rPr>
+          <w:color w:val="23293D"/>
+          <w:sz w:val="21"/>
+          <w:szCs w:val="21"/>
+        </w:rPr>
+        <w:t xml:space="preserve"> → marca </w:t>
+      </w:r>
+      <w:r>
+        <w:rPr>
+          <w:b/>
+          <w:bCs/>
+          <w:color w:val="23293D"/>
+          <w:sz w:val="21"/>
+          <w:szCs w:val="21"/>
+        </w:rPr>
+        <w:t xml:space="preserve">Contrato assinado</w:t>
+      </w:r>
+      <w:r>
+        <w:rPr>
+          <w:color w:val="23293D"/>
+          <w:sz w:val="21"/>
+          <w:szCs w:val="21"/>
+        </w:rPr>
+        <w:t xml:space="preserve"> e </w:t>
+      </w:r>
+      <w:r>
+        <w:rPr>
+          <w:b/>
+          <w:bCs/>
+          <w:color w:val="23293D"/>
+          <w:sz w:val="21"/>
+          <w:szCs w:val="21"/>
+        </w:rPr>
+        <w:t xml:space="preserve">Pagamento confirmado</w:t>
+      </w:r>
+      <w:r>
+        <w:rPr>
+          <w:color w:val="23293D"/>
+          <w:sz w:val="21"/>
+          <w:szCs w:val="21"/>
+        </w:rPr>
+        <w:t xml:space="preserve"> → venda fechada → </w:t>
+      </w:r>
+      <w:r>
+        <w:rPr>
+          <w:b/>
+          <w:bCs/>
+          <w:color w:val="23293D"/>
+          <w:sz w:val="21"/>
+          <w:szCs w:val="21"/>
+        </w:rPr>
+        <w:t xml:space="preserve">Fase 5</w:t>
+      </w:r>
+      <w:r>
+        <w:rPr>
+          <w:color w:val="23293D"/>
+          <w:sz w:val="21"/>
+          <w:szCs w:val="21"/>
+        </w:rPr>
+        <w:t xml:space="preserve">.</w:t>
+      </w:r>
+    </w:p>
+    <w:p>
+      <w:pPr>
+        <w:pStyle w:val="ListParagraph"/>
+        <w:numPr>
+          <w:ilvl w:val="0"/>
+          <w:numId w:val="39"/>
+        </w:numPr>
+        <w:spacing w:after="80" w:line="270"/>
+      </w:pPr>
+      <w:r>
+        <w:rPr>
+          <w:b/>
+          <w:bCs/>
+          <w:color w:val="23293D"/>
+          <w:sz w:val="21"/>
+          <w:szCs w:val="21"/>
+        </w:rPr>
+        <w:t xml:space="preserve">Recepção</w:t>
+      </w:r>
+      <w:r>
+        <w:rPr>
+          <w:color w:val="23293D"/>
+          <w:sz w:val="21"/>
+          <w:szCs w:val="21"/>
+        </w:rPr>
+        <w:t xml:space="preserve"> recebe aviso e agenda o início do tratamento.</w:t>
+      </w:r>
+    </w:p>
+    <w:p>
+      <w:pPr>
+        <w:pStyle w:val="ListParagraph"/>
+        <w:numPr>
+          <w:ilvl w:val="0"/>
+          <w:numId w:val="39"/>
+        </w:numPr>
+        <w:spacing w:after="80" w:line="270"/>
+      </w:pPr>
+      <w:r>
+        <w:rPr>
+          <w:b/>
+          <w:bCs/>
+          <w:color w:val="23293D"/>
+          <w:sz w:val="21"/>
+          <w:szCs w:val="21"/>
+        </w:rPr>
+        <w:t xml:space="preserve">Dentista</w:t>
+      </w:r>
+      <w:r>
+        <w:rPr>
+          <w:color w:val="23293D"/>
+          <w:sz w:val="21"/>
+          <w:szCs w:val="21"/>
+        </w:rPr>
+        <w:t xml:space="preserve"> executa, escreve o Desenvolvimento Clínico e conclui → </w:t>
+      </w:r>
+      <w:r>
+        <w:rPr>
+          <w:b/>
+          <w:bCs/>
+          <w:color w:val="23293D"/>
+          <w:sz w:val="21"/>
+          <w:szCs w:val="21"/>
+        </w:rPr>
+        <w:t xml:space="preserve">estoque baixa e repasse é apurado automaticamente</w:t>
+      </w:r>
+      <w:r>
+        <w:rPr>
+          <w:color w:val="23293D"/>
+          <w:sz w:val="21"/>
+          <w:szCs w:val="21"/>
+        </w:rPr>
+        <w:t xml:space="preserve">.</w:t>
+      </w:r>
+    </w:p>
+    <w:p>
+      <w:pPr>
+        <w:spacing w:after="140" w:line="280"/>
+      </w:pPr>
+      <w:r>
+        <w:rPr>
+          <w:b/>
+          <w:bCs/>
+          <w:color w:val="23293D"/>
+          <w:sz w:val="21"/>
+          <w:szCs w:val="21"/>
+        </w:rPr>
+        <w:t xml:space="preserve">Evidência:</w:t>
+      </w:r>
+      <w:r>
+        <w:rPr>
+          <w:color w:val="23293D"/>
+          <w:sz w:val="21"/>
+          <w:szCs w:val="21"/>
+        </w:rPr>
+        <w:t xml:space="preserve"> este fluxo está coberto por teste automatizado ponta a ponta (</w:t>
+      </w:r>
+      <w:r>
+        <w:rPr>
+          <w:rFonts w:ascii="Consolas" w:cs="Consolas" w:eastAsia="Consolas" w:hAnsi="Consolas"/>
+          <w:color w:val="1F3253"/>
+          <w:sz w:val="19"/>
+          <w:szCs w:val="19"/>
+          <w:shd w:fill="EFEDE6" w:color="auto" w:val="clear"/>
+        </w:rPr>
+        <w:t xml:space="preserve">e2e/01-jornada.spec.ts</w:t>
+      </w:r>
+      <w:r>
+        <w:rPr>
+          <w:color w:val="23293D"/>
+          <w:sz w:val="21"/>
+          <w:szCs w:val="21"/>
+        </w:rPr>
+        <w:t xml:space="preserve"> a </w:t>
+      </w:r>
+      <w:r>
+        <w:rPr>
+          <w:rFonts w:ascii="Consolas" w:cs="Consolas" w:eastAsia="Consolas" w:hAnsi="Consolas"/>
+          <w:color w:val="1F3253"/>
+          <w:sz w:val="19"/>
+          <w:szCs w:val="19"/>
+          <w:shd w:fill="EFEDE6" w:color="auto" w:val="clear"/>
+        </w:rPr>
+        <w:t xml:space="preserve">e2e/10-estoque.spec.ts</w:t>
+      </w:r>
+      <w:r>
+        <w:rPr>
+          <w:color w:val="23293D"/>
+          <w:sz w:val="21"/>
+          <w:szCs w:val="21"/>
+        </w:rPr>
+        <w:t xml:space="preserve">), o que confirma que cada passo funciona como descrito.</w:t>
+      </w:r>
+    </w:p>
+    <w:p>
+      <w:pPr>
+        <w:spacing w:after="140" w:line="280"/>
+      </w:pPr>
+      <w:r>
+        <w:rPr>
+          <w:b/>
+          <w:bCs/>
+          <w:color w:val="23293D"/>
+          <w:sz w:val="21"/>
+          <w:szCs w:val="21"/>
+        </w:rPr>
+        <w:t xml:space="preserve">Pontos de decisão:</w:t>
+      </w:r>
+      <w:r>
+        <w:rPr>
+          <w:color w:val="23293D"/>
+          <w:sz w:val="21"/>
+          <w:szCs w:val="21"/>
+        </w:rPr>
+        <w:t xml:space="preserve"> o Coordenador pode </w:t>
+      </w:r>
+      <w:r>
+        <w:rPr>
+          <w:b/>
+          <w:bCs/>
+          <w:color w:val="23293D"/>
+          <w:sz w:val="21"/>
+          <w:szCs w:val="21"/>
+        </w:rPr>
+        <w:t xml:space="preserve">reprovar</w:t>
+      </w:r>
+      <w:r>
+        <w:rPr>
+          <w:color w:val="23293D"/>
+          <w:sz w:val="21"/>
+          <w:szCs w:val="21"/>
+        </w:rPr>
+        <w:t xml:space="preserve"> (volta ao Planner com orientações); o cliente pode </w:t>
+      </w:r>
+      <w:r>
+        <w:rPr>
+          <w:b/>
+          <w:bCs/>
+          <w:color w:val="23293D"/>
+          <w:sz w:val="21"/>
+          <w:szCs w:val="21"/>
+        </w:rPr>
+        <w:t xml:space="preserve">não aceitar</w:t>
+      </w:r>
+      <w:r>
+        <w:rPr>
+          <w:color w:val="23293D"/>
+          <w:sz w:val="21"/>
+          <w:szCs w:val="21"/>
+        </w:rPr>
+        <w:t xml:space="preserve"> (vai para follow-up).</w:t>
+      </w:r>
+    </w:p>
+    <w:p>
+      <w:pPr>
+        <w:pStyle w:val="Heading2"/>
+      </w:pPr>
+      <w:r>
+        <w:rPr>
+          <w:color w:val="1F3253"/>
+        </w:rPr>
+        <w:t xml:space="preserve">Fluxo 3 — Encerrar a sessão</w:t>
+      </w:r>
+    </w:p>
+    <w:p>
+      <w:pPr>
+        <w:spacing w:after="140" w:line="280"/>
+      </w:pPr>
+      <w:r>
+        <w:rPr>
+          <w:color w:val="23293D"/>
+          <w:sz w:val="21"/>
+          <w:szCs w:val="21"/>
+        </w:rPr>
+        <w:t xml:space="preserve">Botão </w:t>
+      </w:r>
+      <w:r>
+        <w:rPr>
+          <w:b/>
+          <w:bCs/>
+          <w:color w:val="23293D"/>
+          <w:sz w:val="21"/>
+          <w:szCs w:val="21"/>
+        </w:rPr>
+        <w:t xml:space="preserve">Sair</w:t>
+      </w:r>
+      <w:r>
+        <w:rPr>
+          <w:color w:val="23293D"/>
+          <w:sz w:val="21"/>
+          <w:szCs w:val="21"/>
+        </w:rPr>
+        <w:t xml:space="preserve"> no rodapé da barra lateral.</w:t>
+      </w:r>
+    </w:p>
+    <w:p>
+      <w:pPr>
+        <w:pStyle w:val="Heading2"/>
+      </w:pPr>
+      <w:r>
+        <w:rPr>
+          <w:color w:val="1F3253"/>
+        </w:rPr>
+        <w:t xml:space="preserve">Fluxo 4 — O cliente que volta depois de perdido</w:t>
+      </w:r>
+    </w:p>
+    <w:p>
+      <w:pPr>
+        <w:spacing w:after="140" w:line="280"/>
+      </w:pPr>
+      <w:r>
+        <w:rPr>
+          <w:b/>
+          <w:bCs/>
+          <w:color w:val="23293D"/>
+          <w:sz w:val="21"/>
+          <w:szCs w:val="21"/>
+        </w:rPr>
+        <w:t xml:space="preserve">Papéis:</w:t>
+      </w:r>
+      <w:r>
+        <w:rPr>
+          <w:color w:val="23293D"/>
+          <w:sz w:val="21"/>
+          <w:szCs w:val="21"/>
+        </w:rPr>
+        <w:t xml:space="preserve"> Consultor Comercial, Recepção, Coordenador Clínico.</w:t>
+      </w:r>
+    </w:p>
+    <w:p>
+      <w:pPr>
+        <w:spacing w:after="140" w:line="280"/>
+      </w:pPr>
+      <w:r>
+        <w:rPr>
+          <w:color w:val="23293D"/>
+          <w:sz w:val="21"/>
+          <w:szCs w:val="21"/>
+        </w:rPr>
+        <w:t xml:space="preserve">Nem todo cliente que some some para sempre. Este é o caminho de volta.</w:t>
+      </w:r>
+    </w:p>
+    <w:p>
+      <w:pPr>
+        <w:pStyle w:val="ListParagraph"/>
+        <w:numPr>
+          <w:ilvl w:val="0"/>
+          <w:numId w:val="40"/>
+        </w:numPr>
+        <w:spacing w:after="80" w:line="270"/>
+      </w:pPr>
+      <w:r>
+        <w:rPr>
+          <w:b/>
+          <w:bCs/>
+          <w:color w:val="23293D"/>
+          <w:sz w:val="21"/>
+          <w:szCs w:val="21"/>
+        </w:rPr>
+        <w:t xml:space="preserve">Consultor</w:t>
+      </w:r>
+      <w:r>
+        <w:rPr>
+          <w:color w:val="23293D"/>
+          <w:sz w:val="21"/>
+          <w:szCs w:val="21"/>
+        </w:rPr>
+        <w:t xml:space="preserve"> marca </w:t>
+      </w:r>
+      <w:r>
+        <w:rPr>
+          <w:b/>
+          <w:bCs/>
+          <w:color w:val="23293D"/>
+          <w:sz w:val="21"/>
+          <w:szCs w:val="21"/>
+        </w:rPr>
+        <w:t xml:space="preserve">perdido</w:t>
+      </w:r>
+      <w:r>
+        <w:rPr>
+          <w:color w:val="23293D"/>
+          <w:sz w:val="21"/>
+          <w:szCs w:val="21"/>
+        </w:rPr>
+        <w:t xml:space="preserve"> (ou cancelado), com o motivo. O sistema move o cliente para o </w:t>
+      </w:r>
+      <w:r>
+        <w:rPr>
+          <w:b/>
+          <w:bCs/>
+          <w:color w:val="23293D"/>
+          <w:sz w:val="21"/>
+          <w:szCs w:val="21"/>
+        </w:rPr>
+        <w:t xml:space="preserve">Acompanhamento (Fase 7)</w:t>
+      </w:r>
+      <w:r>
+        <w:rPr>
+          <w:color w:val="23293D"/>
+          <w:sz w:val="21"/>
+          <w:szCs w:val="21"/>
+        </w:rPr>
+        <w:t xml:space="preserve"> e o marca como </w:t>
+      </w:r>
+      <w:r>
+        <w:rPr>
+          <w:b/>
+          <w:bCs/>
+          <w:color w:val="23293D"/>
+          <w:sz w:val="21"/>
+          <w:szCs w:val="21"/>
+        </w:rPr>
+        <w:t xml:space="preserve">inativo</w:t>
+      </w:r>
+      <w:r>
+        <w:rPr>
+          <w:color w:val="23293D"/>
+          <w:sz w:val="21"/>
+          <w:szCs w:val="21"/>
+        </w:rPr>
+        <w:t xml:space="preserve">.</w:t>
+      </w:r>
+    </w:p>
+    <w:p>
+      <w:pPr>
+        <w:pStyle w:val="ListParagraph"/>
+        <w:numPr>
+          <w:ilvl w:val="0"/>
+          <w:numId w:val="40"/>
+        </w:numPr>
+        <w:spacing w:after="80" w:line="270"/>
+      </w:pPr>
+      <w:r>
+        <w:rPr>
+          <w:color w:val="23293D"/>
+          <w:sz w:val="21"/>
+          <w:szCs w:val="21"/>
+        </w:rPr>
+        <w:t xml:space="preserve">Meses depois, </w:t>
+      </w:r>
+      <w:r>
+        <w:rPr>
+          <w:b/>
+          <w:bCs/>
+          <w:color w:val="23293D"/>
+          <w:sz w:val="21"/>
+          <w:szCs w:val="21"/>
+        </w:rPr>
+        <w:t xml:space="preserve">o cliente liga</w:t>
+      </w:r>
+      <w:r>
+        <w:rPr>
+          <w:color w:val="23293D"/>
+          <w:sz w:val="21"/>
+          <w:szCs w:val="21"/>
+        </w:rPr>
+        <w:t xml:space="preserve">. A </w:t>
+      </w:r>
+      <w:r>
+        <w:rPr>
+          <w:b/>
+          <w:bCs/>
+          <w:color w:val="23293D"/>
+          <w:sz w:val="21"/>
+          <w:szCs w:val="21"/>
+        </w:rPr>
+        <w:t xml:space="preserve">recepção</w:t>
+      </w:r>
+      <w:r>
+        <w:rPr>
+          <w:color w:val="23293D"/>
+          <w:sz w:val="21"/>
+          <w:szCs w:val="21"/>
+        </w:rPr>
+        <w:t xml:space="preserve"> agenda uma </w:t>
+      </w:r>
+      <w:r>
+        <w:rPr>
+          <w:b/>
+          <w:bCs/>
+          <w:color w:val="23293D"/>
+          <w:sz w:val="21"/>
+          <w:szCs w:val="21"/>
+        </w:rPr>
+        <w:t xml:space="preserve">Reavaliação</w:t>
+      </w:r>
+      <w:r>
+        <w:rPr>
+          <w:color w:val="23293D"/>
+          <w:sz w:val="21"/>
+          <w:szCs w:val="21"/>
+        </w:rPr>
+        <w:t xml:space="preserve"> — que é um tipo disponível na Fase 7.</w:t>
+      </w:r>
+    </w:p>
+    <w:p>
+      <w:pPr>
+        <w:pStyle w:val="ListParagraph"/>
+        <w:numPr>
+          <w:ilvl w:val="0"/>
+          <w:numId w:val="40"/>
+        </w:numPr>
+        <w:spacing w:after="80" w:line="270"/>
+      </w:pPr>
+      <w:r>
+        <w:rPr>
+          <w:color w:val="23293D"/>
+          <w:sz w:val="21"/>
+          <w:szCs w:val="21"/>
+        </w:rPr>
+        <w:t xml:space="preserve">O cliente </w:t>
+      </w:r>
+      <w:r>
+        <w:rPr>
+          <w:b/>
+          <w:bCs/>
+          <w:color w:val="23293D"/>
+          <w:sz w:val="21"/>
+          <w:szCs w:val="21"/>
+        </w:rPr>
+        <w:t xml:space="preserve">comparece</w:t>
+      </w:r>
+      <w:r>
+        <w:rPr>
+          <w:color w:val="23293D"/>
+          <w:sz w:val="21"/>
+          <w:szCs w:val="21"/>
+        </w:rPr>
+        <w:t xml:space="preserve">, e o </w:t>
+      </w:r>
+      <w:r>
+        <w:rPr>
+          <w:b/>
+          <w:bCs/>
+          <w:color w:val="23293D"/>
+          <w:sz w:val="21"/>
+          <w:szCs w:val="21"/>
+        </w:rPr>
+        <w:t xml:space="preserve">check-in sozinho</w:t>
+      </w:r>
+      <w:r>
+        <w:rPr>
+          <w:color w:val="23293D"/>
+          <w:sz w:val="21"/>
+          <w:szCs w:val="21"/>
+        </w:rPr>
+        <w:t xml:space="preserve"> o leva para a </w:t>
+      </w:r>
+      <w:r>
+        <w:rPr>
+          <w:b/>
+          <w:bCs/>
+          <w:color w:val="23293D"/>
+          <w:sz w:val="21"/>
+          <w:szCs w:val="21"/>
+        </w:rPr>
+        <w:t xml:space="preserve">Reavaliação (Fase 6)</w:t>
+      </w:r>
+      <w:r>
+        <w:rPr>
+          <w:color w:val="23293D"/>
+          <w:sz w:val="21"/>
+          <w:szCs w:val="21"/>
+        </w:rPr>
+        <w:t xml:space="preserve">. No mesmo instante ele volta a ser </w:t>
+      </w:r>
+      <w:r>
+        <w:rPr>
+          <w:b/>
+          <w:bCs/>
+          <w:color w:val="23293D"/>
+          <w:sz w:val="21"/>
+          <w:szCs w:val="21"/>
+        </w:rPr>
+        <w:t xml:space="preserve">ativo</w:t>
+      </w:r>
+      <w:r>
+        <w:rPr>
+          <w:color w:val="23293D"/>
+          <w:sz w:val="21"/>
+          <w:szCs w:val="21"/>
+        </w:rPr>
+        <w:t xml:space="preserve">.</w:t>
+      </w:r>
+    </w:p>
+    <w:p>
+      <w:pPr>
+        <w:pStyle w:val="ListParagraph"/>
+        <w:numPr>
+          <w:ilvl w:val="0"/>
+          <w:numId w:val="40"/>
+        </w:numPr>
+        <w:spacing w:after="80" w:line="270"/>
+      </w:pPr>
+      <w:r>
+        <w:rPr>
+          <w:b/>
+          <w:bCs/>
+          <w:color w:val="23293D"/>
+          <w:sz w:val="21"/>
+          <w:szCs w:val="21"/>
+        </w:rPr>
+        <w:t xml:space="preserve">Coordenador</w:t>
+      </w:r>
+      <w:r>
+        <w:rPr>
+          <w:color w:val="23293D"/>
+          <w:sz w:val="21"/>
+          <w:szCs w:val="21"/>
+        </w:rPr>
+        <w:t xml:space="preserve"> reavalia e envia ao </w:t>
+      </w:r>
+      <w:r>
+        <w:rPr>
+          <w:b/>
+          <w:bCs/>
+          <w:color w:val="23293D"/>
+          <w:sz w:val="21"/>
+          <w:szCs w:val="21"/>
+        </w:rPr>
+        <w:t xml:space="preserve">Centro de Planejamento</w:t>
+      </w:r>
+      <w:r>
+        <w:rPr>
+          <w:color w:val="23293D"/>
+          <w:sz w:val="21"/>
+          <w:szCs w:val="21"/>
+        </w:rPr>
+        <w:t xml:space="preserve">.</w:t>
+      </w:r>
+    </w:p>
+    <w:p>
+      <w:pPr>
+        <w:pStyle w:val="ListParagraph"/>
+        <w:numPr>
+          <w:ilvl w:val="0"/>
+          <w:numId w:val="40"/>
+        </w:numPr>
+        <w:spacing w:after="80" w:line="270"/>
+      </w:pPr>
+      <w:r>
+        <w:rPr>
+          <w:color w:val="23293D"/>
+          <w:sz w:val="21"/>
+          <w:szCs w:val="21"/>
+        </w:rPr>
+        <w:t xml:space="preserve">Novo plano, nova aprovação, e o cliente </w:t>
+      </w:r>
+      <w:r>
+        <w:rPr>
+          <w:b/>
+          <w:bCs/>
+          <w:color w:val="23293D"/>
+          <w:sz w:val="21"/>
+          <w:szCs w:val="21"/>
+        </w:rPr>
+        <w:t xml:space="preserve">volta ao Comercial</w:t>
+      </w:r>
+      <w:r>
+        <w:rPr>
+          <w:color w:val="23293D"/>
+          <w:sz w:val="21"/>
+          <w:szCs w:val="21"/>
+        </w:rPr>
+        <w:t xml:space="preserve"> — agora com um orçamento que reflete a boca dele hoje, não a de um ano atrás.</w:t>
+      </w:r>
+    </w:p>
+    <w:p>
+      <w:pPr>
+        <w:pStyle w:val="ListParagraph"/>
+        <w:numPr>
+          <w:ilvl w:val="0"/>
+          <w:numId w:val="40"/>
         </w:numPr>
         <w:spacing w:after="80" w:line="270"/>
       </w:pPr>
@@ -32654,7 +33025,7 @@
         <w:pStyle w:val="ListParagraph"/>
         <w:numPr>
           <w:ilvl w:val="0"/>
-          <w:numId w:val="40"/>
+          <w:numId w:val="41"/>
         </w:numPr>
         <w:spacing w:after="80" w:line="270"/>
       </w:pPr>
@@ -32682,7 +33053,7 @@
         <w:pStyle w:val="ListParagraph"/>
         <w:numPr>
           <w:ilvl w:val="0"/>
-          <w:numId w:val="40"/>
+          <w:numId w:val="41"/>
         </w:numPr>
         <w:spacing w:after="80" w:line="270"/>
       </w:pPr>
@@ -32726,7 +33097,7 @@
         <w:pStyle w:val="ListParagraph"/>
         <w:numPr>
           <w:ilvl w:val="0"/>
-          <w:numId w:val="40"/>
+          <w:numId w:val="41"/>
         </w:numPr>
         <w:spacing w:after="80" w:line="270"/>
       </w:pPr>
@@ -32754,7 +33125,7 @@
         <w:pStyle w:val="ListParagraph"/>
         <w:numPr>
           <w:ilvl w:val="0"/>
-          <w:numId w:val="40"/>
+          <w:numId w:val="41"/>
         </w:numPr>
         <w:spacing w:after="80" w:line="270"/>
       </w:pPr>
@@ -32782,7 +33153,7 @@
         <w:pStyle w:val="ListParagraph"/>
         <w:numPr>
           <w:ilvl w:val="0"/>
-          <w:numId w:val="40"/>
+          <w:numId w:val="41"/>
         </w:numPr>
         <w:spacing w:after="80" w:line="270"/>
       </w:pPr>
@@ -32828,7 +33199,7 @@
         <w:pStyle w:val="ListParagraph"/>
         <w:numPr>
           <w:ilvl w:val="0"/>
-          <w:numId w:val="40"/>
+          <w:numId w:val="41"/>
         </w:numPr>
         <w:spacing w:after="80" w:line="270"/>
       </w:pPr>
@@ -33133,7 +33504,7 @@
         <w:pStyle w:val="ListParagraph"/>
         <w:numPr>
           <w:ilvl w:val="0"/>
-          <w:numId w:val="41"/>
+          <w:numId w:val="42"/>
         </w:numPr>
         <w:spacing w:after="80" w:line="270"/>
       </w:pPr>
@@ -33179,7 +33550,7 @@
         <w:pStyle w:val="ListParagraph"/>
         <w:numPr>
           <w:ilvl w:val="0"/>
-          <w:numId w:val="41"/>
+          <w:numId w:val="42"/>
         </w:numPr>
         <w:spacing w:after="80" w:line="270"/>
       </w:pPr>
@@ -33217,7 +33588,7 @@
         <w:pStyle w:val="ListParagraph"/>
         <w:numPr>
           <w:ilvl w:val="0"/>
-          <w:numId w:val="41"/>
+          <w:numId w:val="42"/>
         </w:numPr>
         <w:spacing w:after="80" w:line="270"/>
       </w:pPr>
@@ -37775,7 +38146,7 @@
         <w:pStyle w:val="ListParagraph"/>
         <w:numPr>
           <w:ilvl w:val="0"/>
-          <w:numId w:val="42"/>
+          <w:numId w:val="43"/>
         </w:numPr>
         <w:spacing w:after="80" w:line="270"/>
       </w:pPr>
@@ -37803,7 +38174,7 @@
         <w:pStyle w:val="ListParagraph"/>
         <w:numPr>
           <w:ilvl w:val="0"/>
-          <w:numId w:val="42"/>
+          <w:numId w:val="43"/>
         </w:numPr>
         <w:spacing w:after="80" w:line="270"/>
       </w:pPr>
@@ -37831,7 +38202,7 @@
         <w:pStyle w:val="ListParagraph"/>
         <w:numPr>
           <w:ilvl w:val="0"/>
-          <w:numId w:val="42"/>
+          <w:numId w:val="43"/>
         </w:numPr>
         <w:spacing w:after="80" w:line="270"/>
       </w:pPr>
@@ -37859,7 +38230,7 @@
         <w:pStyle w:val="ListParagraph"/>
         <w:numPr>
           <w:ilvl w:val="0"/>
-          <w:numId w:val="42"/>
+          <w:numId w:val="43"/>
         </w:numPr>
         <w:spacing w:after="80" w:line="270"/>
       </w:pPr>
@@ -37887,7 +38258,7 @@
         <w:pStyle w:val="ListParagraph"/>
         <w:numPr>
           <w:ilvl w:val="0"/>
-          <w:numId w:val="42"/>
+          <w:numId w:val="43"/>
         </w:numPr>
         <w:spacing w:after="80" w:line="270"/>
       </w:pPr>
@@ -37915,7 +38286,7 @@
         <w:pStyle w:val="ListParagraph"/>
         <w:numPr>
           <w:ilvl w:val="0"/>
-          <w:numId w:val="42"/>
+          <w:numId w:val="43"/>
         </w:numPr>
         <w:spacing w:after="80" w:line="270"/>
       </w:pPr>
@@ -37943,7 +38314,7 @@
         <w:pStyle w:val="ListParagraph"/>
         <w:numPr>
           <w:ilvl w:val="0"/>
-          <w:numId w:val="42"/>
+          <w:numId w:val="43"/>
         </w:numPr>
         <w:spacing w:after="80" w:line="270"/>
       </w:pPr>
@@ -37971,7 +38342,7 @@
         <w:pStyle w:val="ListParagraph"/>
         <w:numPr>
           <w:ilvl w:val="0"/>
-          <w:numId w:val="42"/>
+          <w:numId w:val="43"/>
         </w:numPr>
         <w:spacing w:after="80" w:line="270"/>
       </w:pPr>
@@ -38057,7 +38428,7 @@
         <w:pStyle w:val="ListParagraph"/>
         <w:numPr>
           <w:ilvl w:val="0"/>
-          <w:numId w:val="43"/>
+          <w:numId w:val="44"/>
         </w:numPr>
         <w:spacing w:after="80" w:line="270"/>
       </w:pPr>
@@ -38093,7 +38464,7 @@
         <w:pStyle w:val="ListParagraph"/>
         <w:numPr>
           <w:ilvl w:val="0"/>
-          <w:numId w:val="43"/>
+          <w:numId w:val="44"/>
         </w:numPr>
         <w:spacing w:after="80" w:line="270"/>
       </w:pPr>
@@ -38111,7 +38482,7 @@
         <w:pStyle w:val="ListParagraph"/>
         <w:numPr>
           <w:ilvl w:val="0"/>
-          <w:numId w:val="43"/>
+          <w:numId w:val="44"/>
         </w:numPr>
         <w:spacing w:after="80" w:line="270"/>
       </w:pPr>
@@ -38147,7 +38518,7 @@
         <w:pStyle w:val="ListParagraph"/>
         <w:numPr>
           <w:ilvl w:val="0"/>
-          <w:numId w:val="43"/>
+          <w:numId w:val="44"/>
         </w:numPr>
         <w:spacing w:after="80" w:line="270"/>
       </w:pPr>
@@ -38165,7 +38536,7 @@
         <w:pStyle w:val="ListParagraph"/>
         <w:numPr>
           <w:ilvl w:val="0"/>
-          <w:numId w:val="43"/>
+          <w:numId w:val="44"/>
         </w:numPr>
         <w:spacing w:after="80" w:line="270"/>
       </w:pPr>
@@ -40317,7 +40688,7 @@
         <w:pStyle w:val="ListParagraph"/>
         <w:numPr>
           <w:ilvl w:val="0"/>
-          <w:numId w:val="44"/>
+          <w:numId w:val="45"/>
         </w:numPr>
         <w:spacing w:after="80" w:line="270"/>
       </w:pPr>
@@ -40345,7 +40716,7 @@
         <w:pStyle w:val="ListParagraph"/>
         <w:numPr>
           <w:ilvl w:val="0"/>
-          <w:numId w:val="44"/>
+          <w:numId w:val="45"/>
         </w:numPr>
         <w:spacing w:after="80" w:line="270"/>
       </w:pPr>
@@ -40373,7 +40744,7 @@
         <w:pStyle w:val="ListParagraph"/>
         <w:numPr>
           <w:ilvl w:val="0"/>
-          <w:numId w:val="44"/>
+          <w:numId w:val="45"/>
         </w:numPr>
         <w:spacing w:after="80" w:line="270"/>
       </w:pPr>
@@ -41701,7 +42072,7 @@
         <w:pStyle w:val="ListParagraph"/>
         <w:numPr>
           <w:ilvl w:val="0"/>
-          <w:numId w:val="45"/>
+          <w:numId w:val="46"/>
         </w:numPr>
         <w:spacing w:after="80" w:line="270"/>
       </w:pPr>
@@ -41729,7 +42100,7 @@
         <w:pStyle w:val="ListParagraph"/>
         <w:numPr>
           <w:ilvl w:val="0"/>
-          <w:numId w:val="45"/>
+          <w:numId w:val="46"/>
         </w:numPr>
         <w:spacing w:after="80" w:line="270"/>
       </w:pPr>
@@ -41757,7 +42128,7 @@
         <w:pStyle w:val="ListParagraph"/>
         <w:numPr>
           <w:ilvl w:val="0"/>
-          <w:numId w:val="45"/>
+          <w:numId w:val="46"/>
         </w:numPr>
         <w:spacing w:after="80" w:line="270"/>
       </w:pPr>
@@ -41785,7 +42156,7 @@
         <w:pStyle w:val="ListParagraph"/>
         <w:numPr>
           <w:ilvl w:val="0"/>
-          <w:numId w:val="45"/>
+          <w:numId w:val="46"/>
         </w:numPr>
         <w:spacing w:after="80" w:line="270"/>
       </w:pPr>
@@ -42100,7 +42471,7 @@
         <w:pStyle w:val="ListParagraph"/>
         <w:numPr>
           <w:ilvl w:val="0"/>
-          <w:numId w:val="46"/>
+          <w:numId w:val="47"/>
         </w:numPr>
         <w:spacing w:after="80" w:line="270"/>
       </w:pPr>
@@ -42128,7 +42499,7 @@
         <w:pStyle w:val="ListParagraph"/>
         <w:numPr>
           <w:ilvl w:val="0"/>
-          <w:numId w:val="46"/>
+          <w:numId w:val="47"/>
         </w:numPr>
         <w:spacing w:after="80" w:line="270"/>
       </w:pPr>
@@ -42156,7 +42527,7 @@
         <w:pStyle w:val="ListParagraph"/>
         <w:numPr>
           <w:ilvl w:val="0"/>
-          <w:numId w:val="46"/>
+          <w:numId w:val="47"/>
         </w:numPr>
         <w:spacing w:after="80" w:line="270"/>
       </w:pPr>
@@ -43870,7 +44241,7 @@
         <w:pStyle w:val="ListParagraph"/>
         <w:numPr>
           <w:ilvl w:val="0"/>
-          <w:numId w:val="47"/>
+          <w:numId w:val="48"/>
         </w:numPr>
         <w:spacing w:after="80" w:line="270"/>
       </w:pPr>
@@ -43898,7 +44269,7 @@
         <w:pStyle w:val="ListParagraph"/>
         <w:numPr>
           <w:ilvl w:val="0"/>
-          <w:numId w:val="47"/>
+          <w:numId w:val="48"/>
         </w:numPr>
         <w:spacing w:after="80" w:line="270"/>
       </w:pPr>
@@ -43926,7 +44297,7 @@
         <w:pStyle w:val="ListParagraph"/>
         <w:numPr>
           <w:ilvl w:val="0"/>
-          <w:numId w:val="47"/>
+          <w:numId w:val="48"/>
         </w:numPr>
         <w:spacing w:after="80" w:line="270"/>
       </w:pPr>
@@ -44147,7 +44518,7 @@
         <w:pStyle w:val="ListParagraph"/>
         <w:numPr>
           <w:ilvl w:val="0"/>
-          <w:numId w:val="48"/>
+          <w:numId w:val="49"/>
         </w:numPr>
         <w:spacing w:after="80" w:line="270"/>
       </w:pPr>
@@ -44211,7 +44582,7 @@
         <w:pStyle w:val="ListParagraph"/>
         <w:numPr>
           <w:ilvl w:val="0"/>
-          <w:numId w:val="48"/>
+          <w:numId w:val="49"/>
         </w:numPr>
         <w:spacing w:after="80" w:line="270"/>
       </w:pPr>
@@ -45993,7 +46364,7 @@
         <w:pStyle w:val="ListParagraph"/>
         <w:numPr>
           <w:ilvl w:val="0"/>
-          <w:numId w:val="49"/>
+          <w:numId w:val="50"/>
         </w:numPr>
         <w:spacing w:after="80" w:line="270"/>
       </w:pPr>
@@ -46029,7 +46400,7 @@
         <w:pStyle w:val="ListParagraph"/>
         <w:numPr>
           <w:ilvl w:val="0"/>
-          <w:numId w:val="49"/>
+          <w:numId w:val="50"/>
         </w:numPr>
         <w:spacing w:after="80" w:line="270"/>
       </w:pPr>
@@ -46065,7 +46436,7 @@
         <w:pStyle w:val="ListParagraph"/>
         <w:numPr>
           <w:ilvl w:val="0"/>
-          <w:numId w:val="49"/>
+          <w:numId w:val="50"/>
         </w:numPr>
         <w:spacing w:after="80" w:line="270"/>
       </w:pPr>
@@ -46111,7 +46482,7 @@
         <w:pStyle w:val="ListParagraph"/>
         <w:numPr>
           <w:ilvl w:val="0"/>
-          <w:numId w:val="49"/>
+          <w:numId w:val="50"/>
         </w:numPr>
         <w:spacing w:after="80" w:line="270"/>
       </w:pPr>
@@ -47298,7 +47669,7 @@
         <w:pStyle w:val="ListParagraph"/>
         <w:numPr>
           <w:ilvl w:val="0"/>
-          <w:numId w:val="50"/>
+          <w:numId w:val="51"/>
         </w:numPr>
         <w:spacing w:after="80" w:line="270"/>
       </w:pPr>
@@ -47326,7 +47697,7 @@
         <w:pStyle w:val="ListParagraph"/>
         <w:numPr>
           <w:ilvl w:val="0"/>
-          <w:numId w:val="50"/>
+          <w:numId w:val="51"/>
         </w:numPr>
         <w:spacing w:after="80" w:line="270"/>
       </w:pPr>
@@ -47354,7 +47725,7 @@
         <w:pStyle w:val="ListParagraph"/>
         <w:numPr>
           <w:ilvl w:val="0"/>
-          <w:numId w:val="50"/>
+          <w:numId w:val="51"/>
         </w:numPr>
         <w:spacing w:after="80" w:line="270"/>
       </w:pPr>
@@ -47382,7 +47753,7 @@
         <w:pStyle w:val="ListParagraph"/>
         <w:numPr>
           <w:ilvl w:val="0"/>
-          <w:numId w:val="50"/>
+          <w:numId w:val="51"/>
         </w:numPr>
         <w:spacing w:after="80" w:line="270"/>
       </w:pPr>
@@ -47744,13 +48115,13 @@
     </w:lvlOverride>
   </w:num>
   <w:num w:numId="7">
-    <w:abstractNumId w:val="2"/>
+    <w:abstractNumId w:val="3"/>
     <w:lvlOverride w:ilvl="0">
       <w:startOverride w:val="1"/>
     </w:lvlOverride>
   </w:num>
   <w:num w:numId="8">
-    <w:abstractNumId w:val="3"/>
+    <w:abstractNumId w:val="2"/>
     <w:lvlOverride w:ilvl="0">
       <w:startOverride w:val="1"/>
     </w:lvlOverride>
@@ -47870,7 +48241,7 @@
     </w:lvlOverride>
   </w:num>
   <w:num w:numId="28">
-    <w:abstractNumId w:val="2"/>
+    <w:abstractNumId w:val="3"/>
     <w:lvlOverride w:ilvl="0">
       <w:startOverride w:val="1"/>
     </w:lvlOverride>
@@ -47906,13 +48277,13 @@
     </w:lvlOverride>
   </w:num>
   <w:num w:numId="34">
-    <w:abstractNumId w:val="3"/>
+    <w:abstractNumId w:val="2"/>
     <w:lvlOverride w:ilvl="0">
       <w:startOverride w:val="1"/>
     </w:lvlOverride>
   </w:num>
   <w:num w:numId="35">
-    <w:abstractNumId w:val="2"/>
+    <w:abstractNumId w:val="3"/>
     <w:lvlOverride w:ilvl="0">
       <w:startOverride w:val="1"/>
     </w:lvlOverride>
@@ -47954,7 +48325,7 @@
     </w:lvlOverride>
   </w:num>
   <w:num w:numId="42">
-    <w:abstractNumId w:val="3"/>
+    <w:abstractNumId w:val="2"/>
     <w:lvlOverride w:ilvl="0">
       <w:startOverride w:val="1"/>
     </w:lvlOverride>
@@ -47966,13 +48337,13 @@
     </w:lvlOverride>
   </w:num>
   <w:num w:numId="44">
-    <w:abstractNumId w:val="2"/>
+    <w:abstractNumId w:val="3"/>
     <w:lvlOverride w:ilvl="0">
       <w:startOverride w:val="1"/>
     </w:lvlOverride>
   </w:num>
   <w:num w:numId="45">
-    <w:abstractNumId w:val="3"/>
+    <w:abstractNumId w:val="2"/>
     <w:lvlOverride w:ilvl="0">
       <w:startOverride w:val="1"/>
     </w:lvlOverride>
@@ -48002,6 +48373,12 @@
     </w:lvlOverride>
   </w:num>
   <w:num w:numId="50">
+    <w:abstractNumId w:val="3"/>
+    <w:lvlOverride w:ilvl="0">
+      <w:startOverride w:val="1"/>
+    </w:lvlOverride>
+  </w:num>
+  <w:num w:numId="51">
     <w:abstractNumId w:val="3"/>
     <w:lvlOverride w:ilvl="0">
       <w:startOverride w:val="1"/>

--- a/docs/treinamento/Manual-de-Treinamento-riSZon.docx
+++ b/docs/treinamento/Manual-de-Treinamento-riSZon.docx
@@ -6786,8 +6786,8 @@
         <w:tblLayout w:type="fixed"/>
       </w:tblPr>
       <w:tblGrid>
-        <w:gridCol w:w="3279"/>
-        <w:gridCol w:w="6359"/>
+        <w:gridCol w:w="2983"/>
+        <w:gridCol w:w="6655"/>
       </w:tblGrid>
       <w:tr>
         <w:trPr>
@@ -6795,7 +6795,7 @@
         </w:trPr>
         <w:tc>
           <w:tcPr>
-            <w:tcW w:type="dxa" w:w="3279"/>
+            <w:tcW w:type="dxa" w:w="2983"/>
             <w:shd w:fill="1F3253" w:color="auto" w:val="clear"/>
             <w:tcMar>
               <w:top w:type="dxa" w:w="90"/>
@@ -6823,7 +6823,7 @@
         </w:tc>
         <w:tc>
           <w:tcPr>
-            <w:tcW w:type="dxa" w:w="6359"/>
+            <w:tcW w:type="dxa" w:w="6655"/>
             <w:shd w:fill="1F3253" w:color="auto" w:val="clear"/>
             <w:tcMar>
               <w:top w:type="dxa" w:w="90"/>
@@ -6853,7 +6853,7 @@
       <w:tr>
         <w:tc>
           <w:tcPr>
-            <w:tcW w:type="dxa" w:w="3279"/>
+            <w:tcW w:type="dxa" w:w="2983"/>
             <w:tcMar>
               <w:top w:type="dxa" w:w="90"/>
               <w:left w:type="dxa" w:w="110"/>
@@ -6880,7 +6880,7 @@
         </w:tc>
         <w:tc>
           <w:tcPr>
-            <w:tcW w:type="dxa" w:w="6359"/>
+            <w:tcW w:type="dxa" w:w="6655"/>
             <w:tcMar>
               <w:top w:type="dxa" w:w="90"/>
               <w:left w:type="dxa" w:w="110"/>
@@ -6907,7 +6907,7 @@
       <w:tr>
         <w:tc>
           <w:tcPr>
-            <w:tcW w:type="dxa" w:w="3279"/>
+            <w:tcW w:type="dxa" w:w="2983"/>
             <w:shd w:fill="F7F6F2" w:color="auto" w:val="clear"/>
             <w:tcMar>
               <w:top w:type="dxa" w:w="90"/>
@@ -6935,7 +6935,7 @@
         </w:tc>
         <w:tc>
           <w:tcPr>
-            <w:tcW w:type="dxa" w:w="6359"/>
+            <w:tcW w:type="dxa" w:w="6655"/>
             <w:shd w:fill="F7F6F2" w:color="auto" w:val="clear"/>
             <w:tcMar>
               <w:top w:type="dxa" w:w="90"/>
@@ -6955,7 +6955,25 @@
                 <w:sz w:val="20"/>
                 <w:szCs w:val="20"/>
               </w:rPr>
-              <w:t xml:space="preserve">está no cadastro, mas não tem login</w:t>
+              <w:t xml:space="preserve">está no cadastro, mas não tem login (a linha mostra a unidade e a </w:t>
+            </w:r>
+            <w:r>
+              <w:rPr>
+                <w:b/>
+                <w:bCs/>
+                <w:color w:val="23293D"/>
+                <w:sz w:val="20"/>
+                <w:szCs w:val="20"/>
+              </w:rPr>
+              <w:t xml:space="preserve">função prevista</w:t>
+            </w:r>
+            <w:r>
+              <w:rPr>
+                <w:color w:val="23293D"/>
+                <w:sz w:val="20"/>
+                <w:szCs w:val="20"/>
+              </w:rPr>
+              <w:t xml:space="preserve"> no cadastro)</w:t>
             </w:r>
           </w:p>
         </w:tc>
@@ -6963,7 +6981,7 @@
       <w:tr>
         <w:tc>
           <w:tcPr>
-            <w:tcW w:type="dxa" w:w="3279"/>
+            <w:tcW w:type="dxa" w:w="2983"/>
             <w:tcMar>
               <w:top w:type="dxa" w:w="90"/>
               <w:left w:type="dxa" w:w="110"/>
@@ -6990,7 +7008,7 @@
         </w:tc>
         <w:tc>
           <w:tcPr>
-            <w:tcW w:type="dxa" w:w="6359"/>
+            <w:tcW w:type="dxa" w:w="6655"/>
             <w:tcMar>
               <w:top w:type="dxa" w:w="90"/>
               <w:left w:type="dxa" w:w="110"/>
@@ -7017,7 +7035,7 @@
       <w:tr>
         <w:tc>
           <w:tcPr>
-            <w:tcW w:type="dxa" w:w="3279"/>
+            <w:tcW w:type="dxa" w:w="2983"/>
             <w:shd w:fill="F7F6F2" w:color="auto" w:val="clear"/>
             <w:tcMar>
               <w:top w:type="dxa" w:w="90"/>
@@ -7045,7 +7063,7 @@
         </w:tc>
         <w:tc>
           <w:tcPr>
-            <w:tcW w:type="dxa" w:w="6359"/>
+            <w:tcW w:type="dxa" w:w="6655"/>
             <w:shd w:fill="F7F6F2" w:color="auto" w:val="clear"/>
             <w:tcMar>
               <w:top w:type="dxa" w:w="90"/>
@@ -7091,7 +7109,7 @@
       <w:tr>
         <w:tc>
           <w:tcPr>
-            <w:tcW w:type="dxa" w:w="3279"/>
+            <w:tcW w:type="dxa" w:w="2983"/>
             <w:tcMar>
               <w:top w:type="dxa" w:w="90"/>
               <w:left w:type="dxa" w:w="110"/>
@@ -7118,7 +7136,7 @@
         </w:tc>
         <w:tc>
           <w:tcPr>
-            <w:tcW w:type="dxa" w:w="6359"/>
+            <w:tcW w:type="dxa" w:w="6655"/>
             <w:tcMar>
               <w:top w:type="dxa" w:w="90"/>
               <w:left w:type="dxa" w:w="110"/>
@@ -7988,6 +8006,83 @@
           <w:szCs w:val="21"/>
         </w:rPr>
         <w:t xml:space="preserve">.</w:t>
+      </w:r>
+    </w:p>
+    <w:p>
+      <w:pPr>
+        <w:spacing w:after="140" w:line="280"/>
+      </w:pPr>
+      <w:r>
+        <w:rPr>
+          <w:b/>
+          <w:bCs/>
+          <w:color w:val="23293D"/>
+          <w:sz w:val="21"/>
+          <w:szCs w:val="21"/>
+        </w:rPr>
+        <w:t xml:space="preserve">Cada pessoa vê o próprio cadastro.</w:t>
+      </w:r>
+      <w:r>
+        <w:rPr>
+          <w:color w:val="23293D"/>
+          <w:sz w:val="21"/>
+          <w:szCs w:val="21"/>
+        </w:rPr>
+        <w:t xml:space="preserve"> No </w:t>
+      </w:r>
+      <w:r>
+        <w:rPr>
+          <w:b/>
+          <w:bCs/>
+          <w:color w:val="23293D"/>
+          <w:sz w:val="21"/>
+          <w:szCs w:val="21"/>
+        </w:rPr>
+        <w:t xml:space="preserve">Perfil</w:t>
+      </w:r>
+      <w:r>
+        <w:rPr>
+          <w:color w:val="23293D"/>
+          <w:sz w:val="21"/>
+          <w:szCs w:val="21"/>
+        </w:rPr>
+        <w:t xml:space="preserve"> (clique no seu nome, no rodapé do menu), o bloco </w:t>
+      </w:r>
+      <w:r>
+        <w:rPr>
+          <w:b/>
+          <w:bCs/>
+          <w:color w:val="23293D"/>
+          <w:sz w:val="21"/>
+          <w:szCs w:val="21"/>
+        </w:rPr>
+        <w:t xml:space="preserve">Meu cadastro</w:t>
+      </w:r>
+      <w:r>
+        <w:rPr>
+          <w:color w:val="23293D"/>
+          <w:sz w:val="21"/>
+          <w:szCs w:val="21"/>
+        </w:rPr>
+        <w:t xml:space="preserve"> mostra o que a Risarte tem sobre você: foto, código, unidade, função, regime de contrato, contato, endereço e dados pessoais. É </w:t>
+      </w:r>
+      <w:r>
+        <w:rPr>
+          <w:b/>
+          <w:bCs/>
+          <w:color w:val="23293D"/>
+          <w:sz w:val="21"/>
+          <w:szCs w:val="21"/>
+        </w:rPr>
+        <w:t xml:space="preserve">só leitura</w:t>
+      </w:r>
+      <w:r>
+        <w:rPr>
+          <w:color w:val="23293D"/>
+          <w:sz w:val="21"/>
+          <w:szCs w:val="21"/>
+        </w:rPr>
+        <w:t xml:space="preserve"> — ficha de RH não se corrige sozinha; se algo estiver errado, fale com a gestão da sua unidade. O que você mesmo altera (nome de tratamento, telefone e senha) continua logo acima, na mesma tela.</w:t>
       </w:r>
     </w:p>
     <w:p>

--- a/docs/treinamento/Manual-de-Treinamento-riSZon.docx
+++ b/docs/treinamento/Manual-de-Treinamento-riSZon.docx
@@ -24150,8 +24150,8 @@
         <w:tblLayout w:type="fixed"/>
       </w:tblPr>
       <w:tblGrid>
-        <w:gridCol w:w="4045"/>
-        <w:gridCol w:w="5593"/>
+        <w:gridCol w:w="3808"/>
+        <w:gridCol w:w="5830"/>
       </w:tblGrid>
       <w:tr>
         <w:trPr>
@@ -24159,7 +24159,7 @@
         </w:trPr>
         <w:tc>
           <w:tcPr>
-            <w:tcW w:type="dxa" w:w="4045"/>
+            <w:tcW w:type="dxa" w:w="3808"/>
             <w:shd w:fill="1F3253" w:color="auto" w:val="clear"/>
             <w:tcMar>
               <w:top w:type="dxa" w:w="90"/>
@@ -24187,7 +24187,7 @@
         </w:tc>
         <w:tc>
           <w:tcPr>
-            <w:tcW w:type="dxa" w:w="5593"/>
+            <w:tcW w:type="dxa" w:w="5830"/>
             <w:shd w:fill="1F3253" w:color="auto" w:val="clear"/>
             <w:tcMar>
               <w:top w:type="dxa" w:w="90"/>
@@ -24217,7 +24217,7 @@
       <w:tr>
         <w:tc>
           <w:tcPr>
-            <w:tcW w:type="dxa" w:w="4045"/>
+            <w:tcW w:type="dxa" w:w="3808"/>
             <w:tcMar>
               <w:top w:type="dxa" w:w="90"/>
               <w:left w:type="dxa" w:w="110"/>
@@ -24242,7 +24242,7 @@
         </w:tc>
         <w:tc>
           <w:tcPr>
-            <w:tcW w:type="dxa" w:w="5593"/>
+            <w:tcW w:type="dxa" w:w="5830"/>
             <w:tcMar>
               <w:top w:type="dxa" w:w="90"/>
               <w:left w:type="dxa" w:w="110"/>
@@ -24279,7 +24279,7 @@
       <w:tr>
         <w:tc>
           <w:tcPr>
-            <w:tcW w:type="dxa" w:w="4045"/>
+            <w:tcW w:type="dxa" w:w="3808"/>
             <w:shd w:fill="F7F6F2" w:color="auto" w:val="clear"/>
             <w:tcMar>
               <w:top w:type="dxa" w:w="90"/>
@@ -24305,7 +24305,7 @@
         </w:tc>
         <w:tc>
           <w:tcPr>
-            <w:tcW w:type="dxa" w:w="5593"/>
+            <w:tcW w:type="dxa" w:w="5830"/>
             <w:shd w:fill="F7F6F2" w:color="auto" w:val="clear"/>
             <w:tcMar>
               <w:top w:type="dxa" w:w="90"/>
@@ -24333,7 +24333,7 @@
       <w:tr>
         <w:tc>
           <w:tcPr>
-            <w:tcW w:type="dxa" w:w="4045"/>
+            <w:tcW w:type="dxa" w:w="3808"/>
             <w:tcMar>
               <w:top w:type="dxa" w:w="90"/>
               <w:left w:type="dxa" w:w="110"/>
@@ -24358,7 +24358,7 @@
         </w:tc>
         <w:tc>
           <w:tcPr>
-            <w:tcW w:type="dxa" w:w="5593"/>
+            <w:tcW w:type="dxa" w:w="5830"/>
             <w:tcMar>
               <w:top w:type="dxa" w:w="90"/>
               <w:left w:type="dxa" w:w="110"/>
@@ -24395,7 +24395,7 @@
       <w:tr>
         <w:tc>
           <w:tcPr>
-            <w:tcW w:type="dxa" w:w="4045"/>
+            <w:tcW w:type="dxa" w:w="3808"/>
             <w:shd w:fill="F7F6F2" w:color="auto" w:val="clear"/>
             <w:tcMar>
               <w:top w:type="dxa" w:w="90"/>
@@ -24421,7 +24421,7 @@
         </w:tc>
         <w:tc>
           <w:tcPr>
-            <w:tcW w:type="dxa" w:w="5593"/>
+            <w:tcW w:type="dxa" w:w="5830"/>
             <w:shd w:fill="F7F6F2" w:color="auto" w:val="clear"/>
             <w:tcMar>
               <w:top w:type="dxa" w:w="90"/>
@@ -24459,7 +24459,7 @@
       <w:tr>
         <w:tc>
           <w:tcPr>
-            <w:tcW w:type="dxa" w:w="4045"/>
+            <w:tcW w:type="dxa" w:w="3808"/>
             <w:tcMar>
               <w:top w:type="dxa" w:w="90"/>
               <w:left w:type="dxa" w:w="110"/>
@@ -24484,7 +24484,7 @@
         </w:tc>
         <w:tc>
           <w:tcPr>
-            <w:tcW w:type="dxa" w:w="5593"/>
+            <w:tcW w:type="dxa" w:w="5830"/>
             <w:tcMar>
               <w:top w:type="dxa" w:w="90"/>
               <w:left w:type="dxa" w:w="110"/>
@@ -24511,7 +24511,7 @@
       <w:tr>
         <w:tc>
           <w:tcPr>
-            <w:tcW w:type="dxa" w:w="4045"/>
+            <w:tcW w:type="dxa" w:w="3808"/>
             <w:shd w:fill="F7F6F2" w:color="auto" w:val="clear"/>
             <w:tcMar>
               <w:top w:type="dxa" w:w="90"/>
@@ -24537,7 +24537,7 @@
         </w:tc>
         <w:tc>
           <w:tcPr>
-            <w:tcW w:type="dxa" w:w="5593"/>
+            <w:tcW w:type="dxa" w:w="5830"/>
             <w:shd w:fill="F7F6F2" w:color="auto" w:val="clear"/>
             <w:tcMar>
               <w:top w:type="dxa" w:w="90"/>
@@ -24575,7 +24575,7 @@
       <w:tr>
         <w:tc>
           <w:tcPr>
-            <w:tcW w:type="dxa" w:w="4045"/>
+            <w:tcW w:type="dxa" w:w="3808"/>
             <w:tcMar>
               <w:top w:type="dxa" w:w="90"/>
               <w:left w:type="dxa" w:w="110"/>
@@ -24600,7 +24600,7 @@
         </w:tc>
         <w:tc>
           <w:tcPr>
-            <w:tcW w:type="dxa" w:w="5593"/>
+            <w:tcW w:type="dxa" w:w="5830"/>
             <w:tcMar>
               <w:top w:type="dxa" w:w="90"/>
               <w:left w:type="dxa" w:w="110"/>
@@ -24637,7 +24637,7 @@
       <w:tr>
         <w:tc>
           <w:tcPr>
-            <w:tcW w:type="dxa" w:w="4045"/>
+            <w:tcW w:type="dxa" w:w="3808"/>
             <w:shd w:fill="F7F6F2" w:color="auto" w:val="clear"/>
             <w:tcMar>
               <w:top w:type="dxa" w:w="90"/>
@@ -24663,7 +24663,7 @@
         </w:tc>
         <w:tc>
           <w:tcPr>
-            <w:tcW w:type="dxa" w:w="5593"/>
+            <w:tcW w:type="dxa" w:w="5830"/>
             <w:shd w:fill="F7F6F2" w:color="auto" w:val="clear"/>
             <w:tcMar>
               <w:top w:type="dxa" w:w="90"/>
@@ -24686,6 +24686,70 @@
                 <w:szCs w:val="20"/>
               </w:rPr>
               <w:t xml:space="preserve">Só Admin</w:t>
+            </w:r>
+          </w:p>
+        </w:tc>
+      </w:tr>
+      <w:tr>
+        <w:tc>
+          <w:tcPr>
+            <w:tcW w:type="dxa" w:w="3808"/>
+            <w:tcMar>
+              <w:top w:type="dxa" w:w="90"/>
+              <w:left w:type="dxa" w:w="110"/>
+              <w:bottom w:type="dxa" w:w="90"/>
+              <w:right w:type="dxa" w:w="110"/>
+            </w:tcMar>
+            <w:vAlign w:val="center"/>
+          </w:tcPr>
+          <w:p>
+            <w:pPr>
+              <w:spacing w:after="0" w:line="250"/>
+            </w:pPr>
+            <w:r>
+              <w:rPr>
+                <w:b/>
+                <w:bCs/>
+                <w:color w:val="23293D"/>
+                <w:sz w:val="20"/>
+                <w:szCs w:val="20"/>
+              </w:rPr>
+              <w:t xml:space="preserve">Mover o cliente de fase à mão</w:t>
+            </w:r>
+          </w:p>
+        </w:tc>
+        <w:tc>
+          <w:tcPr>
+            <w:tcW w:type="dxa" w:w="5830"/>
+            <w:tcMar>
+              <w:top w:type="dxa" w:w="90"/>
+              <w:left w:type="dxa" w:w="110"/>
+              <w:bottom w:type="dxa" w:w="90"/>
+              <w:right w:type="dxa" w:w="110"/>
+            </w:tcMar>
+            <w:vAlign w:val="center"/>
+          </w:tcPr>
+          <w:p>
+            <w:pPr>
+              <w:spacing w:after="0" w:line="250"/>
+            </w:pPr>
+            <w:r>
+              <w:rPr>
+                <w:b/>
+                <w:bCs/>
+                <w:color w:val="23293D"/>
+                <w:sz w:val="20"/>
+                <w:szCs w:val="20"/>
+              </w:rPr>
+              <w:t xml:space="preserve">Só Admin</w:t>
+            </w:r>
+            <w:r>
+              <w:rPr>
+                <w:color w:val="23293D"/>
+                <w:sz w:val="20"/>
+                <w:szCs w:val="20"/>
+              </w:rPr>
+              <w:t xml:space="preserve"> (as demais funções movem pelos atos do fluxo — seção 8, Fluxo 2b)</w:t>
             </w:r>
           </w:p>
         </w:tc>
@@ -26462,6 +26526,101 @@
     </w:p>
     <w:p>
       <w:pPr>
+        <w:spacing w:after="140" w:line="280"/>
+      </w:pPr>
+      <w:r>
+        <w:rPr>
+          <w:b/>
+          <w:bCs/>
+          <w:color w:val="23293D"/>
+          <w:sz w:val="21"/>
+          <w:szCs w:val="21"/>
+        </w:rPr>
+        <w:t xml:space="preserve">Terceira tarefa — a reavaliação:</w:t>
+      </w:r>
+      <w:r>
+        <w:rPr>
+          <w:color w:val="23293D"/>
+          <w:sz w:val="21"/>
+          <w:szCs w:val="21"/>
+        </w:rPr>
+        <w:t xml:space="preserve"> quando o paciente volta para a revisão e </w:t>
+      </w:r>
+      <w:r>
+        <w:rPr>
+          <w:b/>
+          <w:bCs/>
+          <w:color w:val="23293D"/>
+          <w:sz w:val="21"/>
+          <w:szCs w:val="21"/>
+        </w:rPr>
+        <w:t xml:space="preserve">não precisa de plano novo</w:t>
+      </w:r>
+      <w:r>
+        <w:rPr>
+          <w:color w:val="23293D"/>
+          <w:sz w:val="21"/>
+          <w:szCs w:val="21"/>
+        </w:rPr>
+        <w:t xml:space="preserve">, use </w:t>
+      </w:r>
+      <w:r>
+        <w:rPr>
+          <w:b/>
+          <w:bCs/>
+          <w:color w:val="23293D"/>
+          <w:sz w:val="21"/>
+          <w:szCs w:val="21"/>
+        </w:rPr>
+        <w:t xml:space="preserve">Concluir a reavaliação</w:t>
+      </w:r>
+      <w:r>
+        <w:rPr>
+          <w:color w:val="23293D"/>
+          <w:sz w:val="21"/>
+          <w:szCs w:val="21"/>
+        </w:rPr>
+        <w:t xml:space="preserve"> na mesma tela de avaliação. Ele vai para o </w:t>
+      </w:r>
+      <w:r>
+        <w:rPr>
+          <w:b/>
+          <w:bCs/>
+          <w:color w:val="23293D"/>
+          <w:sz w:val="21"/>
+          <w:szCs w:val="21"/>
+        </w:rPr>
+        <w:t xml:space="preserve">Acompanhamento</w:t>
+      </w:r>
+      <w:r>
+        <w:rPr>
+          <w:color w:val="23293D"/>
+          <w:sz w:val="21"/>
+          <w:szCs w:val="21"/>
+        </w:rPr>
+        <w:t xml:space="preserve"> sem passar pelo Planejamento. Precisando de plano novo, o botão é o mesmo de sempre: </w:t>
+      </w:r>
+      <w:r>
+        <w:rPr>
+          <w:b/>
+          <w:bCs/>
+          <w:color w:val="23293D"/>
+          <w:sz w:val="21"/>
+          <w:szCs w:val="21"/>
+        </w:rPr>
+        <w:t xml:space="preserve">Enviar ao Centro de Planejamento</w:t>
+      </w:r>
+      <w:r>
+        <w:rPr>
+          <w:color w:val="23293D"/>
+          <w:sz w:val="21"/>
+          <w:szCs w:val="21"/>
+        </w:rPr>
+        <w:t xml:space="preserve">.</w:t>
+      </w:r>
+    </w:p>
+    <w:p>
+      <w:pPr>
         <w:pStyle w:val="Heading2"/>
       </w:pPr>
       <w:r>
@@ -26887,6 +27046,83 @@
           <w:szCs w:val="21"/>
         </w:rPr>
         <w:t xml:space="preserve">, que exige nova aprovação.</w:t>
+      </w:r>
+    </w:p>
+    <w:p>
+      <w:pPr>
+        <w:spacing w:after="140" w:line="280"/>
+      </w:pPr>
+      <w:r>
+        <w:rPr>
+          <w:b/>
+          <w:bCs/>
+          <w:color w:val="23293D"/>
+          <w:sz w:val="21"/>
+          <w:szCs w:val="21"/>
+        </w:rPr>
+        <w:t xml:space="preserve">Quando faltar informação para planejar</w:t>
+      </w:r>
+      <w:r>
+        <w:rPr>
+          <w:color w:val="23293D"/>
+          <w:sz w:val="21"/>
+          <w:szCs w:val="21"/>
+        </w:rPr>
+        <w:t xml:space="preserve">, não devolva o caso em silêncio: use </w:t>
+      </w:r>
+      <w:r>
+        <w:rPr>
+          <w:b/>
+          <w:bCs/>
+          <w:color w:val="23293D"/>
+          <w:sz w:val="21"/>
+          <w:szCs w:val="21"/>
+        </w:rPr>
+        <w:t xml:space="preserve">Devolver ao Coordenador</w:t>
+      </w:r>
+      <w:r>
+        <w:rPr>
+          <w:color w:val="23293D"/>
+          <w:sz w:val="21"/>
+          <w:szCs w:val="21"/>
+        </w:rPr>
+        <w:t xml:space="preserve">, na aba Plano, e escreva o que falta (foto, exame, consideração). Escolha </w:t>
+      </w:r>
+      <w:r>
+        <w:rPr>
+          <w:b/>
+          <w:bCs/>
+          <w:color w:val="23293D"/>
+          <w:sz w:val="21"/>
+          <w:szCs w:val="21"/>
+        </w:rPr>
+        <w:t xml:space="preserve">Conversão Clínica</w:t>
+      </w:r>
+      <w:r>
+        <w:rPr>
+          <w:color w:val="23293D"/>
+          <w:sz w:val="21"/>
+          <w:szCs w:val="21"/>
+        </w:rPr>
+        <w:t xml:space="preserve"> quando for só dado faltando, ou </w:t>
+      </w:r>
+      <w:r>
+        <w:rPr>
+          <w:b/>
+          <w:bCs/>
+          <w:color w:val="23293D"/>
+          <w:sz w:val="21"/>
+          <w:szCs w:val="21"/>
+        </w:rPr>
+        <w:t xml:space="preserve">Reavaliação</w:t>
+      </w:r>
+      <w:r>
+        <w:rPr>
+          <w:color w:val="23293D"/>
+          <w:sz w:val="21"/>
+          <w:szCs w:val="21"/>
+        </w:rPr>
+        <w:t xml:space="preserve"> quando o caso precisar ser examinado de novo. O Coordenador recebe o aviso com o seu motivo — sem ele, o caso volta igual.</w:t>
       </w:r>
     </w:p>
     <w:p>
@@ -28324,6 +28560,83 @@
           <w:szCs w:val="21"/>
         </w:rPr>
         <w:t xml:space="preserve">, e a cobrança não muda até alguém autorizar.</w:t>
+      </w:r>
+    </w:p>
+    <w:p>
+      <w:pPr>
+        <w:spacing w:after="140" w:line="280"/>
+      </w:pPr>
+      <w:r>
+        <w:rPr>
+          <w:b/>
+          <w:bCs/>
+          <w:color w:val="23293D"/>
+          <w:sz w:val="21"/>
+          <w:szCs w:val="21"/>
+        </w:rPr>
+        <w:t xml:space="preserve">Quando o plano não serve para a negociação</w:t>
+      </w:r>
+      <w:r>
+        <w:rPr>
+          <w:color w:val="23293D"/>
+          <w:sz w:val="21"/>
+          <w:szCs w:val="21"/>
+        </w:rPr>
+        <w:t xml:space="preserve"> — o paciente pediu algo mais barato, mudou de ideia sobre o escopo, ou o orçamento não cabe no que ele pode pagar —, use </w:t>
+      </w:r>
+      <w:r>
+        <w:rPr>
+          <w:b/>
+          <w:bCs/>
+          <w:color w:val="23293D"/>
+          <w:sz w:val="21"/>
+          <w:szCs w:val="21"/>
+        </w:rPr>
+        <w:t xml:space="preserve">Devolver ao Planejamento</w:t>
+      </w:r>
+      <w:r>
+        <w:rPr>
+          <w:color w:val="23293D"/>
+          <w:sz w:val="21"/>
+          <w:szCs w:val="21"/>
+        </w:rPr>
+        <w:t xml:space="preserve"> e escreva as considerações. O plano </w:t>
+      </w:r>
+      <w:r>
+        <w:rPr>
+          <w:b/>
+          <w:bCs/>
+          <w:color w:val="23293D"/>
+          <w:sz w:val="21"/>
+          <w:szCs w:val="21"/>
+        </w:rPr>
+        <w:t xml:space="preserve">reabre</w:t>
+      </w:r>
+      <w:r>
+        <w:rPr>
+          <w:color w:val="23293D"/>
+          <w:sz w:val="21"/>
+          <w:szCs w:val="21"/>
+        </w:rPr>
+        <w:t xml:space="preserve"> para o Planner com o seu texto em destaque, a negociação é encerrada, e o cliente volta para o </w:t>
+      </w:r>
+      <w:r>
+        <w:rPr>
+          <w:b/>
+          <w:bCs/>
+          <w:color w:val="23293D"/>
+          <w:sz w:val="21"/>
+          <w:szCs w:val="21"/>
+        </w:rPr>
+        <w:t xml:space="preserve">Centro de Planejamento</w:t>
+      </w:r>
+      <w:r>
+        <w:rPr>
+          <w:color w:val="23293D"/>
+          <w:sz w:val="21"/>
+          <w:szCs w:val="21"/>
+        </w:rPr>
+        <w:t xml:space="preserve">. É o único jeito de fazer esse caminho: a fase não se move à mão.</w:t>
       </w:r>
     </w:p>
     <w:p>
@@ -31541,7 +31854,25 @@
           <w:sz w:val="21"/>
           <w:szCs w:val="21"/>
         </w:rPr>
-        <w:t xml:space="preserve"> move para </w:t>
+        <w:t xml:space="preserve"> agenda a avaliação e faz o </w:t>
+      </w:r>
+      <w:r>
+        <w:rPr>
+          <w:b/>
+          <w:bCs/>
+          <w:color w:val="23293D"/>
+          <w:sz w:val="21"/>
+          <w:szCs w:val="21"/>
+        </w:rPr>
+        <w:t xml:space="preserve">check-in</w:t>
+      </w:r>
+      <w:r>
+        <w:rPr>
+          <w:color w:val="23293D"/>
+          <w:sz w:val="21"/>
+          <w:szCs w:val="21"/>
+        </w:rPr>
+        <w:t xml:space="preserve"> quando o paciente chega → o sistema move sozinho para </w:t>
       </w:r>
       <w:r>
         <w:rPr>
@@ -31559,7 +31890,7 @@
           <w:sz w:val="21"/>
           <w:szCs w:val="21"/>
         </w:rPr>
-        <w:t xml:space="preserve">.</w:t>
+        <w:t xml:space="preserve">. (Não existe mais botão para mover aqui: quem move é a chegada do paciente.)</w:t>
       </w:r>
     </w:p>
     <w:p>
@@ -32054,6 +32385,1938 @@
           <w:szCs w:val="21"/>
         </w:rPr>
         <w:t xml:space="preserve"> (vai para follow-up).</w:t>
+      </w:r>
+    </w:p>
+    <w:p>
+      <w:pPr>
+        <w:pStyle w:val="Heading2"/>
+      </w:pPr>
+      <w:r>
+        <w:rPr>
+          <w:color w:val="1F3253"/>
+        </w:rPr>
+        <w:t xml:space="preserve">Fluxo 2b — Quem move o cliente de fase (e quando)</w:t>
+      </w:r>
+    </w:p>
+    <w:p>
+      <w:pPr>
+        <w:spacing w:after="140" w:line="280"/>
+      </w:pPr>
+      <w:r>
+        <w:rPr>
+          <w:b/>
+          <w:bCs/>
+          <w:color w:val="23293D"/>
+          <w:sz w:val="21"/>
+          <w:szCs w:val="21"/>
+        </w:rPr>
+        <w:t xml:space="preserve">A fase anda sozinha.</w:t>
+      </w:r>
+      <w:r>
+        <w:rPr>
+          <w:color w:val="23293D"/>
+          <w:sz w:val="21"/>
+          <w:szCs w:val="21"/>
+        </w:rPr>
+        <w:t xml:space="preserve"> Ela é a consequência do trabalho que acabou de ser feito — não é um campo que alguém arrasta quando lembra. Se a fase pudesse ser mudada à mão, ela passaria a dizer o que a pessoa achou, e não o que aconteceu.</w:t>
+      </w:r>
+    </w:p>
+    <w:p>
+      <w:pPr>
+        <w:spacing w:after="140" w:line="280"/>
+      </w:pPr>
+      <w:r>
+        <w:rPr>
+          <w:b/>
+          <w:bCs/>
+          <w:color w:val="23293D"/>
+          <w:sz w:val="21"/>
+          <w:szCs w:val="21"/>
+        </w:rPr>
+        <w:t xml:space="preserve">O sistema move sozinho quando:</w:t>
+      </w:r>
+    </w:p>
+    <w:tbl>
+      <w:tblPr>
+        <w:tblW w:type="dxa" w:w="9638"/>
+        <w:tblBorders>
+          <w:top w:val="single" w:color="D8D4C8" w:sz="2"/>
+          <w:left w:val="single" w:color="D8D4C8" w:sz="2"/>
+          <w:bottom w:val="single" w:color="D8D4C8" w:sz="2"/>
+          <w:right w:val="single" w:color="D8D4C8" w:sz="2"/>
+          <w:insideH w:val="single" w:color="D8D4C8" w:sz="2"/>
+          <w:insideV w:val="single" w:color="D8D4C8" w:sz="2"/>
+        </w:tblBorders>
+        <w:tblLayout w:type="fixed"/>
+      </w:tblPr>
+      <w:tblGrid>
+        <w:gridCol w:w="2517"/>
+        <w:gridCol w:w="2862"/>
+        <w:gridCol w:w="4259"/>
+      </w:tblGrid>
+      <w:tr>
+        <w:trPr>
+          <w:tblHeader/>
+        </w:trPr>
+        <w:tc>
+          <w:tcPr>
+            <w:tcW w:type="dxa" w:w="2517"/>
+            <w:shd w:fill="1F3253" w:color="auto" w:val="clear"/>
+            <w:tcMar>
+              <w:top w:type="dxa" w:w="90"/>
+              <w:left w:type="dxa" w:w="110"/>
+              <w:bottom w:type="dxa" w:w="90"/>
+              <w:right w:type="dxa" w:w="110"/>
+            </w:tcMar>
+            <w:vAlign w:val="center"/>
+          </w:tcPr>
+          <w:p>
+            <w:pPr>
+              <w:spacing w:after="0" w:line="250"/>
+            </w:pPr>
+            <w:r>
+              <w:rPr>
+                <w:b/>
+                <w:bCs/>
+                <w:color w:val="FFFFFF"/>
+                <w:sz w:val="19"/>
+                <w:szCs w:val="19"/>
+              </w:rPr>
+              <w:t xml:space="preserve">O cliente vai de</w:t>
+            </w:r>
+          </w:p>
+        </w:tc>
+        <w:tc>
+          <w:tcPr>
+            <w:tcW w:type="dxa" w:w="2862"/>
+            <w:shd w:fill="1F3253" w:color="auto" w:val="clear"/>
+            <w:tcMar>
+              <w:top w:type="dxa" w:w="90"/>
+              <w:left w:type="dxa" w:w="110"/>
+              <w:bottom w:type="dxa" w:w="90"/>
+              <w:right w:type="dxa" w:w="110"/>
+            </w:tcMar>
+            <w:vAlign w:val="center"/>
+          </w:tcPr>
+          <w:p>
+            <w:pPr>
+              <w:spacing w:after="0" w:line="250"/>
+            </w:pPr>
+            <w:r>
+              <w:rPr>
+                <w:b/>
+                <w:bCs/>
+                <w:color w:val="FFFFFF"/>
+                <w:sz w:val="19"/>
+                <w:szCs w:val="19"/>
+              </w:rPr>
+              <w:t xml:space="preserve">para</w:t>
+            </w:r>
+          </w:p>
+        </w:tc>
+        <w:tc>
+          <w:tcPr>
+            <w:tcW w:type="dxa" w:w="4259"/>
+            <w:shd w:fill="1F3253" w:color="auto" w:val="clear"/>
+            <w:tcMar>
+              <w:top w:type="dxa" w:w="90"/>
+              <w:left w:type="dxa" w:w="110"/>
+              <w:bottom w:type="dxa" w:w="90"/>
+              <w:right w:type="dxa" w:w="110"/>
+            </w:tcMar>
+            <w:vAlign w:val="center"/>
+          </w:tcPr>
+          <w:p>
+            <w:pPr>
+              <w:spacing w:after="0" w:line="250"/>
+            </w:pPr>
+            <w:r>
+              <w:rPr>
+                <w:b/>
+                <w:bCs/>
+                <w:color w:val="FFFFFF"/>
+                <w:sz w:val="19"/>
+                <w:szCs w:val="19"/>
+              </w:rPr>
+              <w:t xml:space="preserve">quando</w:t>
+            </w:r>
+          </w:p>
+        </w:tc>
+      </w:tr>
+      <w:tr>
+        <w:tc>
+          <w:tcPr>
+            <w:tcW w:type="dxa" w:w="2517"/>
+            <w:tcMar>
+              <w:top w:type="dxa" w:w="90"/>
+              <w:left w:type="dxa" w:w="110"/>
+              <w:bottom w:type="dxa" w:w="90"/>
+              <w:right w:type="dxa" w:w="110"/>
+            </w:tcMar>
+            <w:vAlign w:val="center"/>
+          </w:tcPr>
+          <w:p>
+            <w:pPr>
+              <w:spacing w:after="0" w:line="250"/>
+            </w:pPr>
+            <w:r>
+              <w:rPr>
+                <w:color w:val="23293D"/>
+                <w:sz w:val="20"/>
+                <w:szCs w:val="20"/>
+              </w:rPr>
+              <w:t xml:space="preserve">Aquisição</w:t>
+            </w:r>
+          </w:p>
+        </w:tc>
+        <w:tc>
+          <w:tcPr>
+            <w:tcW w:type="dxa" w:w="2862"/>
+            <w:tcMar>
+              <w:top w:type="dxa" w:w="90"/>
+              <w:left w:type="dxa" w:w="110"/>
+              <w:bottom w:type="dxa" w:w="90"/>
+              <w:right w:type="dxa" w:w="110"/>
+            </w:tcMar>
+            <w:vAlign w:val="center"/>
+          </w:tcPr>
+          <w:p>
+            <w:pPr>
+              <w:spacing w:after="0" w:line="250"/>
+            </w:pPr>
+            <w:r>
+              <w:rPr>
+                <w:color w:val="23293D"/>
+                <w:sz w:val="20"/>
+                <w:szCs w:val="20"/>
+              </w:rPr>
+              <w:t xml:space="preserve">Conversão Clínica</w:t>
+            </w:r>
+          </w:p>
+        </w:tc>
+        <w:tc>
+          <w:tcPr>
+            <w:tcW w:type="dxa" w:w="4259"/>
+            <w:tcMar>
+              <w:top w:type="dxa" w:w="90"/>
+              <w:left w:type="dxa" w:w="110"/>
+              <w:bottom w:type="dxa" w:w="90"/>
+              <w:right w:type="dxa" w:w="110"/>
+            </w:tcMar>
+            <w:vAlign w:val="center"/>
+          </w:tcPr>
+          <w:p>
+            <w:pPr>
+              <w:spacing w:after="0" w:line="250"/>
+            </w:pPr>
+            <w:r>
+              <w:rPr>
+                <w:color w:val="23293D"/>
+                <w:sz w:val="20"/>
+                <w:szCs w:val="20"/>
+              </w:rPr>
+              <w:t xml:space="preserve">a recepção faz o </w:t>
+            </w:r>
+            <w:r>
+              <w:rPr>
+                <w:b/>
+                <w:bCs/>
+                <w:color w:val="23293D"/>
+                <w:sz w:val="20"/>
+                <w:szCs w:val="20"/>
+              </w:rPr>
+              <w:t xml:space="preserve">check-in</w:t>
+            </w:r>
+            <w:r>
+              <w:rPr>
+                <w:color w:val="23293D"/>
+                <w:sz w:val="20"/>
+                <w:szCs w:val="20"/>
+              </w:rPr>
+              <w:t xml:space="preserve"> da </w:t>
+            </w:r>
+            <w:r>
+              <w:rPr>
+                <w:b/>
+                <w:bCs/>
+                <w:color w:val="23293D"/>
+                <w:sz w:val="20"/>
+                <w:szCs w:val="20"/>
+              </w:rPr>
+              <w:t xml:space="preserve">avaliação</w:t>
+            </w:r>
+          </w:p>
+        </w:tc>
+      </w:tr>
+      <w:tr>
+        <w:tc>
+          <w:tcPr>
+            <w:tcW w:type="dxa" w:w="2517"/>
+            <w:shd w:fill="F7F6F2" w:color="auto" w:val="clear"/>
+            <w:tcMar>
+              <w:top w:type="dxa" w:w="90"/>
+              <w:left w:type="dxa" w:w="110"/>
+              <w:bottom w:type="dxa" w:w="90"/>
+              <w:right w:type="dxa" w:w="110"/>
+            </w:tcMar>
+            <w:vAlign w:val="center"/>
+          </w:tcPr>
+          <w:p>
+            <w:pPr>
+              <w:spacing w:after="0" w:line="250"/>
+            </w:pPr>
+            <w:r>
+              <w:rPr>
+                <w:color w:val="23293D"/>
+                <w:sz w:val="20"/>
+                <w:szCs w:val="20"/>
+              </w:rPr>
+              <w:t xml:space="preserve">Aquisição</w:t>
+            </w:r>
+          </w:p>
+        </w:tc>
+        <w:tc>
+          <w:tcPr>
+            <w:tcW w:type="dxa" w:w="2862"/>
+            <w:shd w:fill="F7F6F2" w:color="auto" w:val="clear"/>
+            <w:tcMar>
+              <w:top w:type="dxa" w:w="90"/>
+              <w:left w:type="dxa" w:w="110"/>
+              <w:bottom w:type="dxa" w:w="90"/>
+              <w:right w:type="dxa" w:w="110"/>
+            </w:tcMar>
+            <w:vAlign w:val="center"/>
+          </w:tcPr>
+          <w:p>
+            <w:pPr>
+              <w:spacing w:after="0" w:line="250"/>
+            </w:pPr>
+            <w:r>
+              <w:rPr>
+                <w:color w:val="23293D"/>
+                <w:sz w:val="20"/>
+                <w:szCs w:val="20"/>
+              </w:rPr>
+              <w:t xml:space="preserve">Início de Tratamento</w:t>
+            </w:r>
+          </w:p>
+        </w:tc>
+        <w:tc>
+          <w:tcPr>
+            <w:tcW w:type="dxa" w:w="4259"/>
+            <w:shd w:fill="F7F6F2" w:color="auto" w:val="clear"/>
+            <w:tcMar>
+              <w:top w:type="dxa" w:w="90"/>
+              <w:left w:type="dxa" w:w="110"/>
+              <w:bottom w:type="dxa" w:w="90"/>
+              <w:right w:type="dxa" w:w="110"/>
+            </w:tcMar>
+            <w:vAlign w:val="center"/>
+          </w:tcPr>
+          <w:p>
+            <w:pPr>
+              <w:spacing w:after="0" w:line="250"/>
+            </w:pPr>
+            <w:r>
+              <w:rPr>
+                <w:color w:val="23293D"/>
+                <w:sz w:val="20"/>
+                <w:szCs w:val="20"/>
+              </w:rPr>
+              <w:t xml:space="preserve">check-in de </w:t>
+            </w:r>
+            <w:r>
+              <w:rPr>
+                <w:b/>
+                <w:bCs/>
+                <w:color w:val="23293D"/>
+                <w:sz w:val="20"/>
+                <w:szCs w:val="20"/>
+              </w:rPr>
+              <w:t xml:space="preserve">urgência/emergência</w:t>
+            </w:r>
+          </w:p>
+        </w:tc>
+      </w:tr>
+      <w:tr>
+        <w:tc>
+          <w:tcPr>
+            <w:tcW w:type="dxa" w:w="251